--- a/electron/database/generate-document/templates/order-confirmation.docx
+++ b/electron/database/generate-document/templates/order-confirmation.docx
@@ -1392,37 +1392,17 @@
                 <w:sz w:val="20"/>
                 <w:szCs w:val="20"/>
               </w:rPr>
-              <w:t>{#</w:t>
-            </w:r>
-            <w:proofErr w:type="gramStart"/>
-            <w:r>
-              <w:rPr>
-                <w:rFonts w:ascii="Arial" w:hAnsi="Arial" w:cs="Arial"/>
-                <w:sz w:val="20"/>
-                <w:szCs w:val="20"/>
-              </w:rPr>
-              <w:t>IPItems}</w:t>
-            </w:r>
-            <w:r>
-              <w:rPr>
-                <w:rFonts w:ascii="Arial" w:hAnsi="Arial" w:cs="Arial"/>
-                <w:b/>
-                <w:bCs/>
-                <w:sz w:val="20"/>
-                <w:szCs w:val="20"/>
-              </w:rPr>
-              <w:t>{</w:t>
-            </w:r>
-            <w:proofErr w:type="gramEnd"/>
-            <w:r>
-              <w:rPr>
-                <w:rFonts w:ascii="Arial" w:hAnsi="Arial" w:cs="Arial"/>
-                <w:b/>
-                <w:bCs/>
-                <w:sz w:val="20"/>
-                <w:szCs w:val="20"/>
-              </w:rPr>
-              <w:t>thicknessDetail}</w:t>
+              <w:t>{#IPItems}</w:t>
+            </w:r>
+            <w:r>
+              <w:rPr>
+                <w:rFonts w:ascii="Arial" w:hAnsi="Arial" w:cs="Arial"/>
+                <w:b/>
+                <w:bCs/>
+                <w:sz w:val="20"/>
+                <w:szCs w:val="20"/>
+              </w:rPr>
+              <w:t>{thicknessDetail}</w:t>
             </w:r>
             <w:r>
               <w:rPr>
@@ -1531,6 +1511,58 @@
               </w:rPr>
               <w:t>{length} X {width} X {height} MM</w:t>
             </w:r>
+            <w:r>
+              <w:rPr>
+                <w:rFonts w:ascii="Arial" w:hAnsi="Arial" w:cs="Arial"/>
+                <w:b/>
+                <w:bCs/>
+                <w:sz w:val="20"/>
+                <w:szCs w:val="20"/>
+              </w:rPr>
+              <w:t xml:space="preserve"> </w:t>
+            </w:r>
+            <w:r>
+              <w:rPr>
+                <w:rFonts w:ascii="Arial" w:hAnsi="Arial" w:cs="Arial"/>
+                <w:b/>
+                <w:bCs/>
+                <w:sz w:val="20"/>
+                <w:szCs w:val="20"/>
+              </w:rPr>
+              <w:t xml:space="preserve">- </w:t>
+            </w:r>
+            <w:r>
+              <w:rPr>
+                <w:rFonts w:cstheme="minorHAnsi"/>
+                <w:b/>
+                <w:bCs/>
+                <w:sz w:val="20"/>
+                <w:szCs w:val="20"/>
+              </w:rPr>
+              <w:t>{</w:t>
+            </w:r>
+            <w:proofErr w:type="spellStart"/>
+            <w:r>
+              <w:rPr>
+                <w:rFonts w:cstheme="minorHAnsi"/>
+                <w:b/>
+                <w:bCs/>
+                <w:sz w:val="20"/>
+                <w:szCs w:val="20"/>
+              </w:rPr>
+              <w:t>fsc</w:t>
+            </w:r>
+            <w:proofErr w:type="spellEnd"/>
+            <w:r>
+              <w:rPr>
+                <w:rFonts w:cstheme="minorHAnsi"/>
+                <w:b/>
+                <w:bCs/>
+                <w:sz w:val="20"/>
+                <w:szCs w:val="20"/>
+              </w:rPr>
+              <w:t>}</w:t>
+            </w:r>
           </w:p>
         </w:tc>
       </w:tr>
@@ -1554,25 +1586,7 @@
                 <w:sz w:val="18"/>
                 <w:szCs w:val="18"/>
               </w:rPr>
-              <w:t>{#</w:t>
-            </w:r>
-            <w:proofErr w:type="gramStart"/>
-            <w:r>
-              <w:rPr>
-                <w:rFonts w:ascii="Arial" w:hAnsi="Arial" w:cs="Arial"/>
-                <w:sz w:val="18"/>
-                <w:szCs w:val="18"/>
-              </w:rPr>
-              <w:t>invoices}{</w:t>
-            </w:r>
-            <w:proofErr w:type="gramEnd"/>
-            <w:r>
-              <w:rPr>
-                <w:rFonts w:ascii="Arial" w:hAnsi="Arial" w:cs="Arial"/>
-                <w:sz w:val="18"/>
-                <w:szCs w:val="18"/>
-              </w:rPr>
-              <w:t>containerFrom}{#containerTo} to {</w:t>
+              <w:t>{#invoices}{containerFrom}{#containerTo} to {</w:t>
             </w:r>
             <w:proofErr w:type="spellStart"/>
             <w:r>
@@ -1619,12 +1633,39 @@
           <w:p>
             <w:pPr>
               <w:ind w:right="113"/>
-              <w:rPr>
-                <w:rFonts w:ascii="Arial" w:hAnsi="Arial" w:cs="Arial"/>
-                <w:sz w:val="18"/>
-                <w:szCs w:val="18"/>
-              </w:rPr>
-            </w:pPr>
+              <w:jc w:val="center"/>
+              <w:rPr>
+                <w:rFonts w:ascii="Arial" w:hAnsi="Arial" w:cs="Arial"/>
+                <w:sz w:val="18"/>
+                <w:szCs w:val="18"/>
+              </w:rPr>
+            </w:pPr>
+            <w:r>
+              <w:rPr>
+                <w:rFonts w:ascii="Arial" w:hAnsi="Arial" w:cs="Arial"/>
+                <w:sz w:val="18"/>
+                <w:szCs w:val="18"/>
+              </w:rPr>
+              <w:t>{</w:t>
+            </w:r>
+            <w:proofErr w:type="spellStart"/>
+            <w:r>
+              <w:rPr>
+                <w:rFonts w:ascii="Arial" w:hAnsi="Arial" w:cs="Arial"/>
+                <w:sz w:val="18"/>
+                <w:szCs w:val="18"/>
+              </w:rPr>
+              <w:t>materialGrade</w:t>
+            </w:r>
+            <w:proofErr w:type="spellEnd"/>
+            <w:r>
+              <w:rPr>
+                <w:rFonts w:ascii="Arial" w:hAnsi="Arial" w:cs="Arial"/>
+                <w:sz w:val="18"/>
+                <w:szCs w:val="18"/>
+              </w:rPr>
+              <w:t>}</w:t>
+            </w:r>
           </w:p>
         </w:tc>
         <w:tc>
@@ -1781,25 +1822,7 @@
                 <w:sz w:val="18"/>
                 <w:szCs w:val="18"/>
               </w:rPr>
-              <w:t>{value}{/</w:t>
-            </w:r>
-            <w:proofErr w:type="gramStart"/>
-            <w:r>
-              <w:rPr>
-                <w:rFonts w:ascii="Arial" w:hAnsi="Arial" w:cs="Arial"/>
-                <w:sz w:val="18"/>
-                <w:szCs w:val="18"/>
-              </w:rPr>
-              <w:t>invoices}{</w:t>
-            </w:r>
-            <w:proofErr w:type="gramEnd"/>
-            <w:r>
-              <w:rPr>
-                <w:rFonts w:ascii="Arial" w:hAnsi="Arial" w:cs="Arial"/>
-                <w:sz w:val="18"/>
-                <w:szCs w:val="18"/>
-              </w:rPr>
-              <w:t>/</w:t>
+              <w:t>{value}{/invoices}{/</w:t>
             </w:r>
             <w:proofErr w:type="spellStart"/>
             <w:r>
@@ -3181,7 +3204,6 @@
               <w:t>BRANCH {</w:t>
             </w:r>
             <w:proofErr w:type="spellStart"/>
-            <w:proofErr w:type="gramStart"/>
             <w:r>
               <w:rPr>
                 <w:rFonts w:ascii="Arial" w:hAnsi="Arial" w:cs="Arial"/>
@@ -3199,30 +3221,9 @@
                 <w:szCs w:val="18"/>
                 <w:lang w:val="en-IN"/>
               </w:rPr>
-              <w:t xml:space="preserve">}   </w:t>
-            </w:r>
-            <w:proofErr w:type="gramEnd"/>
-            <w:r>
-              <w:rPr>
-                <w:rFonts w:ascii="Arial" w:hAnsi="Arial" w:cs="Arial"/>
-                <w:sz w:val="18"/>
-                <w:szCs w:val="18"/>
-                <w:lang w:val="en-IN"/>
-              </w:rPr>
-              <w:t xml:space="preserve">      </w:t>
-            </w:r>
-            <w:proofErr w:type="gramStart"/>
-            <w:r>
-              <w:rPr>
-                <w:rFonts w:ascii="Arial" w:hAnsi="Arial" w:cs="Arial"/>
-                <w:sz w:val="18"/>
-                <w:szCs w:val="18"/>
-                <w:lang w:val="en-IN"/>
-              </w:rPr>
-              <w:t xml:space="preserve">   {</w:t>
+              <w:t>}            {</w:t>
             </w:r>
             <w:proofErr w:type="spellStart"/>
-            <w:proofErr w:type="gramEnd"/>
             <w:r>
               <w:rPr>
                 <w:rFonts w:ascii="Arial" w:hAnsi="Arial" w:cs="Arial"/>
@@ -3643,7 +3644,6 @@
     <w:r>
       <w:t xml:space="preserve">      </w:t>
     </w:r>
-    <w:proofErr w:type="gramStart"/>
     <w:r>
       <w:rPr>
         <w:spacing w:val="60"/>
@@ -3660,9 +3660,8 @@
       <w:rPr>
         <w:spacing w:val="60"/>
       </w:rPr>
-      <w:t xml:space="preserve"> ICA</w:t>
-    </w:r>
-    <w:proofErr w:type="gramEnd"/>
+      <w:t xml:space="preserve"> ICA </w:t>
+    </w:r>
     <w:r>
       <w:rPr>
         <w:spacing w:val="60"/>
@@ -3673,34 +3672,20 @@
       <w:rPr>
         <w:spacing w:val="60"/>
       </w:rPr>
+      <w:t>(I)</w:t>
+    </w:r>
+    <w:r>
+      <w:rPr>
+        <w:spacing w:val="60"/>
+      </w:rPr>
       <w:t xml:space="preserve"> </w:t>
     </w:r>
     <w:r>
       <w:rPr>
         <w:spacing w:val="60"/>
       </w:rPr>
-      <w:t>(I</w:t>
-    </w:r>
-    <w:proofErr w:type="gramStart"/>
-    <w:r>
-      <w:rPr>
-        <w:spacing w:val="60"/>
-      </w:rPr>
-      <w:t>)</w:t>
-    </w:r>
-    <w:r>
-      <w:rPr>
-        <w:spacing w:val="60"/>
-      </w:rPr>
-      <w:t xml:space="preserve"> </w:t>
-    </w:r>
-    <w:r>
-      <w:rPr>
-        <w:spacing w:val="60"/>
-      </w:rPr>
       <w:t xml:space="preserve"> LTD</w:t>
     </w:r>
-    <w:proofErr w:type="gramEnd"/>
   </w:p>
   <w:p>
     <w:pPr>
@@ -4002,15 +3987,6 @@
         <w:color w:val="auto"/>
       </w:rPr>
       <w:tab/>
-    </w:r>
-    <w:proofErr w:type="gramStart"/>
-    <w:r>
-      <w:rPr>
-        <w:rFonts w:ascii="Arial" w:hAnsi="Arial" w:cs="Arial"/>
-        <w:b/>
-        <w:bCs/>
-        <w:color w:val="auto"/>
-      </w:rPr>
       <w:t>D</w:t>
     </w:r>
     <w:r>
@@ -4033,7 +4009,6 @@
       </w:rPr>
       <w:t>.</w:t>
     </w:r>
-    <w:proofErr w:type="gramEnd"/>
   </w:p>
   <w:p>
     <w:pPr>
@@ -5497,7 +5472,6 @@
   <w:style w:type="character" w:default="1" w:styleId="DefaultParagraphFont">
     <w:name w:val="Default Paragraph Font"/>
     <w:uiPriority w:val="1"/>
-    <w:semiHidden/>
     <w:unhideWhenUsed/>
   </w:style>
   <w:style w:type="table" w:default="1" w:styleId="TableNormal">

--- a/electron/database/generate-document/templates/order-confirmation.docx
+++ b/electron/database/generate-document/templates/order-confirmation.docx
@@ -1058,7 +1058,8 @@
       </w:tblPr>
       <w:tblGrid>
         <w:gridCol w:w="1583"/>
-        <w:gridCol w:w="3673"/>
+        <w:gridCol w:w="2127"/>
+        <w:gridCol w:w="1546"/>
         <w:gridCol w:w="1430"/>
         <w:gridCol w:w="1146"/>
         <w:gridCol w:w="1271"/>
@@ -1124,7 +1125,7 @@
         </w:tc>
         <w:tc>
           <w:tcPr>
-            <w:tcW w:w="3673" w:type="dxa"/>
+            <w:tcW w:w="2127" w:type="dxa"/>
           </w:tcPr>
           <w:p>
             <w:pPr>
@@ -1132,16 +1133,318 @@
               <w:jc w:val="center"/>
               <w:rPr>
                 <w:rFonts w:ascii="Arial" w:hAnsi="Arial" w:cs="Arial"/>
-              </w:rPr>
-            </w:pPr>
+                <w:sz w:val="18"/>
+                <w:szCs w:val="18"/>
+              </w:rPr>
+            </w:pPr>
+            <w:r>
+              <w:rPr>
+                <w:rFonts w:cstheme="minorHAnsi"/>
+                <w:b/>
+                <w:bCs/>
+                <w:sz w:val="18"/>
+                <w:szCs w:val="18"/>
+              </w:rPr>
+              <w:t>{#isAus}ASW No{/</w:t>
+            </w:r>
+            <w:proofErr w:type="spellStart"/>
+            <w:r>
+              <w:rPr>
+                <w:rFonts w:cstheme="minorHAnsi"/>
+                <w:b/>
+                <w:bCs/>
+                <w:sz w:val="18"/>
+                <w:szCs w:val="18"/>
+              </w:rPr>
+              <w:t>isAus</w:t>
+            </w:r>
+            <w:proofErr w:type="spellEnd"/>
+            <w:r>
+              <w:rPr>
+                <w:rFonts w:cstheme="minorHAnsi"/>
+                <w:b/>
+                <w:bCs/>
+                <w:sz w:val="18"/>
+                <w:szCs w:val="18"/>
+              </w:rPr>
+              <w:t>}{#</w:t>
+            </w:r>
+            <w:proofErr w:type="spellStart"/>
+            <w:r>
+              <w:rPr>
+                <w:rFonts w:cstheme="minorHAnsi"/>
+                <w:b/>
+                <w:bCs/>
+                <w:sz w:val="18"/>
+                <w:szCs w:val="18"/>
+                <w:lang w:val="en-IN"/>
+              </w:rPr>
+              <w:t>isUK</w:t>
+            </w:r>
+            <w:proofErr w:type="spellEnd"/>
+            <w:r>
+              <w:rPr>
+                <w:rFonts w:cstheme="minorHAnsi"/>
+                <w:b/>
+                <w:bCs/>
+                <w:sz w:val="18"/>
+                <w:szCs w:val="18"/>
+              </w:rPr>
+              <w:t>}</w:t>
+            </w:r>
             <w:r>
               <w:rPr>
                 <w:rFonts w:ascii="Arial" w:hAnsi="Arial" w:cs="Arial"/>
                 <w:b/>
                 <w:spacing w:val="-4"/>
                 <w:sz w:val="18"/>
+                <w:szCs w:val="18"/>
               </w:rPr>
               <w:t>Code</w:t>
+            </w:r>
+            <w:r>
+              <w:rPr>
+                <w:rFonts w:cstheme="minorHAnsi"/>
+                <w:b/>
+                <w:bCs/>
+                <w:sz w:val="18"/>
+                <w:szCs w:val="18"/>
+              </w:rPr>
+              <w:t>{/</w:t>
+            </w:r>
+            <w:proofErr w:type="spellStart"/>
+            <w:r>
+              <w:rPr>
+                <w:rFonts w:cstheme="minorHAnsi"/>
+                <w:b/>
+                <w:bCs/>
+                <w:sz w:val="18"/>
+                <w:szCs w:val="18"/>
+              </w:rPr>
+              <w:t>isUK</w:t>
+            </w:r>
+            <w:proofErr w:type="spellEnd"/>
+            <w:r>
+              <w:rPr>
+                <w:rFonts w:cstheme="minorHAnsi"/>
+                <w:b/>
+                <w:bCs/>
+                <w:sz w:val="18"/>
+                <w:szCs w:val="18"/>
+              </w:rPr>
+              <w:t>}{#</w:t>
+            </w:r>
+            <w:proofErr w:type="spellStart"/>
+            <w:r>
+              <w:rPr>
+                <w:rFonts w:cstheme="minorHAnsi"/>
+                <w:b/>
+                <w:bCs/>
+                <w:sz w:val="18"/>
+                <w:szCs w:val="18"/>
+                <w:lang w:val="en-IN"/>
+              </w:rPr>
+              <w:t>isGen</w:t>
+            </w:r>
+            <w:proofErr w:type="spellEnd"/>
+            <w:r>
+              <w:rPr>
+                <w:rFonts w:cstheme="minorHAnsi"/>
+                <w:b/>
+                <w:bCs/>
+                <w:sz w:val="18"/>
+                <w:szCs w:val="18"/>
+              </w:rPr>
+              <w:t>}</w:t>
+            </w:r>
+            <w:r>
+              <w:rPr>
+                <w:rFonts w:ascii="Arial" w:hAnsi="Arial" w:cs="Arial"/>
+                <w:b/>
+                <w:spacing w:val="-4"/>
+                <w:sz w:val="18"/>
+                <w:szCs w:val="18"/>
+              </w:rPr>
+              <w:t>Grade</w:t>
+            </w:r>
+            <w:r>
+              <w:rPr>
+                <w:rFonts w:cstheme="minorHAnsi"/>
+                <w:b/>
+                <w:bCs/>
+                <w:sz w:val="18"/>
+                <w:szCs w:val="18"/>
+              </w:rPr>
+              <w:t>{/</w:t>
+            </w:r>
+            <w:proofErr w:type="spellStart"/>
+            <w:r>
+              <w:rPr>
+                <w:rFonts w:cstheme="minorHAnsi"/>
+                <w:b/>
+                <w:bCs/>
+                <w:sz w:val="18"/>
+                <w:szCs w:val="18"/>
+                <w:lang w:val="en-IN"/>
+              </w:rPr>
+              <w:t>isGen</w:t>
+            </w:r>
+            <w:proofErr w:type="spellEnd"/>
+            <w:r>
+              <w:rPr>
+                <w:rFonts w:cstheme="minorHAnsi"/>
+                <w:b/>
+                <w:bCs/>
+                <w:sz w:val="18"/>
+                <w:szCs w:val="18"/>
+              </w:rPr>
+              <w:t>}</w:t>
+            </w:r>
+          </w:p>
+        </w:tc>
+        <w:tc>
+          <w:tcPr>
+            <w:tcW w:w="1546" w:type="dxa"/>
+          </w:tcPr>
+          <w:p>
+            <w:pPr>
+              <w:ind w:right="113"/>
+              <w:jc w:val="center"/>
+              <w:rPr>
+                <w:rFonts w:ascii="Arial" w:hAnsi="Arial" w:cs="Arial"/>
+                <w:sz w:val="18"/>
+                <w:szCs w:val="18"/>
+              </w:rPr>
+            </w:pPr>
+            <w:r>
+              <w:rPr>
+                <w:rFonts w:cstheme="minorHAnsi"/>
+                <w:b/>
+                <w:bCs/>
+                <w:sz w:val="18"/>
+                <w:szCs w:val="18"/>
+              </w:rPr>
+              <w:t xml:space="preserve">{#isAus}ASW </w:t>
+            </w:r>
+            <w:proofErr w:type="spellStart"/>
+            <w:r>
+              <w:rPr>
+                <w:rFonts w:cstheme="minorHAnsi"/>
+                <w:b/>
+                <w:bCs/>
+                <w:sz w:val="18"/>
+                <w:szCs w:val="18"/>
+              </w:rPr>
+              <w:t>PO.</w:t>
+            </w:r>
+            <w:r>
+              <w:rPr>
+                <w:rFonts w:cstheme="minorHAnsi"/>
+                <w:b/>
+                <w:bCs/>
+                <w:sz w:val="18"/>
+                <w:szCs w:val="18"/>
+              </w:rPr>
+              <w:t>No</w:t>
+            </w:r>
+            <w:proofErr w:type="spellEnd"/>
+            <w:r>
+              <w:rPr>
+                <w:rFonts w:cstheme="minorHAnsi"/>
+                <w:b/>
+                <w:bCs/>
+                <w:sz w:val="18"/>
+                <w:szCs w:val="18"/>
+              </w:rPr>
+              <w:t>{/</w:t>
+            </w:r>
+            <w:proofErr w:type="spellStart"/>
+            <w:r>
+              <w:rPr>
+                <w:rFonts w:cstheme="minorHAnsi"/>
+                <w:b/>
+                <w:bCs/>
+                <w:sz w:val="18"/>
+                <w:szCs w:val="18"/>
+              </w:rPr>
+              <w:t>isAus</w:t>
+            </w:r>
+            <w:proofErr w:type="spellEnd"/>
+            <w:r>
+              <w:rPr>
+                <w:rFonts w:cstheme="minorHAnsi"/>
+                <w:b/>
+                <w:bCs/>
+                <w:sz w:val="18"/>
+                <w:szCs w:val="18"/>
+              </w:rPr>
+              <w:t>}{#</w:t>
+            </w:r>
+            <w:proofErr w:type="spellStart"/>
+            <w:r>
+              <w:rPr>
+                <w:rFonts w:cstheme="minorHAnsi"/>
+                <w:b/>
+                <w:bCs/>
+                <w:sz w:val="18"/>
+                <w:szCs w:val="18"/>
+                <w:lang w:val="en-IN"/>
+              </w:rPr>
+              <w:t>isGen</w:t>
+            </w:r>
+            <w:proofErr w:type="spellEnd"/>
+            <w:r>
+              <w:rPr>
+                <w:rFonts w:cstheme="minorHAnsi"/>
+                <w:b/>
+                <w:bCs/>
+                <w:sz w:val="18"/>
+                <w:szCs w:val="18"/>
+              </w:rPr>
+              <w:t>}</w:t>
+            </w:r>
+            <w:r>
+              <w:rPr>
+                <w:rFonts w:ascii="Arial" w:hAnsi="Arial" w:cs="Arial"/>
+                <w:b/>
+                <w:spacing w:val="-4"/>
+                <w:sz w:val="18"/>
+                <w:szCs w:val="18"/>
+              </w:rPr>
+              <w:t>Brand</w:t>
+            </w:r>
+            <w:r>
+              <w:rPr>
+                <w:rFonts w:cstheme="minorHAnsi"/>
+                <w:b/>
+                <w:bCs/>
+                <w:sz w:val="18"/>
+                <w:szCs w:val="18"/>
+              </w:rPr>
+              <w:t>{/</w:t>
+            </w:r>
+            <w:proofErr w:type="spellStart"/>
+            <w:r>
+              <w:rPr>
+                <w:rFonts w:cstheme="minorHAnsi"/>
+                <w:b/>
+                <w:bCs/>
+                <w:sz w:val="18"/>
+                <w:szCs w:val="18"/>
+                <w:lang w:val="en-IN"/>
+              </w:rPr>
+              <w:t>isGen</w:t>
+            </w:r>
+            <w:proofErr w:type="spellEnd"/>
+            <w:r>
+              <w:rPr>
+                <w:rFonts w:cstheme="minorHAnsi"/>
+                <w:b/>
+                <w:bCs/>
+                <w:sz w:val="18"/>
+                <w:szCs w:val="18"/>
+              </w:rPr>
+              <w:t>}</w:t>
             </w:r>
           </w:p>
         </w:tc>
@@ -1365,7 +1668,7 @@
         <w:tc>
           <w:tcPr>
             <w:tcW w:w="11783" w:type="dxa"/>
-            <w:gridSpan w:val="7"/>
+            <w:gridSpan w:val="8"/>
           </w:tcPr>
           <w:p>
             <w:pPr>
@@ -1628,7 +1931,7 @@
         </w:tc>
         <w:tc>
           <w:tcPr>
-            <w:tcW w:w="3673" w:type="dxa"/>
+            <w:tcW w:w="2127" w:type="dxa"/>
           </w:tcPr>
           <w:p>
             <w:pPr>
@@ -1661,6 +1964,124 @@
             <w:r>
               <w:rPr>
                 <w:rFonts w:ascii="Arial" w:hAnsi="Arial" w:cs="Arial"/>
+                <w:sz w:val="18"/>
+                <w:szCs w:val="18"/>
+              </w:rPr>
+              <w:t>}</w:t>
+            </w:r>
+          </w:p>
+        </w:tc>
+        <w:tc>
+          <w:tcPr>
+            <w:tcW w:w="1546" w:type="dxa"/>
+          </w:tcPr>
+          <w:p>
+            <w:pPr>
+              <w:ind w:right="113"/>
+              <w:jc w:val="center"/>
+              <w:rPr>
+                <w:rFonts w:ascii="Arial" w:hAnsi="Arial" w:cs="Arial"/>
+                <w:sz w:val="18"/>
+                <w:szCs w:val="18"/>
+              </w:rPr>
+            </w:pPr>
+            <w:r>
+              <w:rPr>
+                <w:rFonts w:cstheme="minorHAnsi"/>
+                <w:sz w:val="18"/>
+                <w:szCs w:val="18"/>
+              </w:rPr>
+              <w:t>{</w:t>
+            </w:r>
+            <w:r>
+              <w:rPr>
+                <w:rFonts w:cstheme="minorHAnsi"/>
+                <w:sz w:val="18"/>
+                <w:szCs w:val="18"/>
+              </w:rPr>
+              <w:t>^</w:t>
+            </w:r>
+            <w:proofErr w:type="spellStart"/>
+            <w:r>
+              <w:rPr>
+                <w:rFonts w:cstheme="minorHAnsi"/>
+                <w:sz w:val="18"/>
+                <w:szCs w:val="18"/>
+              </w:rPr>
+              <w:t>is</w:t>
+            </w:r>
+            <w:r>
+              <w:rPr>
+                <w:rFonts w:cstheme="minorHAnsi"/>
+                <w:sz w:val="18"/>
+                <w:szCs w:val="18"/>
+              </w:rPr>
+              <w:t>UK</w:t>
+            </w:r>
+            <w:proofErr w:type="spellEnd"/>
+            <w:r>
+              <w:rPr>
+                <w:rFonts w:cstheme="minorHAnsi"/>
+                <w:sz w:val="18"/>
+                <w:szCs w:val="18"/>
+              </w:rPr>
+              <w:t>}</w:t>
+            </w:r>
+            <w:r>
+              <w:rPr>
+                <w:rFonts w:cstheme="minorHAnsi"/>
+                <w:sz w:val="18"/>
+                <w:szCs w:val="18"/>
+              </w:rPr>
+              <w:t>{</w:t>
+            </w:r>
+            <w:proofErr w:type="spellStart"/>
+            <w:r>
+              <w:rPr>
+                <w:rFonts w:cstheme="minorHAnsi"/>
+                <w:sz w:val="18"/>
+                <w:szCs w:val="18"/>
+              </w:rPr>
+              <w:t>brandName</w:t>
+            </w:r>
+            <w:proofErr w:type="spellEnd"/>
+            <w:r>
+              <w:rPr>
+                <w:rFonts w:cstheme="minorHAnsi"/>
+                <w:sz w:val="18"/>
+                <w:szCs w:val="18"/>
+              </w:rPr>
+              <w:t>}</w:t>
+            </w:r>
+            <w:r>
+              <w:rPr>
+                <w:rFonts w:cstheme="minorHAnsi"/>
+                <w:sz w:val="18"/>
+                <w:szCs w:val="18"/>
+              </w:rPr>
+              <w:t>{/</w:t>
+            </w:r>
+            <w:proofErr w:type="spellStart"/>
+            <w:r>
+              <w:rPr>
+                <w:rFonts w:cstheme="minorHAnsi"/>
+                <w:sz w:val="18"/>
+                <w:szCs w:val="18"/>
+              </w:rPr>
+              <w:t>is</w:t>
+            </w:r>
+            <w:r>
+              <w:rPr>
+                <w:rFonts w:cstheme="minorHAnsi"/>
+                <w:sz w:val="18"/>
+                <w:szCs w:val="18"/>
+              </w:rPr>
+              <w:t>UK</w:t>
+            </w:r>
+            <w:proofErr w:type="spellEnd"/>
+            <w:r>
+              <w:rPr>
+                <w:rFonts w:cstheme="minorHAnsi"/>
                 <w:sz w:val="18"/>
                 <w:szCs w:val="18"/>
               </w:rPr>
@@ -1862,6 +2283,7 @@
         <w:tc>
           <w:tcPr>
             <w:tcW w:w="3673" w:type="dxa"/>
+            <w:gridSpan w:val="2"/>
           </w:tcPr>
           <w:p>
             <w:pPr>
@@ -1957,6 +2379,7 @@
         <w:tc>
           <w:tcPr>
             <w:tcW w:w="3673" w:type="dxa"/>
+            <w:gridSpan w:val="2"/>
           </w:tcPr>
           <w:p>
             <w:pPr>
@@ -2134,6 +2557,7 @@
         <w:tc>
           <w:tcPr>
             <w:tcW w:w="3673" w:type="dxa"/>
+            <w:gridSpan w:val="2"/>
           </w:tcPr>
           <w:p>
             <w:pPr>
@@ -2289,6 +2713,7 @@
         <w:tc>
           <w:tcPr>
             <w:tcW w:w="3673" w:type="dxa"/>
+            <w:gridSpan w:val="2"/>
           </w:tcPr>
           <w:p>
             <w:pPr>
@@ -2438,6 +2863,7 @@
         <w:tc>
           <w:tcPr>
             <w:tcW w:w="3673" w:type="dxa"/>
+            <w:gridSpan w:val="2"/>
           </w:tcPr>
           <w:p>
             <w:pPr>
@@ -2587,6 +3013,7 @@
         <w:tc>
           <w:tcPr>
             <w:tcW w:w="3673" w:type="dxa"/>
+            <w:gridSpan w:val="2"/>
           </w:tcPr>
           <w:p>
             <w:pPr>
@@ -2704,7 +3131,7 @@
         <w:tc>
           <w:tcPr>
             <w:tcW w:w="10230" w:type="dxa"/>
-            <w:gridSpan w:val="6"/>
+            <w:gridSpan w:val="7"/>
           </w:tcPr>
           <w:p>
             <w:pPr>
@@ -3049,6 +3476,7 @@
         <w:tc>
           <w:tcPr>
             <w:tcW w:w="3673" w:type="dxa"/>
+            <w:gridSpan w:val="2"/>
           </w:tcPr>
           <w:p>
             <w:pPr>
@@ -3297,6 +3725,7 @@
         <w:tc>
           <w:tcPr>
             <w:tcW w:w="3673" w:type="dxa"/>
+            <w:gridSpan w:val="2"/>
           </w:tcPr>
           <w:p>
             <w:pPr>
@@ -3408,6 +3837,7 @@
         <w:tc>
           <w:tcPr>
             <w:tcW w:w="3673" w:type="dxa"/>
+            <w:gridSpan w:val="2"/>
           </w:tcPr>
           <w:p>
             <w:pPr>
@@ -3493,7 +3923,7 @@
         <w:tc>
           <w:tcPr>
             <w:tcW w:w="11783" w:type="dxa"/>
-            <w:gridSpan w:val="7"/>
+            <w:gridSpan w:val="8"/>
           </w:tcPr>
           <w:p>
             <w:pPr>

--- a/electron/database/generate-document/templates/order-confirmation.docx
+++ b/electron/database/generate-document/templates/order-confirmation.docx
@@ -85,7 +85,6 @@
               </w:rPr>
               <w:t>{</w:t>
             </w:r>
-            <w:proofErr w:type="spellStart"/>
             <w:r>
               <w:rPr>
                 <w:rFonts w:ascii="Arial" w:hAnsi="Arial" w:cs="Arial"/>
@@ -96,7 +95,6 @@
               </w:rPr>
               <w:t>consigneeName</w:t>
             </w:r>
-            <w:proofErr w:type="spellEnd"/>
             <w:r>
               <w:rPr>
                 <w:rFonts w:ascii="Arial" w:hAnsi="Arial" w:cs="Arial"/>
@@ -132,7 +130,6 @@
               </w:rPr>
               <w:t>{</w:t>
             </w:r>
-            <w:proofErr w:type="spellStart"/>
             <w:r>
               <w:rPr>
                 <w:rFonts w:ascii="Arial" w:hAnsi="Arial" w:cs="Arial"/>
@@ -143,7 +140,6 @@
               </w:rPr>
               <w:t>consigneeAddress</w:t>
             </w:r>
-            <w:proofErr w:type="spellEnd"/>
             <w:r>
               <w:rPr>
                 <w:rFonts w:ascii="Arial" w:hAnsi="Arial" w:cs="Arial"/>
@@ -179,7 +175,6 @@
               </w:rPr>
               <w:t>{</w:t>
             </w:r>
-            <w:proofErr w:type="spellStart"/>
             <w:r>
               <w:rPr>
                 <w:rFonts w:ascii="Arial" w:hAnsi="Arial" w:cs="Arial"/>
@@ -190,7 +185,6 @@
               </w:rPr>
               <w:t>consigneeCity</w:t>
             </w:r>
-            <w:proofErr w:type="spellEnd"/>
             <w:r>
               <w:rPr>
                 <w:rFonts w:ascii="Arial" w:hAnsi="Arial" w:cs="Arial"/>
@@ -211,7 +205,6 @@
               </w:rPr>
               <w:t xml:space="preserve"> {</w:t>
             </w:r>
-            <w:proofErr w:type="spellStart"/>
             <w:r>
               <w:rPr>
                 <w:rFonts w:ascii="Arial" w:hAnsi="Arial" w:cs="Arial"/>
@@ -222,7 +215,6 @@
               </w:rPr>
               <w:t>consigneeState</w:t>
             </w:r>
-            <w:proofErr w:type="spellEnd"/>
             <w:r>
               <w:rPr>
                 <w:rFonts w:ascii="Arial" w:hAnsi="Arial" w:cs="Arial"/>
@@ -256,7 +248,6 @@
               </w:rPr>
               <w:t>{</w:t>
             </w:r>
-            <w:proofErr w:type="spellStart"/>
             <w:r>
               <w:rPr>
                 <w:rFonts w:ascii="Arial" w:hAnsi="Arial" w:cs="Arial"/>
@@ -267,7 +258,6 @@
               </w:rPr>
               <w:t>consigneeCountry</w:t>
             </w:r>
-            <w:proofErr w:type="spellEnd"/>
             <w:r>
               <w:rPr>
                 <w:rFonts w:ascii="Arial" w:hAnsi="Arial" w:cs="Arial"/>
@@ -298,7 +288,6 @@
               </w:rPr>
               <w:t>{</w:t>
             </w:r>
-            <w:proofErr w:type="spellStart"/>
             <w:r>
               <w:rPr>
                 <w:rFonts w:ascii="Arial" w:hAnsi="Arial" w:cs="Arial"/>
@@ -309,7 +298,6 @@
               </w:rPr>
               <w:t>consigneeZip</w:t>
             </w:r>
-            <w:proofErr w:type="spellEnd"/>
             <w:r>
               <w:rPr>
                 <w:rFonts w:ascii="Arial" w:hAnsi="Arial" w:cs="Arial"/>
@@ -434,7 +422,6 @@
               </w:rPr>
               <w:t>{</w:t>
             </w:r>
-            <w:proofErr w:type="spellStart"/>
             <w:r>
               <w:rPr>
                 <w:rFonts w:ascii="Arial" w:hAnsi="Arial" w:cs="Arial"/>
@@ -446,7 +433,6 @@
               </w:rPr>
               <w:t>invoicePiNo</w:t>
             </w:r>
-            <w:proofErr w:type="spellEnd"/>
             <w:r>
               <w:rPr>
                 <w:rFonts w:ascii="Arial" w:hAnsi="Arial" w:cs="Arial"/>
@@ -585,7 +571,6 @@
               </w:rPr>
               <w:t>{</w:t>
             </w:r>
-            <w:proofErr w:type="spellStart"/>
             <w:r>
               <w:rPr>
                 <w:rFonts w:ascii="Arial" w:hAnsi="Arial" w:cs="Arial"/>
@@ -596,7 +581,6 @@
               </w:rPr>
               <w:t>orderDate</w:t>
             </w:r>
-            <w:proofErr w:type="spellEnd"/>
             <w:r>
               <w:rPr>
                 <w:rFonts w:ascii="Arial" w:hAnsi="Arial" w:cs="Arial"/>
@@ -748,7 +732,6 @@
               </w:rPr>
               <w:t>{</w:t>
             </w:r>
-            <w:proofErr w:type="spellStart"/>
             <w:r>
               <w:rPr>
                 <w:rFonts w:ascii="Arial" w:hAnsi="Arial" w:cs="Arial"/>
@@ -759,7 +742,6 @@
               </w:rPr>
               <w:t>buyerName</w:t>
             </w:r>
-            <w:proofErr w:type="spellEnd"/>
             <w:r>
               <w:rPr>
                 <w:rFonts w:ascii="Arial" w:hAnsi="Arial" w:cs="Arial"/>
@@ -795,7 +777,6 @@
               </w:rPr>
               <w:t>{</w:t>
             </w:r>
-            <w:proofErr w:type="spellStart"/>
             <w:r>
               <w:rPr>
                 <w:rFonts w:ascii="Arial" w:hAnsi="Arial" w:cs="Arial"/>
@@ -806,7 +787,6 @@
               </w:rPr>
               <w:t>buyerAddress</w:t>
             </w:r>
-            <w:proofErr w:type="spellEnd"/>
             <w:r>
               <w:rPr>
                 <w:rFonts w:ascii="Arial" w:hAnsi="Arial" w:cs="Arial"/>
@@ -842,7 +822,6 @@
               </w:rPr>
               <w:t>{</w:t>
             </w:r>
-            <w:proofErr w:type="spellStart"/>
             <w:r>
               <w:rPr>
                 <w:rFonts w:ascii="Arial" w:hAnsi="Arial" w:cs="Arial"/>
@@ -853,7 +832,6 @@
               </w:rPr>
               <w:t>buyerCity</w:t>
             </w:r>
-            <w:proofErr w:type="spellEnd"/>
             <w:r>
               <w:rPr>
                 <w:rFonts w:ascii="Arial" w:hAnsi="Arial" w:cs="Arial"/>
@@ -884,7 +862,6 @@
               </w:rPr>
               <w:t>{</w:t>
             </w:r>
-            <w:proofErr w:type="spellStart"/>
             <w:r>
               <w:rPr>
                 <w:rFonts w:ascii="Arial" w:hAnsi="Arial" w:cs="Arial"/>
@@ -895,7 +872,6 @@
               </w:rPr>
               <w:t>buyerState</w:t>
             </w:r>
-            <w:proofErr w:type="spellEnd"/>
             <w:r>
               <w:rPr>
                 <w:rFonts w:ascii="Arial" w:hAnsi="Arial" w:cs="Arial"/>
@@ -927,7 +903,6 @@
               </w:rPr>
               <w:t>{</w:t>
             </w:r>
-            <w:proofErr w:type="spellStart"/>
             <w:r>
               <w:rPr>
                 <w:rFonts w:ascii="Arial" w:hAnsi="Arial" w:cs="Arial"/>
@@ -938,7 +913,6 @@
               </w:rPr>
               <w:t>buyerCountry</w:t>
             </w:r>
-            <w:proofErr w:type="spellEnd"/>
             <w:r>
               <w:rPr>
                 <w:rFonts w:ascii="Arial" w:hAnsi="Arial" w:cs="Arial"/>
@@ -989,7 +963,6 @@
               </w:rPr>
               <w:t>{</w:t>
             </w:r>
-            <w:proofErr w:type="spellStart"/>
             <w:r>
               <w:rPr>
                 <w:rFonts w:ascii="Arial" w:hAnsi="Arial" w:cs="Arial"/>
@@ -1000,7 +973,6 @@
               </w:rPr>
               <w:t>buyerZip</w:t>
             </w:r>
-            <w:proofErr w:type="spellEnd"/>
             <w:r>
               <w:rPr>
                 <w:rFonts w:ascii="Arial" w:hAnsi="Arial" w:cs="Arial"/>
@@ -1145,9 +1117,8 @@
                 <w:sz w:val="18"/>
                 <w:szCs w:val="18"/>
               </w:rPr>
-              <w:t>{#isAus}ASW No{/</w:t>
-            </w:r>
-            <w:proofErr w:type="spellStart"/>
+              <w:t>{#isAus}ASW No{/isAus}{#</w:t>
+            </w:r>
             <w:r>
               <w:rPr>
                 <w:rFonts w:cstheme="minorHAnsi"/>
@@ -1155,10 +1126,10 @@
                 <w:bCs/>
                 <w:sz w:val="18"/>
                 <w:szCs w:val="18"/>
-              </w:rPr>
-              <w:t>isAus</w:t>
-            </w:r>
-            <w:proofErr w:type="spellEnd"/>
+                <w:lang w:val="en-IN"/>
+              </w:rPr>
+              <w:t>isUK</w:t>
+            </w:r>
             <w:r>
               <w:rPr>
                 <w:rFonts w:cstheme="minorHAnsi"/>
@@ -1167,9 +1138,18 @@
                 <w:sz w:val="18"/>
                 <w:szCs w:val="18"/>
               </w:rPr>
-              <w:t>}{#</w:t>
-            </w:r>
-            <w:proofErr w:type="spellStart"/>
+              <w:t>}</w:t>
+            </w:r>
+            <w:r>
+              <w:rPr>
+                <w:rFonts w:ascii="Arial" w:hAnsi="Arial" w:cs="Arial"/>
+                <w:b/>
+                <w:spacing w:val="-4"/>
+                <w:sz w:val="18"/>
+                <w:szCs w:val="18"/>
+              </w:rPr>
+              <w:t>Code</w:t>
+            </w:r>
             <w:r>
               <w:rPr>
                 <w:rFonts w:cstheme="minorHAnsi"/>
@@ -1177,11 +1157,20 @@
                 <w:bCs/>
                 <w:sz w:val="18"/>
                 <w:szCs w:val="18"/>
+              </w:rPr>
+              <w:t>{/isUK}{#</w:t>
+            </w:r>
+            <w:r>
+              <w:rPr>
+                <w:rFonts w:cstheme="minorHAnsi"/>
+                <w:b/>
+                <w:bCs/>
+                <w:sz w:val="18"/>
+                <w:szCs w:val="18"/>
                 <w:lang w:val="en-IN"/>
               </w:rPr>
-              <w:t>isUK</w:t>
-            </w:r>
-            <w:proofErr w:type="spellEnd"/>
+              <w:t>isGen</w:t>
+            </w:r>
             <w:r>
               <w:rPr>
                 <w:rFonts w:cstheme="minorHAnsi"/>
@@ -1200,7 +1189,7 @@
                 <w:sz w:val="18"/>
                 <w:szCs w:val="18"/>
               </w:rPr>
-              <w:t>Code</w:t>
+              <w:t>Grade</w:t>
             </w:r>
             <w:r>
               <w:rPr>
@@ -1212,7 +1201,6 @@
               </w:rPr>
               <w:t>{/</w:t>
             </w:r>
-            <w:proofErr w:type="spellStart"/>
             <w:r>
               <w:rPr>
                 <w:rFonts w:cstheme="minorHAnsi"/>
@@ -1220,76 +1208,10 @@
                 <w:bCs/>
                 <w:sz w:val="18"/>
                 <w:szCs w:val="18"/>
-              </w:rPr>
-              <w:t>isUK</w:t>
-            </w:r>
-            <w:proofErr w:type="spellEnd"/>
-            <w:r>
-              <w:rPr>
-                <w:rFonts w:cstheme="minorHAnsi"/>
-                <w:b/>
-                <w:bCs/>
-                <w:sz w:val="18"/>
-                <w:szCs w:val="18"/>
-              </w:rPr>
-              <w:t>}{#</w:t>
-            </w:r>
-            <w:proofErr w:type="spellStart"/>
-            <w:r>
-              <w:rPr>
-                <w:rFonts w:cstheme="minorHAnsi"/>
-                <w:b/>
-                <w:bCs/>
-                <w:sz w:val="18"/>
-                <w:szCs w:val="18"/>
                 <w:lang w:val="en-IN"/>
               </w:rPr>
               <w:t>isGen</w:t>
             </w:r>
-            <w:proofErr w:type="spellEnd"/>
-            <w:r>
-              <w:rPr>
-                <w:rFonts w:cstheme="minorHAnsi"/>
-                <w:b/>
-                <w:bCs/>
-                <w:sz w:val="18"/>
-                <w:szCs w:val="18"/>
-              </w:rPr>
-              <w:t>}</w:t>
-            </w:r>
-            <w:r>
-              <w:rPr>
-                <w:rFonts w:ascii="Arial" w:hAnsi="Arial" w:cs="Arial"/>
-                <w:b/>
-                <w:spacing w:val="-4"/>
-                <w:sz w:val="18"/>
-                <w:szCs w:val="18"/>
-              </w:rPr>
-              <w:t>Grade</w:t>
-            </w:r>
-            <w:r>
-              <w:rPr>
-                <w:rFonts w:cstheme="minorHAnsi"/>
-                <w:b/>
-                <w:bCs/>
-                <w:sz w:val="18"/>
-                <w:szCs w:val="18"/>
-              </w:rPr>
-              <w:t>{/</w:t>
-            </w:r>
-            <w:proofErr w:type="spellStart"/>
-            <w:r>
-              <w:rPr>
-                <w:rFonts w:cstheme="minorHAnsi"/>
-                <w:b/>
-                <w:bCs/>
-                <w:sz w:val="18"/>
-                <w:szCs w:val="18"/>
-                <w:lang w:val="en-IN"/>
-              </w:rPr>
-              <w:t>isGen</w:t>
-            </w:r>
-            <w:proofErr w:type="spellEnd"/>
             <w:r>
               <w:rPr>
                 <w:rFonts w:cstheme="minorHAnsi"/>
@@ -1326,7 +1248,6 @@
               </w:rPr>
               <w:t xml:space="preserve">{#isAus}ASW </w:t>
             </w:r>
-            <w:proofErr w:type="spellStart"/>
             <w:r>
               <w:rPr>
                 <w:rFonts w:cstheme="minorHAnsi"/>
@@ -1345,9 +1266,8 @@
                 <w:sz w:val="18"/>
                 <w:szCs w:val="18"/>
               </w:rPr>
-              <w:t>No</w:t>
-            </w:r>
-            <w:proofErr w:type="spellEnd"/>
+              <w:t>No{/isAus}{#</w:t>
+            </w:r>
             <w:r>
               <w:rPr>
                 <w:rFonts w:cstheme="minorHAnsi"/>
@@ -1355,10 +1275,40 @@
                 <w:bCs/>
                 <w:sz w:val="18"/>
                 <w:szCs w:val="18"/>
+                <w:lang w:val="en-IN"/>
+              </w:rPr>
+              <w:t>isGen</w:t>
+            </w:r>
+            <w:r>
+              <w:rPr>
+                <w:rFonts w:cstheme="minorHAnsi"/>
+                <w:b/>
+                <w:bCs/>
+                <w:sz w:val="18"/>
+                <w:szCs w:val="18"/>
+              </w:rPr>
+              <w:t>}</w:t>
+            </w:r>
+            <w:r>
+              <w:rPr>
+                <w:rFonts w:ascii="Arial" w:hAnsi="Arial" w:cs="Arial"/>
+                <w:b/>
+                <w:spacing w:val="-4"/>
+                <w:sz w:val="18"/>
+                <w:szCs w:val="18"/>
+              </w:rPr>
+              <w:t>Brand</w:t>
+            </w:r>
+            <w:r>
+              <w:rPr>
+                <w:rFonts w:cstheme="minorHAnsi"/>
+                <w:b/>
+                <w:bCs/>
+                <w:sz w:val="18"/>
+                <w:szCs w:val="18"/>
               </w:rPr>
               <w:t>{/</w:t>
             </w:r>
-            <w:proofErr w:type="spellStart"/>
             <w:r>
               <w:rPr>
                 <w:rFonts w:cstheme="minorHAnsi"/>
@@ -1366,76 +1316,10 @@
                 <w:bCs/>
                 <w:sz w:val="18"/>
                 <w:szCs w:val="18"/>
-              </w:rPr>
-              <w:t>isAus</w:t>
-            </w:r>
-            <w:proofErr w:type="spellEnd"/>
-            <w:r>
-              <w:rPr>
-                <w:rFonts w:cstheme="minorHAnsi"/>
-                <w:b/>
-                <w:bCs/>
-                <w:sz w:val="18"/>
-                <w:szCs w:val="18"/>
-              </w:rPr>
-              <w:t>}{#</w:t>
-            </w:r>
-            <w:proofErr w:type="spellStart"/>
-            <w:r>
-              <w:rPr>
-                <w:rFonts w:cstheme="minorHAnsi"/>
-                <w:b/>
-                <w:bCs/>
-                <w:sz w:val="18"/>
-                <w:szCs w:val="18"/>
                 <w:lang w:val="en-IN"/>
               </w:rPr>
               <w:t>isGen</w:t>
             </w:r>
-            <w:proofErr w:type="spellEnd"/>
-            <w:r>
-              <w:rPr>
-                <w:rFonts w:cstheme="minorHAnsi"/>
-                <w:b/>
-                <w:bCs/>
-                <w:sz w:val="18"/>
-                <w:szCs w:val="18"/>
-              </w:rPr>
-              <w:t>}</w:t>
-            </w:r>
-            <w:r>
-              <w:rPr>
-                <w:rFonts w:ascii="Arial" w:hAnsi="Arial" w:cs="Arial"/>
-                <w:b/>
-                <w:spacing w:val="-4"/>
-                <w:sz w:val="18"/>
-                <w:szCs w:val="18"/>
-              </w:rPr>
-              <w:t>Brand</w:t>
-            </w:r>
-            <w:r>
-              <w:rPr>
-                <w:rFonts w:cstheme="minorHAnsi"/>
-                <w:b/>
-                <w:bCs/>
-                <w:sz w:val="18"/>
-                <w:szCs w:val="18"/>
-              </w:rPr>
-              <w:t>{/</w:t>
-            </w:r>
-            <w:proofErr w:type="spellStart"/>
-            <w:r>
-              <w:rPr>
-                <w:rFonts w:cstheme="minorHAnsi"/>
-                <w:b/>
-                <w:bCs/>
-                <w:sz w:val="18"/>
-                <w:szCs w:val="18"/>
-                <w:lang w:val="en-IN"/>
-              </w:rPr>
-              <w:t>isGen</w:t>
-            </w:r>
-            <w:proofErr w:type="spellEnd"/>
             <w:r>
               <w:rPr>
                 <w:rFonts w:cstheme="minorHAnsi"/>
@@ -1562,29 +1446,7 @@
                 <w:sz w:val="18"/>
                 <w:szCs w:val="18"/>
               </w:rPr>
-              <w:t>{</w:t>
-            </w:r>
-            <w:proofErr w:type="spellStart"/>
-            <w:r>
-              <w:rPr>
-                <w:rFonts w:ascii="Arial" w:hAnsi="Arial" w:cs="Arial"/>
-                <w:b/>
-                <w:bCs/>
-                <w:sz w:val="18"/>
-                <w:szCs w:val="18"/>
-              </w:rPr>
-              <w:t>currencyChar</w:t>
-            </w:r>
-            <w:proofErr w:type="spellEnd"/>
-            <w:r>
-              <w:rPr>
-                <w:rFonts w:ascii="Arial" w:hAnsi="Arial" w:cs="Arial"/>
-                <w:b/>
-                <w:bCs/>
-                <w:sz w:val="18"/>
-                <w:szCs w:val="18"/>
-              </w:rPr>
-              <w:t>}</w:t>
+              <w:t>{currencyChar}</w:t>
             </w:r>
           </w:p>
         </w:tc>
@@ -1634,29 +1496,7 @@
                 <w:sz w:val="18"/>
                 <w:szCs w:val="18"/>
               </w:rPr>
-              <w:t>{</w:t>
-            </w:r>
-            <w:proofErr w:type="spellStart"/>
-            <w:r>
-              <w:rPr>
-                <w:rFonts w:ascii="Arial" w:hAnsi="Arial" w:cs="Arial"/>
-                <w:b/>
-                <w:bCs/>
-                <w:sz w:val="18"/>
-                <w:szCs w:val="18"/>
-              </w:rPr>
-              <w:t>currencyChar</w:t>
-            </w:r>
-            <w:proofErr w:type="spellEnd"/>
-            <w:r>
-              <w:rPr>
-                <w:rFonts w:ascii="Arial" w:hAnsi="Arial" w:cs="Arial"/>
-                <w:b/>
-                <w:bCs/>
-                <w:sz w:val="18"/>
-                <w:szCs w:val="18"/>
-              </w:rPr>
-              <w:t>}</w:t>
+              <w:t>{currencyChar}</w:t>
             </w:r>
           </w:p>
         </w:tc>
@@ -1699,6 +1539,30 @@
             </w:r>
             <w:r>
               <w:rPr>
+                <w:rFonts w:cstheme="minorHAnsi"/>
+                <w:sz w:val="20"/>
+                <w:szCs w:val="20"/>
+              </w:rPr>
+              <w:t>{#</w:t>
+            </w:r>
+            <w:r>
+              <w:rPr>
+                <w:rFonts w:ascii="Arial" w:hAnsi="Arial" w:cs="Arial"/>
+                <w:sz w:val="20"/>
+                <w:szCs w:val="20"/>
+              </w:rPr>
+              <w:t>showThickness</w:t>
+            </w:r>
+            <w:r>
+              <w:rPr>
+                <w:rFonts w:cstheme="minorHAnsi"/>
+                <w:sz w:val="20"/>
+                <w:szCs w:val="20"/>
+              </w:rPr>
+              <w:t>}</w:t>
+            </w:r>
+            <w:r>
+              <w:rPr>
                 <w:rFonts w:ascii="Arial" w:hAnsi="Arial" w:cs="Arial"/>
                 <w:b/>
                 <w:bCs/>
@@ -1709,20 +1573,35 @@
             </w:r>
             <w:r>
               <w:rPr>
-                <w:rFonts w:ascii="Arial" w:hAnsi="Arial" w:cs="Arial"/>
-                <w:sz w:val="20"/>
-                <w:szCs w:val="20"/>
-              </w:rPr>
-              <w:t xml:space="preserve"> </w:t>
-            </w:r>
-            <w:r>
-              <w:rPr>
-                <w:rFonts w:ascii="Arial" w:hAnsi="Arial" w:cs="Arial"/>
-                <w:b/>
-                <w:sz w:val="20"/>
-                <w:szCs w:val="20"/>
-              </w:rPr>
-              <w:t>DECORATIVE LAMINATES WITH BARRIER PAPER</w:t>
+                <w:rFonts w:cstheme="minorHAnsi"/>
+                <w:sz w:val="20"/>
+                <w:szCs w:val="20"/>
+              </w:rPr>
+              <w:t>{</w:t>
+            </w:r>
+            <w:r>
+              <w:rPr>
+                <w:rFonts w:cstheme="minorHAnsi"/>
+                <w:sz w:val="20"/>
+                <w:szCs w:val="20"/>
+              </w:rPr>
+              <w:t>/</w:t>
+            </w:r>
+            <w:r>
+              <w:rPr>
+                <w:rFonts w:cstheme="minorHAnsi"/>
+                <w:sz w:val="20"/>
+                <w:szCs w:val="20"/>
+              </w:rPr>
+              <w:t>showThickness</w:t>
+            </w:r>
+            <w:r>
+              <w:rPr>
+                <w:rFonts w:cstheme="minorHAnsi"/>
+                <w:sz w:val="20"/>
+                <w:szCs w:val="20"/>
+              </w:rPr>
+              <w:t>}</w:t>
             </w:r>
           </w:p>
           <w:p>
@@ -1842,29 +1721,7 @@
                 <w:sz w:val="20"/>
                 <w:szCs w:val="20"/>
               </w:rPr>
-              <w:t>{</w:t>
-            </w:r>
-            <w:proofErr w:type="spellStart"/>
-            <w:r>
-              <w:rPr>
-                <w:rFonts w:cstheme="minorHAnsi"/>
-                <w:b/>
-                <w:bCs/>
-                <w:sz w:val="20"/>
-                <w:szCs w:val="20"/>
-              </w:rPr>
-              <w:t>fsc</w:t>
-            </w:r>
-            <w:proofErr w:type="spellEnd"/>
-            <w:r>
-              <w:rPr>
-                <w:rFonts w:cstheme="minorHAnsi"/>
-                <w:b/>
-                <w:bCs/>
-                <w:sz w:val="20"/>
-                <w:szCs w:val="20"/>
-              </w:rPr>
-              <w:t>}</w:t>
+              <w:t>{fsc}</w:t>
             </w:r>
           </w:p>
         </w:tc>
@@ -1889,43 +1746,7 @@
                 <w:sz w:val="18"/>
                 <w:szCs w:val="18"/>
               </w:rPr>
-              <w:t>{#invoices}{containerFrom}{#containerTo} to {</w:t>
-            </w:r>
-            <w:proofErr w:type="spellStart"/>
-            <w:r>
-              <w:rPr>
-                <w:rFonts w:ascii="Arial" w:hAnsi="Arial" w:cs="Arial"/>
-                <w:sz w:val="18"/>
-                <w:szCs w:val="18"/>
-              </w:rPr>
-              <w:t>containerTo</w:t>
-            </w:r>
-            <w:proofErr w:type="spellEnd"/>
-            <w:r>
-              <w:rPr>
-                <w:rFonts w:ascii="Arial" w:hAnsi="Arial" w:cs="Arial"/>
-                <w:sz w:val="18"/>
-                <w:szCs w:val="18"/>
-              </w:rPr>
-              <w:t>}{/</w:t>
-            </w:r>
-            <w:proofErr w:type="spellStart"/>
-            <w:r>
-              <w:rPr>
-                <w:rFonts w:ascii="Arial" w:hAnsi="Arial" w:cs="Arial"/>
-                <w:sz w:val="18"/>
-                <w:szCs w:val="18"/>
-              </w:rPr>
-              <w:t>containerTo</w:t>
-            </w:r>
-            <w:proofErr w:type="spellEnd"/>
-            <w:r>
-              <w:rPr>
-                <w:rFonts w:ascii="Arial" w:hAnsi="Arial" w:cs="Arial"/>
-                <w:sz w:val="18"/>
-                <w:szCs w:val="18"/>
-              </w:rPr>
-              <w:t>}</w:t>
+              <w:t>{#invoices}{containerFrom}{#containerTo} to {containerTo}{/containerTo}</w:t>
             </w:r>
           </w:p>
         </w:tc>
@@ -1951,7 +1772,6 @@
               </w:rPr>
               <w:t>{</w:t>
             </w:r>
-            <w:proofErr w:type="spellStart"/>
             <w:r>
               <w:rPr>
                 <w:rFonts w:ascii="Arial" w:hAnsi="Arial" w:cs="Arial"/>
@@ -1960,7 +1780,6 @@
               </w:rPr>
               <w:t>materialGrade</w:t>
             </w:r>
-            <w:proofErr w:type="spellEnd"/>
             <w:r>
               <w:rPr>
                 <w:rFonts w:ascii="Arial" w:hAnsi="Arial" w:cs="Arial"/>
@@ -1991,6 +1810,14 @@
                 <w:sz w:val="18"/>
                 <w:szCs w:val="18"/>
               </w:rPr>
+              <w:t>{^isUK}</w:t>
+            </w:r>
+            <w:r>
+              <w:rPr>
+                <w:rFonts w:cstheme="minorHAnsi"/>
+                <w:sz w:val="18"/>
+                <w:szCs w:val="18"/>
+              </w:rPr>
               <w:t>{</w:t>
             </w:r>
             <w:r>
@@ -1999,93 +1826,7 @@
                 <w:sz w:val="18"/>
                 <w:szCs w:val="18"/>
               </w:rPr>
-              <w:t>^</w:t>
-            </w:r>
-            <w:proofErr w:type="spellStart"/>
-            <w:r>
-              <w:rPr>
-                <w:rFonts w:cstheme="minorHAnsi"/>
-                <w:sz w:val="18"/>
-                <w:szCs w:val="18"/>
-              </w:rPr>
-              <w:t>is</w:t>
-            </w:r>
-            <w:r>
-              <w:rPr>
-                <w:rFonts w:cstheme="minorHAnsi"/>
-                <w:sz w:val="18"/>
-                <w:szCs w:val="18"/>
-              </w:rPr>
-              <w:t>UK</w:t>
-            </w:r>
-            <w:proofErr w:type="spellEnd"/>
-            <w:r>
-              <w:rPr>
-                <w:rFonts w:cstheme="minorHAnsi"/>
-                <w:sz w:val="18"/>
-                <w:szCs w:val="18"/>
-              </w:rPr>
-              <w:t>}</w:t>
-            </w:r>
-            <w:r>
-              <w:rPr>
-                <w:rFonts w:cstheme="minorHAnsi"/>
-                <w:sz w:val="18"/>
-                <w:szCs w:val="18"/>
-              </w:rPr>
-              <w:t>{</w:t>
-            </w:r>
-            <w:proofErr w:type="spellStart"/>
-            <w:r>
-              <w:rPr>
-                <w:rFonts w:cstheme="minorHAnsi"/>
-                <w:sz w:val="18"/>
-                <w:szCs w:val="18"/>
-              </w:rPr>
-              <w:t>brandName</w:t>
-            </w:r>
-            <w:proofErr w:type="spellEnd"/>
-            <w:r>
-              <w:rPr>
-                <w:rFonts w:cstheme="minorHAnsi"/>
-                <w:sz w:val="18"/>
-                <w:szCs w:val="18"/>
-              </w:rPr>
-              <w:t>}</w:t>
-            </w:r>
-            <w:r>
-              <w:rPr>
-                <w:rFonts w:cstheme="minorHAnsi"/>
-                <w:sz w:val="18"/>
-                <w:szCs w:val="18"/>
-              </w:rPr>
-              <w:t>{/</w:t>
-            </w:r>
-            <w:proofErr w:type="spellStart"/>
-            <w:r>
-              <w:rPr>
-                <w:rFonts w:cstheme="minorHAnsi"/>
-                <w:sz w:val="18"/>
-                <w:szCs w:val="18"/>
-              </w:rPr>
-              <w:t>is</w:t>
-            </w:r>
-            <w:r>
-              <w:rPr>
-                <w:rFonts w:cstheme="minorHAnsi"/>
-                <w:sz w:val="18"/>
-                <w:szCs w:val="18"/>
-              </w:rPr>
-              <w:t>UK</w:t>
-            </w:r>
-            <w:proofErr w:type="spellEnd"/>
-            <w:r>
-              <w:rPr>
-                <w:rFonts w:cstheme="minorHAnsi"/>
-                <w:sz w:val="18"/>
-                <w:szCs w:val="18"/>
-              </w:rPr>
-              <w:t>}</w:t>
+              <w:t>brandName}{/isUK}</w:t>
             </w:r>
           </w:p>
         </w:tc>
@@ -2110,25 +1851,7 @@
                 <w:sz w:val="18"/>
                 <w:szCs w:val="18"/>
               </w:rPr>
-              <w:t>{</w:t>
-            </w:r>
-            <w:proofErr w:type="spellStart"/>
-            <w:r>
-              <w:rPr>
-                <w:rFonts w:ascii="Arial" w:hAnsi="Arial" w:cs="Arial"/>
-                <w:sz w:val="18"/>
-                <w:szCs w:val="18"/>
-              </w:rPr>
-              <w:t>designType</w:t>
-            </w:r>
-            <w:proofErr w:type="spellEnd"/>
-            <w:r>
-              <w:rPr>
-                <w:rFonts w:ascii="Arial" w:hAnsi="Arial" w:cs="Arial"/>
-                <w:sz w:val="18"/>
-                <w:szCs w:val="18"/>
-              </w:rPr>
-              <w:t>}</w:t>
+              <w:t>{designType}</w:t>
             </w:r>
           </w:p>
         </w:tc>
@@ -2152,25 +1875,7 @@
                 <w:sz w:val="18"/>
                 <w:szCs w:val="18"/>
               </w:rPr>
-              <w:t>{</w:t>
-            </w:r>
-            <w:proofErr w:type="spellStart"/>
-            <w:r>
-              <w:rPr>
-                <w:rFonts w:ascii="Arial" w:hAnsi="Arial" w:cs="Arial"/>
-                <w:sz w:val="18"/>
-                <w:szCs w:val="18"/>
-              </w:rPr>
-              <w:t>finishType</w:t>
-            </w:r>
-            <w:proofErr w:type="spellEnd"/>
-            <w:r>
-              <w:rPr>
-                <w:rFonts w:ascii="Arial" w:hAnsi="Arial" w:cs="Arial"/>
-                <w:sz w:val="18"/>
-                <w:szCs w:val="18"/>
-              </w:rPr>
-              <w:t>}</w:t>
+              <w:t>{finishType}</w:t>
             </w:r>
           </w:p>
         </w:tc>
@@ -2243,25 +1948,7 @@
                 <w:sz w:val="18"/>
                 <w:szCs w:val="18"/>
               </w:rPr>
-              <w:t>{value}{/invoices}{/</w:t>
-            </w:r>
-            <w:proofErr w:type="spellStart"/>
-            <w:r>
-              <w:rPr>
-                <w:rFonts w:ascii="Arial" w:hAnsi="Arial" w:cs="Arial"/>
-                <w:sz w:val="18"/>
-                <w:szCs w:val="18"/>
-              </w:rPr>
-              <w:t>IPItems</w:t>
-            </w:r>
-            <w:proofErr w:type="spellEnd"/>
-            <w:r>
-              <w:rPr>
-                <w:rFonts w:ascii="Arial" w:hAnsi="Arial" w:cs="Arial"/>
-                <w:sz w:val="18"/>
-                <w:szCs w:val="18"/>
-              </w:rPr>
-              <w:t>}</w:t>
+              <w:t>{value}{/invoices}{/IPItems}</w:t>
             </w:r>
           </w:p>
         </w:tc>
@@ -2446,29 +2133,7 @@
                 <w:sz w:val="18"/>
                 <w:szCs w:val="18"/>
               </w:rPr>
-              <w:t>{</w:t>
-            </w:r>
-            <w:proofErr w:type="spellStart"/>
-            <w:r>
-              <w:rPr>
-                <w:rFonts w:ascii="Arial" w:hAnsi="Arial" w:cs="Arial"/>
-                <w:b/>
-                <w:bCs/>
-                <w:sz w:val="18"/>
-                <w:szCs w:val="18"/>
-              </w:rPr>
-              <w:t>totalQuantity</w:t>
-            </w:r>
-            <w:proofErr w:type="spellEnd"/>
-            <w:r>
-              <w:rPr>
-                <w:rFonts w:ascii="Arial" w:hAnsi="Arial" w:cs="Arial"/>
-                <w:b/>
-                <w:bCs/>
-                <w:sz w:val="18"/>
-                <w:szCs w:val="18"/>
-              </w:rPr>
-              <w:t>}</w:t>
+              <w:t>{totalQuantity}</w:t>
             </w:r>
           </w:p>
         </w:tc>
@@ -2511,29 +2176,7 @@
                 <w:sz w:val="18"/>
                 <w:szCs w:val="18"/>
               </w:rPr>
-              <w:t>{</w:t>
-            </w:r>
-            <w:proofErr w:type="spellStart"/>
-            <w:r>
-              <w:rPr>
-                <w:rFonts w:ascii="Arial" w:hAnsi="Arial" w:cs="Arial"/>
-                <w:b/>
-                <w:bCs/>
-                <w:sz w:val="18"/>
-                <w:szCs w:val="18"/>
-              </w:rPr>
-              <w:t>totalAmount</w:t>
-            </w:r>
-            <w:proofErr w:type="spellEnd"/>
-            <w:r>
-              <w:rPr>
-                <w:rFonts w:ascii="Arial" w:hAnsi="Arial" w:cs="Arial"/>
-                <w:b/>
-                <w:bCs/>
-                <w:sz w:val="18"/>
-                <w:szCs w:val="18"/>
-              </w:rPr>
-              <w:t>}</w:t>
+              <w:t>{totalAmount}</w:t>
             </w:r>
           </w:p>
         </w:tc>
@@ -2821,25 +2464,7 @@
                 <w:sz w:val="18"/>
                 <w:szCs w:val="18"/>
               </w:rPr>
-              <w:t>{</w:t>
-            </w:r>
-            <w:proofErr w:type="spellStart"/>
-            <w:r>
-              <w:rPr>
-                <w:rFonts w:ascii="Arial" w:hAnsi="Arial" w:cs="Arial"/>
-                <w:sz w:val="18"/>
-                <w:szCs w:val="18"/>
-              </w:rPr>
-              <w:t>totalAddition</w:t>
-            </w:r>
-            <w:proofErr w:type="spellEnd"/>
-            <w:r>
-              <w:rPr>
-                <w:rFonts w:ascii="Arial" w:hAnsi="Arial" w:cs="Arial"/>
-                <w:sz w:val="18"/>
-                <w:szCs w:val="18"/>
-              </w:rPr>
-              <w:t>}</w:t>
+              <w:t>{totalAddition}</w:t>
             </w:r>
           </w:p>
         </w:tc>
@@ -2971,25 +2596,7 @@
                 <w:sz w:val="18"/>
                 <w:szCs w:val="18"/>
               </w:rPr>
-              <w:t>{</w:t>
-            </w:r>
-            <w:proofErr w:type="spellStart"/>
-            <w:r>
-              <w:rPr>
-                <w:rFonts w:ascii="Arial" w:hAnsi="Arial" w:cs="Arial"/>
-                <w:sz w:val="18"/>
-                <w:szCs w:val="18"/>
-              </w:rPr>
-              <w:t>totalDiscount</w:t>
-            </w:r>
-            <w:proofErr w:type="spellEnd"/>
-            <w:r>
-              <w:rPr>
-                <w:rFonts w:ascii="Arial" w:hAnsi="Arial" w:cs="Arial"/>
-                <w:sz w:val="18"/>
-                <w:szCs w:val="18"/>
-              </w:rPr>
-              <w:t>}</w:t>
+              <w:t>{totalDiscount}</w:t>
             </w:r>
           </w:p>
         </w:tc>
@@ -3302,7 +2909,6 @@
               </w:rPr>
               <w:t xml:space="preserve"> {</w:t>
             </w:r>
-            <w:proofErr w:type="spellStart"/>
             <w:r>
               <w:rPr>
                 <w:rFonts w:ascii="Arial" w:hAnsi="Arial" w:cs="Arial"/>
@@ -3314,7 +2920,6 @@
               </w:rPr>
               <w:t>deliveryTerms</w:t>
             </w:r>
-            <w:proofErr w:type="spellEnd"/>
             <w:r>
               <w:rPr>
                 <w:rFonts w:ascii="Arial" w:hAnsi="Arial" w:cs="Arial"/>
@@ -3343,51 +2948,7 @@
                 <w:sz w:val="18"/>
                 <w:szCs w:val="18"/>
               </w:rPr>
-              <w:t>{</w:t>
-            </w:r>
-            <w:proofErr w:type="spellStart"/>
-            <w:r>
-              <w:rPr>
-                <w:rFonts w:ascii="Arial" w:hAnsi="Arial" w:cs="Arial"/>
-                <w:b/>
-                <w:bCs/>
-                <w:sz w:val="18"/>
-                <w:szCs w:val="18"/>
-              </w:rPr>
-              <w:t>currencyChar</w:t>
-            </w:r>
-            <w:proofErr w:type="spellEnd"/>
-            <w:r>
-              <w:rPr>
-                <w:rFonts w:ascii="Arial" w:hAnsi="Arial" w:cs="Arial"/>
-                <w:b/>
-                <w:bCs/>
-                <w:sz w:val="18"/>
-                <w:szCs w:val="18"/>
-              </w:rPr>
-              <w:t>} {</w:t>
-            </w:r>
-            <w:proofErr w:type="spellStart"/>
-            <w:r>
-              <w:rPr>
-                <w:rFonts w:ascii="Arial" w:hAnsi="Arial" w:cs="Arial"/>
-                <w:b/>
-                <w:bCs/>
-                <w:sz w:val="18"/>
-                <w:szCs w:val="18"/>
-              </w:rPr>
-              <w:t>netAmountWords</w:t>
-            </w:r>
-            <w:proofErr w:type="spellEnd"/>
-            <w:r>
-              <w:rPr>
-                <w:rFonts w:ascii="Arial" w:hAnsi="Arial" w:cs="Arial"/>
-                <w:b/>
-                <w:bCs/>
-                <w:sz w:val="18"/>
-                <w:szCs w:val="18"/>
-              </w:rPr>
-              <w:t>}</w:t>
+              <w:t>{currencyChar} {netAmountWords}</w:t>
             </w:r>
             <w:r>
               <w:rPr>
@@ -3422,25 +2983,7 @@
                 <w:sz w:val="18"/>
                 <w:szCs w:val="18"/>
               </w:rPr>
-              <w:t>{</w:t>
-            </w:r>
-            <w:proofErr w:type="spellStart"/>
-            <w:r>
-              <w:rPr>
-                <w:rFonts w:ascii="Arial" w:hAnsi="Arial" w:cs="Arial"/>
-                <w:sz w:val="18"/>
-                <w:szCs w:val="18"/>
-              </w:rPr>
-              <w:t>netAmount</w:t>
-            </w:r>
-            <w:proofErr w:type="spellEnd"/>
-            <w:r>
-              <w:rPr>
-                <w:rFonts w:ascii="Arial" w:hAnsi="Arial" w:cs="Arial"/>
-                <w:sz w:val="18"/>
-                <w:szCs w:val="18"/>
-              </w:rPr>
-              <w:t>}</w:t>
+              <w:t>{netAmount}</w:t>
             </w:r>
           </w:p>
         </w:tc>
@@ -3496,7 +3039,6 @@
               </w:rPr>
               <w:t>{</w:t>
             </w:r>
-            <w:proofErr w:type="spellStart"/>
             <w:r>
               <w:rPr>
                 <w:rFonts w:ascii="Arial" w:hAnsi="Arial" w:cs="Arial"/>
@@ -3506,7 +3048,6 @@
               </w:rPr>
               <w:t>deliveryDetails</w:t>
             </w:r>
-            <w:proofErr w:type="spellEnd"/>
             <w:r>
               <w:rPr>
                 <w:rFonts w:ascii="Arial" w:hAnsi="Arial" w:cs="Arial"/>
@@ -3603,7 +3144,6 @@
               </w:rPr>
               <w:t>{</w:t>
             </w:r>
-            <w:proofErr w:type="spellStart"/>
             <w:r>
               <w:rPr>
                 <w:rFonts w:ascii="Arial" w:hAnsi="Arial" w:cs="Arial"/>
@@ -3613,7 +3153,6 @@
               </w:rPr>
               <w:t>bankName</w:t>
             </w:r>
-            <w:proofErr w:type="spellEnd"/>
             <w:r>
               <w:rPr>
                 <w:rFonts w:ascii="Arial" w:hAnsi="Arial" w:cs="Arial"/>
@@ -3631,7 +3170,6 @@
               </w:rPr>
               <w:t>BRANCH {</w:t>
             </w:r>
-            <w:proofErr w:type="spellStart"/>
             <w:r>
               <w:rPr>
                 <w:rFonts w:ascii="Arial" w:hAnsi="Arial" w:cs="Arial"/>
@@ -3641,7 +3179,6 @@
               </w:rPr>
               <w:t>bankBranch</w:t>
             </w:r>
-            <w:proofErr w:type="spellEnd"/>
             <w:r>
               <w:rPr>
                 <w:rFonts w:ascii="Arial" w:hAnsi="Arial" w:cs="Arial"/>
@@ -3651,7 +3188,6 @@
               </w:rPr>
               <w:t>}            {</w:t>
             </w:r>
-            <w:proofErr w:type="spellStart"/>
             <w:r>
               <w:rPr>
                 <w:rFonts w:ascii="Arial" w:hAnsi="Arial" w:cs="Arial"/>
@@ -3661,7 +3197,6 @@
               </w:rPr>
               <w:t>bankCity</w:t>
             </w:r>
-            <w:proofErr w:type="spellEnd"/>
             <w:r>
               <w:rPr>
                 <w:rFonts w:ascii="Arial" w:hAnsi="Arial" w:cs="Arial"/>
@@ -3671,7 +3206,6 @@
               </w:rPr>
               <w:t>} SWIFT – {</w:t>
             </w:r>
-            <w:proofErr w:type="spellStart"/>
             <w:r>
               <w:rPr>
                 <w:rFonts w:ascii="Arial" w:hAnsi="Arial" w:cs="Arial"/>
@@ -3681,7 +3215,6 @@
               </w:rPr>
               <w:t>swiftNumber</w:t>
             </w:r>
-            <w:proofErr w:type="spellEnd"/>
             <w:r>
               <w:rPr>
                 <w:rFonts w:ascii="Arial" w:hAnsi="Arial" w:cs="Arial"/>
@@ -3745,7 +3278,6 @@
               </w:rPr>
               <w:t>{</w:t>
             </w:r>
-            <w:proofErr w:type="spellStart"/>
             <w:r>
               <w:rPr>
                 <w:rFonts w:ascii="Arial" w:hAnsi="Arial" w:cs="Arial"/>
@@ -3755,7 +3287,6 @@
               </w:rPr>
               <w:t>shippingDetails</w:t>
             </w:r>
-            <w:proofErr w:type="spellEnd"/>
             <w:r>
               <w:rPr>
                 <w:rFonts w:ascii="Arial" w:hAnsi="Arial" w:cs="Arial"/>
@@ -3855,7 +3386,6 @@
               </w:rPr>
               <w:t>{</w:t>
             </w:r>
-            <w:proofErr w:type="spellStart"/>
             <w:r>
               <w:rPr>
                 <w:rFonts w:ascii="Arial" w:hAnsi="Arial" w:cs="Arial"/>
@@ -3863,17 +3393,7 @@
                 <w:szCs w:val="18"/>
                 <w:lang w:val="en-IN"/>
               </w:rPr>
-              <w:t>paymentTerms</w:t>
-            </w:r>
-            <w:proofErr w:type="spellEnd"/>
-            <w:r>
-              <w:rPr>
-                <w:rFonts w:ascii="Arial" w:hAnsi="Arial" w:cs="Arial"/>
-                <w:sz w:val="18"/>
-                <w:szCs w:val="18"/>
-                <w:lang w:val="en-IN"/>
-              </w:rPr>
-              <w:t>}</w:t>
+              <w:t>paymentTerms}</w:t>
             </w:r>
           </w:p>
         </w:tc>
@@ -3991,25 +3511,7 @@
                 <w:sz w:val="18"/>
                 <w:szCs w:val="18"/>
               </w:rPr>
-              <w:t>{.}{/</w:t>
-            </w:r>
-            <w:proofErr w:type="spellStart"/>
-            <w:r>
-              <w:rPr>
-                <w:rFonts w:cstheme="minorHAnsi"/>
-                <w:sz w:val="18"/>
-                <w:szCs w:val="18"/>
-              </w:rPr>
-              <w:t>invoiceInstructions</w:t>
-            </w:r>
-            <w:proofErr w:type="spellEnd"/>
-            <w:r>
-              <w:rPr>
-                <w:rFonts w:cstheme="minorHAnsi"/>
-                <w:sz w:val="18"/>
-                <w:szCs w:val="18"/>
-              </w:rPr>
-              <w:t>}</w:t>
+              <w:t>{.}{/invoiceInstructions}</w:t>
             </w:r>
           </w:p>
         </w:tc>
@@ -5902,6 +5404,7 @@
   <w:style w:type="character" w:default="1" w:styleId="DefaultParagraphFont">
     <w:name w:val="Default Paragraph Font"/>
     <w:uiPriority w:val="1"/>
+    <w:semiHidden/>
     <w:unhideWhenUsed/>
   </w:style>
   <w:style w:type="table" w:default="1" w:styleId="TableNormal">

--- a/electron/database/generate-document/templates/order-confirmation.docx
+++ b/electron/database/generate-document/templates/order-confirmation.docx
@@ -18,9 +18,9 @@
         <w:tblLook w:val="04A0" w:firstRow="1" w:lastRow="0" w:firstColumn="1" w:lastColumn="0" w:noHBand="0" w:noVBand="1"/>
       </w:tblPr>
       <w:tblGrid>
-        <w:gridCol w:w="4248"/>
-        <w:gridCol w:w="3827"/>
-        <w:gridCol w:w="3946"/>
+        <w:gridCol w:w="3960"/>
+        <w:gridCol w:w="4320"/>
+        <w:gridCol w:w="3741"/>
       </w:tblGrid>
       <w:tr>
         <w:trPr>
@@ -28,7 +28,7 @@
         </w:trPr>
         <w:tc>
           <w:tcPr>
-            <w:tcW w:w="4248" w:type="dxa"/>
+            <w:tcW w:w="3960" w:type="dxa"/>
           </w:tcPr>
           <w:p>
             <w:pPr>
@@ -85,6 +85,7 @@
               </w:rPr>
               <w:t>{</w:t>
             </w:r>
+            <w:proofErr w:type="spellStart"/>
             <w:r>
               <w:rPr>
                 <w:rFonts w:ascii="Arial" w:hAnsi="Arial" w:cs="Arial"/>
@@ -95,6 +96,7 @@
               </w:rPr>
               <w:t>consigneeName</w:t>
             </w:r>
+            <w:proofErr w:type="spellEnd"/>
             <w:r>
               <w:rPr>
                 <w:rFonts w:ascii="Arial" w:hAnsi="Arial" w:cs="Arial"/>
@@ -130,6 +132,7 @@
               </w:rPr>
               <w:t>{</w:t>
             </w:r>
+            <w:proofErr w:type="spellStart"/>
             <w:r>
               <w:rPr>
                 <w:rFonts w:ascii="Arial" w:hAnsi="Arial" w:cs="Arial"/>
@@ -140,6 +143,7 @@
               </w:rPr>
               <w:t>consigneeAddress</w:t>
             </w:r>
+            <w:proofErr w:type="spellEnd"/>
             <w:r>
               <w:rPr>
                 <w:rFonts w:ascii="Arial" w:hAnsi="Arial" w:cs="Arial"/>
@@ -175,6 +179,7 @@
               </w:rPr>
               <w:t>{</w:t>
             </w:r>
+            <w:proofErr w:type="spellStart"/>
             <w:r>
               <w:rPr>
                 <w:rFonts w:ascii="Arial" w:hAnsi="Arial" w:cs="Arial"/>
@@ -185,6 +190,7 @@
               </w:rPr>
               <w:t>consigneeCity</w:t>
             </w:r>
+            <w:proofErr w:type="spellEnd"/>
             <w:r>
               <w:rPr>
                 <w:rFonts w:ascii="Arial" w:hAnsi="Arial" w:cs="Arial"/>
@@ -205,6 +211,7 @@
               </w:rPr>
               <w:t xml:space="preserve"> {</w:t>
             </w:r>
+            <w:proofErr w:type="spellStart"/>
             <w:r>
               <w:rPr>
                 <w:rFonts w:ascii="Arial" w:hAnsi="Arial" w:cs="Arial"/>
@@ -215,6 +222,7 @@
               </w:rPr>
               <w:t>consigneeState</w:t>
             </w:r>
+            <w:proofErr w:type="spellEnd"/>
             <w:r>
               <w:rPr>
                 <w:rFonts w:ascii="Arial" w:hAnsi="Arial" w:cs="Arial"/>
@@ -248,6 +256,7 @@
               </w:rPr>
               <w:t>{</w:t>
             </w:r>
+            <w:proofErr w:type="spellStart"/>
             <w:r>
               <w:rPr>
                 <w:rFonts w:ascii="Arial" w:hAnsi="Arial" w:cs="Arial"/>
@@ -258,6 +267,7 @@
               </w:rPr>
               <w:t>consigneeCountry</w:t>
             </w:r>
+            <w:proofErr w:type="spellEnd"/>
             <w:r>
               <w:rPr>
                 <w:rFonts w:ascii="Arial" w:hAnsi="Arial" w:cs="Arial"/>
@@ -288,6 +298,7 @@
               </w:rPr>
               <w:t>{</w:t>
             </w:r>
+            <w:proofErr w:type="spellStart"/>
             <w:r>
               <w:rPr>
                 <w:rFonts w:ascii="Arial" w:hAnsi="Arial" w:cs="Arial"/>
@@ -298,6 +309,7 @@
               </w:rPr>
               <w:t>consigneeZip</w:t>
             </w:r>
+            <w:proofErr w:type="spellEnd"/>
             <w:r>
               <w:rPr>
                 <w:rFonts w:ascii="Arial" w:hAnsi="Arial" w:cs="Arial"/>
@@ -312,7 +324,7 @@
         </w:tc>
         <w:tc>
           <w:tcPr>
-            <w:tcW w:w="3827" w:type="dxa"/>
+            <w:tcW w:w="4320" w:type="dxa"/>
           </w:tcPr>
           <w:p>
             <w:pPr>
@@ -377,6 +389,39 @@
               <w:rPr>
                 <w:rFonts w:ascii="Arial" w:hAnsi="Arial" w:cs="Arial"/>
                 <w:b/>
+                <w:bCs/>
+                <w:sz w:val="20"/>
+                <w:szCs w:val="20"/>
+              </w:rPr>
+              <w:t>{#</w:t>
+            </w:r>
+            <w:proofErr w:type="spellStart"/>
+            <w:r>
+              <w:rPr>
+                <w:rFonts w:ascii="Arial" w:hAnsi="Arial" w:cs="Arial"/>
+                <w:b/>
+                <w:bCs/>
+                <w:sz w:val="20"/>
+                <w:szCs w:val="20"/>
+                <w:lang w:val="en-IN"/>
+              </w:rPr>
+              <w:t>isUK</w:t>
+            </w:r>
+            <w:proofErr w:type="spellEnd"/>
+            <w:r>
+              <w:rPr>
+                <w:rFonts w:ascii="Arial" w:hAnsi="Arial" w:cs="Arial"/>
+                <w:b/>
+                <w:bCs/>
+                <w:sz w:val="20"/>
+                <w:szCs w:val="20"/>
+              </w:rPr>
+              <w:t>}</w:t>
+            </w:r>
+            <w:r>
+              <w:rPr>
+                <w:rFonts w:ascii="Arial" w:hAnsi="Arial" w:cs="Arial"/>
+                <w:b/>
                 <w:position w:val="2"/>
                 <w:sz w:val="20"/>
               </w:rPr>
@@ -386,7 +431,6 @@
               <w:rPr>
                 <w:rFonts w:ascii="Arial" w:hAnsi="Arial" w:cs="Arial"/>
                 <w:b/>
-                <w:spacing w:val="-11"/>
                 <w:position w:val="2"/>
                 <w:sz w:val="20"/>
               </w:rPr>
@@ -400,7 +444,203 @@
                 <w:position w:val="2"/>
                 <w:sz w:val="20"/>
               </w:rPr>
-              <w:t>Invoice:</w:t>
+              <w:t>Invoice</w:t>
+            </w:r>
+            <w:r>
+              <w:rPr>
+                <w:rFonts w:ascii="Arial" w:hAnsi="Arial" w:cs="Arial"/>
+                <w:b/>
+                <w:bCs/>
+                <w:sz w:val="20"/>
+                <w:szCs w:val="20"/>
+              </w:rPr>
+              <w:t>{/</w:t>
+            </w:r>
+            <w:proofErr w:type="spellStart"/>
+            <w:r>
+              <w:rPr>
+                <w:rFonts w:ascii="Arial" w:hAnsi="Arial" w:cs="Arial"/>
+                <w:b/>
+                <w:bCs/>
+                <w:sz w:val="20"/>
+                <w:szCs w:val="20"/>
+              </w:rPr>
+              <w:t>isUK</w:t>
+            </w:r>
+            <w:proofErr w:type="spellEnd"/>
+            <w:r>
+              <w:rPr>
+                <w:rFonts w:ascii="Arial" w:hAnsi="Arial" w:cs="Arial"/>
+                <w:b/>
+                <w:bCs/>
+                <w:sz w:val="20"/>
+                <w:szCs w:val="20"/>
+              </w:rPr>
+              <w:t>}{#</w:t>
+            </w:r>
+            <w:proofErr w:type="spellStart"/>
+            <w:r>
+              <w:rPr>
+                <w:rFonts w:ascii="Arial" w:hAnsi="Arial" w:cs="Arial"/>
+                <w:b/>
+                <w:bCs/>
+                <w:sz w:val="20"/>
+                <w:szCs w:val="20"/>
+                <w:lang w:val="en-IN"/>
+              </w:rPr>
+              <w:t>isGen</w:t>
+            </w:r>
+            <w:proofErr w:type="spellEnd"/>
+            <w:r>
+              <w:rPr>
+                <w:rFonts w:ascii="Arial" w:hAnsi="Arial" w:cs="Arial"/>
+                <w:b/>
+                <w:bCs/>
+                <w:sz w:val="20"/>
+                <w:szCs w:val="20"/>
+              </w:rPr>
+              <w:t>}</w:t>
+            </w:r>
+            <w:r>
+              <w:rPr>
+                <w:rFonts w:ascii="Arial" w:hAnsi="Arial" w:cs="Arial"/>
+                <w:b/>
+                <w:spacing w:val="-4"/>
+                <w:sz w:val="20"/>
+                <w:szCs w:val="20"/>
+              </w:rPr>
+              <w:t>Order Confirmation</w:t>
+            </w:r>
+            <w:r>
+              <w:rPr>
+                <w:rFonts w:ascii="Arial" w:hAnsi="Arial" w:cs="Arial"/>
+                <w:b/>
+                <w:bCs/>
+                <w:sz w:val="20"/>
+                <w:szCs w:val="20"/>
+              </w:rPr>
+              <w:t>{/</w:t>
+            </w:r>
+            <w:proofErr w:type="spellStart"/>
+            <w:r>
+              <w:rPr>
+                <w:rFonts w:ascii="Arial" w:hAnsi="Arial" w:cs="Arial"/>
+                <w:b/>
+                <w:bCs/>
+                <w:sz w:val="20"/>
+                <w:szCs w:val="20"/>
+                <w:lang w:val="en-IN"/>
+              </w:rPr>
+              <w:t>isGen</w:t>
+            </w:r>
+            <w:proofErr w:type="spellEnd"/>
+            <w:r>
+              <w:rPr>
+                <w:rFonts w:ascii="Arial" w:hAnsi="Arial" w:cs="Arial"/>
+                <w:b/>
+                <w:bCs/>
+                <w:sz w:val="20"/>
+                <w:szCs w:val="20"/>
+              </w:rPr>
+              <w:t>}</w:t>
+            </w:r>
+            <w:r>
+              <w:rPr>
+                <w:rFonts w:ascii="Arial" w:hAnsi="Arial" w:cs="Arial"/>
+                <w:b/>
+                <w:bCs/>
+                <w:sz w:val="20"/>
+                <w:szCs w:val="20"/>
+              </w:rPr>
+              <w:t>{#</w:t>
+            </w:r>
+            <w:proofErr w:type="spellStart"/>
+            <w:r>
+              <w:rPr>
+                <w:rFonts w:ascii="Arial" w:hAnsi="Arial" w:cs="Arial"/>
+                <w:b/>
+                <w:bCs/>
+                <w:sz w:val="20"/>
+                <w:szCs w:val="20"/>
+                <w:lang w:val="en-IN"/>
+              </w:rPr>
+              <w:t>is</w:t>
+            </w:r>
+            <w:r>
+              <w:rPr>
+                <w:rFonts w:ascii="Arial" w:hAnsi="Arial" w:cs="Arial"/>
+                <w:b/>
+                <w:bCs/>
+                <w:sz w:val="20"/>
+                <w:szCs w:val="20"/>
+                <w:lang w:val="en-IN"/>
+              </w:rPr>
+              <w:t>Aus</w:t>
+            </w:r>
+            <w:proofErr w:type="spellEnd"/>
+            <w:r>
+              <w:rPr>
+                <w:rFonts w:ascii="Arial" w:hAnsi="Arial" w:cs="Arial"/>
+                <w:b/>
+                <w:bCs/>
+                <w:sz w:val="20"/>
+                <w:szCs w:val="20"/>
+              </w:rPr>
+              <w:t>}</w:t>
+            </w:r>
+            <w:r>
+              <w:rPr>
+                <w:rFonts w:ascii="Arial" w:hAnsi="Arial" w:cs="Arial"/>
+                <w:b/>
+                <w:spacing w:val="-4"/>
+                <w:sz w:val="20"/>
+                <w:szCs w:val="20"/>
+              </w:rPr>
+              <w:t>Order Confirmation</w:t>
+            </w:r>
+            <w:r>
+              <w:rPr>
+                <w:rFonts w:ascii="Arial" w:hAnsi="Arial" w:cs="Arial"/>
+                <w:b/>
+                <w:bCs/>
+                <w:sz w:val="20"/>
+                <w:szCs w:val="20"/>
+              </w:rPr>
+              <w:t>{/</w:t>
+            </w:r>
+            <w:proofErr w:type="spellStart"/>
+            <w:r>
+              <w:rPr>
+                <w:rFonts w:ascii="Arial" w:hAnsi="Arial" w:cs="Arial"/>
+                <w:b/>
+                <w:bCs/>
+                <w:sz w:val="20"/>
+                <w:szCs w:val="20"/>
+                <w:lang w:val="en-IN"/>
+              </w:rPr>
+              <w:t>is</w:t>
+            </w:r>
+            <w:r>
+              <w:rPr>
+                <w:rFonts w:ascii="Arial" w:hAnsi="Arial" w:cs="Arial"/>
+                <w:b/>
+                <w:bCs/>
+                <w:sz w:val="20"/>
+                <w:szCs w:val="20"/>
+                <w:lang w:val="en-IN"/>
+              </w:rPr>
+              <w:t>Aus</w:t>
+            </w:r>
+            <w:proofErr w:type="spellEnd"/>
+            <w:r>
+              <w:rPr>
+                <w:rFonts w:ascii="Arial" w:hAnsi="Arial" w:cs="Arial"/>
+                <w:b/>
+                <w:bCs/>
+                <w:sz w:val="20"/>
+                <w:szCs w:val="20"/>
+              </w:rPr>
+              <w:t>}</w:t>
             </w:r>
             <w:r>
               <w:rPr>
@@ -410,17 +650,17 @@
                 <w:position w:val="2"/>
                 <w:sz w:val="20"/>
               </w:rPr>
-              <w:t xml:space="preserve"> </w:t>
-            </w:r>
-            <w:r>
-              <w:rPr>
-                <w:rFonts w:ascii="Arial" w:hAnsi="Arial" w:cs="Arial"/>
-                <w:bCs/>
+              <w:t>:</w:t>
+            </w:r>
+            <w:r>
+              <w:rPr>
+                <w:rFonts w:ascii="Arial" w:hAnsi="Arial" w:cs="Arial"/>
+                <w:b/>
                 <w:spacing w:val="-2"/>
                 <w:position w:val="2"/>
                 <w:sz w:val="20"/>
               </w:rPr>
-              <w:t>{</w:t>
+              <w:t xml:space="preserve"> </w:t>
             </w:r>
             <w:r>
               <w:rPr>
@@ -429,10 +669,22 @@
                 <w:spacing w:val="-2"/>
                 <w:position w:val="2"/>
                 <w:sz w:val="20"/>
+              </w:rPr>
+              <w:t>{</w:t>
+            </w:r>
+            <w:proofErr w:type="spellStart"/>
+            <w:r>
+              <w:rPr>
+                <w:rFonts w:ascii="Arial" w:hAnsi="Arial" w:cs="Arial"/>
+                <w:bCs/>
+                <w:spacing w:val="-2"/>
+                <w:position w:val="2"/>
+                <w:sz w:val="20"/>
                 <w:lang w:val="en-IN"/>
               </w:rPr>
               <w:t>invoicePiNo</w:t>
             </w:r>
+            <w:proofErr w:type="spellEnd"/>
             <w:r>
               <w:rPr>
                 <w:rFonts w:ascii="Arial" w:hAnsi="Arial" w:cs="Arial"/>
@@ -571,6 +823,7 @@
               </w:rPr>
               <w:t>{</w:t>
             </w:r>
+            <w:proofErr w:type="spellStart"/>
             <w:r>
               <w:rPr>
                 <w:rFonts w:ascii="Arial" w:hAnsi="Arial" w:cs="Arial"/>
@@ -581,6 +834,7 @@
               </w:rPr>
               <w:t>orderDate</w:t>
             </w:r>
+            <w:proofErr w:type="spellEnd"/>
             <w:r>
               <w:rPr>
                 <w:rFonts w:ascii="Arial" w:hAnsi="Arial" w:cs="Arial"/>
@@ -679,7 +933,7 @@
         </w:tc>
         <w:tc>
           <w:tcPr>
-            <w:tcW w:w="3946" w:type="dxa"/>
+            <w:tcW w:w="3741" w:type="dxa"/>
           </w:tcPr>
           <w:p>
             <w:pPr>
@@ -724,6 +978,187 @@
             </w:pPr>
             <w:r>
               <w:rPr>
+                <w:rFonts w:cstheme="minorHAnsi"/>
+                <w:b/>
+                <w:bCs/>
+                <w:sz w:val="18"/>
+                <w:szCs w:val="18"/>
+              </w:rPr>
+              <w:t>{#</w:t>
+            </w:r>
+            <w:proofErr w:type="spellStart"/>
+            <w:r>
+              <w:rPr>
+                <w:rFonts w:cstheme="minorHAnsi"/>
+                <w:b/>
+                <w:bCs/>
+                <w:sz w:val="18"/>
+                <w:szCs w:val="18"/>
+                <w:lang w:val="en-IN"/>
+              </w:rPr>
+              <w:t>isUK</w:t>
+            </w:r>
+            <w:proofErr w:type="spellEnd"/>
+            <w:r>
+              <w:rPr>
+                <w:rFonts w:cstheme="minorHAnsi"/>
+                <w:b/>
+                <w:bCs/>
+                <w:sz w:val="18"/>
+                <w:szCs w:val="18"/>
+              </w:rPr>
+              <w:t>}</w:t>
+            </w:r>
+            <w:r>
+              <w:rPr>
+                <w:rFonts w:cstheme="minorHAnsi"/>
+                <w:b/>
+                <w:bCs/>
+                <w:sz w:val="18"/>
+                <w:szCs w:val="18"/>
+              </w:rPr>
+              <w:t>NOTIFY</w:t>
+            </w:r>
+            <w:r>
+              <w:rPr>
+                <w:rFonts w:cstheme="minorHAnsi"/>
+                <w:b/>
+                <w:bCs/>
+                <w:sz w:val="18"/>
+                <w:szCs w:val="18"/>
+              </w:rPr>
+              <w:t>-</w:t>
+            </w:r>
+            <w:r>
+              <w:rPr>
+                <w:rFonts w:cstheme="minorHAnsi"/>
+                <w:b/>
+                <w:bCs/>
+                <w:sz w:val="18"/>
+                <w:szCs w:val="18"/>
+              </w:rPr>
+              <w:t>{/</w:t>
+            </w:r>
+            <w:proofErr w:type="spellStart"/>
+            <w:r>
+              <w:rPr>
+                <w:rFonts w:cstheme="minorHAnsi"/>
+                <w:b/>
+                <w:bCs/>
+                <w:sz w:val="18"/>
+                <w:szCs w:val="18"/>
+              </w:rPr>
+              <w:t>isUK</w:t>
+            </w:r>
+            <w:proofErr w:type="spellEnd"/>
+            <w:r>
+              <w:rPr>
+                <w:rFonts w:cstheme="minorHAnsi"/>
+                <w:b/>
+                <w:bCs/>
+                <w:sz w:val="18"/>
+                <w:szCs w:val="18"/>
+              </w:rPr>
+              <w:t>}{#</w:t>
+            </w:r>
+            <w:proofErr w:type="spellStart"/>
+            <w:r>
+              <w:rPr>
+                <w:rFonts w:cstheme="minorHAnsi"/>
+                <w:b/>
+                <w:bCs/>
+                <w:sz w:val="18"/>
+                <w:szCs w:val="18"/>
+                <w:lang w:val="en-IN"/>
+              </w:rPr>
+              <w:t>is</w:t>
+            </w:r>
+            <w:r>
+              <w:rPr>
+                <w:rFonts w:cstheme="minorHAnsi"/>
+                <w:b/>
+                <w:bCs/>
+                <w:sz w:val="18"/>
+                <w:szCs w:val="18"/>
+                <w:lang w:val="en-IN"/>
+              </w:rPr>
+              <w:t>Aus</w:t>
+            </w:r>
+            <w:proofErr w:type="spellEnd"/>
+            <w:r>
+              <w:rPr>
+                <w:rFonts w:cstheme="minorHAnsi"/>
+                <w:b/>
+                <w:bCs/>
+                <w:sz w:val="18"/>
+                <w:szCs w:val="18"/>
+              </w:rPr>
+              <w:t>}</w:t>
+            </w:r>
+            <w:r>
+              <w:rPr>
+                <w:rFonts w:cstheme="minorHAnsi"/>
+                <w:b/>
+                <w:bCs/>
+                <w:sz w:val="18"/>
+                <w:szCs w:val="18"/>
+              </w:rPr>
+              <w:t>DELIVERED TO</w:t>
+            </w:r>
+            <w:r>
+              <w:rPr>
+                <w:rFonts w:cstheme="minorHAnsi"/>
+                <w:b/>
+                <w:bCs/>
+                <w:sz w:val="18"/>
+                <w:szCs w:val="18"/>
+              </w:rPr>
+              <w:t>-</w:t>
+            </w:r>
+            <w:r>
+              <w:rPr>
+                <w:rFonts w:cstheme="minorHAnsi"/>
+                <w:b/>
+                <w:bCs/>
+                <w:sz w:val="18"/>
+                <w:szCs w:val="18"/>
+              </w:rPr>
+              <w:t>{/</w:t>
+            </w:r>
+            <w:proofErr w:type="spellStart"/>
+            <w:r>
+              <w:rPr>
+                <w:rFonts w:cstheme="minorHAnsi"/>
+                <w:b/>
+                <w:bCs/>
+                <w:sz w:val="18"/>
+                <w:szCs w:val="18"/>
+              </w:rPr>
+              <w:t>is</w:t>
+            </w:r>
+            <w:r>
+              <w:rPr>
+                <w:rFonts w:cstheme="minorHAnsi"/>
+                <w:b/>
+                <w:bCs/>
+                <w:sz w:val="18"/>
+                <w:szCs w:val="18"/>
+              </w:rPr>
+              <w:t>Aus</w:t>
+            </w:r>
+            <w:proofErr w:type="spellEnd"/>
+            <w:r>
+              <w:rPr>
+                <w:rFonts w:cstheme="minorHAnsi"/>
+                <w:b/>
+                <w:bCs/>
+                <w:sz w:val="18"/>
+                <w:szCs w:val="18"/>
+              </w:rPr>
+              <w:t>}</w:t>
+            </w:r>
+            <w:r>
+              <w:rPr>
                 <w:rFonts w:ascii="Arial" w:hAnsi="Arial" w:cs="Arial"/>
                 <w:b/>
                 <w:bCs/>
@@ -732,6 +1167,7 @@
               </w:rPr>
               <w:t>{</w:t>
             </w:r>
+            <w:proofErr w:type="spellStart"/>
             <w:r>
               <w:rPr>
                 <w:rFonts w:ascii="Arial" w:hAnsi="Arial" w:cs="Arial"/>
@@ -742,6 +1178,7 @@
               </w:rPr>
               <w:t>buyerName</w:t>
             </w:r>
+            <w:proofErr w:type="spellEnd"/>
             <w:r>
               <w:rPr>
                 <w:rFonts w:ascii="Arial" w:hAnsi="Arial" w:cs="Arial"/>
@@ -777,6 +1214,7 @@
               </w:rPr>
               <w:t>{</w:t>
             </w:r>
+            <w:proofErr w:type="spellStart"/>
             <w:r>
               <w:rPr>
                 <w:rFonts w:ascii="Arial" w:hAnsi="Arial" w:cs="Arial"/>
@@ -787,6 +1225,7 @@
               </w:rPr>
               <w:t>buyerAddress</w:t>
             </w:r>
+            <w:proofErr w:type="spellEnd"/>
             <w:r>
               <w:rPr>
                 <w:rFonts w:ascii="Arial" w:hAnsi="Arial" w:cs="Arial"/>
@@ -822,6 +1261,7 @@
               </w:rPr>
               <w:t>{</w:t>
             </w:r>
+            <w:proofErr w:type="spellStart"/>
             <w:r>
               <w:rPr>
                 <w:rFonts w:ascii="Arial" w:hAnsi="Arial" w:cs="Arial"/>
@@ -832,6 +1272,7 @@
               </w:rPr>
               <w:t>buyerCity</w:t>
             </w:r>
+            <w:proofErr w:type="spellEnd"/>
             <w:r>
               <w:rPr>
                 <w:rFonts w:ascii="Arial" w:hAnsi="Arial" w:cs="Arial"/>
@@ -862,6 +1303,7 @@
               </w:rPr>
               <w:t>{</w:t>
             </w:r>
+            <w:proofErr w:type="spellStart"/>
             <w:r>
               <w:rPr>
                 <w:rFonts w:ascii="Arial" w:hAnsi="Arial" w:cs="Arial"/>
@@ -872,6 +1314,7 @@
               </w:rPr>
               <w:t>buyerState</w:t>
             </w:r>
+            <w:proofErr w:type="spellEnd"/>
             <w:r>
               <w:rPr>
                 <w:rFonts w:ascii="Arial" w:hAnsi="Arial" w:cs="Arial"/>
@@ -903,6 +1346,7 @@
               </w:rPr>
               <w:t>{</w:t>
             </w:r>
+            <w:proofErr w:type="spellStart"/>
             <w:r>
               <w:rPr>
                 <w:rFonts w:ascii="Arial" w:hAnsi="Arial" w:cs="Arial"/>
@@ -913,6 +1357,7 @@
               </w:rPr>
               <w:t>buyerCountry</w:t>
             </w:r>
+            <w:proofErr w:type="spellEnd"/>
             <w:r>
               <w:rPr>
                 <w:rFonts w:ascii="Arial" w:hAnsi="Arial" w:cs="Arial"/>
@@ -963,6 +1408,7 @@
               </w:rPr>
               <w:t>{</w:t>
             </w:r>
+            <w:proofErr w:type="spellStart"/>
             <w:r>
               <w:rPr>
                 <w:rFonts w:ascii="Arial" w:hAnsi="Arial" w:cs="Arial"/>
@@ -973,6 +1419,7 @@
               </w:rPr>
               <w:t>buyerZip</w:t>
             </w:r>
+            <w:proofErr w:type="spellEnd"/>
             <w:r>
               <w:rPr>
                 <w:rFonts w:ascii="Arial" w:hAnsi="Arial" w:cs="Arial"/>
@@ -1030,8 +1477,8 @@
       </w:tblPr>
       <w:tblGrid>
         <w:gridCol w:w="1583"/>
-        <w:gridCol w:w="2127"/>
-        <w:gridCol w:w="1546"/>
+        <w:gridCol w:w="2354"/>
+        <w:gridCol w:w="1319"/>
         <w:gridCol w:w="1430"/>
         <w:gridCol w:w="1146"/>
         <w:gridCol w:w="1271"/>
@@ -1097,7 +1544,7 @@
         </w:tc>
         <w:tc>
           <w:tcPr>
-            <w:tcW w:w="2127" w:type="dxa"/>
+            <w:tcW w:w="2354" w:type="dxa"/>
           </w:tcPr>
           <w:p>
             <w:pPr>
@@ -1117,8 +1564,9 @@
                 <w:sz w:val="18"/>
                 <w:szCs w:val="18"/>
               </w:rPr>
-              <w:t>{#isAus}ASW No{/isAus}{#</w:t>
-            </w:r>
+              <w:t>{#isAus}ASW No{/</w:t>
+            </w:r>
+            <w:proofErr w:type="spellStart"/>
             <w:r>
               <w:rPr>
                 <w:rFonts w:cstheme="minorHAnsi"/>
@@ -1126,10 +1574,33 @@
                 <w:bCs/>
                 <w:sz w:val="18"/>
                 <w:szCs w:val="18"/>
+              </w:rPr>
+              <w:t>isAus</w:t>
+            </w:r>
+            <w:proofErr w:type="spellEnd"/>
+            <w:r>
+              <w:rPr>
+                <w:rFonts w:cstheme="minorHAnsi"/>
+                <w:b/>
+                <w:bCs/>
+                <w:sz w:val="18"/>
+                <w:szCs w:val="18"/>
+              </w:rPr>
+              <w:t>}{#</w:t>
+            </w:r>
+            <w:proofErr w:type="spellStart"/>
+            <w:r>
+              <w:rPr>
+                <w:rFonts w:cstheme="minorHAnsi"/>
+                <w:b/>
+                <w:bCs/>
+                <w:sz w:val="18"/>
+                <w:szCs w:val="18"/>
                 <w:lang w:val="en-IN"/>
               </w:rPr>
               <w:t>isUK</w:t>
             </w:r>
+            <w:proofErr w:type="spellEnd"/>
             <w:r>
               <w:rPr>
                 <w:rFonts w:cstheme="minorHAnsi"/>
@@ -1158,8 +1629,9 @@
                 <w:sz w:val="18"/>
                 <w:szCs w:val="18"/>
               </w:rPr>
-              <w:t>{/isUK}{#</w:t>
-            </w:r>
+              <w:t>{/</w:t>
+            </w:r>
+            <w:proofErr w:type="spellStart"/>
             <w:r>
               <w:rPr>
                 <w:rFonts w:cstheme="minorHAnsi"/>
@@ -1167,10 +1639,33 @@
                 <w:bCs/>
                 <w:sz w:val="18"/>
                 <w:szCs w:val="18"/>
+              </w:rPr>
+              <w:t>isUK</w:t>
+            </w:r>
+            <w:proofErr w:type="spellEnd"/>
+            <w:r>
+              <w:rPr>
+                <w:rFonts w:cstheme="minorHAnsi"/>
+                <w:b/>
+                <w:bCs/>
+                <w:sz w:val="18"/>
+                <w:szCs w:val="18"/>
+              </w:rPr>
+              <w:t>}{#</w:t>
+            </w:r>
+            <w:proofErr w:type="spellStart"/>
+            <w:r>
+              <w:rPr>
+                <w:rFonts w:cstheme="minorHAnsi"/>
+                <w:b/>
+                <w:bCs/>
+                <w:sz w:val="18"/>
+                <w:szCs w:val="18"/>
                 <w:lang w:val="en-IN"/>
               </w:rPr>
               <w:t>isGen</w:t>
             </w:r>
+            <w:proofErr w:type="spellEnd"/>
             <w:r>
               <w:rPr>
                 <w:rFonts w:cstheme="minorHAnsi"/>
@@ -1201,6 +1696,7 @@
               </w:rPr>
               <w:t>{/</w:t>
             </w:r>
+            <w:proofErr w:type="spellStart"/>
             <w:r>
               <w:rPr>
                 <w:rFonts w:cstheme="minorHAnsi"/>
@@ -1212,6 +1708,7 @@
               </w:rPr>
               <w:t>isGen</w:t>
             </w:r>
+            <w:proofErr w:type="spellEnd"/>
             <w:r>
               <w:rPr>
                 <w:rFonts w:cstheme="minorHAnsi"/>
@@ -1226,7 +1723,7 @@
         </w:tc>
         <w:tc>
           <w:tcPr>
-            <w:tcW w:w="1546" w:type="dxa"/>
+            <w:tcW w:w="1319" w:type="dxa"/>
           </w:tcPr>
           <w:p>
             <w:pPr>
@@ -1248,6 +1745,7 @@
               </w:rPr>
               <w:t xml:space="preserve">{#isAus}ASW </w:t>
             </w:r>
+            <w:proofErr w:type="spellStart"/>
             <w:r>
               <w:rPr>
                 <w:rFonts w:cstheme="minorHAnsi"/>
@@ -1266,8 +1764,9 @@
                 <w:sz w:val="18"/>
                 <w:szCs w:val="18"/>
               </w:rPr>
-              <w:t>No{/isAus}{#</w:t>
-            </w:r>
+              <w:t>No</w:t>
+            </w:r>
+            <w:proofErr w:type="spellEnd"/>
             <w:r>
               <w:rPr>
                 <w:rFonts w:cstheme="minorHAnsi"/>
@@ -1275,10 +1774,44 @@
                 <w:bCs/>
                 <w:sz w:val="18"/>
                 <w:szCs w:val="18"/>
+              </w:rPr>
+              <w:t>{/</w:t>
+            </w:r>
+            <w:proofErr w:type="spellStart"/>
+            <w:r>
+              <w:rPr>
+                <w:rFonts w:cstheme="minorHAnsi"/>
+                <w:b/>
+                <w:bCs/>
+                <w:sz w:val="18"/>
+                <w:szCs w:val="18"/>
+              </w:rPr>
+              <w:t>isAus</w:t>
+            </w:r>
+            <w:proofErr w:type="spellEnd"/>
+            <w:r>
+              <w:rPr>
+                <w:rFonts w:cstheme="minorHAnsi"/>
+                <w:b/>
+                <w:bCs/>
+                <w:sz w:val="18"/>
+                <w:szCs w:val="18"/>
+              </w:rPr>
+              <w:t>}{#</w:t>
+            </w:r>
+            <w:proofErr w:type="spellStart"/>
+            <w:r>
+              <w:rPr>
+                <w:rFonts w:cstheme="minorHAnsi"/>
+                <w:b/>
+                <w:bCs/>
+                <w:sz w:val="18"/>
+                <w:szCs w:val="18"/>
                 <w:lang w:val="en-IN"/>
               </w:rPr>
               <w:t>isGen</w:t>
             </w:r>
+            <w:proofErr w:type="spellEnd"/>
             <w:r>
               <w:rPr>
                 <w:rFonts w:cstheme="minorHAnsi"/>
@@ -1309,6 +1842,7 @@
               </w:rPr>
               <w:t>{/</w:t>
             </w:r>
+            <w:proofErr w:type="spellStart"/>
             <w:r>
               <w:rPr>
                 <w:rFonts w:cstheme="minorHAnsi"/>
@@ -1320,6 +1854,7 @@
               </w:rPr>
               <w:t>isGen</w:t>
             </w:r>
+            <w:proofErr w:type="spellEnd"/>
             <w:r>
               <w:rPr>
                 <w:rFonts w:cstheme="minorHAnsi"/>
@@ -1446,7 +1981,29 @@
                 <w:sz w:val="18"/>
                 <w:szCs w:val="18"/>
               </w:rPr>
-              <w:t>{currencyChar}</w:t>
+              <w:t>{</w:t>
+            </w:r>
+            <w:proofErr w:type="spellStart"/>
+            <w:r>
+              <w:rPr>
+                <w:rFonts w:ascii="Arial" w:hAnsi="Arial" w:cs="Arial"/>
+                <w:b/>
+                <w:bCs/>
+                <w:sz w:val="18"/>
+                <w:szCs w:val="18"/>
+              </w:rPr>
+              <w:t>currencyChar</w:t>
+            </w:r>
+            <w:proofErr w:type="spellEnd"/>
+            <w:r>
+              <w:rPr>
+                <w:rFonts w:ascii="Arial" w:hAnsi="Arial" w:cs="Arial"/>
+                <w:b/>
+                <w:bCs/>
+                <w:sz w:val="18"/>
+                <w:szCs w:val="18"/>
+              </w:rPr>
+              <w:t>}</w:t>
             </w:r>
           </w:p>
         </w:tc>
@@ -1496,7 +2053,29 @@
                 <w:sz w:val="18"/>
                 <w:szCs w:val="18"/>
               </w:rPr>
-              <w:t>{currencyChar}</w:t>
+              <w:t>{</w:t>
+            </w:r>
+            <w:proofErr w:type="spellStart"/>
+            <w:r>
+              <w:rPr>
+                <w:rFonts w:ascii="Arial" w:hAnsi="Arial" w:cs="Arial"/>
+                <w:b/>
+                <w:bCs/>
+                <w:sz w:val="18"/>
+                <w:szCs w:val="18"/>
+              </w:rPr>
+              <w:t>currencyChar</w:t>
+            </w:r>
+            <w:proofErr w:type="spellEnd"/>
+            <w:r>
+              <w:rPr>
+                <w:rFonts w:ascii="Arial" w:hAnsi="Arial" w:cs="Arial"/>
+                <w:b/>
+                <w:bCs/>
+                <w:sz w:val="18"/>
+                <w:szCs w:val="18"/>
+              </w:rPr>
+              <w:t>}</w:t>
             </w:r>
           </w:p>
         </w:tc>
@@ -1577,15 +2156,7 @@
                 <w:sz w:val="20"/>
                 <w:szCs w:val="20"/>
               </w:rPr>
-              <w:t>{</w:t>
-            </w:r>
-            <w:r>
-              <w:rPr>
-                <w:rFonts w:cstheme="minorHAnsi"/>
-                <w:sz w:val="20"/>
-                <w:szCs w:val="20"/>
-              </w:rPr>
-              <w:t>/</w:t>
+              <w:t>{/</w:t>
             </w:r>
             <w:r>
               <w:rPr>
@@ -1691,6 +2262,16 @@
                 <w:sz w:val="20"/>
                 <w:szCs w:val="20"/>
               </w:rPr>
+              <w:t xml:space="preserve">Size: </w:t>
+            </w:r>
+            <w:r>
+              <w:rPr>
+                <w:rFonts w:ascii="Arial" w:hAnsi="Arial" w:cs="Arial"/>
+                <w:b/>
+                <w:bCs/>
+                <w:sz w:val="20"/>
+                <w:szCs w:val="20"/>
+              </w:rPr>
               <w:t>{length} X {width} X {height} MM</w:t>
             </w:r>
             <w:r>
@@ -1701,17 +2282,7 @@
                 <w:sz w:val="20"/>
                 <w:szCs w:val="20"/>
               </w:rPr>
-              <w:t xml:space="preserve"> </w:t>
-            </w:r>
-            <w:r>
-              <w:rPr>
-                <w:rFonts w:ascii="Arial" w:hAnsi="Arial" w:cs="Arial"/>
-                <w:b/>
-                <w:bCs/>
-                <w:sz w:val="20"/>
-                <w:szCs w:val="20"/>
-              </w:rPr>
-              <w:t xml:space="preserve">- </w:t>
+              <w:t>{#</w:t>
             </w:r>
             <w:r>
               <w:rPr>
@@ -1721,7 +2292,81 @@
                 <w:sz w:val="20"/>
                 <w:szCs w:val="20"/>
               </w:rPr>
-              <w:t>{fsc}</w:t>
+              <w:t>fsc</w:t>
+            </w:r>
+            <w:r>
+              <w:rPr>
+                <w:rFonts w:ascii="Arial" w:hAnsi="Arial" w:cs="Arial"/>
+                <w:b/>
+                <w:bCs/>
+                <w:sz w:val="20"/>
+                <w:szCs w:val="20"/>
+              </w:rPr>
+              <w:t xml:space="preserve">} - </w:t>
+            </w:r>
+            <w:r>
+              <w:rPr>
+                <w:rFonts w:cstheme="minorHAnsi"/>
+                <w:b/>
+                <w:bCs/>
+                <w:sz w:val="20"/>
+                <w:szCs w:val="20"/>
+              </w:rPr>
+              <w:t>{</w:t>
+            </w:r>
+            <w:proofErr w:type="spellStart"/>
+            <w:r>
+              <w:rPr>
+                <w:rFonts w:cstheme="minorHAnsi"/>
+                <w:b/>
+                <w:bCs/>
+                <w:sz w:val="20"/>
+                <w:szCs w:val="20"/>
+              </w:rPr>
+              <w:t>fsc</w:t>
+            </w:r>
+            <w:proofErr w:type="spellEnd"/>
+            <w:r>
+              <w:rPr>
+                <w:rFonts w:cstheme="minorHAnsi"/>
+                <w:b/>
+                <w:bCs/>
+                <w:sz w:val="20"/>
+                <w:szCs w:val="20"/>
+              </w:rPr>
+              <w:t>}</w:t>
+            </w:r>
+            <w:r>
+              <w:rPr>
+                <w:rFonts w:cstheme="minorHAnsi"/>
+                <w:b/>
+                <w:bCs/>
+                <w:sz w:val="20"/>
+                <w:szCs w:val="20"/>
+              </w:rPr>
+              <w:t>{/</w:t>
+            </w:r>
+            <w:proofErr w:type="spellStart"/>
+            <w:r>
+              <w:rPr>
+                <w:rFonts w:cstheme="minorHAnsi"/>
+                <w:b/>
+                <w:bCs/>
+                <w:sz w:val="20"/>
+                <w:szCs w:val="20"/>
+              </w:rPr>
+              <w:t>fsc</w:t>
+            </w:r>
+            <w:proofErr w:type="spellEnd"/>
+            <w:r>
+              <w:rPr>
+                <w:rFonts w:cstheme="minorHAnsi"/>
+                <w:b/>
+                <w:bCs/>
+                <w:sz w:val="20"/>
+                <w:szCs w:val="20"/>
+              </w:rPr>
+              <w:t>}</w:t>
             </w:r>
           </w:p>
         </w:tc>
@@ -1746,13 +2391,73 @@
                 <w:sz w:val="18"/>
                 <w:szCs w:val="18"/>
               </w:rPr>
-              <w:t>{#invoices}{containerFrom}{#containerTo} to {containerTo}{/containerTo}</w:t>
-            </w:r>
-          </w:p>
-        </w:tc>
-        <w:tc>
-          <w:tcPr>
-            <w:tcW w:w="2127" w:type="dxa"/>
+              <w:t>{#invoices}</w:t>
+            </w:r>
+            <w:r>
+              <w:rPr>
+                <w:rFonts w:cstheme="minorHAnsi"/>
+                <w:sz w:val="18"/>
+                <w:szCs w:val="18"/>
+              </w:rPr>
+              <w:t>{prefixCode}</w:t>
+            </w:r>
+            <w:r>
+              <w:rPr>
+                <w:rFonts w:cstheme="minorHAnsi"/>
+                <w:sz w:val="18"/>
+                <w:szCs w:val="18"/>
+              </w:rPr>
+              <w:t>\</w:t>
+            </w:r>
+            <w:r>
+              <w:rPr>
+                <w:rFonts w:ascii="Arial" w:hAnsi="Arial" w:cs="Arial"/>
+                <w:sz w:val="18"/>
+                <w:szCs w:val="18"/>
+              </w:rPr>
+              <w:t>{containerFrom}{#containerTo} to {</w:t>
+            </w:r>
+            <w:proofErr w:type="spellStart"/>
+            <w:r>
+              <w:rPr>
+                <w:rFonts w:ascii="Arial" w:hAnsi="Arial" w:cs="Arial"/>
+                <w:sz w:val="18"/>
+                <w:szCs w:val="18"/>
+              </w:rPr>
+              <w:t>containerTo</w:t>
+            </w:r>
+            <w:proofErr w:type="spellEnd"/>
+            <w:r>
+              <w:rPr>
+                <w:rFonts w:ascii="Arial" w:hAnsi="Arial" w:cs="Arial"/>
+                <w:sz w:val="18"/>
+                <w:szCs w:val="18"/>
+              </w:rPr>
+              <w:t>}{/</w:t>
+            </w:r>
+            <w:proofErr w:type="spellStart"/>
+            <w:r>
+              <w:rPr>
+                <w:rFonts w:ascii="Arial" w:hAnsi="Arial" w:cs="Arial"/>
+                <w:sz w:val="18"/>
+                <w:szCs w:val="18"/>
+              </w:rPr>
+              <w:t>containerTo</w:t>
+            </w:r>
+            <w:proofErr w:type="spellEnd"/>
+            <w:r>
+              <w:rPr>
+                <w:rFonts w:ascii="Arial" w:hAnsi="Arial" w:cs="Arial"/>
+                <w:sz w:val="18"/>
+                <w:szCs w:val="18"/>
+              </w:rPr>
+              <w:t>}</w:t>
+            </w:r>
+          </w:p>
+        </w:tc>
+        <w:tc>
+          <w:tcPr>
+            <w:tcW w:w="2354" w:type="dxa"/>
           </w:tcPr>
           <w:p>
             <w:pPr>
@@ -1772,6 +2477,7 @@
               </w:rPr>
               <w:t>{</w:t>
             </w:r>
+            <w:proofErr w:type="spellStart"/>
             <w:r>
               <w:rPr>
                 <w:rFonts w:ascii="Arial" w:hAnsi="Arial" w:cs="Arial"/>
@@ -1780,6 +2486,7 @@
               </w:rPr>
               <w:t>materialGrade</w:t>
             </w:r>
+            <w:proofErr w:type="spellEnd"/>
             <w:r>
               <w:rPr>
                 <w:rFonts w:ascii="Arial" w:hAnsi="Arial" w:cs="Arial"/>
@@ -1792,7 +2499,7 @@
         </w:tc>
         <w:tc>
           <w:tcPr>
-            <w:tcW w:w="1546" w:type="dxa"/>
+            <w:tcW w:w="1319" w:type="dxa"/>
           </w:tcPr>
           <w:p>
             <w:pPr>
@@ -1810,23 +2517,69 @@
                 <w:sz w:val="18"/>
                 <w:szCs w:val="18"/>
               </w:rPr>
-              <w:t>{^isUK}</w:t>
-            </w:r>
+              <w:t>{^</w:t>
+            </w:r>
+            <w:proofErr w:type="spellStart"/>
             <w:r>
               <w:rPr>
                 <w:rFonts w:cstheme="minorHAnsi"/>
                 <w:sz w:val="18"/>
                 <w:szCs w:val="18"/>
               </w:rPr>
+              <w:t>isUK</w:t>
+            </w:r>
+            <w:proofErr w:type="spellEnd"/>
+            <w:r>
+              <w:rPr>
+                <w:rFonts w:cstheme="minorHAnsi"/>
+                <w:sz w:val="18"/>
+                <w:szCs w:val="18"/>
+              </w:rPr>
+              <w:t>}</w:t>
+            </w:r>
+            <w:r>
+              <w:rPr>
+                <w:rFonts w:cstheme="minorHAnsi"/>
+                <w:sz w:val="18"/>
+                <w:szCs w:val="18"/>
+              </w:rPr>
               <w:t>{</w:t>
             </w:r>
+            <w:proofErr w:type="spellStart"/>
             <w:r>
               <w:rPr>
                 <w:rFonts w:cstheme="minorHAnsi"/>
                 <w:sz w:val="18"/>
                 <w:szCs w:val="18"/>
               </w:rPr>
-              <w:t>brandName}{/isUK}</w:t>
+              <w:t>brandName</w:t>
+            </w:r>
+            <w:proofErr w:type="spellEnd"/>
+            <w:r>
+              <w:rPr>
+                <w:rFonts w:cstheme="minorHAnsi"/>
+                <w:sz w:val="18"/>
+                <w:szCs w:val="18"/>
+              </w:rPr>
+              <w:t>}{/</w:t>
+            </w:r>
+            <w:proofErr w:type="spellStart"/>
+            <w:r>
+              <w:rPr>
+                <w:rFonts w:cstheme="minorHAnsi"/>
+                <w:sz w:val="18"/>
+                <w:szCs w:val="18"/>
+              </w:rPr>
+              <w:t>isUK</w:t>
+            </w:r>
+            <w:proofErr w:type="spellEnd"/>
+            <w:r>
+              <w:rPr>
+                <w:rFonts w:cstheme="minorHAnsi"/>
+                <w:sz w:val="18"/>
+                <w:szCs w:val="18"/>
+              </w:rPr>
+              <w:t>}</w:t>
             </w:r>
           </w:p>
         </w:tc>
@@ -1851,7 +2604,25 @@
                 <w:sz w:val="18"/>
                 <w:szCs w:val="18"/>
               </w:rPr>
-              <w:t>{designType}</w:t>
+              <w:t>{</w:t>
+            </w:r>
+            <w:proofErr w:type="spellStart"/>
+            <w:r>
+              <w:rPr>
+                <w:rFonts w:ascii="Arial" w:hAnsi="Arial" w:cs="Arial"/>
+                <w:sz w:val="18"/>
+                <w:szCs w:val="18"/>
+              </w:rPr>
+              <w:t>designType</w:t>
+            </w:r>
+            <w:proofErr w:type="spellEnd"/>
+            <w:r>
+              <w:rPr>
+                <w:rFonts w:ascii="Arial" w:hAnsi="Arial" w:cs="Arial"/>
+                <w:sz w:val="18"/>
+                <w:szCs w:val="18"/>
+              </w:rPr>
+              <w:t>}</w:t>
             </w:r>
           </w:p>
         </w:tc>
@@ -1875,7 +2646,25 @@
                 <w:sz w:val="18"/>
                 <w:szCs w:val="18"/>
               </w:rPr>
-              <w:t>{finishType}</w:t>
+              <w:t>{</w:t>
+            </w:r>
+            <w:proofErr w:type="spellStart"/>
+            <w:r>
+              <w:rPr>
+                <w:rFonts w:ascii="Arial" w:hAnsi="Arial" w:cs="Arial"/>
+                <w:sz w:val="18"/>
+                <w:szCs w:val="18"/>
+              </w:rPr>
+              <w:t>finishType</w:t>
+            </w:r>
+            <w:proofErr w:type="spellEnd"/>
+            <w:r>
+              <w:rPr>
+                <w:rFonts w:ascii="Arial" w:hAnsi="Arial" w:cs="Arial"/>
+                <w:sz w:val="18"/>
+                <w:szCs w:val="18"/>
+              </w:rPr>
+              <w:t>}</w:t>
             </w:r>
           </w:p>
         </w:tc>
@@ -1948,7 +2737,25 @@
                 <w:sz w:val="18"/>
                 <w:szCs w:val="18"/>
               </w:rPr>
-              <w:t>{value}{/invoices}{/IPItems}</w:t>
+              <w:t>{value}{/invoices}{/</w:t>
+            </w:r>
+            <w:proofErr w:type="spellStart"/>
+            <w:r>
+              <w:rPr>
+                <w:rFonts w:ascii="Arial" w:hAnsi="Arial" w:cs="Arial"/>
+                <w:sz w:val="18"/>
+                <w:szCs w:val="18"/>
+              </w:rPr>
+              <w:t>IPItems</w:t>
+            </w:r>
+            <w:proofErr w:type="spellEnd"/>
+            <w:r>
+              <w:rPr>
+                <w:rFonts w:ascii="Arial" w:hAnsi="Arial" w:cs="Arial"/>
+                <w:sz w:val="18"/>
+                <w:szCs w:val="18"/>
+              </w:rPr>
+              <w:t>}</w:t>
             </w:r>
           </w:p>
         </w:tc>
@@ -2133,7 +2940,29 @@
                 <w:sz w:val="18"/>
                 <w:szCs w:val="18"/>
               </w:rPr>
-              <w:t>{totalQuantity}</w:t>
+              <w:t>{</w:t>
+            </w:r>
+            <w:proofErr w:type="spellStart"/>
+            <w:r>
+              <w:rPr>
+                <w:rFonts w:ascii="Arial" w:hAnsi="Arial" w:cs="Arial"/>
+                <w:b/>
+                <w:bCs/>
+                <w:sz w:val="18"/>
+                <w:szCs w:val="18"/>
+              </w:rPr>
+              <w:t>totalQuantity</w:t>
+            </w:r>
+            <w:proofErr w:type="spellEnd"/>
+            <w:r>
+              <w:rPr>
+                <w:rFonts w:ascii="Arial" w:hAnsi="Arial" w:cs="Arial"/>
+                <w:b/>
+                <w:bCs/>
+                <w:sz w:val="18"/>
+                <w:szCs w:val="18"/>
+              </w:rPr>
+              <w:t>}</w:t>
             </w:r>
           </w:p>
         </w:tc>
@@ -2176,7 +3005,29 @@
                 <w:sz w:val="18"/>
                 <w:szCs w:val="18"/>
               </w:rPr>
-              <w:t>{totalAmount}</w:t>
+              <w:t>{</w:t>
+            </w:r>
+            <w:proofErr w:type="spellStart"/>
+            <w:r>
+              <w:rPr>
+                <w:rFonts w:ascii="Arial" w:hAnsi="Arial" w:cs="Arial"/>
+                <w:b/>
+                <w:bCs/>
+                <w:sz w:val="18"/>
+                <w:szCs w:val="18"/>
+              </w:rPr>
+              <w:t>totalAmount</w:t>
+            </w:r>
+            <w:proofErr w:type="spellEnd"/>
+            <w:r>
+              <w:rPr>
+                <w:rFonts w:ascii="Arial" w:hAnsi="Arial" w:cs="Arial"/>
+                <w:b/>
+                <w:bCs/>
+                <w:sz w:val="18"/>
+                <w:szCs w:val="18"/>
+              </w:rPr>
+              <w:t>}</w:t>
             </w:r>
           </w:p>
         </w:tc>
@@ -2464,7 +3315,25 @@
                 <w:sz w:val="18"/>
                 <w:szCs w:val="18"/>
               </w:rPr>
-              <w:t>{totalAddition}</w:t>
+              <w:t>{</w:t>
+            </w:r>
+            <w:proofErr w:type="spellStart"/>
+            <w:r>
+              <w:rPr>
+                <w:rFonts w:ascii="Arial" w:hAnsi="Arial" w:cs="Arial"/>
+                <w:sz w:val="18"/>
+                <w:szCs w:val="18"/>
+              </w:rPr>
+              <w:t>totalAddition</w:t>
+            </w:r>
+            <w:proofErr w:type="spellEnd"/>
+            <w:r>
+              <w:rPr>
+                <w:rFonts w:ascii="Arial" w:hAnsi="Arial" w:cs="Arial"/>
+                <w:sz w:val="18"/>
+                <w:szCs w:val="18"/>
+              </w:rPr>
+              <w:t>}</w:t>
             </w:r>
           </w:p>
         </w:tc>
@@ -2596,7 +3465,25 @@
                 <w:sz w:val="18"/>
                 <w:szCs w:val="18"/>
               </w:rPr>
-              <w:t>{totalDiscount}</w:t>
+              <w:t>{</w:t>
+            </w:r>
+            <w:proofErr w:type="spellStart"/>
+            <w:r>
+              <w:rPr>
+                <w:rFonts w:ascii="Arial" w:hAnsi="Arial" w:cs="Arial"/>
+                <w:sz w:val="18"/>
+                <w:szCs w:val="18"/>
+              </w:rPr>
+              <w:t>totalDiscount</w:t>
+            </w:r>
+            <w:proofErr w:type="spellEnd"/>
+            <w:r>
+              <w:rPr>
+                <w:rFonts w:ascii="Arial" w:hAnsi="Arial" w:cs="Arial"/>
+                <w:sz w:val="18"/>
+                <w:szCs w:val="18"/>
+              </w:rPr>
+              <w:t>}</w:t>
             </w:r>
           </w:p>
         </w:tc>
@@ -2909,6 +3796,7 @@
               </w:rPr>
               <w:t xml:space="preserve"> {</w:t>
             </w:r>
+            <w:proofErr w:type="spellStart"/>
             <w:r>
               <w:rPr>
                 <w:rFonts w:ascii="Arial" w:hAnsi="Arial" w:cs="Arial"/>
@@ -2920,6 +3808,7 @@
               </w:rPr>
               <w:t>deliveryTerms</w:t>
             </w:r>
+            <w:proofErr w:type="spellEnd"/>
             <w:r>
               <w:rPr>
                 <w:rFonts w:ascii="Arial" w:hAnsi="Arial" w:cs="Arial"/>
@@ -2948,7 +3837,113 @@
                 <w:sz w:val="18"/>
                 <w:szCs w:val="18"/>
               </w:rPr>
-              <w:t>{currencyChar} {netAmountWords}</w:t>
+              <w:t>{</w:t>
+            </w:r>
+            <w:proofErr w:type="spellStart"/>
+            <w:r>
+              <w:rPr>
+                <w:rFonts w:ascii="Arial" w:hAnsi="Arial" w:cs="Arial"/>
+                <w:b/>
+                <w:bCs/>
+                <w:sz w:val="18"/>
+                <w:szCs w:val="18"/>
+              </w:rPr>
+              <w:t>portOfDischarge</w:t>
+            </w:r>
+            <w:proofErr w:type="spellEnd"/>
+            <w:r>
+              <w:rPr>
+                <w:rFonts w:ascii="Arial" w:hAnsi="Arial" w:cs="Arial"/>
+                <w:b/>
+                <w:bCs/>
+                <w:sz w:val="18"/>
+                <w:szCs w:val="18"/>
+              </w:rPr>
+              <w:t>} ({</w:t>
+            </w:r>
+            <w:proofErr w:type="spellStart"/>
+            <w:r>
+              <w:rPr>
+                <w:rFonts w:ascii="Arial" w:hAnsi="Arial" w:cs="Arial"/>
+                <w:b/>
+                <w:bCs/>
+                <w:sz w:val="18"/>
+                <w:szCs w:val="18"/>
+              </w:rPr>
+              <w:t>finalDestination</w:t>
+            </w:r>
+            <w:proofErr w:type="spellEnd"/>
+            <w:r>
+              <w:rPr>
+                <w:rFonts w:ascii="Arial" w:hAnsi="Arial" w:cs="Arial"/>
+                <w:b/>
+                <w:bCs/>
+                <w:sz w:val="18"/>
+                <w:szCs w:val="18"/>
+              </w:rPr>
+              <w:t>})</w:t>
+            </w:r>
+            <w:r>
+              <w:rPr>
+                <w:rFonts w:cstheme="minorHAnsi"/>
+                <w:b/>
+                <w:bCs/>
+              </w:rPr>
+              <w:t xml:space="preserve">   </w:t>
+            </w:r>
+            <w:r>
+              <w:rPr>
+                <w:rFonts w:ascii="Arial" w:hAnsi="Arial" w:cs="Arial"/>
+                <w:b/>
+                <w:bCs/>
+                <w:sz w:val="18"/>
+                <w:szCs w:val="18"/>
+              </w:rPr>
+              <w:t>{</w:t>
+            </w:r>
+            <w:proofErr w:type="spellStart"/>
+            <w:r>
+              <w:rPr>
+                <w:rFonts w:ascii="Arial" w:hAnsi="Arial" w:cs="Arial"/>
+                <w:b/>
+                <w:bCs/>
+                <w:sz w:val="18"/>
+                <w:szCs w:val="18"/>
+              </w:rPr>
+              <w:t>currencyChar</w:t>
+            </w:r>
+            <w:proofErr w:type="spellEnd"/>
+            <w:r>
+              <w:rPr>
+                <w:rFonts w:ascii="Arial" w:hAnsi="Arial" w:cs="Arial"/>
+                <w:b/>
+                <w:bCs/>
+                <w:sz w:val="18"/>
+                <w:szCs w:val="18"/>
+              </w:rPr>
+              <w:t>} {</w:t>
+            </w:r>
+            <w:proofErr w:type="spellStart"/>
+            <w:r>
+              <w:rPr>
+                <w:rFonts w:ascii="Arial" w:hAnsi="Arial" w:cs="Arial"/>
+                <w:b/>
+                <w:bCs/>
+                <w:sz w:val="18"/>
+                <w:szCs w:val="18"/>
+              </w:rPr>
+              <w:t>netAmountWords</w:t>
+            </w:r>
+            <w:proofErr w:type="spellEnd"/>
+            <w:r>
+              <w:rPr>
+                <w:rFonts w:ascii="Arial" w:hAnsi="Arial" w:cs="Arial"/>
+                <w:b/>
+                <w:bCs/>
+                <w:sz w:val="18"/>
+                <w:szCs w:val="18"/>
+              </w:rPr>
+              <w:t>}</w:t>
             </w:r>
             <w:r>
               <w:rPr>
@@ -2983,7 +3978,25 @@
                 <w:sz w:val="18"/>
                 <w:szCs w:val="18"/>
               </w:rPr>
-              <w:t>{netAmount}</w:t>
+              <w:t>{</w:t>
+            </w:r>
+            <w:proofErr w:type="spellStart"/>
+            <w:r>
+              <w:rPr>
+                <w:rFonts w:ascii="Arial" w:hAnsi="Arial" w:cs="Arial"/>
+                <w:sz w:val="18"/>
+                <w:szCs w:val="18"/>
+              </w:rPr>
+              <w:t>netAmount</w:t>
+            </w:r>
+            <w:proofErr w:type="spellEnd"/>
+            <w:r>
+              <w:rPr>
+                <w:rFonts w:ascii="Arial" w:hAnsi="Arial" w:cs="Arial"/>
+                <w:sz w:val="18"/>
+                <w:szCs w:val="18"/>
+              </w:rPr>
+              <w:t>}</w:t>
             </w:r>
           </w:p>
         </w:tc>
@@ -3039,6 +4052,7 @@
               </w:rPr>
               <w:t>{</w:t>
             </w:r>
+            <w:proofErr w:type="spellStart"/>
             <w:r>
               <w:rPr>
                 <w:rFonts w:ascii="Arial" w:hAnsi="Arial" w:cs="Arial"/>
@@ -3048,6 +4062,7 @@
               </w:rPr>
               <w:t>deliveryDetails</w:t>
             </w:r>
+            <w:proofErr w:type="spellEnd"/>
             <w:r>
               <w:rPr>
                 <w:rFonts w:ascii="Arial" w:hAnsi="Arial" w:cs="Arial"/>
@@ -3144,6 +4159,7 @@
               </w:rPr>
               <w:t>{</w:t>
             </w:r>
+            <w:proofErr w:type="spellStart"/>
             <w:r>
               <w:rPr>
                 <w:rFonts w:ascii="Arial" w:hAnsi="Arial" w:cs="Arial"/>
@@ -3153,6 +4169,7 @@
               </w:rPr>
               <w:t>bankName</w:t>
             </w:r>
+            <w:proofErr w:type="spellEnd"/>
             <w:r>
               <w:rPr>
                 <w:rFonts w:ascii="Arial" w:hAnsi="Arial" w:cs="Arial"/>
@@ -3170,6 +4187,7 @@
               </w:rPr>
               <w:t>BRANCH {</w:t>
             </w:r>
+            <w:proofErr w:type="spellStart"/>
             <w:r>
               <w:rPr>
                 <w:rFonts w:ascii="Arial" w:hAnsi="Arial" w:cs="Arial"/>
@@ -3179,6 +4197,7 @@
               </w:rPr>
               <w:t>bankBranch</w:t>
             </w:r>
+            <w:proofErr w:type="spellEnd"/>
             <w:r>
               <w:rPr>
                 <w:rFonts w:ascii="Arial" w:hAnsi="Arial" w:cs="Arial"/>
@@ -3188,6 +4207,7 @@
               </w:rPr>
               <w:t>}            {</w:t>
             </w:r>
+            <w:proofErr w:type="spellStart"/>
             <w:r>
               <w:rPr>
                 <w:rFonts w:ascii="Arial" w:hAnsi="Arial" w:cs="Arial"/>
@@ -3197,6 +4217,7 @@
               </w:rPr>
               <w:t>bankCity</w:t>
             </w:r>
+            <w:proofErr w:type="spellEnd"/>
             <w:r>
               <w:rPr>
                 <w:rFonts w:ascii="Arial" w:hAnsi="Arial" w:cs="Arial"/>
@@ -3206,6 +4227,7 @@
               </w:rPr>
               <w:t>} SWIFT – {</w:t>
             </w:r>
+            <w:proofErr w:type="spellStart"/>
             <w:r>
               <w:rPr>
                 <w:rFonts w:ascii="Arial" w:hAnsi="Arial" w:cs="Arial"/>
@@ -3215,6 +4237,7 @@
               </w:rPr>
               <w:t>swiftNumber</w:t>
             </w:r>
+            <w:proofErr w:type="spellEnd"/>
             <w:r>
               <w:rPr>
                 <w:rFonts w:ascii="Arial" w:hAnsi="Arial" w:cs="Arial"/>
@@ -3278,6 +4301,7 @@
               </w:rPr>
               <w:t>{</w:t>
             </w:r>
+            <w:proofErr w:type="spellStart"/>
             <w:r>
               <w:rPr>
                 <w:rFonts w:ascii="Arial" w:hAnsi="Arial" w:cs="Arial"/>
@@ -3287,6 +4311,7 @@
               </w:rPr>
               <w:t>shippingDetails</w:t>
             </w:r>
+            <w:proofErr w:type="spellEnd"/>
             <w:r>
               <w:rPr>
                 <w:rFonts w:ascii="Arial" w:hAnsi="Arial" w:cs="Arial"/>
@@ -3386,6 +4411,7 @@
               </w:rPr>
               <w:t>{</w:t>
             </w:r>
+            <w:proofErr w:type="spellStart"/>
             <w:r>
               <w:rPr>
                 <w:rFonts w:ascii="Arial" w:hAnsi="Arial" w:cs="Arial"/>
@@ -3393,7 +4419,17 @@
                 <w:szCs w:val="18"/>
                 <w:lang w:val="en-IN"/>
               </w:rPr>
-              <w:t>paymentTerms}</w:t>
+              <w:t>paymentTerms</w:t>
+            </w:r>
+            <w:proofErr w:type="spellEnd"/>
+            <w:r>
+              <w:rPr>
+                <w:rFonts w:ascii="Arial" w:hAnsi="Arial" w:cs="Arial"/>
+                <w:sz w:val="18"/>
+                <w:szCs w:val="18"/>
+                <w:lang w:val="en-IN"/>
+              </w:rPr>
+              <w:t>}</w:t>
             </w:r>
           </w:p>
         </w:tc>
@@ -3511,7 +4547,25 @@
                 <w:sz w:val="18"/>
                 <w:szCs w:val="18"/>
               </w:rPr>
-              <w:t>{.}{/invoiceInstructions}</w:t>
+              <w:t>{.}{/</w:t>
+            </w:r>
+            <w:proofErr w:type="spellStart"/>
+            <w:r>
+              <w:rPr>
+                <w:rFonts w:cstheme="minorHAnsi"/>
+                <w:sz w:val="18"/>
+                <w:szCs w:val="18"/>
+              </w:rPr>
+              <w:t>invoiceInstructions</w:t>
+            </w:r>
+            <w:proofErr w:type="spellEnd"/>
+            <w:r>
+              <w:rPr>
+                <w:rFonts w:cstheme="minorHAnsi"/>
+                <w:sz w:val="18"/>
+                <w:szCs w:val="18"/>
+              </w:rPr>
+              <w:t>}</w:t>
             </w:r>
           </w:p>
         </w:tc>

--- a/electron/database/generate-document/templates/order-confirmation.docx
+++ b/electron/database/generate-document/templates/order-confirmation.docx
@@ -396,6 +396,7 @@
               <w:t>{#</w:t>
             </w:r>
             <w:proofErr w:type="spellStart"/>
+            <w:proofErr w:type="gramStart"/>
             <w:r>
               <w:rPr>
                 <w:rFonts w:ascii="Arial" w:hAnsi="Arial" w:cs="Arial"/>
@@ -427,6 +428,7 @@
               </w:rPr>
               <w:t>Proforma</w:t>
             </w:r>
+            <w:proofErr w:type="gramEnd"/>
             <w:r>
               <w:rPr>
                 <w:rFonts w:ascii="Arial" w:hAnsi="Arial" w:cs="Arial"/>
@@ -457,6 +459,7 @@
               <w:t>{/</w:t>
             </w:r>
             <w:proofErr w:type="spellStart"/>
+            <w:proofErr w:type="gramStart"/>
             <w:r>
               <w:rPr>
                 <w:rFonts w:ascii="Arial" w:hAnsi="Arial" w:cs="Arial"/>
@@ -476,9 +479,21 @@
                 <w:sz w:val="20"/>
                 <w:szCs w:val="20"/>
               </w:rPr>
-              <w:t>}{#</w:t>
+              <w:t>}{</w:t>
+            </w:r>
+            <w:proofErr w:type="gramEnd"/>
+            <w:r>
+              <w:rPr>
+                <w:rFonts w:ascii="Arial" w:hAnsi="Arial" w:cs="Arial"/>
+                <w:b/>
+                <w:bCs/>
+                <w:sz w:val="20"/>
+                <w:szCs w:val="20"/>
+              </w:rPr>
+              <w:t>#</w:t>
             </w:r>
             <w:proofErr w:type="spellStart"/>
+            <w:proofErr w:type="gramStart"/>
             <w:r>
               <w:rPr>
                 <w:rFonts w:ascii="Arial" w:hAnsi="Arial" w:cs="Arial"/>
@@ -509,7 +524,18 @@
                 <w:sz w:val="20"/>
                 <w:szCs w:val="20"/>
               </w:rPr>
-              <w:t>Order Confirmation</w:t>
+              <w:t>Order</w:t>
+            </w:r>
+            <w:proofErr w:type="gramEnd"/>
+            <w:r>
+              <w:rPr>
+                <w:rFonts w:ascii="Arial" w:hAnsi="Arial" w:cs="Arial"/>
+                <w:b/>
+                <w:spacing w:val="-4"/>
+                <w:sz w:val="20"/>
+                <w:szCs w:val="20"/>
+              </w:rPr>
+              <w:t xml:space="preserve"> Confirmation</w:t>
             </w:r>
             <w:r>
               <w:rPr>
@@ -522,6 +548,7 @@
               <w:t>{/</w:t>
             </w:r>
             <w:proofErr w:type="spellStart"/>
+            <w:proofErr w:type="gramStart"/>
             <w:r>
               <w:rPr>
                 <w:rFonts w:ascii="Arial" w:hAnsi="Arial" w:cs="Arial"/>
@@ -552,9 +579,21 @@
                 <w:sz w:val="20"/>
                 <w:szCs w:val="20"/>
               </w:rPr>
-              <w:t>{#</w:t>
+              <w:t>{</w:t>
+            </w:r>
+            <w:proofErr w:type="gramEnd"/>
+            <w:r>
+              <w:rPr>
+                <w:rFonts w:ascii="Arial" w:hAnsi="Arial" w:cs="Arial"/>
+                <w:b/>
+                <w:bCs/>
+                <w:sz w:val="20"/>
+                <w:szCs w:val="20"/>
+              </w:rPr>
+              <w:t>#</w:t>
             </w:r>
             <w:proofErr w:type="spellStart"/>
+            <w:proofErr w:type="gramStart"/>
             <w:r>
               <w:rPr>
                 <w:rFonts w:ascii="Arial" w:hAnsi="Arial" w:cs="Arial"/>
@@ -596,7 +635,18 @@
                 <w:sz w:val="20"/>
                 <w:szCs w:val="20"/>
               </w:rPr>
-              <w:t>Order Confirmation</w:t>
+              <w:t>Order</w:t>
+            </w:r>
+            <w:proofErr w:type="gramEnd"/>
+            <w:r>
+              <w:rPr>
+                <w:rFonts w:ascii="Arial" w:hAnsi="Arial" w:cs="Arial"/>
+                <w:b/>
+                <w:spacing w:val="-4"/>
+                <w:sz w:val="20"/>
+                <w:szCs w:val="20"/>
+              </w:rPr>
+              <w:t xml:space="preserve"> Confirmation</w:t>
             </w:r>
             <w:r>
               <w:rPr>
@@ -987,6 +1037,7 @@
               <w:t>{#</w:t>
             </w:r>
             <w:proofErr w:type="spellStart"/>
+            <w:proofErr w:type="gramStart"/>
             <w:r>
               <w:rPr>
                 <w:rFonts w:cstheme="minorHAnsi"/>
@@ -1019,6 +1070,7 @@
               </w:rPr>
               <w:t>NOTIFY</w:t>
             </w:r>
+            <w:proofErr w:type="gramEnd"/>
             <w:r>
               <w:rPr>
                 <w:rFonts w:cstheme="minorHAnsi"/>
@@ -1040,6 +1092,7 @@
               <w:t>{/</w:t>
             </w:r>
             <w:proofErr w:type="spellStart"/>
+            <w:proofErr w:type="gramStart"/>
             <w:r>
               <w:rPr>
                 <w:rFonts w:cstheme="minorHAnsi"/>
@@ -1059,9 +1112,21 @@
                 <w:sz w:val="18"/>
                 <w:szCs w:val="18"/>
               </w:rPr>
-              <w:t>}{#</w:t>
+              <w:t>}{</w:t>
+            </w:r>
+            <w:proofErr w:type="gramEnd"/>
+            <w:r>
+              <w:rPr>
+                <w:rFonts w:cstheme="minorHAnsi"/>
+                <w:b/>
+                <w:bCs/>
+                <w:sz w:val="18"/>
+                <w:szCs w:val="18"/>
+              </w:rPr>
+              <w:t>#</w:t>
             </w:r>
             <w:proofErr w:type="spellStart"/>
+            <w:proofErr w:type="gramStart"/>
             <w:r>
               <w:rPr>
                 <w:rFonts w:cstheme="minorHAnsi"/>
@@ -1103,7 +1168,18 @@
                 <w:sz w:val="18"/>
                 <w:szCs w:val="18"/>
               </w:rPr>
-              <w:t>DELIVERED TO</w:t>
+              <w:t>DELIVERED</w:t>
+            </w:r>
+            <w:proofErr w:type="gramEnd"/>
+            <w:r>
+              <w:rPr>
+                <w:rFonts w:cstheme="minorHAnsi"/>
+                <w:b/>
+                <w:bCs/>
+                <w:sz w:val="18"/>
+                <w:szCs w:val="18"/>
+              </w:rPr>
+              <w:t xml:space="preserve"> TO</w:t>
             </w:r>
             <w:r>
               <w:rPr>
@@ -1126,6 +1202,7 @@
               <w:t>{/</w:t>
             </w:r>
             <w:proofErr w:type="spellStart"/>
+            <w:proofErr w:type="gramStart"/>
             <w:r>
               <w:rPr>
                 <w:rFonts w:cstheme="minorHAnsi"/>
@@ -1168,6 +1245,7 @@
               <w:t>{</w:t>
             </w:r>
             <w:proofErr w:type="spellStart"/>
+            <w:proofErr w:type="gramEnd"/>
             <w:r>
               <w:rPr>
                 <w:rFonts w:ascii="Arial" w:hAnsi="Arial" w:cs="Arial"/>
@@ -1476,12 +1554,13 @@
         <w:tblLook w:val="04A0" w:firstRow="1" w:lastRow="0" w:firstColumn="1" w:lastColumn="0" w:noHBand="0" w:noVBand="1"/>
       </w:tblPr>
       <w:tblGrid>
-        <w:gridCol w:w="1583"/>
-        <w:gridCol w:w="2354"/>
-        <w:gridCol w:w="1319"/>
-        <w:gridCol w:w="1430"/>
-        <w:gridCol w:w="1146"/>
-        <w:gridCol w:w="1271"/>
+        <w:gridCol w:w="1447"/>
+        <w:gridCol w:w="141"/>
+        <w:gridCol w:w="2268"/>
+        <w:gridCol w:w="1276"/>
+        <w:gridCol w:w="1701"/>
+        <w:gridCol w:w="1134"/>
+        <w:gridCol w:w="1136"/>
         <w:gridCol w:w="1127"/>
         <w:gridCol w:w="1553"/>
       </w:tblGrid>
@@ -1491,11 +1570,10 @@
         </w:trPr>
         <w:tc>
           <w:tcPr>
-            <w:tcW w:w="1583" w:type="dxa"/>
+            <w:tcW w:w="1447" w:type="dxa"/>
           </w:tcPr>
           <w:p>
             <w:pPr>
-              <w:jc w:val="both"/>
               <w:rPr>
                 <w:rFonts w:ascii="Arial" w:hAnsi="Arial" w:cs="Arial"/>
                 <w:b/>
@@ -1544,29 +1622,52 @@
         </w:tc>
         <w:tc>
           <w:tcPr>
-            <w:tcW w:w="2354" w:type="dxa"/>
+            <w:tcW w:w="2409" w:type="dxa"/>
+            <w:gridSpan w:val="2"/>
           </w:tcPr>
           <w:p>
             <w:pPr>
               <w:ind w:right="113"/>
-              <w:jc w:val="center"/>
-              <w:rPr>
-                <w:rFonts w:ascii="Arial" w:hAnsi="Arial" w:cs="Arial"/>
-                <w:sz w:val="18"/>
-                <w:szCs w:val="18"/>
-              </w:rPr>
-            </w:pPr>
-            <w:r>
-              <w:rPr>
-                <w:rFonts w:cstheme="minorHAnsi"/>
-                <w:b/>
-                <w:bCs/>
-                <w:sz w:val="18"/>
-                <w:szCs w:val="18"/>
-              </w:rPr>
-              <w:t>{#isAus}ASW No{/</w:t>
+              <w:rPr>
+                <w:rFonts w:ascii="Arial" w:hAnsi="Arial" w:cs="Arial"/>
+                <w:sz w:val="18"/>
+                <w:szCs w:val="18"/>
+              </w:rPr>
+            </w:pPr>
+            <w:r>
+              <w:rPr>
+                <w:rFonts w:cstheme="minorHAnsi"/>
+                <w:b/>
+                <w:bCs/>
+                <w:sz w:val="18"/>
+                <w:szCs w:val="18"/>
+              </w:rPr>
+              <w:t>{#</w:t>
+            </w:r>
+            <w:proofErr w:type="gramStart"/>
+            <w:r>
+              <w:rPr>
+                <w:rFonts w:cstheme="minorHAnsi"/>
+                <w:b/>
+                <w:bCs/>
+                <w:sz w:val="18"/>
+                <w:szCs w:val="18"/>
+              </w:rPr>
+              <w:t>isAus}ASW</w:t>
+            </w:r>
+            <w:proofErr w:type="gramEnd"/>
+            <w:r>
+              <w:rPr>
+                <w:rFonts w:cstheme="minorHAnsi"/>
+                <w:b/>
+                <w:bCs/>
+                <w:sz w:val="18"/>
+                <w:szCs w:val="18"/>
+              </w:rPr>
+              <w:t xml:space="preserve"> No{/</w:t>
             </w:r>
             <w:proofErr w:type="spellStart"/>
+            <w:proofErr w:type="gramStart"/>
             <w:r>
               <w:rPr>
                 <w:rFonts w:cstheme="minorHAnsi"/>
@@ -1586,9 +1687,21 @@
                 <w:sz w:val="18"/>
                 <w:szCs w:val="18"/>
               </w:rPr>
-              <w:t>}{#</w:t>
+              <w:t>}{</w:t>
+            </w:r>
+            <w:proofErr w:type="gramEnd"/>
+            <w:r>
+              <w:rPr>
+                <w:rFonts w:cstheme="minorHAnsi"/>
+                <w:b/>
+                <w:bCs/>
+                <w:sz w:val="18"/>
+                <w:szCs w:val="18"/>
+              </w:rPr>
+              <w:t>#</w:t>
             </w:r>
             <w:proofErr w:type="spellStart"/>
+            <w:proofErr w:type="gramStart"/>
             <w:r>
               <w:rPr>
                 <w:rFonts w:cstheme="minorHAnsi"/>
@@ -1621,6 +1734,7 @@
               </w:rPr>
               <w:t>Code</w:t>
             </w:r>
+            <w:proofErr w:type="gramEnd"/>
             <w:r>
               <w:rPr>
                 <w:rFonts w:cstheme="minorHAnsi"/>
@@ -1632,6 +1746,7 @@
               <w:t>{/</w:t>
             </w:r>
             <w:proofErr w:type="spellStart"/>
+            <w:proofErr w:type="gramStart"/>
             <w:r>
               <w:rPr>
                 <w:rFonts w:cstheme="minorHAnsi"/>
@@ -1651,9 +1766,21 @@
                 <w:sz w:val="18"/>
                 <w:szCs w:val="18"/>
               </w:rPr>
-              <w:t>}{#</w:t>
+              <w:t>}{</w:t>
+            </w:r>
+            <w:proofErr w:type="gramEnd"/>
+            <w:r>
+              <w:rPr>
+                <w:rFonts w:cstheme="minorHAnsi"/>
+                <w:b/>
+                <w:bCs/>
+                <w:sz w:val="18"/>
+                <w:szCs w:val="18"/>
+              </w:rPr>
+              <w:t>#</w:t>
             </w:r>
             <w:proofErr w:type="spellStart"/>
+            <w:proofErr w:type="gramStart"/>
             <w:r>
               <w:rPr>
                 <w:rFonts w:cstheme="minorHAnsi"/>
@@ -1686,6 +1813,7 @@
               </w:rPr>
               <w:t>Grade</w:t>
             </w:r>
+            <w:proofErr w:type="gramEnd"/>
             <w:r>
               <w:rPr>
                 <w:rFonts w:cstheme="minorHAnsi"/>
@@ -1723,29 +1851,51 @@
         </w:tc>
         <w:tc>
           <w:tcPr>
-            <w:tcW w:w="1319" w:type="dxa"/>
+            <w:tcW w:w="1276" w:type="dxa"/>
           </w:tcPr>
           <w:p>
             <w:pPr>
               <w:ind w:right="113"/>
-              <w:jc w:val="center"/>
-              <w:rPr>
-                <w:rFonts w:ascii="Arial" w:hAnsi="Arial" w:cs="Arial"/>
-                <w:sz w:val="18"/>
-                <w:szCs w:val="18"/>
-              </w:rPr>
-            </w:pPr>
-            <w:r>
-              <w:rPr>
-                <w:rFonts w:cstheme="minorHAnsi"/>
-                <w:b/>
-                <w:bCs/>
-                <w:sz w:val="18"/>
-                <w:szCs w:val="18"/>
-              </w:rPr>
-              <w:t xml:space="preserve">{#isAus}ASW </w:t>
+              <w:rPr>
+                <w:rFonts w:ascii="Arial" w:hAnsi="Arial" w:cs="Arial"/>
+                <w:sz w:val="18"/>
+                <w:szCs w:val="18"/>
+              </w:rPr>
+            </w:pPr>
+            <w:r>
+              <w:rPr>
+                <w:rFonts w:cstheme="minorHAnsi"/>
+                <w:b/>
+                <w:bCs/>
+                <w:sz w:val="18"/>
+                <w:szCs w:val="18"/>
+              </w:rPr>
+              <w:t>{#</w:t>
+            </w:r>
+            <w:proofErr w:type="gramStart"/>
+            <w:r>
+              <w:rPr>
+                <w:rFonts w:cstheme="minorHAnsi"/>
+                <w:b/>
+                <w:bCs/>
+                <w:sz w:val="18"/>
+                <w:szCs w:val="18"/>
+              </w:rPr>
+              <w:t>isAus}ASW</w:t>
+            </w:r>
+            <w:proofErr w:type="gramEnd"/>
+            <w:r>
+              <w:rPr>
+                <w:rFonts w:cstheme="minorHAnsi"/>
+                <w:b/>
+                <w:bCs/>
+                <w:sz w:val="18"/>
+                <w:szCs w:val="18"/>
+              </w:rPr>
+              <w:t xml:space="preserve"> </w:t>
             </w:r>
             <w:proofErr w:type="spellStart"/>
+            <w:proofErr w:type="gramStart"/>
             <w:r>
               <w:rPr>
                 <w:rFonts w:cstheme="minorHAnsi"/>
@@ -1767,6 +1917,7 @@
               <w:t>No</w:t>
             </w:r>
             <w:proofErr w:type="spellEnd"/>
+            <w:proofErr w:type="gramEnd"/>
             <w:r>
               <w:rPr>
                 <w:rFonts w:cstheme="minorHAnsi"/>
@@ -1778,6 +1929,7 @@
               <w:t>{/</w:t>
             </w:r>
             <w:proofErr w:type="spellStart"/>
+            <w:proofErr w:type="gramStart"/>
             <w:r>
               <w:rPr>
                 <w:rFonts w:cstheme="minorHAnsi"/>
@@ -1797,9 +1949,21 @@
                 <w:sz w:val="18"/>
                 <w:szCs w:val="18"/>
               </w:rPr>
-              <w:t>}{#</w:t>
+              <w:t>}{</w:t>
+            </w:r>
+            <w:proofErr w:type="gramEnd"/>
+            <w:r>
+              <w:rPr>
+                <w:rFonts w:cstheme="minorHAnsi"/>
+                <w:b/>
+                <w:bCs/>
+                <w:sz w:val="18"/>
+                <w:szCs w:val="18"/>
+              </w:rPr>
+              <w:t>#</w:t>
             </w:r>
             <w:proofErr w:type="spellStart"/>
+            <w:proofErr w:type="gramStart"/>
             <w:r>
               <w:rPr>
                 <w:rFonts w:cstheme="minorHAnsi"/>
@@ -1832,6 +1996,7 @@
               </w:rPr>
               <w:t>Brand</w:t>
             </w:r>
+            <w:proofErr w:type="gramEnd"/>
             <w:r>
               <w:rPr>
                 <w:rFonts w:cstheme="minorHAnsi"/>
@@ -1869,14 +2034,13 @@
         </w:tc>
         <w:tc>
           <w:tcPr>
-            <w:tcW w:w="1430" w:type="dxa"/>
+            <w:tcW w:w="1701" w:type="dxa"/>
           </w:tcPr>
           <w:p>
             <w:pPr>
               <w:tabs>
                 <w:tab w:val="left" w:pos="2878"/>
               </w:tabs>
-              <w:jc w:val="center"/>
               <w:rPr>
                 <w:rFonts w:ascii="Arial" w:hAnsi="Arial" w:cs="Arial"/>
                 <w:b/>
@@ -1896,12 +2060,11 @@
         </w:tc>
         <w:tc>
           <w:tcPr>
-            <w:tcW w:w="1146" w:type="dxa"/>
+            <w:tcW w:w="1134" w:type="dxa"/>
           </w:tcPr>
           <w:p>
             <w:pPr>
               <w:ind w:right="113"/>
-              <w:jc w:val="center"/>
               <w:rPr>
                 <w:rFonts w:ascii="Arial" w:hAnsi="Arial" w:cs="Arial"/>
               </w:rPr>
@@ -1919,7 +2082,7 @@
         </w:tc>
         <w:tc>
           <w:tcPr>
-            <w:tcW w:w="1271" w:type="dxa"/>
+            <w:tcW w:w="1136" w:type="dxa"/>
           </w:tcPr>
           <w:p>
             <w:pPr>
@@ -2087,7 +2250,7 @@
         <w:tc>
           <w:tcPr>
             <w:tcW w:w="11783" w:type="dxa"/>
-            <w:gridSpan w:val="8"/>
+            <w:gridSpan w:val="9"/>
           </w:tcPr>
           <w:p>
             <w:pPr>
@@ -2114,16 +2277,35 @@
                 <w:sz w:val="20"/>
                 <w:szCs w:val="20"/>
               </w:rPr>
-              <w:t>{#IPItems}</w:t>
-            </w:r>
-            <w:r>
-              <w:rPr>
-                <w:rFonts w:cstheme="minorHAnsi"/>
-                <w:sz w:val="20"/>
-                <w:szCs w:val="20"/>
-              </w:rPr>
               <w:t>{#</w:t>
             </w:r>
+            <w:proofErr w:type="gramStart"/>
+            <w:r>
+              <w:rPr>
+                <w:rFonts w:ascii="Arial" w:hAnsi="Arial" w:cs="Arial"/>
+                <w:sz w:val="20"/>
+                <w:szCs w:val="20"/>
+              </w:rPr>
+              <w:t>IPItems}</w:t>
+            </w:r>
+            <w:r>
+              <w:rPr>
+                <w:rFonts w:cstheme="minorHAnsi"/>
+                <w:sz w:val="20"/>
+                <w:szCs w:val="20"/>
+              </w:rPr>
+              <w:t>{</w:t>
+            </w:r>
+            <w:proofErr w:type="gramEnd"/>
+            <w:r>
+              <w:rPr>
+                <w:rFonts w:cstheme="minorHAnsi"/>
+                <w:sz w:val="20"/>
+                <w:szCs w:val="20"/>
+              </w:rPr>
+              <w:t>#</w:t>
+            </w:r>
+            <w:proofErr w:type="gramStart"/>
             <w:r>
               <w:rPr>
                 <w:rFonts w:ascii="Arial" w:hAnsi="Arial" w:cs="Arial"/>
@@ -2148,7 +2330,18 @@
                 <w:sz w:val="20"/>
                 <w:szCs w:val="20"/>
               </w:rPr>
-              <w:t>{thicknessDetail}</w:t>
+              <w:t>{</w:t>
+            </w:r>
+            <w:proofErr w:type="gramEnd"/>
+            <w:r>
+              <w:rPr>
+                <w:rFonts w:ascii="Arial" w:hAnsi="Arial" w:cs="Arial"/>
+                <w:b/>
+                <w:bCs/>
+                <w:sz w:val="20"/>
+                <w:szCs w:val="20"/>
+              </w:rPr>
+              <w:t>thicknessDetail}</w:t>
             </w:r>
             <w:r>
               <w:rPr>
@@ -2374,7 +2567,7 @@
       <w:tr>
         <w:tc>
           <w:tcPr>
-            <w:tcW w:w="1583" w:type="dxa"/>
+            <w:tcW w:w="1447" w:type="dxa"/>
           </w:tcPr>
           <w:p>
             <w:pPr>
@@ -2391,15 +2584,33 @@
                 <w:sz w:val="18"/>
                 <w:szCs w:val="18"/>
               </w:rPr>
-              <w:t>{#invoices}</w:t>
-            </w:r>
-            <w:r>
-              <w:rPr>
-                <w:rFonts w:cstheme="minorHAnsi"/>
-                <w:sz w:val="18"/>
-                <w:szCs w:val="18"/>
-              </w:rPr>
-              <w:t>{prefixCode}</w:t>
+              <w:t>{#</w:t>
+            </w:r>
+            <w:proofErr w:type="gramStart"/>
+            <w:r>
+              <w:rPr>
+                <w:rFonts w:ascii="Arial" w:hAnsi="Arial" w:cs="Arial"/>
+                <w:sz w:val="18"/>
+                <w:szCs w:val="18"/>
+              </w:rPr>
+              <w:t>invoices}</w:t>
+            </w:r>
+            <w:r>
+              <w:rPr>
+                <w:rFonts w:cstheme="minorHAnsi"/>
+                <w:sz w:val="18"/>
+                <w:szCs w:val="18"/>
+              </w:rPr>
+              <w:t>{</w:t>
+            </w:r>
+            <w:proofErr w:type="gramEnd"/>
+            <w:r>
+              <w:rPr>
+                <w:rFonts w:cstheme="minorHAnsi"/>
+                <w:sz w:val="18"/>
+                <w:szCs w:val="18"/>
+              </w:rPr>
+              <w:t>prefixCode}</w:t>
             </w:r>
             <w:r>
               <w:rPr>
@@ -2457,12 +2668,12 @@
         </w:tc>
         <w:tc>
           <w:tcPr>
-            <w:tcW w:w="2354" w:type="dxa"/>
+            <w:tcW w:w="2409" w:type="dxa"/>
+            <w:gridSpan w:val="2"/>
           </w:tcPr>
           <w:p>
             <w:pPr>
               <w:ind w:right="113"/>
-              <w:jc w:val="center"/>
               <w:rPr>
                 <w:rFonts w:ascii="Arial" w:hAnsi="Arial" w:cs="Arial"/>
                 <w:sz w:val="18"/>
@@ -2499,12 +2710,11 @@
         </w:tc>
         <w:tc>
           <w:tcPr>
-            <w:tcW w:w="1319" w:type="dxa"/>
+            <w:tcW w:w="1276" w:type="dxa"/>
           </w:tcPr>
           <w:p>
             <w:pPr>
               <w:ind w:right="113"/>
-              <w:jc w:val="center"/>
               <w:rPr>
                 <w:rFonts w:ascii="Arial" w:hAnsi="Arial" w:cs="Arial"/>
                 <w:sz w:val="18"/>
@@ -2520,6 +2730,7 @@
               <w:t>{^</w:t>
             </w:r>
             <w:proofErr w:type="spellStart"/>
+            <w:proofErr w:type="gramStart"/>
             <w:r>
               <w:rPr>
                 <w:rFonts w:cstheme="minorHAnsi"/>
@@ -2546,6 +2757,7 @@
               <w:t>{</w:t>
             </w:r>
             <w:proofErr w:type="spellStart"/>
+            <w:proofErr w:type="gramEnd"/>
             <w:r>
               <w:rPr>
                 <w:rFonts w:cstheme="minorHAnsi"/>
@@ -2585,13 +2797,12 @@
         </w:tc>
         <w:tc>
           <w:tcPr>
-            <w:tcW w:w="1430" w:type="dxa"/>
+            <w:tcW w:w="1701" w:type="dxa"/>
           </w:tcPr>
           <w:p>
             <w:pPr>
               <w:pStyle w:val="NoSpacing"/>
               <w:spacing w:line="276" w:lineRule="auto"/>
-              <w:jc w:val="center"/>
               <w:rPr>
                 <w:rFonts w:ascii="Arial" w:hAnsi="Arial" w:cs="Arial"/>
                 <w:sz w:val="18"/>
@@ -2628,12 +2839,11 @@
         </w:tc>
         <w:tc>
           <w:tcPr>
-            <w:tcW w:w="1146" w:type="dxa"/>
+            <w:tcW w:w="1134" w:type="dxa"/>
           </w:tcPr>
           <w:p>
             <w:pPr>
               <w:ind w:right="113"/>
-              <w:jc w:val="center"/>
               <w:rPr>
                 <w:rFonts w:ascii="Arial" w:hAnsi="Arial" w:cs="Arial"/>
                 <w:sz w:val="18"/>
@@ -2670,7 +2880,7 @@
         </w:tc>
         <w:tc>
           <w:tcPr>
-            <w:tcW w:w="1271" w:type="dxa"/>
+            <w:tcW w:w="1136" w:type="dxa"/>
           </w:tcPr>
           <w:p>
             <w:pPr>
@@ -2737,7 +2947,25 @@
                 <w:sz w:val="18"/>
                 <w:szCs w:val="18"/>
               </w:rPr>
-              <w:t>{value}{/invoices}{/</w:t>
+              <w:t>{value}{/</w:t>
+            </w:r>
+            <w:proofErr w:type="gramStart"/>
+            <w:r>
+              <w:rPr>
+                <w:rFonts w:ascii="Arial" w:hAnsi="Arial" w:cs="Arial"/>
+                <w:sz w:val="18"/>
+                <w:szCs w:val="18"/>
+              </w:rPr>
+              <w:t>invoices}{</w:t>
+            </w:r>
+            <w:proofErr w:type="gramEnd"/>
+            <w:r>
+              <w:rPr>
+                <w:rFonts w:ascii="Arial" w:hAnsi="Arial" w:cs="Arial"/>
+                <w:sz w:val="18"/>
+                <w:szCs w:val="18"/>
+              </w:rPr>
+              <w:t>/</w:t>
             </w:r>
             <w:proofErr w:type="spellStart"/>
             <w:r>
@@ -2763,11 +2991,11 @@
       <w:tr>
         <w:tc>
           <w:tcPr>
-            <w:tcW w:w="1583" w:type="dxa"/>
+            <w:tcW w:w="1447" w:type="dxa"/>
           </w:tcPr>
           <w:p>
             <w:pPr>
-              <w:ind w:left="227" w:right="113"/>
+              <w:ind w:right="113"/>
               <w:rPr>
                 <w:rFonts w:ascii="Arial" w:hAnsi="Arial" w:cs="Arial"/>
               </w:rPr>
@@ -2776,8 +3004,8 @@
         </w:tc>
         <w:tc>
           <w:tcPr>
-            <w:tcW w:w="3673" w:type="dxa"/>
-            <w:gridSpan w:val="2"/>
+            <w:tcW w:w="3685" w:type="dxa"/>
+            <w:gridSpan w:val="3"/>
           </w:tcPr>
           <w:p>
             <w:pPr>
@@ -2790,7 +3018,7 @@
         </w:tc>
         <w:tc>
           <w:tcPr>
-            <w:tcW w:w="1430" w:type="dxa"/>
+            <w:tcW w:w="1701" w:type="dxa"/>
           </w:tcPr>
           <w:p>
             <w:pPr>
@@ -2803,7 +3031,7 @@
         </w:tc>
         <w:tc>
           <w:tcPr>
-            <w:tcW w:w="1146" w:type="dxa"/>
+            <w:tcW w:w="1134" w:type="dxa"/>
           </w:tcPr>
           <w:p>
             <w:pPr>
@@ -2816,7 +3044,7 @@
         </w:tc>
         <w:tc>
           <w:tcPr>
-            <w:tcW w:w="1271" w:type="dxa"/>
+            <w:tcW w:w="1136" w:type="dxa"/>
           </w:tcPr>
           <w:p>
             <w:pPr>
@@ -2857,7 +3085,7 @@
       <w:tr>
         <w:tc>
           <w:tcPr>
-            <w:tcW w:w="1583" w:type="dxa"/>
+            <w:tcW w:w="1447" w:type="dxa"/>
           </w:tcPr>
           <w:p>
             <w:pPr>
@@ -2872,8 +3100,8 @@
         </w:tc>
         <w:tc>
           <w:tcPr>
-            <w:tcW w:w="3673" w:type="dxa"/>
-            <w:gridSpan w:val="2"/>
+            <w:tcW w:w="3685" w:type="dxa"/>
+            <w:gridSpan w:val="3"/>
           </w:tcPr>
           <w:p>
             <w:pPr>
@@ -2888,7 +3116,7 @@
         </w:tc>
         <w:tc>
           <w:tcPr>
-            <w:tcW w:w="1430" w:type="dxa"/>
+            <w:tcW w:w="1701" w:type="dxa"/>
           </w:tcPr>
           <w:p>
             <w:pPr>
@@ -2903,7 +3131,7 @@
         </w:tc>
         <w:tc>
           <w:tcPr>
-            <w:tcW w:w="1146" w:type="dxa"/>
+            <w:tcW w:w="1134" w:type="dxa"/>
           </w:tcPr>
           <w:p>
             <w:pPr>
@@ -2918,7 +3146,7 @@
         </w:tc>
         <w:tc>
           <w:tcPr>
-            <w:tcW w:w="1271" w:type="dxa"/>
+            <w:tcW w:w="1136" w:type="dxa"/>
           </w:tcPr>
           <w:p>
             <w:pPr>
@@ -3035,7 +3263,7 @@
       <w:tr>
         <w:tc>
           <w:tcPr>
-            <w:tcW w:w="1583" w:type="dxa"/>
+            <w:tcW w:w="1447" w:type="dxa"/>
           </w:tcPr>
           <w:p>
             <w:pPr>
@@ -3050,8 +3278,8 @@
         </w:tc>
         <w:tc>
           <w:tcPr>
-            <w:tcW w:w="3673" w:type="dxa"/>
-            <w:gridSpan w:val="2"/>
+            <w:tcW w:w="3685" w:type="dxa"/>
+            <w:gridSpan w:val="3"/>
           </w:tcPr>
           <w:p>
             <w:pPr>
@@ -3066,7 +3294,7 @@
         </w:tc>
         <w:tc>
           <w:tcPr>
-            <w:tcW w:w="1430" w:type="dxa"/>
+            <w:tcW w:w="1701" w:type="dxa"/>
           </w:tcPr>
           <w:p>
             <w:pPr>
@@ -3081,7 +3309,7 @@
         </w:tc>
         <w:tc>
           <w:tcPr>
-            <w:tcW w:w="1146" w:type="dxa"/>
+            <w:tcW w:w="1134" w:type="dxa"/>
           </w:tcPr>
           <w:p>
             <w:pPr>
@@ -3096,7 +3324,7 @@
         </w:tc>
         <w:tc>
           <w:tcPr>
-            <w:tcW w:w="3951" w:type="dxa"/>
+            <w:tcW w:w="3816" w:type="dxa"/>
             <w:gridSpan w:val="3"/>
           </w:tcPr>
           <w:p>
@@ -3191,7 +3419,7 @@
       <w:tr>
         <w:tc>
           <w:tcPr>
-            <w:tcW w:w="1583" w:type="dxa"/>
+            <w:tcW w:w="1447" w:type="dxa"/>
           </w:tcPr>
           <w:p>
             <w:pPr>
@@ -3206,8 +3434,8 @@
         </w:tc>
         <w:tc>
           <w:tcPr>
-            <w:tcW w:w="3673" w:type="dxa"/>
-            <w:gridSpan w:val="2"/>
+            <w:tcW w:w="3685" w:type="dxa"/>
+            <w:gridSpan w:val="3"/>
           </w:tcPr>
           <w:p>
             <w:pPr>
@@ -3222,7 +3450,7 @@
         </w:tc>
         <w:tc>
           <w:tcPr>
-            <w:tcW w:w="1430" w:type="dxa"/>
+            <w:tcW w:w="1701" w:type="dxa"/>
           </w:tcPr>
           <w:p>
             <w:pPr>
@@ -3237,7 +3465,7 @@
         </w:tc>
         <w:tc>
           <w:tcPr>
-            <w:tcW w:w="1146" w:type="dxa"/>
+            <w:tcW w:w="1134" w:type="dxa"/>
           </w:tcPr>
           <w:p>
             <w:pPr>
@@ -3252,7 +3480,7 @@
         </w:tc>
         <w:tc>
           <w:tcPr>
-            <w:tcW w:w="1271" w:type="dxa"/>
+            <w:tcW w:w="1136" w:type="dxa"/>
           </w:tcPr>
           <w:p>
             <w:pPr>
@@ -3341,7 +3569,7 @@
       <w:tr>
         <w:tc>
           <w:tcPr>
-            <w:tcW w:w="1583" w:type="dxa"/>
+            <w:tcW w:w="1447" w:type="dxa"/>
           </w:tcPr>
           <w:p>
             <w:pPr>
@@ -3356,8 +3584,8 @@
         </w:tc>
         <w:tc>
           <w:tcPr>
-            <w:tcW w:w="3673" w:type="dxa"/>
-            <w:gridSpan w:val="2"/>
+            <w:tcW w:w="3685" w:type="dxa"/>
+            <w:gridSpan w:val="3"/>
           </w:tcPr>
           <w:p>
             <w:pPr>
@@ -3372,7 +3600,7 @@
         </w:tc>
         <w:tc>
           <w:tcPr>
-            <w:tcW w:w="1430" w:type="dxa"/>
+            <w:tcW w:w="1701" w:type="dxa"/>
           </w:tcPr>
           <w:p>
             <w:pPr>
@@ -3387,7 +3615,7 @@
         </w:tc>
         <w:tc>
           <w:tcPr>
-            <w:tcW w:w="1146" w:type="dxa"/>
+            <w:tcW w:w="1134" w:type="dxa"/>
           </w:tcPr>
           <w:p>
             <w:pPr>
@@ -3402,7 +3630,7 @@
         </w:tc>
         <w:tc>
           <w:tcPr>
-            <w:tcW w:w="1271" w:type="dxa"/>
+            <w:tcW w:w="1136" w:type="dxa"/>
           </w:tcPr>
           <w:p>
             <w:pPr>
@@ -3491,7 +3719,7 @@
       <w:tr>
         <w:tc>
           <w:tcPr>
-            <w:tcW w:w="1583" w:type="dxa"/>
+            <w:tcW w:w="1447" w:type="dxa"/>
           </w:tcPr>
           <w:p>
             <w:pPr>
@@ -3506,8 +3734,8 @@
         </w:tc>
         <w:tc>
           <w:tcPr>
-            <w:tcW w:w="3673" w:type="dxa"/>
-            <w:gridSpan w:val="2"/>
+            <w:tcW w:w="3685" w:type="dxa"/>
+            <w:gridSpan w:val="3"/>
           </w:tcPr>
           <w:p>
             <w:pPr>
@@ -3522,7 +3750,7 @@
         </w:tc>
         <w:tc>
           <w:tcPr>
-            <w:tcW w:w="1430" w:type="dxa"/>
+            <w:tcW w:w="1701" w:type="dxa"/>
           </w:tcPr>
           <w:p>
             <w:pPr>
@@ -3537,7 +3765,7 @@
         </w:tc>
         <w:tc>
           <w:tcPr>
-            <w:tcW w:w="1146" w:type="dxa"/>
+            <w:tcW w:w="1134" w:type="dxa"/>
           </w:tcPr>
           <w:p>
             <w:pPr>
@@ -3552,7 +3780,7 @@
         </w:tc>
         <w:tc>
           <w:tcPr>
-            <w:tcW w:w="1271" w:type="dxa"/>
+            <w:tcW w:w="1136" w:type="dxa"/>
           </w:tcPr>
           <w:p>
             <w:pPr>
@@ -3625,7 +3853,7 @@
         <w:tc>
           <w:tcPr>
             <w:tcW w:w="10230" w:type="dxa"/>
-            <w:gridSpan w:val="7"/>
+            <w:gridSpan w:val="8"/>
           </w:tcPr>
           <w:p>
             <w:pPr>
@@ -3873,6 +4101,7 @@
               <w:t>finalDestination</w:t>
             </w:r>
             <w:proofErr w:type="spellEnd"/>
+            <w:proofErr w:type="gramStart"/>
             <w:r>
               <w:rPr>
                 <w:rFonts w:ascii="Arial" w:hAnsi="Arial" w:cs="Arial"/>
@@ -3891,6 +4120,7 @@
               </w:rPr>
               <w:t xml:space="preserve">   </w:t>
             </w:r>
+            <w:proofErr w:type="gramEnd"/>
             <w:r>
               <w:rPr>
                 <w:rFonts w:ascii="Arial" w:hAnsi="Arial" w:cs="Arial"/>
@@ -4002,19 +4232,22 @@
         </w:tc>
       </w:tr>
       <w:tr>
+        <w:trPr>
+          <w:trHeight w:val="227"/>
+        </w:trPr>
         <w:tc>
           <w:tcPr>
-            <w:tcW w:w="1583" w:type="dxa"/>
+            <w:tcW w:w="1588" w:type="dxa"/>
+            <w:gridSpan w:val="2"/>
           </w:tcPr>
           <w:p>
             <w:pPr>
               <w:ind w:right="113"/>
               <w:rPr>
                 <w:rFonts w:ascii="Arial" w:hAnsi="Arial" w:cs="Arial"/>
-                <w:b/>
-                <w:bCs/>
-                <w:sz w:val="18"/>
-                <w:szCs w:val="18"/>
+                <w:sz w:val="18"/>
+                <w:szCs w:val="18"/>
+                <w:lang w:val="en-IN"/>
               </w:rPr>
             </w:pPr>
             <w:r>
@@ -4031,8 +4264,8 @@
         </w:tc>
         <w:tc>
           <w:tcPr>
-            <w:tcW w:w="3673" w:type="dxa"/>
-            <w:gridSpan w:val="2"/>
+            <w:tcW w:w="5245" w:type="dxa"/>
+            <w:gridSpan w:val="3"/>
           </w:tcPr>
           <w:p>
             <w:pPr>
@@ -4041,7 +4274,6 @@
                 <w:rFonts w:ascii="Arial" w:hAnsi="Arial" w:cs="Arial"/>
                 <w:sz w:val="18"/>
                 <w:szCs w:val="18"/>
-                <w:lang w:val="en-IN"/>
               </w:rPr>
             </w:pPr>
             <w:r>
@@ -4075,7 +4307,7 @@
         </w:tc>
         <w:tc>
           <w:tcPr>
-            <w:tcW w:w="1430" w:type="dxa"/>
+            <w:tcW w:w="1134" w:type="dxa"/>
           </w:tcPr>
           <w:p>
             <w:pPr>
@@ -4090,22 +4322,7 @@
         </w:tc>
         <w:tc>
           <w:tcPr>
-            <w:tcW w:w="1146" w:type="dxa"/>
-          </w:tcPr>
-          <w:p>
-            <w:pPr>
-              <w:ind w:right="113"/>
-              <w:rPr>
-                <w:rFonts w:ascii="Arial" w:hAnsi="Arial" w:cs="Arial"/>
-                <w:sz w:val="18"/>
-                <w:szCs w:val="18"/>
-              </w:rPr>
-            </w:pPr>
-          </w:p>
-        </w:tc>
-        <w:tc>
-          <w:tcPr>
-            <w:tcW w:w="3951" w:type="dxa"/>
+            <w:tcW w:w="3816" w:type="dxa"/>
             <w:gridSpan w:val="3"/>
             <w:vMerge w:val="restart"/>
           </w:tcPr>
@@ -4188,6 +4405,7 @@
               <w:t>BRANCH {</w:t>
             </w:r>
             <w:proofErr w:type="spellStart"/>
+            <w:proofErr w:type="gramStart"/>
             <w:r>
               <w:rPr>
                 <w:rFonts w:ascii="Arial" w:hAnsi="Arial" w:cs="Arial"/>
@@ -4205,9 +4423,30 @@
                 <w:szCs w:val="18"/>
                 <w:lang w:val="en-IN"/>
               </w:rPr>
-              <w:t>}            {</w:t>
+              <w:t xml:space="preserve">}   </w:t>
+            </w:r>
+            <w:proofErr w:type="gramEnd"/>
+            <w:r>
+              <w:rPr>
+                <w:rFonts w:ascii="Arial" w:hAnsi="Arial" w:cs="Arial"/>
+                <w:sz w:val="18"/>
+                <w:szCs w:val="18"/>
+                <w:lang w:val="en-IN"/>
+              </w:rPr>
+              <w:t xml:space="preserve">      </w:t>
+            </w:r>
+            <w:proofErr w:type="gramStart"/>
+            <w:r>
+              <w:rPr>
+                <w:rFonts w:ascii="Arial" w:hAnsi="Arial" w:cs="Arial"/>
+                <w:sz w:val="18"/>
+                <w:szCs w:val="18"/>
+                <w:lang w:val="en-IN"/>
+              </w:rPr>
+              <w:t xml:space="preserve">   {</w:t>
             </w:r>
             <w:proofErr w:type="spellStart"/>
+            <w:proofErr w:type="gramEnd"/>
             <w:r>
               <w:rPr>
                 <w:rFonts w:ascii="Arial" w:hAnsi="Arial" w:cs="Arial"/>
@@ -4253,7 +4492,8 @@
       <w:tr>
         <w:tc>
           <w:tcPr>
-            <w:tcW w:w="1583" w:type="dxa"/>
+            <w:tcW w:w="1588" w:type="dxa"/>
+            <w:gridSpan w:val="2"/>
           </w:tcPr>
           <w:p>
             <w:pPr>
@@ -4280,24 +4520,22 @@
         </w:tc>
         <w:tc>
           <w:tcPr>
-            <w:tcW w:w="3673" w:type="dxa"/>
-            <w:gridSpan w:val="2"/>
+            <w:tcW w:w="5245" w:type="dxa"/>
+            <w:gridSpan w:val="3"/>
           </w:tcPr>
           <w:p>
             <w:pPr>
               <w:ind w:right="113"/>
               <w:rPr>
                 <w:rFonts w:ascii="Arial" w:hAnsi="Arial" w:cs="Arial"/>
+              </w:rPr>
+            </w:pPr>
+            <w:r>
+              <w:rPr>
+                <w:rFonts w:ascii="Arial" w:hAnsi="Arial" w:cs="Arial"/>
                 <w:sz w:val="18"/>
                 <w:szCs w:val="18"/>
                 <w:lang w:val="en-IN"/>
-              </w:rPr>
-            </w:pPr>
-            <w:r>
-              <w:rPr>
-                <w:rFonts w:ascii="Arial" w:hAnsi="Arial" w:cs="Arial"/>
-                <w:sz w:val="18"/>
-                <w:szCs w:val="18"/>
               </w:rPr>
               <w:t>{</w:t>
             </w:r>
@@ -4324,7 +4562,7 @@
         </w:tc>
         <w:tc>
           <w:tcPr>
-            <w:tcW w:w="1430" w:type="dxa"/>
+            <w:tcW w:w="1134" w:type="dxa"/>
           </w:tcPr>
           <w:p>
             <w:pPr>
@@ -4337,20 +4575,7 @@
         </w:tc>
         <w:tc>
           <w:tcPr>
-            <w:tcW w:w="1146" w:type="dxa"/>
-          </w:tcPr>
-          <w:p>
-            <w:pPr>
-              <w:ind w:right="113"/>
-              <w:rPr>
-                <w:rFonts w:ascii="Arial" w:hAnsi="Arial" w:cs="Arial"/>
-              </w:rPr>
-            </w:pPr>
-          </w:p>
-        </w:tc>
-        <w:tc>
-          <w:tcPr>
-            <w:tcW w:w="3951" w:type="dxa"/>
+            <w:tcW w:w="3816" w:type="dxa"/>
             <w:gridSpan w:val="3"/>
             <w:vMerge/>
           </w:tcPr>
@@ -4367,15 +4592,15 @@
       <w:tr>
         <w:tc>
           <w:tcPr>
-            <w:tcW w:w="1583" w:type="dxa"/>
+            <w:tcW w:w="1588" w:type="dxa"/>
+            <w:gridSpan w:val="2"/>
           </w:tcPr>
           <w:p>
             <w:pPr>
               <w:ind w:right="113"/>
               <w:rPr>
                 <w:rFonts w:ascii="Arial" w:hAnsi="Arial" w:cs="Arial"/>
-                <w:b/>
-                <w:bCs/>
+                <w:lang w:val="en-IN"/>
               </w:rPr>
             </w:pPr>
             <w:r>
@@ -4392,15 +4617,14 @@
         </w:tc>
         <w:tc>
           <w:tcPr>
-            <w:tcW w:w="3673" w:type="dxa"/>
-            <w:gridSpan w:val="2"/>
+            <w:tcW w:w="5245" w:type="dxa"/>
+            <w:gridSpan w:val="3"/>
           </w:tcPr>
           <w:p>
             <w:pPr>
               <w:ind w:right="113"/>
               <w:rPr>
                 <w:rFonts w:ascii="Arial" w:hAnsi="Arial" w:cs="Arial"/>
-                <w:lang w:val="en-IN"/>
               </w:rPr>
             </w:pPr>
             <w:r>
@@ -4435,7 +4659,7 @@
         </w:tc>
         <w:tc>
           <w:tcPr>
-            <w:tcW w:w="1430" w:type="dxa"/>
+            <w:tcW w:w="1134" w:type="dxa"/>
           </w:tcPr>
           <w:p>
             <w:pPr>
@@ -4448,20 +4672,7 @@
         </w:tc>
         <w:tc>
           <w:tcPr>
-            <w:tcW w:w="1146" w:type="dxa"/>
-          </w:tcPr>
-          <w:p>
-            <w:pPr>
-              <w:ind w:right="113"/>
-              <w:rPr>
-                <w:rFonts w:ascii="Arial" w:hAnsi="Arial" w:cs="Arial"/>
-              </w:rPr>
-            </w:pPr>
-          </w:p>
-        </w:tc>
-        <w:tc>
-          <w:tcPr>
-            <w:tcW w:w="3951" w:type="dxa"/>
+            <w:tcW w:w="3816" w:type="dxa"/>
             <w:gridSpan w:val="3"/>
             <w:vMerge/>
           </w:tcPr>
@@ -4479,7 +4690,7 @@
         <w:tc>
           <w:tcPr>
             <w:tcW w:w="11783" w:type="dxa"/>
-            <w:gridSpan w:val="8"/>
+            <w:gridSpan w:val="9"/>
           </w:tcPr>
           <w:p>
             <w:pPr>
@@ -4630,6 +4841,7 @@
     <w:r>
       <w:t xml:space="preserve">      </w:t>
     </w:r>
+    <w:proofErr w:type="gramStart"/>
     <w:r>
       <w:rPr>
         <w:spacing w:val="60"/>
@@ -4646,7 +4858,14 @@
       <w:rPr>
         <w:spacing w:val="60"/>
       </w:rPr>
-      <w:t xml:space="preserve"> ICA </w:t>
+      <w:t xml:space="preserve"> ICA</w:t>
+    </w:r>
+    <w:proofErr w:type="gramEnd"/>
+    <w:r>
+      <w:rPr>
+        <w:spacing w:val="60"/>
+      </w:rPr>
+      <w:t xml:space="preserve"> </w:t>
     </w:r>
     <w:r>
       <w:rPr>
@@ -4658,7 +4877,14 @@
       <w:rPr>
         <w:spacing w:val="60"/>
       </w:rPr>
-      <w:t>(I)</w:t>
+      <w:t>(I</w:t>
+    </w:r>
+    <w:proofErr w:type="gramStart"/>
+    <w:r>
+      <w:rPr>
+        <w:spacing w:val="60"/>
+      </w:rPr>
+      <w:t>)</w:t>
     </w:r>
     <w:r>
       <w:rPr>
@@ -4672,6 +4898,7 @@
       </w:rPr>
       <w:t xml:space="preserve"> LTD</w:t>
     </w:r>
+    <w:proofErr w:type="gramEnd"/>
   </w:p>
   <w:p>
     <w:pPr>
@@ -4973,6 +5200,15 @@
         <w:color w:val="auto"/>
       </w:rPr>
       <w:tab/>
+    </w:r>
+    <w:proofErr w:type="gramStart"/>
+    <w:r>
+      <w:rPr>
+        <w:rFonts w:ascii="Arial" w:hAnsi="Arial" w:cs="Arial"/>
+        <w:b/>
+        <w:bCs/>
+        <w:color w:val="auto"/>
+      </w:rPr>
       <w:t>D</w:t>
     </w:r>
     <w:r>
@@ -4995,6 +5231,7 @@
       </w:rPr>
       <w:t>.</w:t>
     </w:r>
+    <w:proofErr w:type="gramEnd"/>
   </w:p>
   <w:p>
     <w:pPr>

--- a/electron/database/generate-document/templates/order-confirmation.docx
+++ b/electron/database/generate-document/templates/order-confirmation.docx
@@ -1551,15 +1551,19 @@
           <w:insideV w:val="none" w:sz="0" w:space="0" w:color="auto"/>
         </w:tblBorders>
         <w:tblLayout w:type="fixed"/>
+        <w:tblCellMar>
+          <w:left w:w="28" w:type="dxa"/>
+          <w:right w:w="28" w:type="dxa"/>
+        </w:tblCellMar>
         <w:tblLook w:val="04A0" w:firstRow="1" w:lastRow="0" w:firstColumn="1" w:lastColumn="0" w:noHBand="0" w:noVBand="1"/>
       </w:tblPr>
       <w:tblGrid>
         <w:gridCol w:w="1447"/>
         <w:gridCol w:w="141"/>
-        <w:gridCol w:w="2268"/>
+        <w:gridCol w:w="1418"/>
+        <w:gridCol w:w="1559"/>
+        <w:gridCol w:w="2126"/>
         <w:gridCol w:w="1276"/>
-        <w:gridCol w:w="1701"/>
-        <w:gridCol w:w="1134"/>
         <w:gridCol w:w="1136"/>
         <w:gridCol w:w="1127"/>
         <w:gridCol w:w="1553"/>
@@ -1622,7 +1626,7 @@
         </w:tc>
         <w:tc>
           <w:tcPr>
-            <w:tcW w:w="2409" w:type="dxa"/>
+            <w:tcW w:w="1559" w:type="dxa"/>
             <w:gridSpan w:val="2"/>
           </w:tcPr>
           <w:p>
@@ -1846,221 +1850,221 @@
                 <w:szCs w:val="18"/>
               </w:rPr>
               <w:t>}</w:t>
+            </w:r>
+          </w:p>
+        </w:tc>
+        <w:tc>
+          <w:tcPr>
+            <w:tcW w:w="1559" w:type="dxa"/>
+          </w:tcPr>
+          <w:p>
+            <w:pPr>
+              <w:ind w:right="113"/>
+              <w:rPr>
+                <w:rFonts w:ascii="Arial" w:hAnsi="Arial" w:cs="Arial"/>
+                <w:sz w:val="18"/>
+                <w:szCs w:val="18"/>
+              </w:rPr>
+            </w:pPr>
+            <w:r>
+              <w:rPr>
+                <w:rFonts w:cstheme="minorHAnsi"/>
+                <w:b/>
+                <w:bCs/>
+                <w:sz w:val="18"/>
+                <w:szCs w:val="18"/>
+              </w:rPr>
+              <w:t>{#</w:t>
+            </w:r>
+            <w:proofErr w:type="gramStart"/>
+            <w:r>
+              <w:rPr>
+                <w:rFonts w:cstheme="minorHAnsi"/>
+                <w:b/>
+                <w:bCs/>
+                <w:sz w:val="18"/>
+                <w:szCs w:val="18"/>
+              </w:rPr>
+              <w:t>isAus}ASW</w:t>
+            </w:r>
+            <w:proofErr w:type="gramEnd"/>
+            <w:r>
+              <w:rPr>
+                <w:rFonts w:cstheme="minorHAnsi"/>
+                <w:b/>
+                <w:bCs/>
+                <w:sz w:val="18"/>
+                <w:szCs w:val="18"/>
+              </w:rPr>
+              <w:t xml:space="preserve"> </w:t>
+            </w:r>
+            <w:proofErr w:type="spellStart"/>
+            <w:proofErr w:type="gramStart"/>
+            <w:r>
+              <w:rPr>
+                <w:rFonts w:cstheme="minorHAnsi"/>
+                <w:b/>
+                <w:bCs/>
+                <w:sz w:val="18"/>
+                <w:szCs w:val="18"/>
+              </w:rPr>
+              <w:t>PO.</w:t>
+            </w:r>
+            <w:r>
+              <w:rPr>
+                <w:rFonts w:cstheme="minorHAnsi"/>
+                <w:b/>
+                <w:bCs/>
+                <w:sz w:val="18"/>
+                <w:szCs w:val="18"/>
+              </w:rPr>
+              <w:t>No</w:t>
+            </w:r>
+            <w:proofErr w:type="spellEnd"/>
+            <w:proofErr w:type="gramEnd"/>
+            <w:r>
+              <w:rPr>
+                <w:rFonts w:cstheme="minorHAnsi"/>
+                <w:b/>
+                <w:bCs/>
+                <w:sz w:val="18"/>
+                <w:szCs w:val="18"/>
+              </w:rPr>
+              <w:t>{/</w:t>
+            </w:r>
+            <w:proofErr w:type="spellStart"/>
+            <w:proofErr w:type="gramStart"/>
+            <w:r>
+              <w:rPr>
+                <w:rFonts w:cstheme="minorHAnsi"/>
+                <w:b/>
+                <w:bCs/>
+                <w:sz w:val="18"/>
+                <w:szCs w:val="18"/>
+              </w:rPr>
+              <w:t>isAus</w:t>
+            </w:r>
+            <w:proofErr w:type="spellEnd"/>
+            <w:r>
+              <w:rPr>
+                <w:rFonts w:cstheme="minorHAnsi"/>
+                <w:b/>
+                <w:bCs/>
+                <w:sz w:val="18"/>
+                <w:szCs w:val="18"/>
+              </w:rPr>
+              <w:t>}{</w:t>
+            </w:r>
+            <w:proofErr w:type="gramEnd"/>
+            <w:r>
+              <w:rPr>
+                <w:rFonts w:cstheme="minorHAnsi"/>
+                <w:b/>
+                <w:bCs/>
+                <w:sz w:val="18"/>
+                <w:szCs w:val="18"/>
+              </w:rPr>
+              <w:t>#</w:t>
+            </w:r>
+            <w:proofErr w:type="spellStart"/>
+            <w:proofErr w:type="gramStart"/>
+            <w:r>
+              <w:rPr>
+                <w:rFonts w:cstheme="minorHAnsi"/>
+                <w:b/>
+                <w:bCs/>
+                <w:sz w:val="18"/>
+                <w:szCs w:val="18"/>
+                <w:lang w:val="en-IN"/>
+              </w:rPr>
+              <w:t>isGen</w:t>
+            </w:r>
+            <w:proofErr w:type="spellEnd"/>
+            <w:r>
+              <w:rPr>
+                <w:rFonts w:cstheme="minorHAnsi"/>
+                <w:b/>
+                <w:bCs/>
+                <w:sz w:val="18"/>
+                <w:szCs w:val="18"/>
+              </w:rPr>
+              <w:t>}</w:t>
+            </w:r>
+            <w:r>
+              <w:rPr>
+                <w:rFonts w:ascii="Arial" w:hAnsi="Arial" w:cs="Arial"/>
+                <w:b/>
+                <w:spacing w:val="-4"/>
+                <w:sz w:val="18"/>
+                <w:szCs w:val="18"/>
+              </w:rPr>
+              <w:t>Brand</w:t>
+            </w:r>
+            <w:proofErr w:type="gramEnd"/>
+            <w:r>
+              <w:rPr>
+                <w:rFonts w:cstheme="minorHAnsi"/>
+                <w:b/>
+                <w:bCs/>
+                <w:sz w:val="18"/>
+                <w:szCs w:val="18"/>
+              </w:rPr>
+              <w:t>{/</w:t>
+            </w:r>
+            <w:proofErr w:type="spellStart"/>
+            <w:r>
+              <w:rPr>
+                <w:rFonts w:cstheme="minorHAnsi"/>
+                <w:b/>
+                <w:bCs/>
+                <w:sz w:val="18"/>
+                <w:szCs w:val="18"/>
+                <w:lang w:val="en-IN"/>
+              </w:rPr>
+              <w:t>isGen</w:t>
+            </w:r>
+            <w:proofErr w:type="spellEnd"/>
+            <w:r>
+              <w:rPr>
+                <w:rFonts w:cstheme="minorHAnsi"/>
+                <w:b/>
+                <w:bCs/>
+                <w:sz w:val="18"/>
+                <w:szCs w:val="18"/>
+              </w:rPr>
+              <w:t>}</w:t>
+            </w:r>
+          </w:p>
+        </w:tc>
+        <w:tc>
+          <w:tcPr>
+            <w:tcW w:w="2126" w:type="dxa"/>
+          </w:tcPr>
+          <w:p>
+            <w:pPr>
+              <w:tabs>
+                <w:tab w:val="left" w:pos="2878"/>
+              </w:tabs>
+              <w:rPr>
+                <w:rFonts w:ascii="Arial" w:hAnsi="Arial" w:cs="Arial"/>
+                <w:b/>
+                <w:sz w:val="18"/>
+              </w:rPr>
+            </w:pPr>
+            <w:r>
+              <w:rPr>
+                <w:rFonts w:ascii="Arial" w:hAnsi="Arial" w:cs="Arial"/>
+                <w:b/>
+                <w:spacing w:val="-2"/>
+                <w:sz w:val="18"/>
+              </w:rPr>
+              <w:t>Design</w:t>
             </w:r>
           </w:p>
         </w:tc>
         <w:tc>
           <w:tcPr>
             <w:tcW w:w="1276" w:type="dxa"/>
-          </w:tcPr>
-          <w:p>
-            <w:pPr>
-              <w:ind w:right="113"/>
-              <w:rPr>
-                <w:rFonts w:ascii="Arial" w:hAnsi="Arial" w:cs="Arial"/>
-                <w:sz w:val="18"/>
-                <w:szCs w:val="18"/>
-              </w:rPr>
-            </w:pPr>
-            <w:r>
-              <w:rPr>
-                <w:rFonts w:cstheme="minorHAnsi"/>
-                <w:b/>
-                <w:bCs/>
-                <w:sz w:val="18"/>
-                <w:szCs w:val="18"/>
-              </w:rPr>
-              <w:t>{#</w:t>
-            </w:r>
-            <w:proofErr w:type="gramStart"/>
-            <w:r>
-              <w:rPr>
-                <w:rFonts w:cstheme="minorHAnsi"/>
-                <w:b/>
-                <w:bCs/>
-                <w:sz w:val="18"/>
-                <w:szCs w:val="18"/>
-              </w:rPr>
-              <w:t>isAus}ASW</w:t>
-            </w:r>
-            <w:proofErr w:type="gramEnd"/>
-            <w:r>
-              <w:rPr>
-                <w:rFonts w:cstheme="minorHAnsi"/>
-                <w:b/>
-                <w:bCs/>
-                <w:sz w:val="18"/>
-                <w:szCs w:val="18"/>
-              </w:rPr>
-              <w:t xml:space="preserve"> </w:t>
-            </w:r>
-            <w:proofErr w:type="spellStart"/>
-            <w:proofErr w:type="gramStart"/>
-            <w:r>
-              <w:rPr>
-                <w:rFonts w:cstheme="minorHAnsi"/>
-                <w:b/>
-                <w:bCs/>
-                <w:sz w:val="18"/>
-                <w:szCs w:val="18"/>
-              </w:rPr>
-              <w:t>PO.</w:t>
-            </w:r>
-            <w:r>
-              <w:rPr>
-                <w:rFonts w:cstheme="minorHAnsi"/>
-                <w:b/>
-                <w:bCs/>
-                <w:sz w:val="18"/>
-                <w:szCs w:val="18"/>
-              </w:rPr>
-              <w:t>No</w:t>
-            </w:r>
-            <w:proofErr w:type="spellEnd"/>
-            <w:proofErr w:type="gramEnd"/>
-            <w:r>
-              <w:rPr>
-                <w:rFonts w:cstheme="minorHAnsi"/>
-                <w:b/>
-                <w:bCs/>
-                <w:sz w:val="18"/>
-                <w:szCs w:val="18"/>
-              </w:rPr>
-              <w:t>{/</w:t>
-            </w:r>
-            <w:proofErr w:type="spellStart"/>
-            <w:proofErr w:type="gramStart"/>
-            <w:r>
-              <w:rPr>
-                <w:rFonts w:cstheme="minorHAnsi"/>
-                <w:b/>
-                <w:bCs/>
-                <w:sz w:val="18"/>
-                <w:szCs w:val="18"/>
-              </w:rPr>
-              <w:t>isAus</w:t>
-            </w:r>
-            <w:proofErr w:type="spellEnd"/>
-            <w:r>
-              <w:rPr>
-                <w:rFonts w:cstheme="minorHAnsi"/>
-                <w:b/>
-                <w:bCs/>
-                <w:sz w:val="18"/>
-                <w:szCs w:val="18"/>
-              </w:rPr>
-              <w:t>}{</w:t>
-            </w:r>
-            <w:proofErr w:type="gramEnd"/>
-            <w:r>
-              <w:rPr>
-                <w:rFonts w:cstheme="minorHAnsi"/>
-                <w:b/>
-                <w:bCs/>
-                <w:sz w:val="18"/>
-                <w:szCs w:val="18"/>
-              </w:rPr>
-              <w:t>#</w:t>
-            </w:r>
-            <w:proofErr w:type="spellStart"/>
-            <w:proofErr w:type="gramStart"/>
-            <w:r>
-              <w:rPr>
-                <w:rFonts w:cstheme="minorHAnsi"/>
-                <w:b/>
-                <w:bCs/>
-                <w:sz w:val="18"/>
-                <w:szCs w:val="18"/>
-                <w:lang w:val="en-IN"/>
-              </w:rPr>
-              <w:t>isGen</w:t>
-            </w:r>
-            <w:proofErr w:type="spellEnd"/>
-            <w:r>
-              <w:rPr>
-                <w:rFonts w:cstheme="minorHAnsi"/>
-                <w:b/>
-                <w:bCs/>
-                <w:sz w:val="18"/>
-                <w:szCs w:val="18"/>
-              </w:rPr>
-              <w:t>}</w:t>
-            </w:r>
-            <w:r>
-              <w:rPr>
-                <w:rFonts w:ascii="Arial" w:hAnsi="Arial" w:cs="Arial"/>
-                <w:b/>
-                <w:spacing w:val="-4"/>
-                <w:sz w:val="18"/>
-                <w:szCs w:val="18"/>
-              </w:rPr>
-              <w:t>Brand</w:t>
-            </w:r>
-            <w:proofErr w:type="gramEnd"/>
-            <w:r>
-              <w:rPr>
-                <w:rFonts w:cstheme="minorHAnsi"/>
-                <w:b/>
-                <w:bCs/>
-                <w:sz w:val="18"/>
-                <w:szCs w:val="18"/>
-              </w:rPr>
-              <w:t>{/</w:t>
-            </w:r>
-            <w:proofErr w:type="spellStart"/>
-            <w:r>
-              <w:rPr>
-                <w:rFonts w:cstheme="minorHAnsi"/>
-                <w:b/>
-                <w:bCs/>
-                <w:sz w:val="18"/>
-                <w:szCs w:val="18"/>
-                <w:lang w:val="en-IN"/>
-              </w:rPr>
-              <w:t>isGen</w:t>
-            </w:r>
-            <w:proofErr w:type="spellEnd"/>
-            <w:r>
-              <w:rPr>
-                <w:rFonts w:cstheme="minorHAnsi"/>
-                <w:b/>
-                <w:bCs/>
-                <w:sz w:val="18"/>
-                <w:szCs w:val="18"/>
-              </w:rPr>
-              <w:t>}</w:t>
-            </w:r>
-          </w:p>
-        </w:tc>
-        <w:tc>
-          <w:tcPr>
-            <w:tcW w:w="1701" w:type="dxa"/>
-          </w:tcPr>
-          <w:p>
-            <w:pPr>
-              <w:tabs>
-                <w:tab w:val="left" w:pos="2878"/>
-              </w:tabs>
-              <w:rPr>
-                <w:rFonts w:ascii="Arial" w:hAnsi="Arial" w:cs="Arial"/>
-                <w:b/>
-                <w:sz w:val="18"/>
-              </w:rPr>
-            </w:pPr>
-            <w:r>
-              <w:rPr>
-                <w:rFonts w:ascii="Arial" w:hAnsi="Arial" w:cs="Arial"/>
-                <w:b/>
-                <w:spacing w:val="-2"/>
-                <w:sz w:val="18"/>
-              </w:rPr>
-              <w:t>Design</w:t>
-            </w:r>
-          </w:p>
-        </w:tc>
-        <w:tc>
-          <w:tcPr>
-            <w:tcW w:w="1134" w:type="dxa"/>
           </w:tcPr>
           <w:p>
             <w:pPr>
@@ -2626,7 +2630,23 @@
                 <w:sz w:val="18"/>
                 <w:szCs w:val="18"/>
               </w:rPr>
-              <w:t>{containerFrom}{#containerTo} to {</w:t>
+              <w:t xml:space="preserve">{containerFrom}{#containerTo} </w:t>
+            </w:r>
+            <w:r>
+              <w:rPr>
+                <w:rFonts w:ascii="Arial" w:hAnsi="Arial" w:cs="Arial"/>
+                <w:sz w:val="18"/>
+                <w:szCs w:val="18"/>
+              </w:rPr>
+              <w:t>-</w:t>
+            </w:r>
+            <w:r>
+              <w:rPr>
+                <w:rFonts w:ascii="Arial" w:hAnsi="Arial" w:cs="Arial"/>
+                <w:sz w:val="18"/>
+                <w:szCs w:val="18"/>
+              </w:rPr>
+              <w:t xml:space="preserve"> {</w:t>
             </w:r>
             <w:proofErr w:type="spellStart"/>
             <w:r>
@@ -2668,7 +2688,7 @@
         </w:tc>
         <w:tc>
           <w:tcPr>
-            <w:tcW w:w="2409" w:type="dxa"/>
+            <w:tcW w:w="1559" w:type="dxa"/>
             <w:gridSpan w:val="2"/>
           </w:tcPr>
           <w:p>
@@ -2696,6 +2716,177 @@
                 <w:szCs w:val="18"/>
               </w:rPr>
               <w:t>materialGrade</w:t>
+            </w:r>
+            <w:proofErr w:type="spellEnd"/>
+            <w:r>
+              <w:rPr>
+                <w:rFonts w:ascii="Arial" w:hAnsi="Arial" w:cs="Arial"/>
+                <w:sz w:val="18"/>
+                <w:szCs w:val="18"/>
+              </w:rPr>
+              <w:t>}</w:t>
+            </w:r>
+            <w:r>
+              <w:rPr>
+                <w:rFonts w:cstheme="minorHAnsi"/>
+                <w:sz w:val="18"/>
+                <w:szCs w:val="18"/>
+              </w:rPr>
+              <w:t>{</w:t>
+            </w:r>
+            <w:r>
+              <w:rPr>
+                <w:rFonts w:cstheme="minorHAnsi"/>
+                <w:sz w:val="18"/>
+                <w:szCs w:val="18"/>
+              </w:rPr>
+              <w:t>#</w:t>
+            </w:r>
+            <w:proofErr w:type="gramStart"/>
+            <w:r>
+              <w:rPr>
+                <w:rFonts w:cstheme="minorHAnsi"/>
+                <w:sz w:val="18"/>
+                <w:szCs w:val="18"/>
+              </w:rPr>
+              <w:t>isUK}</w:t>
+            </w:r>
+            <w:r>
+              <w:rPr>
+                <w:rFonts w:cstheme="minorHAnsi"/>
+                <w:sz w:val="18"/>
+                <w:szCs w:val="18"/>
+              </w:rPr>
+              <w:t>{</w:t>
+            </w:r>
+            <w:proofErr w:type="gramEnd"/>
+            <w:r>
+              <w:rPr>
+                <w:rFonts w:cstheme="minorHAnsi"/>
+                <w:sz w:val="18"/>
+                <w:szCs w:val="18"/>
+              </w:rPr>
+              <w:t>brandName}{/isUK}</w:t>
+            </w:r>
+          </w:p>
+        </w:tc>
+        <w:tc>
+          <w:tcPr>
+            <w:tcW w:w="1559" w:type="dxa"/>
+          </w:tcPr>
+          <w:p>
+            <w:pPr>
+              <w:ind w:right="113"/>
+              <w:rPr>
+                <w:rFonts w:ascii="Arial" w:hAnsi="Arial" w:cs="Arial"/>
+                <w:sz w:val="18"/>
+                <w:szCs w:val="18"/>
+              </w:rPr>
+            </w:pPr>
+            <w:r>
+              <w:rPr>
+                <w:rFonts w:cstheme="minorHAnsi"/>
+                <w:sz w:val="18"/>
+                <w:szCs w:val="18"/>
+              </w:rPr>
+              <w:t>{^</w:t>
+            </w:r>
+            <w:proofErr w:type="spellStart"/>
+            <w:proofErr w:type="gramStart"/>
+            <w:r>
+              <w:rPr>
+                <w:rFonts w:cstheme="minorHAnsi"/>
+                <w:sz w:val="18"/>
+                <w:szCs w:val="18"/>
+              </w:rPr>
+              <w:t>isUK</w:t>
+            </w:r>
+            <w:proofErr w:type="spellEnd"/>
+            <w:r>
+              <w:rPr>
+                <w:rFonts w:cstheme="minorHAnsi"/>
+                <w:sz w:val="18"/>
+                <w:szCs w:val="18"/>
+              </w:rPr>
+              <w:t>}</w:t>
+            </w:r>
+            <w:r>
+              <w:rPr>
+                <w:rFonts w:cstheme="minorHAnsi"/>
+                <w:sz w:val="18"/>
+                <w:szCs w:val="18"/>
+              </w:rPr>
+              <w:t>{</w:t>
+            </w:r>
+            <w:proofErr w:type="spellStart"/>
+            <w:proofErr w:type="gramEnd"/>
+            <w:r>
+              <w:rPr>
+                <w:rFonts w:cstheme="minorHAnsi"/>
+                <w:sz w:val="18"/>
+                <w:szCs w:val="18"/>
+              </w:rPr>
+              <w:t>brandName</w:t>
+            </w:r>
+            <w:proofErr w:type="spellEnd"/>
+            <w:r>
+              <w:rPr>
+                <w:rFonts w:cstheme="minorHAnsi"/>
+                <w:sz w:val="18"/>
+                <w:szCs w:val="18"/>
+              </w:rPr>
+              <w:t>}{/</w:t>
+            </w:r>
+            <w:proofErr w:type="spellStart"/>
+            <w:r>
+              <w:rPr>
+                <w:rFonts w:cstheme="minorHAnsi"/>
+                <w:sz w:val="18"/>
+                <w:szCs w:val="18"/>
+              </w:rPr>
+              <w:t>isUK</w:t>
+            </w:r>
+            <w:proofErr w:type="spellEnd"/>
+            <w:r>
+              <w:rPr>
+                <w:rFonts w:cstheme="minorHAnsi"/>
+                <w:sz w:val="18"/>
+                <w:szCs w:val="18"/>
+              </w:rPr>
+              <w:t>}</w:t>
+            </w:r>
+          </w:p>
+        </w:tc>
+        <w:tc>
+          <w:tcPr>
+            <w:tcW w:w="2126" w:type="dxa"/>
+          </w:tcPr>
+          <w:p>
+            <w:pPr>
+              <w:pStyle w:val="NoSpacing"/>
+              <w:spacing w:line="276" w:lineRule="auto"/>
+              <w:rPr>
+                <w:rFonts w:ascii="Arial" w:hAnsi="Arial" w:cs="Arial"/>
+                <w:sz w:val="18"/>
+                <w:szCs w:val="18"/>
+              </w:rPr>
+            </w:pPr>
+            <w:r>
+              <w:rPr>
+                <w:rFonts w:ascii="Arial" w:hAnsi="Arial" w:cs="Arial"/>
+                <w:sz w:val="18"/>
+                <w:szCs w:val="18"/>
+              </w:rPr>
+              <w:t>{</w:t>
+            </w:r>
+            <w:proofErr w:type="spellStart"/>
+            <w:r>
+              <w:rPr>
+                <w:rFonts w:ascii="Arial" w:hAnsi="Arial" w:cs="Arial"/>
+                <w:sz w:val="18"/>
+                <w:szCs w:val="18"/>
+              </w:rPr>
+              <w:t>designType</w:t>
             </w:r>
             <w:proofErr w:type="spellEnd"/>
             <w:r>
@@ -2711,135 +2902,6 @@
         <w:tc>
           <w:tcPr>
             <w:tcW w:w="1276" w:type="dxa"/>
-          </w:tcPr>
-          <w:p>
-            <w:pPr>
-              <w:ind w:right="113"/>
-              <w:rPr>
-                <w:rFonts w:ascii="Arial" w:hAnsi="Arial" w:cs="Arial"/>
-                <w:sz w:val="18"/>
-                <w:szCs w:val="18"/>
-              </w:rPr>
-            </w:pPr>
-            <w:r>
-              <w:rPr>
-                <w:rFonts w:cstheme="minorHAnsi"/>
-                <w:sz w:val="18"/>
-                <w:szCs w:val="18"/>
-              </w:rPr>
-              <w:t>{^</w:t>
-            </w:r>
-            <w:proofErr w:type="spellStart"/>
-            <w:proofErr w:type="gramStart"/>
-            <w:r>
-              <w:rPr>
-                <w:rFonts w:cstheme="minorHAnsi"/>
-                <w:sz w:val="18"/>
-                <w:szCs w:val="18"/>
-              </w:rPr>
-              <w:t>isUK</w:t>
-            </w:r>
-            <w:proofErr w:type="spellEnd"/>
-            <w:r>
-              <w:rPr>
-                <w:rFonts w:cstheme="minorHAnsi"/>
-                <w:sz w:val="18"/>
-                <w:szCs w:val="18"/>
-              </w:rPr>
-              <w:t>}</w:t>
-            </w:r>
-            <w:r>
-              <w:rPr>
-                <w:rFonts w:cstheme="minorHAnsi"/>
-                <w:sz w:val="18"/>
-                <w:szCs w:val="18"/>
-              </w:rPr>
-              <w:t>{</w:t>
-            </w:r>
-            <w:proofErr w:type="spellStart"/>
-            <w:proofErr w:type="gramEnd"/>
-            <w:r>
-              <w:rPr>
-                <w:rFonts w:cstheme="minorHAnsi"/>
-                <w:sz w:val="18"/>
-                <w:szCs w:val="18"/>
-              </w:rPr>
-              <w:t>brandName</w:t>
-            </w:r>
-            <w:proofErr w:type="spellEnd"/>
-            <w:r>
-              <w:rPr>
-                <w:rFonts w:cstheme="minorHAnsi"/>
-                <w:sz w:val="18"/>
-                <w:szCs w:val="18"/>
-              </w:rPr>
-              <w:t>}{/</w:t>
-            </w:r>
-            <w:proofErr w:type="spellStart"/>
-            <w:r>
-              <w:rPr>
-                <w:rFonts w:cstheme="minorHAnsi"/>
-                <w:sz w:val="18"/>
-                <w:szCs w:val="18"/>
-              </w:rPr>
-              <w:t>isUK</w:t>
-            </w:r>
-            <w:proofErr w:type="spellEnd"/>
-            <w:r>
-              <w:rPr>
-                <w:rFonts w:cstheme="minorHAnsi"/>
-                <w:sz w:val="18"/>
-                <w:szCs w:val="18"/>
-              </w:rPr>
-              <w:t>}</w:t>
-            </w:r>
-          </w:p>
-        </w:tc>
-        <w:tc>
-          <w:tcPr>
-            <w:tcW w:w="1701" w:type="dxa"/>
-          </w:tcPr>
-          <w:p>
-            <w:pPr>
-              <w:pStyle w:val="NoSpacing"/>
-              <w:spacing w:line="276" w:lineRule="auto"/>
-              <w:rPr>
-                <w:rFonts w:ascii="Arial" w:hAnsi="Arial" w:cs="Arial"/>
-                <w:sz w:val="18"/>
-                <w:szCs w:val="18"/>
-              </w:rPr>
-            </w:pPr>
-            <w:r>
-              <w:rPr>
-                <w:rFonts w:ascii="Arial" w:hAnsi="Arial" w:cs="Arial"/>
-                <w:sz w:val="18"/>
-                <w:szCs w:val="18"/>
-              </w:rPr>
-              <w:t>{</w:t>
-            </w:r>
-            <w:proofErr w:type="spellStart"/>
-            <w:r>
-              <w:rPr>
-                <w:rFonts w:ascii="Arial" w:hAnsi="Arial" w:cs="Arial"/>
-                <w:sz w:val="18"/>
-                <w:szCs w:val="18"/>
-              </w:rPr>
-              <w:t>designType</w:t>
-            </w:r>
-            <w:proofErr w:type="spellEnd"/>
-            <w:r>
-              <w:rPr>
-                <w:rFonts w:ascii="Arial" w:hAnsi="Arial" w:cs="Arial"/>
-                <w:sz w:val="18"/>
-                <w:szCs w:val="18"/>
-              </w:rPr>
-              <w:t>}</w:t>
-            </w:r>
-          </w:p>
-        </w:tc>
-        <w:tc>
-          <w:tcPr>
-            <w:tcW w:w="1134" w:type="dxa"/>
           </w:tcPr>
           <w:p>
             <w:pPr>
@@ -3004,7 +3066,7 @@
         </w:tc>
         <w:tc>
           <w:tcPr>
-            <w:tcW w:w="3685" w:type="dxa"/>
+            <w:tcW w:w="3118" w:type="dxa"/>
             <w:gridSpan w:val="3"/>
           </w:tcPr>
           <w:p>
@@ -3018,7 +3080,7 @@
         </w:tc>
         <w:tc>
           <w:tcPr>
-            <w:tcW w:w="1701" w:type="dxa"/>
+            <w:tcW w:w="2126" w:type="dxa"/>
           </w:tcPr>
           <w:p>
             <w:pPr>
@@ -3031,7 +3093,7 @@
         </w:tc>
         <w:tc>
           <w:tcPr>
-            <w:tcW w:w="1134" w:type="dxa"/>
+            <w:tcW w:w="1276" w:type="dxa"/>
           </w:tcPr>
           <w:p>
             <w:pPr>
@@ -3100,7 +3162,7 @@
         </w:tc>
         <w:tc>
           <w:tcPr>
-            <w:tcW w:w="3685" w:type="dxa"/>
+            <w:tcW w:w="3118" w:type="dxa"/>
             <w:gridSpan w:val="3"/>
           </w:tcPr>
           <w:p>
@@ -3116,7 +3178,7 @@
         </w:tc>
         <w:tc>
           <w:tcPr>
-            <w:tcW w:w="1701" w:type="dxa"/>
+            <w:tcW w:w="2126" w:type="dxa"/>
           </w:tcPr>
           <w:p>
             <w:pPr>
@@ -3131,7 +3193,7 @@
         </w:tc>
         <w:tc>
           <w:tcPr>
-            <w:tcW w:w="1134" w:type="dxa"/>
+            <w:tcW w:w="1276" w:type="dxa"/>
           </w:tcPr>
           <w:p>
             <w:pPr>
@@ -3278,7 +3340,7 @@
         </w:tc>
         <w:tc>
           <w:tcPr>
-            <w:tcW w:w="3685" w:type="dxa"/>
+            <w:tcW w:w="3118" w:type="dxa"/>
             <w:gridSpan w:val="3"/>
           </w:tcPr>
           <w:p>
@@ -3294,7 +3356,7 @@
         </w:tc>
         <w:tc>
           <w:tcPr>
-            <w:tcW w:w="1701" w:type="dxa"/>
+            <w:tcW w:w="2126" w:type="dxa"/>
           </w:tcPr>
           <w:p>
             <w:pPr>
@@ -3309,7 +3371,7 @@
         </w:tc>
         <w:tc>
           <w:tcPr>
-            <w:tcW w:w="1134" w:type="dxa"/>
+            <w:tcW w:w="1276" w:type="dxa"/>
           </w:tcPr>
           <w:p>
             <w:pPr>
@@ -3434,7 +3496,7 @@
         </w:tc>
         <w:tc>
           <w:tcPr>
-            <w:tcW w:w="3685" w:type="dxa"/>
+            <w:tcW w:w="3118" w:type="dxa"/>
             <w:gridSpan w:val="3"/>
           </w:tcPr>
           <w:p>
@@ -3450,7 +3512,7 @@
         </w:tc>
         <w:tc>
           <w:tcPr>
-            <w:tcW w:w="1701" w:type="dxa"/>
+            <w:tcW w:w="2126" w:type="dxa"/>
           </w:tcPr>
           <w:p>
             <w:pPr>
@@ -3465,7 +3527,7 @@
         </w:tc>
         <w:tc>
           <w:tcPr>
-            <w:tcW w:w="1134" w:type="dxa"/>
+            <w:tcW w:w="1276" w:type="dxa"/>
           </w:tcPr>
           <w:p>
             <w:pPr>
@@ -3584,7 +3646,7 @@
         </w:tc>
         <w:tc>
           <w:tcPr>
-            <w:tcW w:w="3685" w:type="dxa"/>
+            <w:tcW w:w="3118" w:type="dxa"/>
             <w:gridSpan w:val="3"/>
           </w:tcPr>
           <w:p>
@@ -3600,7 +3662,7 @@
         </w:tc>
         <w:tc>
           <w:tcPr>
-            <w:tcW w:w="1701" w:type="dxa"/>
+            <w:tcW w:w="2126" w:type="dxa"/>
           </w:tcPr>
           <w:p>
             <w:pPr>
@@ -3615,7 +3677,7 @@
         </w:tc>
         <w:tc>
           <w:tcPr>
-            <w:tcW w:w="1134" w:type="dxa"/>
+            <w:tcW w:w="1276" w:type="dxa"/>
           </w:tcPr>
           <w:p>
             <w:pPr>
@@ -3734,7 +3796,7 @@
         </w:tc>
         <w:tc>
           <w:tcPr>
-            <w:tcW w:w="3685" w:type="dxa"/>
+            <w:tcW w:w="3118" w:type="dxa"/>
             <w:gridSpan w:val="3"/>
           </w:tcPr>
           <w:p>
@@ -3750,7 +3812,7 @@
         </w:tc>
         <w:tc>
           <w:tcPr>
-            <w:tcW w:w="1701" w:type="dxa"/>
+            <w:tcW w:w="2126" w:type="dxa"/>
           </w:tcPr>
           <w:p>
             <w:pPr>
@@ -3765,7 +3827,7 @@
         </w:tc>
         <w:tc>
           <w:tcPr>
-            <w:tcW w:w="1134" w:type="dxa"/>
+            <w:tcW w:w="1276" w:type="dxa"/>
           </w:tcPr>
           <w:p>
             <w:pPr>
@@ -4264,7 +4326,7 @@
         </w:tc>
         <w:tc>
           <w:tcPr>
-            <w:tcW w:w="5245" w:type="dxa"/>
+            <w:tcW w:w="5103" w:type="dxa"/>
             <w:gridSpan w:val="3"/>
           </w:tcPr>
           <w:p>
@@ -4307,7 +4369,7 @@
         </w:tc>
         <w:tc>
           <w:tcPr>
-            <w:tcW w:w="1134" w:type="dxa"/>
+            <w:tcW w:w="1276" w:type="dxa"/>
           </w:tcPr>
           <w:p>
             <w:pPr>
@@ -4520,7 +4582,7 @@
         </w:tc>
         <w:tc>
           <w:tcPr>
-            <w:tcW w:w="5245" w:type="dxa"/>
+            <w:tcW w:w="5103" w:type="dxa"/>
             <w:gridSpan w:val="3"/>
           </w:tcPr>
           <w:p>
@@ -4562,7 +4624,7 @@
         </w:tc>
         <w:tc>
           <w:tcPr>
-            <w:tcW w:w="1134" w:type="dxa"/>
+            <w:tcW w:w="1276" w:type="dxa"/>
           </w:tcPr>
           <w:p>
             <w:pPr>
@@ -4617,7 +4679,7 @@
         </w:tc>
         <w:tc>
           <w:tcPr>
-            <w:tcW w:w="5245" w:type="dxa"/>
+            <w:tcW w:w="5103" w:type="dxa"/>
             <w:gridSpan w:val="3"/>
           </w:tcPr>
           <w:p>
@@ -4659,7 +4721,7 @@
         </w:tc>
         <w:tc>
           <w:tcPr>
-            <w:tcW w:w="1134" w:type="dxa"/>
+            <w:tcW w:w="1276" w:type="dxa"/>
           </w:tcPr>
           <w:p>
             <w:pPr>

--- a/electron/database/generate-document/templates/order-confirmation.docx
+++ b/electron/database/generate-document/templates/order-confirmation.docx
@@ -1558,15 +1558,16 @@
         <w:tblLook w:val="04A0" w:firstRow="1" w:lastRow="0" w:firstColumn="1" w:lastColumn="0" w:noHBand="0" w:noVBand="1"/>
       </w:tblPr>
       <w:tblGrid>
-        <w:gridCol w:w="1447"/>
-        <w:gridCol w:w="141"/>
-        <w:gridCol w:w="1418"/>
+        <w:gridCol w:w="1163"/>
+        <w:gridCol w:w="425"/>
+        <w:gridCol w:w="2127"/>
+        <w:gridCol w:w="2268"/>
         <w:gridCol w:w="1559"/>
-        <w:gridCol w:w="2126"/>
-        <w:gridCol w:w="1276"/>
-        <w:gridCol w:w="1136"/>
-        <w:gridCol w:w="1127"/>
-        <w:gridCol w:w="1553"/>
+        <w:gridCol w:w="567"/>
+        <w:gridCol w:w="992"/>
+        <w:gridCol w:w="709"/>
+        <w:gridCol w:w="850"/>
+        <w:gridCol w:w="1123"/>
       </w:tblGrid>
       <w:tr>
         <w:trPr>
@@ -1574,7 +1575,7 @@
         </w:trPr>
         <w:tc>
           <w:tcPr>
-            <w:tcW w:w="1447" w:type="dxa"/>
+            <w:tcW w:w="1163" w:type="dxa"/>
           </w:tcPr>
           <w:p>
             <w:pPr>
@@ -1622,6 +1623,444 @@
                 <w:sz w:val="18"/>
               </w:rPr>
             </w:pPr>
+          </w:p>
+        </w:tc>
+        <w:tc>
+          <w:tcPr>
+            <w:tcW w:w="2552" w:type="dxa"/>
+            <w:gridSpan w:val="2"/>
+          </w:tcPr>
+          <w:p>
+            <w:pPr>
+              <w:ind w:right="113"/>
+              <w:rPr>
+                <w:rFonts w:ascii="Arial" w:hAnsi="Arial" w:cs="Arial"/>
+                <w:sz w:val="18"/>
+                <w:szCs w:val="18"/>
+              </w:rPr>
+            </w:pPr>
+            <w:r>
+              <w:rPr>
+                <w:rFonts w:cstheme="minorHAnsi"/>
+                <w:b/>
+                <w:bCs/>
+                <w:sz w:val="18"/>
+                <w:szCs w:val="18"/>
+              </w:rPr>
+              <w:t>{#</w:t>
+            </w:r>
+            <w:proofErr w:type="gramStart"/>
+            <w:r>
+              <w:rPr>
+                <w:rFonts w:cstheme="minorHAnsi"/>
+                <w:b/>
+                <w:bCs/>
+                <w:sz w:val="18"/>
+                <w:szCs w:val="18"/>
+              </w:rPr>
+              <w:t>isAus}ASW</w:t>
+            </w:r>
+            <w:proofErr w:type="gramEnd"/>
+            <w:r>
+              <w:rPr>
+                <w:rFonts w:cstheme="minorHAnsi"/>
+                <w:b/>
+                <w:bCs/>
+                <w:sz w:val="18"/>
+                <w:szCs w:val="18"/>
+              </w:rPr>
+              <w:t xml:space="preserve"> No{/</w:t>
+            </w:r>
+            <w:proofErr w:type="spellStart"/>
+            <w:proofErr w:type="gramStart"/>
+            <w:r>
+              <w:rPr>
+                <w:rFonts w:cstheme="minorHAnsi"/>
+                <w:b/>
+                <w:bCs/>
+                <w:sz w:val="18"/>
+                <w:szCs w:val="18"/>
+              </w:rPr>
+              <w:t>isAus</w:t>
+            </w:r>
+            <w:proofErr w:type="spellEnd"/>
+            <w:r>
+              <w:rPr>
+                <w:rFonts w:cstheme="minorHAnsi"/>
+                <w:b/>
+                <w:bCs/>
+                <w:sz w:val="18"/>
+                <w:szCs w:val="18"/>
+              </w:rPr>
+              <w:t>}{</w:t>
+            </w:r>
+            <w:proofErr w:type="gramEnd"/>
+            <w:r>
+              <w:rPr>
+                <w:rFonts w:cstheme="minorHAnsi"/>
+                <w:b/>
+                <w:bCs/>
+                <w:sz w:val="18"/>
+                <w:szCs w:val="18"/>
+              </w:rPr>
+              <w:t>#</w:t>
+            </w:r>
+            <w:proofErr w:type="spellStart"/>
+            <w:proofErr w:type="gramStart"/>
+            <w:r>
+              <w:rPr>
+                <w:rFonts w:cstheme="minorHAnsi"/>
+                <w:b/>
+                <w:bCs/>
+                <w:sz w:val="18"/>
+                <w:szCs w:val="18"/>
+                <w:lang w:val="en-IN"/>
+              </w:rPr>
+              <w:t>isUK</w:t>
+            </w:r>
+            <w:proofErr w:type="spellEnd"/>
+            <w:r>
+              <w:rPr>
+                <w:rFonts w:cstheme="minorHAnsi"/>
+                <w:b/>
+                <w:bCs/>
+                <w:sz w:val="18"/>
+                <w:szCs w:val="18"/>
+              </w:rPr>
+              <w:t>}</w:t>
+            </w:r>
+            <w:r>
+              <w:rPr>
+                <w:rFonts w:ascii="Arial" w:hAnsi="Arial" w:cs="Arial"/>
+                <w:b/>
+                <w:spacing w:val="-4"/>
+                <w:sz w:val="18"/>
+                <w:szCs w:val="18"/>
+              </w:rPr>
+              <w:t>Code</w:t>
+            </w:r>
+            <w:proofErr w:type="gramEnd"/>
+            <w:r>
+              <w:rPr>
+                <w:rFonts w:cstheme="minorHAnsi"/>
+                <w:b/>
+                <w:bCs/>
+                <w:sz w:val="18"/>
+                <w:szCs w:val="18"/>
+              </w:rPr>
+              <w:t>{/</w:t>
+            </w:r>
+            <w:proofErr w:type="spellStart"/>
+            <w:proofErr w:type="gramStart"/>
+            <w:r>
+              <w:rPr>
+                <w:rFonts w:cstheme="minorHAnsi"/>
+                <w:b/>
+                <w:bCs/>
+                <w:sz w:val="18"/>
+                <w:szCs w:val="18"/>
+              </w:rPr>
+              <w:t>isUK</w:t>
+            </w:r>
+            <w:proofErr w:type="spellEnd"/>
+            <w:r>
+              <w:rPr>
+                <w:rFonts w:cstheme="minorHAnsi"/>
+                <w:b/>
+                <w:bCs/>
+                <w:sz w:val="18"/>
+                <w:szCs w:val="18"/>
+              </w:rPr>
+              <w:t>}{</w:t>
+            </w:r>
+            <w:proofErr w:type="gramEnd"/>
+            <w:r>
+              <w:rPr>
+                <w:rFonts w:cstheme="minorHAnsi"/>
+                <w:b/>
+                <w:bCs/>
+                <w:sz w:val="18"/>
+                <w:szCs w:val="18"/>
+              </w:rPr>
+              <w:t>#</w:t>
+            </w:r>
+            <w:proofErr w:type="spellStart"/>
+            <w:proofErr w:type="gramStart"/>
+            <w:r>
+              <w:rPr>
+                <w:rFonts w:cstheme="minorHAnsi"/>
+                <w:b/>
+                <w:bCs/>
+                <w:sz w:val="18"/>
+                <w:szCs w:val="18"/>
+                <w:lang w:val="en-IN"/>
+              </w:rPr>
+              <w:t>isGen</w:t>
+            </w:r>
+            <w:proofErr w:type="spellEnd"/>
+            <w:r>
+              <w:rPr>
+                <w:rFonts w:cstheme="minorHAnsi"/>
+                <w:b/>
+                <w:bCs/>
+                <w:sz w:val="18"/>
+                <w:szCs w:val="18"/>
+              </w:rPr>
+              <w:t>}</w:t>
+            </w:r>
+            <w:r>
+              <w:rPr>
+                <w:rFonts w:ascii="Arial" w:hAnsi="Arial" w:cs="Arial"/>
+                <w:b/>
+                <w:spacing w:val="-4"/>
+                <w:sz w:val="18"/>
+                <w:szCs w:val="18"/>
+              </w:rPr>
+              <w:t>Grade</w:t>
+            </w:r>
+            <w:proofErr w:type="gramEnd"/>
+            <w:r>
+              <w:rPr>
+                <w:rFonts w:cstheme="minorHAnsi"/>
+                <w:b/>
+                <w:bCs/>
+                <w:sz w:val="18"/>
+                <w:szCs w:val="18"/>
+              </w:rPr>
+              <w:t>{/</w:t>
+            </w:r>
+            <w:proofErr w:type="spellStart"/>
+            <w:r>
+              <w:rPr>
+                <w:rFonts w:cstheme="minorHAnsi"/>
+                <w:b/>
+                <w:bCs/>
+                <w:sz w:val="18"/>
+                <w:szCs w:val="18"/>
+                <w:lang w:val="en-IN"/>
+              </w:rPr>
+              <w:t>isGen</w:t>
+            </w:r>
+            <w:proofErr w:type="spellEnd"/>
+            <w:r>
+              <w:rPr>
+                <w:rFonts w:cstheme="minorHAnsi"/>
+                <w:b/>
+                <w:bCs/>
+                <w:sz w:val="18"/>
+                <w:szCs w:val="18"/>
+              </w:rPr>
+              <w:t>}</w:t>
+            </w:r>
+          </w:p>
+        </w:tc>
+        <w:tc>
+          <w:tcPr>
+            <w:tcW w:w="2268" w:type="dxa"/>
+          </w:tcPr>
+          <w:p>
+            <w:pPr>
+              <w:ind w:right="113"/>
+              <w:rPr>
+                <w:rFonts w:ascii="Arial" w:hAnsi="Arial" w:cs="Arial"/>
+                <w:sz w:val="18"/>
+                <w:szCs w:val="18"/>
+              </w:rPr>
+            </w:pPr>
+            <w:r>
+              <w:rPr>
+                <w:rFonts w:cstheme="minorHAnsi"/>
+                <w:b/>
+                <w:bCs/>
+                <w:sz w:val="18"/>
+                <w:szCs w:val="18"/>
+              </w:rPr>
+              <w:t>{#</w:t>
+            </w:r>
+            <w:proofErr w:type="gramStart"/>
+            <w:r>
+              <w:rPr>
+                <w:rFonts w:cstheme="minorHAnsi"/>
+                <w:b/>
+                <w:bCs/>
+                <w:sz w:val="18"/>
+                <w:szCs w:val="18"/>
+              </w:rPr>
+              <w:t>isAus}ASW</w:t>
+            </w:r>
+            <w:proofErr w:type="gramEnd"/>
+            <w:r>
+              <w:rPr>
+                <w:rFonts w:cstheme="minorHAnsi"/>
+                <w:b/>
+                <w:bCs/>
+                <w:sz w:val="18"/>
+                <w:szCs w:val="18"/>
+              </w:rPr>
+              <w:t xml:space="preserve"> </w:t>
+            </w:r>
+            <w:proofErr w:type="spellStart"/>
+            <w:proofErr w:type="gramStart"/>
+            <w:r>
+              <w:rPr>
+                <w:rFonts w:cstheme="minorHAnsi"/>
+                <w:b/>
+                <w:bCs/>
+                <w:sz w:val="18"/>
+                <w:szCs w:val="18"/>
+              </w:rPr>
+              <w:t>PO.</w:t>
+            </w:r>
+            <w:r>
+              <w:rPr>
+                <w:rFonts w:cstheme="minorHAnsi"/>
+                <w:b/>
+                <w:bCs/>
+                <w:sz w:val="18"/>
+                <w:szCs w:val="18"/>
+              </w:rPr>
+              <w:t>No</w:t>
+            </w:r>
+            <w:proofErr w:type="spellEnd"/>
+            <w:proofErr w:type="gramEnd"/>
+            <w:r>
+              <w:rPr>
+                <w:rFonts w:cstheme="minorHAnsi"/>
+                <w:b/>
+                <w:bCs/>
+                <w:sz w:val="18"/>
+                <w:szCs w:val="18"/>
+              </w:rPr>
+              <w:t>{/</w:t>
+            </w:r>
+            <w:proofErr w:type="spellStart"/>
+            <w:proofErr w:type="gramStart"/>
+            <w:r>
+              <w:rPr>
+                <w:rFonts w:cstheme="minorHAnsi"/>
+                <w:b/>
+                <w:bCs/>
+                <w:sz w:val="18"/>
+                <w:szCs w:val="18"/>
+              </w:rPr>
+              <w:t>isAus</w:t>
+            </w:r>
+            <w:proofErr w:type="spellEnd"/>
+            <w:r>
+              <w:rPr>
+                <w:rFonts w:cstheme="minorHAnsi"/>
+                <w:b/>
+                <w:bCs/>
+                <w:sz w:val="18"/>
+                <w:szCs w:val="18"/>
+              </w:rPr>
+              <w:t>}{</w:t>
+            </w:r>
+            <w:proofErr w:type="gramEnd"/>
+            <w:r>
+              <w:rPr>
+                <w:rFonts w:cstheme="minorHAnsi"/>
+                <w:b/>
+                <w:bCs/>
+                <w:sz w:val="18"/>
+                <w:szCs w:val="18"/>
+              </w:rPr>
+              <w:t>#</w:t>
+            </w:r>
+            <w:proofErr w:type="spellStart"/>
+            <w:proofErr w:type="gramStart"/>
+            <w:r>
+              <w:rPr>
+                <w:rFonts w:cstheme="minorHAnsi"/>
+                <w:b/>
+                <w:bCs/>
+                <w:sz w:val="18"/>
+                <w:szCs w:val="18"/>
+                <w:lang w:val="en-IN"/>
+              </w:rPr>
+              <w:t>isGen</w:t>
+            </w:r>
+            <w:proofErr w:type="spellEnd"/>
+            <w:r>
+              <w:rPr>
+                <w:rFonts w:cstheme="minorHAnsi"/>
+                <w:b/>
+                <w:bCs/>
+                <w:sz w:val="18"/>
+                <w:szCs w:val="18"/>
+              </w:rPr>
+              <w:t>}</w:t>
+            </w:r>
+            <w:r>
+              <w:rPr>
+                <w:rFonts w:ascii="Arial" w:hAnsi="Arial" w:cs="Arial"/>
+                <w:b/>
+                <w:spacing w:val="-4"/>
+                <w:sz w:val="18"/>
+                <w:szCs w:val="18"/>
+              </w:rPr>
+              <w:t>Brand</w:t>
+            </w:r>
+            <w:proofErr w:type="gramEnd"/>
+            <w:r>
+              <w:rPr>
+                <w:rFonts w:cstheme="minorHAnsi"/>
+                <w:b/>
+                <w:bCs/>
+                <w:sz w:val="18"/>
+                <w:szCs w:val="18"/>
+              </w:rPr>
+              <w:t>{/</w:t>
+            </w:r>
+            <w:proofErr w:type="spellStart"/>
+            <w:r>
+              <w:rPr>
+                <w:rFonts w:cstheme="minorHAnsi"/>
+                <w:b/>
+                <w:bCs/>
+                <w:sz w:val="18"/>
+                <w:szCs w:val="18"/>
+                <w:lang w:val="en-IN"/>
+              </w:rPr>
+              <w:t>isGen</w:t>
+            </w:r>
+            <w:proofErr w:type="spellEnd"/>
+            <w:r>
+              <w:rPr>
+                <w:rFonts w:cstheme="minorHAnsi"/>
+                <w:b/>
+                <w:bCs/>
+                <w:sz w:val="18"/>
+                <w:szCs w:val="18"/>
+              </w:rPr>
+              <w:t>}</w:t>
+            </w:r>
+          </w:p>
+        </w:tc>
+        <w:tc>
+          <w:tcPr>
+            <w:tcW w:w="1559" w:type="dxa"/>
+          </w:tcPr>
+          <w:p>
+            <w:pPr>
+              <w:tabs>
+                <w:tab w:val="left" w:pos="2878"/>
+              </w:tabs>
+              <w:rPr>
+                <w:rFonts w:ascii="Arial" w:hAnsi="Arial" w:cs="Arial"/>
+                <w:b/>
+                <w:sz w:val="18"/>
+              </w:rPr>
+            </w:pPr>
+            <w:r>
+              <w:rPr>
+                <w:rFonts w:ascii="Arial" w:hAnsi="Arial" w:cs="Arial"/>
+                <w:b/>
+                <w:spacing w:val="-2"/>
+                <w:sz w:val="18"/>
+              </w:rPr>
+              <w:t>Design</w:t>
+            </w:r>
           </w:p>
         </w:tc>
         <w:tc>
@@ -1634,549 +2073,112 @@
               <w:ind w:right="113"/>
               <w:rPr>
                 <w:rFonts w:ascii="Arial" w:hAnsi="Arial" w:cs="Arial"/>
-                <w:sz w:val="18"/>
-                <w:szCs w:val="18"/>
-              </w:rPr>
-            </w:pPr>
-            <w:r>
-              <w:rPr>
-                <w:rFonts w:cstheme="minorHAnsi"/>
-                <w:b/>
-                <w:bCs/>
-                <w:sz w:val="18"/>
-                <w:szCs w:val="18"/>
-              </w:rPr>
-              <w:t>{#</w:t>
-            </w:r>
-            <w:proofErr w:type="gramStart"/>
-            <w:r>
-              <w:rPr>
-                <w:rFonts w:cstheme="minorHAnsi"/>
-                <w:b/>
-                <w:bCs/>
-                <w:sz w:val="18"/>
-                <w:szCs w:val="18"/>
-              </w:rPr>
-              <w:t>isAus}ASW</w:t>
-            </w:r>
-            <w:proofErr w:type="gramEnd"/>
-            <w:r>
-              <w:rPr>
-                <w:rFonts w:cstheme="minorHAnsi"/>
-                <w:b/>
-                <w:bCs/>
-                <w:sz w:val="18"/>
-                <w:szCs w:val="18"/>
-              </w:rPr>
-              <w:t xml:space="preserve"> No{/</w:t>
-            </w:r>
-            <w:proofErr w:type="spellStart"/>
-            <w:proofErr w:type="gramStart"/>
-            <w:r>
-              <w:rPr>
-                <w:rFonts w:cstheme="minorHAnsi"/>
-                <w:b/>
-                <w:bCs/>
-                <w:sz w:val="18"/>
-                <w:szCs w:val="18"/>
-              </w:rPr>
-              <w:t>isAus</w:t>
-            </w:r>
-            <w:proofErr w:type="spellEnd"/>
-            <w:r>
-              <w:rPr>
-                <w:rFonts w:cstheme="minorHAnsi"/>
-                <w:b/>
-                <w:bCs/>
-                <w:sz w:val="18"/>
-                <w:szCs w:val="18"/>
-              </w:rPr>
-              <w:t>}{</w:t>
-            </w:r>
-            <w:proofErr w:type="gramEnd"/>
-            <w:r>
-              <w:rPr>
-                <w:rFonts w:cstheme="minorHAnsi"/>
-                <w:b/>
-                <w:bCs/>
-                <w:sz w:val="18"/>
-                <w:szCs w:val="18"/>
-              </w:rPr>
-              <w:t>#</w:t>
-            </w:r>
-            <w:proofErr w:type="spellStart"/>
-            <w:proofErr w:type="gramStart"/>
-            <w:r>
-              <w:rPr>
-                <w:rFonts w:cstheme="minorHAnsi"/>
-                <w:b/>
-                <w:bCs/>
-                <w:sz w:val="18"/>
-                <w:szCs w:val="18"/>
-                <w:lang w:val="en-IN"/>
-              </w:rPr>
-              <w:t>isUK</w:t>
-            </w:r>
-            <w:proofErr w:type="spellEnd"/>
-            <w:r>
-              <w:rPr>
-                <w:rFonts w:cstheme="minorHAnsi"/>
-                <w:b/>
-                <w:bCs/>
-                <w:sz w:val="18"/>
-                <w:szCs w:val="18"/>
-              </w:rPr>
-              <w:t>}</w:t>
-            </w:r>
-            <w:r>
-              <w:rPr>
-                <w:rFonts w:ascii="Arial" w:hAnsi="Arial" w:cs="Arial"/>
-                <w:b/>
-                <w:spacing w:val="-4"/>
-                <w:sz w:val="18"/>
-                <w:szCs w:val="18"/>
-              </w:rPr>
-              <w:t>Code</w:t>
-            </w:r>
-            <w:proofErr w:type="gramEnd"/>
-            <w:r>
-              <w:rPr>
-                <w:rFonts w:cstheme="minorHAnsi"/>
-                <w:b/>
-                <w:bCs/>
-                <w:sz w:val="18"/>
-                <w:szCs w:val="18"/>
-              </w:rPr>
-              <w:t>{/</w:t>
-            </w:r>
-            <w:proofErr w:type="spellStart"/>
-            <w:proofErr w:type="gramStart"/>
-            <w:r>
-              <w:rPr>
-                <w:rFonts w:cstheme="minorHAnsi"/>
-                <w:b/>
-                <w:bCs/>
-                <w:sz w:val="18"/>
-                <w:szCs w:val="18"/>
-              </w:rPr>
-              <w:t>isUK</w:t>
-            </w:r>
-            <w:proofErr w:type="spellEnd"/>
-            <w:r>
-              <w:rPr>
-                <w:rFonts w:cstheme="minorHAnsi"/>
-                <w:b/>
-                <w:bCs/>
-                <w:sz w:val="18"/>
-                <w:szCs w:val="18"/>
-              </w:rPr>
-              <w:t>}{</w:t>
-            </w:r>
-            <w:proofErr w:type="gramEnd"/>
-            <w:r>
-              <w:rPr>
-                <w:rFonts w:cstheme="minorHAnsi"/>
-                <w:b/>
-                <w:bCs/>
-                <w:sz w:val="18"/>
-                <w:szCs w:val="18"/>
-              </w:rPr>
-              <w:t>#</w:t>
-            </w:r>
-            <w:proofErr w:type="spellStart"/>
-            <w:proofErr w:type="gramStart"/>
-            <w:r>
-              <w:rPr>
-                <w:rFonts w:cstheme="minorHAnsi"/>
-                <w:b/>
-                <w:bCs/>
-                <w:sz w:val="18"/>
-                <w:szCs w:val="18"/>
-                <w:lang w:val="en-IN"/>
-              </w:rPr>
-              <w:t>isGen</w:t>
-            </w:r>
-            <w:proofErr w:type="spellEnd"/>
-            <w:r>
-              <w:rPr>
-                <w:rFonts w:cstheme="minorHAnsi"/>
-                <w:b/>
-                <w:bCs/>
-                <w:sz w:val="18"/>
-                <w:szCs w:val="18"/>
-              </w:rPr>
-              <w:t>}</w:t>
-            </w:r>
-            <w:r>
-              <w:rPr>
-                <w:rFonts w:ascii="Arial" w:hAnsi="Arial" w:cs="Arial"/>
-                <w:b/>
-                <w:spacing w:val="-4"/>
-                <w:sz w:val="18"/>
-                <w:szCs w:val="18"/>
-              </w:rPr>
-              <w:t>Grade</w:t>
-            </w:r>
-            <w:proofErr w:type="gramEnd"/>
-            <w:r>
-              <w:rPr>
-                <w:rFonts w:cstheme="minorHAnsi"/>
-                <w:b/>
-                <w:bCs/>
-                <w:sz w:val="18"/>
-                <w:szCs w:val="18"/>
-              </w:rPr>
-              <w:t>{/</w:t>
-            </w:r>
-            <w:proofErr w:type="spellStart"/>
-            <w:r>
-              <w:rPr>
-                <w:rFonts w:cstheme="minorHAnsi"/>
-                <w:b/>
-                <w:bCs/>
-                <w:sz w:val="18"/>
-                <w:szCs w:val="18"/>
-                <w:lang w:val="en-IN"/>
-              </w:rPr>
-              <w:t>isGen</w:t>
-            </w:r>
-            <w:proofErr w:type="spellEnd"/>
-            <w:r>
-              <w:rPr>
-                <w:rFonts w:cstheme="minorHAnsi"/>
-                <w:b/>
-                <w:bCs/>
-                <w:sz w:val="18"/>
-                <w:szCs w:val="18"/>
-              </w:rPr>
-              <w:t>}</w:t>
+              </w:rPr>
+            </w:pPr>
+            <w:r>
+              <w:rPr>
+                <w:rFonts w:ascii="Arial" w:hAnsi="Arial" w:cs="Arial"/>
+                <w:b/>
+                <w:spacing w:val="-2"/>
+                <w:sz w:val="18"/>
+              </w:rPr>
+              <w:t>Finish</w:t>
             </w:r>
           </w:p>
         </w:tc>
         <w:tc>
           <w:tcPr>
-            <w:tcW w:w="1559" w:type="dxa"/>
+            <w:tcW w:w="709" w:type="dxa"/>
           </w:tcPr>
           <w:p>
             <w:pPr>
               <w:ind w:right="113"/>
-              <w:rPr>
-                <w:rFonts w:ascii="Arial" w:hAnsi="Arial" w:cs="Arial"/>
-                <w:sz w:val="18"/>
-                <w:szCs w:val="18"/>
-              </w:rPr>
-            </w:pPr>
-            <w:r>
-              <w:rPr>
-                <w:rFonts w:cstheme="minorHAnsi"/>
-                <w:b/>
-                <w:bCs/>
-                <w:sz w:val="18"/>
-                <w:szCs w:val="18"/>
-              </w:rPr>
-              <w:t>{#</w:t>
-            </w:r>
-            <w:proofErr w:type="gramStart"/>
-            <w:r>
-              <w:rPr>
-                <w:rFonts w:cstheme="minorHAnsi"/>
-                <w:b/>
-                <w:bCs/>
-                <w:sz w:val="18"/>
-                <w:szCs w:val="18"/>
-              </w:rPr>
-              <w:t>isAus}ASW</w:t>
-            </w:r>
-            <w:proofErr w:type="gramEnd"/>
-            <w:r>
-              <w:rPr>
-                <w:rFonts w:cstheme="minorHAnsi"/>
-                <w:b/>
-                <w:bCs/>
-                <w:sz w:val="18"/>
-                <w:szCs w:val="18"/>
-              </w:rPr>
-              <w:t xml:space="preserve"> </w:t>
-            </w:r>
-            <w:proofErr w:type="spellStart"/>
-            <w:proofErr w:type="gramStart"/>
-            <w:r>
-              <w:rPr>
-                <w:rFonts w:cstheme="minorHAnsi"/>
-                <w:b/>
-                <w:bCs/>
-                <w:sz w:val="18"/>
-                <w:szCs w:val="18"/>
-              </w:rPr>
-              <w:t>PO.</w:t>
-            </w:r>
-            <w:r>
-              <w:rPr>
-                <w:rFonts w:cstheme="minorHAnsi"/>
-                <w:b/>
-                <w:bCs/>
-                <w:sz w:val="18"/>
-                <w:szCs w:val="18"/>
-              </w:rPr>
-              <w:t>No</w:t>
-            </w:r>
-            <w:proofErr w:type="spellEnd"/>
-            <w:proofErr w:type="gramEnd"/>
-            <w:r>
-              <w:rPr>
-                <w:rFonts w:cstheme="minorHAnsi"/>
-                <w:b/>
-                <w:bCs/>
-                <w:sz w:val="18"/>
-                <w:szCs w:val="18"/>
-              </w:rPr>
-              <w:t>{/</w:t>
-            </w:r>
-            <w:proofErr w:type="spellStart"/>
-            <w:proofErr w:type="gramStart"/>
-            <w:r>
-              <w:rPr>
-                <w:rFonts w:cstheme="minorHAnsi"/>
-                <w:b/>
-                <w:bCs/>
-                <w:sz w:val="18"/>
-                <w:szCs w:val="18"/>
-              </w:rPr>
-              <w:t>isAus</w:t>
-            </w:r>
-            <w:proofErr w:type="spellEnd"/>
-            <w:r>
-              <w:rPr>
-                <w:rFonts w:cstheme="minorHAnsi"/>
-                <w:b/>
-                <w:bCs/>
-                <w:sz w:val="18"/>
-                <w:szCs w:val="18"/>
-              </w:rPr>
-              <w:t>}{</w:t>
-            </w:r>
-            <w:proofErr w:type="gramEnd"/>
-            <w:r>
-              <w:rPr>
-                <w:rFonts w:cstheme="minorHAnsi"/>
-                <w:b/>
-                <w:bCs/>
-                <w:sz w:val="18"/>
-                <w:szCs w:val="18"/>
-              </w:rPr>
-              <w:t>#</w:t>
-            </w:r>
-            <w:proofErr w:type="spellStart"/>
-            <w:proofErr w:type="gramStart"/>
-            <w:r>
-              <w:rPr>
-                <w:rFonts w:cstheme="minorHAnsi"/>
-                <w:b/>
-                <w:bCs/>
-                <w:sz w:val="18"/>
-                <w:szCs w:val="18"/>
-                <w:lang w:val="en-IN"/>
-              </w:rPr>
-              <w:t>isGen</w:t>
-            </w:r>
-            <w:proofErr w:type="spellEnd"/>
-            <w:r>
-              <w:rPr>
-                <w:rFonts w:cstheme="minorHAnsi"/>
-                <w:b/>
-                <w:bCs/>
-                <w:sz w:val="18"/>
-                <w:szCs w:val="18"/>
-              </w:rPr>
-              <w:t>}</w:t>
-            </w:r>
-            <w:r>
-              <w:rPr>
-                <w:rFonts w:ascii="Arial" w:hAnsi="Arial" w:cs="Arial"/>
-                <w:b/>
-                <w:spacing w:val="-4"/>
-                <w:sz w:val="18"/>
-                <w:szCs w:val="18"/>
-              </w:rPr>
-              <w:t>Brand</w:t>
-            </w:r>
-            <w:proofErr w:type="gramEnd"/>
-            <w:r>
-              <w:rPr>
-                <w:rFonts w:cstheme="minorHAnsi"/>
-                <w:b/>
-                <w:bCs/>
-                <w:sz w:val="18"/>
-                <w:szCs w:val="18"/>
-              </w:rPr>
-              <w:t>{/</w:t>
-            </w:r>
-            <w:proofErr w:type="spellStart"/>
-            <w:r>
-              <w:rPr>
-                <w:rFonts w:cstheme="minorHAnsi"/>
-                <w:b/>
-                <w:bCs/>
-                <w:sz w:val="18"/>
-                <w:szCs w:val="18"/>
-                <w:lang w:val="en-IN"/>
-              </w:rPr>
-              <w:t>isGen</w:t>
-            </w:r>
-            <w:proofErr w:type="spellEnd"/>
-            <w:r>
-              <w:rPr>
-                <w:rFonts w:cstheme="minorHAnsi"/>
-                <w:b/>
-                <w:bCs/>
-                <w:sz w:val="18"/>
-                <w:szCs w:val="18"/>
-              </w:rPr>
-              <w:t>}</w:t>
+              <w:jc w:val="right"/>
+              <w:rPr>
+                <w:rFonts w:ascii="Arial" w:hAnsi="Arial" w:cs="Arial"/>
+              </w:rPr>
+            </w:pPr>
+            <w:r>
+              <w:rPr>
+                <w:rFonts w:ascii="Arial" w:hAnsi="Arial" w:cs="Arial"/>
+                <w:b/>
+                <w:spacing w:val="-5"/>
+                <w:sz w:val="18"/>
+              </w:rPr>
+              <w:t>Qty</w:t>
             </w:r>
           </w:p>
         </w:tc>
         <w:tc>
           <w:tcPr>
-            <w:tcW w:w="2126" w:type="dxa"/>
+            <w:tcW w:w="850" w:type="dxa"/>
           </w:tcPr>
           <w:p>
             <w:pPr>
-              <w:tabs>
-                <w:tab w:val="left" w:pos="2878"/>
-              </w:tabs>
-              <w:rPr>
-                <w:rFonts w:ascii="Arial" w:hAnsi="Arial" w:cs="Arial"/>
-                <w:b/>
-                <w:sz w:val="18"/>
-              </w:rPr>
-            </w:pPr>
-            <w:r>
+              <w:ind w:right="113"/>
+              <w:jc w:val="right"/>
               <w:rPr>
                 <w:rFonts w:ascii="Arial" w:hAnsi="Arial" w:cs="Arial"/>
                 <w:b/>
                 <w:spacing w:val="-2"/>
                 <w:sz w:val="18"/>
               </w:rPr>
-              <w:t>Design</w:t>
+            </w:pPr>
+            <w:r>
+              <w:rPr>
+                <w:rFonts w:ascii="Arial" w:hAnsi="Arial" w:cs="Arial"/>
+                <w:b/>
+                <w:spacing w:val="-2"/>
+                <w:sz w:val="18"/>
+              </w:rPr>
+              <w:t>Price</w:t>
+            </w:r>
+          </w:p>
+          <w:p>
+            <w:pPr>
+              <w:ind w:right="113"/>
+              <w:jc w:val="right"/>
+              <w:rPr>
+                <w:rFonts w:ascii="Arial" w:hAnsi="Arial" w:cs="Arial"/>
+              </w:rPr>
+            </w:pPr>
+            <w:r>
+              <w:rPr>
+                <w:rFonts w:ascii="Arial" w:hAnsi="Arial" w:cs="Arial"/>
+                <w:b/>
+                <w:bCs/>
+                <w:sz w:val="18"/>
+                <w:szCs w:val="18"/>
+              </w:rPr>
+              <w:t>{</w:t>
+            </w:r>
+            <w:proofErr w:type="spellStart"/>
+            <w:r>
+              <w:rPr>
+                <w:rFonts w:ascii="Arial" w:hAnsi="Arial" w:cs="Arial"/>
+                <w:b/>
+                <w:bCs/>
+                <w:sz w:val="18"/>
+                <w:szCs w:val="18"/>
+              </w:rPr>
+              <w:t>currencyChar</w:t>
+            </w:r>
+            <w:proofErr w:type="spellEnd"/>
+            <w:r>
+              <w:rPr>
+                <w:rFonts w:ascii="Arial" w:hAnsi="Arial" w:cs="Arial"/>
+                <w:b/>
+                <w:bCs/>
+                <w:sz w:val="18"/>
+                <w:szCs w:val="18"/>
+              </w:rPr>
+              <w:t>}</w:t>
             </w:r>
           </w:p>
         </w:tc>
         <w:tc>
           <w:tcPr>
-            <w:tcW w:w="1276" w:type="dxa"/>
-          </w:tcPr>
-          <w:p>
-            <w:pPr>
-              <w:ind w:right="113"/>
-              <w:rPr>
-                <w:rFonts w:ascii="Arial" w:hAnsi="Arial" w:cs="Arial"/>
-              </w:rPr>
-            </w:pPr>
-            <w:r>
-              <w:rPr>
-                <w:rFonts w:ascii="Arial" w:hAnsi="Arial" w:cs="Arial"/>
-                <w:b/>
-                <w:spacing w:val="-2"/>
-                <w:sz w:val="18"/>
-              </w:rPr>
-              <w:t>Finish</w:t>
-            </w:r>
-          </w:p>
-        </w:tc>
-        <w:tc>
-          <w:tcPr>
-            <w:tcW w:w="1136" w:type="dxa"/>
-          </w:tcPr>
-          <w:p>
-            <w:pPr>
-              <w:ind w:right="113"/>
-              <w:jc w:val="right"/>
-              <w:rPr>
-                <w:rFonts w:ascii="Arial" w:hAnsi="Arial" w:cs="Arial"/>
-              </w:rPr>
-            </w:pPr>
-            <w:r>
-              <w:rPr>
-                <w:rFonts w:ascii="Arial" w:hAnsi="Arial" w:cs="Arial"/>
-                <w:b/>
-                <w:spacing w:val="-5"/>
-                <w:sz w:val="18"/>
-              </w:rPr>
-              <w:t>Qty</w:t>
-            </w:r>
-          </w:p>
-        </w:tc>
-        <w:tc>
-          <w:tcPr>
-            <w:tcW w:w="1127" w:type="dxa"/>
-          </w:tcPr>
-          <w:p>
-            <w:pPr>
-              <w:ind w:right="113"/>
-              <w:jc w:val="right"/>
-              <w:rPr>
-                <w:rFonts w:ascii="Arial" w:hAnsi="Arial" w:cs="Arial"/>
-                <w:b/>
-                <w:spacing w:val="-2"/>
-                <w:sz w:val="18"/>
-              </w:rPr>
-            </w:pPr>
-            <w:r>
-              <w:rPr>
-                <w:rFonts w:ascii="Arial" w:hAnsi="Arial" w:cs="Arial"/>
-                <w:b/>
-                <w:spacing w:val="-2"/>
-                <w:sz w:val="18"/>
-              </w:rPr>
-              <w:t>Price</w:t>
-            </w:r>
-          </w:p>
-          <w:p>
-            <w:pPr>
-              <w:ind w:right="113"/>
-              <w:jc w:val="right"/>
-              <w:rPr>
-                <w:rFonts w:ascii="Arial" w:hAnsi="Arial" w:cs="Arial"/>
-              </w:rPr>
-            </w:pPr>
-            <w:r>
-              <w:rPr>
-                <w:rFonts w:ascii="Arial" w:hAnsi="Arial" w:cs="Arial"/>
-                <w:b/>
-                <w:bCs/>
-                <w:sz w:val="18"/>
-                <w:szCs w:val="18"/>
-              </w:rPr>
-              <w:t>{</w:t>
-            </w:r>
-            <w:proofErr w:type="spellStart"/>
-            <w:r>
-              <w:rPr>
-                <w:rFonts w:ascii="Arial" w:hAnsi="Arial" w:cs="Arial"/>
-                <w:b/>
-                <w:bCs/>
-                <w:sz w:val="18"/>
-                <w:szCs w:val="18"/>
-              </w:rPr>
-              <w:t>currencyChar</w:t>
-            </w:r>
-            <w:proofErr w:type="spellEnd"/>
-            <w:r>
-              <w:rPr>
-                <w:rFonts w:ascii="Arial" w:hAnsi="Arial" w:cs="Arial"/>
-                <w:b/>
-                <w:bCs/>
-                <w:sz w:val="18"/>
-                <w:szCs w:val="18"/>
-              </w:rPr>
-              <w:t>}</w:t>
-            </w:r>
-          </w:p>
-        </w:tc>
-        <w:tc>
-          <w:tcPr>
-            <w:tcW w:w="1553" w:type="dxa"/>
+            <w:tcW w:w="1123" w:type="dxa"/>
           </w:tcPr>
           <w:p>
             <w:pPr>
@@ -2254,7 +2256,7 @@
         <w:tc>
           <w:tcPr>
             <w:tcW w:w="11783" w:type="dxa"/>
-            <w:gridSpan w:val="9"/>
+            <w:gridSpan w:val="10"/>
           </w:tcPr>
           <w:p>
             <w:pPr>
@@ -2571,7 +2573,7 @@
       <w:tr>
         <w:tc>
           <w:tcPr>
-            <w:tcW w:w="1447" w:type="dxa"/>
+            <w:tcW w:w="1163" w:type="dxa"/>
           </w:tcPr>
           <w:p>
             <w:pPr>
@@ -2674,6 +2676,219 @@
                 <w:szCs w:val="18"/>
               </w:rPr>
               <w:t>containerTo</w:t>
+            </w:r>
+            <w:proofErr w:type="spellEnd"/>
+            <w:r>
+              <w:rPr>
+                <w:rFonts w:ascii="Arial" w:hAnsi="Arial" w:cs="Arial"/>
+                <w:sz w:val="18"/>
+                <w:szCs w:val="18"/>
+              </w:rPr>
+              <w:t>}</w:t>
+            </w:r>
+          </w:p>
+        </w:tc>
+        <w:tc>
+          <w:tcPr>
+            <w:tcW w:w="2552" w:type="dxa"/>
+            <w:gridSpan w:val="2"/>
+          </w:tcPr>
+          <w:p>
+            <w:pPr>
+              <w:ind w:right="113"/>
+              <w:rPr>
+                <w:rFonts w:ascii="Arial" w:hAnsi="Arial" w:cs="Arial"/>
+                <w:sz w:val="18"/>
+                <w:szCs w:val="18"/>
+              </w:rPr>
+            </w:pPr>
+            <w:r>
+              <w:rPr>
+                <w:rFonts w:ascii="Arial" w:hAnsi="Arial" w:cs="Arial"/>
+                <w:sz w:val="18"/>
+                <w:szCs w:val="18"/>
+              </w:rPr>
+              <w:t>{</w:t>
+            </w:r>
+            <w:proofErr w:type="spellStart"/>
+            <w:r>
+              <w:rPr>
+                <w:rFonts w:ascii="Arial" w:hAnsi="Arial" w:cs="Arial"/>
+                <w:sz w:val="18"/>
+                <w:szCs w:val="18"/>
+              </w:rPr>
+              <w:t>materialGrade</w:t>
+            </w:r>
+            <w:proofErr w:type="spellEnd"/>
+            <w:r>
+              <w:rPr>
+                <w:rFonts w:ascii="Arial" w:hAnsi="Arial" w:cs="Arial"/>
+                <w:sz w:val="18"/>
+                <w:szCs w:val="18"/>
+              </w:rPr>
+              <w:t>}</w:t>
+            </w:r>
+            <w:r>
+              <w:rPr>
+                <w:rFonts w:cstheme="minorHAnsi"/>
+                <w:sz w:val="18"/>
+                <w:szCs w:val="18"/>
+              </w:rPr>
+              <w:t>{</w:t>
+            </w:r>
+            <w:r>
+              <w:rPr>
+                <w:rFonts w:cstheme="minorHAnsi"/>
+                <w:sz w:val="18"/>
+                <w:szCs w:val="18"/>
+              </w:rPr>
+              <w:t>#</w:t>
+            </w:r>
+            <w:proofErr w:type="gramStart"/>
+            <w:r>
+              <w:rPr>
+                <w:rFonts w:cstheme="minorHAnsi"/>
+                <w:sz w:val="18"/>
+                <w:szCs w:val="18"/>
+              </w:rPr>
+              <w:t>isUK}</w:t>
+            </w:r>
+            <w:r>
+              <w:rPr>
+                <w:rFonts w:cstheme="minorHAnsi"/>
+                <w:sz w:val="18"/>
+                <w:szCs w:val="18"/>
+              </w:rPr>
+              <w:t>{</w:t>
+            </w:r>
+            <w:proofErr w:type="gramEnd"/>
+            <w:r>
+              <w:rPr>
+                <w:rFonts w:cstheme="minorHAnsi"/>
+                <w:sz w:val="18"/>
+                <w:szCs w:val="18"/>
+              </w:rPr>
+              <w:t>brandName}{/isUK}</w:t>
+            </w:r>
+          </w:p>
+        </w:tc>
+        <w:tc>
+          <w:tcPr>
+            <w:tcW w:w="2268" w:type="dxa"/>
+          </w:tcPr>
+          <w:p>
+            <w:pPr>
+              <w:ind w:right="113"/>
+              <w:rPr>
+                <w:rFonts w:ascii="Arial" w:hAnsi="Arial" w:cs="Arial"/>
+                <w:sz w:val="18"/>
+                <w:szCs w:val="18"/>
+              </w:rPr>
+            </w:pPr>
+            <w:r>
+              <w:rPr>
+                <w:rFonts w:cstheme="minorHAnsi"/>
+                <w:sz w:val="18"/>
+                <w:szCs w:val="18"/>
+              </w:rPr>
+              <w:t>{^</w:t>
+            </w:r>
+            <w:proofErr w:type="spellStart"/>
+            <w:proofErr w:type="gramStart"/>
+            <w:r>
+              <w:rPr>
+                <w:rFonts w:cstheme="minorHAnsi"/>
+                <w:sz w:val="18"/>
+                <w:szCs w:val="18"/>
+              </w:rPr>
+              <w:t>isUK</w:t>
+            </w:r>
+            <w:proofErr w:type="spellEnd"/>
+            <w:r>
+              <w:rPr>
+                <w:rFonts w:cstheme="minorHAnsi"/>
+                <w:sz w:val="18"/>
+                <w:szCs w:val="18"/>
+              </w:rPr>
+              <w:t>}</w:t>
+            </w:r>
+            <w:r>
+              <w:rPr>
+                <w:rFonts w:cstheme="minorHAnsi"/>
+                <w:sz w:val="18"/>
+                <w:szCs w:val="18"/>
+              </w:rPr>
+              <w:t>{</w:t>
+            </w:r>
+            <w:proofErr w:type="spellStart"/>
+            <w:proofErr w:type="gramEnd"/>
+            <w:r>
+              <w:rPr>
+                <w:rFonts w:cstheme="minorHAnsi"/>
+                <w:sz w:val="18"/>
+                <w:szCs w:val="18"/>
+              </w:rPr>
+              <w:t>brandName</w:t>
+            </w:r>
+            <w:proofErr w:type="spellEnd"/>
+            <w:r>
+              <w:rPr>
+                <w:rFonts w:cstheme="minorHAnsi"/>
+                <w:sz w:val="18"/>
+                <w:szCs w:val="18"/>
+              </w:rPr>
+              <w:t>}{/</w:t>
+            </w:r>
+            <w:proofErr w:type="spellStart"/>
+            <w:r>
+              <w:rPr>
+                <w:rFonts w:cstheme="minorHAnsi"/>
+                <w:sz w:val="18"/>
+                <w:szCs w:val="18"/>
+              </w:rPr>
+              <w:t>isUK</w:t>
+            </w:r>
+            <w:proofErr w:type="spellEnd"/>
+            <w:r>
+              <w:rPr>
+                <w:rFonts w:cstheme="minorHAnsi"/>
+                <w:sz w:val="18"/>
+                <w:szCs w:val="18"/>
+              </w:rPr>
+              <w:t>}</w:t>
+            </w:r>
+          </w:p>
+        </w:tc>
+        <w:tc>
+          <w:tcPr>
+            <w:tcW w:w="1559" w:type="dxa"/>
+          </w:tcPr>
+          <w:p>
+            <w:pPr>
+              <w:pStyle w:val="NoSpacing"/>
+              <w:spacing w:line="276" w:lineRule="auto"/>
+              <w:rPr>
+                <w:rFonts w:ascii="Arial" w:hAnsi="Arial" w:cs="Arial"/>
+                <w:sz w:val="18"/>
+                <w:szCs w:val="18"/>
+              </w:rPr>
+            </w:pPr>
+            <w:r>
+              <w:rPr>
+                <w:rFonts w:ascii="Arial" w:hAnsi="Arial" w:cs="Arial"/>
+                <w:sz w:val="18"/>
+                <w:szCs w:val="18"/>
+              </w:rPr>
+              <w:t>{</w:t>
+            </w:r>
+            <w:proofErr w:type="spellStart"/>
+            <w:r>
+              <w:rPr>
+                <w:rFonts w:ascii="Arial" w:hAnsi="Arial" w:cs="Arial"/>
+                <w:sz w:val="18"/>
+                <w:szCs w:val="18"/>
+              </w:rPr>
+              <w:t>designType</w:t>
             </w:r>
             <w:proofErr w:type="spellEnd"/>
             <w:r>
@@ -2715,7 +2930,7 @@
                 <w:sz w:val="18"/>
                 <w:szCs w:val="18"/>
               </w:rPr>
-              <w:t>materialGrade</w:t>
+              <w:t>finishType</w:t>
             </w:r>
             <w:proofErr w:type="spellEnd"/>
             <w:r>
@@ -2726,48 +2941,144 @@
               </w:rPr>
               <w:t>}</w:t>
             </w:r>
-            <w:r>
-              <w:rPr>
-                <w:rFonts w:cstheme="minorHAnsi"/>
-                <w:sz w:val="18"/>
-                <w:szCs w:val="18"/>
-              </w:rPr>
-              <w:t>{</w:t>
-            </w:r>
-            <w:r>
-              <w:rPr>
-                <w:rFonts w:cstheme="minorHAnsi"/>
-                <w:sz w:val="18"/>
-                <w:szCs w:val="18"/>
-              </w:rPr>
-              <w:t>#</w:t>
+          </w:p>
+        </w:tc>
+        <w:tc>
+          <w:tcPr>
+            <w:tcW w:w="709" w:type="dxa"/>
+          </w:tcPr>
+          <w:p>
+            <w:pPr>
+              <w:ind w:right="57"/>
+              <w:jc w:val="right"/>
+              <w:rPr>
+                <w:rFonts w:ascii="Arial" w:hAnsi="Arial" w:cs="Arial"/>
+                <w:sz w:val="18"/>
+                <w:szCs w:val="18"/>
+              </w:rPr>
+            </w:pPr>
+            <w:r>
+              <w:rPr>
+                <w:rFonts w:ascii="Arial" w:hAnsi="Arial" w:cs="Arial"/>
+                <w:sz w:val="18"/>
+                <w:szCs w:val="18"/>
+              </w:rPr>
+              <w:t>{quantity}</w:t>
+            </w:r>
+          </w:p>
+        </w:tc>
+        <w:tc>
+          <w:tcPr>
+            <w:tcW w:w="850" w:type="dxa"/>
+          </w:tcPr>
+          <w:p>
+            <w:pPr>
+              <w:ind w:right="57"/>
+              <w:jc w:val="right"/>
+              <w:rPr>
+                <w:rFonts w:ascii="Arial" w:hAnsi="Arial" w:cs="Arial"/>
+                <w:sz w:val="18"/>
+                <w:szCs w:val="18"/>
+              </w:rPr>
+            </w:pPr>
+            <w:r>
+              <w:rPr>
+                <w:rFonts w:ascii="Arial" w:hAnsi="Arial" w:cs="Arial"/>
+                <w:sz w:val="18"/>
+                <w:szCs w:val="18"/>
+              </w:rPr>
+              <w:t>{rate}</w:t>
+            </w:r>
+          </w:p>
+        </w:tc>
+        <w:tc>
+          <w:tcPr>
+            <w:tcW w:w="1123" w:type="dxa"/>
+          </w:tcPr>
+          <w:p>
+            <w:pPr>
+              <w:pStyle w:val="NoSpacing"/>
+              <w:ind w:right="227"/>
+              <w:jc w:val="right"/>
+              <w:rPr>
+                <w:rFonts w:ascii="Arial" w:hAnsi="Arial" w:cs="Arial"/>
+                <w:sz w:val="18"/>
+                <w:szCs w:val="18"/>
+              </w:rPr>
+            </w:pPr>
+            <w:r>
+              <w:rPr>
+                <w:rFonts w:ascii="Arial" w:hAnsi="Arial" w:cs="Arial"/>
+                <w:sz w:val="18"/>
+                <w:szCs w:val="18"/>
+              </w:rPr>
+              <w:t>{value}{/</w:t>
             </w:r>
             <w:proofErr w:type="gramStart"/>
             <w:r>
               <w:rPr>
-                <w:rFonts w:cstheme="minorHAnsi"/>
-                <w:sz w:val="18"/>
-                <w:szCs w:val="18"/>
-              </w:rPr>
-              <w:t>isUK}</w:t>
-            </w:r>
-            <w:r>
-              <w:rPr>
-                <w:rFonts w:cstheme="minorHAnsi"/>
-                <w:sz w:val="18"/>
-                <w:szCs w:val="18"/>
-              </w:rPr>
-              <w:t>{</w:t>
+                <w:rFonts w:ascii="Arial" w:hAnsi="Arial" w:cs="Arial"/>
+                <w:sz w:val="18"/>
+                <w:szCs w:val="18"/>
+              </w:rPr>
+              <w:t>invoices}{</w:t>
             </w:r>
             <w:proofErr w:type="gramEnd"/>
             <w:r>
               <w:rPr>
-                <w:rFonts w:cstheme="minorHAnsi"/>
-                <w:sz w:val="18"/>
-                <w:szCs w:val="18"/>
-              </w:rPr>
-              <w:t>brandName}{/isUK}</w:t>
-            </w:r>
+                <w:rFonts w:ascii="Arial" w:hAnsi="Arial" w:cs="Arial"/>
+                <w:sz w:val="18"/>
+                <w:szCs w:val="18"/>
+              </w:rPr>
+              <w:t>/</w:t>
+            </w:r>
+            <w:proofErr w:type="spellStart"/>
+            <w:r>
+              <w:rPr>
+                <w:rFonts w:ascii="Arial" w:hAnsi="Arial" w:cs="Arial"/>
+                <w:sz w:val="18"/>
+                <w:szCs w:val="18"/>
+              </w:rPr>
+              <w:t>IPItems</w:t>
+            </w:r>
+            <w:proofErr w:type="spellEnd"/>
+            <w:r>
+              <w:rPr>
+                <w:rFonts w:ascii="Arial" w:hAnsi="Arial" w:cs="Arial"/>
+                <w:sz w:val="18"/>
+                <w:szCs w:val="18"/>
+              </w:rPr>
+              <w:t>}</w:t>
+            </w:r>
+          </w:p>
+        </w:tc>
+      </w:tr>
+      <w:tr>
+        <w:tc>
+          <w:tcPr>
+            <w:tcW w:w="1163" w:type="dxa"/>
+          </w:tcPr>
+          <w:p>
+            <w:pPr>
+              <w:ind w:right="113"/>
+              <w:rPr>
+                <w:rFonts w:ascii="Arial" w:hAnsi="Arial" w:cs="Arial"/>
+              </w:rPr>
+            </w:pPr>
+          </w:p>
+        </w:tc>
+        <w:tc>
+          <w:tcPr>
+            <w:tcW w:w="4820" w:type="dxa"/>
+            <w:gridSpan w:val="3"/>
+          </w:tcPr>
+          <w:p>
+            <w:pPr>
+              <w:ind w:right="113"/>
+              <w:rPr>
+                <w:rFonts w:ascii="Arial" w:hAnsi="Arial" w:cs="Arial"/>
+              </w:rPr>
+            </w:pPr>
           </w:p>
         </w:tc>
         <w:tc>
@@ -2779,294 +3090,83 @@
               <w:ind w:right="113"/>
               <w:rPr>
                 <w:rFonts w:ascii="Arial" w:hAnsi="Arial" w:cs="Arial"/>
-                <w:sz w:val="18"/>
-                <w:szCs w:val="18"/>
-              </w:rPr>
-            </w:pPr>
-            <w:r>
-              <w:rPr>
-                <w:rFonts w:cstheme="minorHAnsi"/>
-                <w:sz w:val="18"/>
-                <w:szCs w:val="18"/>
-              </w:rPr>
-              <w:t>{^</w:t>
-            </w:r>
-            <w:proofErr w:type="spellStart"/>
-            <w:proofErr w:type="gramStart"/>
-            <w:r>
-              <w:rPr>
-                <w:rFonts w:cstheme="minorHAnsi"/>
-                <w:sz w:val="18"/>
-                <w:szCs w:val="18"/>
-              </w:rPr>
-              <w:t>isUK</w:t>
-            </w:r>
-            <w:proofErr w:type="spellEnd"/>
-            <w:r>
-              <w:rPr>
-                <w:rFonts w:cstheme="minorHAnsi"/>
-                <w:sz w:val="18"/>
-                <w:szCs w:val="18"/>
-              </w:rPr>
-              <w:t>}</w:t>
-            </w:r>
-            <w:r>
-              <w:rPr>
-                <w:rFonts w:cstheme="minorHAnsi"/>
-                <w:sz w:val="18"/>
-                <w:szCs w:val="18"/>
-              </w:rPr>
-              <w:t>{</w:t>
-            </w:r>
-            <w:proofErr w:type="spellStart"/>
-            <w:proofErr w:type="gramEnd"/>
-            <w:r>
-              <w:rPr>
-                <w:rFonts w:cstheme="minorHAnsi"/>
-                <w:sz w:val="18"/>
-                <w:szCs w:val="18"/>
-              </w:rPr>
-              <w:t>brandName</w:t>
-            </w:r>
-            <w:proofErr w:type="spellEnd"/>
-            <w:r>
-              <w:rPr>
-                <w:rFonts w:cstheme="minorHAnsi"/>
-                <w:sz w:val="18"/>
-                <w:szCs w:val="18"/>
-              </w:rPr>
-              <w:t>}{/</w:t>
-            </w:r>
-            <w:proofErr w:type="spellStart"/>
-            <w:r>
-              <w:rPr>
-                <w:rFonts w:cstheme="minorHAnsi"/>
-                <w:sz w:val="18"/>
-                <w:szCs w:val="18"/>
-              </w:rPr>
-              <w:t>isUK</w:t>
-            </w:r>
-            <w:proofErr w:type="spellEnd"/>
-            <w:r>
-              <w:rPr>
-                <w:rFonts w:cstheme="minorHAnsi"/>
-                <w:sz w:val="18"/>
-                <w:szCs w:val="18"/>
-              </w:rPr>
-              <w:t>}</w:t>
-            </w:r>
+              </w:rPr>
+            </w:pPr>
           </w:p>
         </w:tc>
         <w:tc>
           <w:tcPr>
-            <w:tcW w:w="2126" w:type="dxa"/>
+            <w:tcW w:w="1559" w:type="dxa"/>
+            <w:gridSpan w:val="2"/>
           </w:tcPr>
           <w:p>
             <w:pPr>
-              <w:pStyle w:val="NoSpacing"/>
-              <w:spacing w:line="276" w:lineRule="auto"/>
-              <w:rPr>
-                <w:rFonts w:ascii="Arial" w:hAnsi="Arial" w:cs="Arial"/>
-                <w:sz w:val="18"/>
-                <w:szCs w:val="18"/>
-              </w:rPr>
-            </w:pPr>
-            <w:r>
-              <w:rPr>
-                <w:rFonts w:ascii="Arial" w:hAnsi="Arial" w:cs="Arial"/>
-                <w:sz w:val="18"/>
-                <w:szCs w:val="18"/>
-              </w:rPr>
-              <w:t>{</w:t>
-            </w:r>
-            <w:proofErr w:type="spellStart"/>
-            <w:r>
-              <w:rPr>
-                <w:rFonts w:ascii="Arial" w:hAnsi="Arial" w:cs="Arial"/>
-                <w:sz w:val="18"/>
-                <w:szCs w:val="18"/>
-              </w:rPr>
-              <w:t>designType</w:t>
-            </w:r>
-            <w:proofErr w:type="spellEnd"/>
-            <w:r>
-              <w:rPr>
-                <w:rFonts w:ascii="Arial" w:hAnsi="Arial" w:cs="Arial"/>
-                <w:sz w:val="18"/>
-                <w:szCs w:val="18"/>
-              </w:rPr>
-              <w:t>}</w:t>
-            </w:r>
+              <w:ind w:right="113"/>
+              <w:rPr>
+                <w:rFonts w:ascii="Arial" w:hAnsi="Arial" w:cs="Arial"/>
+              </w:rPr>
+            </w:pPr>
           </w:p>
         </w:tc>
         <w:tc>
           <w:tcPr>
-            <w:tcW w:w="1276" w:type="dxa"/>
+            <w:tcW w:w="709" w:type="dxa"/>
           </w:tcPr>
           <w:p>
             <w:pPr>
               <w:ind w:right="113"/>
               <w:rPr>
                 <w:rFonts w:ascii="Arial" w:hAnsi="Arial" w:cs="Arial"/>
-                <w:sz w:val="18"/>
-                <w:szCs w:val="18"/>
-              </w:rPr>
-            </w:pPr>
-            <w:r>
-              <w:rPr>
-                <w:rFonts w:ascii="Arial" w:hAnsi="Arial" w:cs="Arial"/>
-                <w:sz w:val="18"/>
-                <w:szCs w:val="18"/>
-              </w:rPr>
-              <w:t>{</w:t>
-            </w:r>
-            <w:proofErr w:type="spellStart"/>
-            <w:r>
-              <w:rPr>
-                <w:rFonts w:ascii="Arial" w:hAnsi="Arial" w:cs="Arial"/>
-                <w:sz w:val="18"/>
-                <w:szCs w:val="18"/>
-              </w:rPr>
-              <w:t>finishType</w:t>
-            </w:r>
-            <w:proofErr w:type="spellEnd"/>
-            <w:r>
-              <w:rPr>
-                <w:rFonts w:ascii="Arial" w:hAnsi="Arial" w:cs="Arial"/>
-                <w:sz w:val="18"/>
-                <w:szCs w:val="18"/>
-              </w:rPr>
-              <w:t>}</w:t>
-            </w:r>
+              </w:rPr>
+            </w:pPr>
           </w:p>
         </w:tc>
         <w:tc>
           <w:tcPr>
-            <w:tcW w:w="1136" w:type="dxa"/>
+            <w:tcW w:w="850" w:type="dxa"/>
           </w:tcPr>
           <w:p>
             <w:pPr>
-              <w:ind w:right="57"/>
-              <w:jc w:val="right"/>
-              <w:rPr>
-                <w:rFonts w:ascii="Arial" w:hAnsi="Arial" w:cs="Arial"/>
-                <w:sz w:val="18"/>
-                <w:szCs w:val="18"/>
-              </w:rPr>
-            </w:pPr>
-            <w:r>
-              <w:rPr>
-                <w:rFonts w:ascii="Arial" w:hAnsi="Arial" w:cs="Arial"/>
-                <w:sz w:val="18"/>
-                <w:szCs w:val="18"/>
-              </w:rPr>
-              <w:t>{quantity}</w:t>
-            </w:r>
+              <w:ind w:right="113"/>
+              <w:rPr>
+                <w:rFonts w:ascii="Arial" w:hAnsi="Arial" w:cs="Arial"/>
+              </w:rPr>
+            </w:pPr>
           </w:p>
         </w:tc>
         <w:tc>
           <w:tcPr>
-            <w:tcW w:w="1127" w:type="dxa"/>
+            <w:tcW w:w="1123" w:type="dxa"/>
           </w:tcPr>
           <w:p>
             <w:pPr>
-              <w:ind w:right="57"/>
-              <w:jc w:val="right"/>
-              <w:rPr>
-                <w:rFonts w:ascii="Arial" w:hAnsi="Arial" w:cs="Arial"/>
-                <w:sz w:val="18"/>
-                <w:szCs w:val="18"/>
-              </w:rPr>
-            </w:pPr>
-            <w:r>
-              <w:rPr>
-                <w:rFonts w:ascii="Arial" w:hAnsi="Arial" w:cs="Arial"/>
-                <w:sz w:val="18"/>
-                <w:szCs w:val="18"/>
-              </w:rPr>
-              <w:t>{rate}</w:t>
-            </w:r>
-          </w:p>
-        </w:tc>
-        <w:tc>
-          <w:tcPr>
-            <w:tcW w:w="1553" w:type="dxa"/>
-          </w:tcPr>
-          <w:p>
-            <w:pPr>
-              <w:pStyle w:val="NoSpacing"/>
               <w:ind w:right="227"/>
-              <w:jc w:val="right"/>
-              <w:rPr>
-                <w:rFonts w:ascii="Arial" w:hAnsi="Arial" w:cs="Arial"/>
-                <w:sz w:val="18"/>
-                <w:szCs w:val="18"/>
-              </w:rPr>
-            </w:pPr>
-            <w:r>
-              <w:rPr>
-                <w:rFonts w:ascii="Arial" w:hAnsi="Arial" w:cs="Arial"/>
-                <w:sz w:val="18"/>
-                <w:szCs w:val="18"/>
-              </w:rPr>
-              <w:t>{value}{/</w:t>
-            </w:r>
-            <w:proofErr w:type="gramStart"/>
-            <w:r>
-              <w:rPr>
-                <w:rFonts w:ascii="Arial" w:hAnsi="Arial" w:cs="Arial"/>
-                <w:sz w:val="18"/>
-                <w:szCs w:val="18"/>
-              </w:rPr>
-              <w:t>invoices}{</w:t>
-            </w:r>
-            <w:proofErr w:type="gramEnd"/>
-            <w:r>
-              <w:rPr>
-                <w:rFonts w:ascii="Arial" w:hAnsi="Arial" w:cs="Arial"/>
-                <w:sz w:val="18"/>
-                <w:szCs w:val="18"/>
-              </w:rPr>
-              <w:t>/</w:t>
-            </w:r>
-            <w:proofErr w:type="spellStart"/>
-            <w:r>
-              <w:rPr>
-                <w:rFonts w:ascii="Arial" w:hAnsi="Arial" w:cs="Arial"/>
-                <w:sz w:val="18"/>
-                <w:szCs w:val="18"/>
-              </w:rPr>
-              <w:t>IPItems</w:t>
-            </w:r>
-            <w:proofErr w:type="spellEnd"/>
-            <w:r>
-              <w:rPr>
-                <w:rFonts w:ascii="Arial" w:hAnsi="Arial" w:cs="Arial"/>
-                <w:sz w:val="18"/>
-                <w:szCs w:val="18"/>
-              </w:rPr>
-              <w:t>}</w:t>
-            </w:r>
+              <w:rPr>
+                <w:rFonts w:ascii="Arial" w:hAnsi="Arial" w:cs="Arial"/>
+              </w:rPr>
+            </w:pPr>
           </w:p>
         </w:tc>
       </w:tr>
       <w:tr>
         <w:tc>
           <w:tcPr>
-            <w:tcW w:w="1447" w:type="dxa"/>
+            <w:tcW w:w="1163" w:type="dxa"/>
           </w:tcPr>
           <w:p>
             <w:pPr>
-              <w:ind w:right="113"/>
-              <w:rPr>
-                <w:rFonts w:ascii="Arial" w:hAnsi="Arial" w:cs="Arial"/>
+              <w:ind w:left="227" w:right="113"/>
+              <w:rPr>
+                <w:rFonts w:ascii="Arial" w:hAnsi="Arial" w:cs="Arial"/>
+                <w:sz w:val="18"/>
+                <w:szCs w:val="18"/>
               </w:rPr>
             </w:pPr>
           </w:p>
         </w:tc>
         <w:tc>
           <w:tcPr>
-            <w:tcW w:w="3118" w:type="dxa"/>
+            <w:tcW w:w="4820" w:type="dxa"/>
             <w:gridSpan w:val="3"/>
           </w:tcPr>
           <w:p>
@@ -3074,80 +3174,163 @@
               <w:ind w:right="113"/>
               <w:rPr>
                 <w:rFonts w:ascii="Arial" w:hAnsi="Arial" w:cs="Arial"/>
+                <w:sz w:val="18"/>
+                <w:szCs w:val="18"/>
               </w:rPr>
             </w:pPr>
           </w:p>
         </w:tc>
         <w:tc>
           <w:tcPr>
-            <w:tcW w:w="2126" w:type="dxa"/>
+            <w:tcW w:w="1559" w:type="dxa"/>
           </w:tcPr>
           <w:p>
             <w:pPr>
               <w:ind w:right="113"/>
               <w:rPr>
                 <w:rFonts w:ascii="Arial" w:hAnsi="Arial" w:cs="Arial"/>
+                <w:sz w:val="18"/>
+                <w:szCs w:val="18"/>
               </w:rPr>
             </w:pPr>
           </w:p>
         </w:tc>
         <w:tc>
           <w:tcPr>
-            <w:tcW w:w="1276" w:type="dxa"/>
+            <w:tcW w:w="1559" w:type="dxa"/>
+            <w:gridSpan w:val="2"/>
           </w:tcPr>
           <w:p>
             <w:pPr>
               <w:ind w:right="113"/>
               <w:rPr>
                 <w:rFonts w:ascii="Arial" w:hAnsi="Arial" w:cs="Arial"/>
+                <w:sz w:val="18"/>
+                <w:szCs w:val="18"/>
               </w:rPr>
             </w:pPr>
           </w:p>
         </w:tc>
         <w:tc>
           <w:tcPr>
-            <w:tcW w:w="1136" w:type="dxa"/>
+            <w:tcW w:w="709" w:type="dxa"/>
           </w:tcPr>
           <w:p>
             <w:pPr>
-              <w:ind w:right="113"/>
-              <w:rPr>
-                <w:rFonts w:ascii="Arial" w:hAnsi="Arial" w:cs="Arial"/>
-              </w:rPr>
-            </w:pPr>
+              <w:ind w:right="57"/>
+              <w:jc w:val="right"/>
+              <w:rPr>
+                <w:rFonts w:ascii="Arial" w:hAnsi="Arial" w:cs="Arial"/>
+                <w:b/>
+                <w:bCs/>
+                <w:sz w:val="18"/>
+                <w:szCs w:val="18"/>
+              </w:rPr>
+            </w:pPr>
+            <w:r>
+              <w:rPr>
+                <w:rFonts w:ascii="Arial" w:hAnsi="Arial" w:cs="Arial"/>
+                <w:b/>
+                <w:bCs/>
+                <w:sz w:val="18"/>
+                <w:szCs w:val="18"/>
+              </w:rPr>
+              <w:t>{</w:t>
+            </w:r>
+            <w:proofErr w:type="spellStart"/>
+            <w:r>
+              <w:rPr>
+                <w:rFonts w:ascii="Arial" w:hAnsi="Arial" w:cs="Arial"/>
+                <w:b/>
+                <w:bCs/>
+                <w:sz w:val="18"/>
+                <w:szCs w:val="18"/>
+              </w:rPr>
+              <w:t>totalQuantity</w:t>
+            </w:r>
+            <w:proofErr w:type="spellEnd"/>
+            <w:r>
+              <w:rPr>
+                <w:rFonts w:ascii="Arial" w:hAnsi="Arial" w:cs="Arial"/>
+                <w:b/>
+                <w:bCs/>
+                <w:sz w:val="18"/>
+                <w:szCs w:val="18"/>
+              </w:rPr>
+              <w:t>}</w:t>
+            </w:r>
           </w:p>
         </w:tc>
         <w:tc>
           <w:tcPr>
-            <w:tcW w:w="1127" w:type="dxa"/>
+            <w:tcW w:w="850" w:type="dxa"/>
           </w:tcPr>
           <w:p>
             <w:pPr>
               <w:ind w:right="113"/>
               <w:rPr>
                 <w:rFonts w:ascii="Arial" w:hAnsi="Arial" w:cs="Arial"/>
+                <w:sz w:val="18"/>
+                <w:szCs w:val="18"/>
               </w:rPr>
             </w:pPr>
           </w:p>
         </w:tc>
         <w:tc>
           <w:tcPr>
-            <w:tcW w:w="1553" w:type="dxa"/>
+            <w:tcW w:w="1123" w:type="dxa"/>
           </w:tcPr>
           <w:p>
             <w:pPr>
               <w:ind w:right="227"/>
-              <w:rPr>
-                <w:rFonts w:ascii="Arial" w:hAnsi="Arial" w:cs="Arial"/>
-              </w:rPr>
-            </w:pPr>
+              <w:jc w:val="right"/>
+              <w:rPr>
+                <w:rFonts w:ascii="Arial" w:hAnsi="Arial" w:cs="Arial"/>
+                <w:b/>
+                <w:bCs/>
+                <w:sz w:val="20"/>
+                <w:szCs w:val="20"/>
+              </w:rPr>
+            </w:pPr>
+            <w:r>
+              <w:rPr>
+                <w:rFonts w:ascii="Arial" w:hAnsi="Arial" w:cs="Arial"/>
+                <w:b/>
+                <w:bCs/>
+                <w:sz w:val="18"/>
+                <w:szCs w:val="18"/>
+              </w:rPr>
+              <w:t>{</w:t>
+            </w:r>
+            <w:proofErr w:type="spellStart"/>
+            <w:r>
+              <w:rPr>
+                <w:rFonts w:ascii="Arial" w:hAnsi="Arial" w:cs="Arial"/>
+                <w:b/>
+                <w:bCs/>
+                <w:sz w:val="18"/>
+                <w:szCs w:val="18"/>
+              </w:rPr>
+              <w:t>totalAmount</w:t>
+            </w:r>
+            <w:proofErr w:type="spellEnd"/>
+            <w:r>
+              <w:rPr>
+                <w:rFonts w:ascii="Arial" w:hAnsi="Arial" w:cs="Arial"/>
+                <w:b/>
+                <w:bCs/>
+                <w:sz w:val="18"/>
+                <w:szCs w:val="18"/>
+              </w:rPr>
+              <w:t>}</w:t>
+            </w:r>
           </w:p>
         </w:tc>
       </w:tr>
       <w:tr>
         <w:tc>
           <w:tcPr>
-            <w:tcW w:w="1447" w:type="dxa"/>
+            <w:tcW w:w="1163" w:type="dxa"/>
           </w:tcPr>
           <w:p>
             <w:pPr>
@@ -3162,7 +3345,7 @@
         </w:tc>
         <w:tc>
           <w:tcPr>
-            <w:tcW w:w="3118" w:type="dxa"/>
+            <w:tcW w:w="4820" w:type="dxa"/>
             <w:gridSpan w:val="3"/>
           </w:tcPr>
           <w:p>
@@ -3178,7 +3361,7 @@
         </w:tc>
         <w:tc>
           <w:tcPr>
-            <w:tcW w:w="2126" w:type="dxa"/>
+            <w:tcW w:w="1559" w:type="dxa"/>
           </w:tcPr>
           <w:p>
             <w:pPr>
@@ -3193,7 +3376,8 @@
         </w:tc>
         <w:tc>
           <w:tcPr>
-            <w:tcW w:w="1276" w:type="dxa"/>
+            <w:tcW w:w="1559" w:type="dxa"/>
+            <w:gridSpan w:val="2"/>
           </w:tcPr>
           <w:p>
             <w:pPr>
@@ -3202,201 +3386,6 @@
                 <w:rFonts w:ascii="Arial" w:hAnsi="Arial" w:cs="Arial"/>
                 <w:sz w:val="18"/>
                 <w:szCs w:val="18"/>
-              </w:rPr>
-            </w:pPr>
-          </w:p>
-        </w:tc>
-        <w:tc>
-          <w:tcPr>
-            <w:tcW w:w="1136" w:type="dxa"/>
-          </w:tcPr>
-          <w:p>
-            <w:pPr>
-              <w:ind w:right="57"/>
-              <w:jc w:val="right"/>
-              <w:rPr>
-                <w:rFonts w:ascii="Arial" w:hAnsi="Arial" w:cs="Arial"/>
-                <w:b/>
-                <w:bCs/>
-                <w:sz w:val="18"/>
-                <w:szCs w:val="18"/>
-              </w:rPr>
-            </w:pPr>
-            <w:r>
-              <w:rPr>
-                <w:rFonts w:ascii="Arial" w:hAnsi="Arial" w:cs="Arial"/>
-                <w:b/>
-                <w:bCs/>
-                <w:sz w:val="18"/>
-                <w:szCs w:val="18"/>
-              </w:rPr>
-              <w:t>{</w:t>
-            </w:r>
-            <w:proofErr w:type="spellStart"/>
-            <w:r>
-              <w:rPr>
-                <w:rFonts w:ascii="Arial" w:hAnsi="Arial" w:cs="Arial"/>
-                <w:b/>
-                <w:bCs/>
-                <w:sz w:val="18"/>
-                <w:szCs w:val="18"/>
-              </w:rPr>
-              <w:t>totalQuantity</w:t>
-            </w:r>
-            <w:proofErr w:type="spellEnd"/>
-            <w:r>
-              <w:rPr>
-                <w:rFonts w:ascii="Arial" w:hAnsi="Arial" w:cs="Arial"/>
-                <w:b/>
-                <w:bCs/>
-                <w:sz w:val="18"/>
-                <w:szCs w:val="18"/>
-              </w:rPr>
-              <w:t>}</w:t>
-            </w:r>
-          </w:p>
-        </w:tc>
-        <w:tc>
-          <w:tcPr>
-            <w:tcW w:w="1127" w:type="dxa"/>
-          </w:tcPr>
-          <w:p>
-            <w:pPr>
-              <w:ind w:right="113"/>
-              <w:rPr>
-                <w:rFonts w:ascii="Arial" w:hAnsi="Arial" w:cs="Arial"/>
-                <w:sz w:val="18"/>
-                <w:szCs w:val="18"/>
-              </w:rPr>
-            </w:pPr>
-          </w:p>
-        </w:tc>
-        <w:tc>
-          <w:tcPr>
-            <w:tcW w:w="1553" w:type="dxa"/>
-          </w:tcPr>
-          <w:p>
-            <w:pPr>
-              <w:ind w:right="227"/>
-              <w:jc w:val="right"/>
-              <w:rPr>
-                <w:rFonts w:ascii="Arial" w:hAnsi="Arial" w:cs="Arial"/>
-                <w:b/>
-                <w:bCs/>
-                <w:sz w:val="20"/>
-                <w:szCs w:val="20"/>
-              </w:rPr>
-            </w:pPr>
-            <w:r>
-              <w:rPr>
-                <w:rFonts w:ascii="Arial" w:hAnsi="Arial" w:cs="Arial"/>
-                <w:b/>
-                <w:bCs/>
-                <w:sz w:val="18"/>
-                <w:szCs w:val="18"/>
-              </w:rPr>
-              <w:t>{</w:t>
-            </w:r>
-            <w:proofErr w:type="spellStart"/>
-            <w:r>
-              <w:rPr>
-                <w:rFonts w:ascii="Arial" w:hAnsi="Arial" w:cs="Arial"/>
-                <w:b/>
-                <w:bCs/>
-                <w:sz w:val="18"/>
-                <w:szCs w:val="18"/>
-              </w:rPr>
-              <w:t>totalAmount</w:t>
-            </w:r>
-            <w:proofErr w:type="spellEnd"/>
-            <w:r>
-              <w:rPr>
-                <w:rFonts w:ascii="Arial" w:hAnsi="Arial" w:cs="Arial"/>
-                <w:b/>
-                <w:bCs/>
-                <w:sz w:val="18"/>
-                <w:szCs w:val="18"/>
-              </w:rPr>
-              <w:t>}</w:t>
-            </w:r>
-          </w:p>
-        </w:tc>
-      </w:tr>
-      <w:tr>
-        <w:tc>
-          <w:tcPr>
-            <w:tcW w:w="1447" w:type="dxa"/>
-          </w:tcPr>
-          <w:p>
-            <w:pPr>
-              <w:ind w:left="227" w:right="113"/>
-              <w:rPr>
-                <w:rFonts w:ascii="Arial" w:hAnsi="Arial" w:cs="Arial"/>
-                <w:sz w:val="18"/>
-                <w:szCs w:val="18"/>
-              </w:rPr>
-            </w:pPr>
-          </w:p>
-        </w:tc>
-        <w:tc>
-          <w:tcPr>
-            <w:tcW w:w="3118" w:type="dxa"/>
-            <w:gridSpan w:val="3"/>
-          </w:tcPr>
-          <w:p>
-            <w:pPr>
-              <w:ind w:right="113"/>
-              <w:rPr>
-                <w:rFonts w:ascii="Arial" w:hAnsi="Arial" w:cs="Arial"/>
-                <w:sz w:val="18"/>
-                <w:szCs w:val="18"/>
-              </w:rPr>
-            </w:pPr>
-          </w:p>
-        </w:tc>
-        <w:tc>
-          <w:tcPr>
-            <w:tcW w:w="2126" w:type="dxa"/>
-          </w:tcPr>
-          <w:p>
-            <w:pPr>
-              <w:ind w:right="113"/>
-              <w:rPr>
-                <w:rFonts w:ascii="Arial" w:hAnsi="Arial" w:cs="Arial"/>
-                <w:sz w:val="18"/>
-                <w:szCs w:val="18"/>
-              </w:rPr>
-            </w:pPr>
-          </w:p>
-        </w:tc>
-        <w:tc>
-          <w:tcPr>
-            <w:tcW w:w="1276" w:type="dxa"/>
-          </w:tcPr>
-          <w:p>
-            <w:pPr>
-              <w:ind w:right="113"/>
-              <w:rPr>
-                <w:rFonts w:ascii="Arial" w:hAnsi="Arial" w:cs="Arial"/>
-                <w:sz w:val="18"/>
-                <w:szCs w:val="18"/>
-              </w:rPr>
-            </w:pPr>
-          </w:p>
-        </w:tc>
-        <w:tc>
-          <w:tcPr>
-            <w:tcW w:w="3816" w:type="dxa"/>
-            <w:gridSpan w:val="3"/>
-          </w:tcPr>
-          <w:p>
-            <w:pPr>
-              <w:ind w:right="227"/>
-              <w:jc w:val="right"/>
-              <w:rPr>
-                <w:rFonts w:ascii="Arial" w:hAnsi="Arial" w:cs="Arial"/>
-                <w:sz w:val="20"/>
-                <w:szCs w:val="20"/>
               </w:rPr>
             </w:pPr>
             <w:r>
@@ -3409,16 +3398,16 @@
               <mc:AlternateContent>
                 <mc:Choice Requires="wps">
                   <w:drawing>
-                    <wp:anchor distT="0" distB="0" distL="114300" distR="114300" simplePos="0" relativeHeight="251667456" behindDoc="0" locked="0" layoutInCell="1" allowOverlap="1" wp14:anchorId="64EF0D20" wp14:editId="558D7CD7">
+                    <wp:anchor distT="0" distB="0" distL="114300" distR="114300" simplePos="0" relativeHeight="251667456" behindDoc="0" locked="0" layoutInCell="1" allowOverlap="1" wp14:anchorId="64EF0D20" wp14:editId="27AF4877">
                       <wp:simplePos x="0" y="0"/>
                       <wp:positionH relativeFrom="column">
-                        <wp:posOffset>-68580</wp:posOffset>
+                        <wp:posOffset>252153</wp:posOffset>
                       </wp:positionH>
                       <wp:positionV relativeFrom="paragraph">
                         <wp:posOffset>41275</wp:posOffset>
                       </wp:positionV>
                       <wp:extent cx="2293620" cy="0"/>
-                      <wp:effectExtent l="10160" t="5715" r="10795" b="13335"/>
+                      <wp:effectExtent l="0" t="0" r="0" b="0"/>
                       <wp:wrapNone/>
                       <wp:docPr id="1506734892" name="AutoShape 4"/>
                       <wp:cNvGraphicFramePr>
@@ -3470,10 +3459,41 @@
                 </mc:Choice>
                 <mc:Fallback>
                   <w:pict>
-                    <v:shape w14:anchorId="0AE16451" id="AutoShape 4" o:spid="_x0000_s1026" type="#_x0000_t32" style="position:absolute;margin-left:-5.4pt;margin-top:3.25pt;width:180.6pt;height:0;z-index:251667456;visibility:visible;mso-wrap-style:square;mso-width-percent:0;mso-height-percent:0;mso-wrap-distance-left:9pt;mso-wrap-distance-top:0;mso-wrap-distance-right:9pt;mso-wrap-distance-bottom:0;mso-position-horizontal:absolute;mso-position-horizontal-relative:text;mso-position-vertical:absolute;mso-position-vertical-relative:text;mso-width-percent:0;mso-height-percent:0;mso-width-relative:page;mso-height-relative:page" o:gfxdata="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"/>
+                    <v:shapetype w14:anchorId="1B3BDDAA" id="_x0000_t32" coordsize="21600,21600" o:spt="32" o:oned="t" path="m,l21600,21600e" filled="f">
+                      <v:path arrowok="t" fillok="f" o:connecttype="none"/>
+                      <o:lock v:ext="edit" shapetype="t"/>
+                    </v:shapetype>
+                    <v:shape id="AutoShape 4" o:spid="_x0000_s1026" type="#_x0000_t32" style="position:absolute;margin-left:19.85pt;margin-top:3.25pt;width:180.6pt;height:0;z-index:251667456;visibility:visible;mso-wrap-style:square;mso-width-percent:0;mso-height-percent:0;mso-wrap-distance-left:9pt;mso-wrap-distance-top:0;mso-wrap-distance-right:9pt;mso-wrap-distance-bottom:0;mso-position-horizontal:absolute;mso-position-horizontal-relative:text;mso-position-vertical:absolute;mso-position-vertical-relative:text;mso-width-percent:0;mso-height-percent:0;mso-width-relative:page;mso-height-relative:page" o:gfxdata="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"/>
                   </w:pict>
                 </mc:Fallback>
               </mc:AlternateContent>
+            </w:r>
+          </w:p>
+        </w:tc>
+        <w:tc>
+          <w:tcPr>
+            <w:tcW w:w="2682" w:type="dxa"/>
+            <w:gridSpan w:val="3"/>
+          </w:tcPr>
+          <w:p>
+            <w:pPr>
+              <w:tabs>
+                <w:tab w:val="right" w:pos="2399"/>
+              </w:tabs>
+              <w:ind w:right="227"/>
+              <w:rPr>
+                <w:rFonts w:ascii="Arial" w:hAnsi="Arial" w:cs="Arial"/>
+                <w:sz w:val="20"/>
+                <w:szCs w:val="20"/>
+              </w:rPr>
+            </w:pPr>
+            <w:r>
+              <w:rPr>
+                <w:rFonts w:ascii="Arial" w:hAnsi="Arial" w:cs="Arial"/>
+                <w:sz w:val="20"/>
+                <w:szCs w:val="20"/>
+              </w:rPr>
+              <w:tab/>
             </w:r>
           </w:p>
         </w:tc>
@@ -3481,7 +3501,7 @@
       <w:tr>
         <w:tc>
           <w:tcPr>
-            <w:tcW w:w="1447" w:type="dxa"/>
+            <w:tcW w:w="1163" w:type="dxa"/>
           </w:tcPr>
           <w:p>
             <w:pPr>
@@ -3496,7 +3516,7 @@
         </w:tc>
         <w:tc>
           <w:tcPr>
-            <w:tcW w:w="3118" w:type="dxa"/>
+            <w:tcW w:w="4820" w:type="dxa"/>
             <w:gridSpan w:val="3"/>
           </w:tcPr>
           <w:p>
@@ -3512,7 +3532,7 @@
         </w:tc>
         <w:tc>
           <w:tcPr>
-            <w:tcW w:w="2126" w:type="dxa"/>
+            <w:tcW w:w="1559" w:type="dxa"/>
           </w:tcPr>
           <w:p>
             <w:pPr>
@@ -3527,65 +3547,51 @@
         </w:tc>
         <w:tc>
           <w:tcPr>
-            <w:tcW w:w="1276" w:type="dxa"/>
+            <w:tcW w:w="2268" w:type="dxa"/>
+            <w:gridSpan w:val="3"/>
           </w:tcPr>
           <w:p>
             <w:pPr>
-              <w:ind w:right="113"/>
-              <w:rPr>
-                <w:rFonts w:ascii="Arial" w:hAnsi="Arial" w:cs="Arial"/>
-                <w:sz w:val="18"/>
-                <w:szCs w:val="18"/>
-              </w:rPr>
-            </w:pPr>
+              <w:ind w:right="57"/>
+              <w:jc w:val="right"/>
+              <w:rPr>
+                <w:rFonts w:ascii="Arial" w:hAnsi="Arial" w:cs="Arial"/>
+                <w:b/>
+                <w:bCs/>
+                <w:sz w:val="18"/>
+                <w:szCs w:val="18"/>
+              </w:rPr>
+            </w:pPr>
+            <w:r>
+              <w:rPr>
+                <w:rFonts w:ascii="Arial" w:hAnsi="Arial" w:cs="Arial"/>
+                <w:b/>
+                <w:bCs/>
+                <w:sz w:val="18"/>
+                <w:szCs w:val="18"/>
+              </w:rPr>
+              <w:t>Addition</w:t>
+            </w:r>
           </w:p>
         </w:tc>
         <w:tc>
           <w:tcPr>
-            <w:tcW w:w="1136" w:type="dxa"/>
+            <w:tcW w:w="850" w:type="dxa"/>
           </w:tcPr>
           <w:p>
             <w:pPr>
-              <w:ind w:right="57"/>
-              <w:jc w:val="right"/>
-              <w:rPr>
-                <w:rFonts w:ascii="Arial" w:hAnsi="Arial" w:cs="Arial"/>
-                <w:b/>
-                <w:bCs/>
-                <w:sz w:val="18"/>
-                <w:szCs w:val="18"/>
-              </w:rPr>
-            </w:pPr>
-            <w:r>
-              <w:rPr>
-                <w:rFonts w:ascii="Arial" w:hAnsi="Arial" w:cs="Arial"/>
-                <w:b/>
-                <w:bCs/>
-                <w:sz w:val="18"/>
-                <w:szCs w:val="18"/>
-              </w:rPr>
-              <w:t>Addition</w:t>
-            </w:r>
+              <w:ind w:right="113"/>
+              <w:rPr>
+                <w:rFonts w:ascii="Arial" w:hAnsi="Arial" w:cs="Arial"/>
+                <w:sz w:val="18"/>
+                <w:szCs w:val="18"/>
+              </w:rPr>
+            </w:pPr>
           </w:p>
         </w:tc>
         <w:tc>
           <w:tcPr>
-            <w:tcW w:w="1127" w:type="dxa"/>
-          </w:tcPr>
-          <w:p>
-            <w:pPr>
-              <w:ind w:right="113"/>
-              <w:rPr>
-                <w:rFonts w:ascii="Arial" w:hAnsi="Arial" w:cs="Arial"/>
-                <w:sz w:val="18"/>
-                <w:szCs w:val="18"/>
-              </w:rPr>
-            </w:pPr>
-          </w:p>
-        </w:tc>
-        <w:tc>
-          <w:tcPr>
-            <w:tcW w:w="1553" w:type="dxa"/>
+            <w:tcW w:w="1123" w:type="dxa"/>
           </w:tcPr>
           <w:p>
             <w:pPr>
@@ -3631,7 +3637,7 @@
       <w:tr>
         <w:tc>
           <w:tcPr>
-            <w:tcW w:w="1447" w:type="dxa"/>
+            <w:tcW w:w="1163" w:type="dxa"/>
           </w:tcPr>
           <w:p>
             <w:pPr>
@@ -3646,7 +3652,7 @@
         </w:tc>
         <w:tc>
           <w:tcPr>
-            <w:tcW w:w="3118" w:type="dxa"/>
+            <w:tcW w:w="4820" w:type="dxa"/>
             <w:gridSpan w:val="3"/>
           </w:tcPr>
           <w:p>
@@ -3662,7 +3668,7 @@
         </w:tc>
         <w:tc>
           <w:tcPr>
-            <w:tcW w:w="2126" w:type="dxa"/>
+            <w:tcW w:w="1559" w:type="dxa"/>
           </w:tcPr>
           <w:p>
             <w:pPr>
@@ -3677,65 +3683,51 @@
         </w:tc>
         <w:tc>
           <w:tcPr>
-            <w:tcW w:w="1276" w:type="dxa"/>
+            <w:tcW w:w="2268" w:type="dxa"/>
+            <w:gridSpan w:val="3"/>
           </w:tcPr>
           <w:p>
             <w:pPr>
-              <w:ind w:right="113"/>
-              <w:rPr>
-                <w:rFonts w:ascii="Arial" w:hAnsi="Arial" w:cs="Arial"/>
-                <w:sz w:val="18"/>
-                <w:szCs w:val="18"/>
-              </w:rPr>
-            </w:pPr>
+              <w:ind w:right="57"/>
+              <w:jc w:val="right"/>
+              <w:rPr>
+                <w:rFonts w:ascii="Arial" w:hAnsi="Arial" w:cs="Arial"/>
+                <w:b/>
+                <w:bCs/>
+                <w:sz w:val="18"/>
+                <w:szCs w:val="18"/>
+              </w:rPr>
+            </w:pPr>
+            <w:r>
+              <w:rPr>
+                <w:rFonts w:ascii="Arial" w:hAnsi="Arial" w:cs="Arial"/>
+                <w:b/>
+                <w:bCs/>
+                <w:sz w:val="18"/>
+                <w:szCs w:val="18"/>
+              </w:rPr>
+              <w:t>Discount</w:t>
+            </w:r>
           </w:p>
         </w:tc>
         <w:tc>
           <w:tcPr>
-            <w:tcW w:w="1136" w:type="dxa"/>
+            <w:tcW w:w="850" w:type="dxa"/>
           </w:tcPr>
           <w:p>
             <w:pPr>
-              <w:ind w:right="57"/>
-              <w:jc w:val="right"/>
-              <w:rPr>
-                <w:rFonts w:ascii="Arial" w:hAnsi="Arial" w:cs="Arial"/>
-                <w:b/>
-                <w:bCs/>
-                <w:sz w:val="18"/>
-                <w:szCs w:val="18"/>
-              </w:rPr>
-            </w:pPr>
-            <w:r>
-              <w:rPr>
-                <w:rFonts w:ascii="Arial" w:hAnsi="Arial" w:cs="Arial"/>
-                <w:b/>
-                <w:bCs/>
-                <w:sz w:val="18"/>
-                <w:szCs w:val="18"/>
-              </w:rPr>
-              <w:t>Discount</w:t>
-            </w:r>
+              <w:ind w:right="113"/>
+              <w:rPr>
+                <w:rFonts w:ascii="Arial" w:hAnsi="Arial" w:cs="Arial"/>
+                <w:sz w:val="18"/>
+                <w:szCs w:val="18"/>
+              </w:rPr>
+            </w:pPr>
           </w:p>
         </w:tc>
         <w:tc>
           <w:tcPr>
-            <w:tcW w:w="1127" w:type="dxa"/>
-          </w:tcPr>
-          <w:p>
-            <w:pPr>
-              <w:ind w:right="113"/>
-              <w:rPr>
-                <w:rFonts w:ascii="Arial" w:hAnsi="Arial" w:cs="Arial"/>
-                <w:sz w:val="18"/>
-                <w:szCs w:val="18"/>
-              </w:rPr>
-            </w:pPr>
-          </w:p>
-        </w:tc>
-        <w:tc>
-          <w:tcPr>
-            <w:tcW w:w="1553" w:type="dxa"/>
+            <w:tcW w:w="1123" w:type="dxa"/>
           </w:tcPr>
           <w:p>
             <w:pPr>
@@ -3781,7 +3773,7 @@
       <w:tr>
         <w:tc>
           <w:tcPr>
-            <w:tcW w:w="1447" w:type="dxa"/>
+            <w:tcW w:w="1163" w:type="dxa"/>
           </w:tcPr>
           <w:p>
             <w:pPr>
@@ -3796,7 +3788,7 @@
         </w:tc>
         <w:tc>
           <w:tcPr>
-            <w:tcW w:w="3118" w:type="dxa"/>
+            <w:tcW w:w="4820" w:type="dxa"/>
             <w:gridSpan w:val="3"/>
           </w:tcPr>
           <w:p>
@@ -3812,7 +3804,7 @@
         </w:tc>
         <w:tc>
           <w:tcPr>
-            <w:tcW w:w="2126" w:type="dxa"/>
+            <w:tcW w:w="1559" w:type="dxa"/>
           </w:tcPr>
           <w:p>
             <w:pPr>
@@ -3827,65 +3819,51 @@
         </w:tc>
         <w:tc>
           <w:tcPr>
-            <w:tcW w:w="1276" w:type="dxa"/>
+            <w:tcW w:w="2268" w:type="dxa"/>
+            <w:gridSpan w:val="3"/>
           </w:tcPr>
           <w:p>
             <w:pPr>
-              <w:ind w:right="113"/>
-              <w:rPr>
-                <w:rFonts w:ascii="Arial" w:hAnsi="Arial" w:cs="Arial"/>
-                <w:sz w:val="18"/>
-                <w:szCs w:val="18"/>
-              </w:rPr>
-            </w:pPr>
+              <w:ind w:right="57"/>
+              <w:jc w:val="right"/>
+              <w:rPr>
+                <w:rFonts w:ascii="Arial" w:hAnsi="Arial" w:cs="Arial"/>
+                <w:b/>
+                <w:bCs/>
+                <w:sz w:val="18"/>
+                <w:szCs w:val="18"/>
+              </w:rPr>
+            </w:pPr>
+            <w:r>
+              <w:rPr>
+                <w:rFonts w:ascii="Arial" w:hAnsi="Arial" w:cs="Arial"/>
+                <w:b/>
+                <w:bCs/>
+                <w:sz w:val="18"/>
+                <w:szCs w:val="18"/>
+              </w:rPr>
+              <w:t>Rounding</w:t>
+            </w:r>
           </w:p>
         </w:tc>
         <w:tc>
           <w:tcPr>
-            <w:tcW w:w="1136" w:type="dxa"/>
+            <w:tcW w:w="850" w:type="dxa"/>
           </w:tcPr>
           <w:p>
             <w:pPr>
-              <w:ind w:right="57"/>
-              <w:jc w:val="right"/>
-              <w:rPr>
-                <w:rFonts w:ascii="Arial" w:hAnsi="Arial" w:cs="Arial"/>
-                <w:b/>
-                <w:bCs/>
-                <w:sz w:val="18"/>
-                <w:szCs w:val="18"/>
-              </w:rPr>
-            </w:pPr>
-            <w:r>
-              <w:rPr>
-                <w:rFonts w:ascii="Arial" w:hAnsi="Arial" w:cs="Arial"/>
-                <w:b/>
-                <w:bCs/>
-                <w:sz w:val="18"/>
-                <w:szCs w:val="18"/>
-              </w:rPr>
-              <w:t>Rounding</w:t>
-            </w:r>
+              <w:ind w:right="113"/>
+              <w:rPr>
+                <w:rFonts w:ascii="Arial" w:hAnsi="Arial" w:cs="Arial"/>
+                <w:sz w:val="18"/>
+                <w:szCs w:val="18"/>
+              </w:rPr>
+            </w:pPr>
           </w:p>
         </w:tc>
         <w:tc>
           <w:tcPr>
-            <w:tcW w:w="1127" w:type="dxa"/>
-          </w:tcPr>
-          <w:p>
-            <w:pPr>
-              <w:ind w:right="113"/>
-              <w:rPr>
-                <w:rFonts w:ascii="Arial" w:hAnsi="Arial" w:cs="Arial"/>
-                <w:sz w:val="18"/>
-                <w:szCs w:val="18"/>
-              </w:rPr>
-            </w:pPr>
-          </w:p>
-        </w:tc>
-        <w:tc>
-          <w:tcPr>
-            <w:tcW w:w="1553" w:type="dxa"/>
+            <w:tcW w:w="1123" w:type="dxa"/>
           </w:tcPr>
           <w:p>
             <w:pPr>
@@ -3903,8 +3881,18 @@
                 <w:sz w:val="18"/>
                 <w:szCs w:val="18"/>
               </w:rPr>
-              <w:t xml:space="preserve">  {rounding}</w:t>
-            </w:r>
+              <w:t>{rounding}</w:t>
+            </w:r>
+          </w:p>
+          <w:p>
+            <w:pPr>
+              <w:ind w:right="227"/>
+              <w:rPr>
+                <w:rFonts w:ascii="Arial" w:hAnsi="Arial" w:cs="Arial"/>
+                <w:sz w:val="18"/>
+                <w:szCs w:val="18"/>
+              </w:rPr>
+            </w:pPr>
           </w:p>
         </w:tc>
       </w:tr>
@@ -3914,8 +3902,8 @@
         </w:trPr>
         <w:tc>
           <w:tcPr>
-            <w:tcW w:w="10230" w:type="dxa"/>
-            <w:gridSpan w:val="8"/>
+            <w:tcW w:w="10660" w:type="dxa"/>
+            <w:gridSpan w:val="9"/>
           </w:tcPr>
           <w:p>
             <w:pPr>
@@ -4251,7 +4239,7 @@
         </w:tc>
         <w:tc>
           <w:tcPr>
-            <w:tcW w:w="1553" w:type="dxa"/>
+            <w:tcW w:w="1123" w:type="dxa"/>
           </w:tcPr>
           <w:p>
             <w:pPr>
@@ -4326,7 +4314,7 @@
         </w:tc>
         <w:tc>
           <w:tcPr>
-            <w:tcW w:w="5103" w:type="dxa"/>
+            <w:tcW w:w="5954" w:type="dxa"/>
             <w:gridSpan w:val="3"/>
           </w:tcPr>
           <w:p>
@@ -4369,13 +4357,16 @@
         </w:tc>
         <w:tc>
           <w:tcPr>
-            <w:tcW w:w="1276" w:type="dxa"/>
+            <w:tcW w:w="567" w:type="dxa"/>
+            <w:vMerge w:val="restart"/>
           </w:tcPr>
           <w:p>
             <w:pPr>
-              <w:ind w:right="113"/>
-              <w:rPr>
-                <w:rFonts w:ascii="Arial" w:hAnsi="Arial" w:cs="Arial"/>
+              <w:ind w:right="227"/>
+              <w:rPr>
+                <w:rFonts w:ascii="Arial" w:hAnsi="Arial" w:cs="Arial"/>
+                <w:b/>
+                <w:bCs/>
                 <w:sz w:val="18"/>
                 <w:szCs w:val="18"/>
               </w:rPr>
@@ -4384,8 +4375,8 @@
         </w:tc>
         <w:tc>
           <w:tcPr>
-            <w:tcW w:w="3816" w:type="dxa"/>
-            <w:gridSpan w:val="3"/>
+            <w:tcW w:w="3674" w:type="dxa"/>
+            <w:gridSpan w:val="4"/>
             <w:vMerge w:val="restart"/>
           </w:tcPr>
           <w:p>
@@ -4393,8 +4384,6 @@
               <w:ind w:right="227"/>
               <w:rPr>
                 <w:rFonts w:ascii="Arial" w:hAnsi="Arial" w:cs="Arial"/>
-                <w:b/>
-                <w:bCs/>
                 <w:sz w:val="18"/>
                 <w:szCs w:val="18"/>
               </w:rPr>
@@ -4409,16 +4398,6 @@
               </w:rPr>
               <w:t>TO,</w:t>
             </w:r>
-            <w:r>
-              <w:rPr>
-                <w:rFonts w:ascii="Arial" w:hAnsi="Arial" w:cs="Arial"/>
-                <w:b/>
-                <w:bCs/>
-                <w:sz w:val="18"/>
-                <w:szCs w:val="18"/>
-              </w:rPr>
-              <w:t xml:space="preserve"> </w:t>
-            </w:r>
           </w:p>
           <w:p>
             <w:pPr>
@@ -4467,7 +4446,6 @@
               <w:t>BRANCH {</w:t>
             </w:r>
             <w:proofErr w:type="spellStart"/>
-            <w:proofErr w:type="gramStart"/>
             <w:r>
               <w:rPr>
                 <w:rFonts w:ascii="Arial" w:hAnsi="Arial" w:cs="Arial"/>
@@ -4485,30 +4463,9 @@
                 <w:szCs w:val="18"/>
                 <w:lang w:val="en-IN"/>
               </w:rPr>
-              <w:t xml:space="preserve">}   </w:t>
-            </w:r>
-            <w:proofErr w:type="gramEnd"/>
-            <w:r>
-              <w:rPr>
-                <w:rFonts w:ascii="Arial" w:hAnsi="Arial" w:cs="Arial"/>
-                <w:sz w:val="18"/>
-                <w:szCs w:val="18"/>
-                <w:lang w:val="en-IN"/>
-              </w:rPr>
-              <w:t xml:space="preserve">      </w:t>
-            </w:r>
-            <w:proofErr w:type="gramStart"/>
-            <w:r>
-              <w:rPr>
-                <w:rFonts w:ascii="Arial" w:hAnsi="Arial" w:cs="Arial"/>
-                <w:sz w:val="18"/>
-                <w:szCs w:val="18"/>
-                <w:lang w:val="en-IN"/>
-              </w:rPr>
-              <w:t xml:space="preserve">   {</w:t>
+              <w:t>} {</w:t>
             </w:r>
             <w:proofErr w:type="spellStart"/>
-            <w:proofErr w:type="gramEnd"/>
             <w:r>
               <w:rPr>
                 <w:rFonts w:ascii="Arial" w:hAnsi="Arial" w:cs="Arial"/>
@@ -4582,7 +4539,7 @@
         </w:tc>
         <w:tc>
           <w:tcPr>
-            <w:tcW w:w="5103" w:type="dxa"/>
+            <w:tcW w:w="5954" w:type="dxa"/>
             <w:gridSpan w:val="3"/>
           </w:tcPr>
           <w:p>
@@ -4624,11 +4581,12 @@
         </w:tc>
         <w:tc>
           <w:tcPr>
-            <w:tcW w:w="1276" w:type="dxa"/>
+            <w:tcW w:w="567" w:type="dxa"/>
+            <w:vMerge/>
           </w:tcPr>
           <w:p>
             <w:pPr>
-              <w:ind w:right="113"/>
+              <w:ind w:right="227"/>
               <w:rPr>
                 <w:rFonts w:ascii="Arial" w:hAnsi="Arial" w:cs="Arial"/>
               </w:rPr>
@@ -4637,8 +4595,8 @@
         </w:tc>
         <w:tc>
           <w:tcPr>
-            <w:tcW w:w="3816" w:type="dxa"/>
-            <w:gridSpan w:val="3"/>
+            <w:tcW w:w="3674" w:type="dxa"/>
+            <w:gridSpan w:val="4"/>
             <w:vMerge/>
           </w:tcPr>
           <w:p>
@@ -4679,7 +4637,7 @@
         </w:tc>
         <w:tc>
           <w:tcPr>
-            <w:tcW w:w="5103" w:type="dxa"/>
+            <w:tcW w:w="5954" w:type="dxa"/>
             <w:gridSpan w:val="3"/>
           </w:tcPr>
           <w:p>
@@ -4721,11 +4679,12 @@
         </w:tc>
         <w:tc>
           <w:tcPr>
-            <w:tcW w:w="1276" w:type="dxa"/>
+            <w:tcW w:w="567" w:type="dxa"/>
+            <w:vMerge/>
           </w:tcPr>
           <w:p>
             <w:pPr>
-              <w:ind w:right="113"/>
+              <w:ind w:right="227"/>
               <w:rPr>
                 <w:rFonts w:ascii="Arial" w:hAnsi="Arial" w:cs="Arial"/>
               </w:rPr>
@@ -4734,8 +4693,8 @@
         </w:tc>
         <w:tc>
           <w:tcPr>
-            <w:tcW w:w="3816" w:type="dxa"/>
-            <w:gridSpan w:val="3"/>
+            <w:tcW w:w="3674" w:type="dxa"/>
+            <w:gridSpan w:val="4"/>
             <w:vMerge/>
           </w:tcPr>
           <w:p>
@@ -4752,7 +4711,7 @@
         <w:tc>
           <w:tcPr>
             <w:tcW w:w="11783" w:type="dxa"/>
-            <w:gridSpan w:val="9"/>
+            <w:gridSpan w:val="10"/>
           </w:tcPr>
           <w:p>
             <w:pPr>

--- a/electron/database/generate-document/templates/order-confirmation.docx
+++ b/electron/database/generate-document/templates/order-confirmation.docx
@@ -85,7 +85,6 @@
               </w:rPr>
               <w:t>{</w:t>
             </w:r>
-            <w:proofErr w:type="spellStart"/>
             <w:r>
               <w:rPr>
                 <w:rFonts w:ascii="Arial" w:hAnsi="Arial" w:cs="Arial"/>
@@ -96,7 +95,6 @@
               </w:rPr>
               <w:t>consigneeName</w:t>
             </w:r>
-            <w:proofErr w:type="spellEnd"/>
             <w:r>
               <w:rPr>
                 <w:rFonts w:ascii="Arial" w:hAnsi="Arial" w:cs="Arial"/>
@@ -132,7 +130,6 @@
               </w:rPr>
               <w:t>{</w:t>
             </w:r>
-            <w:proofErr w:type="spellStart"/>
             <w:r>
               <w:rPr>
                 <w:rFonts w:ascii="Arial" w:hAnsi="Arial" w:cs="Arial"/>
@@ -143,7 +140,6 @@
               </w:rPr>
               <w:t>consigneeAddress</w:t>
             </w:r>
-            <w:proofErr w:type="spellEnd"/>
             <w:r>
               <w:rPr>
                 <w:rFonts w:ascii="Arial" w:hAnsi="Arial" w:cs="Arial"/>
@@ -179,7 +175,6 @@
               </w:rPr>
               <w:t>{</w:t>
             </w:r>
-            <w:proofErr w:type="spellStart"/>
             <w:r>
               <w:rPr>
                 <w:rFonts w:ascii="Arial" w:hAnsi="Arial" w:cs="Arial"/>
@@ -190,7 +185,6 @@
               </w:rPr>
               <w:t>consigneeCity</w:t>
             </w:r>
-            <w:proofErr w:type="spellEnd"/>
             <w:r>
               <w:rPr>
                 <w:rFonts w:ascii="Arial" w:hAnsi="Arial" w:cs="Arial"/>
@@ -211,7 +205,6 @@
               </w:rPr>
               <w:t xml:space="preserve"> {</w:t>
             </w:r>
-            <w:proofErr w:type="spellStart"/>
             <w:r>
               <w:rPr>
                 <w:rFonts w:ascii="Arial" w:hAnsi="Arial" w:cs="Arial"/>
@@ -222,7 +215,6 @@
               </w:rPr>
               <w:t>consigneeState</w:t>
             </w:r>
-            <w:proofErr w:type="spellEnd"/>
             <w:r>
               <w:rPr>
                 <w:rFonts w:ascii="Arial" w:hAnsi="Arial" w:cs="Arial"/>
@@ -256,7 +248,6 @@
               </w:rPr>
               <w:t>{</w:t>
             </w:r>
-            <w:proofErr w:type="spellStart"/>
             <w:r>
               <w:rPr>
                 <w:rFonts w:ascii="Arial" w:hAnsi="Arial" w:cs="Arial"/>
@@ -267,7 +258,6 @@
               </w:rPr>
               <w:t>consigneeCountry</w:t>
             </w:r>
-            <w:proofErr w:type="spellEnd"/>
             <w:r>
               <w:rPr>
                 <w:rFonts w:ascii="Arial" w:hAnsi="Arial" w:cs="Arial"/>
@@ -298,7 +288,6 @@
               </w:rPr>
               <w:t>{</w:t>
             </w:r>
-            <w:proofErr w:type="spellStart"/>
             <w:r>
               <w:rPr>
                 <w:rFonts w:ascii="Arial" w:hAnsi="Arial" w:cs="Arial"/>
@@ -309,7 +298,6 @@
               </w:rPr>
               <w:t>consigneeZip</w:t>
             </w:r>
-            <w:proofErr w:type="spellEnd"/>
             <w:r>
               <w:rPr>
                 <w:rFonts w:ascii="Arial" w:hAnsi="Arial" w:cs="Arial"/>
@@ -395,8 +383,6 @@
               </w:rPr>
               <w:t>{#</w:t>
             </w:r>
-            <w:proofErr w:type="spellStart"/>
-            <w:proofErr w:type="gramStart"/>
             <w:r>
               <w:rPr>
                 <w:rFonts w:ascii="Arial" w:hAnsi="Arial" w:cs="Arial"/>
@@ -408,7 +394,6 @@
               </w:rPr>
               <w:t>isUK</w:t>
             </w:r>
-            <w:proofErr w:type="spellEnd"/>
             <w:r>
               <w:rPr>
                 <w:rFonts w:ascii="Arial" w:hAnsi="Arial" w:cs="Arial"/>
@@ -428,7 +413,6 @@
               </w:rPr>
               <w:t>Proforma</w:t>
             </w:r>
-            <w:proofErr w:type="gramEnd"/>
             <w:r>
               <w:rPr>
                 <w:rFonts w:ascii="Arial" w:hAnsi="Arial" w:cs="Arial"/>
@@ -456,44 +440,49 @@
                 <w:sz w:val="20"/>
                 <w:szCs w:val="20"/>
               </w:rPr>
+              <w:t>{/isUK}{#</w:t>
+            </w:r>
+            <w:r>
+              <w:rPr>
+                <w:rFonts w:ascii="Arial" w:hAnsi="Arial" w:cs="Arial"/>
+                <w:b/>
+                <w:bCs/>
+                <w:sz w:val="20"/>
+                <w:szCs w:val="20"/>
+                <w:lang w:val="en-IN"/>
+              </w:rPr>
+              <w:t>isGen</w:t>
+            </w:r>
+            <w:r>
+              <w:rPr>
+                <w:rFonts w:ascii="Arial" w:hAnsi="Arial" w:cs="Arial"/>
+                <w:b/>
+                <w:bCs/>
+                <w:sz w:val="20"/>
+                <w:szCs w:val="20"/>
+              </w:rPr>
+              <w:t>}</w:t>
+            </w:r>
+            <w:r>
+              <w:rPr>
+                <w:rFonts w:ascii="Arial" w:hAnsi="Arial" w:cs="Arial"/>
+                <w:b/>
+                <w:spacing w:val="-4"/>
+                <w:sz w:val="20"/>
+                <w:szCs w:val="20"/>
+              </w:rPr>
+              <w:t>Order Confirmation</w:t>
+            </w:r>
+            <w:r>
+              <w:rPr>
+                <w:rFonts w:ascii="Arial" w:hAnsi="Arial" w:cs="Arial"/>
+                <w:b/>
+                <w:bCs/>
+                <w:sz w:val="20"/>
+                <w:szCs w:val="20"/>
+              </w:rPr>
               <w:t>{/</w:t>
             </w:r>
-            <w:proofErr w:type="spellStart"/>
-            <w:proofErr w:type="gramStart"/>
-            <w:r>
-              <w:rPr>
-                <w:rFonts w:ascii="Arial" w:hAnsi="Arial" w:cs="Arial"/>
-                <w:b/>
-                <w:bCs/>
-                <w:sz w:val="20"/>
-                <w:szCs w:val="20"/>
-              </w:rPr>
-              <w:t>isUK</w:t>
-            </w:r>
-            <w:proofErr w:type="spellEnd"/>
-            <w:r>
-              <w:rPr>
-                <w:rFonts w:ascii="Arial" w:hAnsi="Arial" w:cs="Arial"/>
-                <w:b/>
-                <w:bCs/>
-                <w:sz w:val="20"/>
-                <w:szCs w:val="20"/>
-              </w:rPr>
-              <w:t>}{</w:t>
-            </w:r>
-            <w:proofErr w:type="gramEnd"/>
-            <w:r>
-              <w:rPr>
-                <w:rFonts w:ascii="Arial" w:hAnsi="Arial" w:cs="Arial"/>
-                <w:b/>
-                <w:bCs/>
-                <w:sz w:val="20"/>
-                <w:szCs w:val="20"/>
-              </w:rPr>
-              <w:t>#</w:t>
-            </w:r>
-            <w:proofErr w:type="spellStart"/>
-            <w:proofErr w:type="gramStart"/>
             <w:r>
               <w:rPr>
                 <w:rFonts w:ascii="Arial" w:hAnsi="Arial" w:cs="Arial"/>
@@ -505,7 +494,6 @@
               </w:rPr>
               <w:t>isGen</w:t>
             </w:r>
-            <w:proofErr w:type="spellEnd"/>
             <w:r>
               <w:rPr>
                 <w:rFonts w:ascii="Arial" w:hAnsi="Arial" w:cs="Arial"/>
@@ -520,22 +508,53 @@
               <w:rPr>
                 <w:rFonts w:ascii="Arial" w:hAnsi="Arial" w:cs="Arial"/>
                 <w:b/>
+                <w:bCs/>
+                <w:sz w:val="20"/>
+                <w:szCs w:val="20"/>
+              </w:rPr>
+              <w:t>{#</w:t>
+            </w:r>
+            <w:r>
+              <w:rPr>
+                <w:rFonts w:ascii="Arial" w:hAnsi="Arial" w:cs="Arial"/>
+                <w:b/>
+                <w:bCs/>
+                <w:sz w:val="20"/>
+                <w:szCs w:val="20"/>
+                <w:lang w:val="en-IN"/>
+              </w:rPr>
+              <w:t>is</w:t>
+            </w:r>
+            <w:r>
+              <w:rPr>
+                <w:rFonts w:ascii="Arial" w:hAnsi="Arial" w:cs="Arial"/>
+                <w:b/>
+                <w:bCs/>
+                <w:sz w:val="20"/>
+                <w:szCs w:val="20"/>
+                <w:lang w:val="en-IN"/>
+              </w:rPr>
+              <w:t>Aus</w:t>
+            </w:r>
+            <w:r>
+              <w:rPr>
+                <w:rFonts w:ascii="Arial" w:hAnsi="Arial" w:cs="Arial"/>
+                <w:b/>
+                <w:bCs/>
+                <w:sz w:val="20"/>
+                <w:szCs w:val="20"/>
+              </w:rPr>
+              <w:t>}</w:t>
+            </w:r>
+            <w:r>
+              <w:rPr>
+                <w:rFonts w:ascii="Arial" w:hAnsi="Arial" w:cs="Arial"/>
+                <w:b/>
                 <w:spacing w:val="-4"/>
                 <w:sz w:val="20"/>
                 <w:szCs w:val="20"/>
               </w:rPr>
-              <w:t>Order</w:t>
-            </w:r>
-            <w:proofErr w:type="gramEnd"/>
-            <w:r>
-              <w:rPr>
-                <w:rFonts w:ascii="Arial" w:hAnsi="Arial" w:cs="Arial"/>
-                <w:b/>
-                <w:spacing w:val="-4"/>
-                <w:sz w:val="20"/>
-                <w:szCs w:val="20"/>
-              </w:rPr>
-              <w:t xml:space="preserve"> Confirmation</w:t>
+              <w:t>Order Confirmation</w:t>
             </w:r>
             <w:r>
               <w:rPr>
@@ -547,8 +566,6 @@
               </w:rPr>
               <w:t>{/</w:t>
             </w:r>
-            <w:proofErr w:type="spellStart"/>
-            <w:proofErr w:type="gramStart"/>
             <w:r>
               <w:rPr>
                 <w:rFonts w:ascii="Arial" w:hAnsi="Arial" w:cs="Arial"/>
@@ -558,42 +575,8 @@
                 <w:szCs w:val="20"/>
                 <w:lang w:val="en-IN"/>
               </w:rPr>
-              <w:t>isGen</w:t>
-            </w:r>
-            <w:proofErr w:type="spellEnd"/>
-            <w:r>
-              <w:rPr>
-                <w:rFonts w:ascii="Arial" w:hAnsi="Arial" w:cs="Arial"/>
-                <w:b/>
-                <w:bCs/>
-                <w:sz w:val="20"/>
-                <w:szCs w:val="20"/>
-              </w:rPr>
-              <w:t>}</w:t>
-            </w:r>
-            <w:r>
-              <w:rPr>
-                <w:rFonts w:ascii="Arial" w:hAnsi="Arial" w:cs="Arial"/>
-                <w:b/>
-                <w:bCs/>
-                <w:sz w:val="20"/>
-                <w:szCs w:val="20"/>
-              </w:rPr>
-              <w:t>{</w:t>
-            </w:r>
-            <w:proofErr w:type="gramEnd"/>
-            <w:r>
-              <w:rPr>
-                <w:rFonts w:ascii="Arial" w:hAnsi="Arial" w:cs="Arial"/>
-                <w:b/>
-                <w:bCs/>
-                <w:sz w:val="20"/>
-                <w:szCs w:val="20"/>
-              </w:rPr>
-              <w:t>#</w:t>
-            </w:r>
-            <w:proofErr w:type="spellStart"/>
-            <w:proofErr w:type="gramStart"/>
+              <w:t>is</w:t>
+            </w:r>
             <w:r>
               <w:rPr>
                 <w:rFonts w:ascii="Arial" w:hAnsi="Arial" w:cs="Arial"/>
@@ -603,85 +586,8 @@
                 <w:szCs w:val="20"/>
                 <w:lang w:val="en-IN"/>
               </w:rPr>
-              <w:t>is</w:t>
-            </w:r>
-            <w:r>
-              <w:rPr>
-                <w:rFonts w:ascii="Arial" w:hAnsi="Arial" w:cs="Arial"/>
-                <w:b/>
-                <w:bCs/>
-                <w:sz w:val="20"/>
-                <w:szCs w:val="20"/>
-                <w:lang w:val="en-IN"/>
-              </w:rPr>
               <w:t>Aus</w:t>
             </w:r>
-            <w:proofErr w:type="spellEnd"/>
-            <w:r>
-              <w:rPr>
-                <w:rFonts w:ascii="Arial" w:hAnsi="Arial" w:cs="Arial"/>
-                <w:b/>
-                <w:bCs/>
-                <w:sz w:val="20"/>
-                <w:szCs w:val="20"/>
-              </w:rPr>
-              <w:t>}</w:t>
-            </w:r>
-            <w:r>
-              <w:rPr>
-                <w:rFonts w:ascii="Arial" w:hAnsi="Arial" w:cs="Arial"/>
-                <w:b/>
-                <w:spacing w:val="-4"/>
-                <w:sz w:val="20"/>
-                <w:szCs w:val="20"/>
-              </w:rPr>
-              <w:t>Order</w:t>
-            </w:r>
-            <w:proofErr w:type="gramEnd"/>
-            <w:r>
-              <w:rPr>
-                <w:rFonts w:ascii="Arial" w:hAnsi="Arial" w:cs="Arial"/>
-                <w:b/>
-                <w:spacing w:val="-4"/>
-                <w:sz w:val="20"/>
-                <w:szCs w:val="20"/>
-              </w:rPr>
-              <w:t xml:space="preserve"> Confirmation</w:t>
-            </w:r>
-            <w:r>
-              <w:rPr>
-                <w:rFonts w:ascii="Arial" w:hAnsi="Arial" w:cs="Arial"/>
-                <w:b/>
-                <w:bCs/>
-                <w:sz w:val="20"/>
-                <w:szCs w:val="20"/>
-              </w:rPr>
-              <w:t>{/</w:t>
-            </w:r>
-            <w:proofErr w:type="spellStart"/>
-            <w:r>
-              <w:rPr>
-                <w:rFonts w:ascii="Arial" w:hAnsi="Arial" w:cs="Arial"/>
-                <w:b/>
-                <w:bCs/>
-                <w:sz w:val="20"/>
-                <w:szCs w:val="20"/>
-                <w:lang w:val="en-IN"/>
-              </w:rPr>
-              <w:t>is</w:t>
-            </w:r>
-            <w:r>
-              <w:rPr>
-                <w:rFonts w:ascii="Arial" w:hAnsi="Arial" w:cs="Arial"/>
-                <w:b/>
-                <w:bCs/>
-                <w:sz w:val="20"/>
-                <w:szCs w:val="20"/>
-                <w:lang w:val="en-IN"/>
-              </w:rPr>
-              <w:t>Aus</w:t>
-            </w:r>
-            <w:proofErr w:type="spellEnd"/>
             <w:r>
               <w:rPr>
                 <w:rFonts w:ascii="Arial" w:hAnsi="Arial" w:cs="Arial"/>
@@ -722,7 +628,6 @@
               </w:rPr>
               <w:t>{</w:t>
             </w:r>
-            <w:proofErr w:type="spellStart"/>
             <w:r>
               <w:rPr>
                 <w:rFonts w:ascii="Arial" w:hAnsi="Arial" w:cs="Arial"/>
@@ -734,7 +639,6 @@
               </w:rPr>
               <w:t>invoicePiNo</w:t>
             </w:r>
-            <w:proofErr w:type="spellEnd"/>
             <w:r>
               <w:rPr>
                 <w:rFonts w:ascii="Arial" w:hAnsi="Arial" w:cs="Arial"/>
@@ -873,7 +777,6 @@
               </w:rPr>
               <w:t>{</w:t>
             </w:r>
-            <w:proofErr w:type="spellStart"/>
             <w:r>
               <w:rPr>
                 <w:rFonts w:ascii="Arial" w:hAnsi="Arial" w:cs="Arial"/>
@@ -884,7 +787,6 @@
               </w:rPr>
               <w:t>orderDate</w:t>
             </w:r>
-            <w:proofErr w:type="spellEnd"/>
             <w:r>
               <w:rPr>
                 <w:rFonts w:ascii="Arial" w:hAnsi="Arial" w:cs="Arial"/>
@@ -1036,8 +938,6 @@
               </w:rPr>
               <w:t>{#</w:t>
             </w:r>
-            <w:proofErr w:type="spellStart"/>
-            <w:proofErr w:type="gramStart"/>
             <w:r>
               <w:rPr>
                 <w:rFonts w:cstheme="minorHAnsi"/>
@@ -1049,7 +949,6 @@
               </w:rPr>
               <w:t>isUK</w:t>
             </w:r>
-            <w:proofErr w:type="spellEnd"/>
             <w:r>
               <w:rPr>
                 <w:rFonts w:cstheme="minorHAnsi"/>
@@ -1070,7 +969,6 @@
               </w:rPr>
               <w:t>NOTIFY</w:t>
             </w:r>
-            <w:proofErr w:type="gramEnd"/>
             <w:r>
               <w:rPr>
                 <w:rFonts w:cstheme="minorHAnsi"/>
@@ -1089,10 +987,8 @@
                 <w:sz w:val="18"/>
                 <w:szCs w:val="18"/>
               </w:rPr>
-              <w:t>{/</w:t>
-            </w:r>
-            <w:proofErr w:type="spellStart"/>
-            <w:proofErr w:type="gramStart"/>
+              <w:t>{/isUK}{#</w:t>
+            </w:r>
             <w:r>
               <w:rPr>
                 <w:rFonts w:cstheme="minorHAnsi"/>
@@ -1100,10 +996,10 @@
                 <w:bCs/>
                 <w:sz w:val="18"/>
                 <w:szCs w:val="18"/>
-              </w:rPr>
-              <w:t>isUK</w:t>
-            </w:r>
-            <w:proofErr w:type="spellEnd"/>
+                <w:lang w:val="en-IN"/>
+              </w:rPr>
+              <w:t>is</w:t>
+            </w:r>
             <w:r>
               <w:rPr>
                 <w:rFonts w:cstheme="minorHAnsi"/>
@@ -1111,10 +1007,10 @@
                 <w:bCs/>
                 <w:sz w:val="18"/>
                 <w:szCs w:val="18"/>
-              </w:rPr>
-              <w:t>}{</w:t>
-            </w:r>
-            <w:proofErr w:type="gramEnd"/>
+                <w:lang w:val="en-IN"/>
+              </w:rPr>
+              <w:t>Aus</w:t>
+            </w:r>
             <w:r>
               <w:rPr>
                 <w:rFonts w:cstheme="minorHAnsi"/>
@@ -1123,10 +1019,8 @@
                 <w:sz w:val="18"/>
                 <w:szCs w:val="18"/>
               </w:rPr>
-              <w:t>#</w:t>
-            </w:r>
-            <w:proofErr w:type="spellStart"/>
-            <w:proofErr w:type="gramStart"/>
+              <w:t>}</w:t>
+            </w:r>
             <w:r>
               <w:rPr>
                 <w:rFonts w:cstheme="minorHAnsi"/>
@@ -1134,9 +1028,8 @@
                 <w:bCs/>
                 <w:sz w:val="18"/>
                 <w:szCs w:val="18"/>
-                <w:lang w:val="en-IN"/>
-              </w:rPr>
-              <w:t>is</w:t>
+              </w:rPr>
+              <w:t>DELIVERED TO</w:t>
             </w:r>
             <w:r>
               <w:rPr>
@@ -1145,11 +1038,29 @@
                 <w:bCs/>
                 <w:sz w:val="18"/>
                 <w:szCs w:val="18"/>
-                <w:lang w:val="en-IN"/>
+              </w:rPr>
+              <w:t>-</w:t>
+            </w:r>
+            <w:r>
+              <w:rPr>
+                <w:rFonts w:cstheme="minorHAnsi"/>
+                <w:b/>
+                <w:bCs/>
+                <w:sz w:val="18"/>
+                <w:szCs w:val="18"/>
+              </w:rPr>
+              <w:t>{/is</w:t>
+            </w:r>
+            <w:r>
+              <w:rPr>
+                <w:rFonts w:cstheme="minorHAnsi"/>
+                <w:b/>
+                <w:bCs/>
+                <w:sz w:val="18"/>
+                <w:szCs w:val="18"/>
               </w:rPr>
               <w:t>Aus</w:t>
             </w:r>
-            <w:proofErr w:type="spellEnd"/>
             <w:r>
               <w:rPr>
                 <w:rFonts w:cstheme="minorHAnsi"/>
@@ -1162,80 +1073,6 @@
             </w:r>
             <w:r>
               <w:rPr>
-                <w:rFonts w:cstheme="minorHAnsi"/>
-                <w:b/>
-                <w:bCs/>
-                <w:sz w:val="18"/>
-                <w:szCs w:val="18"/>
-              </w:rPr>
-              <w:t>DELIVERED</w:t>
-            </w:r>
-            <w:proofErr w:type="gramEnd"/>
-            <w:r>
-              <w:rPr>
-                <w:rFonts w:cstheme="minorHAnsi"/>
-                <w:b/>
-                <w:bCs/>
-                <w:sz w:val="18"/>
-                <w:szCs w:val="18"/>
-              </w:rPr>
-              <w:t xml:space="preserve"> TO</w:t>
-            </w:r>
-            <w:r>
-              <w:rPr>
-                <w:rFonts w:cstheme="minorHAnsi"/>
-                <w:b/>
-                <w:bCs/>
-                <w:sz w:val="18"/>
-                <w:szCs w:val="18"/>
-              </w:rPr>
-              <w:t>-</w:t>
-            </w:r>
-            <w:r>
-              <w:rPr>
-                <w:rFonts w:cstheme="minorHAnsi"/>
-                <w:b/>
-                <w:bCs/>
-                <w:sz w:val="18"/>
-                <w:szCs w:val="18"/>
-              </w:rPr>
-              <w:t>{/</w:t>
-            </w:r>
-            <w:proofErr w:type="spellStart"/>
-            <w:proofErr w:type="gramStart"/>
-            <w:r>
-              <w:rPr>
-                <w:rFonts w:cstheme="minorHAnsi"/>
-                <w:b/>
-                <w:bCs/>
-                <w:sz w:val="18"/>
-                <w:szCs w:val="18"/>
-              </w:rPr>
-              <w:t>is</w:t>
-            </w:r>
-            <w:r>
-              <w:rPr>
-                <w:rFonts w:cstheme="minorHAnsi"/>
-                <w:b/>
-                <w:bCs/>
-                <w:sz w:val="18"/>
-                <w:szCs w:val="18"/>
-              </w:rPr>
-              <w:t>Aus</w:t>
-            </w:r>
-            <w:proofErr w:type="spellEnd"/>
-            <w:r>
-              <w:rPr>
-                <w:rFonts w:cstheme="minorHAnsi"/>
-                <w:b/>
-                <w:bCs/>
-                <w:sz w:val="18"/>
-                <w:szCs w:val="18"/>
-              </w:rPr>
-              <w:t>}</w:t>
-            </w:r>
-            <w:r>
-              <w:rPr>
                 <w:rFonts w:ascii="Arial" w:hAnsi="Arial" w:cs="Arial"/>
                 <w:b/>
                 <w:bCs/>
@@ -1244,8 +1081,6 @@
               </w:rPr>
               <w:t>{</w:t>
             </w:r>
-            <w:proofErr w:type="spellStart"/>
-            <w:proofErr w:type="gramEnd"/>
             <w:r>
               <w:rPr>
                 <w:rFonts w:ascii="Arial" w:hAnsi="Arial" w:cs="Arial"/>
@@ -1256,7 +1091,6 @@
               </w:rPr>
               <w:t>buyerName</w:t>
             </w:r>
-            <w:proofErr w:type="spellEnd"/>
             <w:r>
               <w:rPr>
                 <w:rFonts w:ascii="Arial" w:hAnsi="Arial" w:cs="Arial"/>
@@ -1292,7 +1126,6 @@
               </w:rPr>
               <w:t>{</w:t>
             </w:r>
-            <w:proofErr w:type="spellStart"/>
             <w:r>
               <w:rPr>
                 <w:rFonts w:ascii="Arial" w:hAnsi="Arial" w:cs="Arial"/>
@@ -1303,7 +1136,6 @@
               </w:rPr>
               <w:t>buyerAddress</w:t>
             </w:r>
-            <w:proofErr w:type="spellEnd"/>
             <w:r>
               <w:rPr>
                 <w:rFonts w:ascii="Arial" w:hAnsi="Arial" w:cs="Arial"/>
@@ -1339,7 +1171,6 @@
               </w:rPr>
               <w:t>{</w:t>
             </w:r>
-            <w:proofErr w:type="spellStart"/>
             <w:r>
               <w:rPr>
                 <w:rFonts w:ascii="Arial" w:hAnsi="Arial" w:cs="Arial"/>
@@ -1350,7 +1181,6 @@
               </w:rPr>
               <w:t>buyerCity</w:t>
             </w:r>
-            <w:proofErr w:type="spellEnd"/>
             <w:r>
               <w:rPr>
                 <w:rFonts w:ascii="Arial" w:hAnsi="Arial" w:cs="Arial"/>
@@ -1381,7 +1211,6 @@
               </w:rPr>
               <w:t>{</w:t>
             </w:r>
-            <w:proofErr w:type="spellStart"/>
             <w:r>
               <w:rPr>
                 <w:rFonts w:ascii="Arial" w:hAnsi="Arial" w:cs="Arial"/>
@@ -1392,7 +1221,6 @@
               </w:rPr>
               <w:t>buyerState</w:t>
             </w:r>
-            <w:proofErr w:type="spellEnd"/>
             <w:r>
               <w:rPr>
                 <w:rFonts w:ascii="Arial" w:hAnsi="Arial" w:cs="Arial"/>
@@ -1424,7 +1252,6 @@
               </w:rPr>
               <w:t>{</w:t>
             </w:r>
-            <w:proofErr w:type="spellStart"/>
             <w:r>
               <w:rPr>
                 <w:rFonts w:ascii="Arial" w:hAnsi="Arial" w:cs="Arial"/>
@@ -1435,7 +1262,6 @@
               </w:rPr>
               <w:t>buyerCountry</w:t>
             </w:r>
-            <w:proofErr w:type="spellEnd"/>
             <w:r>
               <w:rPr>
                 <w:rFonts w:ascii="Arial" w:hAnsi="Arial" w:cs="Arial"/>
@@ -1486,7 +1312,6 @@
               </w:rPr>
               <w:t>{</w:t>
             </w:r>
-            <w:proofErr w:type="spellStart"/>
             <w:r>
               <w:rPr>
                 <w:rFonts w:ascii="Arial" w:hAnsi="Arial" w:cs="Arial"/>
@@ -1497,7 +1322,6 @@
               </w:rPr>
               <w:t>buyerZip</w:t>
             </w:r>
-            <w:proofErr w:type="spellEnd"/>
             <w:r>
               <w:rPr>
                 <w:rFonts w:ascii="Arial" w:hAnsi="Arial" w:cs="Arial"/>
@@ -1647,9 +1471,8 @@
                 <w:sz w:val="18"/>
                 <w:szCs w:val="18"/>
               </w:rPr>
-              <w:t>{#</w:t>
-            </w:r>
-            <w:proofErr w:type="gramStart"/>
+              <w:t>{#isAus}ASW No{/isAus}{#</w:t>
+            </w:r>
             <w:r>
               <w:rPr>
                 <w:rFonts w:cstheme="minorHAnsi"/>
@@ -1657,10 +1480,10 @@
                 <w:bCs/>
                 <w:sz w:val="18"/>
                 <w:szCs w:val="18"/>
-              </w:rPr>
-              <w:t>isAus}ASW</w:t>
-            </w:r>
-            <w:proofErr w:type="gramEnd"/>
+                <w:lang w:val="en-IN"/>
+              </w:rPr>
+              <w:t>isUK</w:t>
+            </w:r>
             <w:r>
               <w:rPr>
                 <w:rFonts w:cstheme="minorHAnsi"/>
@@ -1669,10 +1492,18 @@
                 <w:sz w:val="18"/>
                 <w:szCs w:val="18"/>
               </w:rPr>
-              <w:t xml:space="preserve"> No{/</w:t>
-            </w:r>
-            <w:proofErr w:type="spellStart"/>
-            <w:proofErr w:type="gramStart"/>
+              <w:t>}</w:t>
+            </w:r>
+            <w:r>
+              <w:rPr>
+                <w:rFonts w:ascii="Arial" w:hAnsi="Arial" w:cs="Arial"/>
+                <w:b/>
+                <w:spacing w:val="-4"/>
+                <w:sz w:val="18"/>
+                <w:szCs w:val="18"/>
+              </w:rPr>
+              <w:t>Code</w:t>
+            </w:r>
             <w:r>
               <w:rPr>
                 <w:rFonts w:cstheme="minorHAnsi"/>
@@ -1681,9 +1512,8 @@
                 <w:sz w:val="18"/>
                 <w:szCs w:val="18"/>
               </w:rPr>
-              <w:t>isAus</w:t>
-            </w:r>
-            <w:proofErr w:type="spellEnd"/>
+              <w:t>{/isUK}{#</w:t>
+            </w:r>
             <w:r>
               <w:rPr>
                 <w:rFonts w:cstheme="minorHAnsi"/>
@@ -1691,10 +1521,10 @@
                 <w:bCs/>
                 <w:sz w:val="18"/>
                 <w:szCs w:val="18"/>
-              </w:rPr>
-              <w:t>}{</w:t>
-            </w:r>
-            <w:proofErr w:type="gramEnd"/>
+                <w:lang w:val="en-IN"/>
+              </w:rPr>
+              <w:t>isGen</w:t>
+            </w:r>
             <w:r>
               <w:rPr>
                 <w:rFonts w:cstheme="minorHAnsi"/>
@@ -1703,10 +1533,18 @@
                 <w:sz w:val="18"/>
                 <w:szCs w:val="18"/>
               </w:rPr>
-              <w:t>#</w:t>
-            </w:r>
-            <w:proofErr w:type="spellStart"/>
-            <w:proofErr w:type="gramStart"/>
+              <w:t>}</w:t>
+            </w:r>
+            <w:r>
+              <w:rPr>
+                <w:rFonts w:ascii="Arial" w:hAnsi="Arial" w:cs="Arial"/>
+                <w:b/>
+                <w:spacing w:val="-4"/>
+                <w:sz w:val="18"/>
+                <w:szCs w:val="18"/>
+              </w:rPr>
+              <w:t>Grade</w:t>
+            </w:r>
             <w:r>
               <w:rPr>
                 <w:rFonts w:cstheme="minorHAnsi"/>
@@ -1714,11 +1552,20 @@
                 <w:bCs/>
                 <w:sz w:val="18"/>
                 <w:szCs w:val="18"/>
+              </w:rPr>
+              <w:t>{/</w:t>
+            </w:r>
+            <w:r>
+              <w:rPr>
+                <w:rFonts w:cstheme="minorHAnsi"/>
+                <w:b/>
+                <w:bCs/>
+                <w:sz w:val="18"/>
+                <w:szCs w:val="18"/>
                 <w:lang w:val="en-IN"/>
               </w:rPr>
-              <w:t>isUK</w:t>
-            </w:r>
-            <w:proofErr w:type="spellEnd"/>
+              <w:t>isGen</w:t>
+            </w:r>
             <w:r>
               <w:rPr>
                 <w:rFonts w:cstheme="minorHAnsi"/>
@@ -1729,6 +1576,72 @@
               </w:rPr>
               <w:t>}</w:t>
             </w:r>
+          </w:p>
+        </w:tc>
+        <w:tc>
+          <w:tcPr>
+            <w:tcW w:w="2268" w:type="dxa"/>
+          </w:tcPr>
+          <w:p>
+            <w:pPr>
+              <w:ind w:right="113"/>
+              <w:rPr>
+                <w:rFonts w:ascii="Arial" w:hAnsi="Arial" w:cs="Arial"/>
+                <w:sz w:val="18"/>
+                <w:szCs w:val="18"/>
+              </w:rPr>
+            </w:pPr>
+            <w:r>
+              <w:rPr>
+                <w:rFonts w:cstheme="minorHAnsi"/>
+                <w:b/>
+                <w:bCs/>
+                <w:sz w:val="18"/>
+                <w:szCs w:val="18"/>
+              </w:rPr>
+              <w:t xml:space="preserve">{#isAus}ASW </w:t>
+            </w:r>
+            <w:r>
+              <w:rPr>
+                <w:rFonts w:cstheme="minorHAnsi"/>
+                <w:b/>
+                <w:bCs/>
+                <w:sz w:val="18"/>
+                <w:szCs w:val="18"/>
+              </w:rPr>
+              <w:t>PO.</w:t>
+            </w:r>
+            <w:r>
+              <w:rPr>
+                <w:rFonts w:cstheme="minorHAnsi"/>
+                <w:b/>
+                <w:bCs/>
+                <w:sz w:val="18"/>
+                <w:szCs w:val="18"/>
+              </w:rPr>
+              <w:t>No{/isAus}{#</w:t>
+            </w:r>
+            <w:r>
+              <w:rPr>
+                <w:rFonts w:cstheme="minorHAnsi"/>
+                <w:b/>
+                <w:bCs/>
+                <w:sz w:val="18"/>
+                <w:szCs w:val="18"/>
+                <w:lang w:val="en-IN"/>
+              </w:rPr>
+              <w:t>isGen</w:t>
+            </w:r>
+            <w:r>
+              <w:rPr>
+                <w:rFonts w:cstheme="minorHAnsi"/>
+                <w:b/>
+                <w:bCs/>
+                <w:sz w:val="18"/>
+                <w:szCs w:val="18"/>
+              </w:rPr>
+              <w:t>}</w:t>
+            </w:r>
             <w:r>
               <w:rPr>
                 <w:rFonts w:ascii="Arial" w:hAnsi="Arial" w:cs="Arial"/>
@@ -1737,9 +1650,8 @@
                 <w:sz w:val="18"/>
                 <w:szCs w:val="18"/>
               </w:rPr>
-              <w:t>Code</w:t>
-            </w:r>
-            <w:proofErr w:type="gramEnd"/>
+              <w:t>Brand</w:t>
+            </w:r>
             <w:r>
               <w:rPr>
                 <w:rFonts w:cstheme="minorHAnsi"/>
@@ -1750,8 +1662,6 @@
               </w:rPr>
               <w:t>{/</w:t>
             </w:r>
-            <w:proofErr w:type="spellStart"/>
-            <w:proofErr w:type="gramStart"/>
             <w:r>
               <w:rPr>
                 <w:rFonts w:cstheme="minorHAnsi"/>
@@ -1759,272 +1669,10 @@
                 <w:bCs/>
                 <w:sz w:val="18"/>
                 <w:szCs w:val="18"/>
-              </w:rPr>
-              <w:t>isUK</w:t>
-            </w:r>
-            <w:proofErr w:type="spellEnd"/>
-            <w:r>
-              <w:rPr>
-                <w:rFonts w:cstheme="minorHAnsi"/>
-                <w:b/>
-                <w:bCs/>
-                <w:sz w:val="18"/>
-                <w:szCs w:val="18"/>
-              </w:rPr>
-              <w:t>}{</w:t>
-            </w:r>
-            <w:proofErr w:type="gramEnd"/>
-            <w:r>
-              <w:rPr>
-                <w:rFonts w:cstheme="minorHAnsi"/>
-                <w:b/>
-                <w:bCs/>
-                <w:sz w:val="18"/>
-                <w:szCs w:val="18"/>
-              </w:rPr>
-              <w:t>#</w:t>
-            </w:r>
-            <w:proofErr w:type="spellStart"/>
-            <w:proofErr w:type="gramStart"/>
-            <w:r>
-              <w:rPr>
-                <w:rFonts w:cstheme="minorHAnsi"/>
-                <w:b/>
-                <w:bCs/>
-                <w:sz w:val="18"/>
-                <w:szCs w:val="18"/>
                 <w:lang w:val="en-IN"/>
               </w:rPr>
               <w:t>isGen</w:t>
             </w:r>
-            <w:proofErr w:type="spellEnd"/>
-            <w:r>
-              <w:rPr>
-                <w:rFonts w:cstheme="minorHAnsi"/>
-                <w:b/>
-                <w:bCs/>
-                <w:sz w:val="18"/>
-                <w:szCs w:val="18"/>
-              </w:rPr>
-              <w:t>}</w:t>
-            </w:r>
-            <w:r>
-              <w:rPr>
-                <w:rFonts w:ascii="Arial" w:hAnsi="Arial" w:cs="Arial"/>
-                <w:b/>
-                <w:spacing w:val="-4"/>
-                <w:sz w:val="18"/>
-                <w:szCs w:val="18"/>
-              </w:rPr>
-              <w:t>Grade</w:t>
-            </w:r>
-            <w:proofErr w:type="gramEnd"/>
-            <w:r>
-              <w:rPr>
-                <w:rFonts w:cstheme="minorHAnsi"/>
-                <w:b/>
-                <w:bCs/>
-                <w:sz w:val="18"/>
-                <w:szCs w:val="18"/>
-              </w:rPr>
-              <w:t>{/</w:t>
-            </w:r>
-            <w:proofErr w:type="spellStart"/>
-            <w:r>
-              <w:rPr>
-                <w:rFonts w:cstheme="minorHAnsi"/>
-                <w:b/>
-                <w:bCs/>
-                <w:sz w:val="18"/>
-                <w:szCs w:val="18"/>
-                <w:lang w:val="en-IN"/>
-              </w:rPr>
-              <w:t>isGen</w:t>
-            </w:r>
-            <w:proofErr w:type="spellEnd"/>
-            <w:r>
-              <w:rPr>
-                <w:rFonts w:cstheme="minorHAnsi"/>
-                <w:b/>
-                <w:bCs/>
-                <w:sz w:val="18"/>
-                <w:szCs w:val="18"/>
-              </w:rPr>
-              <w:t>}</w:t>
-            </w:r>
-          </w:p>
-        </w:tc>
-        <w:tc>
-          <w:tcPr>
-            <w:tcW w:w="2268" w:type="dxa"/>
-          </w:tcPr>
-          <w:p>
-            <w:pPr>
-              <w:ind w:right="113"/>
-              <w:rPr>
-                <w:rFonts w:ascii="Arial" w:hAnsi="Arial" w:cs="Arial"/>
-                <w:sz w:val="18"/>
-                <w:szCs w:val="18"/>
-              </w:rPr>
-            </w:pPr>
-            <w:r>
-              <w:rPr>
-                <w:rFonts w:cstheme="minorHAnsi"/>
-                <w:b/>
-                <w:bCs/>
-                <w:sz w:val="18"/>
-                <w:szCs w:val="18"/>
-              </w:rPr>
-              <w:t>{#</w:t>
-            </w:r>
-            <w:proofErr w:type="gramStart"/>
-            <w:r>
-              <w:rPr>
-                <w:rFonts w:cstheme="minorHAnsi"/>
-                <w:b/>
-                <w:bCs/>
-                <w:sz w:val="18"/>
-                <w:szCs w:val="18"/>
-              </w:rPr>
-              <w:t>isAus}ASW</w:t>
-            </w:r>
-            <w:proofErr w:type="gramEnd"/>
-            <w:r>
-              <w:rPr>
-                <w:rFonts w:cstheme="minorHAnsi"/>
-                <w:b/>
-                <w:bCs/>
-                <w:sz w:val="18"/>
-                <w:szCs w:val="18"/>
-              </w:rPr>
-              <w:t xml:space="preserve"> </w:t>
-            </w:r>
-            <w:proofErr w:type="spellStart"/>
-            <w:proofErr w:type="gramStart"/>
-            <w:r>
-              <w:rPr>
-                <w:rFonts w:cstheme="minorHAnsi"/>
-                <w:b/>
-                <w:bCs/>
-                <w:sz w:val="18"/>
-                <w:szCs w:val="18"/>
-              </w:rPr>
-              <w:t>PO.</w:t>
-            </w:r>
-            <w:r>
-              <w:rPr>
-                <w:rFonts w:cstheme="minorHAnsi"/>
-                <w:b/>
-                <w:bCs/>
-                <w:sz w:val="18"/>
-                <w:szCs w:val="18"/>
-              </w:rPr>
-              <w:t>No</w:t>
-            </w:r>
-            <w:proofErr w:type="spellEnd"/>
-            <w:proofErr w:type="gramEnd"/>
-            <w:r>
-              <w:rPr>
-                <w:rFonts w:cstheme="minorHAnsi"/>
-                <w:b/>
-                <w:bCs/>
-                <w:sz w:val="18"/>
-                <w:szCs w:val="18"/>
-              </w:rPr>
-              <w:t>{/</w:t>
-            </w:r>
-            <w:proofErr w:type="spellStart"/>
-            <w:proofErr w:type="gramStart"/>
-            <w:r>
-              <w:rPr>
-                <w:rFonts w:cstheme="minorHAnsi"/>
-                <w:b/>
-                <w:bCs/>
-                <w:sz w:val="18"/>
-                <w:szCs w:val="18"/>
-              </w:rPr>
-              <w:t>isAus</w:t>
-            </w:r>
-            <w:proofErr w:type="spellEnd"/>
-            <w:r>
-              <w:rPr>
-                <w:rFonts w:cstheme="minorHAnsi"/>
-                <w:b/>
-                <w:bCs/>
-                <w:sz w:val="18"/>
-                <w:szCs w:val="18"/>
-              </w:rPr>
-              <w:t>}{</w:t>
-            </w:r>
-            <w:proofErr w:type="gramEnd"/>
-            <w:r>
-              <w:rPr>
-                <w:rFonts w:cstheme="minorHAnsi"/>
-                <w:b/>
-                <w:bCs/>
-                <w:sz w:val="18"/>
-                <w:szCs w:val="18"/>
-              </w:rPr>
-              <w:t>#</w:t>
-            </w:r>
-            <w:proofErr w:type="spellStart"/>
-            <w:proofErr w:type="gramStart"/>
-            <w:r>
-              <w:rPr>
-                <w:rFonts w:cstheme="minorHAnsi"/>
-                <w:b/>
-                <w:bCs/>
-                <w:sz w:val="18"/>
-                <w:szCs w:val="18"/>
-                <w:lang w:val="en-IN"/>
-              </w:rPr>
-              <w:t>isGen</w:t>
-            </w:r>
-            <w:proofErr w:type="spellEnd"/>
-            <w:r>
-              <w:rPr>
-                <w:rFonts w:cstheme="minorHAnsi"/>
-                <w:b/>
-                <w:bCs/>
-                <w:sz w:val="18"/>
-                <w:szCs w:val="18"/>
-              </w:rPr>
-              <w:t>}</w:t>
-            </w:r>
-            <w:r>
-              <w:rPr>
-                <w:rFonts w:ascii="Arial" w:hAnsi="Arial" w:cs="Arial"/>
-                <w:b/>
-                <w:spacing w:val="-4"/>
-                <w:sz w:val="18"/>
-                <w:szCs w:val="18"/>
-              </w:rPr>
-              <w:t>Brand</w:t>
-            </w:r>
-            <w:proofErr w:type="gramEnd"/>
-            <w:r>
-              <w:rPr>
-                <w:rFonts w:cstheme="minorHAnsi"/>
-                <w:b/>
-                <w:bCs/>
-                <w:sz w:val="18"/>
-                <w:szCs w:val="18"/>
-              </w:rPr>
-              <w:t>{/</w:t>
-            </w:r>
-            <w:proofErr w:type="spellStart"/>
-            <w:r>
-              <w:rPr>
-                <w:rFonts w:cstheme="minorHAnsi"/>
-                <w:b/>
-                <w:bCs/>
-                <w:sz w:val="18"/>
-                <w:szCs w:val="18"/>
-                <w:lang w:val="en-IN"/>
-              </w:rPr>
-              <w:t>isGen</w:t>
-            </w:r>
-            <w:proofErr w:type="spellEnd"/>
             <w:r>
               <w:rPr>
                 <w:rFonts w:cstheme="minorHAnsi"/>
@@ -2150,29 +1798,7 @@
                 <w:sz w:val="18"/>
                 <w:szCs w:val="18"/>
               </w:rPr>
-              <w:t>{</w:t>
-            </w:r>
-            <w:proofErr w:type="spellStart"/>
-            <w:r>
-              <w:rPr>
-                <w:rFonts w:ascii="Arial" w:hAnsi="Arial" w:cs="Arial"/>
-                <w:b/>
-                <w:bCs/>
-                <w:sz w:val="18"/>
-                <w:szCs w:val="18"/>
-              </w:rPr>
-              <w:t>currencyChar</w:t>
-            </w:r>
-            <w:proofErr w:type="spellEnd"/>
-            <w:r>
-              <w:rPr>
-                <w:rFonts w:ascii="Arial" w:hAnsi="Arial" w:cs="Arial"/>
-                <w:b/>
-                <w:bCs/>
-                <w:sz w:val="18"/>
-                <w:szCs w:val="18"/>
-              </w:rPr>
-              <w:t>}</w:t>
+              <w:t>{currencyChar}</w:t>
             </w:r>
           </w:p>
         </w:tc>
@@ -2222,29 +1848,7 @@
                 <w:sz w:val="18"/>
                 <w:szCs w:val="18"/>
               </w:rPr>
-              <w:t>{</w:t>
-            </w:r>
-            <w:proofErr w:type="spellStart"/>
-            <w:r>
-              <w:rPr>
-                <w:rFonts w:ascii="Arial" w:hAnsi="Arial" w:cs="Arial"/>
-                <w:b/>
-                <w:bCs/>
-                <w:sz w:val="18"/>
-                <w:szCs w:val="18"/>
-              </w:rPr>
-              <w:t>currencyChar</w:t>
-            </w:r>
-            <w:proofErr w:type="spellEnd"/>
-            <w:r>
-              <w:rPr>
-                <w:rFonts w:ascii="Arial" w:hAnsi="Arial" w:cs="Arial"/>
-                <w:b/>
-                <w:bCs/>
-                <w:sz w:val="18"/>
-                <w:szCs w:val="18"/>
-              </w:rPr>
-              <w:t>}</w:t>
+              <w:t>{currencyChar}</w:t>
             </w:r>
           </w:p>
         </w:tc>
@@ -2283,16 +1887,23 @@
                 <w:sz w:val="20"/>
                 <w:szCs w:val="20"/>
               </w:rPr>
+              <w:t>{#IPItems}</w:t>
+            </w:r>
+            <w:r>
+              <w:rPr>
+                <w:rFonts w:cstheme="minorHAnsi"/>
+                <w:sz w:val="20"/>
+                <w:szCs w:val="20"/>
+              </w:rPr>
               <w:t>{#</w:t>
             </w:r>
-            <w:proofErr w:type="gramStart"/>
-            <w:r>
-              <w:rPr>
-                <w:rFonts w:ascii="Arial" w:hAnsi="Arial" w:cs="Arial"/>
-                <w:sz w:val="20"/>
-                <w:szCs w:val="20"/>
-              </w:rPr>
-              <w:t>IPItems}</w:t>
+            <w:r>
+              <w:rPr>
+                <w:rFonts w:ascii="Arial" w:hAnsi="Arial" w:cs="Arial"/>
+                <w:sz w:val="20"/>
+                <w:szCs w:val="20"/>
+              </w:rPr>
+              <w:t>showThickness</w:t>
             </w:r>
             <w:r>
               <w:rPr>
@@ -2300,32 +1911,6 @@
                 <w:sz w:val="20"/>
                 <w:szCs w:val="20"/>
               </w:rPr>
-              <w:t>{</w:t>
-            </w:r>
-            <w:proofErr w:type="gramEnd"/>
-            <w:r>
-              <w:rPr>
-                <w:rFonts w:cstheme="minorHAnsi"/>
-                <w:sz w:val="20"/>
-                <w:szCs w:val="20"/>
-              </w:rPr>
-              <w:t>#</w:t>
-            </w:r>
-            <w:proofErr w:type="gramStart"/>
-            <w:r>
-              <w:rPr>
-                <w:rFonts w:ascii="Arial" w:hAnsi="Arial" w:cs="Arial"/>
-                <w:sz w:val="20"/>
-                <w:szCs w:val="20"/>
-              </w:rPr>
-              <w:t>showThickness</w:t>
-            </w:r>
-            <w:r>
-              <w:rPr>
-                <w:rFonts w:cstheme="minorHAnsi"/>
-                <w:sz w:val="20"/>
-                <w:szCs w:val="20"/>
-              </w:rPr>
               <w:t>}</w:t>
             </w:r>
             <w:r>
@@ -2336,18 +1921,7 @@
                 <w:sz w:val="20"/>
                 <w:szCs w:val="20"/>
               </w:rPr>
-              <w:t>{</w:t>
-            </w:r>
-            <w:proofErr w:type="gramEnd"/>
-            <w:r>
-              <w:rPr>
-                <w:rFonts w:ascii="Arial" w:hAnsi="Arial" w:cs="Arial"/>
-                <w:b/>
-                <w:bCs/>
-                <w:sz w:val="20"/>
-                <w:szCs w:val="20"/>
-              </w:rPr>
-              <w:t>thicknessDetail}</w:t>
+              <w:t>{thicknessDetail}</w:t>
             </w:r>
             <w:r>
               <w:rPr>
@@ -2511,9 +2085,8 @@
                 <w:sz w:val="20"/>
                 <w:szCs w:val="20"/>
               </w:rPr>
-              <w:t>{</w:t>
-            </w:r>
-            <w:proofErr w:type="spellStart"/>
+              <w:t>{fsc}</w:t>
+            </w:r>
             <w:r>
               <w:rPr>
                 <w:rFonts w:cstheme="minorHAnsi"/>
@@ -2522,50 +2095,7 @@
                 <w:sz w:val="20"/>
                 <w:szCs w:val="20"/>
               </w:rPr>
-              <w:t>fsc</w:t>
-            </w:r>
-            <w:proofErr w:type="spellEnd"/>
-            <w:r>
-              <w:rPr>
-                <w:rFonts w:cstheme="minorHAnsi"/>
-                <w:b/>
-                <w:bCs/>
-                <w:sz w:val="20"/>
-                <w:szCs w:val="20"/>
-              </w:rPr>
-              <w:t>}</w:t>
-            </w:r>
-            <w:r>
-              <w:rPr>
-                <w:rFonts w:cstheme="minorHAnsi"/>
-                <w:b/>
-                <w:bCs/>
-                <w:sz w:val="20"/>
-                <w:szCs w:val="20"/>
-              </w:rPr>
-              <w:t>{/</w:t>
-            </w:r>
-            <w:proofErr w:type="spellStart"/>
-            <w:r>
-              <w:rPr>
-                <w:rFonts w:cstheme="minorHAnsi"/>
-                <w:b/>
-                <w:bCs/>
-                <w:sz w:val="20"/>
-                <w:szCs w:val="20"/>
-              </w:rPr>
-              <w:t>fsc</w:t>
-            </w:r>
-            <w:proofErr w:type="spellEnd"/>
-            <w:r>
-              <w:rPr>
-                <w:rFonts w:cstheme="minorHAnsi"/>
-                <w:b/>
-                <w:bCs/>
-                <w:sz w:val="20"/>
-                <w:szCs w:val="20"/>
-              </w:rPr>
-              <w:t>}</w:t>
+              <w:t>{/fsc}</w:t>
             </w:r>
           </w:p>
         </w:tc>
@@ -2590,16 +2120,7 @@
                 <w:sz w:val="18"/>
                 <w:szCs w:val="18"/>
               </w:rPr>
-              <w:t>{#</w:t>
-            </w:r>
-            <w:proofErr w:type="gramStart"/>
-            <w:r>
-              <w:rPr>
-                <w:rFonts w:ascii="Arial" w:hAnsi="Arial" w:cs="Arial"/>
-                <w:sz w:val="18"/>
-                <w:szCs w:val="18"/>
-              </w:rPr>
-              <w:t>invoices}</w:t>
+              <w:t>{#invoices}</w:t>
             </w:r>
             <w:r>
               <w:rPr>
@@ -2607,23 +2128,14 @@
                 <w:sz w:val="18"/>
                 <w:szCs w:val="18"/>
               </w:rPr>
-              <w:t>{</w:t>
-            </w:r>
-            <w:proofErr w:type="gramEnd"/>
+              <w:t>{prefixCode}</w:t>
+            </w:r>
             <w:r>
               <w:rPr>
                 <w:rFonts w:cstheme="minorHAnsi"/>
                 <w:sz w:val="18"/>
                 <w:szCs w:val="18"/>
               </w:rPr>
-              <w:t>prefixCode}</w:t>
-            </w:r>
-            <w:r>
-              <w:rPr>
-                <w:rFonts w:cstheme="minorHAnsi"/>
-                <w:sz w:val="18"/>
-                <w:szCs w:val="18"/>
-              </w:rPr>
               <w:t>\</w:t>
             </w:r>
             <w:r>
@@ -2648,43 +2160,7 @@
                 <w:sz w:val="18"/>
                 <w:szCs w:val="18"/>
               </w:rPr>
-              <w:t xml:space="preserve"> {</w:t>
-            </w:r>
-            <w:proofErr w:type="spellStart"/>
-            <w:r>
-              <w:rPr>
-                <w:rFonts w:ascii="Arial" w:hAnsi="Arial" w:cs="Arial"/>
-                <w:sz w:val="18"/>
-                <w:szCs w:val="18"/>
-              </w:rPr>
-              <w:t>containerTo</w:t>
-            </w:r>
-            <w:proofErr w:type="spellEnd"/>
-            <w:r>
-              <w:rPr>
-                <w:rFonts w:ascii="Arial" w:hAnsi="Arial" w:cs="Arial"/>
-                <w:sz w:val="18"/>
-                <w:szCs w:val="18"/>
-              </w:rPr>
-              <w:t>}{/</w:t>
-            </w:r>
-            <w:proofErr w:type="spellStart"/>
-            <w:r>
-              <w:rPr>
-                <w:rFonts w:ascii="Arial" w:hAnsi="Arial" w:cs="Arial"/>
-                <w:sz w:val="18"/>
-                <w:szCs w:val="18"/>
-              </w:rPr>
-              <w:t>containerTo</w:t>
-            </w:r>
-            <w:proofErr w:type="spellEnd"/>
-            <w:r>
-              <w:rPr>
-                <w:rFonts w:ascii="Arial" w:hAnsi="Arial" w:cs="Arial"/>
-                <w:sz w:val="18"/>
-                <w:szCs w:val="18"/>
-              </w:rPr>
-              <w:t>}</w:t>
+              <w:t xml:space="preserve"> {containerTo}{/containerTo}</w:t>
             </w:r>
           </w:p>
         </w:tc>
@@ -2710,7 +2186,6 @@
               </w:rPr>
               <w:t>{</w:t>
             </w:r>
-            <w:proofErr w:type="spellStart"/>
             <w:r>
               <w:rPr>
                 <w:rFonts w:ascii="Arial" w:hAnsi="Arial" w:cs="Arial"/>
@@ -2719,7 +2194,6 @@
               </w:rPr>
               <w:t>materialGrade</w:t>
             </w:r>
-            <w:proofErr w:type="spellEnd"/>
             <w:r>
               <w:rPr>
                 <w:rFonts w:ascii="Arial" w:hAnsi="Arial" w:cs="Arial"/>
@@ -2730,6 +2204,14 @@
             </w:r>
             <w:r>
               <w:rPr>
+                <w:rFonts w:ascii="Arial" w:hAnsi="Arial" w:cs="Arial"/>
+                <w:sz w:val="18"/>
+                <w:szCs w:val="18"/>
+              </w:rPr>
+              <w:t xml:space="preserve"> </w:t>
+            </w:r>
+            <w:r>
+              <w:rPr>
                 <w:rFonts w:cstheme="minorHAnsi"/>
                 <w:sz w:val="18"/>
                 <w:szCs w:val="18"/>
@@ -2744,7 +2226,6 @@
               </w:rPr>
               <w:t>#</w:t>
             </w:r>
-            <w:proofErr w:type="gramStart"/>
             <w:r>
               <w:rPr>
                 <w:rFonts w:cstheme="minorHAnsi"/>
@@ -2759,9 +2240,16 @@
                 <w:sz w:val="18"/>
                 <w:szCs w:val="18"/>
               </w:rPr>
+              <w:t xml:space="preserve"> </w:t>
+            </w:r>
+            <w:r>
+              <w:rPr>
+                <w:rFonts w:cstheme="minorHAnsi"/>
+                <w:sz w:val="18"/>
+                <w:szCs w:val="18"/>
+              </w:rPr>
               <w:t>{</w:t>
             </w:r>
-            <w:proofErr w:type="gramEnd"/>
             <w:r>
               <w:rPr>
                 <w:rFonts w:cstheme="minorHAnsi"/>
@@ -2791,71 +2279,23 @@
                 <w:sz w:val="18"/>
                 <w:szCs w:val="18"/>
               </w:rPr>
-              <w:t>{^</w:t>
-            </w:r>
-            <w:proofErr w:type="spellStart"/>
-            <w:proofErr w:type="gramStart"/>
+              <w:t>{^isUK}</w:t>
+            </w:r>
             <w:r>
               <w:rPr>
                 <w:rFonts w:cstheme="minorHAnsi"/>
                 <w:sz w:val="18"/>
                 <w:szCs w:val="18"/>
               </w:rPr>
-              <w:t>isUK</w:t>
-            </w:r>
-            <w:proofErr w:type="spellEnd"/>
+              <w:t>{</w:t>
+            </w:r>
             <w:r>
               <w:rPr>
                 <w:rFonts w:cstheme="minorHAnsi"/>
                 <w:sz w:val="18"/>
                 <w:szCs w:val="18"/>
               </w:rPr>
-              <w:t>}</w:t>
-            </w:r>
-            <w:r>
-              <w:rPr>
-                <w:rFonts w:cstheme="minorHAnsi"/>
-                <w:sz w:val="18"/>
-                <w:szCs w:val="18"/>
-              </w:rPr>
-              <w:t>{</w:t>
-            </w:r>
-            <w:proofErr w:type="spellStart"/>
-            <w:proofErr w:type="gramEnd"/>
-            <w:r>
-              <w:rPr>
-                <w:rFonts w:cstheme="minorHAnsi"/>
-                <w:sz w:val="18"/>
-                <w:szCs w:val="18"/>
-              </w:rPr>
-              <w:t>brandName</w:t>
-            </w:r>
-            <w:proofErr w:type="spellEnd"/>
-            <w:r>
-              <w:rPr>
-                <w:rFonts w:cstheme="minorHAnsi"/>
-                <w:sz w:val="18"/>
-                <w:szCs w:val="18"/>
-              </w:rPr>
-              <w:t>}{/</w:t>
-            </w:r>
-            <w:proofErr w:type="spellStart"/>
-            <w:r>
-              <w:rPr>
-                <w:rFonts w:cstheme="minorHAnsi"/>
-                <w:sz w:val="18"/>
-                <w:szCs w:val="18"/>
-              </w:rPr>
-              <w:t>isUK</w:t>
-            </w:r>
-            <w:proofErr w:type="spellEnd"/>
-            <w:r>
-              <w:rPr>
-                <w:rFonts w:cstheme="minorHAnsi"/>
-                <w:sz w:val="18"/>
-                <w:szCs w:val="18"/>
-              </w:rPr>
-              <w:t>}</w:t>
+              <w:t>brandName}{/isUK}</w:t>
             </w:r>
           </w:p>
         </w:tc>
@@ -2879,25 +2319,7 @@
                 <w:sz w:val="18"/>
                 <w:szCs w:val="18"/>
               </w:rPr>
-              <w:t>{</w:t>
-            </w:r>
-            <w:proofErr w:type="spellStart"/>
-            <w:r>
-              <w:rPr>
-                <w:rFonts w:ascii="Arial" w:hAnsi="Arial" w:cs="Arial"/>
-                <w:sz w:val="18"/>
-                <w:szCs w:val="18"/>
-              </w:rPr>
-              <w:t>designType</w:t>
-            </w:r>
-            <w:proofErr w:type="spellEnd"/>
-            <w:r>
-              <w:rPr>
-                <w:rFonts w:ascii="Arial" w:hAnsi="Arial" w:cs="Arial"/>
-                <w:sz w:val="18"/>
-                <w:szCs w:val="18"/>
-              </w:rPr>
-              <w:t>}</w:t>
+              <w:t>{designType}</w:t>
             </w:r>
           </w:p>
         </w:tc>
@@ -2921,25 +2343,7 @@
                 <w:sz w:val="18"/>
                 <w:szCs w:val="18"/>
               </w:rPr>
-              <w:t>{</w:t>
-            </w:r>
-            <w:proofErr w:type="spellStart"/>
-            <w:r>
-              <w:rPr>
-                <w:rFonts w:ascii="Arial" w:hAnsi="Arial" w:cs="Arial"/>
-                <w:sz w:val="18"/>
-                <w:szCs w:val="18"/>
-              </w:rPr>
-              <w:t>finishType</w:t>
-            </w:r>
-            <w:proofErr w:type="spellEnd"/>
-            <w:r>
-              <w:rPr>
-                <w:rFonts w:ascii="Arial" w:hAnsi="Arial" w:cs="Arial"/>
-                <w:sz w:val="18"/>
-                <w:szCs w:val="18"/>
-              </w:rPr>
-              <w:t>}</w:t>
+              <w:t>{finishType}</w:t>
             </w:r>
           </w:p>
         </w:tc>
@@ -3012,43 +2416,7 @@
                 <w:sz w:val="18"/>
                 <w:szCs w:val="18"/>
               </w:rPr>
-              <w:t>{value}{/</w:t>
-            </w:r>
-            <w:proofErr w:type="gramStart"/>
-            <w:r>
-              <w:rPr>
-                <w:rFonts w:ascii="Arial" w:hAnsi="Arial" w:cs="Arial"/>
-                <w:sz w:val="18"/>
-                <w:szCs w:val="18"/>
-              </w:rPr>
-              <w:t>invoices}{</w:t>
-            </w:r>
-            <w:proofErr w:type="gramEnd"/>
-            <w:r>
-              <w:rPr>
-                <w:rFonts w:ascii="Arial" w:hAnsi="Arial" w:cs="Arial"/>
-                <w:sz w:val="18"/>
-                <w:szCs w:val="18"/>
-              </w:rPr>
-              <w:t>/</w:t>
-            </w:r>
-            <w:proofErr w:type="spellStart"/>
-            <w:r>
-              <w:rPr>
-                <w:rFonts w:ascii="Arial" w:hAnsi="Arial" w:cs="Arial"/>
-                <w:sz w:val="18"/>
-                <w:szCs w:val="18"/>
-              </w:rPr>
-              <w:t>IPItems</w:t>
-            </w:r>
-            <w:proofErr w:type="spellEnd"/>
-            <w:r>
-              <w:rPr>
-                <w:rFonts w:ascii="Arial" w:hAnsi="Arial" w:cs="Arial"/>
-                <w:sz w:val="18"/>
-                <w:szCs w:val="18"/>
-              </w:rPr>
-              <w:t>}</w:t>
+              <w:t>{value}{/invoices}{/IPItems}</w:t>
             </w:r>
           </w:p>
         </w:tc>
@@ -3235,29 +2603,7 @@
                 <w:sz w:val="18"/>
                 <w:szCs w:val="18"/>
               </w:rPr>
-              <w:t>{</w:t>
-            </w:r>
-            <w:proofErr w:type="spellStart"/>
-            <w:r>
-              <w:rPr>
-                <w:rFonts w:ascii="Arial" w:hAnsi="Arial" w:cs="Arial"/>
-                <w:b/>
-                <w:bCs/>
-                <w:sz w:val="18"/>
-                <w:szCs w:val="18"/>
-              </w:rPr>
-              <w:t>totalQuantity</w:t>
-            </w:r>
-            <w:proofErr w:type="spellEnd"/>
-            <w:r>
-              <w:rPr>
-                <w:rFonts w:ascii="Arial" w:hAnsi="Arial" w:cs="Arial"/>
-                <w:b/>
-                <w:bCs/>
-                <w:sz w:val="18"/>
-                <w:szCs w:val="18"/>
-              </w:rPr>
-              <w:t>}</w:t>
+              <w:t>{totalQuantity}</w:t>
             </w:r>
           </w:p>
         </w:tc>
@@ -3300,29 +2646,7 @@
                 <w:sz w:val="18"/>
                 <w:szCs w:val="18"/>
               </w:rPr>
-              <w:t>{</w:t>
-            </w:r>
-            <w:proofErr w:type="spellStart"/>
-            <w:r>
-              <w:rPr>
-                <w:rFonts w:ascii="Arial" w:hAnsi="Arial" w:cs="Arial"/>
-                <w:b/>
-                <w:bCs/>
-                <w:sz w:val="18"/>
-                <w:szCs w:val="18"/>
-              </w:rPr>
-              <w:t>totalAmount</w:t>
-            </w:r>
-            <w:proofErr w:type="spellEnd"/>
-            <w:r>
-              <w:rPr>
-                <w:rFonts w:ascii="Arial" w:hAnsi="Arial" w:cs="Arial"/>
-                <w:b/>
-                <w:bCs/>
-                <w:sz w:val="18"/>
-                <w:szCs w:val="18"/>
-              </w:rPr>
-              <w:t>}</w:t>
+              <w:t>{totalAmount}</w:t>
             </w:r>
           </w:p>
         </w:tc>
@@ -3611,25 +2935,7 @@
                 <w:sz w:val="18"/>
                 <w:szCs w:val="18"/>
               </w:rPr>
-              <w:t>{</w:t>
-            </w:r>
-            <w:proofErr w:type="spellStart"/>
-            <w:r>
-              <w:rPr>
-                <w:rFonts w:ascii="Arial" w:hAnsi="Arial" w:cs="Arial"/>
-                <w:sz w:val="18"/>
-                <w:szCs w:val="18"/>
-              </w:rPr>
-              <w:t>totalAddition</w:t>
-            </w:r>
-            <w:proofErr w:type="spellEnd"/>
-            <w:r>
-              <w:rPr>
-                <w:rFonts w:ascii="Arial" w:hAnsi="Arial" w:cs="Arial"/>
-                <w:sz w:val="18"/>
-                <w:szCs w:val="18"/>
-              </w:rPr>
-              <w:t>}</w:t>
+              <w:t>{totalAddition}</w:t>
             </w:r>
           </w:p>
         </w:tc>
@@ -3747,25 +3053,7 @@
                 <w:sz w:val="18"/>
                 <w:szCs w:val="18"/>
               </w:rPr>
-              <w:t>{</w:t>
-            </w:r>
-            <w:proofErr w:type="spellStart"/>
-            <w:r>
-              <w:rPr>
-                <w:rFonts w:ascii="Arial" w:hAnsi="Arial" w:cs="Arial"/>
-                <w:sz w:val="18"/>
-                <w:szCs w:val="18"/>
-              </w:rPr>
-              <w:t>totalDiscount</w:t>
-            </w:r>
-            <w:proofErr w:type="spellEnd"/>
-            <w:r>
-              <w:rPr>
-                <w:rFonts w:ascii="Arial" w:hAnsi="Arial" w:cs="Arial"/>
-                <w:sz w:val="18"/>
-                <w:szCs w:val="18"/>
-              </w:rPr>
-              <w:t>}</w:t>
+              <w:t>{totalDiscount}</w:t>
             </w:r>
           </w:p>
         </w:tc>
@@ -4074,7 +3362,6 @@
               </w:rPr>
               <w:t xml:space="preserve"> {</w:t>
             </w:r>
-            <w:proofErr w:type="spellStart"/>
             <w:r>
               <w:rPr>
                 <w:rFonts w:ascii="Arial" w:hAnsi="Arial" w:cs="Arial"/>
@@ -4086,7 +3373,6 @@
               </w:rPr>
               <w:t>deliveryTerms</w:t>
             </w:r>
-            <w:proofErr w:type="spellEnd"/>
             <w:r>
               <w:rPr>
                 <w:rFonts w:ascii="Arial" w:hAnsi="Arial" w:cs="Arial"/>
@@ -4115,52 +3401,7 @@
                 <w:sz w:val="18"/>
                 <w:szCs w:val="18"/>
               </w:rPr>
-              <w:t>{</w:t>
-            </w:r>
-            <w:proofErr w:type="spellStart"/>
-            <w:r>
-              <w:rPr>
-                <w:rFonts w:ascii="Arial" w:hAnsi="Arial" w:cs="Arial"/>
-                <w:b/>
-                <w:bCs/>
-                <w:sz w:val="18"/>
-                <w:szCs w:val="18"/>
-              </w:rPr>
-              <w:t>portOfDischarge</w:t>
-            </w:r>
-            <w:proofErr w:type="spellEnd"/>
-            <w:r>
-              <w:rPr>
-                <w:rFonts w:ascii="Arial" w:hAnsi="Arial" w:cs="Arial"/>
-                <w:b/>
-                <w:bCs/>
-                <w:sz w:val="18"/>
-                <w:szCs w:val="18"/>
-              </w:rPr>
-              <w:t>} ({</w:t>
-            </w:r>
-            <w:proofErr w:type="spellStart"/>
-            <w:r>
-              <w:rPr>
-                <w:rFonts w:ascii="Arial" w:hAnsi="Arial" w:cs="Arial"/>
-                <w:b/>
-                <w:bCs/>
-                <w:sz w:val="18"/>
-                <w:szCs w:val="18"/>
-              </w:rPr>
-              <w:t>finalDestination</w:t>
-            </w:r>
-            <w:proofErr w:type="spellEnd"/>
-            <w:proofErr w:type="gramStart"/>
-            <w:r>
-              <w:rPr>
-                <w:rFonts w:ascii="Arial" w:hAnsi="Arial" w:cs="Arial"/>
-                <w:b/>
-                <w:bCs/>
-                <w:sz w:val="18"/>
-                <w:szCs w:val="18"/>
-              </w:rPr>
-              <w:t>})</w:t>
+              <w:t>{portOfDischarge} ({finalDestination})</w:t>
             </w:r>
             <w:r>
               <w:rPr>
@@ -4170,60 +3411,25 @@
               </w:rPr>
               <w:t xml:space="preserve">   </w:t>
             </w:r>
-            <w:proofErr w:type="gramEnd"/>
-            <w:r>
-              <w:rPr>
-                <w:rFonts w:ascii="Arial" w:hAnsi="Arial" w:cs="Arial"/>
-                <w:b/>
-                <w:bCs/>
-                <w:sz w:val="18"/>
-                <w:szCs w:val="18"/>
-              </w:rPr>
-              <w:t>{</w:t>
-            </w:r>
-            <w:proofErr w:type="spellStart"/>
-            <w:r>
-              <w:rPr>
-                <w:rFonts w:ascii="Arial" w:hAnsi="Arial" w:cs="Arial"/>
-                <w:b/>
-                <w:bCs/>
-                <w:sz w:val="18"/>
-                <w:szCs w:val="18"/>
-              </w:rPr>
-              <w:t>currencyChar</w:t>
-            </w:r>
-            <w:proofErr w:type="spellEnd"/>
-            <w:r>
-              <w:rPr>
-                <w:rFonts w:ascii="Arial" w:hAnsi="Arial" w:cs="Arial"/>
-                <w:b/>
-                <w:bCs/>
-                <w:sz w:val="18"/>
-                <w:szCs w:val="18"/>
-              </w:rPr>
-              <w:t>} {</w:t>
-            </w:r>
-            <w:proofErr w:type="spellStart"/>
-            <w:r>
-              <w:rPr>
-                <w:rFonts w:ascii="Arial" w:hAnsi="Arial" w:cs="Arial"/>
-                <w:b/>
-                <w:bCs/>
-                <w:sz w:val="18"/>
-                <w:szCs w:val="18"/>
-              </w:rPr>
-              <w:t>netAmountWords</w:t>
-            </w:r>
-            <w:proofErr w:type="spellEnd"/>
-            <w:r>
-              <w:rPr>
-                <w:rFonts w:ascii="Arial" w:hAnsi="Arial" w:cs="Arial"/>
-                <w:b/>
-                <w:bCs/>
-                <w:sz w:val="18"/>
-                <w:szCs w:val="18"/>
-              </w:rPr>
-              <w:t>}</w:t>
+            <w:r>
+              <w:rPr>
+                <w:rFonts w:ascii="Arial" w:hAnsi="Arial" w:cs="Arial"/>
+                <w:b/>
+                <w:bCs/>
+                <w:sz w:val="18"/>
+                <w:szCs w:val="18"/>
+              </w:rPr>
+              <w:t>{currencyChar</w:t>
+            </w:r>
+            <w:r>
+              <w:rPr>
+                <w:rFonts w:ascii="Arial" w:hAnsi="Arial" w:cs="Arial"/>
+                <w:b/>
+                <w:bCs/>
+                <w:sz w:val="18"/>
+                <w:szCs w:val="18"/>
+              </w:rPr>
+              <w:t>} {netAmountWords}</w:t>
             </w:r>
             <w:r>
               <w:rPr>
@@ -4258,25 +3464,7 @@
                 <w:sz w:val="18"/>
                 <w:szCs w:val="18"/>
               </w:rPr>
-              <w:t>{</w:t>
-            </w:r>
-            <w:proofErr w:type="spellStart"/>
-            <w:r>
-              <w:rPr>
-                <w:rFonts w:ascii="Arial" w:hAnsi="Arial" w:cs="Arial"/>
-                <w:sz w:val="18"/>
-                <w:szCs w:val="18"/>
-              </w:rPr>
-              <w:t>netAmount</w:t>
-            </w:r>
-            <w:proofErr w:type="spellEnd"/>
-            <w:r>
-              <w:rPr>
-                <w:rFonts w:ascii="Arial" w:hAnsi="Arial" w:cs="Arial"/>
-                <w:sz w:val="18"/>
-                <w:szCs w:val="18"/>
-              </w:rPr>
-              <w:t>}</w:t>
+              <w:t>{netAmount}</w:t>
             </w:r>
           </w:p>
         </w:tc>
@@ -4334,7 +3522,6 @@
               </w:rPr>
               <w:t>{</w:t>
             </w:r>
-            <w:proofErr w:type="spellStart"/>
             <w:r>
               <w:rPr>
                 <w:rFonts w:ascii="Arial" w:hAnsi="Arial" w:cs="Arial"/>
@@ -4344,7 +3531,6 @@
               </w:rPr>
               <w:t>deliveryDetails</w:t>
             </w:r>
-            <w:proofErr w:type="spellEnd"/>
             <w:r>
               <w:rPr>
                 <w:rFonts w:ascii="Arial" w:hAnsi="Arial" w:cs="Arial"/>
@@ -4417,7 +3603,6 @@
               </w:rPr>
               <w:t>{</w:t>
             </w:r>
-            <w:proofErr w:type="spellStart"/>
             <w:r>
               <w:rPr>
                 <w:rFonts w:ascii="Arial" w:hAnsi="Arial" w:cs="Arial"/>
@@ -4427,7 +3612,6 @@
               </w:rPr>
               <w:t>bankName</w:t>
             </w:r>
-            <w:proofErr w:type="spellEnd"/>
             <w:r>
               <w:rPr>
                 <w:rFonts w:ascii="Arial" w:hAnsi="Arial" w:cs="Arial"/>
@@ -4445,7 +3629,6 @@
               </w:rPr>
               <w:t>BRANCH {</w:t>
             </w:r>
-            <w:proofErr w:type="spellStart"/>
             <w:r>
               <w:rPr>
                 <w:rFonts w:ascii="Arial" w:hAnsi="Arial" w:cs="Arial"/>
@@ -4455,7 +3638,6 @@
               </w:rPr>
               <w:t>bankBranch</w:t>
             </w:r>
-            <w:proofErr w:type="spellEnd"/>
             <w:r>
               <w:rPr>
                 <w:rFonts w:ascii="Arial" w:hAnsi="Arial" w:cs="Arial"/>
@@ -4465,7 +3647,6 @@
               </w:rPr>
               <w:t>} {</w:t>
             </w:r>
-            <w:proofErr w:type="spellStart"/>
             <w:r>
               <w:rPr>
                 <w:rFonts w:ascii="Arial" w:hAnsi="Arial" w:cs="Arial"/>
@@ -4475,7 +3656,6 @@
               </w:rPr>
               <w:t>bankCity</w:t>
             </w:r>
-            <w:proofErr w:type="spellEnd"/>
             <w:r>
               <w:rPr>
                 <w:rFonts w:ascii="Arial" w:hAnsi="Arial" w:cs="Arial"/>
@@ -4485,7 +3665,6 @@
               </w:rPr>
               <w:t>} SWIFT – {</w:t>
             </w:r>
-            <w:proofErr w:type="spellStart"/>
             <w:r>
               <w:rPr>
                 <w:rFonts w:ascii="Arial" w:hAnsi="Arial" w:cs="Arial"/>
@@ -4495,7 +3674,6 @@
               </w:rPr>
               <w:t>swiftNumber</w:t>
             </w:r>
-            <w:proofErr w:type="spellEnd"/>
             <w:r>
               <w:rPr>
                 <w:rFonts w:ascii="Arial" w:hAnsi="Arial" w:cs="Arial"/>
@@ -4558,7 +3736,6 @@
               </w:rPr>
               <w:t>{</w:t>
             </w:r>
-            <w:proofErr w:type="spellStart"/>
             <w:r>
               <w:rPr>
                 <w:rFonts w:ascii="Arial" w:hAnsi="Arial" w:cs="Arial"/>
@@ -4568,7 +3745,6 @@
               </w:rPr>
               <w:t>shippingDetails</w:t>
             </w:r>
-            <w:proofErr w:type="spellEnd"/>
             <w:r>
               <w:rPr>
                 <w:rFonts w:ascii="Arial" w:hAnsi="Arial" w:cs="Arial"/>
@@ -4655,7 +3831,6 @@
               </w:rPr>
               <w:t>{</w:t>
             </w:r>
-            <w:proofErr w:type="spellStart"/>
             <w:r>
               <w:rPr>
                 <w:rFonts w:ascii="Arial" w:hAnsi="Arial" w:cs="Arial"/>
@@ -4663,17 +3838,7 @@
                 <w:szCs w:val="18"/>
                 <w:lang w:val="en-IN"/>
               </w:rPr>
-              <w:t>paymentTerms</w:t>
-            </w:r>
-            <w:proofErr w:type="spellEnd"/>
-            <w:r>
-              <w:rPr>
-                <w:rFonts w:ascii="Arial" w:hAnsi="Arial" w:cs="Arial"/>
-                <w:sz w:val="18"/>
-                <w:szCs w:val="18"/>
-                <w:lang w:val="en-IN"/>
-              </w:rPr>
-              <w:t>}</w:t>
+              <w:t>paymentTerms}</w:t>
             </w:r>
           </w:p>
         </w:tc>
@@ -4779,25 +3944,7 @@
                 <w:sz w:val="18"/>
                 <w:szCs w:val="18"/>
               </w:rPr>
-              <w:t>{.}{/</w:t>
-            </w:r>
-            <w:proofErr w:type="spellStart"/>
-            <w:r>
-              <w:rPr>
-                <w:rFonts w:cstheme="minorHAnsi"/>
-                <w:sz w:val="18"/>
-                <w:szCs w:val="18"/>
-              </w:rPr>
-              <w:t>invoiceInstructions</w:t>
-            </w:r>
-            <w:proofErr w:type="spellEnd"/>
-            <w:r>
-              <w:rPr>
-                <w:rFonts w:cstheme="minorHAnsi"/>
-                <w:sz w:val="18"/>
-                <w:szCs w:val="18"/>
-              </w:rPr>
-              <w:t>}</w:t>
+              <w:t>{.}{/invoiceInstructions}</w:t>
             </w:r>
           </w:p>
         </w:tc>
@@ -4862,7 +4009,6 @@
     <w:r>
       <w:t xml:space="preserve">      </w:t>
     </w:r>
-    <w:proofErr w:type="gramStart"/>
     <w:r>
       <w:rPr>
         <w:spacing w:val="60"/>
@@ -4879,9 +4025,8 @@
       <w:rPr>
         <w:spacing w:val="60"/>
       </w:rPr>
-      <w:t xml:space="preserve"> ICA</w:t>
+      <w:t xml:space="preserve"> ICA </w:t>
     </w:r>
-    <w:proofErr w:type="gramEnd"/>
     <w:r>
       <w:rPr>
         <w:spacing w:val="60"/>
@@ -4892,34 +4037,20 @@
       <w:rPr>
         <w:spacing w:val="60"/>
       </w:rPr>
+      <w:t>(I)</w:t>
+    </w:r>
+    <w:r>
+      <w:rPr>
+        <w:spacing w:val="60"/>
+      </w:rPr>
       <w:t xml:space="preserve"> </w:t>
     </w:r>
     <w:r>
       <w:rPr>
         <w:spacing w:val="60"/>
       </w:rPr>
-      <w:t>(I</w:t>
-    </w:r>
-    <w:proofErr w:type="gramStart"/>
-    <w:r>
-      <w:rPr>
-        <w:spacing w:val="60"/>
-      </w:rPr>
-      <w:t>)</w:t>
-    </w:r>
-    <w:r>
-      <w:rPr>
-        <w:spacing w:val="60"/>
-      </w:rPr>
-      <w:t xml:space="preserve"> </w:t>
-    </w:r>
-    <w:r>
-      <w:rPr>
-        <w:spacing w:val="60"/>
-      </w:rPr>
       <w:t xml:space="preserve"> LTD</w:t>
     </w:r>
-    <w:proofErr w:type="gramEnd"/>
   </w:p>
   <w:p>
     <w:pPr>
@@ -5221,15 +4352,6 @@
         <w:color w:val="auto"/>
       </w:rPr>
       <w:tab/>
-    </w:r>
-    <w:proofErr w:type="gramStart"/>
-    <w:r>
-      <w:rPr>
-        <w:rFonts w:ascii="Arial" w:hAnsi="Arial" w:cs="Arial"/>
-        <w:b/>
-        <w:bCs/>
-        <w:color w:val="auto"/>
-      </w:rPr>
       <w:t>D</w:t>
     </w:r>
     <w:r>
@@ -5252,7 +4374,6 @@
       </w:rPr>
       <w:t>.</w:t>
     </w:r>
-    <w:proofErr w:type="gramEnd"/>
   </w:p>
   <w:p>
     <w:pPr>

--- a/electron/database/generate-document/templates/order-confirmation.docx
+++ b/electron/database/generate-document/templates/order-confirmation.docx
@@ -18,18 +18,63 @@
         <w:tblLook w:val="04A0" w:firstRow="1" w:lastRow="0" w:firstColumn="1" w:lastColumn="0" w:noHBand="0" w:noVBand="1"/>
       </w:tblPr>
       <w:tblGrid>
-        <w:gridCol w:w="3960"/>
-        <w:gridCol w:w="4320"/>
-        <w:gridCol w:w="3741"/>
+        <w:gridCol w:w="3686"/>
+        <w:gridCol w:w="4819"/>
+        <w:gridCol w:w="3516"/>
       </w:tblGrid>
       <w:tr>
         <w:trPr>
-          <w:trHeight w:val="423"/>
+          <w:trHeight w:val="2000"/>
         </w:trPr>
         <w:tc>
           <w:tcPr>
-            <w:tcW w:w="3960" w:type="dxa"/>
+            <w:tcW w:w="3686" w:type="dxa"/>
           </w:tcPr>
+          <w:p>
+            <w:pPr>
+              <w:tabs>
+                <w:tab w:val="left" w:pos="1224"/>
+              </w:tabs>
+              <w:ind w:right="227"/>
+              <w:rPr>
+                <w:rFonts w:asciiTheme="minorHAnsi" w:hAnsiTheme="minorHAnsi" w:cstheme="minorHAnsi"/>
+                <w:b/>
+                <w:bCs/>
+                <w:sz w:val="20"/>
+                <w:szCs w:val="20"/>
+              </w:rPr>
+            </w:pPr>
+            <w:r>
+              <w:rPr>
+                <w:rFonts w:ascii="Arial" w:hAnsi="Arial" w:cs="Arial"/>
+                <w:b/>
+                <w:bCs/>
+                <w:sz w:val="20"/>
+                <w:szCs w:val="20"/>
+              </w:rPr>
+              <w:t xml:space="preserve">      </w:t>
+            </w:r>
+            <w:r>
+              <w:rPr>
+                <w:rFonts w:asciiTheme="minorHAnsi" w:hAnsiTheme="minorHAnsi" w:cstheme="minorHAnsi"/>
+                <w:b/>
+                <w:bCs/>
+                <w:sz w:val="20"/>
+                <w:szCs w:val="20"/>
+              </w:rPr>
+              <w:t>To</w:t>
+            </w:r>
+            <w:r>
+              <w:rPr>
+                <w:rFonts w:asciiTheme="minorHAnsi" w:hAnsiTheme="minorHAnsi" w:cstheme="minorHAnsi"/>
+                <w:b/>
+                <w:bCs/>
+                <w:sz w:val="20"/>
+                <w:szCs w:val="20"/>
+              </w:rPr>
+              <w:t>,</w:t>
+            </w:r>
+          </w:p>
           <w:p>
             <w:pPr>
               <w:tabs>
@@ -37,28 +82,44 @@
               </w:tabs>
               <w:ind w:left="340" w:right="227"/>
               <w:rPr>
-                <w:rFonts w:ascii="Arial" w:hAnsi="Arial" w:cs="Arial"/>
-                <w:b/>
-                <w:bCs/>
-              </w:rPr>
-            </w:pPr>
-            <w:r>
-              <w:rPr>
-                <w:rFonts w:ascii="Arial" w:hAnsi="Arial" w:cs="Arial"/>
-                <w:b/>
-                <w:bCs/>
-                <w:sz w:val="20"/>
-                <w:szCs w:val="20"/>
-              </w:rPr>
-              <w:t>To</w:t>
-            </w:r>
-            <w:r>
-              <w:rPr>
-                <w:rFonts w:ascii="Arial" w:hAnsi="Arial" w:cs="Arial"/>
-                <w:b/>
-                <w:bCs/>
-              </w:rPr>
-              <w:t>,</w:t>
+                <w:rFonts w:asciiTheme="minorHAnsi" w:hAnsiTheme="minorHAnsi" w:cstheme="minorHAnsi"/>
+                <w:b/>
+                <w:bCs/>
+                <w:sz w:val="20"/>
+                <w:szCs w:val="20"/>
+              </w:rPr>
+            </w:pPr>
+            <w:r>
+              <w:rPr>
+                <w:rFonts w:asciiTheme="minorHAnsi" w:hAnsiTheme="minorHAnsi" w:cstheme="minorHAnsi"/>
+                <w:b/>
+                <w:bCs/>
+                <w:sz w:val="20"/>
+                <w:szCs w:val="20"/>
+              </w:rPr>
+              <w:t>{</w:t>
+            </w:r>
+            <w:proofErr w:type="spellStart"/>
+            <w:r>
+              <w:rPr>
+                <w:rFonts w:asciiTheme="minorHAnsi" w:hAnsiTheme="minorHAnsi" w:cstheme="minorHAnsi"/>
+                <w:b/>
+                <w:bCs/>
+                <w:sz w:val="20"/>
+                <w:szCs w:val="20"/>
+              </w:rPr>
+              <w:t>consigneeName</w:t>
+            </w:r>
+            <w:proofErr w:type="spellEnd"/>
+            <w:r>
+              <w:rPr>
+                <w:rFonts w:asciiTheme="minorHAnsi" w:hAnsiTheme="minorHAnsi" w:cstheme="minorHAnsi"/>
+                <w:b/>
+                <w:bCs/>
+                <w:sz w:val="20"/>
+                <w:szCs w:val="20"/>
+              </w:rPr>
+              <w:t>}</w:t>
             </w:r>
           </w:p>
           <w:p>
@@ -68,16 +129,16 @@
               </w:tabs>
               <w:ind w:left="340" w:right="227"/>
               <w:rPr>
-                <w:rFonts w:ascii="Arial" w:hAnsi="Arial" w:cs="Arial"/>
-                <w:b/>
-                <w:bCs/>
-                <w:sz w:val="20"/>
-                <w:szCs w:val="20"/>
-              </w:rPr>
-            </w:pPr>
-            <w:r>
-              <w:rPr>
-                <w:rFonts w:ascii="Arial" w:hAnsi="Arial" w:cs="Arial"/>
+                <w:rFonts w:asciiTheme="minorHAnsi" w:hAnsiTheme="minorHAnsi" w:cstheme="minorHAnsi"/>
+                <w:b/>
+                <w:bCs/>
+                <w:sz w:val="20"/>
+                <w:szCs w:val="20"/>
+              </w:rPr>
+            </w:pPr>
+            <w:r>
+              <w:rPr>
+                <w:rFonts w:asciiTheme="minorHAnsi" w:hAnsiTheme="minorHAnsi" w:cstheme="minorHAnsi"/>
                 <w:b/>
                 <w:bCs/>
                 <w:sz w:val="20"/>
@@ -85,19 +146,21 @@
               </w:rPr>
               <w:t>{</w:t>
             </w:r>
-            <w:r>
-              <w:rPr>
-                <w:rFonts w:ascii="Arial" w:hAnsi="Arial" w:cs="Arial"/>
-                <w:b/>
-                <w:bCs/>
-                <w:sz w:val="20"/>
-                <w:szCs w:val="20"/>
-              </w:rPr>
-              <w:t>consigneeName</w:t>
-            </w:r>
-            <w:r>
-              <w:rPr>
-                <w:rFonts w:ascii="Arial" w:hAnsi="Arial" w:cs="Arial"/>
+            <w:proofErr w:type="spellStart"/>
+            <w:r>
+              <w:rPr>
+                <w:rFonts w:asciiTheme="minorHAnsi" w:hAnsiTheme="minorHAnsi" w:cstheme="minorHAnsi"/>
+                <w:b/>
+                <w:bCs/>
+                <w:sz w:val="20"/>
+                <w:szCs w:val="20"/>
+              </w:rPr>
+              <w:t>consigneeAddress</w:t>
+            </w:r>
+            <w:proofErr w:type="spellEnd"/>
+            <w:r>
+              <w:rPr>
+                <w:rFonts w:asciiTheme="minorHAnsi" w:hAnsiTheme="minorHAnsi" w:cstheme="minorHAnsi"/>
                 <w:b/>
                 <w:bCs/>
                 <w:sz w:val="20"/>
@@ -113,16 +176,16 @@
               </w:tabs>
               <w:ind w:left="340" w:right="227"/>
               <w:rPr>
-                <w:rFonts w:ascii="Arial" w:hAnsi="Arial" w:cs="Arial"/>
-                <w:b/>
-                <w:bCs/>
-                <w:sz w:val="20"/>
-                <w:szCs w:val="20"/>
-              </w:rPr>
-            </w:pPr>
-            <w:r>
-              <w:rPr>
-                <w:rFonts w:ascii="Arial" w:hAnsi="Arial" w:cs="Arial"/>
+                <w:rFonts w:asciiTheme="minorHAnsi" w:hAnsiTheme="minorHAnsi" w:cstheme="minorHAnsi"/>
+                <w:b/>
+                <w:bCs/>
+                <w:sz w:val="20"/>
+                <w:szCs w:val="20"/>
+              </w:rPr>
+            </w:pPr>
+            <w:r>
+              <w:rPr>
+                <w:rFonts w:asciiTheme="minorHAnsi" w:hAnsiTheme="minorHAnsi" w:cstheme="minorHAnsi"/>
                 <w:b/>
                 <w:bCs/>
                 <w:sz w:val="20"/>
@@ -130,25 +193,59 @@
               </w:rPr>
               <w:t>{</w:t>
             </w:r>
-            <w:r>
-              <w:rPr>
-                <w:rFonts w:ascii="Arial" w:hAnsi="Arial" w:cs="Arial"/>
-                <w:b/>
-                <w:bCs/>
-                <w:sz w:val="20"/>
-                <w:szCs w:val="20"/>
-              </w:rPr>
-              <w:t>consigneeAddress</w:t>
-            </w:r>
-            <w:r>
-              <w:rPr>
-                <w:rFonts w:ascii="Arial" w:hAnsi="Arial" w:cs="Arial"/>
+            <w:proofErr w:type="spellStart"/>
+            <w:r>
+              <w:rPr>
+                <w:rFonts w:asciiTheme="minorHAnsi" w:hAnsiTheme="minorHAnsi" w:cstheme="minorHAnsi"/>
+                <w:b/>
+                <w:bCs/>
+                <w:sz w:val="20"/>
+                <w:szCs w:val="20"/>
+              </w:rPr>
+              <w:t>consigneeCity</w:t>
+            </w:r>
+            <w:proofErr w:type="spellEnd"/>
+            <w:r>
+              <w:rPr>
+                <w:rFonts w:asciiTheme="minorHAnsi" w:hAnsiTheme="minorHAnsi" w:cstheme="minorHAnsi"/>
                 <w:b/>
                 <w:bCs/>
                 <w:sz w:val="20"/>
                 <w:szCs w:val="20"/>
               </w:rPr>
               <w:t>}</w:t>
+            </w:r>
+            <w:r>
+              <w:rPr>
+                <w:rFonts w:asciiTheme="minorHAnsi" w:hAnsiTheme="minorHAnsi" w:cstheme="minorHAnsi"/>
+                <w:b/>
+                <w:bCs/>
+                <w:sz w:val="20"/>
+                <w:szCs w:val="20"/>
+              </w:rPr>
+              <w:t xml:space="preserve"> {</w:t>
+            </w:r>
+            <w:proofErr w:type="spellStart"/>
+            <w:r>
+              <w:rPr>
+                <w:rFonts w:asciiTheme="minorHAnsi" w:hAnsiTheme="minorHAnsi" w:cstheme="minorHAnsi"/>
+                <w:b/>
+                <w:bCs/>
+                <w:sz w:val="20"/>
+                <w:szCs w:val="20"/>
+              </w:rPr>
+              <w:t>consigneeState</w:t>
+            </w:r>
+            <w:proofErr w:type="spellEnd"/>
+            <w:r>
+              <w:rPr>
+                <w:rFonts w:asciiTheme="minorHAnsi" w:hAnsiTheme="minorHAnsi" w:cstheme="minorHAnsi"/>
+                <w:b/>
+                <w:bCs/>
+                <w:sz w:val="20"/>
+                <w:szCs w:val="20"/>
+              </w:rPr>
+              <w:t xml:space="preserve">} </w:t>
             </w:r>
           </w:p>
           <w:p>
@@ -161,13 +258,11 @@
                 <w:rFonts w:ascii="Arial" w:hAnsi="Arial" w:cs="Arial"/>
                 <w:b/>
                 <w:bCs/>
-                <w:sz w:val="20"/>
-                <w:szCs w:val="20"/>
-              </w:rPr>
-            </w:pPr>
-            <w:r>
-              <w:rPr>
-                <w:rFonts w:ascii="Arial" w:hAnsi="Arial" w:cs="Arial"/>
+              </w:rPr>
+            </w:pPr>
+            <w:r>
+              <w:rPr>
+                <w:rFonts w:asciiTheme="minorHAnsi" w:hAnsiTheme="minorHAnsi" w:cstheme="minorHAnsi"/>
                 <w:b/>
                 <w:bCs/>
                 <w:sz w:val="20"/>
@@ -175,72 +270,41 @@
               </w:rPr>
               <w:t>{</w:t>
             </w:r>
-            <w:r>
-              <w:rPr>
-                <w:rFonts w:ascii="Arial" w:hAnsi="Arial" w:cs="Arial"/>
-                <w:b/>
-                <w:bCs/>
-                <w:sz w:val="20"/>
-                <w:szCs w:val="20"/>
-              </w:rPr>
-              <w:t>consigneeCity</w:t>
-            </w:r>
-            <w:r>
-              <w:rPr>
-                <w:rFonts w:ascii="Arial" w:hAnsi="Arial" w:cs="Arial"/>
-                <w:b/>
-                <w:bCs/>
-                <w:sz w:val="20"/>
-                <w:szCs w:val="20"/>
-              </w:rPr>
-              <w:t>}</w:t>
-            </w:r>
-            <w:r>
-              <w:rPr>
-                <w:rFonts w:ascii="Arial" w:hAnsi="Arial" w:cs="Arial"/>
-                <w:b/>
-                <w:bCs/>
-                <w:sz w:val="20"/>
-                <w:szCs w:val="20"/>
-              </w:rPr>
-              <w:t xml:space="preserve"> {</w:t>
-            </w:r>
-            <w:r>
-              <w:rPr>
-                <w:rFonts w:ascii="Arial" w:hAnsi="Arial" w:cs="Arial"/>
-                <w:b/>
-                <w:bCs/>
-                <w:sz w:val="20"/>
-                <w:szCs w:val="20"/>
-              </w:rPr>
-              <w:t>consigneeState</w:t>
-            </w:r>
-            <w:r>
-              <w:rPr>
-                <w:rFonts w:ascii="Arial" w:hAnsi="Arial" w:cs="Arial"/>
-                <w:b/>
-                <w:bCs/>
-                <w:sz w:val="20"/>
-                <w:szCs w:val="20"/>
-              </w:rPr>
-              <w:t xml:space="preserve">} </w:t>
-            </w:r>
-          </w:p>
-          <w:p>
-            <w:pPr>
-              <w:tabs>
-                <w:tab w:val="left" w:pos="1224"/>
-              </w:tabs>
-              <w:ind w:left="340" w:right="227"/>
-              <w:rPr>
-                <w:rFonts w:ascii="Arial" w:hAnsi="Arial" w:cs="Arial"/>
-                <w:b/>
-                <w:bCs/>
-              </w:rPr>
-            </w:pPr>
-            <w:r>
-              <w:rPr>
-                <w:rFonts w:ascii="Arial" w:hAnsi="Arial" w:cs="Arial"/>
+            <w:proofErr w:type="spellStart"/>
+            <w:r>
+              <w:rPr>
+                <w:rFonts w:asciiTheme="minorHAnsi" w:hAnsiTheme="minorHAnsi" w:cstheme="minorHAnsi"/>
+                <w:b/>
+                <w:bCs/>
+                <w:sz w:val="20"/>
+                <w:szCs w:val="20"/>
+              </w:rPr>
+              <w:t>consigneeCountry</w:t>
+            </w:r>
+            <w:proofErr w:type="spellEnd"/>
+            <w:r>
+              <w:rPr>
+                <w:rFonts w:asciiTheme="minorHAnsi" w:hAnsiTheme="minorHAnsi" w:cstheme="minorHAnsi"/>
+                <w:b/>
+                <w:bCs/>
+                <w:sz w:val="20"/>
+                <w:szCs w:val="20"/>
+              </w:rPr>
+              <w:t>} -</w:t>
+            </w:r>
+            <w:r>
+              <w:rPr>
+                <w:rFonts w:asciiTheme="minorHAnsi" w:hAnsiTheme="minorHAnsi" w:cstheme="minorHAnsi"/>
+                <w:b/>
+                <w:bCs/>
+                <w:sz w:val="20"/>
+                <w:szCs w:val="20"/>
+              </w:rPr>
+              <w:t xml:space="preserve"> </w:t>
+            </w:r>
+            <w:r>
+              <w:rPr>
+                <w:rFonts w:asciiTheme="minorHAnsi" w:hAnsiTheme="minorHAnsi" w:cstheme="minorHAnsi"/>
                 <w:b/>
                 <w:bCs/>
                 <w:sz w:val="20"/>
@@ -248,49 +312,10 @@
               </w:rPr>
               <w:t>{</w:t>
             </w:r>
-            <w:r>
-              <w:rPr>
-                <w:rFonts w:ascii="Arial" w:hAnsi="Arial" w:cs="Arial"/>
-                <w:b/>
-                <w:bCs/>
-                <w:sz w:val="20"/>
-                <w:szCs w:val="20"/>
-              </w:rPr>
-              <w:t>consigneeCountry</w:t>
-            </w:r>
-            <w:r>
-              <w:rPr>
-                <w:rFonts w:ascii="Arial" w:hAnsi="Arial" w:cs="Arial"/>
-                <w:b/>
-                <w:bCs/>
-                <w:sz w:val="20"/>
-                <w:szCs w:val="20"/>
-              </w:rPr>
-              <w:t>} -</w:t>
-            </w:r>
-            <w:r>
-              <w:rPr>
-                <w:rFonts w:ascii="Arial" w:hAnsi="Arial" w:cs="Arial"/>
-                <w:b/>
-                <w:bCs/>
-                <w:sz w:val="20"/>
-                <w:szCs w:val="20"/>
-              </w:rPr>
-              <w:t xml:space="preserve"> </w:t>
-            </w:r>
-            <w:r>
-              <w:rPr>
-                <w:rFonts w:ascii="Arial" w:hAnsi="Arial" w:cs="Arial"/>
-                <w:b/>
-                <w:bCs/>
-                <w:sz w:val="20"/>
-                <w:szCs w:val="20"/>
-              </w:rPr>
-              <w:t>{</w:t>
-            </w:r>
-            <w:r>
-              <w:rPr>
-                <w:rFonts w:ascii="Arial" w:hAnsi="Arial" w:cs="Arial"/>
+            <w:proofErr w:type="spellStart"/>
+            <w:r>
+              <w:rPr>
+                <w:rFonts w:asciiTheme="minorHAnsi" w:hAnsiTheme="minorHAnsi" w:cstheme="minorHAnsi"/>
                 <w:b/>
                 <w:bCs/>
                 <w:sz w:val="20"/>
@@ -298,9 +323,10 @@
               </w:rPr>
               <w:t>consigneeZip</w:t>
             </w:r>
-            <w:r>
-              <w:rPr>
-                <w:rFonts w:ascii="Arial" w:hAnsi="Arial" w:cs="Arial"/>
+            <w:proofErr w:type="spellEnd"/>
+            <w:r>
+              <w:rPr>
+                <w:rFonts w:asciiTheme="minorHAnsi" w:hAnsiTheme="minorHAnsi" w:cstheme="minorHAnsi"/>
                 <w:b/>
                 <w:bCs/>
                 <w:sz w:val="20"/>
@@ -312,7 +338,7 @@
         </w:tc>
         <w:tc>
           <w:tcPr>
-            <w:tcW w:w="4320" w:type="dxa"/>
+            <w:tcW w:w="4819" w:type="dxa"/>
           </w:tcPr>
           <w:p>
             <w:pPr>
@@ -343,326 +369,236 @@
               </w:tabs>
               <w:ind w:right="227"/>
               <w:rPr>
-                <w:rFonts w:ascii="Arial" w:hAnsi="Arial" w:cs="Arial"/>
-              </w:rPr>
-            </w:pPr>
+                <w:rFonts w:asciiTheme="minorHAnsi" w:hAnsiTheme="minorHAnsi" w:cstheme="minorHAnsi"/>
+                <w:b/>
+                <w:bCs/>
+                <w:sz w:val="20"/>
+                <w:szCs w:val="20"/>
+              </w:rPr>
+            </w:pPr>
+            <w:r>
+              <w:rPr>
+                <w:rFonts w:asciiTheme="minorHAnsi" w:hAnsiTheme="minorHAnsi" w:cstheme="minorHAnsi"/>
+                <w:b/>
+                <w:bCs/>
+                <w:sz w:val="20"/>
+                <w:szCs w:val="20"/>
+              </w:rPr>
+              <w:t>{#</w:t>
+            </w:r>
+            <w:proofErr w:type="gramStart"/>
+            <w:r>
+              <w:rPr>
+                <w:rFonts w:asciiTheme="minorHAnsi" w:hAnsiTheme="minorHAnsi" w:cstheme="minorHAnsi"/>
+                <w:b/>
+                <w:bCs/>
+                <w:sz w:val="20"/>
+                <w:szCs w:val="20"/>
+              </w:rPr>
+              <w:t>isUK}Proforma</w:t>
+            </w:r>
+            <w:proofErr w:type="gramEnd"/>
+            <w:r>
+              <w:rPr>
+                <w:rFonts w:asciiTheme="minorHAnsi" w:hAnsiTheme="minorHAnsi" w:cstheme="minorHAnsi"/>
+                <w:b/>
+                <w:bCs/>
+                <w:sz w:val="20"/>
+                <w:szCs w:val="20"/>
+              </w:rPr>
+              <w:t xml:space="preserve"> Invoice{/</w:t>
+            </w:r>
+            <w:proofErr w:type="spellStart"/>
+            <w:proofErr w:type="gramStart"/>
+            <w:r>
+              <w:rPr>
+                <w:rFonts w:asciiTheme="minorHAnsi" w:hAnsiTheme="minorHAnsi" w:cstheme="minorHAnsi"/>
+                <w:b/>
+                <w:bCs/>
+                <w:sz w:val="20"/>
+                <w:szCs w:val="20"/>
+              </w:rPr>
+              <w:t>isUK</w:t>
+            </w:r>
+            <w:proofErr w:type="spellEnd"/>
+            <w:r>
+              <w:rPr>
+                <w:rFonts w:asciiTheme="minorHAnsi" w:hAnsiTheme="minorHAnsi" w:cstheme="minorHAnsi"/>
+                <w:b/>
+                <w:bCs/>
+                <w:sz w:val="20"/>
+                <w:szCs w:val="20"/>
+              </w:rPr>
+              <w:t>}{</w:t>
+            </w:r>
+            <w:proofErr w:type="gramEnd"/>
+            <w:r>
+              <w:rPr>
+                <w:rFonts w:asciiTheme="minorHAnsi" w:hAnsiTheme="minorHAnsi" w:cstheme="minorHAnsi"/>
+                <w:b/>
+                <w:bCs/>
+                <w:sz w:val="20"/>
+                <w:szCs w:val="20"/>
+              </w:rPr>
+              <w:t>#</w:t>
+            </w:r>
+            <w:proofErr w:type="gramStart"/>
+            <w:r>
+              <w:rPr>
+                <w:rFonts w:asciiTheme="minorHAnsi" w:hAnsiTheme="minorHAnsi" w:cstheme="minorHAnsi"/>
+                <w:b/>
+                <w:bCs/>
+                <w:sz w:val="20"/>
+                <w:szCs w:val="20"/>
+              </w:rPr>
+              <w:t>isGen}Order</w:t>
+            </w:r>
+            <w:proofErr w:type="gramEnd"/>
+            <w:r>
+              <w:rPr>
+                <w:rFonts w:asciiTheme="minorHAnsi" w:hAnsiTheme="minorHAnsi" w:cstheme="minorHAnsi"/>
+                <w:b/>
+                <w:bCs/>
+                <w:sz w:val="20"/>
+                <w:szCs w:val="20"/>
+              </w:rPr>
+              <w:t xml:space="preserve"> Confirmation{/</w:t>
+            </w:r>
+            <w:proofErr w:type="spellStart"/>
+            <w:proofErr w:type="gramStart"/>
+            <w:r>
+              <w:rPr>
+                <w:rFonts w:asciiTheme="minorHAnsi" w:hAnsiTheme="minorHAnsi" w:cstheme="minorHAnsi"/>
+                <w:b/>
+                <w:bCs/>
+                <w:sz w:val="20"/>
+                <w:szCs w:val="20"/>
+              </w:rPr>
+              <w:t>isGen</w:t>
+            </w:r>
+            <w:proofErr w:type="spellEnd"/>
+            <w:r>
+              <w:rPr>
+                <w:rFonts w:asciiTheme="minorHAnsi" w:hAnsiTheme="minorHAnsi" w:cstheme="minorHAnsi"/>
+                <w:b/>
+                <w:bCs/>
+                <w:sz w:val="20"/>
+                <w:szCs w:val="20"/>
+              </w:rPr>
+              <w:t>}{</w:t>
+            </w:r>
+            <w:proofErr w:type="gramEnd"/>
+            <w:r>
+              <w:rPr>
+                <w:rFonts w:asciiTheme="minorHAnsi" w:hAnsiTheme="minorHAnsi" w:cstheme="minorHAnsi"/>
+                <w:b/>
+                <w:bCs/>
+                <w:sz w:val="20"/>
+                <w:szCs w:val="20"/>
+              </w:rPr>
+              <w:t>#</w:t>
+            </w:r>
+            <w:proofErr w:type="gramStart"/>
+            <w:r>
+              <w:rPr>
+                <w:rFonts w:asciiTheme="minorHAnsi" w:hAnsiTheme="minorHAnsi" w:cstheme="minorHAnsi"/>
+                <w:b/>
+                <w:bCs/>
+                <w:sz w:val="20"/>
+                <w:szCs w:val="20"/>
+              </w:rPr>
+              <w:t>isAus}Order</w:t>
+            </w:r>
+            <w:proofErr w:type="gramEnd"/>
+            <w:r>
+              <w:rPr>
+                <w:rFonts w:asciiTheme="minorHAnsi" w:hAnsiTheme="minorHAnsi" w:cstheme="minorHAnsi"/>
+                <w:b/>
+                <w:bCs/>
+                <w:sz w:val="20"/>
+                <w:szCs w:val="20"/>
+              </w:rPr>
+              <w:t xml:space="preserve"> Confirmation{/</w:t>
+            </w:r>
+            <w:proofErr w:type="spellStart"/>
+            <w:r>
+              <w:rPr>
+                <w:rFonts w:asciiTheme="minorHAnsi" w:hAnsiTheme="minorHAnsi" w:cstheme="minorHAnsi"/>
+                <w:b/>
+                <w:bCs/>
+                <w:sz w:val="20"/>
+                <w:szCs w:val="20"/>
+              </w:rPr>
+              <w:t>isAus</w:t>
+            </w:r>
+            <w:proofErr w:type="spellEnd"/>
+            <w:proofErr w:type="gramStart"/>
+            <w:r>
+              <w:rPr>
+                <w:rFonts w:asciiTheme="minorHAnsi" w:hAnsiTheme="minorHAnsi" w:cstheme="minorHAnsi"/>
+                <w:b/>
+                <w:bCs/>
+                <w:sz w:val="20"/>
+                <w:szCs w:val="20"/>
+              </w:rPr>
+              <w:t>} :</w:t>
+            </w:r>
+            <w:proofErr w:type="gramEnd"/>
+            <w:r>
+              <w:rPr>
+                <w:rFonts w:asciiTheme="minorHAnsi" w:hAnsiTheme="minorHAnsi" w:cstheme="minorHAnsi"/>
+                <w:b/>
+                <w:bCs/>
+                <w:sz w:val="20"/>
+                <w:szCs w:val="20"/>
+              </w:rPr>
+              <w:t xml:space="preserve"> </w:t>
+            </w:r>
+            <w:r>
+              <w:rPr>
+                <w:rFonts w:asciiTheme="minorHAnsi" w:hAnsiTheme="minorHAnsi" w:cstheme="minorHAnsi"/>
+                <w:sz w:val="20"/>
+                <w:szCs w:val="20"/>
+              </w:rPr>
+              <w:t>{</w:t>
+            </w:r>
+            <w:proofErr w:type="spellStart"/>
+            <w:r>
+              <w:rPr>
+                <w:rFonts w:asciiTheme="minorHAnsi" w:hAnsiTheme="minorHAnsi" w:cstheme="minorHAnsi"/>
+                <w:sz w:val="20"/>
+                <w:szCs w:val="20"/>
+              </w:rPr>
+              <w:t>invoicePiNo</w:t>
+            </w:r>
+            <w:proofErr w:type="spellEnd"/>
+            <w:r>
+              <w:rPr>
+                <w:rFonts w:asciiTheme="minorHAnsi" w:hAnsiTheme="minorHAnsi" w:cstheme="minorHAnsi"/>
+                <w:sz w:val="20"/>
+                <w:szCs w:val="20"/>
+              </w:rPr>
+              <w:t>}</w:t>
+            </w:r>
           </w:p>
           <w:p>
             <w:pPr>
               <w:tabs>
                 <w:tab w:val="left" w:pos="1224"/>
               </w:tabs>
+              <w:spacing w:before="120"/>
               <w:ind w:right="227"/>
               <w:rPr>
-                <w:rFonts w:ascii="Arial" w:hAnsi="Arial" w:cs="Arial"/>
-              </w:rPr>
-            </w:pPr>
-          </w:p>
-          <w:p>
-            <w:pPr>
-              <w:tabs>
-                <w:tab w:val="left" w:pos="1224"/>
-              </w:tabs>
-              <w:ind w:right="227"/>
-              <w:rPr>
-                <w:rFonts w:ascii="Arial" w:hAnsi="Arial" w:cs="Arial"/>
-                <w:b/>
-                <w:spacing w:val="-2"/>
-                <w:position w:val="2"/>
+                <w:rFonts w:asciiTheme="minorHAnsi" w:hAnsiTheme="minorHAnsi" w:cstheme="minorHAnsi"/>
+                <w:bCs/>
+                <w:spacing w:val="-10"/>
                 <w:sz w:val="20"/>
                 <w:lang w:val="en-IN"/>
               </w:rPr>
             </w:pPr>
             <w:r>
               <w:rPr>
-                <w:rFonts w:ascii="Arial" w:hAnsi="Arial" w:cs="Arial"/>
-                <w:b/>
-                <w:bCs/>
-                <w:sz w:val="20"/>
-                <w:szCs w:val="20"/>
-              </w:rPr>
-              <w:t>{#</w:t>
-            </w:r>
-            <w:r>
-              <w:rPr>
-                <w:rFonts w:ascii="Arial" w:hAnsi="Arial" w:cs="Arial"/>
-                <w:b/>
-                <w:bCs/>
-                <w:sz w:val="20"/>
-                <w:szCs w:val="20"/>
-                <w:lang w:val="en-IN"/>
-              </w:rPr>
-              <w:t>isUK</w:t>
-            </w:r>
-            <w:r>
-              <w:rPr>
-                <w:rFonts w:ascii="Arial" w:hAnsi="Arial" w:cs="Arial"/>
-                <w:b/>
-                <w:bCs/>
-                <w:sz w:val="20"/>
-                <w:szCs w:val="20"/>
-              </w:rPr>
-              <w:t>}</w:t>
-            </w:r>
-            <w:r>
-              <w:rPr>
-                <w:rFonts w:ascii="Arial" w:hAnsi="Arial" w:cs="Arial"/>
-                <w:b/>
-                <w:position w:val="2"/>
-                <w:sz w:val="20"/>
-              </w:rPr>
-              <w:t>Proforma</w:t>
-            </w:r>
-            <w:r>
-              <w:rPr>
-                <w:rFonts w:ascii="Arial" w:hAnsi="Arial" w:cs="Arial"/>
-                <w:b/>
-                <w:position w:val="2"/>
-                <w:sz w:val="20"/>
-              </w:rPr>
-              <w:t xml:space="preserve"> </w:t>
-            </w:r>
-            <w:r>
-              <w:rPr>
-                <w:rFonts w:ascii="Arial" w:hAnsi="Arial" w:cs="Arial"/>
-                <w:b/>
-                <w:spacing w:val="-2"/>
-                <w:position w:val="2"/>
-                <w:sz w:val="20"/>
-              </w:rPr>
-              <w:t>Invoice</w:t>
-            </w:r>
-            <w:r>
-              <w:rPr>
-                <w:rFonts w:ascii="Arial" w:hAnsi="Arial" w:cs="Arial"/>
-                <w:b/>
-                <w:bCs/>
-                <w:sz w:val="20"/>
-                <w:szCs w:val="20"/>
-              </w:rPr>
-              <w:t>{/isUK}{#</w:t>
-            </w:r>
-            <w:r>
-              <w:rPr>
-                <w:rFonts w:ascii="Arial" w:hAnsi="Arial" w:cs="Arial"/>
-                <w:b/>
-                <w:bCs/>
-                <w:sz w:val="20"/>
-                <w:szCs w:val="20"/>
-                <w:lang w:val="en-IN"/>
-              </w:rPr>
-              <w:t>isGen</w:t>
-            </w:r>
-            <w:r>
-              <w:rPr>
-                <w:rFonts w:ascii="Arial" w:hAnsi="Arial" w:cs="Arial"/>
-                <w:b/>
-                <w:bCs/>
-                <w:sz w:val="20"/>
-                <w:szCs w:val="20"/>
-              </w:rPr>
-              <w:t>}</w:t>
-            </w:r>
-            <w:r>
-              <w:rPr>
-                <w:rFonts w:ascii="Arial" w:hAnsi="Arial" w:cs="Arial"/>
-                <w:b/>
-                <w:spacing w:val="-4"/>
-                <w:sz w:val="20"/>
-                <w:szCs w:val="20"/>
-              </w:rPr>
-              <w:t>Order Confirmation</w:t>
-            </w:r>
-            <w:r>
-              <w:rPr>
-                <w:rFonts w:ascii="Arial" w:hAnsi="Arial" w:cs="Arial"/>
-                <w:b/>
-                <w:bCs/>
-                <w:sz w:val="20"/>
-                <w:szCs w:val="20"/>
-              </w:rPr>
-              <w:t>{/</w:t>
-            </w:r>
-            <w:r>
-              <w:rPr>
-                <w:rFonts w:ascii="Arial" w:hAnsi="Arial" w:cs="Arial"/>
-                <w:b/>
-                <w:bCs/>
-                <w:sz w:val="20"/>
-                <w:szCs w:val="20"/>
-                <w:lang w:val="en-IN"/>
-              </w:rPr>
-              <w:t>isGen</w:t>
-            </w:r>
-            <w:r>
-              <w:rPr>
-                <w:rFonts w:ascii="Arial" w:hAnsi="Arial" w:cs="Arial"/>
-                <w:b/>
-                <w:bCs/>
-                <w:sz w:val="20"/>
-                <w:szCs w:val="20"/>
-              </w:rPr>
-              <w:t>}</w:t>
-            </w:r>
-            <w:r>
-              <w:rPr>
-                <w:rFonts w:ascii="Arial" w:hAnsi="Arial" w:cs="Arial"/>
-                <w:b/>
-                <w:bCs/>
-                <w:sz w:val="20"/>
-                <w:szCs w:val="20"/>
-              </w:rPr>
-              <w:t>{#</w:t>
-            </w:r>
-            <w:r>
-              <w:rPr>
-                <w:rFonts w:ascii="Arial" w:hAnsi="Arial" w:cs="Arial"/>
-                <w:b/>
-                <w:bCs/>
-                <w:sz w:val="20"/>
-                <w:szCs w:val="20"/>
-                <w:lang w:val="en-IN"/>
-              </w:rPr>
-              <w:t>is</w:t>
-            </w:r>
-            <w:r>
-              <w:rPr>
-                <w:rFonts w:ascii="Arial" w:hAnsi="Arial" w:cs="Arial"/>
-                <w:b/>
-                <w:bCs/>
-                <w:sz w:val="20"/>
-                <w:szCs w:val="20"/>
-                <w:lang w:val="en-IN"/>
-              </w:rPr>
-              <w:t>Aus</w:t>
-            </w:r>
-            <w:r>
-              <w:rPr>
-                <w:rFonts w:ascii="Arial" w:hAnsi="Arial" w:cs="Arial"/>
-                <w:b/>
-                <w:bCs/>
-                <w:sz w:val="20"/>
-                <w:szCs w:val="20"/>
-              </w:rPr>
-              <w:t>}</w:t>
-            </w:r>
-            <w:r>
-              <w:rPr>
-                <w:rFonts w:ascii="Arial" w:hAnsi="Arial" w:cs="Arial"/>
-                <w:b/>
-                <w:spacing w:val="-4"/>
-                <w:sz w:val="20"/>
-                <w:szCs w:val="20"/>
-              </w:rPr>
-              <w:t>Order Confirmation</w:t>
-            </w:r>
-            <w:r>
-              <w:rPr>
-                <w:rFonts w:ascii="Arial" w:hAnsi="Arial" w:cs="Arial"/>
-                <w:b/>
-                <w:bCs/>
-                <w:sz w:val="20"/>
-                <w:szCs w:val="20"/>
-              </w:rPr>
-              <w:t>{/</w:t>
-            </w:r>
-            <w:r>
-              <w:rPr>
-                <w:rFonts w:ascii="Arial" w:hAnsi="Arial" w:cs="Arial"/>
-                <w:b/>
-                <w:bCs/>
-                <w:sz w:val="20"/>
-                <w:szCs w:val="20"/>
-                <w:lang w:val="en-IN"/>
-              </w:rPr>
-              <w:t>is</w:t>
-            </w:r>
-            <w:r>
-              <w:rPr>
-                <w:rFonts w:ascii="Arial" w:hAnsi="Arial" w:cs="Arial"/>
-                <w:b/>
-                <w:bCs/>
-                <w:sz w:val="20"/>
-                <w:szCs w:val="20"/>
-                <w:lang w:val="en-IN"/>
-              </w:rPr>
-              <w:t>Aus</w:t>
-            </w:r>
-            <w:r>
-              <w:rPr>
-                <w:rFonts w:ascii="Arial" w:hAnsi="Arial" w:cs="Arial"/>
-                <w:b/>
-                <w:bCs/>
-                <w:sz w:val="20"/>
-                <w:szCs w:val="20"/>
-              </w:rPr>
-              <w:t>}</w:t>
-            </w:r>
-            <w:r>
-              <w:rPr>
-                <w:rFonts w:ascii="Arial" w:hAnsi="Arial" w:cs="Arial"/>
-                <w:b/>
-                <w:spacing w:val="-2"/>
-                <w:position w:val="2"/>
-                <w:sz w:val="20"/>
-              </w:rPr>
-              <w:t>:</w:t>
-            </w:r>
-            <w:r>
-              <w:rPr>
-                <w:rFonts w:ascii="Arial" w:hAnsi="Arial" w:cs="Arial"/>
-                <w:b/>
-                <w:spacing w:val="-2"/>
-                <w:position w:val="2"/>
-                <w:sz w:val="20"/>
-              </w:rPr>
-              <w:t xml:space="preserve"> </w:t>
-            </w:r>
-            <w:r>
-              <w:rPr>
-                <w:rFonts w:ascii="Arial" w:hAnsi="Arial" w:cs="Arial"/>
-                <w:bCs/>
-                <w:spacing w:val="-2"/>
-                <w:position w:val="2"/>
-                <w:sz w:val="20"/>
-              </w:rPr>
-              <w:t>{</w:t>
-            </w:r>
-            <w:r>
-              <w:rPr>
-                <w:rFonts w:ascii="Arial" w:hAnsi="Arial" w:cs="Arial"/>
-                <w:bCs/>
-                <w:spacing w:val="-2"/>
-                <w:position w:val="2"/>
-                <w:sz w:val="20"/>
-                <w:lang w:val="en-IN"/>
-              </w:rPr>
-              <w:t>invoicePiNo</w:t>
-            </w:r>
-            <w:r>
-              <w:rPr>
-                <w:rFonts w:ascii="Arial" w:hAnsi="Arial" w:cs="Arial"/>
-                <w:bCs/>
-                <w:spacing w:val="-2"/>
-                <w:position w:val="2"/>
-                <w:sz w:val="20"/>
-              </w:rPr>
-              <w:t>}</w:t>
-            </w:r>
-          </w:p>
-          <w:p>
-            <w:pPr>
-              <w:tabs>
-                <w:tab w:val="left" w:pos="1224"/>
-              </w:tabs>
-              <w:ind w:right="227"/>
-              <w:rPr>
-                <w:rFonts w:ascii="Arial" w:hAnsi="Arial" w:cs="Arial"/>
-              </w:rPr>
-            </w:pPr>
-            <w:r>
-              <w:rPr>
-                <w:rFonts w:ascii="Arial" w:hAnsi="Arial" w:cs="Arial"/>
+                <w:rFonts w:asciiTheme="minorHAnsi" w:hAnsiTheme="minorHAnsi" w:cstheme="minorHAnsi"/>
                 <w:noProof/>
               </w:rPr>
               <mc:AlternateContent>
@@ -738,58 +674,66 @@
                 </mc:Fallback>
               </mc:AlternateContent>
             </w:r>
-          </w:p>
-          <w:p>
-            <w:pPr>
-              <w:spacing w:line="225" w:lineRule="exact"/>
-              <w:ind w:right="1182"/>
-              <w:rPr>
-                <w:rFonts w:ascii="Arial" w:hAnsi="Arial" w:cs="Arial"/>
-                <w:bCs/>
+            <w:proofErr w:type="gramStart"/>
+            <w:r>
+              <w:rPr>
+                <w:rFonts w:asciiTheme="minorHAnsi" w:hAnsiTheme="minorHAnsi" w:cstheme="minorHAnsi"/>
+                <w:b/>
+                <w:sz w:val="20"/>
+              </w:rPr>
+              <w:t>Date</w:t>
+            </w:r>
+            <w:r>
+              <w:rPr>
+                <w:rFonts w:asciiTheme="minorHAnsi" w:hAnsiTheme="minorHAnsi" w:cstheme="minorHAnsi"/>
+                <w:b/>
+                <w:sz w:val="20"/>
+              </w:rPr>
+              <w:t xml:space="preserve"> </w:t>
+            </w:r>
+            <w:r>
+              <w:rPr>
+                <w:rFonts w:asciiTheme="minorHAnsi" w:hAnsiTheme="minorHAnsi" w:cstheme="minorHAnsi"/>
+                <w:b/>
                 <w:spacing w:val="-10"/>
                 <w:sz w:val="20"/>
+              </w:rPr>
+              <w:t>:</w:t>
+            </w:r>
+            <w:proofErr w:type="gramEnd"/>
+            <w:r>
+              <w:rPr>
+                <w:rFonts w:asciiTheme="minorHAnsi" w:hAnsiTheme="minorHAnsi" w:cstheme="minorHAnsi"/>
+                <w:b/>
+                <w:spacing w:val="-10"/>
+                <w:sz w:val="20"/>
+              </w:rPr>
+              <w:t xml:space="preserve"> </w:t>
+            </w:r>
+            <w:r>
+              <w:rPr>
+                <w:rFonts w:asciiTheme="minorHAnsi" w:hAnsiTheme="minorHAnsi" w:cstheme="minorHAnsi"/>
+                <w:bCs/>
+                <w:spacing w:val="-10"/>
+                <w:sz w:val="20"/>
+              </w:rPr>
+              <w:t>{</w:t>
+            </w:r>
+            <w:proofErr w:type="spellStart"/>
+            <w:r>
+              <w:rPr>
+                <w:rFonts w:asciiTheme="minorHAnsi" w:hAnsiTheme="minorHAnsi" w:cstheme="minorHAnsi"/>
+                <w:bCs/>
+                <w:spacing w:val="-10"/>
+                <w:sz w:val="20"/>
                 <w:lang w:val="en-IN"/>
               </w:rPr>
-            </w:pPr>
-            <w:r>
-              <w:rPr>
-                <w:rFonts w:ascii="Arial" w:hAnsi="Arial" w:cs="Arial"/>
-                <w:b/>
-                <w:sz w:val="20"/>
-              </w:rPr>
-              <w:t>Date</w:t>
-            </w:r>
-            <w:r>
-              <w:rPr>
-                <w:rFonts w:ascii="Arial" w:hAnsi="Arial" w:cs="Arial"/>
-                <w:b/>
-                <w:spacing w:val="-10"/>
-                <w:sz w:val="20"/>
-              </w:rPr>
-              <w:t xml:space="preserve">: </w:t>
-            </w:r>
-            <w:r>
-              <w:rPr>
-                <w:rFonts w:ascii="Arial" w:hAnsi="Arial" w:cs="Arial"/>
-                <w:bCs/>
-                <w:spacing w:val="-10"/>
-                <w:sz w:val="20"/>
-              </w:rPr>
-              <w:t>{</w:t>
-            </w:r>
-            <w:r>
-              <w:rPr>
-                <w:rFonts w:ascii="Arial" w:hAnsi="Arial" w:cs="Arial"/>
-                <w:bCs/>
-                <w:spacing w:val="-10"/>
-                <w:sz w:val="20"/>
-                <w:lang w:val="en-IN"/>
-              </w:rPr>
               <w:t>orderDate</w:t>
             </w:r>
-            <w:r>
-              <w:rPr>
-                <w:rFonts w:ascii="Arial" w:hAnsi="Arial" w:cs="Arial"/>
+            <w:proofErr w:type="spellEnd"/>
+            <w:r>
+              <w:rPr>
+                <w:rFonts w:asciiTheme="minorHAnsi" w:hAnsiTheme="minorHAnsi" w:cstheme="minorHAnsi"/>
                 <w:bCs/>
                 <w:spacing w:val="-10"/>
                 <w:sz w:val="20"/>
@@ -885,21 +829,23 @@
         </w:tc>
         <w:tc>
           <w:tcPr>
-            <w:tcW w:w="3741" w:type="dxa"/>
+            <w:tcW w:w="3516" w:type="dxa"/>
           </w:tcPr>
           <w:p>
             <w:pPr>
               <w:tabs>
                 <w:tab w:val="left" w:pos="1224"/>
               </w:tabs>
-              <w:ind w:left="227" w:right="227"/>
-              <w:rPr>
-                <w:rFonts w:ascii="Arial" w:hAnsi="Arial" w:cs="Arial"/>
-              </w:rPr>
-            </w:pPr>
-            <w:r>
-              <w:rPr>
-                <w:rFonts w:ascii="Arial" w:hAnsi="Arial" w:cs="Arial"/>
+              <w:ind w:right="227"/>
+              <w:rPr>
+                <w:rFonts w:asciiTheme="minorHAnsi" w:hAnsiTheme="minorHAnsi" w:cstheme="minorHAnsi"/>
+                <w:sz w:val="20"/>
+                <w:szCs w:val="20"/>
+              </w:rPr>
+            </w:pPr>
+            <w:r>
+              <w:rPr>
+                <w:rFonts w:asciiTheme="minorHAnsi" w:hAnsiTheme="minorHAnsi" w:cstheme="minorHAnsi"/>
                 <w:b/>
                 <w:bCs/>
                 <w:sz w:val="20"/>
@@ -909,7 +855,9 @@
             </w:r>
             <w:r>
               <w:rPr>
-                <w:rFonts w:ascii="Arial" w:hAnsi="Arial" w:cs="Arial"/>
+                <w:rFonts w:asciiTheme="minorHAnsi" w:hAnsiTheme="minorHAnsi" w:cstheme="minorHAnsi"/>
+                <w:sz w:val="20"/>
+                <w:szCs w:val="20"/>
               </w:rPr>
               <w:t>,</w:t>
             </w:r>
@@ -919,161 +867,185 @@
               <w:tabs>
                 <w:tab w:val="left" w:pos="1224"/>
               </w:tabs>
-              <w:ind w:left="227" w:right="227"/>
-              <w:rPr>
-                <w:rFonts w:ascii="Arial" w:hAnsi="Arial" w:cs="Arial"/>
-                <w:b/>
-                <w:bCs/>
-                <w:sz w:val="20"/>
-                <w:szCs w:val="20"/>
-              </w:rPr>
-            </w:pPr>
-            <w:r>
-              <w:rPr>
-                <w:rFonts w:cstheme="minorHAnsi"/>
-                <w:b/>
-                <w:bCs/>
-                <w:sz w:val="18"/>
-                <w:szCs w:val="18"/>
+              <w:ind w:right="227"/>
+              <w:rPr>
+                <w:rFonts w:asciiTheme="minorHAnsi" w:hAnsiTheme="minorHAnsi" w:cstheme="minorHAnsi"/>
+                <w:b/>
+                <w:bCs/>
+                <w:sz w:val="20"/>
+                <w:szCs w:val="20"/>
+              </w:rPr>
+            </w:pPr>
+            <w:r>
+              <w:rPr>
+                <w:rFonts w:asciiTheme="minorHAnsi" w:hAnsiTheme="minorHAnsi" w:cstheme="minorHAnsi"/>
+                <w:b/>
+                <w:bCs/>
+                <w:sz w:val="20"/>
+                <w:szCs w:val="20"/>
               </w:rPr>
               <w:t>{#</w:t>
             </w:r>
-            <w:r>
-              <w:rPr>
-                <w:rFonts w:cstheme="minorHAnsi"/>
-                <w:b/>
-                <w:bCs/>
-                <w:sz w:val="18"/>
-                <w:szCs w:val="18"/>
+            <w:proofErr w:type="spellStart"/>
+            <w:proofErr w:type="gramStart"/>
+            <w:r>
+              <w:rPr>
+                <w:rFonts w:asciiTheme="minorHAnsi" w:hAnsiTheme="minorHAnsi" w:cstheme="minorHAnsi"/>
+                <w:b/>
+                <w:bCs/>
+                <w:sz w:val="20"/>
+                <w:szCs w:val="20"/>
                 <w:lang w:val="en-IN"/>
               </w:rPr>
               <w:t>isUK</w:t>
             </w:r>
-            <w:r>
-              <w:rPr>
-                <w:rFonts w:cstheme="minorHAnsi"/>
-                <w:b/>
-                <w:bCs/>
-                <w:sz w:val="18"/>
-                <w:szCs w:val="18"/>
+            <w:proofErr w:type="spellEnd"/>
+            <w:r>
+              <w:rPr>
+                <w:rFonts w:asciiTheme="minorHAnsi" w:hAnsiTheme="minorHAnsi" w:cstheme="minorHAnsi"/>
+                <w:b/>
+                <w:bCs/>
+                <w:sz w:val="20"/>
+                <w:szCs w:val="20"/>
+              </w:rPr>
+              <w:t>}NOTIFY</w:t>
+            </w:r>
+            <w:proofErr w:type="gramEnd"/>
+            <w:r>
+              <w:rPr>
+                <w:rFonts w:asciiTheme="minorHAnsi" w:hAnsiTheme="minorHAnsi" w:cstheme="minorHAnsi"/>
+                <w:b/>
+                <w:bCs/>
+                <w:sz w:val="20"/>
+                <w:szCs w:val="20"/>
+              </w:rPr>
+              <w:t>-</w:t>
+            </w:r>
+            <w:r>
+              <w:rPr>
+                <w:rFonts w:asciiTheme="minorHAnsi" w:hAnsiTheme="minorHAnsi" w:cstheme="minorHAnsi"/>
+                <w:b/>
+                <w:bCs/>
+                <w:sz w:val="20"/>
+                <w:szCs w:val="20"/>
+              </w:rPr>
+              <w:t>{/</w:t>
+            </w:r>
+            <w:proofErr w:type="spellStart"/>
+            <w:proofErr w:type="gramStart"/>
+            <w:r>
+              <w:rPr>
+                <w:rFonts w:asciiTheme="minorHAnsi" w:hAnsiTheme="minorHAnsi" w:cstheme="minorHAnsi"/>
+                <w:b/>
+                <w:bCs/>
+                <w:sz w:val="20"/>
+                <w:szCs w:val="20"/>
+              </w:rPr>
+              <w:t>isUK</w:t>
+            </w:r>
+            <w:proofErr w:type="spellEnd"/>
+            <w:r>
+              <w:rPr>
+                <w:rFonts w:asciiTheme="minorHAnsi" w:hAnsiTheme="minorHAnsi" w:cstheme="minorHAnsi"/>
+                <w:b/>
+                <w:bCs/>
+                <w:sz w:val="20"/>
+                <w:szCs w:val="20"/>
+              </w:rPr>
+              <w:t>}{</w:t>
+            </w:r>
+            <w:proofErr w:type="gramEnd"/>
+            <w:r>
+              <w:rPr>
+                <w:rFonts w:asciiTheme="minorHAnsi" w:hAnsiTheme="minorHAnsi" w:cstheme="minorHAnsi"/>
+                <w:b/>
+                <w:bCs/>
+                <w:sz w:val="20"/>
+                <w:szCs w:val="20"/>
+              </w:rPr>
+              <w:t>#</w:t>
+            </w:r>
+            <w:proofErr w:type="spellStart"/>
+            <w:proofErr w:type="gramStart"/>
+            <w:r>
+              <w:rPr>
+                <w:rFonts w:asciiTheme="minorHAnsi" w:hAnsiTheme="minorHAnsi" w:cstheme="minorHAnsi"/>
+                <w:b/>
+                <w:bCs/>
+                <w:sz w:val="20"/>
+                <w:szCs w:val="20"/>
+                <w:lang w:val="en-IN"/>
+              </w:rPr>
+              <w:t>isAus</w:t>
+            </w:r>
+            <w:proofErr w:type="spellEnd"/>
+            <w:r>
+              <w:rPr>
+                <w:rFonts w:asciiTheme="minorHAnsi" w:hAnsiTheme="minorHAnsi" w:cstheme="minorHAnsi"/>
+                <w:b/>
+                <w:bCs/>
+                <w:sz w:val="20"/>
+                <w:szCs w:val="20"/>
+              </w:rPr>
+              <w:t>}DELIVERED</w:t>
+            </w:r>
+            <w:proofErr w:type="gramEnd"/>
+            <w:r>
+              <w:rPr>
+                <w:rFonts w:asciiTheme="minorHAnsi" w:hAnsiTheme="minorHAnsi" w:cstheme="minorHAnsi"/>
+                <w:b/>
+                <w:bCs/>
+                <w:sz w:val="20"/>
+                <w:szCs w:val="20"/>
+              </w:rPr>
+              <w:t xml:space="preserve"> TO</w:t>
+            </w:r>
+            <w:r>
+              <w:rPr>
+                <w:rFonts w:asciiTheme="minorHAnsi" w:hAnsiTheme="minorHAnsi" w:cstheme="minorHAnsi"/>
+                <w:b/>
+                <w:bCs/>
+                <w:sz w:val="20"/>
+                <w:szCs w:val="20"/>
+              </w:rPr>
+              <w:t>-</w:t>
+            </w:r>
+            <w:r>
+              <w:rPr>
+                <w:rFonts w:asciiTheme="minorHAnsi" w:hAnsiTheme="minorHAnsi" w:cstheme="minorHAnsi"/>
+                <w:b/>
+                <w:bCs/>
+                <w:sz w:val="20"/>
+                <w:szCs w:val="20"/>
+              </w:rPr>
+              <w:t>{/</w:t>
+            </w:r>
+            <w:proofErr w:type="spellStart"/>
+            <w:proofErr w:type="gramStart"/>
+            <w:r>
+              <w:rPr>
+                <w:rFonts w:asciiTheme="minorHAnsi" w:hAnsiTheme="minorHAnsi" w:cstheme="minorHAnsi"/>
+                <w:b/>
+                <w:bCs/>
+                <w:sz w:val="20"/>
+                <w:szCs w:val="20"/>
+              </w:rPr>
+              <w:t>isAus</w:t>
+            </w:r>
+            <w:proofErr w:type="spellEnd"/>
+            <w:r>
+              <w:rPr>
+                <w:rFonts w:asciiTheme="minorHAnsi" w:hAnsiTheme="minorHAnsi" w:cstheme="minorHAnsi"/>
+                <w:b/>
+                <w:bCs/>
+                <w:sz w:val="20"/>
+                <w:szCs w:val="20"/>
               </w:rPr>
               <w:t>}</w:t>
             </w:r>
             <w:r>
               <w:rPr>
-                <w:rFonts w:cstheme="minorHAnsi"/>
-                <w:b/>
-                <w:bCs/>
-                <w:sz w:val="18"/>
-                <w:szCs w:val="18"/>
-              </w:rPr>
-              <w:t>NOTIFY</w:t>
-            </w:r>
-            <w:r>
-              <w:rPr>
-                <w:rFonts w:cstheme="minorHAnsi"/>
-                <w:b/>
-                <w:bCs/>
-                <w:sz w:val="18"/>
-                <w:szCs w:val="18"/>
-              </w:rPr>
-              <w:t>-</w:t>
-            </w:r>
-            <w:r>
-              <w:rPr>
-                <w:rFonts w:cstheme="minorHAnsi"/>
-                <w:b/>
-                <w:bCs/>
-                <w:sz w:val="18"/>
-                <w:szCs w:val="18"/>
-              </w:rPr>
-              <w:t>{/isUK}{#</w:t>
-            </w:r>
-            <w:r>
-              <w:rPr>
-                <w:rFonts w:cstheme="minorHAnsi"/>
-                <w:b/>
-                <w:bCs/>
-                <w:sz w:val="18"/>
-                <w:szCs w:val="18"/>
-                <w:lang w:val="en-IN"/>
-              </w:rPr>
-              <w:t>is</w:t>
-            </w:r>
-            <w:r>
-              <w:rPr>
-                <w:rFonts w:cstheme="minorHAnsi"/>
-                <w:b/>
-                <w:bCs/>
-                <w:sz w:val="18"/>
-                <w:szCs w:val="18"/>
-                <w:lang w:val="en-IN"/>
-              </w:rPr>
-              <w:t>Aus</w:t>
-            </w:r>
-            <w:r>
-              <w:rPr>
-                <w:rFonts w:cstheme="minorHAnsi"/>
-                <w:b/>
-                <w:bCs/>
-                <w:sz w:val="18"/>
-                <w:szCs w:val="18"/>
-              </w:rPr>
-              <w:t>}</w:t>
-            </w:r>
-            <w:r>
-              <w:rPr>
-                <w:rFonts w:cstheme="minorHAnsi"/>
-                <w:b/>
-                <w:bCs/>
-                <w:sz w:val="18"/>
-                <w:szCs w:val="18"/>
-              </w:rPr>
-              <w:t>DELIVERED TO</w:t>
-            </w:r>
-            <w:r>
-              <w:rPr>
-                <w:rFonts w:cstheme="minorHAnsi"/>
-                <w:b/>
-                <w:bCs/>
-                <w:sz w:val="18"/>
-                <w:szCs w:val="18"/>
-              </w:rPr>
-              <w:t>-</w:t>
-            </w:r>
-            <w:r>
-              <w:rPr>
-                <w:rFonts w:cstheme="minorHAnsi"/>
-                <w:b/>
-                <w:bCs/>
-                <w:sz w:val="18"/>
-                <w:szCs w:val="18"/>
-              </w:rPr>
-              <w:t>{/is</w:t>
-            </w:r>
-            <w:r>
-              <w:rPr>
-                <w:rFonts w:cstheme="minorHAnsi"/>
-                <w:b/>
-                <w:bCs/>
-                <w:sz w:val="18"/>
-                <w:szCs w:val="18"/>
-              </w:rPr>
-              <w:t>Aus</w:t>
-            </w:r>
-            <w:r>
-              <w:rPr>
-                <w:rFonts w:cstheme="minorHAnsi"/>
-                <w:b/>
-                <w:bCs/>
-                <w:sz w:val="18"/>
-                <w:szCs w:val="18"/>
-              </w:rPr>
-              <w:t>}</w:t>
-            </w:r>
-            <w:r>
-              <w:rPr>
-                <w:rFonts w:ascii="Arial" w:hAnsi="Arial" w:cs="Arial"/>
+                <w:rFonts w:asciiTheme="minorHAnsi" w:hAnsiTheme="minorHAnsi" w:cstheme="minorHAnsi"/>
                 <w:b/>
                 <w:bCs/>
                 <w:sz w:val="20"/>
@@ -1081,9 +1053,11 @@
               </w:rPr>
               <w:t>{</w:t>
             </w:r>
-            <w:r>
-              <w:rPr>
-                <w:rFonts w:ascii="Arial" w:hAnsi="Arial" w:cs="Arial"/>
+            <w:proofErr w:type="spellStart"/>
+            <w:proofErr w:type="gramEnd"/>
+            <w:r>
+              <w:rPr>
+                <w:rFonts w:asciiTheme="minorHAnsi" w:hAnsiTheme="minorHAnsi" w:cstheme="minorHAnsi"/>
                 <w:b/>
                 <w:bCs/>
                 <w:sz w:val="20"/>
@@ -1091,9 +1065,10 @@
               </w:rPr>
               <w:t>buyerName</w:t>
             </w:r>
-            <w:r>
-              <w:rPr>
-                <w:rFonts w:ascii="Arial" w:hAnsi="Arial" w:cs="Arial"/>
+            <w:proofErr w:type="spellEnd"/>
+            <w:r>
+              <w:rPr>
+                <w:rFonts w:asciiTheme="minorHAnsi" w:hAnsiTheme="minorHAnsi" w:cstheme="minorHAnsi"/>
                 <w:b/>
                 <w:bCs/>
                 <w:sz w:val="20"/>
@@ -1107,18 +1082,18 @@
               <w:tabs>
                 <w:tab w:val="left" w:pos="1224"/>
               </w:tabs>
-              <w:ind w:left="227" w:right="227"/>
-              <w:rPr>
-                <w:rFonts w:ascii="Arial" w:hAnsi="Arial" w:cs="Arial"/>
-                <w:b/>
-                <w:bCs/>
-                <w:sz w:val="20"/>
-                <w:szCs w:val="20"/>
-              </w:rPr>
-            </w:pPr>
-            <w:r>
-              <w:rPr>
-                <w:rFonts w:ascii="Arial" w:hAnsi="Arial" w:cs="Arial"/>
+              <w:ind w:right="227"/>
+              <w:rPr>
+                <w:rFonts w:asciiTheme="minorHAnsi" w:hAnsiTheme="minorHAnsi" w:cstheme="minorHAnsi"/>
+                <w:b/>
+                <w:bCs/>
+                <w:sz w:val="20"/>
+                <w:szCs w:val="20"/>
+              </w:rPr>
+            </w:pPr>
+            <w:r>
+              <w:rPr>
+                <w:rFonts w:asciiTheme="minorHAnsi" w:hAnsiTheme="minorHAnsi" w:cstheme="minorHAnsi"/>
                 <w:b/>
                 <w:bCs/>
                 <w:sz w:val="20"/>
@@ -1126,9 +1101,10 @@
               </w:rPr>
               <w:t>{</w:t>
             </w:r>
-            <w:r>
-              <w:rPr>
-                <w:rFonts w:ascii="Arial" w:hAnsi="Arial" w:cs="Arial"/>
+            <w:proofErr w:type="spellStart"/>
+            <w:r>
+              <w:rPr>
+                <w:rFonts w:asciiTheme="minorHAnsi" w:hAnsiTheme="minorHAnsi" w:cstheme="minorHAnsi"/>
                 <w:b/>
                 <w:bCs/>
                 <w:sz w:val="20"/>
@@ -1136,9 +1112,10 @@
               </w:rPr>
               <w:t>buyerAddress</w:t>
             </w:r>
-            <w:r>
-              <w:rPr>
-                <w:rFonts w:ascii="Arial" w:hAnsi="Arial" w:cs="Arial"/>
+            <w:proofErr w:type="spellEnd"/>
+            <w:r>
+              <w:rPr>
+                <w:rFonts w:asciiTheme="minorHAnsi" w:hAnsiTheme="minorHAnsi" w:cstheme="minorHAnsi"/>
                 <w:b/>
                 <w:bCs/>
                 <w:sz w:val="20"/>
@@ -1152,18 +1129,18 @@
               <w:tabs>
                 <w:tab w:val="left" w:pos="1224"/>
               </w:tabs>
-              <w:ind w:left="227" w:right="227"/>
-              <w:rPr>
-                <w:rFonts w:ascii="Arial" w:hAnsi="Arial" w:cs="Arial"/>
-                <w:b/>
-                <w:bCs/>
-                <w:sz w:val="20"/>
-                <w:szCs w:val="20"/>
-              </w:rPr>
-            </w:pPr>
-            <w:r>
-              <w:rPr>
-                <w:rFonts w:ascii="Arial" w:hAnsi="Arial" w:cs="Arial"/>
+              <w:ind w:right="227"/>
+              <w:rPr>
+                <w:rFonts w:asciiTheme="minorHAnsi" w:hAnsiTheme="minorHAnsi" w:cstheme="minorHAnsi"/>
+                <w:b/>
+                <w:bCs/>
+                <w:sz w:val="20"/>
+                <w:szCs w:val="20"/>
+              </w:rPr>
+            </w:pPr>
+            <w:r>
+              <w:rPr>
+                <w:rFonts w:asciiTheme="minorHAnsi" w:hAnsiTheme="minorHAnsi" w:cstheme="minorHAnsi"/>
                 <w:b/>
                 <w:bCs/>
                 <w:sz w:val="20"/>
@@ -1171,9 +1148,10 @@
               </w:rPr>
               <w:t>{</w:t>
             </w:r>
-            <w:r>
-              <w:rPr>
-                <w:rFonts w:ascii="Arial" w:hAnsi="Arial" w:cs="Arial"/>
+            <w:proofErr w:type="spellStart"/>
+            <w:r>
+              <w:rPr>
+                <w:rFonts w:asciiTheme="minorHAnsi" w:hAnsiTheme="minorHAnsi" w:cstheme="minorHAnsi"/>
                 <w:b/>
                 <w:bCs/>
                 <w:sz w:val="20"/>
@@ -1181,9 +1159,10 @@
               </w:rPr>
               <w:t>buyerCity</w:t>
             </w:r>
-            <w:r>
-              <w:rPr>
-                <w:rFonts w:ascii="Arial" w:hAnsi="Arial" w:cs="Arial"/>
+            <w:proofErr w:type="spellEnd"/>
+            <w:r>
+              <w:rPr>
+                <w:rFonts w:asciiTheme="minorHAnsi" w:hAnsiTheme="minorHAnsi" w:cstheme="minorHAnsi"/>
                 <w:b/>
                 <w:bCs/>
                 <w:sz w:val="20"/>
@@ -1193,7 +1172,7 @@
             </w:r>
             <w:r>
               <w:rPr>
-                <w:rFonts w:ascii="Arial" w:hAnsi="Arial" w:cs="Arial"/>
+                <w:rFonts w:asciiTheme="minorHAnsi" w:hAnsiTheme="minorHAnsi" w:cstheme="minorHAnsi"/>
                 <w:b/>
                 <w:bCs/>
                 <w:sz w:val="20"/>
@@ -1203,7 +1182,7 @@
             </w:r>
             <w:r>
               <w:rPr>
-                <w:rFonts w:ascii="Arial" w:hAnsi="Arial" w:cs="Arial"/>
+                <w:rFonts w:asciiTheme="minorHAnsi" w:hAnsiTheme="minorHAnsi" w:cstheme="minorHAnsi"/>
                 <w:b/>
                 <w:bCs/>
                 <w:sz w:val="20"/>
@@ -1211,9 +1190,10 @@
               </w:rPr>
               <w:t>{</w:t>
             </w:r>
-            <w:r>
-              <w:rPr>
-                <w:rFonts w:ascii="Arial" w:hAnsi="Arial" w:cs="Arial"/>
+            <w:proofErr w:type="spellStart"/>
+            <w:r>
+              <w:rPr>
+                <w:rFonts w:asciiTheme="minorHAnsi" w:hAnsiTheme="minorHAnsi" w:cstheme="minorHAnsi"/>
                 <w:b/>
                 <w:bCs/>
                 <w:sz w:val="20"/>
@@ -1221,9 +1201,10 @@
               </w:rPr>
               <w:t>buyerState</w:t>
             </w:r>
-            <w:r>
-              <w:rPr>
-                <w:rFonts w:ascii="Arial" w:hAnsi="Arial" w:cs="Arial"/>
+            <w:proofErr w:type="spellEnd"/>
+            <w:r>
+              <w:rPr>
+                <w:rFonts w:asciiTheme="minorHAnsi" w:hAnsiTheme="minorHAnsi" w:cstheme="minorHAnsi"/>
                 <w:b/>
                 <w:bCs/>
                 <w:sz w:val="20"/>
@@ -1237,14 +1218,14 @@
               <w:tabs>
                 <w:tab w:val="left" w:pos="1224"/>
               </w:tabs>
-              <w:ind w:left="227" w:right="227"/>
+              <w:ind w:right="227"/>
               <w:rPr>
                 <w:rFonts w:ascii="Arial" w:hAnsi="Arial" w:cs="Arial"/>
               </w:rPr>
             </w:pPr>
             <w:r>
               <w:rPr>
-                <w:rFonts w:ascii="Arial" w:hAnsi="Arial" w:cs="Arial"/>
+                <w:rFonts w:asciiTheme="minorHAnsi" w:hAnsiTheme="minorHAnsi" w:cstheme="minorHAnsi"/>
                 <w:b/>
                 <w:bCs/>
                 <w:sz w:val="20"/>
@@ -1252,9 +1233,10 @@
               </w:rPr>
               <w:t>{</w:t>
             </w:r>
-            <w:r>
-              <w:rPr>
-                <w:rFonts w:ascii="Arial" w:hAnsi="Arial" w:cs="Arial"/>
+            <w:proofErr w:type="spellStart"/>
+            <w:r>
+              <w:rPr>
+                <w:rFonts w:asciiTheme="minorHAnsi" w:hAnsiTheme="minorHAnsi" w:cstheme="minorHAnsi"/>
                 <w:b/>
                 <w:bCs/>
                 <w:sz w:val="20"/>
@@ -1262,9 +1244,10 @@
               </w:rPr>
               <w:t>buyerCountry</w:t>
             </w:r>
-            <w:r>
-              <w:rPr>
-                <w:rFonts w:ascii="Arial" w:hAnsi="Arial" w:cs="Arial"/>
+            <w:proofErr w:type="spellEnd"/>
+            <w:r>
+              <w:rPr>
+                <w:rFonts w:asciiTheme="minorHAnsi" w:hAnsiTheme="minorHAnsi" w:cstheme="minorHAnsi"/>
                 <w:b/>
                 <w:bCs/>
                 <w:sz w:val="20"/>
@@ -1274,7 +1257,7 @@
             </w:r>
             <w:r>
               <w:rPr>
-                <w:rFonts w:ascii="Arial" w:hAnsi="Arial" w:cs="Arial"/>
+                <w:rFonts w:asciiTheme="minorHAnsi" w:hAnsiTheme="minorHAnsi" w:cstheme="minorHAnsi"/>
                 <w:b/>
                 <w:bCs/>
                 <w:sz w:val="20"/>
@@ -1284,7 +1267,7 @@
             </w:r>
             <w:r>
               <w:rPr>
-                <w:rFonts w:ascii="Arial" w:hAnsi="Arial" w:cs="Arial"/>
+                <w:rFonts w:asciiTheme="minorHAnsi" w:hAnsiTheme="minorHAnsi" w:cstheme="minorHAnsi"/>
                 <w:b/>
                 <w:bCs/>
                 <w:sz w:val="20"/>
@@ -1294,7 +1277,7 @@
             </w:r>
             <w:r>
               <w:rPr>
-                <w:rFonts w:ascii="Arial" w:hAnsi="Arial" w:cs="Arial"/>
+                <w:rFonts w:asciiTheme="minorHAnsi" w:hAnsiTheme="minorHAnsi" w:cstheme="minorHAnsi"/>
                 <w:b/>
                 <w:bCs/>
                 <w:sz w:val="20"/>
@@ -1304,7 +1287,7 @@
             </w:r>
             <w:r>
               <w:rPr>
-                <w:rFonts w:ascii="Arial" w:hAnsi="Arial" w:cs="Arial"/>
+                <w:rFonts w:asciiTheme="minorHAnsi" w:hAnsiTheme="minorHAnsi" w:cstheme="minorHAnsi"/>
                 <w:b/>
                 <w:bCs/>
                 <w:sz w:val="20"/>
@@ -1312,9 +1295,10 @@
               </w:rPr>
               <w:t>{</w:t>
             </w:r>
-            <w:r>
-              <w:rPr>
-                <w:rFonts w:ascii="Arial" w:hAnsi="Arial" w:cs="Arial"/>
+            <w:proofErr w:type="spellStart"/>
+            <w:r>
+              <w:rPr>
+                <w:rFonts w:asciiTheme="minorHAnsi" w:hAnsiTheme="minorHAnsi" w:cstheme="minorHAnsi"/>
                 <w:b/>
                 <w:bCs/>
                 <w:sz w:val="20"/>
@@ -1322,9 +1306,10 @@
               </w:rPr>
               <w:t>buyerZip</w:t>
             </w:r>
-            <w:r>
-              <w:rPr>
-                <w:rFonts w:ascii="Arial" w:hAnsi="Arial" w:cs="Arial"/>
+            <w:proofErr w:type="spellEnd"/>
+            <w:r>
+              <w:rPr>
+                <w:rFonts w:asciiTheme="minorHAnsi" w:hAnsiTheme="minorHAnsi" w:cstheme="minorHAnsi"/>
                 <w:b/>
                 <w:bCs/>
                 <w:sz w:val="20"/>
@@ -1339,19 +1324,13 @@
     <w:p>
       <w:pPr>
         <w:tabs>
-          <w:tab w:val="left" w:pos="972"/>
+          <w:tab w:val="left" w:pos="2913"/>
         </w:tabs>
         <w:ind w:right="113"/>
         <w:rPr>
           <w:rFonts w:ascii="Arial" w:hAnsi="Arial" w:cs="Arial"/>
-        </w:rPr>
-      </w:pPr>
-    </w:p>
-    <w:p>
-      <w:pPr>
-        <w:ind w:right="113"/>
-        <w:rPr>
-          <w:rFonts w:ascii="Arial" w:hAnsi="Arial" w:cs="Arial"/>
+          <w:sz w:val="8"/>
+          <w:szCs w:val="8"/>
         </w:rPr>
       </w:pPr>
       <w:r>
@@ -1404,35 +1383,39 @@
           <w:p>
             <w:pPr>
               <w:rPr>
-                <w:rFonts w:ascii="Arial" w:hAnsi="Arial" w:cs="Arial"/>
+                <w:rFonts w:asciiTheme="minorHAnsi" w:hAnsiTheme="minorHAnsi" w:cstheme="minorHAnsi"/>
                 <w:b/>
                 <w:spacing w:val="-5"/>
-                <w:sz w:val="18"/>
-              </w:rPr>
-            </w:pPr>
-            <w:r>
-              <w:rPr>
-                <w:rFonts w:ascii="Arial" w:hAnsi="Arial" w:cs="Arial"/>
-                <w:b/>
-                <w:sz w:val="18"/>
+                <w:sz w:val="20"/>
+                <w:szCs w:val="24"/>
+              </w:rPr>
+            </w:pPr>
+            <w:r>
+              <w:rPr>
+                <w:rFonts w:asciiTheme="minorHAnsi" w:hAnsiTheme="minorHAnsi" w:cstheme="minorHAnsi"/>
+                <w:b/>
+                <w:sz w:val="20"/>
+                <w:szCs w:val="24"/>
               </w:rPr>
               <w:t xml:space="preserve"> Box</w:t>
             </w:r>
             <w:r>
               <w:rPr>
-                <w:rFonts w:ascii="Arial" w:hAnsi="Arial" w:cs="Arial"/>
+                <w:rFonts w:asciiTheme="minorHAnsi" w:hAnsiTheme="minorHAnsi" w:cstheme="minorHAnsi"/>
                 <w:b/>
                 <w:spacing w:val="-2"/>
-                <w:sz w:val="18"/>
+                <w:sz w:val="20"/>
+                <w:szCs w:val="24"/>
               </w:rPr>
               <w:t xml:space="preserve"> </w:t>
             </w:r>
             <w:r>
               <w:rPr>
-                <w:rFonts w:ascii="Arial" w:hAnsi="Arial" w:cs="Arial"/>
+                <w:rFonts w:asciiTheme="minorHAnsi" w:hAnsiTheme="minorHAnsi" w:cstheme="minorHAnsi"/>
                 <w:b/>
                 <w:spacing w:val="-5"/>
-                <w:sz w:val="18"/>
+                <w:sz w:val="20"/>
+                <w:szCs w:val="24"/>
               </w:rPr>
               <w:t>no</w:t>
             </w:r>
@@ -1442,9 +1425,10 @@
               <w:ind w:left="538"/>
               <w:jc w:val="center"/>
               <w:rPr>
-                <w:rFonts w:ascii="Arial" w:hAnsi="Arial" w:cs="Arial"/>
-                <w:b/>
-                <w:sz w:val="18"/>
+                <w:rFonts w:asciiTheme="minorHAnsi" w:hAnsiTheme="minorHAnsi" w:cstheme="minorHAnsi"/>
+                <w:b/>
+                <w:sz w:val="20"/>
+                <w:szCs w:val="24"/>
               </w:rPr>
             </w:pPr>
           </w:p>
@@ -1458,121 +1442,221 @@
             <w:pPr>
               <w:ind w:right="113"/>
               <w:rPr>
-                <w:rFonts w:ascii="Arial" w:hAnsi="Arial" w:cs="Arial"/>
-                <w:sz w:val="18"/>
-                <w:szCs w:val="18"/>
-              </w:rPr>
-            </w:pPr>
-            <w:r>
-              <w:rPr>
-                <w:rFonts w:cstheme="minorHAnsi"/>
-                <w:b/>
-                <w:bCs/>
-                <w:sz w:val="18"/>
-                <w:szCs w:val="18"/>
-              </w:rPr>
-              <w:t>{#isAus}ASW No{/isAus}{#</w:t>
-            </w:r>
-            <w:r>
-              <w:rPr>
-                <w:rFonts w:cstheme="minorHAnsi"/>
-                <w:b/>
-                <w:bCs/>
-                <w:sz w:val="18"/>
-                <w:szCs w:val="18"/>
+                <w:rFonts w:asciiTheme="minorHAnsi" w:hAnsiTheme="minorHAnsi" w:cstheme="minorHAnsi"/>
+                <w:sz w:val="20"/>
+                <w:szCs w:val="24"/>
+              </w:rPr>
+            </w:pPr>
+            <w:r>
+              <w:rPr>
+                <w:rFonts w:asciiTheme="minorHAnsi" w:hAnsiTheme="minorHAnsi" w:cstheme="minorHAnsi"/>
+                <w:b/>
+                <w:bCs/>
+                <w:sz w:val="20"/>
+                <w:szCs w:val="24"/>
+              </w:rPr>
+              <w:t>{#</w:t>
+            </w:r>
+            <w:proofErr w:type="gramStart"/>
+            <w:r>
+              <w:rPr>
+                <w:rFonts w:asciiTheme="minorHAnsi" w:hAnsiTheme="minorHAnsi" w:cstheme="minorHAnsi"/>
+                <w:b/>
+                <w:bCs/>
+                <w:sz w:val="20"/>
+                <w:szCs w:val="24"/>
+              </w:rPr>
+              <w:t>isAus}ASW</w:t>
+            </w:r>
+            <w:proofErr w:type="gramEnd"/>
+            <w:r>
+              <w:rPr>
+                <w:rFonts w:asciiTheme="minorHAnsi" w:hAnsiTheme="minorHAnsi" w:cstheme="minorHAnsi"/>
+                <w:b/>
+                <w:bCs/>
+                <w:sz w:val="20"/>
+                <w:szCs w:val="24"/>
+              </w:rPr>
+              <w:t xml:space="preserve"> No{/</w:t>
+            </w:r>
+            <w:proofErr w:type="spellStart"/>
+            <w:proofErr w:type="gramStart"/>
+            <w:r>
+              <w:rPr>
+                <w:rFonts w:asciiTheme="minorHAnsi" w:hAnsiTheme="minorHAnsi" w:cstheme="minorHAnsi"/>
+                <w:b/>
+                <w:bCs/>
+                <w:sz w:val="20"/>
+                <w:szCs w:val="24"/>
+              </w:rPr>
+              <w:t>isAus</w:t>
+            </w:r>
+            <w:proofErr w:type="spellEnd"/>
+            <w:r>
+              <w:rPr>
+                <w:rFonts w:asciiTheme="minorHAnsi" w:hAnsiTheme="minorHAnsi" w:cstheme="minorHAnsi"/>
+                <w:b/>
+                <w:bCs/>
+                <w:sz w:val="20"/>
+                <w:szCs w:val="24"/>
+              </w:rPr>
+              <w:t>}{</w:t>
+            </w:r>
+            <w:proofErr w:type="gramEnd"/>
+            <w:r>
+              <w:rPr>
+                <w:rFonts w:asciiTheme="minorHAnsi" w:hAnsiTheme="minorHAnsi" w:cstheme="minorHAnsi"/>
+                <w:b/>
+                <w:bCs/>
+                <w:sz w:val="20"/>
+                <w:szCs w:val="24"/>
+              </w:rPr>
+              <w:t>#</w:t>
+            </w:r>
+            <w:proofErr w:type="spellStart"/>
+            <w:proofErr w:type="gramStart"/>
+            <w:r>
+              <w:rPr>
+                <w:rFonts w:asciiTheme="minorHAnsi" w:hAnsiTheme="minorHAnsi" w:cstheme="minorHAnsi"/>
+                <w:b/>
+                <w:bCs/>
+                <w:sz w:val="20"/>
+                <w:szCs w:val="24"/>
                 <w:lang w:val="en-IN"/>
               </w:rPr>
               <w:t>isUK</w:t>
             </w:r>
-            <w:r>
-              <w:rPr>
-                <w:rFonts w:cstheme="minorHAnsi"/>
-                <w:b/>
-                <w:bCs/>
-                <w:sz w:val="18"/>
-                <w:szCs w:val="18"/>
+            <w:proofErr w:type="spellEnd"/>
+            <w:r>
+              <w:rPr>
+                <w:rFonts w:asciiTheme="minorHAnsi" w:hAnsiTheme="minorHAnsi" w:cstheme="minorHAnsi"/>
+                <w:b/>
+                <w:bCs/>
+                <w:sz w:val="20"/>
+                <w:szCs w:val="24"/>
               </w:rPr>
               <w:t>}</w:t>
             </w:r>
             <w:r>
               <w:rPr>
-                <w:rFonts w:ascii="Arial" w:hAnsi="Arial" w:cs="Arial"/>
+                <w:rFonts w:asciiTheme="minorHAnsi" w:hAnsiTheme="minorHAnsi" w:cstheme="minorHAnsi"/>
                 <w:b/>
                 <w:spacing w:val="-4"/>
-                <w:sz w:val="18"/>
-                <w:szCs w:val="18"/>
+                <w:sz w:val="20"/>
+                <w:szCs w:val="24"/>
               </w:rPr>
               <w:t>Code</w:t>
             </w:r>
-            <w:r>
-              <w:rPr>
-                <w:rFonts w:cstheme="minorHAnsi"/>
-                <w:b/>
-                <w:bCs/>
-                <w:sz w:val="18"/>
-                <w:szCs w:val="18"/>
-              </w:rPr>
-              <w:t>{/isUK}{#</w:t>
-            </w:r>
-            <w:r>
-              <w:rPr>
-                <w:rFonts w:cstheme="minorHAnsi"/>
-                <w:b/>
-                <w:bCs/>
-                <w:sz w:val="18"/>
-                <w:szCs w:val="18"/>
+            <w:proofErr w:type="gramEnd"/>
+            <w:r>
+              <w:rPr>
+                <w:rFonts w:asciiTheme="minorHAnsi" w:hAnsiTheme="minorHAnsi" w:cstheme="minorHAnsi"/>
+                <w:b/>
+                <w:bCs/>
+                <w:sz w:val="20"/>
+                <w:szCs w:val="24"/>
+              </w:rPr>
+              <w:t>{/</w:t>
+            </w:r>
+            <w:proofErr w:type="spellStart"/>
+            <w:proofErr w:type="gramStart"/>
+            <w:r>
+              <w:rPr>
+                <w:rFonts w:asciiTheme="minorHAnsi" w:hAnsiTheme="minorHAnsi" w:cstheme="minorHAnsi"/>
+                <w:b/>
+                <w:bCs/>
+                <w:sz w:val="20"/>
+                <w:szCs w:val="24"/>
+              </w:rPr>
+              <w:t>isUK</w:t>
+            </w:r>
+            <w:proofErr w:type="spellEnd"/>
+            <w:r>
+              <w:rPr>
+                <w:rFonts w:asciiTheme="minorHAnsi" w:hAnsiTheme="minorHAnsi" w:cstheme="minorHAnsi"/>
+                <w:b/>
+                <w:bCs/>
+                <w:sz w:val="20"/>
+                <w:szCs w:val="24"/>
+              </w:rPr>
+              <w:t>}{</w:t>
+            </w:r>
+            <w:proofErr w:type="gramEnd"/>
+            <w:r>
+              <w:rPr>
+                <w:rFonts w:asciiTheme="minorHAnsi" w:hAnsiTheme="minorHAnsi" w:cstheme="minorHAnsi"/>
+                <w:b/>
+                <w:bCs/>
+                <w:sz w:val="20"/>
+                <w:szCs w:val="24"/>
+              </w:rPr>
+              <w:t>#</w:t>
+            </w:r>
+            <w:proofErr w:type="spellStart"/>
+            <w:proofErr w:type="gramStart"/>
+            <w:r>
+              <w:rPr>
+                <w:rFonts w:asciiTheme="minorHAnsi" w:hAnsiTheme="minorHAnsi" w:cstheme="minorHAnsi"/>
+                <w:b/>
+                <w:bCs/>
+                <w:sz w:val="20"/>
+                <w:szCs w:val="24"/>
                 <w:lang w:val="en-IN"/>
               </w:rPr>
               <w:t>isGen</w:t>
             </w:r>
-            <w:r>
-              <w:rPr>
-                <w:rFonts w:cstheme="minorHAnsi"/>
-                <w:b/>
-                <w:bCs/>
-                <w:sz w:val="18"/>
-                <w:szCs w:val="18"/>
+            <w:proofErr w:type="spellEnd"/>
+            <w:r>
+              <w:rPr>
+                <w:rFonts w:asciiTheme="minorHAnsi" w:hAnsiTheme="minorHAnsi" w:cstheme="minorHAnsi"/>
+                <w:b/>
+                <w:bCs/>
+                <w:sz w:val="20"/>
+                <w:szCs w:val="24"/>
               </w:rPr>
               <w:t>}</w:t>
             </w:r>
             <w:r>
               <w:rPr>
-                <w:rFonts w:ascii="Arial" w:hAnsi="Arial" w:cs="Arial"/>
+                <w:rFonts w:asciiTheme="minorHAnsi" w:hAnsiTheme="minorHAnsi" w:cstheme="minorHAnsi"/>
                 <w:b/>
                 <w:spacing w:val="-4"/>
-                <w:sz w:val="18"/>
-                <w:szCs w:val="18"/>
+                <w:sz w:val="20"/>
+                <w:szCs w:val="24"/>
               </w:rPr>
               <w:t>Grade</w:t>
             </w:r>
-            <w:r>
-              <w:rPr>
-                <w:rFonts w:cstheme="minorHAnsi"/>
-                <w:b/>
-                <w:bCs/>
-                <w:sz w:val="18"/>
-                <w:szCs w:val="18"/>
+            <w:proofErr w:type="gramEnd"/>
+            <w:r>
+              <w:rPr>
+                <w:rFonts w:asciiTheme="minorHAnsi" w:hAnsiTheme="minorHAnsi" w:cstheme="minorHAnsi"/>
+                <w:b/>
+                <w:bCs/>
+                <w:sz w:val="20"/>
+                <w:szCs w:val="24"/>
               </w:rPr>
               <w:t>{/</w:t>
             </w:r>
-            <w:r>
-              <w:rPr>
-                <w:rFonts w:cstheme="minorHAnsi"/>
-                <w:b/>
-                <w:bCs/>
-                <w:sz w:val="18"/>
-                <w:szCs w:val="18"/>
+            <w:proofErr w:type="spellStart"/>
+            <w:r>
+              <w:rPr>
+                <w:rFonts w:asciiTheme="minorHAnsi" w:hAnsiTheme="minorHAnsi" w:cstheme="minorHAnsi"/>
+                <w:b/>
+                <w:bCs/>
+                <w:sz w:val="20"/>
+                <w:szCs w:val="24"/>
                 <w:lang w:val="en-IN"/>
               </w:rPr>
               <w:t>isGen</w:t>
             </w:r>
-            <w:r>
-              <w:rPr>
-                <w:rFonts w:cstheme="minorHAnsi"/>
-                <w:b/>
-                <w:bCs/>
-                <w:sz w:val="18"/>
-                <w:szCs w:val="18"/>
+            <w:proofErr w:type="spellEnd"/>
+            <w:r>
+              <w:rPr>
+                <w:rFonts w:asciiTheme="minorHAnsi" w:hAnsiTheme="minorHAnsi" w:cstheme="minorHAnsi"/>
+                <w:b/>
+                <w:bCs/>
+                <w:sz w:val="20"/>
+                <w:szCs w:val="24"/>
               </w:rPr>
               <w:t>}</w:t>
             </w:r>
@@ -1586,100 +1670,166 @@
             <w:pPr>
               <w:ind w:right="113"/>
               <w:rPr>
-                <w:rFonts w:ascii="Arial" w:hAnsi="Arial" w:cs="Arial"/>
-                <w:sz w:val="18"/>
-                <w:szCs w:val="18"/>
-              </w:rPr>
-            </w:pPr>
-            <w:r>
-              <w:rPr>
-                <w:rFonts w:cstheme="minorHAnsi"/>
-                <w:b/>
-                <w:bCs/>
-                <w:sz w:val="18"/>
-                <w:szCs w:val="18"/>
-              </w:rPr>
-              <w:t xml:space="preserve">{#isAus}ASW </w:t>
-            </w:r>
-            <w:r>
-              <w:rPr>
-                <w:rFonts w:cstheme="minorHAnsi"/>
-                <w:b/>
-                <w:bCs/>
-                <w:sz w:val="18"/>
-                <w:szCs w:val="18"/>
-              </w:rPr>
-              <w:t>PO.</w:t>
-            </w:r>
-            <w:r>
-              <w:rPr>
-                <w:rFonts w:cstheme="minorHAnsi"/>
-                <w:b/>
-                <w:bCs/>
-                <w:sz w:val="18"/>
-                <w:szCs w:val="18"/>
-              </w:rPr>
-              <w:t>No{/isAus}{#</w:t>
-            </w:r>
-            <w:r>
-              <w:rPr>
-                <w:rFonts w:cstheme="minorHAnsi"/>
-                <w:b/>
-                <w:bCs/>
-                <w:sz w:val="18"/>
-                <w:szCs w:val="18"/>
+                <w:rFonts w:asciiTheme="minorHAnsi" w:hAnsiTheme="minorHAnsi" w:cstheme="minorHAnsi"/>
+                <w:sz w:val="20"/>
+                <w:szCs w:val="24"/>
+              </w:rPr>
+            </w:pPr>
+            <w:r>
+              <w:rPr>
+                <w:rFonts w:asciiTheme="minorHAnsi" w:hAnsiTheme="minorHAnsi" w:cstheme="minorHAnsi"/>
+                <w:b/>
+                <w:bCs/>
+                <w:sz w:val="20"/>
+                <w:szCs w:val="24"/>
+              </w:rPr>
+              <w:t>{#</w:t>
+            </w:r>
+            <w:proofErr w:type="gramStart"/>
+            <w:r>
+              <w:rPr>
+                <w:rFonts w:asciiTheme="minorHAnsi" w:hAnsiTheme="minorHAnsi" w:cstheme="minorHAnsi"/>
+                <w:b/>
+                <w:bCs/>
+                <w:sz w:val="20"/>
+                <w:szCs w:val="24"/>
+              </w:rPr>
+              <w:t>isAus}ASW</w:t>
+            </w:r>
+            <w:proofErr w:type="gramEnd"/>
+            <w:r>
+              <w:rPr>
+                <w:rFonts w:asciiTheme="minorHAnsi" w:hAnsiTheme="minorHAnsi" w:cstheme="minorHAnsi"/>
+                <w:b/>
+                <w:bCs/>
+                <w:sz w:val="20"/>
+                <w:szCs w:val="24"/>
+              </w:rPr>
+              <w:t xml:space="preserve"> </w:t>
+            </w:r>
+            <w:proofErr w:type="spellStart"/>
+            <w:proofErr w:type="gramStart"/>
+            <w:r>
+              <w:rPr>
+                <w:rFonts w:asciiTheme="minorHAnsi" w:hAnsiTheme="minorHAnsi" w:cstheme="minorHAnsi"/>
+                <w:b/>
+                <w:bCs/>
+                <w:sz w:val="20"/>
+                <w:szCs w:val="24"/>
+              </w:rPr>
+              <w:t>PO.No</w:t>
+            </w:r>
+            <w:proofErr w:type="spellEnd"/>
+            <w:proofErr w:type="gramEnd"/>
+            <w:r>
+              <w:rPr>
+                <w:rFonts w:asciiTheme="minorHAnsi" w:hAnsiTheme="minorHAnsi" w:cstheme="minorHAnsi"/>
+                <w:b/>
+                <w:bCs/>
+                <w:sz w:val="20"/>
+                <w:szCs w:val="24"/>
+              </w:rPr>
+              <w:t>{/</w:t>
+            </w:r>
+            <w:proofErr w:type="spellStart"/>
+            <w:proofErr w:type="gramStart"/>
+            <w:r>
+              <w:rPr>
+                <w:rFonts w:asciiTheme="minorHAnsi" w:hAnsiTheme="minorHAnsi" w:cstheme="minorHAnsi"/>
+                <w:b/>
+                <w:bCs/>
+                <w:sz w:val="20"/>
+                <w:szCs w:val="24"/>
+              </w:rPr>
+              <w:t>isAus</w:t>
+            </w:r>
+            <w:proofErr w:type="spellEnd"/>
+            <w:r>
+              <w:rPr>
+                <w:rFonts w:asciiTheme="minorHAnsi" w:hAnsiTheme="minorHAnsi" w:cstheme="minorHAnsi"/>
+                <w:b/>
+                <w:bCs/>
+                <w:sz w:val="20"/>
+                <w:szCs w:val="24"/>
+              </w:rPr>
+              <w:t>}{</w:t>
+            </w:r>
+            <w:proofErr w:type="gramEnd"/>
+            <w:r>
+              <w:rPr>
+                <w:rFonts w:asciiTheme="minorHAnsi" w:hAnsiTheme="minorHAnsi" w:cstheme="minorHAnsi"/>
+                <w:b/>
+                <w:bCs/>
+                <w:sz w:val="20"/>
+                <w:szCs w:val="24"/>
+              </w:rPr>
+              <w:t>#</w:t>
+            </w:r>
+            <w:proofErr w:type="spellStart"/>
+            <w:proofErr w:type="gramStart"/>
+            <w:r>
+              <w:rPr>
+                <w:rFonts w:asciiTheme="minorHAnsi" w:hAnsiTheme="minorHAnsi" w:cstheme="minorHAnsi"/>
+                <w:b/>
+                <w:bCs/>
+                <w:sz w:val="20"/>
+                <w:szCs w:val="24"/>
                 <w:lang w:val="en-IN"/>
               </w:rPr>
               <w:t>isGen</w:t>
             </w:r>
-            <w:r>
-              <w:rPr>
-                <w:rFonts w:cstheme="minorHAnsi"/>
-                <w:b/>
-                <w:bCs/>
-                <w:sz w:val="18"/>
-                <w:szCs w:val="18"/>
+            <w:proofErr w:type="spellEnd"/>
+            <w:r>
+              <w:rPr>
+                <w:rFonts w:asciiTheme="minorHAnsi" w:hAnsiTheme="minorHAnsi" w:cstheme="minorHAnsi"/>
+                <w:b/>
+                <w:bCs/>
+                <w:sz w:val="20"/>
+                <w:szCs w:val="24"/>
               </w:rPr>
               <w:t>}</w:t>
             </w:r>
             <w:r>
               <w:rPr>
-                <w:rFonts w:ascii="Arial" w:hAnsi="Arial" w:cs="Arial"/>
+                <w:rFonts w:asciiTheme="minorHAnsi" w:hAnsiTheme="minorHAnsi" w:cstheme="minorHAnsi"/>
                 <w:b/>
                 <w:spacing w:val="-4"/>
-                <w:sz w:val="18"/>
-                <w:szCs w:val="18"/>
+                <w:sz w:val="20"/>
+                <w:szCs w:val="24"/>
               </w:rPr>
               <w:t>Brand</w:t>
             </w:r>
-            <w:r>
-              <w:rPr>
-                <w:rFonts w:cstheme="minorHAnsi"/>
-                <w:b/>
-                <w:bCs/>
-                <w:sz w:val="18"/>
-                <w:szCs w:val="18"/>
+            <w:proofErr w:type="gramEnd"/>
+            <w:r>
+              <w:rPr>
+                <w:rFonts w:asciiTheme="minorHAnsi" w:hAnsiTheme="minorHAnsi" w:cstheme="minorHAnsi"/>
+                <w:b/>
+                <w:bCs/>
+                <w:sz w:val="20"/>
+                <w:szCs w:val="24"/>
               </w:rPr>
               <w:t>{/</w:t>
             </w:r>
-            <w:r>
-              <w:rPr>
-                <w:rFonts w:cstheme="minorHAnsi"/>
-                <w:b/>
-                <w:bCs/>
-                <w:sz w:val="18"/>
-                <w:szCs w:val="18"/>
+            <w:proofErr w:type="spellStart"/>
+            <w:r>
+              <w:rPr>
+                <w:rFonts w:asciiTheme="minorHAnsi" w:hAnsiTheme="minorHAnsi" w:cstheme="minorHAnsi"/>
+                <w:b/>
+                <w:bCs/>
+                <w:sz w:val="20"/>
+                <w:szCs w:val="24"/>
                 <w:lang w:val="en-IN"/>
               </w:rPr>
               <w:t>isGen</w:t>
             </w:r>
-            <w:r>
-              <w:rPr>
-                <w:rFonts w:cstheme="minorHAnsi"/>
-                <w:b/>
-                <w:bCs/>
-                <w:sz w:val="18"/>
-                <w:szCs w:val="18"/>
+            <w:proofErr w:type="spellEnd"/>
+            <w:r>
+              <w:rPr>
+                <w:rFonts w:asciiTheme="minorHAnsi" w:hAnsiTheme="minorHAnsi" w:cstheme="minorHAnsi"/>
+                <w:b/>
+                <w:bCs/>
+                <w:sz w:val="20"/>
+                <w:szCs w:val="24"/>
               </w:rPr>
               <w:t>}</w:t>
             </w:r>
@@ -1695,17 +1845,19 @@
                 <w:tab w:val="left" w:pos="2878"/>
               </w:tabs>
               <w:rPr>
-                <w:rFonts w:ascii="Arial" w:hAnsi="Arial" w:cs="Arial"/>
-                <w:b/>
-                <w:sz w:val="18"/>
-              </w:rPr>
-            </w:pPr>
-            <w:r>
-              <w:rPr>
-                <w:rFonts w:ascii="Arial" w:hAnsi="Arial" w:cs="Arial"/>
+                <w:rFonts w:asciiTheme="minorHAnsi" w:hAnsiTheme="minorHAnsi" w:cstheme="minorHAnsi"/>
+                <w:b/>
+                <w:sz w:val="20"/>
+                <w:szCs w:val="24"/>
+              </w:rPr>
+            </w:pPr>
+            <w:r>
+              <w:rPr>
+                <w:rFonts w:asciiTheme="minorHAnsi" w:hAnsiTheme="minorHAnsi" w:cstheme="minorHAnsi"/>
                 <w:b/>
                 <w:spacing w:val="-2"/>
-                <w:sz w:val="18"/>
+                <w:sz w:val="20"/>
+                <w:szCs w:val="24"/>
               </w:rPr>
               <w:t>Design</w:t>
             </w:r>
@@ -1720,15 +1872,18 @@
             <w:pPr>
               <w:ind w:right="113"/>
               <w:rPr>
-                <w:rFonts w:ascii="Arial" w:hAnsi="Arial" w:cs="Arial"/>
-              </w:rPr>
-            </w:pPr>
-            <w:r>
-              <w:rPr>
-                <w:rFonts w:ascii="Arial" w:hAnsi="Arial" w:cs="Arial"/>
+                <w:rFonts w:asciiTheme="minorHAnsi" w:hAnsiTheme="minorHAnsi" w:cstheme="minorHAnsi"/>
+                <w:sz w:val="20"/>
+                <w:szCs w:val="24"/>
+              </w:rPr>
+            </w:pPr>
+            <w:r>
+              <w:rPr>
+                <w:rFonts w:asciiTheme="minorHAnsi" w:hAnsiTheme="minorHAnsi" w:cstheme="minorHAnsi"/>
                 <w:b/>
                 <w:spacing w:val="-2"/>
-                <w:sz w:val="18"/>
+                <w:sz w:val="20"/>
+                <w:szCs w:val="24"/>
               </w:rPr>
               <w:t>Finish</w:t>
             </w:r>
@@ -1743,15 +1898,18 @@
               <w:ind w:right="113"/>
               <w:jc w:val="right"/>
               <w:rPr>
-                <w:rFonts w:ascii="Arial" w:hAnsi="Arial" w:cs="Arial"/>
-              </w:rPr>
-            </w:pPr>
-            <w:r>
-              <w:rPr>
-                <w:rFonts w:ascii="Arial" w:hAnsi="Arial" w:cs="Arial"/>
+                <w:rFonts w:asciiTheme="minorHAnsi" w:hAnsiTheme="minorHAnsi" w:cstheme="minorHAnsi"/>
+                <w:sz w:val="20"/>
+                <w:szCs w:val="24"/>
+              </w:rPr>
+            </w:pPr>
+            <w:r>
+              <w:rPr>
+                <w:rFonts w:asciiTheme="minorHAnsi" w:hAnsiTheme="minorHAnsi" w:cstheme="minorHAnsi"/>
                 <w:b/>
                 <w:spacing w:val="-5"/>
-                <w:sz w:val="18"/>
+                <w:sz w:val="20"/>
+                <w:szCs w:val="24"/>
               </w:rPr>
               <w:t>Qty</w:t>
             </w:r>
@@ -1766,18 +1924,20 @@
               <w:ind w:right="113"/>
               <w:jc w:val="right"/>
               <w:rPr>
-                <w:rFonts w:ascii="Arial" w:hAnsi="Arial" w:cs="Arial"/>
+                <w:rFonts w:asciiTheme="minorHAnsi" w:hAnsiTheme="minorHAnsi" w:cstheme="minorHAnsi"/>
                 <w:b/>
                 <w:spacing w:val="-2"/>
-                <w:sz w:val="18"/>
-              </w:rPr>
-            </w:pPr>
-            <w:r>
-              <w:rPr>
-                <w:rFonts w:ascii="Arial" w:hAnsi="Arial" w:cs="Arial"/>
+                <w:sz w:val="20"/>
+                <w:szCs w:val="24"/>
+              </w:rPr>
+            </w:pPr>
+            <w:r>
+              <w:rPr>
+                <w:rFonts w:asciiTheme="minorHAnsi" w:hAnsiTheme="minorHAnsi" w:cstheme="minorHAnsi"/>
                 <w:b/>
                 <w:spacing w:val="-2"/>
-                <w:sz w:val="18"/>
+                <w:sz w:val="20"/>
+                <w:szCs w:val="24"/>
               </w:rPr>
               <w:t>Price</w:t>
             </w:r>
@@ -1787,18 +1947,42 @@
               <w:ind w:right="113"/>
               <w:jc w:val="right"/>
               <w:rPr>
-                <w:rFonts w:ascii="Arial" w:hAnsi="Arial" w:cs="Arial"/>
-              </w:rPr>
-            </w:pPr>
-            <w:r>
-              <w:rPr>
-                <w:rFonts w:ascii="Arial" w:hAnsi="Arial" w:cs="Arial"/>
-                <w:b/>
-                <w:bCs/>
-                <w:sz w:val="18"/>
-                <w:szCs w:val="18"/>
-              </w:rPr>
-              <w:t>{currencyChar}</w:t>
+                <w:rFonts w:asciiTheme="minorHAnsi" w:hAnsiTheme="minorHAnsi" w:cstheme="minorHAnsi"/>
+                <w:sz w:val="20"/>
+                <w:szCs w:val="24"/>
+              </w:rPr>
+            </w:pPr>
+            <w:r>
+              <w:rPr>
+                <w:rFonts w:asciiTheme="minorHAnsi" w:hAnsiTheme="minorHAnsi" w:cstheme="minorHAnsi"/>
+                <w:b/>
+                <w:bCs/>
+                <w:sz w:val="20"/>
+                <w:szCs w:val="24"/>
+              </w:rPr>
+              <w:t>{</w:t>
+            </w:r>
+            <w:proofErr w:type="spellStart"/>
+            <w:r>
+              <w:rPr>
+                <w:rFonts w:asciiTheme="minorHAnsi" w:hAnsiTheme="minorHAnsi" w:cstheme="minorHAnsi"/>
+                <w:b/>
+                <w:bCs/>
+                <w:sz w:val="20"/>
+                <w:szCs w:val="24"/>
+              </w:rPr>
+              <w:t>currencyChar</w:t>
+            </w:r>
+            <w:proofErr w:type="spellEnd"/>
+            <w:r>
+              <w:rPr>
+                <w:rFonts w:asciiTheme="minorHAnsi" w:hAnsiTheme="minorHAnsi" w:cstheme="minorHAnsi"/>
+                <w:b/>
+                <w:bCs/>
+                <w:sz w:val="20"/>
+                <w:szCs w:val="24"/>
+              </w:rPr>
+              <w:t>}</w:t>
             </w:r>
           </w:p>
         </w:tc>
@@ -1808,54 +1992,77 @@
           </w:tcPr>
           <w:p>
             <w:pPr>
-              <w:spacing w:line="297" w:lineRule="auto"/>
               <w:ind w:right="227"/>
               <w:jc w:val="right"/>
               <w:rPr>
-                <w:rFonts w:ascii="Arial" w:hAnsi="Arial" w:cs="Arial"/>
+                <w:rFonts w:asciiTheme="minorHAnsi" w:hAnsiTheme="minorHAnsi" w:cstheme="minorHAnsi"/>
                 <w:b/>
                 <w:spacing w:val="-2"/>
-                <w:sz w:val="18"/>
-              </w:rPr>
-            </w:pPr>
-            <w:r>
-              <w:rPr>
-                <w:rFonts w:ascii="Arial" w:hAnsi="Arial" w:cs="Arial"/>
+                <w:sz w:val="20"/>
+                <w:szCs w:val="24"/>
+              </w:rPr>
+            </w:pPr>
+            <w:r>
+              <w:rPr>
+                <w:rFonts w:asciiTheme="minorHAnsi" w:hAnsiTheme="minorHAnsi" w:cstheme="minorHAnsi"/>
                 <w:b/>
                 <w:spacing w:val="-2"/>
-                <w:sz w:val="18"/>
+                <w:sz w:val="20"/>
+                <w:szCs w:val="24"/>
               </w:rPr>
               <w:t>Value</w:t>
             </w:r>
           </w:p>
           <w:p>
             <w:pPr>
-              <w:spacing w:line="297" w:lineRule="auto"/>
               <w:ind w:right="227"/>
               <w:jc w:val="right"/>
               <w:rPr>
-                <w:rFonts w:ascii="Arial" w:hAnsi="Arial" w:cs="Arial"/>
-                <w:b/>
-                <w:bCs/>
-                <w:sz w:val="18"/>
-              </w:rPr>
-            </w:pPr>
-            <w:r>
-              <w:rPr>
-                <w:rFonts w:ascii="Arial" w:hAnsi="Arial" w:cs="Arial"/>
-                <w:b/>
-                <w:bCs/>
-                <w:sz w:val="18"/>
-                <w:szCs w:val="18"/>
-              </w:rPr>
-              <w:t>{currencyChar}</w:t>
+                <w:rFonts w:asciiTheme="minorHAnsi" w:hAnsiTheme="minorHAnsi" w:cstheme="minorHAnsi"/>
+                <w:b/>
+                <w:bCs/>
+                <w:sz w:val="20"/>
+                <w:szCs w:val="24"/>
+              </w:rPr>
+            </w:pPr>
+            <w:r>
+              <w:rPr>
+                <w:rFonts w:asciiTheme="minorHAnsi" w:hAnsiTheme="minorHAnsi" w:cstheme="minorHAnsi"/>
+                <w:b/>
+                <w:bCs/>
+                <w:sz w:val="20"/>
+                <w:szCs w:val="24"/>
+              </w:rPr>
+              <w:t>{</w:t>
+            </w:r>
+            <w:proofErr w:type="spellStart"/>
+            <w:r>
+              <w:rPr>
+                <w:rFonts w:asciiTheme="minorHAnsi" w:hAnsiTheme="minorHAnsi" w:cstheme="minorHAnsi"/>
+                <w:b/>
+                <w:bCs/>
+                <w:sz w:val="20"/>
+                <w:szCs w:val="24"/>
+              </w:rPr>
+              <w:t>currencyChar</w:t>
+            </w:r>
+            <w:proofErr w:type="spellEnd"/>
+            <w:r>
+              <w:rPr>
+                <w:rFonts w:asciiTheme="minorHAnsi" w:hAnsiTheme="minorHAnsi" w:cstheme="minorHAnsi"/>
+                <w:b/>
+                <w:bCs/>
+                <w:sz w:val="20"/>
+                <w:szCs w:val="24"/>
+              </w:rPr>
+              <w:t>}</w:t>
             </w:r>
           </w:p>
         </w:tc>
       </w:tr>
       <w:tr>
         <w:trPr>
-          <w:trHeight w:val="719"/>
+          <w:trHeight w:val="603"/>
         </w:trPr>
         <w:tc>
           <w:tcPr>
@@ -1866,102 +2073,99 @@
             <w:pPr>
               <w:ind w:right="227"/>
               <w:rPr>
-                <w:rFonts w:ascii="Arial" w:hAnsi="Arial" w:cs="Arial"/>
-                <w:sz w:val="12"/>
-                <w:szCs w:val="12"/>
-              </w:rPr>
-            </w:pPr>
+                <w:rFonts w:asciiTheme="minorHAnsi" w:hAnsiTheme="minorHAnsi" w:cstheme="minorHAnsi"/>
+                <w:sz w:val="20"/>
+                <w:szCs w:val="20"/>
+              </w:rPr>
+            </w:pPr>
+            <w:r>
+              <w:rPr>
+                <w:rFonts w:asciiTheme="minorHAnsi" w:hAnsiTheme="minorHAnsi" w:cstheme="minorHAnsi"/>
+                <w:sz w:val="20"/>
+                <w:szCs w:val="20"/>
+              </w:rPr>
+              <w:t>{#</w:t>
+            </w:r>
+            <w:proofErr w:type="gramStart"/>
+            <w:r>
+              <w:rPr>
+                <w:rFonts w:asciiTheme="minorHAnsi" w:hAnsiTheme="minorHAnsi" w:cstheme="minorHAnsi"/>
+                <w:sz w:val="20"/>
+                <w:szCs w:val="20"/>
+              </w:rPr>
+              <w:t>IPItems}</w:t>
+            </w:r>
+            <w:r>
+              <w:rPr>
+                <w:rFonts w:asciiTheme="minorHAnsi" w:hAnsiTheme="minorHAnsi" w:cstheme="minorHAnsi"/>
+                <w:sz w:val="20"/>
+                <w:szCs w:val="20"/>
+              </w:rPr>
+              <w:t>{</w:t>
+            </w:r>
+            <w:proofErr w:type="gramEnd"/>
+            <w:r>
+              <w:rPr>
+                <w:rFonts w:asciiTheme="minorHAnsi" w:hAnsiTheme="minorHAnsi" w:cstheme="minorHAnsi"/>
+                <w:sz w:val="20"/>
+                <w:szCs w:val="20"/>
+              </w:rPr>
+              <w:t>#</w:t>
+            </w:r>
+            <w:proofErr w:type="gramStart"/>
+            <w:r>
+              <w:rPr>
+                <w:rFonts w:asciiTheme="minorHAnsi" w:hAnsiTheme="minorHAnsi" w:cstheme="minorHAnsi"/>
+                <w:sz w:val="20"/>
+                <w:szCs w:val="20"/>
+              </w:rPr>
+              <w:t>showThickness}</w:t>
+            </w:r>
+            <w:r>
+              <w:rPr>
+                <w:rFonts w:asciiTheme="minorHAnsi" w:hAnsiTheme="minorHAnsi" w:cstheme="minorHAnsi"/>
+                <w:b/>
+                <w:bCs/>
+                <w:sz w:val="20"/>
+                <w:szCs w:val="20"/>
+              </w:rPr>
+              <w:t>{</w:t>
+            </w:r>
+            <w:proofErr w:type="gramEnd"/>
+            <w:r>
+              <w:rPr>
+                <w:rFonts w:asciiTheme="minorHAnsi" w:hAnsiTheme="minorHAnsi" w:cstheme="minorHAnsi"/>
+                <w:b/>
+                <w:bCs/>
+                <w:sz w:val="20"/>
+                <w:szCs w:val="20"/>
+              </w:rPr>
+              <w:t>thicknessDetail}</w:t>
+            </w:r>
+            <w:r>
+              <w:rPr>
+                <w:rFonts w:asciiTheme="minorHAnsi" w:hAnsiTheme="minorHAnsi" w:cstheme="minorHAnsi"/>
+                <w:sz w:val="20"/>
+                <w:szCs w:val="20"/>
+              </w:rPr>
+              <w:t>{/showThickness}</w:t>
+            </w:r>
           </w:p>
           <w:p>
             <w:pPr>
               <w:ind w:right="227"/>
               <w:rPr>
-                <w:rFonts w:ascii="Arial" w:hAnsi="Arial" w:cs="Arial"/>
-                <w:sz w:val="20"/>
-                <w:szCs w:val="20"/>
-              </w:rPr>
-            </w:pPr>
-            <w:r>
-              <w:rPr>
-                <w:rFonts w:ascii="Arial" w:hAnsi="Arial" w:cs="Arial"/>
-                <w:sz w:val="20"/>
-                <w:szCs w:val="20"/>
-              </w:rPr>
-              <w:t>{#IPItems}</w:t>
-            </w:r>
-            <w:r>
-              <w:rPr>
-                <w:rFonts w:cstheme="minorHAnsi"/>
-                <w:sz w:val="20"/>
-                <w:szCs w:val="20"/>
-              </w:rPr>
-              <w:t>{#</w:t>
-            </w:r>
-            <w:r>
-              <w:rPr>
-                <w:rFonts w:ascii="Arial" w:hAnsi="Arial" w:cs="Arial"/>
-                <w:sz w:val="20"/>
-                <w:szCs w:val="20"/>
-              </w:rPr>
-              <w:t>showThickness</w:t>
-            </w:r>
-            <w:r>
-              <w:rPr>
-                <w:rFonts w:cstheme="minorHAnsi"/>
-                <w:sz w:val="20"/>
-                <w:szCs w:val="20"/>
-              </w:rPr>
-              <w:t>}</w:t>
-            </w:r>
-            <w:r>
-              <w:rPr>
-                <w:rFonts w:ascii="Arial" w:hAnsi="Arial" w:cs="Arial"/>
-                <w:b/>
-                <w:bCs/>
-                <w:sz w:val="20"/>
-                <w:szCs w:val="20"/>
-              </w:rPr>
-              <w:t>{thicknessDetail}</w:t>
-            </w:r>
-            <w:r>
-              <w:rPr>
-                <w:rFonts w:cstheme="minorHAnsi"/>
-                <w:sz w:val="20"/>
-                <w:szCs w:val="20"/>
-              </w:rPr>
-              <w:t>{/</w:t>
-            </w:r>
-            <w:r>
-              <w:rPr>
-                <w:rFonts w:cstheme="minorHAnsi"/>
-                <w:sz w:val="20"/>
-                <w:szCs w:val="20"/>
-              </w:rPr>
-              <w:t>showThickness</w:t>
-            </w:r>
-            <w:r>
-              <w:rPr>
-                <w:rFonts w:cstheme="minorHAnsi"/>
-                <w:sz w:val="20"/>
-                <w:szCs w:val="20"/>
-              </w:rPr>
-              <w:t>}</w:t>
-            </w:r>
-          </w:p>
-          <w:p>
-            <w:pPr>
-              <w:ind w:right="227"/>
-              <w:rPr>
-                <w:rFonts w:ascii="Arial" w:hAnsi="Arial" w:cs="Arial"/>
-                <w:b/>
-                <w:bCs/>
-                <w:sz w:val="20"/>
-                <w:szCs w:val="20"/>
-              </w:rPr>
-            </w:pPr>
-            <w:r>
-              <w:rPr>
-                <w:rFonts w:ascii="Arial" w:hAnsi="Arial" w:cs="Arial"/>
+                <w:rFonts w:asciiTheme="minorHAnsi" w:hAnsiTheme="minorHAnsi" w:cstheme="minorHAnsi"/>
+                <w:b/>
+                <w:bCs/>
+                <w:sz w:val="20"/>
+                <w:szCs w:val="20"/>
+                <w:lang w:val="en-IN"/>
+              </w:rPr>
+            </w:pPr>
+            <w:r>
+              <w:rPr>
+                <w:rFonts w:asciiTheme="minorHAnsi" w:hAnsiTheme="minorHAnsi" w:cstheme="minorHAnsi"/>
                 <w:b/>
                 <w:bCs/>
                 <w:noProof/>
@@ -2029,7 +2233,7 @@
             </w:r>
             <w:r>
               <w:rPr>
-                <w:rFonts w:ascii="Arial" w:hAnsi="Arial" w:cs="Arial"/>
+                <w:rFonts w:asciiTheme="minorHAnsi" w:hAnsiTheme="minorHAnsi" w:cstheme="minorHAnsi"/>
                 <w:b/>
                 <w:bCs/>
                 <w:sz w:val="20"/>
@@ -2039,7 +2243,7 @@
             </w:r>
             <w:r>
               <w:rPr>
-                <w:rFonts w:ascii="Arial" w:hAnsi="Arial" w:cs="Arial"/>
+                <w:rFonts w:asciiTheme="minorHAnsi" w:hAnsiTheme="minorHAnsi" w:cstheme="minorHAnsi"/>
                 <w:b/>
                 <w:bCs/>
                 <w:sz w:val="20"/>
@@ -2049,7 +2253,17 @@
             </w:r>
             <w:r>
               <w:rPr>
-                <w:rFonts w:ascii="Arial" w:hAnsi="Arial" w:cs="Arial"/>
+                <w:rFonts w:asciiTheme="minorHAnsi" w:hAnsiTheme="minorHAnsi" w:cstheme="minorHAnsi"/>
+                <w:b/>
+                <w:bCs/>
+                <w:sz w:val="20"/>
+                <w:szCs w:val="20"/>
+              </w:rPr>
+              <w:t xml:space="preserve"> </w:t>
+            </w:r>
+            <w:r>
+              <w:rPr>
+                <w:rFonts w:asciiTheme="minorHAnsi" w:hAnsiTheme="minorHAnsi" w:cstheme="minorHAnsi"/>
                 <w:b/>
                 <w:bCs/>
                 <w:sz w:val="20"/>
@@ -2057,9 +2271,98 @@
               </w:rPr>
               <w:t>{#</w:t>
             </w:r>
-            <w:r>
-              <w:rPr>
-                <w:rFonts w:cstheme="minorHAnsi"/>
+            <w:proofErr w:type="spellStart"/>
+            <w:r>
+              <w:rPr>
+                <w:rFonts w:asciiTheme="minorHAnsi" w:hAnsiTheme="minorHAnsi" w:cstheme="minorHAnsi"/>
+                <w:b/>
+                <w:bCs/>
+                <w:sz w:val="20"/>
+                <w:szCs w:val="20"/>
+                <w:lang w:val="en-IN"/>
+              </w:rPr>
+              <w:t>extNotes</w:t>
+            </w:r>
+            <w:proofErr w:type="spellEnd"/>
+            <w:r>
+              <w:rPr>
+                <w:rFonts w:asciiTheme="minorHAnsi" w:hAnsiTheme="minorHAnsi" w:cstheme="minorHAnsi"/>
+                <w:b/>
+                <w:bCs/>
+                <w:sz w:val="20"/>
+                <w:szCs w:val="20"/>
+              </w:rPr>
+              <w:t>} - {</w:t>
+            </w:r>
+            <w:proofErr w:type="spellStart"/>
+            <w:r>
+              <w:rPr>
+                <w:rFonts w:asciiTheme="minorHAnsi" w:hAnsiTheme="minorHAnsi" w:cstheme="minorHAnsi"/>
+                <w:b/>
+                <w:bCs/>
+                <w:sz w:val="20"/>
+                <w:szCs w:val="20"/>
+                <w:lang w:val="en-IN"/>
+              </w:rPr>
+              <w:t>extNotes</w:t>
+            </w:r>
+            <w:proofErr w:type="spellEnd"/>
+            <w:proofErr w:type="gramStart"/>
+            <w:r>
+              <w:rPr>
+                <w:rFonts w:asciiTheme="minorHAnsi" w:hAnsiTheme="minorHAnsi" w:cstheme="minorHAnsi"/>
+                <w:b/>
+                <w:bCs/>
+                <w:sz w:val="20"/>
+                <w:szCs w:val="20"/>
+              </w:rPr>
+              <w:t>}{/}</w:t>
+            </w:r>
+            <w:r>
+              <w:rPr>
+                <w:rFonts w:asciiTheme="minorHAnsi" w:hAnsiTheme="minorHAnsi" w:cstheme="minorHAnsi"/>
+                <w:b/>
+                <w:bCs/>
+                <w:sz w:val="20"/>
+                <w:szCs w:val="20"/>
+              </w:rPr>
+              <w:t xml:space="preserve"> </w:t>
+            </w:r>
+            <w:r>
+              <w:rPr>
+                <w:rFonts w:asciiTheme="minorHAnsi" w:hAnsiTheme="minorHAnsi" w:cstheme="minorHAnsi"/>
+                <w:b/>
+                <w:bCs/>
+                <w:sz w:val="20"/>
+                <w:szCs w:val="20"/>
+              </w:rPr>
+              <w:t xml:space="preserve"> </w:t>
+            </w:r>
+            <w:r>
+              <w:rPr>
+                <w:rFonts w:asciiTheme="minorHAnsi" w:hAnsiTheme="minorHAnsi" w:cstheme="minorHAnsi"/>
+                <w:b/>
+                <w:bCs/>
+                <w:sz w:val="20"/>
+                <w:szCs w:val="20"/>
+              </w:rPr>
+              <w:t>{</w:t>
+            </w:r>
+            <w:proofErr w:type="gramEnd"/>
+            <w:r>
+              <w:rPr>
+                <w:rFonts w:asciiTheme="minorHAnsi" w:hAnsiTheme="minorHAnsi" w:cstheme="minorHAnsi"/>
+                <w:b/>
+                <w:bCs/>
+                <w:sz w:val="20"/>
+                <w:szCs w:val="20"/>
+              </w:rPr>
+              <w:t>#fsc} - {</w:t>
+            </w:r>
+            <w:proofErr w:type="spellStart"/>
+            <w:r>
+              <w:rPr>
+                <w:rFonts w:asciiTheme="minorHAnsi" w:hAnsiTheme="minorHAnsi" w:cstheme="minorHAnsi"/>
                 <w:b/>
                 <w:bCs/>
                 <w:sz w:val="20"/>
@@ -2067,35 +2370,38 @@
               </w:rPr>
               <w:t>fsc</w:t>
             </w:r>
-            <w:r>
-              <w:rPr>
-                <w:rFonts w:ascii="Arial" w:hAnsi="Arial" w:cs="Arial"/>
-                <w:b/>
-                <w:bCs/>
-                <w:sz w:val="20"/>
-                <w:szCs w:val="20"/>
-              </w:rPr>
-              <w:t xml:space="preserve">} - </w:t>
-            </w:r>
-            <w:r>
-              <w:rPr>
-                <w:rFonts w:cstheme="minorHAnsi"/>
-                <w:b/>
-                <w:bCs/>
-                <w:sz w:val="20"/>
-                <w:szCs w:val="20"/>
-              </w:rPr>
-              <w:t>{fsc}</w:t>
-            </w:r>
-            <w:r>
-              <w:rPr>
-                <w:rFonts w:cstheme="minorHAnsi"/>
-                <w:b/>
-                <w:bCs/>
-                <w:sz w:val="20"/>
-                <w:szCs w:val="20"/>
-              </w:rPr>
-              <w:t>{/fsc}</w:t>
+            <w:proofErr w:type="spellEnd"/>
+            <w:r>
+              <w:rPr>
+                <w:rFonts w:asciiTheme="minorHAnsi" w:hAnsiTheme="minorHAnsi" w:cstheme="minorHAnsi"/>
+                <w:b/>
+                <w:bCs/>
+                <w:sz w:val="20"/>
+                <w:szCs w:val="20"/>
+              </w:rPr>
+              <w:t>}{/</w:t>
+            </w:r>
+            <w:proofErr w:type="spellStart"/>
+            <w:r>
+              <w:rPr>
+                <w:rFonts w:asciiTheme="minorHAnsi" w:hAnsiTheme="minorHAnsi" w:cstheme="minorHAnsi"/>
+                <w:b/>
+                <w:bCs/>
+                <w:sz w:val="20"/>
+                <w:szCs w:val="20"/>
+              </w:rPr>
+              <w:t>fsc</w:t>
+            </w:r>
+            <w:proofErr w:type="spellEnd"/>
+            <w:r>
+              <w:rPr>
+                <w:rFonts w:asciiTheme="minorHAnsi" w:hAnsiTheme="minorHAnsi" w:cstheme="minorHAnsi"/>
+                <w:b/>
+                <w:bCs/>
+                <w:sz w:val="20"/>
+                <w:szCs w:val="20"/>
+              </w:rPr>
+              <w:t>}</w:t>
             </w:r>
           </w:p>
         </w:tc>
@@ -2109,38 +2415,48 @@
             <w:pPr>
               <w:ind w:right="113"/>
               <w:rPr>
-                <w:rFonts w:ascii="Arial" w:hAnsi="Arial" w:cs="Arial"/>
-                <w:sz w:val="18"/>
-                <w:szCs w:val="18"/>
-              </w:rPr>
-            </w:pPr>
-            <w:r>
-              <w:rPr>
-                <w:rFonts w:ascii="Arial" w:hAnsi="Arial" w:cs="Arial"/>
-                <w:sz w:val="18"/>
-                <w:szCs w:val="18"/>
-              </w:rPr>
-              <w:t>{#invoices}</w:t>
-            </w:r>
-            <w:r>
-              <w:rPr>
-                <w:rFonts w:cstheme="minorHAnsi"/>
-                <w:sz w:val="18"/>
-                <w:szCs w:val="18"/>
-              </w:rPr>
-              <w:t>{prefixCode}</w:t>
-            </w:r>
-            <w:r>
-              <w:rPr>
-                <w:rFonts w:cstheme="minorHAnsi"/>
-                <w:sz w:val="18"/>
-                <w:szCs w:val="18"/>
-              </w:rPr>
-              <w:t>\</w:t>
-            </w:r>
-            <w:r>
-              <w:rPr>
-                <w:rFonts w:ascii="Arial" w:hAnsi="Arial" w:cs="Arial"/>
+                <w:rFonts w:asciiTheme="minorHAnsi" w:hAnsiTheme="minorHAnsi" w:cstheme="minorHAnsi"/>
+                <w:sz w:val="18"/>
+                <w:szCs w:val="18"/>
+              </w:rPr>
+            </w:pPr>
+            <w:r>
+              <w:rPr>
+                <w:rFonts w:asciiTheme="minorHAnsi" w:hAnsiTheme="minorHAnsi" w:cstheme="minorHAnsi"/>
+                <w:sz w:val="18"/>
+                <w:szCs w:val="18"/>
+              </w:rPr>
+              <w:t>{#</w:t>
+            </w:r>
+            <w:proofErr w:type="gramStart"/>
+            <w:r>
+              <w:rPr>
+                <w:rFonts w:asciiTheme="minorHAnsi" w:hAnsiTheme="minorHAnsi" w:cstheme="minorHAnsi"/>
+                <w:sz w:val="18"/>
+                <w:szCs w:val="18"/>
+              </w:rPr>
+              <w:t>invoices}</w:t>
+            </w:r>
+            <w:r>
+              <w:rPr>
+                <w:rFonts w:asciiTheme="minorHAnsi" w:hAnsiTheme="minorHAnsi" w:cstheme="minorHAnsi"/>
+                <w:sz w:val="18"/>
+                <w:szCs w:val="18"/>
+              </w:rPr>
+              <w:t>{</w:t>
+            </w:r>
+            <w:proofErr w:type="gramEnd"/>
+            <w:r>
+              <w:rPr>
+                <w:rFonts w:asciiTheme="minorHAnsi" w:hAnsiTheme="minorHAnsi" w:cstheme="minorHAnsi"/>
+                <w:sz w:val="18"/>
+                <w:szCs w:val="18"/>
+              </w:rPr>
+              <w:t>prefixCode}\</w:t>
+            </w:r>
+            <w:r>
+              <w:rPr>
+                <w:rFonts w:asciiTheme="minorHAnsi" w:hAnsiTheme="minorHAnsi" w:cstheme="minorHAnsi"/>
                 <w:sz w:val="18"/>
                 <w:szCs w:val="18"/>
               </w:rPr>
@@ -2148,7 +2464,7 @@
             </w:r>
             <w:r>
               <w:rPr>
-                <w:rFonts w:ascii="Arial" w:hAnsi="Arial" w:cs="Arial"/>
+                <w:rFonts w:asciiTheme="minorHAnsi" w:hAnsiTheme="minorHAnsi" w:cstheme="minorHAnsi"/>
                 <w:sz w:val="18"/>
                 <w:szCs w:val="18"/>
               </w:rPr>
@@ -2156,11 +2472,47 @@
             </w:r>
             <w:r>
               <w:rPr>
-                <w:rFonts w:ascii="Arial" w:hAnsi="Arial" w:cs="Arial"/>
-                <w:sz w:val="18"/>
-                <w:szCs w:val="18"/>
-              </w:rPr>
-              <w:t xml:space="preserve"> {containerTo}{/containerTo}</w:t>
+                <w:rFonts w:asciiTheme="minorHAnsi" w:hAnsiTheme="minorHAnsi" w:cstheme="minorHAnsi"/>
+                <w:sz w:val="18"/>
+                <w:szCs w:val="18"/>
+              </w:rPr>
+              <w:t xml:space="preserve"> {</w:t>
+            </w:r>
+            <w:proofErr w:type="spellStart"/>
+            <w:r>
+              <w:rPr>
+                <w:rFonts w:asciiTheme="minorHAnsi" w:hAnsiTheme="minorHAnsi" w:cstheme="minorHAnsi"/>
+                <w:sz w:val="18"/>
+                <w:szCs w:val="18"/>
+              </w:rPr>
+              <w:t>containerTo</w:t>
+            </w:r>
+            <w:proofErr w:type="spellEnd"/>
+            <w:r>
+              <w:rPr>
+                <w:rFonts w:asciiTheme="minorHAnsi" w:hAnsiTheme="minorHAnsi" w:cstheme="minorHAnsi"/>
+                <w:sz w:val="18"/>
+                <w:szCs w:val="18"/>
+              </w:rPr>
+              <w:t>}{/</w:t>
+            </w:r>
+            <w:proofErr w:type="spellStart"/>
+            <w:r>
+              <w:rPr>
+                <w:rFonts w:asciiTheme="minorHAnsi" w:hAnsiTheme="minorHAnsi" w:cstheme="minorHAnsi"/>
+                <w:sz w:val="18"/>
+                <w:szCs w:val="18"/>
+              </w:rPr>
+              <w:t>containerTo</w:t>
+            </w:r>
+            <w:proofErr w:type="spellEnd"/>
+            <w:r>
+              <w:rPr>
+                <w:rFonts w:asciiTheme="minorHAnsi" w:hAnsiTheme="minorHAnsi" w:cstheme="minorHAnsi"/>
+                <w:sz w:val="18"/>
+                <w:szCs w:val="18"/>
+              </w:rPr>
+              <w:t>}</w:t>
             </w:r>
           </w:p>
         </w:tc>
@@ -2173,30 +2525,32 @@
             <w:pPr>
               <w:ind w:right="113"/>
               <w:rPr>
-                <w:rFonts w:ascii="Arial" w:hAnsi="Arial" w:cs="Arial"/>
-                <w:sz w:val="18"/>
-                <w:szCs w:val="18"/>
-              </w:rPr>
-            </w:pPr>
-            <w:r>
-              <w:rPr>
-                <w:rFonts w:ascii="Arial" w:hAnsi="Arial" w:cs="Arial"/>
+                <w:rFonts w:asciiTheme="minorHAnsi" w:hAnsiTheme="minorHAnsi" w:cstheme="minorHAnsi"/>
+                <w:sz w:val="18"/>
+                <w:szCs w:val="18"/>
+              </w:rPr>
+            </w:pPr>
+            <w:r>
+              <w:rPr>
+                <w:rFonts w:asciiTheme="minorHAnsi" w:hAnsiTheme="minorHAnsi" w:cstheme="minorHAnsi"/>
                 <w:sz w:val="18"/>
                 <w:szCs w:val="18"/>
               </w:rPr>
               <w:t>{</w:t>
             </w:r>
-            <w:r>
-              <w:rPr>
-                <w:rFonts w:ascii="Arial" w:hAnsi="Arial" w:cs="Arial"/>
+            <w:proofErr w:type="spellStart"/>
+            <w:r>
+              <w:rPr>
+                <w:rFonts w:asciiTheme="minorHAnsi" w:hAnsiTheme="minorHAnsi" w:cstheme="minorHAnsi"/>
                 <w:sz w:val="18"/>
                 <w:szCs w:val="18"/>
               </w:rPr>
               <w:t>materialGrade</w:t>
             </w:r>
-            <w:r>
-              <w:rPr>
-                <w:rFonts w:ascii="Arial" w:hAnsi="Arial" w:cs="Arial"/>
+            <w:proofErr w:type="spellEnd"/>
+            <w:r>
+              <w:rPr>
+                <w:rFonts w:asciiTheme="minorHAnsi" w:hAnsiTheme="minorHAnsi" w:cstheme="minorHAnsi"/>
                 <w:sz w:val="18"/>
                 <w:szCs w:val="18"/>
               </w:rPr>
@@ -2204,7 +2558,7 @@
             </w:r>
             <w:r>
               <w:rPr>
-                <w:rFonts w:ascii="Arial" w:hAnsi="Arial" w:cs="Arial"/>
+                <w:rFonts w:asciiTheme="minorHAnsi" w:hAnsiTheme="minorHAnsi" w:cstheme="minorHAnsi"/>
                 <w:sz w:val="18"/>
                 <w:szCs w:val="18"/>
               </w:rPr>
@@ -2212,51 +2566,63 @@
             </w:r>
             <w:r>
               <w:rPr>
-                <w:rFonts w:cstheme="minorHAnsi"/>
+                <w:rFonts w:asciiTheme="minorHAnsi" w:hAnsiTheme="minorHAnsi" w:cstheme="minorHAnsi"/>
+                <w:sz w:val="18"/>
+                <w:szCs w:val="18"/>
+              </w:rPr>
+              <w:t>{#isUK}</w:t>
+            </w:r>
+            <w:r>
+              <w:rPr>
+                <w:rFonts w:asciiTheme="minorHAnsi" w:hAnsiTheme="minorHAnsi" w:cstheme="minorHAnsi"/>
+                <w:sz w:val="18"/>
+                <w:szCs w:val="18"/>
+              </w:rPr>
+              <w:t xml:space="preserve"> </w:t>
+            </w:r>
+            <w:r>
+              <w:rPr>
+                <w:rFonts w:asciiTheme="minorHAnsi" w:hAnsiTheme="minorHAnsi" w:cstheme="minorHAnsi"/>
                 <w:sz w:val="18"/>
                 <w:szCs w:val="18"/>
               </w:rPr>
               <w:t>{</w:t>
             </w:r>
-            <w:r>
-              <w:rPr>
-                <w:rFonts w:cstheme="minorHAnsi"/>
-                <w:sz w:val="18"/>
-                <w:szCs w:val="18"/>
-              </w:rPr>
-              <w:t>#</w:t>
-            </w:r>
-            <w:r>
-              <w:rPr>
-                <w:rFonts w:cstheme="minorHAnsi"/>
-                <w:sz w:val="18"/>
-                <w:szCs w:val="18"/>
-              </w:rPr>
-              <w:t>isUK}</w:t>
-            </w:r>
-            <w:r>
-              <w:rPr>
-                <w:rFonts w:cstheme="minorHAnsi"/>
-                <w:sz w:val="18"/>
-                <w:szCs w:val="18"/>
-              </w:rPr>
-              <w:t xml:space="preserve"> </w:t>
-            </w:r>
-            <w:r>
-              <w:rPr>
-                <w:rFonts w:cstheme="minorHAnsi"/>
-                <w:sz w:val="18"/>
-                <w:szCs w:val="18"/>
-              </w:rPr>
-              <w:t>{</w:t>
-            </w:r>
-            <w:r>
-              <w:rPr>
-                <w:rFonts w:cstheme="minorHAnsi"/>
-                <w:sz w:val="18"/>
-                <w:szCs w:val="18"/>
-              </w:rPr>
-              <w:t>brandName}{/isUK}</w:t>
+            <w:proofErr w:type="spellStart"/>
+            <w:r>
+              <w:rPr>
+                <w:rFonts w:asciiTheme="minorHAnsi" w:hAnsiTheme="minorHAnsi" w:cstheme="minorHAnsi"/>
+                <w:sz w:val="18"/>
+                <w:szCs w:val="18"/>
+              </w:rPr>
+              <w:t>brandName</w:t>
+            </w:r>
+            <w:proofErr w:type="spellEnd"/>
+            <w:r>
+              <w:rPr>
+                <w:rFonts w:asciiTheme="minorHAnsi" w:hAnsiTheme="minorHAnsi" w:cstheme="minorHAnsi"/>
+                <w:sz w:val="18"/>
+                <w:szCs w:val="18"/>
+              </w:rPr>
+              <w:t>}{/</w:t>
+            </w:r>
+            <w:proofErr w:type="spellStart"/>
+            <w:r>
+              <w:rPr>
+                <w:rFonts w:asciiTheme="minorHAnsi" w:hAnsiTheme="minorHAnsi" w:cstheme="minorHAnsi"/>
+                <w:sz w:val="18"/>
+                <w:szCs w:val="18"/>
+              </w:rPr>
+              <w:t>isUK</w:t>
+            </w:r>
+            <w:proofErr w:type="spellEnd"/>
+            <w:r>
+              <w:rPr>
+                <w:rFonts w:asciiTheme="minorHAnsi" w:hAnsiTheme="minorHAnsi" w:cstheme="minorHAnsi"/>
+                <w:sz w:val="18"/>
+                <w:szCs w:val="18"/>
+              </w:rPr>
+              <w:t>}</w:t>
             </w:r>
           </w:p>
         </w:tc>
@@ -2268,34 +2634,74 @@
             <w:pPr>
               <w:ind w:right="113"/>
               <w:rPr>
-                <w:rFonts w:ascii="Arial" w:hAnsi="Arial" w:cs="Arial"/>
-                <w:sz w:val="18"/>
-                <w:szCs w:val="18"/>
-              </w:rPr>
-            </w:pPr>
-            <w:r>
-              <w:rPr>
-                <w:rFonts w:cstheme="minorHAnsi"/>
-                <w:sz w:val="18"/>
-                <w:szCs w:val="18"/>
-              </w:rPr>
-              <w:t>{^isUK}</w:t>
-            </w:r>
-            <w:r>
-              <w:rPr>
-                <w:rFonts w:cstheme="minorHAnsi"/>
-                <w:sz w:val="18"/>
-                <w:szCs w:val="18"/>
-              </w:rPr>
-              <w:t>{</w:t>
-            </w:r>
-            <w:r>
-              <w:rPr>
-                <w:rFonts w:cstheme="minorHAnsi"/>
-                <w:sz w:val="18"/>
-                <w:szCs w:val="18"/>
-              </w:rPr>
-              <w:t>brandName}{/isUK}</w:t>
+                <w:rFonts w:asciiTheme="minorHAnsi" w:hAnsiTheme="minorHAnsi" w:cstheme="minorHAnsi"/>
+                <w:sz w:val="18"/>
+                <w:szCs w:val="18"/>
+              </w:rPr>
+            </w:pPr>
+            <w:r>
+              <w:rPr>
+                <w:rFonts w:asciiTheme="minorHAnsi" w:hAnsiTheme="minorHAnsi" w:cstheme="minorHAnsi"/>
+                <w:sz w:val="18"/>
+                <w:szCs w:val="18"/>
+              </w:rPr>
+              <w:t>{^</w:t>
+            </w:r>
+            <w:proofErr w:type="spellStart"/>
+            <w:proofErr w:type="gramStart"/>
+            <w:r>
+              <w:rPr>
+                <w:rFonts w:asciiTheme="minorHAnsi" w:hAnsiTheme="minorHAnsi" w:cstheme="minorHAnsi"/>
+                <w:sz w:val="18"/>
+                <w:szCs w:val="18"/>
+              </w:rPr>
+              <w:t>isUK</w:t>
+            </w:r>
+            <w:proofErr w:type="spellEnd"/>
+            <w:r>
+              <w:rPr>
+                <w:rFonts w:asciiTheme="minorHAnsi" w:hAnsiTheme="minorHAnsi" w:cstheme="minorHAnsi"/>
+                <w:sz w:val="18"/>
+                <w:szCs w:val="18"/>
+              </w:rPr>
+              <w:t>}{</w:t>
+            </w:r>
+            <w:proofErr w:type="spellStart"/>
+            <w:proofErr w:type="gramEnd"/>
+            <w:r>
+              <w:rPr>
+                <w:rFonts w:asciiTheme="minorHAnsi" w:hAnsiTheme="minorHAnsi" w:cstheme="minorHAnsi"/>
+                <w:sz w:val="18"/>
+                <w:szCs w:val="18"/>
+              </w:rPr>
+              <w:t>brandName</w:t>
+            </w:r>
+            <w:proofErr w:type="spellEnd"/>
+            <w:r>
+              <w:rPr>
+                <w:rFonts w:asciiTheme="minorHAnsi" w:hAnsiTheme="minorHAnsi" w:cstheme="minorHAnsi"/>
+                <w:sz w:val="18"/>
+                <w:szCs w:val="18"/>
+              </w:rPr>
+              <w:t>}{/</w:t>
+            </w:r>
+            <w:proofErr w:type="spellStart"/>
+            <w:r>
+              <w:rPr>
+                <w:rFonts w:asciiTheme="minorHAnsi" w:hAnsiTheme="minorHAnsi" w:cstheme="minorHAnsi"/>
+                <w:sz w:val="18"/>
+                <w:szCs w:val="18"/>
+              </w:rPr>
+              <w:t>isUK</w:t>
+            </w:r>
+            <w:proofErr w:type="spellEnd"/>
+            <w:r>
+              <w:rPr>
+                <w:rFonts w:asciiTheme="minorHAnsi" w:hAnsiTheme="minorHAnsi" w:cstheme="minorHAnsi"/>
+                <w:sz w:val="18"/>
+                <w:szCs w:val="18"/>
+              </w:rPr>
+              <w:t>}</w:t>
             </w:r>
           </w:p>
         </w:tc>
@@ -2308,18 +2714,36 @@
               <w:pStyle w:val="NoSpacing"/>
               <w:spacing w:line="276" w:lineRule="auto"/>
               <w:rPr>
-                <w:rFonts w:ascii="Arial" w:hAnsi="Arial" w:cs="Arial"/>
-                <w:sz w:val="18"/>
-                <w:szCs w:val="18"/>
-              </w:rPr>
-            </w:pPr>
-            <w:r>
-              <w:rPr>
-                <w:rFonts w:ascii="Arial" w:hAnsi="Arial" w:cs="Arial"/>
-                <w:sz w:val="18"/>
-                <w:szCs w:val="18"/>
-              </w:rPr>
-              <w:t>{designType}</w:t>
+                <w:rFonts w:cstheme="minorHAnsi"/>
+                <w:sz w:val="18"/>
+                <w:szCs w:val="18"/>
+              </w:rPr>
+            </w:pPr>
+            <w:r>
+              <w:rPr>
+                <w:rFonts w:cstheme="minorHAnsi"/>
+                <w:sz w:val="18"/>
+                <w:szCs w:val="18"/>
+              </w:rPr>
+              <w:t>{</w:t>
+            </w:r>
+            <w:proofErr w:type="spellStart"/>
+            <w:r>
+              <w:rPr>
+                <w:rFonts w:cstheme="minorHAnsi"/>
+                <w:sz w:val="18"/>
+                <w:szCs w:val="18"/>
+              </w:rPr>
+              <w:t>designType</w:t>
+            </w:r>
+            <w:proofErr w:type="spellEnd"/>
+            <w:r>
+              <w:rPr>
+                <w:rFonts w:cstheme="minorHAnsi"/>
+                <w:sz w:val="18"/>
+                <w:szCs w:val="18"/>
+              </w:rPr>
+              <w:t>}</w:t>
             </w:r>
           </w:p>
         </w:tc>
@@ -2332,18 +2756,36 @@
             <w:pPr>
               <w:ind w:right="113"/>
               <w:rPr>
-                <w:rFonts w:ascii="Arial" w:hAnsi="Arial" w:cs="Arial"/>
-                <w:sz w:val="18"/>
-                <w:szCs w:val="18"/>
-              </w:rPr>
-            </w:pPr>
-            <w:r>
-              <w:rPr>
-                <w:rFonts w:ascii="Arial" w:hAnsi="Arial" w:cs="Arial"/>
-                <w:sz w:val="18"/>
-                <w:szCs w:val="18"/>
-              </w:rPr>
-              <w:t>{finishType}</w:t>
+                <w:rFonts w:asciiTheme="minorHAnsi" w:hAnsiTheme="minorHAnsi" w:cstheme="minorHAnsi"/>
+                <w:sz w:val="18"/>
+                <w:szCs w:val="18"/>
+              </w:rPr>
+            </w:pPr>
+            <w:r>
+              <w:rPr>
+                <w:rFonts w:asciiTheme="minorHAnsi" w:hAnsiTheme="minorHAnsi" w:cstheme="minorHAnsi"/>
+                <w:sz w:val="18"/>
+                <w:szCs w:val="18"/>
+              </w:rPr>
+              <w:t>{</w:t>
+            </w:r>
+            <w:proofErr w:type="spellStart"/>
+            <w:r>
+              <w:rPr>
+                <w:rFonts w:asciiTheme="minorHAnsi" w:hAnsiTheme="minorHAnsi" w:cstheme="minorHAnsi"/>
+                <w:sz w:val="18"/>
+                <w:szCs w:val="18"/>
+              </w:rPr>
+              <w:t>finishType</w:t>
+            </w:r>
+            <w:proofErr w:type="spellEnd"/>
+            <w:r>
+              <w:rPr>
+                <w:rFonts w:asciiTheme="minorHAnsi" w:hAnsiTheme="minorHAnsi" w:cstheme="minorHAnsi"/>
+                <w:sz w:val="18"/>
+                <w:szCs w:val="18"/>
+              </w:rPr>
+              <w:t>}</w:t>
             </w:r>
           </w:p>
         </w:tc>
@@ -2356,14 +2798,14 @@
               <w:ind w:right="57"/>
               <w:jc w:val="right"/>
               <w:rPr>
-                <w:rFonts w:ascii="Arial" w:hAnsi="Arial" w:cs="Arial"/>
-                <w:sz w:val="18"/>
-                <w:szCs w:val="18"/>
-              </w:rPr>
-            </w:pPr>
-            <w:r>
-              <w:rPr>
-                <w:rFonts w:ascii="Arial" w:hAnsi="Arial" w:cs="Arial"/>
+                <w:rFonts w:asciiTheme="minorHAnsi" w:hAnsiTheme="minorHAnsi" w:cstheme="minorHAnsi"/>
+                <w:sz w:val="18"/>
+                <w:szCs w:val="18"/>
+              </w:rPr>
+            </w:pPr>
+            <w:r>
+              <w:rPr>
+                <w:rFonts w:asciiTheme="minorHAnsi" w:hAnsiTheme="minorHAnsi" w:cstheme="minorHAnsi"/>
                 <w:sz w:val="18"/>
                 <w:szCs w:val="18"/>
               </w:rPr>
@@ -2380,14 +2822,14 @@
               <w:ind w:right="57"/>
               <w:jc w:val="right"/>
               <w:rPr>
-                <w:rFonts w:ascii="Arial" w:hAnsi="Arial" w:cs="Arial"/>
-                <w:sz w:val="18"/>
-                <w:szCs w:val="18"/>
-              </w:rPr>
-            </w:pPr>
-            <w:r>
-              <w:rPr>
-                <w:rFonts w:ascii="Arial" w:hAnsi="Arial" w:cs="Arial"/>
+                <w:rFonts w:asciiTheme="minorHAnsi" w:hAnsiTheme="minorHAnsi" w:cstheme="minorHAnsi"/>
+                <w:sz w:val="18"/>
+                <w:szCs w:val="18"/>
+              </w:rPr>
+            </w:pPr>
+            <w:r>
+              <w:rPr>
+                <w:rFonts w:asciiTheme="minorHAnsi" w:hAnsiTheme="minorHAnsi" w:cstheme="minorHAnsi"/>
                 <w:sz w:val="18"/>
                 <w:szCs w:val="18"/>
               </w:rPr>
@@ -2405,18 +2847,54 @@
               <w:ind w:right="227"/>
               <w:jc w:val="right"/>
               <w:rPr>
-                <w:rFonts w:ascii="Arial" w:hAnsi="Arial" w:cs="Arial"/>
-                <w:sz w:val="18"/>
-                <w:szCs w:val="18"/>
-              </w:rPr>
-            </w:pPr>
-            <w:r>
-              <w:rPr>
-                <w:rFonts w:ascii="Arial" w:hAnsi="Arial" w:cs="Arial"/>
-                <w:sz w:val="18"/>
-                <w:szCs w:val="18"/>
-              </w:rPr>
-              <w:t>{value}{/invoices}{/IPItems}</w:t>
+                <w:rFonts w:cstheme="minorHAnsi"/>
+                <w:sz w:val="18"/>
+                <w:szCs w:val="18"/>
+              </w:rPr>
+            </w:pPr>
+            <w:r>
+              <w:rPr>
+                <w:rFonts w:cstheme="minorHAnsi"/>
+                <w:sz w:val="18"/>
+                <w:szCs w:val="18"/>
+              </w:rPr>
+              <w:t>{value}{/</w:t>
+            </w:r>
+            <w:proofErr w:type="gramStart"/>
+            <w:r>
+              <w:rPr>
+                <w:rFonts w:cstheme="minorHAnsi"/>
+                <w:sz w:val="18"/>
+                <w:szCs w:val="18"/>
+              </w:rPr>
+              <w:t>invoices}{</w:t>
+            </w:r>
+            <w:proofErr w:type="gramEnd"/>
+            <w:r>
+              <w:rPr>
+                <w:rFonts w:cstheme="minorHAnsi"/>
+                <w:sz w:val="18"/>
+                <w:szCs w:val="18"/>
+              </w:rPr>
+              <w:t>/</w:t>
+            </w:r>
+            <w:proofErr w:type="spellStart"/>
+            <w:r>
+              <w:rPr>
+                <w:rFonts w:cstheme="minorHAnsi"/>
+                <w:sz w:val="18"/>
+                <w:szCs w:val="18"/>
+              </w:rPr>
+              <w:t>IPItems</w:t>
+            </w:r>
+            <w:proofErr w:type="spellEnd"/>
+            <w:r>
+              <w:rPr>
+                <w:rFonts w:cstheme="minorHAnsi"/>
+                <w:sz w:val="18"/>
+                <w:szCs w:val="18"/>
+              </w:rPr>
+              <w:t>}</w:t>
             </w:r>
           </w:p>
         </w:tc>
@@ -2572,7 +3050,7 @@
             <w:pPr>
               <w:ind w:right="113"/>
               <w:rPr>
-                <w:rFonts w:ascii="Arial" w:hAnsi="Arial" w:cs="Arial"/>
+                <w:rFonts w:asciiTheme="minorHAnsi" w:hAnsiTheme="minorHAnsi" w:cstheme="minorHAnsi"/>
                 <w:sz w:val="18"/>
                 <w:szCs w:val="18"/>
               </w:rPr>
@@ -2588,22 +3066,44 @@
               <w:ind w:right="57"/>
               <w:jc w:val="right"/>
               <w:rPr>
-                <w:rFonts w:ascii="Arial" w:hAnsi="Arial" w:cs="Arial"/>
-                <w:b/>
-                <w:bCs/>
-                <w:sz w:val="18"/>
-                <w:szCs w:val="18"/>
-              </w:rPr>
-            </w:pPr>
-            <w:r>
-              <w:rPr>
-                <w:rFonts w:ascii="Arial" w:hAnsi="Arial" w:cs="Arial"/>
-                <w:b/>
-                <w:bCs/>
-                <w:sz w:val="18"/>
-                <w:szCs w:val="18"/>
-              </w:rPr>
-              <w:t>{totalQuantity}</w:t>
+                <w:rFonts w:asciiTheme="minorHAnsi" w:hAnsiTheme="minorHAnsi" w:cstheme="minorHAnsi"/>
+                <w:b/>
+                <w:bCs/>
+                <w:sz w:val="18"/>
+                <w:szCs w:val="18"/>
+              </w:rPr>
+            </w:pPr>
+            <w:r>
+              <w:rPr>
+                <w:rFonts w:asciiTheme="minorHAnsi" w:hAnsiTheme="minorHAnsi" w:cstheme="minorHAnsi"/>
+                <w:b/>
+                <w:bCs/>
+                <w:sz w:val="18"/>
+                <w:szCs w:val="18"/>
+              </w:rPr>
+              <w:t>{</w:t>
+            </w:r>
+            <w:proofErr w:type="spellStart"/>
+            <w:r>
+              <w:rPr>
+                <w:rFonts w:asciiTheme="minorHAnsi" w:hAnsiTheme="minorHAnsi" w:cstheme="minorHAnsi"/>
+                <w:b/>
+                <w:bCs/>
+                <w:sz w:val="18"/>
+                <w:szCs w:val="18"/>
+              </w:rPr>
+              <w:t>totalQuantity</w:t>
+            </w:r>
+            <w:proofErr w:type="spellEnd"/>
+            <w:r>
+              <w:rPr>
+                <w:rFonts w:asciiTheme="minorHAnsi" w:hAnsiTheme="minorHAnsi" w:cstheme="minorHAnsi"/>
+                <w:b/>
+                <w:bCs/>
+                <w:sz w:val="18"/>
+                <w:szCs w:val="18"/>
+              </w:rPr>
+              <w:t>}</w:t>
             </w:r>
           </w:p>
         </w:tc>
@@ -2615,7 +3115,7 @@
             <w:pPr>
               <w:ind w:right="113"/>
               <w:rPr>
-                <w:rFonts w:ascii="Arial" w:hAnsi="Arial" w:cs="Arial"/>
+                <w:rFonts w:asciiTheme="minorHAnsi" w:hAnsiTheme="minorHAnsi" w:cstheme="minorHAnsi"/>
                 <w:sz w:val="18"/>
                 <w:szCs w:val="18"/>
               </w:rPr>
@@ -2631,22 +3131,44 @@
               <w:ind w:right="227"/>
               <w:jc w:val="right"/>
               <w:rPr>
-                <w:rFonts w:ascii="Arial" w:hAnsi="Arial" w:cs="Arial"/>
-                <w:b/>
-                <w:bCs/>
-                <w:sz w:val="20"/>
-                <w:szCs w:val="20"/>
-              </w:rPr>
-            </w:pPr>
-            <w:r>
-              <w:rPr>
-                <w:rFonts w:ascii="Arial" w:hAnsi="Arial" w:cs="Arial"/>
-                <w:b/>
-                <w:bCs/>
-                <w:sz w:val="18"/>
-                <w:szCs w:val="18"/>
-              </w:rPr>
-              <w:t>{totalAmount}</w:t>
+                <w:rFonts w:asciiTheme="minorHAnsi" w:hAnsiTheme="minorHAnsi" w:cstheme="minorHAnsi"/>
+                <w:b/>
+                <w:bCs/>
+                <w:sz w:val="20"/>
+                <w:szCs w:val="20"/>
+              </w:rPr>
+            </w:pPr>
+            <w:r>
+              <w:rPr>
+                <w:rFonts w:asciiTheme="minorHAnsi" w:hAnsiTheme="minorHAnsi" w:cstheme="minorHAnsi"/>
+                <w:b/>
+                <w:bCs/>
+                <w:sz w:val="18"/>
+                <w:szCs w:val="18"/>
+              </w:rPr>
+              <w:t>{</w:t>
+            </w:r>
+            <w:proofErr w:type="spellStart"/>
+            <w:r>
+              <w:rPr>
+                <w:rFonts w:asciiTheme="minorHAnsi" w:hAnsiTheme="minorHAnsi" w:cstheme="minorHAnsi"/>
+                <w:b/>
+                <w:bCs/>
+                <w:sz w:val="18"/>
+                <w:szCs w:val="18"/>
+              </w:rPr>
+              <w:t>totalAmount</w:t>
+            </w:r>
+            <w:proofErr w:type="spellEnd"/>
+            <w:r>
+              <w:rPr>
+                <w:rFonts w:asciiTheme="minorHAnsi" w:hAnsiTheme="minorHAnsi" w:cstheme="minorHAnsi"/>
+                <w:b/>
+                <w:bCs/>
+                <w:sz w:val="18"/>
+                <w:szCs w:val="18"/>
+              </w:rPr>
+              <w:t>}</w:t>
             </w:r>
           </w:p>
         </w:tc>
@@ -2707,14 +3229,14 @@
             <w:pPr>
               <w:ind w:right="113"/>
               <w:rPr>
-                <w:rFonts w:ascii="Arial" w:hAnsi="Arial" w:cs="Arial"/>
-                <w:sz w:val="18"/>
-                <w:szCs w:val="18"/>
-              </w:rPr>
-            </w:pPr>
-            <w:r>
-              <w:rPr>
-                <w:rFonts w:ascii="Arial" w:hAnsi="Arial" w:cs="Arial"/>
+                <w:rFonts w:asciiTheme="minorHAnsi" w:hAnsiTheme="minorHAnsi" w:cstheme="minorHAnsi"/>
+                <w:sz w:val="18"/>
+                <w:szCs w:val="18"/>
+              </w:rPr>
+            </w:pPr>
+            <w:r>
+              <w:rPr>
+                <w:rFonts w:asciiTheme="minorHAnsi" w:hAnsiTheme="minorHAnsi" w:cstheme="minorHAnsi"/>
                 <w:noProof/>
                 <w:sz w:val="20"/>
                 <w:szCs w:val="20"/>
@@ -2806,14 +3328,14 @@
               </w:tabs>
               <w:ind w:right="227"/>
               <w:rPr>
-                <w:rFonts w:ascii="Arial" w:hAnsi="Arial" w:cs="Arial"/>
-                <w:sz w:val="20"/>
-                <w:szCs w:val="20"/>
-              </w:rPr>
-            </w:pPr>
-            <w:r>
-              <w:rPr>
-                <w:rFonts w:ascii="Arial" w:hAnsi="Arial" w:cs="Arial"/>
+                <w:rFonts w:asciiTheme="minorHAnsi" w:hAnsiTheme="minorHAnsi" w:cstheme="minorHAnsi"/>
+                <w:sz w:val="20"/>
+                <w:szCs w:val="20"/>
+              </w:rPr>
+            </w:pPr>
+            <w:r>
+              <w:rPr>
+                <w:rFonts w:asciiTheme="minorHAnsi" w:hAnsiTheme="minorHAnsi" w:cstheme="minorHAnsi"/>
                 <w:sz w:val="20"/>
                 <w:szCs w:val="20"/>
               </w:rPr>
@@ -2879,16 +3401,16 @@
               <w:ind w:right="57"/>
               <w:jc w:val="right"/>
               <w:rPr>
-                <w:rFonts w:ascii="Arial" w:hAnsi="Arial" w:cs="Arial"/>
-                <w:b/>
-                <w:bCs/>
-                <w:sz w:val="18"/>
-                <w:szCs w:val="18"/>
-              </w:rPr>
-            </w:pPr>
-            <w:r>
-              <w:rPr>
-                <w:rFonts w:ascii="Arial" w:hAnsi="Arial" w:cs="Arial"/>
+                <w:rFonts w:asciiTheme="minorHAnsi" w:hAnsiTheme="minorHAnsi" w:cstheme="minorHAnsi"/>
+                <w:b/>
+                <w:bCs/>
+                <w:sz w:val="18"/>
+                <w:szCs w:val="18"/>
+              </w:rPr>
+            </w:pPr>
+            <w:r>
+              <w:rPr>
+                <w:rFonts w:asciiTheme="minorHAnsi" w:hAnsiTheme="minorHAnsi" w:cstheme="minorHAnsi"/>
                 <w:b/>
                 <w:bCs/>
                 <w:sz w:val="18"/>
@@ -2906,7 +3428,7 @@
             <w:pPr>
               <w:ind w:right="113"/>
               <w:rPr>
-                <w:rFonts w:ascii="Arial" w:hAnsi="Arial" w:cs="Arial"/>
+                <w:rFonts w:asciiTheme="minorHAnsi" w:hAnsiTheme="minorHAnsi" w:cstheme="minorHAnsi"/>
                 <w:sz w:val="18"/>
                 <w:szCs w:val="18"/>
               </w:rPr>
@@ -2924,18 +3446,36 @@
               <w:ind w:right="227"/>
               <w:jc w:val="right"/>
               <w:rPr>
-                <w:rFonts w:ascii="Arial" w:hAnsi="Arial" w:cs="Arial"/>
-                <w:sz w:val="18"/>
-                <w:szCs w:val="18"/>
-              </w:rPr>
-            </w:pPr>
-            <w:r>
-              <w:rPr>
-                <w:rFonts w:ascii="Arial" w:hAnsi="Arial" w:cs="Arial"/>
-                <w:sz w:val="18"/>
-                <w:szCs w:val="18"/>
-              </w:rPr>
-              <w:t>{totalAddition}</w:t>
+                <w:rFonts w:cstheme="minorHAnsi"/>
+                <w:sz w:val="18"/>
+                <w:szCs w:val="18"/>
+              </w:rPr>
+            </w:pPr>
+            <w:r>
+              <w:rPr>
+                <w:rFonts w:cstheme="minorHAnsi"/>
+                <w:sz w:val="18"/>
+                <w:szCs w:val="18"/>
+              </w:rPr>
+              <w:t>{</w:t>
+            </w:r>
+            <w:proofErr w:type="spellStart"/>
+            <w:r>
+              <w:rPr>
+                <w:rFonts w:cstheme="minorHAnsi"/>
+                <w:sz w:val="18"/>
+                <w:szCs w:val="18"/>
+              </w:rPr>
+              <w:t>totalAddition</w:t>
+            </w:r>
+            <w:proofErr w:type="spellEnd"/>
+            <w:r>
+              <w:rPr>
+                <w:rFonts w:cstheme="minorHAnsi"/>
+                <w:sz w:val="18"/>
+                <w:szCs w:val="18"/>
+              </w:rPr>
+              <w:t>}</w:t>
             </w:r>
           </w:p>
         </w:tc>
@@ -2997,16 +3537,16 @@
               <w:ind w:right="57"/>
               <w:jc w:val="right"/>
               <w:rPr>
-                <w:rFonts w:ascii="Arial" w:hAnsi="Arial" w:cs="Arial"/>
-                <w:b/>
-                <w:bCs/>
-                <w:sz w:val="18"/>
-                <w:szCs w:val="18"/>
-              </w:rPr>
-            </w:pPr>
-            <w:r>
-              <w:rPr>
-                <w:rFonts w:ascii="Arial" w:hAnsi="Arial" w:cs="Arial"/>
+                <w:rFonts w:asciiTheme="minorHAnsi" w:hAnsiTheme="minorHAnsi" w:cstheme="minorHAnsi"/>
+                <w:b/>
+                <w:bCs/>
+                <w:sz w:val="18"/>
+                <w:szCs w:val="18"/>
+              </w:rPr>
+            </w:pPr>
+            <w:r>
+              <w:rPr>
+                <w:rFonts w:asciiTheme="minorHAnsi" w:hAnsiTheme="minorHAnsi" w:cstheme="minorHAnsi"/>
                 <w:b/>
                 <w:bCs/>
                 <w:sz w:val="18"/>
@@ -3024,7 +3564,7 @@
             <w:pPr>
               <w:ind w:right="113"/>
               <w:rPr>
-                <w:rFonts w:ascii="Arial" w:hAnsi="Arial" w:cs="Arial"/>
+                <w:rFonts w:asciiTheme="minorHAnsi" w:hAnsiTheme="minorHAnsi" w:cstheme="minorHAnsi"/>
                 <w:sz w:val="18"/>
                 <w:szCs w:val="18"/>
               </w:rPr>
@@ -3042,18 +3582,36 @@
               <w:ind w:right="227"/>
               <w:jc w:val="right"/>
               <w:rPr>
-                <w:rFonts w:ascii="Arial" w:hAnsi="Arial" w:cs="Arial"/>
-                <w:sz w:val="18"/>
-                <w:szCs w:val="18"/>
-              </w:rPr>
-            </w:pPr>
-            <w:r>
-              <w:rPr>
-                <w:rFonts w:ascii="Arial" w:hAnsi="Arial" w:cs="Arial"/>
-                <w:sz w:val="18"/>
-                <w:szCs w:val="18"/>
-              </w:rPr>
-              <w:t>{totalDiscount}</w:t>
+                <w:rFonts w:cstheme="minorHAnsi"/>
+                <w:sz w:val="18"/>
+                <w:szCs w:val="18"/>
+              </w:rPr>
+            </w:pPr>
+            <w:r>
+              <w:rPr>
+                <w:rFonts w:cstheme="minorHAnsi"/>
+                <w:sz w:val="18"/>
+                <w:szCs w:val="18"/>
+              </w:rPr>
+              <w:t>{</w:t>
+            </w:r>
+            <w:proofErr w:type="spellStart"/>
+            <w:r>
+              <w:rPr>
+                <w:rFonts w:cstheme="minorHAnsi"/>
+                <w:sz w:val="18"/>
+                <w:szCs w:val="18"/>
+              </w:rPr>
+              <w:t>totalDiscount</w:t>
+            </w:r>
+            <w:proofErr w:type="spellEnd"/>
+            <w:r>
+              <w:rPr>
+                <w:rFonts w:cstheme="minorHAnsi"/>
+                <w:sz w:val="18"/>
+                <w:szCs w:val="18"/>
+              </w:rPr>
+              <w:t>}</w:t>
             </w:r>
           </w:p>
         </w:tc>
@@ -3115,16 +3673,16 @@
               <w:ind w:right="57"/>
               <w:jc w:val="right"/>
               <w:rPr>
-                <w:rFonts w:ascii="Arial" w:hAnsi="Arial" w:cs="Arial"/>
-                <w:b/>
-                <w:bCs/>
-                <w:sz w:val="18"/>
-                <w:szCs w:val="18"/>
-              </w:rPr>
-            </w:pPr>
-            <w:r>
-              <w:rPr>
-                <w:rFonts w:ascii="Arial" w:hAnsi="Arial" w:cs="Arial"/>
+                <w:rFonts w:asciiTheme="minorHAnsi" w:hAnsiTheme="minorHAnsi" w:cstheme="minorHAnsi"/>
+                <w:b/>
+                <w:bCs/>
+                <w:sz w:val="18"/>
+                <w:szCs w:val="18"/>
+              </w:rPr>
+            </w:pPr>
+            <w:r>
+              <w:rPr>
+                <w:rFonts w:asciiTheme="minorHAnsi" w:hAnsiTheme="minorHAnsi" w:cstheme="minorHAnsi"/>
                 <w:b/>
                 <w:bCs/>
                 <w:sz w:val="18"/>
@@ -3142,7 +3700,7 @@
             <w:pPr>
               <w:ind w:right="113"/>
               <w:rPr>
-                <w:rFonts w:ascii="Arial" w:hAnsi="Arial" w:cs="Arial"/>
+                <w:rFonts w:asciiTheme="minorHAnsi" w:hAnsiTheme="minorHAnsi" w:cstheme="minorHAnsi"/>
                 <w:sz w:val="18"/>
                 <w:szCs w:val="18"/>
               </w:rPr>
@@ -3158,14 +3716,14 @@
               <w:ind w:right="227"/>
               <w:jc w:val="right"/>
               <w:rPr>
-                <w:rFonts w:ascii="Arial" w:hAnsi="Arial" w:cs="Arial"/>
-                <w:sz w:val="18"/>
-                <w:szCs w:val="18"/>
-              </w:rPr>
-            </w:pPr>
-            <w:r>
-              <w:rPr>
-                <w:rFonts w:ascii="Arial" w:hAnsi="Arial" w:cs="Arial"/>
+                <w:rFonts w:asciiTheme="minorHAnsi" w:hAnsiTheme="minorHAnsi" w:cstheme="minorHAnsi"/>
+                <w:sz w:val="18"/>
+                <w:szCs w:val="18"/>
+              </w:rPr>
+            </w:pPr>
+            <w:r>
+              <w:rPr>
+                <w:rFonts w:asciiTheme="minorHAnsi" w:hAnsiTheme="minorHAnsi" w:cstheme="minorHAnsi"/>
                 <w:sz w:val="18"/>
                 <w:szCs w:val="18"/>
               </w:rPr>
@@ -3176,7 +3734,7 @@
             <w:pPr>
               <w:ind w:right="227"/>
               <w:rPr>
-                <w:rFonts w:ascii="Arial" w:hAnsi="Arial" w:cs="Arial"/>
+                <w:rFonts w:asciiTheme="minorHAnsi" w:hAnsiTheme="minorHAnsi" w:cstheme="minorHAnsi"/>
                 <w:sz w:val="18"/>
                 <w:szCs w:val="18"/>
               </w:rPr>
@@ -3198,7 +3756,7 @@
               <w:spacing w:before="120"/>
               <w:ind w:right="113"/>
               <w:rPr>
-                <w:rFonts w:ascii="Arial" w:hAnsi="Arial" w:cs="Arial"/>
+                <w:rFonts w:asciiTheme="minorHAnsi" w:hAnsiTheme="minorHAnsi" w:cstheme="minorHAnsi"/>
                 <w:b/>
                 <w:bCs/>
                 <w:sz w:val="18"/>
@@ -3208,7 +3766,7 @@
             </w:pPr>
             <w:r>
               <w:rPr>
-                <w:rFonts w:ascii="Arial" w:hAnsi="Arial" w:cs="Arial"/>
+                <w:rFonts w:asciiTheme="minorHAnsi" w:hAnsiTheme="minorHAnsi" w:cstheme="minorHAnsi"/>
                 <w:b/>
                 <w:bCs/>
                 <w:noProof/>
@@ -3276,7 +3834,7 @@
             </w:r>
             <w:r>
               <w:rPr>
-                <w:rFonts w:ascii="Arial" w:hAnsi="Arial" w:cs="Arial"/>
+                <w:rFonts w:asciiTheme="minorHAnsi" w:hAnsiTheme="minorHAnsi" w:cstheme="minorHAnsi"/>
                 <w:b/>
                 <w:bCs/>
                 <w:noProof/>
@@ -3344,7 +3902,7 @@
             </w:r>
             <w:r>
               <w:rPr>
-                <w:rFonts w:ascii="Arial" w:hAnsi="Arial" w:cs="Arial"/>
+                <w:rFonts w:asciiTheme="minorHAnsi" w:hAnsiTheme="minorHAnsi" w:cstheme="minorHAnsi"/>
                 <w:b/>
                 <w:bCs/>
                 <w:sz w:val="18"/>
@@ -3354,7 +3912,7 @@
             </w:r>
             <w:r>
               <w:rPr>
-                <w:rFonts w:ascii="Arial" w:hAnsi="Arial" w:cs="Arial"/>
+                <w:rFonts w:asciiTheme="minorHAnsi" w:hAnsiTheme="minorHAnsi" w:cstheme="minorHAnsi"/>
                 <w:b/>
                 <w:bCs/>
                 <w:sz w:val="18"/>
@@ -3362,9 +3920,10 @@
               </w:rPr>
               <w:t xml:space="preserve"> {</w:t>
             </w:r>
-            <w:r>
-              <w:rPr>
-                <w:rFonts w:ascii="Arial" w:hAnsi="Arial" w:cs="Arial"/>
+            <w:proofErr w:type="spellStart"/>
+            <w:r>
+              <w:rPr>
+                <w:rFonts w:asciiTheme="minorHAnsi" w:hAnsiTheme="minorHAnsi" w:cstheme="minorHAnsi"/>
                 <w:b/>
                 <w:bCs/>
                 <w:sz w:val="18"/>
@@ -3373,9 +3932,10 @@
               </w:rPr>
               <w:t>deliveryTerms</w:t>
             </w:r>
-            <w:r>
-              <w:rPr>
-                <w:rFonts w:ascii="Arial" w:hAnsi="Arial" w:cs="Arial"/>
+            <w:proofErr w:type="spellEnd"/>
+            <w:r>
+              <w:rPr>
+                <w:rFonts w:asciiTheme="minorHAnsi" w:hAnsiTheme="minorHAnsi" w:cstheme="minorHAnsi"/>
                 <w:b/>
                 <w:bCs/>
                 <w:sz w:val="18"/>
@@ -3385,55 +3945,125 @@
             </w:r>
             <w:r>
               <w:rPr>
-                <w:rFonts w:ascii="Arial" w:hAnsi="Arial" w:cs="Arial"/>
-                <w:b/>
-                <w:bCs/>
-                <w:sz w:val="18"/>
-                <w:szCs w:val="18"/>
-              </w:rPr>
-              <w:t xml:space="preserve"> </w:t>
-            </w:r>
-            <w:r>
-              <w:rPr>
-                <w:rFonts w:ascii="Arial" w:hAnsi="Arial" w:cs="Arial"/>
-                <w:b/>
-                <w:bCs/>
-                <w:sz w:val="18"/>
-                <w:szCs w:val="18"/>
-              </w:rPr>
-              <w:t>{portOfDischarge} ({finalDestination})</w:t>
-            </w:r>
-            <w:r>
-              <w:rPr>
-                <w:rFonts w:cstheme="minorHAnsi"/>
+                <w:rFonts w:asciiTheme="minorHAnsi" w:hAnsiTheme="minorHAnsi" w:cstheme="minorHAnsi"/>
+                <w:b/>
+                <w:bCs/>
+                <w:sz w:val="18"/>
+                <w:szCs w:val="18"/>
+              </w:rPr>
+              <w:t xml:space="preserve"> {</w:t>
+            </w:r>
+            <w:proofErr w:type="spellStart"/>
+            <w:r>
+              <w:rPr>
+                <w:rFonts w:asciiTheme="minorHAnsi" w:hAnsiTheme="minorHAnsi" w:cstheme="minorHAnsi"/>
+                <w:b/>
+                <w:bCs/>
+                <w:sz w:val="18"/>
+                <w:szCs w:val="18"/>
+              </w:rPr>
+              <w:t>portOfDischarge</w:t>
+            </w:r>
+            <w:proofErr w:type="spellEnd"/>
+            <w:r>
+              <w:rPr>
+                <w:rFonts w:asciiTheme="minorHAnsi" w:hAnsiTheme="minorHAnsi" w:cstheme="minorHAnsi"/>
+                <w:b/>
+                <w:bCs/>
+                <w:sz w:val="18"/>
+                <w:szCs w:val="18"/>
+              </w:rPr>
+              <w:t>} ({</w:t>
+            </w:r>
+            <w:proofErr w:type="spellStart"/>
+            <w:r>
+              <w:rPr>
+                <w:rFonts w:asciiTheme="minorHAnsi" w:hAnsiTheme="minorHAnsi" w:cstheme="minorHAnsi"/>
+                <w:b/>
+                <w:bCs/>
+                <w:sz w:val="18"/>
+                <w:szCs w:val="18"/>
+              </w:rPr>
+              <w:t>finalDestination</w:t>
+            </w:r>
+            <w:proofErr w:type="spellEnd"/>
+            <w:proofErr w:type="gramStart"/>
+            <w:r>
+              <w:rPr>
+                <w:rFonts w:asciiTheme="minorHAnsi" w:hAnsiTheme="minorHAnsi" w:cstheme="minorHAnsi"/>
+                <w:b/>
+                <w:bCs/>
+                <w:sz w:val="18"/>
+                <w:szCs w:val="18"/>
+              </w:rPr>
+              <w:t>})</w:t>
+            </w:r>
+            <w:r>
+              <w:rPr>
+                <w:rFonts w:asciiTheme="minorHAnsi" w:hAnsiTheme="minorHAnsi" w:cstheme="minorHAnsi"/>
                 <w:b/>
                 <w:bCs/>
               </w:rPr>
               <w:t xml:space="preserve">   </w:t>
             </w:r>
-            <w:r>
-              <w:rPr>
-                <w:rFonts w:ascii="Arial" w:hAnsi="Arial" w:cs="Arial"/>
-                <w:b/>
-                <w:bCs/>
-                <w:sz w:val="18"/>
-                <w:szCs w:val="18"/>
-              </w:rPr>
-              <w:t>{currencyChar</w:t>
-            </w:r>
-            <w:r>
-              <w:rPr>
-                <w:rFonts w:ascii="Arial" w:hAnsi="Arial" w:cs="Arial"/>
-                <w:b/>
-                <w:bCs/>
-                <w:sz w:val="18"/>
-                <w:szCs w:val="18"/>
-              </w:rPr>
-              <w:t>} {netAmountWords}</w:t>
-            </w:r>
-            <w:r>
-              <w:rPr>
-                <w:rFonts w:ascii="Arial" w:hAnsi="Arial" w:cs="Arial"/>
+            <w:proofErr w:type="gramEnd"/>
+            <w:r>
+              <w:rPr>
+                <w:rFonts w:asciiTheme="minorHAnsi" w:hAnsiTheme="minorHAnsi" w:cstheme="minorHAnsi"/>
+                <w:b/>
+                <w:bCs/>
+                <w:sz w:val="18"/>
+                <w:szCs w:val="18"/>
+              </w:rPr>
+              <w:t>{</w:t>
+            </w:r>
+            <w:proofErr w:type="spellStart"/>
+            <w:r>
+              <w:rPr>
+                <w:rFonts w:asciiTheme="minorHAnsi" w:hAnsiTheme="minorHAnsi" w:cstheme="minorHAnsi"/>
+                <w:b/>
+                <w:bCs/>
+                <w:sz w:val="18"/>
+                <w:szCs w:val="18"/>
+              </w:rPr>
+              <w:t>currencyChar</w:t>
+            </w:r>
+            <w:proofErr w:type="spellEnd"/>
+            <w:r>
+              <w:rPr>
+                <w:rFonts w:asciiTheme="minorHAnsi" w:hAnsiTheme="minorHAnsi" w:cstheme="minorHAnsi"/>
+                <w:b/>
+                <w:bCs/>
+                <w:sz w:val="18"/>
+                <w:szCs w:val="18"/>
+              </w:rPr>
+              <w:t>} {</w:t>
+            </w:r>
+            <w:proofErr w:type="spellStart"/>
+            <w:r>
+              <w:rPr>
+                <w:rFonts w:asciiTheme="minorHAnsi" w:hAnsiTheme="minorHAnsi" w:cstheme="minorHAnsi"/>
+                <w:b/>
+                <w:bCs/>
+                <w:sz w:val="18"/>
+                <w:szCs w:val="18"/>
+              </w:rPr>
+              <w:t>netAmountWords</w:t>
+            </w:r>
+            <w:proofErr w:type="spellEnd"/>
+            <w:r>
+              <w:rPr>
+                <w:rFonts w:asciiTheme="minorHAnsi" w:hAnsiTheme="minorHAnsi" w:cstheme="minorHAnsi"/>
+                <w:b/>
+                <w:bCs/>
+                <w:sz w:val="18"/>
+                <w:szCs w:val="18"/>
+              </w:rPr>
+              <w:t>}</w:t>
+            </w:r>
+            <w:r>
+              <w:rPr>
+                <w:rFonts w:asciiTheme="minorHAnsi" w:hAnsiTheme="minorHAnsi" w:cstheme="minorHAnsi"/>
                 <w:b/>
                 <w:bCs/>
                 <w:sz w:val="18"/>
@@ -3453,18 +4083,36 @@
               <w:ind w:right="227"/>
               <w:jc w:val="right"/>
               <w:rPr>
-                <w:rFonts w:ascii="Arial" w:hAnsi="Arial" w:cs="Arial"/>
-                <w:sz w:val="20"/>
-                <w:szCs w:val="20"/>
-              </w:rPr>
-            </w:pPr>
-            <w:r>
-              <w:rPr>
-                <w:rFonts w:ascii="Arial" w:hAnsi="Arial" w:cs="Arial"/>
-                <w:sz w:val="18"/>
-                <w:szCs w:val="18"/>
-              </w:rPr>
-              <w:t>{netAmount}</w:t>
+                <w:rFonts w:asciiTheme="minorHAnsi" w:hAnsiTheme="minorHAnsi" w:cstheme="minorHAnsi"/>
+                <w:sz w:val="20"/>
+                <w:szCs w:val="20"/>
+              </w:rPr>
+            </w:pPr>
+            <w:r>
+              <w:rPr>
+                <w:rFonts w:asciiTheme="minorHAnsi" w:hAnsiTheme="minorHAnsi" w:cstheme="minorHAnsi"/>
+                <w:sz w:val="18"/>
+                <w:szCs w:val="18"/>
+              </w:rPr>
+              <w:t>{</w:t>
+            </w:r>
+            <w:proofErr w:type="spellStart"/>
+            <w:r>
+              <w:rPr>
+                <w:rFonts w:asciiTheme="minorHAnsi" w:hAnsiTheme="minorHAnsi" w:cstheme="minorHAnsi"/>
+                <w:sz w:val="18"/>
+                <w:szCs w:val="18"/>
+              </w:rPr>
+              <w:t>netAmount</w:t>
+            </w:r>
+            <w:proofErr w:type="spellEnd"/>
+            <w:r>
+              <w:rPr>
+                <w:rFonts w:asciiTheme="minorHAnsi" w:hAnsiTheme="minorHAnsi" w:cstheme="minorHAnsi"/>
+                <w:sz w:val="18"/>
+                <w:szCs w:val="18"/>
+              </w:rPr>
+              <w:t>}</w:t>
             </w:r>
           </w:p>
         </w:tc>
@@ -3482,7 +4130,7 @@
             <w:pPr>
               <w:ind w:right="113"/>
               <w:rPr>
-                <w:rFonts w:ascii="Arial" w:hAnsi="Arial" w:cs="Arial"/>
+                <w:rFonts w:asciiTheme="minorHAnsi" w:hAnsiTheme="minorHAnsi" w:cstheme="minorHAnsi"/>
                 <w:sz w:val="18"/>
                 <w:szCs w:val="18"/>
                 <w:lang w:val="en-IN"/>
@@ -3490,7 +4138,7 @@
             </w:pPr>
             <w:r>
               <w:rPr>
-                <w:rFonts w:ascii="Arial" w:hAnsi="Arial" w:cs="Arial"/>
+                <w:rFonts w:asciiTheme="minorHAnsi" w:hAnsiTheme="minorHAnsi" w:cstheme="minorHAnsi"/>
                 <w:b/>
                 <w:bCs/>
                 <w:sz w:val="18"/>
@@ -3509,31 +4157,33 @@
             <w:pPr>
               <w:ind w:right="113"/>
               <w:rPr>
-                <w:rFonts w:ascii="Arial" w:hAnsi="Arial" w:cs="Arial"/>
-                <w:sz w:val="18"/>
-                <w:szCs w:val="18"/>
-              </w:rPr>
-            </w:pPr>
-            <w:r>
-              <w:rPr>
-                <w:rFonts w:ascii="Arial" w:hAnsi="Arial" w:cs="Arial"/>
+                <w:rFonts w:asciiTheme="minorHAnsi" w:hAnsiTheme="minorHAnsi" w:cstheme="minorHAnsi"/>
+                <w:sz w:val="18"/>
+                <w:szCs w:val="18"/>
+              </w:rPr>
+            </w:pPr>
+            <w:r>
+              <w:rPr>
+                <w:rFonts w:asciiTheme="minorHAnsi" w:hAnsiTheme="minorHAnsi" w:cstheme="minorHAnsi"/>
                 <w:sz w:val="18"/>
                 <w:szCs w:val="18"/>
               </w:rPr>
               <w:t>{</w:t>
             </w:r>
-            <w:r>
-              <w:rPr>
-                <w:rFonts w:ascii="Arial" w:hAnsi="Arial" w:cs="Arial"/>
+            <w:proofErr w:type="spellStart"/>
+            <w:r>
+              <w:rPr>
+                <w:rFonts w:asciiTheme="minorHAnsi" w:hAnsiTheme="minorHAnsi" w:cstheme="minorHAnsi"/>
                 <w:sz w:val="18"/>
                 <w:szCs w:val="18"/>
                 <w:lang w:val="en-IN"/>
               </w:rPr>
               <w:t>deliveryDetails</w:t>
             </w:r>
-            <w:r>
-              <w:rPr>
-                <w:rFonts w:ascii="Arial" w:hAnsi="Arial" w:cs="Arial"/>
+            <w:proofErr w:type="spellEnd"/>
+            <w:r>
+              <w:rPr>
+                <w:rFonts w:asciiTheme="minorHAnsi" w:hAnsiTheme="minorHAnsi" w:cstheme="minorHAnsi"/>
                 <w:sz w:val="18"/>
                 <w:szCs w:val="18"/>
               </w:rPr>
@@ -3550,7 +4200,7 @@
             <w:pPr>
               <w:ind w:right="227"/>
               <w:rPr>
-                <w:rFonts w:ascii="Arial" w:hAnsi="Arial" w:cs="Arial"/>
+                <w:rFonts w:asciiTheme="minorHAnsi" w:hAnsiTheme="minorHAnsi" w:cstheme="minorHAnsi"/>
                 <w:b/>
                 <w:bCs/>
                 <w:sz w:val="18"/>
@@ -3569,14 +4219,14 @@
             <w:pPr>
               <w:ind w:right="227"/>
               <w:rPr>
-                <w:rFonts w:ascii="Arial" w:hAnsi="Arial" w:cs="Arial"/>
-                <w:sz w:val="18"/>
-                <w:szCs w:val="18"/>
-              </w:rPr>
-            </w:pPr>
-            <w:r>
-              <w:rPr>
-                <w:rFonts w:ascii="Arial" w:hAnsi="Arial" w:cs="Arial"/>
+                <w:rFonts w:asciiTheme="minorHAnsi" w:hAnsiTheme="minorHAnsi" w:cstheme="minorHAnsi"/>
+                <w:sz w:val="18"/>
+                <w:szCs w:val="18"/>
+              </w:rPr>
+            </w:pPr>
+            <w:r>
+              <w:rPr>
+                <w:rFonts w:asciiTheme="minorHAnsi" w:hAnsiTheme="minorHAnsi" w:cstheme="minorHAnsi"/>
                 <w:b/>
                 <w:bCs/>
                 <w:sz w:val="18"/>
@@ -3589,7 +4239,7 @@
             <w:pPr>
               <w:ind w:right="227"/>
               <w:rPr>
-                <w:rFonts w:ascii="Arial" w:hAnsi="Arial" w:cs="Arial"/>
+                <w:rFonts w:asciiTheme="minorHAnsi" w:hAnsiTheme="minorHAnsi" w:cstheme="minorHAnsi"/>
                 <w:sz w:val="18"/>
                 <w:szCs w:val="18"/>
                 <w:lang w:val="en-IN"/>
@@ -3597,86 +4247,183 @@
             </w:pPr>
             <w:r>
               <w:rPr>
-                <w:rFonts w:ascii="Arial" w:hAnsi="Arial" w:cs="Arial"/>
+                <w:rFonts w:asciiTheme="minorHAnsi" w:hAnsiTheme="minorHAnsi" w:cstheme="minorHAnsi"/>
                 <w:sz w:val="18"/>
                 <w:szCs w:val="18"/>
               </w:rPr>
               <w:t>{</w:t>
             </w:r>
-            <w:r>
-              <w:rPr>
-                <w:rFonts w:ascii="Arial" w:hAnsi="Arial" w:cs="Arial"/>
+            <w:proofErr w:type="spellStart"/>
+            <w:r>
+              <w:rPr>
+                <w:rFonts w:asciiTheme="minorHAnsi" w:hAnsiTheme="minorHAnsi" w:cstheme="minorHAnsi"/>
                 <w:sz w:val="18"/>
                 <w:szCs w:val="18"/>
                 <w:lang w:val="en-IN"/>
               </w:rPr>
-              <w:t>bankName</w:t>
-            </w:r>
-            <w:r>
-              <w:rPr>
-                <w:rFonts w:ascii="Arial" w:hAnsi="Arial" w:cs="Arial"/>
+              <w:t>bNameOC</w:t>
+            </w:r>
+            <w:proofErr w:type="spellEnd"/>
+            <w:r>
+              <w:rPr>
+                <w:rFonts w:asciiTheme="minorHAnsi" w:hAnsiTheme="minorHAnsi" w:cstheme="minorHAnsi"/>
                 <w:sz w:val="18"/>
                 <w:szCs w:val="18"/>
               </w:rPr>
               <w:t xml:space="preserve">} </w:t>
             </w:r>
-            <w:r>
-              <w:rPr>
-                <w:rFonts w:ascii="Arial" w:hAnsi="Arial" w:cs="Arial"/>
+          </w:p>
+          <w:p>
+            <w:pPr>
+              <w:ind w:right="227"/>
+              <w:rPr>
+                <w:rFonts w:asciiTheme="minorHAnsi" w:hAnsiTheme="minorHAnsi" w:cstheme="minorHAnsi"/>
                 <w:sz w:val="18"/>
                 <w:szCs w:val="18"/>
                 <w:lang w:val="en-IN"/>
               </w:rPr>
-              <w:t>BRANCH {</w:t>
-            </w:r>
-            <w:r>
-              <w:rPr>
-                <w:rFonts w:ascii="Arial" w:hAnsi="Arial" w:cs="Arial"/>
+            </w:pPr>
+            <w:r>
+              <w:rPr>
+                <w:rFonts w:asciiTheme="minorHAnsi" w:hAnsiTheme="minorHAnsi" w:cstheme="minorHAnsi"/>
                 <w:sz w:val="18"/>
                 <w:szCs w:val="18"/>
                 <w:lang w:val="en-IN"/>
               </w:rPr>
-              <w:t>bankBranch</w:t>
-            </w:r>
-            <w:r>
-              <w:rPr>
-                <w:rFonts w:ascii="Arial" w:hAnsi="Arial" w:cs="Arial"/>
+              <w:t>{</w:t>
+            </w:r>
+            <w:proofErr w:type="spellStart"/>
+            <w:r>
+              <w:rPr>
+                <w:rFonts w:asciiTheme="minorHAnsi" w:hAnsiTheme="minorHAnsi" w:cstheme="minorHAnsi"/>
                 <w:sz w:val="18"/>
                 <w:szCs w:val="18"/>
                 <w:lang w:val="en-IN"/>
               </w:rPr>
-              <w:t>} {</w:t>
-            </w:r>
-            <w:r>
-              <w:rPr>
-                <w:rFonts w:ascii="Arial" w:hAnsi="Arial" w:cs="Arial"/>
+              <w:t>bBranchOC</w:t>
+            </w:r>
+            <w:proofErr w:type="spellEnd"/>
+            <w:r>
+              <w:rPr>
+                <w:rFonts w:asciiTheme="minorHAnsi" w:hAnsiTheme="minorHAnsi" w:cstheme="minorHAnsi"/>
                 <w:sz w:val="18"/>
                 <w:szCs w:val="18"/>
                 <w:lang w:val="en-IN"/>
               </w:rPr>
-              <w:t>bankCity</w:t>
-            </w:r>
-            <w:r>
-              <w:rPr>
-                <w:rFonts w:ascii="Arial" w:hAnsi="Arial" w:cs="Arial"/>
+              <w:t>}</w:t>
+            </w:r>
+            <w:r>
+              <w:rPr>
+                <w:rFonts w:asciiTheme="minorHAnsi" w:hAnsiTheme="minorHAnsi" w:cstheme="minorHAnsi"/>
                 <w:sz w:val="18"/>
                 <w:szCs w:val="18"/>
                 <w:lang w:val="en-IN"/>
               </w:rPr>
-              <w:t>} SWIFT – {</w:t>
-            </w:r>
-            <w:r>
-              <w:rPr>
-                <w:rFonts w:ascii="Arial" w:hAnsi="Arial" w:cs="Arial"/>
+              <w:t xml:space="preserve"> BRANCH</w:t>
+            </w:r>
+          </w:p>
+          <w:p>
+            <w:pPr>
+              <w:ind w:right="227"/>
+              <w:rPr>
+                <w:rFonts w:asciiTheme="minorHAnsi" w:hAnsiTheme="minorHAnsi" w:cstheme="minorHAnsi"/>
                 <w:sz w:val="18"/>
                 <w:szCs w:val="18"/>
                 <w:lang w:val="en-IN"/>
               </w:rPr>
-              <w:t>swiftNumber</w:t>
-            </w:r>
-            <w:r>
-              <w:rPr>
-                <w:rFonts w:ascii="Arial" w:hAnsi="Arial" w:cs="Arial"/>
+            </w:pPr>
+            <w:r>
+              <w:rPr>
+                <w:rFonts w:asciiTheme="minorHAnsi" w:hAnsiTheme="minorHAnsi" w:cstheme="minorHAnsi"/>
+                <w:sz w:val="18"/>
+                <w:szCs w:val="18"/>
+                <w:lang w:val="en-IN"/>
+              </w:rPr>
+              <w:t>{</w:t>
+            </w:r>
+            <w:proofErr w:type="spellStart"/>
+            <w:r>
+              <w:rPr>
+                <w:rFonts w:asciiTheme="minorHAnsi" w:hAnsiTheme="minorHAnsi" w:cstheme="minorHAnsi"/>
+                <w:sz w:val="18"/>
+                <w:szCs w:val="18"/>
+                <w:lang w:val="en-IN"/>
+              </w:rPr>
+              <w:t>bAddressOC</w:t>
+            </w:r>
+            <w:proofErr w:type="spellEnd"/>
+            <w:r>
+              <w:rPr>
+                <w:rFonts w:asciiTheme="minorHAnsi" w:hAnsiTheme="minorHAnsi" w:cstheme="minorHAnsi"/>
+                <w:sz w:val="18"/>
+                <w:szCs w:val="18"/>
+                <w:lang w:val="en-IN"/>
+              </w:rPr>
+              <w:t>}</w:t>
+            </w:r>
+            <w:r>
+              <w:rPr>
+                <w:rFonts w:asciiTheme="minorHAnsi" w:hAnsiTheme="minorHAnsi" w:cstheme="minorHAnsi"/>
+                <w:sz w:val="18"/>
+                <w:szCs w:val="18"/>
+                <w:lang w:val="en-IN"/>
+              </w:rPr>
+              <w:t>{</w:t>
+            </w:r>
+            <w:proofErr w:type="spellStart"/>
+            <w:r>
+              <w:rPr>
+                <w:rFonts w:asciiTheme="minorHAnsi" w:hAnsiTheme="minorHAnsi" w:cstheme="minorHAnsi"/>
+                <w:sz w:val="18"/>
+                <w:szCs w:val="18"/>
+                <w:lang w:val="en-IN"/>
+              </w:rPr>
+              <w:t>bCityOC</w:t>
+            </w:r>
+            <w:proofErr w:type="spellEnd"/>
+            <w:r>
+              <w:rPr>
+                <w:rFonts w:asciiTheme="minorHAnsi" w:hAnsiTheme="minorHAnsi" w:cstheme="minorHAnsi"/>
+                <w:sz w:val="18"/>
+                <w:szCs w:val="18"/>
+                <w:lang w:val="en-IN"/>
+              </w:rPr>
+              <w:t>}</w:t>
+            </w:r>
+          </w:p>
+          <w:p>
+            <w:pPr>
+              <w:ind w:right="227"/>
+              <w:rPr>
+                <w:rFonts w:asciiTheme="minorHAnsi" w:hAnsiTheme="minorHAnsi" w:cstheme="minorHAnsi"/>
+                <w:sz w:val="18"/>
+                <w:szCs w:val="18"/>
+                <w:lang w:val="en-IN"/>
+              </w:rPr>
+            </w:pPr>
+            <w:r>
+              <w:rPr>
+                <w:rFonts w:asciiTheme="minorHAnsi" w:hAnsiTheme="minorHAnsi" w:cstheme="minorHAnsi"/>
+                <w:sz w:val="18"/>
+                <w:szCs w:val="18"/>
+                <w:lang w:val="en-IN"/>
+              </w:rPr>
+              <w:t>SWIFT – {</w:t>
+            </w:r>
+            <w:proofErr w:type="spellStart"/>
+            <w:r>
+              <w:rPr>
+                <w:rFonts w:asciiTheme="minorHAnsi" w:hAnsiTheme="minorHAnsi" w:cstheme="minorHAnsi"/>
+                <w:sz w:val="18"/>
+                <w:szCs w:val="18"/>
+                <w:lang w:val="en-IN"/>
+              </w:rPr>
+              <w:t>swiftNumberOC</w:t>
+            </w:r>
+            <w:proofErr w:type="spellEnd"/>
+            <w:r>
+              <w:rPr>
+                <w:rFonts w:asciiTheme="minorHAnsi" w:hAnsiTheme="minorHAnsi" w:cstheme="minorHAnsi"/>
                 <w:sz w:val="18"/>
                 <w:szCs w:val="18"/>
                 <w:lang w:val="en-IN"/>
@@ -3696,16 +4443,16 @@
             <w:pPr>
               <w:ind w:right="113"/>
               <w:rPr>
-                <w:rFonts w:ascii="Arial" w:hAnsi="Arial" w:cs="Arial"/>
-                <w:b/>
-                <w:bCs/>
-                <w:sz w:val="18"/>
-                <w:szCs w:val="18"/>
-              </w:rPr>
-            </w:pPr>
-            <w:r>
-              <w:rPr>
-                <w:rFonts w:ascii="Arial" w:hAnsi="Arial" w:cs="Arial"/>
+                <w:rFonts w:asciiTheme="minorHAnsi" w:hAnsiTheme="minorHAnsi" w:cstheme="minorHAnsi"/>
+                <w:b/>
+                <w:bCs/>
+                <w:sz w:val="18"/>
+                <w:szCs w:val="18"/>
+              </w:rPr>
+            </w:pPr>
+            <w:r>
+              <w:rPr>
+                <w:rFonts w:asciiTheme="minorHAnsi" w:hAnsiTheme="minorHAnsi" w:cstheme="minorHAnsi"/>
                 <w:b/>
                 <w:bCs/>
                 <w:sz w:val="18"/>
@@ -3724,30 +4471,32 @@
             <w:pPr>
               <w:ind w:right="113"/>
               <w:rPr>
-                <w:rFonts w:ascii="Arial" w:hAnsi="Arial" w:cs="Arial"/>
-              </w:rPr>
-            </w:pPr>
-            <w:r>
-              <w:rPr>
-                <w:rFonts w:ascii="Arial" w:hAnsi="Arial" w:cs="Arial"/>
+                <w:rFonts w:asciiTheme="minorHAnsi" w:hAnsiTheme="minorHAnsi" w:cstheme="minorHAnsi"/>
+              </w:rPr>
+            </w:pPr>
+            <w:r>
+              <w:rPr>
+                <w:rFonts w:asciiTheme="minorHAnsi" w:hAnsiTheme="minorHAnsi" w:cstheme="minorHAnsi"/>
                 <w:sz w:val="18"/>
                 <w:szCs w:val="18"/>
                 <w:lang w:val="en-IN"/>
               </w:rPr>
               <w:t>{</w:t>
             </w:r>
-            <w:r>
-              <w:rPr>
-                <w:rFonts w:ascii="Arial" w:hAnsi="Arial" w:cs="Arial"/>
+            <w:proofErr w:type="spellStart"/>
+            <w:r>
+              <w:rPr>
+                <w:rFonts w:asciiTheme="minorHAnsi" w:hAnsiTheme="minorHAnsi" w:cstheme="minorHAnsi"/>
                 <w:sz w:val="18"/>
                 <w:szCs w:val="18"/>
                 <w:lang w:val="en-IN"/>
               </w:rPr>
               <w:t>shippingDetails</w:t>
             </w:r>
-            <w:r>
-              <w:rPr>
-                <w:rFonts w:ascii="Arial" w:hAnsi="Arial" w:cs="Arial"/>
+            <w:proofErr w:type="spellEnd"/>
+            <w:r>
+              <w:rPr>
+                <w:rFonts w:asciiTheme="minorHAnsi" w:hAnsiTheme="minorHAnsi" w:cstheme="minorHAnsi"/>
                 <w:sz w:val="18"/>
                 <w:szCs w:val="18"/>
               </w:rPr>
@@ -3764,7 +4513,7 @@
             <w:pPr>
               <w:ind w:right="227"/>
               <w:rPr>
-                <w:rFonts w:ascii="Arial" w:hAnsi="Arial" w:cs="Arial"/>
+                <w:rFonts w:asciiTheme="minorHAnsi" w:hAnsiTheme="minorHAnsi" w:cstheme="minorHAnsi"/>
               </w:rPr>
             </w:pPr>
           </w:p>
@@ -3779,7 +4528,7 @@
             <w:pPr>
               <w:ind w:right="227"/>
               <w:rPr>
-                <w:rFonts w:ascii="Arial" w:hAnsi="Arial" w:cs="Arial"/>
+                <w:rFonts w:asciiTheme="minorHAnsi" w:hAnsiTheme="minorHAnsi" w:cstheme="minorHAnsi"/>
               </w:rPr>
             </w:pPr>
           </w:p>
@@ -3795,13 +4544,13 @@
             <w:pPr>
               <w:ind w:right="113"/>
               <w:rPr>
-                <w:rFonts w:ascii="Arial" w:hAnsi="Arial" w:cs="Arial"/>
+                <w:rFonts w:asciiTheme="minorHAnsi" w:hAnsiTheme="minorHAnsi" w:cstheme="minorHAnsi"/>
                 <w:lang w:val="en-IN"/>
               </w:rPr>
             </w:pPr>
             <w:r>
               <w:rPr>
-                <w:rFonts w:ascii="Arial" w:hAnsi="Arial" w:cs="Arial"/>
+                <w:rFonts w:asciiTheme="minorHAnsi" w:hAnsiTheme="minorHAnsi" w:cstheme="minorHAnsi"/>
                 <w:b/>
                 <w:bCs/>
                 <w:sz w:val="18"/>
@@ -3820,25 +4569,36 @@
             <w:pPr>
               <w:ind w:right="113"/>
               <w:rPr>
-                <w:rFonts w:ascii="Arial" w:hAnsi="Arial" w:cs="Arial"/>
-              </w:rPr>
-            </w:pPr>
-            <w:r>
-              <w:rPr>
-                <w:rFonts w:ascii="Arial" w:hAnsi="Arial" w:cs="Arial"/>
+                <w:rFonts w:asciiTheme="minorHAnsi" w:hAnsiTheme="minorHAnsi" w:cstheme="minorHAnsi"/>
+              </w:rPr>
+            </w:pPr>
+            <w:r>
+              <w:rPr>
+                <w:rFonts w:asciiTheme="minorHAnsi" w:hAnsiTheme="minorHAnsi" w:cstheme="minorHAnsi"/>
                 <w:sz w:val="18"/>
                 <w:szCs w:val="18"/>
               </w:rPr>
               <w:t>{</w:t>
             </w:r>
-            <w:r>
-              <w:rPr>
-                <w:rFonts w:ascii="Arial" w:hAnsi="Arial" w:cs="Arial"/>
+            <w:proofErr w:type="spellStart"/>
+            <w:r>
+              <w:rPr>
+                <w:rFonts w:asciiTheme="minorHAnsi" w:hAnsiTheme="minorHAnsi" w:cstheme="minorHAnsi"/>
                 <w:sz w:val="18"/>
                 <w:szCs w:val="18"/>
                 <w:lang w:val="en-IN"/>
               </w:rPr>
-              <w:t>paymentTerms}</w:t>
+              <w:t>paymentTerms</w:t>
+            </w:r>
+            <w:proofErr w:type="spellEnd"/>
+            <w:r>
+              <w:rPr>
+                <w:rFonts w:asciiTheme="minorHAnsi" w:hAnsiTheme="minorHAnsi" w:cstheme="minorHAnsi"/>
+                <w:sz w:val="18"/>
+                <w:szCs w:val="18"/>
+                <w:lang w:val="en-IN"/>
+              </w:rPr>
+              <w:t>}</w:t>
             </w:r>
           </w:p>
         </w:tc>
@@ -3851,7 +4611,7 @@
             <w:pPr>
               <w:ind w:right="227"/>
               <w:rPr>
-                <w:rFonts w:ascii="Arial" w:hAnsi="Arial" w:cs="Arial"/>
+                <w:rFonts w:asciiTheme="minorHAnsi" w:hAnsiTheme="minorHAnsi" w:cstheme="minorHAnsi"/>
               </w:rPr>
             </w:pPr>
           </w:p>
@@ -3866,7 +4626,7 @@
             <w:pPr>
               <w:ind w:right="227"/>
               <w:rPr>
-                <w:rFonts w:ascii="Arial" w:hAnsi="Arial" w:cs="Arial"/>
+                <w:rFonts w:asciiTheme="minorHAnsi" w:hAnsiTheme="minorHAnsi" w:cstheme="minorHAnsi"/>
               </w:rPr>
             </w:pPr>
           </w:p>
@@ -3882,7 +4642,7 @@
             <w:pPr>
               <w:ind w:right="227"/>
               <w:rPr>
-                <w:rFonts w:ascii="Arial" w:hAnsi="Arial" w:cs="Arial"/>
+                <w:rFonts w:asciiTheme="minorHAnsi" w:hAnsiTheme="minorHAnsi" w:cstheme="minorHAnsi"/>
               </w:rPr>
             </w:pPr>
           </w:p>
@@ -3898,7 +4658,7 @@
             </w:pPr>
             <w:r>
               <w:rPr>
-                <w:rFonts w:ascii="Arial" w:hAnsi="Arial" w:cs="Arial"/>
+                <w:rFonts w:cstheme="minorHAnsi"/>
                 <w:b/>
                 <w:bCs/>
                 <w:sz w:val="18"/>
@@ -3908,7 +4668,7 @@
             </w:r>
             <w:r>
               <w:rPr>
-                <w:rFonts w:ascii="Arial" w:hAnsi="Arial" w:cs="Arial"/>
+                <w:rFonts w:cstheme="minorHAnsi"/>
                 <w:b/>
                 <w:bCs/>
                 <w:sz w:val="18"/>
@@ -3944,7 +4704,25 @@
                 <w:sz w:val="18"/>
                 <w:szCs w:val="18"/>
               </w:rPr>
-              <w:t>{.}{/invoiceInstructions}</w:t>
+              <w:t>{.}{/</w:t>
+            </w:r>
+            <w:proofErr w:type="spellStart"/>
+            <w:r>
+              <w:rPr>
+                <w:rFonts w:cstheme="minorHAnsi"/>
+                <w:sz w:val="18"/>
+                <w:szCs w:val="18"/>
+              </w:rPr>
+              <w:t>invoiceInstructions</w:t>
+            </w:r>
+            <w:proofErr w:type="spellEnd"/>
+            <w:r>
+              <w:rPr>
+                <w:rFonts w:cstheme="minorHAnsi"/>
+                <w:sz w:val="18"/>
+                <w:szCs w:val="18"/>
+              </w:rPr>
+              <w:t>}</w:t>
             </w:r>
           </w:p>
         </w:tc>
@@ -3961,7 +4739,7 @@
     <w:sectPr>
       <w:headerReference w:type="default" r:id="rId7"/>
       <w:footerReference w:type="default" r:id="rId8"/>
-      <w:pgSz w:w="11906" w:h="16838"/>
+      <w:pgSz w:w="11906" w:h="16838" w:code="9"/>
       <w:pgMar w:top="0" w:right="0" w:bottom="0" w:left="0" w:header="0" w:footer="0" w:gutter="0"/>
       <w:cols w:space="708"/>
       <w:docGrid w:linePitch="360"/>
@@ -4009,6 +4787,7 @@
     <w:r>
       <w:t xml:space="preserve">      </w:t>
     </w:r>
+    <w:proofErr w:type="gramStart"/>
     <w:r>
       <w:rPr>
         <w:spacing w:val="60"/>
@@ -4025,8 +4804,9 @@
       <w:rPr>
         <w:spacing w:val="60"/>
       </w:rPr>
-      <w:t xml:space="preserve"> ICA </w:t>
+      <w:t xml:space="preserve"> ICA</w:t>
     </w:r>
+    <w:proofErr w:type="gramEnd"/>
     <w:r>
       <w:rPr>
         <w:spacing w:val="60"/>
@@ -4037,20 +4817,34 @@
       <w:rPr>
         <w:spacing w:val="60"/>
       </w:rPr>
-      <w:t>(I)</w:t>
-    </w:r>
-    <w:r>
-      <w:rPr>
-        <w:spacing w:val="60"/>
-      </w:rPr>
       <w:t xml:space="preserve"> </w:t>
     </w:r>
     <w:r>
       <w:rPr>
         <w:spacing w:val="60"/>
       </w:rPr>
+      <w:t>(I</w:t>
+    </w:r>
+    <w:proofErr w:type="gramStart"/>
+    <w:r>
+      <w:rPr>
+        <w:spacing w:val="60"/>
+      </w:rPr>
+      <w:t>)</w:t>
+    </w:r>
+    <w:r>
+      <w:rPr>
+        <w:spacing w:val="60"/>
+      </w:rPr>
+      <w:t xml:space="preserve"> </w:t>
+    </w:r>
+    <w:r>
+      <w:rPr>
+        <w:spacing w:val="60"/>
+      </w:rPr>
       <w:t xml:space="preserve"> LTD</w:t>
     </w:r>
+    <w:proofErr w:type="gramEnd"/>
   </w:p>
   <w:p>
     <w:pPr>
@@ -4352,6 +5146,15 @@
         <w:color w:val="auto"/>
       </w:rPr>
       <w:tab/>
+    </w:r>
+    <w:proofErr w:type="gramStart"/>
+    <w:r>
+      <w:rPr>
+        <w:rFonts w:ascii="Arial" w:hAnsi="Arial" w:cs="Arial"/>
+        <w:b/>
+        <w:bCs/>
+        <w:color w:val="auto"/>
+      </w:rPr>
       <w:t>D</w:t>
     </w:r>
     <w:r>
@@ -4374,6 +5177,7 @@
       </w:rPr>
       <w:t>.</w:t>
     </w:r>
+    <w:proofErr w:type="gramEnd"/>
   </w:p>
   <w:p>
     <w:pPr>
@@ -5837,7 +6641,6 @@
   <w:style w:type="character" w:default="1" w:styleId="DefaultParagraphFont">
     <w:name w:val="Default Paragraph Font"/>
     <w:uiPriority w:val="1"/>
-    <w:semiHidden/>
     <w:unhideWhenUsed/>
   </w:style>
   <w:style w:type="table" w:default="1" w:styleId="TableNormal">

--- a/electron/database/generate-document/templates/order-confirmation.docx
+++ b/electron/database/generate-document/templates/order-confirmation.docx
@@ -5,7 +5,7 @@
     <w:tbl>
       <w:tblPr>
         <w:tblStyle w:val="TableGrid"/>
-        <w:tblW w:w="12021" w:type="dxa"/>
+        <w:tblW w:w="11570" w:type="dxa"/>
         <w:tblBorders>
           <w:top w:val="none" w:sz="0" w:space="0" w:color="auto"/>
           <w:left w:val="none" w:sz="0" w:space="0" w:color="auto"/>
@@ -18,17 +18,17 @@
         <w:tblLook w:val="04A0" w:firstRow="1" w:lastRow="0" w:firstColumn="1" w:lastColumn="0" w:noHBand="0" w:noVBand="1"/>
       </w:tblPr>
       <w:tblGrid>
-        <w:gridCol w:w="3686"/>
-        <w:gridCol w:w="4819"/>
-        <w:gridCol w:w="3516"/>
+        <w:gridCol w:w="3548"/>
+        <w:gridCol w:w="4638"/>
+        <w:gridCol w:w="3384"/>
       </w:tblGrid>
       <w:tr>
         <w:trPr>
-          <w:trHeight w:val="2000"/>
+          <w:trHeight w:val="2108"/>
         </w:trPr>
         <w:tc>
           <w:tcPr>
-            <w:tcW w:w="3686" w:type="dxa"/>
+            <w:tcW w:w="3548" w:type="dxa"/>
           </w:tcPr>
           <w:p>
             <w:pPr>
@@ -46,16 +46,6 @@
             </w:pPr>
             <w:r>
               <w:rPr>
-                <w:rFonts w:ascii="Arial" w:hAnsi="Arial" w:cs="Arial"/>
-                <w:b/>
-                <w:bCs/>
-                <w:sz w:val="20"/>
-                <w:szCs w:val="20"/>
-              </w:rPr>
-              <w:t xml:space="preserve">      </w:t>
-            </w:r>
-            <w:r>
-              <w:rPr>
                 <w:rFonts w:asciiTheme="minorHAnsi" w:hAnsiTheme="minorHAnsi" w:cstheme="minorHAnsi"/>
                 <w:b/>
                 <w:bCs/>
@@ -80,7 +70,7 @@
               <w:tabs>
                 <w:tab w:val="left" w:pos="1224"/>
               </w:tabs>
-              <w:ind w:left="340" w:right="227"/>
+              <w:ind w:right="227"/>
               <w:rPr>
                 <w:rFonts w:asciiTheme="minorHAnsi" w:hAnsiTheme="minorHAnsi" w:cstheme="minorHAnsi"/>
                 <w:b/>
@@ -127,7 +117,7 @@
               <w:tabs>
                 <w:tab w:val="left" w:pos="1224"/>
               </w:tabs>
-              <w:ind w:left="340" w:right="227"/>
+              <w:ind w:right="227"/>
               <w:rPr>
                 <w:rFonts w:asciiTheme="minorHAnsi" w:hAnsiTheme="minorHAnsi" w:cstheme="minorHAnsi"/>
                 <w:b/>
@@ -174,7 +164,7 @@
               <w:tabs>
                 <w:tab w:val="left" w:pos="1224"/>
               </w:tabs>
-              <w:ind w:left="340" w:right="227"/>
+              <w:ind w:right="227"/>
               <w:rPr>
                 <w:rFonts w:asciiTheme="minorHAnsi" w:hAnsiTheme="minorHAnsi" w:cstheme="minorHAnsi"/>
                 <w:b/>
@@ -253,7 +243,7 @@
               <w:tabs>
                 <w:tab w:val="left" w:pos="1224"/>
               </w:tabs>
-              <w:ind w:left="340" w:right="227"/>
+              <w:ind w:right="227"/>
               <w:rPr>
                 <w:rFonts w:ascii="Arial" w:hAnsi="Arial" w:cs="Arial"/>
                 <w:b/>
@@ -338,7 +328,7 @@
         </w:tc>
         <w:tc>
           <w:tcPr>
-            <w:tcW w:w="4819" w:type="dxa"/>
+            <w:tcW w:w="4638" w:type="dxa"/>
           </w:tcPr>
           <w:p>
             <w:pPr>
@@ -829,7 +819,7 @@
         </w:tc>
         <w:tc>
           <w:tcPr>
-            <w:tcW w:w="3516" w:type="dxa"/>
+            <w:tcW w:w="3384" w:type="dxa"/>
           </w:tcPr>
           <w:p>
             <w:pPr>
@@ -1340,11 +1330,24 @@
         <w:tab/>
       </w:r>
     </w:p>
+    <w:p>
+      <w:pPr>
+        <w:tabs>
+          <w:tab w:val="left" w:pos="2913"/>
+        </w:tabs>
+        <w:ind w:right="113"/>
+        <w:rPr>
+          <w:rFonts w:ascii="Arial" w:hAnsi="Arial" w:cs="Arial"/>
+          <w:sz w:val="8"/>
+          <w:szCs w:val="8"/>
+        </w:rPr>
+      </w:pPr>
+    </w:p>
     <w:tbl>
       <w:tblPr>
         <w:tblStyle w:val="TableGrid"/>
-        <w:tblW w:w="0" w:type="auto"/>
-        <w:tblInd w:w="113" w:type="dxa"/>
+        <w:tblpPr w:leftFromText="180" w:rightFromText="180" w:vertAnchor="page" w:horzAnchor="margin" w:tblpY="4725"/>
+        <w:tblW w:w="11322" w:type="dxa"/>
         <w:tblBorders>
           <w:top w:val="none" w:sz="0" w:space="0" w:color="auto"/>
           <w:left w:val="none" w:sz="0" w:space="0" w:color="auto"/>
@@ -1361,24 +1364,26 @@
         <w:tblLook w:val="04A0" w:firstRow="1" w:lastRow="0" w:firstColumn="1" w:lastColumn="0" w:noHBand="0" w:noVBand="1"/>
       </w:tblPr>
       <w:tblGrid>
-        <w:gridCol w:w="1163"/>
-        <w:gridCol w:w="425"/>
-        <w:gridCol w:w="2127"/>
-        <w:gridCol w:w="2268"/>
-        <w:gridCol w:w="1559"/>
-        <w:gridCol w:w="567"/>
-        <w:gridCol w:w="992"/>
-        <w:gridCol w:w="709"/>
-        <w:gridCol w:w="850"/>
-        <w:gridCol w:w="1123"/>
+        <w:gridCol w:w="1276"/>
+        <w:gridCol w:w="142"/>
+        <w:gridCol w:w="1843"/>
+        <w:gridCol w:w="1842"/>
+        <w:gridCol w:w="1501"/>
+        <w:gridCol w:w="640"/>
+        <w:gridCol w:w="304"/>
+        <w:gridCol w:w="754"/>
+        <w:gridCol w:w="439"/>
+        <w:gridCol w:w="680"/>
+        <w:gridCol w:w="816"/>
+        <w:gridCol w:w="1085"/>
       </w:tblGrid>
       <w:tr>
         <w:trPr>
-          <w:trHeight w:val="20"/>
+          <w:trHeight w:val="19"/>
         </w:trPr>
         <w:tc>
           <w:tcPr>
-            <w:tcW w:w="1163" w:type="dxa"/>
+            <w:tcW w:w="1276" w:type="dxa"/>
           </w:tcPr>
           <w:p>
             <w:pPr>
@@ -1397,7 +1402,7 @@
                 <w:sz w:val="20"/>
                 <w:szCs w:val="24"/>
               </w:rPr>
-              <w:t xml:space="preserve"> Box</w:t>
+              <w:t>Box</w:t>
             </w:r>
             <w:r>
               <w:rPr>
@@ -1422,7 +1427,6 @@
           </w:p>
           <w:p>
             <w:pPr>
-              <w:ind w:left="538"/>
               <w:jc w:val="center"/>
               <w:rPr>
                 <w:rFonts w:asciiTheme="minorHAnsi" w:hAnsiTheme="minorHAnsi" w:cstheme="minorHAnsi"/>
@@ -1435,7 +1439,7 @@
         </w:tc>
         <w:tc>
           <w:tcPr>
-            <w:tcW w:w="2552" w:type="dxa"/>
+            <w:tcW w:w="1985" w:type="dxa"/>
             <w:gridSpan w:val="2"/>
           </w:tcPr>
           <w:p>
@@ -1664,7 +1668,7 @@
         </w:tc>
         <w:tc>
           <w:tcPr>
-            <w:tcW w:w="2268" w:type="dxa"/>
+            <w:tcW w:w="1842" w:type="dxa"/>
           </w:tcPr>
           <w:p>
             <w:pPr>
@@ -1837,7 +1841,8 @@
         </w:tc>
         <w:tc>
           <w:tcPr>
-            <w:tcW w:w="1559" w:type="dxa"/>
+            <w:tcW w:w="2141" w:type="dxa"/>
+            <w:gridSpan w:val="2"/>
           </w:tcPr>
           <w:p>
             <w:pPr>
@@ -1865,8 +1870,8 @@
         </w:tc>
         <w:tc>
           <w:tcPr>
-            <w:tcW w:w="1559" w:type="dxa"/>
-            <w:gridSpan w:val="2"/>
+            <w:tcW w:w="1497" w:type="dxa"/>
+            <w:gridSpan w:val="3"/>
           </w:tcPr>
           <w:p>
             <w:pPr>
@@ -1891,7 +1896,7 @@
         </w:tc>
         <w:tc>
           <w:tcPr>
-            <w:tcW w:w="709" w:type="dxa"/>
+            <w:tcW w:w="680" w:type="dxa"/>
           </w:tcPr>
           <w:p>
             <w:pPr>
@@ -1917,7 +1922,7 @@
         </w:tc>
         <w:tc>
           <w:tcPr>
-            <w:tcW w:w="850" w:type="dxa"/>
+            <w:tcW w:w="816" w:type="dxa"/>
           </w:tcPr>
           <w:p>
             <w:pPr>
@@ -1988,7 +1993,7 @@
         </w:tc>
         <w:tc>
           <w:tcPr>
-            <w:tcW w:w="1123" w:type="dxa"/>
+            <w:tcW w:w="1085" w:type="dxa"/>
           </w:tcPr>
           <w:p>
             <w:pPr>
@@ -2062,12 +2067,12 @@
       </w:tr>
       <w:tr>
         <w:trPr>
-          <w:trHeight w:val="603"/>
+          <w:trHeight w:val="600"/>
         </w:trPr>
         <w:tc>
           <w:tcPr>
-            <w:tcW w:w="11783" w:type="dxa"/>
-            <w:gridSpan w:val="10"/>
+            <w:tcW w:w="11322" w:type="dxa"/>
+            <w:gridSpan w:val="12"/>
           </w:tcPr>
           <w:p>
             <w:pPr>
@@ -2093,11 +2098,31 @@
                 <w:sz w:val="20"/>
                 <w:szCs w:val="20"/>
               </w:rPr>
-              <w:t>IPItems}</w:t>
-            </w:r>
-            <w:r>
-              <w:rPr>
-                <w:rFonts w:asciiTheme="minorHAnsi" w:hAnsiTheme="minorHAnsi" w:cstheme="minorHAnsi"/>
+              <w:t>IPItems}{</w:t>
+            </w:r>
+            <w:proofErr w:type="gramEnd"/>
+            <w:r>
+              <w:rPr>
+                <w:rFonts w:asciiTheme="minorHAnsi" w:hAnsiTheme="minorHAnsi" w:cstheme="minorHAnsi"/>
+                <w:sz w:val="20"/>
+                <w:szCs w:val="20"/>
+              </w:rPr>
+              <w:t>#</w:t>
+            </w:r>
+            <w:proofErr w:type="gramStart"/>
+            <w:r>
+              <w:rPr>
+                <w:rFonts w:asciiTheme="minorHAnsi" w:hAnsiTheme="minorHAnsi" w:cstheme="minorHAnsi"/>
+                <w:sz w:val="20"/>
+                <w:szCs w:val="20"/>
+              </w:rPr>
+              <w:t>showThickness}</w:t>
+            </w:r>
+            <w:r>
+              <w:rPr>
+                <w:rFonts w:asciiTheme="minorHAnsi" w:hAnsiTheme="minorHAnsi" w:cstheme="minorHAnsi"/>
+                <w:b/>
+                <w:bCs/>
                 <w:sz w:val="20"/>
                 <w:szCs w:val="20"/>
               </w:rPr>
@@ -2107,34 +2132,6 @@
             <w:r>
               <w:rPr>
                 <w:rFonts w:asciiTheme="minorHAnsi" w:hAnsiTheme="minorHAnsi" w:cstheme="minorHAnsi"/>
-                <w:sz w:val="20"/>
-                <w:szCs w:val="20"/>
-              </w:rPr>
-              <w:t>#</w:t>
-            </w:r>
-            <w:proofErr w:type="gramStart"/>
-            <w:r>
-              <w:rPr>
-                <w:rFonts w:asciiTheme="minorHAnsi" w:hAnsiTheme="minorHAnsi" w:cstheme="minorHAnsi"/>
-                <w:sz w:val="20"/>
-                <w:szCs w:val="20"/>
-              </w:rPr>
-              <w:t>showThickness}</w:t>
-            </w:r>
-            <w:r>
-              <w:rPr>
-                <w:rFonts w:asciiTheme="minorHAnsi" w:hAnsiTheme="minorHAnsi" w:cstheme="minorHAnsi"/>
-                <w:b/>
-                <w:bCs/>
-                <w:sz w:val="20"/>
-                <w:szCs w:val="20"/>
-              </w:rPr>
-              <w:t>{</w:t>
-            </w:r>
-            <w:proofErr w:type="gramEnd"/>
-            <w:r>
-              <w:rPr>
-                <w:rFonts w:asciiTheme="minorHAnsi" w:hAnsiTheme="minorHAnsi" w:cstheme="minorHAnsi"/>
                 <w:b/>
                 <w:bCs/>
                 <w:sz w:val="20"/>
@@ -2165,28 +2162,1116 @@
             </w:pPr>
             <w:r>
               <w:rPr>
-                <w:rFonts w:asciiTheme="minorHAnsi" w:hAnsiTheme="minorHAnsi" w:cstheme="minorHAnsi"/>
-                <w:b/>
-                <w:bCs/>
                 <w:noProof/>
-                <w:sz w:val="20"/>
-                <w:szCs w:val="20"/>
               </w:rPr>
               <mc:AlternateContent>
                 <mc:Choice Requires="wps">
                   <w:drawing>
-                    <wp:anchor distT="0" distB="0" distL="114300" distR="114300" simplePos="0" relativeHeight="251671552" behindDoc="0" locked="0" layoutInCell="1" allowOverlap="1" wp14:anchorId="7D0B49F5" wp14:editId="0D481F9B">
+                    <wp:anchor distT="4294967295" distB="4294967295" distL="114300" distR="114300" simplePos="0" relativeHeight="251665408" behindDoc="0" locked="0" layoutInCell="1" allowOverlap="1" wp14:anchorId="3E8058E5" wp14:editId="7B358B38">
                       <wp:simplePos x="0" y="0"/>
                       <wp:positionH relativeFrom="column">
-                        <wp:posOffset>1270</wp:posOffset>
+                        <wp:posOffset>1847</wp:posOffset>
                       </wp:positionH>
                       <wp:positionV relativeFrom="paragraph">
-                        <wp:posOffset>165735</wp:posOffset>
+                        <wp:posOffset>162791</wp:posOffset>
                       </wp:positionV>
-                      <wp:extent cx="7315200" cy="0"/>
+                      <wp:extent cx="7031182" cy="13855"/>
+                      <wp:effectExtent l="0" t="0" r="36830" b="24765"/>
+                      <wp:wrapNone/>
+                      <wp:docPr id="720393060" name="Straight Connector 10"/>
+                      <wp:cNvGraphicFramePr>
+                        <a:graphicFrameLocks xmlns:a="http://schemas.openxmlformats.org/drawingml/2006/main"/>
+                      </wp:cNvGraphicFramePr>
+                      <a:graphic xmlns:a="http://schemas.openxmlformats.org/drawingml/2006/main">
+                        <a:graphicData uri="http://schemas.microsoft.com/office/word/2010/wordprocessingShape">
+                          <wps:wsp>
+                            <wps:cNvCnPr>
+                              <a:cxnSpLocks/>
+                            </wps:cNvCnPr>
+                            <wps:spPr>
+                              <a:xfrm>
+                                <a:off x="0" y="0"/>
+                                <a:ext cx="7031182" cy="13855"/>
+                              </a:xfrm>
+                              <a:prstGeom prst="line">
+                                <a:avLst/>
+                              </a:prstGeom>
+                            </wps:spPr>
+                            <wps:style>
+                              <a:lnRef idx="1">
+                                <a:schemeClr val="dk1"/>
+                              </a:lnRef>
+                              <a:fillRef idx="0">
+                                <a:schemeClr val="dk1"/>
+                              </a:fillRef>
+                              <a:effectRef idx="0">
+                                <a:schemeClr val="dk1"/>
+                              </a:effectRef>
+                              <a:fontRef idx="minor">
+                                <a:schemeClr val="tx1"/>
+                              </a:fontRef>
+                            </wps:style>
+                            <wps:bodyPr/>
+                          </wps:wsp>
+                        </a:graphicData>
+                      </a:graphic>
+                      <wp14:sizeRelH relativeFrom="page">
+                        <wp14:pctWidth>0</wp14:pctWidth>
+                      </wp14:sizeRelH>
+                      <wp14:sizeRelV relativeFrom="page">
+                        <wp14:pctHeight>0</wp14:pctHeight>
+                      </wp14:sizeRelV>
+                    </wp:anchor>
+                  </w:drawing>
+                </mc:Choice>
+                <mc:Fallback>
+                  <w:pict>
+                    <v:line w14:anchorId="0328383A" id="Straight Connector 10" o:spid="_x0000_s1026" style="position:absolute;z-index:251665408;visibility:visible;mso-wrap-style:square;mso-width-percent:0;mso-height-percent:0;mso-wrap-distance-left:9pt;mso-wrap-distance-top:-3e-5mm;mso-wrap-distance-right:9pt;mso-wrap-distance-bottom:-3e-5mm;mso-position-horizontal:absolute;mso-position-horizontal-relative:text;mso-position-vertical:absolute;mso-position-vertical-relative:text;mso-width-percent:0;mso-height-percent:0;mso-width-relative:page;mso-height-relative:page" from=".15pt,12.8pt" to="553.8pt,13.9pt" o:gfxdata="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" strokecolor="black [3200]" strokeweight=".5pt">
+                      <v:stroke joinstyle="miter"/>
+                      <o:lock v:ext="edit" shapetype="f"/>
+                    </v:line>
+                  </w:pict>
+                </mc:Fallback>
+              </mc:AlternateContent>
+            </w:r>
+            <w:r>
+              <w:rPr>
+                <w:rFonts w:asciiTheme="minorHAnsi" w:hAnsiTheme="minorHAnsi" w:cstheme="minorHAnsi"/>
+                <w:b/>
+                <w:bCs/>
+                <w:sz w:val="20"/>
+                <w:szCs w:val="20"/>
+              </w:rPr>
+              <w:t>Size: {length} X {width} X {height} MM</w:t>
+            </w:r>
+            <w:r>
+              <w:rPr>
+                <w:rFonts w:asciiTheme="minorHAnsi" w:hAnsiTheme="minorHAnsi" w:cstheme="minorHAnsi"/>
+                <w:b/>
+                <w:bCs/>
+                <w:sz w:val="20"/>
+                <w:szCs w:val="20"/>
+              </w:rPr>
+              <w:t xml:space="preserve"> </w:t>
+            </w:r>
+            <w:r>
+              <w:rPr>
+                <w:rFonts w:asciiTheme="minorHAnsi" w:hAnsiTheme="minorHAnsi" w:cstheme="minorHAnsi"/>
+                <w:b/>
+                <w:bCs/>
+                <w:sz w:val="20"/>
+                <w:szCs w:val="20"/>
+              </w:rPr>
+              <w:t>{#</w:t>
+            </w:r>
+            <w:proofErr w:type="spellStart"/>
+            <w:r>
+              <w:rPr>
+                <w:rFonts w:asciiTheme="minorHAnsi" w:hAnsiTheme="minorHAnsi" w:cstheme="minorHAnsi"/>
+                <w:b/>
+                <w:bCs/>
+                <w:sz w:val="20"/>
+                <w:szCs w:val="20"/>
+                <w:lang w:val="en-IN"/>
+              </w:rPr>
+              <w:t>extNotes</w:t>
+            </w:r>
+            <w:proofErr w:type="spellEnd"/>
+            <w:r>
+              <w:rPr>
+                <w:rFonts w:asciiTheme="minorHAnsi" w:hAnsiTheme="minorHAnsi" w:cstheme="minorHAnsi"/>
+                <w:b/>
+                <w:bCs/>
+                <w:sz w:val="20"/>
+                <w:szCs w:val="20"/>
+              </w:rPr>
+              <w:t>} - {</w:t>
+            </w:r>
+            <w:proofErr w:type="spellStart"/>
+            <w:r>
+              <w:rPr>
+                <w:rFonts w:asciiTheme="minorHAnsi" w:hAnsiTheme="minorHAnsi" w:cstheme="minorHAnsi"/>
+                <w:b/>
+                <w:bCs/>
+                <w:sz w:val="20"/>
+                <w:szCs w:val="20"/>
+                <w:lang w:val="en-IN"/>
+              </w:rPr>
+              <w:t>extNotes</w:t>
+            </w:r>
+            <w:proofErr w:type="spellEnd"/>
+            <w:proofErr w:type="gramStart"/>
+            <w:r>
+              <w:rPr>
+                <w:rFonts w:asciiTheme="minorHAnsi" w:hAnsiTheme="minorHAnsi" w:cstheme="minorHAnsi"/>
+                <w:b/>
+                <w:bCs/>
+                <w:sz w:val="20"/>
+                <w:szCs w:val="20"/>
+              </w:rPr>
+              <w:t>}{/}</w:t>
+            </w:r>
+            <w:r>
+              <w:rPr>
+                <w:rFonts w:asciiTheme="minorHAnsi" w:hAnsiTheme="minorHAnsi" w:cstheme="minorHAnsi"/>
+                <w:b/>
+                <w:bCs/>
+                <w:sz w:val="20"/>
+                <w:szCs w:val="20"/>
+              </w:rPr>
+              <w:t xml:space="preserve">  </w:t>
+            </w:r>
+            <w:r>
+              <w:rPr>
+                <w:rFonts w:asciiTheme="minorHAnsi" w:hAnsiTheme="minorHAnsi" w:cstheme="minorHAnsi"/>
+                <w:b/>
+                <w:bCs/>
+                <w:sz w:val="20"/>
+                <w:szCs w:val="20"/>
+              </w:rPr>
+              <w:t>{</w:t>
+            </w:r>
+            <w:proofErr w:type="gramEnd"/>
+            <w:r>
+              <w:rPr>
+                <w:rFonts w:asciiTheme="minorHAnsi" w:hAnsiTheme="minorHAnsi" w:cstheme="minorHAnsi"/>
+                <w:b/>
+                <w:bCs/>
+                <w:sz w:val="20"/>
+                <w:szCs w:val="20"/>
+              </w:rPr>
+              <w:t>#fsc} - {</w:t>
+            </w:r>
+            <w:proofErr w:type="spellStart"/>
+            <w:r>
+              <w:rPr>
+                <w:rFonts w:asciiTheme="minorHAnsi" w:hAnsiTheme="minorHAnsi" w:cstheme="minorHAnsi"/>
+                <w:b/>
+                <w:bCs/>
+                <w:sz w:val="20"/>
+                <w:szCs w:val="20"/>
+              </w:rPr>
+              <w:t>fsc</w:t>
+            </w:r>
+            <w:proofErr w:type="spellEnd"/>
+            <w:r>
+              <w:rPr>
+                <w:rFonts w:asciiTheme="minorHAnsi" w:hAnsiTheme="minorHAnsi" w:cstheme="minorHAnsi"/>
+                <w:b/>
+                <w:bCs/>
+                <w:sz w:val="20"/>
+                <w:szCs w:val="20"/>
+              </w:rPr>
+              <w:t>}{/</w:t>
+            </w:r>
+            <w:proofErr w:type="spellStart"/>
+            <w:r>
+              <w:rPr>
+                <w:rFonts w:asciiTheme="minorHAnsi" w:hAnsiTheme="minorHAnsi" w:cstheme="minorHAnsi"/>
+                <w:b/>
+                <w:bCs/>
+                <w:sz w:val="20"/>
+                <w:szCs w:val="20"/>
+              </w:rPr>
+              <w:t>fsc</w:t>
+            </w:r>
+            <w:proofErr w:type="spellEnd"/>
+            <w:r>
+              <w:rPr>
+                <w:rFonts w:asciiTheme="minorHAnsi" w:hAnsiTheme="minorHAnsi" w:cstheme="minorHAnsi"/>
+                <w:b/>
+                <w:bCs/>
+                <w:sz w:val="20"/>
+                <w:szCs w:val="20"/>
+              </w:rPr>
+              <w:t>}</w:t>
+            </w:r>
+          </w:p>
+        </w:tc>
+      </w:tr>
+      <w:tr>
+        <w:trPr>
+          <w:trHeight w:val="64"/>
+        </w:trPr>
+        <w:tc>
+          <w:tcPr>
+            <w:tcW w:w="1276" w:type="dxa"/>
+          </w:tcPr>
+          <w:p>
+            <w:pPr>
+              <w:ind w:right="113"/>
+              <w:rPr>
+                <w:rFonts w:asciiTheme="minorHAnsi" w:hAnsiTheme="minorHAnsi" w:cstheme="minorHAnsi"/>
+                <w:sz w:val="18"/>
+                <w:szCs w:val="18"/>
+              </w:rPr>
+            </w:pPr>
+            <w:r>
+              <w:rPr>
+                <w:rFonts w:asciiTheme="minorHAnsi" w:hAnsiTheme="minorHAnsi" w:cstheme="minorHAnsi"/>
+                <w:sz w:val="18"/>
+                <w:szCs w:val="18"/>
+              </w:rPr>
+              <w:t>{#</w:t>
+            </w:r>
+            <w:proofErr w:type="gramStart"/>
+            <w:r>
+              <w:rPr>
+                <w:rFonts w:asciiTheme="minorHAnsi" w:hAnsiTheme="minorHAnsi" w:cstheme="minorHAnsi"/>
+                <w:sz w:val="18"/>
+                <w:szCs w:val="18"/>
+              </w:rPr>
+              <w:t>invoices}{</w:t>
+            </w:r>
+            <w:proofErr w:type="gramEnd"/>
+            <w:r>
+              <w:rPr>
+                <w:rFonts w:asciiTheme="minorHAnsi" w:hAnsiTheme="minorHAnsi" w:cstheme="minorHAnsi"/>
+                <w:sz w:val="18"/>
+                <w:szCs w:val="18"/>
+              </w:rPr>
+              <w:t>prefixCode}\{containerFrom}{#containerTo} - {</w:t>
+            </w:r>
+            <w:proofErr w:type="spellStart"/>
+            <w:r>
+              <w:rPr>
+                <w:rFonts w:asciiTheme="minorHAnsi" w:hAnsiTheme="minorHAnsi" w:cstheme="minorHAnsi"/>
+                <w:sz w:val="18"/>
+                <w:szCs w:val="18"/>
+              </w:rPr>
+              <w:t>containerTo</w:t>
+            </w:r>
+            <w:proofErr w:type="spellEnd"/>
+            <w:r>
+              <w:rPr>
+                <w:rFonts w:asciiTheme="minorHAnsi" w:hAnsiTheme="minorHAnsi" w:cstheme="minorHAnsi"/>
+                <w:sz w:val="18"/>
+                <w:szCs w:val="18"/>
+              </w:rPr>
+              <w:t>}{/</w:t>
+            </w:r>
+            <w:proofErr w:type="spellStart"/>
+            <w:r>
+              <w:rPr>
+                <w:rFonts w:asciiTheme="minorHAnsi" w:hAnsiTheme="minorHAnsi" w:cstheme="minorHAnsi"/>
+                <w:sz w:val="18"/>
+                <w:szCs w:val="18"/>
+              </w:rPr>
+              <w:t>containerTo</w:t>
+            </w:r>
+            <w:proofErr w:type="spellEnd"/>
+            <w:r>
+              <w:rPr>
+                <w:rFonts w:asciiTheme="minorHAnsi" w:hAnsiTheme="minorHAnsi" w:cstheme="minorHAnsi"/>
+                <w:sz w:val="18"/>
+                <w:szCs w:val="18"/>
+              </w:rPr>
+              <w:t>}</w:t>
+            </w:r>
+          </w:p>
+        </w:tc>
+        <w:tc>
+          <w:tcPr>
+            <w:tcW w:w="1985" w:type="dxa"/>
+            <w:gridSpan w:val="2"/>
+          </w:tcPr>
+          <w:p>
+            <w:pPr>
+              <w:ind w:right="113"/>
+              <w:rPr>
+                <w:rFonts w:asciiTheme="minorHAnsi" w:hAnsiTheme="minorHAnsi" w:cstheme="minorHAnsi"/>
+                <w:sz w:val="18"/>
+                <w:szCs w:val="18"/>
+              </w:rPr>
+            </w:pPr>
+            <w:r>
+              <w:rPr>
+                <w:rFonts w:asciiTheme="minorHAnsi" w:hAnsiTheme="minorHAnsi" w:cstheme="minorHAnsi"/>
+                <w:sz w:val="18"/>
+                <w:szCs w:val="18"/>
+              </w:rPr>
+              <w:t>{</w:t>
+            </w:r>
+            <w:proofErr w:type="spellStart"/>
+            <w:r>
+              <w:rPr>
+                <w:rFonts w:asciiTheme="minorHAnsi" w:hAnsiTheme="minorHAnsi" w:cstheme="minorHAnsi"/>
+                <w:sz w:val="18"/>
+                <w:szCs w:val="18"/>
+              </w:rPr>
+              <w:t>materialGrade</w:t>
+            </w:r>
+            <w:proofErr w:type="spellEnd"/>
+            <w:r>
+              <w:rPr>
+                <w:rFonts w:asciiTheme="minorHAnsi" w:hAnsiTheme="minorHAnsi" w:cstheme="minorHAnsi"/>
+                <w:sz w:val="18"/>
+                <w:szCs w:val="18"/>
+              </w:rPr>
+              <w:t>}{#isUK</w:t>
+            </w:r>
+            <w:r>
+              <w:rPr>
+                <w:rFonts w:asciiTheme="minorHAnsi" w:hAnsiTheme="minorHAnsi" w:cstheme="minorHAnsi"/>
+                <w:sz w:val="18"/>
+                <w:szCs w:val="18"/>
+              </w:rPr>
+              <w:t xml:space="preserve">} </w:t>
+            </w:r>
+            <w:r>
+              <w:rPr>
+                <w:rFonts w:asciiTheme="minorHAnsi" w:hAnsiTheme="minorHAnsi" w:cstheme="minorHAnsi"/>
+                <w:sz w:val="18"/>
+                <w:szCs w:val="18"/>
+              </w:rPr>
+              <w:t>{</w:t>
+            </w:r>
+            <w:proofErr w:type="spellStart"/>
+            <w:r>
+              <w:rPr>
+                <w:rFonts w:asciiTheme="minorHAnsi" w:hAnsiTheme="minorHAnsi" w:cstheme="minorHAnsi"/>
+                <w:sz w:val="18"/>
+                <w:szCs w:val="18"/>
+              </w:rPr>
+              <w:t>brandName</w:t>
+            </w:r>
+            <w:proofErr w:type="spellEnd"/>
+            <w:r>
+              <w:rPr>
+                <w:rFonts w:asciiTheme="minorHAnsi" w:hAnsiTheme="minorHAnsi" w:cstheme="minorHAnsi"/>
+                <w:sz w:val="18"/>
+                <w:szCs w:val="18"/>
+              </w:rPr>
+              <w:t>}{/</w:t>
+            </w:r>
+            <w:proofErr w:type="spellStart"/>
+            <w:r>
+              <w:rPr>
+                <w:rFonts w:asciiTheme="minorHAnsi" w:hAnsiTheme="minorHAnsi" w:cstheme="minorHAnsi"/>
+                <w:sz w:val="18"/>
+                <w:szCs w:val="18"/>
+              </w:rPr>
+              <w:t>isUK</w:t>
+            </w:r>
+            <w:proofErr w:type="spellEnd"/>
+            <w:r>
+              <w:rPr>
+                <w:rFonts w:asciiTheme="minorHAnsi" w:hAnsiTheme="minorHAnsi" w:cstheme="minorHAnsi"/>
+                <w:sz w:val="18"/>
+                <w:szCs w:val="18"/>
+              </w:rPr>
+              <w:t>}</w:t>
+            </w:r>
+          </w:p>
+        </w:tc>
+        <w:tc>
+          <w:tcPr>
+            <w:tcW w:w="1842" w:type="dxa"/>
+          </w:tcPr>
+          <w:p>
+            <w:pPr>
+              <w:ind w:right="113"/>
+              <w:rPr>
+                <w:rFonts w:asciiTheme="minorHAnsi" w:hAnsiTheme="minorHAnsi" w:cstheme="minorHAnsi"/>
+                <w:sz w:val="18"/>
+                <w:szCs w:val="18"/>
+              </w:rPr>
+            </w:pPr>
+            <w:r>
+              <w:rPr>
+                <w:rFonts w:asciiTheme="minorHAnsi" w:hAnsiTheme="minorHAnsi" w:cstheme="minorHAnsi"/>
+                <w:sz w:val="18"/>
+                <w:szCs w:val="18"/>
+              </w:rPr>
+              <w:t>{^</w:t>
+            </w:r>
+            <w:proofErr w:type="spellStart"/>
+            <w:proofErr w:type="gramStart"/>
+            <w:r>
+              <w:rPr>
+                <w:rFonts w:asciiTheme="minorHAnsi" w:hAnsiTheme="minorHAnsi" w:cstheme="minorHAnsi"/>
+                <w:sz w:val="18"/>
+                <w:szCs w:val="18"/>
+              </w:rPr>
+              <w:t>isUK</w:t>
+            </w:r>
+            <w:proofErr w:type="spellEnd"/>
+            <w:r>
+              <w:rPr>
+                <w:rFonts w:asciiTheme="minorHAnsi" w:hAnsiTheme="minorHAnsi" w:cstheme="minorHAnsi"/>
+                <w:sz w:val="18"/>
+                <w:szCs w:val="18"/>
+              </w:rPr>
+              <w:t>}{</w:t>
+            </w:r>
+            <w:proofErr w:type="spellStart"/>
+            <w:proofErr w:type="gramEnd"/>
+            <w:r>
+              <w:rPr>
+                <w:rFonts w:asciiTheme="minorHAnsi" w:hAnsiTheme="minorHAnsi" w:cstheme="minorHAnsi"/>
+                <w:sz w:val="18"/>
+                <w:szCs w:val="18"/>
+              </w:rPr>
+              <w:t>brandName</w:t>
+            </w:r>
+            <w:proofErr w:type="spellEnd"/>
+            <w:r>
+              <w:rPr>
+                <w:rFonts w:asciiTheme="minorHAnsi" w:hAnsiTheme="minorHAnsi" w:cstheme="minorHAnsi"/>
+                <w:sz w:val="18"/>
+                <w:szCs w:val="18"/>
+              </w:rPr>
+              <w:t>}{/</w:t>
+            </w:r>
+            <w:proofErr w:type="spellStart"/>
+            <w:r>
+              <w:rPr>
+                <w:rFonts w:asciiTheme="minorHAnsi" w:hAnsiTheme="minorHAnsi" w:cstheme="minorHAnsi"/>
+                <w:sz w:val="18"/>
+                <w:szCs w:val="18"/>
+              </w:rPr>
+              <w:t>isUK</w:t>
+            </w:r>
+            <w:proofErr w:type="spellEnd"/>
+            <w:r>
+              <w:rPr>
+                <w:rFonts w:asciiTheme="minorHAnsi" w:hAnsiTheme="minorHAnsi" w:cstheme="minorHAnsi"/>
+                <w:sz w:val="18"/>
+                <w:szCs w:val="18"/>
+              </w:rPr>
+              <w:t>}</w:t>
+            </w:r>
+          </w:p>
+        </w:tc>
+        <w:tc>
+          <w:tcPr>
+            <w:tcW w:w="2141" w:type="dxa"/>
+            <w:gridSpan w:val="2"/>
+          </w:tcPr>
+          <w:p>
+            <w:pPr>
+              <w:pStyle w:val="NoSpacing"/>
+              <w:spacing w:line="276" w:lineRule="auto"/>
+              <w:rPr>
+                <w:rFonts w:cstheme="minorHAnsi"/>
+                <w:sz w:val="18"/>
+                <w:szCs w:val="18"/>
+              </w:rPr>
+            </w:pPr>
+            <w:r>
+              <w:rPr>
+                <w:rFonts w:cstheme="minorHAnsi"/>
+                <w:sz w:val="18"/>
+                <w:szCs w:val="18"/>
+              </w:rPr>
+              <w:t>{</w:t>
+            </w:r>
+            <w:proofErr w:type="spellStart"/>
+            <w:r>
+              <w:rPr>
+                <w:rFonts w:cstheme="minorHAnsi"/>
+                <w:sz w:val="18"/>
+                <w:szCs w:val="18"/>
+              </w:rPr>
+              <w:t>designType</w:t>
+            </w:r>
+            <w:proofErr w:type="spellEnd"/>
+            <w:r>
+              <w:rPr>
+                <w:rFonts w:cstheme="minorHAnsi"/>
+                <w:sz w:val="18"/>
+                <w:szCs w:val="18"/>
+              </w:rPr>
+              <w:t>}</w:t>
+            </w:r>
+          </w:p>
+        </w:tc>
+        <w:tc>
+          <w:tcPr>
+            <w:tcW w:w="1497" w:type="dxa"/>
+            <w:gridSpan w:val="3"/>
+          </w:tcPr>
+          <w:p>
+            <w:pPr>
+              <w:ind w:right="113"/>
+              <w:rPr>
+                <w:rFonts w:asciiTheme="minorHAnsi" w:hAnsiTheme="minorHAnsi" w:cstheme="minorHAnsi"/>
+                <w:sz w:val="18"/>
+                <w:szCs w:val="18"/>
+              </w:rPr>
+            </w:pPr>
+            <w:r>
+              <w:rPr>
+                <w:rFonts w:asciiTheme="minorHAnsi" w:hAnsiTheme="minorHAnsi" w:cstheme="minorHAnsi"/>
+                <w:sz w:val="18"/>
+                <w:szCs w:val="18"/>
+              </w:rPr>
+              <w:t>{</w:t>
+            </w:r>
+            <w:proofErr w:type="spellStart"/>
+            <w:r>
+              <w:rPr>
+                <w:rFonts w:asciiTheme="minorHAnsi" w:hAnsiTheme="minorHAnsi" w:cstheme="minorHAnsi"/>
+                <w:sz w:val="18"/>
+                <w:szCs w:val="18"/>
+              </w:rPr>
+              <w:t>finishType</w:t>
+            </w:r>
+            <w:proofErr w:type="spellEnd"/>
+            <w:r>
+              <w:rPr>
+                <w:rFonts w:asciiTheme="minorHAnsi" w:hAnsiTheme="minorHAnsi" w:cstheme="minorHAnsi"/>
+                <w:sz w:val="18"/>
+                <w:szCs w:val="18"/>
+              </w:rPr>
+              <w:t>}</w:t>
+            </w:r>
+          </w:p>
+        </w:tc>
+        <w:tc>
+          <w:tcPr>
+            <w:tcW w:w="680" w:type="dxa"/>
+          </w:tcPr>
+          <w:p>
+            <w:pPr>
+              <w:ind w:right="57"/>
+              <w:jc w:val="right"/>
+              <w:rPr>
+                <w:rFonts w:asciiTheme="minorHAnsi" w:hAnsiTheme="minorHAnsi" w:cstheme="minorHAnsi"/>
+                <w:sz w:val="18"/>
+                <w:szCs w:val="18"/>
+              </w:rPr>
+            </w:pPr>
+            <w:r>
+              <w:rPr>
+                <w:rFonts w:asciiTheme="minorHAnsi" w:hAnsiTheme="minorHAnsi" w:cstheme="minorHAnsi"/>
+                <w:sz w:val="18"/>
+                <w:szCs w:val="18"/>
+              </w:rPr>
+              <w:t>{quantity}</w:t>
+            </w:r>
+          </w:p>
+        </w:tc>
+        <w:tc>
+          <w:tcPr>
+            <w:tcW w:w="816" w:type="dxa"/>
+          </w:tcPr>
+          <w:p>
+            <w:pPr>
+              <w:ind w:right="57"/>
+              <w:jc w:val="right"/>
+              <w:rPr>
+                <w:rFonts w:asciiTheme="minorHAnsi" w:hAnsiTheme="minorHAnsi" w:cstheme="minorHAnsi"/>
+                <w:sz w:val="18"/>
+                <w:szCs w:val="18"/>
+              </w:rPr>
+            </w:pPr>
+            <w:r>
+              <w:rPr>
+                <w:rFonts w:asciiTheme="minorHAnsi" w:hAnsiTheme="minorHAnsi" w:cstheme="minorHAnsi"/>
+                <w:sz w:val="18"/>
+                <w:szCs w:val="18"/>
+              </w:rPr>
+              <w:t>{rate}</w:t>
+            </w:r>
+          </w:p>
+        </w:tc>
+        <w:tc>
+          <w:tcPr>
+            <w:tcW w:w="1085" w:type="dxa"/>
+          </w:tcPr>
+          <w:p>
+            <w:pPr>
+              <w:pStyle w:val="NoSpacing"/>
+              <w:ind w:right="227"/>
+              <w:jc w:val="right"/>
+              <w:rPr>
+                <w:rFonts w:cstheme="minorHAnsi"/>
+                <w:sz w:val="18"/>
+                <w:szCs w:val="18"/>
+              </w:rPr>
+            </w:pPr>
+            <w:r>
+              <w:rPr>
+                <w:rFonts w:cstheme="minorHAnsi"/>
+                <w:sz w:val="18"/>
+                <w:szCs w:val="18"/>
+              </w:rPr>
+              <w:t>{value}{/</w:t>
+            </w:r>
+            <w:proofErr w:type="gramStart"/>
+            <w:r>
+              <w:rPr>
+                <w:rFonts w:cstheme="minorHAnsi"/>
+                <w:sz w:val="18"/>
+                <w:szCs w:val="18"/>
+              </w:rPr>
+              <w:t>invoices}{</w:t>
+            </w:r>
+            <w:proofErr w:type="gramEnd"/>
+            <w:r>
+              <w:rPr>
+                <w:rFonts w:cstheme="minorHAnsi"/>
+                <w:sz w:val="18"/>
+                <w:szCs w:val="18"/>
+              </w:rPr>
+              <w:t>/</w:t>
+            </w:r>
+            <w:proofErr w:type="spellStart"/>
+            <w:r>
+              <w:rPr>
+                <w:rFonts w:cstheme="minorHAnsi"/>
+                <w:sz w:val="18"/>
+                <w:szCs w:val="18"/>
+              </w:rPr>
+              <w:t>IPItems</w:t>
+            </w:r>
+            <w:proofErr w:type="spellEnd"/>
+            <w:r>
+              <w:rPr>
+                <w:rFonts w:cstheme="minorHAnsi"/>
+                <w:sz w:val="18"/>
+                <w:szCs w:val="18"/>
+              </w:rPr>
+              <w:t>}</w:t>
+            </w:r>
+          </w:p>
+        </w:tc>
+      </w:tr>
+      <w:tr>
+        <w:trPr>
+          <w:trHeight w:val="84"/>
+        </w:trPr>
+        <w:tc>
+          <w:tcPr>
+            <w:tcW w:w="1276" w:type="dxa"/>
+          </w:tcPr>
+          <w:p>
+            <w:pPr>
+              <w:ind w:right="113"/>
+              <w:rPr>
+                <w:rFonts w:asciiTheme="minorHAnsi" w:hAnsiTheme="minorHAnsi" w:cstheme="minorHAnsi"/>
+                <w:sz w:val="18"/>
+                <w:szCs w:val="18"/>
+              </w:rPr>
+            </w:pPr>
+          </w:p>
+        </w:tc>
+        <w:tc>
+          <w:tcPr>
+            <w:tcW w:w="1985" w:type="dxa"/>
+            <w:gridSpan w:val="2"/>
+          </w:tcPr>
+          <w:p>
+            <w:pPr>
+              <w:ind w:right="113"/>
+              <w:rPr>
+                <w:rFonts w:asciiTheme="minorHAnsi" w:hAnsiTheme="minorHAnsi" w:cstheme="minorHAnsi"/>
+                <w:sz w:val="10"/>
+                <w:szCs w:val="10"/>
+              </w:rPr>
+            </w:pPr>
+          </w:p>
+        </w:tc>
+        <w:tc>
+          <w:tcPr>
+            <w:tcW w:w="1842" w:type="dxa"/>
+          </w:tcPr>
+          <w:p>
+            <w:pPr>
+              <w:ind w:right="113"/>
+              <w:rPr>
+                <w:rFonts w:asciiTheme="minorHAnsi" w:hAnsiTheme="minorHAnsi" w:cstheme="minorHAnsi"/>
+                <w:sz w:val="18"/>
+                <w:szCs w:val="18"/>
+              </w:rPr>
+            </w:pPr>
+          </w:p>
+        </w:tc>
+        <w:tc>
+          <w:tcPr>
+            <w:tcW w:w="2141" w:type="dxa"/>
+            <w:gridSpan w:val="2"/>
+          </w:tcPr>
+          <w:p>
+            <w:pPr>
+              <w:pStyle w:val="NoSpacing"/>
+              <w:spacing w:line="276" w:lineRule="auto"/>
+              <w:rPr>
+                <w:rFonts w:cstheme="minorHAnsi"/>
+                <w:sz w:val="18"/>
+                <w:szCs w:val="18"/>
+              </w:rPr>
+            </w:pPr>
+          </w:p>
+        </w:tc>
+        <w:tc>
+          <w:tcPr>
+            <w:tcW w:w="1497" w:type="dxa"/>
+            <w:gridSpan w:val="3"/>
+          </w:tcPr>
+          <w:p>
+            <w:pPr>
+              <w:ind w:right="113"/>
+              <w:rPr>
+                <w:rFonts w:asciiTheme="minorHAnsi" w:hAnsiTheme="minorHAnsi" w:cstheme="minorHAnsi"/>
+                <w:sz w:val="18"/>
+                <w:szCs w:val="18"/>
+              </w:rPr>
+            </w:pPr>
+          </w:p>
+        </w:tc>
+        <w:tc>
+          <w:tcPr>
+            <w:tcW w:w="680" w:type="dxa"/>
+          </w:tcPr>
+          <w:p>
+            <w:pPr>
+              <w:ind w:right="57"/>
+              <w:jc w:val="right"/>
+              <w:rPr>
+                <w:rFonts w:asciiTheme="minorHAnsi" w:hAnsiTheme="minorHAnsi" w:cstheme="minorHAnsi"/>
+                <w:sz w:val="18"/>
+                <w:szCs w:val="18"/>
+              </w:rPr>
+            </w:pPr>
+          </w:p>
+        </w:tc>
+        <w:tc>
+          <w:tcPr>
+            <w:tcW w:w="816" w:type="dxa"/>
+          </w:tcPr>
+          <w:p>
+            <w:pPr>
+              <w:ind w:right="57"/>
+              <w:jc w:val="right"/>
+              <w:rPr>
+                <w:rFonts w:asciiTheme="minorHAnsi" w:hAnsiTheme="minorHAnsi" w:cstheme="minorHAnsi"/>
+                <w:sz w:val="18"/>
+                <w:szCs w:val="18"/>
+              </w:rPr>
+            </w:pPr>
+          </w:p>
+        </w:tc>
+        <w:tc>
+          <w:tcPr>
+            <w:tcW w:w="1085" w:type="dxa"/>
+          </w:tcPr>
+          <w:p>
+            <w:pPr>
+              <w:pStyle w:val="NoSpacing"/>
+              <w:ind w:right="227"/>
+              <w:jc w:val="right"/>
+              <w:rPr>
+                <w:rFonts w:cstheme="minorHAnsi"/>
+                <w:sz w:val="18"/>
+                <w:szCs w:val="18"/>
+              </w:rPr>
+            </w:pPr>
+          </w:p>
+        </w:tc>
+      </w:tr>
+      <w:tr>
+        <w:trPr>
+          <w:trHeight w:val="64"/>
+        </w:trPr>
+        <w:tc>
+          <w:tcPr>
+            <w:tcW w:w="1276" w:type="dxa"/>
+          </w:tcPr>
+          <w:p>
+            <w:pPr>
+              <w:ind w:right="113"/>
+              <w:rPr>
+                <w:rFonts w:asciiTheme="minorHAnsi" w:hAnsiTheme="minorHAnsi" w:cstheme="minorHAnsi"/>
+                <w:sz w:val="18"/>
+                <w:szCs w:val="18"/>
+              </w:rPr>
+            </w:pPr>
+          </w:p>
+        </w:tc>
+        <w:tc>
+          <w:tcPr>
+            <w:tcW w:w="1985" w:type="dxa"/>
+            <w:gridSpan w:val="2"/>
+          </w:tcPr>
+          <w:p>
+            <w:pPr>
+              <w:ind w:right="113"/>
+              <w:rPr>
+                <w:rFonts w:asciiTheme="minorHAnsi" w:hAnsiTheme="minorHAnsi" w:cstheme="minorHAnsi"/>
+                <w:sz w:val="18"/>
+                <w:szCs w:val="18"/>
+              </w:rPr>
+            </w:pPr>
+          </w:p>
+        </w:tc>
+        <w:tc>
+          <w:tcPr>
+            <w:tcW w:w="1842" w:type="dxa"/>
+          </w:tcPr>
+          <w:p>
+            <w:pPr>
+              <w:ind w:right="113"/>
+              <w:rPr>
+                <w:rFonts w:asciiTheme="minorHAnsi" w:hAnsiTheme="minorHAnsi" w:cstheme="minorHAnsi"/>
+                <w:sz w:val="18"/>
+                <w:szCs w:val="18"/>
+                <w:vertAlign w:val="superscript"/>
+              </w:rPr>
+            </w:pPr>
+          </w:p>
+        </w:tc>
+        <w:tc>
+          <w:tcPr>
+            <w:tcW w:w="2141" w:type="dxa"/>
+            <w:gridSpan w:val="2"/>
+          </w:tcPr>
+          <w:p>
+            <w:pPr>
+              <w:pStyle w:val="NoSpacing"/>
+              <w:spacing w:line="276" w:lineRule="auto"/>
+              <w:rPr>
+                <w:rFonts w:cstheme="minorHAnsi"/>
+                <w:sz w:val="18"/>
+                <w:szCs w:val="18"/>
+              </w:rPr>
+            </w:pPr>
+          </w:p>
+        </w:tc>
+        <w:tc>
+          <w:tcPr>
+            <w:tcW w:w="1497" w:type="dxa"/>
+            <w:gridSpan w:val="3"/>
+          </w:tcPr>
+          <w:p>
+            <w:pPr>
+              <w:ind w:right="113"/>
+              <w:rPr>
+                <w:rFonts w:asciiTheme="minorHAnsi" w:hAnsiTheme="minorHAnsi" w:cstheme="minorHAnsi"/>
+                <w:sz w:val="18"/>
+                <w:szCs w:val="18"/>
+              </w:rPr>
+            </w:pPr>
+          </w:p>
+        </w:tc>
+        <w:tc>
+          <w:tcPr>
+            <w:tcW w:w="680" w:type="dxa"/>
+          </w:tcPr>
+          <w:p>
+            <w:pPr>
+              <w:ind w:right="57"/>
+              <w:jc w:val="right"/>
+              <w:rPr>
+                <w:rFonts w:asciiTheme="minorHAnsi" w:hAnsiTheme="minorHAnsi" w:cstheme="minorHAnsi"/>
+                <w:sz w:val="18"/>
+                <w:szCs w:val="18"/>
+              </w:rPr>
+            </w:pPr>
+            <w:r>
+              <w:rPr>
+                <w:rFonts w:asciiTheme="minorHAnsi" w:hAnsiTheme="minorHAnsi" w:cstheme="minorHAnsi"/>
+                <w:b/>
+                <w:bCs/>
+                <w:sz w:val="18"/>
+                <w:szCs w:val="18"/>
+              </w:rPr>
+              <w:t>{</w:t>
+            </w:r>
+            <w:proofErr w:type="spellStart"/>
+            <w:r>
+              <w:rPr>
+                <w:rFonts w:asciiTheme="minorHAnsi" w:hAnsiTheme="minorHAnsi" w:cstheme="minorHAnsi"/>
+                <w:b/>
+                <w:bCs/>
+                <w:sz w:val="18"/>
+                <w:szCs w:val="18"/>
+              </w:rPr>
+              <w:t>totalQuantity</w:t>
+            </w:r>
+            <w:proofErr w:type="spellEnd"/>
+            <w:r>
+              <w:rPr>
+                <w:rFonts w:asciiTheme="minorHAnsi" w:hAnsiTheme="minorHAnsi" w:cstheme="minorHAnsi"/>
+                <w:b/>
+                <w:bCs/>
+                <w:sz w:val="18"/>
+                <w:szCs w:val="18"/>
+              </w:rPr>
+              <w:t>}</w:t>
+            </w:r>
+          </w:p>
+        </w:tc>
+        <w:tc>
+          <w:tcPr>
+            <w:tcW w:w="816" w:type="dxa"/>
+          </w:tcPr>
+          <w:p>
+            <w:pPr>
+              <w:ind w:right="57"/>
+              <w:jc w:val="right"/>
+              <w:rPr>
+                <w:rFonts w:asciiTheme="minorHAnsi" w:hAnsiTheme="minorHAnsi" w:cstheme="minorHAnsi"/>
+                <w:sz w:val="18"/>
+                <w:szCs w:val="18"/>
+              </w:rPr>
+            </w:pPr>
+          </w:p>
+        </w:tc>
+        <w:tc>
+          <w:tcPr>
+            <w:tcW w:w="1085" w:type="dxa"/>
+          </w:tcPr>
+          <w:p>
+            <w:pPr>
+              <w:pStyle w:val="NoSpacing"/>
+              <w:ind w:right="227"/>
+              <w:jc w:val="right"/>
+              <w:rPr>
+                <w:rFonts w:cstheme="minorHAnsi"/>
+                <w:sz w:val="18"/>
+                <w:szCs w:val="18"/>
+              </w:rPr>
+            </w:pPr>
+            <w:r>
+              <w:rPr>
+                <w:rFonts w:cstheme="minorHAnsi"/>
+                <w:b/>
+                <w:bCs/>
+                <w:sz w:val="18"/>
+                <w:szCs w:val="18"/>
+              </w:rPr>
+              <w:t>{</w:t>
+            </w:r>
+            <w:proofErr w:type="spellStart"/>
+            <w:r>
+              <w:rPr>
+                <w:rFonts w:cstheme="minorHAnsi"/>
+                <w:b/>
+                <w:bCs/>
+                <w:sz w:val="18"/>
+                <w:szCs w:val="18"/>
+              </w:rPr>
+              <w:t>totalAmount</w:t>
+            </w:r>
+            <w:proofErr w:type="spellEnd"/>
+            <w:r>
+              <w:rPr>
+                <w:rFonts w:cstheme="minorHAnsi"/>
+                <w:b/>
+                <w:bCs/>
+                <w:sz w:val="18"/>
+                <w:szCs w:val="18"/>
+              </w:rPr>
+              <w:t>}</w:t>
+            </w:r>
+          </w:p>
+        </w:tc>
+      </w:tr>
+      <w:tr>
+        <w:trPr>
+          <w:trHeight w:val="64"/>
+        </w:trPr>
+        <w:tc>
+          <w:tcPr>
+            <w:tcW w:w="1276" w:type="dxa"/>
+          </w:tcPr>
+          <w:p>
+            <w:pPr>
+              <w:ind w:right="113"/>
+              <w:rPr>
+                <w:rFonts w:asciiTheme="minorHAnsi" w:hAnsiTheme="minorHAnsi" w:cstheme="minorHAnsi"/>
+                <w:sz w:val="18"/>
+                <w:szCs w:val="18"/>
+              </w:rPr>
+            </w:pPr>
+          </w:p>
+        </w:tc>
+        <w:tc>
+          <w:tcPr>
+            <w:tcW w:w="1985" w:type="dxa"/>
+            <w:gridSpan w:val="2"/>
+          </w:tcPr>
+          <w:p>
+            <w:pPr>
+              <w:ind w:right="113"/>
+              <w:rPr>
+                <w:rFonts w:asciiTheme="minorHAnsi" w:hAnsiTheme="minorHAnsi" w:cstheme="minorHAnsi"/>
+                <w:sz w:val="18"/>
+                <w:szCs w:val="18"/>
+              </w:rPr>
+            </w:pPr>
+          </w:p>
+        </w:tc>
+        <w:tc>
+          <w:tcPr>
+            <w:tcW w:w="1842" w:type="dxa"/>
+          </w:tcPr>
+          <w:p>
+            <w:pPr>
+              <w:ind w:right="113"/>
+              <w:rPr>
+                <w:rFonts w:asciiTheme="minorHAnsi" w:hAnsiTheme="minorHAnsi" w:cstheme="minorHAnsi"/>
+                <w:sz w:val="18"/>
+                <w:szCs w:val="18"/>
+              </w:rPr>
+            </w:pPr>
+          </w:p>
+        </w:tc>
+        <w:tc>
+          <w:tcPr>
+            <w:tcW w:w="2141" w:type="dxa"/>
+            <w:gridSpan w:val="2"/>
+          </w:tcPr>
+          <w:p>
+            <w:pPr>
+              <w:pStyle w:val="NoSpacing"/>
+              <w:spacing w:line="276" w:lineRule="auto"/>
+              <w:rPr>
+                <w:rFonts w:cstheme="minorHAnsi"/>
+                <w:sz w:val="18"/>
+                <w:szCs w:val="18"/>
+              </w:rPr>
+            </w:pPr>
+          </w:p>
+        </w:tc>
+        <w:tc>
+          <w:tcPr>
+            <w:tcW w:w="1497" w:type="dxa"/>
+            <w:gridSpan w:val="3"/>
+          </w:tcPr>
+          <w:p>
+            <w:pPr>
+              <w:ind w:right="113"/>
+              <w:rPr>
+                <w:rFonts w:asciiTheme="minorHAnsi" w:hAnsiTheme="minorHAnsi" w:cstheme="minorHAnsi"/>
+                <w:sz w:val="18"/>
+                <w:szCs w:val="18"/>
+              </w:rPr>
+            </w:pPr>
+            <w:r>
+              <w:rPr>
+                <w:rFonts w:asciiTheme="minorHAnsi" w:hAnsiTheme="minorHAnsi" w:cstheme="minorHAnsi"/>
+                <w:noProof/>
+                <w:sz w:val="18"/>
+                <w:szCs w:val="18"/>
+              </w:rPr>
+              <mc:AlternateContent>
+                <mc:Choice Requires="wps">
+                  <w:drawing>
+                    <wp:anchor distT="0" distB="0" distL="114300" distR="114300" simplePos="0" relativeHeight="251666432" behindDoc="0" locked="0" layoutInCell="1" allowOverlap="1" wp14:anchorId="4314EDE0" wp14:editId="54E010D6">
+                      <wp:simplePos x="0" y="0"/>
+                      <wp:positionH relativeFrom="column">
+                        <wp:posOffset>672523</wp:posOffset>
+                      </wp:positionH>
+                      <wp:positionV relativeFrom="paragraph">
+                        <wp:posOffset>34925</wp:posOffset>
+                      </wp:positionV>
+                      <wp:extent cx="1759528" cy="0"/>
                       <wp:effectExtent l="0" t="0" r="0" b="0"/>
                       <wp:wrapNone/>
-                      <wp:docPr id="590375763" name="Straight Connector 7"/>
+                      <wp:docPr id="1296626512" name="Straight Connector 11"/>
                       <wp:cNvGraphicFramePr/>
                       <a:graphic xmlns:a="http://schemas.openxmlformats.org/drawingml/2006/main">
                         <a:graphicData uri="http://schemas.microsoft.com/office/word/2010/wordprocessingShape">
@@ -2195,7 +3280,7 @@
                             <wps:spPr>
                               <a:xfrm>
                                 <a:off x="0" y="0"/>
-                                <a:ext cx="7315200" cy="0"/>
+                                <a:ext cx="1759528" cy="0"/>
                               </a:xfrm>
                               <a:prstGeom prst="line">
                                 <a:avLst/>
@@ -2224,574 +3309,18 @@
                 </mc:Choice>
                 <mc:Fallback>
                   <w:pict>
-                    <v:line w14:anchorId="44506F9B" id="Straight Connector 7" o:spid="_x0000_s1026" style="position:absolute;z-index:251671552;visibility:visible;mso-wrap-style:square;mso-wrap-distance-left:9pt;mso-wrap-distance-top:0;mso-wrap-distance-right:9pt;mso-wrap-distance-bottom:0;mso-position-horizontal:absolute;mso-position-horizontal-relative:text;mso-position-vertical:absolute;mso-position-vertical-relative:text" from=".1pt,13.05pt" to="576.1pt,13.05pt" o:gfxdata="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" strokecolor="black [3200]" strokeweight=".5pt">
+                    <v:line w14:anchorId="4BE57AC7" id="Straight Connector 11" o:spid="_x0000_s1026" style="position:absolute;z-index:251666432;visibility:visible;mso-wrap-style:square;mso-wrap-distance-left:9pt;mso-wrap-distance-top:0;mso-wrap-distance-right:9pt;mso-wrap-distance-bottom:0;mso-position-horizontal:absolute;mso-position-horizontal-relative:text;mso-position-vertical:absolute;mso-position-vertical-relative:text" from="52.95pt,2.75pt" to="191.5pt,2.75pt" o:gfxdata="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" strokecolor="black [3200]" strokeweight=".5pt">
                       <v:stroke joinstyle="miter"/>
                     </v:line>
                   </w:pict>
                 </mc:Fallback>
               </mc:AlternateContent>
             </w:r>
-            <w:r>
-              <w:rPr>
-                <w:rFonts w:asciiTheme="minorHAnsi" w:hAnsiTheme="minorHAnsi" w:cstheme="minorHAnsi"/>
-                <w:b/>
-                <w:bCs/>
-                <w:sz w:val="20"/>
-                <w:szCs w:val="20"/>
-              </w:rPr>
-              <w:t xml:space="preserve">Size: </w:t>
-            </w:r>
-            <w:r>
-              <w:rPr>
-                <w:rFonts w:asciiTheme="minorHAnsi" w:hAnsiTheme="minorHAnsi" w:cstheme="minorHAnsi"/>
-                <w:b/>
-                <w:bCs/>
-                <w:sz w:val="20"/>
-                <w:szCs w:val="20"/>
-              </w:rPr>
-              <w:t>{length} X {width} X {height} MM</w:t>
-            </w:r>
-            <w:r>
-              <w:rPr>
-                <w:rFonts w:asciiTheme="minorHAnsi" w:hAnsiTheme="minorHAnsi" w:cstheme="minorHAnsi"/>
-                <w:b/>
-                <w:bCs/>
-                <w:sz w:val="20"/>
-                <w:szCs w:val="20"/>
-              </w:rPr>
-              <w:t xml:space="preserve"> </w:t>
-            </w:r>
-            <w:r>
-              <w:rPr>
-                <w:rFonts w:asciiTheme="minorHAnsi" w:hAnsiTheme="minorHAnsi" w:cstheme="minorHAnsi"/>
-                <w:b/>
-                <w:bCs/>
-                <w:sz w:val="20"/>
-                <w:szCs w:val="20"/>
-              </w:rPr>
-              <w:t>{#</w:t>
-            </w:r>
-            <w:proofErr w:type="spellStart"/>
-            <w:r>
-              <w:rPr>
-                <w:rFonts w:asciiTheme="minorHAnsi" w:hAnsiTheme="minorHAnsi" w:cstheme="minorHAnsi"/>
-                <w:b/>
-                <w:bCs/>
-                <w:sz w:val="20"/>
-                <w:szCs w:val="20"/>
-                <w:lang w:val="en-IN"/>
-              </w:rPr>
-              <w:t>extNotes</w:t>
-            </w:r>
-            <w:proofErr w:type="spellEnd"/>
-            <w:r>
-              <w:rPr>
-                <w:rFonts w:asciiTheme="minorHAnsi" w:hAnsiTheme="minorHAnsi" w:cstheme="minorHAnsi"/>
-                <w:b/>
-                <w:bCs/>
-                <w:sz w:val="20"/>
-                <w:szCs w:val="20"/>
-              </w:rPr>
-              <w:t>} - {</w:t>
-            </w:r>
-            <w:proofErr w:type="spellStart"/>
-            <w:r>
-              <w:rPr>
-                <w:rFonts w:asciiTheme="minorHAnsi" w:hAnsiTheme="minorHAnsi" w:cstheme="minorHAnsi"/>
-                <w:b/>
-                <w:bCs/>
-                <w:sz w:val="20"/>
-                <w:szCs w:val="20"/>
-                <w:lang w:val="en-IN"/>
-              </w:rPr>
-              <w:t>extNotes</w:t>
-            </w:r>
-            <w:proofErr w:type="spellEnd"/>
-            <w:proofErr w:type="gramStart"/>
-            <w:r>
-              <w:rPr>
-                <w:rFonts w:asciiTheme="minorHAnsi" w:hAnsiTheme="minorHAnsi" w:cstheme="minorHAnsi"/>
-                <w:b/>
-                <w:bCs/>
-                <w:sz w:val="20"/>
-                <w:szCs w:val="20"/>
-              </w:rPr>
-              <w:t>}{/}</w:t>
-            </w:r>
-            <w:r>
-              <w:rPr>
-                <w:rFonts w:asciiTheme="minorHAnsi" w:hAnsiTheme="minorHAnsi" w:cstheme="minorHAnsi"/>
-                <w:b/>
-                <w:bCs/>
-                <w:sz w:val="20"/>
-                <w:szCs w:val="20"/>
-              </w:rPr>
-              <w:t xml:space="preserve"> </w:t>
-            </w:r>
-            <w:r>
-              <w:rPr>
-                <w:rFonts w:asciiTheme="minorHAnsi" w:hAnsiTheme="minorHAnsi" w:cstheme="minorHAnsi"/>
-                <w:b/>
-                <w:bCs/>
-                <w:sz w:val="20"/>
-                <w:szCs w:val="20"/>
-              </w:rPr>
-              <w:t xml:space="preserve"> </w:t>
-            </w:r>
-            <w:r>
-              <w:rPr>
-                <w:rFonts w:asciiTheme="minorHAnsi" w:hAnsiTheme="minorHAnsi" w:cstheme="minorHAnsi"/>
-                <w:b/>
-                <w:bCs/>
-                <w:sz w:val="20"/>
-                <w:szCs w:val="20"/>
-              </w:rPr>
-              <w:t>{</w:t>
-            </w:r>
-            <w:proofErr w:type="gramEnd"/>
-            <w:r>
-              <w:rPr>
-                <w:rFonts w:asciiTheme="minorHAnsi" w:hAnsiTheme="minorHAnsi" w:cstheme="minorHAnsi"/>
-                <w:b/>
-                <w:bCs/>
-                <w:sz w:val="20"/>
-                <w:szCs w:val="20"/>
-              </w:rPr>
-              <w:t>#fsc} - {</w:t>
-            </w:r>
-            <w:proofErr w:type="spellStart"/>
-            <w:r>
-              <w:rPr>
-                <w:rFonts w:asciiTheme="minorHAnsi" w:hAnsiTheme="minorHAnsi" w:cstheme="minorHAnsi"/>
-                <w:b/>
-                <w:bCs/>
-                <w:sz w:val="20"/>
-                <w:szCs w:val="20"/>
-              </w:rPr>
-              <w:t>fsc</w:t>
-            </w:r>
-            <w:proofErr w:type="spellEnd"/>
-            <w:r>
-              <w:rPr>
-                <w:rFonts w:asciiTheme="minorHAnsi" w:hAnsiTheme="minorHAnsi" w:cstheme="minorHAnsi"/>
-                <w:b/>
-                <w:bCs/>
-                <w:sz w:val="20"/>
-                <w:szCs w:val="20"/>
-              </w:rPr>
-              <w:t>}{/</w:t>
-            </w:r>
-            <w:proofErr w:type="spellStart"/>
-            <w:r>
-              <w:rPr>
-                <w:rFonts w:asciiTheme="minorHAnsi" w:hAnsiTheme="minorHAnsi" w:cstheme="minorHAnsi"/>
-                <w:b/>
-                <w:bCs/>
-                <w:sz w:val="20"/>
-                <w:szCs w:val="20"/>
-              </w:rPr>
-              <w:t>fsc</w:t>
-            </w:r>
-            <w:proofErr w:type="spellEnd"/>
-            <w:r>
-              <w:rPr>
-                <w:rFonts w:asciiTheme="minorHAnsi" w:hAnsiTheme="minorHAnsi" w:cstheme="minorHAnsi"/>
-                <w:b/>
-                <w:bCs/>
-                <w:sz w:val="20"/>
-                <w:szCs w:val="20"/>
-              </w:rPr>
-              <w:t>}</w:t>
-            </w:r>
-          </w:p>
-        </w:tc>
-      </w:tr>
-      <w:tr>
-        <w:tc>
-          <w:tcPr>
-            <w:tcW w:w="1163" w:type="dxa"/>
-          </w:tcPr>
-          <w:p>
-            <w:pPr>
-              <w:ind w:right="113"/>
-              <w:rPr>
-                <w:rFonts w:asciiTheme="minorHAnsi" w:hAnsiTheme="minorHAnsi" w:cstheme="minorHAnsi"/>
-                <w:sz w:val="18"/>
-                <w:szCs w:val="18"/>
-              </w:rPr>
-            </w:pPr>
-            <w:r>
-              <w:rPr>
-                <w:rFonts w:asciiTheme="minorHAnsi" w:hAnsiTheme="minorHAnsi" w:cstheme="minorHAnsi"/>
-                <w:sz w:val="18"/>
-                <w:szCs w:val="18"/>
-              </w:rPr>
-              <w:t>{#</w:t>
-            </w:r>
-            <w:proofErr w:type="gramStart"/>
-            <w:r>
-              <w:rPr>
-                <w:rFonts w:asciiTheme="minorHAnsi" w:hAnsiTheme="minorHAnsi" w:cstheme="minorHAnsi"/>
-                <w:sz w:val="18"/>
-                <w:szCs w:val="18"/>
-              </w:rPr>
-              <w:t>invoices}</w:t>
-            </w:r>
-            <w:r>
-              <w:rPr>
-                <w:rFonts w:asciiTheme="minorHAnsi" w:hAnsiTheme="minorHAnsi" w:cstheme="minorHAnsi"/>
-                <w:sz w:val="18"/>
-                <w:szCs w:val="18"/>
-              </w:rPr>
-              <w:t>{</w:t>
-            </w:r>
-            <w:proofErr w:type="gramEnd"/>
-            <w:r>
-              <w:rPr>
-                <w:rFonts w:asciiTheme="minorHAnsi" w:hAnsiTheme="minorHAnsi" w:cstheme="minorHAnsi"/>
-                <w:sz w:val="18"/>
-                <w:szCs w:val="18"/>
-              </w:rPr>
-              <w:t>prefixCode}\</w:t>
-            </w:r>
-            <w:r>
-              <w:rPr>
-                <w:rFonts w:asciiTheme="minorHAnsi" w:hAnsiTheme="minorHAnsi" w:cstheme="minorHAnsi"/>
-                <w:sz w:val="18"/>
-                <w:szCs w:val="18"/>
-              </w:rPr>
-              <w:t xml:space="preserve">{containerFrom}{#containerTo} </w:t>
-            </w:r>
-            <w:r>
-              <w:rPr>
-                <w:rFonts w:asciiTheme="minorHAnsi" w:hAnsiTheme="minorHAnsi" w:cstheme="minorHAnsi"/>
-                <w:sz w:val="18"/>
-                <w:szCs w:val="18"/>
-              </w:rPr>
-              <w:t>-</w:t>
-            </w:r>
-            <w:r>
-              <w:rPr>
-                <w:rFonts w:asciiTheme="minorHAnsi" w:hAnsiTheme="minorHAnsi" w:cstheme="minorHAnsi"/>
-                <w:sz w:val="18"/>
-                <w:szCs w:val="18"/>
-              </w:rPr>
-              <w:t xml:space="preserve"> {</w:t>
-            </w:r>
-            <w:proofErr w:type="spellStart"/>
-            <w:r>
-              <w:rPr>
-                <w:rFonts w:asciiTheme="minorHAnsi" w:hAnsiTheme="minorHAnsi" w:cstheme="minorHAnsi"/>
-                <w:sz w:val="18"/>
-                <w:szCs w:val="18"/>
-              </w:rPr>
-              <w:t>containerTo</w:t>
-            </w:r>
-            <w:proofErr w:type="spellEnd"/>
-            <w:r>
-              <w:rPr>
-                <w:rFonts w:asciiTheme="minorHAnsi" w:hAnsiTheme="minorHAnsi" w:cstheme="minorHAnsi"/>
-                <w:sz w:val="18"/>
-                <w:szCs w:val="18"/>
-              </w:rPr>
-              <w:t>}{/</w:t>
-            </w:r>
-            <w:proofErr w:type="spellStart"/>
-            <w:r>
-              <w:rPr>
-                <w:rFonts w:asciiTheme="minorHAnsi" w:hAnsiTheme="minorHAnsi" w:cstheme="minorHAnsi"/>
-                <w:sz w:val="18"/>
-                <w:szCs w:val="18"/>
-              </w:rPr>
-              <w:t>containerTo</w:t>
-            </w:r>
-            <w:proofErr w:type="spellEnd"/>
-            <w:r>
-              <w:rPr>
-                <w:rFonts w:asciiTheme="minorHAnsi" w:hAnsiTheme="minorHAnsi" w:cstheme="minorHAnsi"/>
-                <w:sz w:val="18"/>
-                <w:szCs w:val="18"/>
-              </w:rPr>
-              <w:t>}</w:t>
-            </w:r>
-          </w:p>
-        </w:tc>
-        <w:tc>
-          <w:tcPr>
-            <w:tcW w:w="2552" w:type="dxa"/>
-            <w:gridSpan w:val="2"/>
-          </w:tcPr>
-          <w:p>
-            <w:pPr>
-              <w:ind w:right="113"/>
-              <w:rPr>
-                <w:rFonts w:asciiTheme="minorHAnsi" w:hAnsiTheme="minorHAnsi" w:cstheme="minorHAnsi"/>
-                <w:sz w:val="18"/>
-                <w:szCs w:val="18"/>
-              </w:rPr>
-            </w:pPr>
-            <w:r>
-              <w:rPr>
-                <w:rFonts w:asciiTheme="minorHAnsi" w:hAnsiTheme="minorHAnsi" w:cstheme="minorHAnsi"/>
-                <w:sz w:val="18"/>
-                <w:szCs w:val="18"/>
-              </w:rPr>
-              <w:t>{</w:t>
-            </w:r>
-            <w:proofErr w:type="spellStart"/>
-            <w:r>
-              <w:rPr>
-                <w:rFonts w:asciiTheme="minorHAnsi" w:hAnsiTheme="minorHAnsi" w:cstheme="minorHAnsi"/>
-                <w:sz w:val="18"/>
-                <w:szCs w:val="18"/>
-              </w:rPr>
-              <w:t>materialGrade</w:t>
-            </w:r>
-            <w:proofErr w:type="spellEnd"/>
-            <w:r>
-              <w:rPr>
-                <w:rFonts w:asciiTheme="minorHAnsi" w:hAnsiTheme="minorHAnsi" w:cstheme="minorHAnsi"/>
-                <w:sz w:val="18"/>
-                <w:szCs w:val="18"/>
-              </w:rPr>
-              <w:t>}</w:t>
-            </w:r>
-            <w:r>
-              <w:rPr>
-                <w:rFonts w:asciiTheme="minorHAnsi" w:hAnsiTheme="minorHAnsi" w:cstheme="minorHAnsi"/>
-                <w:sz w:val="18"/>
-                <w:szCs w:val="18"/>
-              </w:rPr>
-              <w:t xml:space="preserve"> </w:t>
-            </w:r>
-            <w:r>
-              <w:rPr>
-                <w:rFonts w:asciiTheme="minorHAnsi" w:hAnsiTheme="minorHAnsi" w:cstheme="minorHAnsi"/>
-                <w:sz w:val="18"/>
-                <w:szCs w:val="18"/>
-              </w:rPr>
-              <w:t>{#isUK}</w:t>
-            </w:r>
-            <w:r>
-              <w:rPr>
-                <w:rFonts w:asciiTheme="minorHAnsi" w:hAnsiTheme="minorHAnsi" w:cstheme="minorHAnsi"/>
-                <w:sz w:val="18"/>
-                <w:szCs w:val="18"/>
-              </w:rPr>
-              <w:t xml:space="preserve"> </w:t>
-            </w:r>
-            <w:r>
-              <w:rPr>
-                <w:rFonts w:asciiTheme="minorHAnsi" w:hAnsiTheme="minorHAnsi" w:cstheme="minorHAnsi"/>
-                <w:sz w:val="18"/>
-                <w:szCs w:val="18"/>
-              </w:rPr>
-              <w:t>{</w:t>
-            </w:r>
-            <w:proofErr w:type="spellStart"/>
-            <w:r>
-              <w:rPr>
-                <w:rFonts w:asciiTheme="minorHAnsi" w:hAnsiTheme="minorHAnsi" w:cstheme="minorHAnsi"/>
-                <w:sz w:val="18"/>
-                <w:szCs w:val="18"/>
-              </w:rPr>
-              <w:t>brandName</w:t>
-            </w:r>
-            <w:proofErr w:type="spellEnd"/>
-            <w:r>
-              <w:rPr>
-                <w:rFonts w:asciiTheme="minorHAnsi" w:hAnsiTheme="minorHAnsi" w:cstheme="minorHAnsi"/>
-                <w:sz w:val="18"/>
-                <w:szCs w:val="18"/>
-              </w:rPr>
-              <w:t>}{/</w:t>
-            </w:r>
-            <w:proofErr w:type="spellStart"/>
-            <w:r>
-              <w:rPr>
-                <w:rFonts w:asciiTheme="minorHAnsi" w:hAnsiTheme="minorHAnsi" w:cstheme="minorHAnsi"/>
-                <w:sz w:val="18"/>
-                <w:szCs w:val="18"/>
-              </w:rPr>
-              <w:t>isUK</w:t>
-            </w:r>
-            <w:proofErr w:type="spellEnd"/>
-            <w:r>
-              <w:rPr>
-                <w:rFonts w:asciiTheme="minorHAnsi" w:hAnsiTheme="minorHAnsi" w:cstheme="minorHAnsi"/>
-                <w:sz w:val="18"/>
-                <w:szCs w:val="18"/>
-              </w:rPr>
-              <w:t>}</w:t>
-            </w:r>
-          </w:p>
-        </w:tc>
-        <w:tc>
-          <w:tcPr>
-            <w:tcW w:w="2268" w:type="dxa"/>
-          </w:tcPr>
-          <w:p>
-            <w:pPr>
-              <w:ind w:right="113"/>
-              <w:rPr>
-                <w:rFonts w:asciiTheme="minorHAnsi" w:hAnsiTheme="minorHAnsi" w:cstheme="minorHAnsi"/>
-                <w:sz w:val="18"/>
-                <w:szCs w:val="18"/>
-              </w:rPr>
-            </w:pPr>
-            <w:r>
-              <w:rPr>
-                <w:rFonts w:asciiTheme="minorHAnsi" w:hAnsiTheme="minorHAnsi" w:cstheme="minorHAnsi"/>
-                <w:sz w:val="18"/>
-                <w:szCs w:val="18"/>
-              </w:rPr>
-              <w:t>{^</w:t>
-            </w:r>
-            <w:proofErr w:type="spellStart"/>
-            <w:proofErr w:type="gramStart"/>
-            <w:r>
-              <w:rPr>
-                <w:rFonts w:asciiTheme="minorHAnsi" w:hAnsiTheme="minorHAnsi" w:cstheme="minorHAnsi"/>
-                <w:sz w:val="18"/>
-                <w:szCs w:val="18"/>
-              </w:rPr>
-              <w:t>isUK</w:t>
-            </w:r>
-            <w:proofErr w:type="spellEnd"/>
-            <w:r>
-              <w:rPr>
-                <w:rFonts w:asciiTheme="minorHAnsi" w:hAnsiTheme="minorHAnsi" w:cstheme="minorHAnsi"/>
-                <w:sz w:val="18"/>
-                <w:szCs w:val="18"/>
-              </w:rPr>
-              <w:t>}{</w:t>
-            </w:r>
-            <w:proofErr w:type="spellStart"/>
-            <w:proofErr w:type="gramEnd"/>
-            <w:r>
-              <w:rPr>
-                <w:rFonts w:asciiTheme="minorHAnsi" w:hAnsiTheme="minorHAnsi" w:cstheme="minorHAnsi"/>
-                <w:sz w:val="18"/>
-                <w:szCs w:val="18"/>
-              </w:rPr>
-              <w:t>brandName</w:t>
-            </w:r>
-            <w:proofErr w:type="spellEnd"/>
-            <w:r>
-              <w:rPr>
-                <w:rFonts w:asciiTheme="minorHAnsi" w:hAnsiTheme="minorHAnsi" w:cstheme="minorHAnsi"/>
-                <w:sz w:val="18"/>
-                <w:szCs w:val="18"/>
-              </w:rPr>
-              <w:t>}{/</w:t>
-            </w:r>
-            <w:proofErr w:type="spellStart"/>
-            <w:r>
-              <w:rPr>
-                <w:rFonts w:asciiTheme="minorHAnsi" w:hAnsiTheme="minorHAnsi" w:cstheme="minorHAnsi"/>
-                <w:sz w:val="18"/>
-                <w:szCs w:val="18"/>
-              </w:rPr>
-              <w:t>isUK</w:t>
-            </w:r>
-            <w:proofErr w:type="spellEnd"/>
-            <w:r>
-              <w:rPr>
-                <w:rFonts w:asciiTheme="minorHAnsi" w:hAnsiTheme="minorHAnsi" w:cstheme="minorHAnsi"/>
-                <w:sz w:val="18"/>
-                <w:szCs w:val="18"/>
-              </w:rPr>
-              <w:t>}</w:t>
-            </w:r>
-          </w:p>
-        </w:tc>
-        <w:tc>
-          <w:tcPr>
-            <w:tcW w:w="1559" w:type="dxa"/>
-          </w:tcPr>
-          <w:p>
-            <w:pPr>
-              <w:pStyle w:val="NoSpacing"/>
-              <w:spacing w:line="276" w:lineRule="auto"/>
-              <w:rPr>
-                <w:rFonts w:cstheme="minorHAnsi"/>
-                <w:sz w:val="18"/>
-                <w:szCs w:val="18"/>
-              </w:rPr>
-            </w:pPr>
-            <w:r>
-              <w:rPr>
-                <w:rFonts w:cstheme="minorHAnsi"/>
-                <w:sz w:val="18"/>
-                <w:szCs w:val="18"/>
-              </w:rPr>
-              <w:t>{</w:t>
-            </w:r>
-            <w:proofErr w:type="spellStart"/>
-            <w:r>
-              <w:rPr>
-                <w:rFonts w:cstheme="minorHAnsi"/>
-                <w:sz w:val="18"/>
-                <w:szCs w:val="18"/>
-              </w:rPr>
-              <w:t>designType</w:t>
-            </w:r>
-            <w:proofErr w:type="spellEnd"/>
-            <w:r>
-              <w:rPr>
-                <w:rFonts w:cstheme="minorHAnsi"/>
-                <w:sz w:val="18"/>
-                <w:szCs w:val="18"/>
-              </w:rPr>
-              <w:t>}</w:t>
-            </w:r>
-          </w:p>
-        </w:tc>
-        <w:tc>
-          <w:tcPr>
-            <w:tcW w:w="1559" w:type="dxa"/>
-            <w:gridSpan w:val="2"/>
-          </w:tcPr>
-          <w:p>
-            <w:pPr>
-              <w:ind w:right="113"/>
-              <w:rPr>
-                <w:rFonts w:asciiTheme="minorHAnsi" w:hAnsiTheme="minorHAnsi" w:cstheme="minorHAnsi"/>
-                <w:sz w:val="18"/>
-                <w:szCs w:val="18"/>
-              </w:rPr>
-            </w:pPr>
-            <w:r>
-              <w:rPr>
-                <w:rFonts w:asciiTheme="minorHAnsi" w:hAnsiTheme="minorHAnsi" w:cstheme="minorHAnsi"/>
-                <w:sz w:val="18"/>
-                <w:szCs w:val="18"/>
-              </w:rPr>
-              <w:t>{</w:t>
-            </w:r>
-            <w:proofErr w:type="spellStart"/>
-            <w:r>
-              <w:rPr>
-                <w:rFonts w:asciiTheme="minorHAnsi" w:hAnsiTheme="minorHAnsi" w:cstheme="minorHAnsi"/>
-                <w:sz w:val="18"/>
-                <w:szCs w:val="18"/>
-              </w:rPr>
-              <w:t>finishType</w:t>
-            </w:r>
-            <w:proofErr w:type="spellEnd"/>
-            <w:r>
-              <w:rPr>
-                <w:rFonts w:asciiTheme="minorHAnsi" w:hAnsiTheme="minorHAnsi" w:cstheme="minorHAnsi"/>
-                <w:sz w:val="18"/>
-                <w:szCs w:val="18"/>
-              </w:rPr>
-              <w:t>}</w:t>
-            </w:r>
-          </w:p>
-        </w:tc>
-        <w:tc>
-          <w:tcPr>
-            <w:tcW w:w="709" w:type="dxa"/>
+          </w:p>
+        </w:tc>
+        <w:tc>
+          <w:tcPr>
+            <w:tcW w:w="680" w:type="dxa"/>
           </w:tcPr>
           <w:p>
             <w:pPr>
@@ -2803,19 +3332,11 @@
                 <w:szCs w:val="18"/>
               </w:rPr>
             </w:pPr>
-            <w:r>
-              <w:rPr>
-                <w:rFonts w:asciiTheme="minorHAnsi" w:hAnsiTheme="minorHAnsi" w:cstheme="minorHAnsi"/>
-                <w:sz w:val="18"/>
-                <w:szCs w:val="18"/>
-              </w:rPr>
-              <w:t>{quantity}</w:t>
-            </w:r>
-          </w:p>
-        </w:tc>
-        <w:tc>
-          <w:tcPr>
-            <w:tcW w:w="850" w:type="dxa"/>
+          </w:p>
+        </w:tc>
+        <w:tc>
+          <w:tcPr>
+            <w:tcW w:w="816" w:type="dxa"/>
           </w:tcPr>
           <w:p>
             <w:pPr>
@@ -2827,19 +3348,11 @@
                 <w:szCs w:val="18"/>
               </w:rPr>
             </w:pPr>
-            <w:r>
-              <w:rPr>
-                <w:rFonts w:asciiTheme="minorHAnsi" w:hAnsiTheme="minorHAnsi" w:cstheme="minorHAnsi"/>
-                <w:sz w:val="18"/>
-                <w:szCs w:val="18"/>
-              </w:rPr>
-              <w:t>{rate}</w:t>
-            </w:r>
-          </w:p>
-        </w:tc>
-        <w:tc>
-          <w:tcPr>
-            <w:tcW w:w="1123" w:type="dxa"/>
+          </w:p>
+        </w:tc>
+        <w:tc>
+          <w:tcPr>
+            <w:tcW w:w="1085" w:type="dxa"/>
           </w:tcPr>
           <w:p>
             <w:pPr>
@@ -2852,1245 +3365,137 @@
                 <w:szCs w:val="18"/>
               </w:rPr>
             </w:pPr>
-            <w:r>
-              <w:rPr>
-                <w:rFonts w:cstheme="minorHAnsi"/>
-                <w:sz w:val="18"/>
-                <w:szCs w:val="18"/>
-              </w:rPr>
-              <w:t>{value}{/</w:t>
-            </w:r>
-            <w:proofErr w:type="gramStart"/>
-            <w:r>
-              <w:rPr>
-                <w:rFonts w:cstheme="minorHAnsi"/>
-                <w:sz w:val="18"/>
-                <w:szCs w:val="18"/>
-              </w:rPr>
-              <w:t>invoices}{</w:t>
-            </w:r>
-            <w:proofErr w:type="gramEnd"/>
-            <w:r>
-              <w:rPr>
-                <w:rFonts w:cstheme="minorHAnsi"/>
-                <w:sz w:val="18"/>
-                <w:szCs w:val="18"/>
-              </w:rPr>
-              <w:t>/</w:t>
-            </w:r>
-            <w:proofErr w:type="spellStart"/>
-            <w:r>
-              <w:rPr>
-                <w:rFonts w:cstheme="minorHAnsi"/>
-                <w:sz w:val="18"/>
-                <w:szCs w:val="18"/>
-              </w:rPr>
-              <w:t>IPItems</w:t>
-            </w:r>
-            <w:proofErr w:type="spellEnd"/>
-            <w:r>
-              <w:rPr>
-                <w:rFonts w:cstheme="minorHAnsi"/>
-                <w:sz w:val="18"/>
-                <w:szCs w:val="18"/>
-              </w:rPr>
-              <w:t>}</w:t>
-            </w:r>
-          </w:p>
-        </w:tc>
-      </w:tr>
-      <w:tr>
-        <w:tc>
-          <w:tcPr>
-            <w:tcW w:w="1163" w:type="dxa"/>
-          </w:tcPr>
-          <w:p>
-            <w:pPr>
-              <w:ind w:right="113"/>
-              <w:rPr>
-                <w:rFonts w:ascii="Arial" w:hAnsi="Arial" w:cs="Arial"/>
-              </w:rPr>
-            </w:pPr>
-          </w:p>
-        </w:tc>
-        <w:tc>
-          <w:tcPr>
-            <w:tcW w:w="4820" w:type="dxa"/>
-            <w:gridSpan w:val="3"/>
-          </w:tcPr>
-          <w:p>
-            <w:pPr>
-              <w:ind w:right="113"/>
-              <w:rPr>
-                <w:rFonts w:ascii="Arial" w:hAnsi="Arial" w:cs="Arial"/>
-              </w:rPr>
-            </w:pPr>
-          </w:p>
-        </w:tc>
-        <w:tc>
-          <w:tcPr>
-            <w:tcW w:w="1559" w:type="dxa"/>
-          </w:tcPr>
-          <w:p>
-            <w:pPr>
-              <w:ind w:right="113"/>
-              <w:rPr>
-                <w:rFonts w:ascii="Arial" w:hAnsi="Arial" w:cs="Arial"/>
-              </w:rPr>
-            </w:pPr>
-          </w:p>
-        </w:tc>
-        <w:tc>
-          <w:tcPr>
-            <w:tcW w:w="1559" w:type="dxa"/>
-            <w:gridSpan w:val="2"/>
-          </w:tcPr>
-          <w:p>
-            <w:pPr>
-              <w:ind w:right="113"/>
-              <w:rPr>
-                <w:rFonts w:ascii="Arial" w:hAnsi="Arial" w:cs="Arial"/>
-              </w:rPr>
-            </w:pPr>
-          </w:p>
-        </w:tc>
-        <w:tc>
-          <w:tcPr>
-            <w:tcW w:w="709" w:type="dxa"/>
-          </w:tcPr>
-          <w:p>
-            <w:pPr>
-              <w:ind w:right="113"/>
-              <w:rPr>
-                <w:rFonts w:ascii="Arial" w:hAnsi="Arial" w:cs="Arial"/>
-              </w:rPr>
-            </w:pPr>
-          </w:p>
-        </w:tc>
-        <w:tc>
-          <w:tcPr>
-            <w:tcW w:w="850" w:type="dxa"/>
-          </w:tcPr>
-          <w:p>
-            <w:pPr>
-              <w:ind w:right="113"/>
-              <w:rPr>
-                <w:rFonts w:ascii="Arial" w:hAnsi="Arial" w:cs="Arial"/>
-              </w:rPr>
-            </w:pPr>
-          </w:p>
-        </w:tc>
-        <w:tc>
-          <w:tcPr>
-            <w:tcW w:w="1123" w:type="dxa"/>
-          </w:tcPr>
-          <w:p>
-            <w:pPr>
-              <w:ind w:right="227"/>
-              <w:rPr>
-                <w:rFonts w:ascii="Arial" w:hAnsi="Arial" w:cs="Arial"/>
-              </w:rPr>
-            </w:pPr>
-          </w:p>
-        </w:tc>
-      </w:tr>
-      <w:tr>
-        <w:tc>
-          <w:tcPr>
-            <w:tcW w:w="1163" w:type="dxa"/>
-          </w:tcPr>
-          <w:p>
-            <w:pPr>
-              <w:ind w:left="227" w:right="113"/>
-              <w:rPr>
-                <w:rFonts w:ascii="Arial" w:hAnsi="Arial" w:cs="Arial"/>
-                <w:sz w:val="18"/>
-                <w:szCs w:val="18"/>
-              </w:rPr>
-            </w:pPr>
-          </w:p>
-        </w:tc>
-        <w:tc>
-          <w:tcPr>
-            <w:tcW w:w="4820" w:type="dxa"/>
-            <w:gridSpan w:val="3"/>
-          </w:tcPr>
-          <w:p>
-            <w:pPr>
-              <w:ind w:right="113"/>
-              <w:rPr>
-                <w:rFonts w:ascii="Arial" w:hAnsi="Arial" w:cs="Arial"/>
-                <w:sz w:val="18"/>
-                <w:szCs w:val="18"/>
-              </w:rPr>
-            </w:pPr>
-          </w:p>
-        </w:tc>
-        <w:tc>
-          <w:tcPr>
-            <w:tcW w:w="1559" w:type="dxa"/>
-          </w:tcPr>
-          <w:p>
-            <w:pPr>
-              <w:ind w:right="113"/>
-              <w:rPr>
-                <w:rFonts w:ascii="Arial" w:hAnsi="Arial" w:cs="Arial"/>
-                <w:sz w:val="18"/>
-                <w:szCs w:val="18"/>
-              </w:rPr>
-            </w:pPr>
-          </w:p>
-        </w:tc>
-        <w:tc>
-          <w:tcPr>
-            <w:tcW w:w="1559" w:type="dxa"/>
-            <w:gridSpan w:val="2"/>
-          </w:tcPr>
-          <w:p>
-            <w:pPr>
-              <w:ind w:right="113"/>
-              <w:rPr>
-                <w:rFonts w:asciiTheme="minorHAnsi" w:hAnsiTheme="minorHAnsi" w:cstheme="minorHAnsi"/>
-                <w:sz w:val="18"/>
-                <w:szCs w:val="18"/>
-              </w:rPr>
-            </w:pPr>
-          </w:p>
-        </w:tc>
-        <w:tc>
-          <w:tcPr>
-            <w:tcW w:w="709" w:type="dxa"/>
-          </w:tcPr>
-          <w:p>
-            <w:pPr>
-              <w:ind w:right="57"/>
-              <w:jc w:val="right"/>
-              <w:rPr>
-                <w:rFonts w:asciiTheme="minorHAnsi" w:hAnsiTheme="minorHAnsi" w:cstheme="minorHAnsi"/>
-                <w:b/>
-                <w:bCs/>
-                <w:sz w:val="18"/>
-                <w:szCs w:val="18"/>
-              </w:rPr>
-            </w:pPr>
-            <w:r>
-              <w:rPr>
-                <w:rFonts w:asciiTheme="minorHAnsi" w:hAnsiTheme="minorHAnsi" w:cstheme="minorHAnsi"/>
-                <w:b/>
-                <w:bCs/>
-                <w:sz w:val="18"/>
-                <w:szCs w:val="18"/>
-              </w:rPr>
-              <w:t>{</w:t>
-            </w:r>
-            <w:proofErr w:type="spellStart"/>
-            <w:r>
-              <w:rPr>
-                <w:rFonts w:asciiTheme="minorHAnsi" w:hAnsiTheme="minorHAnsi" w:cstheme="minorHAnsi"/>
-                <w:b/>
-                <w:bCs/>
-                <w:sz w:val="18"/>
-                <w:szCs w:val="18"/>
-              </w:rPr>
-              <w:t>totalQuantity</w:t>
-            </w:r>
-            <w:proofErr w:type="spellEnd"/>
-            <w:r>
-              <w:rPr>
-                <w:rFonts w:asciiTheme="minorHAnsi" w:hAnsiTheme="minorHAnsi" w:cstheme="minorHAnsi"/>
-                <w:b/>
-                <w:bCs/>
-                <w:sz w:val="18"/>
-                <w:szCs w:val="18"/>
-              </w:rPr>
-              <w:t>}</w:t>
-            </w:r>
-          </w:p>
-        </w:tc>
-        <w:tc>
-          <w:tcPr>
-            <w:tcW w:w="850" w:type="dxa"/>
-          </w:tcPr>
-          <w:p>
-            <w:pPr>
-              <w:ind w:right="113"/>
-              <w:rPr>
-                <w:rFonts w:asciiTheme="minorHAnsi" w:hAnsiTheme="minorHAnsi" w:cstheme="minorHAnsi"/>
-                <w:sz w:val="18"/>
-                <w:szCs w:val="18"/>
-              </w:rPr>
-            </w:pPr>
-          </w:p>
-        </w:tc>
-        <w:tc>
-          <w:tcPr>
-            <w:tcW w:w="1123" w:type="dxa"/>
-          </w:tcPr>
-          <w:p>
-            <w:pPr>
-              <w:ind w:right="227"/>
-              <w:jc w:val="right"/>
-              <w:rPr>
-                <w:rFonts w:asciiTheme="minorHAnsi" w:hAnsiTheme="minorHAnsi" w:cstheme="minorHAnsi"/>
-                <w:b/>
-                <w:bCs/>
-                <w:sz w:val="20"/>
-                <w:szCs w:val="20"/>
-              </w:rPr>
-            </w:pPr>
-            <w:r>
-              <w:rPr>
-                <w:rFonts w:asciiTheme="minorHAnsi" w:hAnsiTheme="minorHAnsi" w:cstheme="minorHAnsi"/>
-                <w:b/>
-                <w:bCs/>
-                <w:sz w:val="18"/>
-                <w:szCs w:val="18"/>
-              </w:rPr>
-              <w:t>{</w:t>
-            </w:r>
-            <w:proofErr w:type="spellStart"/>
-            <w:r>
-              <w:rPr>
-                <w:rFonts w:asciiTheme="minorHAnsi" w:hAnsiTheme="minorHAnsi" w:cstheme="minorHAnsi"/>
-                <w:b/>
-                <w:bCs/>
-                <w:sz w:val="18"/>
-                <w:szCs w:val="18"/>
-              </w:rPr>
-              <w:t>totalAmount</w:t>
-            </w:r>
-            <w:proofErr w:type="spellEnd"/>
-            <w:r>
-              <w:rPr>
-                <w:rFonts w:asciiTheme="minorHAnsi" w:hAnsiTheme="minorHAnsi" w:cstheme="minorHAnsi"/>
-                <w:b/>
-                <w:bCs/>
-                <w:sz w:val="18"/>
-                <w:szCs w:val="18"/>
-              </w:rPr>
-              <w:t>}</w:t>
-            </w:r>
-          </w:p>
-        </w:tc>
-      </w:tr>
-      <w:tr>
-        <w:tc>
-          <w:tcPr>
-            <w:tcW w:w="1163" w:type="dxa"/>
-          </w:tcPr>
-          <w:p>
-            <w:pPr>
-              <w:ind w:left="227" w:right="113"/>
-              <w:rPr>
-                <w:rFonts w:ascii="Arial" w:hAnsi="Arial" w:cs="Arial"/>
-                <w:sz w:val="18"/>
-                <w:szCs w:val="18"/>
-              </w:rPr>
-            </w:pPr>
-          </w:p>
-        </w:tc>
-        <w:tc>
-          <w:tcPr>
-            <w:tcW w:w="4820" w:type="dxa"/>
-            <w:gridSpan w:val="3"/>
-          </w:tcPr>
-          <w:p>
-            <w:pPr>
-              <w:ind w:right="113"/>
-              <w:rPr>
-                <w:rFonts w:ascii="Arial" w:hAnsi="Arial" w:cs="Arial"/>
-                <w:sz w:val="18"/>
-                <w:szCs w:val="18"/>
-              </w:rPr>
-            </w:pPr>
-          </w:p>
-        </w:tc>
-        <w:tc>
-          <w:tcPr>
-            <w:tcW w:w="1559" w:type="dxa"/>
-          </w:tcPr>
-          <w:p>
-            <w:pPr>
-              <w:ind w:right="113"/>
-              <w:rPr>
-                <w:rFonts w:ascii="Arial" w:hAnsi="Arial" w:cs="Arial"/>
-                <w:sz w:val="18"/>
-                <w:szCs w:val="18"/>
-              </w:rPr>
-            </w:pPr>
-          </w:p>
-        </w:tc>
-        <w:tc>
-          <w:tcPr>
-            <w:tcW w:w="1559" w:type="dxa"/>
-            <w:gridSpan w:val="2"/>
-          </w:tcPr>
-          <w:p>
-            <w:pPr>
-              <w:ind w:right="113"/>
-              <w:rPr>
-                <w:rFonts w:asciiTheme="minorHAnsi" w:hAnsiTheme="minorHAnsi" w:cstheme="minorHAnsi"/>
-                <w:sz w:val="18"/>
-                <w:szCs w:val="18"/>
-              </w:rPr>
-            </w:pPr>
-            <w:r>
-              <w:rPr>
-                <w:rFonts w:asciiTheme="minorHAnsi" w:hAnsiTheme="minorHAnsi" w:cstheme="minorHAnsi"/>
-                <w:noProof/>
-                <w:sz w:val="20"/>
-                <w:szCs w:val="20"/>
-              </w:rPr>
-              <mc:AlternateContent>
-                <mc:Choice Requires="wps">
-                  <w:drawing>
-                    <wp:anchor distT="0" distB="0" distL="114300" distR="114300" simplePos="0" relativeHeight="251667456" behindDoc="0" locked="0" layoutInCell="1" allowOverlap="1" wp14:anchorId="64EF0D20" wp14:editId="27AF4877">
-                      <wp:simplePos x="0" y="0"/>
-                      <wp:positionH relativeFrom="column">
-                        <wp:posOffset>252153</wp:posOffset>
-                      </wp:positionH>
-                      <wp:positionV relativeFrom="paragraph">
-                        <wp:posOffset>41275</wp:posOffset>
-                      </wp:positionV>
-                      <wp:extent cx="2293620" cy="0"/>
-                      <wp:effectExtent l="0" t="0" r="0" b="0"/>
-                      <wp:wrapNone/>
-                      <wp:docPr id="1506734892" name="AutoShape 4"/>
-                      <wp:cNvGraphicFramePr>
-                        <a:graphicFrameLocks xmlns:a="http://schemas.openxmlformats.org/drawingml/2006/main"/>
-                      </wp:cNvGraphicFramePr>
-                      <a:graphic xmlns:a="http://schemas.openxmlformats.org/drawingml/2006/main">
-                        <a:graphicData uri="http://schemas.microsoft.com/office/word/2010/wordprocessingShape">
-                          <wps:wsp>
-                            <wps:cNvCnPr>
-                              <a:cxnSpLocks noChangeShapeType="1"/>
-                            </wps:cNvCnPr>
-                            <wps:spPr bwMode="auto">
-                              <a:xfrm>
-                                <a:off x="0" y="0"/>
-                                <a:ext cx="2293620" cy="0"/>
-                              </a:xfrm>
-                              <a:prstGeom prst="straightConnector1">
-                                <a:avLst/>
-                              </a:prstGeom>
-                              <a:noFill/>
-                              <a:ln w="9525">
-                                <a:solidFill>
-                                  <a:srgbClr val="000000"/>
-                                </a:solidFill>
-                                <a:round/>
-                                <a:headEnd type="none" w="med" len="med"/>
-                                <a:tailEnd type="none" w="med" len="med"/>
-                              </a:ln>
-                              <a:extLst>
-                                <a:ext uri="{909E8E84-426E-40DD-AFC4-6F175D3DCCD1}">
-                                  <a14:hiddenFill xmlns:a14="http://schemas.microsoft.com/office/drawing/2010/main">
-                                    <a:noFill/>
-                                  </a14:hiddenFill>
-                                </a:ext>
-                              </a:extLst>
-                            </wps:spPr>
-                            <wps:bodyPr/>
-                          </wps:wsp>
-                        </a:graphicData>
-                      </a:graphic>
-                      <wp14:sizeRelH relativeFrom="page">
-                        <wp14:pctWidth>0</wp14:pctWidth>
-                      </wp14:sizeRelH>
-                      <wp14:sizeRelV relativeFrom="page">
-                        <wp14:pctHeight>0</wp14:pctHeight>
-                      </wp14:sizeRelV>
-                    </wp:anchor>
-                  </w:drawing>
-                </mc:Choice>
-                <mc:Fallback>
-                  <w:pict>
-                    <v:shapetype w14:anchorId="1B3BDDAA" id="_x0000_t32" coordsize="21600,21600" o:spt="32" o:oned="t" path="m,l21600,21600e" filled="f">
-                      <v:path arrowok="t" fillok="f" o:connecttype="none"/>
-                      <o:lock v:ext="edit" shapetype="t"/>
-                    </v:shapetype>
-                    <v:shape id="AutoShape 4" o:spid="_x0000_s1026" type="#_x0000_t32" style="position:absolute;margin-left:19.85pt;margin-top:3.25pt;width:180.6pt;height:0;z-index:251667456;visibility:visible;mso-wrap-style:square;mso-width-percent:0;mso-height-percent:0;mso-wrap-distance-left:9pt;mso-wrap-distance-top:0;mso-wrap-distance-right:9pt;mso-wrap-distance-bottom:0;mso-position-horizontal:absolute;mso-position-horizontal-relative:text;mso-position-vertical:absolute;mso-position-vertical-relative:text;mso-width-percent:0;mso-height-percent:0;mso-width-relative:page;mso-height-relative:page" o:gfxdata="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"/>
-                  </w:pict>
-                </mc:Fallback>
-              </mc:AlternateContent>
-            </w:r>
-          </w:p>
-        </w:tc>
-        <w:tc>
-          <w:tcPr>
-            <w:tcW w:w="2682" w:type="dxa"/>
-            <w:gridSpan w:val="3"/>
-          </w:tcPr>
-          <w:p>
-            <w:pPr>
-              <w:tabs>
-                <w:tab w:val="right" w:pos="2399"/>
-              </w:tabs>
-              <w:ind w:right="227"/>
-              <w:rPr>
-                <w:rFonts w:asciiTheme="minorHAnsi" w:hAnsiTheme="minorHAnsi" w:cstheme="minorHAnsi"/>
-                <w:sz w:val="20"/>
-                <w:szCs w:val="20"/>
-              </w:rPr>
-            </w:pPr>
-            <w:r>
-              <w:rPr>
-                <w:rFonts w:asciiTheme="minorHAnsi" w:hAnsiTheme="minorHAnsi" w:cstheme="minorHAnsi"/>
-                <w:sz w:val="20"/>
-                <w:szCs w:val="20"/>
-              </w:rPr>
-              <w:tab/>
-            </w:r>
-          </w:p>
-        </w:tc>
-      </w:tr>
-      <w:tr>
-        <w:tc>
-          <w:tcPr>
-            <w:tcW w:w="1163" w:type="dxa"/>
-          </w:tcPr>
-          <w:p>
-            <w:pPr>
-              <w:ind w:left="227" w:right="113"/>
-              <w:rPr>
-                <w:rFonts w:ascii="Arial" w:hAnsi="Arial" w:cs="Arial"/>
-                <w:sz w:val="18"/>
-                <w:szCs w:val="18"/>
-              </w:rPr>
-            </w:pPr>
-          </w:p>
-        </w:tc>
-        <w:tc>
-          <w:tcPr>
-            <w:tcW w:w="4820" w:type="dxa"/>
-            <w:gridSpan w:val="3"/>
-          </w:tcPr>
-          <w:p>
-            <w:pPr>
-              <w:ind w:right="113"/>
-              <w:rPr>
-                <w:rFonts w:ascii="Arial" w:hAnsi="Arial" w:cs="Arial"/>
-                <w:sz w:val="18"/>
-                <w:szCs w:val="18"/>
-              </w:rPr>
-            </w:pPr>
-          </w:p>
-        </w:tc>
-        <w:tc>
-          <w:tcPr>
-            <w:tcW w:w="1559" w:type="dxa"/>
-          </w:tcPr>
-          <w:p>
-            <w:pPr>
-              <w:ind w:right="113"/>
-              <w:rPr>
-                <w:rFonts w:ascii="Arial" w:hAnsi="Arial" w:cs="Arial"/>
-                <w:sz w:val="18"/>
-                <w:szCs w:val="18"/>
-              </w:rPr>
-            </w:pPr>
-          </w:p>
-        </w:tc>
-        <w:tc>
-          <w:tcPr>
-            <w:tcW w:w="2268" w:type="dxa"/>
-            <w:gridSpan w:val="3"/>
-          </w:tcPr>
-          <w:p>
-            <w:pPr>
-              <w:ind w:right="57"/>
-              <w:jc w:val="right"/>
-              <w:rPr>
-                <w:rFonts w:asciiTheme="minorHAnsi" w:hAnsiTheme="minorHAnsi" w:cstheme="minorHAnsi"/>
-                <w:b/>
-                <w:bCs/>
-                <w:sz w:val="18"/>
-                <w:szCs w:val="18"/>
-              </w:rPr>
-            </w:pPr>
-            <w:r>
-              <w:rPr>
-                <w:rFonts w:asciiTheme="minorHAnsi" w:hAnsiTheme="minorHAnsi" w:cstheme="minorHAnsi"/>
-                <w:b/>
-                <w:bCs/>
-                <w:sz w:val="18"/>
-                <w:szCs w:val="18"/>
-              </w:rPr>
-              <w:t>Addition</w:t>
-            </w:r>
-          </w:p>
-        </w:tc>
-        <w:tc>
-          <w:tcPr>
-            <w:tcW w:w="850" w:type="dxa"/>
-          </w:tcPr>
-          <w:p>
-            <w:pPr>
-              <w:ind w:right="113"/>
-              <w:rPr>
-                <w:rFonts w:asciiTheme="minorHAnsi" w:hAnsiTheme="minorHAnsi" w:cstheme="minorHAnsi"/>
-                <w:sz w:val="18"/>
-                <w:szCs w:val="18"/>
-              </w:rPr>
-            </w:pPr>
-          </w:p>
-        </w:tc>
-        <w:tc>
-          <w:tcPr>
-            <w:tcW w:w="1123" w:type="dxa"/>
-          </w:tcPr>
-          <w:p>
-            <w:pPr>
-              <w:pStyle w:val="NoSpacing"/>
-              <w:spacing w:line="276" w:lineRule="auto"/>
-              <w:ind w:right="227"/>
-              <w:jc w:val="right"/>
-              <w:rPr>
-                <w:rFonts w:cstheme="minorHAnsi"/>
-                <w:sz w:val="18"/>
-                <w:szCs w:val="18"/>
-              </w:rPr>
-            </w:pPr>
-            <w:r>
-              <w:rPr>
-                <w:rFonts w:cstheme="minorHAnsi"/>
-                <w:sz w:val="18"/>
-                <w:szCs w:val="18"/>
-              </w:rPr>
-              <w:t>{</w:t>
-            </w:r>
-            <w:proofErr w:type="spellStart"/>
-            <w:r>
-              <w:rPr>
-                <w:rFonts w:cstheme="minorHAnsi"/>
-                <w:sz w:val="18"/>
-                <w:szCs w:val="18"/>
-              </w:rPr>
-              <w:t>totalAddition</w:t>
-            </w:r>
-            <w:proofErr w:type="spellEnd"/>
-            <w:r>
-              <w:rPr>
-                <w:rFonts w:cstheme="minorHAnsi"/>
-                <w:sz w:val="18"/>
-                <w:szCs w:val="18"/>
-              </w:rPr>
-              <w:t>}</w:t>
-            </w:r>
-          </w:p>
-        </w:tc>
-      </w:tr>
-      <w:tr>
-        <w:tc>
-          <w:tcPr>
-            <w:tcW w:w="1163" w:type="dxa"/>
-          </w:tcPr>
-          <w:p>
-            <w:pPr>
-              <w:ind w:left="227" w:right="113"/>
-              <w:rPr>
-                <w:rFonts w:ascii="Arial" w:hAnsi="Arial" w:cs="Arial"/>
-                <w:sz w:val="18"/>
-                <w:szCs w:val="18"/>
-              </w:rPr>
-            </w:pPr>
-          </w:p>
-        </w:tc>
-        <w:tc>
-          <w:tcPr>
-            <w:tcW w:w="4820" w:type="dxa"/>
-            <w:gridSpan w:val="3"/>
-          </w:tcPr>
-          <w:p>
-            <w:pPr>
-              <w:ind w:right="113"/>
-              <w:rPr>
-                <w:rFonts w:ascii="Arial" w:hAnsi="Arial" w:cs="Arial"/>
-                <w:sz w:val="18"/>
-                <w:szCs w:val="18"/>
-              </w:rPr>
-            </w:pPr>
-          </w:p>
-        </w:tc>
-        <w:tc>
-          <w:tcPr>
-            <w:tcW w:w="1559" w:type="dxa"/>
-          </w:tcPr>
-          <w:p>
-            <w:pPr>
-              <w:ind w:right="113"/>
-              <w:rPr>
-                <w:rFonts w:ascii="Arial" w:hAnsi="Arial" w:cs="Arial"/>
-                <w:sz w:val="18"/>
-                <w:szCs w:val="18"/>
-              </w:rPr>
-            </w:pPr>
-          </w:p>
-        </w:tc>
-        <w:tc>
-          <w:tcPr>
-            <w:tcW w:w="2268" w:type="dxa"/>
-            <w:gridSpan w:val="3"/>
-          </w:tcPr>
-          <w:p>
-            <w:pPr>
-              <w:ind w:right="57"/>
-              <w:jc w:val="right"/>
-              <w:rPr>
-                <w:rFonts w:asciiTheme="minorHAnsi" w:hAnsiTheme="minorHAnsi" w:cstheme="minorHAnsi"/>
-                <w:b/>
-                <w:bCs/>
-                <w:sz w:val="18"/>
-                <w:szCs w:val="18"/>
-              </w:rPr>
-            </w:pPr>
-            <w:r>
-              <w:rPr>
-                <w:rFonts w:asciiTheme="minorHAnsi" w:hAnsiTheme="minorHAnsi" w:cstheme="minorHAnsi"/>
-                <w:b/>
-                <w:bCs/>
-                <w:sz w:val="18"/>
-                <w:szCs w:val="18"/>
-              </w:rPr>
-              <w:t>Discount</w:t>
-            </w:r>
-          </w:p>
-        </w:tc>
-        <w:tc>
-          <w:tcPr>
-            <w:tcW w:w="850" w:type="dxa"/>
-          </w:tcPr>
-          <w:p>
-            <w:pPr>
-              <w:ind w:right="113"/>
-              <w:rPr>
-                <w:rFonts w:asciiTheme="minorHAnsi" w:hAnsiTheme="minorHAnsi" w:cstheme="minorHAnsi"/>
-                <w:sz w:val="18"/>
-                <w:szCs w:val="18"/>
-              </w:rPr>
-            </w:pPr>
-          </w:p>
-        </w:tc>
-        <w:tc>
-          <w:tcPr>
-            <w:tcW w:w="1123" w:type="dxa"/>
-          </w:tcPr>
-          <w:p>
-            <w:pPr>
-              <w:pStyle w:val="NoSpacing"/>
-              <w:spacing w:line="276" w:lineRule="auto"/>
-              <w:ind w:right="227"/>
-              <w:jc w:val="right"/>
-              <w:rPr>
-                <w:rFonts w:cstheme="minorHAnsi"/>
-                <w:sz w:val="18"/>
-                <w:szCs w:val="18"/>
-              </w:rPr>
-            </w:pPr>
-            <w:r>
-              <w:rPr>
-                <w:rFonts w:cstheme="minorHAnsi"/>
-                <w:sz w:val="18"/>
-                <w:szCs w:val="18"/>
-              </w:rPr>
-              <w:t>{</w:t>
-            </w:r>
-            <w:proofErr w:type="spellStart"/>
-            <w:r>
-              <w:rPr>
-                <w:rFonts w:cstheme="minorHAnsi"/>
-                <w:sz w:val="18"/>
-                <w:szCs w:val="18"/>
-              </w:rPr>
-              <w:t>totalDiscount</w:t>
-            </w:r>
-            <w:proofErr w:type="spellEnd"/>
-            <w:r>
-              <w:rPr>
-                <w:rFonts w:cstheme="minorHAnsi"/>
-                <w:sz w:val="18"/>
-                <w:szCs w:val="18"/>
-              </w:rPr>
-              <w:t>}</w:t>
-            </w:r>
-          </w:p>
-        </w:tc>
-      </w:tr>
-      <w:tr>
-        <w:tc>
-          <w:tcPr>
-            <w:tcW w:w="1163" w:type="dxa"/>
-          </w:tcPr>
-          <w:p>
-            <w:pPr>
-              <w:ind w:left="227" w:right="113"/>
-              <w:rPr>
-                <w:rFonts w:ascii="Arial" w:hAnsi="Arial" w:cs="Arial"/>
-                <w:sz w:val="18"/>
-                <w:szCs w:val="18"/>
-              </w:rPr>
-            </w:pPr>
-          </w:p>
-        </w:tc>
-        <w:tc>
-          <w:tcPr>
-            <w:tcW w:w="4820" w:type="dxa"/>
-            <w:gridSpan w:val="3"/>
-          </w:tcPr>
-          <w:p>
-            <w:pPr>
-              <w:ind w:right="113"/>
-              <w:rPr>
-                <w:rFonts w:ascii="Arial" w:hAnsi="Arial" w:cs="Arial"/>
-                <w:sz w:val="18"/>
-                <w:szCs w:val="18"/>
-              </w:rPr>
-            </w:pPr>
-          </w:p>
-        </w:tc>
-        <w:tc>
-          <w:tcPr>
-            <w:tcW w:w="1559" w:type="dxa"/>
-          </w:tcPr>
-          <w:p>
-            <w:pPr>
-              <w:ind w:right="113"/>
-              <w:rPr>
-                <w:rFonts w:ascii="Arial" w:hAnsi="Arial" w:cs="Arial"/>
-                <w:sz w:val="18"/>
-                <w:szCs w:val="18"/>
-              </w:rPr>
-            </w:pPr>
-          </w:p>
-        </w:tc>
-        <w:tc>
-          <w:tcPr>
-            <w:tcW w:w="2268" w:type="dxa"/>
-            <w:gridSpan w:val="3"/>
-          </w:tcPr>
-          <w:p>
-            <w:pPr>
-              <w:ind w:right="57"/>
-              <w:jc w:val="right"/>
-              <w:rPr>
-                <w:rFonts w:asciiTheme="minorHAnsi" w:hAnsiTheme="minorHAnsi" w:cstheme="minorHAnsi"/>
-                <w:b/>
-                <w:bCs/>
-                <w:sz w:val="18"/>
-                <w:szCs w:val="18"/>
-              </w:rPr>
-            </w:pPr>
-            <w:r>
-              <w:rPr>
-                <w:rFonts w:asciiTheme="minorHAnsi" w:hAnsiTheme="minorHAnsi" w:cstheme="minorHAnsi"/>
-                <w:b/>
-                <w:bCs/>
-                <w:sz w:val="18"/>
-                <w:szCs w:val="18"/>
-              </w:rPr>
-              <w:t>Rounding</w:t>
-            </w:r>
-          </w:p>
-        </w:tc>
-        <w:tc>
-          <w:tcPr>
-            <w:tcW w:w="850" w:type="dxa"/>
-          </w:tcPr>
-          <w:p>
-            <w:pPr>
-              <w:ind w:right="113"/>
-              <w:rPr>
-                <w:rFonts w:asciiTheme="minorHAnsi" w:hAnsiTheme="minorHAnsi" w:cstheme="minorHAnsi"/>
-                <w:sz w:val="18"/>
-                <w:szCs w:val="18"/>
-              </w:rPr>
-            </w:pPr>
-          </w:p>
-        </w:tc>
-        <w:tc>
-          <w:tcPr>
-            <w:tcW w:w="1123" w:type="dxa"/>
-          </w:tcPr>
-          <w:p>
-            <w:pPr>
-              <w:ind w:right="227"/>
-              <w:jc w:val="right"/>
-              <w:rPr>
-                <w:rFonts w:asciiTheme="minorHAnsi" w:hAnsiTheme="minorHAnsi" w:cstheme="minorHAnsi"/>
-                <w:sz w:val="18"/>
-                <w:szCs w:val="18"/>
-              </w:rPr>
-            </w:pPr>
-            <w:r>
-              <w:rPr>
-                <w:rFonts w:asciiTheme="minorHAnsi" w:hAnsiTheme="minorHAnsi" w:cstheme="minorHAnsi"/>
-                <w:sz w:val="18"/>
-                <w:szCs w:val="18"/>
-              </w:rPr>
-              <w:t>{rounding}</w:t>
-            </w:r>
-          </w:p>
-          <w:p>
-            <w:pPr>
-              <w:ind w:right="227"/>
-              <w:rPr>
-                <w:rFonts w:asciiTheme="minorHAnsi" w:hAnsiTheme="minorHAnsi" w:cstheme="minorHAnsi"/>
-                <w:sz w:val="18"/>
-                <w:szCs w:val="18"/>
-              </w:rPr>
-            </w:pPr>
           </w:p>
         </w:tc>
       </w:tr>
       <w:tr>
         <w:trPr>
-          <w:trHeight w:val="419"/>
+          <w:trHeight w:val="64"/>
         </w:trPr>
         <w:tc>
           <w:tcPr>
-            <w:tcW w:w="10660" w:type="dxa"/>
-            <w:gridSpan w:val="9"/>
-          </w:tcPr>
-          <w:p>
-            <w:pPr>
-              <w:spacing w:before="120"/>
+            <w:tcW w:w="1276" w:type="dxa"/>
+          </w:tcPr>
+          <w:p>
+            <w:pPr>
               <w:ind w:right="113"/>
               <w:rPr>
                 <w:rFonts w:asciiTheme="minorHAnsi" w:hAnsiTheme="minorHAnsi" w:cstheme="minorHAnsi"/>
-                <w:b/>
-                <w:bCs/>
-                <w:sz w:val="18"/>
-                <w:szCs w:val="18"/>
-                <w:lang w:val="en-IN"/>
-              </w:rPr>
-            </w:pPr>
-            <w:r>
-              <w:rPr>
-                <w:rFonts w:asciiTheme="minorHAnsi" w:hAnsiTheme="minorHAnsi" w:cstheme="minorHAnsi"/>
-                <w:b/>
-                <w:bCs/>
-                <w:noProof/>
-                <w:sz w:val="18"/>
-                <w:szCs w:val="18"/>
-              </w:rPr>
-              <mc:AlternateContent>
-                <mc:Choice Requires="wps">
-                  <w:drawing>
-                    <wp:anchor distT="0" distB="0" distL="114300" distR="114300" simplePos="0" relativeHeight="251670528" behindDoc="0" locked="0" layoutInCell="1" allowOverlap="1" wp14:anchorId="099A65FC" wp14:editId="4BC9A21F">
-                      <wp:simplePos x="0" y="0"/>
-                      <wp:positionH relativeFrom="column">
-                        <wp:posOffset>-39053</wp:posOffset>
-                      </wp:positionH>
-                      <wp:positionV relativeFrom="paragraph">
-                        <wp:posOffset>242570</wp:posOffset>
-                      </wp:positionV>
-                      <wp:extent cx="7399020" cy="0"/>
-                      <wp:effectExtent l="0" t="0" r="0" b="0"/>
-                      <wp:wrapNone/>
-                      <wp:docPr id="950117175" name="Straight Connector 4"/>
-                      <wp:cNvGraphicFramePr/>
-                      <a:graphic xmlns:a="http://schemas.openxmlformats.org/drawingml/2006/main">
-                        <a:graphicData uri="http://schemas.microsoft.com/office/word/2010/wordprocessingShape">
-                          <wps:wsp>
-                            <wps:cNvCnPr/>
-                            <wps:spPr>
-                              <a:xfrm>
-                                <a:off x="0" y="0"/>
-                                <a:ext cx="7399020" cy="0"/>
-                              </a:xfrm>
-                              <a:prstGeom prst="line">
-                                <a:avLst/>
-                              </a:prstGeom>
-                            </wps:spPr>
-                            <wps:style>
-                              <a:lnRef idx="1">
-                                <a:schemeClr val="dk1"/>
-                              </a:lnRef>
-                              <a:fillRef idx="0">
-                                <a:schemeClr val="dk1"/>
-                              </a:fillRef>
-                              <a:effectRef idx="0">
-                                <a:schemeClr val="dk1"/>
-                              </a:effectRef>
-                              <a:fontRef idx="minor">
-                                <a:schemeClr val="tx1"/>
-                              </a:fontRef>
-                            </wps:style>
-                            <wps:bodyPr/>
-                          </wps:wsp>
-                        </a:graphicData>
-                      </a:graphic>
-                    </wp:anchor>
-                  </w:drawing>
-                </mc:Choice>
-                <mc:Fallback>
-                  <w:pict>
-                    <v:line w14:anchorId="7C8F6572" id="Straight Connector 4" o:spid="_x0000_s1026" style="position:absolute;z-index:251670528;visibility:visible;mso-wrap-style:square;mso-wrap-distance-left:9pt;mso-wrap-distance-top:0;mso-wrap-distance-right:9pt;mso-wrap-distance-bottom:0;mso-position-horizontal:absolute;mso-position-horizontal-relative:text;mso-position-vertical:absolute;mso-position-vertical-relative:text" from="-3.1pt,19.1pt" to="579.5pt,19.1pt" o:gfxdata="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" strokecolor="black [3200]" strokeweight=".5pt">
-                      <v:stroke joinstyle="miter"/>
-                    </v:line>
-                  </w:pict>
-                </mc:Fallback>
-              </mc:AlternateContent>
-            </w:r>
-            <w:r>
-              <w:rPr>
-                <w:rFonts w:asciiTheme="minorHAnsi" w:hAnsiTheme="minorHAnsi" w:cstheme="minorHAnsi"/>
-                <w:b/>
-                <w:bCs/>
-                <w:noProof/>
-                <w:sz w:val="18"/>
-                <w:szCs w:val="18"/>
-              </w:rPr>
-              <mc:AlternateContent>
-                <mc:Choice Requires="wps">
-                  <w:drawing>
-                    <wp:anchor distT="0" distB="0" distL="114300" distR="114300" simplePos="0" relativeHeight="251668480" behindDoc="0" locked="0" layoutInCell="1" allowOverlap="1" wp14:anchorId="723CC815" wp14:editId="3E5A49DE">
-                      <wp:simplePos x="0" y="0"/>
-                      <wp:positionH relativeFrom="column">
-                        <wp:posOffset>-44450</wp:posOffset>
-                      </wp:positionH>
-                      <wp:positionV relativeFrom="paragraph">
-                        <wp:posOffset>35242</wp:posOffset>
-                      </wp:positionV>
-                      <wp:extent cx="7399020" cy="0"/>
-                      <wp:effectExtent l="0" t="0" r="0" b="0"/>
-                      <wp:wrapNone/>
-                      <wp:docPr id="374601327" name="Straight Connector 4"/>
-                      <wp:cNvGraphicFramePr/>
-                      <a:graphic xmlns:a="http://schemas.openxmlformats.org/drawingml/2006/main">
-                        <a:graphicData uri="http://schemas.microsoft.com/office/word/2010/wordprocessingShape">
-                          <wps:wsp>
-                            <wps:cNvCnPr/>
-                            <wps:spPr>
-                              <a:xfrm>
-                                <a:off x="0" y="0"/>
-                                <a:ext cx="7399020" cy="0"/>
-                              </a:xfrm>
-                              <a:prstGeom prst="line">
-                                <a:avLst/>
-                              </a:prstGeom>
-                            </wps:spPr>
-                            <wps:style>
-                              <a:lnRef idx="1">
-                                <a:schemeClr val="dk1"/>
-                              </a:lnRef>
-                              <a:fillRef idx="0">
-                                <a:schemeClr val="dk1"/>
-                              </a:fillRef>
-                              <a:effectRef idx="0">
-                                <a:schemeClr val="dk1"/>
-                              </a:effectRef>
-                              <a:fontRef idx="minor">
-                                <a:schemeClr val="tx1"/>
-                              </a:fontRef>
-                            </wps:style>
-                            <wps:bodyPr/>
-                          </wps:wsp>
-                        </a:graphicData>
-                      </a:graphic>
-                    </wp:anchor>
-                  </w:drawing>
-                </mc:Choice>
-                <mc:Fallback>
-                  <w:pict>
-                    <v:line w14:anchorId="5D1E843E" id="Straight Connector 4" o:spid="_x0000_s1026" style="position:absolute;z-index:251668480;visibility:visible;mso-wrap-style:square;mso-wrap-distance-left:9pt;mso-wrap-distance-top:0;mso-wrap-distance-right:9pt;mso-wrap-distance-bottom:0;mso-position-horizontal:absolute;mso-position-horizontal-relative:text;mso-position-vertical:absolute;mso-position-vertical-relative:text" from="-3.5pt,2.75pt" to="579.1pt,2.75pt" o:gfxdata="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" strokecolor="black [3200]" strokeweight=".5pt">
-                      <v:stroke joinstyle="miter"/>
-                    </v:line>
-                  </w:pict>
-                </mc:Fallback>
-              </mc:AlternateContent>
-            </w:r>
-            <w:r>
-              <w:rPr>
-                <w:rFonts w:asciiTheme="minorHAnsi" w:hAnsiTheme="minorHAnsi" w:cstheme="minorHAnsi"/>
-                <w:b/>
-                <w:bCs/>
-                <w:sz w:val="18"/>
-                <w:szCs w:val="18"/>
-              </w:rPr>
-              <w:t>Total</w:t>
-            </w:r>
-            <w:r>
-              <w:rPr>
-                <w:rFonts w:asciiTheme="minorHAnsi" w:hAnsiTheme="minorHAnsi" w:cstheme="minorHAnsi"/>
-                <w:b/>
-                <w:bCs/>
-                <w:sz w:val="18"/>
-                <w:szCs w:val="18"/>
-              </w:rPr>
-              <w:t xml:space="preserve"> {</w:t>
-            </w:r>
-            <w:proofErr w:type="spellStart"/>
-            <w:r>
-              <w:rPr>
-                <w:rFonts w:asciiTheme="minorHAnsi" w:hAnsiTheme="minorHAnsi" w:cstheme="minorHAnsi"/>
-                <w:b/>
-                <w:bCs/>
-                <w:sz w:val="18"/>
-                <w:szCs w:val="18"/>
-                <w:lang w:val="en-IN"/>
-              </w:rPr>
-              <w:t>deliveryTerms</w:t>
-            </w:r>
-            <w:proofErr w:type="spellEnd"/>
-            <w:r>
-              <w:rPr>
-                <w:rFonts w:asciiTheme="minorHAnsi" w:hAnsiTheme="minorHAnsi" w:cstheme="minorHAnsi"/>
-                <w:b/>
-                <w:bCs/>
-                <w:sz w:val="18"/>
-                <w:szCs w:val="18"/>
-              </w:rPr>
-              <w:t>}</w:t>
-            </w:r>
-            <w:r>
-              <w:rPr>
-                <w:rFonts w:asciiTheme="minorHAnsi" w:hAnsiTheme="minorHAnsi" w:cstheme="minorHAnsi"/>
-                <w:b/>
-                <w:bCs/>
-                <w:sz w:val="18"/>
-                <w:szCs w:val="18"/>
-              </w:rPr>
-              <w:t xml:space="preserve"> {</w:t>
-            </w:r>
-            <w:proofErr w:type="spellStart"/>
-            <w:r>
-              <w:rPr>
-                <w:rFonts w:asciiTheme="minorHAnsi" w:hAnsiTheme="minorHAnsi" w:cstheme="minorHAnsi"/>
-                <w:b/>
-                <w:bCs/>
-                <w:sz w:val="18"/>
-                <w:szCs w:val="18"/>
-              </w:rPr>
-              <w:t>portOfDischarge</w:t>
-            </w:r>
-            <w:proofErr w:type="spellEnd"/>
-            <w:r>
-              <w:rPr>
-                <w:rFonts w:asciiTheme="minorHAnsi" w:hAnsiTheme="minorHAnsi" w:cstheme="minorHAnsi"/>
-                <w:b/>
-                <w:bCs/>
-                <w:sz w:val="18"/>
-                <w:szCs w:val="18"/>
-              </w:rPr>
-              <w:t>} ({</w:t>
-            </w:r>
-            <w:proofErr w:type="spellStart"/>
-            <w:r>
-              <w:rPr>
-                <w:rFonts w:asciiTheme="minorHAnsi" w:hAnsiTheme="minorHAnsi" w:cstheme="minorHAnsi"/>
-                <w:b/>
-                <w:bCs/>
-                <w:sz w:val="18"/>
-                <w:szCs w:val="18"/>
-              </w:rPr>
-              <w:t>finalDestination</w:t>
-            </w:r>
-            <w:proofErr w:type="spellEnd"/>
-            <w:proofErr w:type="gramStart"/>
-            <w:r>
-              <w:rPr>
-                <w:rFonts w:asciiTheme="minorHAnsi" w:hAnsiTheme="minorHAnsi" w:cstheme="minorHAnsi"/>
-                <w:b/>
-                <w:bCs/>
-                <w:sz w:val="18"/>
-                <w:szCs w:val="18"/>
-              </w:rPr>
-              <w:t>})</w:t>
-            </w:r>
-            <w:r>
-              <w:rPr>
-                <w:rFonts w:asciiTheme="minorHAnsi" w:hAnsiTheme="minorHAnsi" w:cstheme="minorHAnsi"/>
-                <w:b/>
-                <w:bCs/>
-              </w:rPr>
-              <w:t xml:space="preserve">   </w:t>
-            </w:r>
-            <w:proofErr w:type="gramEnd"/>
-            <w:r>
-              <w:rPr>
-                <w:rFonts w:asciiTheme="minorHAnsi" w:hAnsiTheme="minorHAnsi" w:cstheme="minorHAnsi"/>
-                <w:b/>
-                <w:bCs/>
-                <w:sz w:val="18"/>
-                <w:szCs w:val="18"/>
-              </w:rPr>
-              <w:t>{</w:t>
-            </w:r>
-            <w:proofErr w:type="spellStart"/>
-            <w:r>
-              <w:rPr>
-                <w:rFonts w:asciiTheme="minorHAnsi" w:hAnsiTheme="minorHAnsi" w:cstheme="minorHAnsi"/>
-                <w:b/>
-                <w:bCs/>
-                <w:sz w:val="18"/>
-                <w:szCs w:val="18"/>
-              </w:rPr>
-              <w:t>currencyChar</w:t>
-            </w:r>
-            <w:proofErr w:type="spellEnd"/>
-            <w:r>
-              <w:rPr>
-                <w:rFonts w:asciiTheme="minorHAnsi" w:hAnsiTheme="minorHAnsi" w:cstheme="minorHAnsi"/>
-                <w:b/>
-                <w:bCs/>
-                <w:sz w:val="18"/>
-                <w:szCs w:val="18"/>
-              </w:rPr>
-              <w:t>} {</w:t>
-            </w:r>
-            <w:proofErr w:type="spellStart"/>
-            <w:r>
-              <w:rPr>
-                <w:rFonts w:asciiTheme="minorHAnsi" w:hAnsiTheme="minorHAnsi" w:cstheme="minorHAnsi"/>
-                <w:b/>
-                <w:bCs/>
-                <w:sz w:val="18"/>
-                <w:szCs w:val="18"/>
-              </w:rPr>
-              <w:t>netAmountWords</w:t>
-            </w:r>
-            <w:proofErr w:type="spellEnd"/>
-            <w:r>
-              <w:rPr>
-                <w:rFonts w:asciiTheme="minorHAnsi" w:hAnsiTheme="minorHAnsi" w:cstheme="minorHAnsi"/>
-                <w:b/>
-                <w:bCs/>
-                <w:sz w:val="18"/>
-                <w:szCs w:val="18"/>
-              </w:rPr>
-              <w:t>}</w:t>
-            </w:r>
-            <w:r>
-              <w:rPr>
-                <w:rFonts w:asciiTheme="minorHAnsi" w:hAnsiTheme="minorHAnsi" w:cstheme="minorHAnsi"/>
-                <w:b/>
-                <w:bCs/>
-                <w:sz w:val="18"/>
-                <w:szCs w:val="18"/>
-              </w:rPr>
-              <w:t xml:space="preserve"> Only</w:t>
-            </w:r>
-          </w:p>
-        </w:tc>
-        <w:tc>
-          <w:tcPr>
-            <w:tcW w:w="1123" w:type="dxa"/>
-          </w:tcPr>
-          <w:p>
-            <w:pPr>
-              <w:spacing w:before="120"/>
+                <w:sz w:val="18"/>
+                <w:szCs w:val="18"/>
+              </w:rPr>
+            </w:pPr>
+          </w:p>
+        </w:tc>
+        <w:tc>
+          <w:tcPr>
+            <w:tcW w:w="1985" w:type="dxa"/>
+            <w:gridSpan w:val="2"/>
+          </w:tcPr>
+          <w:p>
+            <w:pPr>
+              <w:ind w:right="113"/>
+              <w:rPr>
+                <w:rFonts w:asciiTheme="minorHAnsi" w:hAnsiTheme="minorHAnsi" w:cstheme="minorHAnsi"/>
+                <w:sz w:val="18"/>
+                <w:szCs w:val="18"/>
+              </w:rPr>
+            </w:pPr>
+          </w:p>
+        </w:tc>
+        <w:tc>
+          <w:tcPr>
+            <w:tcW w:w="1842" w:type="dxa"/>
+          </w:tcPr>
+          <w:p>
+            <w:pPr>
+              <w:ind w:right="113"/>
+              <w:rPr>
+                <w:rFonts w:asciiTheme="minorHAnsi" w:hAnsiTheme="minorHAnsi" w:cstheme="minorHAnsi"/>
+                <w:sz w:val="18"/>
+                <w:szCs w:val="18"/>
+              </w:rPr>
+            </w:pPr>
+          </w:p>
+        </w:tc>
+        <w:tc>
+          <w:tcPr>
+            <w:tcW w:w="2141" w:type="dxa"/>
+            <w:gridSpan w:val="2"/>
+          </w:tcPr>
+          <w:p>
+            <w:pPr>
+              <w:pStyle w:val="NoSpacing"/>
+              <w:spacing w:line="276" w:lineRule="auto"/>
+              <w:rPr>
+                <w:rFonts w:cstheme="minorHAnsi"/>
+                <w:sz w:val="18"/>
+                <w:szCs w:val="18"/>
+              </w:rPr>
+            </w:pPr>
+          </w:p>
+        </w:tc>
+        <w:tc>
+          <w:tcPr>
+            <w:tcW w:w="2177" w:type="dxa"/>
+            <w:gridSpan w:val="4"/>
+          </w:tcPr>
+          <w:p>
+            <w:pPr>
+              <w:ind w:right="57"/>
+              <w:jc w:val="right"/>
+              <w:rPr>
+                <w:rFonts w:asciiTheme="minorHAnsi" w:hAnsiTheme="minorHAnsi" w:cstheme="minorHAnsi"/>
+                <w:sz w:val="18"/>
+                <w:szCs w:val="18"/>
+              </w:rPr>
+            </w:pPr>
+            <w:r>
+              <w:rPr>
+                <w:rFonts w:asciiTheme="minorHAnsi" w:hAnsiTheme="minorHAnsi" w:cstheme="minorHAnsi"/>
+                <w:b/>
+                <w:bCs/>
+                <w:sz w:val="18"/>
+                <w:szCs w:val="18"/>
+              </w:rPr>
+              <w:t>Addition</w:t>
+            </w:r>
+          </w:p>
+        </w:tc>
+        <w:tc>
+          <w:tcPr>
+            <w:tcW w:w="816" w:type="dxa"/>
+          </w:tcPr>
+          <w:p>
+            <w:pPr>
+              <w:ind w:right="57"/>
+              <w:jc w:val="right"/>
+              <w:rPr>
+                <w:rFonts w:asciiTheme="minorHAnsi" w:hAnsiTheme="minorHAnsi" w:cstheme="minorHAnsi"/>
+                <w:sz w:val="18"/>
+                <w:szCs w:val="18"/>
+              </w:rPr>
+            </w:pPr>
+          </w:p>
+        </w:tc>
+        <w:tc>
+          <w:tcPr>
+            <w:tcW w:w="1085" w:type="dxa"/>
+          </w:tcPr>
+          <w:p>
+            <w:pPr>
+              <w:pStyle w:val="NoSpacing"/>
               <w:ind w:right="227"/>
               <w:jc w:val="right"/>
               <w:rPr>
-                <w:rFonts w:asciiTheme="minorHAnsi" w:hAnsiTheme="minorHAnsi" w:cstheme="minorHAnsi"/>
-                <w:sz w:val="20"/>
-                <w:szCs w:val="20"/>
-              </w:rPr>
-            </w:pPr>
-            <w:r>
-              <w:rPr>
-                <w:rFonts w:asciiTheme="minorHAnsi" w:hAnsiTheme="minorHAnsi" w:cstheme="minorHAnsi"/>
+                <w:rFonts w:cstheme="minorHAnsi"/>
+                <w:sz w:val="18"/>
+                <w:szCs w:val="18"/>
+              </w:rPr>
+            </w:pPr>
+            <w:r>
+              <w:rPr>
+                <w:rFonts w:cstheme="minorHAnsi"/>
                 <w:sz w:val="18"/>
                 <w:szCs w:val="18"/>
               </w:rPr>
@@ -4099,16 +3504,16 @@
             <w:proofErr w:type="spellStart"/>
             <w:r>
               <w:rPr>
-                <w:rFonts w:asciiTheme="minorHAnsi" w:hAnsiTheme="minorHAnsi" w:cstheme="minorHAnsi"/>
-                <w:sz w:val="18"/>
-                <w:szCs w:val="18"/>
-              </w:rPr>
-              <w:t>netAmount</w:t>
+                <w:rFonts w:cstheme="minorHAnsi"/>
+                <w:sz w:val="18"/>
+                <w:szCs w:val="18"/>
+              </w:rPr>
+              <w:t>totalAddition</w:t>
             </w:r>
             <w:proofErr w:type="spellEnd"/>
             <w:r>
               <w:rPr>
-                <w:rFonts w:asciiTheme="minorHAnsi" w:hAnsiTheme="minorHAnsi" w:cstheme="minorHAnsi"/>
+                <w:rFonts w:cstheme="minorHAnsi"/>
                 <w:sz w:val="18"/>
                 <w:szCs w:val="18"/>
               </w:rPr>
@@ -4119,11 +3524,26 @@
       </w:tr>
       <w:tr>
         <w:trPr>
-          <w:trHeight w:val="227"/>
+          <w:trHeight w:val="64"/>
         </w:trPr>
         <w:tc>
           <w:tcPr>
-            <w:tcW w:w="1588" w:type="dxa"/>
+            <w:tcW w:w="1276" w:type="dxa"/>
+          </w:tcPr>
+          <w:p>
+            <w:pPr>
+              <w:ind w:right="113"/>
+              <w:rPr>
+                <w:rFonts w:asciiTheme="minorHAnsi" w:hAnsiTheme="minorHAnsi" w:cstheme="minorHAnsi"/>
+                <w:sz w:val="18"/>
+                <w:szCs w:val="18"/>
+              </w:rPr>
+            </w:pPr>
+          </w:p>
+        </w:tc>
+        <w:tc>
+          <w:tcPr>
+            <w:tcW w:w="1985" w:type="dxa"/>
             <w:gridSpan w:val="2"/>
           </w:tcPr>
           <w:p>
@@ -4133,8 +3553,566 @@
                 <w:rFonts w:asciiTheme="minorHAnsi" w:hAnsiTheme="minorHAnsi" w:cstheme="minorHAnsi"/>
                 <w:sz w:val="18"/>
                 <w:szCs w:val="18"/>
+              </w:rPr>
+            </w:pPr>
+          </w:p>
+        </w:tc>
+        <w:tc>
+          <w:tcPr>
+            <w:tcW w:w="1842" w:type="dxa"/>
+          </w:tcPr>
+          <w:p>
+            <w:pPr>
+              <w:ind w:right="113"/>
+              <w:rPr>
+                <w:rFonts w:asciiTheme="minorHAnsi" w:hAnsiTheme="minorHAnsi" w:cstheme="minorHAnsi"/>
+                <w:sz w:val="18"/>
+                <w:szCs w:val="18"/>
+              </w:rPr>
+            </w:pPr>
+          </w:p>
+        </w:tc>
+        <w:tc>
+          <w:tcPr>
+            <w:tcW w:w="2141" w:type="dxa"/>
+            <w:gridSpan w:val="2"/>
+          </w:tcPr>
+          <w:p>
+            <w:pPr>
+              <w:pStyle w:val="NoSpacing"/>
+              <w:spacing w:line="276" w:lineRule="auto"/>
+              <w:rPr>
+                <w:rFonts w:cstheme="minorHAnsi"/>
+                <w:sz w:val="18"/>
+                <w:szCs w:val="18"/>
+              </w:rPr>
+            </w:pPr>
+          </w:p>
+        </w:tc>
+        <w:tc>
+          <w:tcPr>
+            <w:tcW w:w="2177" w:type="dxa"/>
+            <w:gridSpan w:val="4"/>
+          </w:tcPr>
+          <w:p>
+            <w:pPr>
+              <w:ind w:right="57"/>
+              <w:jc w:val="right"/>
+              <w:rPr>
+                <w:rFonts w:asciiTheme="minorHAnsi" w:hAnsiTheme="minorHAnsi" w:cstheme="minorHAnsi"/>
+                <w:sz w:val="18"/>
+                <w:szCs w:val="18"/>
+              </w:rPr>
+            </w:pPr>
+            <w:r>
+              <w:rPr>
+                <w:rFonts w:asciiTheme="minorHAnsi" w:hAnsiTheme="minorHAnsi" w:cstheme="minorHAnsi"/>
+                <w:b/>
+                <w:bCs/>
+                <w:sz w:val="18"/>
+                <w:szCs w:val="18"/>
+              </w:rPr>
+              <w:t>Discount</w:t>
+            </w:r>
+          </w:p>
+        </w:tc>
+        <w:tc>
+          <w:tcPr>
+            <w:tcW w:w="816" w:type="dxa"/>
+          </w:tcPr>
+          <w:p>
+            <w:pPr>
+              <w:ind w:right="57"/>
+              <w:jc w:val="right"/>
+              <w:rPr>
+                <w:rFonts w:asciiTheme="minorHAnsi" w:hAnsiTheme="minorHAnsi" w:cstheme="minorHAnsi"/>
+                <w:sz w:val="18"/>
+                <w:szCs w:val="18"/>
+              </w:rPr>
+            </w:pPr>
+          </w:p>
+        </w:tc>
+        <w:tc>
+          <w:tcPr>
+            <w:tcW w:w="1085" w:type="dxa"/>
+          </w:tcPr>
+          <w:p>
+            <w:pPr>
+              <w:pStyle w:val="NoSpacing"/>
+              <w:ind w:right="227"/>
+              <w:jc w:val="right"/>
+              <w:rPr>
+                <w:rFonts w:cstheme="minorHAnsi"/>
+                <w:sz w:val="18"/>
+                <w:szCs w:val="18"/>
+              </w:rPr>
+            </w:pPr>
+            <w:r>
+              <w:rPr>
+                <w:rFonts w:cstheme="minorHAnsi"/>
+                <w:sz w:val="18"/>
+                <w:szCs w:val="18"/>
+              </w:rPr>
+              <w:t>{</w:t>
+            </w:r>
+            <w:proofErr w:type="spellStart"/>
+            <w:r>
+              <w:rPr>
+                <w:rFonts w:cstheme="minorHAnsi"/>
+                <w:sz w:val="18"/>
+                <w:szCs w:val="18"/>
+              </w:rPr>
+              <w:t>totalDiscount</w:t>
+            </w:r>
+            <w:proofErr w:type="spellEnd"/>
+            <w:r>
+              <w:rPr>
+                <w:rFonts w:cstheme="minorHAnsi"/>
+                <w:sz w:val="18"/>
+                <w:szCs w:val="18"/>
+              </w:rPr>
+              <w:t>}</w:t>
+            </w:r>
+          </w:p>
+        </w:tc>
+      </w:tr>
+      <w:tr>
+        <w:trPr>
+          <w:trHeight w:val="64"/>
+        </w:trPr>
+        <w:tc>
+          <w:tcPr>
+            <w:tcW w:w="1276" w:type="dxa"/>
+          </w:tcPr>
+          <w:p>
+            <w:pPr>
+              <w:ind w:right="113"/>
+              <w:rPr>
+                <w:rFonts w:asciiTheme="minorHAnsi" w:hAnsiTheme="minorHAnsi" w:cstheme="minorHAnsi"/>
+                <w:sz w:val="18"/>
+                <w:szCs w:val="18"/>
+              </w:rPr>
+            </w:pPr>
+          </w:p>
+        </w:tc>
+        <w:tc>
+          <w:tcPr>
+            <w:tcW w:w="1985" w:type="dxa"/>
+            <w:gridSpan w:val="2"/>
+          </w:tcPr>
+          <w:p>
+            <w:pPr>
+              <w:ind w:right="113"/>
+              <w:rPr>
+                <w:rFonts w:asciiTheme="minorHAnsi" w:hAnsiTheme="minorHAnsi" w:cstheme="minorHAnsi"/>
+                <w:sz w:val="18"/>
+                <w:szCs w:val="18"/>
+              </w:rPr>
+            </w:pPr>
+          </w:p>
+        </w:tc>
+        <w:tc>
+          <w:tcPr>
+            <w:tcW w:w="1842" w:type="dxa"/>
+          </w:tcPr>
+          <w:p>
+            <w:pPr>
+              <w:ind w:right="113"/>
+              <w:rPr>
+                <w:rFonts w:asciiTheme="minorHAnsi" w:hAnsiTheme="minorHAnsi" w:cstheme="minorHAnsi"/>
+                <w:sz w:val="18"/>
+                <w:szCs w:val="18"/>
+              </w:rPr>
+            </w:pPr>
+          </w:p>
+        </w:tc>
+        <w:tc>
+          <w:tcPr>
+            <w:tcW w:w="2141" w:type="dxa"/>
+            <w:gridSpan w:val="2"/>
+          </w:tcPr>
+          <w:p>
+            <w:pPr>
+              <w:pStyle w:val="NoSpacing"/>
+              <w:spacing w:line="276" w:lineRule="auto"/>
+              <w:rPr>
+                <w:rFonts w:cstheme="minorHAnsi"/>
+                <w:sz w:val="18"/>
+                <w:szCs w:val="18"/>
+              </w:rPr>
+            </w:pPr>
+          </w:p>
+        </w:tc>
+        <w:tc>
+          <w:tcPr>
+            <w:tcW w:w="2177" w:type="dxa"/>
+            <w:gridSpan w:val="4"/>
+          </w:tcPr>
+          <w:p>
+            <w:pPr>
+              <w:ind w:right="57"/>
+              <w:jc w:val="right"/>
+              <w:rPr>
+                <w:rFonts w:asciiTheme="minorHAnsi" w:hAnsiTheme="minorHAnsi" w:cstheme="minorHAnsi"/>
+                <w:sz w:val="18"/>
+                <w:szCs w:val="18"/>
+              </w:rPr>
+            </w:pPr>
+            <w:r>
+              <w:rPr>
+                <w:rFonts w:asciiTheme="minorHAnsi" w:hAnsiTheme="minorHAnsi" w:cstheme="minorHAnsi"/>
+                <w:b/>
+                <w:bCs/>
+                <w:sz w:val="18"/>
+                <w:szCs w:val="18"/>
+              </w:rPr>
+              <w:t>Rounding</w:t>
+            </w:r>
+          </w:p>
+        </w:tc>
+        <w:tc>
+          <w:tcPr>
+            <w:tcW w:w="816" w:type="dxa"/>
+          </w:tcPr>
+          <w:p>
+            <w:pPr>
+              <w:ind w:right="57"/>
+              <w:jc w:val="right"/>
+              <w:rPr>
+                <w:rFonts w:asciiTheme="minorHAnsi" w:hAnsiTheme="minorHAnsi" w:cstheme="minorHAnsi"/>
+                <w:sz w:val="18"/>
+                <w:szCs w:val="18"/>
+              </w:rPr>
+            </w:pPr>
+          </w:p>
+        </w:tc>
+        <w:tc>
+          <w:tcPr>
+            <w:tcW w:w="1085" w:type="dxa"/>
+          </w:tcPr>
+          <w:p>
+            <w:pPr>
+              <w:ind w:right="227"/>
+              <w:jc w:val="right"/>
+              <w:rPr>
+                <w:rFonts w:asciiTheme="minorHAnsi" w:hAnsiTheme="minorHAnsi" w:cstheme="minorHAnsi"/>
+                <w:sz w:val="18"/>
+                <w:szCs w:val="18"/>
+              </w:rPr>
+            </w:pPr>
+            <w:r>
+              <w:rPr>
+                <w:rFonts w:asciiTheme="minorHAnsi" w:hAnsiTheme="minorHAnsi" w:cstheme="minorHAnsi"/>
+                <w:sz w:val="18"/>
+                <w:szCs w:val="18"/>
+              </w:rPr>
+              <w:t>{rounding}</w:t>
+            </w:r>
+          </w:p>
+        </w:tc>
+      </w:tr>
+      <w:tr>
+        <w:trPr>
+          <w:trHeight w:val="64"/>
+        </w:trPr>
+        <w:tc>
+          <w:tcPr>
+            <w:tcW w:w="11322" w:type="dxa"/>
+            <w:gridSpan w:val="12"/>
+          </w:tcPr>
+          <w:p>
+            <w:pPr>
+              <w:ind w:right="227"/>
+              <w:rPr>
+                <w:rFonts w:asciiTheme="minorHAnsi" w:hAnsiTheme="minorHAnsi" w:cstheme="minorHAnsi"/>
+                <w:sz w:val="18"/>
+                <w:szCs w:val="18"/>
+              </w:rPr>
+            </w:pPr>
+            <w:r>
+              <w:rPr>
+                <w:rFonts w:asciiTheme="minorHAnsi" w:hAnsiTheme="minorHAnsi" w:cstheme="minorHAnsi"/>
+                <w:sz w:val="18"/>
+                <w:szCs w:val="18"/>
+              </w:rPr>
+              <w:t>___________________________________________________________________________________________________________________________</w:t>
+            </w:r>
+          </w:p>
+        </w:tc>
+      </w:tr>
+      <w:tr>
+        <w:trPr>
+          <w:trHeight w:val="66"/>
+        </w:trPr>
+        <w:tc>
+          <w:tcPr>
+            <w:tcW w:w="9421" w:type="dxa"/>
+            <w:gridSpan w:val="10"/>
+            <w:vAlign w:val="center"/>
+          </w:tcPr>
+          <w:p>
+            <w:pPr>
+              <w:spacing w:before="40"/>
+              <w:ind w:right="57"/>
+              <w:rPr>
+                <w:rFonts w:asciiTheme="minorHAnsi" w:hAnsiTheme="minorHAnsi" w:cstheme="minorHAnsi"/>
+                <w:b/>
+                <w:bCs/>
+                <w:sz w:val="18"/>
+                <w:szCs w:val="18"/>
+              </w:rPr>
+            </w:pPr>
+            <w:r>
+              <w:rPr>
+                <w:rFonts w:asciiTheme="minorHAnsi" w:hAnsiTheme="minorHAnsi" w:cstheme="minorHAnsi"/>
+                <w:b/>
+                <w:bCs/>
+                <w:sz w:val="18"/>
+                <w:szCs w:val="18"/>
+              </w:rPr>
+              <w:t>Total {</w:t>
+            </w:r>
+            <w:proofErr w:type="spellStart"/>
+            <w:r>
+              <w:rPr>
+                <w:rFonts w:asciiTheme="minorHAnsi" w:hAnsiTheme="minorHAnsi" w:cstheme="minorHAnsi"/>
+                <w:b/>
+                <w:bCs/>
+                <w:sz w:val="18"/>
+                <w:szCs w:val="18"/>
                 <w:lang w:val="en-IN"/>
               </w:rPr>
+              <w:t>deliveryTerms</w:t>
+            </w:r>
+            <w:proofErr w:type="spellEnd"/>
+            <w:r>
+              <w:rPr>
+                <w:rFonts w:asciiTheme="minorHAnsi" w:hAnsiTheme="minorHAnsi" w:cstheme="minorHAnsi"/>
+                <w:b/>
+                <w:bCs/>
+                <w:sz w:val="18"/>
+                <w:szCs w:val="18"/>
+              </w:rPr>
+              <w:t>} {</w:t>
+            </w:r>
+            <w:proofErr w:type="spellStart"/>
+            <w:r>
+              <w:rPr>
+                <w:rFonts w:asciiTheme="minorHAnsi" w:hAnsiTheme="minorHAnsi" w:cstheme="minorHAnsi"/>
+                <w:b/>
+                <w:bCs/>
+                <w:sz w:val="18"/>
+                <w:szCs w:val="18"/>
+              </w:rPr>
+              <w:t>portOfDischarge</w:t>
+            </w:r>
+            <w:proofErr w:type="spellEnd"/>
+            <w:r>
+              <w:rPr>
+                <w:rFonts w:asciiTheme="minorHAnsi" w:hAnsiTheme="minorHAnsi" w:cstheme="minorHAnsi"/>
+                <w:b/>
+                <w:bCs/>
+                <w:sz w:val="18"/>
+                <w:szCs w:val="18"/>
+              </w:rPr>
+              <w:t>} ({</w:t>
+            </w:r>
+            <w:proofErr w:type="spellStart"/>
+            <w:r>
+              <w:rPr>
+                <w:rFonts w:asciiTheme="minorHAnsi" w:hAnsiTheme="minorHAnsi" w:cstheme="minorHAnsi"/>
+                <w:b/>
+                <w:bCs/>
+                <w:sz w:val="18"/>
+                <w:szCs w:val="18"/>
+              </w:rPr>
+              <w:t>finalDestination</w:t>
+            </w:r>
+            <w:proofErr w:type="spellEnd"/>
+            <w:proofErr w:type="gramStart"/>
+            <w:r>
+              <w:rPr>
+                <w:rFonts w:asciiTheme="minorHAnsi" w:hAnsiTheme="minorHAnsi" w:cstheme="minorHAnsi"/>
+                <w:b/>
+                <w:bCs/>
+                <w:sz w:val="18"/>
+                <w:szCs w:val="18"/>
+              </w:rPr>
+              <w:t>})</w:t>
+            </w:r>
+            <w:r>
+              <w:rPr>
+                <w:rFonts w:asciiTheme="minorHAnsi" w:hAnsiTheme="minorHAnsi" w:cstheme="minorHAnsi"/>
+                <w:b/>
+                <w:bCs/>
+              </w:rPr>
+              <w:t xml:space="preserve">   </w:t>
+            </w:r>
+            <w:proofErr w:type="gramEnd"/>
+            <w:r>
+              <w:rPr>
+                <w:rFonts w:asciiTheme="minorHAnsi" w:hAnsiTheme="minorHAnsi" w:cstheme="minorHAnsi"/>
+                <w:b/>
+                <w:bCs/>
+                <w:sz w:val="18"/>
+                <w:szCs w:val="18"/>
+              </w:rPr>
+              <w:t>{</w:t>
+            </w:r>
+            <w:proofErr w:type="spellStart"/>
+            <w:r>
+              <w:rPr>
+                <w:rFonts w:asciiTheme="minorHAnsi" w:hAnsiTheme="minorHAnsi" w:cstheme="minorHAnsi"/>
+                <w:b/>
+                <w:bCs/>
+                <w:sz w:val="18"/>
+                <w:szCs w:val="18"/>
+              </w:rPr>
+              <w:t>currencyChar</w:t>
+            </w:r>
+            <w:proofErr w:type="spellEnd"/>
+            <w:r>
+              <w:rPr>
+                <w:rFonts w:asciiTheme="minorHAnsi" w:hAnsiTheme="minorHAnsi" w:cstheme="minorHAnsi"/>
+                <w:b/>
+                <w:bCs/>
+                <w:sz w:val="18"/>
+                <w:szCs w:val="18"/>
+              </w:rPr>
+              <w:t>} {</w:t>
+            </w:r>
+            <w:proofErr w:type="spellStart"/>
+            <w:r>
+              <w:rPr>
+                <w:rFonts w:asciiTheme="minorHAnsi" w:hAnsiTheme="minorHAnsi" w:cstheme="minorHAnsi"/>
+                <w:b/>
+                <w:bCs/>
+                <w:sz w:val="18"/>
+                <w:szCs w:val="18"/>
+              </w:rPr>
+              <w:t>netAmountWords</w:t>
+            </w:r>
+            <w:proofErr w:type="spellEnd"/>
+            <w:r>
+              <w:rPr>
+                <w:rFonts w:asciiTheme="minorHAnsi" w:hAnsiTheme="minorHAnsi" w:cstheme="minorHAnsi"/>
+                <w:b/>
+                <w:bCs/>
+                <w:sz w:val="18"/>
+                <w:szCs w:val="18"/>
+              </w:rPr>
+              <w:t>} Only</w:t>
+            </w:r>
+          </w:p>
+        </w:tc>
+        <w:tc>
+          <w:tcPr>
+            <w:tcW w:w="816" w:type="dxa"/>
+          </w:tcPr>
+          <w:p>
+            <w:pPr>
+              <w:ind w:right="57"/>
+              <w:jc w:val="right"/>
+              <w:rPr>
+                <w:rFonts w:asciiTheme="minorHAnsi" w:hAnsiTheme="minorHAnsi" w:cstheme="minorHAnsi"/>
+                <w:sz w:val="18"/>
+                <w:szCs w:val="18"/>
+              </w:rPr>
+            </w:pPr>
+          </w:p>
+        </w:tc>
+        <w:tc>
+          <w:tcPr>
+            <w:tcW w:w="1085" w:type="dxa"/>
+          </w:tcPr>
+          <w:p>
+            <w:pPr>
+              <w:spacing w:before="40"/>
+              <w:ind w:right="227"/>
+              <w:jc w:val="right"/>
+              <w:rPr>
+                <w:rFonts w:asciiTheme="minorHAnsi" w:hAnsiTheme="minorHAnsi" w:cstheme="minorHAnsi"/>
+                <w:sz w:val="18"/>
+                <w:szCs w:val="18"/>
+              </w:rPr>
+            </w:pPr>
+            <w:r>
+              <w:rPr>
+                <w:rFonts w:asciiTheme="minorHAnsi" w:hAnsiTheme="minorHAnsi" w:cstheme="minorHAnsi"/>
+                <w:sz w:val="18"/>
+                <w:szCs w:val="18"/>
+              </w:rPr>
+              <w:t>{</w:t>
+            </w:r>
+            <w:proofErr w:type="spellStart"/>
+            <w:r>
+              <w:rPr>
+                <w:rFonts w:asciiTheme="minorHAnsi" w:hAnsiTheme="minorHAnsi" w:cstheme="minorHAnsi"/>
+                <w:sz w:val="18"/>
+                <w:szCs w:val="18"/>
+              </w:rPr>
+              <w:t>netAmount</w:t>
+            </w:r>
+            <w:proofErr w:type="spellEnd"/>
+            <w:r>
+              <w:rPr>
+                <w:rFonts w:asciiTheme="minorHAnsi" w:hAnsiTheme="minorHAnsi" w:cstheme="minorHAnsi"/>
+                <w:sz w:val="18"/>
+                <w:szCs w:val="18"/>
+              </w:rPr>
+              <w:t>}</w:t>
+            </w:r>
+          </w:p>
+        </w:tc>
+      </w:tr>
+      <w:tr>
+        <w:trPr>
+          <w:trHeight w:val="64"/>
+        </w:trPr>
+        <w:tc>
+          <w:tcPr>
+            <w:tcW w:w="11322" w:type="dxa"/>
+            <w:gridSpan w:val="12"/>
+          </w:tcPr>
+          <w:p>
+            <w:pPr>
+              <w:ind w:right="227"/>
+              <w:rPr>
+                <w:rFonts w:asciiTheme="minorHAnsi" w:hAnsiTheme="minorHAnsi" w:cstheme="minorHAnsi"/>
+                <w:sz w:val="18"/>
+                <w:szCs w:val="18"/>
+                <w:vertAlign w:val="superscript"/>
+              </w:rPr>
+            </w:pPr>
+            <w:r>
+              <w:rPr>
+                <w:rFonts w:asciiTheme="minorHAnsi" w:hAnsiTheme="minorHAnsi" w:cstheme="minorHAnsi"/>
+                <w:sz w:val="18"/>
+                <w:szCs w:val="18"/>
+                <w:vertAlign w:val="superscript"/>
+              </w:rPr>
+              <w:t>________________________________________________________________________________________________________________________________________________________________________________________</w:t>
+            </w:r>
+          </w:p>
+        </w:tc>
+      </w:tr>
+      <w:tr>
+        <w:trPr>
+          <w:trHeight w:val="64"/>
+        </w:trPr>
+        <w:tc>
+          <w:tcPr>
+            <w:tcW w:w="1418" w:type="dxa"/>
+            <w:gridSpan w:val="2"/>
+          </w:tcPr>
+          <w:p>
+            <w:pPr>
+              <w:ind w:right="227"/>
+              <w:rPr>
+                <w:rFonts w:asciiTheme="minorHAnsi" w:hAnsiTheme="minorHAnsi" w:cstheme="minorHAnsi"/>
+                <w:sz w:val="18"/>
+                <w:szCs w:val="18"/>
+              </w:rPr>
             </w:pPr>
             <w:r>
               <w:rPr>
@@ -4150,12 +4128,12 @@
         </w:tc>
         <w:tc>
           <w:tcPr>
-            <w:tcW w:w="5954" w:type="dxa"/>
+            <w:tcW w:w="5186" w:type="dxa"/>
             <w:gridSpan w:val="3"/>
           </w:tcPr>
           <w:p>
             <w:pPr>
-              <w:ind w:right="113"/>
+              <w:ind w:right="227"/>
               <w:rPr>
                 <w:rFonts w:asciiTheme="minorHAnsi" w:hAnsiTheme="minorHAnsi" w:cstheme="minorHAnsi"/>
                 <w:sz w:val="18"/>
@@ -4193,7 +4171,24 @@
         </w:tc>
         <w:tc>
           <w:tcPr>
-            <w:tcW w:w="567" w:type="dxa"/>
+            <w:tcW w:w="944" w:type="dxa"/>
+            <w:gridSpan w:val="2"/>
+          </w:tcPr>
+          <w:p>
+            <w:pPr>
+              <w:ind w:right="227"/>
+              <w:jc w:val="right"/>
+              <w:rPr>
+                <w:rFonts w:asciiTheme="minorHAnsi" w:hAnsiTheme="minorHAnsi" w:cstheme="minorHAnsi"/>
+                <w:sz w:val="18"/>
+                <w:szCs w:val="18"/>
+              </w:rPr>
+            </w:pPr>
+          </w:p>
+        </w:tc>
+        <w:tc>
+          <w:tcPr>
+            <w:tcW w:w="754" w:type="dxa"/>
             <w:vMerge w:val="restart"/>
           </w:tcPr>
           <w:p>
@@ -4201,17 +4196,15 @@
               <w:ind w:right="227"/>
               <w:rPr>
                 <w:rFonts w:asciiTheme="minorHAnsi" w:hAnsiTheme="minorHAnsi" w:cstheme="minorHAnsi"/>
-                <w:b/>
-                <w:bCs/>
-                <w:sz w:val="18"/>
-                <w:szCs w:val="18"/>
-              </w:rPr>
-            </w:pPr>
-          </w:p>
-        </w:tc>
-        <w:tc>
-          <w:tcPr>
-            <w:tcW w:w="3674" w:type="dxa"/>
+                <w:sz w:val="18"/>
+                <w:szCs w:val="18"/>
+              </w:rPr>
+            </w:pPr>
+          </w:p>
+        </w:tc>
+        <w:tc>
+          <w:tcPr>
+            <w:tcW w:w="3020" w:type="dxa"/>
             <w:gridSpan w:val="4"/>
             <w:vMerge w:val="restart"/>
           </w:tcPr>
@@ -4232,7 +4225,15 @@
                 <w:sz w:val="18"/>
                 <w:szCs w:val="18"/>
               </w:rPr>
-              <w:t>TO,</w:t>
+              <w:t>TO</w:t>
+            </w:r>
+            <w:r>
+              <w:rPr>
+                <w:rFonts w:asciiTheme="minorHAnsi" w:hAnsiTheme="minorHAnsi" w:cstheme="minorHAnsi"/>
+                <w:sz w:val="18"/>
+                <w:szCs w:val="18"/>
+              </w:rPr>
+              <w:t>,</w:t>
             </w:r>
           </w:p>
           <w:p>
@@ -4242,7 +4243,6 @@
                 <w:rFonts w:asciiTheme="minorHAnsi" w:hAnsiTheme="minorHAnsi" w:cstheme="minorHAnsi"/>
                 <w:sz w:val="18"/>
                 <w:szCs w:val="18"/>
-                <w:lang w:val="en-IN"/>
               </w:rPr>
             </w:pPr>
             <w:r>
@@ -4259,7 +4259,6 @@
                 <w:rFonts w:asciiTheme="minorHAnsi" w:hAnsiTheme="minorHAnsi" w:cstheme="minorHAnsi"/>
                 <w:sz w:val="18"/>
                 <w:szCs w:val="18"/>
-                <w:lang w:val="en-IN"/>
               </w:rPr>
               <w:t>bNameOC</w:t>
             </w:r>
@@ -4280,15 +4279,13 @@
                 <w:rFonts w:asciiTheme="minorHAnsi" w:hAnsiTheme="minorHAnsi" w:cstheme="minorHAnsi"/>
                 <w:sz w:val="18"/>
                 <w:szCs w:val="18"/>
-                <w:lang w:val="en-IN"/>
-              </w:rPr>
-            </w:pPr>
-            <w:r>
-              <w:rPr>
-                <w:rFonts w:asciiTheme="minorHAnsi" w:hAnsiTheme="minorHAnsi" w:cstheme="minorHAnsi"/>
-                <w:sz w:val="18"/>
-                <w:szCs w:val="18"/>
-                <w:lang w:val="en-IN"/>
+              </w:rPr>
+            </w:pPr>
+            <w:r>
+              <w:rPr>
+                <w:rFonts w:asciiTheme="minorHAnsi" w:hAnsiTheme="minorHAnsi" w:cstheme="minorHAnsi"/>
+                <w:sz w:val="18"/>
+                <w:szCs w:val="18"/>
               </w:rPr>
               <w:t>{</w:t>
             </w:r>
@@ -4298,7 +4295,6 @@
                 <w:rFonts w:asciiTheme="minorHAnsi" w:hAnsiTheme="minorHAnsi" w:cstheme="minorHAnsi"/>
                 <w:sz w:val="18"/>
                 <w:szCs w:val="18"/>
-                <w:lang w:val="en-IN"/>
               </w:rPr>
               <w:t>bBranchOC</w:t>
             </w:r>
@@ -4308,19 +4304,63 @@
                 <w:rFonts w:asciiTheme="minorHAnsi" w:hAnsiTheme="minorHAnsi" w:cstheme="minorHAnsi"/>
                 <w:sz w:val="18"/>
                 <w:szCs w:val="18"/>
-                <w:lang w:val="en-IN"/>
+              </w:rPr>
+              <w:t>} BRANCH</w:t>
+            </w:r>
+          </w:p>
+          <w:p>
+            <w:pPr>
+              <w:ind w:right="227"/>
+              <w:rPr>
+                <w:rFonts w:asciiTheme="minorHAnsi" w:hAnsiTheme="minorHAnsi" w:cstheme="minorHAnsi"/>
+                <w:sz w:val="18"/>
+                <w:szCs w:val="18"/>
+              </w:rPr>
+            </w:pPr>
+            <w:r>
+              <w:rPr>
+                <w:rFonts w:asciiTheme="minorHAnsi" w:hAnsiTheme="minorHAnsi" w:cstheme="minorHAnsi"/>
+                <w:sz w:val="18"/>
+                <w:szCs w:val="18"/>
+              </w:rPr>
+              <w:t>{</w:t>
+            </w:r>
+            <w:proofErr w:type="spellStart"/>
+            <w:r>
+              <w:rPr>
+                <w:rFonts w:asciiTheme="minorHAnsi" w:hAnsiTheme="minorHAnsi" w:cstheme="minorHAnsi"/>
+                <w:sz w:val="18"/>
+                <w:szCs w:val="18"/>
+              </w:rPr>
+              <w:t>bAddressOC</w:t>
+            </w:r>
+            <w:proofErr w:type="spellEnd"/>
+            <w:r>
+              <w:rPr>
+                <w:rFonts w:asciiTheme="minorHAnsi" w:hAnsiTheme="minorHAnsi" w:cstheme="minorHAnsi"/>
+                <w:sz w:val="18"/>
+                <w:szCs w:val="18"/>
+              </w:rPr>
+              <w:t>}{</w:t>
+            </w:r>
+            <w:proofErr w:type="spellStart"/>
+            <w:r>
+              <w:rPr>
+                <w:rFonts w:asciiTheme="minorHAnsi" w:hAnsiTheme="minorHAnsi" w:cstheme="minorHAnsi"/>
+                <w:sz w:val="18"/>
+                <w:szCs w:val="18"/>
+              </w:rPr>
+              <w:t>bCityOC</w:t>
+            </w:r>
+            <w:proofErr w:type="spellEnd"/>
+            <w:r>
+              <w:rPr>
+                <w:rFonts w:asciiTheme="minorHAnsi" w:hAnsiTheme="minorHAnsi" w:cstheme="minorHAnsi"/>
+                <w:sz w:val="18"/>
+                <w:szCs w:val="18"/>
               </w:rPr>
               <w:t>}</w:t>
             </w:r>
-            <w:r>
-              <w:rPr>
-                <w:rFonts w:asciiTheme="minorHAnsi" w:hAnsiTheme="minorHAnsi" w:cstheme="minorHAnsi"/>
-                <w:sz w:val="18"/>
-                <w:szCs w:val="18"/>
-                <w:lang w:val="en-IN"/>
-              </w:rPr>
-              <w:t xml:space="preserve"> BRANCH</w:t>
-            </w:r>
           </w:p>
           <w:p>
             <w:pPr>
@@ -4329,17 +4369,15 @@
                 <w:rFonts w:asciiTheme="minorHAnsi" w:hAnsiTheme="minorHAnsi" w:cstheme="minorHAnsi"/>
                 <w:sz w:val="18"/>
                 <w:szCs w:val="18"/>
-                <w:lang w:val="en-IN"/>
-              </w:rPr>
-            </w:pPr>
-            <w:r>
-              <w:rPr>
-                <w:rFonts w:asciiTheme="minorHAnsi" w:hAnsiTheme="minorHAnsi" w:cstheme="minorHAnsi"/>
-                <w:sz w:val="18"/>
-                <w:szCs w:val="18"/>
-                <w:lang w:val="en-IN"/>
-              </w:rPr>
-              <w:t>{</w:t>
+              </w:rPr>
+            </w:pPr>
+            <w:r>
+              <w:rPr>
+                <w:rFonts w:asciiTheme="minorHAnsi" w:hAnsiTheme="minorHAnsi" w:cstheme="minorHAnsi"/>
+                <w:sz w:val="18"/>
+                <w:szCs w:val="18"/>
+              </w:rPr>
+              <w:t>SWIFT – {</w:t>
             </w:r>
             <w:proofErr w:type="spellStart"/>
             <w:r>
@@ -4347,9 +4385,8 @@
                 <w:rFonts w:asciiTheme="minorHAnsi" w:hAnsiTheme="minorHAnsi" w:cstheme="minorHAnsi"/>
                 <w:sz w:val="18"/>
                 <w:szCs w:val="18"/>
-                <w:lang w:val="en-IN"/>
-              </w:rPr>
-              <w:t>bAddressOC</w:t>
+              </w:rPr>
+              <w:t>swiftNumberOC</w:t>
             </w:r>
             <w:proofErr w:type="spellEnd"/>
             <w:r>
@@ -4357,76 +4394,6 @@
                 <w:rFonts w:asciiTheme="minorHAnsi" w:hAnsiTheme="minorHAnsi" w:cstheme="minorHAnsi"/>
                 <w:sz w:val="18"/>
                 <w:szCs w:val="18"/>
-                <w:lang w:val="en-IN"/>
-              </w:rPr>
-              <w:t>}</w:t>
-            </w:r>
-            <w:r>
-              <w:rPr>
-                <w:rFonts w:asciiTheme="minorHAnsi" w:hAnsiTheme="minorHAnsi" w:cstheme="minorHAnsi"/>
-                <w:sz w:val="18"/>
-                <w:szCs w:val="18"/>
-                <w:lang w:val="en-IN"/>
-              </w:rPr>
-              <w:t>{</w:t>
-            </w:r>
-            <w:proofErr w:type="spellStart"/>
-            <w:r>
-              <w:rPr>
-                <w:rFonts w:asciiTheme="minorHAnsi" w:hAnsiTheme="minorHAnsi" w:cstheme="minorHAnsi"/>
-                <w:sz w:val="18"/>
-                <w:szCs w:val="18"/>
-                <w:lang w:val="en-IN"/>
-              </w:rPr>
-              <w:t>bCityOC</w:t>
-            </w:r>
-            <w:proofErr w:type="spellEnd"/>
-            <w:r>
-              <w:rPr>
-                <w:rFonts w:asciiTheme="minorHAnsi" w:hAnsiTheme="minorHAnsi" w:cstheme="minorHAnsi"/>
-                <w:sz w:val="18"/>
-                <w:szCs w:val="18"/>
-                <w:lang w:val="en-IN"/>
-              </w:rPr>
-              <w:t>}</w:t>
-            </w:r>
-          </w:p>
-          <w:p>
-            <w:pPr>
-              <w:ind w:right="227"/>
-              <w:rPr>
-                <w:rFonts w:asciiTheme="minorHAnsi" w:hAnsiTheme="minorHAnsi" w:cstheme="minorHAnsi"/>
-                <w:sz w:val="18"/>
-                <w:szCs w:val="18"/>
-                <w:lang w:val="en-IN"/>
-              </w:rPr>
-            </w:pPr>
-            <w:r>
-              <w:rPr>
-                <w:rFonts w:asciiTheme="minorHAnsi" w:hAnsiTheme="minorHAnsi" w:cstheme="minorHAnsi"/>
-                <w:sz w:val="18"/>
-                <w:szCs w:val="18"/>
-                <w:lang w:val="en-IN"/>
-              </w:rPr>
-              <w:t>SWIFT – {</w:t>
-            </w:r>
-            <w:proofErr w:type="spellStart"/>
-            <w:r>
-              <w:rPr>
-                <w:rFonts w:asciiTheme="minorHAnsi" w:hAnsiTheme="minorHAnsi" w:cstheme="minorHAnsi"/>
-                <w:sz w:val="18"/>
-                <w:szCs w:val="18"/>
-                <w:lang w:val="en-IN"/>
-              </w:rPr>
-              <w:t>swiftNumberOC</w:t>
-            </w:r>
-            <w:proofErr w:type="spellEnd"/>
-            <w:r>
-              <w:rPr>
-                <w:rFonts w:asciiTheme="minorHAnsi" w:hAnsiTheme="minorHAnsi" w:cstheme="minorHAnsi"/>
-                <w:sz w:val="18"/>
-                <w:szCs w:val="18"/>
-                <w:lang w:val="en-IN"/>
               </w:rPr>
               <w:t>}</w:t>
             </w:r>
@@ -4434,18 +4401,19 @@
         </w:tc>
       </w:tr>
       <w:tr>
-        <w:tc>
-          <w:tcPr>
-            <w:tcW w:w="1588" w:type="dxa"/>
+        <w:trPr>
+          <w:trHeight w:val="64"/>
+        </w:trPr>
+        <w:tc>
+          <w:tcPr>
+            <w:tcW w:w="1418" w:type="dxa"/>
             <w:gridSpan w:val="2"/>
           </w:tcPr>
           <w:p>
             <w:pPr>
-              <w:ind w:right="113"/>
-              <w:rPr>
-                <w:rFonts w:asciiTheme="minorHAnsi" w:hAnsiTheme="minorHAnsi" w:cstheme="minorHAnsi"/>
-                <w:b/>
-                <w:bCs/>
+              <w:ind w:right="227"/>
+              <w:rPr>
+                <w:rFonts w:asciiTheme="minorHAnsi" w:hAnsiTheme="minorHAnsi" w:cstheme="minorHAnsi"/>
                 <w:sz w:val="18"/>
                 <w:szCs w:val="18"/>
               </w:rPr>
@@ -4464,14 +4432,16 @@
         </w:tc>
         <w:tc>
           <w:tcPr>
-            <w:tcW w:w="5954" w:type="dxa"/>
+            <w:tcW w:w="5186" w:type="dxa"/>
             <w:gridSpan w:val="3"/>
           </w:tcPr>
           <w:p>
             <w:pPr>
-              <w:ind w:right="113"/>
-              <w:rPr>
-                <w:rFonts w:asciiTheme="minorHAnsi" w:hAnsiTheme="minorHAnsi" w:cstheme="minorHAnsi"/>
+              <w:ind w:right="227"/>
+              <w:rPr>
+                <w:rFonts w:asciiTheme="minorHAnsi" w:hAnsiTheme="minorHAnsi" w:cstheme="minorHAnsi"/>
+                <w:sz w:val="18"/>
+                <w:szCs w:val="18"/>
               </w:rPr>
             </w:pPr>
             <w:r>
@@ -4506,81 +4476,120 @@
         </w:tc>
         <w:tc>
           <w:tcPr>
-            <w:tcW w:w="567" w:type="dxa"/>
+            <w:tcW w:w="944" w:type="dxa"/>
+            <w:gridSpan w:val="2"/>
+          </w:tcPr>
+          <w:p>
+            <w:pPr>
+              <w:ind w:right="227"/>
+              <w:jc w:val="right"/>
+              <w:rPr>
+                <w:rFonts w:asciiTheme="minorHAnsi" w:hAnsiTheme="minorHAnsi" w:cstheme="minorHAnsi"/>
+                <w:sz w:val="18"/>
+                <w:szCs w:val="18"/>
+              </w:rPr>
+            </w:pPr>
+          </w:p>
+        </w:tc>
+        <w:tc>
+          <w:tcPr>
+            <w:tcW w:w="754" w:type="dxa"/>
             <w:vMerge/>
           </w:tcPr>
           <w:p>
             <w:pPr>
               <w:ind w:right="227"/>
-              <w:rPr>
-                <w:rFonts w:asciiTheme="minorHAnsi" w:hAnsiTheme="minorHAnsi" w:cstheme="minorHAnsi"/>
-              </w:rPr>
-            </w:pPr>
-          </w:p>
-        </w:tc>
-        <w:tc>
-          <w:tcPr>
-            <w:tcW w:w="3674" w:type="dxa"/>
+              <w:jc w:val="right"/>
+              <w:rPr>
+                <w:rFonts w:asciiTheme="minorHAnsi" w:hAnsiTheme="minorHAnsi" w:cstheme="minorHAnsi"/>
+                <w:sz w:val="18"/>
+                <w:szCs w:val="18"/>
+              </w:rPr>
+            </w:pPr>
+          </w:p>
+        </w:tc>
+        <w:tc>
+          <w:tcPr>
+            <w:tcW w:w="3020" w:type="dxa"/>
             <w:gridSpan w:val="4"/>
             <w:vMerge/>
           </w:tcPr>
           <w:p>
             <w:pPr>
               <w:ind w:right="227"/>
-              <w:rPr>
-                <w:rFonts w:asciiTheme="minorHAnsi" w:hAnsiTheme="minorHAnsi" w:cstheme="minorHAnsi"/>
+              <w:jc w:val="right"/>
+              <w:rPr>
+                <w:rFonts w:asciiTheme="minorHAnsi" w:hAnsiTheme="minorHAnsi" w:cstheme="minorHAnsi"/>
+                <w:sz w:val="18"/>
+                <w:szCs w:val="18"/>
               </w:rPr>
             </w:pPr>
           </w:p>
         </w:tc>
       </w:tr>
       <w:tr>
-        <w:tc>
-          <w:tcPr>
-            <w:tcW w:w="1588" w:type="dxa"/>
+        <w:trPr>
+          <w:trHeight w:val="64"/>
+        </w:trPr>
+        <w:tc>
+          <w:tcPr>
+            <w:tcW w:w="1418" w:type="dxa"/>
             <w:gridSpan w:val="2"/>
           </w:tcPr>
           <w:p>
             <w:pPr>
-              <w:ind w:right="113"/>
-              <w:rPr>
-                <w:rFonts w:asciiTheme="minorHAnsi" w:hAnsiTheme="minorHAnsi" w:cstheme="minorHAnsi"/>
+              <w:ind w:right="227"/>
+              <w:rPr>
+                <w:rFonts w:asciiTheme="minorHAnsi" w:hAnsiTheme="minorHAnsi" w:cstheme="minorHAnsi"/>
+                <w:sz w:val="18"/>
+                <w:szCs w:val="18"/>
+              </w:rPr>
+            </w:pPr>
+            <w:r>
+              <w:rPr>
+                <w:rFonts w:asciiTheme="minorHAnsi" w:hAnsiTheme="minorHAnsi" w:cstheme="minorHAnsi"/>
+                <w:b/>
+                <w:bCs/>
+                <w:sz w:val="18"/>
+                <w:szCs w:val="18"/>
+              </w:rPr>
+              <w:t>Payment</w:t>
+            </w:r>
+          </w:p>
+        </w:tc>
+        <w:tc>
+          <w:tcPr>
+            <w:tcW w:w="5186" w:type="dxa"/>
+            <w:gridSpan w:val="3"/>
+          </w:tcPr>
+          <w:p>
+            <w:pPr>
+              <w:ind w:right="227"/>
+              <w:rPr>
+                <w:rFonts w:asciiTheme="minorHAnsi" w:hAnsiTheme="minorHAnsi" w:cstheme="minorHAnsi"/>
+                <w:sz w:val="18"/>
+                <w:szCs w:val="18"/>
+              </w:rPr>
+            </w:pPr>
+            <w:r>
+              <w:rPr>
+                <w:rFonts w:asciiTheme="minorHAnsi" w:hAnsiTheme="minorHAnsi" w:cstheme="minorHAnsi"/>
+                <w:sz w:val="18"/>
+                <w:szCs w:val="18"/>
+              </w:rPr>
+              <w:t>{</w:t>
+            </w:r>
+            <w:proofErr w:type="spellStart"/>
+            <w:r>
+              <w:rPr>
+                <w:rFonts w:asciiTheme="minorHAnsi" w:hAnsiTheme="minorHAnsi" w:cstheme="minorHAnsi"/>
+                <w:sz w:val="18"/>
+                <w:szCs w:val="18"/>
                 <w:lang w:val="en-IN"/>
               </w:rPr>
-            </w:pPr>
-            <w:r>
-              <w:rPr>
-                <w:rFonts w:asciiTheme="minorHAnsi" w:hAnsiTheme="minorHAnsi" w:cstheme="minorHAnsi"/>
-                <w:b/>
-                <w:bCs/>
-                <w:sz w:val="18"/>
-                <w:szCs w:val="18"/>
-              </w:rPr>
-              <w:t>Payment</w:t>
-            </w:r>
-          </w:p>
-        </w:tc>
-        <w:tc>
-          <w:tcPr>
-            <w:tcW w:w="5954" w:type="dxa"/>
-            <w:gridSpan w:val="3"/>
-          </w:tcPr>
-          <w:p>
-            <w:pPr>
-              <w:ind w:right="113"/>
-              <w:rPr>
-                <w:rFonts w:asciiTheme="minorHAnsi" w:hAnsiTheme="minorHAnsi" w:cstheme="minorHAnsi"/>
-              </w:rPr>
-            </w:pPr>
-            <w:r>
-              <w:rPr>
-                <w:rFonts w:asciiTheme="minorHAnsi" w:hAnsiTheme="minorHAnsi" w:cstheme="minorHAnsi"/>
-                <w:sz w:val="18"/>
-                <w:szCs w:val="18"/>
-              </w:rPr>
-              <w:t>{</w:t>
-            </w:r>
-            <w:proofErr w:type="spellStart"/>
+              <w:t>paymentTerms</w:t>
+            </w:r>
+            <w:proofErr w:type="spellEnd"/>
             <w:r>
               <w:rPr>
                 <w:rFonts w:asciiTheme="minorHAnsi" w:hAnsiTheme="minorHAnsi" w:cstheme="minorHAnsi"/>
@@ -4588,64 +4597,118 @@
                 <w:szCs w:val="18"/>
                 <w:lang w:val="en-IN"/>
               </w:rPr>
-              <w:t>paymentTerms</w:t>
-            </w:r>
-            <w:proofErr w:type="spellEnd"/>
-            <w:r>
-              <w:rPr>
-                <w:rFonts w:asciiTheme="minorHAnsi" w:hAnsiTheme="minorHAnsi" w:cstheme="minorHAnsi"/>
-                <w:sz w:val="18"/>
-                <w:szCs w:val="18"/>
-                <w:lang w:val="en-IN"/>
-              </w:rPr>
               <w:t>}</w:t>
             </w:r>
           </w:p>
         </w:tc>
         <w:tc>
           <w:tcPr>
-            <w:tcW w:w="567" w:type="dxa"/>
+            <w:tcW w:w="944" w:type="dxa"/>
+            <w:gridSpan w:val="2"/>
+          </w:tcPr>
+          <w:p>
+            <w:pPr>
+              <w:ind w:right="227"/>
+              <w:jc w:val="right"/>
+              <w:rPr>
+                <w:rFonts w:asciiTheme="minorHAnsi" w:hAnsiTheme="minorHAnsi" w:cstheme="minorHAnsi"/>
+                <w:sz w:val="18"/>
+                <w:szCs w:val="18"/>
+              </w:rPr>
+            </w:pPr>
+          </w:p>
+        </w:tc>
+        <w:tc>
+          <w:tcPr>
+            <w:tcW w:w="754" w:type="dxa"/>
             <w:vMerge/>
           </w:tcPr>
           <w:p>
             <w:pPr>
               <w:ind w:right="227"/>
-              <w:rPr>
-                <w:rFonts w:asciiTheme="minorHAnsi" w:hAnsiTheme="minorHAnsi" w:cstheme="minorHAnsi"/>
-              </w:rPr>
-            </w:pPr>
-          </w:p>
-        </w:tc>
-        <w:tc>
-          <w:tcPr>
-            <w:tcW w:w="3674" w:type="dxa"/>
+              <w:jc w:val="right"/>
+              <w:rPr>
+                <w:rFonts w:asciiTheme="minorHAnsi" w:hAnsiTheme="minorHAnsi" w:cstheme="minorHAnsi"/>
+                <w:sz w:val="18"/>
+                <w:szCs w:val="18"/>
+              </w:rPr>
+            </w:pPr>
+          </w:p>
+        </w:tc>
+        <w:tc>
+          <w:tcPr>
+            <w:tcW w:w="3020" w:type="dxa"/>
             <w:gridSpan w:val="4"/>
             <w:vMerge/>
           </w:tcPr>
           <w:p>
             <w:pPr>
               <w:ind w:right="227"/>
-              <w:rPr>
-                <w:rFonts w:asciiTheme="minorHAnsi" w:hAnsiTheme="minorHAnsi" w:cstheme="minorHAnsi"/>
+              <w:jc w:val="right"/>
+              <w:rPr>
+                <w:rFonts w:asciiTheme="minorHAnsi" w:hAnsiTheme="minorHAnsi" w:cstheme="minorHAnsi"/>
+                <w:sz w:val="18"/>
+                <w:szCs w:val="18"/>
               </w:rPr>
             </w:pPr>
           </w:p>
         </w:tc>
       </w:tr>
       <w:tr>
-        <w:tc>
-          <w:tcPr>
-            <w:tcW w:w="11783" w:type="dxa"/>
-            <w:gridSpan w:val="10"/>
-          </w:tcPr>
-          <w:p>
-            <w:pPr>
-              <w:ind w:right="227"/>
-              <w:rPr>
-                <w:rFonts w:asciiTheme="minorHAnsi" w:hAnsiTheme="minorHAnsi" w:cstheme="minorHAnsi"/>
-              </w:rPr>
-            </w:pPr>
-          </w:p>
+        <w:trPr>
+          <w:trHeight w:val="64"/>
+        </w:trPr>
+        <w:tc>
+          <w:tcPr>
+            <w:tcW w:w="1276" w:type="dxa"/>
+          </w:tcPr>
+          <w:p>
+            <w:pPr>
+              <w:ind w:right="113"/>
+              <w:rPr>
+                <w:rFonts w:asciiTheme="minorHAnsi" w:hAnsiTheme="minorHAnsi" w:cstheme="minorHAnsi"/>
+                <w:sz w:val="18"/>
+                <w:szCs w:val="18"/>
+              </w:rPr>
+            </w:pPr>
+          </w:p>
+        </w:tc>
+        <w:tc>
+          <w:tcPr>
+            <w:tcW w:w="1985" w:type="dxa"/>
+            <w:gridSpan w:val="2"/>
+          </w:tcPr>
+          <w:p>
+            <w:pPr>
+              <w:ind w:right="113"/>
+              <w:rPr>
+                <w:rFonts w:asciiTheme="minorHAnsi" w:hAnsiTheme="minorHAnsi" w:cstheme="minorHAnsi"/>
+                <w:sz w:val="18"/>
+                <w:szCs w:val="18"/>
+              </w:rPr>
+            </w:pPr>
+          </w:p>
+        </w:tc>
+        <w:tc>
+          <w:tcPr>
+            <w:tcW w:w="1842" w:type="dxa"/>
+          </w:tcPr>
+          <w:p>
+            <w:pPr>
+              <w:ind w:right="113"/>
+              <w:rPr>
+                <w:rFonts w:asciiTheme="minorHAnsi" w:hAnsiTheme="minorHAnsi" w:cstheme="minorHAnsi"/>
+                <w:sz w:val="18"/>
+                <w:szCs w:val="18"/>
+              </w:rPr>
+            </w:pPr>
+          </w:p>
+        </w:tc>
+        <w:tc>
+          <w:tcPr>
+            <w:tcW w:w="2141" w:type="dxa"/>
+            <w:gridSpan w:val="2"/>
+          </w:tcPr>
           <w:p>
             <w:pPr>
               <w:pStyle w:val="NoSpacing"/>
@@ -4656,9 +4719,81 @@
                 <w:szCs w:val="18"/>
               </w:rPr>
             </w:pPr>
-            <w:r>
-              <w:rPr>
-                <w:rFonts w:cstheme="minorHAnsi"/>
+          </w:p>
+        </w:tc>
+        <w:tc>
+          <w:tcPr>
+            <w:tcW w:w="2177" w:type="dxa"/>
+            <w:gridSpan w:val="4"/>
+          </w:tcPr>
+          <w:p>
+            <w:pPr>
+              <w:ind w:right="57"/>
+              <w:jc w:val="right"/>
+              <w:rPr>
+                <w:rFonts w:asciiTheme="minorHAnsi" w:hAnsiTheme="minorHAnsi" w:cstheme="minorHAnsi"/>
+                <w:b/>
+                <w:bCs/>
+                <w:sz w:val="18"/>
+                <w:szCs w:val="18"/>
+              </w:rPr>
+            </w:pPr>
+          </w:p>
+        </w:tc>
+        <w:tc>
+          <w:tcPr>
+            <w:tcW w:w="816" w:type="dxa"/>
+          </w:tcPr>
+          <w:p>
+            <w:pPr>
+              <w:ind w:right="57"/>
+              <w:jc w:val="right"/>
+              <w:rPr>
+                <w:rFonts w:asciiTheme="minorHAnsi" w:hAnsiTheme="minorHAnsi" w:cstheme="minorHAnsi"/>
+                <w:sz w:val="18"/>
+                <w:szCs w:val="18"/>
+              </w:rPr>
+            </w:pPr>
+          </w:p>
+        </w:tc>
+        <w:tc>
+          <w:tcPr>
+            <w:tcW w:w="1085" w:type="dxa"/>
+          </w:tcPr>
+          <w:p>
+            <w:pPr>
+              <w:ind w:right="227"/>
+              <w:jc w:val="right"/>
+              <w:rPr>
+                <w:rFonts w:asciiTheme="minorHAnsi" w:hAnsiTheme="minorHAnsi" w:cstheme="minorHAnsi"/>
+                <w:sz w:val="18"/>
+                <w:szCs w:val="18"/>
+              </w:rPr>
+            </w:pPr>
+          </w:p>
+        </w:tc>
+      </w:tr>
+      <w:tr>
+        <w:trPr>
+          <w:trHeight w:val="64"/>
+        </w:trPr>
+        <w:tc>
+          <w:tcPr>
+            <w:tcW w:w="11322" w:type="dxa"/>
+            <w:gridSpan w:val="12"/>
+          </w:tcPr>
+          <w:p>
+            <w:pPr>
+              <w:ind w:right="227"/>
+              <w:rPr>
+                <w:rFonts w:asciiTheme="minorHAnsi" w:hAnsiTheme="minorHAnsi" w:cstheme="minorHAnsi"/>
+                <w:sz w:val="18"/>
+                <w:szCs w:val="18"/>
+              </w:rPr>
+            </w:pPr>
+            <w:r>
+              <w:rPr>
+                <w:rFonts w:asciiTheme="minorHAnsi" w:hAnsiTheme="minorHAnsi" w:cstheme="minorHAnsi"/>
                 <w:b/>
                 <w:bCs/>
                 <w:sz w:val="18"/>
@@ -4668,39 +4803,30 @@
             </w:r>
             <w:r>
               <w:rPr>
-                <w:rFonts w:cstheme="minorHAnsi"/>
-                <w:b/>
-                <w:bCs/>
-                <w:sz w:val="18"/>
-                <w:szCs w:val="18"/>
-              </w:rPr>
-              <w:t xml:space="preserve"> </w:t>
-            </w:r>
-            <w:r>
-              <w:rPr>
-                <w:rFonts w:cstheme="minorHAnsi"/>
-                <w:sz w:val="18"/>
-                <w:szCs w:val="18"/>
-              </w:rPr>
-              <w:t>{#invoiceInstructions}</w:t>
-            </w:r>
-          </w:p>
-          <w:p>
-            <w:pPr>
-              <w:pStyle w:val="NoSpacing"/>
+                <w:rFonts w:asciiTheme="minorHAnsi" w:hAnsiTheme="minorHAnsi" w:cstheme="minorHAnsi"/>
+                <w:sz w:val="18"/>
+                <w:szCs w:val="18"/>
+              </w:rPr>
+              <w:t xml:space="preserve"> {#invoiceInstructions}</w:t>
+            </w:r>
+          </w:p>
+          <w:p>
+            <w:pPr>
+              <w:pStyle w:val="ListParagraph"/>
               <w:numPr>
                 <w:ilvl w:val="0"/>
-                <w:numId w:val="5"/>
+                <w:numId w:val="7"/>
               </w:numPr>
-              <w:rPr>
-                <w:rFonts w:cstheme="minorHAnsi"/>
-                <w:sz w:val="20"/>
-                <w:szCs w:val="20"/>
-              </w:rPr>
-            </w:pPr>
-            <w:r>
-              <w:rPr>
-                <w:rFonts w:cstheme="minorHAnsi"/>
+              <w:ind w:right="227"/>
+              <w:rPr>
+                <w:rFonts w:asciiTheme="minorHAnsi" w:hAnsiTheme="minorHAnsi" w:cstheme="minorHAnsi"/>
+                <w:sz w:val="18"/>
+                <w:szCs w:val="18"/>
+              </w:rPr>
+            </w:pPr>
+            <w:r>
+              <w:rPr>
+                <w:rFonts w:asciiTheme="minorHAnsi" w:hAnsiTheme="minorHAnsi" w:cstheme="minorHAnsi"/>
                 <w:sz w:val="18"/>
                 <w:szCs w:val="18"/>
               </w:rPr>
@@ -4709,7 +4835,7 @@
             <w:proofErr w:type="spellStart"/>
             <w:r>
               <w:rPr>
-                <w:rFonts w:cstheme="minorHAnsi"/>
+                <w:rFonts w:asciiTheme="minorHAnsi" w:hAnsiTheme="minorHAnsi" w:cstheme="minorHAnsi"/>
                 <w:sz w:val="18"/>
                 <w:szCs w:val="18"/>
               </w:rPr>
@@ -4718,7 +4844,7 @@
             <w:proofErr w:type="spellEnd"/>
             <w:r>
               <w:rPr>
-                <w:rFonts w:cstheme="minorHAnsi"/>
+                <w:rFonts w:asciiTheme="minorHAnsi" w:hAnsiTheme="minorHAnsi" w:cstheme="minorHAnsi"/>
                 <w:sz w:val="18"/>
                 <w:szCs w:val="18"/>
               </w:rPr>
@@ -4730,9 +4856,14 @@
     </w:tbl>
     <w:p>
       <w:pPr>
-        <w:ind w:left="113" w:right="113"/>
+        <w:tabs>
+          <w:tab w:val="left" w:pos="2913"/>
+        </w:tabs>
+        <w:ind w:right="113"/>
         <w:rPr>
           <w:rFonts w:ascii="Arial" w:hAnsi="Arial" w:cs="Arial"/>
+          <w:sz w:val="20"/>
+          <w:szCs w:val="20"/>
         </w:rPr>
       </w:pPr>
     </w:p>
@@ -4740,7 +4871,7 @@
       <w:headerReference w:type="default" r:id="rId7"/>
       <w:footerReference w:type="default" r:id="rId8"/>
       <w:pgSz w:w="11906" w:h="16838" w:code="9"/>
-      <w:pgMar w:top="0" w:right="0" w:bottom="0" w:left="0" w:header="0" w:footer="0" w:gutter="0"/>
+      <w:pgMar w:top="0" w:right="0" w:bottom="0" w:left="340" w:header="227" w:footer="0" w:gutter="0"/>
       <w:cols w:space="708"/>
       <w:docGrid w:linePitch="360"/>
     </w:sectPr>
@@ -5753,6 +5884,92 @@
     </w:lvl>
   </w:abstractNum>
   <w:abstractNum w:abstractNumId="2" w15:restartNumberingAfterBreak="0">
+    <w:nsid w:val="13E31488"/>
+    <w:multiLevelType w:val="multilevel"/>
+    <w:tmpl w:val="4009001D"/>
+    <w:lvl w:ilvl="0">
+      <w:start w:val="1"/>
+      <w:numFmt w:val="decimal"/>
+      <w:lvlText w:val="%1)"/>
+      <w:lvlJc w:val="left"/>
+      <w:pPr>
+        <w:ind w:left="360" w:hanging="360"/>
+      </w:pPr>
+    </w:lvl>
+    <w:lvl w:ilvl="1">
+      <w:start w:val="1"/>
+      <w:numFmt w:val="lowerLetter"/>
+      <w:lvlText w:val="%2)"/>
+      <w:lvlJc w:val="left"/>
+      <w:pPr>
+        <w:ind w:left="720" w:hanging="360"/>
+      </w:pPr>
+    </w:lvl>
+    <w:lvl w:ilvl="2">
+      <w:start w:val="1"/>
+      <w:numFmt w:val="lowerRoman"/>
+      <w:lvlText w:val="%3)"/>
+      <w:lvlJc w:val="left"/>
+      <w:pPr>
+        <w:ind w:left="1080" w:hanging="360"/>
+      </w:pPr>
+    </w:lvl>
+    <w:lvl w:ilvl="3">
+      <w:start w:val="1"/>
+      <w:numFmt w:val="decimal"/>
+      <w:lvlText w:val="(%4)"/>
+      <w:lvlJc w:val="left"/>
+      <w:pPr>
+        <w:ind w:left="1440" w:hanging="360"/>
+      </w:pPr>
+    </w:lvl>
+    <w:lvl w:ilvl="4">
+      <w:start w:val="1"/>
+      <w:numFmt w:val="lowerLetter"/>
+      <w:lvlText w:val="(%5)"/>
+      <w:lvlJc w:val="left"/>
+      <w:pPr>
+        <w:ind w:left="1800" w:hanging="360"/>
+      </w:pPr>
+    </w:lvl>
+    <w:lvl w:ilvl="5">
+      <w:start w:val="1"/>
+      <w:numFmt w:val="lowerRoman"/>
+      <w:lvlText w:val="(%6)"/>
+      <w:lvlJc w:val="left"/>
+      <w:pPr>
+        <w:ind w:left="2160" w:hanging="360"/>
+      </w:pPr>
+    </w:lvl>
+    <w:lvl w:ilvl="6">
+      <w:start w:val="1"/>
+      <w:numFmt w:val="decimal"/>
+      <w:lvlText w:val="%7."/>
+      <w:lvlJc w:val="left"/>
+      <w:pPr>
+        <w:ind w:left="2520" w:hanging="360"/>
+      </w:pPr>
+    </w:lvl>
+    <w:lvl w:ilvl="7">
+      <w:start w:val="1"/>
+      <w:numFmt w:val="lowerLetter"/>
+      <w:lvlText w:val="%8."/>
+      <w:lvlJc w:val="left"/>
+      <w:pPr>
+        <w:ind w:left="2880" w:hanging="360"/>
+      </w:pPr>
+    </w:lvl>
+    <w:lvl w:ilvl="8">
+      <w:start w:val="1"/>
+      <w:numFmt w:val="lowerRoman"/>
+      <w:lvlText w:val="%9."/>
+      <w:lvlJc w:val="left"/>
+      <w:pPr>
+        <w:ind w:left="3240" w:hanging="360"/>
+      </w:pPr>
+    </w:lvl>
+  </w:abstractNum>
+  <w:abstractNum w:abstractNumId="3" w15:restartNumberingAfterBreak="0">
     <w:nsid w:val="1A42052C"/>
     <w:multiLevelType w:val="hybridMultilevel"/>
     <w:tmpl w:val="42C868C2"/>
@@ -5838,7 +6055,7 @@
       </w:pPr>
     </w:lvl>
   </w:abstractNum>
-  <w:abstractNum w:abstractNumId="3" w15:restartNumberingAfterBreak="0">
+  <w:abstractNum w:abstractNumId="4" w15:restartNumberingAfterBreak="0">
     <w:nsid w:val="1B013848"/>
     <w:multiLevelType w:val="hybridMultilevel"/>
     <w:tmpl w:val="B1AE11EE"/>
@@ -5924,7 +6141,93 @@
       </w:pPr>
     </w:lvl>
   </w:abstractNum>
-  <w:abstractNum w:abstractNumId="4" w15:restartNumberingAfterBreak="0">
+  <w:abstractNum w:abstractNumId="5" w15:restartNumberingAfterBreak="0">
+    <w:nsid w:val="3FAF5084"/>
+    <w:multiLevelType w:val="multilevel"/>
+    <w:tmpl w:val="4009001D"/>
+    <w:lvl w:ilvl="0">
+      <w:start w:val="1"/>
+      <w:numFmt w:val="decimal"/>
+      <w:lvlText w:val="%1)"/>
+      <w:lvlJc w:val="left"/>
+      <w:pPr>
+        <w:ind w:left="360" w:hanging="360"/>
+      </w:pPr>
+    </w:lvl>
+    <w:lvl w:ilvl="1">
+      <w:start w:val="1"/>
+      <w:numFmt w:val="lowerLetter"/>
+      <w:lvlText w:val="%2)"/>
+      <w:lvlJc w:val="left"/>
+      <w:pPr>
+        <w:ind w:left="720" w:hanging="360"/>
+      </w:pPr>
+    </w:lvl>
+    <w:lvl w:ilvl="2">
+      <w:start w:val="1"/>
+      <w:numFmt w:val="lowerRoman"/>
+      <w:lvlText w:val="%3)"/>
+      <w:lvlJc w:val="left"/>
+      <w:pPr>
+        <w:ind w:left="1080" w:hanging="360"/>
+      </w:pPr>
+    </w:lvl>
+    <w:lvl w:ilvl="3">
+      <w:start w:val="1"/>
+      <w:numFmt w:val="decimal"/>
+      <w:lvlText w:val="(%4)"/>
+      <w:lvlJc w:val="left"/>
+      <w:pPr>
+        <w:ind w:left="1440" w:hanging="360"/>
+      </w:pPr>
+    </w:lvl>
+    <w:lvl w:ilvl="4">
+      <w:start w:val="1"/>
+      <w:numFmt w:val="lowerLetter"/>
+      <w:lvlText w:val="(%5)"/>
+      <w:lvlJc w:val="left"/>
+      <w:pPr>
+        <w:ind w:left="1800" w:hanging="360"/>
+      </w:pPr>
+    </w:lvl>
+    <w:lvl w:ilvl="5">
+      <w:start w:val="1"/>
+      <w:numFmt w:val="lowerRoman"/>
+      <w:lvlText w:val="(%6)"/>
+      <w:lvlJc w:val="left"/>
+      <w:pPr>
+        <w:ind w:left="2160" w:hanging="360"/>
+      </w:pPr>
+    </w:lvl>
+    <w:lvl w:ilvl="6">
+      <w:start w:val="1"/>
+      <w:numFmt w:val="decimal"/>
+      <w:lvlText w:val="%7."/>
+      <w:lvlJc w:val="left"/>
+      <w:pPr>
+        <w:ind w:left="2520" w:hanging="360"/>
+      </w:pPr>
+    </w:lvl>
+    <w:lvl w:ilvl="7">
+      <w:start w:val="1"/>
+      <w:numFmt w:val="lowerLetter"/>
+      <w:lvlText w:val="%8."/>
+      <w:lvlJc w:val="left"/>
+      <w:pPr>
+        <w:ind w:left="2880" w:hanging="360"/>
+      </w:pPr>
+    </w:lvl>
+    <w:lvl w:ilvl="8">
+      <w:start w:val="1"/>
+      <w:numFmt w:val="lowerRoman"/>
+      <w:lvlText w:val="%9."/>
+      <w:lvlJc w:val="left"/>
+      <w:pPr>
+        <w:ind w:left="3240" w:hanging="360"/>
+      </w:pPr>
+    </w:lvl>
+  </w:abstractNum>
+  <w:abstractNum w:abstractNumId="6" w15:restartNumberingAfterBreak="0">
     <w:nsid w:val="59A25439"/>
     <w:multiLevelType w:val="hybridMultilevel"/>
     <w:tmpl w:val="972E4DA2"/>
@@ -6014,16 +6317,22 @@
     <w:abstractNumId w:val="1"/>
   </w:num>
   <w:num w:numId="2" w16cid:durableId="1384407807">
-    <w:abstractNumId w:val="2"/>
+    <w:abstractNumId w:val="3"/>
   </w:num>
   <w:num w:numId="3" w16cid:durableId="120416800">
-    <w:abstractNumId w:val="3"/>
+    <w:abstractNumId w:val="4"/>
   </w:num>
   <w:num w:numId="4" w16cid:durableId="107048937">
     <w:abstractNumId w:val="0"/>
   </w:num>
   <w:num w:numId="5" w16cid:durableId="814877748">
-    <w:abstractNumId w:val="4"/>
+    <w:abstractNumId w:val="6"/>
+  </w:num>
+  <w:num w:numId="6" w16cid:durableId="354887863">
+    <w:abstractNumId w:val="5"/>
+  </w:num>
+  <w:num w:numId="7" w16cid:durableId="1397438784">
+    <w:abstractNumId w:val="2"/>
   </w:num>
 </w:numbering>
 </file>
@@ -6641,6 +6950,7 @@
   <w:style w:type="character" w:default="1" w:styleId="DefaultParagraphFont">
     <w:name w:val="Default Paragraph Font"/>
     <w:uiPriority w:val="1"/>
+    <w:semiHidden/>
     <w:unhideWhenUsed/>
   </w:style>
   <w:style w:type="table" w:default="1" w:styleId="TableNormal">

--- a/electron/database/generate-document/templates/order-confirmation.docx
+++ b/electron/database/generate-document/templates/order-confirmation.docx
@@ -5,7 +5,7 @@
     <w:tbl>
       <w:tblPr>
         <w:tblStyle w:val="TableGrid"/>
-        <w:tblW w:w="11570" w:type="dxa"/>
+        <w:tblW w:w="11322" w:type="dxa"/>
         <w:tblBorders>
           <w:top w:val="none" w:sz="0" w:space="0" w:color="auto"/>
           <w:left w:val="none" w:sz="0" w:space="0" w:color="auto"/>
@@ -15,20 +15,37 @@
           <w:insideV w:val="none" w:sz="0" w:space="0" w:color="auto"/>
         </w:tblBorders>
         <w:tblLayout w:type="fixed"/>
+        <w:tblCellMar>
+          <w:left w:w="28" w:type="dxa"/>
+          <w:right w:w="28" w:type="dxa"/>
+        </w:tblCellMar>
         <w:tblLook w:val="04A0" w:firstRow="1" w:lastRow="0" w:firstColumn="1" w:lastColumn="0" w:noHBand="0" w:noVBand="1"/>
       </w:tblPr>
       <w:tblGrid>
-        <w:gridCol w:w="3548"/>
-        <w:gridCol w:w="4638"/>
-        <w:gridCol w:w="3384"/>
+        <w:gridCol w:w="1276"/>
+        <w:gridCol w:w="142"/>
+        <w:gridCol w:w="1843"/>
+        <w:gridCol w:w="283"/>
+        <w:gridCol w:w="1559"/>
+        <w:gridCol w:w="1501"/>
+        <w:gridCol w:w="640"/>
+        <w:gridCol w:w="304"/>
+        <w:gridCol w:w="532"/>
+        <w:gridCol w:w="142"/>
+        <w:gridCol w:w="80"/>
+        <w:gridCol w:w="439"/>
+        <w:gridCol w:w="680"/>
+        <w:gridCol w:w="816"/>
+        <w:gridCol w:w="1085"/>
       </w:tblGrid>
       <w:tr>
         <w:trPr>
-          <w:trHeight w:val="2108"/>
+          <w:trHeight w:val="19"/>
         </w:trPr>
         <w:tc>
           <w:tcPr>
-            <w:tcW w:w="3548" w:type="dxa"/>
+            <w:tcW w:w="3261" w:type="dxa"/>
+            <w:gridSpan w:val="3"/>
           </w:tcPr>
           <w:p>
             <w:pPr>
@@ -52,17 +69,7 @@
                 <w:sz w:val="20"/>
                 <w:szCs w:val="20"/>
               </w:rPr>
-              <w:t>To</w:t>
-            </w:r>
-            <w:r>
-              <w:rPr>
-                <w:rFonts w:asciiTheme="minorHAnsi" w:hAnsiTheme="minorHAnsi" w:cstheme="minorHAnsi"/>
-                <w:b/>
-                <w:bCs/>
-                <w:sz w:val="20"/>
-                <w:szCs w:val="20"/>
-              </w:rPr>
-              <w:t>,</w:t>
+              <w:t>To,</w:t>
             </w:r>
           </w:p>
           <w:p>
@@ -203,41 +210,121 @@
                 <w:sz w:val="20"/>
                 <w:szCs w:val="20"/>
               </w:rPr>
+              <w:t>} {</w:t>
+            </w:r>
+            <w:proofErr w:type="spellStart"/>
+            <w:r>
+              <w:rPr>
+                <w:rFonts w:asciiTheme="minorHAnsi" w:hAnsiTheme="minorHAnsi" w:cstheme="minorHAnsi"/>
+                <w:b/>
+                <w:bCs/>
+                <w:sz w:val="20"/>
+                <w:szCs w:val="20"/>
+              </w:rPr>
+              <w:t>consigneeState</w:t>
+            </w:r>
+            <w:proofErr w:type="spellEnd"/>
+            <w:r>
+              <w:rPr>
+                <w:rFonts w:asciiTheme="minorHAnsi" w:hAnsiTheme="minorHAnsi" w:cstheme="minorHAnsi"/>
+                <w:b/>
+                <w:bCs/>
+                <w:sz w:val="20"/>
+                <w:szCs w:val="20"/>
+              </w:rPr>
+              <w:t xml:space="preserve">} </w:t>
+            </w:r>
+          </w:p>
+          <w:p>
+            <w:pPr>
+              <w:ind w:right="227"/>
+              <w:rPr>
+                <w:rFonts w:asciiTheme="minorHAnsi" w:hAnsiTheme="minorHAnsi" w:cstheme="minorHAnsi"/>
+                <w:b/>
+                <w:spacing w:val="-2"/>
+                <w:sz w:val="20"/>
+                <w:szCs w:val="24"/>
+              </w:rPr>
+            </w:pPr>
+            <w:r>
+              <w:rPr>
+                <w:rFonts w:asciiTheme="minorHAnsi" w:hAnsiTheme="minorHAnsi" w:cstheme="minorHAnsi"/>
+                <w:b/>
+                <w:bCs/>
+                <w:sz w:val="20"/>
+                <w:szCs w:val="20"/>
+              </w:rPr>
+              <w:t>{</w:t>
+            </w:r>
+            <w:proofErr w:type="spellStart"/>
+            <w:r>
+              <w:rPr>
+                <w:rFonts w:asciiTheme="minorHAnsi" w:hAnsiTheme="minorHAnsi" w:cstheme="minorHAnsi"/>
+                <w:b/>
+                <w:bCs/>
+                <w:sz w:val="20"/>
+                <w:szCs w:val="20"/>
+              </w:rPr>
+              <w:t>consigneeCountry</w:t>
+            </w:r>
+            <w:proofErr w:type="spellEnd"/>
+            <w:r>
+              <w:rPr>
+                <w:rFonts w:asciiTheme="minorHAnsi" w:hAnsiTheme="minorHAnsi" w:cstheme="minorHAnsi"/>
+                <w:b/>
+                <w:bCs/>
+                <w:sz w:val="20"/>
+                <w:szCs w:val="20"/>
+              </w:rPr>
+              <w:t>} - {</w:t>
+            </w:r>
+            <w:proofErr w:type="spellStart"/>
+            <w:r>
+              <w:rPr>
+                <w:rFonts w:asciiTheme="minorHAnsi" w:hAnsiTheme="minorHAnsi" w:cstheme="minorHAnsi"/>
+                <w:b/>
+                <w:bCs/>
+                <w:sz w:val="20"/>
+                <w:szCs w:val="20"/>
+              </w:rPr>
+              <w:t>consigneeZip</w:t>
+            </w:r>
+            <w:proofErr w:type="spellEnd"/>
+            <w:r>
+              <w:rPr>
+                <w:rFonts w:asciiTheme="minorHAnsi" w:hAnsiTheme="minorHAnsi" w:cstheme="minorHAnsi"/>
+                <w:b/>
+                <w:bCs/>
+                <w:sz w:val="20"/>
+                <w:szCs w:val="20"/>
+              </w:rPr>
               <w:t>}</w:t>
             </w:r>
-            <w:r>
-              <w:rPr>
-                <w:rFonts w:asciiTheme="minorHAnsi" w:hAnsiTheme="minorHAnsi" w:cstheme="minorHAnsi"/>
-                <w:b/>
-                <w:bCs/>
-                <w:sz w:val="20"/>
-                <w:szCs w:val="20"/>
-              </w:rPr>
-              <w:t xml:space="preserve"> {</w:t>
-            </w:r>
-            <w:proofErr w:type="spellStart"/>
-            <w:r>
-              <w:rPr>
-                <w:rFonts w:asciiTheme="minorHAnsi" w:hAnsiTheme="minorHAnsi" w:cstheme="minorHAnsi"/>
-                <w:b/>
-                <w:bCs/>
-                <w:sz w:val="20"/>
-                <w:szCs w:val="20"/>
-              </w:rPr>
-              <w:t>consigneeState</w:t>
-            </w:r>
-            <w:proofErr w:type="spellEnd"/>
-            <w:r>
-              <w:rPr>
-                <w:rFonts w:asciiTheme="minorHAnsi" w:hAnsiTheme="minorHAnsi" w:cstheme="minorHAnsi"/>
-                <w:b/>
-                <w:bCs/>
-                <w:sz w:val="20"/>
-                <w:szCs w:val="20"/>
-              </w:rPr>
-              <w:t xml:space="preserve">} </w:t>
-            </w:r>
-          </w:p>
+          </w:p>
+        </w:tc>
+        <w:tc>
+          <w:tcPr>
+            <w:tcW w:w="283" w:type="dxa"/>
+          </w:tcPr>
+          <w:p>
+            <w:pPr>
+              <w:ind w:right="227"/>
+              <w:jc w:val="right"/>
+              <w:rPr>
+                <w:rFonts w:asciiTheme="minorHAnsi" w:hAnsiTheme="minorHAnsi" w:cstheme="minorHAnsi"/>
+                <w:b/>
+                <w:spacing w:val="-2"/>
+                <w:sz w:val="20"/>
+                <w:szCs w:val="24"/>
+              </w:rPr>
+            </w:pPr>
+          </w:p>
+        </w:tc>
+        <w:tc>
+          <w:tcPr>
+            <w:tcW w:w="4536" w:type="dxa"/>
+            <w:gridSpan w:val="5"/>
+          </w:tcPr>
           <w:p>
             <w:pPr>
               <w:tabs>
@@ -245,91 +332,14 @@
               </w:tabs>
               <w:ind w:right="227"/>
               <w:rPr>
-                <w:rFonts w:ascii="Arial" w:hAnsi="Arial" w:cs="Arial"/>
-                <w:b/>
-                <w:bCs/>
-              </w:rPr>
-            </w:pPr>
-            <w:r>
-              <w:rPr>
-                <w:rFonts w:asciiTheme="minorHAnsi" w:hAnsiTheme="minorHAnsi" w:cstheme="minorHAnsi"/>
-                <w:b/>
-                <w:bCs/>
-                <w:sz w:val="20"/>
-                <w:szCs w:val="20"/>
-              </w:rPr>
-              <w:t>{</w:t>
-            </w:r>
-            <w:proofErr w:type="spellStart"/>
-            <w:r>
-              <w:rPr>
-                <w:rFonts w:asciiTheme="minorHAnsi" w:hAnsiTheme="minorHAnsi" w:cstheme="minorHAnsi"/>
-                <w:b/>
-                <w:bCs/>
-                <w:sz w:val="20"/>
-                <w:szCs w:val="20"/>
-              </w:rPr>
-              <w:t>consigneeCountry</w:t>
-            </w:r>
-            <w:proofErr w:type="spellEnd"/>
-            <w:r>
-              <w:rPr>
-                <w:rFonts w:asciiTheme="minorHAnsi" w:hAnsiTheme="minorHAnsi" w:cstheme="minorHAnsi"/>
-                <w:b/>
-                <w:bCs/>
-                <w:sz w:val="20"/>
-                <w:szCs w:val="20"/>
-              </w:rPr>
-              <w:t>} -</w:t>
-            </w:r>
-            <w:r>
-              <w:rPr>
-                <w:rFonts w:asciiTheme="minorHAnsi" w:hAnsiTheme="minorHAnsi" w:cstheme="minorHAnsi"/>
-                <w:b/>
-                <w:bCs/>
-                <w:sz w:val="20"/>
-                <w:szCs w:val="20"/>
-              </w:rPr>
-              <w:t xml:space="preserve"> </w:t>
-            </w:r>
-            <w:r>
-              <w:rPr>
-                <w:rFonts w:asciiTheme="minorHAnsi" w:hAnsiTheme="minorHAnsi" w:cstheme="minorHAnsi"/>
-                <w:b/>
-                <w:bCs/>
-                <w:sz w:val="20"/>
-                <w:szCs w:val="20"/>
-              </w:rPr>
-              <w:t>{</w:t>
-            </w:r>
-            <w:proofErr w:type="spellStart"/>
-            <w:r>
-              <w:rPr>
-                <w:rFonts w:asciiTheme="minorHAnsi" w:hAnsiTheme="minorHAnsi" w:cstheme="minorHAnsi"/>
-                <w:b/>
-                <w:bCs/>
-                <w:sz w:val="20"/>
-                <w:szCs w:val="20"/>
-              </w:rPr>
-              <w:t>consigneeZip</w:t>
-            </w:r>
-            <w:proofErr w:type="spellEnd"/>
-            <w:r>
-              <w:rPr>
-                <w:rFonts w:asciiTheme="minorHAnsi" w:hAnsiTheme="minorHAnsi" w:cstheme="minorHAnsi"/>
-                <w:b/>
-                <w:bCs/>
-                <w:sz w:val="20"/>
-                <w:szCs w:val="20"/>
-              </w:rPr>
-              <w:t>}</w:t>
-            </w:r>
-          </w:p>
-        </w:tc>
-        <w:tc>
-          <w:tcPr>
-            <w:tcW w:w="4638" w:type="dxa"/>
-          </w:tcPr>
+                <w:rFonts w:asciiTheme="minorHAnsi" w:hAnsiTheme="minorHAnsi" w:cstheme="minorHAnsi"/>
+                <w:b/>
+                <w:bCs/>
+                <w:sz w:val="20"/>
+                <w:szCs w:val="20"/>
+              </w:rPr>
+            </w:pPr>
+          </w:p>
           <w:p>
             <w:pPr>
               <w:tabs>
@@ -337,7 +347,11 @@
               </w:tabs>
               <w:ind w:right="227"/>
               <w:rPr>
-                <w:rFonts w:ascii="Arial" w:hAnsi="Arial" w:cs="Arial"/>
+                <w:rFonts w:asciiTheme="minorHAnsi" w:hAnsiTheme="minorHAnsi" w:cstheme="minorHAnsi"/>
+                <w:b/>
+                <w:bCs/>
+                <w:sz w:val="20"/>
+                <w:szCs w:val="20"/>
               </w:rPr>
             </w:pPr>
           </w:p>
@@ -348,7 +362,11 @@
               </w:tabs>
               <w:ind w:right="227"/>
               <w:rPr>
-                <w:rFonts w:ascii="Arial" w:hAnsi="Arial" w:cs="Arial"/>
+                <w:rFonts w:asciiTheme="minorHAnsi" w:hAnsiTheme="minorHAnsi" w:cstheme="minorHAnsi"/>
+                <w:b/>
+                <w:bCs/>
+                <w:sz w:val="20"/>
+                <w:szCs w:val="20"/>
               </w:rPr>
             </w:pPr>
           </w:p>
@@ -374,32 +392,9 @@
                 <w:sz w:val="20"/>
                 <w:szCs w:val="20"/>
               </w:rPr>
-              <w:t>{#</w:t>
-            </w:r>
-            <w:proofErr w:type="gramStart"/>
-            <w:r>
-              <w:rPr>
-                <w:rFonts w:asciiTheme="minorHAnsi" w:hAnsiTheme="minorHAnsi" w:cstheme="minorHAnsi"/>
-                <w:b/>
-                <w:bCs/>
-                <w:sz w:val="20"/>
-                <w:szCs w:val="20"/>
-              </w:rPr>
-              <w:t>isUK}Proforma</w:t>
-            </w:r>
-            <w:proofErr w:type="gramEnd"/>
-            <w:r>
-              <w:rPr>
-                <w:rFonts w:asciiTheme="minorHAnsi" w:hAnsiTheme="minorHAnsi" w:cstheme="minorHAnsi"/>
-                <w:b/>
-                <w:bCs/>
-                <w:sz w:val="20"/>
-                <w:szCs w:val="20"/>
-              </w:rPr>
-              <w:t xml:space="preserve"> Invoice{/</w:t>
+              <w:t>{#isUK}Proforma Invoice{/</w:t>
             </w:r>
             <w:proofErr w:type="spellStart"/>
-            <w:proofErr w:type="gramStart"/>
             <w:r>
               <w:rPr>
                 <w:rFonts w:asciiTheme="minorHAnsi" w:hAnsiTheme="minorHAnsi" w:cstheme="minorHAnsi"/>
@@ -419,43 +414,9 @@
                 <w:sz w:val="20"/>
                 <w:szCs w:val="20"/>
               </w:rPr>
-              <w:t>}{</w:t>
-            </w:r>
-            <w:proofErr w:type="gramEnd"/>
-            <w:r>
-              <w:rPr>
-                <w:rFonts w:asciiTheme="minorHAnsi" w:hAnsiTheme="minorHAnsi" w:cstheme="minorHAnsi"/>
-                <w:b/>
-                <w:bCs/>
-                <w:sz w:val="20"/>
-                <w:szCs w:val="20"/>
-              </w:rPr>
-              <w:t>#</w:t>
-            </w:r>
-            <w:proofErr w:type="gramStart"/>
-            <w:r>
-              <w:rPr>
-                <w:rFonts w:asciiTheme="minorHAnsi" w:hAnsiTheme="minorHAnsi" w:cstheme="minorHAnsi"/>
-                <w:b/>
-                <w:bCs/>
-                <w:sz w:val="20"/>
-                <w:szCs w:val="20"/>
-              </w:rPr>
-              <w:t>isGen}Order</w:t>
-            </w:r>
-            <w:proofErr w:type="gramEnd"/>
-            <w:r>
-              <w:rPr>
-                <w:rFonts w:asciiTheme="minorHAnsi" w:hAnsiTheme="minorHAnsi" w:cstheme="minorHAnsi"/>
-                <w:b/>
-                <w:bCs/>
-                <w:sz w:val="20"/>
-                <w:szCs w:val="20"/>
-              </w:rPr>
-              <w:t xml:space="preserve"> Confirmation{/</w:t>
+              <w:t>}{#isGen}Order Confirmation{/</w:t>
             </w:r>
             <w:proofErr w:type="spellStart"/>
-            <w:proofErr w:type="gramStart"/>
             <w:r>
               <w:rPr>
                 <w:rFonts w:asciiTheme="minorHAnsi" w:hAnsiTheme="minorHAnsi" w:cstheme="minorHAnsi"/>
@@ -475,40 +436,7 @@
                 <w:sz w:val="20"/>
                 <w:szCs w:val="20"/>
               </w:rPr>
-              <w:t>}{</w:t>
-            </w:r>
-            <w:proofErr w:type="gramEnd"/>
-            <w:r>
-              <w:rPr>
-                <w:rFonts w:asciiTheme="minorHAnsi" w:hAnsiTheme="minorHAnsi" w:cstheme="minorHAnsi"/>
-                <w:b/>
-                <w:bCs/>
-                <w:sz w:val="20"/>
-                <w:szCs w:val="20"/>
-              </w:rPr>
-              <w:t>#</w:t>
-            </w:r>
-            <w:proofErr w:type="gramStart"/>
-            <w:r>
-              <w:rPr>
-                <w:rFonts w:asciiTheme="minorHAnsi" w:hAnsiTheme="minorHAnsi" w:cstheme="minorHAnsi"/>
-                <w:b/>
-                <w:bCs/>
-                <w:sz w:val="20"/>
-                <w:szCs w:val="20"/>
-              </w:rPr>
-              <w:t>isAus}Order</w:t>
-            </w:r>
-            <w:proofErr w:type="gramEnd"/>
-            <w:r>
-              <w:rPr>
-                <w:rFonts w:asciiTheme="minorHAnsi" w:hAnsiTheme="minorHAnsi" w:cstheme="minorHAnsi"/>
-                <w:b/>
-                <w:bCs/>
-                <w:sz w:val="20"/>
-                <w:szCs w:val="20"/>
-              </w:rPr>
-              <w:t xml:space="preserve"> Confirmation{/</w:t>
+              <w:t>}{#isAus}Order Confirmation{/</w:t>
             </w:r>
             <w:proofErr w:type="spellStart"/>
             <w:r>
@@ -522,27 +450,15 @@
               <w:t>isAus</w:t>
             </w:r>
             <w:proofErr w:type="spellEnd"/>
-            <w:proofErr w:type="gramStart"/>
-            <w:r>
-              <w:rPr>
-                <w:rFonts w:asciiTheme="minorHAnsi" w:hAnsiTheme="minorHAnsi" w:cstheme="minorHAnsi"/>
-                <w:b/>
-                <w:bCs/>
-                <w:sz w:val="20"/>
-                <w:szCs w:val="20"/>
-              </w:rPr>
-              <w:t>} :</w:t>
-            </w:r>
-            <w:proofErr w:type="gramEnd"/>
-            <w:r>
-              <w:rPr>
-                <w:rFonts w:asciiTheme="minorHAnsi" w:hAnsiTheme="minorHAnsi" w:cstheme="minorHAnsi"/>
-                <w:b/>
-                <w:bCs/>
-                <w:sz w:val="20"/>
-                <w:szCs w:val="20"/>
-              </w:rPr>
-              <w:t xml:space="preserve"> </w:t>
+            <w:r>
+              <w:rPr>
+                <w:rFonts w:asciiTheme="minorHAnsi" w:hAnsiTheme="minorHAnsi" w:cstheme="minorHAnsi"/>
+                <w:b/>
+                <w:bCs/>
+                <w:sz w:val="20"/>
+                <w:szCs w:val="20"/>
+              </w:rPr>
+              <w:t xml:space="preserve">} : </w:t>
             </w:r>
             <w:r>
               <w:rPr>
@@ -588,22 +504,100 @@
             </w:pPr>
             <w:r>
               <w:rPr>
-                <w:rFonts w:asciiTheme="minorHAnsi" w:hAnsiTheme="minorHAnsi" w:cstheme="minorHAnsi"/>
+                <w:rFonts w:ascii="Arial" w:hAnsi="Arial" w:cs="Arial"/>
                 <w:noProof/>
               </w:rPr>
               <mc:AlternateContent>
                 <mc:Choice Requires="wps">
                   <w:drawing>
-                    <wp:anchor distT="0" distB="0" distL="114300" distR="114300" simplePos="0" relativeHeight="251663360" behindDoc="0" locked="0" layoutInCell="1" allowOverlap="1" wp14:anchorId="738747B1" wp14:editId="6C6192F6">
+                    <wp:anchor distT="0" distB="0" distL="114300" distR="114300" simplePos="0" relativeHeight="251659264" behindDoc="0" locked="0" layoutInCell="1" allowOverlap="1" wp14:anchorId="1E115FBE" wp14:editId="1B92B1C0">
                       <wp:simplePos x="0" y="0"/>
                       <wp:positionH relativeFrom="column">
-                        <wp:posOffset>-5715</wp:posOffset>
+                        <wp:posOffset>5657</wp:posOffset>
                       </wp:positionH>
                       <wp:positionV relativeFrom="paragraph">
-                        <wp:posOffset>10160</wp:posOffset>
+                        <wp:posOffset>21590</wp:posOffset>
                       </wp:positionV>
                       <wp:extent cx="2293620" cy="0"/>
-                      <wp:effectExtent l="10160" t="5715" r="10795" b="13335"/>
+                      <wp:effectExtent l="0" t="0" r="0" b="0"/>
+                      <wp:wrapNone/>
+                      <wp:docPr id="1270852526" name="AutoShape 5"/>
+                      <wp:cNvGraphicFramePr>
+                        <a:graphicFrameLocks xmlns:a="http://schemas.openxmlformats.org/drawingml/2006/main"/>
+                      </wp:cNvGraphicFramePr>
+                      <a:graphic xmlns:a="http://schemas.openxmlformats.org/drawingml/2006/main">
+                        <a:graphicData uri="http://schemas.microsoft.com/office/word/2010/wordprocessingShape">
+                          <wps:wsp>
+                            <wps:cNvCnPr>
+                              <a:cxnSpLocks noChangeShapeType="1"/>
+                            </wps:cNvCnPr>
+                            <wps:spPr bwMode="auto">
+                              <a:xfrm>
+                                <a:off x="0" y="0"/>
+                                <a:ext cx="2293620" cy="0"/>
+                              </a:xfrm>
+                              <a:prstGeom prst="straightConnector1">
+                                <a:avLst/>
+                              </a:prstGeom>
+                              <a:noFill/>
+                              <a:ln w="9525">
+                                <a:solidFill>
+                                  <a:srgbClr val="000000"/>
+                                </a:solidFill>
+                                <a:round/>
+                                <a:headEnd type="none" w="med" len="med"/>
+                                <a:tailEnd type="none" w="med" len="med"/>
+                              </a:ln>
+                              <a:extLst>
+                                <a:ext uri="{909E8E84-426E-40DD-AFC4-6F175D3DCCD1}">
+                                  <a14:hiddenFill xmlns:a14="http://schemas.microsoft.com/office/drawing/2010/main">
+                                    <a:noFill/>
+                                  </a14:hiddenFill>
+                                </a:ext>
+                              </a:extLst>
+                            </wps:spPr>
+                            <wps:bodyPr/>
+                          </wps:wsp>
+                        </a:graphicData>
+                      </a:graphic>
+                      <wp14:sizeRelH relativeFrom="page">
+                        <wp14:pctWidth>0</wp14:pctWidth>
+                      </wp14:sizeRelH>
+                      <wp14:sizeRelV relativeFrom="page">
+                        <wp14:pctHeight>0</wp14:pctHeight>
+                      </wp14:sizeRelV>
+                    </wp:anchor>
+                  </w:drawing>
+                </mc:Choice>
+                <mc:Fallback>
+                  <w:pict>
+                    <v:shapetype w14:anchorId="4B12F047" id="_x0000_t32" coordsize="21600,21600" o:spt="32" o:oned="t" path="m,l21600,21600e" filled="f">
+                      <v:path arrowok="t" fillok="f" o:connecttype="none"/>
+                      <o:lock v:ext="edit" shapetype="t"/>
+                    </v:shapetype>
+                    <v:shape id="AutoShape 5" o:spid="_x0000_s1026" type="#_x0000_t32" style="position:absolute;margin-left:.45pt;margin-top:1.7pt;width:180.6pt;height:0;z-index:251659264;visibility:visible;mso-wrap-style:square;mso-width-percent:0;mso-height-percent:0;mso-wrap-distance-left:9pt;mso-wrap-distance-top:0;mso-wrap-distance-right:9pt;mso-wrap-distance-bottom:0;mso-position-horizontal:absolute;mso-position-horizontal-relative:text;mso-position-vertical:absolute;mso-position-vertical-relative:text;mso-width-percent:0;mso-height-percent:0;mso-width-relative:page;mso-height-relative:page" o:gfxdata="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"/>
+                  </w:pict>
+                </mc:Fallback>
+              </mc:AlternateContent>
+            </w:r>
+            <w:r>
+              <w:rPr>
+                <w:rFonts w:asciiTheme="minorHAnsi" w:hAnsiTheme="minorHAnsi" w:cstheme="minorHAnsi"/>
+                <w:noProof/>
+              </w:rPr>
+              <mc:AlternateContent>
+                <mc:Choice Requires="wps">
+                  <w:drawing>
+                    <wp:anchor distT="0" distB="0" distL="114300" distR="114300" simplePos="0" relativeHeight="251660288" behindDoc="0" locked="0" layoutInCell="1" allowOverlap="1" wp14:anchorId="65B9CF4A" wp14:editId="24524119">
+                      <wp:simplePos x="0" y="0"/>
+                      <wp:positionH relativeFrom="column">
+                        <wp:posOffset>-1212</wp:posOffset>
+                      </wp:positionH>
+                      <wp:positionV relativeFrom="paragraph">
+                        <wp:posOffset>252730</wp:posOffset>
+                      </wp:positionV>
+                      <wp:extent cx="2293620" cy="0"/>
+                      <wp:effectExtent l="0" t="0" r="0" b="0"/>
                       <wp:wrapNone/>
                       <wp:docPr id="299154570" name="AutoShape 4"/>
                       <wp:cNvGraphicFramePr>
@@ -655,16 +649,11 @@
                 </mc:Choice>
                 <mc:Fallback>
                   <w:pict>
-                    <v:shapetype w14:anchorId="0D4F9AEF" id="_x0000_t32" coordsize="21600,21600" o:spt="32" o:oned="t" path="m,l21600,21600e" filled="f">
-                      <v:path arrowok="t" fillok="f" o:connecttype="none"/>
-                      <o:lock v:ext="edit" shapetype="t"/>
-                    </v:shapetype>
-                    <v:shape id="AutoShape 4" o:spid="_x0000_s1026" type="#_x0000_t32" style="position:absolute;margin-left:-.45pt;margin-top:.8pt;width:180.6pt;height:0;z-index:251663360;visibility:visible;mso-wrap-style:square;mso-width-percent:0;mso-height-percent:0;mso-wrap-distance-left:9pt;mso-wrap-distance-top:0;mso-wrap-distance-right:9pt;mso-wrap-distance-bottom:0;mso-position-horizontal:absolute;mso-position-horizontal-relative:text;mso-position-vertical:absolute;mso-position-vertical-relative:text;mso-width-percent:0;mso-height-percent:0;mso-width-relative:page;mso-height-relative:page" o:gfxdata="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"/>
+                    <v:shape w14:anchorId="0CB985A2" id="AutoShape 4" o:spid="_x0000_s1026" type="#_x0000_t32" style="position:absolute;margin-left:-.1pt;margin-top:19.9pt;width:180.6pt;height:0;z-index:251660288;visibility:visible;mso-wrap-style:square;mso-width-percent:0;mso-height-percent:0;mso-wrap-distance-left:9pt;mso-wrap-distance-top:0;mso-wrap-distance-right:9pt;mso-wrap-distance-bottom:0;mso-position-horizontal:absolute;mso-position-horizontal-relative:text;mso-position-vertical:absolute;mso-position-vertical-relative:text;mso-width-percent:0;mso-height-percent:0;mso-width-relative:page;mso-height-relative:page" o:gfxdata="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"/>
                   </w:pict>
                 </mc:Fallback>
               </mc:AlternateContent>
             </w:r>
-            <w:proofErr w:type="gramStart"/>
             <w:r>
               <w:rPr>
                 <w:rFonts w:asciiTheme="minorHAnsi" w:hAnsiTheme="minorHAnsi" w:cstheme="minorHAnsi"/>
@@ -688,49 +677,63 @@
                 <w:spacing w:val="-10"/>
                 <w:sz w:val="20"/>
               </w:rPr>
-              <w:t>:</w:t>
-            </w:r>
-            <w:proofErr w:type="gramEnd"/>
-            <w:r>
-              <w:rPr>
-                <w:rFonts w:asciiTheme="minorHAnsi" w:hAnsiTheme="minorHAnsi" w:cstheme="minorHAnsi"/>
-                <w:b/>
+              <w:t xml:space="preserve">: </w:t>
+            </w:r>
+            <w:r>
+              <w:rPr>
+                <w:rFonts w:asciiTheme="minorHAnsi" w:hAnsiTheme="minorHAnsi" w:cstheme="minorHAnsi"/>
+                <w:bCs/>
                 <w:spacing w:val="-10"/>
                 <w:sz w:val="20"/>
               </w:rPr>
-              <w:t xml:space="preserve"> </w:t>
-            </w:r>
+              <w:t>{</w:t>
+            </w:r>
+            <w:proofErr w:type="spellStart"/>
             <w:r>
               <w:rPr>
                 <w:rFonts w:asciiTheme="minorHAnsi" w:hAnsiTheme="minorHAnsi" w:cstheme="minorHAnsi"/>
                 <w:bCs/>
                 <w:spacing w:val="-10"/>
                 <w:sz w:val="20"/>
-              </w:rPr>
-              <w:t>{</w:t>
-            </w:r>
-            <w:proofErr w:type="spellStart"/>
+                <w:lang w:val="en-IN"/>
+              </w:rPr>
+              <w:t>orderDate</w:t>
+            </w:r>
+            <w:proofErr w:type="spellEnd"/>
             <w:r>
               <w:rPr>
                 <w:rFonts w:asciiTheme="minorHAnsi" w:hAnsiTheme="minorHAnsi" w:cstheme="minorHAnsi"/>
                 <w:bCs/>
                 <w:spacing w:val="-10"/>
                 <w:sz w:val="20"/>
-                <w:lang w:val="en-IN"/>
-              </w:rPr>
-              <w:t>orderDate</w:t>
-            </w:r>
-            <w:proofErr w:type="spellEnd"/>
-            <w:r>
-              <w:rPr>
-                <w:rFonts w:asciiTheme="minorHAnsi" w:hAnsiTheme="minorHAnsi" w:cstheme="minorHAnsi"/>
-                <w:bCs/>
-                <w:spacing w:val="-10"/>
-                <w:sz w:val="20"/>
               </w:rPr>
               <w:t>}</w:t>
             </w:r>
           </w:p>
+        </w:tc>
+        <w:tc>
+          <w:tcPr>
+            <w:tcW w:w="142" w:type="dxa"/>
+          </w:tcPr>
+          <w:p>
+            <w:pPr>
+              <w:ind w:right="227"/>
+              <w:jc w:val="right"/>
+              <w:rPr>
+                <w:rFonts w:asciiTheme="minorHAnsi" w:hAnsiTheme="minorHAnsi" w:cstheme="minorHAnsi"/>
+                <w:b/>
+                <w:spacing w:val="-2"/>
+                <w:sz w:val="20"/>
+                <w:szCs w:val="24"/>
+              </w:rPr>
+            </w:pPr>
+          </w:p>
+        </w:tc>
+        <w:tc>
+          <w:tcPr>
+            <w:tcW w:w="3100" w:type="dxa"/>
+            <w:gridSpan w:val="5"/>
+          </w:tcPr>
           <w:p>
             <w:pPr>
               <w:tabs>
@@ -738,89 +741,30 @@
               </w:tabs>
               <w:ind w:right="227"/>
               <w:rPr>
-                <w:rFonts w:ascii="Arial" w:hAnsi="Arial" w:cs="Arial"/>
-              </w:rPr>
-            </w:pPr>
-            <w:r>
-              <w:rPr>
-                <w:rFonts w:ascii="Arial" w:hAnsi="Arial" w:cs="Arial"/>
-                <w:noProof/>
-              </w:rPr>
-              <mc:AlternateContent>
-                <mc:Choice Requires="wps">
-                  <w:drawing>
-                    <wp:anchor distT="0" distB="0" distL="114300" distR="114300" simplePos="0" relativeHeight="251659264" behindDoc="0" locked="0" layoutInCell="1" allowOverlap="1" wp14:anchorId="1572721C" wp14:editId="25B87A8A">
-                      <wp:simplePos x="0" y="0"/>
-                      <wp:positionH relativeFrom="column">
-                        <wp:posOffset>14605</wp:posOffset>
-                      </wp:positionH>
-                      <wp:positionV relativeFrom="paragraph">
-                        <wp:posOffset>30480</wp:posOffset>
-                      </wp:positionV>
-                      <wp:extent cx="2293620" cy="0"/>
-                      <wp:effectExtent l="6350" t="11430" r="5080" b="7620"/>
-                      <wp:wrapNone/>
-                      <wp:docPr id="1270852526" name="AutoShape 5"/>
-                      <wp:cNvGraphicFramePr>
-                        <a:graphicFrameLocks xmlns:a="http://schemas.openxmlformats.org/drawingml/2006/main"/>
-                      </wp:cNvGraphicFramePr>
-                      <a:graphic xmlns:a="http://schemas.openxmlformats.org/drawingml/2006/main">
-                        <a:graphicData uri="http://schemas.microsoft.com/office/word/2010/wordprocessingShape">
-                          <wps:wsp>
-                            <wps:cNvCnPr>
-                              <a:cxnSpLocks noChangeShapeType="1"/>
-                            </wps:cNvCnPr>
-                            <wps:spPr bwMode="auto">
-                              <a:xfrm>
-                                <a:off x="0" y="0"/>
-                                <a:ext cx="2293620" cy="0"/>
-                              </a:xfrm>
-                              <a:prstGeom prst="straightConnector1">
-                                <a:avLst/>
-                              </a:prstGeom>
-                              <a:noFill/>
-                              <a:ln w="9525">
-                                <a:solidFill>
-                                  <a:srgbClr val="000000"/>
-                                </a:solidFill>
-                                <a:round/>
-                                <a:headEnd type="none" w="med" len="med"/>
-                                <a:tailEnd type="none" w="med" len="med"/>
-                              </a:ln>
-                              <a:extLst>
-                                <a:ext uri="{909E8E84-426E-40DD-AFC4-6F175D3DCCD1}">
-                                  <a14:hiddenFill xmlns:a14="http://schemas.microsoft.com/office/drawing/2010/main">
-                                    <a:noFill/>
-                                  </a14:hiddenFill>
-                                </a:ext>
-                              </a:extLst>
-                            </wps:spPr>
-                            <wps:bodyPr/>
-                          </wps:wsp>
-                        </a:graphicData>
-                      </a:graphic>
-                      <wp14:sizeRelH relativeFrom="page">
-                        <wp14:pctWidth>0</wp14:pctWidth>
-                      </wp14:sizeRelH>
-                      <wp14:sizeRelV relativeFrom="page">
-                        <wp14:pctHeight>0</wp14:pctHeight>
-                      </wp14:sizeRelV>
-                    </wp:anchor>
-                  </w:drawing>
-                </mc:Choice>
-                <mc:Fallback>
-                  <w:pict>
-                    <v:shape w14:anchorId="3625FDDC" id="AutoShape 5" o:spid="_x0000_s1026" type="#_x0000_t32" style="position:absolute;margin-left:1.15pt;margin-top:2.4pt;width:180.6pt;height:0;z-index:251659264;visibility:visible;mso-wrap-style:square;mso-width-percent:0;mso-height-percent:0;mso-wrap-distance-left:9pt;mso-wrap-distance-top:0;mso-wrap-distance-right:9pt;mso-wrap-distance-bottom:0;mso-position-horizontal:absolute;mso-position-horizontal-relative:text;mso-position-vertical:absolute;mso-position-vertical-relative:text;mso-width-percent:0;mso-height-percent:0;mso-width-relative:page;mso-height-relative:page" o:gfxdata="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"/>
-                  </w:pict>
-                </mc:Fallback>
-              </mc:AlternateContent>
-            </w:r>
-          </w:p>
-        </w:tc>
-        <w:tc>
-          <w:tcPr>
-            <w:tcW w:w="3384" w:type="dxa"/>
-          </w:tcPr>
+                <w:rFonts w:asciiTheme="minorHAnsi" w:hAnsiTheme="minorHAnsi" w:cstheme="minorHAnsi"/>
+                <w:sz w:val="20"/>
+                <w:szCs w:val="20"/>
+              </w:rPr>
+            </w:pPr>
+            <w:r>
+              <w:rPr>
+                <w:rFonts w:asciiTheme="minorHAnsi" w:hAnsiTheme="minorHAnsi" w:cstheme="minorHAnsi"/>
+                <w:b/>
+                <w:bCs/>
+                <w:sz w:val="20"/>
+                <w:szCs w:val="20"/>
+              </w:rPr>
+              <w:t>Buyer</w:t>
+            </w:r>
+            <w:r>
+              <w:rPr>
+                <w:rFonts w:asciiTheme="minorHAnsi" w:hAnsiTheme="minorHAnsi" w:cstheme="minorHAnsi"/>
+                <w:sz w:val="20"/>
+                <w:szCs w:val="20"/>
+              </w:rPr>
+              <w:t>,</w:t>
+            </w:r>
+          </w:p>
           <w:p>
             <w:pPr>
               <w:tabs>
@@ -829,27 +773,133 @@
               <w:ind w:right="227"/>
               <w:rPr>
                 <w:rFonts w:asciiTheme="minorHAnsi" w:hAnsiTheme="minorHAnsi" w:cstheme="minorHAnsi"/>
-                <w:sz w:val="20"/>
-                <w:szCs w:val="20"/>
-              </w:rPr>
-            </w:pPr>
-            <w:r>
-              <w:rPr>
-                <w:rFonts w:asciiTheme="minorHAnsi" w:hAnsiTheme="minorHAnsi" w:cstheme="minorHAnsi"/>
-                <w:b/>
-                <w:bCs/>
-                <w:sz w:val="20"/>
-                <w:szCs w:val="20"/>
-              </w:rPr>
-              <w:t>Buyer</w:t>
-            </w:r>
-            <w:r>
-              <w:rPr>
-                <w:rFonts w:asciiTheme="minorHAnsi" w:hAnsiTheme="minorHAnsi" w:cstheme="minorHAnsi"/>
-                <w:sz w:val="20"/>
-                <w:szCs w:val="20"/>
-              </w:rPr>
-              <w:t>,</w:t>
+                <w:b/>
+                <w:bCs/>
+                <w:sz w:val="20"/>
+                <w:szCs w:val="20"/>
+              </w:rPr>
+            </w:pPr>
+            <w:r>
+              <w:rPr>
+                <w:rFonts w:asciiTheme="minorHAnsi" w:hAnsiTheme="minorHAnsi" w:cstheme="minorHAnsi"/>
+                <w:b/>
+                <w:bCs/>
+                <w:sz w:val="20"/>
+                <w:szCs w:val="20"/>
+              </w:rPr>
+              <w:t>{#</w:t>
+            </w:r>
+            <w:proofErr w:type="spellStart"/>
+            <w:r>
+              <w:rPr>
+                <w:rFonts w:asciiTheme="minorHAnsi" w:hAnsiTheme="minorHAnsi" w:cstheme="minorHAnsi"/>
+                <w:b/>
+                <w:bCs/>
+                <w:sz w:val="20"/>
+                <w:szCs w:val="20"/>
+                <w:lang w:val="en-IN"/>
+              </w:rPr>
+              <w:t>isUK</w:t>
+            </w:r>
+            <w:proofErr w:type="spellEnd"/>
+            <w:r>
+              <w:rPr>
+                <w:rFonts w:asciiTheme="minorHAnsi" w:hAnsiTheme="minorHAnsi" w:cstheme="minorHAnsi"/>
+                <w:b/>
+                <w:bCs/>
+                <w:sz w:val="20"/>
+                <w:szCs w:val="20"/>
+              </w:rPr>
+              <w:t>}NOTIFY-{/</w:t>
+            </w:r>
+            <w:proofErr w:type="spellStart"/>
+            <w:r>
+              <w:rPr>
+                <w:rFonts w:asciiTheme="minorHAnsi" w:hAnsiTheme="minorHAnsi" w:cstheme="minorHAnsi"/>
+                <w:b/>
+                <w:bCs/>
+                <w:sz w:val="20"/>
+                <w:szCs w:val="20"/>
+              </w:rPr>
+              <w:t>isUK</w:t>
+            </w:r>
+            <w:proofErr w:type="spellEnd"/>
+            <w:r>
+              <w:rPr>
+                <w:rFonts w:asciiTheme="minorHAnsi" w:hAnsiTheme="minorHAnsi" w:cstheme="minorHAnsi"/>
+                <w:b/>
+                <w:bCs/>
+                <w:sz w:val="20"/>
+                <w:szCs w:val="20"/>
+              </w:rPr>
+              <w:t>}{#</w:t>
+            </w:r>
+            <w:proofErr w:type="spellStart"/>
+            <w:r>
+              <w:rPr>
+                <w:rFonts w:asciiTheme="minorHAnsi" w:hAnsiTheme="minorHAnsi" w:cstheme="minorHAnsi"/>
+                <w:b/>
+                <w:bCs/>
+                <w:sz w:val="20"/>
+                <w:szCs w:val="20"/>
+                <w:lang w:val="en-IN"/>
+              </w:rPr>
+              <w:t>isAus</w:t>
+            </w:r>
+            <w:proofErr w:type="spellEnd"/>
+            <w:r>
+              <w:rPr>
+                <w:rFonts w:asciiTheme="minorHAnsi" w:hAnsiTheme="minorHAnsi" w:cstheme="minorHAnsi"/>
+                <w:b/>
+                <w:bCs/>
+                <w:sz w:val="20"/>
+                <w:szCs w:val="20"/>
+              </w:rPr>
+              <w:t>}DELIVERED TO-{/</w:t>
+            </w:r>
+            <w:proofErr w:type="spellStart"/>
+            <w:r>
+              <w:rPr>
+                <w:rFonts w:asciiTheme="minorHAnsi" w:hAnsiTheme="minorHAnsi" w:cstheme="minorHAnsi"/>
+                <w:b/>
+                <w:bCs/>
+                <w:sz w:val="20"/>
+                <w:szCs w:val="20"/>
+              </w:rPr>
+              <w:t>isAus</w:t>
+            </w:r>
+            <w:proofErr w:type="spellEnd"/>
+            <w:r>
+              <w:rPr>
+                <w:rFonts w:asciiTheme="minorHAnsi" w:hAnsiTheme="minorHAnsi" w:cstheme="minorHAnsi"/>
+                <w:b/>
+                <w:bCs/>
+                <w:sz w:val="20"/>
+                <w:szCs w:val="20"/>
+              </w:rPr>
+              <w:t>}{</w:t>
+            </w:r>
+            <w:proofErr w:type="spellStart"/>
+            <w:r>
+              <w:rPr>
+                <w:rFonts w:asciiTheme="minorHAnsi" w:hAnsiTheme="minorHAnsi" w:cstheme="minorHAnsi"/>
+                <w:b/>
+                <w:bCs/>
+                <w:sz w:val="20"/>
+                <w:szCs w:val="20"/>
+              </w:rPr>
+              <w:t>buyerName</w:t>
+            </w:r>
+            <w:proofErr w:type="spellEnd"/>
+            <w:r>
+              <w:rPr>
+                <w:rFonts w:asciiTheme="minorHAnsi" w:hAnsiTheme="minorHAnsi" w:cstheme="minorHAnsi"/>
+                <w:b/>
+                <w:bCs/>
+                <w:sz w:val="20"/>
+                <w:szCs w:val="20"/>
+              </w:rPr>
+              <w:t>}</w:t>
             </w:r>
           </w:p>
           <w:p>
@@ -874,186 +924,18 @@
                 <w:sz w:val="20"/>
                 <w:szCs w:val="20"/>
               </w:rPr>
-              <w:t>{#</w:t>
+              <w:t>{</w:t>
             </w:r>
             <w:proofErr w:type="spellStart"/>
-            <w:proofErr w:type="gramStart"/>
-            <w:r>
-              <w:rPr>
-                <w:rFonts w:asciiTheme="minorHAnsi" w:hAnsiTheme="minorHAnsi" w:cstheme="minorHAnsi"/>
-                <w:b/>
-                <w:bCs/>
-                <w:sz w:val="20"/>
-                <w:szCs w:val="20"/>
-                <w:lang w:val="en-IN"/>
-              </w:rPr>
-              <w:t>isUK</w:t>
-            </w:r>
-            <w:proofErr w:type="spellEnd"/>
-            <w:r>
-              <w:rPr>
-                <w:rFonts w:asciiTheme="minorHAnsi" w:hAnsiTheme="minorHAnsi" w:cstheme="minorHAnsi"/>
-                <w:b/>
-                <w:bCs/>
-                <w:sz w:val="20"/>
-                <w:szCs w:val="20"/>
-              </w:rPr>
-              <w:t>}NOTIFY</w:t>
-            </w:r>
-            <w:proofErr w:type="gramEnd"/>
-            <w:r>
-              <w:rPr>
-                <w:rFonts w:asciiTheme="minorHAnsi" w:hAnsiTheme="minorHAnsi" w:cstheme="minorHAnsi"/>
-                <w:b/>
-                <w:bCs/>
-                <w:sz w:val="20"/>
-                <w:szCs w:val="20"/>
-              </w:rPr>
-              <w:t>-</w:t>
-            </w:r>
-            <w:r>
-              <w:rPr>
-                <w:rFonts w:asciiTheme="minorHAnsi" w:hAnsiTheme="minorHAnsi" w:cstheme="minorHAnsi"/>
-                <w:b/>
-                <w:bCs/>
-                <w:sz w:val="20"/>
-                <w:szCs w:val="20"/>
-              </w:rPr>
-              <w:t>{/</w:t>
-            </w:r>
-            <w:proofErr w:type="spellStart"/>
-            <w:proofErr w:type="gramStart"/>
-            <w:r>
-              <w:rPr>
-                <w:rFonts w:asciiTheme="minorHAnsi" w:hAnsiTheme="minorHAnsi" w:cstheme="minorHAnsi"/>
-                <w:b/>
-                <w:bCs/>
-                <w:sz w:val="20"/>
-                <w:szCs w:val="20"/>
-              </w:rPr>
-              <w:t>isUK</w:t>
-            </w:r>
-            <w:proofErr w:type="spellEnd"/>
-            <w:r>
-              <w:rPr>
-                <w:rFonts w:asciiTheme="minorHAnsi" w:hAnsiTheme="minorHAnsi" w:cstheme="minorHAnsi"/>
-                <w:b/>
-                <w:bCs/>
-                <w:sz w:val="20"/>
-                <w:szCs w:val="20"/>
-              </w:rPr>
-              <w:t>}{</w:t>
-            </w:r>
-            <w:proofErr w:type="gramEnd"/>
-            <w:r>
-              <w:rPr>
-                <w:rFonts w:asciiTheme="minorHAnsi" w:hAnsiTheme="minorHAnsi" w:cstheme="minorHAnsi"/>
-                <w:b/>
-                <w:bCs/>
-                <w:sz w:val="20"/>
-                <w:szCs w:val="20"/>
-              </w:rPr>
-              <w:t>#</w:t>
-            </w:r>
-            <w:proofErr w:type="spellStart"/>
-            <w:proofErr w:type="gramStart"/>
-            <w:r>
-              <w:rPr>
-                <w:rFonts w:asciiTheme="minorHAnsi" w:hAnsiTheme="minorHAnsi" w:cstheme="minorHAnsi"/>
-                <w:b/>
-                <w:bCs/>
-                <w:sz w:val="20"/>
-                <w:szCs w:val="20"/>
-                <w:lang w:val="en-IN"/>
-              </w:rPr>
-              <w:t>isAus</w:t>
-            </w:r>
-            <w:proofErr w:type="spellEnd"/>
-            <w:r>
-              <w:rPr>
-                <w:rFonts w:asciiTheme="minorHAnsi" w:hAnsiTheme="minorHAnsi" w:cstheme="minorHAnsi"/>
-                <w:b/>
-                <w:bCs/>
-                <w:sz w:val="20"/>
-                <w:szCs w:val="20"/>
-              </w:rPr>
-              <w:t>}DELIVERED</w:t>
-            </w:r>
-            <w:proofErr w:type="gramEnd"/>
-            <w:r>
-              <w:rPr>
-                <w:rFonts w:asciiTheme="minorHAnsi" w:hAnsiTheme="minorHAnsi" w:cstheme="minorHAnsi"/>
-                <w:b/>
-                <w:bCs/>
-                <w:sz w:val="20"/>
-                <w:szCs w:val="20"/>
-              </w:rPr>
-              <w:t xml:space="preserve"> TO</w:t>
-            </w:r>
-            <w:r>
-              <w:rPr>
-                <w:rFonts w:asciiTheme="minorHAnsi" w:hAnsiTheme="minorHAnsi" w:cstheme="minorHAnsi"/>
-                <w:b/>
-                <w:bCs/>
-                <w:sz w:val="20"/>
-                <w:szCs w:val="20"/>
-              </w:rPr>
-              <w:t>-</w:t>
-            </w:r>
-            <w:r>
-              <w:rPr>
-                <w:rFonts w:asciiTheme="minorHAnsi" w:hAnsiTheme="minorHAnsi" w:cstheme="minorHAnsi"/>
-                <w:b/>
-                <w:bCs/>
-                <w:sz w:val="20"/>
-                <w:szCs w:val="20"/>
-              </w:rPr>
-              <w:t>{/</w:t>
-            </w:r>
-            <w:proofErr w:type="spellStart"/>
-            <w:proofErr w:type="gramStart"/>
-            <w:r>
-              <w:rPr>
-                <w:rFonts w:asciiTheme="minorHAnsi" w:hAnsiTheme="minorHAnsi" w:cstheme="minorHAnsi"/>
-                <w:b/>
-                <w:bCs/>
-                <w:sz w:val="20"/>
-                <w:szCs w:val="20"/>
-              </w:rPr>
-              <w:t>isAus</w:t>
-            </w:r>
-            <w:proofErr w:type="spellEnd"/>
-            <w:r>
-              <w:rPr>
-                <w:rFonts w:asciiTheme="minorHAnsi" w:hAnsiTheme="minorHAnsi" w:cstheme="minorHAnsi"/>
-                <w:b/>
-                <w:bCs/>
-                <w:sz w:val="20"/>
-                <w:szCs w:val="20"/>
-              </w:rPr>
-              <w:t>}</w:t>
-            </w:r>
-            <w:r>
-              <w:rPr>
-                <w:rFonts w:asciiTheme="minorHAnsi" w:hAnsiTheme="minorHAnsi" w:cstheme="minorHAnsi"/>
-                <w:b/>
-                <w:bCs/>
-                <w:sz w:val="20"/>
-                <w:szCs w:val="20"/>
-              </w:rPr>
-              <w:t>{</w:t>
-            </w:r>
-            <w:proofErr w:type="spellStart"/>
-            <w:proofErr w:type="gramEnd"/>
-            <w:r>
-              <w:rPr>
-                <w:rFonts w:asciiTheme="minorHAnsi" w:hAnsiTheme="minorHAnsi" w:cstheme="minorHAnsi"/>
-                <w:b/>
-                <w:bCs/>
-                <w:sz w:val="20"/>
-                <w:szCs w:val="20"/>
-              </w:rPr>
-              <w:t>buyerName</w:t>
+            <w:r>
+              <w:rPr>
+                <w:rFonts w:asciiTheme="minorHAnsi" w:hAnsiTheme="minorHAnsi" w:cstheme="minorHAnsi"/>
+                <w:b/>
+                <w:bCs/>
+                <w:sz w:val="20"/>
+                <w:szCs w:val="20"/>
+              </w:rPr>
+              <w:t>buyerAddress</w:t>
             </w:r>
             <w:proofErr w:type="spellEnd"/>
             <w:r>
@@ -1100,7 +982,7 @@
                 <w:sz w:val="20"/>
                 <w:szCs w:val="20"/>
               </w:rPr>
-              <w:t>buyerAddress</w:t>
+              <w:t>buyerCity</w:t>
             </w:r>
             <w:proofErr w:type="spellEnd"/>
             <w:r>
@@ -1111,21 +993,40 @@
                 <w:sz w:val="20"/>
                 <w:szCs w:val="20"/>
               </w:rPr>
+              <w:t>} {</w:t>
+            </w:r>
+            <w:proofErr w:type="spellStart"/>
+            <w:r>
+              <w:rPr>
+                <w:rFonts w:asciiTheme="minorHAnsi" w:hAnsiTheme="minorHAnsi" w:cstheme="minorHAnsi"/>
+                <w:b/>
+                <w:bCs/>
+                <w:sz w:val="20"/>
+                <w:szCs w:val="20"/>
+              </w:rPr>
+              <w:t>buyerState</w:t>
+            </w:r>
+            <w:proofErr w:type="spellEnd"/>
+            <w:r>
+              <w:rPr>
+                <w:rFonts w:asciiTheme="minorHAnsi" w:hAnsiTheme="minorHAnsi" w:cstheme="minorHAnsi"/>
+                <w:b/>
+                <w:bCs/>
+                <w:sz w:val="20"/>
+                <w:szCs w:val="20"/>
+              </w:rPr>
               <w:t>}</w:t>
             </w:r>
           </w:p>
           <w:p>
             <w:pPr>
-              <w:tabs>
-                <w:tab w:val="left" w:pos="1224"/>
-              </w:tabs>
               <w:ind w:right="227"/>
               <w:rPr>
                 <w:rFonts w:asciiTheme="minorHAnsi" w:hAnsiTheme="minorHAnsi" w:cstheme="minorHAnsi"/>
                 <w:b/>
-                <w:bCs/>
-                <w:sz w:val="20"/>
-                <w:szCs w:val="20"/>
+                <w:spacing w:val="-2"/>
+                <w:sz w:val="20"/>
+                <w:szCs w:val="24"/>
               </w:rPr>
             </w:pPr>
             <w:r>
@@ -1147,7 +1048,7 @@
                 <w:sz w:val="20"/>
                 <w:szCs w:val="20"/>
               </w:rPr>
-              <w:t>buyerCity</w:t>
+              <w:t>buyerCountry</w:t>
             </w:r>
             <w:proofErr w:type="spellEnd"/>
             <w:r>
@@ -1158,225 +1059,129 @@
                 <w:sz w:val="20"/>
                 <w:szCs w:val="20"/>
               </w:rPr>
+              <w:t>} - {</w:t>
+            </w:r>
+            <w:proofErr w:type="spellStart"/>
+            <w:r>
+              <w:rPr>
+                <w:rFonts w:asciiTheme="minorHAnsi" w:hAnsiTheme="minorHAnsi" w:cstheme="minorHAnsi"/>
+                <w:b/>
+                <w:bCs/>
+                <w:sz w:val="20"/>
+                <w:szCs w:val="20"/>
+              </w:rPr>
+              <w:t>buyerZip</w:t>
+            </w:r>
+            <w:proofErr w:type="spellEnd"/>
+            <w:r>
+              <w:rPr>
+                <w:rFonts w:asciiTheme="minorHAnsi" w:hAnsiTheme="minorHAnsi" w:cstheme="minorHAnsi"/>
+                <w:b/>
+                <w:bCs/>
+                <w:sz w:val="20"/>
+                <w:szCs w:val="20"/>
+              </w:rPr>
               <w:t>}</w:t>
             </w:r>
-            <w:r>
-              <w:rPr>
-                <w:rFonts w:asciiTheme="minorHAnsi" w:hAnsiTheme="minorHAnsi" w:cstheme="minorHAnsi"/>
-                <w:b/>
-                <w:bCs/>
-                <w:sz w:val="20"/>
-                <w:szCs w:val="20"/>
-              </w:rPr>
-              <w:t xml:space="preserve"> </w:t>
-            </w:r>
-            <w:r>
-              <w:rPr>
-                <w:rFonts w:asciiTheme="minorHAnsi" w:hAnsiTheme="minorHAnsi" w:cstheme="minorHAnsi"/>
-                <w:b/>
-                <w:bCs/>
-                <w:sz w:val="20"/>
-                <w:szCs w:val="20"/>
-              </w:rPr>
-              <w:t>{</w:t>
-            </w:r>
-            <w:proofErr w:type="spellStart"/>
-            <w:r>
-              <w:rPr>
-                <w:rFonts w:asciiTheme="minorHAnsi" w:hAnsiTheme="minorHAnsi" w:cstheme="minorHAnsi"/>
-                <w:b/>
-                <w:bCs/>
-                <w:sz w:val="20"/>
-                <w:szCs w:val="20"/>
-              </w:rPr>
-              <w:t>buyerState</w:t>
-            </w:r>
-            <w:proofErr w:type="spellEnd"/>
-            <w:r>
-              <w:rPr>
-                <w:rFonts w:asciiTheme="minorHAnsi" w:hAnsiTheme="minorHAnsi" w:cstheme="minorHAnsi"/>
-                <w:b/>
-                <w:bCs/>
-                <w:sz w:val="20"/>
-                <w:szCs w:val="20"/>
-              </w:rPr>
-              <w:t>}</w:t>
-            </w:r>
-          </w:p>
-          <w:p>
-            <w:pPr>
-              <w:tabs>
-                <w:tab w:val="left" w:pos="1224"/>
-              </w:tabs>
+          </w:p>
+        </w:tc>
+      </w:tr>
+      <w:tr>
+        <w:trPr>
+          <w:trHeight w:val="372"/>
+        </w:trPr>
+        <w:tc>
+          <w:tcPr>
+            <w:tcW w:w="3261" w:type="dxa"/>
+            <w:gridSpan w:val="3"/>
+          </w:tcPr>
+          <w:p>
+            <w:pPr>
               <w:ind w:right="227"/>
               <w:rPr>
-                <w:rFonts w:ascii="Arial" w:hAnsi="Arial" w:cs="Arial"/>
-              </w:rPr>
-            </w:pPr>
-            <w:r>
-              <w:rPr>
-                <w:rFonts w:asciiTheme="minorHAnsi" w:hAnsiTheme="minorHAnsi" w:cstheme="minorHAnsi"/>
-                <w:b/>
-                <w:bCs/>
-                <w:sz w:val="20"/>
-                <w:szCs w:val="20"/>
-              </w:rPr>
-              <w:t>{</w:t>
-            </w:r>
-            <w:proofErr w:type="spellStart"/>
-            <w:r>
-              <w:rPr>
-                <w:rFonts w:asciiTheme="minorHAnsi" w:hAnsiTheme="minorHAnsi" w:cstheme="minorHAnsi"/>
-                <w:b/>
-                <w:bCs/>
-                <w:sz w:val="20"/>
-                <w:szCs w:val="20"/>
-              </w:rPr>
-              <w:t>buyerCountry</w:t>
-            </w:r>
-            <w:proofErr w:type="spellEnd"/>
-            <w:r>
-              <w:rPr>
-                <w:rFonts w:asciiTheme="minorHAnsi" w:hAnsiTheme="minorHAnsi" w:cstheme="minorHAnsi"/>
-                <w:b/>
-                <w:bCs/>
-                <w:sz w:val="20"/>
-                <w:szCs w:val="20"/>
-              </w:rPr>
-              <w:t>}</w:t>
-            </w:r>
-            <w:r>
-              <w:rPr>
-                <w:rFonts w:asciiTheme="minorHAnsi" w:hAnsiTheme="minorHAnsi" w:cstheme="minorHAnsi"/>
-                <w:b/>
-                <w:bCs/>
-                <w:sz w:val="20"/>
-                <w:szCs w:val="20"/>
-              </w:rPr>
-              <w:t xml:space="preserve"> </w:t>
-            </w:r>
-            <w:r>
-              <w:rPr>
-                <w:rFonts w:asciiTheme="minorHAnsi" w:hAnsiTheme="minorHAnsi" w:cstheme="minorHAnsi"/>
-                <w:b/>
-                <w:bCs/>
-                <w:sz w:val="20"/>
-                <w:szCs w:val="20"/>
-              </w:rPr>
-              <w:t>-</w:t>
-            </w:r>
-            <w:r>
-              <w:rPr>
-                <w:rFonts w:asciiTheme="minorHAnsi" w:hAnsiTheme="minorHAnsi" w:cstheme="minorHAnsi"/>
-                <w:b/>
-                <w:bCs/>
-                <w:sz w:val="20"/>
-                <w:szCs w:val="20"/>
-              </w:rPr>
-              <w:t xml:space="preserve"> </w:t>
-            </w:r>
-            <w:r>
-              <w:rPr>
-                <w:rFonts w:asciiTheme="minorHAnsi" w:hAnsiTheme="minorHAnsi" w:cstheme="minorHAnsi"/>
-                <w:b/>
-                <w:bCs/>
-                <w:sz w:val="20"/>
-                <w:szCs w:val="20"/>
-              </w:rPr>
-              <w:t>{</w:t>
-            </w:r>
-            <w:proofErr w:type="spellStart"/>
-            <w:r>
-              <w:rPr>
-                <w:rFonts w:asciiTheme="minorHAnsi" w:hAnsiTheme="minorHAnsi" w:cstheme="minorHAnsi"/>
-                <w:b/>
-                <w:bCs/>
-                <w:sz w:val="20"/>
-                <w:szCs w:val="20"/>
-              </w:rPr>
-              <w:t>buyerZip</w:t>
-            </w:r>
-            <w:proofErr w:type="spellEnd"/>
-            <w:r>
-              <w:rPr>
-                <w:rFonts w:asciiTheme="minorHAnsi" w:hAnsiTheme="minorHAnsi" w:cstheme="minorHAnsi"/>
-                <w:b/>
-                <w:bCs/>
-                <w:sz w:val="20"/>
-                <w:szCs w:val="20"/>
-              </w:rPr>
-              <w:t>}</w:t>
-            </w:r>
+                <w:rFonts w:asciiTheme="minorHAnsi" w:hAnsiTheme="minorHAnsi" w:cstheme="minorHAnsi"/>
+                <w:b/>
+                <w:spacing w:val="-2"/>
+                <w:sz w:val="20"/>
+                <w:szCs w:val="24"/>
+              </w:rPr>
+            </w:pPr>
+          </w:p>
+        </w:tc>
+        <w:tc>
+          <w:tcPr>
+            <w:tcW w:w="283" w:type="dxa"/>
+          </w:tcPr>
+          <w:p>
+            <w:pPr>
+              <w:ind w:right="227"/>
+              <w:jc w:val="right"/>
+              <w:rPr>
+                <w:rFonts w:asciiTheme="minorHAnsi" w:hAnsiTheme="minorHAnsi" w:cstheme="minorHAnsi"/>
+                <w:b/>
+                <w:spacing w:val="-2"/>
+                <w:sz w:val="20"/>
+                <w:szCs w:val="24"/>
+              </w:rPr>
+            </w:pPr>
+          </w:p>
+        </w:tc>
+        <w:tc>
+          <w:tcPr>
+            <w:tcW w:w="4536" w:type="dxa"/>
+            <w:gridSpan w:val="5"/>
+          </w:tcPr>
+          <w:p>
+            <w:pPr>
+              <w:ind w:right="227"/>
+              <w:rPr>
+                <w:rFonts w:asciiTheme="minorHAnsi" w:hAnsiTheme="minorHAnsi" w:cstheme="minorHAnsi"/>
+                <w:b/>
+                <w:spacing w:val="-2"/>
+                <w:sz w:val="20"/>
+                <w:szCs w:val="24"/>
+              </w:rPr>
+            </w:pPr>
+          </w:p>
+        </w:tc>
+        <w:tc>
+          <w:tcPr>
+            <w:tcW w:w="142" w:type="dxa"/>
+          </w:tcPr>
+          <w:p>
+            <w:pPr>
+              <w:ind w:right="227"/>
+              <w:jc w:val="right"/>
+              <w:rPr>
+                <w:rFonts w:asciiTheme="minorHAnsi" w:hAnsiTheme="minorHAnsi" w:cstheme="minorHAnsi"/>
+                <w:b/>
+                <w:spacing w:val="-2"/>
+                <w:sz w:val="20"/>
+                <w:szCs w:val="24"/>
+              </w:rPr>
+            </w:pPr>
+          </w:p>
+        </w:tc>
+        <w:tc>
+          <w:tcPr>
+            <w:tcW w:w="3100" w:type="dxa"/>
+            <w:gridSpan w:val="5"/>
+          </w:tcPr>
+          <w:p>
+            <w:pPr>
+              <w:ind w:right="227"/>
+              <w:jc w:val="right"/>
+              <w:rPr>
+                <w:rFonts w:asciiTheme="minorHAnsi" w:hAnsiTheme="minorHAnsi" w:cstheme="minorHAnsi"/>
+                <w:b/>
+                <w:spacing w:val="-2"/>
+                <w:sz w:val="20"/>
+                <w:szCs w:val="24"/>
+              </w:rPr>
+            </w:pPr>
           </w:p>
         </w:tc>
       </w:tr>
-    </w:tbl>
-    <w:p>
-      <w:pPr>
-        <w:tabs>
-          <w:tab w:val="left" w:pos="2913"/>
-        </w:tabs>
-        <w:ind w:right="113"/>
-        <w:rPr>
-          <w:rFonts w:ascii="Arial" w:hAnsi="Arial" w:cs="Arial"/>
-          <w:sz w:val="8"/>
-          <w:szCs w:val="8"/>
-        </w:rPr>
-      </w:pPr>
-      <w:r>
-        <w:rPr>
-          <w:rFonts w:ascii="Arial" w:hAnsi="Arial" w:cs="Arial"/>
-        </w:rPr>
-        <w:tab/>
-      </w:r>
-    </w:p>
-    <w:p>
-      <w:pPr>
-        <w:tabs>
-          <w:tab w:val="left" w:pos="2913"/>
-        </w:tabs>
-        <w:ind w:right="113"/>
-        <w:rPr>
-          <w:rFonts w:ascii="Arial" w:hAnsi="Arial" w:cs="Arial"/>
-          <w:sz w:val="8"/>
-          <w:szCs w:val="8"/>
-        </w:rPr>
-      </w:pPr>
-    </w:p>
-    <w:tbl>
-      <w:tblPr>
-        <w:tblStyle w:val="TableGrid"/>
-        <w:tblpPr w:leftFromText="180" w:rightFromText="180" w:vertAnchor="page" w:horzAnchor="margin" w:tblpY="4725"/>
-        <w:tblW w:w="11322" w:type="dxa"/>
-        <w:tblBorders>
-          <w:top w:val="none" w:sz="0" w:space="0" w:color="auto"/>
-          <w:left w:val="none" w:sz="0" w:space="0" w:color="auto"/>
-          <w:bottom w:val="none" w:sz="0" w:space="0" w:color="auto"/>
-          <w:right w:val="none" w:sz="0" w:space="0" w:color="auto"/>
-          <w:insideH w:val="none" w:sz="0" w:space="0" w:color="auto"/>
-          <w:insideV w:val="none" w:sz="0" w:space="0" w:color="auto"/>
-        </w:tblBorders>
-        <w:tblLayout w:type="fixed"/>
-        <w:tblCellMar>
-          <w:left w:w="28" w:type="dxa"/>
-          <w:right w:w="28" w:type="dxa"/>
-        </w:tblCellMar>
-        <w:tblLook w:val="04A0" w:firstRow="1" w:lastRow="0" w:firstColumn="1" w:lastColumn="0" w:noHBand="0" w:noVBand="1"/>
-      </w:tblPr>
-      <w:tblGrid>
-        <w:gridCol w:w="1276"/>
-        <w:gridCol w:w="142"/>
-        <w:gridCol w:w="1843"/>
-        <w:gridCol w:w="1842"/>
-        <w:gridCol w:w="1501"/>
-        <w:gridCol w:w="640"/>
-        <w:gridCol w:w="304"/>
-        <w:gridCol w:w="754"/>
-        <w:gridCol w:w="439"/>
-        <w:gridCol w:w="680"/>
-        <w:gridCol w:w="816"/>
-        <w:gridCol w:w="1085"/>
-      </w:tblGrid>
       <w:tr>
         <w:trPr>
           <w:trHeight w:val="19"/>
@@ -1459,9 +1264,9 @@
                 <w:sz w:val="20"/>
                 <w:szCs w:val="24"/>
               </w:rPr>
-              <w:t>{#</w:t>
-            </w:r>
-            <w:proofErr w:type="gramStart"/>
+              <w:t>{#isAus}ASW No{/</w:t>
+            </w:r>
+            <w:proofErr w:type="spellStart"/>
             <w:r>
               <w:rPr>
                 <w:rFonts w:asciiTheme="minorHAnsi" w:hAnsiTheme="minorHAnsi" w:cstheme="minorHAnsi"/>
@@ -1470,9 +1275,9 @@
                 <w:sz w:val="20"/>
                 <w:szCs w:val="24"/>
               </w:rPr>
-              <w:t>isAus}ASW</w:t>
-            </w:r>
-            <w:proofErr w:type="gramEnd"/>
+              <w:t>isAus</w:t>
+            </w:r>
+            <w:proofErr w:type="spellEnd"/>
             <w:r>
               <w:rPr>
                 <w:rFonts w:asciiTheme="minorHAnsi" w:hAnsiTheme="minorHAnsi" w:cstheme="minorHAnsi"/>
@@ -1481,44 +1286,9 @@
                 <w:sz w:val="20"/>
                 <w:szCs w:val="24"/>
               </w:rPr>
-              <w:t xml:space="preserve"> No{/</w:t>
+              <w:t>}{#</w:t>
             </w:r>
             <w:proofErr w:type="spellStart"/>
-            <w:proofErr w:type="gramStart"/>
-            <w:r>
-              <w:rPr>
-                <w:rFonts w:asciiTheme="minorHAnsi" w:hAnsiTheme="minorHAnsi" w:cstheme="minorHAnsi"/>
-                <w:b/>
-                <w:bCs/>
-                <w:sz w:val="20"/>
-                <w:szCs w:val="24"/>
-              </w:rPr>
-              <w:t>isAus</w:t>
-            </w:r>
-            <w:proofErr w:type="spellEnd"/>
-            <w:r>
-              <w:rPr>
-                <w:rFonts w:asciiTheme="minorHAnsi" w:hAnsiTheme="minorHAnsi" w:cstheme="minorHAnsi"/>
-                <w:b/>
-                <w:bCs/>
-                <w:sz w:val="20"/>
-                <w:szCs w:val="24"/>
-              </w:rPr>
-              <w:t>}{</w:t>
-            </w:r>
-            <w:proofErr w:type="gramEnd"/>
-            <w:r>
-              <w:rPr>
-                <w:rFonts w:asciiTheme="minorHAnsi" w:hAnsiTheme="minorHAnsi" w:cstheme="minorHAnsi"/>
-                <w:b/>
-                <w:bCs/>
-                <w:sz w:val="20"/>
-                <w:szCs w:val="24"/>
-              </w:rPr>
-              <w:t>#</w:t>
-            </w:r>
-            <w:proofErr w:type="spellStart"/>
-            <w:proofErr w:type="gramStart"/>
             <w:r>
               <w:rPr>
                 <w:rFonts w:asciiTheme="minorHAnsi" w:hAnsiTheme="minorHAnsi" w:cstheme="minorHAnsi"/>
@@ -1551,7 +1321,6 @@
               </w:rPr>
               <w:t>Code</w:t>
             </w:r>
-            <w:proofErr w:type="gramEnd"/>
             <w:r>
               <w:rPr>
                 <w:rFonts w:asciiTheme="minorHAnsi" w:hAnsiTheme="minorHAnsi" w:cstheme="minorHAnsi"/>
@@ -1563,7 +1332,6 @@
               <w:t>{/</w:t>
             </w:r>
             <w:proofErr w:type="spellStart"/>
-            <w:proofErr w:type="gramStart"/>
             <w:r>
               <w:rPr>
                 <w:rFonts w:asciiTheme="minorHAnsi" w:hAnsiTheme="minorHAnsi" w:cstheme="minorHAnsi"/>
@@ -1583,21 +1351,9 @@
                 <w:sz w:val="20"/>
                 <w:szCs w:val="24"/>
               </w:rPr>
-              <w:t>}{</w:t>
-            </w:r>
-            <w:proofErr w:type="gramEnd"/>
-            <w:r>
-              <w:rPr>
-                <w:rFonts w:asciiTheme="minorHAnsi" w:hAnsiTheme="minorHAnsi" w:cstheme="minorHAnsi"/>
-                <w:b/>
-                <w:bCs/>
-                <w:sz w:val="20"/>
-                <w:szCs w:val="24"/>
-              </w:rPr>
-              <w:t>#</w:t>
+              <w:t>}{#</w:t>
             </w:r>
             <w:proofErr w:type="spellStart"/>
-            <w:proofErr w:type="gramStart"/>
             <w:r>
               <w:rPr>
                 <w:rFonts w:asciiTheme="minorHAnsi" w:hAnsiTheme="minorHAnsi" w:cstheme="minorHAnsi"/>
@@ -1630,7 +1386,6 @@
               </w:rPr>
               <w:t>Grade</w:t>
             </w:r>
-            <w:proofErr w:type="gramEnd"/>
             <w:r>
               <w:rPr>
                 <w:rFonts w:asciiTheme="minorHAnsi" w:hAnsiTheme="minorHAnsi" w:cstheme="minorHAnsi"/>
@@ -1669,6 +1424,7 @@
         <w:tc>
           <w:tcPr>
             <w:tcW w:w="1842" w:type="dxa"/>
+            <w:gridSpan w:val="2"/>
           </w:tcPr>
           <w:p>
             <w:pPr>
@@ -1687,9 +1443,9 @@
                 <w:sz w:val="20"/>
                 <w:szCs w:val="24"/>
               </w:rPr>
-              <w:t>{#</w:t>
-            </w:r>
-            <w:proofErr w:type="gramStart"/>
+              <w:t xml:space="preserve">{#isAus}ASW </w:t>
+            </w:r>
+            <w:proofErr w:type="spellStart"/>
             <w:r>
               <w:rPr>
                 <w:rFonts w:asciiTheme="minorHAnsi" w:hAnsiTheme="minorHAnsi" w:cstheme="minorHAnsi"/>
@@ -1698,9 +1454,9 @@
                 <w:sz w:val="20"/>
                 <w:szCs w:val="24"/>
               </w:rPr>
-              <w:t>isAus}ASW</w:t>
-            </w:r>
-            <w:proofErr w:type="gramEnd"/>
+              <w:t>PO.No</w:t>
+            </w:r>
+            <w:proofErr w:type="spellEnd"/>
             <w:r>
               <w:rPr>
                 <w:rFonts w:asciiTheme="minorHAnsi" w:hAnsiTheme="minorHAnsi" w:cstheme="minorHAnsi"/>
@@ -1709,10 +1465,9 @@
                 <w:sz w:val="20"/>
                 <w:szCs w:val="24"/>
               </w:rPr>
-              <w:t xml:space="preserve"> </w:t>
+              <w:t>{/</w:t>
             </w:r>
             <w:proofErr w:type="spellStart"/>
-            <w:proofErr w:type="gramStart"/>
             <w:r>
               <w:rPr>
                 <w:rFonts w:asciiTheme="minorHAnsi" w:hAnsiTheme="minorHAnsi" w:cstheme="minorHAnsi"/>
@@ -1721,10 +1476,9 @@
                 <w:sz w:val="20"/>
                 <w:szCs w:val="24"/>
               </w:rPr>
-              <w:t>PO.No</w:t>
+              <w:t>isAus</w:t>
             </w:r>
             <w:proofErr w:type="spellEnd"/>
-            <w:proofErr w:type="gramEnd"/>
             <w:r>
               <w:rPr>
                 <w:rFonts w:asciiTheme="minorHAnsi" w:hAnsiTheme="minorHAnsi" w:cstheme="minorHAnsi"/>
@@ -1733,44 +1487,9 @@
                 <w:sz w:val="20"/>
                 <w:szCs w:val="24"/>
               </w:rPr>
-              <w:t>{/</w:t>
+              <w:t>}{#</w:t>
             </w:r>
             <w:proofErr w:type="spellStart"/>
-            <w:proofErr w:type="gramStart"/>
-            <w:r>
-              <w:rPr>
-                <w:rFonts w:asciiTheme="minorHAnsi" w:hAnsiTheme="minorHAnsi" w:cstheme="minorHAnsi"/>
-                <w:b/>
-                <w:bCs/>
-                <w:sz w:val="20"/>
-                <w:szCs w:val="24"/>
-              </w:rPr>
-              <w:t>isAus</w:t>
-            </w:r>
-            <w:proofErr w:type="spellEnd"/>
-            <w:r>
-              <w:rPr>
-                <w:rFonts w:asciiTheme="minorHAnsi" w:hAnsiTheme="minorHAnsi" w:cstheme="minorHAnsi"/>
-                <w:b/>
-                <w:bCs/>
-                <w:sz w:val="20"/>
-                <w:szCs w:val="24"/>
-              </w:rPr>
-              <w:t>}{</w:t>
-            </w:r>
-            <w:proofErr w:type="gramEnd"/>
-            <w:r>
-              <w:rPr>
-                <w:rFonts w:asciiTheme="minorHAnsi" w:hAnsiTheme="minorHAnsi" w:cstheme="minorHAnsi"/>
-                <w:b/>
-                <w:bCs/>
-                <w:sz w:val="20"/>
-                <w:szCs w:val="24"/>
-              </w:rPr>
-              <w:t>#</w:t>
-            </w:r>
-            <w:proofErr w:type="spellStart"/>
-            <w:proofErr w:type="gramStart"/>
             <w:r>
               <w:rPr>
                 <w:rFonts w:asciiTheme="minorHAnsi" w:hAnsiTheme="minorHAnsi" w:cstheme="minorHAnsi"/>
@@ -1803,7 +1522,6 @@
               </w:rPr>
               <w:t>Brand</w:t>
             </w:r>
-            <w:proofErr w:type="gramEnd"/>
             <w:r>
               <w:rPr>
                 <w:rFonts w:asciiTheme="minorHAnsi" w:hAnsiTheme="minorHAnsi" w:cstheme="minorHAnsi"/>
@@ -1871,7 +1589,7 @@
         <w:tc>
           <w:tcPr>
             <w:tcW w:w="1497" w:type="dxa"/>
-            <w:gridSpan w:val="3"/>
+            <w:gridSpan w:val="5"/>
           </w:tcPr>
           <w:p>
             <w:pPr>
@@ -2072,7 +1790,7 @@
         <w:tc>
           <w:tcPr>
             <w:tcW w:w="11322" w:type="dxa"/>
-            <w:gridSpan w:val="12"/>
+            <w:gridSpan w:val="15"/>
           </w:tcPr>
           <w:p>
             <w:pPr>
@@ -2089,55 +1807,17 @@
                 <w:sz w:val="20"/>
                 <w:szCs w:val="20"/>
               </w:rPr>
-              <w:t>{#</w:t>
-            </w:r>
-            <w:proofErr w:type="gramStart"/>
-            <w:r>
-              <w:rPr>
-                <w:rFonts w:asciiTheme="minorHAnsi" w:hAnsiTheme="minorHAnsi" w:cstheme="minorHAnsi"/>
-                <w:sz w:val="20"/>
-                <w:szCs w:val="20"/>
-              </w:rPr>
-              <w:t>IPItems}{</w:t>
-            </w:r>
-            <w:proofErr w:type="gramEnd"/>
-            <w:r>
-              <w:rPr>
-                <w:rFonts w:asciiTheme="minorHAnsi" w:hAnsiTheme="minorHAnsi" w:cstheme="minorHAnsi"/>
-                <w:sz w:val="20"/>
-                <w:szCs w:val="20"/>
-              </w:rPr>
-              <w:t>#</w:t>
-            </w:r>
-            <w:proofErr w:type="gramStart"/>
-            <w:r>
-              <w:rPr>
-                <w:rFonts w:asciiTheme="minorHAnsi" w:hAnsiTheme="minorHAnsi" w:cstheme="minorHAnsi"/>
-                <w:sz w:val="20"/>
-                <w:szCs w:val="20"/>
-              </w:rPr>
-              <w:t>showThickness}</w:t>
-            </w:r>
-            <w:r>
-              <w:rPr>
-                <w:rFonts w:asciiTheme="minorHAnsi" w:hAnsiTheme="minorHAnsi" w:cstheme="minorHAnsi"/>
-                <w:b/>
-                <w:bCs/>
-                <w:sz w:val="20"/>
-                <w:szCs w:val="20"/>
-              </w:rPr>
-              <w:t>{</w:t>
-            </w:r>
-            <w:proofErr w:type="gramEnd"/>
-            <w:r>
-              <w:rPr>
-                <w:rFonts w:asciiTheme="minorHAnsi" w:hAnsiTheme="minorHAnsi" w:cstheme="minorHAnsi"/>
-                <w:b/>
-                <w:bCs/>
-                <w:sz w:val="20"/>
-                <w:szCs w:val="20"/>
-              </w:rPr>
-              <w:t>thicknessDetail}</w:t>
+              <w:t>{#IPItems}{#showThickness}</w:t>
+            </w:r>
+            <w:r>
+              <w:rPr>
+                <w:rFonts w:asciiTheme="minorHAnsi" w:hAnsiTheme="minorHAnsi" w:cstheme="minorHAnsi"/>
+                <w:b/>
+                <w:bCs/>
+                <w:sz w:val="20"/>
+                <w:szCs w:val="20"/>
+              </w:rPr>
+              <w:t>{thicknessDetail}</w:t>
             </w:r>
             <w:r>
               <w:rPr>
@@ -2167,7 +1847,7 @@
               <mc:AlternateContent>
                 <mc:Choice Requires="wps">
                   <w:drawing>
-                    <wp:anchor distT="4294967295" distB="4294967295" distL="114300" distR="114300" simplePos="0" relativeHeight="251665408" behindDoc="0" locked="0" layoutInCell="1" allowOverlap="1" wp14:anchorId="3E8058E5" wp14:editId="7B358B38">
+                    <wp:anchor distT="4294967295" distB="4294967295" distL="114300" distR="114300" simplePos="0" relativeHeight="251661312" behindDoc="0" locked="0" layoutInCell="1" allowOverlap="1" wp14:anchorId="02980F30" wp14:editId="1E8B5345">
                       <wp:simplePos x="0" y="0"/>
                       <wp:positionH relativeFrom="column">
                         <wp:posOffset>1847</wp:posOffset>
@@ -2226,7 +1906,7 @@
                 </mc:Choice>
                 <mc:Fallback>
                   <w:pict>
-                    <v:line w14:anchorId="0328383A" id="Straight Connector 10" o:spid="_x0000_s1026" style="position:absolute;z-index:251665408;visibility:visible;mso-wrap-style:square;mso-width-percent:0;mso-height-percent:0;mso-wrap-distance-left:9pt;mso-wrap-distance-top:-3e-5mm;mso-wrap-distance-right:9pt;mso-wrap-distance-bottom:-3e-5mm;mso-position-horizontal:absolute;mso-position-horizontal-relative:text;mso-position-vertical:absolute;mso-position-vertical-relative:text;mso-width-percent:0;mso-height-percent:0;mso-width-relative:page;mso-height-relative:page" from=".15pt,12.8pt" to="553.8pt,13.9pt" o:gfxdata="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" strokecolor="black [3200]" strokeweight=".5pt">
+                    <v:line w14:anchorId="00220FE4" id="Straight Connector 10" o:spid="_x0000_s1026" style="position:absolute;z-index:251661312;visibility:visible;mso-wrap-style:square;mso-width-percent:0;mso-height-percent:0;mso-wrap-distance-left:9pt;mso-wrap-distance-top:-3e-5mm;mso-wrap-distance-right:9pt;mso-wrap-distance-bottom:-3e-5mm;mso-position-horizontal:absolute;mso-position-horizontal-relative:text;mso-position-vertical:absolute;mso-position-vertical-relative:text;mso-width-percent:0;mso-height-percent:0;mso-width-relative:page;mso-height-relative:page" from=".15pt,12.8pt" to="553.8pt,13.9pt" o:gfxdata="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" strokecolor="black [3200]" strokeweight=".5pt">
                       <v:stroke joinstyle="miter"/>
                       <o:lock v:ext="edit" shapetype="f"/>
                     </v:line>
@@ -2300,7 +1980,6 @@
               <w:t>extNotes</w:t>
             </w:r>
             <w:proofErr w:type="spellEnd"/>
-            <w:proofErr w:type="gramStart"/>
             <w:r>
               <w:rPr>
                 <w:rFonts w:asciiTheme="minorHAnsi" w:hAnsiTheme="minorHAnsi" w:cstheme="minorHAnsi"/>
@@ -2329,18 +2008,7 @@
                 <w:sz w:val="20"/>
                 <w:szCs w:val="20"/>
               </w:rPr>
-              <w:t>{</w:t>
-            </w:r>
-            <w:proofErr w:type="gramEnd"/>
-            <w:r>
-              <w:rPr>
-                <w:rFonts w:asciiTheme="minorHAnsi" w:hAnsiTheme="minorHAnsi" w:cstheme="minorHAnsi"/>
-                <w:b/>
-                <w:bCs/>
-                <w:sz w:val="20"/>
-                <w:szCs w:val="20"/>
-              </w:rPr>
-              <w:t>#fsc} - {</w:t>
+              <w:t>{#fsc} - {</w:t>
             </w:r>
             <w:proofErr w:type="spellStart"/>
             <w:r>
@@ -2412,25 +2080,7 @@
                 <w:sz w:val="18"/>
                 <w:szCs w:val="18"/>
               </w:rPr>
-              <w:t>{#</w:t>
-            </w:r>
-            <w:proofErr w:type="gramStart"/>
-            <w:r>
-              <w:rPr>
-                <w:rFonts w:asciiTheme="minorHAnsi" w:hAnsiTheme="minorHAnsi" w:cstheme="minorHAnsi"/>
-                <w:sz w:val="18"/>
-                <w:szCs w:val="18"/>
-              </w:rPr>
-              <w:t>invoices}{</w:t>
-            </w:r>
-            <w:proofErr w:type="gramEnd"/>
-            <w:r>
-              <w:rPr>
-                <w:rFonts w:asciiTheme="minorHAnsi" w:hAnsiTheme="minorHAnsi" w:cstheme="minorHAnsi"/>
-                <w:sz w:val="18"/>
-                <w:szCs w:val="18"/>
-              </w:rPr>
-              <w:t>prefixCode}\{containerFrom}{#containerTo} - {</w:t>
+              <w:t>{#invoices}{prefixCode}\{containerFrom}{#containerTo} - {</w:t>
             </w:r>
             <w:proofErr w:type="spellStart"/>
             <w:r>
@@ -2567,6 +2217,7 @@
         <w:tc>
           <w:tcPr>
             <w:tcW w:w="1842" w:type="dxa"/>
+            <w:gridSpan w:val="2"/>
           </w:tcPr>
           <w:p>
             <w:pPr>
@@ -2586,7 +2237,6 @@
               <w:t>{^</w:t>
             </w:r>
             <w:proofErr w:type="spellStart"/>
-            <w:proofErr w:type="gramStart"/>
             <w:r>
               <w:rPr>
                 <w:rFonts w:asciiTheme="minorHAnsi" w:hAnsiTheme="minorHAnsi" w:cstheme="minorHAnsi"/>
@@ -2605,7 +2255,6 @@
               <w:t>}{</w:t>
             </w:r>
             <w:proofErr w:type="spellStart"/>
-            <w:proofErr w:type="gramEnd"/>
             <w:r>
               <w:rPr>
                 <w:rFonts w:asciiTheme="minorHAnsi" w:hAnsiTheme="minorHAnsi" w:cstheme="minorHAnsi"/>
@@ -2651,6 +2300,7 @@
           <w:p>
             <w:pPr>
               <w:pStyle w:val="NoSpacing"/>
+              <w:widowControl w:val="0"/>
               <w:spacing w:line="276" w:lineRule="auto"/>
               <w:rPr>
                 <w:rFonts w:cstheme="minorHAnsi"/>
@@ -2689,7 +2339,7 @@
         <w:tc>
           <w:tcPr>
             <w:tcW w:w="1497" w:type="dxa"/>
-            <w:gridSpan w:val="3"/>
+            <w:gridSpan w:val="5"/>
           </w:tcPr>
           <w:p>
             <w:pPr>
@@ -2783,6 +2433,7 @@
           <w:p>
             <w:pPr>
               <w:pStyle w:val="NoSpacing"/>
+              <w:widowControl w:val="0"/>
               <w:ind w:right="227"/>
               <w:jc w:val="right"/>
               <w:rPr>
@@ -2797,25 +2448,7 @@
                 <w:sz w:val="18"/>
                 <w:szCs w:val="18"/>
               </w:rPr>
-              <w:t>{value}{/</w:t>
-            </w:r>
-            <w:proofErr w:type="gramStart"/>
-            <w:r>
-              <w:rPr>
-                <w:rFonts w:cstheme="minorHAnsi"/>
-                <w:sz w:val="18"/>
-                <w:szCs w:val="18"/>
-              </w:rPr>
-              <w:t>invoices}{</w:t>
-            </w:r>
-            <w:proofErr w:type="gramEnd"/>
-            <w:r>
-              <w:rPr>
-                <w:rFonts w:cstheme="minorHAnsi"/>
-                <w:sz w:val="18"/>
-                <w:szCs w:val="18"/>
-              </w:rPr>
-              <w:t>/</w:t>
+              <w:t>{value}{/invoices}{/</w:t>
             </w:r>
             <w:proofErr w:type="spellStart"/>
             <w:r>
@@ -2876,6 +2509,7 @@
         <w:tc>
           <w:tcPr>
             <w:tcW w:w="1842" w:type="dxa"/>
+            <w:gridSpan w:val="2"/>
           </w:tcPr>
           <w:p>
             <w:pPr>
@@ -2896,6 +2530,7 @@
           <w:p>
             <w:pPr>
               <w:pStyle w:val="NoSpacing"/>
+              <w:widowControl w:val="0"/>
               <w:spacing w:line="276" w:lineRule="auto"/>
               <w:rPr>
                 <w:rFonts w:cstheme="minorHAnsi"/>
@@ -2908,7 +2543,7 @@
         <w:tc>
           <w:tcPr>
             <w:tcW w:w="1497" w:type="dxa"/>
-            <w:gridSpan w:val="3"/>
+            <w:gridSpan w:val="5"/>
           </w:tcPr>
           <w:p>
             <w:pPr>
@@ -2960,6 +2595,7 @@
           <w:p>
             <w:pPr>
               <w:pStyle w:val="NoSpacing"/>
+              <w:widowControl w:val="0"/>
               <w:ind w:right="227"/>
               <w:jc w:val="right"/>
               <w:rPr>
@@ -3009,6 +2645,7 @@
         <w:tc>
           <w:tcPr>
             <w:tcW w:w="1842" w:type="dxa"/>
+            <w:gridSpan w:val="2"/>
           </w:tcPr>
           <w:p>
             <w:pPr>
@@ -3030,6 +2667,7 @@
           <w:p>
             <w:pPr>
               <w:pStyle w:val="NoSpacing"/>
+              <w:widowControl w:val="0"/>
               <w:spacing w:line="276" w:lineRule="auto"/>
               <w:rPr>
                 <w:rFonts w:cstheme="minorHAnsi"/>
@@ -3042,7 +2680,7 @@
         <w:tc>
           <w:tcPr>
             <w:tcW w:w="1497" w:type="dxa"/>
-            <w:gridSpan w:val="3"/>
+            <w:gridSpan w:val="5"/>
           </w:tcPr>
           <w:p>
             <w:pPr>
@@ -3126,6 +2764,7 @@
           <w:p>
             <w:pPr>
               <w:pStyle w:val="NoSpacing"/>
+              <w:widowControl w:val="0"/>
               <w:ind w:right="227"/>
               <w:jc w:val="right"/>
               <w:rPr>
@@ -3207,6 +2846,7 @@
         <w:tc>
           <w:tcPr>
             <w:tcW w:w="1842" w:type="dxa"/>
+            <w:gridSpan w:val="2"/>
           </w:tcPr>
           <w:p>
             <w:pPr>
@@ -3227,6 +2867,7 @@
           <w:p>
             <w:pPr>
               <w:pStyle w:val="NoSpacing"/>
+              <w:widowControl w:val="0"/>
               <w:spacing w:line="276" w:lineRule="auto"/>
               <w:rPr>
                 <w:rFonts w:cstheme="minorHAnsi"/>
@@ -3239,7 +2880,7 @@
         <w:tc>
           <w:tcPr>
             <w:tcW w:w="1497" w:type="dxa"/>
-            <w:gridSpan w:val="3"/>
+            <w:gridSpan w:val="5"/>
           </w:tcPr>
           <w:p>
             <w:pPr>
@@ -3260,7 +2901,7 @@
               <mc:AlternateContent>
                 <mc:Choice Requires="wps">
                   <w:drawing>
-                    <wp:anchor distT="0" distB="0" distL="114300" distR="114300" simplePos="0" relativeHeight="251666432" behindDoc="0" locked="0" layoutInCell="1" allowOverlap="1" wp14:anchorId="4314EDE0" wp14:editId="54E010D6">
+                    <wp:anchor distT="0" distB="0" distL="114300" distR="114300" simplePos="0" relativeHeight="251662336" behindDoc="0" locked="0" layoutInCell="1" allowOverlap="1" wp14:anchorId="620645B3" wp14:editId="25ACC762">
                       <wp:simplePos x="0" y="0"/>
                       <wp:positionH relativeFrom="column">
                         <wp:posOffset>672523</wp:posOffset>
@@ -3309,7 +2950,7 @@
                 </mc:Choice>
                 <mc:Fallback>
                   <w:pict>
-                    <v:line w14:anchorId="4BE57AC7" id="Straight Connector 11" o:spid="_x0000_s1026" style="position:absolute;z-index:251666432;visibility:visible;mso-wrap-style:square;mso-wrap-distance-left:9pt;mso-wrap-distance-top:0;mso-wrap-distance-right:9pt;mso-wrap-distance-bottom:0;mso-position-horizontal:absolute;mso-position-horizontal-relative:text;mso-position-vertical:absolute;mso-position-vertical-relative:text" from="52.95pt,2.75pt" to="191.5pt,2.75pt" o:gfxdata="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" strokecolor="black [3200]" strokeweight=".5pt">
+                    <v:line w14:anchorId="7A28E731" id="Straight Connector 11" o:spid="_x0000_s1026" style="position:absolute;z-index:251662336;visibility:visible;mso-wrap-style:square;mso-wrap-distance-left:9pt;mso-wrap-distance-top:0;mso-wrap-distance-right:9pt;mso-wrap-distance-bottom:0;mso-position-horizontal:absolute;mso-position-horizontal-relative:text;mso-position-vertical:absolute;mso-position-vertical-relative:text" from="52.95pt,2.75pt" to="191.5pt,2.75pt" o:gfxdata="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" strokecolor="black [3200]" strokeweight=".5pt">
                       <v:stroke joinstyle="miter"/>
                     </v:line>
                   </w:pict>
@@ -3357,6 +2998,7 @@
           <w:p>
             <w:pPr>
               <w:pStyle w:val="NoSpacing"/>
+              <w:widowControl w:val="0"/>
               <w:ind w:right="227"/>
               <w:jc w:val="right"/>
               <w:rPr>
@@ -3406,6 +3048,7 @@
         <w:tc>
           <w:tcPr>
             <w:tcW w:w="1842" w:type="dxa"/>
+            <w:gridSpan w:val="2"/>
           </w:tcPr>
           <w:p>
             <w:pPr>
@@ -3426,6 +3069,7 @@
           <w:p>
             <w:pPr>
               <w:pStyle w:val="NoSpacing"/>
+              <w:widowControl w:val="0"/>
               <w:spacing w:line="276" w:lineRule="auto"/>
               <w:rPr>
                 <w:rFonts w:cstheme="minorHAnsi"/>
@@ -3438,7 +3082,7 @@
         <w:tc>
           <w:tcPr>
             <w:tcW w:w="2177" w:type="dxa"/>
-            <w:gridSpan w:val="4"/>
+            <w:gridSpan w:val="6"/>
           </w:tcPr>
           <w:p>
             <w:pPr>
@@ -3485,6 +3129,7 @@
           <w:p>
             <w:pPr>
               <w:pStyle w:val="NoSpacing"/>
+              <w:widowControl w:val="0"/>
               <w:ind w:right="227"/>
               <w:jc w:val="right"/>
               <w:rPr>
@@ -3560,6 +3205,7 @@
         <w:tc>
           <w:tcPr>
             <w:tcW w:w="1842" w:type="dxa"/>
+            <w:gridSpan w:val="2"/>
           </w:tcPr>
           <w:p>
             <w:pPr>
@@ -3580,6 +3226,7 @@
           <w:p>
             <w:pPr>
               <w:pStyle w:val="NoSpacing"/>
+              <w:widowControl w:val="0"/>
               <w:spacing w:line="276" w:lineRule="auto"/>
               <w:rPr>
                 <w:rFonts w:cstheme="minorHAnsi"/>
@@ -3592,7 +3239,7 @@
         <w:tc>
           <w:tcPr>
             <w:tcW w:w="2177" w:type="dxa"/>
-            <w:gridSpan w:val="4"/>
+            <w:gridSpan w:val="6"/>
           </w:tcPr>
           <w:p>
             <w:pPr>
@@ -3639,6 +3286,7 @@
           <w:p>
             <w:pPr>
               <w:pStyle w:val="NoSpacing"/>
+              <w:widowControl w:val="0"/>
               <w:ind w:right="227"/>
               <w:jc w:val="right"/>
               <w:rPr>
@@ -3714,6 +3362,7 @@
         <w:tc>
           <w:tcPr>
             <w:tcW w:w="1842" w:type="dxa"/>
+            <w:gridSpan w:val="2"/>
           </w:tcPr>
           <w:p>
             <w:pPr>
@@ -3734,6 +3383,7 @@
           <w:p>
             <w:pPr>
               <w:pStyle w:val="NoSpacing"/>
+              <w:widowControl w:val="0"/>
               <w:spacing w:line="276" w:lineRule="auto"/>
               <w:rPr>
                 <w:rFonts w:cstheme="minorHAnsi"/>
@@ -3746,7 +3396,7 @@
         <w:tc>
           <w:tcPr>
             <w:tcW w:w="2177" w:type="dxa"/>
-            <w:gridSpan w:val="4"/>
+            <w:gridSpan w:val="6"/>
           </w:tcPr>
           <w:p>
             <w:pPr>
@@ -3818,7 +3468,7 @@
         <w:tc>
           <w:tcPr>
             <w:tcW w:w="11322" w:type="dxa"/>
-            <w:gridSpan w:val="12"/>
+            <w:gridSpan w:val="15"/>
           </w:tcPr>
           <w:p>
             <w:pPr>
@@ -3847,7 +3497,7 @@
         <w:tc>
           <w:tcPr>
             <w:tcW w:w="9421" w:type="dxa"/>
-            <w:gridSpan w:val="10"/>
+            <w:gridSpan w:val="13"/>
             <w:vAlign w:val="center"/>
           </w:tcPr>
           <w:p>
@@ -3929,7 +3579,6 @@
               <w:t>finalDestination</w:t>
             </w:r>
             <w:proofErr w:type="spellEnd"/>
-            <w:proofErr w:type="gramStart"/>
             <w:r>
               <w:rPr>
                 <w:rFonts w:asciiTheme="minorHAnsi" w:hAnsiTheme="minorHAnsi" w:cstheme="minorHAnsi"/>
@@ -3948,7 +3597,6 @@
               </w:rPr>
               <w:t xml:space="preserve">   </w:t>
             </w:r>
-            <w:proofErr w:type="gramEnd"/>
             <w:r>
               <w:rPr>
                 <w:rFonts w:asciiTheme="minorHAnsi" w:hAnsiTheme="minorHAnsi" w:cstheme="minorHAnsi"/>
@@ -4072,7 +3720,7 @@
         <w:tc>
           <w:tcPr>
             <w:tcW w:w="11322" w:type="dxa"/>
-            <w:gridSpan w:val="12"/>
+            <w:gridSpan w:val="15"/>
           </w:tcPr>
           <w:p>
             <w:pPr>
@@ -4129,7 +3777,7 @@
         <w:tc>
           <w:tcPr>
             <w:tcW w:w="5186" w:type="dxa"/>
-            <w:gridSpan w:val="3"/>
+            <w:gridSpan w:val="4"/>
           </w:tcPr>
           <w:p>
             <w:pPr>
@@ -4189,6 +3837,7 @@
         <w:tc>
           <w:tcPr>
             <w:tcW w:w="754" w:type="dxa"/>
+            <w:gridSpan w:val="3"/>
             <w:vMerge w:val="restart"/>
           </w:tcPr>
           <w:p>
@@ -4433,7 +4082,7 @@
         <w:tc>
           <w:tcPr>
             <w:tcW w:w="5186" w:type="dxa"/>
-            <w:gridSpan w:val="3"/>
+            <w:gridSpan w:val="4"/>
           </w:tcPr>
           <w:p>
             <w:pPr>
@@ -4494,6 +4143,7 @@
         <w:tc>
           <w:tcPr>
             <w:tcW w:w="754" w:type="dxa"/>
+            <w:gridSpan w:val="3"/>
             <w:vMerge/>
           </w:tcPr>
           <w:p>
@@ -4560,7 +4210,7 @@
         <w:tc>
           <w:tcPr>
             <w:tcW w:w="5186" w:type="dxa"/>
-            <w:gridSpan w:val="3"/>
+            <w:gridSpan w:val="4"/>
           </w:tcPr>
           <w:p>
             <w:pPr>
@@ -4621,6 +4271,7 @@
         <w:tc>
           <w:tcPr>
             <w:tcW w:w="754" w:type="dxa"/>
+            <w:gridSpan w:val="3"/>
             <w:vMerge/>
           </w:tcPr>
           <w:p>
@@ -4692,6 +4343,7 @@
         <w:tc>
           <w:tcPr>
             <w:tcW w:w="1842" w:type="dxa"/>
+            <w:gridSpan w:val="2"/>
           </w:tcPr>
           <w:p>
             <w:pPr>
@@ -4712,6 +4364,7 @@
           <w:p>
             <w:pPr>
               <w:pStyle w:val="NoSpacing"/>
+              <w:widowControl w:val="0"/>
               <w:spacing w:line="276" w:lineRule="auto"/>
               <w:rPr>
                 <w:rFonts w:cstheme="minorHAnsi"/>
@@ -4724,7 +4377,7 @@
         <w:tc>
           <w:tcPr>
             <w:tcW w:w="2177" w:type="dxa"/>
-            <w:gridSpan w:val="4"/>
+            <w:gridSpan w:val="6"/>
           </w:tcPr>
           <w:p>
             <w:pPr>
@@ -4780,7 +4433,7 @@
         <w:tc>
           <w:tcPr>
             <w:tcW w:w="11322" w:type="dxa"/>
-            <w:gridSpan w:val="12"/>
+            <w:gridSpan w:val="15"/>
           </w:tcPr>
           <w:p>
             <w:pPr>
@@ -4918,7 +4571,6 @@
     <w:r>
       <w:t xml:space="preserve">      </w:t>
     </w:r>
-    <w:proofErr w:type="gramStart"/>
     <w:r>
       <w:rPr>
         <w:spacing w:val="60"/>
@@ -4935,14 +4587,7 @@
       <w:rPr>
         <w:spacing w:val="60"/>
       </w:rPr>
-      <w:t xml:space="preserve"> ICA</w:t>
-    </w:r>
-    <w:proofErr w:type="gramEnd"/>
-    <w:r>
-      <w:rPr>
-        <w:spacing w:val="60"/>
-      </w:rPr>
-      <w:t xml:space="preserve"> </w:t>
+      <w:t xml:space="preserve"> ICA </w:t>
     </w:r>
     <w:r>
       <w:rPr>
@@ -4954,14 +4599,7 @@
       <w:rPr>
         <w:spacing w:val="60"/>
       </w:rPr>
-      <w:t>(I</w:t>
-    </w:r>
-    <w:proofErr w:type="gramStart"/>
-    <w:r>
-      <w:rPr>
-        <w:spacing w:val="60"/>
-      </w:rPr>
-      <w:t>)</w:t>
+      <w:t>(I)</w:t>
     </w:r>
     <w:r>
       <w:rPr>
@@ -4975,7 +4613,6 @@
       </w:rPr>
       <w:t xml:space="preserve"> LTD</w:t>
     </w:r>
-    <w:proofErr w:type="gramEnd"/>
   </w:p>
   <w:p>
     <w:pPr>
@@ -5277,15 +4914,6 @@
         <w:color w:val="auto"/>
       </w:rPr>
       <w:tab/>
-    </w:r>
-    <w:proofErr w:type="gramStart"/>
-    <w:r>
-      <w:rPr>
-        <w:rFonts w:ascii="Arial" w:hAnsi="Arial" w:cs="Arial"/>
-        <w:b/>
-        <w:bCs/>
-        <w:color w:val="auto"/>
-      </w:rPr>
       <w:t>D</w:t>
     </w:r>
     <w:r>
@@ -5308,7 +4936,6 @@
       </w:rPr>
       <w:t>.</w:t>
     </w:r>
-    <w:proofErr w:type="gramEnd"/>
   </w:p>
   <w:p>
     <w:pPr>

--- a/electron/database/generate-document/templates/order-confirmation.docx
+++ b/electron/database/generate-document/templates/order-confirmation.docx
@@ -87,29 +87,7 @@
                 <w:sz w:val="20"/>
                 <w:szCs w:val="20"/>
               </w:rPr>
-              <w:t>{</w:t>
-            </w:r>
-            <w:proofErr w:type="spellStart"/>
-            <w:r>
-              <w:rPr>
-                <w:rFonts w:asciiTheme="minorHAnsi" w:hAnsiTheme="minorHAnsi" w:cstheme="minorHAnsi"/>
-                <w:b/>
-                <w:bCs/>
-                <w:sz w:val="20"/>
-                <w:szCs w:val="20"/>
-              </w:rPr>
-              <w:t>consigneeName</w:t>
-            </w:r>
-            <w:proofErr w:type="spellEnd"/>
-            <w:r>
-              <w:rPr>
-                <w:rFonts w:asciiTheme="minorHAnsi" w:hAnsiTheme="minorHAnsi" w:cstheme="minorHAnsi"/>
-                <w:b/>
-                <w:bCs/>
-                <w:sz w:val="20"/>
-                <w:szCs w:val="20"/>
-              </w:rPr>
-              <w:t>}</w:t>
+              <w:t>{consigneeName}</w:t>
             </w:r>
           </w:p>
           <w:p>
@@ -134,29 +112,7 @@
                 <w:sz w:val="20"/>
                 <w:szCs w:val="20"/>
               </w:rPr>
-              <w:t>{</w:t>
-            </w:r>
-            <w:proofErr w:type="spellStart"/>
-            <w:r>
-              <w:rPr>
-                <w:rFonts w:asciiTheme="minorHAnsi" w:hAnsiTheme="minorHAnsi" w:cstheme="minorHAnsi"/>
-                <w:b/>
-                <w:bCs/>
-                <w:sz w:val="20"/>
-                <w:szCs w:val="20"/>
-              </w:rPr>
-              <w:t>consigneeAddress</w:t>
-            </w:r>
-            <w:proofErr w:type="spellEnd"/>
-            <w:r>
-              <w:rPr>
-                <w:rFonts w:asciiTheme="minorHAnsi" w:hAnsiTheme="minorHAnsi" w:cstheme="minorHAnsi"/>
-                <w:b/>
-                <w:bCs/>
-                <w:sz w:val="20"/>
-                <w:szCs w:val="20"/>
-              </w:rPr>
-              <w:t>}</w:t>
+              <w:t>{consigneeAddress}</w:t>
             </w:r>
           </w:p>
           <w:p>
@@ -181,61 +137,17 @@
                 <w:sz w:val="20"/>
                 <w:szCs w:val="20"/>
               </w:rPr>
-              <w:t>{</w:t>
-            </w:r>
-            <w:proofErr w:type="spellStart"/>
-            <w:r>
-              <w:rPr>
-                <w:rFonts w:asciiTheme="minorHAnsi" w:hAnsiTheme="minorHAnsi" w:cstheme="minorHAnsi"/>
-                <w:b/>
-                <w:bCs/>
-                <w:sz w:val="20"/>
-                <w:szCs w:val="20"/>
-              </w:rPr>
-              <w:t>consigneeCity</w:t>
-            </w:r>
-            <w:proofErr w:type="spellEnd"/>
-            <w:r>
-              <w:rPr>
-                <w:rFonts w:asciiTheme="minorHAnsi" w:hAnsiTheme="minorHAnsi" w:cstheme="minorHAnsi"/>
-                <w:b/>
-                <w:bCs/>
-                <w:sz w:val="20"/>
-                <w:szCs w:val="20"/>
-              </w:rPr>
-              <w:t>}</w:t>
-            </w:r>
-            <w:r>
-              <w:rPr>
-                <w:rFonts w:asciiTheme="minorHAnsi" w:hAnsiTheme="minorHAnsi" w:cstheme="minorHAnsi"/>
-                <w:b/>
-                <w:bCs/>
-                <w:sz w:val="20"/>
-                <w:szCs w:val="20"/>
-              </w:rPr>
-              <w:t xml:space="preserve"> {</w:t>
-            </w:r>
-            <w:proofErr w:type="spellStart"/>
-            <w:r>
-              <w:rPr>
-                <w:rFonts w:asciiTheme="minorHAnsi" w:hAnsiTheme="minorHAnsi" w:cstheme="minorHAnsi"/>
-                <w:b/>
-                <w:bCs/>
-                <w:sz w:val="20"/>
-                <w:szCs w:val="20"/>
-              </w:rPr>
-              <w:t>consigneeState</w:t>
-            </w:r>
-            <w:proofErr w:type="spellEnd"/>
-            <w:r>
-              <w:rPr>
-                <w:rFonts w:asciiTheme="minorHAnsi" w:hAnsiTheme="minorHAnsi" w:cstheme="minorHAnsi"/>
-                <w:b/>
-                <w:bCs/>
-                <w:sz w:val="20"/>
-                <w:szCs w:val="20"/>
-              </w:rPr>
-              <w:t xml:space="preserve">} </w:t>
+              <w:t>{consigneeCity}</w:t>
+            </w:r>
+            <w:r>
+              <w:rPr>
+                <w:rFonts w:asciiTheme="minorHAnsi" w:hAnsiTheme="minorHAnsi" w:cstheme="minorHAnsi"/>
+                <w:b/>
+                <w:bCs/>
+                <w:sz w:val="20"/>
+                <w:szCs w:val="20"/>
+              </w:rPr>
+              <w:t xml:space="preserve"> {consigneeState} </w:t>
             </w:r>
           </w:p>
           <w:p>
@@ -258,39 +170,57 @@
                 <w:sz w:val="20"/>
                 <w:szCs w:val="20"/>
               </w:rPr>
+              <w:t>{consigneeCountry</w:t>
+            </w:r>
+            <w:r>
+              <w:rPr>
+                <w:rFonts w:asciiTheme="minorHAnsi" w:hAnsiTheme="minorHAnsi" w:cstheme="minorHAnsi"/>
+                <w:b/>
+                <w:bCs/>
+                <w:sz w:val="20"/>
+                <w:szCs w:val="20"/>
+              </w:rPr>
+              <w:t xml:space="preserve">} </w:t>
+            </w:r>
+            <w:r>
+              <w:rPr>
+                <w:rFonts w:asciiTheme="minorHAnsi" w:hAnsiTheme="minorHAnsi" w:cstheme="minorHAnsi"/>
+                <w:b/>
+                <w:bCs/>
+                <w:sz w:val="20"/>
+                <w:szCs w:val="20"/>
+              </w:rPr>
               <w:t>{</w:t>
             </w:r>
-            <w:proofErr w:type="spellStart"/>
-            <w:r>
-              <w:rPr>
-                <w:rFonts w:asciiTheme="minorHAnsi" w:hAnsiTheme="minorHAnsi" w:cstheme="minorHAnsi"/>
-                <w:b/>
-                <w:bCs/>
-                <w:sz w:val="20"/>
-                <w:szCs w:val="20"/>
-              </w:rPr>
-              <w:t>consigneeCountry</w:t>
-            </w:r>
-            <w:proofErr w:type="spellEnd"/>
-            <w:r>
-              <w:rPr>
-                <w:rFonts w:asciiTheme="minorHAnsi" w:hAnsiTheme="minorHAnsi" w:cstheme="minorHAnsi"/>
-                <w:b/>
-                <w:bCs/>
-                <w:sz w:val="20"/>
-                <w:szCs w:val="20"/>
-              </w:rPr>
-              <w:t>} -</w:t>
-            </w:r>
-            <w:r>
-              <w:rPr>
-                <w:rFonts w:asciiTheme="minorHAnsi" w:hAnsiTheme="minorHAnsi" w:cstheme="minorHAnsi"/>
-                <w:b/>
-                <w:bCs/>
-                <w:sz w:val="20"/>
-                <w:szCs w:val="20"/>
-              </w:rPr>
-              <w:t xml:space="preserve"> </w:t>
+            <w:r>
+              <w:rPr>
+                <w:rFonts w:asciiTheme="minorHAnsi" w:hAnsiTheme="minorHAnsi" w:cstheme="minorHAnsi"/>
+                <w:b/>
+                <w:bCs/>
+                <w:sz w:val="20"/>
+                <w:szCs w:val="20"/>
+              </w:rPr>
+              <w:t>#</w:t>
+            </w:r>
+            <w:r>
+              <w:rPr>
+                <w:rFonts w:asciiTheme="minorHAnsi" w:hAnsiTheme="minorHAnsi" w:cstheme="minorHAnsi"/>
+                <w:b/>
+                <w:bCs/>
+                <w:sz w:val="20"/>
+                <w:szCs w:val="20"/>
+              </w:rPr>
+              <w:t>consigneeZip}</w:t>
+            </w:r>
+            <w:r>
+              <w:rPr>
+                <w:rFonts w:asciiTheme="minorHAnsi" w:hAnsiTheme="minorHAnsi" w:cstheme="minorHAnsi"/>
+                <w:b/>
+                <w:bCs/>
+                <w:sz w:val="20"/>
+                <w:szCs w:val="20"/>
+              </w:rPr>
+              <w:t xml:space="preserve">- </w:t>
             </w:r>
             <w:r>
               <w:rPr>
@@ -302,27 +232,45 @@
               </w:rPr>
               <w:t>{</w:t>
             </w:r>
-            <w:proofErr w:type="spellStart"/>
-            <w:r>
-              <w:rPr>
-                <w:rFonts w:asciiTheme="minorHAnsi" w:hAnsiTheme="minorHAnsi" w:cstheme="minorHAnsi"/>
-                <w:b/>
-                <w:bCs/>
-                <w:sz w:val="20"/>
-                <w:szCs w:val="20"/>
-              </w:rPr>
-              <w:t>consigneeZip</w:t>
-            </w:r>
-            <w:proofErr w:type="spellEnd"/>
-            <w:r>
-              <w:rPr>
-                <w:rFonts w:asciiTheme="minorHAnsi" w:hAnsiTheme="minorHAnsi" w:cstheme="minorHAnsi"/>
-                <w:b/>
-                <w:bCs/>
-                <w:sz w:val="20"/>
-                <w:szCs w:val="20"/>
-              </w:rPr>
-              <w:t>}</w:t>
+            <w:r>
+              <w:rPr>
+                <w:rFonts w:asciiTheme="minorHAnsi" w:hAnsiTheme="minorHAnsi" w:cstheme="minorHAnsi"/>
+                <w:b/>
+                <w:bCs/>
+                <w:sz w:val="20"/>
+                <w:szCs w:val="20"/>
+              </w:rPr>
+              <w:t>consigneeZip}</w:t>
+            </w:r>
+            <w:r>
+              <w:rPr>
+                <w:rFonts w:asciiTheme="minorHAnsi" w:hAnsiTheme="minorHAnsi" w:cstheme="minorHAnsi"/>
+                <w:b/>
+                <w:bCs/>
+                <w:sz w:val="20"/>
+                <w:szCs w:val="20"/>
+              </w:rPr>
+              <w:t>{</w:t>
+            </w:r>
+            <w:r>
+              <w:rPr>
+                <w:rFonts w:asciiTheme="minorHAnsi" w:hAnsiTheme="minorHAnsi" w:cstheme="minorHAnsi"/>
+                <w:b/>
+                <w:bCs/>
+                <w:sz w:val="20"/>
+                <w:szCs w:val="20"/>
+              </w:rPr>
+              <w:t>/</w:t>
+            </w:r>
+            <w:r>
+              <w:rPr>
+                <w:rFonts w:asciiTheme="minorHAnsi" w:hAnsiTheme="minorHAnsi" w:cstheme="minorHAnsi"/>
+                <w:b/>
+                <w:bCs/>
+                <w:sz w:val="20"/>
+                <w:szCs w:val="20"/>
+              </w:rPr>
+              <w:t>consigneeZip}</w:t>
             </w:r>
           </w:p>
         </w:tc>
@@ -374,201 +322,15 @@
                 <w:sz w:val="20"/>
                 <w:szCs w:val="20"/>
               </w:rPr>
-              <w:t>{#</w:t>
-            </w:r>
-            <w:proofErr w:type="gramStart"/>
-            <w:r>
-              <w:rPr>
-                <w:rFonts w:asciiTheme="minorHAnsi" w:hAnsiTheme="minorHAnsi" w:cstheme="minorHAnsi"/>
-                <w:b/>
-                <w:bCs/>
-                <w:sz w:val="20"/>
-                <w:szCs w:val="20"/>
-              </w:rPr>
-              <w:t>isUK}Proforma</w:t>
-            </w:r>
-            <w:proofErr w:type="gramEnd"/>
-            <w:r>
-              <w:rPr>
-                <w:rFonts w:asciiTheme="minorHAnsi" w:hAnsiTheme="minorHAnsi" w:cstheme="minorHAnsi"/>
-                <w:b/>
-                <w:bCs/>
-                <w:sz w:val="20"/>
-                <w:szCs w:val="20"/>
-              </w:rPr>
-              <w:t xml:space="preserve"> Invoice{/</w:t>
-            </w:r>
-            <w:proofErr w:type="spellStart"/>
-            <w:proofErr w:type="gramStart"/>
-            <w:r>
-              <w:rPr>
-                <w:rFonts w:asciiTheme="minorHAnsi" w:hAnsiTheme="minorHAnsi" w:cstheme="minorHAnsi"/>
-                <w:b/>
-                <w:bCs/>
-                <w:sz w:val="20"/>
-                <w:szCs w:val="20"/>
-              </w:rPr>
-              <w:t>isUK</w:t>
-            </w:r>
-            <w:proofErr w:type="spellEnd"/>
-            <w:r>
-              <w:rPr>
-                <w:rFonts w:asciiTheme="minorHAnsi" w:hAnsiTheme="minorHAnsi" w:cstheme="minorHAnsi"/>
-                <w:b/>
-                <w:bCs/>
-                <w:sz w:val="20"/>
-                <w:szCs w:val="20"/>
-              </w:rPr>
-              <w:t>}{</w:t>
-            </w:r>
-            <w:proofErr w:type="gramEnd"/>
-            <w:r>
-              <w:rPr>
-                <w:rFonts w:asciiTheme="minorHAnsi" w:hAnsiTheme="minorHAnsi" w:cstheme="minorHAnsi"/>
-                <w:b/>
-                <w:bCs/>
-                <w:sz w:val="20"/>
-                <w:szCs w:val="20"/>
-              </w:rPr>
-              <w:t>#</w:t>
-            </w:r>
-            <w:proofErr w:type="gramStart"/>
-            <w:r>
-              <w:rPr>
-                <w:rFonts w:asciiTheme="minorHAnsi" w:hAnsiTheme="minorHAnsi" w:cstheme="minorHAnsi"/>
-                <w:b/>
-                <w:bCs/>
-                <w:sz w:val="20"/>
-                <w:szCs w:val="20"/>
-              </w:rPr>
-              <w:t>isGen}Order</w:t>
-            </w:r>
-            <w:proofErr w:type="gramEnd"/>
-            <w:r>
-              <w:rPr>
-                <w:rFonts w:asciiTheme="minorHAnsi" w:hAnsiTheme="minorHAnsi" w:cstheme="minorHAnsi"/>
-                <w:b/>
-                <w:bCs/>
-                <w:sz w:val="20"/>
-                <w:szCs w:val="20"/>
-              </w:rPr>
-              <w:t xml:space="preserve"> Confirmation{/</w:t>
-            </w:r>
-            <w:proofErr w:type="spellStart"/>
-            <w:proofErr w:type="gramStart"/>
-            <w:r>
-              <w:rPr>
-                <w:rFonts w:asciiTheme="minorHAnsi" w:hAnsiTheme="minorHAnsi" w:cstheme="minorHAnsi"/>
-                <w:b/>
-                <w:bCs/>
-                <w:sz w:val="20"/>
-                <w:szCs w:val="20"/>
-              </w:rPr>
-              <w:t>isGen</w:t>
-            </w:r>
-            <w:proofErr w:type="spellEnd"/>
-            <w:r>
-              <w:rPr>
-                <w:rFonts w:asciiTheme="minorHAnsi" w:hAnsiTheme="minorHAnsi" w:cstheme="minorHAnsi"/>
-                <w:b/>
-                <w:bCs/>
-                <w:sz w:val="20"/>
-                <w:szCs w:val="20"/>
-              </w:rPr>
-              <w:t>}{</w:t>
-            </w:r>
-            <w:proofErr w:type="gramEnd"/>
-            <w:r>
-              <w:rPr>
-                <w:rFonts w:asciiTheme="minorHAnsi" w:hAnsiTheme="minorHAnsi" w:cstheme="minorHAnsi"/>
-                <w:b/>
-                <w:bCs/>
-                <w:sz w:val="20"/>
-                <w:szCs w:val="20"/>
-              </w:rPr>
-              <w:t>#</w:t>
-            </w:r>
-            <w:proofErr w:type="gramStart"/>
-            <w:r>
-              <w:rPr>
-                <w:rFonts w:asciiTheme="minorHAnsi" w:hAnsiTheme="minorHAnsi" w:cstheme="minorHAnsi"/>
-                <w:b/>
-                <w:bCs/>
-                <w:sz w:val="20"/>
-                <w:szCs w:val="20"/>
-              </w:rPr>
-              <w:t>isAus}Order</w:t>
-            </w:r>
-            <w:proofErr w:type="gramEnd"/>
-            <w:r>
-              <w:rPr>
-                <w:rFonts w:asciiTheme="minorHAnsi" w:hAnsiTheme="minorHAnsi" w:cstheme="minorHAnsi"/>
-                <w:b/>
-                <w:bCs/>
-                <w:sz w:val="20"/>
-                <w:szCs w:val="20"/>
-              </w:rPr>
-              <w:t xml:space="preserve"> Confirmation{/</w:t>
-            </w:r>
-            <w:proofErr w:type="spellStart"/>
-            <w:r>
-              <w:rPr>
-                <w:rFonts w:asciiTheme="minorHAnsi" w:hAnsiTheme="minorHAnsi" w:cstheme="minorHAnsi"/>
-                <w:b/>
-                <w:bCs/>
-                <w:sz w:val="20"/>
-                <w:szCs w:val="20"/>
-              </w:rPr>
-              <w:t>isAus</w:t>
-            </w:r>
-            <w:proofErr w:type="spellEnd"/>
-            <w:proofErr w:type="gramStart"/>
-            <w:r>
-              <w:rPr>
-                <w:rFonts w:asciiTheme="minorHAnsi" w:hAnsiTheme="minorHAnsi" w:cstheme="minorHAnsi"/>
-                <w:b/>
-                <w:bCs/>
-                <w:sz w:val="20"/>
-                <w:szCs w:val="20"/>
-              </w:rPr>
-              <w:t>} :</w:t>
-            </w:r>
-            <w:proofErr w:type="gramEnd"/>
-            <w:r>
-              <w:rPr>
-                <w:rFonts w:asciiTheme="minorHAnsi" w:hAnsiTheme="minorHAnsi" w:cstheme="minorHAnsi"/>
-                <w:b/>
-                <w:bCs/>
-                <w:sz w:val="20"/>
-                <w:szCs w:val="20"/>
-              </w:rPr>
-              <w:t xml:space="preserve"> </w:t>
-            </w:r>
-            <w:r>
-              <w:rPr>
-                <w:rFonts w:asciiTheme="minorHAnsi" w:hAnsiTheme="minorHAnsi" w:cstheme="minorHAnsi"/>
-                <w:sz w:val="20"/>
-                <w:szCs w:val="20"/>
-              </w:rPr>
-              <w:t>{</w:t>
-            </w:r>
-            <w:proofErr w:type="spellStart"/>
-            <w:r>
-              <w:rPr>
-                <w:rFonts w:asciiTheme="minorHAnsi" w:hAnsiTheme="minorHAnsi" w:cstheme="minorHAnsi"/>
-                <w:sz w:val="20"/>
-                <w:szCs w:val="20"/>
-              </w:rPr>
-              <w:t>invoicePiNo</w:t>
-            </w:r>
-            <w:proofErr w:type="spellEnd"/>
-            <w:r>
-              <w:rPr>
-                <w:rFonts w:asciiTheme="minorHAnsi" w:hAnsiTheme="minorHAnsi" w:cstheme="minorHAnsi"/>
-                <w:sz w:val="20"/>
-                <w:szCs w:val="20"/>
-              </w:rPr>
-              <w:t>}</w:t>
+              <w:t xml:space="preserve">{#isUK}Proforma Invoice{/isUK}{#isGen}Order Confirmation{/isGen}{#isAus}Order Confirmation{/isAus} : </w:t>
+            </w:r>
+            <w:r>
+              <w:rPr>
+                <w:rFonts w:asciiTheme="minorHAnsi" w:hAnsiTheme="minorHAnsi" w:cstheme="minorHAnsi"/>
+                <w:sz w:val="20"/>
+                <w:szCs w:val="20"/>
+              </w:rPr>
+              <w:t>{invoicePiNo}</w:t>
             </w:r>
           </w:p>
           <w:p>
@@ -664,7 +426,6 @@
                 </mc:Fallback>
               </mc:AlternateContent>
             </w:r>
-            <w:proofErr w:type="gramStart"/>
             <w:r>
               <w:rPr>
                 <w:rFonts w:asciiTheme="minorHAnsi" w:hAnsiTheme="minorHAnsi" w:cstheme="minorHAnsi"/>
@@ -688,17 +449,16 @@
                 <w:spacing w:val="-10"/>
                 <w:sz w:val="20"/>
               </w:rPr>
-              <w:t>:</w:t>
-            </w:r>
-            <w:proofErr w:type="gramEnd"/>
-            <w:r>
-              <w:rPr>
-                <w:rFonts w:asciiTheme="minorHAnsi" w:hAnsiTheme="minorHAnsi" w:cstheme="minorHAnsi"/>
-                <w:b/>
+              <w:t xml:space="preserve">: </w:t>
+            </w:r>
+            <w:r>
+              <w:rPr>
+                <w:rFonts w:asciiTheme="minorHAnsi" w:hAnsiTheme="minorHAnsi" w:cstheme="minorHAnsi"/>
+                <w:bCs/>
                 <w:spacing w:val="-10"/>
                 <w:sz w:val="20"/>
               </w:rPr>
-              <w:t xml:space="preserve"> </w:t>
+              <w:t>{</w:t>
             </w:r>
             <w:r>
               <w:rPr>
@@ -706,21 +466,10 @@
                 <w:bCs/>
                 <w:spacing w:val="-10"/>
                 <w:sz w:val="20"/>
-              </w:rPr>
-              <w:t>{</w:t>
-            </w:r>
-            <w:proofErr w:type="spellStart"/>
-            <w:r>
-              <w:rPr>
-                <w:rFonts w:asciiTheme="minorHAnsi" w:hAnsiTheme="minorHAnsi" w:cstheme="minorHAnsi"/>
-                <w:bCs/>
-                <w:spacing w:val="-10"/>
-                <w:sz w:val="20"/>
                 <w:lang w:val="en-IN"/>
               </w:rPr>
               <w:t>orderDate</w:t>
             </w:r>
-            <w:proofErr w:type="spellEnd"/>
             <w:r>
               <w:rPr>
                 <w:rFonts w:asciiTheme="minorHAnsi" w:hAnsiTheme="minorHAnsi" w:cstheme="minorHAnsi"/>
@@ -876,8 +625,6 @@
               </w:rPr>
               <w:t>{#</w:t>
             </w:r>
-            <w:proofErr w:type="spellStart"/>
-            <w:proofErr w:type="gramStart"/>
             <w:r>
               <w:rPr>
                 <w:rFonts w:asciiTheme="minorHAnsi" w:hAnsiTheme="minorHAnsi" w:cstheme="minorHAnsi"/>
@@ -889,7 +636,6 @@
               </w:rPr>
               <w:t>isUK</w:t>
             </w:r>
-            <w:proofErr w:type="spellEnd"/>
             <w:r>
               <w:rPr>
                 <w:rFonts w:asciiTheme="minorHAnsi" w:hAnsiTheme="minorHAnsi" w:cstheme="minorHAnsi"/>
@@ -900,7 +646,6 @@
               </w:rPr>
               <w:t>}NOTIFY</w:t>
             </w:r>
-            <w:proofErr w:type="gramEnd"/>
             <w:r>
               <w:rPr>
                 <w:rFonts w:asciiTheme="minorHAnsi" w:hAnsiTheme="minorHAnsi" w:cstheme="minorHAnsi"/>
@@ -919,44 +664,8 @@
                 <w:sz w:val="20"/>
                 <w:szCs w:val="20"/>
               </w:rPr>
-              <w:t>{/</w:t>
-            </w:r>
-            <w:proofErr w:type="spellStart"/>
-            <w:proofErr w:type="gramStart"/>
-            <w:r>
-              <w:rPr>
-                <w:rFonts w:asciiTheme="minorHAnsi" w:hAnsiTheme="minorHAnsi" w:cstheme="minorHAnsi"/>
-                <w:b/>
-                <w:bCs/>
-                <w:sz w:val="20"/>
-                <w:szCs w:val="20"/>
-              </w:rPr>
-              <w:t>isUK</w:t>
-            </w:r>
-            <w:proofErr w:type="spellEnd"/>
-            <w:r>
-              <w:rPr>
-                <w:rFonts w:asciiTheme="minorHAnsi" w:hAnsiTheme="minorHAnsi" w:cstheme="minorHAnsi"/>
-                <w:b/>
-                <w:bCs/>
-                <w:sz w:val="20"/>
-                <w:szCs w:val="20"/>
-              </w:rPr>
-              <w:t>}{</w:t>
-            </w:r>
-            <w:proofErr w:type="gramEnd"/>
-            <w:r>
-              <w:rPr>
-                <w:rFonts w:asciiTheme="minorHAnsi" w:hAnsiTheme="minorHAnsi" w:cstheme="minorHAnsi"/>
-                <w:b/>
-                <w:bCs/>
-                <w:sz w:val="20"/>
-                <w:szCs w:val="20"/>
-              </w:rPr>
-              <w:t>#</w:t>
-            </w:r>
-            <w:proofErr w:type="spellStart"/>
-            <w:proofErr w:type="gramStart"/>
+              <w:t>{/isUK}{#</w:t>
+            </w:r>
             <w:r>
               <w:rPr>
                 <w:rFonts w:asciiTheme="minorHAnsi" w:hAnsiTheme="minorHAnsi" w:cstheme="minorHAnsi"/>
@@ -968,27 +677,15 @@
               </w:rPr>
               <w:t>isAus</w:t>
             </w:r>
-            <w:proofErr w:type="spellEnd"/>
-            <w:r>
-              <w:rPr>
-                <w:rFonts w:asciiTheme="minorHAnsi" w:hAnsiTheme="minorHAnsi" w:cstheme="minorHAnsi"/>
-                <w:b/>
-                <w:bCs/>
-                <w:sz w:val="20"/>
-                <w:szCs w:val="20"/>
-              </w:rPr>
-              <w:t>}DELIVERED</w:t>
-            </w:r>
-            <w:proofErr w:type="gramEnd"/>
-            <w:r>
-              <w:rPr>
-                <w:rFonts w:asciiTheme="minorHAnsi" w:hAnsiTheme="minorHAnsi" w:cstheme="minorHAnsi"/>
-                <w:b/>
-                <w:bCs/>
-                <w:sz w:val="20"/>
-                <w:szCs w:val="20"/>
-              </w:rPr>
-              <w:t xml:space="preserve"> TO</w:t>
+            <w:r>
+              <w:rPr>
+                <w:rFonts w:asciiTheme="minorHAnsi" w:hAnsiTheme="minorHAnsi" w:cstheme="minorHAnsi"/>
+                <w:b/>
+                <w:bCs/>
+                <w:sz w:val="20"/>
+                <w:szCs w:val="20"/>
+              </w:rPr>
+              <w:t>}DELIVERED TO</w:t>
             </w:r>
             <w:r>
               <w:rPr>
@@ -1008,63 +705,17 @@
                 <w:sz w:val="20"/>
                 <w:szCs w:val="20"/>
               </w:rPr>
-              <w:t>{/</w:t>
-            </w:r>
-            <w:proofErr w:type="spellStart"/>
-            <w:proofErr w:type="gramStart"/>
-            <w:r>
-              <w:rPr>
-                <w:rFonts w:asciiTheme="minorHAnsi" w:hAnsiTheme="minorHAnsi" w:cstheme="minorHAnsi"/>
-                <w:b/>
-                <w:bCs/>
-                <w:sz w:val="20"/>
-                <w:szCs w:val="20"/>
-              </w:rPr>
-              <w:t>isAus</w:t>
-            </w:r>
-            <w:proofErr w:type="spellEnd"/>
-            <w:r>
-              <w:rPr>
-                <w:rFonts w:asciiTheme="minorHAnsi" w:hAnsiTheme="minorHAnsi" w:cstheme="minorHAnsi"/>
-                <w:b/>
-                <w:bCs/>
-                <w:sz w:val="20"/>
-                <w:szCs w:val="20"/>
-              </w:rPr>
-              <w:t>}</w:t>
-            </w:r>
-            <w:r>
-              <w:rPr>
-                <w:rFonts w:asciiTheme="minorHAnsi" w:hAnsiTheme="minorHAnsi" w:cstheme="minorHAnsi"/>
-                <w:b/>
-                <w:bCs/>
-                <w:sz w:val="20"/>
-                <w:szCs w:val="20"/>
-              </w:rPr>
-              <w:t>{</w:t>
-            </w:r>
-            <w:proofErr w:type="spellStart"/>
-            <w:proofErr w:type="gramEnd"/>
-            <w:r>
-              <w:rPr>
-                <w:rFonts w:asciiTheme="minorHAnsi" w:hAnsiTheme="minorHAnsi" w:cstheme="minorHAnsi"/>
-                <w:b/>
-                <w:bCs/>
-                <w:sz w:val="20"/>
-                <w:szCs w:val="20"/>
-              </w:rPr>
-              <w:t>buyerName</w:t>
-            </w:r>
-            <w:proofErr w:type="spellEnd"/>
-            <w:r>
-              <w:rPr>
-                <w:rFonts w:asciiTheme="minorHAnsi" w:hAnsiTheme="minorHAnsi" w:cstheme="minorHAnsi"/>
-                <w:b/>
-                <w:bCs/>
-                <w:sz w:val="20"/>
-                <w:szCs w:val="20"/>
-              </w:rPr>
-              <w:t>}</w:t>
+              <w:t>{/isAus}</w:t>
+            </w:r>
+            <w:r>
+              <w:rPr>
+                <w:rFonts w:asciiTheme="minorHAnsi" w:hAnsiTheme="minorHAnsi" w:cstheme="minorHAnsi"/>
+                <w:b/>
+                <w:bCs/>
+                <w:sz w:val="20"/>
+                <w:szCs w:val="20"/>
+              </w:rPr>
+              <w:t>{buyerName}</w:t>
             </w:r>
           </w:p>
           <w:p>
@@ -1089,29 +740,7 @@
                 <w:sz w:val="20"/>
                 <w:szCs w:val="20"/>
               </w:rPr>
-              <w:t>{</w:t>
-            </w:r>
-            <w:proofErr w:type="spellStart"/>
-            <w:r>
-              <w:rPr>
-                <w:rFonts w:asciiTheme="minorHAnsi" w:hAnsiTheme="minorHAnsi" w:cstheme="minorHAnsi"/>
-                <w:b/>
-                <w:bCs/>
-                <w:sz w:val="20"/>
-                <w:szCs w:val="20"/>
-              </w:rPr>
-              <w:t>buyerAddress</w:t>
-            </w:r>
-            <w:proofErr w:type="spellEnd"/>
-            <w:r>
-              <w:rPr>
-                <w:rFonts w:asciiTheme="minorHAnsi" w:hAnsiTheme="minorHAnsi" w:cstheme="minorHAnsi"/>
-                <w:b/>
-                <w:bCs/>
-                <w:sz w:val="20"/>
-                <w:szCs w:val="20"/>
-              </w:rPr>
-              <w:t>}</w:t>
+              <w:t>{buyerAddress}</w:t>
             </w:r>
           </w:p>
           <w:p>
@@ -1136,51 +765,28 @@
                 <w:sz w:val="20"/>
                 <w:szCs w:val="20"/>
               </w:rPr>
+              <w:t>{buyerCity}</w:t>
+            </w:r>
+            <w:r>
+              <w:rPr>
+                <w:rFonts w:asciiTheme="minorHAnsi" w:hAnsiTheme="minorHAnsi" w:cstheme="minorHAnsi"/>
+                <w:b/>
+                <w:bCs/>
+                <w:sz w:val="20"/>
+                <w:szCs w:val="20"/>
+              </w:rPr>
+              <w:t xml:space="preserve"> </w:t>
+            </w:r>
+            <w:r>
+              <w:rPr>
+                <w:rFonts w:asciiTheme="minorHAnsi" w:hAnsiTheme="minorHAnsi" w:cstheme="minorHAnsi"/>
+                <w:b/>
+                <w:bCs/>
+                <w:sz w:val="20"/>
+                <w:szCs w:val="20"/>
+              </w:rPr>
               <w:t>{</w:t>
             </w:r>
-            <w:proofErr w:type="spellStart"/>
-            <w:r>
-              <w:rPr>
-                <w:rFonts w:asciiTheme="minorHAnsi" w:hAnsiTheme="minorHAnsi" w:cstheme="minorHAnsi"/>
-                <w:b/>
-                <w:bCs/>
-                <w:sz w:val="20"/>
-                <w:szCs w:val="20"/>
-              </w:rPr>
-              <w:t>buyerCity</w:t>
-            </w:r>
-            <w:proofErr w:type="spellEnd"/>
-            <w:r>
-              <w:rPr>
-                <w:rFonts w:asciiTheme="minorHAnsi" w:hAnsiTheme="minorHAnsi" w:cstheme="minorHAnsi"/>
-                <w:b/>
-                <w:bCs/>
-                <w:sz w:val="20"/>
-                <w:szCs w:val="20"/>
-              </w:rPr>
-              <w:t>}</w:t>
-            </w:r>
-            <w:r>
-              <w:rPr>
-                <w:rFonts w:asciiTheme="minorHAnsi" w:hAnsiTheme="minorHAnsi" w:cstheme="minorHAnsi"/>
-                <w:b/>
-                <w:bCs/>
-                <w:sz w:val="20"/>
-                <w:szCs w:val="20"/>
-              </w:rPr>
-              <w:t xml:space="preserve"> </w:t>
-            </w:r>
-            <w:r>
-              <w:rPr>
-                <w:rFonts w:asciiTheme="minorHAnsi" w:hAnsiTheme="minorHAnsi" w:cstheme="minorHAnsi"/>
-                <w:b/>
-                <w:bCs/>
-                <w:sz w:val="20"/>
-                <w:szCs w:val="20"/>
-              </w:rPr>
-              <w:t>{</w:t>
-            </w:r>
-            <w:proofErr w:type="spellStart"/>
             <w:r>
               <w:rPr>
                 <w:rFonts w:asciiTheme="minorHAnsi" w:hAnsiTheme="minorHAnsi" w:cstheme="minorHAnsi"/>
@@ -1191,7 +797,6 @@
               </w:rPr>
               <w:t>buyerState</w:t>
             </w:r>
-            <w:proofErr w:type="spellEnd"/>
             <w:r>
               <w:rPr>
                 <w:rFonts w:asciiTheme="minorHAnsi" w:hAnsiTheme="minorHAnsi" w:cstheme="minorHAnsi"/>
@@ -1223,7 +828,6 @@
               </w:rPr>
               <w:t>{</w:t>
             </w:r>
-            <w:proofErr w:type="spellStart"/>
             <w:r>
               <w:rPr>
                 <w:rFonts w:asciiTheme="minorHAnsi" w:hAnsiTheme="minorHAnsi" w:cstheme="minorHAnsi"/>
@@ -1234,7 +838,6 @@
               </w:rPr>
               <w:t>buyerCountry</w:t>
             </w:r>
-            <w:proofErr w:type="spellEnd"/>
             <w:r>
               <w:rPr>
                 <w:rFonts w:asciiTheme="minorHAnsi" w:hAnsiTheme="minorHAnsi" w:cstheme="minorHAnsi"/>
@@ -1253,59 +856,77 @@
                 <w:sz w:val="20"/>
                 <w:szCs w:val="20"/>
               </w:rPr>
-              <w:t xml:space="preserve"> </w:t>
-            </w:r>
-            <w:r>
-              <w:rPr>
-                <w:rFonts w:asciiTheme="minorHAnsi" w:hAnsiTheme="minorHAnsi" w:cstheme="minorHAnsi"/>
-                <w:b/>
-                <w:bCs/>
-                <w:sz w:val="20"/>
-                <w:szCs w:val="20"/>
-              </w:rPr>
-              <w:t>-</w:t>
-            </w:r>
-            <w:r>
-              <w:rPr>
-                <w:rFonts w:asciiTheme="minorHAnsi" w:hAnsiTheme="minorHAnsi" w:cstheme="minorHAnsi"/>
-                <w:b/>
-                <w:bCs/>
-                <w:sz w:val="20"/>
-                <w:szCs w:val="20"/>
-              </w:rPr>
-              <w:t xml:space="preserve"> </w:t>
-            </w:r>
-            <w:r>
-              <w:rPr>
-                <w:rFonts w:asciiTheme="minorHAnsi" w:hAnsiTheme="minorHAnsi" w:cstheme="minorHAnsi"/>
-                <w:b/>
-                <w:bCs/>
-                <w:sz w:val="20"/>
-                <w:szCs w:val="20"/>
-              </w:rPr>
               <w:t>{</w:t>
             </w:r>
-            <w:proofErr w:type="spellStart"/>
-            <w:r>
-              <w:rPr>
-                <w:rFonts w:asciiTheme="minorHAnsi" w:hAnsiTheme="minorHAnsi" w:cstheme="minorHAnsi"/>
-                <w:b/>
-                <w:bCs/>
-                <w:sz w:val="20"/>
-                <w:szCs w:val="20"/>
-              </w:rPr>
-              <w:t>buyerZip</w:t>
-            </w:r>
-            <w:proofErr w:type="spellEnd"/>
-            <w:r>
-              <w:rPr>
-                <w:rFonts w:asciiTheme="minorHAnsi" w:hAnsiTheme="minorHAnsi" w:cstheme="minorHAnsi"/>
-                <w:b/>
-                <w:bCs/>
-                <w:sz w:val="20"/>
-                <w:szCs w:val="20"/>
-              </w:rPr>
-              <w:t>}</w:t>
+            <w:r>
+              <w:rPr>
+                <w:rFonts w:asciiTheme="minorHAnsi" w:hAnsiTheme="minorHAnsi" w:cstheme="minorHAnsi"/>
+                <w:b/>
+                <w:bCs/>
+                <w:sz w:val="20"/>
+                <w:szCs w:val="20"/>
+              </w:rPr>
+              <w:t>#</w:t>
+            </w:r>
+            <w:r>
+              <w:rPr>
+                <w:rFonts w:asciiTheme="minorHAnsi" w:hAnsiTheme="minorHAnsi" w:cstheme="minorHAnsi"/>
+                <w:b/>
+                <w:bCs/>
+                <w:sz w:val="20"/>
+                <w:szCs w:val="20"/>
+              </w:rPr>
+              <w:t>buyerZip}</w:t>
+            </w:r>
+            <w:r>
+              <w:rPr>
+                <w:rFonts w:asciiTheme="minorHAnsi" w:hAnsiTheme="minorHAnsi" w:cstheme="minorHAnsi"/>
+                <w:b/>
+                <w:bCs/>
+                <w:sz w:val="20"/>
+                <w:szCs w:val="20"/>
+              </w:rPr>
+              <w:t xml:space="preserve"> - </w:t>
+            </w:r>
+            <w:r>
+              <w:rPr>
+                <w:rFonts w:asciiTheme="minorHAnsi" w:hAnsiTheme="minorHAnsi" w:cstheme="minorHAnsi"/>
+                <w:b/>
+                <w:bCs/>
+                <w:sz w:val="20"/>
+                <w:szCs w:val="20"/>
+              </w:rPr>
+              <w:t>{buyerZip}</w:t>
+            </w:r>
+            <w:r>
+              <w:rPr>
+                <w:rFonts w:asciiTheme="minorHAnsi" w:hAnsiTheme="minorHAnsi" w:cstheme="minorHAnsi"/>
+                <w:b/>
+                <w:bCs/>
+                <w:sz w:val="20"/>
+                <w:szCs w:val="20"/>
+              </w:rPr>
+              <w:t>{</w:t>
+            </w:r>
+            <w:r>
+              <w:rPr>
+                <w:rFonts w:asciiTheme="minorHAnsi" w:hAnsiTheme="minorHAnsi" w:cstheme="minorHAnsi"/>
+                <w:b/>
+                <w:bCs/>
+                <w:sz w:val="20"/>
+                <w:szCs w:val="20"/>
+              </w:rPr>
+              <w:t>/</w:t>
+            </w:r>
+            <w:r>
+              <w:rPr>
+                <w:rFonts w:asciiTheme="minorHAnsi" w:hAnsiTheme="minorHAnsi" w:cstheme="minorHAnsi"/>
+                <w:b/>
+                <w:bCs/>
+                <w:sz w:val="20"/>
+                <w:szCs w:val="20"/>
+              </w:rPr>
+              <w:t>buyerZip}</w:t>
             </w:r>
           </w:p>
         </w:tc>
@@ -1459,66 +1080,8 @@
                 <w:sz w:val="20"/>
                 <w:szCs w:val="24"/>
               </w:rPr>
-              <w:t>{#</w:t>
-            </w:r>
-            <w:proofErr w:type="gramStart"/>
-            <w:r>
-              <w:rPr>
-                <w:rFonts w:asciiTheme="minorHAnsi" w:hAnsiTheme="minorHAnsi" w:cstheme="minorHAnsi"/>
-                <w:b/>
-                <w:bCs/>
-                <w:sz w:val="20"/>
-                <w:szCs w:val="24"/>
-              </w:rPr>
-              <w:t>isAus}ASW</w:t>
-            </w:r>
-            <w:proofErr w:type="gramEnd"/>
-            <w:r>
-              <w:rPr>
-                <w:rFonts w:asciiTheme="minorHAnsi" w:hAnsiTheme="minorHAnsi" w:cstheme="minorHAnsi"/>
-                <w:b/>
-                <w:bCs/>
-                <w:sz w:val="20"/>
-                <w:szCs w:val="24"/>
-              </w:rPr>
-              <w:t xml:space="preserve"> No{/</w:t>
-            </w:r>
-            <w:proofErr w:type="spellStart"/>
-            <w:proofErr w:type="gramStart"/>
-            <w:r>
-              <w:rPr>
-                <w:rFonts w:asciiTheme="minorHAnsi" w:hAnsiTheme="minorHAnsi" w:cstheme="minorHAnsi"/>
-                <w:b/>
-                <w:bCs/>
-                <w:sz w:val="20"/>
-                <w:szCs w:val="24"/>
-              </w:rPr>
-              <w:t>isAus</w:t>
-            </w:r>
-            <w:proofErr w:type="spellEnd"/>
-            <w:r>
-              <w:rPr>
-                <w:rFonts w:asciiTheme="minorHAnsi" w:hAnsiTheme="minorHAnsi" w:cstheme="minorHAnsi"/>
-                <w:b/>
-                <w:bCs/>
-                <w:sz w:val="20"/>
-                <w:szCs w:val="24"/>
-              </w:rPr>
-              <w:t>}{</w:t>
-            </w:r>
-            <w:proofErr w:type="gramEnd"/>
-            <w:r>
-              <w:rPr>
-                <w:rFonts w:asciiTheme="minorHAnsi" w:hAnsiTheme="minorHAnsi" w:cstheme="minorHAnsi"/>
-                <w:b/>
-                <w:bCs/>
-                <w:sz w:val="20"/>
-                <w:szCs w:val="24"/>
-              </w:rPr>
-              <w:t>#</w:t>
-            </w:r>
-            <w:proofErr w:type="spellStart"/>
-            <w:proofErr w:type="gramStart"/>
+              <w:t>{#isAus}ASW No{/isAus}{#</w:t>
+            </w:r>
             <w:r>
               <w:rPr>
                 <w:rFonts w:asciiTheme="minorHAnsi" w:hAnsiTheme="minorHAnsi" w:cstheme="minorHAnsi"/>
@@ -1530,7 +1093,6 @@
               </w:rPr>
               <w:t>isUK</w:t>
             </w:r>
-            <w:proofErr w:type="spellEnd"/>
             <w:r>
               <w:rPr>
                 <w:rFonts w:asciiTheme="minorHAnsi" w:hAnsiTheme="minorHAnsi" w:cstheme="minorHAnsi"/>
@@ -1551,7 +1113,6 @@
               </w:rPr>
               <w:t>Code</w:t>
             </w:r>
-            <w:proofErr w:type="gramEnd"/>
             <w:r>
               <w:rPr>
                 <w:rFonts w:asciiTheme="minorHAnsi" w:hAnsiTheme="minorHAnsi" w:cstheme="minorHAnsi"/>
@@ -1560,44 +1121,8 @@
                 <w:sz w:val="20"/>
                 <w:szCs w:val="24"/>
               </w:rPr>
-              <w:t>{/</w:t>
-            </w:r>
-            <w:proofErr w:type="spellStart"/>
-            <w:proofErr w:type="gramStart"/>
-            <w:r>
-              <w:rPr>
-                <w:rFonts w:asciiTheme="minorHAnsi" w:hAnsiTheme="minorHAnsi" w:cstheme="minorHAnsi"/>
-                <w:b/>
-                <w:bCs/>
-                <w:sz w:val="20"/>
-                <w:szCs w:val="24"/>
-              </w:rPr>
-              <w:t>isUK</w:t>
-            </w:r>
-            <w:proofErr w:type="spellEnd"/>
-            <w:r>
-              <w:rPr>
-                <w:rFonts w:asciiTheme="minorHAnsi" w:hAnsiTheme="minorHAnsi" w:cstheme="minorHAnsi"/>
-                <w:b/>
-                <w:bCs/>
-                <w:sz w:val="20"/>
-                <w:szCs w:val="24"/>
-              </w:rPr>
-              <w:t>}{</w:t>
-            </w:r>
-            <w:proofErr w:type="gramEnd"/>
-            <w:r>
-              <w:rPr>
-                <w:rFonts w:asciiTheme="minorHAnsi" w:hAnsiTheme="minorHAnsi" w:cstheme="minorHAnsi"/>
-                <w:b/>
-                <w:bCs/>
-                <w:sz w:val="20"/>
-                <w:szCs w:val="24"/>
-              </w:rPr>
-              <w:t>#</w:t>
-            </w:r>
-            <w:proofErr w:type="spellStart"/>
-            <w:proofErr w:type="gramStart"/>
+              <w:t>{/isUK}{#</w:t>
+            </w:r>
             <w:r>
               <w:rPr>
                 <w:rFonts w:asciiTheme="minorHAnsi" w:hAnsiTheme="minorHAnsi" w:cstheme="minorHAnsi"/>
@@ -1609,7 +1134,6 @@
               </w:rPr>
               <w:t>isGen</w:t>
             </w:r>
-            <w:proofErr w:type="spellEnd"/>
             <w:r>
               <w:rPr>
                 <w:rFonts w:asciiTheme="minorHAnsi" w:hAnsiTheme="minorHAnsi" w:cstheme="minorHAnsi"/>
@@ -1630,7 +1154,6 @@
               </w:rPr>
               <w:t>Grade</w:t>
             </w:r>
-            <w:proofErr w:type="gramEnd"/>
             <w:r>
               <w:rPr>
                 <w:rFonts w:asciiTheme="minorHAnsi" w:hAnsiTheme="minorHAnsi" w:cstheme="minorHAnsi"/>
@@ -1641,7 +1164,6 @@
               </w:rPr>
               <w:t>{/</w:t>
             </w:r>
-            <w:proofErr w:type="spellStart"/>
             <w:r>
               <w:rPr>
                 <w:rFonts w:asciiTheme="minorHAnsi" w:hAnsiTheme="minorHAnsi" w:cstheme="minorHAnsi"/>
@@ -1653,7 +1175,6 @@
               </w:rPr>
               <w:t>isGen</w:t>
             </w:r>
-            <w:proofErr w:type="spellEnd"/>
             <w:r>
               <w:rPr>
                 <w:rFonts w:asciiTheme="minorHAnsi" w:hAnsiTheme="minorHAnsi" w:cstheme="minorHAnsi"/>
@@ -1687,90 +1208,8 @@
                 <w:sz w:val="20"/>
                 <w:szCs w:val="24"/>
               </w:rPr>
-              <w:t>{#</w:t>
-            </w:r>
-            <w:proofErr w:type="gramStart"/>
-            <w:r>
-              <w:rPr>
-                <w:rFonts w:asciiTheme="minorHAnsi" w:hAnsiTheme="minorHAnsi" w:cstheme="minorHAnsi"/>
-                <w:b/>
-                <w:bCs/>
-                <w:sz w:val="20"/>
-                <w:szCs w:val="24"/>
-              </w:rPr>
-              <w:t>isAus}ASW</w:t>
-            </w:r>
-            <w:proofErr w:type="gramEnd"/>
-            <w:r>
-              <w:rPr>
-                <w:rFonts w:asciiTheme="minorHAnsi" w:hAnsiTheme="minorHAnsi" w:cstheme="minorHAnsi"/>
-                <w:b/>
-                <w:bCs/>
-                <w:sz w:val="20"/>
-                <w:szCs w:val="24"/>
-              </w:rPr>
-              <w:t xml:space="preserve"> </w:t>
-            </w:r>
-            <w:proofErr w:type="spellStart"/>
-            <w:proofErr w:type="gramStart"/>
-            <w:r>
-              <w:rPr>
-                <w:rFonts w:asciiTheme="minorHAnsi" w:hAnsiTheme="minorHAnsi" w:cstheme="minorHAnsi"/>
-                <w:b/>
-                <w:bCs/>
-                <w:sz w:val="20"/>
-                <w:szCs w:val="24"/>
-              </w:rPr>
-              <w:t>PO.No</w:t>
-            </w:r>
-            <w:proofErr w:type="spellEnd"/>
-            <w:proofErr w:type="gramEnd"/>
-            <w:r>
-              <w:rPr>
-                <w:rFonts w:asciiTheme="minorHAnsi" w:hAnsiTheme="minorHAnsi" w:cstheme="minorHAnsi"/>
-                <w:b/>
-                <w:bCs/>
-                <w:sz w:val="20"/>
-                <w:szCs w:val="24"/>
-              </w:rPr>
-              <w:t>{/</w:t>
-            </w:r>
-            <w:proofErr w:type="spellStart"/>
-            <w:proofErr w:type="gramStart"/>
-            <w:r>
-              <w:rPr>
-                <w:rFonts w:asciiTheme="minorHAnsi" w:hAnsiTheme="minorHAnsi" w:cstheme="minorHAnsi"/>
-                <w:b/>
-                <w:bCs/>
-                <w:sz w:val="20"/>
-                <w:szCs w:val="24"/>
-              </w:rPr>
-              <w:t>isAus</w:t>
-            </w:r>
-            <w:proofErr w:type="spellEnd"/>
-            <w:r>
-              <w:rPr>
-                <w:rFonts w:asciiTheme="minorHAnsi" w:hAnsiTheme="minorHAnsi" w:cstheme="minorHAnsi"/>
-                <w:b/>
-                <w:bCs/>
-                <w:sz w:val="20"/>
-                <w:szCs w:val="24"/>
-              </w:rPr>
-              <w:t>}{</w:t>
-            </w:r>
-            <w:proofErr w:type="gramEnd"/>
-            <w:r>
-              <w:rPr>
-                <w:rFonts w:asciiTheme="minorHAnsi" w:hAnsiTheme="minorHAnsi" w:cstheme="minorHAnsi"/>
-                <w:b/>
-                <w:bCs/>
-                <w:sz w:val="20"/>
-                <w:szCs w:val="24"/>
-              </w:rPr>
-              <w:t>#</w:t>
-            </w:r>
-            <w:proofErr w:type="spellStart"/>
-            <w:proofErr w:type="gramStart"/>
+              <w:t>{#isAus}ASW PO.No{/isAus}{#</w:t>
+            </w:r>
             <w:r>
               <w:rPr>
                 <w:rFonts w:asciiTheme="minorHAnsi" w:hAnsiTheme="minorHAnsi" w:cstheme="minorHAnsi"/>
@@ -1782,7 +1221,6 @@
               </w:rPr>
               <w:t>isGen</w:t>
             </w:r>
-            <w:proofErr w:type="spellEnd"/>
             <w:r>
               <w:rPr>
                 <w:rFonts w:asciiTheme="minorHAnsi" w:hAnsiTheme="minorHAnsi" w:cstheme="minorHAnsi"/>
@@ -1803,7 +1241,6 @@
               </w:rPr>
               <w:t>Brand</w:t>
             </w:r>
-            <w:proofErr w:type="gramEnd"/>
             <w:r>
               <w:rPr>
                 <w:rFonts w:asciiTheme="minorHAnsi" w:hAnsiTheme="minorHAnsi" w:cstheme="minorHAnsi"/>
@@ -1814,7 +1251,6 @@
               </w:rPr>
               <w:t>{/</w:t>
             </w:r>
-            <w:proofErr w:type="spellStart"/>
             <w:r>
               <w:rPr>
                 <w:rFonts w:asciiTheme="minorHAnsi" w:hAnsiTheme="minorHAnsi" w:cstheme="minorHAnsi"/>
@@ -1826,7 +1262,6 @@
               </w:rPr>
               <w:t>isGen</w:t>
             </w:r>
-            <w:proofErr w:type="spellEnd"/>
             <w:r>
               <w:rPr>
                 <w:rFonts w:asciiTheme="minorHAnsi" w:hAnsiTheme="minorHAnsi" w:cstheme="minorHAnsi"/>
@@ -1965,29 +1400,7 @@
                 <w:sz w:val="20"/>
                 <w:szCs w:val="24"/>
               </w:rPr>
-              <w:t>{</w:t>
-            </w:r>
-            <w:proofErr w:type="spellStart"/>
-            <w:r>
-              <w:rPr>
-                <w:rFonts w:asciiTheme="minorHAnsi" w:hAnsiTheme="minorHAnsi" w:cstheme="minorHAnsi"/>
-                <w:b/>
-                <w:bCs/>
-                <w:sz w:val="20"/>
-                <w:szCs w:val="24"/>
-              </w:rPr>
-              <w:t>currencyChar</w:t>
-            </w:r>
-            <w:proofErr w:type="spellEnd"/>
-            <w:r>
-              <w:rPr>
-                <w:rFonts w:asciiTheme="minorHAnsi" w:hAnsiTheme="minorHAnsi" w:cstheme="minorHAnsi"/>
-                <w:b/>
-                <w:bCs/>
-                <w:sz w:val="20"/>
-                <w:szCs w:val="24"/>
-              </w:rPr>
-              <w:t>}</w:t>
+              <w:t>{currencyChar}</w:t>
             </w:r>
           </w:p>
         </w:tc>
@@ -2038,29 +1451,7 @@
                 <w:sz w:val="20"/>
                 <w:szCs w:val="24"/>
               </w:rPr>
-              <w:t>{</w:t>
-            </w:r>
-            <w:proofErr w:type="spellStart"/>
-            <w:r>
-              <w:rPr>
-                <w:rFonts w:asciiTheme="minorHAnsi" w:hAnsiTheme="minorHAnsi" w:cstheme="minorHAnsi"/>
-                <w:b/>
-                <w:bCs/>
-                <w:sz w:val="20"/>
-                <w:szCs w:val="24"/>
-              </w:rPr>
-              <w:t>currencyChar</w:t>
-            </w:r>
-            <w:proofErr w:type="spellEnd"/>
-            <w:r>
-              <w:rPr>
-                <w:rFonts w:asciiTheme="minorHAnsi" w:hAnsiTheme="minorHAnsi" w:cstheme="minorHAnsi"/>
-                <w:b/>
-                <w:bCs/>
-                <w:sz w:val="20"/>
-                <w:szCs w:val="24"/>
-              </w:rPr>
-              <w:t>}</w:t>
+              <w:t>{currencyChar}</w:t>
             </w:r>
           </w:p>
         </w:tc>
@@ -2089,55 +1480,17 @@
                 <w:sz w:val="20"/>
                 <w:szCs w:val="20"/>
               </w:rPr>
-              <w:t>{#</w:t>
-            </w:r>
-            <w:proofErr w:type="gramStart"/>
-            <w:r>
-              <w:rPr>
-                <w:rFonts w:asciiTheme="minorHAnsi" w:hAnsiTheme="minorHAnsi" w:cstheme="minorHAnsi"/>
-                <w:sz w:val="20"/>
-                <w:szCs w:val="20"/>
-              </w:rPr>
-              <w:t>IPItems}{</w:t>
-            </w:r>
-            <w:proofErr w:type="gramEnd"/>
-            <w:r>
-              <w:rPr>
-                <w:rFonts w:asciiTheme="minorHAnsi" w:hAnsiTheme="minorHAnsi" w:cstheme="minorHAnsi"/>
-                <w:sz w:val="20"/>
-                <w:szCs w:val="20"/>
-              </w:rPr>
-              <w:t>#</w:t>
-            </w:r>
-            <w:proofErr w:type="gramStart"/>
-            <w:r>
-              <w:rPr>
-                <w:rFonts w:asciiTheme="minorHAnsi" w:hAnsiTheme="minorHAnsi" w:cstheme="minorHAnsi"/>
-                <w:sz w:val="20"/>
-                <w:szCs w:val="20"/>
-              </w:rPr>
-              <w:t>showThickness}</w:t>
-            </w:r>
-            <w:r>
-              <w:rPr>
-                <w:rFonts w:asciiTheme="minorHAnsi" w:hAnsiTheme="minorHAnsi" w:cstheme="minorHAnsi"/>
-                <w:b/>
-                <w:bCs/>
-                <w:sz w:val="20"/>
-                <w:szCs w:val="20"/>
-              </w:rPr>
-              <w:t>{</w:t>
-            </w:r>
-            <w:proofErr w:type="gramEnd"/>
-            <w:r>
-              <w:rPr>
-                <w:rFonts w:asciiTheme="minorHAnsi" w:hAnsiTheme="minorHAnsi" w:cstheme="minorHAnsi"/>
-                <w:b/>
-                <w:bCs/>
-                <w:sz w:val="20"/>
-                <w:szCs w:val="20"/>
-              </w:rPr>
-              <w:t>thicknessDetail}</w:t>
+              <w:t>{#IPItems}{#showThickness}</w:t>
+            </w:r>
+            <w:r>
+              <w:rPr>
+                <w:rFonts w:asciiTheme="minorHAnsi" w:hAnsiTheme="minorHAnsi" w:cstheme="minorHAnsi"/>
+                <w:b/>
+                <w:bCs/>
+                <w:sz w:val="20"/>
+                <w:szCs w:val="20"/>
+              </w:rPr>
+              <w:t>{thicknessDetail}</w:t>
             </w:r>
             <w:r>
               <w:rPr>
@@ -2264,7 +1617,6 @@
               </w:rPr>
               <w:t>{#</w:t>
             </w:r>
-            <w:proofErr w:type="spellStart"/>
             <w:r>
               <w:rPr>
                 <w:rFonts w:asciiTheme="minorHAnsi" w:hAnsiTheme="minorHAnsi" w:cstheme="minorHAnsi"/>
@@ -2276,7 +1628,6 @@
               </w:rPr>
               <w:t>extNotes</w:t>
             </w:r>
-            <w:proofErr w:type="spellEnd"/>
             <w:r>
               <w:rPr>
                 <w:rFonts w:asciiTheme="minorHAnsi" w:hAnsiTheme="minorHAnsi" w:cstheme="minorHAnsi"/>
@@ -2287,7 +1638,6 @@
               </w:rPr>
               <w:t>} - {</w:t>
             </w:r>
-            <w:proofErr w:type="spellStart"/>
             <w:r>
               <w:rPr>
                 <w:rFonts w:asciiTheme="minorHAnsi" w:hAnsiTheme="minorHAnsi" w:cstheme="minorHAnsi"/>
@@ -2299,8 +1649,6 @@
               </w:rPr>
               <w:t>extNotes</w:t>
             </w:r>
-            <w:proofErr w:type="spellEnd"/>
-            <w:proofErr w:type="gramStart"/>
             <w:r>
               <w:rPr>
                 <w:rFonts w:asciiTheme="minorHAnsi" w:hAnsiTheme="minorHAnsi" w:cstheme="minorHAnsi"/>
@@ -2329,62 +1677,7 @@
                 <w:sz w:val="20"/>
                 <w:szCs w:val="20"/>
               </w:rPr>
-              <w:t>{</w:t>
-            </w:r>
-            <w:proofErr w:type="gramEnd"/>
-            <w:r>
-              <w:rPr>
-                <w:rFonts w:asciiTheme="minorHAnsi" w:hAnsiTheme="minorHAnsi" w:cstheme="minorHAnsi"/>
-                <w:b/>
-                <w:bCs/>
-                <w:sz w:val="20"/>
-                <w:szCs w:val="20"/>
-              </w:rPr>
-              <w:t>#fsc} - {</w:t>
-            </w:r>
-            <w:proofErr w:type="spellStart"/>
-            <w:r>
-              <w:rPr>
-                <w:rFonts w:asciiTheme="minorHAnsi" w:hAnsiTheme="minorHAnsi" w:cstheme="minorHAnsi"/>
-                <w:b/>
-                <w:bCs/>
-                <w:sz w:val="20"/>
-                <w:szCs w:val="20"/>
-              </w:rPr>
-              <w:t>fsc</w:t>
-            </w:r>
-            <w:proofErr w:type="spellEnd"/>
-            <w:r>
-              <w:rPr>
-                <w:rFonts w:asciiTheme="minorHAnsi" w:hAnsiTheme="minorHAnsi" w:cstheme="minorHAnsi"/>
-                <w:b/>
-                <w:bCs/>
-                <w:sz w:val="20"/>
-                <w:szCs w:val="20"/>
-              </w:rPr>
-              <w:t>}{/</w:t>
-            </w:r>
-            <w:proofErr w:type="spellStart"/>
-            <w:r>
-              <w:rPr>
-                <w:rFonts w:asciiTheme="minorHAnsi" w:hAnsiTheme="minorHAnsi" w:cstheme="minorHAnsi"/>
-                <w:b/>
-                <w:bCs/>
-                <w:sz w:val="20"/>
-                <w:szCs w:val="20"/>
-              </w:rPr>
-              <w:t>fsc</w:t>
-            </w:r>
-            <w:proofErr w:type="spellEnd"/>
-            <w:r>
-              <w:rPr>
-                <w:rFonts w:asciiTheme="minorHAnsi" w:hAnsiTheme="minorHAnsi" w:cstheme="minorHAnsi"/>
-                <w:b/>
-                <w:bCs/>
-                <w:sz w:val="20"/>
-                <w:szCs w:val="20"/>
-              </w:rPr>
-              <w:t>}</w:t>
+              <w:t>{#fsc} - {fsc}{/fsc}</w:t>
             </w:r>
           </w:p>
         </w:tc>
@@ -2412,61 +1705,7 @@
                 <w:sz w:val="18"/>
                 <w:szCs w:val="18"/>
               </w:rPr>
-              <w:t>{#</w:t>
-            </w:r>
-            <w:proofErr w:type="gramStart"/>
-            <w:r>
-              <w:rPr>
-                <w:rFonts w:asciiTheme="minorHAnsi" w:hAnsiTheme="minorHAnsi" w:cstheme="minorHAnsi"/>
-                <w:sz w:val="18"/>
-                <w:szCs w:val="18"/>
-              </w:rPr>
-              <w:t>invoices}{</w:t>
-            </w:r>
-            <w:proofErr w:type="gramEnd"/>
-            <w:r>
-              <w:rPr>
-                <w:rFonts w:asciiTheme="minorHAnsi" w:hAnsiTheme="minorHAnsi" w:cstheme="minorHAnsi"/>
-                <w:sz w:val="18"/>
-                <w:szCs w:val="18"/>
-              </w:rPr>
-              <w:t>prefixCode}\{containerFrom}{#containerTo} - {</w:t>
-            </w:r>
-            <w:proofErr w:type="spellStart"/>
-            <w:r>
-              <w:rPr>
-                <w:rFonts w:asciiTheme="minorHAnsi" w:hAnsiTheme="minorHAnsi" w:cstheme="minorHAnsi"/>
-                <w:sz w:val="18"/>
-                <w:szCs w:val="18"/>
-              </w:rPr>
-              <w:t>containerTo</w:t>
-            </w:r>
-            <w:proofErr w:type="spellEnd"/>
-            <w:r>
-              <w:rPr>
-                <w:rFonts w:asciiTheme="minorHAnsi" w:hAnsiTheme="minorHAnsi" w:cstheme="minorHAnsi"/>
-                <w:sz w:val="18"/>
-                <w:szCs w:val="18"/>
-              </w:rPr>
-              <w:t>}{/</w:t>
-            </w:r>
-            <w:proofErr w:type="spellStart"/>
-            <w:r>
-              <w:rPr>
-                <w:rFonts w:asciiTheme="minorHAnsi" w:hAnsiTheme="minorHAnsi" w:cstheme="minorHAnsi"/>
-                <w:sz w:val="18"/>
-                <w:szCs w:val="18"/>
-              </w:rPr>
-              <w:t>containerTo</w:t>
-            </w:r>
-            <w:proofErr w:type="spellEnd"/>
-            <w:r>
-              <w:rPr>
-                <w:rFonts w:asciiTheme="minorHAnsi" w:hAnsiTheme="minorHAnsi" w:cstheme="minorHAnsi"/>
-                <w:sz w:val="18"/>
-                <w:szCs w:val="18"/>
-              </w:rPr>
-              <w:t>}</w:t>
+              <w:t>{#invoices}{prefixCode}\{containerFrom}{#containerTo} - {containerTo}{/containerTo}</w:t>
             </w:r>
           </w:p>
         </w:tc>
@@ -2490,25 +1729,7 @@
                 <w:sz w:val="18"/>
                 <w:szCs w:val="18"/>
               </w:rPr>
-              <w:t>{</w:t>
-            </w:r>
-            <w:proofErr w:type="spellStart"/>
-            <w:r>
-              <w:rPr>
-                <w:rFonts w:asciiTheme="minorHAnsi" w:hAnsiTheme="minorHAnsi" w:cstheme="minorHAnsi"/>
-                <w:sz w:val="18"/>
-                <w:szCs w:val="18"/>
-              </w:rPr>
-              <w:t>materialGrade</w:t>
-            </w:r>
-            <w:proofErr w:type="spellEnd"/>
-            <w:r>
-              <w:rPr>
-                <w:rFonts w:asciiTheme="minorHAnsi" w:hAnsiTheme="minorHAnsi" w:cstheme="minorHAnsi"/>
-                <w:sz w:val="18"/>
-                <w:szCs w:val="18"/>
-              </w:rPr>
-              <w:t>}{#isUK</w:t>
+              <w:t>{materialGrade}{#isUK</w:t>
             </w:r>
             <w:r>
               <w:rPr>
@@ -2524,43 +1745,7 @@
                 <w:sz w:val="18"/>
                 <w:szCs w:val="18"/>
               </w:rPr>
-              <w:t>{</w:t>
-            </w:r>
-            <w:proofErr w:type="spellStart"/>
-            <w:r>
-              <w:rPr>
-                <w:rFonts w:asciiTheme="minorHAnsi" w:hAnsiTheme="minorHAnsi" w:cstheme="minorHAnsi"/>
-                <w:sz w:val="18"/>
-                <w:szCs w:val="18"/>
-              </w:rPr>
-              <w:t>brandName</w:t>
-            </w:r>
-            <w:proofErr w:type="spellEnd"/>
-            <w:r>
-              <w:rPr>
-                <w:rFonts w:asciiTheme="minorHAnsi" w:hAnsiTheme="minorHAnsi" w:cstheme="minorHAnsi"/>
-                <w:sz w:val="18"/>
-                <w:szCs w:val="18"/>
-              </w:rPr>
-              <w:t>}{/</w:t>
-            </w:r>
-            <w:proofErr w:type="spellStart"/>
-            <w:r>
-              <w:rPr>
-                <w:rFonts w:asciiTheme="minorHAnsi" w:hAnsiTheme="minorHAnsi" w:cstheme="minorHAnsi"/>
-                <w:sz w:val="18"/>
-                <w:szCs w:val="18"/>
-              </w:rPr>
-              <w:t>isUK</w:t>
-            </w:r>
-            <w:proofErr w:type="spellEnd"/>
-            <w:r>
-              <w:rPr>
-                <w:rFonts w:asciiTheme="minorHAnsi" w:hAnsiTheme="minorHAnsi" w:cstheme="minorHAnsi"/>
-                <w:sz w:val="18"/>
-                <w:szCs w:val="18"/>
-              </w:rPr>
-              <w:t>}</w:t>
+              <w:t>{brandName}{/isUK}</w:t>
             </w:r>
           </w:p>
         </w:tc>
@@ -2583,63 +1768,7 @@
                 <w:sz w:val="18"/>
                 <w:szCs w:val="18"/>
               </w:rPr>
-              <w:t>{^</w:t>
-            </w:r>
-            <w:proofErr w:type="spellStart"/>
-            <w:proofErr w:type="gramStart"/>
-            <w:r>
-              <w:rPr>
-                <w:rFonts w:asciiTheme="minorHAnsi" w:hAnsiTheme="minorHAnsi" w:cstheme="minorHAnsi"/>
-                <w:sz w:val="18"/>
-                <w:szCs w:val="18"/>
-              </w:rPr>
-              <w:t>isUK</w:t>
-            </w:r>
-            <w:proofErr w:type="spellEnd"/>
-            <w:r>
-              <w:rPr>
-                <w:rFonts w:asciiTheme="minorHAnsi" w:hAnsiTheme="minorHAnsi" w:cstheme="minorHAnsi"/>
-                <w:sz w:val="18"/>
-                <w:szCs w:val="18"/>
-              </w:rPr>
-              <w:t>}{</w:t>
-            </w:r>
-            <w:proofErr w:type="spellStart"/>
-            <w:proofErr w:type="gramEnd"/>
-            <w:r>
-              <w:rPr>
-                <w:rFonts w:asciiTheme="minorHAnsi" w:hAnsiTheme="minorHAnsi" w:cstheme="minorHAnsi"/>
-                <w:sz w:val="18"/>
-                <w:szCs w:val="18"/>
-              </w:rPr>
-              <w:t>brandName</w:t>
-            </w:r>
-            <w:proofErr w:type="spellEnd"/>
-            <w:r>
-              <w:rPr>
-                <w:rFonts w:asciiTheme="minorHAnsi" w:hAnsiTheme="minorHAnsi" w:cstheme="minorHAnsi"/>
-                <w:sz w:val="18"/>
-                <w:szCs w:val="18"/>
-              </w:rPr>
-              <w:t>}{/</w:t>
-            </w:r>
-            <w:proofErr w:type="spellStart"/>
-            <w:r>
-              <w:rPr>
-                <w:rFonts w:asciiTheme="minorHAnsi" w:hAnsiTheme="minorHAnsi" w:cstheme="minorHAnsi"/>
-                <w:sz w:val="18"/>
-                <w:szCs w:val="18"/>
-              </w:rPr>
-              <w:t>isUK</w:t>
-            </w:r>
-            <w:proofErr w:type="spellEnd"/>
-            <w:r>
-              <w:rPr>
-                <w:rFonts w:asciiTheme="minorHAnsi" w:hAnsiTheme="minorHAnsi" w:cstheme="minorHAnsi"/>
-                <w:sz w:val="18"/>
-                <w:szCs w:val="18"/>
-              </w:rPr>
-              <w:t>}</w:t>
+              <w:t>{^isUK}{brandName}{/isUK}</w:t>
             </w:r>
           </w:p>
         </w:tc>
@@ -2664,25 +1793,7 @@
                 <w:sz w:val="18"/>
                 <w:szCs w:val="18"/>
               </w:rPr>
-              <w:t>{</w:t>
-            </w:r>
-            <w:proofErr w:type="spellStart"/>
-            <w:r>
-              <w:rPr>
-                <w:rFonts w:cstheme="minorHAnsi"/>
-                <w:sz w:val="18"/>
-                <w:szCs w:val="18"/>
-              </w:rPr>
-              <w:t>designType</w:t>
-            </w:r>
-            <w:proofErr w:type="spellEnd"/>
-            <w:r>
-              <w:rPr>
-                <w:rFonts w:cstheme="minorHAnsi"/>
-                <w:sz w:val="18"/>
-                <w:szCs w:val="18"/>
-              </w:rPr>
-              <w:t>}</w:t>
+              <w:t>{designType}</w:t>
             </w:r>
           </w:p>
         </w:tc>
@@ -2706,25 +1817,7 @@
                 <w:sz w:val="18"/>
                 <w:szCs w:val="18"/>
               </w:rPr>
-              <w:t>{</w:t>
-            </w:r>
-            <w:proofErr w:type="spellStart"/>
-            <w:r>
-              <w:rPr>
-                <w:rFonts w:asciiTheme="minorHAnsi" w:hAnsiTheme="minorHAnsi" w:cstheme="minorHAnsi"/>
-                <w:sz w:val="18"/>
-                <w:szCs w:val="18"/>
-              </w:rPr>
-              <w:t>finishType</w:t>
-            </w:r>
-            <w:proofErr w:type="spellEnd"/>
-            <w:r>
-              <w:rPr>
-                <w:rFonts w:asciiTheme="minorHAnsi" w:hAnsiTheme="minorHAnsi" w:cstheme="minorHAnsi"/>
-                <w:sz w:val="18"/>
-                <w:szCs w:val="18"/>
-              </w:rPr>
-              <w:t>}</w:t>
+              <w:t>{finishType}</w:t>
             </w:r>
           </w:p>
         </w:tc>
@@ -2797,43 +1890,7 @@
                 <w:sz w:val="18"/>
                 <w:szCs w:val="18"/>
               </w:rPr>
-              <w:t>{value}{/</w:t>
-            </w:r>
-            <w:proofErr w:type="gramStart"/>
-            <w:r>
-              <w:rPr>
-                <w:rFonts w:cstheme="minorHAnsi"/>
-                <w:sz w:val="18"/>
-                <w:szCs w:val="18"/>
-              </w:rPr>
-              <w:t>invoices}{</w:t>
-            </w:r>
-            <w:proofErr w:type="gramEnd"/>
-            <w:r>
-              <w:rPr>
-                <w:rFonts w:cstheme="minorHAnsi"/>
-                <w:sz w:val="18"/>
-                <w:szCs w:val="18"/>
-              </w:rPr>
-              <w:t>/</w:t>
-            </w:r>
-            <w:proofErr w:type="spellStart"/>
-            <w:r>
-              <w:rPr>
-                <w:rFonts w:cstheme="minorHAnsi"/>
-                <w:sz w:val="18"/>
-                <w:szCs w:val="18"/>
-              </w:rPr>
-              <w:t>IPItems</w:t>
-            </w:r>
-            <w:proofErr w:type="spellEnd"/>
-            <w:r>
-              <w:rPr>
-                <w:rFonts w:cstheme="minorHAnsi"/>
-                <w:sz w:val="18"/>
-                <w:szCs w:val="18"/>
-              </w:rPr>
-              <w:t>}</w:t>
+              <w:t>{value}{/invoices}{/IPItems}</w:t>
             </w:r>
           </w:p>
         </w:tc>
@@ -3077,29 +2134,7 @@
                 <w:sz w:val="18"/>
                 <w:szCs w:val="18"/>
               </w:rPr>
-              <w:t>{</w:t>
-            </w:r>
-            <w:proofErr w:type="spellStart"/>
-            <w:r>
-              <w:rPr>
-                <w:rFonts w:asciiTheme="minorHAnsi" w:hAnsiTheme="minorHAnsi" w:cstheme="minorHAnsi"/>
-                <w:b/>
-                <w:bCs/>
-                <w:sz w:val="18"/>
-                <w:szCs w:val="18"/>
-              </w:rPr>
-              <w:t>totalQuantity</w:t>
-            </w:r>
-            <w:proofErr w:type="spellEnd"/>
-            <w:r>
-              <w:rPr>
-                <w:rFonts w:asciiTheme="minorHAnsi" w:hAnsiTheme="minorHAnsi" w:cstheme="minorHAnsi"/>
-                <w:b/>
-                <w:bCs/>
-                <w:sz w:val="18"/>
-                <w:szCs w:val="18"/>
-              </w:rPr>
-              <w:t>}</w:t>
+              <w:t>{totalQuantity}</w:t>
             </w:r>
           </w:p>
         </w:tc>
@@ -3142,29 +2177,7 @@
                 <w:sz w:val="18"/>
                 <w:szCs w:val="18"/>
               </w:rPr>
-              <w:t>{</w:t>
-            </w:r>
-            <w:proofErr w:type="spellStart"/>
-            <w:r>
-              <w:rPr>
-                <w:rFonts w:cstheme="minorHAnsi"/>
-                <w:b/>
-                <w:bCs/>
-                <w:sz w:val="18"/>
-                <w:szCs w:val="18"/>
-              </w:rPr>
-              <w:t>totalAmount</w:t>
-            </w:r>
-            <w:proofErr w:type="spellEnd"/>
-            <w:r>
-              <w:rPr>
-                <w:rFonts w:cstheme="minorHAnsi"/>
-                <w:b/>
-                <w:bCs/>
-                <w:sz w:val="18"/>
-                <w:szCs w:val="18"/>
-              </w:rPr>
-              <w:t>}</w:t>
+              <w:t>{totalAmount}</w:t>
             </w:r>
           </w:p>
         </w:tc>
@@ -3499,25 +2512,7 @@
                 <w:sz w:val="18"/>
                 <w:szCs w:val="18"/>
               </w:rPr>
-              <w:t>{</w:t>
-            </w:r>
-            <w:proofErr w:type="spellStart"/>
-            <w:r>
-              <w:rPr>
-                <w:rFonts w:cstheme="minorHAnsi"/>
-                <w:sz w:val="18"/>
-                <w:szCs w:val="18"/>
-              </w:rPr>
-              <w:t>totalAddition</w:t>
-            </w:r>
-            <w:proofErr w:type="spellEnd"/>
-            <w:r>
-              <w:rPr>
-                <w:rFonts w:cstheme="minorHAnsi"/>
-                <w:sz w:val="18"/>
-                <w:szCs w:val="18"/>
-              </w:rPr>
-              <w:t>}</w:t>
+              <w:t>{totalAddition}</w:t>
             </w:r>
           </w:p>
         </w:tc>
@@ -3653,25 +2648,7 @@
                 <w:sz w:val="18"/>
                 <w:szCs w:val="18"/>
               </w:rPr>
-              <w:t>{</w:t>
-            </w:r>
-            <w:proofErr w:type="spellStart"/>
-            <w:r>
-              <w:rPr>
-                <w:rFonts w:cstheme="minorHAnsi"/>
-                <w:sz w:val="18"/>
-                <w:szCs w:val="18"/>
-              </w:rPr>
-              <w:t>totalDiscount</w:t>
-            </w:r>
-            <w:proofErr w:type="spellEnd"/>
-            <w:r>
-              <w:rPr>
-                <w:rFonts w:cstheme="minorHAnsi"/>
-                <w:sz w:val="18"/>
-                <w:szCs w:val="18"/>
-              </w:rPr>
-              <w:t>}</w:t>
+              <w:t>{totalDiscount}</w:t>
             </w:r>
           </w:p>
         </w:tc>
@@ -3872,7 +2849,6 @@
               </w:rPr>
               <w:t>Total {</w:t>
             </w:r>
-            <w:proofErr w:type="spellStart"/>
             <w:r>
               <w:rPr>
                 <w:rFonts w:asciiTheme="minorHAnsi" w:hAnsiTheme="minorHAnsi" w:cstheme="minorHAnsi"/>
@@ -3884,61 +2860,15 @@
               </w:rPr>
               <w:t>deliveryTerms</w:t>
             </w:r>
-            <w:proofErr w:type="spellEnd"/>
-            <w:r>
-              <w:rPr>
-                <w:rFonts w:asciiTheme="minorHAnsi" w:hAnsiTheme="minorHAnsi" w:cstheme="minorHAnsi"/>
-                <w:b/>
-                <w:bCs/>
-                <w:sz w:val="18"/>
-                <w:szCs w:val="18"/>
-              </w:rPr>
-              <w:t>} {</w:t>
-            </w:r>
-            <w:proofErr w:type="spellStart"/>
-            <w:r>
-              <w:rPr>
-                <w:rFonts w:asciiTheme="minorHAnsi" w:hAnsiTheme="minorHAnsi" w:cstheme="minorHAnsi"/>
-                <w:b/>
-                <w:bCs/>
-                <w:sz w:val="18"/>
-                <w:szCs w:val="18"/>
-              </w:rPr>
-              <w:t>portOfDischarge</w:t>
-            </w:r>
-            <w:proofErr w:type="spellEnd"/>
-            <w:r>
-              <w:rPr>
-                <w:rFonts w:asciiTheme="minorHAnsi" w:hAnsiTheme="minorHAnsi" w:cstheme="minorHAnsi"/>
-                <w:b/>
-                <w:bCs/>
-                <w:sz w:val="18"/>
-                <w:szCs w:val="18"/>
-              </w:rPr>
-              <w:t>} ({</w:t>
-            </w:r>
-            <w:proofErr w:type="spellStart"/>
-            <w:r>
-              <w:rPr>
-                <w:rFonts w:asciiTheme="minorHAnsi" w:hAnsiTheme="minorHAnsi" w:cstheme="minorHAnsi"/>
-                <w:b/>
-                <w:bCs/>
-                <w:sz w:val="18"/>
-                <w:szCs w:val="18"/>
-              </w:rPr>
-              <w:t>finalDestination</w:t>
-            </w:r>
-            <w:proofErr w:type="spellEnd"/>
-            <w:proofErr w:type="gramStart"/>
-            <w:r>
-              <w:rPr>
-                <w:rFonts w:asciiTheme="minorHAnsi" w:hAnsiTheme="minorHAnsi" w:cstheme="minorHAnsi"/>
-                <w:b/>
-                <w:bCs/>
-                <w:sz w:val="18"/>
-                <w:szCs w:val="18"/>
-              </w:rPr>
-              <w:t>})</w:t>
+            <w:r>
+              <w:rPr>
+                <w:rFonts w:asciiTheme="minorHAnsi" w:hAnsiTheme="minorHAnsi" w:cstheme="minorHAnsi"/>
+                <w:b/>
+                <w:bCs/>
+                <w:sz w:val="18"/>
+                <w:szCs w:val="18"/>
+              </w:rPr>
+              <w:t>} {portOfDischarge} ({finalDestination})</w:t>
             </w:r>
             <w:r>
               <w:rPr>
@@ -3948,60 +2878,15 @@
               </w:rPr>
               <w:t xml:space="preserve">   </w:t>
             </w:r>
-            <w:proofErr w:type="gramEnd"/>
-            <w:r>
-              <w:rPr>
-                <w:rFonts w:asciiTheme="minorHAnsi" w:hAnsiTheme="minorHAnsi" w:cstheme="minorHAnsi"/>
-                <w:b/>
-                <w:bCs/>
-                <w:sz w:val="18"/>
-                <w:szCs w:val="18"/>
-              </w:rPr>
-              <w:t>{</w:t>
-            </w:r>
-            <w:proofErr w:type="spellStart"/>
-            <w:r>
-              <w:rPr>
-                <w:rFonts w:asciiTheme="minorHAnsi" w:hAnsiTheme="minorHAnsi" w:cstheme="minorHAnsi"/>
-                <w:b/>
-                <w:bCs/>
-                <w:sz w:val="18"/>
-                <w:szCs w:val="18"/>
-              </w:rPr>
-              <w:t>currencyChar</w:t>
-            </w:r>
-            <w:proofErr w:type="spellEnd"/>
-            <w:r>
-              <w:rPr>
-                <w:rFonts w:asciiTheme="minorHAnsi" w:hAnsiTheme="minorHAnsi" w:cstheme="minorHAnsi"/>
-                <w:b/>
-                <w:bCs/>
-                <w:sz w:val="18"/>
-                <w:szCs w:val="18"/>
-              </w:rPr>
-              <w:t>} {</w:t>
-            </w:r>
-            <w:proofErr w:type="spellStart"/>
-            <w:r>
-              <w:rPr>
-                <w:rFonts w:asciiTheme="minorHAnsi" w:hAnsiTheme="minorHAnsi" w:cstheme="minorHAnsi"/>
-                <w:b/>
-                <w:bCs/>
-                <w:sz w:val="18"/>
-                <w:szCs w:val="18"/>
-              </w:rPr>
-              <w:t>netAmountWords</w:t>
-            </w:r>
-            <w:proofErr w:type="spellEnd"/>
-            <w:r>
-              <w:rPr>
-                <w:rFonts w:asciiTheme="minorHAnsi" w:hAnsiTheme="minorHAnsi" w:cstheme="minorHAnsi"/>
-                <w:b/>
-                <w:bCs/>
-                <w:sz w:val="18"/>
-                <w:szCs w:val="18"/>
-              </w:rPr>
-              <w:t>} Only</w:t>
+            <w:r>
+              <w:rPr>
+                <w:rFonts w:asciiTheme="minorHAnsi" w:hAnsiTheme="minorHAnsi" w:cstheme="minorHAnsi"/>
+                <w:b/>
+                <w:bCs/>
+                <w:sz w:val="18"/>
+                <w:szCs w:val="18"/>
+              </w:rPr>
+              <w:t>{currencyChar} {netAmountWords} Only</w:t>
             </w:r>
           </w:p>
         </w:tc>
@@ -4042,18 +2927,8 @@
                 <w:sz w:val="18"/>
                 <w:szCs w:val="18"/>
               </w:rPr>
-              <w:t>{</w:t>
-            </w:r>
-            <w:proofErr w:type="spellStart"/>
-            <w:r>
-              <w:rPr>
-                <w:rFonts w:asciiTheme="minorHAnsi" w:hAnsiTheme="minorHAnsi" w:cstheme="minorHAnsi"/>
-                <w:sz w:val="18"/>
-                <w:szCs w:val="18"/>
-              </w:rPr>
-              <w:t>netAmount</w:t>
-            </w:r>
-            <w:proofErr w:type="spellEnd"/>
+              <w:t>{netAmount</w:t>
+            </w:r>
             <w:r>
               <w:rPr>
                 <w:rFonts w:asciiTheme="minorHAnsi" w:hAnsiTheme="minorHAnsi" w:cstheme="minorHAnsi"/>
@@ -4148,7 +3023,6 @@
               </w:rPr>
               <w:t>{</w:t>
             </w:r>
-            <w:proofErr w:type="spellStart"/>
             <w:r>
               <w:rPr>
                 <w:rFonts w:asciiTheme="minorHAnsi" w:hAnsiTheme="minorHAnsi" w:cstheme="minorHAnsi"/>
@@ -4158,7 +3032,6 @@
               </w:rPr>
               <w:t>deliveryDetails</w:t>
             </w:r>
-            <w:proofErr w:type="spellEnd"/>
             <w:r>
               <w:rPr>
                 <w:rFonts w:asciiTheme="minorHAnsi" w:hAnsiTheme="minorHAnsi" w:cstheme="minorHAnsi"/>
@@ -4251,25 +3124,7 @@
                 <w:sz w:val="18"/>
                 <w:szCs w:val="18"/>
               </w:rPr>
-              <w:t>{</w:t>
-            </w:r>
-            <w:proofErr w:type="spellStart"/>
-            <w:r>
-              <w:rPr>
-                <w:rFonts w:asciiTheme="minorHAnsi" w:hAnsiTheme="minorHAnsi" w:cstheme="minorHAnsi"/>
-                <w:sz w:val="18"/>
-                <w:szCs w:val="18"/>
-              </w:rPr>
-              <w:t>bNameOC</w:t>
-            </w:r>
-            <w:proofErr w:type="spellEnd"/>
-            <w:r>
-              <w:rPr>
-                <w:rFonts w:asciiTheme="minorHAnsi" w:hAnsiTheme="minorHAnsi" w:cstheme="minorHAnsi"/>
-                <w:sz w:val="18"/>
-                <w:szCs w:val="18"/>
-              </w:rPr>
-              <w:t xml:space="preserve">} </w:t>
+              <w:t xml:space="preserve">{bNameOC} </w:t>
             </w:r>
           </w:p>
           <w:p>
@@ -4287,9 +3142,8 @@
                 <w:sz w:val="18"/>
                 <w:szCs w:val="18"/>
               </w:rPr>
-              <w:t>{</w:t>
-            </w:r>
-            <w:proofErr w:type="spellStart"/>
+              <w:t>{#</w:t>
+            </w:r>
             <w:r>
               <w:rPr>
                 <w:rFonts w:asciiTheme="minorHAnsi" w:hAnsiTheme="minorHAnsi" w:cstheme="minorHAnsi"/>
@@ -4298,14 +3152,61 @@
               </w:rPr>
               <w:t>bBranchOC</w:t>
             </w:r>
-            <w:proofErr w:type="spellEnd"/>
-            <w:r>
-              <w:rPr>
-                <w:rFonts w:asciiTheme="minorHAnsi" w:hAnsiTheme="minorHAnsi" w:cstheme="minorHAnsi"/>
-                <w:sz w:val="18"/>
-                <w:szCs w:val="18"/>
-              </w:rPr>
-              <w:t>} BRANCH</w:t>
+            <w:r>
+              <w:rPr>
+                <w:rFonts w:asciiTheme="minorHAnsi" w:hAnsiTheme="minorHAnsi" w:cstheme="minorHAnsi"/>
+                <w:sz w:val="18"/>
+                <w:szCs w:val="18"/>
+              </w:rPr>
+              <w:t>}</w:t>
+            </w:r>
+            <w:r>
+              <w:rPr>
+                <w:rFonts w:asciiTheme="minorHAnsi" w:hAnsiTheme="minorHAnsi" w:cstheme="minorHAnsi"/>
+                <w:sz w:val="18"/>
+                <w:szCs w:val="18"/>
+              </w:rPr>
+              <w:t>{bBranchOC}</w:t>
+            </w:r>
+            <w:r>
+              <w:rPr>
+                <w:rFonts w:asciiTheme="minorHAnsi" w:hAnsiTheme="minorHAnsi" w:cstheme="minorHAnsi"/>
+                <w:sz w:val="18"/>
+                <w:szCs w:val="18"/>
+              </w:rPr>
+              <w:t xml:space="preserve"> </w:t>
+            </w:r>
+            <w:r>
+              <w:rPr>
+                <w:rFonts w:asciiTheme="minorHAnsi" w:hAnsiTheme="minorHAnsi" w:cstheme="minorHAnsi"/>
+                <w:sz w:val="18"/>
+                <w:szCs w:val="18"/>
+              </w:rPr>
+              <w:t>BRANCH</w:t>
+            </w:r>
+            <w:r>
+              <w:rPr>
+                <w:rFonts w:asciiTheme="minorHAnsi" w:hAnsiTheme="minorHAnsi" w:cstheme="minorHAnsi"/>
+                <w:sz w:val="18"/>
+                <w:szCs w:val="18"/>
+              </w:rPr>
+              <w:t>{/</w:t>
+            </w:r>
+            <w:r>
+              <w:rPr>
+                <w:rFonts w:asciiTheme="minorHAnsi" w:hAnsiTheme="minorHAnsi" w:cstheme="minorHAnsi"/>
+                <w:sz w:val="18"/>
+                <w:szCs w:val="18"/>
+              </w:rPr>
+              <w:t>bBranchOC</w:t>
+            </w:r>
+            <w:r>
+              <w:rPr>
+                <w:rFonts w:asciiTheme="minorHAnsi" w:hAnsiTheme="minorHAnsi" w:cstheme="minorHAnsi"/>
+                <w:sz w:val="18"/>
+                <w:szCs w:val="18"/>
+              </w:rPr>
+              <w:t>}</w:t>
             </w:r>
           </w:p>
           <w:p>
@@ -4323,36 +3224,34 @@
                 <w:sz w:val="18"/>
                 <w:szCs w:val="18"/>
               </w:rPr>
-              <w:t>{</w:t>
-            </w:r>
-            <w:proofErr w:type="spellStart"/>
-            <w:r>
-              <w:rPr>
-                <w:rFonts w:asciiTheme="minorHAnsi" w:hAnsiTheme="minorHAnsi" w:cstheme="minorHAnsi"/>
-                <w:sz w:val="18"/>
-                <w:szCs w:val="18"/>
-              </w:rPr>
-              <w:t>bAddressOC</w:t>
-            </w:r>
-            <w:proofErr w:type="spellEnd"/>
-            <w:r>
-              <w:rPr>
-                <w:rFonts w:asciiTheme="minorHAnsi" w:hAnsiTheme="minorHAnsi" w:cstheme="minorHAnsi"/>
-                <w:sz w:val="18"/>
-                <w:szCs w:val="18"/>
-              </w:rPr>
-              <w:t>}{</w:t>
-            </w:r>
-            <w:proofErr w:type="spellStart"/>
-            <w:r>
-              <w:rPr>
-                <w:rFonts w:asciiTheme="minorHAnsi" w:hAnsiTheme="minorHAnsi" w:cstheme="minorHAnsi"/>
-                <w:sz w:val="18"/>
-                <w:szCs w:val="18"/>
-              </w:rPr>
-              <w:t>bCityOC</w:t>
-            </w:r>
-            <w:proofErr w:type="spellEnd"/>
+              <w:t>{bAddressOC}{bCityOC}</w:t>
+            </w:r>
+          </w:p>
+          <w:p>
+            <w:pPr>
+              <w:ind w:right="227"/>
+              <w:rPr>
+                <w:rFonts w:asciiTheme="minorHAnsi" w:hAnsiTheme="minorHAnsi" w:cstheme="minorHAnsi"/>
+                <w:sz w:val="18"/>
+                <w:szCs w:val="18"/>
+              </w:rPr>
+            </w:pPr>
+            <w:r>
+              <w:rPr>
+                <w:rFonts w:asciiTheme="minorHAnsi" w:hAnsiTheme="minorHAnsi" w:cstheme="minorHAnsi"/>
+                <w:sz w:val="18"/>
+                <w:szCs w:val="18"/>
+              </w:rPr>
+              <w:t>{#</w:t>
+            </w:r>
+            <w:r>
+              <w:rPr>
+                <w:rFonts w:asciiTheme="minorHAnsi" w:hAnsiTheme="minorHAnsi" w:cstheme="minorHAnsi"/>
+                <w:sz w:val="18"/>
+                <w:szCs w:val="18"/>
+              </w:rPr>
+              <w:t>swiftNumberOC</w:t>
+            </w:r>
             <w:r>
               <w:rPr>
                 <w:rFonts w:asciiTheme="minorHAnsi" w:hAnsiTheme="minorHAnsi" w:cstheme="minorHAnsi"/>
@@ -4361,25 +3260,22 @@
               </w:rPr>
               <w:t>}</w:t>
             </w:r>
-          </w:p>
-          <w:p>
-            <w:pPr>
-              <w:ind w:right="227"/>
-              <w:rPr>
-                <w:rFonts w:asciiTheme="minorHAnsi" w:hAnsiTheme="minorHAnsi" w:cstheme="minorHAnsi"/>
-                <w:sz w:val="18"/>
-                <w:szCs w:val="18"/>
-              </w:rPr>
-            </w:pPr>
-            <w:r>
-              <w:rPr>
-                <w:rFonts w:asciiTheme="minorHAnsi" w:hAnsiTheme="minorHAnsi" w:cstheme="minorHAnsi"/>
-                <w:sz w:val="18"/>
-                <w:szCs w:val="18"/>
-              </w:rPr>
-              <w:t>SWIFT – {</w:t>
-            </w:r>
-            <w:proofErr w:type="spellStart"/>
+            <w:r>
+              <w:rPr>
+                <w:rFonts w:asciiTheme="minorHAnsi" w:hAnsiTheme="minorHAnsi" w:cstheme="minorHAnsi"/>
+                <w:sz w:val="18"/>
+                <w:szCs w:val="18"/>
+              </w:rPr>
+              <w:t>SWIFT – {swiftNumberOC}</w:t>
+            </w:r>
+            <w:r>
+              <w:rPr>
+                <w:rFonts w:asciiTheme="minorHAnsi" w:hAnsiTheme="minorHAnsi" w:cstheme="minorHAnsi"/>
+                <w:sz w:val="18"/>
+                <w:szCs w:val="18"/>
+              </w:rPr>
+              <w:t>{/</w:t>
+            </w:r>
             <w:r>
               <w:rPr>
                 <w:rFonts w:asciiTheme="minorHAnsi" w:hAnsiTheme="minorHAnsi" w:cstheme="minorHAnsi"/>
@@ -4388,7 +3284,6 @@
               </w:rPr>
               <w:t>swiftNumberOC</w:t>
             </w:r>
-            <w:proofErr w:type="spellEnd"/>
             <w:r>
               <w:rPr>
                 <w:rFonts w:asciiTheme="minorHAnsi" w:hAnsiTheme="minorHAnsi" w:cstheme="minorHAnsi"/>
@@ -4451,19 +3346,8 @@
                 <w:szCs w:val="18"/>
                 <w:lang w:val="en-IN"/>
               </w:rPr>
-              <w:t>{</w:t>
-            </w:r>
-            <w:proofErr w:type="spellStart"/>
-            <w:r>
-              <w:rPr>
-                <w:rFonts w:asciiTheme="minorHAnsi" w:hAnsiTheme="minorHAnsi" w:cstheme="minorHAnsi"/>
-                <w:sz w:val="18"/>
-                <w:szCs w:val="18"/>
-                <w:lang w:val="en-IN"/>
-              </w:rPr>
-              <w:t>shippingDetails</w:t>
-            </w:r>
-            <w:proofErr w:type="spellEnd"/>
+              <w:t>{shippingDetails</w:t>
+            </w:r>
             <w:r>
               <w:rPr>
                 <w:rFonts w:asciiTheme="minorHAnsi" w:hAnsiTheme="minorHAnsi" w:cstheme="minorHAnsi"/>
@@ -4579,7 +3463,6 @@
               </w:rPr>
               <w:t>{</w:t>
             </w:r>
-            <w:proofErr w:type="spellStart"/>
             <w:r>
               <w:rPr>
                 <w:rFonts w:asciiTheme="minorHAnsi" w:hAnsiTheme="minorHAnsi" w:cstheme="minorHAnsi"/>
@@ -4587,17 +3470,7 @@
                 <w:szCs w:val="18"/>
                 <w:lang w:val="en-IN"/>
               </w:rPr>
-              <w:t>paymentTerms</w:t>
-            </w:r>
-            <w:proofErr w:type="spellEnd"/>
-            <w:r>
-              <w:rPr>
-                <w:rFonts w:asciiTheme="minorHAnsi" w:hAnsiTheme="minorHAnsi" w:cstheme="minorHAnsi"/>
-                <w:sz w:val="18"/>
-                <w:szCs w:val="18"/>
-                <w:lang w:val="en-IN"/>
-              </w:rPr>
-              <w:t>}</w:t>
+              <w:t>paymentTerms}</w:t>
             </w:r>
           </w:p>
         </w:tc>
@@ -4830,25 +3703,7 @@
                 <w:sz w:val="18"/>
                 <w:szCs w:val="18"/>
               </w:rPr>
-              <w:t>{.}{/</w:t>
-            </w:r>
-            <w:proofErr w:type="spellStart"/>
-            <w:r>
-              <w:rPr>
-                <w:rFonts w:asciiTheme="minorHAnsi" w:hAnsiTheme="minorHAnsi" w:cstheme="minorHAnsi"/>
-                <w:sz w:val="18"/>
-                <w:szCs w:val="18"/>
-              </w:rPr>
-              <w:t>invoiceInstructions</w:t>
-            </w:r>
-            <w:proofErr w:type="spellEnd"/>
-            <w:r>
-              <w:rPr>
-                <w:rFonts w:asciiTheme="minorHAnsi" w:hAnsiTheme="minorHAnsi" w:cstheme="minorHAnsi"/>
-                <w:sz w:val="18"/>
-                <w:szCs w:val="18"/>
-              </w:rPr>
-              <w:t>}</w:t>
+              <w:t>{.}{/invoiceInstructions}</w:t>
             </w:r>
           </w:p>
         </w:tc>
@@ -4918,7 +3773,6 @@
     <w:r>
       <w:t xml:space="preserve">      </w:t>
     </w:r>
-    <w:proofErr w:type="gramStart"/>
     <w:r>
       <w:rPr>
         <w:spacing w:val="60"/>
@@ -4935,9 +3789,8 @@
       <w:rPr>
         <w:spacing w:val="60"/>
       </w:rPr>
-      <w:t xml:space="preserve"> ICA</w:t>
-    </w:r>
-    <w:proofErr w:type="gramEnd"/>
+      <w:t xml:space="preserve"> ICA </w:t>
+    </w:r>
     <w:r>
       <w:rPr>
         <w:spacing w:val="60"/>
@@ -4948,34 +3801,20 @@
       <w:rPr>
         <w:spacing w:val="60"/>
       </w:rPr>
+      <w:t>(I)</w:t>
+    </w:r>
+    <w:r>
+      <w:rPr>
+        <w:spacing w:val="60"/>
+      </w:rPr>
       <w:t xml:space="preserve"> </w:t>
     </w:r>
     <w:r>
       <w:rPr>
         <w:spacing w:val="60"/>
       </w:rPr>
-      <w:t>(I</w:t>
-    </w:r>
-    <w:proofErr w:type="gramStart"/>
-    <w:r>
-      <w:rPr>
-        <w:spacing w:val="60"/>
-      </w:rPr>
-      <w:t>)</w:t>
-    </w:r>
-    <w:r>
-      <w:rPr>
-        <w:spacing w:val="60"/>
-      </w:rPr>
-      <w:t xml:space="preserve"> </w:t>
-    </w:r>
-    <w:r>
-      <w:rPr>
-        <w:spacing w:val="60"/>
-      </w:rPr>
       <w:t xml:space="preserve"> LTD</w:t>
     </w:r>
-    <w:proofErr w:type="gramEnd"/>
   </w:p>
   <w:p>
     <w:pPr>
@@ -5277,15 +4116,6 @@
         <w:color w:val="auto"/>
       </w:rPr>
       <w:tab/>
-    </w:r>
-    <w:proofErr w:type="gramStart"/>
-    <w:r>
-      <w:rPr>
-        <w:rFonts w:ascii="Arial" w:hAnsi="Arial" w:cs="Arial"/>
-        <w:b/>
-        <w:bCs/>
-        <w:color w:val="auto"/>
-      </w:rPr>
       <w:t>D</w:t>
     </w:r>
     <w:r>
@@ -5308,7 +4138,6 @@
       </w:rPr>
       <w:t>.</w:t>
     </w:r>
-    <w:proofErr w:type="gramEnd"/>
   </w:p>
   <w:p>
     <w:pPr>

--- a/electron/database/generate-document/templates/order-confirmation.docx
+++ b/electron/database/generate-document/templates/order-confirmation.docx
@@ -392,9 +392,32 @@
                 <w:sz w:val="20"/>
                 <w:szCs w:val="20"/>
               </w:rPr>
-              <w:t>{#isUK}Proforma Invoice{/</w:t>
+              <w:t>{#</w:t>
+            </w:r>
+            <w:proofErr w:type="gramStart"/>
+            <w:r>
+              <w:rPr>
+                <w:rFonts w:asciiTheme="minorHAnsi" w:hAnsiTheme="minorHAnsi" w:cstheme="minorHAnsi"/>
+                <w:b/>
+                <w:bCs/>
+                <w:sz w:val="20"/>
+                <w:szCs w:val="20"/>
+              </w:rPr>
+              <w:t>isUK}Proforma</w:t>
+            </w:r>
+            <w:proofErr w:type="gramEnd"/>
+            <w:r>
+              <w:rPr>
+                <w:rFonts w:asciiTheme="minorHAnsi" w:hAnsiTheme="minorHAnsi" w:cstheme="minorHAnsi"/>
+                <w:b/>
+                <w:bCs/>
+                <w:sz w:val="20"/>
+                <w:szCs w:val="20"/>
+              </w:rPr>
+              <w:t xml:space="preserve"> Invoice{/</w:t>
             </w:r>
             <w:proofErr w:type="spellStart"/>
+            <w:proofErr w:type="gramStart"/>
             <w:r>
               <w:rPr>
                 <w:rFonts w:asciiTheme="minorHAnsi" w:hAnsiTheme="minorHAnsi" w:cstheme="minorHAnsi"/>
@@ -414,9 +437,43 @@
                 <w:sz w:val="20"/>
                 <w:szCs w:val="20"/>
               </w:rPr>
-              <w:t>}{#isGen}Order Confirmation{/</w:t>
+              <w:t>}{</w:t>
+            </w:r>
+            <w:proofErr w:type="gramEnd"/>
+            <w:r>
+              <w:rPr>
+                <w:rFonts w:asciiTheme="minorHAnsi" w:hAnsiTheme="minorHAnsi" w:cstheme="minorHAnsi"/>
+                <w:b/>
+                <w:bCs/>
+                <w:sz w:val="20"/>
+                <w:szCs w:val="20"/>
+              </w:rPr>
+              <w:t>#</w:t>
+            </w:r>
+            <w:proofErr w:type="gramStart"/>
+            <w:r>
+              <w:rPr>
+                <w:rFonts w:asciiTheme="minorHAnsi" w:hAnsiTheme="minorHAnsi" w:cstheme="minorHAnsi"/>
+                <w:b/>
+                <w:bCs/>
+                <w:sz w:val="20"/>
+                <w:szCs w:val="20"/>
+              </w:rPr>
+              <w:t>isGen}Order</w:t>
+            </w:r>
+            <w:proofErr w:type="gramEnd"/>
+            <w:r>
+              <w:rPr>
+                <w:rFonts w:asciiTheme="minorHAnsi" w:hAnsiTheme="minorHAnsi" w:cstheme="minorHAnsi"/>
+                <w:b/>
+                <w:bCs/>
+                <w:sz w:val="20"/>
+                <w:szCs w:val="20"/>
+              </w:rPr>
+              <w:t xml:space="preserve"> Confirmation{/</w:t>
             </w:r>
             <w:proofErr w:type="spellStart"/>
+            <w:proofErr w:type="gramStart"/>
             <w:r>
               <w:rPr>
                 <w:rFonts w:asciiTheme="minorHAnsi" w:hAnsiTheme="minorHAnsi" w:cstheme="minorHAnsi"/>
@@ -436,7 +493,40 @@
                 <w:sz w:val="20"/>
                 <w:szCs w:val="20"/>
               </w:rPr>
-              <w:t>}{#isAus}Order Confirmation{/</w:t>
+              <w:t>}{</w:t>
+            </w:r>
+            <w:proofErr w:type="gramEnd"/>
+            <w:r>
+              <w:rPr>
+                <w:rFonts w:asciiTheme="minorHAnsi" w:hAnsiTheme="minorHAnsi" w:cstheme="minorHAnsi"/>
+                <w:b/>
+                <w:bCs/>
+                <w:sz w:val="20"/>
+                <w:szCs w:val="20"/>
+              </w:rPr>
+              <w:t>#</w:t>
+            </w:r>
+            <w:proofErr w:type="gramStart"/>
+            <w:r>
+              <w:rPr>
+                <w:rFonts w:asciiTheme="minorHAnsi" w:hAnsiTheme="minorHAnsi" w:cstheme="minorHAnsi"/>
+                <w:b/>
+                <w:bCs/>
+                <w:sz w:val="20"/>
+                <w:szCs w:val="20"/>
+              </w:rPr>
+              <w:t>isAus}Order</w:t>
+            </w:r>
+            <w:proofErr w:type="gramEnd"/>
+            <w:r>
+              <w:rPr>
+                <w:rFonts w:asciiTheme="minorHAnsi" w:hAnsiTheme="minorHAnsi" w:cstheme="minorHAnsi"/>
+                <w:b/>
+                <w:bCs/>
+                <w:sz w:val="20"/>
+                <w:szCs w:val="20"/>
+              </w:rPr>
+              <w:t xml:space="preserve"> Confirmation{/</w:t>
             </w:r>
             <w:proofErr w:type="spellStart"/>
             <w:r>
@@ -450,15 +540,27 @@
               <w:t>isAus</w:t>
             </w:r>
             <w:proofErr w:type="spellEnd"/>
-            <w:r>
-              <w:rPr>
-                <w:rFonts w:asciiTheme="minorHAnsi" w:hAnsiTheme="minorHAnsi" w:cstheme="minorHAnsi"/>
-                <w:b/>
-                <w:bCs/>
-                <w:sz w:val="20"/>
-                <w:szCs w:val="20"/>
-              </w:rPr>
-              <w:t xml:space="preserve">} : </w:t>
+            <w:proofErr w:type="gramStart"/>
+            <w:r>
+              <w:rPr>
+                <w:rFonts w:asciiTheme="minorHAnsi" w:hAnsiTheme="minorHAnsi" w:cstheme="minorHAnsi"/>
+                <w:b/>
+                <w:bCs/>
+                <w:sz w:val="20"/>
+                <w:szCs w:val="20"/>
+              </w:rPr>
+              <w:t>} :</w:t>
+            </w:r>
+            <w:proofErr w:type="gramEnd"/>
+            <w:r>
+              <w:rPr>
+                <w:rFonts w:asciiTheme="minorHAnsi" w:hAnsiTheme="minorHAnsi" w:cstheme="minorHAnsi"/>
+                <w:b/>
+                <w:bCs/>
+                <w:sz w:val="20"/>
+                <w:szCs w:val="20"/>
+              </w:rPr>
+              <w:t xml:space="preserve"> </w:t>
             </w:r>
             <w:r>
               <w:rPr>
@@ -654,6 +756,7 @@
                 </mc:Fallback>
               </mc:AlternateContent>
             </w:r>
+            <w:proofErr w:type="gramStart"/>
             <w:r>
               <w:rPr>
                 <w:rFonts w:asciiTheme="minorHAnsi" w:hAnsiTheme="minorHAnsi" w:cstheme="minorHAnsi"/>
@@ -677,7 +780,17 @@
                 <w:spacing w:val="-10"/>
                 <w:sz w:val="20"/>
               </w:rPr>
-              <w:t xml:space="preserve">: </w:t>
+              <w:t>:</w:t>
+            </w:r>
+            <w:proofErr w:type="gramEnd"/>
+            <w:r>
+              <w:rPr>
+                <w:rFonts w:asciiTheme="minorHAnsi" w:hAnsiTheme="minorHAnsi" w:cstheme="minorHAnsi"/>
+                <w:b/>
+                <w:spacing w:val="-10"/>
+                <w:sz w:val="20"/>
+              </w:rPr>
+              <w:t xml:space="preserve"> </w:t>
             </w:r>
             <w:r>
               <w:rPr>
@@ -790,6 +903,7 @@
               <w:t>{#</w:t>
             </w:r>
             <w:proofErr w:type="spellStart"/>
+            <w:proofErr w:type="gramStart"/>
             <w:r>
               <w:rPr>
                 <w:rFonts w:asciiTheme="minorHAnsi" w:hAnsiTheme="minorHAnsi" w:cstheme="minorHAnsi"/>
@@ -810,9 +924,21 @@
                 <w:sz w:val="20"/>
                 <w:szCs w:val="20"/>
               </w:rPr>
-              <w:t>}NOTIFY-{/</w:t>
+              <w:t>}NOTIFY</w:t>
+            </w:r>
+            <w:proofErr w:type="gramEnd"/>
+            <w:r>
+              <w:rPr>
+                <w:rFonts w:asciiTheme="minorHAnsi" w:hAnsiTheme="minorHAnsi" w:cstheme="minorHAnsi"/>
+                <w:b/>
+                <w:bCs/>
+                <w:sz w:val="20"/>
+                <w:szCs w:val="20"/>
+              </w:rPr>
+              <w:t>-{/</w:t>
             </w:r>
             <w:proofErr w:type="spellStart"/>
+            <w:proofErr w:type="gramStart"/>
             <w:r>
               <w:rPr>
                 <w:rFonts w:asciiTheme="minorHAnsi" w:hAnsiTheme="minorHAnsi" w:cstheme="minorHAnsi"/>
@@ -832,9 +958,21 @@
                 <w:sz w:val="20"/>
                 <w:szCs w:val="20"/>
               </w:rPr>
-              <w:t>}{#</w:t>
+              <w:t>}{</w:t>
+            </w:r>
+            <w:proofErr w:type="gramEnd"/>
+            <w:r>
+              <w:rPr>
+                <w:rFonts w:asciiTheme="minorHAnsi" w:hAnsiTheme="minorHAnsi" w:cstheme="minorHAnsi"/>
+                <w:b/>
+                <w:bCs/>
+                <w:sz w:val="20"/>
+                <w:szCs w:val="20"/>
+              </w:rPr>
+              <w:t>#</w:t>
             </w:r>
             <w:proofErr w:type="spellStart"/>
+            <w:proofErr w:type="gramStart"/>
             <w:r>
               <w:rPr>
                 <w:rFonts w:asciiTheme="minorHAnsi" w:hAnsiTheme="minorHAnsi" w:cstheme="minorHAnsi"/>
@@ -855,9 +993,21 @@
                 <w:sz w:val="20"/>
                 <w:szCs w:val="20"/>
               </w:rPr>
-              <w:t>}DELIVERED TO-{/</w:t>
+              <w:t>}DELIVERED</w:t>
+            </w:r>
+            <w:proofErr w:type="gramEnd"/>
+            <w:r>
+              <w:rPr>
+                <w:rFonts w:asciiTheme="minorHAnsi" w:hAnsiTheme="minorHAnsi" w:cstheme="minorHAnsi"/>
+                <w:b/>
+                <w:bCs/>
+                <w:sz w:val="20"/>
+                <w:szCs w:val="20"/>
+              </w:rPr>
+              <w:t xml:space="preserve"> TO-{/</w:t>
             </w:r>
             <w:proofErr w:type="spellStart"/>
+            <w:proofErr w:type="gramStart"/>
             <w:r>
               <w:rPr>
                 <w:rFonts w:asciiTheme="minorHAnsi" w:hAnsiTheme="minorHAnsi" w:cstheme="minorHAnsi"/>
@@ -880,6 +1030,7 @@
               <w:t>}{</w:t>
             </w:r>
             <w:proofErr w:type="spellStart"/>
+            <w:proofErr w:type="gramEnd"/>
             <w:r>
               <w:rPr>
                 <w:rFonts w:asciiTheme="minorHAnsi" w:hAnsiTheme="minorHAnsi" w:cstheme="minorHAnsi"/>
@@ -1264,9 +1415,32 @@
                 <w:sz w:val="20"/>
                 <w:szCs w:val="24"/>
               </w:rPr>
-              <w:t>{#isAus}ASW No{/</w:t>
+              <w:t>{#</w:t>
+            </w:r>
+            <w:proofErr w:type="gramStart"/>
+            <w:r>
+              <w:rPr>
+                <w:rFonts w:asciiTheme="minorHAnsi" w:hAnsiTheme="minorHAnsi" w:cstheme="minorHAnsi"/>
+                <w:b/>
+                <w:bCs/>
+                <w:sz w:val="20"/>
+                <w:szCs w:val="24"/>
+              </w:rPr>
+              <w:t>isAus}ASW</w:t>
+            </w:r>
+            <w:proofErr w:type="gramEnd"/>
+            <w:r>
+              <w:rPr>
+                <w:rFonts w:asciiTheme="minorHAnsi" w:hAnsiTheme="minorHAnsi" w:cstheme="minorHAnsi"/>
+                <w:b/>
+                <w:bCs/>
+                <w:sz w:val="20"/>
+                <w:szCs w:val="24"/>
+              </w:rPr>
+              <w:t xml:space="preserve"> No{/</w:t>
             </w:r>
             <w:proofErr w:type="spellStart"/>
+            <w:proofErr w:type="gramStart"/>
             <w:r>
               <w:rPr>
                 <w:rFonts w:asciiTheme="minorHAnsi" w:hAnsiTheme="minorHAnsi" w:cstheme="minorHAnsi"/>
@@ -1286,9 +1460,21 @@
                 <w:sz w:val="20"/>
                 <w:szCs w:val="24"/>
               </w:rPr>
-              <w:t>}{#</w:t>
+              <w:t>}{</w:t>
+            </w:r>
+            <w:proofErr w:type="gramEnd"/>
+            <w:r>
+              <w:rPr>
+                <w:rFonts w:asciiTheme="minorHAnsi" w:hAnsiTheme="minorHAnsi" w:cstheme="minorHAnsi"/>
+                <w:b/>
+                <w:bCs/>
+                <w:sz w:val="20"/>
+                <w:szCs w:val="24"/>
+              </w:rPr>
+              <w:t>#</w:t>
             </w:r>
             <w:proofErr w:type="spellStart"/>
+            <w:proofErr w:type="gramStart"/>
             <w:r>
               <w:rPr>
                 <w:rFonts w:asciiTheme="minorHAnsi" w:hAnsiTheme="minorHAnsi" w:cstheme="minorHAnsi"/>
@@ -1321,6 +1507,7 @@
               </w:rPr>
               <w:t>Code</w:t>
             </w:r>
+            <w:proofErr w:type="gramEnd"/>
             <w:r>
               <w:rPr>
                 <w:rFonts w:asciiTheme="minorHAnsi" w:hAnsiTheme="minorHAnsi" w:cstheme="minorHAnsi"/>
@@ -1332,6 +1519,7 @@
               <w:t>{/</w:t>
             </w:r>
             <w:proofErr w:type="spellStart"/>
+            <w:proofErr w:type="gramStart"/>
             <w:r>
               <w:rPr>
                 <w:rFonts w:asciiTheme="minorHAnsi" w:hAnsiTheme="minorHAnsi" w:cstheme="minorHAnsi"/>
@@ -1351,9 +1539,21 @@
                 <w:sz w:val="20"/>
                 <w:szCs w:val="24"/>
               </w:rPr>
-              <w:t>}{#</w:t>
+              <w:t>}{</w:t>
+            </w:r>
+            <w:proofErr w:type="gramEnd"/>
+            <w:r>
+              <w:rPr>
+                <w:rFonts w:asciiTheme="minorHAnsi" w:hAnsiTheme="minorHAnsi" w:cstheme="minorHAnsi"/>
+                <w:b/>
+                <w:bCs/>
+                <w:sz w:val="20"/>
+                <w:szCs w:val="24"/>
+              </w:rPr>
+              <w:t>#</w:t>
             </w:r>
             <w:proofErr w:type="spellStart"/>
+            <w:proofErr w:type="gramStart"/>
             <w:r>
               <w:rPr>
                 <w:rFonts w:asciiTheme="minorHAnsi" w:hAnsiTheme="minorHAnsi" w:cstheme="minorHAnsi"/>
@@ -1386,6 +1586,7 @@
               </w:rPr>
               <w:t>Grade</w:t>
             </w:r>
+            <w:proofErr w:type="gramEnd"/>
             <w:r>
               <w:rPr>
                 <w:rFonts w:asciiTheme="minorHAnsi" w:hAnsiTheme="minorHAnsi" w:cstheme="minorHAnsi"/>
@@ -1443,9 +1644,32 @@
                 <w:sz w:val="20"/>
                 <w:szCs w:val="24"/>
               </w:rPr>
-              <w:t xml:space="preserve">{#isAus}ASW </w:t>
+              <w:t>{#</w:t>
+            </w:r>
+            <w:proofErr w:type="gramStart"/>
+            <w:r>
+              <w:rPr>
+                <w:rFonts w:asciiTheme="minorHAnsi" w:hAnsiTheme="minorHAnsi" w:cstheme="minorHAnsi"/>
+                <w:b/>
+                <w:bCs/>
+                <w:sz w:val="20"/>
+                <w:szCs w:val="24"/>
+              </w:rPr>
+              <w:t>isAus}ASW</w:t>
+            </w:r>
+            <w:proofErr w:type="gramEnd"/>
+            <w:r>
+              <w:rPr>
+                <w:rFonts w:asciiTheme="minorHAnsi" w:hAnsiTheme="minorHAnsi" w:cstheme="minorHAnsi"/>
+                <w:b/>
+                <w:bCs/>
+                <w:sz w:val="20"/>
+                <w:szCs w:val="24"/>
+              </w:rPr>
+              <w:t xml:space="preserve"> </w:t>
             </w:r>
             <w:proofErr w:type="spellStart"/>
+            <w:proofErr w:type="gramStart"/>
             <w:r>
               <w:rPr>
                 <w:rFonts w:asciiTheme="minorHAnsi" w:hAnsiTheme="minorHAnsi" w:cstheme="minorHAnsi"/>
@@ -1457,6 +1681,7 @@
               <w:t>PO.No</w:t>
             </w:r>
             <w:proofErr w:type="spellEnd"/>
+            <w:proofErr w:type="gramEnd"/>
             <w:r>
               <w:rPr>
                 <w:rFonts w:asciiTheme="minorHAnsi" w:hAnsiTheme="minorHAnsi" w:cstheme="minorHAnsi"/>
@@ -1468,6 +1693,7 @@
               <w:t>{/</w:t>
             </w:r>
             <w:proofErr w:type="spellStart"/>
+            <w:proofErr w:type="gramStart"/>
             <w:r>
               <w:rPr>
                 <w:rFonts w:asciiTheme="minorHAnsi" w:hAnsiTheme="minorHAnsi" w:cstheme="minorHAnsi"/>
@@ -1487,9 +1713,21 @@
                 <w:sz w:val="20"/>
                 <w:szCs w:val="24"/>
               </w:rPr>
-              <w:t>}{#</w:t>
+              <w:t>}{</w:t>
+            </w:r>
+            <w:proofErr w:type="gramEnd"/>
+            <w:r>
+              <w:rPr>
+                <w:rFonts w:asciiTheme="minorHAnsi" w:hAnsiTheme="minorHAnsi" w:cstheme="minorHAnsi"/>
+                <w:b/>
+                <w:bCs/>
+                <w:sz w:val="20"/>
+                <w:szCs w:val="24"/>
+              </w:rPr>
+              <w:t>#</w:t>
             </w:r>
             <w:proofErr w:type="spellStart"/>
+            <w:proofErr w:type="gramStart"/>
             <w:r>
               <w:rPr>
                 <w:rFonts w:asciiTheme="minorHAnsi" w:hAnsiTheme="minorHAnsi" w:cstheme="minorHAnsi"/>
@@ -1522,6 +1760,7 @@
               </w:rPr>
               <w:t>Brand</w:t>
             </w:r>
+            <w:proofErr w:type="gramEnd"/>
             <w:r>
               <w:rPr>
                 <w:rFonts w:asciiTheme="minorHAnsi" w:hAnsiTheme="minorHAnsi" w:cstheme="minorHAnsi"/>
@@ -1799,25 +2038,75 @@
                 <w:rFonts w:asciiTheme="minorHAnsi" w:hAnsiTheme="minorHAnsi" w:cstheme="minorHAnsi"/>
                 <w:sz w:val="20"/>
                 <w:szCs w:val="20"/>
-              </w:rPr>
-            </w:pPr>
-            <w:r>
-              <w:rPr>
-                <w:rFonts w:asciiTheme="minorHAnsi" w:hAnsiTheme="minorHAnsi" w:cstheme="minorHAnsi"/>
-                <w:sz w:val="20"/>
-                <w:szCs w:val="20"/>
-              </w:rPr>
-              <w:t>{#IPItems}{#showThickness}</w:t>
-            </w:r>
-            <w:r>
-              <w:rPr>
-                <w:rFonts w:asciiTheme="minorHAnsi" w:hAnsiTheme="minorHAnsi" w:cstheme="minorHAnsi"/>
-                <w:b/>
-                <w:bCs/>
-                <w:sz w:val="20"/>
-                <w:szCs w:val="20"/>
-              </w:rPr>
-              <w:t>{thicknessDetail}</w:t>
+                <w:lang w:val="en-IN"/>
+              </w:rPr>
+            </w:pPr>
+            <w:r>
+              <w:rPr>
+                <w:rFonts w:asciiTheme="minorHAnsi" w:hAnsiTheme="minorHAnsi" w:cstheme="minorHAnsi"/>
+                <w:sz w:val="20"/>
+                <w:szCs w:val="20"/>
+              </w:rPr>
+              <w:t>{#</w:t>
+            </w:r>
+            <w:proofErr w:type="spellStart"/>
+            <w:proofErr w:type="gramStart"/>
+            <w:r>
+              <w:rPr>
+                <w:rFonts w:asciiTheme="minorHAnsi" w:hAnsiTheme="minorHAnsi" w:cstheme="minorHAnsi"/>
+                <w:sz w:val="20"/>
+                <w:szCs w:val="20"/>
+                <w:lang w:val="en-IN"/>
+              </w:rPr>
+              <w:t>OCItems</w:t>
+            </w:r>
+            <w:proofErr w:type="spellEnd"/>
+            <w:r>
+              <w:rPr>
+                <w:rFonts w:asciiTheme="minorHAnsi" w:hAnsiTheme="minorHAnsi" w:cstheme="minorHAnsi"/>
+                <w:sz w:val="20"/>
+                <w:szCs w:val="20"/>
+              </w:rPr>
+              <w:t>}{</w:t>
+            </w:r>
+            <w:proofErr w:type="gramEnd"/>
+            <w:r>
+              <w:rPr>
+                <w:rFonts w:asciiTheme="minorHAnsi" w:hAnsiTheme="minorHAnsi" w:cstheme="minorHAnsi"/>
+                <w:sz w:val="20"/>
+                <w:szCs w:val="20"/>
+              </w:rPr>
+              <w:t>#</w:t>
+            </w:r>
+            <w:proofErr w:type="gramStart"/>
+            <w:r>
+              <w:rPr>
+                <w:rFonts w:asciiTheme="minorHAnsi" w:hAnsiTheme="minorHAnsi" w:cstheme="minorHAnsi"/>
+                <w:sz w:val="20"/>
+                <w:szCs w:val="20"/>
+              </w:rPr>
+              <w:t>showThickness}</w:t>
+            </w:r>
+            <w:r>
+              <w:rPr>
+                <w:rFonts w:asciiTheme="minorHAnsi" w:hAnsiTheme="minorHAnsi" w:cstheme="minorHAnsi"/>
+                <w:b/>
+                <w:bCs/>
+                <w:sz w:val="20"/>
+                <w:szCs w:val="20"/>
+              </w:rPr>
+              <w:t>{</w:t>
+            </w:r>
+            <w:proofErr w:type="gramEnd"/>
+            <w:r>
+              <w:rPr>
+                <w:rFonts w:asciiTheme="minorHAnsi" w:hAnsiTheme="minorHAnsi" w:cstheme="minorHAnsi"/>
+                <w:b/>
+                <w:bCs/>
+                <w:sz w:val="20"/>
+                <w:szCs w:val="20"/>
+              </w:rPr>
+              <w:t>thicknessDetail}</w:t>
             </w:r>
             <w:r>
               <w:rPr>
@@ -1988,7 +2277,41 @@
                 <w:sz w:val="20"/>
                 <w:szCs w:val="20"/>
               </w:rPr>
-              <w:t>}{/}</w:t>
+              <w:t>}{</w:t>
+            </w:r>
+            <w:r>
+              <w:rPr>
+                <w:rFonts w:asciiTheme="minorHAnsi" w:hAnsiTheme="minorHAnsi" w:cstheme="minorHAnsi"/>
+                <w:b/>
+                <w:bCs/>
+                <w:sz w:val="20"/>
+                <w:szCs w:val="20"/>
+              </w:rPr>
+              <w:t>/</w:t>
+            </w:r>
+            <w:proofErr w:type="spellStart"/>
+            <w:proofErr w:type="gramStart"/>
+            <w:r>
+              <w:rPr>
+                <w:rFonts w:asciiTheme="minorHAnsi" w:hAnsiTheme="minorHAnsi" w:cstheme="minorHAnsi"/>
+                <w:b/>
+                <w:bCs/>
+                <w:sz w:val="20"/>
+                <w:szCs w:val="20"/>
+                <w:lang w:val="en-IN"/>
+              </w:rPr>
+              <w:t>extNotes</w:t>
+            </w:r>
+            <w:proofErr w:type="spellEnd"/>
+            <w:r>
+              <w:rPr>
+                <w:rFonts w:asciiTheme="minorHAnsi" w:hAnsiTheme="minorHAnsi" w:cstheme="minorHAnsi"/>
+                <w:b/>
+                <w:bCs/>
+                <w:sz w:val="20"/>
+                <w:szCs w:val="20"/>
+              </w:rPr>
+              <w:t>}</w:t>
             </w:r>
             <w:r>
               <w:rPr>
@@ -2008,7 +2331,18 @@
                 <w:sz w:val="20"/>
                 <w:szCs w:val="20"/>
               </w:rPr>
-              <w:t>{#fsc} - {</w:t>
+              <w:t>{</w:t>
+            </w:r>
+            <w:proofErr w:type="gramEnd"/>
+            <w:r>
+              <w:rPr>
+                <w:rFonts w:asciiTheme="minorHAnsi" w:hAnsiTheme="minorHAnsi" w:cstheme="minorHAnsi"/>
+                <w:b/>
+                <w:bCs/>
+                <w:sz w:val="20"/>
+                <w:szCs w:val="20"/>
+              </w:rPr>
+              <w:t>#fsc} - {</w:t>
             </w:r>
             <w:proofErr w:type="spellStart"/>
             <w:r>
@@ -2080,7 +2414,25 @@
                 <w:sz w:val="18"/>
                 <w:szCs w:val="18"/>
               </w:rPr>
-              <w:t>{#invoices}{prefixCode}\{containerFrom}{#containerTo} - {</w:t>
+              <w:t>{#</w:t>
+            </w:r>
+            <w:proofErr w:type="gramStart"/>
+            <w:r>
+              <w:rPr>
+                <w:rFonts w:asciiTheme="minorHAnsi" w:hAnsiTheme="minorHAnsi" w:cstheme="minorHAnsi"/>
+                <w:sz w:val="18"/>
+                <w:szCs w:val="18"/>
+              </w:rPr>
+              <w:t>invoices}{</w:t>
+            </w:r>
+            <w:proofErr w:type="gramEnd"/>
+            <w:r>
+              <w:rPr>
+                <w:rFonts w:asciiTheme="minorHAnsi" w:hAnsiTheme="minorHAnsi" w:cstheme="minorHAnsi"/>
+                <w:sz w:val="18"/>
+                <w:szCs w:val="18"/>
+              </w:rPr>
+              <w:t>prefixCode}\{containerFrom}{#containerTo} - {</w:t>
             </w:r>
             <w:proofErr w:type="spellStart"/>
             <w:r>
@@ -2237,6 +2589,7 @@
               <w:t>{^</w:t>
             </w:r>
             <w:proofErr w:type="spellStart"/>
+            <w:proofErr w:type="gramStart"/>
             <w:r>
               <w:rPr>
                 <w:rFonts w:asciiTheme="minorHAnsi" w:hAnsiTheme="minorHAnsi" w:cstheme="minorHAnsi"/>
@@ -2255,6 +2608,7 @@
               <w:t>}{</w:t>
             </w:r>
             <w:proofErr w:type="spellStart"/>
+            <w:proofErr w:type="gramEnd"/>
             <w:r>
               <w:rPr>
                 <w:rFonts w:asciiTheme="minorHAnsi" w:hAnsiTheme="minorHAnsi" w:cstheme="minorHAnsi"/>
@@ -2448,7 +2802,25 @@
                 <w:sz w:val="18"/>
                 <w:szCs w:val="18"/>
               </w:rPr>
-              <w:t>{value}{/invoices}{/</w:t>
+              <w:t>{value}{/</w:t>
+            </w:r>
+            <w:proofErr w:type="gramStart"/>
+            <w:r>
+              <w:rPr>
+                <w:rFonts w:cstheme="minorHAnsi"/>
+                <w:sz w:val="18"/>
+                <w:szCs w:val="18"/>
+              </w:rPr>
+              <w:t>invoices}{</w:t>
+            </w:r>
+            <w:proofErr w:type="gramEnd"/>
+            <w:r>
+              <w:rPr>
+                <w:rFonts w:cstheme="minorHAnsi"/>
+                <w:sz w:val="18"/>
+                <w:szCs w:val="18"/>
+              </w:rPr>
+              <w:t>/</w:t>
             </w:r>
             <w:proofErr w:type="spellStart"/>
             <w:r>
@@ -2457,7 +2829,7 @@
                 <w:sz w:val="18"/>
                 <w:szCs w:val="18"/>
               </w:rPr>
-              <w:t>IPItems</w:t>
+              <w:t>OCItems</w:t>
             </w:r>
             <w:proofErr w:type="spellEnd"/>
             <w:r>
@@ -3579,6 +3951,7 @@
               <w:t>finalDestination</w:t>
             </w:r>
             <w:proofErr w:type="spellEnd"/>
+            <w:proofErr w:type="gramStart"/>
             <w:r>
               <w:rPr>
                 <w:rFonts w:asciiTheme="minorHAnsi" w:hAnsiTheme="minorHAnsi" w:cstheme="minorHAnsi"/>
@@ -3597,6 +3970,7 @@
               </w:rPr>
               <w:t xml:space="preserve">   </w:t>
             </w:r>
+            <w:proofErr w:type="gramEnd"/>
             <w:r>
               <w:rPr>
                 <w:rFonts w:asciiTheme="minorHAnsi" w:hAnsiTheme="minorHAnsi" w:cstheme="minorHAnsi"/>
@@ -3724,6 +4098,7 @@
           </w:tcPr>
           <w:p>
             <w:pPr>
+              <w:spacing w:line="120" w:lineRule="auto"/>
               <w:ind w:right="227"/>
               <w:rPr>
                 <w:rFonts w:asciiTheme="minorHAnsi" w:hAnsiTheme="minorHAnsi" w:cstheme="minorHAnsi"/>
@@ -4571,6 +4946,7 @@
     <w:r>
       <w:t xml:space="preserve">      </w:t>
     </w:r>
+    <w:proofErr w:type="gramStart"/>
     <w:r>
       <w:rPr>
         <w:spacing w:val="60"/>
@@ -4587,7 +4963,14 @@
       <w:rPr>
         <w:spacing w:val="60"/>
       </w:rPr>
-      <w:t xml:space="preserve"> ICA </w:t>
+      <w:t xml:space="preserve"> ICA</w:t>
+    </w:r>
+    <w:proofErr w:type="gramEnd"/>
+    <w:r>
+      <w:rPr>
+        <w:spacing w:val="60"/>
+      </w:rPr>
+      <w:t xml:space="preserve"> </w:t>
     </w:r>
     <w:r>
       <w:rPr>
@@ -4599,7 +4982,14 @@
       <w:rPr>
         <w:spacing w:val="60"/>
       </w:rPr>
-      <w:t>(I)</w:t>
+      <w:t>(I</w:t>
+    </w:r>
+    <w:proofErr w:type="gramStart"/>
+    <w:r>
+      <w:rPr>
+        <w:spacing w:val="60"/>
+      </w:rPr>
+      <w:t>)</w:t>
     </w:r>
     <w:r>
       <w:rPr>
@@ -4613,6 +5003,7 @@
       </w:rPr>
       <w:t xml:space="preserve"> LTD</w:t>
     </w:r>
+    <w:proofErr w:type="gramEnd"/>
   </w:p>
   <w:p>
     <w:pPr>
@@ -4914,6 +5305,15 @@
         <w:color w:val="auto"/>
       </w:rPr>
       <w:tab/>
+    </w:r>
+    <w:proofErr w:type="gramStart"/>
+    <w:r>
+      <w:rPr>
+        <w:rFonts w:ascii="Arial" w:hAnsi="Arial" w:cs="Arial"/>
+        <w:b/>
+        <w:bCs/>
+        <w:color w:val="auto"/>
+      </w:rPr>
       <w:t>D</w:t>
     </w:r>
     <w:r>
@@ -4936,6 +5336,7 @@
       </w:rPr>
       <w:t>.</w:t>
     </w:r>
+    <w:proofErr w:type="gramEnd"/>
   </w:p>
   <w:p>
     <w:pPr>

--- a/electron/database/generate-document/templates/order-confirmation.docx
+++ b/electron/database/generate-document/templates/order-confirmation.docx
@@ -392,32 +392,9 @@
                 <w:sz w:val="20"/>
                 <w:szCs w:val="20"/>
               </w:rPr>
-              <w:t>{#</w:t>
-            </w:r>
-            <w:proofErr w:type="gramStart"/>
-            <w:r>
-              <w:rPr>
-                <w:rFonts w:asciiTheme="minorHAnsi" w:hAnsiTheme="minorHAnsi" w:cstheme="minorHAnsi"/>
-                <w:b/>
-                <w:bCs/>
-                <w:sz w:val="20"/>
-                <w:szCs w:val="20"/>
-              </w:rPr>
-              <w:t>isUK}Proforma</w:t>
-            </w:r>
-            <w:proofErr w:type="gramEnd"/>
-            <w:r>
-              <w:rPr>
-                <w:rFonts w:asciiTheme="minorHAnsi" w:hAnsiTheme="minorHAnsi" w:cstheme="minorHAnsi"/>
-                <w:b/>
-                <w:bCs/>
-                <w:sz w:val="20"/>
-                <w:szCs w:val="20"/>
-              </w:rPr>
-              <w:t xml:space="preserve"> Invoice{/</w:t>
+              <w:t>{#isUK}Proforma Invoice{/</w:t>
             </w:r>
             <w:proofErr w:type="spellStart"/>
-            <w:proofErr w:type="gramStart"/>
             <w:r>
               <w:rPr>
                 <w:rFonts w:asciiTheme="minorHAnsi" w:hAnsiTheme="minorHAnsi" w:cstheme="minorHAnsi"/>
@@ -437,43 +414,9 @@
                 <w:sz w:val="20"/>
                 <w:szCs w:val="20"/>
               </w:rPr>
-              <w:t>}{</w:t>
-            </w:r>
-            <w:proofErr w:type="gramEnd"/>
-            <w:r>
-              <w:rPr>
-                <w:rFonts w:asciiTheme="minorHAnsi" w:hAnsiTheme="minorHAnsi" w:cstheme="minorHAnsi"/>
-                <w:b/>
-                <w:bCs/>
-                <w:sz w:val="20"/>
-                <w:szCs w:val="20"/>
-              </w:rPr>
-              <w:t>#</w:t>
-            </w:r>
-            <w:proofErr w:type="gramStart"/>
-            <w:r>
-              <w:rPr>
-                <w:rFonts w:asciiTheme="minorHAnsi" w:hAnsiTheme="minorHAnsi" w:cstheme="minorHAnsi"/>
-                <w:b/>
-                <w:bCs/>
-                <w:sz w:val="20"/>
-                <w:szCs w:val="20"/>
-              </w:rPr>
-              <w:t>isGen}Order</w:t>
-            </w:r>
-            <w:proofErr w:type="gramEnd"/>
-            <w:r>
-              <w:rPr>
-                <w:rFonts w:asciiTheme="minorHAnsi" w:hAnsiTheme="minorHAnsi" w:cstheme="minorHAnsi"/>
-                <w:b/>
-                <w:bCs/>
-                <w:sz w:val="20"/>
-                <w:szCs w:val="20"/>
-              </w:rPr>
-              <w:t xml:space="preserve"> Confirmation{/</w:t>
+              <w:t>}{#isGen}Order Confirmation{/</w:t>
             </w:r>
             <w:proofErr w:type="spellStart"/>
-            <w:proofErr w:type="gramStart"/>
             <w:r>
               <w:rPr>
                 <w:rFonts w:asciiTheme="minorHAnsi" w:hAnsiTheme="minorHAnsi" w:cstheme="minorHAnsi"/>
@@ -493,40 +436,7 @@
                 <w:sz w:val="20"/>
                 <w:szCs w:val="20"/>
               </w:rPr>
-              <w:t>}{</w:t>
-            </w:r>
-            <w:proofErr w:type="gramEnd"/>
-            <w:r>
-              <w:rPr>
-                <w:rFonts w:asciiTheme="minorHAnsi" w:hAnsiTheme="minorHAnsi" w:cstheme="minorHAnsi"/>
-                <w:b/>
-                <w:bCs/>
-                <w:sz w:val="20"/>
-                <w:szCs w:val="20"/>
-              </w:rPr>
-              <w:t>#</w:t>
-            </w:r>
-            <w:proofErr w:type="gramStart"/>
-            <w:r>
-              <w:rPr>
-                <w:rFonts w:asciiTheme="minorHAnsi" w:hAnsiTheme="minorHAnsi" w:cstheme="minorHAnsi"/>
-                <w:b/>
-                <w:bCs/>
-                <w:sz w:val="20"/>
-                <w:szCs w:val="20"/>
-              </w:rPr>
-              <w:t>isAus}Order</w:t>
-            </w:r>
-            <w:proofErr w:type="gramEnd"/>
-            <w:r>
-              <w:rPr>
-                <w:rFonts w:asciiTheme="minorHAnsi" w:hAnsiTheme="minorHAnsi" w:cstheme="minorHAnsi"/>
-                <w:b/>
-                <w:bCs/>
-                <w:sz w:val="20"/>
-                <w:szCs w:val="20"/>
-              </w:rPr>
-              <w:t xml:space="preserve"> Confirmation{/</w:t>
+              <w:t>}{#isAus}Order Confirmation{/</w:t>
             </w:r>
             <w:proofErr w:type="spellStart"/>
             <w:r>
@@ -540,27 +450,15 @@
               <w:t>isAus</w:t>
             </w:r>
             <w:proofErr w:type="spellEnd"/>
-            <w:proofErr w:type="gramStart"/>
-            <w:r>
-              <w:rPr>
-                <w:rFonts w:asciiTheme="minorHAnsi" w:hAnsiTheme="minorHAnsi" w:cstheme="minorHAnsi"/>
-                <w:b/>
-                <w:bCs/>
-                <w:sz w:val="20"/>
-                <w:szCs w:val="20"/>
-              </w:rPr>
-              <w:t>} :</w:t>
-            </w:r>
-            <w:proofErr w:type="gramEnd"/>
-            <w:r>
-              <w:rPr>
-                <w:rFonts w:asciiTheme="minorHAnsi" w:hAnsiTheme="minorHAnsi" w:cstheme="minorHAnsi"/>
-                <w:b/>
-                <w:bCs/>
-                <w:sz w:val="20"/>
-                <w:szCs w:val="20"/>
-              </w:rPr>
-              <w:t xml:space="preserve"> </w:t>
+            <w:r>
+              <w:rPr>
+                <w:rFonts w:asciiTheme="minorHAnsi" w:hAnsiTheme="minorHAnsi" w:cstheme="minorHAnsi"/>
+                <w:b/>
+                <w:bCs/>
+                <w:sz w:val="20"/>
+                <w:szCs w:val="20"/>
+              </w:rPr>
+              <w:t xml:space="preserve">} : </w:t>
             </w:r>
             <w:r>
               <w:rPr>
@@ -756,7 +654,6 @@
                 </mc:Fallback>
               </mc:AlternateContent>
             </w:r>
-            <w:proofErr w:type="gramStart"/>
             <w:r>
               <w:rPr>
                 <w:rFonts w:asciiTheme="minorHAnsi" w:hAnsiTheme="minorHAnsi" w:cstheme="minorHAnsi"/>
@@ -780,17 +677,7 @@
                 <w:spacing w:val="-10"/>
                 <w:sz w:val="20"/>
               </w:rPr>
-              <w:t>:</w:t>
-            </w:r>
-            <w:proofErr w:type="gramEnd"/>
-            <w:r>
-              <w:rPr>
-                <w:rFonts w:asciiTheme="minorHAnsi" w:hAnsiTheme="minorHAnsi" w:cstheme="minorHAnsi"/>
-                <w:b/>
-                <w:spacing w:val="-10"/>
-                <w:sz w:val="20"/>
-              </w:rPr>
-              <w:t xml:space="preserve"> </w:t>
+              <w:t xml:space="preserve">: </w:t>
             </w:r>
             <w:r>
               <w:rPr>
@@ -903,7 +790,6 @@
               <w:t>{#</w:t>
             </w:r>
             <w:proofErr w:type="spellStart"/>
-            <w:proofErr w:type="gramStart"/>
             <w:r>
               <w:rPr>
                 <w:rFonts w:asciiTheme="minorHAnsi" w:hAnsiTheme="minorHAnsi" w:cstheme="minorHAnsi"/>
@@ -924,21 +810,9 @@
                 <w:sz w:val="20"/>
                 <w:szCs w:val="20"/>
               </w:rPr>
-              <w:t>}NOTIFY</w:t>
-            </w:r>
-            <w:proofErr w:type="gramEnd"/>
-            <w:r>
-              <w:rPr>
-                <w:rFonts w:asciiTheme="minorHAnsi" w:hAnsiTheme="minorHAnsi" w:cstheme="minorHAnsi"/>
-                <w:b/>
-                <w:bCs/>
-                <w:sz w:val="20"/>
-                <w:szCs w:val="20"/>
-              </w:rPr>
-              <w:t>-{/</w:t>
+              <w:t>}NOTIFY-{/</w:t>
             </w:r>
             <w:proofErr w:type="spellStart"/>
-            <w:proofErr w:type="gramStart"/>
             <w:r>
               <w:rPr>
                 <w:rFonts w:asciiTheme="minorHAnsi" w:hAnsiTheme="minorHAnsi" w:cstheme="minorHAnsi"/>
@@ -958,79 +832,54 @@
                 <w:sz w:val="20"/>
                 <w:szCs w:val="20"/>
               </w:rPr>
+              <w:t>}{#</w:t>
+            </w:r>
+            <w:proofErr w:type="spellStart"/>
+            <w:r>
+              <w:rPr>
+                <w:rFonts w:asciiTheme="minorHAnsi" w:hAnsiTheme="minorHAnsi" w:cstheme="minorHAnsi"/>
+                <w:b/>
+                <w:bCs/>
+                <w:sz w:val="20"/>
+                <w:szCs w:val="20"/>
+                <w:lang w:val="en-IN"/>
+              </w:rPr>
+              <w:t>isAus</w:t>
+            </w:r>
+            <w:proofErr w:type="spellEnd"/>
+            <w:r>
+              <w:rPr>
+                <w:rFonts w:asciiTheme="minorHAnsi" w:hAnsiTheme="minorHAnsi" w:cstheme="minorHAnsi"/>
+                <w:b/>
+                <w:bCs/>
+                <w:sz w:val="20"/>
+                <w:szCs w:val="20"/>
+              </w:rPr>
+              <w:t>}DELIVERED TO-{/</w:t>
+            </w:r>
+            <w:proofErr w:type="spellStart"/>
+            <w:r>
+              <w:rPr>
+                <w:rFonts w:asciiTheme="minorHAnsi" w:hAnsiTheme="minorHAnsi" w:cstheme="minorHAnsi"/>
+                <w:b/>
+                <w:bCs/>
+                <w:sz w:val="20"/>
+                <w:szCs w:val="20"/>
+              </w:rPr>
+              <w:t>isAus</w:t>
+            </w:r>
+            <w:proofErr w:type="spellEnd"/>
+            <w:r>
+              <w:rPr>
+                <w:rFonts w:asciiTheme="minorHAnsi" w:hAnsiTheme="minorHAnsi" w:cstheme="minorHAnsi"/>
+                <w:b/>
+                <w:bCs/>
+                <w:sz w:val="20"/>
+                <w:szCs w:val="20"/>
+              </w:rPr>
               <w:t>}{</w:t>
             </w:r>
-            <w:proofErr w:type="gramEnd"/>
-            <w:r>
-              <w:rPr>
-                <w:rFonts w:asciiTheme="minorHAnsi" w:hAnsiTheme="minorHAnsi" w:cstheme="minorHAnsi"/>
-                <w:b/>
-                <w:bCs/>
-                <w:sz w:val="20"/>
-                <w:szCs w:val="20"/>
-              </w:rPr>
-              <w:t>#</w:t>
-            </w:r>
             <w:proofErr w:type="spellStart"/>
-            <w:proofErr w:type="gramStart"/>
-            <w:r>
-              <w:rPr>
-                <w:rFonts w:asciiTheme="minorHAnsi" w:hAnsiTheme="minorHAnsi" w:cstheme="minorHAnsi"/>
-                <w:b/>
-                <w:bCs/>
-                <w:sz w:val="20"/>
-                <w:szCs w:val="20"/>
-                <w:lang w:val="en-IN"/>
-              </w:rPr>
-              <w:t>isAus</w:t>
-            </w:r>
-            <w:proofErr w:type="spellEnd"/>
-            <w:r>
-              <w:rPr>
-                <w:rFonts w:asciiTheme="minorHAnsi" w:hAnsiTheme="minorHAnsi" w:cstheme="minorHAnsi"/>
-                <w:b/>
-                <w:bCs/>
-                <w:sz w:val="20"/>
-                <w:szCs w:val="20"/>
-              </w:rPr>
-              <w:t>}DELIVERED</w:t>
-            </w:r>
-            <w:proofErr w:type="gramEnd"/>
-            <w:r>
-              <w:rPr>
-                <w:rFonts w:asciiTheme="minorHAnsi" w:hAnsiTheme="minorHAnsi" w:cstheme="minorHAnsi"/>
-                <w:b/>
-                <w:bCs/>
-                <w:sz w:val="20"/>
-                <w:szCs w:val="20"/>
-              </w:rPr>
-              <w:t xml:space="preserve"> TO-{/</w:t>
-            </w:r>
-            <w:proofErr w:type="spellStart"/>
-            <w:proofErr w:type="gramStart"/>
-            <w:r>
-              <w:rPr>
-                <w:rFonts w:asciiTheme="minorHAnsi" w:hAnsiTheme="minorHAnsi" w:cstheme="minorHAnsi"/>
-                <w:b/>
-                <w:bCs/>
-                <w:sz w:val="20"/>
-                <w:szCs w:val="20"/>
-              </w:rPr>
-              <w:t>isAus</w:t>
-            </w:r>
-            <w:proofErr w:type="spellEnd"/>
-            <w:r>
-              <w:rPr>
-                <w:rFonts w:asciiTheme="minorHAnsi" w:hAnsiTheme="minorHAnsi" w:cstheme="minorHAnsi"/>
-                <w:b/>
-                <w:bCs/>
-                <w:sz w:val="20"/>
-                <w:szCs w:val="20"/>
-              </w:rPr>
-              <w:t>}{</w:t>
-            </w:r>
-            <w:proofErr w:type="spellStart"/>
-            <w:proofErr w:type="gramEnd"/>
             <w:r>
               <w:rPr>
                 <w:rFonts w:asciiTheme="minorHAnsi" w:hAnsiTheme="minorHAnsi" w:cstheme="minorHAnsi"/>
@@ -1210,7 +1059,79 @@
                 <w:sz w:val="20"/>
                 <w:szCs w:val="20"/>
               </w:rPr>
-              <w:t>} - {</w:t>
+              <w:t xml:space="preserve">} </w:t>
+            </w:r>
+            <w:r>
+              <w:rPr>
+                <w:rFonts w:asciiTheme="minorHAnsi" w:hAnsiTheme="minorHAnsi" w:cstheme="minorHAnsi"/>
+                <w:b/>
+                <w:bCs/>
+                <w:sz w:val="20"/>
+                <w:szCs w:val="20"/>
+              </w:rPr>
+              <w:t>{#</w:t>
+            </w:r>
+            <w:r>
+              <w:rPr>
+                <w:rFonts w:asciiTheme="minorHAnsi" w:hAnsiTheme="minorHAnsi" w:cstheme="minorHAnsi"/>
+                <w:b/>
+                <w:bCs/>
+                <w:sz w:val="20"/>
+                <w:szCs w:val="20"/>
+              </w:rPr>
+              <w:t>buyerZip</w:t>
+            </w:r>
+            <w:r>
+              <w:rPr>
+                <w:rFonts w:asciiTheme="minorHAnsi" w:hAnsiTheme="minorHAnsi" w:cstheme="minorHAnsi"/>
+                <w:b/>
+                <w:bCs/>
+                <w:sz w:val="20"/>
+                <w:szCs w:val="20"/>
+              </w:rPr>
+              <w:t>}</w:t>
+            </w:r>
+            <w:r>
+              <w:rPr>
+                <w:rFonts w:asciiTheme="minorHAnsi" w:hAnsiTheme="minorHAnsi" w:cstheme="minorHAnsi"/>
+                <w:b/>
+                <w:bCs/>
+                <w:sz w:val="20"/>
+                <w:szCs w:val="20"/>
+              </w:rPr>
+              <w:t>- {</w:t>
+            </w:r>
+            <w:proofErr w:type="spellStart"/>
+            <w:r>
+              <w:rPr>
+                <w:rFonts w:asciiTheme="minorHAnsi" w:hAnsiTheme="minorHAnsi" w:cstheme="minorHAnsi"/>
+                <w:b/>
+                <w:bCs/>
+                <w:sz w:val="20"/>
+                <w:szCs w:val="20"/>
+              </w:rPr>
+              <w:t>buyerZip</w:t>
+            </w:r>
+            <w:proofErr w:type="spellEnd"/>
+            <w:r>
+              <w:rPr>
+                <w:rFonts w:asciiTheme="minorHAnsi" w:hAnsiTheme="minorHAnsi" w:cstheme="minorHAnsi"/>
+                <w:b/>
+                <w:bCs/>
+                <w:sz w:val="20"/>
+                <w:szCs w:val="20"/>
+              </w:rPr>
+              <w:t>}</w:t>
+            </w:r>
+            <w:r>
+              <w:rPr>
+                <w:rFonts w:asciiTheme="minorHAnsi" w:hAnsiTheme="minorHAnsi" w:cstheme="minorHAnsi"/>
+                <w:b/>
+                <w:bCs/>
+                <w:sz w:val="20"/>
+                <w:szCs w:val="20"/>
+              </w:rPr>
+              <w:t>{/</w:t>
             </w:r>
             <w:proofErr w:type="spellStart"/>
             <w:r>
@@ -1415,9 +1336,9 @@
                 <w:sz w:val="20"/>
                 <w:szCs w:val="24"/>
               </w:rPr>
-              <w:t>{#</w:t>
-            </w:r>
-            <w:proofErr w:type="gramStart"/>
+              <w:t>{#isAus}ASW No{/</w:t>
+            </w:r>
+            <w:proofErr w:type="spellStart"/>
             <w:r>
               <w:rPr>
                 <w:rFonts w:asciiTheme="minorHAnsi" w:hAnsiTheme="minorHAnsi" w:cstheme="minorHAnsi"/>
@@ -1426,9 +1347,9 @@
                 <w:sz w:val="20"/>
                 <w:szCs w:val="24"/>
               </w:rPr>
-              <w:t>isAus}ASW</w:t>
-            </w:r>
-            <w:proofErr w:type="gramEnd"/>
+              <w:t>isAus</w:t>
+            </w:r>
+            <w:proofErr w:type="spellEnd"/>
             <w:r>
               <w:rPr>
                 <w:rFonts w:asciiTheme="minorHAnsi" w:hAnsiTheme="minorHAnsi" w:cstheme="minorHAnsi"/>
@@ -1437,44 +1358,9 @@
                 <w:sz w:val="20"/>
                 <w:szCs w:val="24"/>
               </w:rPr>
-              <w:t xml:space="preserve"> No{/</w:t>
+              <w:t>}{#</w:t>
             </w:r>
             <w:proofErr w:type="spellStart"/>
-            <w:proofErr w:type="gramStart"/>
-            <w:r>
-              <w:rPr>
-                <w:rFonts w:asciiTheme="minorHAnsi" w:hAnsiTheme="minorHAnsi" w:cstheme="minorHAnsi"/>
-                <w:b/>
-                <w:bCs/>
-                <w:sz w:val="20"/>
-                <w:szCs w:val="24"/>
-              </w:rPr>
-              <w:t>isAus</w:t>
-            </w:r>
-            <w:proofErr w:type="spellEnd"/>
-            <w:r>
-              <w:rPr>
-                <w:rFonts w:asciiTheme="minorHAnsi" w:hAnsiTheme="minorHAnsi" w:cstheme="minorHAnsi"/>
-                <w:b/>
-                <w:bCs/>
-                <w:sz w:val="20"/>
-                <w:szCs w:val="24"/>
-              </w:rPr>
-              <w:t>}{</w:t>
-            </w:r>
-            <w:proofErr w:type="gramEnd"/>
-            <w:r>
-              <w:rPr>
-                <w:rFonts w:asciiTheme="minorHAnsi" w:hAnsiTheme="minorHAnsi" w:cstheme="minorHAnsi"/>
-                <w:b/>
-                <w:bCs/>
-                <w:sz w:val="20"/>
-                <w:szCs w:val="24"/>
-              </w:rPr>
-              <w:t>#</w:t>
-            </w:r>
-            <w:proofErr w:type="spellStart"/>
-            <w:proofErr w:type="gramStart"/>
             <w:r>
               <w:rPr>
                 <w:rFonts w:asciiTheme="minorHAnsi" w:hAnsiTheme="minorHAnsi" w:cstheme="minorHAnsi"/>
@@ -1507,7 +1393,6 @@
               </w:rPr>
               <w:t>Code</w:t>
             </w:r>
-            <w:proofErr w:type="gramEnd"/>
             <w:r>
               <w:rPr>
                 <w:rFonts w:asciiTheme="minorHAnsi" w:hAnsiTheme="minorHAnsi" w:cstheme="minorHAnsi"/>
@@ -1519,7 +1404,6 @@
               <w:t>{/</w:t>
             </w:r>
             <w:proofErr w:type="spellStart"/>
-            <w:proofErr w:type="gramStart"/>
             <w:r>
               <w:rPr>
                 <w:rFonts w:asciiTheme="minorHAnsi" w:hAnsiTheme="minorHAnsi" w:cstheme="minorHAnsi"/>
@@ -1539,21 +1423,9 @@
                 <w:sz w:val="20"/>
                 <w:szCs w:val="24"/>
               </w:rPr>
-              <w:t>}{</w:t>
-            </w:r>
-            <w:proofErr w:type="gramEnd"/>
-            <w:r>
-              <w:rPr>
-                <w:rFonts w:asciiTheme="minorHAnsi" w:hAnsiTheme="minorHAnsi" w:cstheme="minorHAnsi"/>
-                <w:b/>
-                <w:bCs/>
-                <w:sz w:val="20"/>
-                <w:szCs w:val="24"/>
-              </w:rPr>
-              <w:t>#</w:t>
+              <w:t>}{#</w:t>
             </w:r>
             <w:proofErr w:type="spellStart"/>
-            <w:proofErr w:type="gramStart"/>
             <w:r>
               <w:rPr>
                 <w:rFonts w:asciiTheme="minorHAnsi" w:hAnsiTheme="minorHAnsi" w:cstheme="minorHAnsi"/>
@@ -1586,7 +1458,6 @@
               </w:rPr>
               <w:t>Grade</w:t>
             </w:r>
-            <w:proofErr w:type="gramEnd"/>
             <w:r>
               <w:rPr>
                 <w:rFonts w:asciiTheme="minorHAnsi" w:hAnsiTheme="minorHAnsi" w:cstheme="minorHAnsi"/>
@@ -1644,9 +1515,9 @@
                 <w:sz w:val="20"/>
                 <w:szCs w:val="24"/>
               </w:rPr>
-              <w:t>{#</w:t>
-            </w:r>
-            <w:proofErr w:type="gramStart"/>
+              <w:t xml:space="preserve">{#isAus}ASW </w:t>
+            </w:r>
+            <w:proofErr w:type="spellStart"/>
             <w:r>
               <w:rPr>
                 <w:rFonts w:asciiTheme="minorHAnsi" w:hAnsiTheme="minorHAnsi" w:cstheme="minorHAnsi"/>
@@ -1655,9 +1526,9 @@
                 <w:sz w:val="20"/>
                 <w:szCs w:val="24"/>
               </w:rPr>
-              <w:t>isAus}ASW</w:t>
-            </w:r>
-            <w:proofErr w:type="gramEnd"/>
+              <w:t>PO.No</w:t>
+            </w:r>
+            <w:proofErr w:type="spellEnd"/>
             <w:r>
               <w:rPr>
                 <w:rFonts w:asciiTheme="minorHAnsi" w:hAnsiTheme="minorHAnsi" w:cstheme="minorHAnsi"/>
@@ -1666,10 +1537,9 @@
                 <w:sz w:val="20"/>
                 <w:szCs w:val="24"/>
               </w:rPr>
-              <w:t xml:space="preserve"> </w:t>
+              <w:t>{/</w:t>
             </w:r>
             <w:proofErr w:type="spellStart"/>
-            <w:proofErr w:type="gramStart"/>
             <w:r>
               <w:rPr>
                 <w:rFonts w:asciiTheme="minorHAnsi" w:hAnsiTheme="minorHAnsi" w:cstheme="minorHAnsi"/>
@@ -1678,10 +1548,9 @@
                 <w:sz w:val="20"/>
                 <w:szCs w:val="24"/>
               </w:rPr>
-              <w:t>PO.No</w:t>
+              <w:t>isAus</w:t>
             </w:r>
             <w:proofErr w:type="spellEnd"/>
-            <w:proofErr w:type="gramEnd"/>
             <w:r>
               <w:rPr>
                 <w:rFonts w:asciiTheme="minorHAnsi" w:hAnsiTheme="minorHAnsi" w:cstheme="minorHAnsi"/>
@@ -1690,44 +1559,9 @@
                 <w:sz w:val="20"/>
                 <w:szCs w:val="24"/>
               </w:rPr>
-              <w:t>{/</w:t>
+              <w:t>}{#</w:t>
             </w:r>
             <w:proofErr w:type="spellStart"/>
-            <w:proofErr w:type="gramStart"/>
-            <w:r>
-              <w:rPr>
-                <w:rFonts w:asciiTheme="minorHAnsi" w:hAnsiTheme="minorHAnsi" w:cstheme="minorHAnsi"/>
-                <w:b/>
-                <w:bCs/>
-                <w:sz w:val="20"/>
-                <w:szCs w:val="24"/>
-              </w:rPr>
-              <w:t>isAus</w:t>
-            </w:r>
-            <w:proofErr w:type="spellEnd"/>
-            <w:r>
-              <w:rPr>
-                <w:rFonts w:asciiTheme="minorHAnsi" w:hAnsiTheme="minorHAnsi" w:cstheme="minorHAnsi"/>
-                <w:b/>
-                <w:bCs/>
-                <w:sz w:val="20"/>
-                <w:szCs w:val="24"/>
-              </w:rPr>
-              <w:t>}{</w:t>
-            </w:r>
-            <w:proofErr w:type="gramEnd"/>
-            <w:r>
-              <w:rPr>
-                <w:rFonts w:asciiTheme="minorHAnsi" w:hAnsiTheme="minorHAnsi" w:cstheme="minorHAnsi"/>
-                <w:b/>
-                <w:bCs/>
-                <w:sz w:val="20"/>
-                <w:szCs w:val="24"/>
-              </w:rPr>
-              <w:t>#</w:t>
-            </w:r>
-            <w:proofErr w:type="spellStart"/>
-            <w:proofErr w:type="gramStart"/>
             <w:r>
               <w:rPr>
                 <w:rFonts w:asciiTheme="minorHAnsi" w:hAnsiTheme="minorHAnsi" w:cstheme="minorHAnsi"/>
@@ -1760,7 +1594,6 @@
               </w:rPr>
               <w:t>Brand</w:t>
             </w:r>
-            <w:proofErr w:type="gramEnd"/>
             <w:r>
               <w:rPr>
                 <w:rFonts w:asciiTheme="minorHAnsi" w:hAnsiTheme="minorHAnsi" w:cstheme="minorHAnsi"/>
@@ -2050,7 +1883,6 @@
               <w:t>{#</w:t>
             </w:r>
             <w:proofErr w:type="spellStart"/>
-            <w:proofErr w:type="gramStart"/>
             <w:r>
               <w:rPr>
                 <w:rFonts w:asciiTheme="minorHAnsi" w:hAnsiTheme="minorHAnsi" w:cstheme="minorHAnsi"/>
@@ -2067,46 +1899,17 @@
                 <w:sz w:val="20"/>
                 <w:szCs w:val="20"/>
               </w:rPr>
-              <w:t>}{</w:t>
-            </w:r>
-            <w:proofErr w:type="gramEnd"/>
-            <w:r>
-              <w:rPr>
-                <w:rFonts w:asciiTheme="minorHAnsi" w:hAnsiTheme="minorHAnsi" w:cstheme="minorHAnsi"/>
-                <w:sz w:val="20"/>
-                <w:szCs w:val="20"/>
-              </w:rPr>
-              <w:t>#</w:t>
-            </w:r>
-            <w:proofErr w:type="gramStart"/>
-            <w:r>
-              <w:rPr>
-                <w:rFonts w:asciiTheme="minorHAnsi" w:hAnsiTheme="minorHAnsi" w:cstheme="minorHAnsi"/>
-                <w:sz w:val="20"/>
-                <w:szCs w:val="20"/>
-              </w:rPr>
-              <w:t>showThickness}</w:t>
-            </w:r>
-            <w:r>
-              <w:rPr>
-                <w:rFonts w:asciiTheme="minorHAnsi" w:hAnsiTheme="minorHAnsi" w:cstheme="minorHAnsi"/>
-                <w:b/>
-                <w:bCs/>
-                <w:sz w:val="20"/>
-                <w:szCs w:val="20"/>
-              </w:rPr>
-              <w:t>{</w:t>
-            </w:r>
-            <w:proofErr w:type="gramEnd"/>
-            <w:r>
-              <w:rPr>
-                <w:rFonts w:asciiTheme="minorHAnsi" w:hAnsiTheme="minorHAnsi" w:cstheme="minorHAnsi"/>
-                <w:b/>
-                <w:bCs/>
-                <w:sz w:val="20"/>
-                <w:szCs w:val="20"/>
-              </w:rPr>
-              <w:t>thicknessDetail}</w:t>
+              <w:t>}{#showThickness}</w:t>
+            </w:r>
+            <w:r>
+              <w:rPr>
+                <w:rFonts w:asciiTheme="minorHAnsi" w:hAnsiTheme="minorHAnsi" w:cstheme="minorHAnsi"/>
+                <w:b/>
+                <w:bCs/>
+                <w:sz w:val="20"/>
+                <w:szCs w:val="20"/>
+              </w:rPr>
+              <w:t>{thicknessDetail}</w:t>
             </w:r>
             <w:r>
               <w:rPr>
@@ -2290,7 +2093,6 @@
               <w:t>/</w:t>
             </w:r>
             <w:proofErr w:type="spellStart"/>
-            <w:proofErr w:type="gramStart"/>
             <w:r>
               <w:rPr>
                 <w:rFonts w:asciiTheme="minorHAnsi" w:hAnsiTheme="minorHAnsi" w:cstheme="minorHAnsi"/>
@@ -2331,18 +2133,7 @@
                 <w:sz w:val="20"/>
                 <w:szCs w:val="20"/>
               </w:rPr>
-              <w:t>{</w:t>
-            </w:r>
-            <w:proofErr w:type="gramEnd"/>
-            <w:r>
-              <w:rPr>
-                <w:rFonts w:asciiTheme="minorHAnsi" w:hAnsiTheme="minorHAnsi" w:cstheme="minorHAnsi"/>
-                <w:b/>
-                <w:bCs/>
-                <w:sz w:val="20"/>
-                <w:szCs w:val="20"/>
-              </w:rPr>
-              <w:t>#fsc} - {</w:t>
+              <w:t>{#fsc} - {</w:t>
             </w:r>
             <w:proofErr w:type="spellStart"/>
             <w:r>
@@ -2414,25 +2205,7 @@
                 <w:sz w:val="18"/>
                 <w:szCs w:val="18"/>
               </w:rPr>
-              <w:t>{#</w:t>
-            </w:r>
-            <w:proofErr w:type="gramStart"/>
-            <w:r>
-              <w:rPr>
-                <w:rFonts w:asciiTheme="minorHAnsi" w:hAnsiTheme="minorHAnsi" w:cstheme="minorHAnsi"/>
-                <w:sz w:val="18"/>
-                <w:szCs w:val="18"/>
-              </w:rPr>
-              <w:t>invoices}{</w:t>
-            </w:r>
-            <w:proofErr w:type="gramEnd"/>
-            <w:r>
-              <w:rPr>
-                <w:rFonts w:asciiTheme="minorHAnsi" w:hAnsiTheme="minorHAnsi" w:cstheme="minorHAnsi"/>
-                <w:sz w:val="18"/>
-                <w:szCs w:val="18"/>
-              </w:rPr>
-              <w:t>prefixCode}\{containerFrom}{#containerTo} - {</w:t>
+              <w:t>{#invoices}{prefixCode}\{containerFrom}{#containerTo} - {</w:t>
             </w:r>
             <w:proofErr w:type="spellStart"/>
             <w:r>
@@ -2589,7 +2362,6 @@
               <w:t>{^</w:t>
             </w:r>
             <w:proofErr w:type="spellStart"/>
-            <w:proofErr w:type="gramStart"/>
             <w:r>
               <w:rPr>
                 <w:rFonts w:asciiTheme="minorHAnsi" w:hAnsiTheme="minorHAnsi" w:cstheme="minorHAnsi"/>
@@ -2608,7 +2380,6 @@
               <w:t>}{</w:t>
             </w:r>
             <w:proofErr w:type="spellStart"/>
-            <w:proofErr w:type="gramEnd"/>
             <w:r>
               <w:rPr>
                 <w:rFonts w:asciiTheme="minorHAnsi" w:hAnsiTheme="minorHAnsi" w:cstheme="minorHAnsi"/>
@@ -2802,25 +2573,7 @@
                 <w:sz w:val="18"/>
                 <w:szCs w:val="18"/>
               </w:rPr>
-              <w:t>{value}{/</w:t>
-            </w:r>
-            <w:proofErr w:type="gramStart"/>
-            <w:r>
-              <w:rPr>
-                <w:rFonts w:cstheme="minorHAnsi"/>
-                <w:sz w:val="18"/>
-                <w:szCs w:val="18"/>
-              </w:rPr>
-              <w:t>invoices}{</w:t>
-            </w:r>
-            <w:proofErr w:type="gramEnd"/>
-            <w:r>
-              <w:rPr>
-                <w:rFonts w:cstheme="minorHAnsi"/>
-                <w:sz w:val="18"/>
-                <w:szCs w:val="18"/>
-              </w:rPr>
-              <w:t>/</w:t>
+              <w:t>{value}{/invoices}{/</w:t>
             </w:r>
             <w:proofErr w:type="spellStart"/>
             <w:r>
@@ -3951,7 +3704,6 @@
               <w:t>finalDestination</w:t>
             </w:r>
             <w:proofErr w:type="spellEnd"/>
-            <w:proofErr w:type="gramStart"/>
             <w:r>
               <w:rPr>
                 <w:rFonts w:asciiTheme="minorHAnsi" w:hAnsiTheme="minorHAnsi" w:cstheme="minorHAnsi"/>
@@ -3970,7 +3722,6 @@
               </w:rPr>
               <w:t xml:space="preserve">   </w:t>
             </w:r>
-            <w:proofErr w:type="gramEnd"/>
             <w:r>
               <w:rPr>
                 <w:rFonts w:asciiTheme="minorHAnsi" w:hAnsiTheme="minorHAnsi" w:cstheme="minorHAnsi"/>
@@ -4311,6 +4062,90 @@
                 <w:sz w:val="18"/>
                 <w:szCs w:val="18"/>
               </w:rPr>
+              <w:t>{#</w:t>
+            </w:r>
+            <w:r>
+              <w:rPr>
+                <w:rFonts w:asciiTheme="minorHAnsi" w:hAnsiTheme="minorHAnsi" w:cstheme="minorHAnsi"/>
+                <w:sz w:val="18"/>
+                <w:szCs w:val="18"/>
+              </w:rPr>
+              <w:t>bBranchOC</w:t>
+            </w:r>
+            <w:r>
+              <w:rPr>
+                <w:rFonts w:asciiTheme="minorHAnsi" w:hAnsiTheme="minorHAnsi" w:cstheme="minorHAnsi"/>
+                <w:sz w:val="18"/>
+                <w:szCs w:val="18"/>
+              </w:rPr>
+              <w:t>}</w:t>
+            </w:r>
+            <w:r>
+              <w:rPr>
+                <w:rFonts w:asciiTheme="minorHAnsi" w:hAnsiTheme="minorHAnsi" w:cstheme="minorHAnsi"/>
+                <w:sz w:val="18"/>
+                <w:szCs w:val="18"/>
+              </w:rPr>
+              <w:t>{bBranchOC}</w:t>
+            </w:r>
+            <w:r>
+              <w:rPr>
+                <w:rFonts w:asciiTheme="minorHAnsi" w:hAnsiTheme="minorHAnsi" w:cstheme="minorHAnsi"/>
+                <w:sz w:val="18"/>
+                <w:szCs w:val="18"/>
+              </w:rPr>
+              <w:t xml:space="preserve"> </w:t>
+            </w:r>
+            <w:r>
+              <w:rPr>
+                <w:rFonts w:asciiTheme="minorHAnsi" w:hAnsiTheme="minorHAnsi" w:cstheme="minorHAnsi"/>
+                <w:sz w:val="18"/>
+                <w:szCs w:val="18"/>
+              </w:rPr>
+              <w:t>BRANCH</w:t>
+            </w:r>
+            <w:r>
+              <w:rPr>
+                <w:rFonts w:asciiTheme="minorHAnsi" w:hAnsiTheme="minorHAnsi" w:cstheme="minorHAnsi"/>
+                <w:sz w:val="18"/>
+                <w:szCs w:val="18"/>
+              </w:rPr>
+              <w:t>{/</w:t>
+            </w:r>
+            <w:proofErr w:type="spellStart"/>
+            <w:r>
+              <w:rPr>
+                <w:rFonts w:asciiTheme="minorHAnsi" w:hAnsiTheme="minorHAnsi" w:cstheme="minorHAnsi"/>
+                <w:sz w:val="18"/>
+                <w:szCs w:val="18"/>
+              </w:rPr>
+              <w:t>bBranchOC</w:t>
+            </w:r>
+            <w:proofErr w:type="spellEnd"/>
+            <w:r>
+              <w:rPr>
+                <w:rFonts w:asciiTheme="minorHAnsi" w:hAnsiTheme="minorHAnsi" w:cstheme="minorHAnsi"/>
+                <w:sz w:val="18"/>
+                <w:szCs w:val="18"/>
+              </w:rPr>
+              <w:t>}</w:t>
+            </w:r>
+          </w:p>
+          <w:p>
+            <w:pPr>
+              <w:ind w:right="227"/>
+              <w:rPr>
+                <w:rFonts w:asciiTheme="minorHAnsi" w:hAnsiTheme="minorHAnsi" w:cstheme="minorHAnsi"/>
+                <w:sz w:val="18"/>
+                <w:szCs w:val="18"/>
+              </w:rPr>
+            </w:pPr>
+            <w:r>
+              <w:rPr>
+                <w:rFonts w:asciiTheme="minorHAnsi" w:hAnsiTheme="minorHAnsi" w:cstheme="minorHAnsi"/>
+                <w:sz w:val="18"/>
+                <w:szCs w:val="18"/>
+              </w:rPr>
               <w:t>{</w:t>
             </w:r>
             <w:proofErr w:type="spellStart"/>
@@ -4320,7 +4155,7 @@
                 <w:sz w:val="18"/>
                 <w:szCs w:val="18"/>
               </w:rPr>
-              <w:t>bBranchOC</w:t>
+              <w:t>bAddressOC</w:t>
             </w:r>
             <w:proofErr w:type="spellEnd"/>
             <w:r>
@@ -4329,7 +4164,25 @@
                 <w:sz w:val="18"/>
                 <w:szCs w:val="18"/>
               </w:rPr>
-              <w:t>} BRANCH</w:t>
+              <w:t>}{</w:t>
+            </w:r>
+            <w:proofErr w:type="spellStart"/>
+            <w:r>
+              <w:rPr>
+                <w:rFonts w:asciiTheme="minorHAnsi" w:hAnsiTheme="minorHAnsi" w:cstheme="minorHAnsi"/>
+                <w:sz w:val="18"/>
+                <w:szCs w:val="18"/>
+              </w:rPr>
+              <w:t>bCityOC</w:t>
+            </w:r>
+            <w:proofErr w:type="spellEnd"/>
+            <w:r>
+              <w:rPr>
+                <w:rFonts w:asciiTheme="minorHAnsi" w:hAnsiTheme="minorHAnsi" w:cstheme="minorHAnsi"/>
+                <w:sz w:val="18"/>
+                <w:szCs w:val="18"/>
+              </w:rPr>
+              <w:t>}</w:t>
             </w:r>
           </w:p>
           <w:p>
@@ -4347,7 +4200,31 @@
                 <w:sz w:val="18"/>
                 <w:szCs w:val="18"/>
               </w:rPr>
-              <w:t>{</w:t>
+              <w:t>{#</w:t>
+            </w:r>
+            <w:r>
+              <w:rPr>
+                <w:rFonts w:asciiTheme="minorHAnsi" w:hAnsiTheme="minorHAnsi" w:cstheme="minorHAnsi"/>
+                <w:sz w:val="18"/>
+                <w:szCs w:val="18"/>
+              </w:rPr>
+              <w:t>swiftNumberOC</w:t>
+            </w:r>
+            <w:r>
+              <w:rPr>
+                <w:rFonts w:asciiTheme="minorHAnsi" w:hAnsiTheme="minorHAnsi" w:cstheme="minorHAnsi"/>
+                <w:sz w:val="18"/>
+                <w:szCs w:val="18"/>
+              </w:rPr>
+              <w:t>}</w:t>
+            </w:r>
+            <w:r>
+              <w:rPr>
+                <w:rFonts w:asciiTheme="minorHAnsi" w:hAnsiTheme="minorHAnsi" w:cstheme="minorHAnsi"/>
+                <w:sz w:val="18"/>
+                <w:szCs w:val="18"/>
+              </w:rPr>
+              <w:t>SWIFT – {</w:t>
             </w:r>
             <w:proofErr w:type="spellStart"/>
             <w:r>
@@ -4356,7 +4233,7 @@
                 <w:sz w:val="18"/>
                 <w:szCs w:val="18"/>
               </w:rPr>
-              <w:t>bAddressOC</w:t>
+              <w:t>swiftNumberOC</w:t>
             </w:r>
             <w:proofErr w:type="spellEnd"/>
             <w:r>
@@ -4365,43 +4242,15 @@
                 <w:sz w:val="18"/>
                 <w:szCs w:val="18"/>
               </w:rPr>
-              <w:t>}{</w:t>
-            </w:r>
-            <w:proofErr w:type="spellStart"/>
-            <w:r>
-              <w:rPr>
-                <w:rFonts w:asciiTheme="minorHAnsi" w:hAnsiTheme="minorHAnsi" w:cstheme="minorHAnsi"/>
-                <w:sz w:val="18"/>
-                <w:szCs w:val="18"/>
-              </w:rPr>
-              <w:t>bCityOC</w:t>
-            </w:r>
-            <w:proofErr w:type="spellEnd"/>
-            <w:r>
-              <w:rPr>
-                <w:rFonts w:asciiTheme="minorHAnsi" w:hAnsiTheme="minorHAnsi" w:cstheme="minorHAnsi"/>
-                <w:sz w:val="18"/>
-                <w:szCs w:val="18"/>
-              </w:rPr>
               <w:t>}</w:t>
             </w:r>
-          </w:p>
-          <w:p>
-            <w:pPr>
-              <w:ind w:right="227"/>
-              <w:rPr>
-                <w:rFonts w:asciiTheme="minorHAnsi" w:hAnsiTheme="minorHAnsi" w:cstheme="minorHAnsi"/>
-                <w:sz w:val="18"/>
-                <w:szCs w:val="18"/>
-              </w:rPr>
-            </w:pPr>
-            <w:r>
-              <w:rPr>
-                <w:rFonts w:asciiTheme="minorHAnsi" w:hAnsiTheme="minorHAnsi" w:cstheme="minorHAnsi"/>
-                <w:sz w:val="18"/>
-                <w:szCs w:val="18"/>
-              </w:rPr>
-              <w:t>SWIFT – {</w:t>
+            <w:r>
+              <w:rPr>
+                <w:rFonts w:asciiTheme="minorHAnsi" w:hAnsiTheme="minorHAnsi" w:cstheme="minorHAnsi"/>
+                <w:sz w:val="18"/>
+                <w:szCs w:val="18"/>
+              </w:rPr>
+              <w:t>{/</w:t>
             </w:r>
             <w:proofErr w:type="spellStart"/>
             <w:r>
@@ -4946,7 +4795,6 @@
     <w:r>
       <w:t xml:space="preserve">      </w:t>
     </w:r>
-    <w:proofErr w:type="gramStart"/>
     <w:r>
       <w:rPr>
         <w:spacing w:val="60"/>
@@ -4963,14 +4811,7 @@
       <w:rPr>
         <w:spacing w:val="60"/>
       </w:rPr>
-      <w:t xml:space="preserve"> ICA</w:t>
-    </w:r>
-    <w:proofErr w:type="gramEnd"/>
-    <w:r>
-      <w:rPr>
-        <w:spacing w:val="60"/>
-      </w:rPr>
-      <w:t xml:space="preserve"> </w:t>
+      <w:t xml:space="preserve"> ICA </w:t>
     </w:r>
     <w:r>
       <w:rPr>
@@ -4982,14 +4823,7 @@
       <w:rPr>
         <w:spacing w:val="60"/>
       </w:rPr>
-      <w:t>(I</w:t>
-    </w:r>
-    <w:proofErr w:type="gramStart"/>
-    <w:r>
-      <w:rPr>
-        <w:spacing w:val="60"/>
-      </w:rPr>
-      <w:t>)</w:t>
+      <w:t>(I)</w:t>
     </w:r>
     <w:r>
       <w:rPr>
@@ -5003,7 +4837,6 @@
       </w:rPr>
       <w:t xml:space="preserve"> LTD</w:t>
     </w:r>
-    <w:proofErr w:type="gramEnd"/>
   </w:p>
   <w:p>
     <w:pPr>
@@ -5305,15 +5138,6 @@
         <w:color w:val="auto"/>
       </w:rPr>
       <w:tab/>
-    </w:r>
-    <w:proofErr w:type="gramStart"/>
-    <w:r>
-      <w:rPr>
-        <w:rFonts w:ascii="Arial" w:hAnsi="Arial" w:cs="Arial"/>
-        <w:b/>
-        <w:bCs/>
-        <w:color w:val="auto"/>
-      </w:rPr>
       <w:t>D</w:t>
     </w:r>
     <w:r>
@@ -5336,7 +5160,6 @@
       </w:rPr>
       <w:t>.</w:t>
     </w:r>
-    <w:proofErr w:type="gramEnd"/>
   </w:p>
   <w:p>
     <w:pPr>

--- a/electron/database/generate-document/templates/order-confirmation.docx
+++ b/electron/database/generate-document/templates/order-confirmation.docx
@@ -392,9 +392,32 @@
                 <w:sz w:val="20"/>
                 <w:szCs w:val="20"/>
               </w:rPr>
-              <w:t>{#isUK}Proforma Invoice{/</w:t>
+              <w:t>{#</w:t>
+            </w:r>
+            <w:proofErr w:type="gramStart"/>
+            <w:r>
+              <w:rPr>
+                <w:rFonts w:asciiTheme="minorHAnsi" w:hAnsiTheme="minorHAnsi" w:cstheme="minorHAnsi"/>
+                <w:b/>
+                <w:bCs/>
+                <w:sz w:val="20"/>
+                <w:szCs w:val="20"/>
+              </w:rPr>
+              <w:t>isUK}Proforma</w:t>
+            </w:r>
+            <w:proofErr w:type="gramEnd"/>
+            <w:r>
+              <w:rPr>
+                <w:rFonts w:asciiTheme="minorHAnsi" w:hAnsiTheme="minorHAnsi" w:cstheme="minorHAnsi"/>
+                <w:b/>
+                <w:bCs/>
+                <w:sz w:val="20"/>
+                <w:szCs w:val="20"/>
+              </w:rPr>
+              <w:t xml:space="preserve"> Invoice{/</w:t>
             </w:r>
             <w:proofErr w:type="spellStart"/>
+            <w:proofErr w:type="gramStart"/>
             <w:r>
               <w:rPr>
                 <w:rFonts w:asciiTheme="minorHAnsi" w:hAnsiTheme="minorHAnsi" w:cstheme="minorHAnsi"/>
@@ -414,9 +437,43 @@
                 <w:sz w:val="20"/>
                 <w:szCs w:val="20"/>
               </w:rPr>
-              <w:t>}{#isGen}Order Confirmation{/</w:t>
+              <w:t>}{</w:t>
+            </w:r>
+            <w:proofErr w:type="gramEnd"/>
+            <w:r>
+              <w:rPr>
+                <w:rFonts w:asciiTheme="minorHAnsi" w:hAnsiTheme="minorHAnsi" w:cstheme="minorHAnsi"/>
+                <w:b/>
+                <w:bCs/>
+                <w:sz w:val="20"/>
+                <w:szCs w:val="20"/>
+              </w:rPr>
+              <w:t>#</w:t>
+            </w:r>
+            <w:proofErr w:type="gramStart"/>
+            <w:r>
+              <w:rPr>
+                <w:rFonts w:asciiTheme="minorHAnsi" w:hAnsiTheme="minorHAnsi" w:cstheme="minorHAnsi"/>
+                <w:b/>
+                <w:bCs/>
+                <w:sz w:val="20"/>
+                <w:szCs w:val="20"/>
+              </w:rPr>
+              <w:t>isGen}Order</w:t>
+            </w:r>
+            <w:proofErr w:type="gramEnd"/>
+            <w:r>
+              <w:rPr>
+                <w:rFonts w:asciiTheme="minorHAnsi" w:hAnsiTheme="minorHAnsi" w:cstheme="minorHAnsi"/>
+                <w:b/>
+                <w:bCs/>
+                <w:sz w:val="20"/>
+                <w:szCs w:val="20"/>
+              </w:rPr>
+              <w:t xml:space="preserve"> Confirmation{/</w:t>
             </w:r>
             <w:proofErr w:type="spellStart"/>
+            <w:proofErr w:type="gramStart"/>
             <w:r>
               <w:rPr>
                 <w:rFonts w:asciiTheme="minorHAnsi" w:hAnsiTheme="minorHAnsi" w:cstheme="minorHAnsi"/>
@@ -436,7 +493,40 @@
                 <w:sz w:val="20"/>
                 <w:szCs w:val="20"/>
               </w:rPr>
-              <w:t>}{#isAus}Order Confirmation{/</w:t>
+              <w:t>}{</w:t>
+            </w:r>
+            <w:proofErr w:type="gramEnd"/>
+            <w:r>
+              <w:rPr>
+                <w:rFonts w:asciiTheme="minorHAnsi" w:hAnsiTheme="minorHAnsi" w:cstheme="minorHAnsi"/>
+                <w:b/>
+                <w:bCs/>
+                <w:sz w:val="20"/>
+                <w:szCs w:val="20"/>
+              </w:rPr>
+              <w:t>#</w:t>
+            </w:r>
+            <w:proofErr w:type="gramStart"/>
+            <w:r>
+              <w:rPr>
+                <w:rFonts w:asciiTheme="minorHAnsi" w:hAnsiTheme="minorHAnsi" w:cstheme="minorHAnsi"/>
+                <w:b/>
+                <w:bCs/>
+                <w:sz w:val="20"/>
+                <w:szCs w:val="20"/>
+              </w:rPr>
+              <w:t>isAus}Order</w:t>
+            </w:r>
+            <w:proofErr w:type="gramEnd"/>
+            <w:r>
+              <w:rPr>
+                <w:rFonts w:asciiTheme="minorHAnsi" w:hAnsiTheme="minorHAnsi" w:cstheme="minorHAnsi"/>
+                <w:b/>
+                <w:bCs/>
+                <w:sz w:val="20"/>
+                <w:szCs w:val="20"/>
+              </w:rPr>
+              <w:t xml:space="preserve"> Confirmation{/</w:t>
             </w:r>
             <w:proofErr w:type="spellStart"/>
             <w:r>
@@ -450,15 +540,27 @@
               <w:t>isAus</w:t>
             </w:r>
             <w:proofErr w:type="spellEnd"/>
-            <w:r>
-              <w:rPr>
-                <w:rFonts w:asciiTheme="minorHAnsi" w:hAnsiTheme="minorHAnsi" w:cstheme="minorHAnsi"/>
-                <w:b/>
-                <w:bCs/>
-                <w:sz w:val="20"/>
-                <w:szCs w:val="20"/>
-              </w:rPr>
-              <w:t xml:space="preserve">} : </w:t>
+            <w:proofErr w:type="gramStart"/>
+            <w:r>
+              <w:rPr>
+                <w:rFonts w:asciiTheme="minorHAnsi" w:hAnsiTheme="minorHAnsi" w:cstheme="minorHAnsi"/>
+                <w:b/>
+                <w:bCs/>
+                <w:sz w:val="20"/>
+                <w:szCs w:val="20"/>
+              </w:rPr>
+              <w:t>} :</w:t>
+            </w:r>
+            <w:proofErr w:type="gramEnd"/>
+            <w:r>
+              <w:rPr>
+                <w:rFonts w:asciiTheme="minorHAnsi" w:hAnsiTheme="minorHAnsi" w:cstheme="minorHAnsi"/>
+                <w:b/>
+                <w:bCs/>
+                <w:sz w:val="20"/>
+                <w:szCs w:val="20"/>
+              </w:rPr>
+              <w:t xml:space="preserve"> </w:t>
             </w:r>
             <w:r>
               <w:rPr>
@@ -654,6 +756,7 @@
                 </mc:Fallback>
               </mc:AlternateContent>
             </w:r>
+            <w:proofErr w:type="gramStart"/>
             <w:r>
               <w:rPr>
                 <w:rFonts w:asciiTheme="minorHAnsi" w:hAnsiTheme="minorHAnsi" w:cstheme="minorHAnsi"/>
@@ -677,7 +780,17 @@
                 <w:spacing w:val="-10"/>
                 <w:sz w:val="20"/>
               </w:rPr>
-              <w:t xml:space="preserve">: </w:t>
+              <w:t>:</w:t>
+            </w:r>
+            <w:proofErr w:type="gramEnd"/>
+            <w:r>
+              <w:rPr>
+                <w:rFonts w:asciiTheme="minorHAnsi" w:hAnsiTheme="minorHAnsi" w:cstheme="minorHAnsi"/>
+                <w:b/>
+                <w:spacing w:val="-10"/>
+                <w:sz w:val="20"/>
+              </w:rPr>
+              <w:t xml:space="preserve"> </w:t>
             </w:r>
             <w:r>
               <w:rPr>
@@ -790,6 +903,7 @@
               <w:t>{#</w:t>
             </w:r>
             <w:proofErr w:type="spellStart"/>
+            <w:proofErr w:type="gramStart"/>
             <w:r>
               <w:rPr>
                 <w:rFonts w:asciiTheme="minorHAnsi" w:hAnsiTheme="minorHAnsi" w:cstheme="minorHAnsi"/>
@@ -810,9 +924,21 @@
                 <w:sz w:val="20"/>
                 <w:szCs w:val="20"/>
               </w:rPr>
-              <w:t>}NOTIFY-{/</w:t>
+              <w:t>}NOTIFY</w:t>
+            </w:r>
+            <w:proofErr w:type="gramEnd"/>
+            <w:r>
+              <w:rPr>
+                <w:rFonts w:asciiTheme="minorHAnsi" w:hAnsiTheme="minorHAnsi" w:cstheme="minorHAnsi"/>
+                <w:b/>
+                <w:bCs/>
+                <w:sz w:val="20"/>
+                <w:szCs w:val="20"/>
+              </w:rPr>
+              <w:t>-{/</w:t>
             </w:r>
             <w:proofErr w:type="spellStart"/>
+            <w:proofErr w:type="gramStart"/>
             <w:r>
               <w:rPr>
                 <w:rFonts w:asciiTheme="minorHAnsi" w:hAnsiTheme="minorHAnsi" w:cstheme="minorHAnsi"/>
@@ -832,9 +958,21 @@
                 <w:sz w:val="20"/>
                 <w:szCs w:val="20"/>
               </w:rPr>
-              <w:t>}{#</w:t>
+              <w:t>}{</w:t>
+            </w:r>
+            <w:proofErr w:type="gramEnd"/>
+            <w:r>
+              <w:rPr>
+                <w:rFonts w:asciiTheme="minorHAnsi" w:hAnsiTheme="minorHAnsi" w:cstheme="minorHAnsi"/>
+                <w:b/>
+                <w:bCs/>
+                <w:sz w:val="20"/>
+                <w:szCs w:val="20"/>
+              </w:rPr>
+              <w:t>#</w:t>
             </w:r>
             <w:proofErr w:type="spellStart"/>
+            <w:proofErr w:type="gramStart"/>
             <w:r>
               <w:rPr>
                 <w:rFonts w:asciiTheme="minorHAnsi" w:hAnsiTheme="minorHAnsi" w:cstheme="minorHAnsi"/>
@@ -855,9 +993,21 @@
                 <w:sz w:val="20"/>
                 <w:szCs w:val="20"/>
               </w:rPr>
-              <w:t>}DELIVERED TO-{/</w:t>
+              <w:t>}DELIVERED</w:t>
+            </w:r>
+            <w:proofErr w:type="gramEnd"/>
+            <w:r>
+              <w:rPr>
+                <w:rFonts w:asciiTheme="minorHAnsi" w:hAnsiTheme="minorHAnsi" w:cstheme="minorHAnsi"/>
+                <w:b/>
+                <w:bCs/>
+                <w:sz w:val="20"/>
+                <w:szCs w:val="20"/>
+              </w:rPr>
+              <w:t xml:space="preserve"> TO-{/</w:t>
             </w:r>
             <w:proofErr w:type="spellStart"/>
+            <w:proofErr w:type="gramStart"/>
             <w:r>
               <w:rPr>
                 <w:rFonts w:asciiTheme="minorHAnsi" w:hAnsiTheme="minorHAnsi" w:cstheme="minorHAnsi"/>
@@ -880,6 +1030,7 @@
               <w:t>}{</w:t>
             </w:r>
             <w:proofErr w:type="spellStart"/>
+            <w:proofErr w:type="gramEnd"/>
             <w:r>
               <w:rPr>
                 <w:rFonts w:asciiTheme="minorHAnsi" w:hAnsiTheme="minorHAnsi" w:cstheme="minorHAnsi"/>
@@ -1336,9 +1487,32 @@
                 <w:sz w:val="20"/>
                 <w:szCs w:val="24"/>
               </w:rPr>
-              <w:t>{#isAus}ASW No{/</w:t>
+              <w:t>{#</w:t>
+            </w:r>
+            <w:proofErr w:type="gramStart"/>
+            <w:r>
+              <w:rPr>
+                <w:rFonts w:asciiTheme="minorHAnsi" w:hAnsiTheme="minorHAnsi" w:cstheme="minorHAnsi"/>
+                <w:b/>
+                <w:bCs/>
+                <w:sz w:val="20"/>
+                <w:szCs w:val="24"/>
+              </w:rPr>
+              <w:t>isAus}ASW</w:t>
+            </w:r>
+            <w:proofErr w:type="gramEnd"/>
+            <w:r>
+              <w:rPr>
+                <w:rFonts w:asciiTheme="minorHAnsi" w:hAnsiTheme="minorHAnsi" w:cstheme="minorHAnsi"/>
+                <w:b/>
+                <w:bCs/>
+                <w:sz w:val="20"/>
+                <w:szCs w:val="24"/>
+              </w:rPr>
+              <w:t xml:space="preserve"> No{/</w:t>
             </w:r>
             <w:proofErr w:type="spellStart"/>
+            <w:proofErr w:type="gramStart"/>
             <w:r>
               <w:rPr>
                 <w:rFonts w:asciiTheme="minorHAnsi" w:hAnsiTheme="minorHAnsi" w:cstheme="minorHAnsi"/>
@@ -1358,9 +1532,21 @@
                 <w:sz w:val="20"/>
                 <w:szCs w:val="24"/>
               </w:rPr>
-              <w:t>}{#</w:t>
+              <w:t>}{</w:t>
+            </w:r>
+            <w:proofErr w:type="gramEnd"/>
+            <w:r>
+              <w:rPr>
+                <w:rFonts w:asciiTheme="minorHAnsi" w:hAnsiTheme="minorHAnsi" w:cstheme="minorHAnsi"/>
+                <w:b/>
+                <w:bCs/>
+                <w:sz w:val="20"/>
+                <w:szCs w:val="24"/>
+              </w:rPr>
+              <w:t>^</w:t>
             </w:r>
             <w:proofErr w:type="spellStart"/>
+            <w:proofErr w:type="gramStart"/>
             <w:r>
               <w:rPr>
                 <w:rFonts w:asciiTheme="minorHAnsi" w:hAnsiTheme="minorHAnsi" w:cstheme="minorHAnsi"/>
@@ -1368,9 +1554,8 @@
                 <w:bCs/>
                 <w:sz w:val="20"/>
                 <w:szCs w:val="24"/>
-                <w:lang w:val="en-IN"/>
-              </w:rPr>
-              <w:t>isUK</w:t>
+              </w:rPr>
+              <w:t>isAus</w:t>
             </w:r>
             <w:proofErr w:type="spellEnd"/>
             <w:r>
@@ -1393,6 +1578,7 @@
               </w:rPr>
               <w:t>Code</w:t>
             </w:r>
+            <w:proofErr w:type="gramEnd"/>
             <w:r>
               <w:rPr>
                 <w:rFonts w:asciiTheme="minorHAnsi" w:hAnsiTheme="minorHAnsi" w:cstheme="minorHAnsi"/>
@@ -1412,73 +1598,7 @@
                 <w:sz w:val="20"/>
                 <w:szCs w:val="24"/>
               </w:rPr>
-              <w:t>isUK</w:t>
-            </w:r>
-            <w:proofErr w:type="spellEnd"/>
-            <w:r>
-              <w:rPr>
-                <w:rFonts w:asciiTheme="minorHAnsi" w:hAnsiTheme="minorHAnsi" w:cstheme="minorHAnsi"/>
-                <w:b/>
-                <w:bCs/>
-                <w:sz w:val="20"/>
-                <w:szCs w:val="24"/>
-              </w:rPr>
-              <w:t>}{#</w:t>
-            </w:r>
-            <w:proofErr w:type="spellStart"/>
-            <w:r>
-              <w:rPr>
-                <w:rFonts w:asciiTheme="minorHAnsi" w:hAnsiTheme="minorHAnsi" w:cstheme="minorHAnsi"/>
-                <w:b/>
-                <w:bCs/>
-                <w:sz w:val="20"/>
-                <w:szCs w:val="24"/>
-                <w:lang w:val="en-IN"/>
-              </w:rPr>
-              <w:t>isGen</w:t>
-            </w:r>
-            <w:proofErr w:type="spellEnd"/>
-            <w:r>
-              <w:rPr>
-                <w:rFonts w:asciiTheme="minorHAnsi" w:hAnsiTheme="minorHAnsi" w:cstheme="minorHAnsi"/>
-                <w:b/>
-                <w:bCs/>
-                <w:sz w:val="20"/>
-                <w:szCs w:val="24"/>
-              </w:rPr>
-              <w:t>}</w:t>
-            </w:r>
-            <w:r>
-              <w:rPr>
-                <w:rFonts w:asciiTheme="minorHAnsi" w:hAnsiTheme="minorHAnsi" w:cstheme="minorHAnsi"/>
-                <w:b/>
-                <w:spacing w:val="-4"/>
-                <w:sz w:val="20"/>
-                <w:szCs w:val="24"/>
-              </w:rPr>
-              <w:t>Grade</w:t>
-            </w:r>
-            <w:r>
-              <w:rPr>
-                <w:rFonts w:asciiTheme="minorHAnsi" w:hAnsiTheme="minorHAnsi" w:cstheme="minorHAnsi"/>
-                <w:b/>
-                <w:bCs/>
-                <w:sz w:val="20"/>
-                <w:szCs w:val="24"/>
-              </w:rPr>
-              <w:t>{/</w:t>
-            </w:r>
-            <w:proofErr w:type="spellStart"/>
-            <w:r>
-              <w:rPr>
-                <w:rFonts w:asciiTheme="minorHAnsi" w:hAnsiTheme="minorHAnsi" w:cstheme="minorHAnsi"/>
-                <w:b/>
-                <w:bCs/>
-                <w:sz w:val="20"/>
-                <w:szCs w:val="24"/>
-                <w:lang w:val="en-IN"/>
-              </w:rPr>
-              <w:t>isGen</w:t>
+              <w:t>isAus</w:t>
             </w:r>
             <w:proofErr w:type="spellEnd"/>
             <w:r>
@@ -1515,9 +1635,32 @@
                 <w:sz w:val="20"/>
                 <w:szCs w:val="24"/>
               </w:rPr>
-              <w:t xml:space="preserve">{#isAus}ASW </w:t>
+              <w:t>{#</w:t>
+            </w:r>
+            <w:proofErr w:type="gramStart"/>
+            <w:r>
+              <w:rPr>
+                <w:rFonts w:asciiTheme="minorHAnsi" w:hAnsiTheme="minorHAnsi" w:cstheme="minorHAnsi"/>
+                <w:b/>
+                <w:bCs/>
+                <w:sz w:val="20"/>
+                <w:szCs w:val="24"/>
+              </w:rPr>
+              <w:t>isAus}ASW</w:t>
+            </w:r>
+            <w:proofErr w:type="gramEnd"/>
+            <w:r>
+              <w:rPr>
+                <w:rFonts w:asciiTheme="minorHAnsi" w:hAnsiTheme="minorHAnsi" w:cstheme="minorHAnsi"/>
+                <w:b/>
+                <w:bCs/>
+                <w:sz w:val="20"/>
+                <w:szCs w:val="24"/>
+              </w:rPr>
+              <w:t xml:space="preserve"> </w:t>
             </w:r>
             <w:proofErr w:type="spellStart"/>
+            <w:proofErr w:type="gramStart"/>
             <w:r>
               <w:rPr>
                 <w:rFonts w:asciiTheme="minorHAnsi" w:hAnsiTheme="minorHAnsi" w:cstheme="minorHAnsi"/>
@@ -1529,6 +1672,7 @@
               <w:t>PO.No</w:t>
             </w:r>
             <w:proofErr w:type="spellEnd"/>
+            <w:proofErr w:type="gramEnd"/>
             <w:r>
               <w:rPr>
                 <w:rFonts w:asciiTheme="minorHAnsi" w:hAnsiTheme="minorHAnsi" w:cstheme="minorHAnsi"/>
@@ -1549,72 +1693,6 @@
                 <w:szCs w:val="24"/>
               </w:rPr>
               <w:t>isAus</w:t>
-            </w:r>
-            <w:proofErr w:type="spellEnd"/>
-            <w:r>
-              <w:rPr>
-                <w:rFonts w:asciiTheme="minorHAnsi" w:hAnsiTheme="minorHAnsi" w:cstheme="minorHAnsi"/>
-                <w:b/>
-                <w:bCs/>
-                <w:sz w:val="20"/>
-                <w:szCs w:val="24"/>
-              </w:rPr>
-              <w:t>}{#</w:t>
-            </w:r>
-            <w:proofErr w:type="spellStart"/>
-            <w:r>
-              <w:rPr>
-                <w:rFonts w:asciiTheme="minorHAnsi" w:hAnsiTheme="minorHAnsi" w:cstheme="minorHAnsi"/>
-                <w:b/>
-                <w:bCs/>
-                <w:sz w:val="20"/>
-                <w:szCs w:val="24"/>
-                <w:lang w:val="en-IN"/>
-              </w:rPr>
-              <w:t>isGen</w:t>
-            </w:r>
-            <w:proofErr w:type="spellEnd"/>
-            <w:r>
-              <w:rPr>
-                <w:rFonts w:asciiTheme="minorHAnsi" w:hAnsiTheme="minorHAnsi" w:cstheme="minorHAnsi"/>
-                <w:b/>
-                <w:bCs/>
-                <w:sz w:val="20"/>
-                <w:szCs w:val="24"/>
-              </w:rPr>
-              <w:t>}</w:t>
-            </w:r>
-            <w:r>
-              <w:rPr>
-                <w:rFonts w:asciiTheme="minorHAnsi" w:hAnsiTheme="minorHAnsi" w:cstheme="minorHAnsi"/>
-                <w:b/>
-                <w:spacing w:val="-4"/>
-                <w:sz w:val="20"/>
-                <w:szCs w:val="24"/>
-              </w:rPr>
-              <w:t>Brand</w:t>
-            </w:r>
-            <w:r>
-              <w:rPr>
-                <w:rFonts w:asciiTheme="minorHAnsi" w:hAnsiTheme="minorHAnsi" w:cstheme="minorHAnsi"/>
-                <w:b/>
-                <w:bCs/>
-                <w:sz w:val="20"/>
-                <w:szCs w:val="24"/>
-              </w:rPr>
-              <w:t>{/</w:t>
-            </w:r>
-            <w:proofErr w:type="spellStart"/>
-            <w:r>
-              <w:rPr>
-                <w:rFonts w:asciiTheme="minorHAnsi" w:hAnsiTheme="minorHAnsi" w:cstheme="minorHAnsi"/>
-                <w:b/>
-                <w:bCs/>
-                <w:sz w:val="20"/>
-                <w:szCs w:val="24"/>
-                <w:lang w:val="en-IN"/>
-              </w:rPr>
-              <w:t>isGen</w:t>
             </w:r>
             <w:proofErr w:type="spellEnd"/>
             <w:r>
@@ -1883,6 +1961,7 @@
               <w:t>{#</w:t>
             </w:r>
             <w:proofErr w:type="spellStart"/>
+            <w:proofErr w:type="gramStart"/>
             <w:r>
               <w:rPr>
                 <w:rFonts w:asciiTheme="minorHAnsi" w:hAnsiTheme="minorHAnsi" w:cstheme="minorHAnsi"/>
@@ -1899,17 +1978,46 @@
                 <w:sz w:val="20"/>
                 <w:szCs w:val="20"/>
               </w:rPr>
-              <w:t>}{#showThickness}</w:t>
-            </w:r>
-            <w:r>
-              <w:rPr>
-                <w:rFonts w:asciiTheme="minorHAnsi" w:hAnsiTheme="minorHAnsi" w:cstheme="minorHAnsi"/>
-                <w:b/>
-                <w:bCs/>
-                <w:sz w:val="20"/>
-                <w:szCs w:val="20"/>
-              </w:rPr>
-              <w:t>{thicknessDetail}</w:t>
+              <w:t>}{</w:t>
+            </w:r>
+            <w:proofErr w:type="gramEnd"/>
+            <w:r>
+              <w:rPr>
+                <w:rFonts w:asciiTheme="minorHAnsi" w:hAnsiTheme="minorHAnsi" w:cstheme="minorHAnsi"/>
+                <w:sz w:val="20"/>
+                <w:szCs w:val="20"/>
+              </w:rPr>
+              <w:t>#</w:t>
+            </w:r>
+            <w:proofErr w:type="gramStart"/>
+            <w:r>
+              <w:rPr>
+                <w:rFonts w:asciiTheme="minorHAnsi" w:hAnsiTheme="minorHAnsi" w:cstheme="minorHAnsi"/>
+                <w:sz w:val="20"/>
+                <w:szCs w:val="20"/>
+              </w:rPr>
+              <w:t>showThickness}</w:t>
+            </w:r>
+            <w:r>
+              <w:rPr>
+                <w:rFonts w:asciiTheme="minorHAnsi" w:hAnsiTheme="minorHAnsi" w:cstheme="minorHAnsi"/>
+                <w:b/>
+                <w:bCs/>
+                <w:sz w:val="20"/>
+                <w:szCs w:val="20"/>
+              </w:rPr>
+              <w:t>{</w:t>
+            </w:r>
+            <w:proofErr w:type="gramEnd"/>
+            <w:r>
+              <w:rPr>
+                <w:rFonts w:asciiTheme="minorHAnsi" w:hAnsiTheme="minorHAnsi" w:cstheme="minorHAnsi"/>
+                <w:b/>
+                <w:bCs/>
+                <w:sz w:val="20"/>
+                <w:szCs w:val="20"/>
+              </w:rPr>
+              <w:t>thicknessDetail}</w:t>
             </w:r>
             <w:r>
               <w:rPr>
@@ -2093,6 +2201,7 @@
               <w:t>/</w:t>
             </w:r>
             <w:proofErr w:type="spellStart"/>
+            <w:proofErr w:type="gramStart"/>
             <w:r>
               <w:rPr>
                 <w:rFonts w:asciiTheme="minorHAnsi" w:hAnsiTheme="minorHAnsi" w:cstheme="minorHAnsi"/>
@@ -2133,7 +2242,18 @@
                 <w:sz w:val="20"/>
                 <w:szCs w:val="20"/>
               </w:rPr>
-              <w:t>{#fsc} - {</w:t>
+              <w:t>{</w:t>
+            </w:r>
+            <w:proofErr w:type="gramEnd"/>
+            <w:r>
+              <w:rPr>
+                <w:rFonts w:asciiTheme="minorHAnsi" w:hAnsiTheme="minorHAnsi" w:cstheme="minorHAnsi"/>
+                <w:b/>
+                <w:bCs/>
+                <w:sz w:val="20"/>
+                <w:szCs w:val="20"/>
+              </w:rPr>
+              <w:t>#fsc} - {</w:t>
             </w:r>
             <w:proofErr w:type="spellStart"/>
             <w:r>
@@ -2205,7 +2325,25 @@
                 <w:sz w:val="18"/>
                 <w:szCs w:val="18"/>
               </w:rPr>
-              <w:t>{#invoices}{prefixCode}\{containerFrom}{#containerTo} - {</w:t>
+              <w:t>{#</w:t>
+            </w:r>
+            <w:proofErr w:type="gramStart"/>
+            <w:r>
+              <w:rPr>
+                <w:rFonts w:asciiTheme="minorHAnsi" w:hAnsiTheme="minorHAnsi" w:cstheme="minorHAnsi"/>
+                <w:sz w:val="18"/>
+                <w:szCs w:val="18"/>
+              </w:rPr>
+              <w:t>invoices}{</w:t>
+            </w:r>
+            <w:proofErr w:type="gramEnd"/>
+            <w:r>
+              <w:rPr>
+                <w:rFonts w:asciiTheme="minorHAnsi" w:hAnsiTheme="minorHAnsi" w:cstheme="minorHAnsi"/>
+                <w:sz w:val="18"/>
+                <w:szCs w:val="18"/>
+              </w:rPr>
+              <w:t>prefixCode}\{containerFrom}{#containerTo} - {</w:t>
             </w:r>
             <w:proofErr w:type="spellStart"/>
             <w:r>
@@ -2283,15 +2421,34 @@
                 <w:sz w:val="18"/>
                 <w:szCs w:val="18"/>
               </w:rPr>
-              <w:t>}{#isUK</w:t>
-            </w:r>
-            <w:r>
-              <w:rPr>
-                <w:rFonts w:asciiTheme="minorHAnsi" w:hAnsiTheme="minorHAnsi" w:cstheme="minorHAnsi"/>
-                <w:sz w:val="18"/>
-                <w:szCs w:val="18"/>
-              </w:rPr>
-              <w:t xml:space="preserve">} </w:t>
+              <w:t>}{</w:t>
+            </w:r>
+            <w:r>
+              <w:rPr>
+                <w:rFonts w:asciiTheme="minorHAnsi" w:hAnsiTheme="minorHAnsi" w:cstheme="minorHAnsi"/>
+                <w:sz w:val="18"/>
+                <w:szCs w:val="18"/>
+              </w:rPr>
+              <w:t>^</w:t>
+            </w:r>
+            <w:proofErr w:type="spellStart"/>
+            <w:proofErr w:type="gramStart"/>
+            <w:r>
+              <w:rPr>
+                <w:rFonts w:asciiTheme="minorHAnsi" w:hAnsiTheme="minorHAnsi" w:cstheme="minorHAnsi"/>
+                <w:sz w:val="18"/>
+                <w:szCs w:val="18"/>
+              </w:rPr>
+              <w:t>isAus</w:t>
+            </w:r>
+            <w:proofErr w:type="spellEnd"/>
+            <w:r>
+              <w:rPr>
+                <w:rFonts w:asciiTheme="minorHAnsi" w:hAnsiTheme="minorHAnsi" w:cstheme="minorHAnsi"/>
+                <w:sz w:val="18"/>
+                <w:szCs w:val="18"/>
+              </w:rPr>
+              <w:t xml:space="preserve">}  </w:t>
             </w:r>
             <w:r>
               <w:rPr>
@@ -2302,6 +2459,7 @@
               <w:t>{</w:t>
             </w:r>
             <w:proofErr w:type="spellStart"/>
+            <w:proofErr w:type="gramEnd"/>
             <w:r>
               <w:rPr>
                 <w:rFonts w:asciiTheme="minorHAnsi" w:hAnsiTheme="minorHAnsi" w:cstheme="minorHAnsi"/>
@@ -2326,7 +2484,7 @@
                 <w:sz w:val="18"/>
                 <w:szCs w:val="18"/>
               </w:rPr>
-              <w:t>isUK</w:t>
+              <w:t>isAus</w:t>
             </w:r>
             <w:proofErr w:type="spellEnd"/>
             <w:r>
@@ -2359,18 +2517,25 @@
                 <w:sz w:val="18"/>
                 <w:szCs w:val="18"/>
               </w:rPr>
-              <w:t>{^</w:t>
-            </w:r>
-            <w:proofErr w:type="spellStart"/>
-            <w:r>
-              <w:rPr>
-                <w:rFonts w:asciiTheme="minorHAnsi" w:hAnsiTheme="minorHAnsi" w:cstheme="minorHAnsi"/>
-                <w:sz w:val="18"/>
-                <w:szCs w:val="18"/>
-              </w:rPr>
-              <w:t>isUK</w:t>
-            </w:r>
-            <w:proofErr w:type="spellEnd"/>
+              <w:t>{</w:t>
+            </w:r>
+            <w:r>
+              <w:rPr>
+                <w:rFonts w:asciiTheme="minorHAnsi" w:hAnsiTheme="minorHAnsi" w:cstheme="minorHAnsi"/>
+                <w:sz w:val="18"/>
+                <w:szCs w:val="18"/>
+              </w:rPr>
+              <w:t>#</w:t>
+            </w:r>
+            <w:proofErr w:type="gramStart"/>
+            <w:r>
+              <w:rPr>
+                <w:rFonts w:asciiTheme="minorHAnsi" w:hAnsiTheme="minorHAnsi" w:cstheme="minorHAnsi"/>
+                <w:sz w:val="18"/>
+                <w:szCs w:val="18"/>
+              </w:rPr>
+              <w:t>isAus</w:t>
+            </w:r>
             <w:r>
               <w:rPr>
                 <w:rFonts w:asciiTheme="minorHAnsi" w:hAnsiTheme="minorHAnsi" w:cstheme="minorHAnsi"/>
@@ -2379,34 +2544,39 @@
               </w:rPr>
               <w:t>}{</w:t>
             </w:r>
-            <w:proofErr w:type="spellStart"/>
-            <w:r>
-              <w:rPr>
-                <w:rFonts w:asciiTheme="minorHAnsi" w:hAnsiTheme="minorHAnsi" w:cstheme="minorHAnsi"/>
-                <w:sz w:val="18"/>
-                <w:szCs w:val="18"/>
-              </w:rPr>
-              <w:t>brandName</w:t>
-            </w:r>
-            <w:proofErr w:type="spellEnd"/>
-            <w:r>
-              <w:rPr>
-                <w:rFonts w:asciiTheme="minorHAnsi" w:hAnsiTheme="minorHAnsi" w:cstheme="minorHAnsi"/>
-                <w:sz w:val="18"/>
-                <w:szCs w:val="18"/>
-              </w:rPr>
-              <w:t>}{/</w:t>
-            </w:r>
-            <w:proofErr w:type="spellStart"/>
-            <w:r>
-              <w:rPr>
-                <w:rFonts w:asciiTheme="minorHAnsi" w:hAnsiTheme="minorHAnsi" w:cstheme="minorHAnsi"/>
-                <w:sz w:val="18"/>
-                <w:szCs w:val="18"/>
-              </w:rPr>
-              <w:t>isUK</w:t>
-            </w:r>
-            <w:proofErr w:type="spellEnd"/>
+            <w:proofErr w:type="gramEnd"/>
+            <w:r>
+              <w:rPr>
+                <w:rFonts w:asciiTheme="minorHAnsi" w:hAnsiTheme="minorHAnsi" w:cstheme="minorHAnsi"/>
+                <w:sz w:val="18"/>
+                <w:szCs w:val="18"/>
+              </w:rPr>
+              <w:t>brandName}</w:t>
+            </w:r>
+            <w:r>
+              <w:rPr>
+                <w:rFonts w:asciiTheme="minorHAnsi" w:hAnsiTheme="minorHAnsi" w:cstheme="minorHAnsi"/>
+                <w:sz w:val="18"/>
+                <w:szCs w:val="18"/>
+              </w:rPr>
+              <w:t>{</w:t>
+            </w:r>
+            <w:r>
+              <w:rPr>
+                <w:rFonts w:asciiTheme="minorHAnsi" w:hAnsiTheme="minorHAnsi" w:cstheme="minorHAnsi"/>
+                <w:sz w:val="18"/>
+                <w:szCs w:val="18"/>
+              </w:rPr>
+              <w:t>/</w:t>
+            </w:r>
+            <w:r>
+              <w:rPr>
+                <w:rFonts w:asciiTheme="minorHAnsi" w:hAnsiTheme="minorHAnsi" w:cstheme="minorHAnsi"/>
+                <w:sz w:val="18"/>
+                <w:szCs w:val="18"/>
+              </w:rPr>
+              <w:t>isAus</w:t>
+            </w:r>
             <w:r>
               <w:rPr>
                 <w:rFonts w:asciiTheme="minorHAnsi" w:hAnsiTheme="minorHAnsi" w:cstheme="minorHAnsi"/>
@@ -2573,7 +2743,25 @@
                 <w:sz w:val="18"/>
                 <w:szCs w:val="18"/>
               </w:rPr>
-              <w:t>{value}{/invoices}{/</w:t>
+              <w:t>{value}{/</w:t>
+            </w:r>
+            <w:proofErr w:type="gramStart"/>
+            <w:r>
+              <w:rPr>
+                <w:rFonts w:cstheme="minorHAnsi"/>
+                <w:sz w:val="18"/>
+                <w:szCs w:val="18"/>
+              </w:rPr>
+              <w:t>invoices}{</w:t>
+            </w:r>
+            <w:proofErr w:type="gramEnd"/>
+            <w:r>
+              <w:rPr>
+                <w:rFonts w:cstheme="minorHAnsi"/>
+                <w:sz w:val="18"/>
+                <w:szCs w:val="18"/>
+              </w:rPr>
+              <w:t>/</w:t>
             </w:r>
             <w:proofErr w:type="spellStart"/>
             <w:r>
@@ -3704,6 +3892,7 @@
               <w:t>finalDestination</w:t>
             </w:r>
             <w:proofErr w:type="spellEnd"/>
+            <w:proofErr w:type="gramStart"/>
             <w:r>
               <w:rPr>
                 <w:rFonts w:asciiTheme="minorHAnsi" w:hAnsiTheme="minorHAnsi" w:cstheme="minorHAnsi"/>
@@ -3722,6 +3911,7 @@
               </w:rPr>
               <w:t xml:space="preserve">   </w:t>
             </w:r>
+            <w:proofErr w:type="gramEnd"/>
             <w:r>
               <w:rPr>
                 <w:rFonts w:asciiTheme="minorHAnsi" w:hAnsiTheme="minorHAnsi" w:cstheme="minorHAnsi"/>
@@ -4064,6 +4254,7 @@
               </w:rPr>
               <w:t>{#</w:t>
             </w:r>
+            <w:proofErr w:type="gramStart"/>
             <w:r>
               <w:rPr>
                 <w:rFonts w:asciiTheme="minorHAnsi" w:hAnsiTheme="minorHAnsi" w:cstheme="minorHAnsi"/>
@@ -4086,7 +4277,16 @@
                 <w:sz w:val="18"/>
                 <w:szCs w:val="18"/>
               </w:rPr>
-              <w:t>{bBranchOC}</w:t>
+              <w:t>{</w:t>
+            </w:r>
+            <w:proofErr w:type="gramEnd"/>
+            <w:r>
+              <w:rPr>
+                <w:rFonts w:asciiTheme="minorHAnsi" w:hAnsiTheme="minorHAnsi" w:cstheme="minorHAnsi"/>
+                <w:sz w:val="18"/>
+                <w:szCs w:val="18"/>
+              </w:rPr>
+              <w:t>bBranchOC}</w:t>
             </w:r>
             <w:r>
               <w:rPr>
@@ -4795,6 +4995,7 @@
     <w:r>
       <w:t xml:space="preserve">      </w:t>
     </w:r>
+    <w:proofErr w:type="gramStart"/>
     <w:r>
       <w:rPr>
         <w:spacing w:val="60"/>
@@ -4811,7 +5012,14 @@
       <w:rPr>
         <w:spacing w:val="60"/>
       </w:rPr>
-      <w:t xml:space="preserve"> ICA </w:t>
+      <w:t xml:space="preserve"> ICA</w:t>
+    </w:r>
+    <w:proofErr w:type="gramEnd"/>
+    <w:r>
+      <w:rPr>
+        <w:spacing w:val="60"/>
+      </w:rPr>
+      <w:t xml:space="preserve"> </w:t>
     </w:r>
     <w:r>
       <w:rPr>
@@ -4823,7 +5031,14 @@
       <w:rPr>
         <w:spacing w:val="60"/>
       </w:rPr>
-      <w:t>(I)</w:t>
+      <w:t>(I</w:t>
+    </w:r>
+    <w:proofErr w:type="gramStart"/>
+    <w:r>
+      <w:rPr>
+        <w:spacing w:val="60"/>
+      </w:rPr>
+      <w:t>)</w:t>
     </w:r>
     <w:r>
       <w:rPr>
@@ -4837,6 +5052,7 @@
       </w:rPr>
       <w:t xml:space="preserve"> LTD</w:t>
     </w:r>
+    <w:proofErr w:type="gramEnd"/>
   </w:p>
   <w:p>
     <w:pPr>
@@ -5138,6 +5354,15 @@
         <w:color w:val="auto"/>
       </w:rPr>
       <w:tab/>
+    </w:r>
+    <w:proofErr w:type="gramStart"/>
+    <w:r>
+      <w:rPr>
+        <w:rFonts w:ascii="Arial" w:hAnsi="Arial" w:cs="Arial"/>
+        <w:b/>
+        <w:bCs/>
+        <w:color w:val="auto"/>
+      </w:rPr>
       <w:t>D</w:t>
     </w:r>
     <w:r>
@@ -5160,6 +5385,7 @@
       </w:rPr>
       <w:t>.</w:t>
     </w:r>
+    <w:proofErr w:type="gramEnd"/>
   </w:p>
   <w:p>
     <w:pPr>

--- a/electron/database/generate-document/templates/order-confirmation.docx
+++ b/electron/database/generate-document/templates/order-confirmation.docx
@@ -3823,6 +3823,7 @@
                 <w:bCs/>
                 <w:sz w:val="18"/>
                 <w:szCs w:val="18"/>
+                <w:lang w:val="en-IN"/>
               </w:rPr>
             </w:pPr>
             <w:r>
@@ -3856,18 +3857,30 @@
                 <w:sz w:val="18"/>
                 <w:szCs w:val="18"/>
               </w:rPr>
-              <w:t>} {</w:t>
+              <w:t>}</w:t>
+            </w:r>
+            <w:r>
+              <w:rPr>
+                <w:rFonts w:asciiTheme="minorHAnsi" w:hAnsiTheme="minorHAnsi" w:cstheme="minorHAnsi"/>
+                <w:b/>
+                <w:bCs/>
+                <w:sz w:val="18"/>
+                <w:szCs w:val="18"/>
+              </w:rPr>
+              <w:t xml:space="preserve"> {</w:t>
             </w:r>
             <w:proofErr w:type="spellStart"/>
-            <w:r>
-              <w:rPr>
-                <w:rFonts w:asciiTheme="minorHAnsi" w:hAnsiTheme="minorHAnsi" w:cstheme="minorHAnsi"/>
-                <w:b/>
-                <w:bCs/>
-                <w:sz w:val="18"/>
-                <w:szCs w:val="18"/>
-              </w:rPr>
-              <w:t>portOfDischarge</w:t>
+            <w:proofErr w:type="gramStart"/>
+            <w:r>
+              <w:rPr>
+                <w:rFonts w:asciiTheme="minorHAnsi" w:hAnsiTheme="minorHAnsi" w:cstheme="minorHAnsi"/>
+                <w:b/>
+                <w:bCs/>
+                <w:sz w:val="18"/>
+                <w:szCs w:val="18"/>
+                <w:lang w:val="en-IN"/>
+              </w:rPr>
+              <w:t>dischargeTerms</w:t>
             </w:r>
             <w:proofErr w:type="spellEnd"/>
             <w:r>
@@ -3878,40 +3891,67 @@
                 <w:sz w:val="18"/>
                 <w:szCs w:val="18"/>
               </w:rPr>
-              <w:t>} ({</w:t>
+              <w:t>}</w:t>
+            </w:r>
+            <w:r>
+              <w:rPr>
+                <w:rFonts w:asciiTheme="minorHAnsi" w:hAnsiTheme="minorHAnsi" w:cstheme="minorHAnsi"/>
+                <w:b/>
+                <w:bCs/>
+              </w:rPr>
+              <w:t xml:space="preserve"> </w:t>
+            </w:r>
+            <w:r>
+              <w:rPr>
+                <w:rFonts w:asciiTheme="minorHAnsi" w:hAnsiTheme="minorHAnsi" w:cstheme="minorHAnsi"/>
+                <w:b/>
+                <w:bCs/>
+              </w:rPr>
+              <w:t xml:space="preserve"> </w:t>
+            </w:r>
+            <w:r>
+              <w:rPr>
+                <w:rFonts w:asciiTheme="minorHAnsi" w:hAnsiTheme="minorHAnsi" w:cstheme="minorHAnsi"/>
+                <w:b/>
+                <w:bCs/>
+                <w:sz w:val="18"/>
+                <w:szCs w:val="18"/>
+              </w:rPr>
+              <w:t>{</w:t>
             </w:r>
             <w:proofErr w:type="spellStart"/>
-            <w:r>
-              <w:rPr>
-                <w:rFonts w:asciiTheme="minorHAnsi" w:hAnsiTheme="minorHAnsi" w:cstheme="minorHAnsi"/>
-                <w:b/>
-                <w:bCs/>
-                <w:sz w:val="18"/>
-                <w:szCs w:val="18"/>
-              </w:rPr>
-              <w:t>finalDestination</w:t>
+            <w:proofErr w:type="gramEnd"/>
+            <w:r>
+              <w:rPr>
+                <w:rFonts w:asciiTheme="minorHAnsi" w:hAnsiTheme="minorHAnsi" w:cstheme="minorHAnsi"/>
+                <w:b/>
+                <w:bCs/>
+                <w:sz w:val="18"/>
+                <w:szCs w:val="18"/>
+              </w:rPr>
+              <w:t>currencyChar</w:t>
             </w:r>
             <w:proofErr w:type="spellEnd"/>
-            <w:proofErr w:type="gramStart"/>
-            <w:r>
-              <w:rPr>
-                <w:rFonts w:asciiTheme="minorHAnsi" w:hAnsiTheme="minorHAnsi" w:cstheme="minorHAnsi"/>
-                <w:b/>
-                <w:bCs/>
-                <w:sz w:val="18"/>
-                <w:szCs w:val="18"/>
-              </w:rPr>
-              <w:t>})</w:t>
-            </w:r>
-            <w:r>
-              <w:rPr>
-                <w:rFonts w:asciiTheme="minorHAnsi" w:hAnsiTheme="minorHAnsi" w:cstheme="minorHAnsi"/>
-                <w:b/>
-                <w:bCs/>
-              </w:rPr>
-              <w:t xml:space="preserve">   </w:t>
-            </w:r>
-            <w:proofErr w:type="gramEnd"/>
+            <w:r>
+              <w:rPr>
+                <w:rFonts w:asciiTheme="minorHAnsi" w:hAnsiTheme="minorHAnsi" w:cstheme="minorHAnsi"/>
+                <w:b/>
+                <w:bCs/>
+                <w:sz w:val="18"/>
+                <w:szCs w:val="18"/>
+              </w:rPr>
+              <w:t>}</w:t>
+            </w:r>
+            <w:r>
+              <w:rPr>
+                <w:rFonts w:asciiTheme="minorHAnsi" w:hAnsiTheme="minorHAnsi" w:cstheme="minorHAnsi"/>
+                <w:b/>
+                <w:bCs/>
+                <w:sz w:val="18"/>
+                <w:szCs w:val="18"/>
+              </w:rPr>
+              <w:t xml:space="preserve"> </w:t>
+            </w:r>
             <w:r>
               <w:rPr>
                 <w:rFonts w:asciiTheme="minorHAnsi" w:hAnsiTheme="minorHAnsi" w:cstheme="minorHAnsi"/>
@@ -3921,28 +3961,6 @@
                 <w:szCs w:val="18"/>
               </w:rPr>
               <w:t>{</w:t>
-            </w:r>
-            <w:proofErr w:type="spellStart"/>
-            <w:r>
-              <w:rPr>
-                <w:rFonts w:asciiTheme="minorHAnsi" w:hAnsiTheme="minorHAnsi" w:cstheme="minorHAnsi"/>
-                <w:b/>
-                <w:bCs/>
-                <w:sz w:val="18"/>
-                <w:szCs w:val="18"/>
-              </w:rPr>
-              <w:t>currencyChar</w:t>
-            </w:r>
-            <w:proofErr w:type="spellEnd"/>
-            <w:r>
-              <w:rPr>
-                <w:rFonts w:asciiTheme="minorHAnsi" w:hAnsiTheme="minorHAnsi" w:cstheme="minorHAnsi"/>
-                <w:b/>
-                <w:bCs/>
-                <w:sz w:val="18"/>
-                <w:szCs w:val="18"/>
-              </w:rPr>
-              <w:t>} {</w:t>
             </w:r>
             <w:proofErr w:type="spellStart"/>
             <w:r>
@@ -7027,7 +7045,6 @@
   <w:style w:type="character" w:default="1" w:styleId="DefaultParagraphFont">
     <w:name w:val="Default Paragraph Font"/>
     <w:uiPriority w:val="1"/>
-    <w:semiHidden/>
     <w:unhideWhenUsed/>
   </w:style>
   <w:style w:type="table" w:default="1" w:styleId="TableNormal">

--- a/electron/database/generate-document/templates/order-confirmation.docx
+++ b/electron/database/generate-document/templates/order-confirmation.docx
@@ -94,29 +94,7 @@
                 <w:sz w:val="20"/>
                 <w:szCs w:val="20"/>
               </w:rPr>
-              <w:t>{</w:t>
-            </w:r>
-            <w:proofErr w:type="spellStart"/>
-            <w:r>
-              <w:rPr>
-                <w:rFonts w:asciiTheme="minorHAnsi" w:hAnsiTheme="minorHAnsi" w:cstheme="minorHAnsi"/>
-                <w:b/>
-                <w:bCs/>
-                <w:sz w:val="20"/>
-                <w:szCs w:val="20"/>
-              </w:rPr>
-              <w:t>consigneeName</w:t>
-            </w:r>
-            <w:proofErr w:type="spellEnd"/>
-            <w:r>
-              <w:rPr>
-                <w:rFonts w:asciiTheme="minorHAnsi" w:hAnsiTheme="minorHAnsi" w:cstheme="minorHAnsi"/>
-                <w:b/>
-                <w:bCs/>
-                <w:sz w:val="20"/>
-                <w:szCs w:val="20"/>
-              </w:rPr>
-              <w:t>}</w:t>
+              <w:t>{consigneeName}</w:t>
             </w:r>
           </w:p>
           <w:p>
@@ -141,20 +119,98 @@
                 <w:sz w:val="20"/>
                 <w:szCs w:val="20"/>
               </w:rPr>
-              <w:t>{</w:t>
-            </w:r>
-            <w:proofErr w:type="spellStart"/>
-            <w:r>
-              <w:rPr>
-                <w:rFonts w:asciiTheme="minorHAnsi" w:hAnsiTheme="minorHAnsi" w:cstheme="minorHAnsi"/>
-                <w:b/>
-                <w:bCs/>
-                <w:sz w:val="20"/>
-                <w:szCs w:val="20"/>
-              </w:rPr>
-              <w:t>consigneeAddress</w:t>
-            </w:r>
-            <w:proofErr w:type="spellEnd"/>
+              <w:t>{consigneeAddress}</w:t>
+            </w:r>
+            <w:r>
+              <w:rPr>
+                <w:rFonts w:asciiTheme="minorHAnsi" w:hAnsiTheme="minorHAnsi" w:cstheme="minorHAnsi"/>
+                <w:b/>
+                <w:bCs/>
+                <w:sz w:val="20"/>
+                <w:szCs w:val="20"/>
+              </w:rPr>
+              <w:t xml:space="preserve"> </w:t>
+            </w:r>
+            <w:r>
+              <w:rPr>
+                <w:rFonts w:asciiTheme="minorHAnsi" w:hAnsiTheme="minorHAnsi" w:cstheme="minorHAnsi"/>
+                <w:b/>
+                <w:bCs/>
+                <w:sz w:val="20"/>
+                <w:szCs w:val="20"/>
+              </w:rPr>
+              <w:t>{consigneeCity}</w:t>
+            </w:r>
+            <w:r>
+              <w:rPr>
+                <w:rFonts w:asciiTheme="minorHAnsi" w:hAnsiTheme="minorHAnsi" w:cstheme="minorHAnsi"/>
+                <w:b/>
+                <w:bCs/>
+                <w:sz w:val="20"/>
+                <w:szCs w:val="20"/>
+              </w:rPr>
+              <w:t xml:space="preserve"> </w:t>
+            </w:r>
+            <w:r>
+              <w:rPr>
+                <w:rFonts w:asciiTheme="minorHAnsi" w:hAnsiTheme="minorHAnsi" w:cstheme="minorHAnsi"/>
+                <w:b/>
+                <w:bCs/>
+                <w:sz w:val="20"/>
+                <w:szCs w:val="20"/>
+              </w:rPr>
+              <w:t>{consigneeState}</w:t>
+            </w:r>
+            <w:r>
+              <w:rPr>
+                <w:rFonts w:asciiTheme="minorHAnsi" w:hAnsiTheme="minorHAnsi" w:cstheme="minorHAnsi"/>
+                <w:b/>
+                <w:bCs/>
+                <w:sz w:val="20"/>
+                <w:szCs w:val="20"/>
+              </w:rPr>
+              <w:t xml:space="preserve"> </w:t>
+            </w:r>
+            <w:r>
+              <w:rPr>
+                <w:rFonts w:asciiTheme="minorHAnsi" w:hAnsiTheme="minorHAnsi" w:cstheme="minorHAnsi"/>
+                <w:b/>
+                <w:bCs/>
+                <w:sz w:val="20"/>
+                <w:szCs w:val="20"/>
+              </w:rPr>
+              <w:t>{consigneeCountry}</w:t>
+            </w:r>
+            <w:r>
+              <w:rPr>
+                <w:rFonts w:asciiTheme="minorHAnsi" w:hAnsiTheme="minorHAnsi" w:cstheme="minorHAnsi"/>
+                <w:b/>
+                <w:bCs/>
+                <w:sz w:val="20"/>
+                <w:szCs w:val="20"/>
+              </w:rPr>
+              <w:t xml:space="preserve"> </w:t>
+            </w:r>
+            <w:r>
+              <w:rPr>
+                <w:rFonts w:asciiTheme="minorHAnsi" w:hAnsiTheme="minorHAnsi" w:cstheme="minorHAnsi"/>
+                <w:b/>
+                <w:bCs/>
+                <w:sz w:val="20"/>
+                <w:szCs w:val="20"/>
+              </w:rPr>
+              <w:t>{#</w:t>
+            </w:r>
+            <w:r>
+              <w:rPr>
+                <w:rFonts w:asciiTheme="minorHAnsi" w:hAnsiTheme="minorHAnsi" w:cstheme="minorHAnsi"/>
+                <w:b/>
+                <w:bCs/>
+                <w:sz w:val="20"/>
+                <w:szCs w:val="20"/>
+              </w:rPr>
+              <w:t>consigneeZip</w:t>
+            </w:r>
             <w:r>
               <w:rPr>
                 <w:rFonts w:asciiTheme="minorHAnsi" w:hAnsiTheme="minorHAnsi" w:cstheme="minorHAnsi"/>
@@ -165,7 +221,81 @@
               </w:rPr>
               <w:t>}</w:t>
             </w:r>
-          </w:p>
+            <w:r>
+              <w:rPr>
+                <w:rFonts w:asciiTheme="minorHAnsi" w:hAnsiTheme="minorHAnsi" w:cstheme="minorHAnsi"/>
+                <w:b/>
+                <w:bCs/>
+                <w:sz w:val="20"/>
+                <w:szCs w:val="20"/>
+              </w:rPr>
+              <w:t>-</w:t>
+            </w:r>
+            <w:r>
+              <w:rPr>
+                <w:rFonts w:asciiTheme="minorHAnsi" w:hAnsiTheme="minorHAnsi" w:cstheme="minorHAnsi"/>
+                <w:b/>
+                <w:bCs/>
+                <w:sz w:val="20"/>
+                <w:szCs w:val="20"/>
+              </w:rPr>
+              <w:t>{consigneeZip}</w:t>
+            </w:r>
+            <w:r>
+              <w:rPr>
+                <w:rFonts w:asciiTheme="minorHAnsi" w:hAnsiTheme="minorHAnsi" w:cstheme="minorHAnsi"/>
+                <w:b/>
+                <w:bCs/>
+                <w:sz w:val="20"/>
+                <w:szCs w:val="20"/>
+              </w:rPr>
+              <w:t>{/</w:t>
+            </w:r>
+            <w:r>
+              <w:rPr>
+                <w:rFonts w:asciiTheme="minorHAnsi" w:hAnsiTheme="minorHAnsi" w:cstheme="minorHAnsi"/>
+                <w:b/>
+                <w:bCs/>
+                <w:sz w:val="20"/>
+                <w:szCs w:val="20"/>
+              </w:rPr>
+              <w:t>consigneeZip</w:t>
+            </w:r>
+            <w:r>
+              <w:rPr>
+                <w:rFonts w:asciiTheme="minorHAnsi" w:hAnsiTheme="minorHAnsi" w:cstheme="minorHAnsi"/>
+                <w:b/>
+                <w:bCs/>
+                <w:sz w:val="20"/>
+                <w:szCs w:val="20"/>
+              </w:rPr>
+              <w:t>}</w:t>
+            </w:r>
+          </w:p>
+        </w:tc>
+        <w:tc>
+          <w:tcPr>
+            <w:tcW w:w="283" w:type="dxa"/>
+          </w:tcPr>
+          <w:p>
+            <w:pPr>
+              <w:ind w:right="227"/>
+              <w:jc w:val="right"/>
+              <w:rPr>
+                <w:rFonts w:asciiTheme="minorHAnsi" w:hAnsiTheme="minorHAnsi" w:cstheme="minorHAnsi"/>
+                <w:b/>
+                <w:spacing w:val="-2"/>
+                <w:sz w:val="20"/>
+                <w:szCs w:val="24"/>
+              </w:rPr>
+            </w:pPr>
+          </w:p>
+        </w:tc>
+        <w:tc>
+          <w:tcPr>
+            <w:tcW w:w="4536" w:type="dxa"/>
+            <w:gridSpan w:val="5"/>
+          </w:tcPr>
           <w:p>
             <w:pPr>
               <w:tabs>
@@ -180,151 +310,7 @@
                 <w:szCs w:val="20"/>
               </w:rPr>
             </w:pPr>
-            <w:r>
-              <w:rPr>
-                <w:rFonts w:asciiTheme="minorHAnsi" w:hAnsiTheme="minorHAnsi" w:cstheme="minorHAnsi"/>
-                <w:b/>
-                <w:bCs/>
-                <w:sz w:val="20"/>
-                <w:szCs w:val="20"/>
-              </w:rPr>
-              <w:t>{</w:t>
-            </w:r>
-            <w:proofErr w:type="spellStart"/>
-            <w:r>
-              <w:rPr>
-                <w:rFonts w:asciiTheme="minorHAnsi" w:hAnsiTheme="minorHAnsi" w:cstheme="minorHAnsi"/>
-                <w:b/>
-                <w:bCs/>
-                <w:sz w:val="20"/>
-                <w:szCs w:val="20"/>
-              </w:rPr>
-              <w:t>consigneeCity</w:t>
-            </w:r>
-            <w:proofErr w:type="spellEnd"/>
-            <w:r>
-              <w:rPr>
-                <w:rFonts w:asciiTheme="minorHAnsi" w:hAnsiTheme="minorHAnsi" w:cstheme="minorHAnsi"/>
-                <w:b/>
-                <w:bCs/>
-                <w:sz w:val="20"/>
-                <w:szCs w:val="20"/>
-              </w:rPr>
-              <w:t>} {</w:t>
-            </w:r>
-            <w:proofErr w:type="spellStart"/>
-            <w:r>
-              <w:rPr>
-                <w:rFonts w:asciiTheme="minorHAnsi" w:hAnsiTheme="minorHAnsi" w:cstheme="minorHAnsi"/>
-                <w:b/>
-                <w:bCs/>
-                <w:sz w:val="20"/>
-                <w:szCs w:val="20"/>
-              </w:rPr>
-              <w:t>consigneeState</w:t>
-            </w:r>
-            <w:proofErr w:type="spellEnd"/>
-            <w:r>
-              <w:rPr>
-                <w:rFonts w:asciiTheme="minorHAnsi" w:hAnsiTheme="minorHAnsi" w:cstheme="minorHAnsi"/>
-                <w:b/>
-                <w:bCs/>
-                <w:sz w:val="20"/>
-                <w:szCs w:val="20"/>
-              </w:rPr>
-              <w:t xml:space="preserve">} </w:t>
-            </w:r>
-          </w:p>
-          <w:p>
-            <w:pPr>
-              <w:ind w:right="227"/>
-              <w:rPr>
-                <w:rFonts w:asciiTheme="minorHAnsi" w:hAnsiTheme="minorHAnsi" w:cstheme="minorHAnsi"/>
-                <w:b/>
-                <w:spacing w:val="-2"/>
-                <w:sz w:val="20"/>
-                <w:szCs w:val="24"/>
-              </w:rPr>
-            </w:pPr>
-            <w:r>
-              <w:rPr>
-                <w:rFonts w:asciiTheme="minorHAnsi" w:hAnsiTheme="minorHAnsi" w:cstheme="minorHAnsi"/>
-                <w:b/>
-                <w:bCs/>
-                <w:sz w:val="20"/>
-                <w:szCs w:val="20"/>
-              </w:rPr>
-              <w:t>{</w:t>
-            </w:r>
-            <w:proofErr w:type="spellStart"/>
-            <w:r>
-              <w:rPr>
-                <w:rFonts w:asciiTheme="minorHAnsi" w:hAnsiTheme="minorHAnsi" w:cstheme="minorHAnsi"/>
-                <w:b/>
-                <w:bCs/>
-                <w:sz w:val="20"/>
-                <w:szCs w:val="20"/>
-              </w:rPr>
-              <w:t>consigneeCountry</w:t>
-            </w:r>
-            <w:proofErr w:type="spellEnd"/>
-            <w:r>
-              <w:rPr>
-                <w:rFonts w:asciiTheme="minorHAnsi" w:hAnsiTheme="minorHAnsi" w:cstheme="minorHAnsi"/>
-                <w:b/>
-                <w:bCs/>
-                <w:sz w:val="20"/>
-                <w:szCs w:val="20"/>
-              </w:rPr>
-              <w:t>} - {</w:t>
-            </w:r>
-            <w:proofErr w:type="spellStart"/>
-            <w:r>
-              <w:rPr>
-                <w:rFonts w:asciiTheme="minorHAnsi" w:hAnsiTheme="minorHAnsi" w:cstheme="minorHAnsi"/>
-                <w:b/>
-                <w:bCs/>
-                <w:sz w:val="20"/>
-                <w:szCs w:val="20"/>
-              </w:rPr>
-              <w:t>consigneeZip</w:t>
-            </w:r>
-            <w:proofErr w:type="spellEnd"/>
-            <w:r>
-              <w:rPr>
-                <w:rFonts w:asciiTheme="minorHAnsi" w:hAnsiTheme="minorHAnsi" w:cstheme="minorHAnsi"/>
-                <w:b/>
-                <w:bCs/>
-                <w:sz w:val="20"/>
-                <w:szCs w:val="20"/>
-              </w:rPr>
-              <w:t>}</w:t>
-            </w:r>
-          </w:p>
-        </w:tc>
-        <w:tc>
-          <w:tcPr>
-            <w:tcW w:w="283" w:type="dxa"/>
-          </w:tcPr>
-          <w:p>
-            <w:pPr>
-              <w:ind w:right="227"/>
-              <w:jc w:val="right"/>
-              <w:rPr>
-                <w:rFonts w:asciiTheme="minorHAnsi" w:hAnsiTheme="minorHAnsi" w:cstheme="minorHAnsi"/>
-                <w:b/>
-                <w:spacing w:val="-2"/>
-                <w:sz w:val="20"/>
-                <w:szCs w:val="24"/>
-              </w:rPr>
-            </w:pPr>
-          </w:p>
-        </w:tc>
-        <w:tc>
-          <w:tcPr>
-            <w:tcW w:w="4536" w:type="dxa"/>
-            <w:gridSpan w:val="5"/>
-          </w:tcPr>
+          </w:p>
           <w:p>
             <w:pPr>
               <w:tabs>
@@ -369,224 +355,23 @@
                 <w:szCs w:val="20"/>
               </w:rPr>
             </w:pPr>
-          </w:p>
-          <w:p>
-            <w:pPr>
-              <w:tabs>
-                <w:tab w:val="left" w:pos="1224"/>
-              </w:tabs>
-              <w:ind w:right="227"/>
-              <w:rPr>
-                <w:rFonts w:asciiTheme="minorHAnsi" w:hAnsiTheme="minorHAnsi" w:cstheme="minorHAnsi"/>
-                <w:b/>
-                <w:bCs/>
-                <w:sz w:val="20"/>
-                <w:szCs w:val="20"/>
-              </w:rPr>
-            </w:pPr>
-            <w:r>
-              <w:rPr>
-                <w:rFonts w:asciiTheme="minorHAnsi" w:hAnsiTheme="minorHAnsi" w:cstheme="minorHAnsi"/>
-                <w:b/>
-                <w:bCs/>
-                <w:sz w:val="20"/>
-                <w:szCs w:val="20"/>
-              </w:rPr>
-              <w:t>{#</w:t>
-            </w:r>
-            <w:proofErr w:type="gramStart"/>
-            <w:r>
-              <w:rPr>
-                <w:rFonts w:asciiTheme="minorHAnsi" w:hAnsiTheme="minorHAnsi" w:cstheme="minorHAnsi"/>
-                <w:b/>
-                <w:bCs/>
-                <w:sz w:val="20"/>
-                <w:szCs w:val="20"/>
-              </w:rPr>
-              <w:t>isUK}Proforma</w:t>
-            </w:r>
-            <w:proofErr w:type="gramEnd"/>
-            <w:r>
-              <w:rPr>
-                <w:rFonts w:asciiTheme="minorHAnsi" w:hAnsiTheme="minorHAnsi" w:cstheme="minorHAnsi"/>
-                <w:b/>
-                <w:bCs/>
-                <w:sz w:val="20"/>
-                <w:szCs w:val="20"/>
-              </w:rPr>
-              <w:t xml:space="preserve"> Invoice{/</w:t>
-            </w:r>
-            <w:proofErr w:type="spellStart"/>
-            <w:proofErr w:type="gramStart"/>
-            <w:r>
-              <w:rPr>
-                <w:rFonts w:asciiTheme="minorHAnsi" w:hAnsiTheme="minorHAnsi" w:cstheme="minorHAnsi"/>
-                <w:b/>
-                <w:bCs/>
-                <w:sz w:val="20"/>
-                <w:szCs w:val="20"/>
-              </w:rPr>
-              <w:t>isUK</w:t>
-            </w:r>
-            <w:proofErr w:type="spellEnd"/>
-            <w:r>
-              <w:rPr>
-                <w:rFonts w:asciiTheme="minorHAnsi" w:hAnsiTheme="minorHAnsi" w:cstheme="minorHAnsi"/>
-                <w:b/>
-                <w:bCs/>
-                <w:sz w:val="20"/>
-                <w:szCs w:val="20"/>
-              </w:rPr>
-              <w:t>}{</w:t>
-            </w:r>
-            <w:proofErr w:type="gramEnd"/>
-            <w:r>
-              <w:rPr>
-                <w:rFonts w:asciiTheme="minorHAnsi" w:hAnsiTheme="minorHAnsi" w:cstheme="minorHAnsi"/>
-                <w:b/>
-                <w:bCs/>
-                <w:sz w:val="20"/>
-                <w:szCs w:val="20"/>
-              </w:rPr>
-              <w:t>#</w:t>
-            </w:r>
-            <w:proofErr w:type="gramStart"/>
-            <w:r>
-              <w:rPr>
-                <w:rFonts w:asciiTheme="minorHAnsi" w:hAnsiTheme="minorHAnsi" w:cstheme="minorHAnsi"/>
-                <w:b/>
-                <w:bCs/>
-                <w:sz w:val="20"/>
-                <w:szCs w:val="20"/>
-              </w:rPr>
-              <w:t>isGen}Order</w:t>
-            </w:r>
-            <w:proofErr w:type="gramEnd"/>
-            <w:r>
-              <w:rPr>
-                <w:rFonts w:asciiTheme="minorHAnsi" w:hAnsiTheme="minorHAnsi" w:cstheme="minorHAnsi"/>
-                <w:b/>
-                <w:bCs/>
-                <w:sz w:val="20"/>
-                <w:szCs w:val="20"/>
-              </w:rPr>
-              <w:t xml:space="preserve"> Confirmation{/</w:t>
-            </w:r>
-            <w:proofErr w:type="spellStart"/>
-            <w:proofErr w:type="gramStart"/>
-            <w:r>
-              <w:rPr>
-                <w:rFonts w:asciiTheme="minorHAnsi" w:hAnsiTheme="minorHAnsi" w:cstheme="minorHAnsi"/>
-                <w:b/>
-                <w:bCs/>
-                <w:sz w:val="20"/>
-                <w:szCs w:val="20"/>
-              </w:rPr>
-              <w:t>isGen</w:t>
-            </w:r>
-            <w:proofErr w:type="spellEnd"/>
-            <w:r>
-              <w:rPr>
-                <w:rFonts w:asciiTheme="minorHAnsi" w:hAnsiTheme="minorHAnsi" w:cstheme="minorHAnsi"/>
-                <w:b/>
-                <w:bCs/>
-                <w:sz w:val="20"/>
-                <w:szCs w:val="20"/>
-              </w:rPr>
-              <w:t>}{</w:t>
-            </w:r>
-            <w:proofErr w:type="gramEnd"/>
-            <w:r>
-              <w:rPr>
-                <w:rFonts w:asciiTheme="minorHAnsi" w:hAnsiTheme="minorHAnsi" w:cstheme="minorHAnsi"/>
-                <w:b/>
-                <w:bCs/>
-                <w:sz w:val="20"/>
-                <w:szCs w:val="20"/>
-              </w:rPr>
-              <w:t>#</w:t>
-            </w:r>
-            <w:proofErr w:type="gramStart"/>
-            <w:r>
-              <w:rPr>
-                <w:rFonts w:asciiTheme="minorHAnsi" w:hAnsiTheme="minorHAnsi" w:cstheme="minorHAnsi"/>
-                <w:b/>
-                <w:bCs/>
-                <w:sz w:val="20"/>
-                <w:szCs w:val="20"/>
-              </w:rPr>
-              <w:t>isAus}Order</w:t>
-            </w:r>
-            <w:proofErr w:type="gramEnd"/>
-            <w:r>
-              <w:rPr>
-                <w:rFonts w:asciiTheme="minorHAnsi" w:hAnsiTheme="minorHAnsi" w:cstheme="minorHAnsi"/>
-                <w:b/>
-                <w:bCs/>
-                <w:sz w:val="20"/>
-                <w:szCs w:val="20"/>
-              </w:rPr>
-              <w:t xml:space="preserve"> Confirmation{/</w:t>
-            </w:r>
-            <w:proofErr w:type="spellStart"/>
-            <w:r>
-              <w:rPr>
-                <w:rFonts w:asciiTheme="minorHAnsi" w:hAnsiTheme="minorHAnsi" w:cstheme="minorHAnsi"/>
-                <w:b/>
-                <w:bCs/>
-                <w:sz w:val="20"/>
-                <w:szCs w:val="20"/>
-              </w:rPr>
-              <w:t>isAus</w:t>
-            </w:r>
-            <w:proofErr w:type="spellEnd"/>
-            <w:proofErr w:type="gramStart"/>
-            <w:r>
-              <w:rPr>
-                <w:rFonts w:asciiTheme="minorHAnsi" w:hAnsiTheme="minorHAnsi" w:cstheme="minorHAnsi"/>
-                <w:b/>
-                <w:bCs/>
-                <w:sz w:val="20"/>
-                <w:szCs w:val="20"/>
-              </w:rPr>
-              <w:t>} :</w:t>
-            </w:r>
-            <w:proofErr w:type="gramEnd"/>
-            <w:r>
-              <w:rPr>
-                <w:rFonts w:asciiTheme="minorHAnsi" w:hAnsiTheme="minorHAnsi" w:cstheme="minorHAnsi"/>
-                <w:b/>
-                <w:bCs/>
-                <w:sz w:val="20"/>
-                <w:szCs w:val="20"/>
-              </w:rPr>
-              <w:t xml:space="preserve"> </w:t>
-            </w:r>
-            <w:r>
-              <w:rPr>
-                <w:rFonts w:asciiTheme="minorHAnsi" w:hAnsiTheme="minorHAnsi" w:cstheme="minorHAnsi"/>
-                <w:sz w:val="20"/>
-                <w:szCs w:val="20"/>
-              </w:rPr>
-              <w:t>{</w:t>
-            </w:r>
-            <w:proofErr w:type="spellStart"/>
-            <w:r>
-              <w:rPr>
-                <w:rFonts w:asciiTheme="minorHAnsi" w:hAnsiTheme="minorHAnsi" w:cstheme="minorHAnsi"/>
-                <w:sz w:val="20"/>
-                <w:szCs w:val="20"/>
-              </w:rPr>
-              <w:t>invoicePiNo</w:t>
-            </w:r>
-            <w:proofErr w:type="spellEnd"/>
-            <w:r>
-              <w:rPr>
-                <w:rFonts w:asciiTheme="minorHAnsi" w:hAnsiTheme="minorHAnsi" w:cstheme="minorHAnsi"/>
-                <w:sz w:val="20"/>
-                <w:szCs w:val="20"/>
-              </w:rPr>
-              <w:t>}</w:t>
+            <w:r>
+              <w:rPr>
+                <w:rFonts w:asciiTheme="minorHAnsi" w:hAnsiTheme="minorHAnsi" w:cstheme="minorHAnsi"/>
+                <w:b/>
+                <w:bCs/>
+                <w:sz w:val="20"/>
+                <w:szCs w:val="20"/>
+              </w:rPr>
+              <w:t xml:space="preserve">{#isUK}Proforma Invoice{/isUK}{#isGen}Order Confirmation{/isGen}{#isAus}Order Confirmation{/isAus} : </w:t>
+            </w:r>
+            <w:r>
+              <w:rPr>
+                <w:rFonts w:asciiTheme="minorHAnsi" w:hAnsiTheme="minorHAnsi" w:cstheme="minorHAnsi"/>
+                <w:sz w:val="20"/>
+                <w:szCs w:val="20"/>
+              </w:rPr>
+              <w:t>{invoicePiNo}</w:t>
             </w:r>
           </w:p>
           <w:p>
@@ -756,7 +541,6 @@
                 </mc:Fallback>
               </mc:AlternateContent>
             </w:r>
-            <w:proofErr w:type="gramStart"/>
             <w:r>
               <w:rPr>
                 <w:rFonts w:asciiTheme="minorHAnsi" w:hAnsiTheme="minorHAnsi" w:cstheme="minorHAnsi"/>
@@ -780,17 +564,16 @@
                 <w:spacing w:val="-10"/>
                 <w:sz w:val="20"/>
               </w:rPr>
-              <w:t>:</w:t>
-            </w:r>
-            <w:proofErr w:type="gramEnd"/>
-            <w:r>
-              <w:rPr>
-                <w:rFonts w:asciiTheme="minorHAnsi" w:hAnsiTheme="minorHAnsi" w:cstheme="minorHAnsi"/>
-                <w:b/>
+              <w:t xml:space="preserve">: </w:t>
+            </w:r>
+            <w:r>
+              <w:rPr>
+                <w:rFonts w:asciiTheme="minorHAnsi" w:hAnsiTheme="minorHAnsi" w:cstheme="minorHAnsi"/>
+                <w:bCs/>
                 <w:spacing w:val="-10"/>
                 <w:sz w:val="20"/>
               </w:rPr>
-              <w:t xml:space="preserve"> </w:t>
+              <w:t>{</w:t>
             </w:r>
             <w:r>
               <w:rPr>
@@ -798,21 +581,10 @@
                 <w:bCs/>
                 <w:spacing w:val="-10"/>
                 <w:sz w:val="20"/>
-              </w:rPr>
-              <w:t>{</w:t>
-            </w:r>
-            <w:proofErr w:type="spellStart"/>
-            <w:r>
-              <w:rPr>
-                <w:rFonts w:asciiTheme="minorHAnsi" w:hAnsiTheme="minorHAnsi" w:cstheme="minorHAnsi"/>
-                <w:bCs/>
-                <w:spacing w:val="-10"/>
-                <w:sz w:val="20"/>
                 <w:lang w:val="en-IN"/>
               </w:rPr>
               <w:t>orderDate</w:t>
             </w:r>
-            <w:proofErr w:type="spellEnd"/>
             <w:r>
               <w:rPr>
                 <w:rFonts w:asciiTheme="minorHAnsi" w:hAnsiTheme="minorHAnsi" w:cstheme="minorHAnsi"/>
@@ -902,8 +674,6 @@
               </w:rPr>
               <w:t>{#</w:t>
             </w:r>
-            <w:proofErr w:type="spellStart"/>
-            <w:proofErr w:type="gramStart"/>
             <w:r>
               <w:rPr>
                 <w:rFonts w:asciiTheme="minorHAnsi" w:hAnsiTheme="minorHAnsi" w:cstheme="minorHAnsi"/>
@@ -915,64 +685,16 @@
               </w:rPr>
               <w:t>isUK</w:t>
             </w:r>
-            <w:proofErr w:type="spellEnd"/>
-            <w:r>
-              <w:rPr>
-                <w:rFonts w:asciiTheme="minorHAnsi" w:hAnsiTheme="minorHAnsi" w:cstheme="minorHAnsi"/>
-                <w:b/>
-                <w:bCs/>
-                <w:sz w:val="20"/>
-                <w:szCs w:val="20"/>
-              </w:rPr>
-              <w:t>}NOTIFY</w:t>
-            </w:r>
-            <w:proofErr w:type="gramEnd"/>
-            <w:r>
-              <w:rPr>
-                <w:rFonts w:asciiTheme="minorHAnsi" w:hAnsiTheme="minorHAnsi" w:cstheme="minorHAnsi"/>
-                <w:b/>
-                <w:bCs/>
-                <w:sz w:val="20"/>
-                <w:szCs w:val="20"/>
-              </w:rPr>
-              <w:t>-{/</w:t>
-            </w:r>
-            <w:proofErr w:type="spellStart"/>
-            <w:proofErr w:type="gramStart"/>
-            <w:r>
-              <w:rPr>
-                <w:rFonts w:asciiTheme="minorHAnsi" w:hAnsiTheme="minorHAnsi" w:cstheme="minorHAnsi"/>
-                <w:b/>
-                <w:bCs/>
-                <w:sz w:val="20"/>
-                <w:szCs w:val="20"/>
-              </w:rPr>
-              <w:t>isUK</w:t>
-            </w:r>
-            <w:proofErr w:type="spellEnd"/>
-            <w:r>
-              <w:rPr>
-                <w:rFonts w:asciiTheme="minorHAnsi" w:hAnsiTheme="minorHAnsi" w:cstheme="minorHAnsi"/>
-                <w:b/>
-                <w:bCs/>
-                <w:sz w:val="20"/>
-                <w:szCs w:val="20"/>
-              </w:rPr>
-              <w:t>}{</w:t>
-            </w:r>
-            <w:proofErr w:type="gramEnd"/>
-            <w:r>
-              <w:rPr>
-                <w:rFonts w:asciiTheme="minorHAnsi" w:hAnsiTheme="minorHAnsi" w:cstheme="minorHAnsi"/>
-                <w:b/>
-                <w:bCs/>
-                <w:sz w:val="20"/>
-                <w:szCs w:val="20"/>
-              </w:rPr>
-              <w:t>#</w:t>
-            </w:r>
-            <w:proofErr w:type="spellStart"/>
-            <w:proofErr w:type="gramStart"/>
+            <w:r>
+              <w:rPr>
+                <w:rFonts w:asciiTheme="minorHAnsi" w:hAnsiTheme="minorHAnsi" w:cstheme="minorHAnsi"/>
+                <w:b/>
+                <w:bCs/>
+                <w:sz w:val="20"/>
+                <w:szCs w:val="20"/>
+              </w:rPr>
+              <w:t>}NOTIFY-{/isUK}{#</w:t>
+            </w:r>
             <w:r>
               <w:rPr>
                 <w:rFonts w:asciiTheme="minorHAnsi" w:hAnsiTheme="minorHAnsi" w:cstheme="minorHAnsi"/>
@@ -984,73 +706,15 @@
               </w:rPr>
               <w:t>isAus</w:t>
             </w:r>
-            <w:proofErr w:type="spellEnd"/>
-            <w:r>
-              <w:rPr>
-                <w:rFonts w:asciiTheme="minorHAnsi" w:hAnsiTheme="minorHAnsi" w:cstheme="minorHAnsi"/>
-                <w:b/>
-                <w:bCs/>
-                <w:sz w:val="20"/>
-                <w:szCs w:val="20"/>
-              </w:rPr>
-              <w:t>}DELIVERED</w:t>
-            </w:r>
-            <w:proofErr w:type="gramEnd"/>
-            <w:r>
-              <w:rPr>
-                <w:rFonts w:asciiTheme="minorHAnsi" w:hAnsiTheme="minorHAnsi" w:cstheme="minorHAnsi"/>
-                <w:b/>
-                <w:bCs/>
-                <w:sz w:val="20"/>
-                <w:szCs w:val="20"/>
-              </w:rPr>
-              <w:t xml:space="preserve"> TO-{/</w:t>
-            </w:r>
-            <w:proofErr w:type="spellStart"/>
-            <w:proofErr w:type="gramStart"/>
-            <w:r>
-              <w:rPr>
-                <w:rFonts w:asciiTheme="minorHAnsi" w:hAnsiTheme="minorHAnsi" w:cstheme="minorHAnsi"/>
-                <w:b/>
-                <w:bCs/>
-                <w:sz w:val="20"/>
-                <w:szCs w:val="20"/>
-              </w:rPr>
-              <w:t>isAus</w:t>
-            </w:r>
-            <w:proofErr w:type="spellEnd"/>
-            <w:r>
-              <w:rPr>
-                <w:rFonts w:asciiTheme="minorHAnsi" w:hAnsiTheme="minorHAnsi" w:cstheme="minorHAnsi"/>
-                <w:b/>
-                <w:bCs/>
-                <w:sz w:val="20"/>
-                <w:szCs w:val="20"/>
-              </w:rPr>
-              <w:t>}{</w:t>
-            </w:r>
-            <w:proofErr w:type="spellStart"/>
-            <w:proofErr w:type="gramEnd"/>
-            <w:r>
-              <w:rPr>
-                <w:rFonts w:asciiTheme="minorHAnsi" w:hAnsiTheme="minorHAnsi" w:cstheme="minorHAnsi"/>
-                <w:b/>
-                <w:bCs/>
-                <w:sz w:val="20"/>
-                <w:szCs w:val="20"/>
-              </w:rPr>
-              <w:t>buyerName</w:t>
-            </w:r>
-            <w:proofErr w:type="spellEnd"/>
-            <w:r>
-              <w:rPr>
-                <w:rFonts w:asciiTheme="minorHAnsi" w:hAnsiTheme="minorHAnsi" w:cstheme="minorHAnsi"/>
-                <w:b/>
-                <w:bCs/>
-                <w:sz w:val="20"/>
-                <w:szCs w:val="20"/>
-              </w:rPr>
-              <w:t>}</w:t>
+            <w:r>
+              <w:rPr>
+                <w:rFonts w:asciiTheme="minorHAnsi" w:hAnsiTheme="minorHAnsi" w:cstheme="minorHAnsi"/>
+                <w:b/>
+                <w:bCs/>
+                <w:sz w:val="20"/>
+                <w:szCs w:val="20"/>
+              </w:rPr>
+              <w:t>}DELIVERED TO-{/isAus}{buyerName}</w:t>
             </w:r>
           </w:p>
           <w:p>
@@ -1075,29 +739,7 @@
                 <w:sz w:val="20"/>
                 <w:szCs w:val="20"/>
               </w:rPr>
-              <w:t>{</w:t>
-            </w:r>
-            <w:proofErr w:type="spellStart"/>
-            <w:r>
-              <w:rPr>
-                <w:rFonts w:asciiTheme="minorHAnsi" w:hAnsiTheme="minorHAnsi" w:cstheme="minorHAnsi"/>
-                <w:b/>
-                <w:bCs/>
-                <w:sz w:val="20"/>
-                <w:szCs w:val="20"/>
-              </w:rPr>
-              <w:t>buyerAddress</w:t>
-            </w:r>
-            <w:proofErr w:type="spellEnd"/>
-            <w:r>
-              <w:rPr>
-                <w:rFonts w:asciiTheme="minorHAnsi" w:hAnsiTheme="minorHAnsi" w:cstheme="minorHAnsi"/>
-                <w:b/>
-                <w:bCs/>
-                <w:sz w:val="20"/>
-                <w:szCs w:val="20"/>
-              </w:rPr>
-              <w:t>}</w:t>
+              <w:t>{buyerAddress}</w:t>
             </w:r>
           </w:p>
           <w:p>
@@ -1122,42 +764,50 @@
                 <w:sz w:val="20"/>
                 <w:szCs w:val="20"/>
               </w:rPr>
-              <w:t>{</w:t>
-            </w:r>
-            <w:proofErr w:type="spellStart"/>
-            <w:r>
-              <w:rPr>
-                <w:rFonts w:asciiTheme="minorHAnsi" w:hAnsiTheme="minorHAnsi" w:cstheme="minorHAnsi"/>
-                <w:b/>
-                <w:bCs/>
-                <w:sz w:val="20"/>
-                <w:szCs w:val="20"/>
-              </w:rPr>
-              <w:t>buyerCity</w:t>
-            </w:r>
-            <w:proofErr w:type="spellEnd"/>
-            <w:r>
-              <w:rPr>
-                <w:rFonts w:asciiTheme="minorHAnsi" w:hAnsiTheme="minorHAnsi" w:cstheme="minorHAnsi"/>
-                <w:b/>
-                <w:bCs/>
-                <w:sz w:val="20"/>
-                <w:szCs w:val="20"/>
-              </w:rPr>
-              <w:t>} {</w:t>
-            </w:r>
-            <w:proofErr w:type="spellStart"/>
-            <w:r>
-              <w:rPr>
-                <w:rFonts w:asciiTheme="minorHAnsi" w:hAnsiTheme="minorHAnsi" w:cstheme="minorHAnsi"/>
-                <w:b/>
-                <w:bCs/>
-                <w:sz w:val="20"/>
-                <w:szCs w:val="20"/>
-              </w:rPr>
-              <w:t>buyerState</w:t>
-            </w:r>
-            <w:proofErr w:type="spellEnd"/>
+              <w:t>{buyerCity} {buyerState}</w:t>
+            </w:r>
+          </w:p>
+          <w:p>
+            <w:pPr>
+              <w:ind w:right="227"/>
+              <w:rPr>
+                <w:rFonts w:asciiTheme="minorHAnsi" w:hAnsiTheme="minorHAnsi" w:cstheme="minorHAnsi"/>
+                <w:b/>
+                <w:spacing w:val="-2"/>
+                <w:sz w:val="20"/>
+                <w:szCs w:val="24"/>
+              </w:rPr>
+            </w:pPr>
+            <w:r>
+              <w:rPr>
+                <w:rFonts w:asciiTheme="minorHAnsi" w:hAnsiTheme="minorHAnsi" w:cstheme="minorHAnsi"/>
+                <w:b/>
+                <w:bCs/>
+                <w:sz w:val="20"/>
+                <w:szCs w:val="20"/>
+              </w:rPr>
+              <w:t xml:space="preserve">{buyerCountry} </w:t>
+            </w:r>
+            <w:r>
+              <w:rPr>
+                <w:rFonts w:asciiTheme="minorHAnsi" w:hAnsiTheme="minorHAnsi" w:cstheme="minorHAnsi"/>
+                <w:b/>
+                <w:bCs/>
+                <w:sz w:val="20"/>
+                <w:szCs w:val="20"/>
+              </w:rPr>
+              <w:t>{#</w:t>
+            </w:r>
+            <w:r>
+              <w:rPr>
+                <w:rFonts w:asciiTheme="minorHAnsi" w:hAnsiTheme="minorHAnsi" w:cstheme="minorHAnsi"/>
+                <w:b/>
+                <w:bCs/>
+                <w:sz w:val="20"/>
+                <w:szCs w:val="20"/>
+              </w:rPr>
+              <w:t>buyerZip</w:t>
+            </w:r>
             <w:r>
               <w:rPr>
                 <w:rFonts w:asciiTheme="minorHAnsi" w:hAnsiTheme="minorHAnsi" w:cstheme="minorHAnsi"/>
@@ -1168,59 +818,25 @@
               </w:rPr>
               <w:t>}</w:t>
             </w:r>
-          </w:p>
-          <w:p>
-            <w:pPr>
-              <w:ind w:right="227"/>
-              <w:rPr>
-                <w:rFonts w:asciiTheme="minorHAnsi" w:hAnsiTheme="minorHAnsi" w:cstheme="minorHAnsi"/>
-                <w:b/>
-                <w:spacing w:val="-2"/>
-                <w:sz w:val="20"/>
-                <w:szCs w:val="24"/>
-              </w:rPr>
-            </w:pPr>
-            <w:r>
-              <w:rPr>
-                <w:rFonts w:asciiTheme="minorHAnsi" w:hAnsiTheme="minorHAnsi" w:cstheme="minorHAnsi"/>
-                <w:b/>
-                <w:bCs/>
-                <w:sz w:val="20"/>
-                <w:szCs w:val="20"/>
-              </w:rPr>
-              <w:t>{</w:t>
-            </w:r>
-            <w:proofErr w:type="spellStart"/>
-            <w:r>
-              <w:rPr>
-                <w:rFonts w:asciiTheme="minorHAnsi" w:hAnsiTheme="minorHAnsi" w:cstheme="minorHAnsi"/>
-                <w:b/>
-                <w:bCs/>
-                <w:sz w:val="20"/>
-                <w:szCs w:val="20"/>
-              </w:rPr>
-              <w:t>buyerCountry</w:t>
-            </w:r>
-            <w:proofErr w:type="spellEnd"/>
-            <w:r>
-              <w:rPr>
-                <w:rFonts w:asciiTheme="minorHAnsi" w:hAnsiTheme="minorHAnsi" w:cstheme="minorHAnsi"/>
-                <w:b/>
-                <w:bCs/>
-                <w:sz w:val="20"/>
-                <w:szCs w:val="20"/>
-              </w:rPr>
-              <w:t xml:space="preserve">} </w:t>
-            </w:r>
-            <w:r>
-              <w:rPr>
-                <w:rFonts w:asciiTheme="minorHAnsi" w:hAnsiTheme="minorHAnsi" w:cstheme="minorHAnsi"/>
-                <w:b/>
-                <w:bCs/>
-                <w:sz w:val="20"/>
-                <w:szCs w:val="20"/>
-              </w:rPr>
-              <w:t>{#</w:t>
+            <w:r>
+              <w:rPr>
+                <w:rFonts w:asciiTheme="minorHAnsi" w:hAnsiTheme="minorHAnsi" w:cstheme="minorHAnsi"/>
+                <w:b/>
+                <w:bCs/>
+                <w:sz w:val="20"/>
+                <w:szCs w:val="20"/>
+              </w:rPr>
+              <w:t>- {buyerZip}</w:t>
+            </w:r>
+            <w:r>
+              <w:rPr>
+                <w:rFonts w:asciiTheme="minorHAnsi" w:hAnsiTheme="minorHAnsi" w:cstheme="minorHAnsi"/>
+                <w:b/>
+                <w:bCs/>
+                <w:sz w:val="20"/>
+                <w:szCs w:val="20"/>
+              </w:rPr>
+              <w:t>{/</w:t>
             </w:r>
             <w:r>
               <w:rPr>
@@ -1232,70 +848,6 @@
               </w:rPr>
               <w:t>buyerZip</w:t>
             </w:r>
-            <w:r>
-              <w:rPr>
-                <w:rFonts w:asciiTheme="minorHAnsi" w:hAnsiTheme="minorHAnsi" w:cstheme="minorHAnsi"/>
-                <w:b/>
-                <w:bCs/>
-                <w:sz w:val="20"/>
-                <w:szCs w:val="20"/>
-              </w:rPr>
-              <w:t>}</w:t>
-            </w:r>
-            <w:r>
-              <w:rPr>
-                <w:rFonts w:asciiTheme="minorHAnsi" w:hAnsiTheme="minorHAnsi" w:cstheme="minorHAnsi"/>
-                <w:b/>
-                <w:bCs/>
-                <w:sz w:val="20"/>
-                <w:szCs w:val="20"/>
-              </w:rPr>
-              <w:t>- {</w:t>
-            </w:r>
-            <w:proofErr w:type="spellStart"/>
-            <w:r>
-              <w:rPr>
-                <w:rFonts w:asciiTheme="minorHAnsi" w:hAnsiTheme="minorHAnsi" w:cstheme="minorHAnsi"/>
-                <w:b/>
-                <w:bCs/>
-                <w:sz w:val="20"/>
-                <w:szCs w:val="20"/>
-              </w:rPr>
-              <w:t>buyerZip</w:t>
-            </w:r>
-            <w:proofErr w:type="spellEnd"/>
-            <w:r>
-              <w:rPr>
-                <w:rFonts w:asciiTheme="minorHAnsi" w:hAnsiTheme="minorHAnsi" w:cstheme="minorHAnsi"/>
-                <w:b/>
-                <w:bCs/>
-                <w:sz w:val="20"/>
-                <w:szCs w:val="20"/>
-              </w:rPr>
-              <w:t>}</w:t>
-            </w:r>
-            <w:r>
-              <w:rPr>
-                <w:rFonts w:asciiTheme="minorHAnsi" w:hAnsiTheme="minorHAnsi" w:cstheme="minorHAnsi"/>
-                <w:b/>
-                <w:bCs/>
-                <w:sz w:val="20"/>
-                <w:szCs w:val="20"/>
-              </w:rPr>
-              <w:t>{/</w:t>
-            </w:r>
-            <w:proofErr w:type="spellStart"/>
-            <w:r>
-              <w:rPr>
-                <w:rFonts w:asciiTheme="minorHAnsi" w:hAnsiTheme="minorHAnsi" w:cstheme="minorHAnsi"/>
-                <w:b/>
-                <w:bCs/>
-                <w:sz w:val="20"/>
-                <w:szCs w:val="20"/>
-              </w:rPr>
-              <w:t>buyerZip</w:t>
-            </w:r>
-            <w:proofErr w:type="spellEnd"/>
             <w:r>
               <w:rPr>
                 <w:rFonts w:asciiTheme="minorHAnsi" w:hAnsiTheme="minorHAnsi" w:cstheme="minorHAnsi"/>
@@ -1487,9 +1039,8 @@
                 <w:sz w:val="20"/>
                 <w:szCs w:val="24"/>
               </w:rPr>
-              <w:t>{#</w:t>
-            </w:r>
-            <w:proofErr w:type="gramStart"/>
+              <w:t>{#isAus}ASW No{/isAus}{</w:t>
+            </w:r>
             <w:r>
               <w:rPr>
                 <w:rFonts w:asciiTheme="minorHAnsi" w:hAnsiTheme="minorHAnsi" w:cstheme="minorHAnsi"/>
@@ -1498,9 +1049,8 @@
                 <w:sz w:val="20"/>
                 <w:szCs w:val="24"/>
               </w:rPr>
-              <w:t>isAus}ASW</w:t>
-            </w:r>
-            <w:proofErr w:type="gramEnd"/>
+              <w:t>^</w:t>
+            </w:r>
             <w:r>
               <w:rPr>
                 <w:rFonts w:asciiTheme="minorHAnsi" w:hAnsiTheme="minorHAnsi" w:cstheme="minorHAnsi"/>
@@ -1509,10 +1059,8 @@
                 <w:sz w:val="20"/>
                 <w:szCs w:val="24"/>
               </w:rPr>
-              <w:t xml:space="preserve"> No{/</w:t>
-            </w:r>
-            <w:proofErr w:type="spellStart"/>
-            <w:proofErr w:type="gramStart"/>
+              <w:t>isAus</w:t>
+            </w:r>
             <w:r>
               <w:rPr>
                 <w:rFonts w:asciiTheme="minorHAnsi" w:hAnsiTheme="minorHAnsi" w:cstheme="minorHAnsi"/>
@@ -1521,86 +1069,38 @@
                 <w:sz w:val="20"/>
                 <w:szCs w:val="24"/>
               </w:rPr>
+              <w:t>}</w:t>
+            </w:r>
+            <w:r>
+              <w:rPr>
+                <w:rFonts w:asciiTheme="minorHAnsi" w:hAnsiTheme="minorHAnsi" w:cstheme="minorHAnsi"/>
+                <w:b/>
+                <w:spacing w:val="-4"/>
+                <w:sz w:val="20"/>
+                <w:szCs w:val="24"/>
+              </w:rPr>
+              <w:t>Code</w:t>
+            </w:r>
+            <w:r>
+              <w:rPr>
+                <w:rFonts w:asciiTheme="minorHAnsi" w:hAnsiTheme="minorHAnsi" w:cstheme="minorHAnsi"/>
+                <w:b/>
+                <w:bCs/>
+                <w:sz w:val="20"/>
+                <w:szCs w:val="24"/>
+              </w:rPr>
+              <w:t>{/</w:t>
+            </w:r>
+            <w:r>
+              <w:rPr>
+                <w:rFonts w:asciiTheme="minorHAnsi" w:hAnsiTheme="minorHAnsi" w:cstheme="minorHAnsi"/>
+                <w:b/>
+                <w:bCs/>
+                <w:sz w:val="20"/>
+                <w:szCs w:val="24"/>
+              </w:rPr>
               <w:t>isAus</w:t>
             </w:r>
-            <w:proofErr w:type="spellEnd"/>
-            <w:r>
-              <w:rPr>
-                <w:rFonts w:asciiTheme="minorHAnsi" w:hAnsiTheme="minorHAnsi" w:cstheme="minorHAnsi"/>
-                <w:b/>
-                <w:bCs/>
-                <w:sz w:val="20"/>
-                <w:szCs w:val="24"/>
-              </w:rPr>
-              <w:t>}{</w:t>
-            </w:r>
-            <w:proofErr w:type="gramEnd"/>
-            <w:r>
-              <w:rPr>
-                <w:rFonts w:asciiTheme="minorHAnsi" w:hAnsiTheme="minorHAnsi" w:cstheme="minorHAnsi"/>
-                <w:b/>
-                <w:bCs/>
-                <w:sz w:val="20"/>
-                <w:szCs w:val="24"/>
-              </w:rPr>
-              <w:t>^</w:t>
-            </w:r>
-            <w:proofErr w:type="spellStart"/>
-            <w:proofErr w:type="gramStart"/>
-            <w:r>
-              <w:rPr>
-                <w:rFonts w:asciiTheme="minorHAnsi" w:hAnsiTheme="minorHAnsi" w:cstheme="minorHAnsi"/>
-                <w:b/>
-                <w:bCs/>
-                <w:sz w:val="20"/>
-                <w:szCs w:val="24"/>
-              </w:rPr>
-              <w:t>isAus</w:t>
-            </w:r>
-            <w:proofErr w:type="spellEnd"/>
-            <w:r>
-              <w:rPr>
-                <w:rFonts w:asciiTheme="minorHAnsi" w:hAnsiTheme="minorHAnsi" w:cstheme="minorHAnsi"/>
-                <w:b/>
-                <w:bCs/>
-                <w:sz w:val="20"/>
-                <w:szCs w:val="24"/>
-              </w:rPr>
-              <w:t>}</w:t>
-            </w:r>
-            <w:r>
-              <w:rPr>
-                <w:rFonts w:asciiTheme="minorHAnsi" w:hAnsiTheme="minorHAnsi" w:cstheme="minorHAnsi"/>
-                <w:b/>
-                <w:spacing w:val="-4"/>
-                <w:sz w:val="20"/>
-                <w:szCs w:val="24"/>
-              </w:rPr>
-              <w:t>Code</w:t>
-            </w:r>
-            <w:proofErr w:type="gramEnd"/>
-            <w:r>
-              <w:rPr>
-                <w:rFonts w:asciiTheme="minorHAnsi" w:hAnsiTheme="minorHAnsi" w:cstheme="minorHAnsi"/>
-                <w:b/>
-                <w:bCs/>
-                <w:sz w:val="20"/>
-                <w:szCs w:val="24"/>
-              </w:rPr>
-              <w:t>{/</w:t>
-            </w:r>
-            <w:proofErr w:type="spellStart"/>
-            <w:r>
-              <w:rPr>
-                <w:rFonts w:asciiTheme="minorHAnsi" w:hAnsiTheme="minorHAnsi" w:cstheme="minorHAnsi"/>
-                <w:b/>
-                <w:bCs/>
-                <w:sz w:val="20"/>
-                <w:szCs w:val="24"/>
-              </w:rPr>
-              <w:t>isAus</w:t>
-            </w:r>
-            <w:proofErr w:type="spellEnd"/>
             <w:r>
               <w:rPr>
                 <w:rFonts w:asciiTheme="minorHAnsi" w:hAnsiTheme="minorHAnsi" w:cstheme="minorHAnsi"/>
@@ -1635,75 +1135,7 @@
                 <w:sz w:val="20"/>
                 <w:szCs w:val="24"/>
               </w:rPr>
-              <w:t>{#</w:t>
-            </w:r>
-            <w:proofErr w:type="gramStart"/>
-            <w:r>
-              <w:rPr>
-                <w:rFonts w:asciiTheme="minorHAnsi" w:hAnsiTheme="minorHAnsi" w:cstheme="minorHAnsi"/>
-                <w:b/>
-                <w:bCs/>
-                <w:sz w:val="20"/>
-                <w:szCs w:val="24"/>
-              </w:rPr>
-              <w:t>isAus}ASW</w:t>
-            </w:r>
-            <w:proofErr w:type="gramEnd"/>
-            <w:r>
-              <w:rPr>
-                <w:rFonts w:asciiTheme="minorHAnsi" w:hAnsiTheme="minorHAnsi" w:cstheme="minorHAnsi"/>
-                <w:b/>
-                <w:bCs/>
-                <w:sz w:val="20"/>
-                <w:szCs w:val="24"/>
-              </w:rPr>
-              <w:t xml:space="preserve"> </w:t>
-            </w:r>
-            <w:proofErr w:type="spellStart"/>
-            <w:proofErr w:type="gramStart"/>
-            <w:r>
-              <w:rPr>
-                <w:rFonts w:asciiTheme="minorHAnsi" w:hAnsiTheme="minorHAnsi" w:cstheme="minorHAnsi"/>
-                <w:b/>
-                <w:bCs/>
-                <w:sz w:val="20"/>
-                <w:szCs w:val="24"/>
-              </w:rPr>
-              <w:t>PO.No</w:t>
-            </w:r>
-            <w:proofErr w:type="spellEnd"/>
-            <w:proofErr w:type="gramEnd"/>
-            <w:r>
-              <w:rPr>
-                <w:rFonts w:asciiTheme="minorHAnsi" w:hAnsiTheme="minorHAnsi" w:cstheme="minorHAnsi"/>
-                <w:b/>
-                <w:bCs/>
-                <w:sz w:val="20"/>
-                <w:szCs w:val="24"/>
-              </w:rPr>
-              <w:t>{/</w:t>
-            </w:r>
-            <w:proofErr w:type="spellStart"/>
-            <w:r>
-              <w:rPr>
-                <w:rFonts w:asciiTheme="minorHAnsi" w:hAnsiTheme="minorHAnsi" w:cstheme="minorHAnsi"/>
-                <w:b/>
-                <w:bCs/>
-                <w:sz w:val="20"/>
-                <w:szCs w:val="24"/>
-              </w:rPr>
-              <w:t>isAus</w:t>
-            </w:r>
-            <w:proofErr w:type="spellEnd"/>
-            <w:r>
-              <w:rPr>
-                <w:rFonts w:asciiTheme="minorHAnsi" w:hAnsiTheme="minorHAnsi" w:cstheme="minorHAnsi"/>
-                <w:b/>
-                <w:bCs/>
-                <w:sz w:val="20"/>
-                <w:szCs w:val="24"/>
-              </w:rPr>
-              <w:t>}</w:t>
+              <w:t>{#isAus}ASW PO.No{/isAus}</w:t>
             </w:r>
           </w:p>
         </w:tc>
@@ -1833,29 +1265,7 @@
                 <w:sz w:val="20"/>
                 <w:szCs w:val="24"/>
               </w:rPr>
-              <w:t>{</w:t>
-            </w:r>
-            <w:proofErr w:type="spellStart"/>
-            <w:r>
-              <w:rPr>
-                <w:rFonts w:asciiTheme="minorHAnsi" w:hAnsiTheme="minorHAnsi" w:cstheme="minorHAnsi"/>
-                <w:b/>
-                <w:bCs/>
-                <w:sz w:val="20"/>
-                <w:szCs w:val="24"/>
-              </w:rPr>
-              <w:t>currencyChar</w:t>
-            </w:r>
-            <w:proofErr w:type="spellEnd"/>
-            <w:r>
-              <w:rPr>
-                <w:rFonts w:asciiTheme="minorHAnsi" w:hAnsiTheme="minorHAnsi" w:cstheme="minorHAnsi"/>
-                <w:b/>
-                <w:bCs/>
-                <w:sz w:val="20"/>
-                <w:szCs w:val="24"/>
-              </w:rPr>
-              <w:t>}</w:t>
+              <w:t>{currencyChar}</w:t>
             </w:r>
           </w:p>
         </w:tc>
@@ -1906,29 +1316,7 @@
                 <w:sz w:val="20"/>
                 <w:szCs w:val="24"/>
               </w:rPr>
-              <w:t>{</w:t>
-            </w:r>
-            <w:proofErr w:type="spellStart"/>
-            <w:r>
-              <w:rPr>
-                <w:rFonts w:asciiTheme="minorHAnsi" w:hAnsiTheme="minorHAnsi" w:cstheme="minorHAnsi"/>
-                <w:b/>
-                <w:bCs/>
-                <w:sz w:val="20"/>
-                <w:szCs w:val="24"/>
-              </w:rPr>
-              <w:t>currencyChar</w:t>
-            </w:r>
-            <w:proofErr w:type="spellEnd"/>
-            <w:r>
-              <w:rPr>
-                <w:rFonts w:asciiTheme="minorHAnsi" w:hAnsiTheme="minorHAnsi" w:cstheme="minorHAnsi"/>
-                <w:b/>
-                <w:bCs/>
-                <w:sz w:val="20"/>
-                <w:szCs w:val="24"/>
-              </w:rPr>
-              <w:t>}</w:t>
+              <w:t>{currencyChar}</w:t>
             </w:r>
           </w:p>
         </w:tc>
@@ -1960,8 +1348,6 @@
               </w:rPr>
               <w:t>{#</w:t>
             </w:r>
-            <w:proofErr w:type="spellStart"/>
-            <w:proofErr w:type="gramStart"/>
             <w:r>
               <w:rPr>
                 <w:rFonts w:asciiTheme="minorHAnsi" w:hAnsiTheme="minorHAnsi" w:cstheme="minorHAnsi"/>
@@ -1971,53 +1357,23 @@
               </w:rPr>
               <w:t>OCItems</w:t>
             </w:r>
-            <w:proofErr w:type="spellEnd"/>
-            <w:r>
-              <w:rPr>
-                <w:rFonts w:asciiTheme="minorHAnsi" w:hAnsiTheme="minorHAnsi" w:cstheme="minorHAnsi"/>
-                <w:sz w:val="20"/>
-                <w:szCs w:val="20"/>
-              </w:rPr>
-              <w:t>}{</w:t>
-            </w:r>
-            <w:proofErr w:type="gramEnd"/>
-            <w:r>
-              <w:rPr>
-                <w:rFonts w:asciiTheme="minorHAnsi" w:hAnsiTheme="minorHAnsi" w:cstheme="minorHAnsi"/>
-                <w:sz w:val="20"/>
-                <w:szCs w:val="20"/>
-              </w:rPr>
-              <w:t>#</w:t>
-            </w:r>
-            <w:proofErr w:type="gramStart"/>
-            <w:r>
-              <w:rPr>
-                <w:rFonts w:asciiTheme="minorHAnsi" w:hAnsiTheme="minorHAnsi" w:cstheme="minorHAnsi"/>
-                <w:sz w:val="20"/>
-                <w:szCs w:val="20"/>
-              </w:rPr>
-              <w:t>showThickness}</w:t>
-            </w:r>
-            <w:r>
-              <w:rPr>
-                <w:rFonts w:asciiTheme="minorHAnsi" w:hAnsiTheme="minorHAnsi" w:cstheme="minorHAnsi"/>
-                <w:b/>
-                <w:bCs/>
-                <w:sz w:val="20"/>
-                <w:szCs w:val="20"/>
-              </w:rPr>
-              <w:t>{</w:t>
-            </w:r>
-            <w:proofErr w:type="gramEnd"/>
-            <w:r>
-              <w:rPr>
-                <w:rFonts w:asciiTheme="minorHAnsi" w:hAnsiTheme="minorHAnsi" w:cstheme="minorHAnsi"/>
-                <w:b/>
-                <w:bCs/>
-                <w:sz w:val="20"/>
-                <w:szCs w:val="20"/>
-              </w:rPr>
-              <w:t>thicknessDetail}</w:t>
+            <w:r>
+              <w:rPr>
+                <w:rFonts w:asciiTheme="minorHAnsi" w:hAnsiTheme="minorHAnsi" w:cstheme="minorHAnsi"/>
+                <w:sz w:val="20"/>
+                <w:szCs w:val="20"/>
+              </w:rPr>
+              <w:t>}{#showThickness}</w:t>
+            </w:r>
+            <w:r>
+              <w:rPr>
+                <w:rFonts w:asciiTheme="minorHAnsi" w:hAnsiTheme="minorHAnsi" w:cstheme="minorHAnsi"/>
+                <w:b/>
+                <w:bCs/>
+                <w:sz w:val="20"/>
+                <w:szCs w:val="20"/>
+              </w:rPr>
+              <w:t>{thicknessDetail}</w:t>
             </w:r>
             <w:r>
               <w:rPr>
@@ -2144,7 +1500,6 @@
               </w:rPr>
               <w:t>{#</w:t>
             </w:r>
-            <w:proofErr w:type="spellStart"/>
             <w:r>
               <w:rPr>
                 <w:rFonts w:asciiTheme="minorHAnsi" w:hAnsiTheme="minorHAnsi" w:cstheme="minorHAnsi"/>
@@ -2156,7 +1511,6 @@
               </w:rPr>
               <w:t>extNotes</w:t>
             </w:r>
-            <w:proofErr w:type="spellEnd"/>
             <w:r>
               <w:rPr>
                 <w:rFonts w:asciiTheme="minorHAnsi" w:hAnsiTheme="minorHAnsi" w:cstheme="minorHAnsi"/>
@@ -2167,7 +1521,6 @@
               </w:rPr>
               <w:t>} - {</w:t>
             </w:r>
-            <w:proofErr w:type="spellStart"/>
             <w:r>
               <w:rPr>
                 <w:rFonts w:asciiTheme="minorHAnsi" w:hAnsiTheme="minorHAnsi" w:cstheme="minorHAnsi"/>
@@ -2179,7 +1532,6 @@
               </w:rPr>
               <w:t>extNotes</w:t>
             </w:r>
-            <w:proofErr w:type="spellEnd"/>
             <w:r>
               <w:rPr>
                 <w:rFonts w:asciiTheme="minorHAnsi" w:hAnsiTheme="minorHAnsi" w:cstheme="minorHAnsi"/>
@@ -2200,8 +1552,6 @@
               </w:rPr>
               <w:t>/</w:t>
             </w:r>
-            <w:proofErr w:type="spellStart"/>
-            <w:proofErr w:type="gramStart"/>
             <w:r>
               <w:rPr>
                 <w:rFonts w:asciiTheme="minorHAnsi" w:hAnsiTheme="minorHAnsi" w:cstheme="minorHAnsi"/>
@@ -2213,7 +1563,6 @@
               </w:rPr>
               <w:t>extNotes</w:t>
             </w:r>
-            <w:proofErr w:type="spellEnd"/>
             <w:r>
               <w:rPr>
                 <w:rFonts w:asciiTheme="minorHAnsi" w:hAnsiTheme="minorHAnsi" w:cstheme="minorHAnsi"/>
@@ -2242,62 +1591,7 @@
                 <w:sz w:val="20"/>
                 <w:szCs w:val="20"/>
               </w:rPr>
-              <w:t>{</w:t>
-            </w:r>
-            <w:proofErr w:type="gramEnd"/>
-            <w:r>
-              <w:rPr>
-                <w:rFonts w:asciiTheme="minorHAnsi" w:hAnsiTheme="minorHAnsi" w:cstheme="minorHAnsi"/>
-                <w:b/>
-                <w:bCs/>
-                <w:sz w:val="20"/>
-                <w:szCs w:val="20"/>
-              </w:rPr>
-              <w:t>#fsc} - {</w:t>
-            </w:r>
-            <w:proofErr w:type="spellStart"/>
-            <w:r>
-              <w:rPr>
-                <w:rFonts w:asciiTheme="minorHAnsi" w:hAnsiTheme="minorHAnsi" w:cstheme="minorHAnsi"/>
-                <w:b/>
-                <w:bCs/>
-                <w:sz w:val="20"/>
-                <w:szCs w:val="20"/>
-              </w:rPr>
-              <w:t>fsc</w:t>
-            </w:r>
-            <w:proofErr w:type="spellEnd"/>
-            <w:r>
-              <w:rPr>
-                <w:rFonts w:asciiTheme="minorHAnsi" w:hAnsiTheme="minorHAnsi" w:cstheme="minorHAnsi"/>
-                <w:b/>
-                <w:bCs/>
-                <w:sz w:val="20"/>
-                <w:szCs w:val="20"/>
-              </w:rPr>
-              <w:t>}{/</w:t>
-            </w:r>
-            <w:proofErr w:type="spellStart"/>
-            <w:r>
-              <w:rPr>
-                <w:rFonts w:asciiTheme="minorHAnsi" w:hAnsiTheme="minorHAnsi" w:cstheme="minorHAnsi"/>
-                <w:b/>
-                <w:bCs/>
-                <w:sz w:val="20"/>
-                <w:szCs w:val="20"/>
-              </w:rPr>
-              <w:t>fsc</w:t>
-            </w:r>
-            <w:proofErr w:type="spellEnd"/>
-            <w:r>
-              <w:rPr>
-                <w:rFonts w:asciiTheme="minorHAnsi" w:hAnsiTheme="minorHAnsi" w:cstheme="minorHAnsi"/>
-                <w:b/>
-                <w:bCs/>
-                <w:sz w:val="20"/>
-                <w:szCs w:val="20"/>
-              </w:rPr>
-              <w:t>}</w:t>
+              <w:t>{#fsc} - {fsc}{/fsc}</w:t>
             </w:r>
           </w:p>
         </w:tc>
@@ -2325,61 +1619,7 @@
                 <w:sz w:val="18"/>
                 <w:szCs w:val="18"/>
               </w:rPr>
-              <w:t>{#</w:t>
-            </w:r>
-            <w:proofErr w:type="gramStart"/>
-            <w:r>
-              <w:rPr>
-                <w:rFonts w:asciiTheme="minorHAnsi" w:hAnsiTheme="minorHAnsi" w:cstheme="minorHAnsi"/>
-                <w:sz w:val="18"/>
-                <w:szCs w:val="18"/>
-              </w:rPr>
-              <w:t>invoices}{</w:t>
-            </w:r>
-            <w:proofErr w:type="gramEnd"/>
-            <w:r>
-              <w:rPr>
-                <w:rFonts w:asciiTheme="minorHAnsi" w:hAnsiTheme="minorHAnsi" w:cstheme="minorHAnsi"/>
-                <w:sz w:val="18"/>
-                <w:szCs w:val="18"/>
-              </w:rPr>
-              <w:t>prefixCode}\{containerFrom}{#containerTo} - {</w:t>
-            </w:r>
-            <w:proofErr w:type="spellStart"/>
-            <w:r>
-              <w:rPr>
-                <w:rFonts w:asciiTheme="minorHAnsi" w:hAnsiTheme="minorHAnsi" w:cstheme="minorHAnsi"/>
-                <w:sz w:val="18"/>
-                <w:szCs w:val="18"/>
-              </w:rPr>
-              <w:t>containerTo</w:t>
-            </w:r>
-            <w:proofErr w:type="spellEnd"/>
-            <w:r>
-              <w:rPr>
-                <w:rFonts w:asciiTheme="minorHAnsi" w:hAnsiTheme="minorHAnsi" w:cstheme="minorHAnsi"/>
-                <w:sz w:val="18"/>
-                <w:szCs w:val="18"/>
-              </w:rPr>
-              <w:t>}{/</w:t>
-            </w:r>
-            <w:proofErr w:type="spellStart"/>
-            <w:r>
-              <w:rPr>
-                <w:rFonts w:asciiTheme="minorHAnsi" w:hAnsiTheme="minorHAnsi" w:cstheme="minorHAnsi"/>
-                <w:sz w:val="18"/>
-                <w:szCs w:val="18"/>
-              </w:rPr>
-              <w:t>containerTo</w:t>
-            </w:r>
-            <w:proofErr w:type="spellEnd"/>
-            <w:r>
-              <w:rPr>
-                <w:rFonts w:asciiTheme="minorHAnsi" w:hAnsiTheme="minorHAnsi" w:cstheme="minorHAnsi"/>
-                <w:sz w:val="18"/>
-                <w:szCs w:val="18"/>
-              </w:rPr>
-              <w:t>}</w:t>
+              <w:t>{#invoices}{prefixCode}\{containerFrom}{#containerTo} - {containerTo}{/containerTo}</w:t>
             </w:r>
           </w:p>
         </w:tc>
@@ -2403,36 +1643,32 @@
                 <w:sz w:val="18"/>
                 <w:szCs w:val="18"/>
               </w:rPr>
-              <w:t>{</w:t>
-            </w:r>
-            <w:proofErr w:type="spellStart"/>
-            <w:r>
-              <w:rPr>
-                <w:rFonts w:asciiTheme="minorHAnsi" w:hAnsiTheme="minorHAnsi" w:cstheme="minorHAnsi"/>
-                <w:sz w:val="18"/>
-                <w:szCs w:val="18"/>
-              </w:rPr>
-              <w:t>materialGrade</w:t>
-            </w:r>
-            <w:proofErr w:type="spellEnd"/>
-            <w:r>
-              <w:rPr>
-                <w:rFonts w:asciiTheme="minorHAnsi" w:hAnsiTheme="minorHAnsi" w:cstheme="minorHAnsi"/>
-                <w:sz w:val="18"/>
-                <w:szCs w:val="18"/>
-              </w:rPr>
-              <w:t>}{</w:t>
-            </w:r>
-            <w:r>
-              <w:rPr>
-                <w:rFonts w:asciiTheme="minorHAnsi" w:hAnsiTheme="minorHAnsi" w:cstheme="minorHAnsi"/>
-                <w:sz w:val="18"/>
-                <w:szCs w:val="18"/>
-              </w:rPr>
-              <w:t>^</w:t>
-            </w:r>
-            <w:proofErr w:type="spellStart"/>
-            <w:proofErr w:type="gramStart"/>
+              <w:t>{materialGrade}{</w:t>
+            </w:r>
+            <w:r>
+              <w:rPr>
+                <w:rFonts w:asciiTheme="minorHAnsi" w:hAnsiTheme="minorHAnsi" w:cstheme="minorHAnsi"/>
+                <w:sz w:val="18"/>
+                <w:szCs w:val="18"/>
+              </w:rPr>
+              <w:t>^isAus</w:t>
+            </w:r>
+            <w:r>
+              <w:rPr>
+                <w:rFonts w:asciiTheme="minorHAnsi" w:hAnsiTheme="minorHAnsi" w:cstheme="minorHAnsi"/>
+                <w:sz w:val="18"/>
+                <w:szCs w:val="18"/>
+              </w:rPr>
+              <w:t xml:space="preserve">}  </w:t>
+            </w:r>
+            <w:r>
+              <w:rPr>
+                <w:rFonts w:asciiTheme="minorHAnsi" w:hAnsiTheme="minorHAnsi" w:cstheme="minorHAnsi"/>
+                <w:sz w:val="18"/>
+                <w:szCs w:val="18"/>
+              </w:rPr>
+              <w:t>{brandName}{/</w:t>
+            </w:r>
             <w:r>
               <w:rPr>
                 <w:rFonts w:asciiTheme="minorHAnsi" w:hAnsiTheme="minorHAnsi" w:cstheme="minorHAnsi"/>
@@ -2441,52 +1677,6 @@
               </w:rPr>
               <w:t>isAus</w:t>
             </w:r>
-            <w:proofErr w:type="spellEnd"/>
-            <w:r>
-              <w:rPr>
-                <w:rFonts w:asciiTheme="minorHAnsi" w:hAnsiTheme="minorHAnsi" w:cstheme="minorHAnsi"/>
-                <w:sz w:val="18"/>
-                <w:szCs w:val="18"/>
-              </w:rPr>
-              <w:t xml:space="preserve">}  </w:t>
-            </w:r>
-            <w:r>
-              <w:rPr>
-                <w:rFonts w:asciiTheme="minorHAnsi" w:hAnsiTheme="minorHAnsi" w:cstheme="minorHAnsi"/>
-                <w:sz w:val="18"/>
-                <w:szCs w:val="18"/>
-              </w:rPr>
-              <w:t>{</w:t>
-            </w:r>
-            <w:proofErr w:type="spellStart"/>
-            <w:proofErr w:type="gramEnd"/>
-            <w:r>
-              <w:rPr>
-                <w:rFonts w:asciiTheme="minorHAnsi" w:hAnsiTheme="minorHAnsi" w:cstheme="minorHAnsi"/>
-                <w:sz w:val="18"/>
-                <w:szCs w:val="18"/>
-              </w:rPr>
-              <w:t>brandName</w:t>
-            </w:r>
-            <w:proofErr w:type="spellEnd"/>
-            <w:r>
-              <w:rPr>
-                <w:rFonts w:asciiTheme="minorHAnsi" w:hAnsiTheme="minorHAnsi" w:cstheme="minorHAnsi"/>
-                <w:sz w:val="18"/>
-                <w:szCs w:val="18"/>
-              </w:rPr>
-              <w:t>}{/</w:t>
-            </w:r>
-            <w:proofErr w:type="spellStart"/>
-            <w:r>
-              <w:rPr>
-                <w:rFonts w:asciiTheme="minorHAnsi" w:hAnsiTheme="minorHAnsi" w:cstheme="minorHAnsi"/>
-                <w:sz w:val="18"/>
-                <w:szCs w:val="18"/>
-              </w:rPr>
-              <w:t>isAus</w:t>
-            </w:r>
-            <w:proofErr w:type="spellEnd"/>
             <w:r>
               <w:rPr>
                 <w:rFonts w:asciiTheme="minorHAnsi" w:hAnsiTheme="minorHAnsi" w:cstheme="minorHAnsi"/>
@@ -2527,7 +1717,6 @@
               </w:rPr>
               <w:t>#</w:t>
             </w:r>
-            <w:proofErr w:type="gramStart"/>
             <w:r>
               <w:rPr>
                 <w:rFonts w:asciiTheme="minorHAnsi" w:hAnsiTheme="minorHAnsi" w:cstheme="minorHAnsi"/>
@@ -2542,16 +1731,7 @@
                 <w:sz w:val="18"/>
                 <w:szCs w:val="18"/>
               </w:rPr>
-              <w:t>}{</w:t>
-            </w:r>
-            <w:proofErr w:type="gramEnd"/>
-            <w:r>
-              <w:rPr>
-                <w:rFonts w:asciiTheme="minorHAnsi" w:hAnsiTheme="minorHAnsi" w:cstheme="minorHAnsi"/>
-                <w:sz w:val="18"/>
-                <w:szCs w:val="18"/>
-              </w:rPr>
-              <w:t>brandName}</w:t>
+              <w:t>}{brandName}</w:t>
             </w:r>
             <w:r>
               <w:rPr>
@@ -2609,25 +1789,7 @@
                 <w:sz w:val="18"/>
                 <w:szCs w:val="18"/>
               </w:rPr>
-              <w:t>{</w:t>
-            </w:r>
-            <w:proofErr w:type="spellStart"/>
-            <w:r>
-              <w:rPr>
-                <w:rFonts w:cstheme="minorHAnsi"/>
-                <w:sz w:val="18"/>
-                <w:szCs w:val="18"/>
-              </w:rPr>
-              <w:t>designType</w:t>
-            </w:r>
-            <w:proofErr w:type="spellEnd"/>
-            <w:r>
-              <w:rPr>
-                <w:rFonts w:cstheme="minorHAnsi"/>
-                <w:sz w:val="18"/>
-                <w:szCs w:val="18"/>
-              </w:rPr>
-              <w:t>}</w:t>
+              <w:t>{designType}</w:t>
             </w:r>
           </w:p>
         </w:tc>
@@ -2651,25 +1813,7 @@
                 <w:sz w:val="18"/>
                 <w:szCs w:val="18"/>
               </w:rPr>
-              <w:t>{</w:t>
-            </w:r>
-            <w:proofErr w:type="spellStart"/>
-            <w:r>
-              <w:rPr>
-                <w:rFonts w:asciiTheme="minorHAnsi" w:hAnsiTheme="minorHAnsi" w:cstheme="minorHAnsi"/>
-                <w:sz w:val="18"/>
-                <w:szCs w:val="18"/>
-              </w:rPr>
-              <w:t>finishType</w:t>
-            </w:r>
-            <w:proofErr w:type="spellEnd"/>
-            <w:r>
-              <w:rPr>
-                <w:rFonts w:asciiTheme="minorHAnsi" w:hAnsiTheme="minorHAnsi" w:cstheme="minorHAnsi"/>
-                <w:sz w:val="18"/>
-                <w:szCs w:val="18"/>
-              </w:rPr>
-              <w:t>}</w:t>
+              <w:t>{finishType}</w:t>
             </w:r>
           </w:p>
         </w:tc>
@@ -2743,36 +1887,16 @@
                 <w:sz w:val="18"/>
                 <w:szCs w:val="18"/>
               </w:rPr>
-              <w:t>{value}{/</w:t>
-            </w:r>
-            <w:proofErr w:type="gramStart"/>
+              <w:t>{value}{/invoices}{/</w:t>
+            </w:r>
             <w:r>
               <w:rPr>
                 <w:rFonts w:cstheme="minorHAnsi"/>
                 <w:sz w:val="18"/>
                 <w:szCs w:val="18"/>
               </w:rPr>
-              <w:t>invoices}{</w:t>
-            </w:r>
-            <w:proofErr w:type="gramEnd"/>
-            <w:r>
-              <w:rPr>
-                <w:rFonts w:cstheme="minorHAnsi"/>
-                <w:sz w:val="18"/>
-                <w:szCs w:val="18"/>
-              </w:rPr>
-              <w:t>/</w:t>
-            </w:r>
-            <w:proofErr w:type="spellStart"/>
-            <w:r>
-              <w:rPr>
-                <w:rFonts w:cstheme="minorHAnsi"/>
-                <w:sz w:val="18"/>
-                <w:szCs w:val="18"/>
-              </w:rPr>
               <w:t>OCItems</w:t>
             </w:r>
-            <w:proofErr w:type="spellEnd"/>
             <w:r>
               <w:rPr>
                 <w:rFonts w:cstheme="minorHAnsi"/>
@@ -3028,29 +2152,7 @@
                 <w:sz w:val="18"/>
                 <w:szCs w:val="18"/>
               </w:rPr>
-              <w:t>{</w:t>
-            </w:r>
-            <w:proofErr w:type="spellStart"/>
-            <w:r>
-              <w:rPr>
-                <w:rFonts w:asciiTheme="minorHAnsi" w:hAnsiTheme="minorHAnsi" w:cstheme="minorHAnsi"/>
-                <w:b/>
-                <w:bCs/>
-                <w:sz w:val="18"/>
-                <w:szCs w:val="18"/>
-              </w:rPr>
-              <w:t>totalQuantity</w:t>
-            </w:r>
-            <w:proofErr w:type="spellEnd"/>
-            <w:r>
-              <w:rPr>
-                <w:rFonts w:asciiTheme="minorHAnsi" w:hAnsiTheme="minorHAnsi" w:cstheme="minorHAnsi"/>
-                <w:b/>
-                <w:bCs/>
-                <w:sz w:val="18"/>
-                <w:szCs w:val="18"/>
-              </w:rPr>
-              <w:t>}</w:t>
+              <w:t>{totalQuantity}</w:t>
             </w:r>
           </w:p>
         </w:tc>
@@ -3094,29 +2196,7 @@
                 <w:sz w:val="18"/>
                 <w:szCs w:val="18"/>
               </w:rPr>
-              <w:t>{</w:t>
-            </w:r>
-            <w:proofErr w:type="spellStart"/>
-            <w:r>
-              <w:rPr>
-                <w:rFonts w:cstheme="minorHAnsi"/>
-                <w:b/>
-                <w:bCs/>
-                <w:sz w:val="18"/>
-                <w:szCs w:val="18"/>
-              </w:rPr>
-              <w:t>totalAmount</w:t>
-            </w:r>
-            <w:proofErr w:type="spellEnd"/>
-            <w:r>
-              <w:rPr>
-                <w:rFonts w:cstheme="minorHAnsi"/>
-                <w:b/>
-                <w:bCs/>
-                <w:sz w:val="18"/>
-                <w:szCs w:val="18"/>
-              </w:rPr>
-              <w:t>}</w:t>
+              <w:t>{totalAmount}</w:t>
             </w:r>
           </w:p>
         </w:tc>
@@ -3457,25 +2537,7 @@
                 <w:sz w:val="18"/>
                 <w:szCs w:val="18"/>
               </w:rPr>
-              <w:t>{</w:t>
-            </w:r>
-            <w:proofErr w:type="spellStart"/>
-            <w:r>
-              <w:rPr>
-                <w:rFonts w:cstheme="minorHAnsi"/>
-                <w:sz w:val="18"/>
-                <w:szCs w:val="18"/>
-              </w:rPr>
-              <w:t>totalAddition</w:t>
-            </w:r>
-            <w:proofErr w:type="spellEnd"/>
-            <w:r>
-              <w:rPr>
-                <w:rFonts w:cstheme="minorHAnsi"/>
-                <w:sz w:val="18"/>
-                <w:szCs w:val="18"/>
-              </w:rPr>
-              <w:t>}</w:t>
+              <w:t>{totalAddition}</w:t>
             </w:r>
           </w:p>
         </w:tc>
@@ -3614,25 +2676,7 @@
                 <w:sz w:val="18"/>
                 <w:szCs w:val="18"/>
               </w:rPr>
-              <w:t>{</w:t>
-            </w:r>
-            <w:proofErr w:type="spellStart"/>
-            <w:r>
-              <w:rPr>
-                <w:rFonts w:cstheme="minorHAnsi"/>
-                <w:sz w:val="18"/>
-                <w:szCs w:val="18"/>
-              </w:rPr>
-              <w:t>totalDiscount</w:t>
-            </w:r>
-            <w:proofErr w:type="spellEnd"/>
-            <w:r>
-              <w:rPr>
-                <w:rFonts w:cstheme="minorHAnsi"/>
-                <w:sz w:val="18"/>
-                <w:szCs w:val="18"/>
-              </w:rPr>
-              <w:t>}</w:t>
+              <w:t>{totalDiscount}</w:t>
             </w:r>
           </w:p>
         </w:tc>
@@ -3836,7 +2880,6 @@
               </w:rPr>
               <w:t>Total {</w:t>
             </w:r>
-            <w:proofErr w:type="spellStart"/>
             <w:r>
               <w:rPr>
                 <w:rFonts w:asciiTheme="minorHAnsi" w:hAnsiTheme="minorHAnsi" w:cstheme="minorHAnsi"/>
@@ -3848,7 +2891,6 @@
               </w:rPr>
               <w:t>deliveryTerms</w:t>
             </w:r>
-            <w:proofErr w:type="spellEnd"/>
             <w:r>
               <w:rPr>
                 <w:rFonts w:asciiTheme="minorHAnsi" w:hAnsiTheme="minorHAnsi" w:cstheme="minorHAnsi"/>
@@ -3869,8 +2911,6 @@
               </w:rPr>
               <w:t xml:space="preserve"> {</w:t>
             </w:r>
-            <w:proofErr w:type="spellStart"/>
-            <w:proofErr w:type="gramStart"/>
             <w:r>
               <w:rPr>
                 <w:rFonts w:asciiTheme="minorHAnsi" w:hAnsiTheme="minorHAnsi" w:cstheme="minorHAnsi"/>
@@ -3882,7 +2922,6 @@
               </w:rPr>
               <w:t>dischargeTerms</w:t>
             </w:r>
-            <w:proofErr w:type="spellEnd"/>
             <w:r>
               <w:rPr>
                 <w:rFonts w:asciiTheme="minorHAnsi" w:hAnsiTheme="minorHAnsi" w:cstheme="minorHAnsi"/>
@@ -3917,30 +2956,7 @@
                 <w:sz w:val="18"/>
                 <w:szCs w:val="18"/>
               </w:rPr>
-              <w:t>{</w:t>
-            </w:r>
-            <w:proofErr w:type="spellStart"/>
-            <w:proofErr w:type="gramEnd"/>
-            <w:r>
-              <w:rPr>
-                <w:rFonts w:asciiTheme="minorHAnsi" w:hAnsiTheme="minorHAnsi" w:cstheme="minorHAnsi"/>
-                <w:b/>
-                <w:bCs/>
-                <w:sz w:val="18"/>
-                <w:szCs w:val="18"/>
-              </w:rPr>
-              <w:t>currencyChar</w:t>
-            </w:r>
-            <w:proofErr w:type="spellEnd"/>
-            <w:r>
-              <w:rPr>
-                <w:rFonts w:asciiTheme="minorHAnsi" w:hAnsiTheme="minorHAnsi" w:cstheme="minorHAnsi"/>
-                <w:b/>
-                <w:bCs/>
-                <w:sz w:val="18"/>
-                <w:szCs w:val="18"/>
-              </w:rPr>
-              <w:t>}</w:t>
+              <w:t>{currencyChar}</w:t>
             </w:r>
             <w:r>
               <w:rPr>
@@ -3960,29 +2976,7 @@
                 <w:sz w:val="18"/>
                 <w:szCs w:val="18"/>
               </w:rPr>
-              <w:t>{</w:t>
-            </w:r>
-            <w:proofErr w:type="spellStart"/>
-            <w:r>
-              <w:rPr>
-                <w:rFonts w:asciiTheme="minorHAnsi" w:hAnsiTheme="minorHAnsi" w:cstheme="minorHAnsi"/>
-                <w:b/>
-                <w:bCs/>
-                <w:sz w:val="18"/>
-                <w:szCs w:val="18"/>
-              </w:rPr>
-              <w:t>netAmountWords</w:t>
-            </w:r>
-            <w:proofErr w:type="spellEnd"/>
-            <w:r>
-              <w:rPr>
-                <w:rFonts w:asciiTheme="minorHAnsi" w:hAnsiTheme="minorHAnsi" w:cstheme="minorHAnsi"/>
-                <w:b/>
-                <w:bCs/>
-                <w:sz w:val="18"/>
-                <w:szCs w:val="18"/>
-              </w:rPr>
-              <w:t>} Only</w:t>
+              <w:t>{netAmountWords} Only</w:t>
             </w:r>
           </w:p>
         </w:tc>
@@ -4023,18 +3017,8 @@
                 <w:sz w:val="18"/>
                 <w:szCs w:val="18"/>
               </w:rPr>
-              <w:t>{</w:t>
-            </w:r>
-            <w:proofErr w:type="spellStart"/>
-            <w:r>
-              <w:rPr>
-                <w:rFonts w:asciiTheme="minorHAnsi" w:hAnsiTheme="minorHAnsi" w:cstheme="minorHAnsi"/>
-                <w:sz w:val="18"/>
-                <w:szCs w:val="18"/>
-              </w:rPr>
-              <w:t>netAmount</w:t>
-            </w:r>
-            <w:proofErr w:type="spellEnd"/>
+              <w:t>{netAmount</w:t>
+            </w:r>
             <w:r>
               <w:rPr>
                 <w:rFonts w:asciiTheme="minorHAnsi" w:hAnsiTheme="minorHAnsi" w:cstheme="minorHAnsi"/>
@@ -4130,7 +3114,6 @@
               </w:rPr>
               <w:t>{</w:t>
             </w:r>
-            <w:proofErr w:type="spellStart"/>
             <w:r>
               <w:rPr>
                 <w:rFonts w:asciiTheme="minorHAnsi" w:hAnsiTheme="minorHAnsi" w:cstheme="minorHAnsi"/>
@@ -4140,7 +3123,6 @@
               </w:rPr>
               <w:t>deliveryDetails</w:t>
             </w:r>
-            <w:proofErr w:type="spellEnd"/>
             <w:r>
               <w:rPr>
                 <w:rFonts w:asciiTheme="minorHAnsi" w:hAnsiTheme="minorHAnsi" w:cstheme="minorHAnsi"/>
@@ -4234,25 +3216,7 @@
                 <w:sz w:val="18"/>
                 <w:szCs w:val="18"/>
               </w:rPr>
-              <w:t>{</w:t>
-            </w:r>
-            <w:proofErr w:type="spellStart"/>
-            <w:r>
-              <w:rPr>
-                <w:rFonts w:asciiTheme="minorHAnsi" w:hAnsiTheme="minorHAnsi" w:cstheme="minorHAnsi"/>
-                <w:sz w:val="18"/>
-                <w:szCs w:val="18"/>
-              </w:rPr>
-              <w:t>bNameOC</w:t>
-            </w:r>
-            <w:proofErr w:type="spellEnd"/>
-            <w:r>
-              <w:rPr>
-                <w:rFonts w:asciiTheme="minorHAnsi" w:hAnsiTheme="minorHAnsi" w:cstheme="minorHAnsi"/>
-                <w:sz w:val="18"/>
-                <w:szCs w:val="18"/>
-              </w:rPr>
-              <w:t xml:space="preserve">} </w:t>
+              <w:t xml:space="preserve">{bNameOC} </w:t>
             </w:r>
           </w:p>
           <w:p>
@@ -4272,7 +3236,6 @@
               </w:rPr>
               <w:t>{#</w:t>
             </w:r>
-            <w:proofErr w:type="gramStart"/>
             <w:r>
               <w:rPr>
                 <w:rFonts w:asciiTheme="minorHAnsi" w:hAnsiTheme="minorHAnsi" w:cstheme="minorHAnsi"/>
@@ -4295,16 +3258,7 @@
                 <w:sz w:val="18"/>
                 <w:szCs w:val="18"/>
               </w:rPr>
-              <w:t>{</w:t>
-            </w:r>
-            <w:proofErr w:type="gramEnd"/>
-            <w:r>
-              <w:rPr>
-                <w:rFonts w:asciiTheme="minorHAnsi" w:hAnsiTheme="minorHAnsi" w:cstheme="minorHAnsi"/>
-                <w:sz w:val="18"/>
-                <w:szCs w:val="18"/>
-              </w:rPr>
-              <w:t>bBranchOC}</w:t>
+              <w:t>{bBranchOC}</w:t>
             </w:r>
             <w:r>
               <w:rPr>
@@ -4330,7 +3284,6 @@
               </w:rPr>
               <w:t>{/</w:t>
             </w:r>
-            <w:proofErr w:type="spellStart"/>
             <w:r>
               <w:rPr>
                 <w:rFonts w:asciiTheme="minorHAnsi" w:hAnsiTheme="minorHAnsi" w:cstheme="minorHAnsi"/>
@@ -4339,7 +3292,6 @@
               </w:rPr>
               <w:t>bBranchOC</w:t>
             </w:r>
-            <w:proofErr w:type="spellEnd"/>
             <w:r>
               <w:rPr>
                 <w:rFonts w:asciiTheme="minorHAnsi" w:hAnsiTheme="minorHAnsi" w:cstheme="minorHAnsi"/>
@@ -4364,36 +3316,34 @@
                 <w:sz w:val="18"/>
                 <w:szCs w:val="18"/>
               </w:rPr>
-              <w:t>{</w:t>
-            </w:r>
-            <w:proofErr w:type="spellStart"/>
-            <w:r>
-              <w:rPr>
-                <w:rFonts w:asciiTheme="minorHAnsi" w:hAnsiTheme="minorHAnsi" w:cstheme="minorHAnsi"/>
-                <w:sz w:val="18"/>
-                <w:szCs w:val="18"/>
-              </w:rPr>
-              <w:t>bAddressOC</w:t>
-            </w:r>
-            <w:proofErr w:type="spellEnd"/>
-            <w:r>
-              <w:rPr>
-                <w:rFonts w:asciiTheme="minorHAnsi" w:hAnsiTheme="minorHAnsi" w:cstheme="minorHAnsi"/>
-                <w:sz w:val="18"/>
-                <w:szCs w:val="18"/>
-              </w:rPr>
-              <w:t>}{</w:t>
-            </w:r>
-            <w:proofErr w:type="spellStart"/>
-            <w:r>
-              <w:rPr>
-                <w:rFonts w:asciiTheme="minorHAnsi" w:hAnsiTheme="minorHAnsi" w:cstheme="minorHAnsi"/>
-                <w:sz w:val="18"/>
-                <w:szCs w:val="18"/>
-              </w:rPr>
-              <w:t>bCityOC</w:t>
-            </w:r>
-            <w:proofErr w:type="spellEnd"/>
+              <w:t>{bAddressOC}{bCityOC}</w:t>
+            </w:r>
+          </w:p>
+          <w:p>
+            <w:pPr>
+              <w:ind w:right="227"/>
+              <w:rPr>
+                <w:rFonts w:asciiTheme="minorHAnsi" w:hAnsiTheme="minorHAnsi" w:cstheme="minorHAnsi"/>
+                <w:sz w:val="18"/>
+                <w:szCs w:val="18"/>
+              </w:rPr>
+            </w:pPr>
+            <w:r>
+              <w:rPr>
+                <w:rFonts w:asciiTheme="minorHAnsi" w:hAnsiTheme="minorHAnsi" w:cstheme="minorHAnsi"/>
+                <w:sz w:val="18"/>
+                <w:szCs w:val="18"/>
+              </w:rPr>
+              <w:t>{#</w:t>
+            </w:r>
+            <w:r>
+              <w:rPr>
+                <w:rFonts w:asciiTheme="minorHAnsi" w:hAnsiTheme="minorHAnsi" w:cstheme="minorHAnsi"/>
+                <w:sz w:val="18"/>
+                <w:szCs w:val="18"/>
+              </w:rPr>
+              <w:t>swiftNumberOC</w:t>
+            </w:r>
             <w:r>
               <w:rPr>
                 <w:rFonts w:asciiTheme="minorHAnsi" w:hAnsiTheme="minorHAnsi" w:cstheme="minorHAnsi"/>
@@ -4402,23 +3352,21 @@
               </w:rPr>
               <w:t>}</w:t>
             </w:r>
-          </w:p>
-          <w:p>
-            <w:pPr>
-              <w:ind w:right="227"/>
-              <w:rPr>
-                <w:rFonts w:asciiTheme="minorHAnsi" w:hAnsiTheme="minorHAnsi" w:cstheme="minorHAnsi"/>
-                <w:sz w:val="18"/>
-                <w:szCs w:val="18"/>
-              </w:rPr>
-            </w:pPr>
-            <w:r>
-              <w:rPr>
-                <w:rFonts w:asciiTheme="minorHAnsi" w:hAnsiTheme="minorHAnsi" w:cstheme="minorHAnsi"/>
-                <w:sz w:val="18"/>
-                <w:szCs w:val="18"/>
-              </w:rPr>
-              <w:t>{#</w:t>
+            <w:r>
+              <w:rPr>
+                <w:rFonts w:asciiTheme="minorHAnsi" w:hAnsiTheme="minorHAnsi" w:cstheme="minorHAnsi"/>
+                <w:sz w:val="18"/>
+                <w:szCs w:val="18"/>
+              </w:rPr>
+              <w:t>SWIFT – {swiftNumberOC}</w:t>
+            </w:r>
+            <w:r>
+              <w:rPr>
+                <w:rFonts w:asciiTheme="minorHAnsi" w:hAnsiTheme="minorHAnsi" w:cstheme="minorHAnsi"/>
+                <w:sz w:val="18"/>
+                <w:szCs w:val="18"/>
+              </w:rPr>
+              <w:t>{/</w:t>
             </w:r>
             <w:r>
               <w:rPr>
@@ -4428,58 +3376,6 @@
               </w:rPr>
               <w:t>swiftNumberOC</w:t>
             </w:r>
-            <w:r>
-              <w:rPr>
-                <w:rFonts w:asciiTheme="minorHAnsi" w:hAnsiTheme="minorHAnsi" w:cstheme="minorHAnsi"/>
-                <w:sz w:val="18"/>
-                <w:szCs w:val="18"/>
-              </w:rPr>
-              <w:t>}</w:t>
-            </w:r>
-            <w:r>
-              <w:rPr>
-                <w:rFonts w:asciiTheme="minorHAnsi" w:hAnsiTheme="minorHAnsi" w:cstheme="minorHAnsi"/>
-                <w:sz w:val="18"/>
-                <w:szCs w:val="18"/>
-              </w:rPr>
-              <w:t>SWIFT – {</w:t>
-            </w:r>
-            <w:proofErr w:type="spellStart"/>
-            <w:r>
-              <w:rPr>
-                <w:rFonts w:asciiTheme="minorHAnsi" w:hAnsiTheme="minorHAnsi" w:cstheme="minorHAnsi"/>
-                <w:sz w:val="18"/>
-                <w:szCs w:val="18"/>
-              </w:rPr>
-              <w:t>swiftNumberOC</w:t>
-            </w:r>
-            <w:proofErr w:type="spellEnd"/>
-            <w:r>
-              <w:rPr>
-                <w:rFonts w:asciiTheme="minorHAnsi" w:hAnsiTheme="minorHAnsi" w:cstheme="minorHAnsi"/>
-                <w:sz w:val="18"/>
-                <w:szCs w:val="18"/>
-              </w:rPr>
-              <w:t>}</w:t>
-            </w:r>
-            <w:r>
-              <w:rPr>
-                <w:rFonts w:asciiTheme="minorHAnsi" w:hAnsiTheme="minorHAnsi" w:cstheme="minorHAnsi"/>
-                <w:sz w:val="18"/>
-                <w:szCs w:val="18"/>
-              </w:rPr>
-              <w:t>{/</w:t>
-            </w:r>
-            <w:proofErr w:type="spellStart"/>
-            <w:r>
-              <w:rPr>
-                <w:rFonts w:asciiTheme="minorHAnsi" w:hAnsiTheme="minorHAnsi" w:cstheme="minorHAnsi"/>
-                <w:sz w:val="18"/>
-                <w:szCs w:val="18"/>
-              </w:rPr>
-              <w:t>swiftNumberOC</w:t>
-            </w:r>
-            <w:proofErr w:type="spellEnd"/>
             <w:r>
               <w:rPr>
                 <w:rFonts w:asciiTheme="minorHAnsi" w:hAnsiTheme="minorHAnsi" w:cstheme="minorHAnsi"/>
@@ -4542,19 +3438,8 @@
                 <w:szCs w:val="18"/>
                 <w:lang w:val="en-IN"/>
               </w:rPr>
-              <w:t>{</w:t>
-            </w:r>
-            <w:proofErr w:type="spellStart"/>
-            <w:r>
-              <w:rPr>
-                <w:rFonts w:asciiTheme="minorHAnsi" w:hAnsiTheme="minorHAnsi" w:cstheme="minorHAnsi"/>
-                <w:sz w:val="18"/>
-                <w:szCs w:val="18"/>
-                <w:lang w:val="en-IN"/>
-              </w:rPr>
-              <w:t>shippingDetails</w:t>
-            </w:r>
-            <w:proofErr w:type="spellEnd"/>
+              <w:t>{shippingDetails</w:t>
+            </w:r>
             <w:r>
               <w:rPr>
                 <w:rFonts w:asciiTheme="minorHAnsi" w:hAnsiTheme="minorHAnsi" w:cstheme="minorHAnsi"/>
@@ -4671,7 +3556,6 @@
               </w:rPr>
               <w:t>{</w:t>
             </w:r>
-            <w:proofErr w:type="spellStart"/>
             <w:r>
               <w:rPr>
                 <w:rFonts w:asciiTheme="minorHAnsi" w:hAnsiTheme="minorHAnsi" w:cstheme="minorHAnsi"/>
@@ -4679,17 +3563,7 @@
                 <w:szCs w:val="18"/>
                 <w:lang w:val="en-IN"/>
               </w:rPr>
-              <w:t>paymentTerms</w:t>
-            </w:r>
-            <w:proofErr w:type="spellEnd"/>
-            <w:r>
-              <w:rPr>
-                <w:rFonts w:asciiTheme="minorHAnsi" w:hAnsiTheme="minorHAnsi" w:cstheme="minorHAnsi"/>
-                <w:sz w:val="18"/>
-                <w:szCs w:val="18"/>
-                <w:lang w:val="en-IN"/>
-              </w:rPr>
-              <w:t>}</w:t>
+              <w:t>paymentTerms}</w:t>
             </w:r>
           </w:p>
         </w:tc>
@@ -4925,25 +3799,7 @@
                 <w:sz w:val="18"/>
                 <w:szCs w:val="18"/>
               </w:rPr>
-              <w:t>{.}{/</w:t>
-            </w:r>
-            <w:proofErr w:type="spellStart"/>
-            <w:r>
-              <w:rPr>
-                <w:rFonts w:asciiTheme="minorHAnsi" w:hAnsiTheme="minorHAnsi" w:cstheme="minorHAnsi"/>
-                <w:sz w:val="18"/>
-                <w:szCs w:val="18"/>
-              </w:rPr>
-              <w:t>invoiceInstructions</w:t>
-            </w:r>
-            <w:proofErr w:type="spellEnd"/>
-            <w:r>
-              <w:rPr>
-                <w:rFonts w:asciiTheme="minorHAnsi" w:hAnsiTheme="minorHAnsi" w:cstheme="minorHAnsi"/>
-                <w:sz w:val="18"/>
-                <w:szCs w:val="18"/>
-              </w:rPr>
-              <w:t>}</w:t>
+              <w:t>{.}{/invoiceInstructions}</w:t>
             </w:r>
           </w:p>
         </w:tc>
@@ -5013,7 +3869,6 @@
     <w:r>
       <w:t xml:space="preserve">      </w:t>
     </w:r>
-    <w:proofErr w:type="gramStart"/>
     <w:r>
       <w:rPr>
         <w:spacing w:val="60"/>
@@ -5030,9 +3885,8 @@
       <w:rPr>
         <w:spacing w:val="60"/>
       </w:rPr>
-      <w:t xml:space="preserve"> ICA</w:t>
+      <w:t xml:space="preserve"> ICA </w:t>
     </w:r>
-    <w:proofErr w:type="gramEnd"/>
     <w:r>
       <w:rPr>
         <w:spacing w:val="60"/>
@@ -5043,34 +3897,20 @@
       <w:rPr>
         <w:spacing w:val="60"/>
       </w:rPr>
+      <w:t>(I)</w:t>
+    </w:r>
+    <w:r>
+      <w:rPr>
+        <w:spacing w:val="60"/>
+      </w:rPr>
       <w:t xml:space="preserve"> </w:t>
     </w:r>
     <w:r>
       <w:rPr>
         <w:spacing w:val="60"/>
       </w:rPr>
-      <w:t>(I</w:t>
-    </w:r>
-    <w:proofErr w:type="gramStart"/>
-    <w:r>
-      <w:rPr>
-        <w:spacing w:val="60"/>
-      </w:rPr>
-      <w:t>)</w:t>
-    </w:r>
-    <w:r>
-      <w:rPr>
-        <w:spacing w:val="60"/>
-      </w:rPr>
-      <w:t xml:space="preserve"> </w:t>
-    </w:r>
-    <w:r>
-      <w:rPr>
-        <w:spacing w:val="60"/>
-      </w:rPr>
       <w:t xml:space="preserve"> LTD</w:t>
     </w:r>
-    <w:proofErr w:type="gramEnd"/>
   </w:p>
   <w:p>
     <w:pPr>
@@ -5372,15 +4212,6 @@
         <w:color w:val="auto"/>
       </w:rPr>
       <w:tab/>
-    </w:r>
-    <w:proofErr w:type="gramStart"/>
-    <w:r>
-      <w:rPr>
-        <w:rFonts w:ascii="Arial" w:hAnsi="Arial" w:cs="Arial"/>
-        <w:b/>
-        <w:bCs/>
-        <w:color w:val="auto"/>
-      </w:rPr>
       <w:t>D</w:t>
     </w:r>
     <w:r>
@@ -5403,7 +4234,6 @@
       </w:rPr>
       <w:t>.</w:t>
     </w:r>
-    <w:proofErr w:type="gramEnd"/>
   </w:p>
   <w:p>
     <w:pPr>
@@ -7045,6 +5875,7 @@
   <w:style w:type="character" w:default="1" w:styleId="DefaultParagraphFont">
     <w:name w:val="Default Paragraph Font"/>
     <w:uiPriority w:val="1"/>
+    <w:semiHidden/>
     <w:unhideWhenUsed/>
   </w:style>
   <w:style w:type="table" w:default="1" w:styleId="TableNormal">

--- a/electron/database/generate-document/templates/order-confirmation.docx
+++ b/electron/database/generate-document/templates/order-confirmation.docx
@@ -23,8 +23,8 @@
       </w:tblPr>
       <w:tblGrid>
         <w:gridCol w:w="1276"/>
-        <w:gridCol w:w="142"/>
-        <w:gridCol w:w="1843"/>
+        <w:gridCol w:w="284"/>
+        <w:gridCol w:w="1701"/>
         <w:gridCol w:w="283"/>
         <w:gridCol w:w="1559"/>
         <w:gridCol w:w="1501"/>
@@ -94,7 +94,29 @@
                 <w:sz w:val="20"/>
                 <w:szCs w:val="20"/>
               </w:rPr>
-              <w:t>{consigneeName}</w:t>
+              <w:t>{</w:t>
+            </w:r>
+            <w:proofErr w:type="spellStart"/>
+            <w:r>
+              <w:rPr>
+                <w:rFonts w:asciiTheme="minorHAnsi" w:hAnsiTheme="minorHAnsi" w:cstheme="minorHAnsi"/>
+                <w:b/>
+                <w:bCs/>
+                <w:sz w:val="20"/>
+                <w:szCs w:val="20"/>
+              </w:rPr>
+              <w:t>consigneeName</w:t>
+            </w:r>
+            <w:proofErr w:type="spellEnd"/>
+            <w:r>
+              <w:rPr>
+                <w:rFonts w:asciiTheme="minorHAnsi" w:hAnsiTheme="minorHAnsi" w:cstheme="minorHAnsi"/>
+                <w:b/>
+                <w:bCs/>
+                <w:sz w:val="20"/>
+                <w:szCs w:val="20"/>
+              </w:rPr>
+              <w:t>}</w:t>
             </w:r>
           </w:p>
           <w:p>
@@ -119,7 +141,29 @@
                 <w:sz w:val="20"/>
                 <w:szCs w:val="20"/>
               </w:rPr>
-              <w:t>{consigneeAddress}</w:t>
+              <w:t>{</w:t>
+            </w:r>
+            <w:proofErr w:type="spellStart"/>
+            <w:r>
+              <w:rPr>
+                <w:rFonts w:asciiTheme="minorHAnsi" w:hAnsiTheme="minorHAnsi" w:cstheme="minorHAnsi"/>
+                <w:b/>
+                <w:bCs/>
+                <w:sz w:val="20"/>
+                <w:szCs w:val="20"/>
+              </w:rPr>
+              <w:t>consigneeAddress</w:t>
+            </w:r>
+            <w:proofErr w:type="spellEnd"/>
+            <w:r>
+              <w:rPr>
+                <w:rFonts w:asciiTheme="minorHAnsi" w:hAnsiTheme="minorHAnsi" w:cstheme="minorHAnsi"/>
+                <w:b/>
+                <w:bCs/>
+                <w:sz w:val="20"/>
+                <w:szCs w:val="20"/>
+              </w:rPr>
+              <w:t>}</w:t>
             </w:r>
             <w:r>
               <w:rPr>
@@ -139,7 +183,29 @@
                 <w:sz w:val="20"/>
                 <w:szCs w:val="20"/>
               </w:rPr>
-              <w:t>{consigneeCity}</w:t>
+              <w:t>{</w:t>
+            </w:r>
+            <w:proofErr w:type="spellStart"/>
+            <w:r>
+              <w:rPr>
+                <w:rFonts w:asciiTheme="minorHAnsi" w:hAnsiTheme="minorHAnsi" w:cstheme="minorHAnsi"/>
+                <w:b/>
+                <w:bCs/>
+                <w:sz w:val="20"/>
+                <w:szCs w:val="20"/>
+              </w:rPr>
+              <w:t>consigneeCity</w:t>
+            </w:r>
+            <w:proofErr w:type="spellEnd"/>
+            <w:r>
+              <w:rPr>
+                <w:rFonts w:asciiTheme="minorHAnsi" w:hAnsiTheme="minorHAnsi" w:cstheme="minorHAnsi"/>
+                <w:b/>
+                <w:bCs/>
+                <w:sz w:val="20"/>
+                <w:szCs w:val="20"/>
+              </w:rPr>
+              <w:t>}</w:t>
             </w:r>
             <w:r>
               <w:rPr>
@@ -159,7 +225,29 @@
                 <w:sz w:val="20"/>
                 <w:szCs w:val="20"/>
               </w:rPr>
-              <w:t>{consigneeState}</w:t>
+              <w:t>{</w:t>
+            </w:r>
+            <w:proofErr w:type="spellStart"/>
+            <w:r>
+              <w:rPr>
+                <w:rFonts w:asciiTheme="minorHAnsi" w:hAnsiTheme="minorHAnsi" w:cstheme="minorHAnsi"/>
+                <w:b/>
+                <w:bCs/>
+                <w:sz w:val="20"/>
+                <w:szCs w:val="20"/>
+              </w:rPr>
+              <w:t>consigneeState</w:t>
+            </w:r>
+            <w:proofErr w:type="spellEnd"/>
+            <w:r>
+              <w:rPr>
+                <w:rFonts w:asciiTheme="minorHAnsi" w:hAnsiTheme="minorHAnsi" w:cstheme="minorHAnsi"/>
+                <w:b/>
+                <w:bCs/>
+                <w:sz w:val="20"/>
+                <w:szCs w:val="20"/>
+              </w:rPr>
+              <w:t>}</w:t>
             </w:r>
             <w:r>
               <w:rPr>
@@ -179,7 +267,29 @@
                 <w:sz w:val="20"/>
                 <w:szCs w:val="20"/>
               </w:rPr>
-              <w:t>{consigneeCountry}</w:t>
+              <w:t>{</w:t>
+            </w:r>
+            <w:proofErr w:type="spellStart"/>
+            <w:r>
+              <w:rPr>
+                <w:rFonts w:asciiTheme="minorHAnsi" w:hAnsiTheme="minorHAnsi" w:cstheme="minorHAnsi"/>
+                <w:b/>
+                <w:bCs/>
+                <w:sz w:val="20"/>
+                <w:szCs w:val="20"/>
+              </w:rPr>
+              <w:t>consigneeCountry</w:t>
+            </w:r>
+            <w:proofErr w:type="spellEnd"/>
+            <w:r>
+              <w:rPr>
+                <w:rFonts w:asciiTheme="minorHAnsi" w:hAnsiTheme="minorHAnsi" w:cstheme="minorHAnsi"/>
+                <w:b/>
+                <w:bCs/>
+                <w:sz w:val="20"/>
+                <w:szCs w:val="20"/>
+              </w:rPr>
+              <w:t>}</w:t>
             </w:r>
             <w:r>
               <w:rPr>
@@ -363,15 +473,201 @@
                 <w:sz w:val="20"/>
                 <w:szCs w:val="20"/>
               </w:rPr>
-              <w:t xml:space="preserve">{#isUK}Proforma Invoice{/isUK}{#isGen}Order Confirmation{/isGen}{#isAus}Order Confirmation{/isAus} : </w:t>
-            </w:r>
-            <w:r>
-              <w:rPr>
-                <w:rFonts w:asciiTheme="minorHAnsi" w:hAnsiTheme="minorHAnsi" w:cstheme="minorHAnsi"/>
-                <w:sz w:val="20"/>
-                <w:szCs w:val="20"/>
-              </w:rPr>
-              <w:t>{invoicePiNo}</w:t>
+              <w:t>{#</w:t>
+            </w:r>
+            <w:proofErr w:type="gramStart"/>
+            <w:r>
+              <w:rPr>
+                <w:rFonts w:asciiTheme="minorHAnsi" w:hAnsiTheme="minorHAnsi" w:cstheme="minorHAnsi"/>
+                <w:b/>
+                <w:bCs/>
+                <w:sz w:val="20"/>
+                <w:szCs w:val="20"/>
+              </w:rPr>
+              <w:t>isUK}Proforma</w:t>
+            </w:r>
+            <w:proofErr w:type="gramEnd"/>
+            <w:r>
+              <w:rPr>
+                <w:rFonts w:asciiTheme="minorHAnsi" w:hAnsiTheme="minorHAnsi" w:cstheme="minorHAnsi"/>
+                <w:b/>
+                <w:bCs/>
+                <w:sz w:val="20"/>
+                <w:szCs w:val="20"/>
+              </w:rPr>
+              <w:t xml:space="preserve"> Invoice{/</w:t>
+            </w:r>
+            <w:proofErr w:type="spellStart"/>
+            <w:proofErr w:type="gramStart"/>
+            <w:r>
+              <w:rPr>
+                <w:rFonts w:asciiTheme="minorHAnsi" w:hAnsiTheme="minorHAnsi" w:cstheme="minorHAnsi"/>
+                <w:b/>
+                <w:bCs/>
+                <w:sz w:val="20"/>
+                <w:szCs w:val="20"/>
+              </w:rPr>
+              <w:t>isUK</w:t>
+            </w:r>
+            <w:proofErr w:type="spellEnd"/>
+            <w:r>
+              <w:rPr>
+                <w:rFonts w:asciiTheme="minorHAnsi" w:hAnsiTheme="minorHAnsi" w:cstheme="minorHAnsi"/>
+                <w:b/>
+                <w:bCs/>
+                <w:sz w:val="20"/>
+                <w:szCs w:val="20"/>
+              </w:rPr>
+              <w:t>}{</w:t>
+            </w:r>
+            <w:proofErr w:type="gramEnd"/>
+            <w:r>
+              <w:rPr>
+                <w:rFonts w:asciiTheme="minorHAnsi" w:hAnsiTheme="minorHAnsi" w:cstheme="minorHAnsi"/>
+                <w:b/>
+                <w:bCs/>
+                <w:sz w:val="20"/>
+                <w:szCs w:val="20"/>
+              </w:rPr>
+              <w:t>#</w:t>
+            </w:r>
+            <w:proofErr w:type="gramStart"/>
+            <w:r>
+              <w:rPr>
+                <w:rFonts w:asciiTheme="minorHAnsi" w:hAnsiTheme="minorHAnsi" w:cstheme="minorHAnsi"/>
+                <w:b/>
+                <w:bCs/>
+                <w:sz w:val="20"/>
+                <w:szCs w:val="20"/>
+              </w:rPr>
+              <w:t>isGen}Order</w:t>
+            </w:r>
+            <w:proofErr w:type="gramEnd"/>
+            <w:r>
+              <w:rPr>
+                <w:rFonts w:asciiTheme="minorHAnsi" w:hAnsiTheme="minorHAnsi" w:cstheme="minorHAnsi"/>
+                <w:b/>
+                <w:bCs/>
+                <w:sz w:val="20"/>
+                <w:szCs w:val="20"/>
+              </w:rPr>
+              <w:t xml:space="preserve"> Confirmation{/</w:t>
+            </w:r>
+            <w:proofErr w:type="spellStart"/>
+            <w:proofErr w:type="gramStart"/>
+            <w:r>
+              <w:rPr>
+                <w:rFonts w:asciiTheme="minorHAnsi" w:hAnsiTheme="minorHAnsi" w:cstheme="minorHAnsi"/>
+                <w:b/>
+                <w:bCs/>
+                <w:sz w:val="20"/>
+                <w:szCs w:val="20"/>
+              </w:rPr>
+              <w:t>isGen</w:t>
+            </w:r>
+            <w:proofErr w:type="spellEnd"/>
+            <w:r>
+              <w:rPr>
+                <w:rFonts w:asciiTheme="minorHAnsi" w:hAnsiTheme="minorHAnsi" w:cstheme="minorHAnsi"/>
+                <w:b/>
+                <w:bCs/>
+                <w:sz w:val="20"/>
+                <w:szCs w:val="20"/>
+              </w:rPr>
+              <w:t>}{</w:t>
+            </w:r>
+            <w:proofErr w:type="gramEnd"/>
+            <w:r>
+              <w:rPr>
+                <w:rFonts w:asciiTheme="minorHAnsi" w:hAnsiTheme="minorHAnsi" w:cstheme="minorHAnsi"/>
+                <w:b/>
+                <w:bCs/>
+                <w:sz w:val="20"/>
+                <w:szCs w:val="20"/>
+              </w:rPr>
+              <w:t>#</w:t>
+            </w:r>
+            <w:proofErr w:type="gramStart"/>
+            <w:r>
+              <w:rPr>
+                <w:rFonts w:asciiTheme="minorHAnsi" w:hAnsiTheme="minorHAnsi" w:cstheme="minorHAnsi"/>
+                <w:b/>
+                <w:bCs/>
+                <w:sz w:val="20"/>
+                <w:szCs w:val="20"/>
+              </w:rPr>
+              <w:t>isAus}Order</w:t>
+            </w:r>
+            <w:proofErr w:type="gramEnd"/>
+            <w:r>
+              <w:rPr>
+                <w:rFonts w:asciiTheme="minorHAnsi" w:hAnsiTheme="minorHAnsi" w:cstheme="minorHAnsi"/>
+                <w:b/>
+                <w:bCs/>
+                <w:sz w:val="20"/>
+                <w:szCs w:val="20"/>
+              </w:rPr>
+              <w:t xml:space="preserve"> Confirmation{/</w:t>
+            </w:r>
+            <w:proofErr w:type="spellStart"/>
+            <w:r>
+              <w:rPr>
+                <w:rFonts w:asciiTheme="minorHAnsi" w:hAnsiTheme="minorHAnsi" w:cstheme="minorHAnsi"/>
+                <w:b/>
+                <w:bCs/>
+                <w:sz w:val="20"/>
+                <w:szCs w:val="20"/>
+              </w:rPr>
+              <w:t>isAus</w:t>
+            </w:r>
+            <w:proofErr w:type="spellEnd"/>
+            <w:proofErr w:type="gramStart"/>
+            <w:r>
+              <w:rPr>
+                <w:rFonts w:asciiTheme="minorHAnsi" w:hAnsiTheme="minorHAnsi" w:cstheme="minorHAnsi"/>
+                <w:b/>
+                <w:bCs/>
+                <w:sz w:val="20"/>
+                <w:szCs w:val="20"/>
+              </w:rPr>
+              <w:t>} :</w:t>
+            </w:r>
+            <w:proofErr w:type="gramEnd"/>
+            <w:r>
+              <w:rPr>
+                <w:rFonts w:asciiTheme="minorHAnsi" w:hAnsiTheme="minorHAnsi" w:cstheme="minorHAnsi"/>
+                <w:b/>
+                <w:bCs/>
+                <w:sz w:val="20"/>
+                <w:szCs w:val="20"/>
+              </w:rPr>
+              <w:t xml:space="preserve"> </w:t>
+            </w:r>
+            <w:r>
+              <w:rPr>
+                <w:rFonts w:asciiTheme="minorHAnsi" w:hAnsiTheme="minorHAnsi" w:cstheme="minorHAnsi"/>
+                <w:sz w:val="20"/>
+                <w:szCs w:val="20"/>
+              </w:rPr>
+              <w:t>{</w:t>
+            </w:r>
+            <w:proofErr w:type="spellStart"/>
+            <w:r>
+              <w:rPr>
+                <w:rFonts w:asciiTheme="minorHAnsi" w:hAnsiTheme="minorHAnsi" w:cstheme="minorHAnsi"/>
+                <w:sz w:val="20"/>
+                <w:szCs w:val="20"/>
+              </w:rPr>
+              <w:t>invoicePiNo</w:t>
+            </w:r>
+            <w:proofErr w:type="spellEnd"/>
+            <w:r>
+              <w:rPr>
+                <w:rFonts w:asciiTheme="minorHAnsi" w:hAnsiTheme="minorHAnsi" w:cstheme="minorHAnsi"/>
+                <w:sz w:val="20"/>
+                <w:szCs w:val="20"/>
+              </w:rPr>
+              <w:t>}</w:t>
             </w:r>
           </w:p>
           <w:p>
@@ -541,6 +837,7 @@
                 </mc:Fallback>
               </mc:AlternateContent>
             </w:r>
+            <w:proofErr w:type="gramStart"/>
             <w:r>
               <w:rPr>
                 <w:rFonts w:asciiTheme="minorHAnsi" w:hAnsiTheme="minorHAnsi" w:cstheme="minorHAnsi"/>
@@ -564,17 +861,28 @@
                 <w:spacing w:val="-10"/>
                 <w:sz w:val="20"/>
               </w:rPr>
-              <w:t xml:space="preserve">: </w:t>
-            </w:r>
-            <w:r>
-              <w:rPr>
-                <w:rFonts w:asciiTheme="minorHAnsi" w:hAnsiTheme="minorHAnsi" w:cstheme="minorHAnsi"/>
-                <w:bCs/>
+              <w:t>:</w:t>
+            </w:r>
+            <w:proofErr w:type="gramEnd"/>
+            <w:r>
+              <w:rPr>
+                <w:rFonts w:asciiTheme="minorHAnsi" w:hAnsiTheme="minorHAnsi" w:cstheme="minorHAnsi"/>
+                <w:b/>
                 <w:spacing w:val="-10"/>
                 <w:sz w:val="20"/>
               </w:rPr>
+              <w:t xml:space="preserve"> </w:t>
+            </w:r>
+            <w:r>
+              <w:rPr>
+                <w:rFonts w:asciiTheme="minorHAnsi" w:hAnsiTheme="minorHAnsi" w:cstheme="minorHAnsi"/>
+                <w:bCs/>
+                <w:spacing w:val="-10"/>
+                <w:sz w:val="20"/>
+              </w:rPr>
               <w:t>{</w:t>
             </w:r>
+            <w:proofErr w:type="spellStart"/>
             <w:r>
               <w:rPr>
                 <w:rFonts w:asciiTheme="minorHAnsi" w:hAnsiTheme="minorHAnsi" w:cstheme="minorHAnsi"/>
@@ -585,6 +893,7 @@
               </w:rPr>
               <w:t>orderDate</w:t>
             </w:r>
+            <w:proofErr w:type="spellEnd"/>
             <w:r>
               <w:rPr>
                 <w:rFonts w:asciiTheme="minorHAnsi" w:hAnsiTheme="minorHAnsi" w:cstheme="minorHAnsi"/>
@@ -674,6 +983,8 @@
               </w:rPr>
               <w:t>{#</w:t>
             </w:r>
+            <w:proofErr w:type="spellStart"/>
+            <w:proofErr w:type="gramStart"/>
             <w:r>
               <w:rPr>
                 <w:rFonts w:asciiTheme="minorHAnsi" w:hAnsiTheme="minorHAnsi" w:cstheme="minorHAnsi"/>
@@ -685,16 +996,64 @@
               </w:rPr>
               <w:t>isUK</w:t>
             </w:r>
-            <w:r>
-              <w:rPr>
-                <w:rFonts w:asciiTheme="minorHAnsi" w:hAnsiTheme="minorHAnsi" w:cstheme="minorHAnsi"/>
-                <w:b/>
-                <w:bCs/>
-                <w:sz w:val="20"/>
-                <w:szCs w:val="20"/>
-              </w:rPr>
-              <w:t>}NOTIFY-{/isUK}{#</w:t>
-            </w:r>
+            <w:proofErr w:type="spellEnd"/>
+            <w:r>
+              <w:rPr>
+                <w:rFonts w:asciiTheme="minorHAnsi" w:hAnsiTheme="minorHAnsi" w:cstheme="minorHAnsi"/>
+                <w:b/>
+                <w:bCs/>
+                <w:sz w:val="20"/>
+                <w:szCs w:val="20"/>
+              </w:rPr>
+              <w:t>}NOTIFY</w:t>
+            </w:r>
+            <w:proofErr w:type="gramEnd"/>
+            <w:r>
+              <w:rPr>
+                <w:rFonts w:asciiTheme="minorHAnsi" w:hAnsiTheme="minorHAnsi" w:cstheme="minorHAnsi"/>
+                <w:b/>
+                <w:bCs/>
+                <w:sz w:val="20"/>
+                <w:szCs w:val="20"/>
+              </w:rPr>
+              <w:t>-{/</w:t>
+            </w:r>
+            <w:proofErr w:type="spellStart"/>
+            <w:proofErr w:type="gramStart"/>
+            <w:r>
+              <w:rPr>
+                <w:rFonts w:asciiTheme="minorHAnsi" w:hAnsiTheme="minorHAnsi" w:cstheme="minorHAnsi"/>
+                <w:b/>
+                <w:bCs/>
+                <w:sz w:val="20"/>
+                <w:szCs w:val="20"/>
+              </w:rPr>
+              <w:t>isUK</w:t>
+            </w:r>
+            <w:proofErr w:type="spellEnd"/>
+            <w:r>
+              <w:rPr>
+                <w:rFonts w:asciiTheme="minorHAnsi" w:hAnsiTheme="minorHAnsi" w:cstheme="minorHAnsi"/>
+                <w:b/>
+                <w:bCs/>
+                <w:sz w:val="20"/>
+                <w:szCs w:val="20"/>
+              </w:rPr>
+              <w:t>}{</w:t>
+            </w:r>
+            <w:proofErr w:type="gramEnd"/>
+            <w:r>
+              <w:rPr>
+                <w:rFonts w:asciiTheme="minorHAnsi" w:hAnsiTheme="minorHAnsi" w:cstheme="minorHAnsi"/>
+                <w:b/>
+                <w:bCs/>
+                <w:sz w:val="20"/>
+                <w:szCs w:val="20"/>
+              </w:rPr>
+              <w:t>#</w:t>
+            </w:r>
+            <w:proofErr w:type="spellStart"/>
+            <w:proofErr w:type="gramStart"/>
             <w:r>
               <w:rPr>
                 <w:rFonts w:asciiTheme="minorHAnsi" w:hAnsiTheme="minorHAnsi" w:cstheme="minorHAnsi"/>
@@ -706,15 +1065,73 @@
               </w:rPr>
               <w:t>isAus</w:t>
             </w:r>
-            <w:r>
-              <w:rPr>
-                <w:rFonts w:asciiTheme="minorHAnsi" w:hAnsiTheme="minorHAnsi" w:cstheme="minorHAnsi"/>
-                <w:b/>
-                <w:bCs/>
-                <w:sz w:val="20"/>
-                <w:szCs w:val="20"/>
-              </w:rPr>
-              <w:t>}DELIVERED TO-{/isAus}{buyerName}</w:t>
+            <w:proofErr w:type="spellEnd"/>
+            <w:r>
+              <w:rPr>
+                <w:rFonts w:asciiTheme="minorHAnsi" w:hAnsiTheme="minorHAnsi" w:cstheme="minorHAnsi"/>
+                <w:b/>
+                <w:bCs/>
+                <w:sz w:val="20"/>
+                <w:szCs w:val="20"/>
+              </w:rPr>
+              <w:t>}DELIVERED</w:t>
+            </w:r>
+            <w:proofErr w:type="gramEnd"/>
+            <w:r>
+              <w:rPr>
+                <w:rFonts w:asciiTheme="minorHAnsi" w:hAnsiTheme="minorHAnsi" w:cstheme="minorHAnsi"/>
+                <w:b/>
+                <w:bCs/>
+                <w:sz w:val="20"/>
+                <w:szCs w:val="20"/>
+              </w:rPr>
+              <w:t xml:space="preserve"> TO-{/</w:t>
+            </w:r>
+            <w:proofErr w:type="spellStart"/>
+            <w:proofErr w:type="gramStart"/>
+            <w:r>
+              <w:rPr>
+                <w:rFonts w:asciiTheme="minorHAnsi" w:hAnsiTheme="minorHAnsi" w:cstheme="minorHAnsi"/>
+                <w:b/>
+                <w:bCs/>
+                <w:sz w:val="20"/>
+                <w:szCs w:val="20"/>
+              </w:rPr>
+              <w:t>isAus</w:t>
+            </w:r>
+            <w:proofErr w:type="spellEnd"/>
+            <w:r>
+              <w:rPr>
+                <w:rFonts w:asciiTheme="minorHAnsi" w:hAnsiTheme="minorHAnsi" w:cstheme="minorHAnsi"/>
+                <w:b/>
+                <w:bCs/>
+                <w:sz w:val="20"/>
+                <w:szCs w:val="20"/>
+              </w:rPr>
+              <w:t>}{</w:t>
+            </w:r>
+            <w:proofErr w:type="spellStart"/>
+            <w:proofErr w:type="gramEnd"/>
+            <w:r>
+              <w:rPr>
+                <w:rFonts w:asciiTheme="minorHAnsi" w:hAnsiTheme="minorHAnsi" w:cstheme="minorHAnsi"/>
+                <w:b/>
+                <w:bCs/>
+                <w:sz w:val="20"/>
+                <w:szCs w:val="20"/>
+              </w:rPr>
+              <w:t>buyerName</w:t>
+            </w:r>
+            <w:proofErr w:type="spellEnd"/>
+            <w:r>
+              <w:rPr>
+                <w:rFonts w:asciiTheme="minorHAnsi" w:hAnsiTheme="minorHAnsi" w:cstheme="minorHAnsi"/>
+                <w:b/>
+                <w:bCs/>
+                <w:sz w:val="20"/>
+                <w:szCs w:val="20"/>
+              </w:rPr>
+              <w:t>}</w:t>
             </w:r>
           </w:p>
           <w:p>
@@ -739,7 +1156,29 @@
                 <w:sz w:val="20"/>
                 <w:szCs w:val="20"/>
               </w:rPr>
-              <w:t>{buyerAddress}</w:t>
+              <w:t>{</w:t>
+            </w:r>
+            <w:proofErr w:type="spellStart"/>
+            <w:r>
+              <w:rPr>
+                <w:rFonts w:asciiTheme="minorHAnsi" w:hAnsiTheme="minorHAnsi" w:cstheme="minorHAnsi"/>
+                <w:b/>
+                <w:bCs/>
+                <w:sz w:val="20"/>
+                <w:szCs w:val="20"/>
+              </w:rPr>
+              <w:t>buyerAddress</w:t>
+            </w:r>
+            <w:proofErr w:type="spellEnd"/>
+            <w:r>
+              <w:rPr>
+                <w:rFonts w:asciiTheme="minorHAnsi" w:hAnsiTheme="minorHAnsi" w:cstheme="minorHAnsi"/>
+                <w:b/>
+                <w:bCs/>
+                <w:sz w:val="20"/>
+                <w:szCs w:val="20"/>
+              </w:rPr>
+              <w:t>}</w:t>
             </w:r>
           </w:p>
           <w:p>
@@ -764,7 +1203,51 @@
                 <w:sz w:val="20"/>
                 <w:szCs w:val="20"/>
               </w:rPr>
-              <w:t>{buyerCity} {buyerState}</w:t>
+              <w:t>{</w:t>
+            </w:r>
+            <w:proofErr w:type="spellStart"/>
+            <w:r>
+              <w:rPr>
+                <w:rFonts w:asciiTheme="minorHAnsi" w:hAnsiTheme="minorHAnsi" w:cstheme="minorHAnsi"/>
+                <w:b/>
+                <w:bCs/>
+                <w:sz w:val="20"/>
+                <w:szCs w:val="20"/>
+              </w:rPr>
+              <w:t>buyerCity</w:t>
+            </w:r>
+            <w:proofErr w:type="spellEnd"/>
+            <w:r>
+              <w:rPr>
+                <w:rFonts w:asciiTheme="minorHAnsi" w:hAnsiTheme="minorHAnsi" w:cstheme="minorHAnsi"/>
+                <w:b/>
+                <w:bCs/>
+                <w:sz w:val="20"/>
+                <w:szCs w:val="20"/>
+              </w:rPr>
+              <w:t>} {</w:t>
+            </w:r>
+            <w:proofErr w:type="spellStart"/>
+            <w:r>
+              <w:rPr>
+                <w:rFonts w:asciiTheme="minorHAnsi" w:hAnsiTheme="minorHAnsi" w:cstheme="minorHAnsi"/>
+                <w:b/>
+                <w:bCs/>
+                <w:sz w:val="20"/>
+                <w:szCs w:val="20"/>
+              </w:rPr>
+              <w:t>buyerState</w:t>
+            </w:r>
+            <w:proofErr w:type="spellEnd"/>
+            <w:r>
+              <w:rPr>
+                <w:rFonts w:asciiTheme="minorHAnsi" w:hAnsiTheme="minorHAnsi" w:cstheme="minorHAnsi"/>
+                <w:b/>
+                <w:bCs/>
+                <w:sz w:val="20"/>
+                <w:szCs w:val="20"/>
+              </w:rPr>
+              <w:t>}</w:t>
             </w:r>
           </w:p>
           <w:p>
@@ -786,7 +1269,29 @@
                 <w:sz w:val="20"/>
                 <w:szCs w:val="20"/>
               </w:rPr>
-              <w:t xml:space="preserve">{buyerCountry} </w:t>
+              <w:t>{</w:t>
+            </w:r>
+            <w:proofErr w:type="spellStart"/>
+            <w:r>
+              <w:rPr>
+                <w:rFonts w:asciiTheme="minorHAnsi" w:hAnsiTheme="minorHAnsi" w:cstheme="minorHAnsi"/>
+                <w:b/>
+                <w:bCs/>
+                <w:sz w:val="20"/>
+                <w:szCs w:val="20"/>
+              </w:rPr>
+              <w:t>buyerCountry</w:t>
+            </w:r>
+            <w:proofErr w:type="spellEnd"/>
+            <w:r>
+              <w:rPr>
+                <w:rFonts w:asciiTheme="minorHAnsi" w:hAnsiTheme="minorHAnsi" w:cstheme="minorHAnsi"/>
+                <w:b/>
+                <w:bCs/>
+                <w:sz w:val="20"/>
+                <w:szCs w:val="20"/>
+              </w:rPr>
+              <w:t xml:space="preserve">} </w:t>
             </w:r>
             <w:r>
               <w:rPr>
@@ -826,7 +1331,29 @@
                 <w:sz w:val="20"/>
                 <w:szCs w:val="20"/>
               </w:rPr>
-              <w:t>- {buyerZip}</w:t>
+              <w:t>- {</w:t>
+            </w:r>
+            <w:proofErr w:type="spellStart"/>
+            <w:r>
+              <w:rPr>
+                <w:rFonts w:asciiTheme="minorHAnsi" w:hAnsiTheme="minorHAnsi" w:cstheme="minorHAnsi"/>
+                <w:b/>
+                <w:bCs/>
+                <w:sz w:val="20"/>
+                <w:szCs w:val="20"/>
+              </w:rPr>
+              <w:t>buyerZip</w:t>
+            </w:r>
+            <w:proofErr w:type="spellEnd"/>
+            <w:r>
+              <w:rPr>
+                <w:rFonts w:asciiTheme="minorHAnsi" w:hAnsiTheme="minorHAnsi" w:cstheme="minorHAnsi"/>
+                <w:b/>
+                <w:bCs/>
+                <w:sz w:val="20"/>
+                <w:szCs w:val="20"/>
+              </w:rPr>
+              <w:t>}</w:t>
             </w:r>
             <w:r>
               <w:rPr>
@@ -838,6 +1365,7 @@
               </w:rPr>
               <w:t>{/</w:t>
             </w:r>
+            <w:proofErr w:type="spellStart"/>
             <w:r>
               <w:rPr>
                 <w:rFonts w:asciiTheme="minorHAnsi" w:hAnsiTheme="minorHAnsi" w:cstheme="minorHAnsi"/>
@@ -848,6 +1376,7 @@
               </w:rPr>
               <w:t>buyerZip</w:t>
             </w:r>
+            <w:proofErr w:type="spellEnd"/>
             <w:r>
               <w:rPr>
                 <w:rFonts w:asciiTheme="minorHAnsi" w:hAnsiTheme="minorHAnsi" w:cstheme="minorHAnsi"/>
@@ -1039,8 +1568,9 @@
                 <w:sz w:val="20"/>
                 <w:szCs w:val="24"/>
               </w:rPr>
-              <w:t>{#isAus}ASW No{/isAus}{</w:t>
-            </w:r>
+              <w:t>{#</w:t>
+            </w:r>
+            <w:proofErr w:type="gramStart"/>
             <w:r>
               <w:rPr>
                 <w:rFonts w:asciiTheme="minorHAnsi" w:hAnsiTheme="minorHAnsi" w:cstheme="minorHAnsi"/>
@@ -1049,8 +1579,55 @@
                 <w:sz w:val="20"/>
                 <w:szCs w:val="24"/>
               </w:rPr>
+              <w:t>isAus}ASW</w:t>
+            </w:r>
+            <w:proofErr w:type="gramEnd"/>
+            <w:r>
+              <w:rPr>
+                <w:rFonts w:asciiTheme="minorHAnsi" w:hAnsiTheme="minorHAnsi" w:cstheme="minorHAnsi"/>
+                <w:b/>
+                <w:bCs/>
+                <w:sz w:val="20"/>
+                <w:szCs w:val="24"/>
+              </w:rPr>
+              <w:t xml:space="preserve"> No{/</w:t>
+            </w:r>
+            <w:proofErr w:type="spellStart"/>
+            <w:proofErr w:type="gramStart"/>
+            <w:r>
+              <w:rPr>
+                <w:rFonts w:asciiTheme="minorHAnsi" w:hAnsiTheme="minorHAnsi" w:cstheme="minorHAnsi"/>
+                <w:b/>
+                <w:bCs/>
+                <w:sz w:val="20"/>
+                <w:szCs w:val="24"/>
+              </w:rPr>
+              <w:t>isAus</w:t>
+            </w:r>
+            <w:proofErr w:type="spellEnd"/>
+            <w:r>
+              <w:rPr>
+                <w:rFonts w:asciiTheme="minorHAnsi" w:hAnsiTheme="minorHAnsi" w:cstheme="minorHAnsi"/>
+                <w:b/>
+                <w:bCs/>
+                <w:sz w:val="20"/>
+                <w:szCs w:val="24"/>
+              </w:rPr>
+              <w:t>}{</w:t>
+            </w:r>
+            <w:proofErr w:type="gramEnd"/>
+            <w:r>
+              <w:rPr>
+                <w:rFonts w:asciiTheme="minorHAnsi" w:hAnsiTheme="minorHAnsi" w:cstheme="minorHAnsi"/>
+                <w:b/>
+                <w:bCs/>
+                <w:sz w:val="20"/>
+                <w:szCs w:val="24"/>
+              </w:rPr>
               <w:t>^</w:t>
             </w:r>
+            <w:proofErr w:type="spellStart"/>
+            <w:proofErr w:type="gramStart"/>
             <w:r>
               <w:rPr>
                 <w:rFonts w:asciiTheme="minorHAnsi" w:hAnsiTheme="minorHAnsi" w:cstheme="minorHAnsi"/>
@@ -1061,6 +1638,7 @@
               </w:rPr>
               <w:t>isAus</w:t>
             </w:r>
+            <w:proofErr w:type="spellEnd"/>
             <w:r>
               <w:rPr>
                 <w:rFonts w:asciiTheme="minorHAnsi" w:hAnsiTheme="minorHAnsi" w:cstheme="minorHAnsi"/>
@@ -1081,6 +1659,7 @@
               </w:rPr>
               <w:t>Code</w:t>
             </w:r>
+            <w:proofErr w:type="gramEnd"/>
             <w:r>
               <w:rPr>
                 <w:rFonts w:asciiTheme="minorHAnsi" w:hAnsiTheme="minorHAnsi" w:cstheme="minorHAnsi"/>
@@ -1091,6 +1670,7 @@
               </w:rPr>
               <w:t>{/</w:t>
             </w:r>
+            <w:proofErr w:type="spellStart"/>
             <w:r>
               <w:rPr>
                 <w:rFonts w:asciiTheme="minorHAnsi" w:hAnsiTheme="minorHAnsi" w:cstheme="minorHAnsi"/>
@@ -1101,6 +1681,7 @@
               </w:rPr>
               <w:t>isAus</w:t>
             </w:r>
+            <w:proofErr w:type="spellEnd"/>
             <w:r>
               <w:rPr>
                 <w:rFonts w:asciiTheme="minorHAnsi" w:hAnsiTheme="minorHAnsi" w:cstheme="minorHAnsi"/>
@@ -1135,7 +1716,75 @@
                 <w:sz w:val="20"/>
                 <w:szCs w:val="24"/>
               </w:rPr>
-              <w:t>{#isAus}ASW PO.No{/isAus}</w:t>
+              <w:t>{#</w:t>
+            </w:r>
+            <w:proofErr w:type="gramStart"/>
+            <w:r>
+              <w:rPr>
+                <w:rFonts w:asciiTheme="minorHAnsi" w:hAnsiTheme="minorHAnsi" w:cstheme="minorHAnsi"/>
+                <w:b/>
+                <w:bCs/>
+                <w:sz w:val="20"/>
+                <w:szCs w:val="24"/>
+              </w:rPr>
+              <w:t>isAus}ASW</w:t>
+            </w:r>
+            <w:proofErr w:type="gramEnd"/>
+            <w:r>
+              <w:rPr>
+                <w:rFonts w:asciiTheme="minorHAnsi" w:hAnsiTheme="minorHAnsi" w:cstheme="minorHAnsi"/>
+                <w:b/>
+                <w:bCs/>
+                <w:sz w:val="20"/>
+                <w:szCs w:val="24"/>
+              </w:rPr>
+              <w:t xml:space="preserve"> </w:t>
+            </w:r>
+            <w:proofErr w:type="spellStart"/>
+            <w:proofErr w:type="gramStart"/>
+            <w:r>
+              <w:rPr>
+                <w:rFonts w:asciiTheme="minorHAnsi" w:hAnsiTheme="minorHAnsi" w:cstheme="minorHAnsi"/>
+                <w:b/>
+                <w:bCs/>
+                <w:sz w:val="20"/>
+                <w:szCs w:val="24"/>
+              </w:rPr>
+              <w:t>PO.No</w:t>
+            </w:r>
+            <w:proofErr w:type="spellEnd"/>
+            <w:proofErr w:type="gramEnd"/>
+            <w:r>
+              <w:rPr>
+                <w:rFonts w:asciiTheme="minorHAnsi" w:hAnsiTheme="minorHAnsi" w:cstheme="minorHAnsi"/>
+                <w:b/>
+                <w:bCs/>
+                <w:sz w:val="20"/>
+                <w:szCs w:val="24"/>
+              </w:rPr>
+              <w:t>{/</w:t>
+            </w:r>
+            <w:proofErr w:type="spellStart"/>
+            <w:r>
+              <w:rPr>
+                <w:rFonts w:asciiTheme="minorHAnsi" w:hAnsiTheme="minorHAnsi" w:cstheme="minorHAnsi"/>
+                <w:b/>
+                <w:bCs/>
+                <w:sz w:val="20"/>
+                <w:szCs w:val="24"/>
+              </w:rPr>
+              <w:t>isAus</w:t>
+            </w:r>
+            <w:proofErr w:type="spellEnd"/>
+            <w:r>
+              <w:rPr>
+                <w:rFonts w:asciiTheme="minorHAnsi" w:hAnsiTheme="minorHAnsi" w:cstheme="minorHAnsi"/>
+                <w:b/>
+                <w:bCs/>
+                <w:sz w:val="20"/>
+                <w:szCs w:val="24"/>
+              </w:rPr>
+              <w:t>}</w:t>
             </w:r>
           </w:p>
         </w:tc>
@@ -1265,7 +1914,29 @@
                 <w:sz w:val="20"/>
                 <w:szCs w:val="24"/>
               </w:rPr>
-              <w:t>{currencyChar}</w:t>
+              <w:t>{</w:t>
+            </w:r>
+            <w:proofErr w:type="spellStart"/>
+            <w:r>
+              <w:rPr>
+                <w:rFonts w:asciiTheme="minorHAnsi" w:hAnsiTheme="minorHAnsi" w:cstheme="minorHAnsi"/>
+                <w:b/>
+                <w:bCs/>
+                <w:sz w:val="20"/>
+                <w:szCs w:val="24"/>
+              </w:rPr>
+              <w:t>currencyChar</w:t>
+            </w:r>
+            <w:proofErr w:type="spellEnd"/>
+            <w:r>
+              <w:rPr>
+                <w:rFonts w:asciiTheme="minorHAnsi" w:hAnsiTheme="minorHAnsi" w:cstheme="minorHAnsi"/>
+                <w:b/>
+                <w:bCs/>
+                <w:sz w:val="20"/>
+                <w:szCs w:val="24"/>
+              </w:rPr>
+              <w:t>}</w:t>
             </w:r>
           </w:p>
         </w:tc>
@@ -1316,7 +1987,29 @@
                 <w:sz w:val="20"/>
                 <w:szCs w:val="24"/>
               </w:rPr>
-              <w:t>{currencyChar}</w:t>
+              <w:t>{</w:t>
+            </w:r>
+            <w:proofErr w:type="spellStart"/>
+            <w:r>
+              <w:rPr>
+                <w:rFonts w:asciiTheme="minorHAnsi" w:hAnsiTheme="minorHAnsi" w:cstheme="minorHAnsi"/>
+                <w:b/>
+                <w:bCs/>
+                <w:sz w:val="20"/>
+                <w:szCs w:val="24"/>
+              </w:rPr>
+              <w:t>currencyChar</w:t>
+            </w:r>
+            <w:proofErr w:type="spellEnd"/>
+            <w:r>
+              <w:rPr>
+                <w:rFonts w:asciiTheme="minorHAnsi" w:hAnsiTheme="minorHAnsi" w:cstheme="minorHAnsi"/>
+                <w:b/>
+                <w:bCs/>
+                <w:sz w:val="20"/>
+                <w:szCs w:val="24"/>
+              </w:rPr>
+              <w:t>}</w:t>
             </w:r>
           </w:p>
         </w:tc>
@@ -1348,6 +2041,8 @@
               </w:rPr>
               <w:t>{#</w:t>
             </w:r>
+            <w:proofErr w:type="spellStart"/>
+            <w:proofErr w:type="gramStart"/>
             <w:r>
               <w:rPr>
                 <w:rFonts w:asciiTheme="minorHAnsi" w:hAnsiTheme="minorHAnsi" w:cstheme="minorHAnsi"/>
@@ -1357,23 +2052,53 @@
               </w:rPr>
               <w:t>OCItems</w:t>
             </w:r>
-            <w:r>
-              <w:rPr>
-                <w:rFonts w:asciiTheme="minorHAnsi" w:hAnsiTheme="minorHAnsi" w:cstheme="minorHAnsi"/>
-                <w:sz w:val="20"/>
-                <w:szCs w:val="20"/>
-              </w:rPr>
-              <w:t>}{#showThickness}</w:t>
-            </w:r>
-            <w:r>
-              <w:rPr>
-                <w:rFonts w:asciiTheme="minorHAnsi" w:hAnsiTheme="minorHAnsi" w:cstheme="minorHAnsi"/>
-                <w:b/>
-                <w:bCs/>
-                <w:sz w:val="20"/>
-                <w:szCs w:val="20"/>
-              </w:rPr>
-              <w:t>{thicknessDetail}</w:t>
+            <w:proofErr w:type="spellEnd"/>
+            <w:r>
+              <w:rPr>
+                <w:rFonts w:asciiTheme="minorHAnsi" w:hAnsiTheme="minorHAnsi" w:cstheme="minorHAnsi"/>
+                <w:sz w:val="20"/>
+                <w:szCs w:val="20"/>
+              </w:rPr>
+              <w:t>}{</w:t>
+            </w:r>
+            <w:proofErr w:type="gramEnd"/>
+            <w:r>
+              <w:rPr>
+                <w:rFonts w:asciiTheme="minorHAnsi" w:hAnsiTheme="minorHAnsi" w:cstheme="minorHAnsi"/>
+                <w:sz w:val="20"/>
+                <w:szCs w:val="20"/>
+              </w:rPr>
+              <w:t>#</w:t>
+            </w:r>
+            <w:proofErr w:type="gramStart"/>
+            <w:r>
+              <w:rPr>
+                <w:rFonts w:asciiTheme="minorHAnsi" w:hAnsiTheme="minorHAnsi" w:cstheme="minorHAnsi"/>
+                <w:sz w:val="20"/>
+                <w:szCs w:val="20"/>
+              </w:rPr>
+              <w:t>showThickness}</w:t>
+            </w:r>
+            <w:r>
+              <w:rPr>
+                <w:rFonts w:asciiTheme="minorHAnsi" w:hAnsiTheme="minorHAnsi" w:cstheme="minorHAnsi"/>
+                <w:b/>
+                <w:bCs/>
+                <w:sz w:val="20"/>
+                <w:szCs w:val="20"/>
+              </w:rPr>
+              <w:t>{</w:t>
+            </w:r>
+            <w:proofErr w:type="gramEnd"/>
+            <w:r>
+              <w:rPr>
+                <w:rFonts w:asciiTheme="minorHAnsi" w:hAnsiTheme="minorHAnsi" w:cstheme="minorHAnsi"/>
+                <w:b/>
+                <w:bCs/>
+                <w:sz w:val="20"/>
+                <w:szCs w:val="20"/>
+              </w:rPr>
+              <w:t>thicknessDetail}</w:t>
             </w:r>
             <w:r>
               <w:rPr>
@@ -1500,6 +2225,7 @@
               </w:rPr>
               <w:t>{#</w:t>
             </w:r>
+            <w:proofErr w:type="spellStart"/>
             <w:r>
               <w:rPr>
                 <w:rFonts w:asciiTheme="minorHAnsi" w:hAnsiTheme="minorHAnsi" w:cstheme="minorHAnsi"/>
@@ -1511,6 +2237,7 @@
               </w:rPr>
               <w:t>extNotes</w:t>
             </w:r>
+            <w:proofErr w:type="spellEnd"/>
             <w:r>
               <w:rPr>
                 <w:rFonts w:asciiTheme="minorHAnsi" w:hAnsiTheme="minorHAnsi" w:cstheme="minorHAnsi"/>
@@ -1521,6 +2248,7 @@
               </w:rPr>
               <w:t>} - {</w:t>
             </w:r>
+            <w:proofErr w:type="spellStart"/>
             <w:r>
               <w:rPr>
                 <w:rFonts w:asciiTheme="minorHAnsi" w:hAnsiTheme="minorHAnsi" w:cstheme="minorHAnsi"/>
@@ -1532,6 +2260,7 @@
               </w:rPr>
               <w:t>extNotes</w:t>
             </w:r>
+            <w:proofErr w:type="spellEnd"/>
             <w:r>
               <w:rPr>
                 <w:rFonts w:asciiTheme="minorHAnsi" w:hAnsiTheme="minorHAnsi" w:cstheme="minorHAnsi"/>
@@ -1552,6 +2281,8 @@
               </w:rPr>
               <w:t>/</w:t>
             </w:r>
+            <w:proofErr w:type="spellStart"/>
+            <w:proofErr w:type="gramStart"/>
             <w:r>
               <w:rPr>
                 <w:rFonts w:asciiTheme="minorHAnsi" w:hAnsiTheme="minorHAnsi" w:cstheme="minorHAnsi"/>
@@ -1563,6 +2294,7 @@
               </w:rPr>
               <w:t>extNotes</w:t>
             </w:r>
+            <w:proofErr w:type="spellEnd"/>
             <w:r>
               <w:rPr>
                 <w:rFonts w:asciiTheme="minorHAnsi" w:hAnsiTheme="minorHAnsi" w:cstheme="minorHAnsi"/>
@@ -1591,7 +2323,62 @@
                 <w:sz w:val="20"/>
                 <w:szCs w:val="20"/>
               </w:rPr>
-              <w:t>{#fsc} - {fsc}{/fsc}</w:t>
+              <w:t>{</w:t>
+            </w:r>
+            <w:proofErr w:type="gramEnd"/>
+            <w:r>
+              <w:rPr>
+                <w:rFonts w:asciiTheme="minorHAnsi" w:hAnsiTheme="minorHAnsi" w:cstheme="minorHAnsi"/>
+                <w:b/>
+                <w:bCs/>
+                <w:sz w:val="20"/>
+                <w:szCs w:val="20"/>
+              </w:rPr>
+              <w:t>#fsc} - {</w:t>
+            </w:r>
+            <w:proofErr w:type="spellStart"/>
+            <w:r>
+              <w:rPr>
+                <w:rFonts w:asciiTheme="minorHAnsi" w:hAnsiTheme="minorHAnsi" w:cstheme="minorHAnsi"/>
+                <w:b/>
+                <w:bCs/>
+                <w:sz w:val="20"/>
+                <w:szCs w:val="20"/>
+              </w:rPr>
+              <w:t>fsc</w:t>
+            </w:r>
+            <w:proofErr w:type="spellEnd"/>
+            <w:r>
+              <w:rPr>
+                <w:rFonts w:asciiTheme="minorHAnsi" w:hAnsiTheme="minorHAnsi" w:cstheme="minorHAnsi"/>
+                <w:b/>
+                <w:bCs/>
+                <w:sz w:val="20"/>
+                <w:szCs w:val="20"/>
+              </w:rPr>
+              <w:t>}{/</w:t>
+            </w:r>
+            <w:proofErr w:type="spellStart"/>
+            <w:r>
+              <w:rPr>
+                <w:rFonts w:asciiTheme="minorHAnsi" w:hAnsiTheme="minorHAnsi" w:cstheme="minorHAnsi"/>
+                <w:b/>
+                <w:bCs/>
+                <w:sz w:val="20"/>
+                <w:szCs w:val="20"/>
+              </w:rPr>
+              <w:t>fsc</w:t>
+            </w:r>
+            <w:proofErr w:type="spellEnd"/>
+            <w:r>
+              <w:rPr>
+                <w:rFonts w:asciiTheme="minorHAnsi" w:hAnsiTheme="minorHAnsi" w:cstheme="minorHAnsi"/>
+                <w:b/>
+                <w:bCs/>
+                <w:sz w:val="20"/>
+                <w:szCs w:val="20"/>
+              </w:rPr>
+              <w:t>}</w:t>
             </w:r>
           </w:p>
         </w:tc>
@@ -1608,18 +2395,72 @@
             <w:pPr>
               <w:ind w:right="113"/>
               <w:rPr>
-                <w:rFonts w:asciiTheme="minorHAnsi" w:hAnsiTheme="minorHAnsi" w:cstheme="minorHAnsi"/>
-                <w:sz w:val="18"/>
-                <w:szCs w:val="18"/>
-              </w:rPr>
-            </w:pPr>
-            <w:r>
-              <w:rPr>
-                <w:rFonts w:asciiTheme="minorHAnsi" w:hAnsiTheme="minorHAnsi" w:cstheme="minorHAnsi"/>
-                <w:sz w:val="18"/>
-                <w:szCs w:val="18"/>
-              </w:rPr>
-              <w:t>{#invoices}{prefixCode}\{containerFrom}{#containerTo} - {containerTo}{/containerTo}</w:t>
+                <w:rFonts w:ascii="Arial" w:hAnsi="Arial" w:cs="Arial"/>
+                <w:sz w:val="18"/>
+                <w:szCs w:val="18"/>
+              </w:rPr>
+            </w:pPr>
+            <w:r>
+              <w:rPr>
+                <w:rFonts w:ascii="Arial" w:hAnsi="Arial" w:cs="Arial"/>
+                <w:sz w:val="18"/>
+                <w:szCs w:val="18"/>
+              </w:rPr>
+              <w:t>{#</w:t>
+            </w:r>
+            <w:proofErr w:type="gramStart"/>
+            <w:r>
+              <w:rPr>
+                <w:rFonts w:ascii="Arial" w:hAnsi="Arial" w:cs="Arial"/>
+                <w:sz w:val="18"/>
+                <w:szCs w:val="18"/>
+              </w:rPr>
+              <w:t>invoices}{</w:t>
+            </w:r>
+            <w:proofErr w:type="gramEnd"/>
+            <w:r>
+              <w:rPr>
+                <w:rFonts w:ascii="Arial" w:hAnsi="Arial" w:cs="Arial"/>
+                <w:sz w:val="18"/>
+                <w:szCs w:val="18"/>
+              </w:rPr>
+              <w:t>prefixCode}\{containerFrom}{#containerTo} - {</w:t>
+            </w:r>
+            <w:proofErr w:type="spellStart"/>
+            <w:r>
+              <w:rPr>
+                <w:rFonts w:ascii="Arial" w:hAnsi="Arial" w:cs="Arial"/>
+                <w:sz w:val="18"/>
+                <w:szCs w:val="18"/>
+              </w:rPr>
+              <w:t>containerTo</w:t>
+            </w:r>
+            <w:proofErr w:type="spellEnd"/>
+            <w:r>
+              <w:rPr>
+                <w:rFonts w:ascii="Arial" w:hAnsi="Arial" w:cs="Arial"/>
+                <w:sz w:val="18"/>
+                <w:szCs w:val="18"/>
+              </w:rPr>
+              <w:t>}{/</w:t>
+            </w:r>
+            <w:proofErr w:type="spellStart"/>
+            <w:r>
+              <w:rPr>
+                <w:rFonts w:ascii="Arial" w:hAnsi="Arial" w:cs="Arial"/>
+                <w:sz w:val="18"/>
+                <w:szCs w:val="18"/>
+              </w:rPr>
+              <w:t>containerTo</w:t>
+            </w:r>
+            <w:proofErr w:type="spellEnd"/>
+            <w:r>
+              <w:rPr>
+                <w:rFonts w:ascii="Arial" w:hAnsi="Arial" w:cs="Arial"/>
+                <w:sz w:val="18"/>
+                <w:szCs w:val="18"/>
+              </w:rPr>
+              <w:t>}</w:t>
             </w:r>
           </w:p>
         </w:tc>
@@ -1632,30 +2473,59 @@
             <w:pPr>
               <w:ind w:right="113"/>
               <w:rPr>
-                <w:rFonts w:asciiTheme="minorHAnsi" w:hAnsiTheme="minorHAnsi" w:cstheme="minorHAnsi"/>
-                <w:sz w:val="18"/>
-                <w:szCs w:val="18"/>
-              </w:rPr>
-            </w:pPr>
-            <w:r>
-              <w:rPr>
-                <w:rFonts w:asciiTheme="minorHAnsi" w:hAnsiTheme="minorHAnsi" w:cstheme="minorHAnsi"/>
-                <w:sz w:val="18"/>
-                <w:szCs w:val="18"/>
-              </w:rPr>
-              <w:t>{materialGrade}{</w:t>
-            </w:r>
-            <w:r>
-              <w:rPr>
-                <w:rFonts w:asciiTheme="minorHAnsi" w:hAnsiTheme="minorHAnsi" w:cstheme="minorHAnsi"/>
-                <w:sz w:val="18"/>
-                <w:szCs w:val="18"/>
-              </w:rPr>
-              <w:t>^isAus</w:t>
-            </w:r>
-            <w:r>
-              <w:rPr>
-                <w:rFonts w:asciiTheme="minorHAnsi" w:hAnsiTheme="minorHAnsi" w:cstheme="minorHAnsi"/>
+                <w:rFonts w:ascii="Arial" w:hAnsi="Arial" w:cs="Arial"/>
+                <w:sz w:val="18"/>
+                <w:szCs w:val="18"/>
+              </w:rPr>
+            </w:pPr>
+            <w:r>
+              <w:rPr>
+                <w:rFonts w:ascii="Arial" w:hAnsi="Arial" w:cs="Arial"/>
+                <w:sz w:val="18"/>
+                <w:szCs w:val="18"/>
+              </w:rPr>
+              <w:t>{</w:t>
+            </w:r>
+            <w:proofErr w:type="spellStart"/>
+            <w:r>
+              <w:rPr>
+                <w:rFonts w:ascii="Arial" w:hAnsi="Arial" w:cs="Arial"/>
+                <w:sz w:val="18"/>
+                <w:szCs w:val="18"/>
+              </w:rPr>
+              <w:t>materialGrade</w:t>
+            </w:r>
+            <w:proofErr w:type="spellEnd"/>
+            <w:r>
+              <w:rPr>
+                <w:rFonts w:ascii="Arial" w:hAnsi="Arial" w:cs="Arial"/>
+                <w:sz w:val="18"/>
+                <w:szCs w:val="18"/>
+              </w:rPr>
+              <w:t>}{</w:t>
+            </w:r>
+            <w:r>
+              <w:rPr>
+                <w:rFonts w:ascii="Arial" w:hAnsi="Arial" w:cs="Arial"/>
+                <w:sz w:val="18"/>
+                <w:szCs w:val="18"/>
+              </w:rPr>
+              <w:t>^</w:t>
+            </w:r>
+            <w:proofErr w:type="spellStart"/>
+            <w:proofErr w:type="gramStart"/>
+            <w:r>
+              <w:rPr>
+                <w:rFonts w:ascii="Arial" w:hAnsi="Arial" w:cs="Arial"/>
+                <w:sz w:val="18"/>
+                <w:szCs w:val="18"/>
+              </w:rPr>
+              <w:t>isAus</w:t>
+            </w:r>
+            <w:proofErr w:type="spellEnd"/>
+            <w:r>
+              <w:rPr>
+                <w:rFonts w:ascii="Arial" w:hAnsi="Arial" w:cs="Arial"/>
                 <w:sz w:val="18"/>
                 <w:szCs w:val="18"/>
               </w:rPr>
@@ -1663,23 +2533,44 @@
             </w:r>
             <w:r>
               <w:rPr>
-                <w:rFonts w:asciiTheme="minorHAnsi" w:hAnsiTheme="minorHAnsi" w:cstheme="minorHAnsi"/>
-                <w:sz w:val="18"/>
-                <w:szCs w:val="18"/>
-              </w:rPr>
-              <w:t>{brandName}{/</w:t>
-            </w:r>
-            <w:r>
-              <w:rPr>
-                <w:rFonts w:asciiTheme="minorHAnsi" w:hAnsiTheme="minorHAnsi" w:cstheme="minorHAnsi"/>
+                <w:rFonts w:ascii="Arial" w:hAnsi="Arial" w:cs="Arial"/>
+                <w:sz w:val="18"/>
+                <w:szCs w:val="18"/>
+              </w:rPr>
+              <w:t>{</w:t>
+            </w:r>
+            <w:proofErr w:type="spellStart"/>
+            <w:proofErr w:type="gramEnd"/>
+            <w:r>
+              <w:rPr>
+                <w:rFonts w:ascii="Arial" w:hAnsi="Arial" w:cs="Arial"/>
+                <w:sz w:val="18"/>
+                <w:szCs w:val="18"/>
+              </w:rPr>
+              <w:t>brandName</w:t>
+            </w:r>
+            <w:proofErr w:type="spellEnd"/>
+            <w:r>
+              <w:rPr>
+                <w:rFonts w:ascii="Arial" w:hAnsi="Arial" w:cs="Arial"/>
+                <w:sz w:val="18"/>
+                <w:szCs w:val="18"/>
+              </w:rPr>
+              <w:t>}{/</w:t>
+            </w:r>
+            <w:proofErr w:type="spellStart"/>
+            <w:r>
+              <w:rPr>
+                <w:rFonts w:ascii="Arial" w:hAnsi="Arial" w:cs="Arial"/>
                 <w:sz w:val="18"/>
                 <w:szCs w:val="18"/>
               </w:rPr>
               <w:t>isAus</w:t>
             </w:r>
-            <w:r>
-              <w:rPr>
-                <w:rFonts w:asciiTheme="minorHAnsi" w:hAnsiTheme="minorHAnsi" w:cstheme="minorHAnsi"/>
+            <w:proofErr w:type="spellEnd"/>
+            <w:r>
+              <w:rPr>
+                <w:rFonts w:ascii="Arial" w:hAnsi="Arial" w:cs="Arial"/>
                 <w:sz w:val="18"/>
                 <w:szCs w:val="18"/>
               </w:rPr>
@@ -1696,14 +2587,14 @@
             <w:pPr>
               <w:ind w:right="113"/>
               <w:rPr>
-                <w:rFonts w:asciiTheme="minorHAnsi" w:hAnsiTheme="minorHAnsi" w:cstheme="minorHAnsi"/>
-                <w:sz w:val="18"/>
-                <w:szCs w:val="18"/>
-              </w:rPr>
-            </w:pPr>
-            <w:r>
-              <w:rPr>
-                <w:rFonts w:asciiTheme="minorHAnsi" w:hAnsiTheme="minorHAnsi" w:cstheme="minorHAnsi"/>
+                <w:rFonts w:ascii="Arial" w:hAnsi="Arial" w:cs="Arial"/>
+                <w:sz w:val="18"/>
+                <w:szCs w:val="18"/>
+              </w:rPr>
+            </w:pPr>
+            <w:r>
+              <w:rPr>
+                <w:rFonts w:ascii="Arial" w:hAnsi="Arial" w:cs="Arial"/>
                 <w:sz w:val="18"/>
                 <w:szCs w:val="18"/>
               </w:rPr>
@@ -1711,15 +2602,16 @@
             </w:r>
             <w:r>
               <w:rPr>
-                <w:rFonts w:asciiTheme="minorHAnsi" w:hAnsiTheme="minorHAnsi" w:cstheme="minorHAnsi"/>
+                <w:rFonts w:ascii="Arial" w:hAnsi="Arial" w:cs="Arial"/>
                 <w:sz w:val="18"/>
                 <w:szCs w:val="18"/>
               </w:rPr>
               <w:t>#</w:t>
             </w:r>
-            <w:r>
-              <w:rPr>
-                <w:rFonts w:asciiTheme="minorHAnsi" w:hAnsiTheme="minorHAnsi" w:cstheme="minorHAnsi"/>
+            <w:proofErr w:type="gramStart"/>
+            <w:r>
+              <w:rPr>
+                <w:rFonts w:ascii="Arial" w:hAnsi="Arial" w:cs="Arial"/>
                 <w:sz w:val="18"/>
                 <w:szCs w:val="18"/>
               </w:rPr>
@@ -1727,15 +2619,24 @@
             </w:r>
             <w:r>
               <w:rPr>
-                <w:rFonts w:asciiTheme="minorHAnsi" w:hAnsiTheme="minorHAnsi" w:cstheme="minorHAnsi"/>
-                <w:sz w:val="18"/>
-                <w:szCs w:val="18"/>
-              </w:rPr>
-              <w:t>}{brandName}</w:t>
-            </w:r>
-            <w:r>
-              <w:rPr>
-                <w:rFonts w:asciiTheme="minorHAnsi" w:hAnsiTheme="minorHAnsi" w:cstheme="minorHAnsi"/>
+                <w:rFonts w:ascii="Arial" w:hAnsi="Arial" w:cs="Arial"/>
+                <w:sz w:val="18"/>
+                <w:szCs w:val="18"/>
+              </w:rPr>
+              <w:t>}{</w:t>
+            </w:r>
+            <w:proofErr w:type="gramEnd"/>
+            <w:r>
+              <w:rPr>
+                <w:rFonts w:ascii="Arial" w:hAnsi="Arial" w:cs="Arial"/>
+                <w:sz w:val="18"/>
+                <w:szCs w:val="18"/>
+              </w:rPr>
+              <w:t>brandName}</w:t>
+            </w:r>
+            <w:r>
+              <w:rPr>
+                <w:rFonts w:ascii="Arial" w:hAnsi="Arial" w:cs="Arial"/>
                 <w:sz w:val="18"/>
                 <w:szCs w:val="18"/>
               </w:rPr>
@@ -1743,7 +2644,7 @@
             </w:r>
             <w:r>
               <w:rPr>
-                <w:rFonts w:asciiTheme="minorHAnsi" w:hAnsiTheme="minorHAnsi" w:cstheme="minorHAnsi"/>
+                <w:rFonts w:ascii="Arial" w:hAnsi="Arial" w:cs="Arial"/>
                 <w:sz w:val="18"/>
                 <w:szCs w:val="18"/>
               </w:rPr>
@@ -1751,7 +2652,7 @@
             </w:r>
             <w:r>
               <w:rPr>
-                <w:rFonts w:asciiTheme="minorHAnsi" w:hAnsiTheme="minorHAnsi" w:cstheme="minorHAnsi"/>
+                <w:rFonts w:ascii="Arial" w:hAnsi="Arial" w:cs="Arial"/>
                 <w:sz w:val="18"/>
                 <w:szCs w:val="18"/>
               </w:rPr>
@@ -1759,7 +2660,7 @@
             </w:r>
             <w:r>
               <w:rPr>
-                <w:rFonts w:asciiTheme="minorHAnsi" w:hAnsiTheme="minorHAnsi" w:cstheme="minorHAnsi"/>
+                <w:rFonts w:ascii="Arial" w:hAnsi="Arial" w:cs="Arial"/>
                 <w:sz w:val="18"/>
                 <w:szCs w:val="18"/>
               </w:rPr>
@@ -1778,18 +2679,36 @@
               <w:widowControl w:val="0"/>
               <w:spacing w:line="276" w:lineRule="auto"/>
               <w:rPr>
-                <w:rFonts w:cstheme="minorHAnsi"/>
-                <w:sz w:val="18"/>
-                <w:szCs w:val="18"/>
-              </w:rPr>
-            </w:pPr>
-            <w:r>
-              <w:rPr>
-                <w:rFonts w:cstheme="minorHAnsi"/>
-                <w:sz w:val="18"/>
-                <w:szCs w:val="18"/>
-              </w:rPr>
-              <w:t>{designType}</w:t>
+                <w:rFonts w:ascii="Arial" w:hAnsi="Arial" w:cs="Arial"/>
+                <w:sz w:val="18"/>
+                <w:szCs w:val="18"/>
+              </w:rPr>
+            </w:pPr>
+            <w:r>
+              <w:rPr>
+                <w:rFonts w:ascii="Arial" w:hAnsi="Arial" w:cs="Arial"/>
+                <w:sz w:val="18"/>
+                <w:szCs w:val="18"/>
+              </w:rPr>
+              <w:t>{</w:t>
+            </w:r>
+            <w:proofErr w:type="spellStart"/>
+            <w:r>
+              <w:rPr>
+                <w:rFonts w:ascii="Arial" w:hAnsi="Arial" w:cs="Arial"/>
+                <w:sz w:val="18"/>
+                <w:szCs w:val="18"/>
+              </w:rPr>
+              <w:t>designType</w:t>
+            </w:r>
+            <w:proofErr w:type="spellEnd"/>
+            <w:r>
+              <w:rPr>
+                <w:rFonts w:ascii="Arial" w:hAnsi="Arial" w:cs="Arial"/>
+                <w:sz w:val="18"/>
+                <w:szCs w:val="18"/>
+              </w:rPr>
+              <w:t>}</w:t>
             </w:r>
           </w:p>
         </w:tc>
@@ -1802,18 +2721,36 @@
             <w:pPr>
               <w:ind w:right="113"/>
               <w:rPr>
-                <w:rFonts w:asciiTheme="minorHAnsi" w:hAnsiTheme="minorHAnsi" w:cstheme="minorHAnsi"/>
-                <w:sz w:val="18"/>
-                <w:szCs w:val="18"/>
-              </w:rPr>
-            </w:pPr>
-            <w:r>
-              <w:rPr>
-                <w:rFonts w:asciiTheme="minorHAnsi" w:hAnsiTheme="minorHAnsi" w:cstheme="minorHAnsi"/>
-                <w:sz w:val="18"/>
-                <w:szCs w:val="18"/>
-              </w:rPr>
-              <w:t>{finishType}</w:t>
+                <w:rFonts w:ascii="Arial" w:hAnsi="Arial" w:cs="Arial"/>
+                <w:sz w:val="18"/>
+                <w:szCs w:val="18"/>
+              </w:rPr>
+            </w:pPr>
+            <w:r>
+              <w:rPr>
+                <w:rFonts w:ascii="Arial" w:hAnsi="Arial" w:cs="Arial"/>
+                <w:sz w:val="18"/>
+                <w:szCs w:val="18"/>
+              </w:rPr>
+              <w:t>{</w:t>
+            </w:r>
+            <w:proofErr w:type="spellStart"/>
+            <w:r>
+              <w:rPr>
+                <w:rFonts w:ascii="Arial" w:hAnsi="Arial" w:cs="Arial"/>
+                <w:sz w:val="18"/>
+                <w:szCs w:val="18"/>
+              </w:rPr>
+              <w:t>finishType</w:t>
+            </w:r>
+            <w:proofErr w:type="spellEnd"/>
+            <w:r>
+              <w:rPr>
+                <w:rFonts w:ascii="Arial" w:hAnsi="Arial" w:cs="Arial"/>
+                <w:sz w:val="18"/>
+                <w:szCs w:val="18"/>
+              </w:rPr>
+              <w:t>}</w:t>
             </w:r>
           </w:p>
         </w:tc>
@@ -1826,14 +2763,14 @@
               <w:ind w:right="57"/>
               <w:jc w:val="right"/>
               <w:rPr>
-                <w:rFonts w:asciiTheme="minorHAnsi" w:hAnsiTheme="minorHAnsi" w:cstheme="minorHAnsi"/>
-                <w:sz w:val="18"/>
-                <w:szCs w:val="18"/>
-              </w:rPr>
-            </w:pPr>
-            <w:r>
-              <w:rPr>
-                <w:rFonts w:asciiTheme="minorHAnsi" w:hAnsiTheme="minorHAnsi" w:cstheme="minorHAnsi"/>
+                <w:rFonts w:ascii="Arial" w:hAnsi="Arial" w:cs="Arial"/>
+                <w:sz w:val="18"/>
+                <w:szCs w:val="18"/>
+              </w:rPr>
+            </w:pPr>
+            <w:r>
+              <w:rPr>
+                <w:rFonts w:ascii="Arial" w:hAnsi="Arial" w:cs="Arial"/>
                 <w:sz w:val="18"/>
                 <w:szCs w:val="18"/>
               </w:rPr>
@@ -1850,14 +2787,14 @@
               <w:ind w:right="57"/>
               <w:jc w:val="right"/>
               <w:rPr>
-                <w:rFonts w:asciiTheme="minorHAnsi" w:hAnsiTheme="minorHAnsi" w:cstheme="minorHAnsi"/>
-                <w:sz w:val="18"/>
-                <w:szCs w:val="18"/>
-              </w:rPr>
-            </w:pPr>
-            <w:r>
-              <w:rPr>
-                <w:rFonts w:asciiTheme="minorHAnsi" w:hAnsiTheme="minorHAnsi" w:cstheme="minorHAnsi"/>
+                <w:rFonts w:ascii="Arial" w:hAnsi="Arial" w:cs="Arial"/>
+                <w:sz w:val="18"/>
+                <w:szCs w:val="18"/>
+              </w:rPr>
+            </w:pPr>
+            <w:r>
+              <w:rPr>
+                <w:rFonts w:ascii="Arial" w:hAnsi="Arial" w:cs="Arial"/>
                 <w:sz w:val="18"/>
                 <w:szCs w:val="18"/>
               </w:rPr>
@@ -1876,30 +2813,50 @@
               <w:ind w:right="227"/>
               <w:jc w:val="right"/>
               <w:rPr>
-                <w:rFonts w:cstheme="minorHAnsi"/>
-                <w:sz w:val="18"/>
-                <w:szCs w:val="18"/>
-              </w:rPr>
-            </w:pPr>
-            <w:r>
-              <w:rPr>
-                <w:rFonts w:cstheme="minorHAnsi"/>
-                <w:sz w:val="18"/>
-                <w:szCs w:val="18"/>
-              </w:rPr>
-              <w:t>{value}{/invoices}{/</w:t>
-            </w:r>
-            <w:r>
-              <w:rPr>
-                <w:rFonts w:cstheme="minorHAnsi"/>
+                <w:rFonts w:ascii="Arial" w:hAnsi="Arial" w:cs="Arial"/>
+                <w:sz w:val="18"/>
+                <w:szCs w:val="18"/>
+              </w:rPr>
+            </w:pPr>
+            <w:r>
+              <w:rPr>
+                <w:rFonts w:ascii="Arial" w:hAnsi="Arial" w:cs="Arial"/>
+                <w:sz w:val="18"/>
+                <w:szCs w:val="18"/>
+              </w:rPr>
+              <w:t>{value}{/</w:t>
+            </w:r>
+            <w:proofErr w:type="gramStart"/>
+            <w:r>
+              <w:rPr>
+                <w:rFonts w:ascii="Arial" w:hAnsi="Arial" w:cs="Arial"/>
+                <w:sz w:val="18"/>
+                <w:szCs w:val="18"/>
+              </w:rPr>
+              <w:t>invoices}{</w:t>
+            </w:r>
+            <w:proofErr w:type="gramEnd"/>
+            <w:r>
+              <w:rPr>
+                <w:rFonts w:ascii="Arial" w:hAnsi="Arial" w:cs="Arial"/>
+                <w:sz w:val="18"/>
+                <w:szCs w:val="18"/>
+              </w:rPr>
+              <w:t>/</w:t>
+            </w:r>
+            <w:proofErr w:type="spellStart"/>
+            <w:r>
+              <w:rPr>
+                <w:rFonts w:ascii="Arial" w:hAnsi="Arial" w:cs="Arial"/>
                 <w:sz w:val="18"/>
                 <w:szCs w:val="18"/>
               </w:rPr>
               <w:t>OCItems</w:t>
             </w:r>
-            <w:r>
-              <w:rPr>
-                <w:rFonts w:cstheme="minorHAnsi"/>
+            <w:proofErr w:type="spellEnd"/>
+            <w:r>
+              <w:rPr>
+                <w:rFonts w:ascii="Arial" w:hAnsi="Arial" w:cs="Arial"/>
                 <w:sz w:val="18"/>
                 <w:szCs w:val="18"/>
               </w:rPr>
@@ -2139,20 +3096,42 @@
               <w:ind w:right="57"/>
               <w:jc w:val="right"/>
               <w:rPr>
-                <w:rFonts w:asciiTheme="minorHAnsi" w:hAnsiTheme="minorHAnsi" w:cstheme="minorHAnsi"/>
-                <w:sz w:val="18"/>
-                <w:szCs w:val="18"/>
-              </w:rPr>
-            </w:pPr>
-            <w:r>
-              <w:rPr>
-                <w:rFonts w:asciiTheme="minorHAnsi" w:hAnsiTheme="minorHAnsi" w:cstheme="minorHAnsi"/>
-                <w:b/>
-                <w:bCs/>
-                <w:sz w:val="18"/>
-                <w:szCs w:val="18"/>
-              </w:rPr>
-              <w:t>{totalQuantity}</w:t>
+                <w:rFonts w:ascii="Arial" w:hAnsi="Arial" w:cs="Arial"/>
+                <w:sz w:val="18"/>
+                <w:szCs w:val="18"/>
+              </w:rPr>
+            </w:pPr>
+            <w:r>
+              <w:rPr>
+                <w:rFonts w:ascii="Arial" w:hAnsi="Arial" w:cs="Arial"/>
+                <w:b/>
+                <w:bCs/>
+                <w:sz w:val="18"/>
+                <w:szCs w:val="18"/>
+              </w:rPr>
+              <w:t>{</w:t>
+            </w:r>
+            <w:proofErr w:type="spellStart"/>
+            <w:r>
+              <w:rPr>
+                <w:rFonts w:ascii="Arial" w:hAnsi="Arial" w:cs="Arial"/>
+                <w:b/>
+                <w:bCs/>
+                <w:sz w:val="18"/>
+                <w:szCs w:val="18"/>
+              </w:rPr>
+              <w:t>totalQuantity</w:t>
+            </w:r>
+            <w:proofErr w:type="spellEnd"/>
+            <w:r>
+              <w:rPr>
+                <w:rFonts w:ascii="Arial" w:hAnsi="Arial" w:cs="Arial"/>
+                <w:b/>
+                <w:bCs/>
+                <w:sz w:val="18"/>
+                <w:szCs w:val="18"/>
+              </w:rPr>
+              <w:t>}</w:t>
             </w:r>
           </w:p>
         </w:tc>
@@ -2165,7 +3144,7 @@
               <w:ind w:right="57"/>
               <w:jc w:val="right"/>
               <w:rPr>
-                <w:rFonts w:asciiTheme="minorHAnsi" w:hAnsiTheme="minorHAnsi" w:cstheme="minorHAnsi"/>
+                <w:rFonts w:ascii="Arial" w:hAnsi="Arial" w:cs="Arial"/>
                 <w:sz w:val="18"/>
                 <w:szCs w:val="18"/>
               </w:rPr>
@@ -2183,20 +3162,42 @@
               <w:ind w:right="227"/>
               <w:jc w:val="right"/>
               <w:rPr>
-                <w:rFonts w:cstheme="minorHAnsi"/>
-                <w:sz w:val="18"/>
-                <w:szCs w:val="18"/>
-              </w:rPr>
-            </w:pPr>
-            <w:r>
-              <w:rPr>
-                <w:rFonts w:cstheme="minorHAnsi"/>
-                <w:b/>
-                <w:bCs/>
-                <w:sz w:val="18"/>
-                <w:szCs w:val="18"/>
-              </w:rPr>
-              <w:t>{totalAmount}</w:t>
+                <w:rFonts w:ascii="Arial" w:hAnsi="Arial" w:cs="Arial"/>
+                <w:sz w:val="18"/>
+                <w:szCs w:val="18"/>
+              </w:rPr>
+            </w:pPr>
+            <w:r>
+              <w:rPr>
+                <w:rFonts w:ascii="Arial" w:hAnsi="Arial" w:cs="Arial"/>
+                <w:b/>
+                <w:bCs/>
+                <w:sz w:val="18"/>
+                <w:szCs w:val="18"/>
+              </w:rPr>
+              <w:t>{</w:t>
+            </w:r>
+            <w:proofErr w:type="spellStart"/>
+            <w:r>
+              <w:rPr>
+                <w:rFonts w:ascii="Arial" w:hAnsi="Arial" w:cs="Arial"/>
+                <w:b/>
+                <w:bCs/>
+                <w:sz w:val="18"/>
+                <w:szCs w:val="18"/>
+              </w:rPr>
+              <w:t>totalAmount</w:t>
+            </w:r>
+            <w:proofErr w:type="spellEnd"/>
+            <w:r>
+              <w:rPr>
+                <w:rFonts w:ascii="Arial" w:hAnsi="Arial" w:cs="Arial"/>
+                <w:b/>
+                <w:bCs/>
+                <w:sz w:val="18"/>
+                <w:szCs w:val="18"/>
+              </w:rPr>
+              <w:t>}</w:t>
             </w:r>
           </w:p>
         </w:tc>
@@ -2482,14 +3483,14 @@
               <w:ind w:right="57"/>
               <w:jc w:val="right"/>
               <w:rPr>
-                <w:rFonts w:asciiTheme="minorHAnsi" w:hAnsiTheme="minorHAnsi" w:cstheme="minorHAnsi"/>
-                <w:sz w:val="18"/>
-                <w:szCs w:val="18"/>
-              </w:rPr>
-            </w:pPr>
-            <w:r>
-              <w:rPr>
-                <w:rFonts w:asciiTheme="minorHAnsi" w:hAnsiTheme="minorHAnsi" w:cstheme="minorHAnsi"/>
+                <w:rFonts w:ascii="Arial" w:hAnsi="Arial" w:cs="Arial"/>
+                <w:sz w:val="18"/>
+                <w:szCs w:val="18"/>
+              </w:rPr>
+            </w:pPr>
+            <w:r>
+              <w:rPr>
+                <w:rFonts w:ascii="Arial" w:hAnsi="Arial" w:cs="Arial"/>
                 <w:b/>
                 <w:bCs/>
                 <w:sz w:val="18"/>
@@ -2508,7 +3509,7 @@
               <w:ind w:right="57"/>
               <w:jc w:val="right"/>
               <w:rPr>
-                <w:rFonts w:asciiTheme="minorHAnsi" w:hAnsiTheme="minorHAnsi" w:cstheme="minorHAnsi"/>
+                <w:rFonts w:ascii="Arial" w:hAnsi="Arial" w:cs="Arial"/>
                 <w:sz w:val="18"/>
                 <w:szCs w:val="18"/>
               </w:rPr>
@@ -2526,18 +3527,36 @@
               <w:ind w:right="227"/>
               <w:jc w:val="right"/>
               <w:rPr>
-                <w:rFonts w:cstheme="minorHAnsi"/>
-                <w:sz w:val="18"/>
-                <w:szCs w:val="18"/>
-              </w:rPr>
-            </w:pPr>
-            <w:r>
-              <w:rPr>
-                <w:rFonts w:cstheme="minorHAnsi"/>
-                <w:sz w:val="18"/>
-                <w:szCs w:val="18"/>
-              </w:rPr>
-              <w:t>{totalAddition}</w:t>
+                <w:rFonts w:ascii="Arial" w:hAnsi="Arial" w:cs="Arial"/>
+                <w:sz w:val="18"/>
+                <w:szCs w:val="18"/>
+              </w:rPr>
+            </w:pPr>
+            <w:r>
+              <w:rPr>
+                <w:rFonts w:ascii="Arial" w:hAnsi="Arial" w:cs="Arial"/>
+                <w:sz w:val="18"/>
+                <w:szCs w:val="18"/>
+              </w:rPr>
+              <w:t>{</w:t>
+            </w:r>
+            <w:proofErr w:type="spellStart"/>
+            <w:r>
+              <w:rPr>
+                <w:rFonts w:ascii="Arial" w:hAnsi="Arial" w:cs="Arial"/>
+                <w:sz w:val="18"/>
+                <w:szCs w:val="18"/>
+              </w:rPr>
+              <w:t>totalAddition</w:t>
+            </w:r>
+            <w:proofErr w:type="spellEnd"/>
+            <w:r>
+              <w:rPr>
+                <w:rFonts w:ascii="Arial" w:hAnsi="Arial" w:cs="Arial"/>
+                <w:sz w:val="18"/>
+                <w:szCs w:val="18"/>
+              </w:rPr>
+              <w:t>}</w:t>
             </w:r>
           </w:p>
         </w:tc>
@@ -2621,14 +3640,14 @@
               <w:ind w:right="57"/>
               <w:jc w:val="right"/>
               <w:rPr>
-                <w:rFonts w:asciiTheme="minorHAnsi" w:hAnsiTheme="minorHAnsi" w:cstheme="minorHAnsi"/>
-                <w:sz w:val="18"/>
-                <w:szCs w:val="18"/>
-              </w:rPr>
-            </w:pPr>
-            <w:r>
-              <w:rPr>
-                <w:rFonts w:asciiTheme="minorHAnsi" w:hAnsiTheme="minorHAnsi" w:cstheme="minorHAnsi"/>
+                <w:rFonts w:ascii="Arial" w:hAnsi="Arial" w:cs="Arial"/>
+                <w:sz w:val="18"/>
+                <w:szCs w:val="18"/>
+              </w:rPr>
+            </w:pPr>
+            <w:r>
+              <w:rPr>
+                <w:rFonts w:ascii="Arial" w:hAnsi="Arial" w:cs="Arial"/>
                 <w:b/>
                 <w:bCs/>
                 <w:sz w:val="18"/>
@@ -2647,7 +3666,7 @@
               <w:ind w:right="57"/>
               <w:jc w:val="right"/>
               <w:rPr>
-                <w:rFonts w:asciiTheme="minorHAnsi" w:hAnsiTheme="minorHAnsi" w:cstheme="minorHAnsi"/>
+                <w:rFonts w:ascii="Arial" w:hAnsi="Arial" w:cs="Arial"/>
                 <w:sz w:val="18"/>
                 <w:szCs w:val="18"/>
               </w:rPr>
@@ -2665,18 +3684,36 @@
               <w:ind w:right="227"/>
               <w:jc w:val="right"/>
               <w:rPr>
-                <w:rFonts w:cstheme="minorHAnsi"/>
-                <w:sz w:val="18"/>
-                <w:szCs w:val="18"/>
-              </w:rPr>
-            </w:pPr>
-            <w:r>
-              <w:rPr>
-                <w:rFonts w:cstheme="minorHAnsi"/>
-                <w:sz w:val="18"/>
-                <w:szCs w:val="18"/>
-              </w:rPr>
-              <w:t>{totalDiscount}</w:t>
+                <w:rFonts w:ascii="Arial" w:hAnsi="Arial" w:cs="Arial"/>
+                <w:sz w:val="18"/>
+                <w:szCs w:val="18"/>
+              </w:rPr>
+            </w:pPr>
+            <w:r>
+              <w:rPr>
+                <w:rFonts w:ascii="Arial" w:hAnsi="Arial" w:cs="Arial"/>
+                <w:sz w:val="18"/>
+                <w:szCs w:val="18"/>
+              </w:rPr>
+              <w:t>{</w:t>
+            </w:r>
+            <w:proofErr w:type="spellStart"/>
+            <w:r>
+              <w:rPr>
+                <w:rFonts w:ascii="Arial" w:hAnsi="Arial" w:cs="Arial"/>
+                <w:sz w:val="18"/>
+                <w:szCs w:val="18"/>
+              </w:rPr>
+              <w:t>totalDiscount</w:t>
+            </w:r>
+            <w:proofErr w:type="spellEnd"/>
+            <w:r>
+              <w:rPr>
+                <w:rFonts w:ascii="Arial" w:hAnsi="Arial" w:cs="Arial"/>
+                <w:sz w:val="18"/>
+                <w:szCs w:val="18"/>
+              </w:rPr>
+              <w:t>}</w:t>
             </w:r>
           </w:p>
         </w:tc>
@@ -2760,14 +3797,14 @@
               <w:ind w:right="57"/>
               <w:jc w:val="right"/>
               <w:rPr>
-                <w:rFonts w:asciiTheme="minorHAnsi" w:hAnsiTheme="minorHAnsi" w:cstheme="minorHAnsi"/>
-                <w:sz w:val="18"/>
-                <w:szCs w:val="18"/>
-              </w:rPr>
-            </w:pPr>
-            <w:r>
-              <w:rPr>
-                <w:rFonts w:asciiTheme="minorHAnsi" w:hAnsiTheme="minorHAnsi" w:cstheme="minorHAnsi"/>
+                <w:rFonts w:ascii="Arial" w:hAnsi="Arial" w:cs="Arial"/>
+                <w:sz w:val="18"/>
+                <w:szCs w:val="18"/>
+              </w:rPr>
+            </w:pPr>
+            <w:r>
+              <w:rPr>
+                <w:rFonts w:ascii="Arial" w:hAnsi="Arial" w:cs="Arial"/>
                 <w:b/>
                 <w:bCs/>
                 <w:sz w:val="18"/>
@@ -2786,7 +3823,7 @@
               <w:ind w:right="57"/>
               <w:jc w:val="right"/>
               <w:rPr>
-                <w:rFonts w:asciiTheme="minorHAnsi" w:hAnsiTheme="minorHAnsi" w:cstheme="minorHAnsi"/>
+                <w:rFonts w:ascii="Arial" w:hAnsi="Arial" w:cs="Arial"/>
                 <w:sz w:val="18"/>
                 <w:szCs w:val="18"/>
               </w:rPr>
@@ -2802,14 +3839,14 @@
               <w:ind w:right="227"/>
               <w:jc w:val="right"/>
               <w:rPr>
-                <w:rFonts w:asciiTheme="minorHAnsi" w:hAnsiTheme="minorHAnsi" w:cstheme="minorHAnsi"/>
-                <w:sz w:val="18"/>
-                <w:szCs w:val="18"/>
-              </w:rPr>
-            </w:pPr>
-            <w:r>
-              <w:rPr>
-                <w:rFonts w:asciiTheme="minorHAnsi" w:hAnsiTheme="minorHAnsi" w:cstheme="minorHAnsi"/>
+                <w:rFonts w:ascii="Arial" w:hAnsi="Arial" w:cs="Arial"/>
+                <w:sz w:val="18"/>
+                <w:szCs w:val="18"/>
+              </w:rPr>
+            </w:pPr>
+            <w:r>
+              <w:rPr>
+                <w:rFonts w:ascii="Arial" w:hAnsi="Arial" w:cs="Arial"/>
                 <w:sz w:val="18"/>
                 <w:szCs w:val="18"/>
               </w:rPr>
@@ -2862,7 +3899,7 @@
               <w:spacing w:before="40"/>
               <w:ind w:right="57"/>
               <w:rPr>
-                <w:rFonts w:asciiTheme="minorHAnsi" w:hAnsiTheme="minorHAnsi" w:cstheme="minorHAnsi"/>
+                <w:rFonts w:ascii="Arial" w:hAnsi="Arial" w:cs="Arial"/>
                 <w:b/>
                 <w:bCs/>
                 <w:sz w:val="18"/>
@@ -2872,7 +3909,7 @@
             </w:pPr>
             <w:r>
               <w:rPr>
-                <w:rFonts w:asciiTheme="minorHAnsi" w:hAnsiTheme="minorHAnsi" w:cstheme="minorHAnsi"/>
+                <w:rFonts w:ascii="Arial" w:hAnsi="Arial" w:cs="Arial"/>
                 <w:b/>
                 <w:bCs/>
                 <w:sz w:val="18"/>
@@ -2880,9 +3917,10 @@
               </w:rPr>
               <w:t>Total {</w:t>
             </w:r>
-            <w:r>
-              <w:rPr>
-                <w:rFonts w:asciiTheme="minorHAnsi" w:hAnsiTheme="minorHAnsi" w:cstheme="minorHAnsi"/>
+            <w:proofErr w:type="spellStart"/>
+            <w:r>
+              <w:rPr>
+                <w:rFonts w:ascii="Arial" w:hAnsi="Arial" w:cs="Arial"/>
                 <w:b/>
                 <w:bCs/>
                 <w:sz w:val="18"/>
@@ -2891,9 +3929,10 @@
               </w:rPr>
               <w:t>deliveryTerms</w:t>
             </w:r>
-            <w:r>
-              <w:rPr>
-                <w:rFonts w:asciiTheme="minorHAnsi" w:hAnsiTheme="minorHAnsi" w:cstheme="minorHAnsi"/>
+            <w:proofErr w:type="spellEnd"/>
+            <w:r>
+              <w:rPr>
+                <w:rFonts w:ascii="Arial" w:hAnsi="Arial" w:cs="Arial"/>
                 <w:b/>
                 <w:bCs/>
                 <w:sz w:val="18"/>
@@ -2903,7 +3942,7 @@
             </w:r>
             <w:r>
               <w:rPr>
-                <w:rFonts w:asciiTheme="minorHAnsi" w:hAnsiTheme="minorHAnsi" w:cstheme="minorHAnsi"/>
+                <w:rFonts w:ascii="Arial" w:hAnsi="Arial" w:cs="Arial"/>
                 <w:b/>
                 <w:bCs/>
                 <w:sz w:val="18"/>
@@ -2911,9 +3950,11 @@
               </w:rPr>
               <w:t xml:space="preserve"> {</w:t>
             </w:r>
-            <w:r>
-              <w:rPr>
-                <w:rFonts w:asciiTheme="minorHAnsi" w:hAnsiTheme="minorHAnsi" w:cstheme="minorHAnsi"/>
+            <w:proofErr w:type="spellStart"/>
+            <w:proofErr w:type="gramStart"/>
+            <w:r>
+              <w:rPr>
+                <w:rFonts w:ascii="Arial" w:hAnsi="Arial" w:cs="Arial"/>
                 <w:b/>
                 <w:bCs/>
                 <w:sz w:val="18"/>
@@ -2922,9 +3963,10 @@
               </w:rPr>
               <w:t>dischargeTerms</w:t>
             </w:r>
-            <w:r>
-              <w:rPr>
-                <w:rFonts w:asciiTheme="minorHAnsi" w:hAnsiTheme="minorHAnsi" w:cstheme="minorHAnsi"/>
+            <w:proofErr w:type="spellEnd"/>
+            <w:r>
+              <w:rPr>
+                <w:rFonts w:ascii="Arial" w:hAnsi="Arial" w:cs="Arial"/>
                 <w:b/>
                 <w:bCs/>
                 <w:sz w:val="18"/>
@@ -2934,7 +3976,7 @@
             </w:r>
             <w:r>
               <w:rPr>
-                <w:rFonts w:asciiTheme="minorHAnsi" w:hAnsiTheme="minorHAnsi" w:cstheme="minorHAnsi"/>
+                <w:rFonts w:ascii="Arial" w:hAnsi="Arial" w:cs="Arial"/>
                 <w:b/>
                 <w:bCs/>
               </w:rPr>
@@ -2942,7 +3984,7 @@
             </w:r>
             <w:r>
               <w:rPr>
-                <w:rFonts w:asciiTheme="minorHAnsi" w:hAnsiTheme="minorHAnsi" w:cstheme="minorHAnsi"/>
+                <w:rFonts w:ascii="Arial" w:hAnsi="Arial" w:cs="Arial"/>
                 <w:b/>
                 <w:bCs/>
               </w:rPr>
@@ -2950,17 +3992,40 @@
             </w:r>
             <w:r>
               <w:rPr>
-                <w:rFonts w:asciiTheme="minorHAnsi" w:hAnsiTheme="minorHAnsi" w:cstheme="minorHAnsi"/>
-                <w:b/>
-                <w:bCs/>
-                <w:sz w:val="18"/>
-                <w:szCs w:val="18"/>
-              </w:rPr>
-              <w:t>{currencyChar}</w:t>
-            </w:r>
-            <w:r>
-              <w:rPr>
-                <w:rFonts w:asciiTheme="minorHAnsi" w:hAnsiTheme="minorHAnsi" w:cstheme="minorHAnsi"/>
+                <w:rFonts w:ascii="Arial" w:hAnsi="Arial" w:cs="Arial"/>
+                <w:b/>
+                <w:bCs/>
+                <w:sz w:val="18"/>
+                <w:szCs w:val="18"/>
+              </w:rPr>
+              <w:t>{</w:t>
+            </w:r>
+            <w:proofErr w:type="spellStart"/>
+            <w:proofErr w:type="gramEnd"/>
+            <w:r>
+              <w:rPr>
+                <w:rFonts w:ascii="Arial" w:hAnsi="Arial" w:cs="Arial"/>
+                <w:b/>
+                <w:bCs/>
+                <w:sz w:val="18"/>
+                <w:szCs w:val="18"/>
+              </w:rPr>
+              <w:t>currencyChar</w:t>
+            </w:r>
+            <w:proofErr w:type="spellEnd"/>
+            <w:r>
+              <w:rPr>
+                <w:rFonts w:ascii="Arial" w:hAnsi="Arial" w:cs="Arial"/>
+                <w:b/>
+                <w:bCs/>
+                <w:sz w:val="18"/>
+                <w:szCs w:val="18"/>
+              </w:rPr>
+              <w:t>}</w:t>
+            </w:r>
+            <w:r>
+              <w:rPr>
+                <w:rFonts w:ascii="Arial" w:hAnsi="Arial" w:cs="Arial"/>
                 <w:b/>
                 <w:bCs/>
                 <w:sz w:val="18"/>
@@ -2970,13 +4035,35 @@
             </w:r>
             <w:r>
               <w:rPr>
-                <w:rFonts w:asciiTheme="minorHAnsi" w:hAnsiTheme="minorHAnsi" w:cstheme="minorHAnsi"/>
-                <w:b/>
-                <w:bCs/>
-                <w:sz w:val="18"/>
-                <w:szCs w:val="18"/>
-              </w:rPr>
-              <w:t>{netAmountWords} Only</w:t>
+                <w:rFonts w:ascii="Arial" w:hAnsi="Arial" w:cs="Arial"/>
+                <w:b/>
+                <w:bCs/>
+                <w:sz w:val="18"/>
+                <w:szCs w:val="18"/>
+              </w:rPr>
+              <w:t>{</w:t>
+            </w:r>
+            <w:proofErr w:type="spellStart"/>
+            <w:r>
+              <w:rPr>
+                <w:rFonts w:ascii="Arial" w:hAnsi="Arial" w:cs="Arial"/>
+                <w:b/>
+                <w:bCs/>
+                <w:sz w:val="18"/>
+                <w:szCs w:val="18"/>
+              </w:rPr>
+              <w:t>netAmountWords</w:t>
+            </w:r>
+            <w:proofErr w:type="spellEnd"/>
+            <w:r>
+              <w:rPr>
+                <w:rFonts w:ascii="Arial" w:hAnsi="Arial" w:cs="Arial"/>
+                <w:b/>
+                <w:bCs/>
+                <w:sz w:val="18"/>
+                <w:szCs w:val="18"/>
+              </w:rPr>
+              <w:t>} Only</w:t>
             </w:r>
           </w:p>
         </w:tc>
@@ -2989,7 +4076,7 @@
               <w:ind w:right="57"/>
               <w:jc w:val="right"/>
               <w:rPr>
-                <w:rFonts w:asciiTheme="minorHAnsi" w:hAnsiTheme="minorHAnsi" w:cstheme="minorHAnsi"/>
+                <w:rFonts w:ascii="Arial" w:hAnsi="Arial" w:cs="Arial"/>
                 <w:sz w:val="18"/>
                 <w:szCs w:val="18"/>
               </w:rPr>
@@ -3006,22 +4093,32 @@
               <w:ind w:right="227"/>
               <w:jc w:val="right"/>
               <w:rPr>
-                <w:rFonts w:asciiTheme="minorHAnsi" w:hAnsiTheme="minorHAnsi" w:cstheme="minorHAnsi"/>
-                <w:sz w:val="18"/>
-                <w:szCs w:val="18"/>
-              </w:rPr>
-            </w:pPr>
-            <w:r>
-              <w:rPr>
-                <w:rFonts w:asciiTheme="minorHAnsi" w:hAnsiTheme="minorHAnsi" w:cstheme="minorHAnsi"/>
-                <w:sz w:val="18"/>
-                <w:szCs w:val="18"/>
-              </w:rPr>
-              <w:t>{netAmount</w:t>
-            </w:r>
-            <w:r>
-              <w:rPr>
-                <w:rFonts w:asciiTheme="minorHAnsi" w:hAnsiTheme="minorHAnsi" w:cstheme="minorHAnsi"/>
+                <w:rFonts w:ascii="Arial" w:hAnsi="Arial" w:cs="Arial"/>
+                <w:sz w:val="18"/>
+                <w:szCs w:val="18"/>
+              </w:rPr>
+            </w:pPr>
+            <w:r>
+              <w:rPr>
+                <w:rFonts w:ascii="Arial" w:hAnsi="Arial" w:cs="Arial"/>
+                <w:sz w:val="18"/>
+                <w:szCs w:val="18"/>
+              </w:rPr>
+              <w:t>{</w:t>
+            </w:r>
+            <w:proofErr w:type="spellStart"/>
+            <w:r>
+              <w:rPr>
+                <w:rFonts w:ascii="Arial" w:hAnsi="Arial" w:cs="Arial"/>
+                <w:sz w:val="18"/>
+                <w:szCs w:val="18"/>
+              </w:rPr>
+              <w:t>netAmount</w:t>
+            </w:r>
+            <w:proofErr w:type="spellEnd"/>
+            <w:r>
+              <w:rPr>
+                <w:rFonts w:ascii="Arial" w:hAnsi="Arial" w:cs="Arial"/>
                 <w:sz w:val="18"/>
                 <w:szCs w:val="18"/>
               </w:rPr>
@@ -3068,21 +4165,21 @@
         </w:trPr>
         <w:tc>
           <w:tcPr>
-            <w:tcW w:w="1418" w:type="dxa"/>
+            <w:tcW w:w="1560" w:type="dxa"/>
             <w:gridSpan w:val="2"/>
           </w:tcPr>
           <w:p>
             <w:pPr>
               <w:ind w:right="227"/>
               <w:rPr>
-                <w:rFonts w:asciiTheme="minorHAnsi" w:hAnsiTheme="minorHAnsi" w:cstheme="minorHAnsi"/>
-                <w:sz w:val="18"/>
-                <w:szCs w:val="18"/>
-              </w:rPr>
-            </w:pPr>
-            <w:r>
-              <w:rPr>
-                <w:rFonts w:asciiTheme="minorHAnsi" w:hAnsiTheme="minorHAnsi" w:cstheme="minorHAnsi"/>
+                <w:rFonts w:ascii="Arial" w:hAnsi="Arial" w:cs="Arial"/>
+                <w:sz w:val="18"/>
+                <w:szCs w:val="18"/>
+              </w:rPr>
+            </w:pPr>
+            <w:r>
+              <w:rPr>
+                <w:rFonts w:ascii="Arial" w:hAnsi="Arial" w:cs="Arial"/>
                 <w:b/>
                 <w:bCs/>
                 <w:sz w:val="18"/>
@@ -3094,38 +4191,40 @@
         </w:tc>
         <w:tc>
           <w:tcPr>
-            <w:tcW w:w="5186" w:type="dxa"/>
+            <w:tcW w:w="5044" w:type="dxa"/>
             <w:gridSpan w:val="4"/>
           </w:tcPr>
           <w:p>
             <w:pPr>
               <w:ind w:right="227"/>
               <w:rPr>
-                <w:rFonts w:asciiTheme="minorHAnsi" w:hAnsiTheme="minorHAnsi" w:cstheme="minorHAnsi"/>
-                <w:sz w:val="18"/>
-                <w:szCs w:val="18"/>
-              </w:rPr>
-            </w:pPr>
-            <w:r>
-              <w:rPr>
-                <w:rFonts w:asciiTheme="minorHAnsi" w:hAnsiTheme="minorHAnsi" w:cstheme="minorHAnsi"/>
+                <w:rFonts w:ascii="Arial" w:hAnsi="Arial" w:cs="Arial"/>
+                <w:sz w:val="18"/>
+                <w:szCs w:val="18"/>
+              </w:rPr>
+            </w:pPr>
+            <w:r>
+              <w:rPr>
+                <w:rFonts w:ascii="Arial" w:hAnsi="Arial" w:cs="Arial"/>
                 <w:sz w:val="18"/>
                 <w:szCs w:val="18"/>
               </w:rPr>
               <w:t>{</w:t>
             </w:r>
-            <w:r>
-              <w:rPr>
-                <w:rFonts w:asciiTheme="minorHAnsi" w:hAnsiTheme="minorHAnsi" w:cstheme="minorHAnsi"/>
+            <w:proofErr w:type="spellStart"/>
+            <w:r>
+              <w:rPr>
+                <w:rFonts w:ascii="Arial" w:hAnsi="Arial" w:cs="Arial"/>
                 <w:sz w:val="18"/>
                 <w:szCs w:val="18"/>
                 <w:lang w:val="en-IN"/>
               </w:rPr>
               <w:t>deliveryDetails</w:t>
             </w:r>
-            <w:r>
-              <w:rPr>
-                <w:rFonts w:asciiTheme="minorHAnsi" w:hAnsiTheme="minorHAnsi" w:cstheme="minorHAnsi"/>
+            <w:proofErr w:type="spellEnd"/>
+            <w:r>
+              <w:rPr>
+                <w:rFonts w:ascii="Arial" w:hAnsi="Arial" w:cs="Arial"/>
                 <w:sz w:val="18"/>
                 <w:szCs w:val="18"/>
               </w:rPr>
@@ -3177,14 +4276,14 @@
             <w:pPr>
               <w:ind w:right="227"/>
               <w:rPr>
-                <w:rFonts w:asciiTheme="minorHAnsi" w:hAnsiTheme="minorHAnsi" w:cstheme="minorHAnsi"/>
-                <w:sz w:val="18"/>
-                <w:szCs w:val="18"/>
-              </w:rPr>
-            </w:pPr>
-            <w:r>
-              <w:rPr>
-                <w:rFonts w:asciiTheme="minorHAnsi" w:hAnsiTheme="minorHAnsi" w:cstheme="minorHAnsi"/>
+                <w:rFonts w:ascii="Arial" w:hAnsi="Arial" w:cs="Arial"/>
+                <w:sz w:val="18"/>
+                <w:szCs w:val="18"/>
+              </w:rPr>
+            </w:pPr>
+            <w:r>
+              <w:rPr>
+                <w:rFonts w:ascii="Arial" w:hAnsi="Arial" w:cs="Arial"/>
                 <w:b/>
                 <w:bCs/>
                 <w:sz w:val="18"/>
@@ -3194,7 +4293,7 @@
             </w:r>
             <w:r>
               <w:rPr>
-                <w:rFonts w:asciiTheme="minorHAnsi" w:hAnsiTheme="minorHAnsi" w:cstheme="minorHAnsi"/>
+                <w:rFonts w:ascii="Arial" w:hAnsi="Arial" w:cs="Arial"/>
                 <w:sz w:val="18"/>
                 <w:szCs w:val="18"/>
               </w:rPr>
@@ -3205,180 +4304,242 @@
             <w:pPr>
               <w:ind w:right="227"/>
               <w:rPr>
-                <w:rFonts w:asciiTheme="minorHAnsi" w:hAnsiTheme="minorHAnsi" w:cstheme="minorHAnsi"/>
-                <w:sz w:val="18"/>
-                <w:szCs w:val="18"/>
-              </w:rPr>
-            </w:pPr>
-            <w:r>
-              <w:rPr>
-                <w:rFonts w:asciiTheme="minorHAnsi" w:hAnsiTheme="minorHAnsi" w:cstheme="minorHAnsi"/>
-                <w:sz w:val="18"/>
-                <w:szCs w:val="18"/>
-              </w:rPr>
-              <w:t xml:space="preserve">{bNameOC} </w:t>
+                <w:rFonts w:ascii="Arial" w:hAnsi="Arial" w:cs="Arial"/>
+                <w:sz w:val="18"/>
+                <w:szCs w:val="18"/>
+              </w:rPr>
+            </w:pPr>
+            <w:r>
+              <w:rPr>
+                <w:rFonts w:ascii="Arial" w:hAnsi="Arial" w:cs="Arial"/>
+                <w:sz w:val="18"/>
+                <w:szCs w:val="18"/>
+              </w:rPr>
+              <w:t>{</w:t>
+            </w:r>
+            <w:proofErr w:type="spellStart"/>
+            <w:r>
+              <w:rPr>
+                <w:rFonts w:ascii="Arial" w:hAnsi="Arial" w:cs="Arial"/>
+                <w:sz w:val="18"/>
+                <w:szCs w:val="18"/>
+              </w:rPr>
+              <w:t>bNameOC</w:t>
+            </w:r>
+            <w:proofErr w:type="spellEnd"/>
+            <w:r>
+              <w:rPr>
+                <w:rFonts w:ascii="Arial" w:hAnsi="Arial" w:cs="Arial"/>
+                <w:sz w:val="18"/>
+                <w:szCs w:val="18"/>
+              </w:rPr>
+              <w:t xml:space="preserve">} </w:t>
             </w:r>
           </w:p>
           <w:p>
             <w:pPr>
               <w:ind w:right="227"/>
               <w:rPr>
-                <w:rFonts w:asciiTheme="minorHAnsi" w:hAnsiTheme="minorHAnsi" w:cstheme="minorHAnsi"/>
-                <w:sz w:val="18"/>
-                <w:szCs w:val="18"/>
-              </w:rPr>
-            </w:pPr>
-            <w:r>
-              <w:rPr>
-                <w:rFonts w:asciiTheme="minorHAnsi" w:hAnsiTheme="minorHAnsi" w:cstheme="minorHAnsi"/>
+                <w:rFonts w:ascii="Arial" w:hAnsi="Arial" w:cs="Arial"/>
+                <w:sz w:val="18"/>
+                <w:szCs w:val="18"/>
+              </w:rPr>
+            </w:pPr>
+            <w:r>
+              <w:rPr>
+                <w:rFonts w:ascii="Arial" w:hAnsi="Arial" w:cs="Arial"/>
                 <w:sz w:val="18"/>
                 <w:szCs w:val="18"/>
               </w:rPr>
               <w:t>{#</w:t>
             </w:r>
-            <w:r>
-              <w:rPr>
-                <w:rFonts w:asciiTheme="minorHAnsi" w:hAnsiTheme="minorHAnsi" w:cstheme="minorHAnsi"/>
+            <w:proofErr w:type="gramStart"/>
+            <w:r>
+              <w:rPr>
+                <w:rFonts w:ascii="Arial" w:hAnsi="Arial" w:cs="Arial"/>
+                <w:sz w:val="18"/>
+                <w:szCs w:val="18"/>
+              </w:rPr>
+              <w:t>bBranchOC}</w:t>
+            </w:r>
+            <w:r>
+              <w:rPr>
+                <w:rFonts w:ascii="Arial" w:hAnsi="Arial" w:cs="Arial"/>
+                <w:sz w:val="18"/>
+                <w:szCs w:val="18"/>
+              </w:rPr>
+              <w:t>{</w:t>
+            </w:r>
+            <w:proofErr w:type="gramEnd"/>
+            <w:r>
+              <w:rPr>
+                <w:rFonts w:ascii="Arial" w:hAnsi="Arial" w:cs="Arial"/>
+                <w:sz w:val="18"/>
+                <w:szCs w:val="18"/>
+              </w:rPr>
+              <w:t>bBranchOC}</w:t>
+            </w:r>
+            <w:r>
+              <w:rPr>
+                <w:rFonts w:ascii="Arial" w:hAnsi="Arial" w:cs="Arial"/>
+                <w:sz w:val="18"/>
+                <w:szCs w:val="18"/>
+              </w:rPr>
+              <w:t xml:space="preserve"> </w:t>
+            </w:r>
+            <w:r>
+              <w:rPr>
+                <w:rFonts w:ascii="Arial" w:hAnsi="Arial" w:cs="Arial"/>
+                <w:sz w:val="18"/>
+                <w:szCs w:val="18"/>
+              </w:rPr>
+              <w:t>BRANCH</w:t>
+            </w:r>
+            <w:r>
+              <w:rPr>
+                <w:rFonts w:ascii="Arial" w:hAnsi="Arial" w:cs="Arial"/>
+                <w:sz w:val="18"/>
+                <w:szCs w:val="18"/>
+              </w:rPr>
+              <w:t>{/</w:t>
+            </w:r>
+            <w:proofErr w:type="spellStart"/>
+            <w:r>
+              <w:rPr>
+                <w:rFonts w:ascii="Arial" w:hAnsi="Arial" w:cs="Arial"/>
                 <w:sz w:val="18"/>
                 <w:szCs w:val="18"/>
               </w:rPr>
               <w:t>bBranchOC</w:t>
             </w:r>
-            <w:r>
-              <w:rPr>
-                <w:rFonts w:asciiTheme="minorHAnsi" w:hAnsiTheme="minorHAnsi" w:cstheme="minorHAnsi"/>
+            <w:proofErr w:type="spellEnd"/>
+            <w:r>
+              <w:rPr>
+                <w:rFonts w:ascii="Arial" w:hAnsi="Arial" w:cs="Arial"/>
                 <w:sz w:val="18"/>
                 <w:szCs w:val="18"/>
               </w:rPr>
               <w:t>}</w:t>
             </w:r>
-            <w:r>
-              <w:rPr>
-                <w:rFonts w:asciiTheme="minorHAnsi" w:hAnsiTheme="minorHAnsi" w:cstheme="minorHAnsi"/>
-                <w:sz w:val="18"/>
-                <w:szCs w:val="18"/>
-              </w:rPr>
-              <w:t>{bBranchOC}</w:t>
-            </w:r>
-            <w:r>
-              <w:rPr>
-                <w:rFonts w:asciiTheme="minorHAnsi" w:hAnsiTheme="minorHAnsi" w:cstheme="minorHAnsi"/>
-                <w:sz w:val="18"/>
-                <w:szCs w:val="18"/>
-              </w:rPr>
-              <w:t xml:space="preserve"> </w:t>
-            </w:r>
-            <w:r>
-              <w:rPr>
-                <w:rFonts w:asciiTheme="minorHAnsi" w:hAnsiTheme="minorHAnsi" w:cstheme="minorHAnsi"/>
-                <w:sz w:val="18"/>
-                <w:szCs w:val="18"/>
-              </w:rPr>
-              <w:t>BRANCH</w:t>
-            </w:r>
-            <w:r>
-              <w:rPr>
-                <w:rFonts w:asciiTheme="minorHAnsi" w:hAnsiTheme="minorHAnsi" w:cstheme="minorHAnsi"/>
+          </w:p>
+          <w:p>
+            <w:pPr>
+              <w:ind w:right="227"/>
+              <w:rPr>
+                <w:rFonts w:ascii="Arial" w:hAnsi="Arial" w:cs="Arial"/>
+                <w:sz w:val="18"/>
+                <w:szCs w:val="18"/>
+              </w:rPr>
+            </w:pPr>
+            <w:r>
+              <w:rPr>
+                <w:rFonts w:ascii="Arial" w:hAnsi="Arial" w:cs="Arial"/>
+                <w:sz w:val="18"/>
+                <w:szCs w:val="18"/>
+              </w:rPr>
+              <w:t>{</w:t>
+            </w:r>
+            <w:proofErr w:type="spellStart"/>
+            <w:r>
+              <w:rPr>
+                <w:rFonts w:ascii="Arial" w:hAnsi="Arial" w:cs="Arial"/>
+                <w:sz w:val="18"/>
+                <w:szCs w:val="18"/>
+              </w:rPr>
+              <w:t>bAddressOC</w:t>
+            </w:r>
+            <w:proofErr w:type="spellEnd"/>
+            <w:r>
+              <w:rPr>
+                <w:rFonts w:ascii="Arial" w:hAnsi="Arial" w:cs="Arial"/>
+                <w:sz w:val="18"/>
+                <w:szCs w:val="18"/>
+              </w:rPr>
+              <w:t>}{</w:t>
+            </w:r>
+            <w:proofErr w:type="spellStart"/>
+            <w:r>
+              <w:rPr>
+                <w:rFonts w:ascii="Arial" w:hAnsi="Arial" w:cs="Arial"/>
+                <w:sz w:val="18"/>
+                <w:szCs w:val="18"/>
+              </w:rPr>
+              <w:t>bCityOC</w:t>
+            </w:r>
+            <w:proofErr w:type="spellEnd"/>
+            <w:r>
+              <w:rPr>
+                <w:rFonts w:ascii="Arial" w:hAnsi="Arial" w:cs="Arial"/>
+                <w:sz w:val="18"/>
+                <w:szCs w:val="18"/>
+              </w:rPr>
+              <w:t>}</w:t>
+            </w:r>
+          </w:p>
+          <w:p>
+            <w:pPr>
+              <w:ind w:right="227"/>
+              <w:rPr>
+                <w:rFonts w:asciiTheme="minorHAnsi" w:hAnsiTheme="minorHAnsi" w:cstheme="minorHAnsi"/>
+                <w:sz w:val="18"/>
+                <w:szCs w:val="18"/>
+              </w:rPr>
+            </w:pPr>
+            <w:r>
+              <w:rPr>
+                <w:rFonts w:ascii="Arial" w:hAnsi="Arial" w:cs="Arial"/>
+                <w:sz w:val="18"/>
+                <w:szCs w:val="18"/>
+              </w:rPr>
+              <w:t>{#swiftNumberOC}</w:t>
+            </w:r>
+            <w:r>
+              <w:rPr>
+                <w:rFonts w:ascii="Arial" w:hAnsi="Arial" w:cs="Arial"/>
+                <w:sz w:val="18"/>
+                <w:szCs w:val="18"/>
+              </w:rPr>
+              <w:t>SWIFT – {</w:t>
+            </w:r>
+            <w:proofErr w:type="spellStart"/>
+            <w:r>
+              <w:rPr>
+                <w:rFonts w:ascii="Arial" w:hAnsi="Arial" w:cs="Arial"/>
+                <w:sz w:val="18"/>
+                <w:szCs w:val="18"/>
+              </w:rPr>
+              <w:t>swiftNumberOC</w:t>
+            </w:r>
+            <w:proofErr w:type="spellEnd"/>
+            <w:r>
+              <w:rPr>
+                <w:rFonts w:ascii="Arial" w:hAnsi="Arial" w:cs="Arial"/>
+                <w:sz w:val="18"/>
+                <w:szCs w:val="18"/>
+              </w:rPr>
+              <w:t>}</w:t>
+            </w:r>
+            <w:r>
+              <w:rPr>
+                <w:rFonts w:ascii="Arial" w:hAnsi="Arial" w:cs="Arial"/>
                 <w:sz w:val="18"/>
                 <w:szCs w:val="18"/>
               </w:rPr>
               <w:t>{/</w:t>
             </w:r>
-            <w:r>
-              <w:rPr>
-                <w:rFonts w:asciiTheme="minorHAnsi" w:hAnsiTheme="minorHAnsi" w:cstheme="minorHAnsi"/>
-                <w:sz w:val="18"/>
-                <w:szCs w:val="18"/>
-              </w:rPr>
-              <w:t>bBranchOC</w:t>
-            </w:r>
-            <w:r>
-              <w:rPr>
-                <w:rFonts w:asciiTheme="minorHAnsi" w:hAnsiTheme="minorHAnsi" w:cstheme="minorHAnsi"/>
-                <w:sz w:val="18"/>
-                <w:szCs w:val="18"/>
-              </w:rPr>
-              <w:t>}</w:t>
-            </w:r>
-          </w:p>
-          <w:p>
-            <w:pPr>
-              <w:ind w:right="227"/>
-              <w:rPr>
-                <w:rFonts w:asciiTheme="minorHAnsi" w:hAnsiTheme="minorHAnsi" w:cstheme="minorHAnsi"/>
-                <w:sz w:val="18"/>
-                <w:szCs w:val="18"/>
-              </w:rPr>
-            </w:pPr>
-            <w:r>
-              <w:rPr>
-                <w:rFonts w:asciiTheme="minorHAnsi" w:hAnsiTheme="minorHAnsi" w:cstheme="minorHAnsi"/>
-                <w:sz w:val="18"/>
-                <w:szCs w:val="18"/>
-              </w:rPr>
-              <w:t>{bAddressOC}{bCityOC}</w:t>
-            </w:r>
-          </w:p>
-          <w:p>
-            <w:pPr>
-              <w:ind w:right="227"/>
-              <w:rPr>
-                <w:rFonts w:asciiTheme="minorHAnsi" w:hAnsiTheme="minorHAnsi" w:cstheme="minorHAnsi"/>
-                <w:sz w:val="18"/>
-                <w:szCs w:val="18"/>
-              </w:rPr>
-            </w:pPr>
-            <w:r>
-              <w:rPr>
-                <w:rFonts w:asciiTheme="minorHAnsi" w:hAnsiTheme="minorHAnsi" w:cstheme="minorHAnsi"/>
-                <w:sz w:val="18"/>
-                <w:szCs w:val="18"/>
-              </w:rPr>
-              <w:t>{#</w:t>
-            </w:r>
-            <w:r>
-              <w:rPr>
-                <w:rFonts w:asciiTheme="minorHAnsi" w:hAnsiTheme="minorHAnsi" w:cstheme="minorHAnsi"/>
+            <w:proofErr w:type="spellStart"/>
+            <w:r>
+              <w:rPr>
+                <w:rFonts w:ascii="Arial" w:hAnsi="Arial" w:cs="Arial"/>
                 <w:sz w:val="18"/>
                 <w:szCs w:val="18"/>
               </w:rPr>
               <w:t>swiftNumberOC</w:t>
             </w:r>
-            <w:r>
-              <w:rPr>
-                <w:rFonts w:asciiTheme="minorHAnsi" w:hAnsiTheme="minorHAnsi" w:cstheme="minorHAnsi"/>
-                <w:sz w:val="18"/>
-                <w:szCs w:val="18"/>
-              </w:rPr>
-              <w:t>}</w:t>
-            </w:r>
-            <w:r>
-              <w:rPr>
-                <w:rFonts w:asciiTheme="minorHAnsi" w:hAnsiTheme="minorHAnsi" w:cstheme="minorHAnsi"/>
-                <w:sz w:val="18"/>
-                <w:szCs w:val="18"/>
-              </w:rPr>
-              <w:t>SWIFT – {swiftNumberOC}</w:t>
-            </w:r>
-            <w:r>
-              <w:rPr>
-                <w:rFonts w:asciiTheme="minorHAnsi" w:hAnsiTheme="minorHAnsi" w:cstheme="minorHAnsi"/>
-                <w:sz w:val="18"/>
-                <w:szCs w:val="18"/>
-              </w:rPr>
-              <w:t>{/</w:t>
-            </w:r>
-            <w:r>
-              <w:rPr>
-                <w:rFonts w:asciiTheme="minorHAnsi" w:hAnsiTheme="minorHAnsi" w:cstheme="minorHAnsi"/>
-                <w:sz w:val="18"/>
-                <w:szCs w:val="18"/>
-              </w:rPr>
-              <w:t>swiftNumberOC</w:t>
-            </w:r>
-            <w:r>
-              <w:rPr>
-                <w:rFonts w:asciiTheme="minorHAnsi" w:hAnsiTheme="minorHAnsi" w:cstheme="minorHAnsi"/>
+            <w:proofErr w:type="spellEnd"/>
+            <w:r>
+              <w:rPr>
+                <w:rFonts w:ascii="Arial" w:hAnsi="Arial" w:cs="Arial"/>
                 <w:sz w:val="18"/>
                 <w:szCs w:val="18"/>
               </w:rPr>
@@ -3393,21 +4554,21 @@
         </w:trPr>
         <w:tc>
           <w:tcPr>
-            <w:tcW w:w="1418" w:type="dxa"/>
+            <w:tcW w:w="1560" w:type="dxa"/>
             <w:gridSpan w:val="2"/>
           </w:tcPr>
           <w:p>
             <w:pPr>
               <w:ind w:right="227"/>
               <w:rPr>
-                <w:rFonts w:asciiTheme="minorHAnsi" w:hAnsiTheme="minorHAnsi" w:cstheme="minorHAnsi"/>
-                <w:sz w:val="18"/>
-                <w:szCs w:val="18"/>
-              </w:rPr>
-            </w:pPr>
-            <w:r>
-              <w:rPr>
-                <w:rFonts w:asciiTheme="minorHAnsi" w:hAnsiTheme="minorHAnsi" w:cstheme="minorHAnsi"/>
+                <w:rFonts w:ascii="Arial" w:hAnsi="Arial" w:cs="Arial"/>
+                <w:sz w:val="18"/>
+                <w:szCs w:val="18"/>
+              </w:rPr>
+            </w:pPr>
+            <w:r>
+              <w:rPr>
+                <w:rFonts w:ascii="Arial" w:hAnsi="Arial" w:cs="Arial"/>
                 <w:b/>
                 <w:bCs/>
                 <w:sz w:val="18"/>
@@ -3419,30 +4580,41 @@
         </w:tc>
         <w:tc>
           <w:tcPr>
-            <w:tcW w:w="5186" w:type="dxa"/>
+            <w:tcW w:w="5044" w:type="dxa"/>
             <w:gridSpan w:val="4"/>
           </w:tcPr>
           <w:p>
             <w:pPr>
               <w:ind w:right="227"/>
               <w:rPr>
-                <w:rFonts w:asciiTheme="minorHAnsi" w:hAnsiTheme="minorHAnsi" w:cstheme="minorHAnsi"/>
-                <w:sz w:val="18"/>
-                <w:szCs w:val="18"/>
-              </w:rPr>
-            </w:pPr>
-            <w:r>
-              <w:rPr>
-                <w:rFonts w:asciiTheme="minorHAnsi" w:hAnsiTheme="minorHAnsi" w:cstheme="minorHAnsi"/>
+                <w:rFonts w:ascii="Arial" w:hAnsi="Arial" w:cs="Arial"/>
+                <w:sz w:val="18"/>
+                <w:szCs w:val="18"/>
+              </w:rPr>
+            </w:pPr>
+            <w:r>
+              <w:rPr>
+                <w:rFonts w:ascii="Arial" w:hAnsi="Arial" w:cs="Arial"/>
                 <w:sz w:val="18"/>
                 <w:szCs w:val="18"/>
                 <w:lang w:val="en-IN"/>
               </w:rPr>
-              <w:t>{shippingDetails</w:t>
-            </w:r>
-            <w:r>
-              <w:rPr>
-                <w:rFonts w:asciiTheme="minorHAnsi" w:hAnsiTheme="minorHAnsi" w:cstheme="minorHAnsi"/>
+              <w:t>{</w:t>
+            </w:r>
+            <w:proofErr w:type="spellStart"/>
+            <w:r>
+              <w:rPr>
+                <w:rFonts w:ascii="Arial" w:hAnsi="Arial" w:cs="Arial"/>
+                <w:sz w:val="18"/>
+                <w:szCs w:val="18"/>
+                <w:lang w:val="en-IN"/>
+              </w:rPr>
+              <w:t>shippingDetails</w:t>
+            </w:r>
+            <w:proofErr w:type="spellEnd"/>
+            <w:r>
+              <w:rPr>
+                <w:rFonts w:ascii="Arial" w:hAnsi="Arial" w:cs="Arial"/>
                 <w:sz w:val="18"/>
                 <w:szCs w:val="18"/>
               </w:rPr>
@@ -3510,21 +4682,21 @@
         </w:trPr>
         <w:tc>
           <w:tcPr>
-            <w:tcW w:w="1418" w:type="dxa"/>
+            <w:tcW w:w="1560" w:type="dxa"/>
             <w:gridSpan w:val="2"/>
           </w:tcPr>
           <w:p>
             <w:pPr>
               <w:ind w:right="227"/>
               <w:rPr>
-                <w:rFonts w:asciiTheme="minorHAnsi" w:hAnsiTheme="minorHAnsi" w:cstheme="minorHAnsi"/>
-                <w:sz w:val="18"/>
-                <w:szCs w:val="18"/>
-              </w:rPr>
-            </w:pPr>
-            <w:r>
-              <w:rPr>
-                <w:rFonts w:asciiTheme="minorHAnsi" w:hAnsiTheme="minorHAnsi" w:cstheme="minorHAnsi"/>
+                <w:rFonts w:ascii="Arial" w:hAnsi="Arial" w:cs="Arial"/>
+                <w:sz w:val="18"/>
+                <w:szCs w:val="18"/>
+              </w:rPr>
+            </w:pPr>
+            <w:r>
+              <w:rPr>
+                <w:rFonts w:ascii="Arial" w:hAnsi="Arial" w:cs="Arial"/>
                 <w:b/>
                 <w:bCs/>
                 <w:sz w:val="18"/>
@@ -3536,34 +4708,45 @@
         </w:tc>
         <w:tc>
           <w:tcPr>
-            <w:tcW w:w="5186" w:type="dxa"/>
+            <w:tcW w:w="5044" w:type="dxa"/>
             <w:gridSpan w:val="4"/>
           </w:tcPr>
           <w:p>
             <w:pPr>
               <w:ind w:right="227"/>
               <w:rPr>
-                <w:rFonts w:asciiTheme="minorHAnsi" w:hAnsiTheme="minorHAnsi" w:cstheme="minorHAnsi"/>
-                <w:sz w:val="18"/>
-                <w:szCs w:val="18"/>
-              </w:rPr>
-            </w:pPr>
-            <w:r>
-              <w:rPr>
-                <w:rFonts w:asciiTheme="minorHAnsi" w:hAnsiTheme="minorHAnsi" w:cstheme="minorHAnsi"/>
+                <w:rFonts w:ascii="Arial" w:hAnsi="Arial" w:cs="Arial"/>
+                <w:sz w:val="18"/>
+                <w:szCs w:val="18"/>
+              </w:rPr>
+            </w:pPr>
+            <w:r>
+              <w:rPr>
+                <w:rFonts w:ascii="Arial" w:hAnsi="Arial" w:cs="Arial"/>
                 <w:sz w:val="18"/>
                 <w:szCs w:val="18"/>
               </w:rPr>
               <w:t>{</w:t>
             </w:r>
-            <w:r>
-              <w:rPr>
-                <w:rFonts w:asciiTheme="minorHAnsi" w:hAnsiTheme="minorHAnsi" w:cstheme="minorHAnsi"/>
+            <w:proofErr w:type="spellStart"/>
+            <w:r>
+              <w:rPr>
+                <w:rFonts w:ascii="Arial" w:hAnsi="Arial" w:cs="Arial"/>
                 <w:sz w:val="18"/>
                 <w:szCs w:val="18"/>
                 <w:lang w:val="en-IN"/>
               </w:rPr>
-              <w:t>paymentTerms}</w:t>
+              <w:t>paymentTerms</w:t>
+            </w:r>
+            <w:proofErr w:type="spellEnd"/>
+            <w:r>
+              <w:rPr>
+                <w:rFonts w:ascii="Arial" w:hAnsi="Arial" w:cs="Arial"/>
+                <w:sz w:val="18"/>
+                <w:szCs w:val="18"/>
+                <w:lang w:val="en-IN"/>
+              </w:rPr>
+              <w:t>}</w:t>
             </w:r>
           </w:p>
         </w:tc>
@@ -3755,14 +4938,14 @@
             <w:pPr>
               <w:ind w:right="227"/>
               <w:rPr>
-                <w:rFonts w:asciiTheme="minorHAnsi" w:hAnsiTheme="minorHAnsi" w:cstheme="minorHAnsi"/>
-                <w:sz w:val="18"/>
-                <w:szCs w:val="18"/>
-              </w:rPr>
-            </w:pPr>
-            <w:r>
-              <w:rPr>
-                <w:rFonts w:asciiTheme="minorHAnsi" w:hAnsiTheme="minorHAnsi" w:cstheme="minorHAnsi"/>
+                <w:rFonts w:ascii="Arial" w:hAnsi="Arial" w:cs="Arial"/>
+                <w:sz w:val="18"/>
+                <w:szCs w:val="18"/>
+              </w:rPr>
+            </w:pPr>
+            <w:r>
+              <w:rPr>
+                <w:rFonts w:ascii="Arial" w:hAnsi="Arial" w:cs="Arial"/>
                 <w:b/>
                 <w:bCs/>
                 <w:sz w:val="18"/>
@@ -3772,7 +4955,7 @@
             </w:r>
             <w:r>
               <w:rPr>
-                <w:rFonts w:asciiTheme="minorHAnsi" w:hAnsiTheme="minorHAnsi" w:cstheme="minorHAnsi"/>
+                <w:rFonts w:ascii="Arial" w:hAnsi="Arial" w:cs="Arial"/>
                 <w:sz w:val="18"/>
                 <w:szCs w:val="18"/>
               </w:rPr>
@@ -3795,11 +4978,29 @@
             </w:pPr>
             <w:r>
               <w:rPr>
-                <w:rFonts w:asciiTheme="minorHAnsi" w:hAnsiTheme="minorHAnsi" w:cstheme="minorHAnsi"/>
-                <w:sz w:val="18"/>
-                <w:szCs w:val="18"/>
-              </w:rPr>
-              <w:t>{.}{/invoiceInstructions}</w:t>
+                <w:rFonts w:ascii="Arial" w:hAnsi="Arial" w:cs="Arial"/>
+                <w:sz w:val="18"/>
+                <w:szCs w:val="18"/>
+              </w:rPr>
+              <w:t>{.}{/</w:t>
+            </w:r>
+            <w:proofErr w:type="spellStart"/>
+            <w:r>
+              <w:rPr>
+                <w:rFonts w:ascii="Arial" w:hAnsi="Arial" w:cs="Arial"/>
+                <w:sz w:val="18"/>
+                <w:szCs w:val="18"/>
+              </w:rPr>
+              <w:t>invoiceInstructions</w:t>
+            </w:r>
+            <w:proofErr w:type="spellEnd"/>
+            <w:r>
+              <w:rPr>
+                <w:rFonts w:ascii="Arial" w:hAnsi="Arial" w:cs="Arial"/>
+                <w:sz w:val="18"/>
+                <w:szCs w:val="18"/>
+              </w:rPr>
+              <w:t>}</w:t>
             </w:r>
           </w:p>
         </w:tc>
@@ -3819,8 +5020,12 @@
       </w:pPr>
     </w:p>
     <w:sectPr>
-      <w:headerReference w:type="default" r:id="rId7"/>
-      <w:footerReference w:type="default" r:id="rId8"/>
+      <w:headerReference w:type="even" r:id="rId7"/>
+      <w:headerReference w:type="default" r:id="rId8"/>
+      <w:footerReference w:type="even" r:id="rId9"/>
+      <w:footerReference w:type="default" r:id="rId10"/>
+      <w:headerReference w:type="first" r:id="rId11"/>
+      <w:footerReference w:type="first" r:id="rId12"/>
       <w:pgSz w:w="11906" w:h="16838" w:code="9"/>
       <w:pgMar w:top="0" w:right="0" w:bottom="0" w:left="340" w:header="227" w:footer="0" w:gutter="0"/>
       <w:cols w:space="708"/>
@@ -3855,6 +5060,16 @@
     <w:pPr>
       <w:pStyle w:val="Footer"/>
     </w:pPr>
+  </w:p>
+</w:ftr>
+</file>
+
+<file path=word/footer2.xml><?xml version="1.0" encoding="utf-8"?>
+<w:ftr xmlns:wpc="http://schemas.microsoft.com/office/word/2010/wordprocessingCanvas" xmlns:cx="http://schemas.microsoft.com/office/drawing/2014/chartex" xmlns:cx1="http://schemas.microsoft.com/office/drawing/2015/9/8/chartex" xmlns:cx2="http://schemas.microsoft.com/office/drawing/2015/10/21/chartex" xmlns:cx3="http://schemas.microsoft.com/office/drawing/2016/5/9/chartex" xmlns:cx4="http://schemas.microsoft.com/office/drawing/2016/5/10/chartex" xmlns:cx5="http://schemas.microsoft.com/office/drawing/2016/5/11/chartex" xmlns:cx6="http://schemas.microsoft.com/office/drawing/2016/5/12/chartex" xmlns:cx7="http://schemas.microsoft.com/office/drawing/2016/5/13/chartex" xmlns:cx8="http://schemas.microsoft.com/office/drawing/2016/5/14/chartex" xmlns:mc="http://schemas.openxmlformats.org/markup-compatibility/2006" xmlns:aink="http://schemas.microsoft.com/office/drawing/2016/ink" xmlns:am3d="http://schemas.microsoft.com/office/drawing/2017/model3d" xmlns:o="urn:schemas-microsoft-com:office:office" xmlns:oel="http://schemas.microsoft.com/office/2019/extlst" xmlns:r="http://schemas.openxmlformats.org/officeDocument/2006/relationships" xmlns:m="http://schemas.openxmlformats.org/officeDocument/2006/math" xmlns:v="urn:schemas-microsoft-com:vml" xmlns:wp14="http://schemas.microsoft.com/office/word/2010/wordprocessingDrawing" xmlns:wp="http://schemas.openxmlformats.org/drawingml/2006/wordprocessingDrawing" xmlns:w10="urn:schemas-microsoft-com:office:word" xmlns:w="http://schemas.openxmlformats.org/wordprocessingml/2006/main" xmlns:w14="http://schemas.microsoft.com/office/word/2010/wordml" xmlns:w15="http://schemas.microsoft.com/office/word/2012/wordml" xmlns:w16cex="http://schemas.microsoft.com/office/word/2018/wordml/cex" xmlns:w16cid="http://schemas.microsoft.com/office/word/2016/wordml/cid" xmlns:w16="http://schemas.microsoft.com/office/word/2018/wordml" xmlns:w16du="http://schemas.microsoft.com/office/word/2023/wordml/word16du" xmlns:w16sdtdh="http://schemas.microsoft.com/office/word/2020/wordml/sdtdatahash" xmlns:w16sdtfl="http://schemas.microsoft.com/office/word/2024/wordml/sdtformatlock" xmlns:w16se="http://schemas.microsoft.com/office/word/2015/wordml/symex" xmlns:wpg="http://schemas.microsoft.com/office/word/2010/wordprocessingGroup" xmlns:wpi="http://schemas.microsoft.com/office/word/2010/wordprocessingInk" xmlns:wne="http://schemas.microsoft.com/office/word/2006/wordml" xmlns:wps="http://schemas.microsoft.com/office/word/2010/wordprocessingShape" mc:Ignorable="w14 w15 w16se w16cid w16 w16cex w16sdtdh w16sdtfl w16du wp14">
+  <w:p>
+    <w:pPr>
+      <w:pStyle w:val="Footer"/>
+    </w:pPr>
     <w:r>
       <w:t xml:space="preserve">      Thanking You,</w:t>
     </w:r>
@@ -3869,6 +5084,7 @@
     <w:r>
       <w:t xml:space="preserve">      </w:t>
     </w:r>
+    <w:proofErr w:type="gramStart"/>
     <w:r>
       <w:rPr>
         <w:spacing w:val="60"/>
@@ -3885,7 +5101,14 @@
       <w:rPr>
         <w:spacing w:val="60"/>
       </w:rPr>
-      <w:t xml:space="preserve"> ICA </w:t>
+      <w:t xml:space="preserve"> ICA</w:t>
+    </w:r>
+    <w:proofErr w:type="gramEnd"/>
+    <w:r>
+      <w:rPr>
+        <w:spacing w:val="60"/>
+      </w:rPr>
+      <w:t xml:space="preserve"> </w:t>
     </w:r>
     <w:r>
       <w:rPr>
@@ -3897,7 +5120,14 @@
       <w:rPr>
         <w:spacing w:val="60"/>
       </w:rPr>
-      <w:t>(I)</w:t>
+      <w:t>(I</w:t>
+    </w:r>
+    <w:proofErr w:type="gramStart"/>
+    <w:r>
+      <w:rPr>
+        <w:spacing w:val="60"/>
+      </w:rPr>
+      <w:t>)</w:t>
     </w:r>
     <w:r>
       <w:rPr>
@@ -3911,6 +5141,7 @@
       </w:rPr>
       <w:t xml:space="preserve"> LTD</w:t>
     </w:r>
+    <w:proofErr w:type="gramEnd"/>
   </w:p>
   <w:p>
     <w:pPr>
@@ -3930,6 +5161,16 @@
       <w:t xml:space="preserve">                                     DIRECTOR</w:t>
     </w:r>
   </w:p>
+  <w:p>
+    <w:pPr>
+      <w:pStyle w:val="Footer"/>
+    </w:pPr>
+  </w:p>
+</w:ftr>
+</file>
+
+<file path=word/footer3.xml><?xml version="1.0" encoding="utf-8"?>
+<w:ftr xmlns:wpc="http://schemas.microsoft.com/office/word/2010/wordprocessingCanvas" xmlns:cx="http://schemas.microsoft.com/office/drawing/2014/chartex" xmlns:cx1="http://schemas.microsoft.com/office/drawing/2015/9/8/chartex" xmlns:cx2="http://schemas.microsoft.com/office/drawing/2015/10/21/chartex" xmlns:cx3="http://schemas.microsoft.com/office/drawing/2016/5/9/chartex" xmlns:cx4="http://schemas.microsoft.com/office/drawing/2016/5/10/chartex" xmlns:cx5="http://schemas.microsoft.com/office/drawing/2016/5/11/chartex" xmlns:cx6="http://schemas.microsoft.com/office/drawing/2016/5/12/chartex" xmlns:cx7="http://schemas.microsoft.com/office/drawing/2016/5/13/chartex" xmlns:cx8="http://schemas.microsoft.com/office/drawing/2016/5/14/chartex" xmlns:mc="http://schemas.openxmlformats.org/markup-compatibility/2006" xmlns:aink="http://schemas.microsoft.com/office/drawing/2016/ink" xmlns:am3d="http://schemas.microsoft.com/office/drawing/2017/model3d" xmlns:o="urn:schemas-microsoft-com:office:office" xmlns:oel="http://schemas.microsoft.com/office/2019/extlst" xmlns:r="http://schemas.openxmlformats.org/officeDocument/2006/relationships" xmlns:m="http://schemas.openxmlformats.org/officeDocument/2006/math" xmlns:v="urn:schemas-microsoft-com:vml" xmlns:wp14="http://schemas.microsoft.com/office/word/2010/wordprocessingDrawing" xmlns:wp="http://schemas.openxmlformats.org/drawingml/2006/wordprocessingDrawing" xmlns:w10="urn:schemas-microsoft-com:office:word" xmlns:w="http://schemas.openxmlformats.org/wordprocessingml/2006/main" xmlns:w14="http://schemas.microsoft.com/office/word/2010/wordml" xmlns:w15="http://schemas.microsoft.com/office/word/2012/wordml" xmlns:w16cex="http://schemas.microsoft.com/office/word/2018/wordml/cex" xmlns:w16cid="http://schemas.microsoft.com/office/word/2016/wordml/cid" xmlns:w16="http://schemas.microsoft.com/office/word/2018/wordml" xmlns:w16du="http://schemas.microsoft.com/office/word/2023/wordml/word16du" xmlns:w16sdtdh="http://schemas.microsoft.com/office/word/2020/wordml/sdtdatahash" xmlns:w16sdtfl="http://schemas.microsoft.com/office/word/2024/wordml/sdtformatlock" xmlns:w16se="http://schemas.microsoft.com/office/word/2015/wordml/symex" xmlns:wpg="http://schemas.microsoft.com/office/word/2010/wordprocessingGroup" xmlns:wpi="http://schemas.microsoft.com/office/word/2010/wordprocessingInk" xmlns:wne="http://schemas.microsoft.com/office/word/2006/wordml" xmlns:wps="http://schemas.microsoft.com/office/word/2010/wordprocessingShape" mc:Ignorable="w14 w15 w16se w16cid w16 w16cex w16sdtdh w16sdtfl w16du wp14">
   <w:p>
     <w:pPr>
       <w:pStyle w:val="Footer"/>
@@ -3958,6 +5199,16 @@
 </file>
 
 <file path=word/header1.xml><?xml version="1.0" encoding="utf-8"?>
+<w:hdr xmlns:wpc="http://schemas.microsoft.com/office/word/2010/wordprocessingCanvas" xmlns:cx="http://schemas.microsoft.com/office/drawing/2014/chartex" xmlns:cx1="http://schemas.microsoft.com/office/drawing/2015/9/8/chartex" xmlns:cx2="http://schemas.microsoft.com/office/drawing/2015/10/21/chartex" xmlns:cx3="http://schemas.microsoft.com/office/drawing/2016/5/9/chartex" xmlns:cx4="http://schemas.microsoft.com/office/drawing/2016/5/10/chartex" xmlns:cx5="http://schemas.microsoft.com/office/drawing/2016/5/11/chartex" xmlns:cx6="http://schemas.microsoft.com/office/drawing/2016/5/12/chartex" xmlns:cx7="http://schemas.microsoft.com/office/drawing/2016/5/13/chartex" xmlns:cx8="http://schemas.microsoft.com/office/drawing/2016/5/14/chartex" xmlns:mc="http://schemas.openxmlformats.org/markup-compatibility/2006" xmlns:aink="http://schemas.microsoft.com/office/drawing/2016/ink" xmlns:am3d="http://schemas.microsoft.com/office/drawing/2017/model3d" xmlns:o="urn:schemas-microsoft-com:office:office" xmlns:oel="http://schemas.microsoft.com/office/2019/extlst" xmlns:r="http://schemas.openxmlformats.org/officeDocument/2006/relationships" xmlns:m="http://schemas.openxmlformats.org/officeDocument/2006/math" xmlns:v="urn:schemas-microsoft-com:vml" xmlns:wp14="http://schemas.microsoft.com/office/word/2010/wordprocessingDrawing" xmlns:wp="http://schemas.openxmlformats.org/drawingml/2006/wordprocessingDrawing" xmlns:w10="urn:schemas-microsoft-com:office:word" xmlns:w="http://schemas.openxmlformats.org/wordprocessingml/2006/main" xmlns:w14="http://schemas.microsoft.com/office/word/2010/wordml" xmlns:w15="http://schemas.microsoft.com/office/word/2012/wordml" xmlns:w16cex="http://schemas.microsoft.com/office/word/2018/wordml/cex" xmlns:w16cid="http://schemas.microsoft.com/office/word/2016/wordml/cid" xmlns:w16="http://schemas.microsoft.com/office/word/2018/wordml" xmlns:w16du="http://schemas.microsoft.com/office/word/2023/wordml/word16du" xmlns:w16sdtdh="http://schemas.microsoft.com/office/word/2020/wordml/sdtdatahash" xmlns:w16sdtfl="http://schemas.microsoft.com/office/word/2024/wordml/sdtformatlock" xmlns:w16se="http://schemas.microsoft.com/office/word/2015/wordml/symex" xmlns:wpg="http://schemas.microsoft.com/office/word/2010/wordprocessingGroup" xmlns:wpi="http://schemas.microsoft.com/office/word/2010/wordprocessingInk" xmlns:wne="http://schemas.microsoft.com/office/word/2006/wordml" xmlns:wps="http://schemas.microsoft.com/office/word/2010/wordprocessingShape" mc:Ignorable="w14 w15 w16se w16cid w16 w16cex w16sdtdh w16sdtfl w16du wp14">
+  <w:p>
+    <w:pPr>
+      <w:pStyle w:val="Header"/>
+    </w:pPr>
+  </w:p>
+</w:hdr>
+</file>
+
+<file path=word/header2.xml><?xml version="1.0" encoding="utf-8"?>
 <w:hdr xmlns:wpc="http://schemas.microsoft.com/office/word/2010/wordprocessingCanvas" xmlns:cx="http://schemas.microsoft.com/office/drawing/2014/chartex" xmlns:cx1="http://schemas.microsoft.com/office/drawing/2015/9/8/chartex" xmlns:cx2="http://schemas.microsoft.com/office/drawing/2015/10/21/chartex" xmlns:cx3="http://schemas.microsoft.com/office/drawing/2016/5/9/chartex" xmlns:cx4="http://schemas.microsoft.com/office/drawing/2016/5/10/chartex" xmlns:cx5="http://schemas.microsoft.com/office/drawing/2016/5/11/chartex" xmlns:cx6="http://schemas.microsoft.com/office/drawing/2016/5/12/chartex" xmlns:cx7="http://schemas.microsoft.com/office/drawing/2016/5/13/chartex" xmlns:cx8="http://schemas.microsoft.com/office/drawing/2016/5/14/chartex" xmlns:mc="http://schemas.openxmlformats.org/markup-compatibility/2006" xmlns:aink="http://schemas.microsoft.com/office/drawing/2016/ink" xmlns:am3d="http://schemas.microsoft.com/office/drawing/2017/model3d" xmlns:o="urn:schemas-microsoft-com:office:office" xmlns:oel="http://schemas.microsoft.com/office/2019/extlst" xmlns:r="http://schemas.openxmlformats.org/officeDocument/2006/relationships" xmlns:m="http://schemas.openxmlformats.org/officeDocument/2006/math" xmlns:v="urn:schemas-microsoft-com:vml" xmlns:wp14="http://schemas.microsoft.com/office/word/2010/wordprocessingDrawing" xmlns:wp="http://schemas.openxmlformats.org/drawingml/2006/wordprocessingDrawing" xmlns:w10="urn:schemas-microsoft-com:office:word" xmlns:w="http://schemas.openxmlformats.org/wordprocessingml/2006/main" xmlns:w14="http://schemas.microsoft.com/office/word/2010/wordml" xmlns:w15="http://schemas.microsoft.com/office/word/2012/wordml" xmlns:w16cex="http://schemas.microsoft.com/office/word/2018/wordml/cex" xmlns:w16cid="http://schemas.microsoft.com/office/word/2016/wordml/cid" xmlns:w16="http://schemas.microsoft.com/office/word/2018/wordml" xmlns:w16du="http://schemas.microsoft.com/office/word/2023/wordml/word16du" xmlns:w16sdtdh="http://schemas.microsoft.com/office/word/2020/wordml/sdtdatahash" xmlns:w16sdtfl="http://schemas.microsoft.com/office/word/2024/wordml/sdtformatlock" xmlns:w16se="http://schemas.microsoft.com/office/word/2015/wordml/symex" xmlns:wpg="http://schemas.microsoft.com/office/word/2010/wordprocessingGroup" xmlns:wpi="http://schemas.microsoft.com/office/word/2010/wordprocessingInk" xmlns:wne="http://schemas.microsoft.com/office/word/2006/wordml" xmlns:wps="http://schemas.microsoft.com/office/word/2010/wordprocessingShape" mc:Ignorable="w14 w15 w16se w16cid w16 w16cex w16sdtdh w16sdtfl w16du wp14">
   <w:p>
     <w:pPr>
@@ -4212,6 +5463,15 @@
         <w:color w:val="auto"/>
       </w:rPr>
       <w:tab/>
+    </w:r>
+    <w:proofErr w:type="gramStart"/>
+    <w:r>
+      <w:rPr>
+        <w:rFonts w:ascii="Arial" w:hAnsi="Arial" w:cs="Arial"/>
+        <w:b/>
+        <w:bCs/>
+        <w:color w:val="auto"/>
+      </w:rPr>
       <w:t>D</w:t>
     </w:r>
     <w:r>
@@ -4234,6 +5494,7 @@
       </w:rPr>
       <w:t>.</w:t>
     </w:r>
+    <w:proofErr w:type="gramEnd"/>
   </w:p>
   <w:p>
     <w:pPr>
@@ -4296,6 +5557,7 @@
         <w:rFonts w:ascii="Arial" w:hAnsi="Arial" w:cs="Arial"/>
         <w:b/>
         <w:sz w:val="20"/>
+        <w:szCs w:val="20"/>
       </w:rPr>
     </w:pPr>
     <w:r>
@@ -4303,48 +5565,28 @@
         <w:rFonts w:ascii="Arial" w:hAnsi="Arial" w:cs="Arial"/>
         <w:b/>
         <w:sz w:val="20"/>
+        <w:szCs w:val="20"/>
       </w:rPr>
-      <w:t>TELEPHONE NO: 26754030, 26754031,</w:t>
+      <w:t>TELEPHONE NO: 26754030</w:t>
     </w:r>
     <w:r>
       <w:rPr>
         <w:rFonts w:ascii="Arial" w:hAnsi="Arial" w:cs="Arial"/>
         <w:b/>
         <w:sz w:val="20"/>
+        <w:szCs w:val="20"/>
       </w:rPr>
-      <w:tab/>
-      <w:t>FAX NO: (97-79) 26754040</w:t>
-    </w:r>
-  </w:p>
-  <w:p>
-    <w:pPr>
-      <w:tabs>
-        <w:tab w:val="left" w:pos="4091"/>
-        <w:tab w:val="left" w:pos="6161"/>
-      </w:tabs>
-      <w:spacing w:line="320" w:lineRule="exact"/>
-      <w:jc w:val="center"/>
-      <w:rPr>
-        <w:rFonts w:ascii="Arial" w:hAnsi="Arial" w:cs="Arial"/>
-        <w:sz w:val="20"/>
-      </w:rPr>
-    </w:pPr>
-    <w:r>
-      <w:rPr>
-        <w:rFonts w:ascii="Arial" w:hAnsi="Arial" w:cs="Arial"/>
-        <w:bCs/>
-        <w:sz w:val="20"/>
-      </w:rPr>
-      <w:t xml:space="preserve">Email – </w:t>
+      <w:t xml:space="preserve">      Email – </w:t>
     </w:r>
     <w:hyperlink r:id="rId1" w:history="1">
       <w:r>
         <w:rPr>
           <w:rStyle w:val="Hyperlink"/>
           <w:rFonts w:ascii="Arial" w:hAnsi="Arial" w:cs="Arial"/>
-          <w:bCs/>
+          <w:b/>
           <w:color w:val="auto"/>
           <w:sz w:val="20"/>
+          <w:szCs w:val="20"/>
           <w:u w:val="none"/>
         </w:rPr>
         <w:t>info@alfaica.com</w:t>
@@ -4353,16 +5595,20 @@
     <w:r>
       <w:rPr>
         <w:rFonts w:ascii="Arial" w:hAnsi="Arial" w:cs="Arial"/>
-        <w:bCs/>
+        <w:b/>
         <w:sz w:val="20"/>
+        <w:szCs w:val="20"/>
       </w:rPr>
-      <w:t xml:space="preserve">              WEBSITE – www.alfaica.com</w:t>
+      <w:t xml:space="preserve">      WEBSITE – www.alfaica.com </w:t>
     </w:r>
     <w:r>
       <w:rPr>
         <w:rFonts w:ascii="Arial" w:hAnsi="Arial" w:cs="Arial"/>
+        <w:b/>
         <w:sz w:val="20"/>
+        <w:szCs w:val="20"/>
       </w:rPr>
+      <w:tab/>
       <w:t xml:space="preserve"> </w:t>
     </w:r>
   </w:p>
@@ -4409,22 +5655,14 @@
         <w:rFonts w:ascii="Arial" w:hAnsi="Arial" w:cs="Arial"/>
         <w:sz w:val="20"/>
       </w:rPr>
-      <w:t>9001-</w:t>
-    </w:r>
-    <w:r>
-      <w:rPr>
-        <w:rFonts w:ascii="Arial" w:hAnsi="Arial" w:cs="Arial"/>
-        <w:spacing w:val="-4"/>
-        <w:sz w:val="20"/>
-      </w:rPr>
-      <w:t xml:space="preserve"> </w:t>
+      <w:t>9001-20</w:t>
     </w:r>
     <w:r>
       <w:rPr>
         <w:rFonts w:ascii="Arial" w:hAnsi="Arial" w:cs="Arial"/>
         <w:sz w:val="20"/>
       </w:rPr>
-      <w:t>2000</w:t>
+      <w:t>15</w:t>
     </w:r>
     <w:r>
       <w:rPr>
@@ -4634,6 +5872,16 @@
 </w:hdr>
 </file>
 
+<file path=word/header3.xml><?xml version="1.0" encoding="utf-8"?>
+<w:hdr xmlns:wpc="http://schemas.microsoft.com/office/word/2010/wordprocessingCanvas" xmlns:cx="http://schemas.microsoft.com/office/drawing/2014/chartex" xmlns:cx1="http://schemas.microsoft.com/office/drawing/2015/9/8/chartex" xmlns:cx2="http://schemas.microsoft.com/office/drawing/2015/10/21/chartex" xmlns:cx3="http://schemas.microsoft.com/office/drawing/2016/5/9/chartex" xmlns:cx4="http://schemas.microsoft.com/office/drawing/2016/5/10/chartex" xmlns:cx5="http://schemas.microsoft.com/office/drawing/2016/5/11/chartex" xmlns:cx6="http://schemas.microsoft.com/office/drawing/2016/5/12/chartex" xmlns:cx7="http://schemas.microsoft.com/office/drawing/2016/5/13/chartex" xmlns:cx8="http://schemas.microsoft.com/office/drawing/2016/5/14/chartex" xmlns:mc="http://schemas.openxmlformats.org/markup-compatibility/2006" xmlns:aink="http://schemas.microsoft.com/office/drawing/2016/ink" xmlns:am3d="http://schemas.microsoft.com/office/drawing/2017/model3d" xmlns:o="urn:schemas-microsoft-com:office:office" xmlns:oel="http://schemas.microsoft.com/office/2019/extlst" xmlns:r="http://schemas.openxmlformats.org/officeDocument/2006/relationships" xmlns:m="http://schemas.openxmlformats.org/officeDocument/2006/math" xmlns:v="urn:schemas-microsoft-com:vml" xmlns:wp14="http://schemas.microsoft.com/office/word/2010/wordprocessingDrawing" xmlns:wp="http://schemas.openxmlformats.org/drawingml/2006/wordprocessingDrawing" xmlns:w10="urn:schemas-microsoft-com:office:word" xmlns:w="http://schemas.openxmlformats.org/wordprocessingml/2006/main" xmlns:w14="http://schemas.microsoft.com/office/word/2010/wordml" xmlns:w15="http://schemas.microsoft.com/office/word/2012/wordml" xmlns:w16cex="http://schemas.microsoft.com/office/word/2018/wordml/cex" xmlns:w16cid="http://schemas.microsoft.com/office/word/2016/wordml/cid" xmlns:w16="http://schemas.microsoft.com/office/word/2018/wordml" xmlns:w16du="http://schemas.microsoft.com/office/word/2023/wordml/word16du" xmlns:w16sdtdh="http://schemas.microsoft.com/office/word/2020/wordml/sdtdatahash" xmlns:w16sdtfl="http://schemas.microsoft.com/office/word/2024/wordml/sdtformatlock" xmlns:w16se="http://schemas.microsoft.com/office/word/2015/wordml/symex" xmlns:wpg="http://schemas.microsoft.com/office/word/2010/wordprocessingGroup" xmlns:wpi="http://schemas.microsoft.com/office/word/2010/wordprocessingInk" xmlns:wne="http://schemas.microsoft.com/office/word/2006/wordml" xmlns:wps="http://schemas.microsoft.com/office/word/2010/wordprocessingShape" mc:Ignorable="w14 w15 w16se w16cid w16 w16cex w16sdtdh w16sdtfl w16du wp14">
+  <w:p>
+    <w:pPr>
+      <w:pStyle w:val="Header"/>
+    </w:pPr>
+  </w:p>
+</w:hdr>
+</file>
+
 <file path=word/numbering.xml><?xml version="1.0" encoding="utf-8"?>
 <w:numbering xmlns:wpc="http://schemas.microsoft.com/office/word/2010/wordprocessingCanvas" xmlns:cx="http://schemas.microsoft.com/office/drawing/2014/chartex" xmlns:cx1="http://schemas.microsoft.com/office/drawing/2015/9/8/chartex" xmlns:cx2="http://schemas.microsoft.com/office/drawing/2015/10/21/chartex" xmlns:cx3="http://schemas.microsoft.com/office/drawing/2016/5/9/chartex" xmlns:cx4="http://schemas.microsoft.com/office/drawing/2016/5/10/chartex" xmlns:cx5="http://schemas.microsoft.com/office/drawing/2016/5/11/chartex" xmlns:cx6="http://schemas.microsoft.com/office/drawing/2016/5/12/chartex" xmlns:cx7="http://schemas.microsoft.com/office/drawing/2016/5/13/chartex" xmlns:cx8="http://schemas.microsoft.com/office/drawing/2016/5/14/chartex" xmlns:mc="http://schemas.openxmlformats.org/markup-compatibility/2006" xmlns:aink="http://schemas.microsoft.com/office/drawing/2016/ink" xmlns:am3d="http://schemas.microsoft.com/office/drawing/2017/model3d" xmlns:o="urn:schemas-microsoft-com:office:office" xmlns:oel="http://schemas.microsoft.com/office/2019/extlst" xmlns:r="http://schemas.openxmlformats.org/officeDocument/2006/relationships" xmlns:m="http://schemas.openxmlformats.org/officeDocument/2006/math" xmlns:v="urn:schemas-microsoft-com:vml" xmlns:wp14="http://schemas.microsoft.com/office/word/2010/wordprocessingDrawing" xmlns:wp="http://schemas.openxmlformats.org/drawingml/2006/wordprocessingDrawing" xmlns:w10="urn:schemas-microsoft-com:office:word" xmlns:w="http://schemas.openxmlformats.org/wordprocessingml/2006/main" xmlns:w14="http://schemas.microsoft.com/office/word/2010/wordml" xmlns:w15="http://schemas.microsoft.com/office/word/2012/wordml" xmlns:w16cex="http://schemas.microsoft.com/office/word/2018/wordml/cex" xmlns:w16cid="http://schemas.microsoft.com/office/word/2016/wordml/cid" xmlns:w16="http://schemas.microsoft.com/office/word/2018/wordml" xmlns:w16du="http://schemas.microsoft.com/office/word/2023/wordml/word16du" xmlns:w16sdtdh="http://schemas.microsoft.com/office/word/2020/wordml/sdtdatahash" xmlns:w16sdtfl="http://schemas.microsoft.com/office/word/2024/wordml/sdtformatlock" xmlns:w16se="http://schemas.microsoft.com/office/word/2015/wordml/symex" xmlns:wpg="http://schemas.microsoft.com/office/word/2010/wordprocessingGroup" xmlns:wpi="http://schemas.microsoft.com/office/word/2010/wordprocessingInk" xmlns:wne="http://schemas.microsoft.com/office/word/2006/wordml" xmlns:wps="http://schemas.microsoft.com/office/word/2010/wordprocessingShape" mc:Ignorable="w14 w15 w16se w16cid w16 w16cex w16sdtdh w16sdtfl w16du wp14">
   <w:abstractNum w:abstractNumId="0" w15:restartNumberingAfterBreak="0">
@@ -4811,7 +6059,7 @@
   <w:abstractNum w:abstractNumId="2" w15:restartNumberingAfterBreak="0">
     <w:nsid w:val="13E31488"/>
     <w:multiLevelType w:val="multilevel"/>
-    <w:tmpl w:val="4009001D"/>
+    <w:tmpl w:val="A134BD1C"/>
     <w:lvl w:ilvl="0">
       <w:start w:val="1"/>
       <w:numFmt w:val="decimal"/>
@@ -4820,6 +6068,9 @@
       <w:pPr>
         <w:ind w:left="360" w:hanging="360"/>
       </w:pPr>
+      <w:rPr>
+        <w:rFonts w:ascii="Arial" w:hAnsi="Arial" w:cs="Arial" w:hint="default"/>
+      </w:rPr>
     </w:lvl>
     <w:lvl w:ilvl="1">
       <w:start w:val="1"/>

--- a/electron/database/generate-document/templates/order-confirmation.docx
+++ b/electron/database/generate-document/templates/order-confirmation.docx
@@ -1548,8 +1548,8 @@
         </w:tc>
         <w:tc>
           <w:tcPr>
-            <w:tcW w:w="1985" w:type="dxa"/>
-            <w:gridSpan w:val="2"/>
+            <w:tcW w:w="3827" w:type="dxa"/>
+            <w:gridSpan w:val="4"/>
           </w:tcPr>
           <w:p>
             <w:pPr>
@@ -1564,227 +1564,11 @@
               <w:rPr>
                 <w:rFonts w:asciiTheme="minorHAnsi" w:hAnsiTheme="minorHAnsi" w:cstheme="minorHAnsi"/>
                 <w:b/>
-                <w:bCs/>
+                <w:spacing w:val="-4"/>
                 <w:sz w:val="20"/>
                 <w:szCs w:val="24"/>
               </w:rPr>
-              <w:t>{#</w:t>
-            </w:r>
-            <w:proofErr w:type="gramStart"/>
-            <w:r>
-              <w:rPr>
-                <w:rFonts w:asciiTheme="minorHAnsi" w:hAnsiTheme="minorHAnsi" w:cstheme="minorHAnsi"/>
-                <w:b/>
-                <w:bCs/>
-                <w:sz w:val="20"/>
-                <w:szCs w:val="24"/>
-              </w:rPr>
-              <w:t>isAus}ASW</w:t>
-            </w:r>
-            <w:proofErr w:type="gramEnd"/>
-            <w:r>
-              <w:rPr>
-                <w:rFonts w:asciiTheme="minorHAnsi" w:hAnsiTheme="minorHAnsi" w:cstheme="minorHAnsi"/>
-                <w:b/>
-                <w:bCs/>
-                <w:sz w:val="20"/>
-                <w:szCs w:val="24"/>
-              </w:rPr>
-              <w:t xml:space="preserve"> No{/</w:t>
-            </w:r>
-            <w:proofErr w:type="spellStart"/>
-            <w:proofErr w:type="gramStart"/>
-            <w:r>
-              <w:rPr>
-                <w:rFonts w:asciiTheme="minorHAnsi" w:hAnsiTheme="minorHAnsi" w:cstheme="minorHAnsi"/>
-                <w:b/>
-                <w:bCs/>
-                <w:sz w:val="20"/>
-                <w:szCs w:val="24"/>
-              </w:rPr>
-              <w:t>isAus</w:t>
-            </w:r>
-            <w:proofErr w:type="spellEnd"/>
-            <w:r>
-              <w:rPr>
-                <w:rFonts w:asciiTheme="minorHAnsi" w:hAnsiTheme="minorHAnsi" w:cstheme="minorHAnsi"/>
-                <w:b/>
-                <w:bCs/>
-                <w:sz w:val="20"/>
-                <w:szCs w:val="24"/>
-              </w:rPr>
-              <w:t>}{</w:t>
-            </w:r>
-            <w:proofErr w:type="gramEnd"/>
-            <w:r>
-              <w:rPr>
-                <w:rFonts w:asciiTheme="minorHAnsi" w:hAnsiTheme="minorHAnsi" w:cstheme="minorHAnsi"/>
-                <w:b/>
-                <w:bCs/>
-                <w:sz w:val="20"/>
-                <w:szCs w:val="24"/>
-              </w:rPr>
-              <w:t>^</w:t>
-            </w:r>
-            <w:proofErr w:type="spellStart"/>
-            <w:proofErr w:type="gramStart"/>
-            <w:r>
-              <w:rPr>
-                <w:rFonts w:asciiTheme="minorHAnsi" w:hAnsiTheme="minorHAnsi" w:cstheme="minorHAnsi"/>
-                <w:b/>
-                <w:bCs/>
-                <w:sz w:val="20"/>
-                <w:szCs w:val="24"/>
-              </w:rPr>
-              <w:t>isAus</w:t>
-            </w:r>
-            <w:proofErr w:type="spellEnd"/>
-            <w:r>
-              <w:rPr>
-                <w:rFonts w:asciiTheme="minorHAnsi" w:hAnsiTheme="minorHAnsi" w:cstheme="minorHAnsi"/>
-                <w:b/>
-                <w:bCs/>
-                <w:sz w:val="20"/>
-                <w:szCs w:val="24"/>
-              </w:rPr>
-              <w:t>}</w:t>
-            </w:r>
-            <w:r>
-              <w:rPr>
-                <w:rFonts w:asciiTheme="minorHAnsi" w:hAnsiTheme="minorHAnsi" w:cstheme="minorHAnsi"/>
-                <w:b/>
-                <w:spacing w:val="-4"/>
-                <w:sz w:val="20"/>
-                <w:szCs w:val="24"/>
-              </w:rPr>
               <w:t>Code</w:t>
-            </w:r>
-            <w:proofErr w:type="gramEnd"/>
-            <w:r>
-              <w:rPr>
-                <w:rFonts w:asciiTheme="minorHAnsi" w:hAnsiTheme="minorHAnsi" w:cstheme="minorHAnsi"/>
-                <w:b/>
-                <w:bCs/>
-                <w:sz w:val="20"/>
-                <w:szCs w:val="24"/>
-              </w:rPr>
-              <w:t>{/</w:t>
-            </w:r>
-            <w:proofErr w:type="spellStart"/>
-            <w:r>
-              <w:rPr>
-                <w:rFonts w:asciiTheme="minorHAnsi" w:hAnsiTheme="minorHAnsi" w:cstheme="minorHAnsi"/>
-                <w:b/>
-                <w:bCs/>
-                <w:sz w:val="20"/>
-                <w:szCs w:val="24"/>
-              </w:rPr>
-              <w:t>isAus</w:t>
-            </w:r>
-            <w:proofErr w:type="spellEnd"/>
-            <w:r>
-              <w:rPr>
-                <w:rFonts w:asciiTheme="minorHAnsi" w:hAnsiTheme="minorHAnsi" w:cstheme="minorHAnsi"/>
-                <w:b/>
-                <w:bCs/>
-                <w:sz w:val="20"/>
-                <w:szCs w:val="24"/>
-              </w:rPr>
-              <w:t>}</w:t>
-            </w:r>
-          </w:p>
-        </w:tc>
-        <w:tc>
-          <w:tcPr>
-            <w:tcW w:w="1842" w:type="dxa"/>
-            <w:gridSpan w:val="2"/>
-          </w:tcPr>
-          <w:p>
-            <w:pPr>
-              <w:ind w:right="113"/>
-              <w:rPr>
-                <w:rFonts w:asciiTheme="minorHAnsi" w:hAnsiTheme="minorHAnsi" w:cstheme="minorHAnsi"/>
-                <w:sz w:val="20"/>
-                <w:szCs w:val="24"/>
-              </w:rPr>
-            </w:pPr>
-            <w:r>
-              <w:rPr>
-                <w:rFonts w:asciiTheme="minorHAnsi" w:hAnsiTheme="minorHAnsi" w:cstheme="minorHAnsi"/>
-                <w:b/>
-                <w:bCs/>
-                <w:sz w:val="20"/>
-                <w:szCs w:val="24"/>
-              </w:rPr>
-              <w:t>{#</w:t>
-            </w:r>
-            <w:proofErr w:type="gramStart"/>
-            <w:r>
-              <w:rPr>
-                <w:rFonts w:asciiTheme="minorHAnsi" w:hAnsiTheme="minorHAnsi" w:cstheme="minorHAnsi"/>
-                <w:b/>
-                <w:bCs/>
-                <w:sz w:val="20"/>
-                <w:szCs w:val="24"/>
-              </w:rPr>
-              <w:t>isAus}ASW</w:t>
-            </w:r>
-            <w:proofErr w:type="gramEnd"/>
-            <w:r>
-              <w:rPr>
-                <w:rFonts w:asciiTheme="minorHAnsi" w:hAnsiTheme="minorHAnsi" w:cstheme="minorHAnsi"/>
-                <w:b/>
-                <w:bCs/>
-                <w:sz w:val="20"/>
-                <w:szCs w:val="24"/>
-              </w:rPr>
-              <w:t xml:space="preserve"> </w:t>
-            </w:r>
-            <w:proofErr w:type="spellStart"/>
-            <w:proofErr w:type="gramStart"/>
-            <w:r>
-              <w:rPr>
-                <w:rFonts w:asciiTheme="minorHAnsi" w:hAnsiTheme="minorHAnsi" w:cstheme="minorHAnsi"/>
-                <w:b/>
-                <w:bCs/>
-                <w:sz w:val="20"/>
-                <w:szCs w:val="24"/>
-              </w:rPr>
-              <w:t>PO.No</w:t>
-            </w:r>
-            <w:proofErr w:type="spellEnd"/>
-            <w:proofErr w:type="gramEnd"/>
-            <w:r>
-              <w:rPr>
-                <w:rFonts w:asciiTheme="minorHAnsi" w:hAnsiTheme="minorHAnsi" w:cstheme="minorHAnsi"/>
-                <w:b/>
-                <w:bCs/>
-                <w:sz w:val="20"/>
-                <w:szCs w:val="24"/>
-              </w:rPr>
-              <w:t>{/</w:t>
-            </w:r>
-            <w:proofErr w:type="spellStart"/>
-            <w:r>
-              <w:rPr>
-                <w:rFonts w:asciiTheme="minorHAnsi" w:hAnsiTheme="minorHAnsi" w:cstheme="minorHAnsi"/>
-                <w:b/>
-                <w:bCs/>
-                <w:sz w:val="20"/>
-                <w:szCs w:val="24"/>
-              </w:rPr>
-              <w:t>isAus</w:t>
-            </w:r>
-            <w:proofErr w:type="spellEnd"/>
-            <w:r>
-              <w:rPr>
-                <w:rFonts w:asciiTheme="minorHAnsi" w:hAnsiTheme="minorHAnsi" w:cstheme="minorHAnsi"/>
-                <w:b/>
-                <w:bCs/>
-                <w:sz w:val="20"/>
-                <w:szCs w:val="24"/>
-              </w:rPr>
-              <w:t>}</w:t>
             </w:r>
           </w:p>
         </w:tc>
@@ -2466,8 +2250,8 @@
         </w:tc>
         <w:tc>
           <w:tcPr>
-            <w:tcW w:w="1985" w:type="dxa"/>
-            <w:gridSpan w:val="2"/>
+            <w:tcW w:w="3827" w:type="dxa"/>
+            <w:gridSpan w:val="4"/>
           </w:tcPr>
           <w:p>
             <w:pPr>
@@ -2485,32 +2269,6 @@
                 <w:szCs w:val="18"/>
               </w:rPr>
               <w:t>{</w:t>
-            </w:r>
-            <w:proofErr w:type="spellStart"/>
-            <w:r>
-              <w:rPr>
-                <w:rFonts w:ascii="Arial" w:hAnsi="Arial" w:cs="Arial"/>
-                <w:sz w:val="18"/>
-                <w:szCs w:val="18"/>
-              </w:rPr>
-              <w:t>materialGrade</w:t>
-            </w:r>
-            <w:proofErr w:type="spellEnd"/>
-            <w:r>
-              <w:rPr>
-                <w:rFonts w:ascii="Arial" w:hAnsi="Arial" w:cs="Arial"/>
-                <w:sz w:val="18"/>
-                <w:szCs w:val="18"/>
-              </w:rPr>
-              <w:t>}{</w:t>
-            </w:r>
-            <w:r>
-              <w:rPr>
-                <w:rFonts w:ascii="Arial" w:hAnsi="Arial" w:cs="Arial"/>
-                <w:sz w:val="18"/>
-                <w:szCs w:val="18"/>
-              </w:rPr>
-              <w:t>^</w:t>
             </w:r>
             <w:proofErr w:type="spellStart"/>
             <w:proofErr w:type="gramStart"/>
@@ -2520,7 +2278,7 @@
                 <w:sz w:val="18"/>
                 <w:szCs w:val="18"/>
               </w:rPr>
-              <w:t>isAus</w:t>
+              <w:t>materialGrade</w:t>
             </w:r>
             <w:proofErr w:type="spellEnd"/>
             <w:r>
@@ -2529,8 +2287,17 @@
                 <w:sz w:val="18"/>
                 <w:szCs w:val="18"/>
               </w:rPr>
-              <w:t xml:space="preserve">}  </w:t>
-            </w:r>
+              <w:t>}</w:t>
+            </w:r>
+            <w:r>
+              <w:rPr>
+                <w:rFonts w:ascii="Arial" w:hAnsi="Arial" w:cs="Arial"/>
+                <w:sz w:val="18"/>
+                <w:szCs w:val="18"/>
+              </w:rPr>
+              <w:t xml:space="preserve">   </w:t>
+            </w:r>
+            <w:proofErr w:type="gramEnd"/>
             <w:r>
               <w:rPr>
                 <w:rFonts w:ascii="Arial" w:hAnsi="Arial" w:cs="Arial"/>
@@ -2540,7 +2307,6 @@
               <w:t>{</w:t>
             </w:r>
             <w:proofErr w:type="spellStart"/>
-            <w:proofErr w:type="gramEnd"/>
             <w:r>
               <w:rPr>
                 <w:rFonts w:ascii="Arial" w:hAnsi="Arial" w:cs="Arial"/>
@@ -2550,114 +2316,6 @@
               <w:t>brandName</w:t>
             </w:r>
             <w:proofErr w:type="spellEnd"/>
-            <w:r>
-              <w:rPr>
-                <w:rFonts w:ascii="Arial" w:hAnsi="Arial" w:cs="Arial"/>
-                <w:sz w:val="18"/>
-                <w:szCs w:val="18"/>
-              </w:rPr>
-              <w:t>}{/</w:t>
-            </w:r>
-            <w:proofErr w:type="spellStart"/>
-            <w:r>
-              <w:rPr>
-                <w:rFonts w:ascii="Arial" w:hAnsi="Arial" w:cs="Arial"/>
-                <w:sz w:val="18"/>
-                <w:szCs w:val="18"/>
-              </w:rPr>
-              <w:t>isAus</w:t>
-            </w:r>
-            <w:proofErr w:type="spellEnd"/>
-            <w:r>
-              <w:rPr>
-                <w:rFonts w:ascii="Arial" w:hAnsi="Arial" w:cs="Arial"/>
-                <w:sz w:val="18"/>
-                <w:szCs w:val="18"/>
-              </w:rPr>
-              <w:t>}</w:t>
-            </w:r>
-          </w:p>
-        </w:tc>
-        <w:tc>
-          <w:tcPr>
-            <w:tcW w:w="1842" w:type="dxa"/>
-            <w:gridSpan w:val="2"/>
-          </w:tcPr>
-          <w:p>
-            <w:pPr>
-              <w:ind w:right="113"/>
-              <w:rPr>
-                <w:rFonts w:ascii="Arial" w:hAnsi="Arial" w:cs="Arial"/>
-                <w:sz w:val="18"/>
-                <w:szCs w:val="18"/>
-              </w:rPr>
-            </w:pPr>
-            <w:r>
-              <w:rPr>
-                <w:rFonts w:ascii="Arial" w:hAnsi="Arial" w:cs="Arial"/>
-                <w:sz w:val="18"/>
-                <w:szCs w:val="18"/>
-              </w:rPr>
-              <w:t>{</w:t>
-            </w:r>
-            <w:r>
-              <w:rPr>
-                <w:rFonts w:ascii="Arial" w:hAnsi="Arial" w:cs="Arial"/>
-                <w:sz w:val="18"/>
-                <w:szCs w:val="18"/>
-              </w:rPr>
-              <w:t>#</w:t>
-            </w:r>
-            <w:proofErr w:type="gramStart"/>
-            <w:r>
-              <w:rPr>
-                <w:rFonts w:ascii="Arial" w:hAnsi="Arial" w:cs="Arial"/>
-                <w:sz w:val="18"/>
-                <w:szCs w:val="18"/>
-              </w:rPr>
-              <w:t>isAus</w:t>
-            </w:r>
-            <w:r>
-              <w:rPr>
-                <w:rFonts w:ascii="Arial" w:hAnsi="Arial" w:cs="Arial"/>
-                <w:sz w:val="18"/>
-                <w:szCs w:val="18"/>
-              </w:rPr>
-              <w:t>}{</w:t>
-            </w:r>
-            <w:proofErr w:type="gramEnd"/>
-            <w:r>
-              <w:rPr>
-                <w:rFonts w:ascii="Arial" w:hAnsi="Arial" w:cs="Arial"/>
-                <w:sz w:val="18"/>
-                <w:szCs w:val="18"/>
-              </w:rPr>
-              <w:t>brandName}</w:t>
-            </w:r>
-            <w:r>
-              <w:rPr>
-                <w:rFonts w:ascii="Arial" w:hAnsi="Arial" w:cs="Arial"/>
-                <w:sz w:val="18"/>
-                <w:szCs w:val="18"/>
-              </w:rPr>
-              <w:t>{</w:t>
-            </w:r>
-            <w:r>
-              <w:rPr>
-                <w:rFonts w:ascii="Arial" w:hAnsi="Arial" w:cs="Arial"/>
-                <w:sz w:val="18"/>
-                <w:szCs w:val="18"/>
-              </w:rPr>
-              <w:t>/</w:t>
-            </w:r>
-            <w:r>
-              <w:rPr>
-                <w:rFonts w:ascii="Arial" w:hAnsi="Arial" w:cs="Arial"/>
-                <w:sz w:val="18"/>
-                <w:szCs w:val="18"/>
-              </w:rPr>
-              <w:t>isAus</w:t>
-            </w:r>
             <w:r>
               <w:rPr>
                 <w:rFonts w:ascii="Arial" w:hAnsi="Arial" w:cs="Arial"/>

--- a/electron/database/generate-document/templates/order-confirmation.docx
+++ b/electron/database/generate-document/templates/order-confirmation.docx
@@ -554,7 +554,6 @@
               <w:t xml:space="preserve"> Confirmation{/</w:t>
             </w:r>
             <w:proofErr w:type="spellStart"/>
-            <w:proofErr w:type="gramStart"/>
             <w:r>
               <w:rPr>
                 <w:rFonts w:asciiTheme="minorHAnsi" w:hAnsiTheme="minorHAnsi" w:cstheme="minorHAnsi"/>
@@ -564,61 +563,6 @@
                 <w:szCs w:val="20"/>
               </w:rPr>
               <w:t>isGen</w:t>
-            </w:r>
-            <w:proofErr w:type="spellEnd"/>
-            <w:r>
-              <w:rPr>
-                <w:rFonts w:asciiTheme="minorHAnsi" w:hAnsiTheme="minorHAnsi" w:cstheme="minorHAnsi"/>
-                <w:b/>
-                <w:bCs/>
-                <w:sz w:val="20"/>
-                <w:szCs w:val="20"/>
-              </w:rPr>
-              <w:t>}{</w:t>
-            </w:r>
-            <w:proofErr w:type="gramEnd"/>
-            <w:r>
-              <w:rPr>
-                <w:rFonts w:asciiTheme="minorHAnsi" w:hAnsiTheme="minorHAnsi" w:cstheme="minorHAnsi"/>
-                <w:b/>
-                <w:bCs/>
-                <w:sz w:val="20"/>
-                <w:szCs w:val="20"/>
-              </w:rPr>
-              <w:t>#</w:t>
-            </w:r>
-            <w:proofErr w:type="gramStart"/>
-            <w:r>
-              <w:rPr>
-                <w:rFonts w:asciiTheme="minorHAnsi" w:hAnsiTheme="minorHAnsi" w:cstheme="minorHAnsi"/>
-                <w:b/>
-                <w:bCs/>
-                <w:sz w:val="20"/>
-                <w:szCs w:val="20"/>
-              </w:rPr>
-              <w:t>isAus}Order</w:t>
-            </w:r>
-            <w:proofErr w:type="gramEnd"/>
-            <w:r>
-              <w:rPr>
-                <w:rFonts w:asciiTheme="minorHAnsi" w:hAnsiTheme="minorHAnsi" w:cstheme="minorHAnsi"/>
-                <w:b/>
-                <w:bCs/>
-                <w:sz w:val="20"/>
-                <w:szCs w:val="20"/>
-              </w:rPr>
-              <w:t xml:space="preserve"> Confirmation{/</w:t>
-            </w:r>
-            <w:proofErr w:type="spellStart"/>
-            <w:r>
-              <w:rPr>
-                <w:rFonts w:asciiTheme="minorHAnsi" w:hAnsiTheme="minorHAnsi" w:cstheme="minorHAnsi"/>
-                <w:b/>
-                <w:bCs/>
-                <w:sz w:val="20"/>
-                <w:szCs w:val="20"/>
-              </w:rPr>
-              <w:t>isAus</w:t>
             </w:r>
             <w:proofErr w:type="spellEnd"/>
             <w:proofErr w:type="gramStart"/>
@@ -1016,10 +960,9 @@
                 <w:sz w:val="20"/>
                 <w:szCs w:val="20"/>
               </w:rPr>
-              <w:t>-{/</w:t>
+              <w:t>{/</w:t>
             </w:r>
             <w:proofErr w:type="spellStart"/>
-            <w:proofErr w:type="gramStart"/>
             <w:r>
               <w:rPr>
                 <w:rFonts w:asciiTheme="minorHAnsi" w:hAnsiTheme="minorHAnsi" w:cstheme="minorHAnsi"/>
@@ -1039,79 +982,34 @@
                 <w:sz w:val="20"/>
                 <w:szCs w:val="20"/>
               </w:rPr>
-              <w:t>}{</w:t>
-            </w:r>
-            <w:proofErr w:type="gramEnd"/>
-            <w:r>
-              <w:rPr>
-                <w:rFonts w:asciiTheme="minorHAnsi" w:hAnsiTheme="minorHAnsi" w:cstheme="minorHAnsi"/>
-                <w:b/>
-                <w:bCs/>
-                <w:sz w:val="20"/>
-                <w:szCs w:val="20"/>
-              </w:rPr>
-              <w:t>#</w:t>
+              <w:t>}</w:t>
+            </w:r>
+          </w:p>
+          <w:p>
+            <w:pPr>
+              <w:tabs>
+                <w:tab w:val="left" w:pos="1224"/>
+              </w:tabs>
+              <w:ind w:right="227"/>
+              <w:rPr>
+                <w:rFonts w:asciiTheme="minorHAnsi" w:hAnsiTheme="minorHAnsi" w:cstheme="minorHAnsi"/>
+                <w:b/>
+                <w:bCs/>
+                <w:sz w:val="20"/>
+                <w:szCs w:val="20"/>
+              </w:rPr>
+            </w:pPr>
+            <w:r>
+              <w:rPr>
+                <w:rFonts w:asciiTheme="minorHAnsi" w:hAnsiTheme="minorHAnsi" w:cstheme="minorHAnsi"/>
+                <w:b/>
+                <w:bCs/>
+                <w:sz w:val="20"/>
+                <w:szCs w:val="20"/>
+              </w:rPr>
+              <w:t>{</w:t>
             </w:r>
             <w:proofErr w:type="spellStart"/>
-            <w:proofErr w:type="gramStart"/>
-            <w:r>
-              <w:rPr>
-                <w:rFonts w:asciiTheme="minorHAnsi" w:hAnsiTheme="minorHAnsi" w:cstheme="minorHAnsi"/>
-                <w:b/>
-                <w:bCs/>
-                <w:sz w:val="20"/>
-                <w:szCs w:val="20"/>
-                <w:lang w:val="en-IN"/>
-              </w:rPr>
-              <w:t>isAus</w:t>
-            </w:r>
-            <w:proofErr w:type="spellEnd"/>
-            <w:r>
-              <w:rPr>
-                <w:rFonts w:asciiTheme="minorHAnsi" w:hAnsiTheme="minorHAnsi" w:cstheme="minorHAnsi"/>
-                <w:b/>
-                <w:bCs/>
-                <w:sz w:val="20"/>
-                <w:szCs w:val="20"/>
-              </w:rPr>
-              <w:t>}DELIVERED</w:t>
-            </w:r>
-            <w:proofErr w:type="gramEnd"/>
-            <w:r>
-              <w:rPr>
-                <w:rFonts w:asciiTheme="minorHAnsi" w:hAnsiTheme="minorHAnsi" w:cstheme="minorHAnsi"/>
-                <w:b/>
-                <w:bCs/>
-                <w:sz w:val="20"/>
-                <w:szCs w:val="20"/>
-              </w:rPr>
-              <w:t xml:space="preserve"> TO-{/</w:t>
-            </w:r>
-            <w:proofErr w:type="spellStart"/>
-            <w:proofErr w:type="gramStart"/>
-            <w:r>
-              <w:rPr>
-                <w:rFonts w:asciiTheme="minorHAnsi" w:hAnsiTheme="minorHAnsi" w:cstheme="minorHAnsi"/>
-                <w:b/>
-                <w:bCs/>
-                <w:sz w:val="20"/>
-                <w:szCs w:val="20"/>
-              </w:rPr>
-              <w:t>isAus</w:t>
-            </w:r>
-            <w:proofErr w:type="spellEnd"/>
-            <w:r>
-              <w:rPr>
-                <w:rFonts w:asciiTheme="minorHAnsi" w:hAnsiTheme="minorHAnsi" w:cstheme="minorHAnsi"/>
-                <w:b/>
-                <w:bCs/>
-                <w:sz w:val="20"/>
-                <w:szCs w:val="20"/>
-              </w:rPr>
-              <w:t>}{</w:t>
-            </w:r>
-            <w:proofErr w:type="spellStart"/>
-            <w:proofErr w:type="gramEnd"/>
             <w:r>
               <w:rPr>
                 <w:rFonts w:asciiTheme="minorHAnsi" w:hAnsiTheme="minorHAnsi" w:cstheme="minorHAnsi"/>
@@ -4596,14 +4494,14 @@
             <w:pPr>
               <w:ind w:right="227"/>
               <w:rPr>
-                <w:rFonts w:ascii="Arial" w:hAnsi="Arial" w:cs="Arial"/>
-                <w:sz w:val="18"/>
-                <w:szCs w:val="18"/>
-              </w:rPr>
-            </w:pPr>
-            <w:r>
-              <w:rPr>
-                <w:rFonts w:ascii="Arial" w:hAnsi="Arial" w:cs="Arial"/>
+                <w:rFonts w:asciiTheme="minorHAnsi" w:hAnsiTheme="minorHAnsi" w:cstheme="minorHAnsi"/>
+                <w:sz w:val="18"/>
+                <w:szCs w:val="18"/>
+              </w:rPr>
+            </w:pPr>
+            <w:r>
+              <w:rPr>
+                <w:rFonts w:asciiTheme="minorHAnsi" w:hAnsiTheme="minorHAnsi" w:cstheme="minorHAnsi"/>
                 <w:b/>
                 <w:bCs/>
                 <w:sz w:val="18"/>
@@ -4613,7 +4511,7 @@
             </w:r>
             <w:r>
               <w:rPr>
-                <w:rFonts w:ascii="Arial" w:hAnsi="Arial" w:cs="Arial"/>
+                <w:rFonts w:asciiTheme="minorHAnsi" w:hAnsiTheme="minorHAnsi" w:cstheme="minorHAnsi"/>
                 <w:sz w:val="18"/>
                 <w:szCs w:val="18"/>
               </w:rPr>
@@ -4636,7 +4534,7 @@
             </w:pPr>
             <w:r>
               <w:rPr>
-                <w:rFonts w:ascii="Arial" w:hAnsi="Arial" w:cs="Arial"/>
+                <w:rFonts w:asciiTheme="minorHAnsi" w:hAnsiTheme="minorHAnsi" w:cstheme="minorHAnsi"/>
                 <w:sz w:val="18"/>
                 <w:szCs w:val="18"/>
               </w:rPr>
@@ -4645,7 +4543,7 @@
             <w:proofErr w:type="spellStart"/>
             <w:r>
               <w:rPr>
-                <w:rFonts w:ascii="Arial" w:hAnsi="Arial" w:cs="Arial"/>
+                <w:rFonts w:asciiTheme="minorHAnsi" w:hAnsiTheme="minorHAnsi" w:cstheme="minorHAnsi"/>
                 <w:sz w:val="18"/>
                 <w:szCs w:val="18"/>
               </w:rPr>
@@ -4654,7 +4552,7 @@
             <w:proofErr w:type="spellEnd"/>
             <w:r>
               <w:rPr>
-                <w:rFonts w:ascii="Arial" w:hAnsi="Arial" w:cs="Arial"/>
+                <w:rFonts w:asciiTheme="minorHAnsi" w:hAnsiTheme="minorHAnsi" w:cstheme="minorHAnsi"/>
                 <w:sz w:val="18"/>
                 <w:szCs w:val="18"/>
               </w:rPr>
@@ -4671,7 +4569,7 @@
         </w:tabs>
         <w:ind w:right="113"/>
         <w:rPr>
-          <w:rFonts w:ascii="Arial" w:hAnsi="Arial" w:cs="Arial"/>
+          <w:rFonts w:asciiTheme="minorHAnsi" w:hAnsiTheme="minorHAnsi" w:cstheme="minorHAnsi"/>
           <w:sz w:val="20"/>
           <w:szCs w:val="20"/>
         </w:rPr>

--- a/electron/database/generate-document/templates/order-confirmation.docx
+++ b/electron/database/generate-document/templates/order-confirmation.docx
@@ -2408,6 +2408,486 @@
                 <w:szCs w:val="18"/>
               </w:rPr>
               <w:t>OCItems</w:t>
+            </w:r>
+            <w:proofErr w:type="spellEnd"/>
+            <w:r>
+              <w:rPr>
+                <w:rFonts w:ascii="Arial" w:hAnsi="Arial" w:cs="Arial"/>
+                <w:sz w:val="18"/>
+                <w:szCs w:val="18"/>
+              </w:rPr>
+              <w:t>}</w:t>
+            </w:r>
+          </w:p>
+        </w:tc>
+      </w:tr>
+      <w:tr>
+        <w:trPr>
+          <w:trHeight w:val="285"/>
+        </w:trPr>
+        <w:tc>
+          <w:tcPr>
+            <w:tcW w:w="7244" w:type="dxa"/>
+            <w:gridSpan w:val="7"/>
+          </w:tcPr>
+          <w:p>
+            <w:pPr>
+              <w:pStyle w:val="NoSpacing"/>
+              <w:widowControl w:val="0"/>
+              <w:spacing w:line="276" w:lineRule="auto"/>
+              <w:rPr>
+                <w:rFonts w:cstheme="minorHAnsi"/>
+                <w:sz w:val="20"/>
+                <w:szCs w:val="20"/>
+              </w:rPr>
+            </w:pPr>
+            <w:r>
+              <w:rPr>
+                <w:noProof/>
+              </w:rPr>
+              <mc:AlternateContent>
+                <mc:Choice Requires="wps">
+                  <w:drawing>
+                    <wp:anchor distT="4294967295" distB="4294967295" distL="114300" distR="114300" simplePos="0" relativeHeight="251666432" behindDoc="0" locked="0" layoutInCell="1" allowOverlap="1" wp14:anchorId="297EA946" wp14:editId="14ADF15B">
+                      <wp:simplePos x="0" y="0"/>
+                      <wp:positionH relativeFrom="column">
+                        <wp:posOffset>12700</wp:posOffset>
+                      </wp:positionH>
+                      <wp:positionV relativeFrom="paragraph">
+                        <wp:posOffset>155575</wp:posOffset>
+                      </wp:positionV>
+                      <wp:extent cx="7030720" cy="13335"/>
+                      <wp:effectExtent l="0" t="0" r="36830" b="24765"/>
+                      <wp:wrapNone/>
+                      <wp:docPr id="1183013093" name="Straight Connector 10"/>
+                      <wp:cNvGraphicFramePr>
+                        <a:graphicFrameLocks xmlns:a="http://schemas.openxmlformats.org/drawingml/2006/main"/>
+                      </wp:cNvGraphicFramePr>
+                      <a:graphic xmlns:a="http://schemas.openxmlformats.org/drawingml/2006/main">
+                        <a:graphicData uri="http://schemas.microsoft.com/office/word/2010/wordprocessingShape">
+                          <wps:wsp>
+                            <wps:cNvCnPr>
+                              <a:cxnSpLocks/>
+                            </wps:cNvCnPr>
+                            <wps:spPr>
+                              <a:xfrm>
+                                <a:off x="0" y="0"/>
+                                <a:ext cx="7030720" cy="13335"/>
+                              </a:xfrm>
+                              <a:prstGeom prst="line">
+                                <a:avLst/>
+                              </a:prstGeom>
+                            </wps:spPr>
+                            <wps:style>
+                              <a:lnRef idx="1">
+                                <a:schemeClr val="dk1"/>
+                              </a:lnRef>
+                              <a:fillRef idx="0">
+                                <a:schemeClr val="dk1"/>
+                              </a:fillRef>
+                              <a:effectRef idx="0">
+                                <a:schemeClr val="dk1"/>
+                              </a:effectRef>
+                              <a:fontRef idx="minor">
+                                <a:schemeClr val="tx1"/>
+                              </a:fontRef>
+                            </wps:style>
+                            <wps:bodyPr/>
+                          </wps:wsp>
+                        </a:graphicData>
+                      </a:graphic>
+                      <wp14:sizeRelH relativeFrom="page">
+                        <wp14:pctWidth>0</wp14:pctWidth>
+                      </wp14:sizeRelH>
+                      <wp14:sizeRelV relativeFrom="page">
+                        <wp14:pctHeight>0</wp14:pctHeight>
+                      </wp14:sizeRelV>
+                    </wp:anchor>
+                  </w:drawing>
+                </mc:Choice>
+                <mc:Fallback>
+                  <w:pict>
+                    <v:line w14:anchorId="7FECFDD3" id="Straight Connector 10" o:spid="_x0000_s1026" style="position:absolute;z-index:251666432;visibility:visible;mso-wrap-style:square;mso-width-percent:0;mso-height-percent:0;mso-wrap-distance-left:9pt;mso-wrap-distance-top:-3e-5mm;mso-wrap-distance-right:9pt;mso-wrap-distance-bottom:-3e-5mm;mso-position-horizontal:absolute;mso-position-horizontal-relative:text;mso-position-vertical:absolute;mso-position-vertical-relative:text;mso-width-percent:0;mso-height-percent:0;mso-width-relative:page;mso-height-relative:page" from="1pt,12.25pt" to="554.6pt,13.3pt" o:gfxdata="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" strokecolor="black [3200]" strokeweight=".5pt">
+                      <v:stroke joinstyle="miter"/>
+                      <o:lock v:ext="edit" shapetype="f"/>
+                    </v:line>
+                  </w:pict>
+                </mc:Fallback>
+              </mc:AlternateContent>
+            </w:r>
+            <w:r>
+              <w:rPr>
+                <w:rFonts w:cstheme="minorHAnsi"/>
+                <w:sz w:val="20"/>
+                <w:szCs w:val="20"/>
+              </w:rPr>
+              <w:t>{#isSampleBox}</w:t>
+            </w:r>
+            <w:r>
+              <w:rPr>
+                <w:rFonts w:cstheme="minorHAnsi"/>
+                <w:b/>
+                <w:bCs/>
+                <w:sz w:val="20"/>
+                <w:szCs w:val="20"/>
+              </w:rPr>
+              <w:t>SAMPLE BOX</w:t>
+            </w:r>
+            <w:r>
+              <w:rPr>
+                <w:rFonts w:cstheme="minorHAnsi"/>
+                <w:sz w:val="20"/>
+                <w:szCs w:val="20"/>
+              </w:rPr>
+              <w:t>{/</w:t>
+            </w:r>
+            <w:proofErr w:type="spellStart"/>
+            <w:r>
+              <w:rPr>
+                <w:rFonts w:cstheme="minorHAnsi"/>
+                <w:sz w:val="20"/>
+                <w:szCs w:val="20"/>
+              </w:rPr>
+              <w:t>isSampleBox</w:t>
+            </w:r>
+            <w:proofErr w:type="spellEnd"/>
+            <w:r>
+              <w:rPr>
+                <w:rFonts w:cstheme="minorHAnsi"/>
+                <w:sz w:val="20"/>
+                <w:szCs w:val="20"/>
+              </w:rPr>
+              <w:t>}</w:t>
+            </w:r>
+          </w:p>
+        </w:tc>
+        <w:tc>
+          <w:tcPr>
+            <w:tcW w:w="1497" w:type="dxa"/>
+            <w:gridSpan w:val="5"/>
+          </w:tcPr>
+          <w:p>
+            <w:pPr>
+              <w:ind w:right="113"/>
+              <w:rPr>
+                <w:rFonts w:asciiTheme="minorHAnsi" w:hAnsiTheme="minorHAnsi" w:cstheme="minorHAnsi"/>
+                <w:sz w:val="18"/>
+                <w:szCs w:val="18"/>
+              </w:rPr>
+            </w:pPr>
+          </w:p>
+        </w:tc>
+        <w:tc>
+          <w:tcPr>
+            <w:tcW w:w="680" w:type="dxa"/>
+          </w:tcPr>
+          <w:p>
+            <w:pPr>
+              <w:ind w:right="57"/>
+              <w:jc w:val="right"/>
+              <w:rPr>
+                <w:rFonts w:asciiTheme="minorHAnsi" w:hAnsiTheme="minorHAnsi" w:cstheme="minorHAnsi"/>
+                <w:sz w:val="18"/>
+                <w:szCs w:val="18"/>
+              </w:rPr>
+            </w:pPr>
+          </w:p>
+        </w:tc>
+        <w:tc>
+          <w:tcPr>
+            <w:tcW w:w="816" w:type="dxa"/>
+          </w:tcPr>
+          <w:p>
+            <w:pPr>
+              <w:ind w:right="57"/>
+              <w:jc w:val="right"/>
+              <w:rPr>
+                <w:rFonts w:asciiTheme="minorHAnsi" w:hAnsiTheme="minorHAnsi" w:cstheme="minorHAnsi"/>
+                <w:sz w:val="18"/>
+                <w:szCs w:val="18"/>
+              </w:rPr>
+            </w:pPr>
+          </w:p>
+        </w:tc>
+        <w:tc>
+          <w:tcPr>
+            <w:tcW w:w="1085" w:type="dxa"/>
+          </w:tcPr>
+          <w:p>
+            <w:pPr>
+              <w:pStyle w:val="NoSpacing"/>
+              <w:widowControl w:val="0"/>
+              <w:ind w:right="227"/>
+              <w:jc w:val="right"/>
+              <w:rPr>
+                <w:rFonts w:cstheme="minorHAnsi"/>
+                <w:sz w:val="18"/>
+                <w:szCs w:val="18"/>
+              </w:rPr>
+            </w:pPr>
+          </w:p>
+        </w:tc>
+      </w:tr>
+      <w:tr>
+        <w:trPr>
+          <w:trHeight w:val="84"/>
+        </w:trPr>
+        <w:tc>
+          <w:tcPr>
+            <w:tcW w:w="1276" w:type="dxa"/>
+          </w:tcPr>
+          <w:p>
+            <w:pPr>
+              <w:ind w:right="113"/>
+              <w:rPr>
+                <w:rFonts w:asciiTheme="minorHAnsi" w:hAnsiTheme="minorHAnsi" w:cstheme="minorHAnsi"/>
+                <w:sz w:val="18"/>
+                <w:szCs w:val="18"/>
+              </w:rPr>
+            </w:pPr>
+            <w:r>
+              <w:rPr>
+                <w:rFonts w:ascii="Arial" w:hAnsi="Arial" w:cs="Arial"/>
+                <w:sz w:val="18"/>
+                <w:szCs w:val="18"/>
+              </w:rPr>
+              <w:t>{#</w:t>
+            </w:r>
+            <w:proofErr w:type="gramStart"/>
+            <w:r>
+              <w:rPr>
+                <w:rFonts w:ascii="Arial" w:hAnsi="Arial" w:cs="Arial"/>
+                <w:sz w:val="18"/>
+                <w:szCs w:val="18"/>
+              </w:rPr>
+              <w:t>sampleBox}{</w:t>
+            </w:r>
+            <w:proofErr w:type="gramEnd"/>
+            <w:r>
+              <w:rPr>
+                <w:rFonts w:ascii="Arial" w:hAnsi="Arial" w:cs="Arial"/>
+                <w:sz w:val="18"/>
+                <w:szCs w:val="18"/>
+              </w:rPr>
+              <w:t>containerFrom}{#containerTo} to {</w:t>
+            </w:r>
+            <w:proofErr w:type="spellStart"/>
+            <w:r>
+              <w:rPr>
+                <w:rFonts w:ascii="Arial" w:hAnsi="Arial" w:cs="Arial"/>
+                <w:sz w:val="18"/>
+                <w:szCs w:val="18"/>
+              </w:rPr>
+              <w:t>containerTo</w:t>
+            </w:r>
+            <w:proofErr w:type="spellEnd"/>
+            <w:r>
+              <w:rPr>
+                <w:rFonts w:ascii="Arial" w:hAnsi="Arial" w:cs="Arial"/>
+                <w:sz w:val="18"/>
+                <w:szCs w:val="18"/>
+              </w:rPr>
+              <w:t>} {/</w:t>
+            </w:r>
+            <w:proofErr w:type="spellStart"/>
+            <w:r>
+              <w:rPr>
+                <w:rFonts w:ascii="Arial" w:hAnsi="Arial" w:cs="Arial"/>
+                <w:sz w:val="18"/>
+                <w:szCs w:val="18"/>
+              </w:rPr>
+              <w:t>containerTo</w:t>
+            </w:r>
+            <w:proofErr w:type="spellEnd"/>
+            <w:r>
+              <w:rPr>
+                <w:rFonts w:ascii="Arial" w:hAnsi="Arial" w:cs="Arial"/>
+                <w:sz w:val="18"/>
+                <w:szCs w:val="18"/>
+              </w:rPr>
+              <w:t>}</w:t>
+            </w:r>
+          </w:p>
+        </w:tc>
+        <w:tc>
+          <w:tcPr>
+            <w:tcW w:w="7465" w:type="dxa"/>
+            <w:gridSpan w:val="11"/>
+          </w:tcPr>
+          <w:p>
+            <w:pPr>
+              <w:ind w:right="113"/>
+              <w:jc w:val="center"/>
+              <w:rPr>
+                <w:rFonts w:asciiTheme="minorHAnsi" w:hAnsiTheme="minorHAnsi" w:cstheme="minorHAnsi"/>
+                <w:sz w:val="18"/>
+                <w:szCs w:val="18"/>
+              </w:rPr>
+            </w:pPr>
+            <w:r>
+              <w:rPr>
+                <w:rFonts w:ascii="Arial" w:hAnsi="Arial" w:cs="Arial"/>
+                <w:sz w:val="18"/>
+                <w:szCs w:val="18"/>
+              </w:rPr>
+              <w:t>{</w:t>
+            </w:r>
+            <w:proofErr w:type="spellStart"/>
+            <w:proofErr w:type="gramStart"/>
+            <w:r>
+              <w:rPr>
+                <w:rFonts w:ascii="Arial" w:hAnsi="Arial" w:cs="Arial"/>
+                <w:sz w:val="18"/>
+                <w:szCs w:val="18"/>
+              </w:rPr>
+              <w:t>materialGrade</w:t>
+            </w:r>
+            <w:proofErr w:type="spellEnd"/>
+            <w:r>
+              <w:rPr>
+                <w:rFonts w:ascii="Arial" w:hAnsi="Arial" w:cs="Arial"/>
+                <w:sz w:val="18"/>
+                <w:szCs w:val="18"/>
+              </w:rPr>
+              <w:t>}  {</w:t>
+            </w:r>
+            <w:proofErr w:type="spellStart"/>
+            <w:r>
+              <w:rPr>
+                <w:rFonts w:ascii="Arial" w:hAnsi="Arial" w:cs="Arial"/>
+                <w:sz w:val="18"/>
+                <w:szCs w:val="18"/>
+              </w:rPr>
+              <w:t>brandName</w:t>
+            </w:r>
+            <w:proofErr w:type="spellEnd"/>
+            <w:r>
+              <w:rPr>
+                <w:rFonts w:ascii="Arial" w:hAnsi="Arial" w:cs="Arial"/>
+                <w:sz w:val="18"/>
+                <w:szCs w:val="18"/>
+              </w:rPr>
+              <w:t>}  {</w:t>
+            </w:r>
+            <w:proofErr w:type="spellStart"/>
+            <w:r>
+              <w:rPr>
+                <w:rFonts w:ascii="Arial" w:hAnsi="Arial" w:cs="Arial"/>
+                <w:sz w:val="18"/>
+                <w:szCs w:val="18"/>
+              </w:rPr>
+              <w:t>designType</w:t>
+            </w:r>
+            <w:proofErr w:type="spellEnd"/>
+            <w:r>
+              <w:rPr>
+                <w:rFonts w:ascii="Arial" w:hAnsi="Arial" w:cs="Arial"/>
+                <w:sz w:val="18"/>
+                <w:szCs w:val="18"/>
+              </w:rPr>
+              <w:t>}  {</w:t>
+            </w:r>
+            <w:proofErr w:type="spellStart"/>
+            <w:proofErr w:type="gramEnd"/>
+            <w:r>
+              <w:rPr>
+                <w:rFonts w:ascii="Arial" w:hAnsi="Arial" w:cs="Arial"/>
+                <w:sz w:val="18"/>
+                <w:szCs w:val="18"/>
+              </w:rPr>
+              <w:t>finishType</w:t>
+            </w:r>
+            <w:proofErr w:type="spellEnd"/>
+            <w:r>
+              <w:rPr>
+                <w:rFonts w:ascii="Arial" w:hAnsi="Arial" w:cs="Arial"/>
+                <w:sz w:val="18"/>
+                <w:szCs w:val="18"/>
+              </w:rPr>
+              <w:t>}</w:t>
+            </w:r>
+          </w:p>
+        </w:tc>
+        <w:tc>
+          <w:tcPr>
+            <w:tcW w:w="680" w:type="dxa"/>
+          </w:tcPr>
+          <w:p>
+            <w:pPr>
+              <w:ind w:right="57"/>
+              <w:jc w:val="right"/>
+              <w:rPr>
+                <w:rFonts w:asciiTheme="minorHAnsi" w:hAnsiTheme="minorHAnsi" w:cstheme="minorHAnsi"/>
+                <w:sz w:val="18"/>
+                <w:szCs w:val="18"/>
+              </w:rPr>
+            </w:pPr>
+            <w:r>
+              <w:rPr>
+                <w:rFonts w:ascii="Arial" w:hAnsi="Arial" w:cs="Arial"/>
+                <w:sz w:val="18"/>
+                <w:szCs w:val="18"/>
+              </w:rPr>
+              <w:t>{quantity}</w:t>
+            </w:r>
+          </w:p>
+        </w:tc>
+        <w:tc>
+          <w:tcPr>
+            <w:tcW w:w="816" w:type="dxa"/>
+          </w:tcPr>
+          <w:p>
+            <w:pPr>
+              <w:ind w:right="57"/>
+              <w:jc w:val="right"/>
+              <w:rPr>
+                <w:rFonts w:asciiTheme="minorHAnsi" w:hAnsiTheme="minorHAnsi" w:cstheme="minorHAnsi"/>
+                <w:sz w:val="18"/>
+                <w:szCs w:val="18"/>
+              </w:rPr>
+            </w:pPr>
+            <w:r>
+              <w:rPr>
+                <w:rFonts w:ascii="Arial" w:hAnsi="Arial" w:cs="Arial"/>
+                <w:sz w:val="18"/>
+                <w:szCs w:val="18"/>
+              </w:rPr>
+              <w:t>{rate}</w:t>
+            </w:r>
+          </w:p>
+        </w:tc>
+        <w:tc>
+          <w:tcPr>
+            <w:tcW w:w="1085" w:type="dxa"/>
+          </w:tcPr>
+          <w:p>
+            <w:pPr>
+              <w:pStyle w:val="NoSpacing"/>
+              <w:widowControl w:val="0"/>
+              <w:ind w:right="227"/>
+              <w:jc w:val="right"/>
+              <w:rPr>
+                <w:rFonts w:cstheme="minorHAnsi"/>
+                <w:sz w:val="18"/>
+                <w:szCs w:val="18"/>
+              </w:rPr>
+            </w:pPr>
+            <w:r>
+              <w:rPr>
+                <w:rFonts w:ascii="Arial" w:hAnsi="Arial" w:cs="Arial"/>
+                <w:sz w:val="18"/>
+                <w:szCs w:val="18"/>
+              </w:rPr>
+              <w:t>{value}{/</w:t>
+            </w:r>
+            <w:proofErr w:type="spellStart"/>
+            <w:r>
+              <w:rPr>
+                <w:rFonts w:ascii="Arial" w:hAnsi="Arial" w:cs="Arial"/>
+                <w:sz w:val="18"/>
+                <w:szCs w:val="18"/>
+              </w:rPr>
+              <w:t>sampleBox</w:t>
             </w:r>
             <w:proofErr w:type="spellEnd"/>
             <w:r>

--- a/electron/database/generate-document/templates/order-confirmation.docx
+++ b/electron/database/generate-document/templates/order-confirmation.docx
@@ -5112,7 +5112,6 @@
   </w:p>
   <w:p>
     <w:pPr>
-      <w:pStyle w:val="Footer"/>
       <w:rPr>
         <w:spacing w:val="60"/>
       </w:rPr>
@@ -5120,64 +5119,59 @@
     <w:r>
       <w:t xml:space="preserve">      </w:t>
     </w:r>
+    <w:r>
+      <w:rPr>
+        <w:lang w:val="en-IN"/>
+      </w:rPr>
+      <w:t>{#</w:t>
+    </w:r>
     <w:proofErr w:type="gramStart"/>
     <w:r>
       <w:rPr>
-        <w:spacing w:val="60"/>
-      </w:rPr>
-      <w:t>ALFA</w:t>
-    </w:r>
-    <w:r>
-      <w:rPr>
-        <w:spacing w:val="60"/>
-      </w:rPr>
-      <w:t xml:space="preserve"> </w:t>
-    </w:r>
-    <w:r>
-      <w:rPr>
-        <w:spacing w:val="60"/>
-      </w:rPr>
-      <w:t xml:space="preserve"> ICA</w:t>
+        <w:lang w:val="en-IN"/>
+      </w:rPr>
+      <w:t>companyData</w:t>
+    </w:r>
+    <w:r>
+      <w:rPr>
+        <w:lang w:val="en-IN"/>
+      </w:rPr>
+      <w:t>}</w:t>
+    </w:r>
+    <w:r>
+      <w:rPr>
+        <w:spacing w:val="100"/>
+        <w:lang w:val="en-IN"/>
+      </w:rPr>
+      <w:t>{</w:t>
     </w:r>
     <w:proofErr w:type="gramEnd"/>
     <w:r>
       <w:rPr>
-        <w:spacing w:val="60"/>
-      </w:rPr>
-      <w:t xml:space="preserve"> </w:t>
-    </w:r>
-    <w:r>
-      <w:rPr>
-        <w:spacing w:val="60"/>
-      </w:rPr>
-      <w:t xml:space="preserve"> </w:t>
-    </w:r>
-    <w:r>
-      <w:rPr>
-        <w:spacing w:val="60"/>
-      </w:rPr>
-      <w:t>(I</w:t>
-    </w:r>
-    <w:proofErr w:type="gramStart"/>
-    <w:r>
-      <w:rPr>
-        <w:spacing w:val="60"/>
-      </w:rPr>
-      <w:t>)</w:t>
-    </w:r>
-    <w:r>
-      <w:rPr>
-        <w:spacing w:val="60"/>
-      </w:rPr>
-      <w:t xml:space="preserve"> </w:t>
-    </w:r>
-    <w:r>
-      <w:rPr>
-        <w:spacing w:val="60"/>
-      </w:rPr>
-      <w:t xml:space="preserve"> LTD</w:t>
-    </w:r>
-    <w:proofErr w:type="gramEnd"/>
+        <w:spacing w:val="100"/>
+        <w:lang w:val="en-IN"/>
+      </w:rPr>
+      <w:t>companyName}{</w:t>
+    </w:r>
+    <w:r>
+      <w:rPr>
+        <w:spacing w:val="100"/>
+        <w:lang w:val="en-IN"/>
+      </w:rPr>
+      <w:t>/</w:t>
+    </w:r>
+    <w:r>
+      <w:rPr>
+        <w:lang w:val="en-IN"/>
+      </w:rPr>
+      <w:t>companyData</w:t>
+    </w:r>
+    <w:r>
+      <w:rPr>
+        <w:lang w:val="en-IN"/>
+      </w:rPr>
+      <w:t>}</w:t>
+    </w:r>
   </w:p>
   <w:p>
     <w:pPr>
@@ -5248,289 +5242,186 @@
 <w:hdr xmlns:wpc="http://schemas.microsoft.com/office/word/2010/wordprocessingCanvas" xmlns:cx="http://schemas.microsoft.com/office/drawing/2014/chartex" xmlns:cx1="http://schemas.microsoft.com/office/drawing/2015/9/8/chartex" xmlns:cx2="http://schemas.microsoft.com/office/drawing/2015/10/21/chartex" xmlns:cx3="http://schemas.microsoft.com/office/drawing/2016/5/9/chartex" xmlns:cx4="http://schemas.microsoft.com/office/drawing/2016/5/10/chartex" xmlns:cx5="http://schemas.microsoft.com/office/drawing/2016/5/11/chartex" xmlns:cx6="http://schemas.microsoft.com/office/drawing/2016/5/12/chartex" xmlns:cx7="http://schemas.microsoft.com/office/drawing/2016/5/13/chartex" xmlns:cx8="http://schemas.microsoft.com/office/drawing/2016/5/14/chartex" xmlns:mc="http://schemas.openxmlformats.org/markup-compatibility/2006" xmlns:aink="http://schemas.microsoft.com/office/drawing/2016/ink" xmlns:am3d="http://schemas.microsoft.com/office/drawing/2017/model3d" xmlns:o="urn:schemas-microsoft-com:office:office" xmlns:oel="http://schemas.microsoft.com/office/2019/extlst" xmlns:r="http://schemas.openxmlformats.org/officeDocument/2006/relationships" xmlns:m="http://schemas.openxmlformats.org/officeDocument/2006/math" xmlns:v="urn:schemas-microsoft-com:vml" xmlns:wp14="http://schemas.microsoft.com/office/word/2010/wordprocessingDrawing" xmlns:wp="http://schemas.openxmlformats.org/drawingml/2006/wordprocessingDrawing" xmlns:w10="urn:schemas-microsoft-com:office:word" xmlns:w="http://schemas.openxmlformats.org/wordprocessingml/2006/main" xmlns:w14="http://schemas.microsoft.com/office/word/2010/wordml" xmlns:w15="http://schemas.microsoft.com/office/word/2012/wordml" xmlns:w16cex="http://schemas.microsoft.com/office/word/2018/wordml/cex" xmlns:w16cid="http://schemas.microsoft.com/office/word/2016/wordml/cid" xmlns:w16="http://schemas.microsoft.com/office/word/2018/wordml" xmlns:w16du="http://schemas.microsoft.com/office/word/2023/wordml/word16du" xmlns:w16sdtdh="http://schemas.microsoft.com/office/word/2020/wordml/sdtdatahash" xmlns:w16sdtfl="http://schemas.microsoft.com/office/word/2024/wordml/sdtformatlock" xmlns:w16se="http://schemas.microsoft.com/office/word/2015/wordml/symex" xmlns:wpg="http://schemas.microsoft.com/office/word/2010/wordprocessingGroup" xmlns:wpi="http://schemas.microsoft.com/office/word/2010/wordprocessingInk" xmlns:wne="http://schemas.microsoft.com/office/word/2006/wordml" xmlns:wps="http://schemas.microsoft.com/office/word/2010/wordprocessingShape" mc:Ignorable="w14 w15 w16se w16cid w16 w16cex w16sdtdh w16sdtfl w16du wp14">
   <w:p>
     <w:pPr>
-      <w:pStyle w:val="Heading1"/>
-      <w:tabs>
-        <w:tab w:val="left" w:pos="602"/>
-        <w:tab w:val="left" w:pos="1168"/>
-        <w:tab w:val="left" w:pos="1739"/>
-        <w:tab w:val="left" w:pos="2683"/>
-        <w:tab w:val="left" w:pos="3129"/>
-        <w:tab w:val="left" w:pos="3736"/>
-        <w:tab w:val="left" w:pos="4679"/>
-        <w:tab w:val="left" w:pos="5145"/>
-        <w:tab w:val="left" w:pos="5591"/>
-        <w:tab w:val="left" w:pos="6398"/>
-        <w:tab w:val="left" w:pos="6962"/>
-        <w:tab w:val="left" w:pos="7528"/>
-      </w:tabs>
-      <w:spacing w:before="0" w:after="0"/>
+      <w:spacing w:line="276" w:lineRule="auto"/>
       <w:jc w:val="center"/>
       <w:rPr>
         <w:rFonts w:ascii="Arial" w:hAnsi="Arial" w:cs="Arial"/>
         <w:b/>
         <w:bCs/>
-        <w:color w:val="auto"/>
+        <w:spacing w:val="280"/>
+        <w:sz w:val="40"/>
+        <w:szCs w:val="40"/>
+        <w:lang w:val="en-IN"/>
       </w:rPr>
     </w:pPr>
+    <w:r>
+      <w:rPr>
+        <w:lang w:val="en-IN"/>
+      </w:rPr>
+      <w:t>{#</w:t>
+    </w:r>
+    <w:proofErr w:type="gramStart"/>
+    <w:r>
+      <w:rPr>
+        <w:lang w:val="en-IN"/>
+      </w:rPr>
+      <w:t>companyData</w:t>
+    </w:r>
+    <w:r>
+      <w:rPr>
+        <w:lang w:val="en-IN"/>
+      </w:rPr>
+      <w:t>}</w:t>
+    </w:r>
     <w:r>
       <w:rPr>
         <w:rFonts w:ascii="Arial" w:hAnsi="Arial" w:cs="Arial"/>
         <w:b/>
         <w:bCs/>
-        <w:color w:val="auto"/>
-        <w:spacing w:val="-10"/>
-      </w:rPr>
-      <w:t>A</w:t>
-    </w:r>
+        <w:spacing w:val="280"/>
+        <w:sz w:val="40"/>
+        <w:szCs w:val="40"/>
+        <w:lang w:val="en-IN"/>
+      </w:rPr>
+      <w:t>{</w:t>
+    </w:r>
+    <w:proofErr w:type="spellStart"/>
+    <w:proofErr w:type="gramEnd"/>
     <w:r>
       <w:rPr>
         <w:rFonts w:ascii="Arial" w:hAnsi="Arial" w:cs="Arial"/>
         <w:b/>
         <w:bCs/>
-        <w:color w:val="auto"/>
-      </w:rPr>
-      <w:tab/>
-    </w:r>
+        <w:spacing w:val="280"/>
+        <w:sz w:val="40"/>
+        <w:szCs w:val="40"/>
+      </w:rPr>
+      <w:t>companyName</w:t>
+    </w:r>
+    <w:proofErr w:type="spellEnd"/>
     <w:r>
       <w:rPr>
         <w:rFonts w:ascii="Arial" w:hAnsi="Arial" w:cs="Arial"/>
         <w:b/>
         <w:bCs/>
-        <w:color w:val="auto"/>
-        <w:spacing w:val="-10"/>
-      </w:rPr>
-      <w:t>L</w:t>
-    </w:r>
-    <w:r>
+        <w:spacing w:val="280"/>
+        <w:sz w:val="40"/>
+        <w:szCs w:val="40"/>
+        <w:lang w:val="en-IN"/>
+      </w:rPr>
+      <w:t>}</w:t>
+    </w:r>
+  </w:p>
+  <w:p>
+    <w:pPr>
+      <w:spacing w:line="276" w:lineRule="auto"/>
+      <w:jc w:val="center"/>
       <w:rPr>
         <w:rFonts w:ascii="Arial" w:hAnsi="Arial" w:cs="Arial"/>
         <w:b/>
         <w:bCs/>
-        <w:color w:val="auto"/>
-      </w:rPr>
-      <w:tab/>
-    </w:r>
+        <w:spacing w:val="280"/>
+        <w:sz w:val="36"/>
+        <w:szCs w:val="36"/>
+        <w:lang w:val="en-IN"/>
+      </w:rPr>
+    </w:pPr>
     <w:r>
       <w:rPr>
         <w:rFonts w:ascii="Arial" w:hAnsi="Arial" w:cs="Arial"/>
         <w:b/>
-        <w:bCs/>
-        <w:color w:val="auto"/>
-        <w:spacing w:val="-10"/>
-      </w:rPr>
-      <w:t>F</w:t>
+        <w:sz w:val="20"/>
+      </w:rPr>
+      <w:t>{</w:t>
     </w:r>
     <w:r>
       <w:rPr>
         <w:rFonts w:ascii="Arial" w:hAnsi="Arial" w:cs="Arial"/>
         <w:b/>
-        <w:bCs/>
-        <w:color w:val="auto"/>
-      </w:rPr>
-      <w:tab/>
-    </w:r>
+        <w:sz w:val="20"/>
+      </w:rPr>
+      <w:t>companyAddressLine1</w:t>
+    </w:r>
+    <w:proofErr w:type="gramStart"/>
     <w:r>
       <w:rPr>
         <w:rFonts w:ascii="Arial" w:hAnsi="Arial" w:cs="Arial"/>
         <w:b/>
-        <w:bCs/>
-        <w:color w:val="auto"/>
-        <w:spacing w:val="-10"/>
-      </w:rPr>
-      <w:t>A</w:t>
-    </w:r>
+        <w:sz w:val="20"/>
+      </w:rPr>
+      <w:t>},  {</w:t>
+    </w:r>
+    <w:proofErr w:type="gramEnd"/>
     <w:r>
       <w:rPr>
         <w:rFonts w:ascii="Arial" w:hAnsi="Arial" w:cs="Arial"/>
         <w:b/>
-        <w:bCs/>
-        <w:color w:val="auto"/>
-      </w:rPr>
-      <w:tab/>
-    </w:r>
+        <w:sz w:val="20"/>
+      </w:rPr>
+      <w:t>companyAddressLine2</w:t>
+    </w:r>
+    <w:proofErr w:type="gramStart"/>
     <w:r>
       <w:rPr>
         <w:rFonts w:ascii="Arial" w:hAnsi="Arial" w:cs="Arial"/>
         <w:b/>
-        <w:bCs/>
-        <w:color w:val="auto"/>
-        <w:spacing w:val="-10"/>
-      </w:rPr>
-      <w:t>I</w:t>
+        <w:sz w:val="20"/>
+      </w:rPr>
+      <w:t xml:space="preserve">},   </w:t>
     </w:r>
     <w:r>
       <w:rPr>
         <w:rFonts w:ascii="Arial" w:hAnsi="Arial" w:cs="Arial"/>
         <w:b/>
-        <w:bCs/>
-        <w:color w:val="auto"/>
-      </w:rPr>
-      <w:tab/>
+        <w:sz w:val="20"/>
+      </w:rPr>
+      <w:t xml:space="preserve">   </w:t>
     </w:r>
     <w:r>
       <w:rPr>
         <w:rFonts w:ascii="Arial" w:hAnsi="Arial" w:cs="Arial"/>
         <w:b/>
-        <w:bCs/>
-        <w:color w:val="auto"/>
-        <w:spacing w:val="-10"/>
-      </w:rPr>
-      <w:t>C</w:t>
-    </w:r>
+        <w:sz w:val="20"/>
+      </w:rPr>
+      <w:t>{</w:t>
+    </w:r>
+    <w:proofErr w:type="spellStart"/>
+    <w:proofErr w:type="gramEnd"/>
     <w:r>
       <w:rPr>
         <w:rFonts w:ascii="Arial" w:hAnsi="Arial" w:cs="Arial"/>
         <w:b/>
-        <w:bCs/>
-        <w:color w:val="auto"/>
-      </w:rPr>
-      <w:tab/>
-    </w:r>
+        <w:sz w:val="20"/>
+      </w:rPr>
+      <w:t>companyCity</w:t>
+    </w:r>
+    <w:proofErr w:type="spellEnd"/>
     <w:r>
       <w:rPr>
         <w:rFonts w:ascii="Arial" w:hAnsi="Arial" w:cs="Arial"/>
         <w:b/>
-        <w:bCs/>
-        <w:color w:val="auto"/>
-        <w:spacing w:val="-10"/>
-      </w:rPr>
-      <w:t>A</w:t>
-    </w:r>
+        <w:sz w:val="20"/>
+      </w:rPr>
+      <w:t>}-{</w:t>
+    </w:r>
+    <w:proofErr w:type="spellStart"/>
     <w:r>
       <w:rPr>
         <w:rFonts w:ascii="Arial" w:hAnsi="Arial" w:cs="Arial"/>
         <w:b/>
-        <w:bCs/>
-        <w:color w:val="auto"/>
-      </w:rPr>
-      <w:tab/>
-    </w:r>
+        <w:sz w:val="20"/>
+      </w:rPr>
+      <w:t>companyPostalCode</w:t>
+    </w:r>
+    <w:proofErr w:type="spellEnd"/>
     <w:r>
       <w:rPr>
         <w:rFonts w:ascii="Arial" w:hAnsi="Arial" w:cs="Arial"/>
         <w:b/>
-        <w:bCs/>
-        <w:color w:val="auto"/>
-        <w:spacing w:val="-10"/>
-      </w:rPr>
-      <w:t>(</w:t>
-    </w:r>
-    <w:r>
-      <w:rPr>
-        <w:rFonts w:ascii="Arial" w:hAnsi="Arial" w:cs="Arial"/>
-        <w:b/>
-        <w:bCs/>
-        <w:color w:val="auto"/>
-      </w:rPr>
-      <w:tab/>
-    </w:r>
-    <w:r>
-      <w:rPr>
-        <w:rFonts w:ascii="Arial" w:hAnsi="Arial" w:cs="Arial"/>
-        <w:b/>
-        <w:bCs/>
-        <w:color w:val="auto"/>
-        <w:spacing w:val="-10"/>
-      </w:rPr>
-      <w:t>I</w:t>
-    </w:r>
-    <w:r>
-      <w:rPr>
-        <w:rFonts w:ascii="Arial" w:hAnsi="Arial" w:cs="Arial"/>
-        <w:b/>
-        <w:bCs/>
-        <w:color w:val="auto"/>
-      </w:rPr>
-      <w:tab/>
-    </w:r>
-    <w:r>
-      <w:rPr>
-        <w:rFonts w:ascii="Arial" w:hAnsi="Arial" w:cs="Arial"/>
-        <w:b/>
-        <w:bCs/>
-        <w:color w:val="auto"/>
-        <w:spacing w:val="-10"/>
-      </w:rPr>
-      <w:t>)</w:t>
-    </w:r>
-    <w:r>
-      <w:rPr>
-        <w:rFonts w:ascii="Arial" w:hAnsi="Arial" w:cs="Arial"/>
-        <w:b/>
-        <w:bCs/>
-        <w:color w:val="auto"/>
-      </w:rPr>
-      <w:tab/>
-    </w:r>
-    <w:r>
-      <w:rPr>
-        <w:rFonts w:ascii="Arial" w:hAnsi="Arial" w:cs="Arial"/>
-        <w:b/>
-        <w:bCs/>
-        <w:color w:val="auto"/>
-        <w:spacing w:val="-10"/>
-      </w:rPr>
-      <w:t>L</w:t>
-    </w:r>
-    <w:r>
-      <w:rPr>
-        <w:rFonts w:ascii="Arial" w:hAnsi="Arial" w:cs="Arial"/>
-        <w:b/>
-        <w:bCs/>
-        <w:color w:val="auto"/>
-      </w:rPr>
-      <w:tab/>
-    </w:r>
-    <w:r>
-      <w:rPr>
-        <w:rFonts w:ascii="Arial" w:hAnsi="Arial" w:cs="Arial"/>
-        <w:b/>
-        <w:bCs/>
-        <w:color w:val="auto"/>
-        <w:spacing w:val="-10"/>
-      </w:rPr>
-      <w:t>T</w:t>
-    </w:r>
-    <w:r>
-      <w:rPr>
-        <w:rFonts w:ascii="Arial" w:hAnsi="Arial" w:cs="Arial"/>
-        <w:b/>
-        <w:bCs/>
-        <w:color w:val="auto"/>
-      </w:rPr>
-      <w:tab/>
-    </w:r>
-    <w:proofErr w:type="gramStart"/>
-    <w:r>
-      <w:rPr>
-        <w:rFonts w:ascii="Arial" w:hAnsi="Arial" w:cs="Arial"/>
-        <w:b/>
-        <w:bCs/>
-        <w:color w:val="auto"/>
-      </w:rPr>
-      <w:t>D</w:t>
-    </w:r>
-    <w:r>
-      <w:rPr>
-        <w:rFonts w:ascii="Arial" w:hAnsi="Arial" w:cs="Arial"/>
-        <w:b/>
-        <w:bCs/>
-        <w:color w:val="auto"/>
-        <w:spacing w:val="-3"/>
-      </w:rPr>
-      <w:t xml:space="preserve"> </w:t>
-    </w:r>
-    <w:r>
-      <w:rPr>
-        <w:rFonts w:ascii="Arial" w:hAnsi="Arial" w:cs="Arial"/>
-        <w:b/>
-        <w:bCs/>
-        <w:color w:val="auto"/>
-        <w:spacing w:val="-10"/>
-      </w:rPr>
-      <w:t>.</w:t>
-    </w:r>
-    <w:proofErr w:type="gramEnd"/>
+        <w:sz w:val="20"/>
+      </w:rPr>
+      <w:t>}</w:t>
+    </w:r>
   </w:p>
   <w:p>
     <w:pPr>
@@ -5538,62 +5429,14 @@
         <w:tab w:val="left" w:pos="4091"/>
         <w:tab w:val="left" w:pos="6161"/>
       </w:tabs>
-      <w:spacing w:line="320" w:lineRule="exact"/>
-      <w:jc w:val="center"/>
-      <w:rPr>
-        <w:rFonts w:ascii="Arial" w:hAnsi="Arial" w:cs="Arial"/>
-        <w:b/>
-        <w:sz w:val="20"/>
-      </w:rPr>
-    </w:pPr>
-    <w:r>
-      <w:rPr>
-        <w:rFonts w:ascii="Arial" w:hAnsi="Arial" w:cs="Arial"/>
-        <w:b/>
-        <w:sz w:val="20"/>
-      </w:rPr>
-      <w:t>ALFA PALAZZO, NEAR SHIVRANJANI X ROAD, SATELLITE,</w:t>
-    </w:r>
-    <w:r>
-      <w:rPr>
-        <w:rFonts w:ascii="Arial" w:hAnsi="Arial" w:cs="Arial"/>
-        <w:b/>
-        <w:sz w:val="20"/>
-      </w:rPr>
-      <w:tab/>
-      <w:t>AHMEDABAD-380</w:t>
-    </w:r>
-    <w:r>
-      <w:rPr>
-        <w:rFonts w:ascii="Arial" w:hAnsi="Arial" w:cs="Arial"/>
-        <w:b/>
-        <w:spacing w:val="-14"/>
-        <w:sz w:val="20"/>
-      </w:rPr>
-      <w:t xml:space="preserve"> </w:t>
-    </w:r>
-    <w:r>
-      <w:rPr>
-        <w:rFonts w:ascii="Arial" w:hAnsi="Arial" w:cs="Arial"/>
-        <w:b/>
-        <w:sz w:val="20"/>
-      </w:rPr>
-      <w:t>015</w:t>
-    </w:r>
-  </w:p>
-  <w:p>
-    <w:pPr>
-      <w:tabs>
-        <w:tab w:val="left" w:pos="4091"/>
-        <w:tab w:val="left" w:pos="6161"/>
-      </w:tabs>
-      <w:spacing w:line="320" w:lineRule="exact"/>
+      <w:spacing w:line="276" w:lineRule="auto"/>
       <w:jc w:val="center"/>
       <w:rPr>
         <w:rFonts w:ascii="Arial" w:hAnsi="Arial" w:cs="Arial"/>
         <w:b/>
         <w:sz w:val="20"/>
         <w:szCs w:val="20"/>
+        <w:lang w:val="en-IN"/>
       </w:rPr>
     </w:pPr>
     <w:r>
@@ -5603,31 +5446,19 @@
         <w:sz w:val="20"/>
         <w:szCs w:val="20"/>
       </w:rPr>
-      <w:t>TELEPHONE NO: 26754030</w:t>
-    </w:r>
+      <w:t>{#</w:t>
+    </w:r>
+    <w:proofErr w:type="gramStart"/>
     <w:r>
       <w:rPr>
         <w:rFonts w:ascii="Arial" w:hAnsi="Arial" w:cs="Arial"/>
         <w:b/>
         <w:sz w:val="20"/>
         <w:szCs w:val="20"/>
-      </w:rPr>
-      <w:t xml:space="preserve">      Email – </w:t>
-    </w:r>
-    <w:hyperlink r:id="rId1" w:history="1">
-      <w:r>
-        <w:rPr>
-          <w:rStyle w:val="Hyperlink"/>
-          <w:rFonts w:ascii="Arial" w:hAnsi="Arial" w:cs="Arial"/>
-          <w:b/>
-          <w:color w:val="auto"/>
-          <w:sz w:val="20"/>
-          <w:szCs w:val="20"/>
-          <w:u w:val="none"/>
-        </w:rPr>
-        <w:t>info@alfaica.com</w:t>
-      </w:r>
-    </w:hyperlink>
+        <w:lang w:val="en-IN"/>
+      </w:rPr>
+      <w:t>telephone</w:t>
+    </w:r>
     <w:r>
       <w:rPr>
         <w:rFonts w:ascii="Arial" w:hAnsi="Arial" w:cs="Arial"/>
@@ -5635,7 +5466,7 @@
         <w:sz w:val="20"/>
         <w:szCs w:val="20"/>
       </w:rPr>
-      <w:t xml:space="preserve">      WEBSITE – www.alfaica.com </w:t>
+      <w:t>}</w:t>
     </w:r>
     <w:r>
       <w:rPr>
@@ -5644,12 +5475,286 @@
         <w:sz w:val="20"/>
         <w:szCs w:val="20"/>
       </w:rPr>
+      <w:t>TELEPHONE</w:t>
+    </w:r>
+    <w:proofErr w:type="gramEnd"/>
+    <w:r>
+      <w:rPr>
+        <w:rFonts w:ascii="Arial" w:hAnsi="Arial" w:cs="Arial"/>
+        <w:b/>
+        <w:sz w:val="20"/>
+        <w:szCs w:val="20"/>
+      </w:rPr>
+      <w:t xml:space="preserve"> NO: </w:t>
+    </w:r>
+    <w:r>
+      <w:rPr>
+        <w:rFonts w:ascii="Arial" w:hAnsi="Arial" w:cs="Arial"/>
+        <w:b/>
+        <w:sz w:val="20"/>
+        <w:szCs w:val="20"/>
+      </w:rPr>
+      <w:t>{</w:t>
+    </w:r>
+    <w:r>
+      <w:rPr>
+        <w:rFonts w:ascii="Arial" w:hAnsi="Arial" w:cs="Arial"/>
+        <w:b/>
+        <w:sz w:val="20"/>
+        <w:szCs w:val="20"/>
+        <w:lang w:val="en-IN"/>
+      </w:rPr>
+      <w:t>telephone</w:t>
+    </w:r>
+    <w:proofErr w:type="gramStart"/>
+    <w:r>
+      <w:rPr>
+        <w:rFonts w:ascii="Arial" w:hAnsi="Arial" w:cs="Arial"/>
+        <w:b/>
+        <w:sz w:val="20"/>
+        <w:szCs w:val="20"/>
+      </w:rPr>
+      <w:t>}</w:t>
+    </w:r>
+    <w:r>
+      <w:rPr>
+        <w:rFonts w:ascii="Arial" w:hAnsi="Arial" w:cs="Arial"/>
+        <w:b/>
+        <w:sz w:val="20"/>
+        <w:szCs w:val="20"/>
+      </w:rPr>
+      <w:t>{</w:t>
+    </w:r>
+    <w:proofErr w:type="gramEnd"/>
+    <w:r>
+      <w:rPr>
+        <w:rFonts w:ascii="Arial" w:hAnsi="Arial" w:cs="Arial"/>
+        <w:b/>
+        <w:sz w:val="20"/>
+        <w:szCs w:val="20"/>
+      </w:rPr>
+      <w:t>/}</w:t>
+    </w:r>
+    <w:r>
+      <w:rPr>
+        <w:rFonts w:ascii="Arial" w:hAnsi="Arial" w:cs="Arial"/>
+        <w:b/>
+        <w:sz w:val="20"/>
+        <w:szCs w:val="20"/>
+      </w:rPr>
+      <w:t xml:space="preserve"> </w:t>
+    </w:r>
+    <w:r>
+      <w:rPr>
+        <w:rFonts w:ascii="Arial" w:hAnsi="Arial" w:cs="Arial"/>
+        <w:b/>
+        <w:sz w:val="20"/>
+        <w:szCs w:val="20"/>
+      </w:rPr>
+      <w:t>{</w:t>
+    </w:r>
+    <w:r>
+      <w:rPr>
+        <w:rFonts w:ascii="Arial" w:hAnsi="Arial" w:cs="Arial"/>
+        <w:b/>
+        <w:sz w:val="20"/>
+        <w:szCs w:val="20"/>
+      </w:rPr>
+      <w:t>#</w:t>
+    </w:r>
+    <w:proofErr w:type="gramStart"/>
+    <w:r>
+      <w:rPr>
+        <w:rFonts w:ascii="Arial" w:hAnsi="Arial" w:cs="Arial"/>
+        <w:b/>
+        <w:sz w:val="20"/>
+        <w:szCs w:val="20"/>
+      </w:rPr>
+      <w:t>email}</w:t>
+    </w:r>
+    <w:r>
+      <w:rPr>
+        <w:rFonts w:ascii="Arial" w:hAnsi="Arial" w:cs="Arial"/>
+        <w:b/>
+        <w:sz w:val="20"/>
+        <w:szCs w:val="20"/>
+      </w:rPr>
+      <w:t xml:space="preserve">   </w:t>
+    </w:r>
+    <w:proofErr w:type="gramEnd"/>
+    <w:r>
+      <w:rPr>
+        <w:rFonts w:ascii="Arial" w:hAnsi="Arial" w:cs="Arial"/>
+        <w:b/>
+        <w:sz w:val="20"/>
+        <w:szCs w:val="20"/>
+      </w:rPr>
+      <w:t xml:space="preserve">Email – </w:t>
+    </w:r>
+    <w:r>
+      <w:rPr>
+        <w:rFonts w:ascii="Arial" w:hAnsi="Arial" w:cs="Arial"/>
+        <w:b/>
+        <w:sz w:val="20"/>
+        <w:szCs w:val="20"/>
+      </w:rPr>
+      <w:t>{email</w:t>
+    </w:r>
+    <w:proofErr w:type="gramStart"/>
+    <w:r>
+      <w:rPr>
+        <w:rFonts w:ascii="Arial" w:hAnsi="Arial" w:cs="Arial"/>
+        <w:b/>
+        <w:sz w:val="20"/>
+        <w:szCs w:val="20"/>
+      </w:rPr>
+      <w:t>}</w:t>
+    </w:r>
+    <w:r>
+      <w:rPr>
+        <w:rFonts w:ascii="Arial" w:hAnsi="Arial" w:cs="Arial"/>
+        <w:b/>
+        <w:sz w:val="20"/>
+        <w:szCs w:val="20"/>
+      </w:rPr>
+      <w:t>{</w:t>
+    </w:r>
+    <w:proofErr w:type="gramEnd"/>
+    <w:r>
+      <w:rPr>
+        <w:rFonts w:ascii="Arial" w:hAnsi="Arial" w:cs="Arial"/>
+        <w:b/>
+        <w:sz w:val="20"/>
+        <w:szCs w:val="20"/>
+      </w:rPr>
+      <w:t>/}</w:t>
+    </w:r>
+    <w:r>
+      <w:rPr>
+        <w:rFonts w:ascii="Arial" w:hAnsi="Arial" w:cs="Arial"/>
+        <w:b/>
+        <w:sz w:val="20"/>
+        <w:szCs w:val="20"/>
+      </w:rPr>
+      <w:t xml:space="preserve"> </w:t>
+    </w:r>
+    <w:r>
+      <w:rPr>
+        <w:rFonts w:ascii="Arial" w:hAnsi="Arial" w:cs="Arial"/>
+        <w:b/>
+        <w:sz w:val="20"/>
+        <w:szCs w:val="20"/>
+      </w:rPr>
+      <w:t>{</w:t>
+    </w:r>
+    <w:r>
+      <w:rPr>
+        <w:rFonts w:ascii="Arial" w:hAnsi="Arial" w:cs="Arial"/>
+        <w:b/>
+        <w:sz w:val="20"/>
+        <w:szCs w:val="20"/>
+      </w:rPr>
+      <w:t>#</w:t>
+    </w:r>
+    <w:proofErr w:type="gramStart"/>
+    <w:r>
+      <w:rPr>
+        <w:rFonts w:ascii="Arial" w:hAnsi="Arial" w:cs="Arial"/>
+        <w:b/>
+        <w:sz w:val="20"/>
+        <w:szCs w:val="20"/>
+      </w:rPr>
+      <w:t>website}</w:t>
+    </w:r>
+    <w:r>
+      <w:rPr>
+        <w:rFonts w:ascii="Arial" w:hAnsi="Arial" w:cs="Arial"/>
+        <w:b/>
+        <w:sz w:val="20"/>
+        <w:szCs w:val="20"/>
+      </w:rPr>
+      <w:t xml:space="preserve"> </w:t>
+    </w:r>
+    <w:r>
+      <w:rPr>
+        <w:rFonts w:ascii="Arial" w:hAnsi="Arial" w:cs="Arial"/>
+        <w:b/>
+        <w:sz w:val="20"/>
+        <w:szCs w:val="20"/>
+      </w:rPr>
+      <w:t xml:space="preserve">  </w:t>
+    </w:r>
+    <w:proofErr w:type="gramEnd"/>
+    <w:r>
+      <w:rPr>
+        <w:rFonts w:ascii="Arial" w:hAnsi="Arial" w:cs="Arial"/>
+        <w:b/>
+        <w:sz w:val="20"/>
+        <w:szCs w:val="20"/>
+      </w:rPr>
+      <w:t xml:space="preserve">WEBSITE – </w:t>
+    </w:r>
+    <w:r>
+      <w:rPr>
+        <w:rFonts w:ascii="Arial" w:hAnsi="Arial" w:cs="Arial"/>
+        <w:b/>
+        <w:sz w:val="20"/>
+        <w:szCs w:val="20"/>
+      </w:rPr>
+      <w:t>{website</w:t>
+    </w:r>
+    <w:proofErr w:type="gramStart"/>
+    <w:r>
+      <w:rPr>
+        <w:rFonts w:ascii="Arial" w:hAnsi="Arial" w:cs="Arial"/>
+        <w:b/>
+        <w:sz w:val="20"/>
+        <w:szCs w:val="20"/>
+      </w:rPr>
+      <w:t>}</w:t>
+    </w:r>
+    <w:r>
+      <w:rPr>
+        <w:rFonts w:ascii="Arial" w:hAnsi="Arial" w:cs="Arial"/>
+        <w:b/>
+        <w:sz w:val="20"/>
+        <w:szCs w:val="20"/>
+      </w:rPr>
+      <w:t>{</w:t>
+    </w:r>
+    <w:proofErr w:type="gramEnd"/>
+    <w:r>
+      <w:rPr>
+        <w:rFonts w:ascii="Arial" w:hAnsi="Arial" w:cs="Arial"/>
+        <w:b/>
+        <w:sz w:val="20"/>
+        <w:szCs w:val="20"/>
+      </w:rPr>
+      <w:t>/}</w:t>
+    </w:r>
+    <w:r>
+      <w:rPr>
+        <w:rFonts w:ascii="Arial" w:hAnsi="Arial" w:cs="Arial"/>
+        <w:b/>
+        <w:sz w:val="20"/>
+        <w:szCs w:val="20"/>
+      </w:rPr>
+      <w:t xml:space="preserve"> </w:t>
+    </w:r>
+    <w:r>
+      <w:rPr>
+        <w:rFonts w:ascii="Arial" w:hAnsi="Arial" w:cs="Arial"/>
+        <w:b/>
+        <w:sz w:val="20"/>
+        <w:szCs w:val="20"/>
+      </w:rPr>
       <w:tab/>
       <w:t xml:space="preserve"> </w:t>
     </w:r>
   </w:p>
   <w:p>
     <w:pPr>
+      <w:spacing w:line="276" w:lineRule="auto"/>
       <w:jc w:val="center"/>
       <w:rPr>
         <w:rFonts w:ascii="Arial" w:hAnsi="Arial" w:cs="Arial"/>
@@ -5661,44 +5766,53 @@
         <w:rFonts w:ascii="Arial" w:hAnsi="Arial" w:cs="Arial"/>
         <w:sz w:val="20"/>
       </w:rPr>
-      <w:t>an</w:t>
-    </w:r>
-    <w:r>
-      <w:rPr>
-        <w:rFonts w:ascii="Arial" w:hAnsi="Arial" w:cs="Arial"/>
-        <w:spacing w:val="-5"/>
-        <w:sz w:val="20"/>
-      </w:rPr>
-      <w:t xml:space="preserve"> </w:t>
+      <w:t>{</w:t>
     </w:r>
     <w:r>
       <w:rPr>
         <w:rFonts w:ascii="Arial" w:hAnsi="Arial" w:cs="Arial"/>
         <w:sz w:val="20"/>
       </w:rPr>
-      <w:t>ISO</w:t>
-    </w:r>
-    <w:r>
-      <w:rPr>
-        <w:rFonts w:ascii="Arial" w:hAnsi="Arial" w:cs="Arial"/>
-        <w:spacing w:val="-5"/>
-        <w:sz w:val="20"/>
-      </w:rPr>
-      <w:t xml:space="preserve"> </w:t>
-    </w:r>
+      <w:t>#</w:t>
+    </w:r>
+    <w:proofErr w:type="gramStart"/>
     <w:r>
       <w:rPr>
         <w:rFonts w:ascii="Arial" w:hAnsi="Arial" w:cs="Arial"/>
         <w:sz w:val="20"/>
       </w:rPr>
-      <w:t>9001-20</w:t>
-    </w:r>
+      <w:t>remarks}{</w:t>
+    </w:r>
+    <w:proofErr w:type="gramEnd"/>
     <w:r>
       <w:rPr>
         <w:rFonts w:ascii="Arial" w:hAnsi="Arial" w:cs="Arial"/>
         <w:sz w:val="20"/>
       </w:rPr>
-      <w:t>15</w:t>
+      <w:t>remarks</w:t>
+    </w:r>
+    <w:proofErr w:type="gramStart"/>
+    <w:r>
+      <w:rPr>
+        <w:rFonts w:ascii="Arial" w:hAnsi="Arial" w:cs="Arial"/>
+        <w:sz w:val="20"/>
+      </w:rPr>
+      <w:t>}</w:t>
+    </w:r>
+    <w:r>
+      <w:rPr>
+        <w:rFonts w:ascii="Arial" w:hAnsi="Arial" w:cs="Arial"/>
+        <w:sz w:val="20"/>
+      </w:rPr>
+      <w:t>{</w:t>
+    </w:r>
+    <w:proofErr w:type="gramEnd"/>
+    <w:r>
+      <w:rPr>
+        <w:rFonts w:ascii="Arial" w:hAnsi="Arial" w:cs="Arial"/>
+        <w:sz w:val="20"/>
+      </w:rPr>
+      <w:t>/}</w:t>
     </w:r>
     <w:r>
       <w:rPr>
@@ -5708,17 +5822,10 @@
       </w:rPr>
       <w:t xml:space="preserve"> </w:t>
     </w:r>
-    <w:r>
-      <w:rPr>
-        <w:rFonts w:ascii="Arial" w:hAnsi="Arial" w:cs="Arial"/>
-        <w:spacing w:val="-2"/>
-        <w:sz w:val="20"/>
-      </w:rPr>
-      <w:t>Company</w:t>
-    </w:r>
   </w:p>
   <w:p>
     <w:pPr>
+      <w:spacing w:line="276" w:lineRule="auto"/>
       <w:jc w:val="center"/>
       <w:rPr>
         <w:rFonts w:ascii="Arial" w:hAnsi="Arial" w:cs="Arial"/>
@@ -5729,18 +5836,90 @@
     <w:r>
       <w:rPr>
         <w:rFonts w:ascii="Arial" w:hAnsi="Arial" w:cs="Arial"/>
+        <w:sz w:val="20"/>
+      </w:rPr>
+      <w:t>{#</w:t>
+    </w:r>
+    <w:r>
+      <w:rPr>
+        <w:rFonts w:ascii="Arial" w:hAnsi="Arial" w:cs="Arial"/>
+        <w:spacing w:val="-4"/>
+        <w:sz w:val="20"/>
+      </w:rPr>
+      <w:t>remark</w:t>
+    </w:r>
+    <w:proofErr w:type="gramStart"/>
+    <w:r>
+      <w:rPr>
+        <w:rFonts w:ascii="Arial" w:hAnsi="Arial" w:cs="Arial"/>
+        <w:spacing w:val="-4"/>
+        <w:sz w:val="20"/>
+      </w:rPr>
+      <w:t>2</w:t>
+    </w:r>
+    <w:r>
+      <w:rPr>
+        <w:rFonts w:ascii="Arial" w:hAnsi="Arial" w:cs="Arial"/>
+        <w:sz w:val="20"/>
+      </w:rPr>
+      <w:t>}{</w:t>
+    </w:r>
+    <w:proofErr w:type="gramEnd"/>
+    <w:r>
+      <w:rPr>
+        <w:rFonts w:ascii="Arial" w:hAnsi="Arial" w:cs="Arial"/>
+        <w:spacing w:val="-4"/>
+        <w:sz w:val="20"/>
+      </w:rPr>
+      <w:t>remark</w:t>
+    </w:r>
+    <w:proofErr w:type="gramStart"/>
+    <w:r>
+      <w:rPr>
+        <w:rFonts w:ascii="Arial" w:hAnsi="Arial" w:cs="Arial"/>
+        <w:spacing w:val="-4"/>
+        <w:sz w:val="20"/>
+      </w:rPr>
+      <w:t>2</w:t>
+    </w:r>
+    <w:r>
+      <w:rPr>
+        <w:rFonts w:ascii="Arial" w:hAnsi="Arial" w:cs="Arial"/>
+        <w:sz w:val="20"/>
+      </w:rPr>
+      <w:t>}{</w:t>
+    </w:r>
+    <w:proofErr w:type="gramEnd"/>
+    <w:r>
+      <w:rPr>
+        <w:rFonts w:ascii="Arial" w:hAnsi="Arial" w:cs="Arial"/>
+        <w:sz w:val="20"/>
+      </w:rPr>
+      <w:t>/}</w:t>
+    </w:r>
+    <w:r>
+      <w:rPr>
+        <w:rFonts w:ascii="Arial" w:hAnsi="Arial" w:cs="Arial"/>
+        <w:spacing w:val="-3"/>
+        <w:sz w:val="20"/>
+      </w:rPr>
+      <w:t xml:space="preserve"> </w:t>
+    </w:r>
+    <w:r>
+      <w:rPr>
+        <w:rFonts w:ascii="Arial" w:hAnsi="Arial" w:cs="Arial"/>
         <w:noProof/>
       </w:rPr>
       <mc:AlternateContent>
         <mc:Choice Requires="wps">
           <w:drawing>
-            <wp:anchor distT="0" distB="0" distL="0" distR="0" simplePos="0" relativeHeight="251658240" behindDoc="0" locked="0" layoutInCell="1" allowOverlap="1" wp14:anchorId="534D220C" wp14:editId="522F62A5">
+            <wp:anchor distT="0" distB="0" distL="0" distR="0" simplePos="0" relativeHeight="251658240" behindDoc="0" locked="0" layoutInCell="1" allowOverlap="1" wp14:anchorId="534D220C" wp14:editId="52DBB6AE">
               <wp:simplePos x="0" y="0"/>
               <wp:positionH relativeFrom="page">
                 <wp:posOffset>140335</wp:posOffset>
               </wp:positionH>
               <wp:positionV relativeFrom="paragraph">
-                <wp:posOffset>210820</wp:posOffset>
+                <wp:posOffset>185420</wp:posOffset>
               </wp:positionV>
               <wp:extent cx="7302500" cy="1270"/>
               <wp:effectExtent l="0" t="0" r="0" b="0"/>
@@ -5804,7 +5983,7 @@
         </mc:Choice>
         <mc:Fallback>
           <w:pict>
-            <v:shape w14:anchorId="2202E482" id="Freeform: Shape 1" o:spid="_x0000_s1026" style="position:absolute;margin-left:11.05pt;margin-top:16.6pt;width:575pt;height:.1pt;z-index:251658240;visibility:visible;mso-wrap-style:square;mso-width-percent:0;mso-height-percent:0;mso-wrap-distance-left:0;mso-wrap-distance-top:0;mso-wrap-distance-right:0;mso-wrap-distance-bottom:0;mso-position-horizontal:absolute;mso-position-horizontal-relative:page;mso-position-vertical:absolute;mso-position-vertical-relative:text;mso-width-percent:0;mso-height-percent:0;mso-width-relative:page;mso-height-relative:page;v-text-anchor:top" coordsize="7302500,1270" o:gfxdata="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" path="m,l7302500,e" filled="f" strokeweight=".72pt">
+            <v:shape w14:anchorId="493D8125" id="Freeform: Shape 1" o:spid="_x0000_s1026" style="position:absolute;margin-left:11.05pt;margin-top:14.6pt;width:575pt;height:.1pt;z-index:251658240;visibility:visible;mso-wrap-style:square;mso-width-percent:0;mso-height-percent:0;mso-wrap-distance-left:0;mso-wrap-distance-top:0;mso-wrap-distance-right:0;mso-wrap-distance-bottom:0;mso-position-horizontal:absolute;mso-position-horizontal-relative:page;mso-position-vertical:absolute;mso-position-vertical-relative:text;mso-width-percent:0;mso-height-percent:0;mso-width-relative:page;mso-height-relative:page;v-text-anchor:top" coordsize="7302500,1270" o:gfxdata="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" path="m,l7302500,e" filled="f" strokeweight=".72pt">
               <v:path arrowok="t"/>
               <w10:wrap anchorx="page"/>
             </v:shape>
@@ -5814,91 +5993,27 @@
     </w:r>
     <w:r>
       <w:rPr>
-        <w:rFonts w:ascii="Arial" w:hAnsi="Arial" w:cs="Arial"/>
-        <w:sz w:val="20"/>
-      </w:rPr>
-      <w:t>Govt.</w:t>
-    </w:r>
-    <w:r>
-      <w:rPr>
-        <w:rFonts w:ascii="Arial" w:hAnsi="Arial" w:cs="Arial"/>
-        <w:spacing w:val="-8"/>
-        <w:sz w:val="20"/>
-      </w:rPr>
-      <w:t xml:space="preserve"> </w:t>
-    </w:r>
-    <w:r>
-      <w:rPr>
-        <w:rFonts w:ascii="Arial" w:hAnsi="Arial" w:cs="Arial"/>
-        <w:sz w:val="20"/>
-      </w:rPr>
-      <w:t>Of</w:t>
-    </w:r>
-    <w:r>
-      <w:rPr>
-        <w:rFonts w:ascii="Arial" w:hAnsi="Arial" w:cs="Arial"/>
-        <w:spacing w:val="-6"/>
-        <w:sz w:val="20"/>
-      </w:rPr>
-      <w:t xml:space="preserve"> </w:t>
-    </w:r>
-    <w:r>
-      <w:rPr>
-        <w:rFonts w:ascii="Arial" w:hAnsi="Arial" w:cs="Arial"/>
-        <w:sz w:val="20"/>
-      </w:rPr>
-      <w:t>India</w:t>
-    </w:r>
-    <w:r>
-      <w:rPr>
-        <w:rFonts w:ascii="Arial" w:hAnsi="Arial" w:cs="Arial"/>
-        <w:spacing w:val="-7"/>
-        <w:sz w:val="20"/>
-      </w:rPr>
-      <w:t xml:space="preserve"> </w:t>
-    </w:r>
-    <w:r>
-      <w:rPr>
-        <w:rFonts w:ascii="Arial" w:hAnsi="Arial" w:cs="Arial"/>
-        <w:sz w:val="20"/>
-      </w:rPr>
-      <w:t>Recognized</w:t>
-    </w:r>
-    <w:r>
-      <w:rPr>
-        <w:rFonts w:ascii="Arial" w:hAnsi="Arial" w:cs="Arial"/>
-        <w:spacing w:val="-4"/>
-        <w:sz w:val="20"/>
-      </w:rPr>
-      <w:t xml:space="preserve"> </w:t>
-    </w:r>
-    <w:r>
-      <w:rPr>
-        <w:rFonts w:ascii="Arial" w:hAnsi="Arial" w:cs="Arial"/>
-        <w:sz w:val="20"/>
-      </w:rPr>
-      <w:t>EXPORT</w:t>
-    </w:r>
-    <w:r>
-      <w:rPr>
-        <w:rFonts w:ascii="Arial" w:hAnsi="Arial" w:cs="Arial"/>
-        <w:spacing w:val="-5"/>
-        <w:sz w:val="20"/>
-      </w:rPr>
-      <w:t xml:space="preserve"> </w:t>
-    </w:r>
-    <w:r>
-      <w:rPr>
-        <w:rFonts w:ascii="Arial" w:hAnsi="Arial" w:cs="Arial"/>
-        <w:spacing w:val="-4"/>
-        <w:sz w:val="20"/>
-      </w:rPr>
-      <w:t>HOUSE</w:t>
+        <w:lang w:val="en-IN"/>
+      </w:rPr>
+      <w:t>{/</w:t>
+    </w:r>
+    <w:proofErr w:type="spellStart"/>
+    <w:r>
+      <w:rPr>
+        <w:lang w:val="en-IN"/>
+      </w:rPr>
+      <w:t>companyData</w:t>
+    </w:r>
+    <w:proofErr w:type="spellEnd"/>
+    <w:r>
+      <w:rPr>
+        <w:lang w:val="en-IN"/>
+      </w:rPr>
+      <w:t>}</w:t>
     </w:r>
   </w:p>
   <w:p>
     <w:pPr>
-      <w:jc w:val="center"/>
       <w:rPr>
         <w:rFonts w:ascii="Arial" w:hAnsi="Arial" w:cs="Arial"/>
         <w:sz w:val="20"/>
@@ -6949,7 +7064,7 @@
   <w:style w:type="paragraph" w:default="1" w:styleId="Normal">
     <w:name w:val="Normal"/>
     <w:qFormat/>
-    <w:rsid w:val="00EC746A"/>
+    <w:rsid w:val="00F400B7"/>
     <w:pPr>
       <w:widowControl w:val="0"/>
       <w:autoSpaceDE w:val="0"/>
@@ -7162,7 +7277,6 @@
   <w:style w:type="character" w:default="1" w:styleId="DefaultParagraphFont">
     <w:name w:val="Default Paragraph Font"/>
     <w:uiPriority w:val="1"/>
-    <w:semiHidden/>
     <w:unhideWhenUsed/>
   </w:style>
   <w:style w:type="table" w:default="1" w:styleId="TableNormal">

--- a/electron/database/generate-document/templates/order-confirmation.docx
+++ b/electron/database/generate-document/templates/order-confirmation.docx
@@ -5056,12 +5056,8 @@
       </w:pPr>
     </w:p>
     <w:sectPr>
-      <w:headerReference w:type="even" r:id="rId7"/>
-      <w:headerReference w:type="default" r:id="rId8"/>
-      <w:footerReference w:type="even" r:id="rId9"/>
-      <w:footerReference w:type="default" r:id="rId10"/>
-      <w:headerReference w:type="first" r:id="rId11"/>
-      <w:footerReference w:type="first" r:id="rId12"/>
+      <w:headerReference w:type="default" r:id="rId7"/>
+      <w:footerReference w:type="default" r:id="rId8"/>
       <w:pgSz w:w="11906" w:h="16838" w:code="9"/>
       <w:pgMar w:top="0" w:right="0" w:bottom="0" w:left="340" w:header="227" w:footer="0" w:gutter="0"/>
       <w:cols w:space="708"/>
@@ -5096,16 +5092,6 @@
     <w:pPr>
       <w:pStyle w:val="Footer"/>
     </w:pPr>
-  </w:p>
-</w:ftr>
-</file>
-
-<file path=word/footer2.xml><?xml version="1.0" encoding="utf-8"?>
-<w:ftr xmlns:wpc="http://schemas.microsoft.com/office/word/2010/wordprocessingCanvas" xmlns:cx="http://schemas.microsoft.com/office/drawing/2014/chartex" xmlns:cx1="http://schemas.microsoft.com/office/drawing/2015/9/8/chartex" xmlns:cx2="http://schemas.microsoft.com/office/drawing/2015/10/21/chartex" xmlns:cx3="http://schemas.microsoft.com/office/drawing/2016/5/9/chartex" xmlns:cx4="http://schemas.microsoft.com/office/drawing/2016/5/10/chartex" xmlns:cx5="http://schemas.microsoft.com/office/drawing/2016/5/11/chartex" xmlns:cx6="http://schemas.microsoft.com/office/drawing/2016/5/12/chartex" xmlns:cx7="http://schemas.microsoft.com/office/drawing/2016/5/13/chartex" xmlns:cx8="http://schemas.microsoft.com/office/drawing/2016/5/14/chartex" xmlns:mc="http://schemas.openxmlformats.org/markup-compatibility/2006" xmlns:aink="http://schemas.microsoft.com/office/drawing/2016/ink" xmlns:am3d="http://schemas.microsoft.com/office/drawing/2017/model3d" xmlns:o="urn:schemas-microsoft-com:office:office" xmlns:oel="http://schemas.microsoft.com/office/2019/extlst" xmlns:r="http://schemas.openxmlformats.org/officeDocument/2006/relationships" xmlns:m="http://schemas.openxmlformats.org/officeDocument/2006/math" xmlns:v="urn:schemas-microsoft-com:vml" xmlns:wp14="http://schemas.microsoft.com/office/word/2010/wordprocessingDrawing" xmlns:wp="http://schemas.openxmlformats.org/drawingml/2006/wordprocessingDrawing" xmlns:w10="urn:schemas-microsoft-com:office:word" xmlns:w="http://schemas.openxmlformats.org/wordprocessingml/2006/main" xmlns:w14="http://schemas.microsoft.com/office/word/2010/wordml" xmlns:w15="http://schemas.microsoft.com/office/word/2012/wordml" xmlns:w16cex="http://schemas.microsoft.com/office/word/2018/wordml/cex" xmlns:w16cid="http://schemas.microsoft.com/office/word/2016/wordml/cid" xmlns:w16="http://schemas.microsoft.com/office/word/2018/wordml" xmlns:w16du="http://schemas.microsoft.com/office/word/2023/wordml/word16du" xmlns:w16sdtdh="http://schemas.microsoft.com/office/word/2020/wordml/sdtdatahash" xmlns:w16sdtfl="http://schemas.microsoft.com/office/word/2024/wordml/sdtformatlock" xmlns:w16se="http://schemas.microsoft.com/office/word/2015/wordml/symex" xmlns:wpg="http://schemas.microsoft.com/office/word/2010/wordprocessingGroup" xmlns:wpi="http://schemas.microsoft.com/office/word/2010/wordprocessingInk" xmlns:wne="http://schemas.microsoft.com/office/word/2006/wordml" xmlns:wps="http://schemas.microsoft.com/office/word/2010/wordprocessingShape" mc:Ignorable="w14 w15 w16se w16cid w16 w16cex w16sdtdh w16sdtfl w16du wp14">
-  <w:p>
-    <w:pPr>
-      <w:pStyle w:val="Footer"/>
-    </w:pPr>
     <w:r>
       <w:t xml:space="preserve">      Thanking You,</w:t>
     </w:r>
@@ -5151,26 +5137,7 @@
         <w:spacing w:val="100"/>
         <w:lang w:val="en-IN"/>
       </w:rPr>
-      <w:t>companyName}{</w:t>
-    </w:r>
-    <w:r>
-      <w:rPr>
-        <w:spacing w:val="100"/>
-        <w:lang w:val="en-IN"/>
-      </w:rPr>
-      <w:t>/</w:t>
-    </w:r>
-    <w:r>
-      <w:rPr>
-        <w:lang w:val="en-IN"/>
-      </w:rPr>
-      <w:t>companyData</w:t>
-    </w:r>
-    <w:r>
-      <w:rPr>
-        <w:lang w:val="en-IN"/>
-      </w:rPr>
-      <w:t>}</w:t>
+      <w:t>companyName}</w:t>
     </w:r>
   </w:p>
   <w:p>
@@ -5188,19 +5155,48 @@
       <w:pStyle w:val="Footer"/>
     </w:pPr>
     <w:r>
-      <w:t xml:space="preserve">                                     DIRECTOR</w:t>
+      <w:t xml:space="preserve">                                     </w:t>
+    </w:r>
+    <w:r>
+      <w:t>{</w:t>
+    </w:r>
+    <w:proofErr w:type="spellStart"/>
+    <w:r>
+      <w:t>signPerson</w:t>
+    </w:r>
+    <w:proofErr w:type="spellEnd"/>
+    <w:r>
+      <w:t>}</w:t>
+    </w:r>
+    <w:r>
+      <w:rPr>
+        <w:spacing w:val="100"/>
+        <w:lang w:val="en-IN"/>
+      </w:rPr>
+      <w:t>{</w:t>
+    </w:r>
+    <w:r>
+      <w:rPr>
+        <w:spacing w:val="100"/>
+        <w:lang w:val="en-IN"/>
+      </w:rPr>
+      <w:t>/</w:t>
+    </w:r>
+    <w:proofErr w:type="spellStart"/>
+    <w:r>
+      <w:rPr>
+        <w:lang w:val="en-IN"/>
+      </w:rPr>
+      <w:t>companyData</w:t>
+    </w:r>
+    <w:proofErr w:type="spellEnd"/>
+    <w:r>
+      <w:rPr>
+        <w:lang w:val="en-IN"/>
+      </w:rPr>
+      <w:t>}</w:t>
     </w:r>
   </w:p>
-  <w:p>
-    <w:pPr>
-      <w:pStyle w:val="Footer"/>
-    </w:pPr>
-  </w:p>
-</w:ftr>
-</file>
-
-<file path=word/footer3.xml><?xml version="1.0" encoding="utf-8"?>
-<w:ftr xmlns:wpc="http://schemas.microsoft.com/office/word/2010/wordprocessingCanvas" xmlns:cx="http://schemas.microsoft.com/office/drawing/2014/chartex" xmlns:cx1="http://schemas.microsoft.com/office/drawing/2015/9/8/chartex" xmlns:cx2="http://schemas.microsoft.com/office/drawing/2015/10/21/chartex" xmlns:cx3="http://schemas.microsoft.com/office/drawing/2016/5/9/chartex" xmlns:cx4="http://schemas.microsoft.com/office/drawing/2016/5/10/chartex" xmlns:cx5="http://schemas.microsoft.com/office/drawing/2016/5/11/chartex" xmlns:cx6="http://schemas.microsoft.com/office/drawing/2016/5/12/chartex" xmlns:cx7="http://schemas.microsoft.com/office/drawing/2016/5/13/chartex" xmlns:cx8="http://schemas.microsoft.com/office/drawing/2016/5/14/chartex" xmlns:mc="http://schemas.openxmlformats.org/markup-compatibility/2006" xmlns:aink="http://schemas.microsoft.com/office/drawing/2016/ink" xmlns:am3d="http://schemas.microsoft.com/office/drawing/2017/model3d" xmlns:o="urn:schemas-microsoft-com:office:office" xmlns:oel="http://schemas.microsoft.com/office/2019/extlst" xmlns:r="http://schemas.openxmlformats.org/officeDocument/2006/relationships" xmlns:m="http://schemas.openxmlformats.org/officeDocument/2006/math" xmlns:v="urn:schemas-microsoft-com:vml" xmlns:wp14="http://schemas.microsoft.com/office/word/2010/wordprocessingDrawing" xmlns:wp="http://schemas.openxmlformats.org/drawingml/2006/wordprocessingDrawing" xmlns:w10="urn:schemas-microsoft-com:office:word" xmlns:w="http://schemas.openxmlformats.org/wordprocessingml/2006/main" xmlns:w14="http://schemas.microsoft.com/office/word/2010/wordml" xmlns:w15="http://schemas.microsoft.com/office/word/2012/wordml" xmlns:w16cex="http://schemas.microsoft.com/office/word/2018/wordml/cex" xmlns:w16cid="http://schemas.microsoft.com/office/word/2016/wordml/cid" xmlns:w16="http://schemas.microsoft.com/office/word/2018/wordml" xmlns:w16du="http://schemas.microsoft.com/office/word/2023/wordml/word16du" xmlns:w16sdtdh="http://schemas.microsoft.com/office/word/2020/wordml/sdtdatahash" xmlns:w16sdtfl="http://schemas.microsoft.com/office/word/2024/wordml/sdtformatlock" xmlns:w16se="http://schemas.microsoft.com/office/word/2015/wordml/symex" xmlns:wpg="http://schemas.microsoft.com/office/word/2010/wordprocessingGroup" xmlns:wpi="http://schemas.microsoft.com/office/word/2010/wordprocessingInk" xmlns:wne="http://schemas.microsoft.com/office/word/2006/wordml" xmlns:wps="http://schemas.microsoft.com/office/word/2010/wordprocessingShape" mc:Ignorable="w14 w15 w16se w16cid w16 w16cex w16sdtdh w16sdtfl w16du wp14">
   <w:p>
     <w:pPr>
       <w:pStyle w:val="Footer"/>
@@ -5232,16 +5228,6 @@
 <w:hdr xmlns:wpc="http://schemas.microsoft.com/office/word/2010/wordprocessingCanvas" xmlns:cx="http://schemas.microsoft.com/office/drawing/2014/chartex" xmlns:cx1="http://schemas.microsoft.com/office/drawing/2015/9/8/chartex" xmlns:cx2="http://schemas.microsoft.com/office/drawing/2015/10/21/chartex" xmlns:cx3="http://schemas.microsoft.com/office/drawing/2016/5/9/chartex" xmlns:cx4="http://schemas.microsoft.com/office/drawing/2016/5/10/chartex" xmlns:cx5="http://schemas.microsoft.com/office/drawing/2016/5/11/chartex" xmlns:cx6="http://schemas.microsoft.com/office/drawing/2016/5/12/chartex" xmlns:cx7="http://schemas.microsoft.com/office/drawing/2016/5/13/chartex" xmlns:cx8="http://schemas.microsoft.com/office/drawing/2016/5/14/chartex" xmlns:mc="http://schemas.openxmlformats.org/markup-compatibility/2006" xmlns:aink="http://schemas.microsoft.com/office/drawing/2016/ink" xmlns:am3d="http://schemas.microsoft.com/office/drawing/2017/model3d" xmlns:o="urn:schemas-microsoft-com:office:office" xmlns:oel="http://schemas.microsoft.com/office/2019/extlst" xmlns:r="http://schemas.openxmlformats.org/officeDocument/2006/relationships" xmlns:m="http://schemas.openxmlformats.org/officeDocument/2006/math" xmlns:v="urn:schemas-microsoft-com:vml" xmlns:wp14="http://schemas.microsoft.com/office/word/2010/wordprocessingDrawing" xmlns:wp="http://schemas.openxmlformats.org/drawingml/2006/wordprocessingDrawing" xmlns:w10="urn:schemas-microsoft-com:office:word" xmlns:w="http://schemas.openxmlformats.org/wordprocessingml/2006/main" xmlns:w14="http://schemas.microsoft.com/office/word/2010/wordml" xmlns:w15="http://schemas.microsoft.com/office/word/2012/wordml" xmlns:w16cex="http://schemas.microsoft.com/office/word/2018/wordml/cex" xmlns:w16cid="http://schemas.microsoft.com/office/word/2016/wordml/cid" xmlns:w16="http://schemas.microsoft.com/office/word/2018/wordml" xmlns:w16du="http://schemas.microsoft.com/office/word/2023/wordml/word16du" xmlns:w16sdtdh="http://schemas.microsoft.com/office/word/2020/wordml/sdtdatahash" xmlns:w16sdtfl="http://schemas.microsoft.com/office/word/2024/wordml/sdtformatlock" xmlns:w16se="http://schemas.microsoft.com/office/word/2015/wordml/symex" xmlns:wpg="http://schemas.microsoft.com/office/word/2010/wordprocessingGroup" xmlns:wpi="http://schemas.microsoft.com/office/word/2010/wordprocessingInk" xmlns:wne="http://schemas.microsoft.com/office/word/2006/wordml" xmlns:wps="http://schemas.microsoft.com/office/word/2010/wordprocessingShape" mc:Ignorable="w14 w15 w16se w16cid w16 w16cex w16sdtdh w16sdtfl w16du wp14">
   <w:p>
     <w:pPr>
-      <w:pStyle w:val="Header"/>
-    </w:pPr>
-  </w:p>
-</w:hdr>
-</file>
-
-<file path=word/header2.xml><?xml version="1.0" encoding="utf-8"?>
-<w:hdr xmlns:wpc="http://schemas.microsoft.com/office/word/2010/wordprocessingCanvas" xmlns:cx="http://schemas.microsoft.com/office/drawing/2014/chartex" xmlns:cx1="http://schemas.microsoft.com/office/drawing/2015/9/8/chartex" xmlns:cx2="http://schemas.microsoft.com/office/drawing/2015/10/21/chartex" xmlns:cx3="http://schemas.microsoft.com/office/drawing/2016/5/9/chartex" xmlns:cx4="http://schemas.microsoft.com/office/drawing/2016/5/10/chartex" xmlns:cx5="http://schemas.microsoft.com/office/drawing/2016/5/11/chartex" xmlns:cx6="http://schemas.microsoft.com/office/drawing/2016/5/12/chartex" xmlns:cx7="http://schemas.microsoft.com/office/drawing/2016/5/13/chartex" xmlns:cx8="http://schemas.microsoft.com/office/drawing/2016/5/14/chartex" xmlns:mc="http://schemas.openxmlformats.org/markup-compatibility/2006" xmlns:aink="http://schemas.microsoft.com/office/drawing/2016/ink" xmlns:am3d="http://schemas.microsoft.com/office/drawing/2017/model3d" xmlns:o="urn:schemas-microsoft-com:office:office" xmlns:oel="http://schemas.microsoft.com/office/2019/extlst" xmlns:r="http://schemas.openxmlformats.org/officeDocument/2006/relationships" xmlns:m="http://schemas.openxmlformats.org/officeDocument/2006/math" xmlns:v="urn:schemas-microsoft-com:vml" xmlns:wp14="http://schemas.microsoft.com/office/word/2010/wordprocessingDrawing" xmlns:wp="http://schemas.openxmlformats.org/drawingml/2006/wordprocessingDrawing" xmlns:w10="urn:schemas-microsoft-com:office:word" xmlns:w="http://schemas.openxmlformats.org/wordprocessingml/2006/main" xmlns:w14="http://schemas.microsoft.com/office/word/2010/wordml" xmlns:w15="http://schemas.microsoft.com/office/word/2012/wordml" xmlns:w16cex="http://schemas.microsoft.com/office/word/2018/wordml/cex" xmlns:w16cid="http://schemas.microsoft.com/office/word/2016/wordml/cid" xmlns:w16="http://schemas.microsoft.com/office/word/2018/wordml" xmlns:w16du="http://schemas.microsoft.com/office/word/2023/wordml/word16du" xmlns:w16sdtdh="http://schemas.microsoft.com/office/word/2020/wordml/sdtdatahash" xmlns:w16sdtfl="http://schemas.microsoft.com/office/word/2024/wordml/sdtformatlock" xmlns:w16se="http://schemas.microsoft.com/office/word/2015/wordml/symex" xmlns:wpg="http://schemas.microsoft.com/office/word/2010/wordprocessingGroup" xmlns:wpi="http://schemas.microsoft.com/office/word/2010/wordprocessingInk" xmlns:wne="http://schemas.microsoft.com/office/word/2006/wordml" xmlns:wps="http://schemas.microsoft.com/office/word/2010/wordprocessingShape" mc:Ignorable="w14 w15 w16se w16cid w16 w16cex w16sdtdh w16sdtfl w16du wp14">
-  <w:p>
-    <w:pPr>
       <w:spacing w:line="276" w:lineRule="auto"/>
       <w:jc w:val="center"/>
       <w:rPr>
@@ -5570,16 +5556,7 @@
         <w:sz w:val="20"/>
         <w:szCs w:val="20"/>
       </w:rPr>
-      <w:t>email}</w:t>
-    </w:r>
-    <w:r>
-      <w:rPr>
-        <w:rFonts w:ascii="Arial" w:hAnsi="Arial" w:cs="Arial"/>
-        <w:b/>
-        <w:sz w:val="20"/>
-        <w:szCs w:val="20"/>
-      </w:rPr>
-      <w:t xml:space="preserve">   </w:t>
+      <w:t xml:space="preserve">email}   </w:t>
     </w:r>
     <w:proofErr w:type="gramEnd"/>
     <w:r>
@@ -5766,45 +5743,31 @@
         <w:rFonts w:ascii="Arial" w:hAnsi="Arial" w:cs="Arial"/>
         <w:sz w:val="20"/>
       </w:rPr>
-      <w:t>{</w:t>
-    </w:r>
+      <w:t>{#</w:t>
+    </w:r>
+    <w:proofErr w:type="gramStart"/>
     <w:r>
       <w:rPr>
         <w:rFonts w:ascii="Arial" w:hAnsi="Arial" w:cs="Arial"/>
         <w:sz w:val="20"/>
       </w:rPr>
-      <w:t>#</w:t>
-    </w:r>
-    <w:proofErr w:type="gramStart"/>
+      <w:t>remarks}{</w:t>
+    </w:r>
+    <w:proofErr w:type="gramEnd"/>
     <w:r>
       <w:rPr>
         <w:rFonts w:ascii="Arial" w:hAnsi="Arial" w:cs="Arial"/>
         <w:sz w:val="20"/>
       </w:rPr>
-      <w:t>remarks}{</w:t>
-    </w:r>
-    <w:proofErr w:type="gramEnd"/>
+      <w:t>remarks</w:t>
+    </w:r>
+    <w:proofErr w:type="gramStart"/>
     <w:r>
       <w:rPr>
         <w:rFonts w:ascii="Arial" w:hAnsi="Arial" w:cs="Arial"/>
         <w:sz w:val="20"/>
       </w:rPr>
-      <w:t>remarks</w:t>
-    </w:r>
-    <w:proofErr w:type="gramStart"/>
-    <w:r>
-      <w:rPr>
-        <w:rFonts w:ascii="Arial" w:hAnsi="Arial" w:cs="Arial"/>
-        <w:sz w:val="20"/>
-      </w:rPr>
-      <w:t>}</w:t>
-    </w:r>
-    <w:r>
-      <w:rPr>
-        <w:rFonts w:ascii="Arial" w:hAnsi="Arial" w:cs="Arial"/>
-        <w:sz w:val="20"/>
-      </w:rPr>
-      <w:t>{</w:t>
+      <w:t>}{</w:t>
     </w:r>
     <w:proofErr w:type="gramEnd"/>
     <w:r>
@@ -6018,16 +5981,6 @@
         <w:rFonts w:ascii="Arial" w:hAnsi="Arial" w:cs="Arial"/>
         <w:sz w:val="20"/>
       </w:rPr>
-    </w:pPr>
-  </w:p>
-</w:hdr>
-</file>
-
-<file path=word/header3.xml><?xml version="1.0" encoding="utf-8"?>
-<w:hdr xmlns:wpc="http://schemas.microsoft.com/office/word/2010/wordprocessingCanvas" xmlns:cx="http://schemas.microsoft.com/office/drawing/2014/chartex" xmlns:cx1="http://schemas.microsoft.com/office/drawing/2015/9/8/chartex" xmlns:cx2="http://schemas.microsoft.com/office/drawing/2015/10/21/chartex" xmlns:cx3="http://schemas.microsoft.com/office/drawing/2016/5/9/chartex" xmlns:cx4="http://schemas.microsoft.com/office/drawing/2016/5/10/chartex" xmlns:cx5="http://schemas.microsoft.com/office/drawing/2016/5/11/chartex" xmlns:cx6="http://schemas.microsoft.com/office/drawing/2016/5/12/chartex" xmlns:cx7="http://schemas.microsoft.com/office/drawing/2016/5/13/chartex" xmlns:cx8="http://schemas.microsoft.com/office/drawing/2016/5/14/chartex" xmlns:mc="http://schemas.openxmlformats.org/markup-compatibility/2006" xmlns:aink="http://schemas.microsoft.com/office/drawing/2016/ink" xmlns:am3d="http://schemas.microsoft.com/office/drawing/2017/model3d" xmlns:o="urn:schemas-microsoft-com:office:office" xmlns:oel="http://schemas.microsoft.com/office/2019/extlst" xmlns:r="http://schemas.openxmlformats.org/officeDocument/2006/relationships" xmlns:m="http://schemas.openxmlformats.org/officeDocument/2006/math" xmlns:v="urn:schemas-microsoft-com:vml" xmlns:wp14="http://schemas.microsoft.com/office/word/2010/wordprocessingDrawing" xmlns:wp="http://schemas.openxmlformats.org/drawingml/2006/wordprocessingDrawing" xmlns:w10="urn:schemas-microsoft-com:office:word" xmlns:w="http://schemas.openxmlformats.org/wordprocessingml/2006/main" xmlns:w14="http://schemas.microsoft.com/office/word/2010/wordml" xmlns:w15="http://schemas.microsoft.com/office/word/2012/wordml" xmlns:w16cex="http://schemas.microsoft.com/office/word/2018/wordml/cex" xmlns:w16cid="http://schemas.microsoft.com/office/word/2016/wordml/cid" xmlns:w16="http://schemas.microsoft.com/office/word/2018/wordml" xmlns:w16du="http://schemas.microsoft.com/office/word/2023/wordml/word16du" xmlns:w16sdtdh="http://schemas.microsoft.com/office/word/2020/wordml/sdtdatahash" xmlns:w16sdtfl="http://schemas.microsoft.com/office/word/2024/wordml/sdtformatlock" xmlns:w16se="http://schemas.microsoft.com/office/word/2015/wordml/symex" xmlns:wpg="http://schemas.microsoft.com/office/word/2010/wordprocessingGroup" xmlns:wpi="http://schemas.microsoft.com/office/word/2010/wordprocessingInk" xmlns:wne="http://schemas.microsoft.com/office/word/2006/wordml" xmlns:wps="http://schemas.microsoft.com/office/word/2010/wordprocessingShape" mc:Ignorable="w14 w15 w16se w16cid w16 w16cex w16sdtdh w16sdtfl w16du wp14">
-  <w:p>
-    <w:pPr>
-      <w:pStyle w:val="Header"/>
     </w:pPr>
   </w:p>
 </w:hdr>
@@ -7277,6 +7230,7 @@
   <w:style w:type="character" w:default="1" w:styleId="DefaultParagraphFont">
     <w:name w:val="Default Paragraph Font"/>
     <w:uiPriority w:val="1"/>
+    <w:semiHidden/>
     <w:unhideWhenUsed/>
   </w:style>
   <w:style w:type="table" w:default="1" w:styleId="TableNormal">

--- a/electron/database/generate-document/templates/order-confirmation.docx
+++ b/electron/database/generate-document/templates/order-confirmation.docx
@@ -2660,7 +2660,15 @@
                 <w:sz w:val="18"/>
                 <w:szCs w:val="18"/>
               </w:rPr>
-              <w:t>sampleBox}{</w:t>
+              <w:t>sampleBox}</w:t>
+            </w:r>
+            <w:r>
+              <w:rPr>
+                <w:rFonts w:ascii="Arial" w:hAnsi="Arial" w:cs="Arial"/>
+                <w:sz w:val="18"/>
+                <w:szCs w:val="18"/>
+              </w:rPr>
+              <w:t>{</w:t>
             </w:r>
             <w:proofErr w:type="gramEnd"/>
             <w:r>
@@ -2669,7 +2677,23 @@
                 <w:sz w:val="18"/>
                 <w:szCs w:val="18"/>
               </w:rPr>
-              <w:t>containerFrom}{#containerTo} to {</w:t>
+              <w:t>prefixCode}</w:t>
+            </w:r>
+            <w:r>
+              <w:rPr>
+                <w:rFonts w:ascii="Arial" w:hAnsi="Arial" w:cs="Arial"/>
+                <w:sz w:val="18"/>
+                <w:szCs w:val="18"/>
+              </w:rPr>
+              <w:t>\</w:t>
+            </w:r>
+            <w:r>
+              <w:rPr>
+                <w:rFonts w:ascii="Arial" w:hAnsi="Arial" w:cs="Arial"/>
+                <w:sz w:val="18"/>
+                <w:szCs w:val="18"/>
+              </w:rPr>
+              <w:t>{containerFrom}{#containerTo} to {</w:t>
             </w:r>
             <w:proofErr w:type="spellStart"/>
             <w:r>
@@ -7230,7 +7254,6 @@
   <w:style w:type="character" w:default="1" w:styleId="DefaultParagraphFont">
     <w:name w:val="Default Paragraph Font"/>
     <w:uiPriority w:val="1"/>
-    <w:semiHidden/>
     <w:unhideWhenUsed/>
   </w:style>
   <w:style w:type="table" w:default="1" w:styleId="TableNormal">

--- a/electron/database/generate-document/templates/order-confirmation.docx
+++ b/electron/database/generate-document/templates/order-confirmation.docx
@@ -94,29 +94,7 @@
                 <w:sz w:val="20"/>
                 <w:szCs w:val="20"/>
               </w:rPr>
-              <w:t>{</w:t>
-            </w:r>
-            <w:proofErr w:type="spellStart"/>
-            <w:r>
-              <w:rPr>
-                <w:rFonts w:asciiTheme="minorHAnsi" w:hAnsiTheme="minorHAnsi" w:cstheme="minorHAnsi"/>
-                <w:b/>
-                <w:bCs/>
-                <w:sz w:val="20"/>
-                <w:szCs w:val="20"/>
-              </w:rPr>
-              <w:t>consigneeName</w:t>
-            </w:r>
-            <w:proofErr w:type="spellEnd"/>
-            <w:r>
-              <w:rPr>
-                <w:rFonts w:asciiTheme="minorHAnsi" w:hAnsiTheme="minorHAnsi" w:cstheme="minorHAnsi"/>
-                <w:b/>
-                <w:bCs/>
-                <w:sz w:val="20"/>
-                <w:szCs w:val="20"/>
-              </w:rPr>
-              <w:t>}</w:t>
+              <w:t>{consigneeName}</w:t>
             </w:r>
           </w:p>
           <w:p>
@@ -141,29 +119,7 @@
                 <w:sz w:val="20"/>
                 <w:szCs w:val="20"/>
               </w:rPr>
-              <w:t>{</w:t>
-            </w:r>
-            <w:proofErr w:type="spellStart"/>
-            <w:r>
-              <w:rPr>
-                <w:rFonts w:asciiTheme="minorHAnsi" w:hAnsiTheme="minorHAnsi" w:cstheme="minorHAnsi"/>
-                <w:b/>
-                <w:bCs/>
-                <w:sz w:val="20"/>
-                <w:szCs w:val="20"/>
-              </w:rPr>
-              <w:t>consigneeAddress</w:t>
-            </w:r>
-            <w:proofErr w:type="spellEnd"/>
-            <w:r>
-              <w:rPr>
-                <w:rFonts w:asciiTheme="minorHAnsi" w:hAnsiTheme="minorHAnsi" w:cstheme="minorHAnsi"/>
-                <w:b/>
-                <w:bCs/>
-                <w:sz w:val="20"/>
-                <w:szCs w:val="20"/>
-              </w:rPr>
-              <w:t>}</w:t>
+              <w:t>{consigneeAddress}</w:t>
             </w:r>
             <w:r>
               <w:rPr>
@@ -183,29 +139,7 @@
                 <w:sz w:val="20"/>
                 <w:szCs w:val="20"/>
               </w:rPr>
-              <w:t>{</w:t>
-            </w:r>
-            <w:proofErr w:type="spellStart"/>
-            <w:r>
-              <w:rPr>
-                <w:rFonts w:asciiTheme="minorHAnsi" w:hAnsiTheme="minorHAnsi" w:cstheme="minorHAnsi"/>
-                <w:b/>
-                <w:bCs/>
-                <w:sz w:val="20"/>
-                <w:szCs w:val="20"/>
-              </w:rPr>
-              <w:t>consigneeCity</w:t>
-            </w:r>
-            <w:proofErr w:type="spellEnd"/>
-            <w:r>
-              <w:rPr>
-                <w:rFonts w:asciiTheme="minorHAnsi" w:hAnsiTheme="minorHAnsi" w:cstheme="minorHAnsi"/>
-                <w:b/>
-                <w:bCs/>
-                <w:sz w:val="20"/>
-                <w:szCs w:val="20"/>
-              </w:rPr>
-              <w:t>}</w:t>
+              <w:t>{consigneeCity}</w:t>
             </w:r>
             <w:r>
               <w:rPr>
@@ -225,29 +159,7 @@
                 <w:sz w:val="20"/>
                 <w:szCs w:val="20"/>
               </w:rPr>
-              <w:t>{</w:t>
-            </w:r>
-            <w:proofErr w:type="spellStart"/>
-            <w:r>
-              <w:rPr>
-                <w:rFonts w:asciiTheme="minorHAnsi" w:hAnsiTheme="minorHAnsi" w:cstheme="minorHAnsi"/>
-                <w:b/>
-                <w:bCs/>
-                <w:sz w:val="20"/>
-                <w:szCs w:val="20"/>
-              </w:rPr>
-              <w:t>consigneeState</w:t>
-            </w:r>
-            <w:proofErr w:type="spellEnd"/>
-            <w:r>
-              <w:rPr>
-                <w:rFonts w:asciiTheme="minorHAnsi" w:hAnsiTheme="minorHAnsi" w:cstheme="minorHAnsi"/>
-                <w:b/>
-                <w:bCs/>
-                <w:sz w:val="20"/>
-                <w:szCs w:val="20"/>
-              </w:rPr>
-              <w:t>}</w:t>
+              <w:t>{consigneeState}</w:t>
             </w:r>
             <w:r>
               <w:rPr>
@@ -267,29 +179,7 @@
                 <w:sz w:val="20"/>
                 <w:szCs w:val="20"/>
               </w:rPr>
-              <w:t>{</w:t>
-            </w:r>
-            <w:proofErr w:type="spellStart"/>
-            <w:r>
-              <w:rPr>
-                <w:rFonts w:asciiTheme="minorHAnsi" w:hAnsiTheme="minorHAnsi" w:cstheme="minorHAnsi"/>
-                <w:b/>
-                <w:bCs/>
-                <w:sz w:val="20"/>
-                <w:szCs w:val="20"/>
-              </w:rPr>
-              <w:t>consigneeCountry</w:t>
-            </w:r>
-            <w:proofErr w:type="spellEnd"/>
-            <w:r>
-              <w:rPr>
-                <w:rFonts w:asciiTheme="minorHAnsi" w:hAnsiTheme="minorHAnsi" w:cstheme="minorHAnsi"/>
-                <w:b/>
-                <w:bCs/>
-                <w:sz w:val="20"/>
-                <w:szCs w:val="20"/>
-              </w:rPr>
-              <w:t>}</w:t>
+              <w:t>{consigneeCountry}</w:t>
             </w:r>
             <w:r>
               <w:rPr>
@@ -473,145 +363,15 @@
                 <w:sz w:val="20"/>
                 <w:szCs w:val="20"/>
               </w:rPr>
-              <w:t>{#</w:t>
-            </w:r>
-            <w:proofErr w:type="gramStart"/>
-            <w:r>
-              <w:rPr>
-                <w:rFonts w:asciiTheme="minorHAnsi" w:hAnsiTheme="minorHAnsi" w:cstheme="minorHAnsi"/>
-                <w:b/>
-                <w:bCs/>
-                <w:sz w:val="20"/>
-                <w:szCs w:val="20"/>
-              </w:rPr>
-              <w:t>isUK}Proforma</w:t>
-            </w:r>
-            <w:proofErr w:type="gramEnd"/>
-            <w:r>
-              <w:rPr>
-                <w:rFonts w:asciiTheme="minorHAnsi" w:hAnsiTheme="minorHAnsi" w:cstheme="minorHAnsi"/>
-                <w:b/>
-                <w:bCs/>
-                <w:sz w:val="20"/>
-                <w:szCs w:val="20"/>
-              </w:rPr>
-              <w:t xml:space="preserve"> Invoice{/</w:t>
-            </w:r>
-            <w:proofErr w:type="spellStart"/>
-            <w:proofErr w:type="gramStart"/>
-            <w:r>
-              <w:rPr>
-                <w:rFonts w:asciiTheme="minorHAnsi" w:hAnsiTheme="minorHAnsi" w:cstheme="minorHAnsi"/>
-                <w:b/>
-                <w:bCs/>
-                <w:sz w:val="20"/>
-                <w:szCs w:val="20"/>
-              </w:rPr>
-              <w:t>isUK</w:t>
-            </w:r>
-            <w:proofErr w:type="spellEnd"/>
-            <w:r>
-              <w:rPr>
-                <w:rFonts w:asciiTheme="minorHAnsi" w:hAnsiTheme="minorHAnsi" w:cstheme="minorHAnsi"/>
-                <w:b/>
-                <w:bCs/>
-                <w:sz w:val="20"/>
-                <w:szCs w:val="20"/>
-              </w:rPr>
-              <w:t>}{</w:t>
-            </w:r>
-            <w:proofErr w:type="gramEnd"/>
-            <w:r>
-              <w:rPr>
-                <w:rFonts w:asciiTheme="minorHAnsi" w:hAnsiTheme="minorHAnsi" w:cstheme="minorHAnsi"/>
-                <w:b/>
-                <w:bCs/>
-                <w:sz w:val="20"/>
-                <w:szCs w:val="20"/>
-              </w:rPr>
-              <w:t>#</w:t>
-            </w:r>
-            <w:proofErr w:type="gramStart"/>
-            <w:r>
-              <w:rPr>
-                <w:rFonts w:asciiTheme="minorHAnsi" w:hAnsiTheme="minorHAnsi" w:cstheme="minorHAnsi"/>
-                <w:b/>
-                <w:bCs/>
-                <w:sz w:val="20"/>
-                <w:szCs w:val="20"/>
-              </w:rPr>
-              <w:t>isGen}Order</w:t>
-            </w:r>
-            <w:proofErr w:type="gramEnd"/>
-            <w:r>
-              <w:rPr>
-                <w:rFonts w:asciiTheme="minorHAnsi" w:hAnsiTheme="minorHAnsi" w:cstheme="minorHAnsi"/>
-                <w:b/>
-                <w:bCs/>
-                <w:sz w:val="20"/>
-                <w:szCs w:val="20"/>
-              </w:rPr>
-              <w:t xml:space="preserve"> Confirmation{/</w:t>
-            </w:r>
-            <w:proofErr w:type="spellStart"/>
-            <w:r>
-              <w:rPr>
-                <w:rFonts w:asciiTheme="minorHAnsi" w:hAnsiTheme="minorHAnsi" w:cstheme="minorHAnsi"/>
-                <w:b/>
-                <w:bCs/>
-                <w:sz w:val="20"/>
-                <w:szCs w:val="20"/>
-              </w:rPr>
-              <w:t>isGen</w:t>
-            </w:r>
-            <w:proofErr w:type="spellEnd"/>
-            <w:proofErr w:type="gramStart"/>
-            <w:r>
-              <w:rPr>
-                <w:rFonts w:asciiTheme="minorHAnsi" w:hAnsiTheme="minorHAnsi" w:cstheme="minorHAnsi"/>
-                <w:b/>
-                <w:bCs/>
-                <w:sz w:val="20"/>
-                <w:szCs w:val="20"/>
-              </w:rPr>
-              <w:t>} :</w:t>
-            </w:r>
-            <w:proofErr w:type="gramEnd"/>
-            <w:r>
-              <w:rPr>
-                <w:rFonts w:asciiTheme="minorHAnsi" w:hAnsiTheme="minorHAnsi" w:cstheme="minorHAnsi"/>
-                <w:b/>
-                <w:bCs/>
-                <w:sz w:val="20"/>
-                <w:szCs w:val="20"/>
-              </w:rPr>
-              <w:t xml:space="preserve"> </w:t>
-            </w:r>
-            <w:r>
-              <w:rPr>
-                <w:rFonts w:asciiTheme="minorHAnsi" w:hAnsiTheme="minorHAnsi" w:cstheme="minorHAnsi"/>
-                <w:sz w:val="20"/>
-                <w:szCs w:val="20"/>
-              </w:rPr>
-              <w:t>{</w:t>
-            </w:r>
-            <w:proofErr w:type="spellStart"/>
-            <w:r>
-              <w:rPr>
-                <w:rFonts w:asciiTheme="minorHAnsi" w:hAnsiTheme="minorHAnsi" w:cstheme="minorHAnsi"/>
-                <w:sz w:val="20"/>
-                <w:szCs w:val="20"/>
-              </w:rPr>
-              <w:t>invoicePiNo</w:t>
-            </w:r>
-            <w:proofErr w:type="spellEnd"/>
-            <w:r>
-              <w:rPr>
-                <w:rFonts w:asciiTheme="minorHAnsi" w:hAnsiTheme="minorHAnsi" w:cstheme="minorHAnsi"/>
-                <w:sz w:val="20"/>
-                <w:szCs w:val="20"/>
-              </w:rPr>
-              <w:t>}</w:t>
+              <w:t xml:space="preserve">{#isUK}Proforma Invoice{/isUK}{#isGen}Order Confirmation{/isGen} : </w:t>
+            </w:r>
+            <w:r>
+              <w:rPr>
+                <w:rFonts w:asciiTheme="minorHAnsi" w:hAnsiTheme="minorHAnsi" w:cstheme="minorHAnsi"/>
+                <w:sz w:val="20"/>
+                <w:szCs w:val="20"/>
+              </w:rPr>
+              <w:t>{invoicePiNo}</w:t>
             </w:r>
           </w:p>
           <w:p>
@@ -781,7 +541,6 @@
                 </mc:Fallback>
               </mc:AlternateContent>
             </w:r>
-            <w:proofErr w:type="gramStart"/>
             <w:r>
               <w:rPr>
                 <w:rFonts w:asciiTheme="minorHAnsi" w:hAnsiTheme="minorHAnsi" w:cstheme="minorHAnsi"/>
@@ -805,17 +564,16 @@
                 <w:spacing w:val="-10"/>
                 <w:sz w:val="20"/>
               </w:rPr>
-              <w:t>:</w:t>
-            </w:r>
-            <w:proofErr w:type="gramEnd"/>
-            <w:r>
-              <w:rPr>
-                <w:rFonts w:asciiTheme="minorHAnsi" w:hAnsiTheme="minorHAnsi" w:cstheme="minorHAnsi"/>
-                <w:b/>
+              <w:t xml:space="preserve">: </w:t>
+            </w:r>
+            <w:r>
+              <w:rPr>
+                <w:rFonts w:asciiTheme="minorHAnsi" w:hAnsiTheme="minorHAnsi" w:cstheme="minorHAnsi"/>
+                <w:bCs/>
                 <w:spacing w:val="-10"/>
                 <w:sz w:val="20"/>
               </w:rPr>
-              <w:t xml:space="preserve"> </w:t>
+              <w:t>{</w:t>
             </w:r>
             <w:r>
               <w:rPr>
@@ -823,21 +581,10 @@
                 <w:bCs/>
                 <w:spacing w:val="-10"/>
                 <w:sz w:val="20"/>
-              </w:rPr>
-              <w:t>{</w:t>
-            </w:r>
-            <w:proofErr w:type="spellStart"/>
-            <w:r>
-              <w:rPr>
-                <w:rFonts w:asciiTheme="minorHAnsi" w:hAnsiTheme="minorHAnsi" w:cstheme="minorHAnsi"/>
-                <w:bCs/>
-                <w:spacing w:val="-10"/>
-                <w:sz w:val="20"/>
                 <w:lang w:val="en-IN"/>
               </w:rPr>
               <w:t>orderDate</w:t>
             </w:r>
-            <w:proofErr w:type="spellEnd"/>
             <w:r>
               <w:rPr>
                 <w:rFonts w:asciiTheme="minorHAnsi" w:hAnsiTheme="minorHAnsi" w:cstheme="minorHAnsi"/>
@@ -927,8 +674,6 @@
               </w:rPr>
               <w:t>{#</w:t>
             </w:r>
-            <w:proofErr w:type="spellStart"/>
-            <w:proofErr w:type="gramStart"/>
             <w:r>
               <w:rPr>
                 <w:rFonts w:asciiTheme="minorHAnsi" w:hAnsiTheme="minorHAnsi" w:cstheme="minorHAnsi"/>
@@ -940,49 +685,15 @@
               </w:rPr>
               <w:t>isUK</w:t>
             </w:r>
-            <w:proofErr w:type="spellEnd"/>
-            <w:r>
-              <w:rPr>
-                <w:rFonts w:asciiTheme="minorHAnsi" w:hAnsiTheme="minorHAnsi" w:cstheme="minorHAnsi"/>
-                <w:b/>
-                <w:bCs/>
-                <w:sz w:val="20"/>
-                <w:szCs w:val="20"/>
-              </w:rPr>
-              <w:t>}NOTIFY</w:t>
-            </w:r>
-            <w:proofErr w:type="gramEnd"/>
-            <w:r>
-              <w:rPr>
-                <w:rFonts w:asciiTheme="minorHAnsi" w:hAnsiTheme="minorHAnsi" w:cstheme="minorHAnsi"/>
-                <w:b/>
-                <w:bCs/>
-                <w:sz w:val="20"/>
-                <w:szCs w:val="20"/>
-              </w:rPr>
-              <w:t>{/</w:t>
-            </w:r>
-            <w:proofErr w:type="spellStart"/>
-            <w:r>
-              <w:rPr>
-                <w:rFonts w:asciiTheme="minorHAnsi" w:hAnsiTheme="minorHAnsi" w:cstheme="minorHAnsi"/>
-                <w:b/>
-                <w:bCs/>
-                <w:sz w:val="20"/>
-                <w:szCs w:val="20"/>
-              </w:rPr>
-              <w:t>isUK</w:t>
-            </w:r>
-            <w:proofErr w:type="spellEnd"/>
-            <w:r>
-              <w:rPr>
-                <w:rFonts w:asciiTheme="minorHAnsi" w:hAnsiTheme="minorHAnsi" w:cstheme="minorHAnsi"/>
-                <w:b/>
-                <w:bCs/>
-                <w:sz w:val="20"/>
-                <w:szCs w:val="20"/>
-              </w:rPr>
-              <w:t>}</w:t>
+            <w:r>
+              <w:rPr>
+                <w:rFonts w:asciiTheme="minorHAnsi" w:hAnsiTheme="minorHAnsi" w:cstheme="minorHAnsi"/>
+                <w:b/>
+                <w:bCs/>
+                <w:sz w:val="20"/>
+                <w:szCs w:val="20"/>
+              </w:rPr>
+              <w:t>}NOTIFY{/isUK}</w:t>
             </w:r>
           </w:p>
           <w:p>
@@ -1007,29 +718,7 @@
                 <w:sz w:val="20"/>
                 <w:szCs w:val="20"/>
               </w:rPr>
-              <w:t>{</w:t>
-            </w:r>
-            <w:proofErr w:type="spellStart"/>
-            <w:r>
-              <w:rPr>
-                <w:rFonts w:asciiTheme="minorHAnsi" w:hAnsiTheme="minorHAnsi" w:cstheme="minorHAnsi"/>
-                <w:b/>
-                <w:bCs/>
-                <w:sz w:val="20"/>
-                <w:szCs w:val="20"/>
-              </w:rPr>
-              <w:t>buyerName</w:t>
-            </w:r>
-            <w:proofErr w:type="spellEnd"/>
-            <w:r>
-              <w:rPr>
-                <w:rFonts w:asciiTheme="minorHAnsi" w:hAnsiTheme="minorHAnsi" w:cstheme="minorHAnsi"/>
-                <w:b/>
-                <w:bCs/>
-                <w:sz w:val="20"/>
-                <w:szCs w:val="20"/>
-              </w:rPr>
-              <w:t>}</w:t>
+              <w:t>{buyerName}</w:t>
             </w:r>
           </w:p>
           <w:p>
@@ -1054,29 +743,7 @@
                 <w:sz w:val="20"/>
                 <w:szCs w:val="20"/>
               </w:rPr>
-              <w:t>{</w:t>
-            </w:r>
-            <w:proofErr w:type="spellStart"/>
-            <w:r>
-              <w:rPr>
-                <w:rFonts w:asciiTheme="minorHAnsi" w:hAnsiTheme="minorHAnsi" w:cstheme="minorHAnsi"/>
-                <w:b/>
-                <w:bCs/>
-                <w:sz w:val="20"/>
-                <w:szCs w:val="20"/>
-              </w:rPr>
-              <w:t>buyerAddress</w:t>
-            </w:r>
-            <w:proofErr w:type="spellEnd"/>
-            <w:r>
-              <w:rPr>
-                <w:rFonts w:asciiTheme="minorHAnsi" w:hAnsiTheme="minorHAnsi" w:cstheme="minorHAnsi"/>
-                <w:b/>
-                <w:bCs/>
-                <w:sz w:val="20"/>
-                <w:szCs w:val="20"/>
-              </w:rPr>
-              <w:t>}</w:t>
+              <w:t>{buyerAddress}</w:t>
             </w:r>
           </w:p>
           <w:p>
@@ -1101,42 +768,50 @@
                 <w:sz w:val="20"/>
                 <w:szCs w:val="20"/>
               </w:rPr>
-              <w:t>{</w:t>
-            </w:r>
-            <w:proofErr w:type="spellStart"/>
-            <w:r>
-              <w:rPr>
-                <w:rFonts w:asciiTheme="minorHAnsi" w:hAnsiTheme="minorHAnsi" w:cstheme="minorHAnsi"/>
-                <w:b/>
-                <w:bCs/>
-                <w:sz w:val="20"/>
-                <w:szCs w:val="20"/>
-              </w:rPr>
-              <w:t>buyerCity</w:t>
-            </w:r>
-            <w:proofErr w:type="spellEnd"/>
-            <w:r>
-              <w:rPr>
-                <w:rFonts w:asciiTheme="minorHAnsi" w:hAnsiTheme="minorHAnsi" w:cstheme="minorHAnsi"/>
-                <w:b/>
-                <w:bCs/>
-                <w:sz w:val="20"/>
-                <w:szCs w:val="20"/>
-              </w:rPr>
-              <w:t>} {</w:t>
-            </w:r>
-            <w:proofErr w:type="spellStart"/>
-            <w:r>
-              <w:rPr>
-                <w:rFonts w:asciiTheme="minorHAnsi" w:hAnsiTheme="minorHAnsi" w:cstheme="minorHAnsi"/>
-                <w:b/>
-                <w:bCs/>
-                <w:sz w:val="20"/>
-                <w:szCs w:val="20"/>
-              </w:rPr>
-              <w:t>buyerState</w:t>
-            </w:r>
-            <w:proofErr w:type="spellEnd"/>
+              <w:t>{buyerCity} {buyerState}</w:t>
+            </w:r>
+          </w:p>
+          <w:p>
+            <w:pPr>
+              <w:ind w:right="227"/>
+              <w:rPr>
+                <w:rFonts w:asciiTheme="minorHAnsi" w:hAnsiTheme="minorHAnsi" w:cstheme="minorHAnsi"/>
+                <w:b/>
+                <w:spacing w:val="-2"/>
+                <w:sz w:val="20"/>
+                <w:szCs w:val="24"/>
+              </w:rPr>
+            </w:pPr>
+            <w:r>
+              <w:rPr>
+                <w:rFonts w:asciiTheme="minorHAnsi" w:hAnsiTheme="minorHAnsi" w:cstheme="minorHAnsi"/>
+                <w:b/>
+                <w:bCs/>
+                <w:sz w:val="20"/>
+                <w:szCs w:val="20"/>
+              </w:rPr>
+              <w:t xml:space="preserve">{buyerCountry} </w:t>
+            </w:r>
+            <w:r>
+              <w:rPr>
+                <w:rFonts w:asciiTheme="minorHAnsi" w:hAnsiTheme="minorHAnsi" w:cstheme="minorHAnsi"/>
+                <w:b/>
+                <w:bCs/>
+                <w:sz w:val="20"/>
+                <w:szCs w:val="20"/>
+              </w:rPr>
+              <w:t>{#</w:t>
+            </w:r>
+            <w:r>
+              <w:rPr>
+                <w:rFonts w:asciiTheme="minorHAnsi" w:hAnsiTheme="minorHAnsi" w:cstheme="minorHAnsi"/>
+                <w:b/>
+                <w:bCs/>
+                <w:sz w:val="20"/>
+                <w:szCs w:val="20"/>
+              </w:rPr>
+              <w:t>buyerZip</w:t>
+            </w:r>
             <w:r>
               <w:rPr>
                 <w:rFonts w:asciiTheme="minorHAnsi" w:hAnsiTheme="minorHAnsi" w:cstheme="minorHAnsi"/>
@@ -1147,59 +822,25 @@
               </w:rPr>
               <w:t>}</w:t>
             </w:r>
-          </w:p>
-          <w:p>
-            <w:pPr>
-              <w:ind w:right="227"/>
-              <w:rPr>
-                <w:rFonts w:asciiTheme="minorHAnsi" w:hAnsiTheme="minorHAnsi" w:cstheme="minorHAnsi"/>
-                <w:b/>
-                <w:spacing w:val="-2"/>
-                <w:sz w:val="20"/>
-                <w:szCs w:val="24"/>
-              </w:rPr>
-            </w:pPr>
-            <w:r>
-              <w:rPr>
-                <w:rFonts w:asciiTheme="minorHAnsi" w:hAnsiTheme="minorHAnsi" w:cstheme="minorHAnsi"/>
-                <w:b/>
-                <w:bCs/>
-                <w:sz w:val="20"/>
-                <w:szCs w:val="20"/>
-              </w:rPr>
-              <w:t>{</w:t>
-            </w:r>
-            <w:proofErr w:type="spellStart"/>
-            <w:r>
-              <w:rPr>
-                <w:rFonts w:asciiTheme="minorHAnsi" w:hAnsiTheme="minorHAnsi" w:cstheme="minorHAnsi"/>
-                <w:b/>
-                <w:bCs/>
-                <w:sz w:val="20"/>
-                <w:szCs w:val="20"/>
-              </w:rPr>
-              <w:t>buyerCountry</w:t>
-            </w:r>
-            <w:proofErr w:type="spellEnd"/>
-            <w:r>
-              <w:rPr>
-                <w:rFonts w:asciiTheme="minorHAnsi" w:hAnsiTheme="minorHAnsi" w:cstheme="minorHAnsi"/>
-                <w:b/>
-                <w:bCs/>
-                <w:sz w:val="20"/>
-                <w:szCs w:val="20"/>
-              </w:rPr>
-              <w:t xml:space="preserve">} </w:t>
-            </w:r>
-            <w:r>
-              <w:rPr>
-                <w:rFonts w:asciiTheme="minorHAnsi" w:hAnsiTheme="minorHAnsi" w:cstheme="minorHAnsi"/>
-                <w:b/>
-                <w:bCs/>
-                <w:sz w:val="20"/>
-                <w:szCs w:val="20"/>
-              </w:rPr>
-              <w:t>{#</w:t>
+            <w:r>
+              <w:rPr>
+                <w:rFonts w:asciiTheme="minorHAnsi" w:hAnsiTheme="minorHAnsi" w:cstheme="minorHAnsi"/>
+                <w:b/>
+                <w:bCs/>
+                <w:sz w:val="20"/>
+                <w:szCs w:val="20"/>
+              </w:rPr>
+              <w:t>- {buyerZip}</w:t>
+            </w:r>
+            <w:r>
+              <w:rPr>
+                <w:rFonts w:asciiTheme="minorHAnsi" w:hAnsiTheme="minorHAnsi" w:cstheme="minorHAnsi"/>
+                <w:b/>
+                <w:bCs/>
+                <w:sz w:val="20"/>
+                <w:szCs w:val="20"/>
+              </w:rPr>
+              <w:t>{/</w:t>
             </w:r>
             <w:r>
               <w:rPr>
@@ -1211,70 +852,6 @@
               </w:rPr>
               <w:t>buyerZip</w:t>
             </w:r>
-            <w:r>
-              <w:rPr>
-                <w:rFonts w:asciiTheme="minorHAnsi" w:hAnsiTheme="minorHAnsi" w:cstheme="minorHAnsi"/>
-                <w:b/>
-                <w:bCs/>
-                <w:sz w:val="20"/>
-                <w:szCs w:val="20"/>
-              </w:rPr>
-              <w:t>}</w:t>
-            </w:r>
-            <w:r>
-              <w:rPr>
-                <w:rFonts w:asciiTheme="minorHAnsi" w:hAnsiTheme="minorHAnsi" w:cstheme="minorHAnsi"/>
-                <w:b/>
-                <w:bCs/>
-                <w:sz w:val="20"/>
-                <w:szCs w:val="20"/>
-              </w:rPr>
-              <w:t>- {</w:t>
-            </w:r>
-            <w:proofErr w:type="spellStart"/>
-            <w:r>
-              <w:rPr>
-                <w:rFonts w:asciiTheme="minorHAnsi" w:hAnsiTheme="minorHAnsi" w:cstheme="minorHAnsi"/>
-                <w:b/>
-                <w:bCs/>
-                <w:sz w:val="20"/>
-                <w:szCs w:val="20"/>
-              </w:rPr>
-              <w:t>buyerZip</w:t>
-            </w:r>
-            <w:proofErr w:type="spellEnd"/>
-            <w:r>
-              <w:rPr>
-                <w:rFonts w:asciiTheme="minorHAnsi" w:hAnsiTheme="minorHAnsi" w:cstheme="minorHAnsi"/>
-                <w:b/>
-                <w:bCs/>
-                <w:sz w:val="20"/>
-                <w:szCs w:val="20"/>
-              </w:rPr>
-              <w:t>}</w:t>
-            </w:r>
-            <w:r>
-              <w:rPr>
-                <w:rFonts w:asciiTheme="minorHAnsi" w:hAnsiTheme="minorHAnsi" w:cstheme="minorHAnsi"/>
-                <w:b/>
-                <w:bCs/>
-                <w:sz w:val="20"/>
-                <w:szCs w:val="20"/>
-              </w:rPr>
-              <w:t>{/</w:t>
-            </w:r>
-            <w:proofErr w:type="spellStart"/>
-            <w:r>
-              <w:rPr>
-                <w:rFonts w:asciiTheme="minorHAnsi" w:hAnsiTheme="minorHAnsi" w:cstheme="minorHAnsi"/>
-                <w:b/>
-                <w:bCs/>
-                <w:sz w:val="20"/>
-                <w:szCs w:val="20"/>
-              </w:rPr>
-              <w:t>buyerZip</w:t>
-            </w:r>
-            <w:proofErr w:type="spellEnd"/>
             <w:r>
               <w:rPr>
                 <w:rFonts w:asciiTheme="minorHAnsi" w:hAnsiTheme="minorHAnsi" w:cstheme="minorHAnsi"/>
@@ -1596,29 +1173,7 @@
                 <w:sz w:val="20"/>
                 <w:szCs w:val="24"/>
               </w:rPr>
-              <w:t>{</w:t>
-            </w:r>
-            <w:proofErr w:type="spellStart"/>
-            <w:r>
-              <w:rPr>
-                <w:rFonts w:asciiTheme="minorHAnsi" w:hAnsiTheme="minorHAnsi" w:cstheme="minorHAnsi"/>
-                <w:b/>
-                <w:bCs/>
-                <w:sz w:val="20"/>
-                <w:szCs w:val="24"/>
-              </w:rPr>
-              <w:t>currencyChar</w:t>
-            </w:r>
-            <w:proofErr w:type="spellEnd"/>
-            <w:r>
-              <w:rPr>
-                <w:rFonts w:asciiTheme="minorHAnsi" w:hAnsiTheme="minorHAnsi" w:cstheme="minorHAnsi"/>
-                <w:b/>
-                <w:bCs/>
-                <w:sz w:val="20"/>
-                <w:szCs w:val="24"/>
-              </w:rPr>
-              <w:t>}</w:t>
+              <w:t>{currencyChar}</w:t>
             </w:r>
           </w:p>
         </w:tc>
@@ -1669,29 +1224,7 @@
                 <w:sz w:val="20"/>
                 <w:szCs w:val="24"/>
               </w:rPr>
-              <w:t>{</w:t>
-            </w:r>
-            <w:proofErr w:type="spellStart"/>
-            <w:r>
-              <w:rPr>
-                <w:rFonts w:asciiTheme="minorHAnsi" w:hAnsiTheme="minorHAnsi" w:cstheme="minorHAnsi"/>
-                <w:b/>
-                <w:bCs/>
-                <w:sz w:val="20"/>
-                <w:szCs w:val="24"/>
-              </w:rPr>
-              <w:t>currencyChar</w:t>
-            </w:r>
-            <w:proofErr w:type="spellEnd"/>
-            <w:r>
-              <w:rPr>
-                <w:rFonts w:asciiTheme="minorHAnsi" w:hAnsiTheme="minorHAnsi" w:cstheme="minorHAnsi"/>
-                <w:b/>
-                <w:bCs/>
-                <w:sz w:val="20"/>
-                <w:szCs w:val="24"/>
-              </w:rPr>
-              <w:t>}</w:t>
+              <w:t>{currencyChar}</w:t>
             </w:r>
           </w:p>
         </w:tc>
@@ -1723,8 +1256,6 @@
               </w:rPr>
               <w:t>{#</w:t>
             </w:r>
-            <w:proofErr w:type="spellStart"/>
-            <w:proofErr w:type="gramStart"/>
             <w:r>
               <w:rPr>
                 <w:rFonts w:asciiTheme="minorHAnsi" w:hAnsiTheme="minorHAnsi" w:cstheme="minorHAnsi"/>
@@ -1734,53 +1265,23 @@
               </w:rPr>
               <w:t>OCItems</w:t>
             </w:r>
-            <w:proofErr w:type="spellEnd"/>
-            <w:r>
-              <w:rPr>
-                <w:rFonts w:asciiTheme="minorHAnsi" w:hAnsiTheme="minorHAnsi" w:cstheme="minorHAnsi"/>
-                <w:sz w:val="20"/>
-                <w:szCs w:val="20"/>
-              </w:rPr>
-              <w:t>}{</w:t>
-            </w:r>
-            <w:proofErr w:type="gramEnd"/>
-            <w:r>
-              <w:rPr>
-                <w:rFonts w:asciiTheme="minorHAnsi" w:hAnsiTheme="minorHAnsi" w:cstheme="minorHAnsi"/>
-                <w:sz w:val="20"/>
-                <w:szCs w:val="20"/>
-              </w:rPr>
-              <w:t>#</w:t>
-            </w:r>
-            <w:proofErr w:type="gramStart"/>
-            <w:r>
-              <w:rPr>
-                <w:rFonts w:asciiTheme="minorHAnsi" w:hAnsiTheme="minorHAnsi" w:cstheme="minorHAnsi"/>
-                <w:sz w:val="20"/>
-                <w:szCs w:val="20"/>
-              </w:rPr>
-              <w:t>showThickness}</w:t>
-            </w:r>
-            <w:r>
-              <w:rPr>
-                <w:rFonts w:asciiTheme="minorHAnsi" w:hAnsiTheme="minorHAnsi" w:cstheme="minorHAnsi"/>
-                <w:b/>
-                <w:bCs/>
-                <w:sz w:val="20"/>
-                <w:szCs w:val="20"/>
-              </w:rPr>
-              <w:t>{</w:t>
-            </w:r>
-            <w:proofErr w:type="gramEnd"/>
-            <w:r>
-              <w:rPr>
-                <w:rFonts w:asciiTheme="minorHAnsi" w:hAnsiTheme="minorHAnsi" w:cstheme="minorHAnsi"/>
-                <w:b/>
-                <w:bCs/>
-                <w:sz w:val="20"/>
-                <w:szCs w:val="20"/>
-              </w:rPr>
-              <w:t>thicknessDetail}</w:t>
+            <w:r>
+              <w:rPr>
+                <w:rFonts w:asciiTheme="minorHAnsi" w:hAnsiTheme="minorHAnsi" w:cstheme="minorHAnsi"/>
+                <w:sz w:val="20"/>
+                <w:szCs w:val="20"/>
+              </w:rPr>
+              <w:t>}{#showThickness}</w:t>
+            </w:r>
+            <w:r>
+              <w:rPr>
+                <w:rFonts w:asciiTheme="minorHAnsi" w:hAnsiTheme="minorHAnsi" w:cstheme="minorHAnsi"/>
+                <w:b/>
+                <w:bCs/>
+                <w:sz w:val="20"/>
+                <w:szCs w:val="20"/>
+              </w:rPr>
+              <w:t>{thicknessDetail}</w:t>
             </w:r>
             <w:r>
               <w:rPr>
@@ -1907,7 +1408,6 @@
               </w:rPr>
               <w:t>{#</w:t>
             </w:r>
-            <w:proofErr w:type="spellStart"/>
             <w:r>
               <w:rPr>
                 <w:rFonts w:asciiTheme="minorHAnsi" w:hAnsiTheme="minorHAnsi" w:cstheme="minorHAnsi"/>
@@ -1919,7 +1419,6 @@
               </w:rPr>
               <w:t>extNotes</w:t>
             </w:r>
-            <w:proofErr w:type="spellEnd"/>
             <w:r>
               <w:rPr>
                 <w:rFonts w:asciiTheme="minorHAnsi" w:hAnsiTheme="minorHAnsi" w:cstheme="minorHAnsi"/>
@@ -1930,7 +1429,6 @@
               </w:rPr>
               <w:t>} - {</w:t>
             </w:r>
-            <w:proofErr w:type="spellStart"/>
             <w:r>
               <w:rPr>
                 <w:rFonts w:asciiTheme="minorHAnsi" w:hAnsiTheme="minorHAnsi" w:cstheme="minorHAnsi"/>
@@ -1942,7 +1440,6 @@
               </w:rPr>
               <w:t>extNotes</w:t>
             </w:r>
-            <w:proofErr w:type="spellEnd"/>
             <w:r>
               <w:rPr>
                 <w:rFonts w:asciiTheme="minorHAnsi" w:hAnsiTheme="minorHAnsi" w:cstheme="minorHAnsi"/>
@@ -1963,8 +1460,6 @@
               </w:rPr>
               <w:t>/</w:t>
             </w:r>
-            <w:proofErr w:type="spellStart"/>
-            <w:proofErr w:type="gramStart"/>
             <w:r>
               <w:rPr>
                 <w:rFonts w:asciiTheme="minorHAnsi" w:hAnsiTheme="minorHAnsi" w:cstheme="minorHAnsi"/>
@@ -1976,7 +1471,6 @@
               </w:rPr>
               <w:t>extNotes</w:t>
             </w:r>
-            <w:proofErr w:type="spellEnd"/>
             <w:r>
               <w:rPr>
                 <w:rFonts w:asciiTheme="minorHAnsi" w:hAnsiTheme="minorHAnsi" w:cstheme="minorHAnsi"/>
@@ -2005,62 +1499,7 @@
                 <w:sz w:val="20"/>
                 <w:szCs w:val="20"/>
               </w:rPr>
-              <w:t>{</w:t>
-            </w:r>
-            <w:proofErr w:type="gramEnd"/>
-            <w:r>
-              <w:rPr>
-                <w:rFonts w:asciiTheme="minorHAnsi" w:hAnsiTheme="minorHAnsi" w:cstheme="minorHAnsi"/>
-                <w:b/>
-                <w:bCs/>
-                <w:sz w:val="20"/>
-                <w:szCs w:val="20"/>
-              </w:rPr>
-              <w:t>#fsc} - {</w:t>
-            </w:r>
-            <w:proofErr w:type="spellStart"/>
-            <w:r>
-              <w:rPr>
-                <w:rFonts w:asciiTheme="minorHAnsi" w:hAnsiTheme="minorHAnsi" w:cstheme="minorHAnsi"/>
-                <w:b/>
-                <w:bCs/>
-                <w:sz w:val="20"/>
-                <w:szCs w:val="20"/>
-              </w:rPr>
-              <w:t>fsc</w:t>
-            </w:r>
-            <w:proofErr w:type="spellEnd"/>
-            <w:r>
-              <w:rPr>
-                <w:rFonts w:asciiTheme="minorHAnsi" w:hAnsiTheme="minorHAnsi" w:cstheme="minorHAnsi"/>
-                <w:b/>
-                <w:bCs/>
-                <w:sz w:val="20"/>
-                <w:szCs w:val="20"/>
-              </w:rPr>
-              <w:t>}{/</w:t>
-            </w:r>
-            <w:proofErr w:type="spellStart"/>
-            <w:r>
-              <w:rPr>
-                <w:rFonts w:asciiTheme="minorHAnsi" w:hAnsiTheme="minorHAnsi" w:cstheme="minorHAnsi"/>
-                <w:b/>
-                <w:bCs/>
-                <w:sz w:val="20"/>
-                <w:szCs w:val="20"/>
-              </w:rPr>
-              <w:t>fsc</w:t>
-            </w:r>
-            <w:proofErr w:type="spellEnd"/>
-            <w:r>
-              <w:rPr>
-                <w:rFonts w:asciiTheme="minorHAnsi" w:hAnsiTheme="minorHAnsi" w:cstheme="minorHAnsi"/>
-                <w:b/>
-                <w:bCs/>
-                <w:sz w:val="20"/>
-                <w:szCs w:val="20"/>
-              </w:rPr>
-              <w:t>}</w:t>
+              <w:t>{#fsc} - {fsc}{/fsc}</w:t>
             </w:r>
           </w:p>
         </w:tc>
@@ -2088,61 +1527,7 @@
                 <w:sz w:val="18"/>
                 <w:szCs w:val="18"/>
               </w:rPr>
-              <w:t>{#</w:t>
-            </w:r>
-            <w:proofErr w:type="gramStart"/>
-            <w:r>
-              <w:rPr>
-                <w:rFonts w:ascii="Arial" w:hAnsi="Arial" w:cs="Arial"/>
-                <w:sz w:val="18"/>
-                <w:szCs w:val="18"/>
-              </w:rPr>
-              <w:t>invoices}{</w:t>
-            </w:r>
-            <w:proofErr w:type="gramEnd"/>
-            <w:r>
-              <w:rPr>
-                <w:rFonts w:ascii="Arial" w:hAnsi="Arial" w:cs="Arial"/>
-                <w:sz w:val="18"/>
-                <w:szCs w:val="18"/>
-              </w:rPr>
-              <w:t>prefixCode}\{containerFrom}{#containerTo} - {</w:t>
-            </w:r>
-            <w:proofErr w:type="spellStart"/>
-            <w:r>
-              <w:rPr>
-                <w:rFonts w:ascii="Arial" w:hAnsi="Arial" w:cs="Arial"/>
-                <w:sz w:val="18"/>
-                <w:szCs w:val="18"/>
-              </w:rPr>
-              <w:t>containerTo</w:t>
-            </w:r>
-            <w:proofErr w:type="spellEnd"/>
-            <w:r>
-              <w:rPr>
-                <w:rFonts w:ascii="Arial" w:hAnsi="Arial" w:cs="Arial"/>
-                <w:sz w:val="18"/>
-                <w:szCs w:val="18"/>
-              </w:rPr>
-              <w:t>}{/</w:t>
-            </w:r>
-            <w:proofErr w:type="spellStart"/>
-            <w:r>
-              <w:rPr>
-                <w:rFonts w:ascii="Arial" w:hAnsi="Arial" w:cs="Arial"/>
-                <w:sz w:val="18"/>
-                <w:szCs w:val="18"/>
-              </w:rPr>
-              <w:t>containerTo</w:t>
-            </w:r>
-            <w:proofErr w:type="spellEnd"/>
-            <w:r>
-              <w:rPr>
-                <w:rFonts w:ascii="Arial" w:hAnsi="Arial" w:cs="Arial"/>
-                <w:sz w:val="18"/>
-                <w:szCs w:val="18"/>
-              </w:rPr>
-              <w:t>}</w:t>
+              <w:t>{#invoices}{prefixCode}\{containerFrom}{#containerTo} - {containerTo}{/containerTo}</w:t>
             </w:r>
           </w:p>
         </w:tc>
@@ -2166,61 +1551,23 @@
                 <w:sz w:val="18"/>
                 <w:szCs w:val="18"/>
               </w:rPr>
-              <w:t>{</w:t>
-            </w:r>
-            <w:proofErr w:type="spellStart"/>
-            <w:proofErr w:type="gramStart"/>
-            <w:r>
-              <w:rPr>
-                <w:rFonts w:ascii="Arial" w:hAnsi="Arial" w:cs="Arial"/>
-                <w:sz w:val="18"/>
-                <w:szCs w:val="18"/>
-              </w:rPr>
-              <w:t>materialGrade</w:t>
-            </w:r>
-            <w:proofErr w:type="spellEnd"/>
-            <w:r>
-              <w:rPr>
-                <w:rFonts w:ascii="Arial" w:hAnsi="Arial" w:cs="Arial"/>
-                <w:sz w:val="18"/>
-                <w:szCs w:val="18"/>
-              </w:rPr>
-              <w:t>}</w:t>
-            </w:r>
-            <w:r>
-              <w:rPr>
-                <w:rFonts w:ascii="Arial" w:hAnsi="Arial" w:cs="Arial"/>
-                <w:sz w:val="18"/>
-                <w:szCs w:val="18"/>
-              </w:rPr>
-              <w:t xml:space="preserve">   </w:t>
-            </w:r>
-            <w:proofErr w:type="gramEnd"/>
-            <w:r>
-              <w:rPr>
-                <w:rFonts w:ascii="Arial" w:hAnsi="Arial" w:cs="Arial"/>
-                <w:sz w:val="18"/>
-                <w:szCs w:val="18"/>
-              </w:rPr>
-              <w:t>{</w:t>
-            </w:r>
-            <w:proofErr w:type="spellStart"/>
-            <w:r>
-              <w:rPr>
-                <w:rFonts w:ascii="Arial" w:hAnsi="Arial" w:cs="Arial"/>
-                <w:sz w:val="18"/>
-                <w:szCs w:val="18"/>
-              </w:rPr>
-              <w:t>brandName</w:t>
-            </w:r>
-            <w:proofErr w:type="spellEnd"/>
-            <w:r>
-              <w:rPr>
-                <w:rFonts w:ascii="Arial" w:hAnsi="Arial" w:cs="Arial"/>
-                <w:sz w:val="18"/>
-                <w:szCs w:val="18"/>
-              </w:rPr>
-              <w:t>}</w:t>
+              <w:t>{materialGrade}</w:t>
+            </w:r>
+            <w:r>
+              <w:rPr>
+                <w:rFonts w:ascii="Arial" w:hAnsi="Arial" w:cs="Arial"/>
+                <w:sz w:val="18"/>
+                <w:szCs w:val="18"/>
+              </w:rPr>
+              <w:t xml:space="preserve">   {</w:t>
+            </w:r>
+            <w:r>
+              <w:rPr>
+                <w:rFonts w:ascii="Arial" w:hAnsi="Arial" w:cs="Arial"/>
+                <w:sz w:val="18"/>
+                <w:szCs w:val="18"/>
+              </w:rPr>
+              <w:t>brandName}</w:t>
             </w:r>
           </w:p>
         </w:tc>
@@ -2246,25 +1593,7 @@
                 <w:sz w:val="18"/>
                 <w:szCs w:val="18"/>
               </w:rPr>
-              <w:t>{</w:t>
-            </w:r>
-            <w:proofErr w:type="spellStart"/>
-            <w:r>
-              <w:rPr>
-                <w:rFonts w:ascii="Arial" w:hAnsi="Arial" w:cs="Arial"/>
-                <w:sz w:val="18"/>
-                <w:szCs w:val="18"/>
-              </w:rPr>
-              <w:t>designType</w:t>
-            </w:r>
-            <w:proofErr w:type="spellEnd"/>
-            <w:r>
-              <w:rPr>
-                <w:rFonts w:ascii="Arial" w:hAnsi="Arial" w:cs="Arial"/>
-                <w:sz w:val="18"/>
-                <w:szCs w:val="18"/>
-              </w:rPr>
-              <w:t>}</w:t>
+              <w:t>{designType}</w:t>
             </w:r>
           </w:p>
         </w:tc>
@@ -2288,25 +1617,7 @@
                 <w:sz w:val="18"/>
                 <w:szCs w:val="18"/>
               </w:rPr>
-              <w:t>{</w:t>
-            </w:r>
-            <w:proofErr w:type="spellStart"/>
-            <w:r>
-              <w:rPr>
-                <w:rFonts w:ascii="Arial" w:hAnsi="Arial" w:cs="Arial"/>
-                <w:sz w:val="18"/>
-                <w:szCs w:val="18"/>
-              </w:rPr>
-              <w:t>finishType</w:t>
-            </w:r>
-            <w:proofErr w:type="spellEnd"/>
-            <w:r>
-              <w:rPr>
-                <w:rFonts w:ascii="Arial" w:hAnsi="Arial" w:cs="Arial"/>
-                <w:sz w:val="18"/>
-                <w:szCs w:val="18"/>
-              </w:rPr>
-              <w:t>}</w:t>
+              <w:t>{finishType}</w:t>
             </w:r>
           </w:p>
         </w:tc>
@@ -2380,43 +1691,7 @@
                 <w:sz w:val="18"/>
                 <w:szCs w:val="18"/>
               </w:rPr>
-              <w:t>{value}{/</w:t>
-            </w:r>
-            <w:proofErr w:type="gramStart"/>
-            <w:r>
-              <w:rPr>
-                <w:rFonts w:ascii="Arial" w:hAnsi="Arial" w:cs="Arial"/>
-                <w:sz w:val="18"/>
-                <w:szCs w:val="18"/>
-              </w:rPr>
-              <w:t>invoices}{</w:t>
-            </w:r>
-            <w:proofErr w:type="gramEnd"/>
-            <w:r>
-              <w:rPr>
-                <w:rFonts w:ascii="Arial" w:hAnsi="Arial" w:cs="Arial"/>
-                <w:sz w:val="18"/>
-                <w:szCs w:val="18"/>
-              </w:rPr>
-              <w:t>/</w:t>
-            </w:r>
-            <w:proofErr w:type="spellStart"/>
-            <w:r>
-              <w:rPr>
-                <w:rFonts w:ascii="Arial" w:hAnsi="Arial" w:cs="Arial"/>
-                <w:sz w:val="18"/>
-                <w:szCs w:val="18"/>
-              </w:rPr>
-              <w:t>OCItems</w:t>
-            </w:r>
-            <w:proofErr w:type="spellEnd"/>
-            <w:r>
-              <w:rPr>
-                <w:rFonts w:ascii="Arial" w:hAnsi="Arial" w:cs="Arial"/>
-                <w:sz w:val="18"/>
-                <w:szCs w:val="18"/>
-              </w:rPr>
-              <w:t>}</w:t>
+              <w:t>{value}{/invoices}{/OCItems}</w:t>
             </w:r>
           </w:p>
         </w:tc>
@@ -2539,25 +1814,7 @@
                 <w:sz w:val="20"/>
                 <w:szCs w:val="20"/>
               </w:rPr>
-              <w:t>{/</w:t>
-            </w:r>
-            <w:proofErr w:type="spellStart"/>
-            <w:r>
-              <w:rPr>
-                <w:rFonts w:cstheme="minorHAnsi"/>
-                <w:sz w:val="20"/>
-                <w:szCs w:val="20"/>
-              </w:rPr>
-              <w:t>isSampleBox</w:t>
-            </w:r>
-            <w:proofErr w:type="spellEnd"/>
-            <w:r>
-              <w:rPr>
-                <w:rFonts w:cstheme="minorHAnsi"/>
-                <w:sz w:val="20"/>
-                <w:szCs w:val="20"/>
-              </w:rPr>
-              <w:t>}</w:t>
+              <w:t>{/isSampleBox}</w:t>
             </w:r>
           </w:p>
         </w:tc>
@@ -2651,33 +1908,15 @@
                 <w:sz w:val="18"/>
                 <w:szCs w:val="18"/>
               </w:rPr>
-              <w:t>{#</w:t>
-            </w:r>
-            <w:proofErr w:type="gramStart"/>
-            <w:r>
-              <w:rPr>
-                <w:rFonts w:ascii="Arial" w:hAnsi="Arial" w:cs="Arial"/>
-                <w:sz w:val="18"/>
-                <w:szCs w:val="18"/>
-              </w:rPr>
-              <w:t>sampleBox}</w:t>
-            </w:r>
-            <w:r>
-              <w:rPr>
-                <w:rFonts w:ascii="Arial" w:hAnsi="Arial" w:cs="Arial"/>
-                <w:sz w:val="18"/>
-                <w:szCs w:val="18"/>
-              </w:rPr>
-              <w:t>{</w:t>
-            </w:r>
-            <w:proofErr w:type="gramEnd"/>
-            <w:r>
-              <w:rPr>
-                <w:rFonts w:ascii="Arial" w:hAnsi="Arial" w:cs="Arial"/>
-                <w:sz w:val="18"/>
-                <w:szCs w:val="18"/>
-              </w:rPr>
-              <w:t>prefixCode}</w:t>
+              <w:t>{#sampleBox}</w:t>
+            </w:r>
+            <w:r>
+              <w:rPr>
+                <w:rFonts w:ascii="Arial" w:hAnsi="Arial" w:cs="Arial"/>
+                <w:sz w:val="18"/>
+                <w:szCs w:val="18"/>
+              </w:rPr>
+              <w:t>{prefixCode}</w:t>
             </w:r>
             <w:r>
               <w:rPr>
@@ -2693,43 +1932,7 @@
                 <w:sz w:val="18"/>
                 <w:szCs w:val="18"/>
               </w:rPr>
-              <w:t>{containerFrom}{#containerTo} to {</w:t>
-            </w:r>
-            <w:proofErr w:type="spellStart"/>
-            <w:r>
-              <w:rPr>
-                <w:rFonts w:ascii="Arial" w:hAnsi="Arial" w:cs="Arial"/>
-                <w:sz w:val="18"/>
-                <w:szCs w:val="18"/>
-              </w:rPr>
-              <w:t>containerTo</w:t>
-            </w:r>
-            <w:proofErr w:type="spellEnd"/>
-            <w:r>
-              <w:rPr>
-                <w:rFonts w:ascii="Arial" w:hAnsi="Arial" w:cs="Arial"/>
-                <w:sz w:val="18"/>
-                <w:szCs w:val="18"/>
-              </w:rPr>
-              <w:t>} {/</w:t>
-            </w:r>
-            <w:proofErr w:type="spellStart"/>
-            <w:r>
-              <w:rPr>
-                <w:rFonts w:ascii="Arial" w:hAnsi="Arial" w:cs="Arial"/>
-                <w:sz w:val="18"/>
-                <w:szCs w:val="18"/>
-              </w:rPr>
-              <w:t>containerTo</w:t>
-            </w:r>
-            <w:proofErr w:type="spellEnd"/>
-            <w:r>
-              <w:rPr>
-                <w:rFonts w:ascii="Arial" w:hAnsi="Arial" w:cs="Arial"/>
-                <w:sz w:val="18"/>
-                <w:szCs w:val="18"/>
-              </w:rPr>
-              <w:t>}</w:t>
+              <w:t>{containerFrom}{#containerTo} to {containerTo} {/containerTo}</w:t>
             </w:r>
           </w:p>
         </w:tc>
@@ -2754,81 +1957,7 @@
                 <w:sz w:val="18"/>
                 <w:szCs w:val="18"/>
               </w:rPr>
-              <w:t>{</w:t>
-            </w:r>
-            <w:proofErr w:type="spellStart"/>
-            <w:proofErr w:type="gramStart"/>
-            <w:r>
-              <w:rPr>
-                <w:rFonts w:ascii="Arial" w:hAnsi="Arial" w:cs="Arial"/>
-                <w:sz w:val="18"/>
-                <w:szCs w:val="18"/>
-              </w:rPr>
-              <w:t>materialGrade</w:t>
-            </w:r>
-            <w:proofErr w:type="spellEnd"/>
-            <w:r>
-              <w:rPr>
-                <w:rFonts w:ascii="Arial" w:hAnsi="Arial" w:cs="Arial"/>
-                <w:sz w:val="18"/>
-                <w:szCs w:val="18"/>
-              </w:rPr>
-              <w:t>}  {</w:t>
-            </w:r>
-            <w:proofErr w:type="spellStart"/>
-            <w:r>
-              <w:rPr>
-                <w:rFonts w:ascii="Arial" w:hAnsi="Arial" w:cs="Arial"/>
-                <w:sz w:val="18"/>
-                <w:szCs w:val="18"/>
-              </w:rPr>
-              <w:t>brandName</w:t>
-            </w:r>
-            <w:proofErr w:type="spellEnd"/>
-            <w:r>
-              <w:rPr>
-                <w:rFonts w:ascii="Arial" w:hAnsi="Arial" w:cs="Arial"/>
-                <w:sz w:val="18"/>
-                <w:szCs w:val="18"/>
-              </w:rPr>
-              <w:t>}  {</w:t>
-            </w:r>
-            <w:proofErr w:type="spellStart"/>
-            <w:r>
-              <w:rPr>
-                <w:rFonts w:ascii="Arial" w:hAnsi="Arial" w:cs="Arial"/>
-                <w:sz w:val="18"/>
-                <w:szCs w:val="18"/>
-              </w:rPr>
-              <w:t>designType</w:t>
-            </w:r>
-            <w:proofErr w:type="spellEnd"/>
-            <w:r>
-              <w:rPr>
-                <w:rFonts w:ascii="Arial" w:hAnsi="Arial" w:cs="Arial"/>
-                <w:sz w:val="18"/>
-                <w:szCs w:val="18"/>
-              </w:rPr>
-              <w:t>}  {</w:t>
-            </w:r>
-            <w:proofErr w:type="spellStart"/>
-            <w:proofErr w:type="gramEnd"/>
-            <w:r>
-              <w:rPr>
-                <w:rFonts w:ascii="Arial" w:hAnsi="Arial" w:cs="Arial"/>
-                <w:sz w:val="18"/>
-                <w:szCs w:val="18"/>
-              </w:rPr>
-              <w:t>finishType</w:t>
-            </w:r>
-            <w:proofErr w:type="spellEnd"/>
-            <w:r>
-              <w:rPr>
-                <w:rFonts w:ascii="Arial" w:hAnsi="Arial" w:cs="Arial"/>
-                <w:sz w:val="18"/>
-                <w:szCs w:val="18"/>
-              </w:rPr>
-              <w:t>}</w:t>
+              <w:t>{materialGrade}  {brandName}  {designType}  {finishType}</w:t>
             </w:r>
           </w:p>
         </w:tc>
@@ -2902,25 +2031,7 @@
                 <w:sz w:val="18"/>
                 <w:szCs w:val="18"/>
               </w:rPr>
-              <w:t>{value}{/</w:t>
-            </w:r>
-            <w:proofErr w:type="spellStart"/>
-            <w:r>
-              <w:rPr>
-                <w:rFonts w:ascii="Arial" w:hAnsi="Arial" w:cs="Arial"/>
-                <w:sz w:val="18"/>
-                <w:szCs w:val="18"/>
-              </w:rPr>
-              <w:t>sampleBox</w:t>
-            </w:r>
-            <w:proofErr w:type="spellEnd"/>
-            <w:r>
-              <w:rPr>
-                <w:rFonts w:ascii="Arial" w:hAnsi="Arial" w:cs="Arial"/>
-                <w:sz w:val="18"/>
-                <w:szCs w:val="18"/>
-              </w:rPr>
-              <w:t>}</w:t>
+              <w:t>{value}{/sampleBox}</w:t>
             </w:r>
           </w:p>
         </w:tc>
@@ -3169,29 +2280,7 @@
                 <w:sz w:val="18"/>
                 <w:szCs w:val="18"/>
               </w:rPr>
-              <w:t>{</w:t>
-            </w:r>
-            <w:proofErr w:type="spellStart"/>
-            <w:r>
-              <w:rPr>
-                <w:rFonts w:ascii="Arial" w:hAnsi="Arial" w:cs="Arial"/>
-                <w:b/>
-                <w:bCs/>
-                <w:sz w:val="18"/>
-                <w:szCs w:val="18"/>
-              </w:rPr>
-              <w:t>totalQuantity</w:t>
-            </w:r>
-            <w:proofErr w:type="spellEnd"/>
-            <w:r>
-              <w:rPr>
-                <w:rFonts w:ascii="Arial" w:hAnsi="Arial" w:cs="Arial"/>
-                <w:b/>
-                <w:bCs/>
-                <w:sz w:val="18"/>
-                <w:szCs w:val="18"/>
-              </w:rPr>
-              <w:t>}</w:t>
+              <w:t>{totalQuantity}</w:t>
             </w:r>
           </w:p>
         </w:tc>
@@ -3235,29 +2324,7 @@
                 <w:sz w:val="18"/>
                 <w:szCs w:val="18"/>
               </w:rPr>
-              <w:t>{</w:t>
-            </w:r>
-            <w:proofErr w:type="spellStart"/>
-            <w:r>
-              <w:rPr>
-                <w:rFonts w:ascii="Arial" w:hAnsi="Arial" w:cs="Arial"/>
-                <w:b/>
-                <w:bCs/>
-                <w:sz w:val="18"/>
-                <w:szCs w:val="18"/>
-              </w:rPr>
-              <w:t>totalAmount</w:t>
-            </w:r>
-            <w:proofErr w:type="spellEnd"/>
-            <w:r>
-              <w:rPr>
-                <w:rFonts w:ascii="Arial" w:hAnsi="Arial" w:cs="Arial"/>
-                <w:b/>
-                <w:bCs/>
-                <w:sz w:val="18"/>
-                <w:szCs w:val="18"/>
-              </w:rPr>
-              <w:t>}</w:t>
+              <w:t>{totalAmount}</w:t>
             </w:r>
           </w:p>
         </w:tc>
@@ -3558,6 +2625,16 @@
               </w:rPr>
               <w:t>Addition</w:t>
             </w:r>
+            <w:r>
+              <w:rPr>
+                <w:rFonts w:ascii="Arial" w:hAnsi="Arial" w:cs="Arial"/>
+                <w:b/>
+                <w:bCs/>
+                <w:sz w:val="18"/>
+                <w:szCs w:val="18"/>
+              </w:rPr>
+              <w:t xml:space="preserve"> – Sea Freight</w:t>
+            </w:r>
           </w:p>
         </w:tc>
         <w:tc>
@@ -3574,6 +2651,14 @@
                 <w:szCs w:val="18"/>
               </w:rPr>
             </w:pPr>
+            <w:r>
+              <w:rPr>
+                <w:rFonts w:ascii="Arial" w:hAnsi="Arial" w:cs="Arial"/>
+                <w:sz w:val="18"/>
+                <w:szCs w:val="18"/>
+              </w:rPr>
+              <w:t>Charges</w:t>
+            </w:r>
           </w:p>
         </w:tc>
         <w:tc>
@@ -3598,25 +2683,7 @@
                 <w:sz w:val="18"/>
                 <w:szCs w:val="18"/>
               </w:rPr>
-              <w:t>{</w:t>
-            </w:r>
-            <w:proofErr w:type="spellStart"/>
-            <w:r>
-              <w:rPr>
-                <w:rFonts w:ascii="Arial" w:hAnsi="Arial" w:cs="Arial"/>
-                <w:sz w:val="18"/>
-                <w:szCs w:val="18"/>
-              </w:rPr>
-              <w:t>totalAddition</w:t>
-            </w:r>
-            <w:proofErr w:type="spellEnd"/>
-            <w:r>
-              <w:rPr>
-                <w:rFonts w:ascii="Arial" w:hAnsi="Arial" w:cs="Arial"/>
-                <w:sz w:val="18"/>
-                <w:szCs w:val="18"/>
-              </w:rPr>
-              <w:t>}</w:t>
+              <w:t>{totalAddition}</w:t>
             </w:r>
           </w:p>
         </w:tc>
@@ -3755,25 +2822,7 @@
                 <w:sz w:val="18"/>
                 <w:szCs w:val="18"/>
               </w:rPr>
-              <w:t>{</w:t>
-            </w:r>
-            <w:proofErr w:type="spellStart"/>
-            <w:r>
-              <w:rPr>
-                <w:rFonts w:ascii="Arial" w:hAnsi="Arial" w:cs="Arial"/>
-                <w:sz w:val="18"/>
-                <w:szCs w:val="18"/>
-              </w:rPr>
-              <w:t>totalDiscount</w:t>
-            </w:r>
-            <w:proofErr w:type="spellEnd"/>
-            <w:r>
-              <w:rPr>
-                <w:rFonts w:ascii="Arial" w:hAnsi="Arial" w:cs="Arial"/>
-                <w:sz w:val="18"/>
-                <w:szCs w:val="18"/>
-              </w:rPr>
-              <w:t>}</w:t>
+              <w:t>{totalDiscount}</w:t>
             </w:r>
           </w:p>
         </w:tc>
@@ -3977,7 +3026,6 @@
               </w:rPr>
               <w:t>Total {</w:t>
             </w:r>
-            <w:proofErr w:type="spellStart"/>
             <w:r>
               <w:rPr>
                 <w:rFonts w:ascii="Arial" w:hAnsi="Arial" w:cs="Arial"/>
@@ -3989,7 +3037,6 @@
               </w:rPr>
               <w:t>deliveryTerms</w:t>
             </w:r>
-            <w:proofErr w:type="spellEnd"/>
             <w:r>
               <w:rPr>
                 <w:rFonts w:ascii="Arial" w:hAnsi="Arial" w:cs="Arial"/>
@@ -4010,8 +3057,6 @@
               </w:rPr>
               <w:t xml:space="preserve"> {</w:t>
             </w:r>
-            <w:proofErr w:type="spellStart"/>
-            <w:proofErr w:type="gramStart"/>
             <w:r>
               <w:rPr>
                 <w:rFonts w:ascii="Arial" w:hAnsi="Arial" w:cs="Arial"/>
@@ -4023,7 +3068,6 @@
               </w:rPr>
               <w:t>dischargeTerms</w:t>
             </w:r>
-            <w:proofErr w:type="spellEnd"/>
             <w:r>
               <w:rPr>
                 <w:rFonts w:ascii="Arial" w:hAnsi="Arial" w:cs="Arial"/>
@@ -4058,30 +3102,7 @@
                 <w:sz w:val="18"/>
                 <w:szCs w:val="18"/>
               </w:rPr>
-              <w:t>{</w:t>
-            </w:r>
-            <w:proofErr w:type="spellStart"/>
-            <w:proofErr w:type="gramEnd"/>
-            <w:r>
-              <w:rPr>
-                <w:rFonts w:ascii="Arial" w:hAnsi="Arial" w:cs="Arial"/>
-                <w:b/>
-                <w:bCs/>
-                <w:sz w:val="18"/>
-                <w:szCs w:val="18"/>
-              </w:rPr>
-              <w:t>currencyChar</w:t>
-            </w:r>
-            <w:proofErr w:type="spellEnd"/>
-            <w:r>
-              <w:rPr>
-                <w:rFonts w:ascii="Arial" w:hAnsi="Arial" w:cs="Arial"/>
-                <w:b/>
-                <w:bCs/>
-                <w:sz w:val="18"/>
-                <w:szCs w:val="18"/>
-              </w:rPr>
-              <w:t>}</w:t>
+              <w:t>{currencyChar}</w:t>
             </w:r>
             <w:r>
               <w:rPr>
@@ -4101,29 +3122,7 @@
                 <w:sz w:val="18"/>
                 <w:szCs w:val="18"/>
               </w:rPr>
-              <w:t>{</w:t>
-            </w:r>
-            <w:proofErr w:type="spellStart"/>
-            <w:r>
-              <w:rPr>
-                <w:rFonts w:ascii="Arial" w:hAnsi="Arial" w:cs="Arial"/>
-                <w:b/>
-                <w:bCs/>
-                <w:sz w:val="18"/>
-                <w:szCs w:val="18"/>
-              </w:rPr>
-              <w:t>netAmountWords</w:t>
-            </w:r>
-            <w:proofErr w:type="spellEnd"/>
-            <w:r>
-              <w:rPr>
-                <w:rFonts w:ascii="Arial" w:hAnsi="Arial" w:cs="Arial"/>
-                <w:b/>
-                <w:bCs/>
-                <w:sz w:val="18"/>
-                <w:szCs w:val="18"/>
-              </w:rPr>
-              <w:t>} Only</w:t>
+              <w:t>{netAmountWords} Only</w:t>
             </w:r>
           </w:p>
         </w:tc>
@@ -4164,25 +3163,7 @@
                 <w:sz w:val="18"/>
                 <w:szCs w:val="18"/>
               </w:rPr>
-              <w:t>{</w:t>
-            </w:r>
-            <w:proofErr w:type="spellStart"/>
-            <w:r>
-              <w:rPr>
-                <w:rFonts w:ascii="Arial" w:hAnsi="Arial" w:cs="Arial"/>
-                <w:sz w:val="18"/>
-                <w:szCs w:val="18"/>
-              </w:rPr>
-              <w:t>netAmount</w:t>
-            </w:r>
-            <w:proofErr w:type="spellEnd"/>
-            <w:r>
-              <w:rPr>
-                <w:rFonts w:ascii="Arial" w:hAnsi="Arial" w:cs="Arial"/>
-                <w:sz w:val="18"/>
-                <w:szCs w:val="18"/>
-              </w:rPr>
-              <w:t>}</w:t>
+              <w:t>{netAmount}</w:t>
             </w:r>
           </w:p>
         </w:tc>
@@ -4271,7 +3252,6 @@
               </w:rPr>
               <w:t>{</w:t>
             </w:r>
-            <w:proofErr w:type="spellStart"/>
             <w:r>
               <w:rPr>
                 <w:rFonts w:ascii="Arial" w:hAnsi="Arial" w:cs="Arial"/>
@@ -4281,7 +3261,6 @@
               </w:rPr>
               <w:t>deliveryDetails</w:t>
             </w:r>
-            <w:proofErr w:type="spellEnd"/>
             <w:r>
               <w:rPr>
                 <w:rFonts w:ascii="Arial" w:hAnsi="Arial" w:cs="Arial"/>
@@ -4375,25 +3354,7 @@
                 <w:sz w:val="18"/>
                 <w:szCs w:val="18"/>
               </w:rPr>
-              <w:t>{</w:t>
-            </w:r>
-            <w:proofErr w:type="spellStart"/>
-            <w:r>
-              <w:rPr>
-                <w:rFonts w:ascii="Arial" w:hAnsi="Arial" w:cs="Arial"/>
-                <w:sz w:val="18"/>
-                <w:szCs w:val="18"/>
-              </w:rPr>
-              <w:t>bNameOC</w:t>
-            </w:r>
-            <w:proofErr w:type="spellEnd"/>
-            <w:r>
-              <w:rPr>
-                <w:rFonts w:ascii="Arial" w:hAnsi="Arial" w:cs="Arial"/>
-                <w:sz w:val="18"/>
-                <w:szCs w:val="18"/>
-              </w:rPr>
-              <w:t xml:space="preserve">} </w:t>
+              <w:t xml:space="preserve">{bNameOC} </w:t>
             </w:r>
           </w:p>
           <w:p>
@@ -4411,33 +3372,15 @@
                 <w:sz w:val="18"/>
                 <w:szCs w:val="18"/>
               </w:rPr>
-              <w:t>{#</w:t>
-            </w:r>
-            <w:proofErr w:type="gramStart"/>
-            <w:r>
-              <w:rPr>
-                <w:rFonts w:ascii="Arial" w:hAnsi="Arial" w:cs="Arial"/>
-                <w:sz w:val="18"/>
-                <w:szCs w:val="18"/>
-              </w:rPr>
-              <w:t>bBranchOC}</w:t>
-            </w:r>
-            <w:r>
-              <w:rPr>
-                <w:rFonts w:ascii="Arial" w:hAnsi="Arial" w:cs="Arial"/>
-                <w:sz w:val="18"/>
-                <w:szCs w:val="18"/>
-              </w:rPr>
-              <w:t>{</w:t>
-            </w:r>
-            <w:proofErr w:type="gramEnd"/>
-            <w:r>
-              <w:rPr>
-                <w:rFonts w:ascii="Arial" w:hAnsi="Arial" w:cs="Arial"/>
-                <w:sz w:val="18"/>
-                <w:szCs w:val="18"/>
-              </w:rPr>
-              <w:t>bBranchOC}</w:t>
+              <w:t>{#bBranchOC}</w:t>
+            </w:r>
+            <w:r>
+              <w:rPr>
+                <w:rFonts w:ascii="Arial" w:hAnsi="Arial" w:cs="Arial"/>
+                <w:sz w:val="18"/>
+                <w:szCs w:val="18"/>
+              </w:rPr>
+              <w:t>{bBranchOC}</w:t>
             </w:r>
             <w:r>
               <w:rPr>
@@ -4461,25 +3404,7 @@
                 <w:sz w:val="18"/>
                 <w:szCs w:val="18"/>
               </w:rPr>
-              <w:t>{/</w:t>
-            </w:r>
-            <w:proofErr w:type="spellStart"/>
-            <w:r>
-              <w:rPr>
-                <w:rFonts w:ascii="Arial" w:hAnsi="Arial" w:cs="Arial"/>
-                <w:sz w:val="18"/>
-                <w:szCs w:val="18"/>
-              </w:rPr>
-              <w:t>bBranchOC</w:t>
-            </w:r>
-            <w:proofErr w:type="spellEnd"/>
-            <w:r>
-              <w:rPr>
-                <w:rFonts w:ascii="Arial" w:hAnsi="Arial" w:cs="Arial"/>
-                <w:sz w:val="18"/>
-                <w:szCs w:val="18"/>
-              </w:rPr>
-              <w:t>}</w:t>
+              <w:t>{/bBranchOC}</w:t>
             </w:r>
           </w:p>
           <w:p>
@@ -4497,43 +3422,7 @@
                 <w:sz w:val="18"/>
                 <w:szCs w:val="18"/>
               </w:rPr>
-              <w:t>{</w:t>
-            </w:r>
-            <w:proofErr w:type="spellStart"/>
-            <w:r>
-              <w:rPr>
-                <w:rFonts w:ascii="Arial" w:hAnsi="Arial" w:cs="Arial"/>
-                <w:sz w:val="18"/>
-                <w:szCs w:val="18"/>
-              </w:rPr>
-              <w:t>bAddressOC</w:t>
-            </w:r>
-            <w:proofErr w:type="spellEnd"/>
-            <w:r>
-              <w:rPr>
-                <w:rFonts w:ascii="Arial" w:hAnsi="Arial" w:cs="Arial"/>
-                <w:sz w:val="18"/>
-                <w:szCs w:val="18"/>
-              </w:rPr>
-              <w:t>}{</w:t>
-            </w:r>
-            <w:proofErr w:type="spellStart"/>
-            <w:r>
-              <w:rPr>
-                <w:rFonts w:ascii="Arial" w:hAnsi="Arial" w:cs="Arial"/>
-                <w:sz w:val="18"/>
-                <w:szCs w:val="18"/>
-              </w:rPr>
-              <w:t>bCityOC</w:t>
-            </w:r>
-            <w:proofErr w:type="spellEnd"/>
-            <w:r>
-              <w:rPr>
-                <w:rFonts w:ascii="Arial" w:hAnsi="Arial" w:cs="Arial"/>
-                <w:sz w:val="18"/>
-                <w:szCs w:val="18"/>
-              </w:rPr>
-              <w:t>}</w:t>
+              <w:t>{bAddressOC}{bCityOC}</w:t>
             </w:r>
           </w:p>
           <w:p>
@@ -4559,51 +3448,15 @@
                 <w:sz w:val="18"/>
                 <w:szCs w:val="18"/>
               </w:rPr>
-              <w:t>SWIFT – {</w:t>
-            </w:r>
-            <w:proofErr w:type="spellStart"/>
-            <w:r>
-              <w:rPr>
-                <w:rFonts w:ascii="Arial" w:hAnsi="Arial" w:cs="Arial"/>
-                <w:sz w:val="18"/>
-                <w:szCs w:val="18"/>
-              </w:rPr>
-              <w:t>swiftNumberOC</w:t>
-            </w:r>
-            <w:proofErr w:type="spellEnd"/>
-            <w:r>
-              <w:rPr>
-                <w:rFonts w:ascii="Arial" w:hAnsi="Arial" w:cs="Arial"/>
-                <w:sz w:val="18"/>
-                <w:szCs w:val="18"/>
-              </w:rPr>
-              <w:t>}</w:t>
-            </w:r>
-            <w:r>
-              <w:rPr>
-                <w:rFonts w:ascii="Arial" w:hAnsi="Arial" w:cs="Arial"/>
-                <w:sz w:val="18"/>
-                <w:szCs w:val="18"/>
-              </w:rPr>
-              <w:t>{/</w:t>
-            </w:r>
-            <w:proofErr w:type="spellStart"/>
-            <w:r>
-              <w:rPr>
-                <w:rFonts w:ascii="Arial" w:hAnsi="Arial" w:cs="Arial"/>
-                <w:sz w:val="18"/>
-                <w:szCs w:val="18"/>
-              </w:rPr>
-              <w:t>swiftNumberOC</w:t>
-            </w:r>
-            <w:proofErr w:type="spellEnd"/>
-            <w:r>
-              <w:rPr>
-                <w:rFonts w:ascii="Arial" w:hAnsi="Arial" w:cs="Arial"/>
-                <w:sz w:val="18"/>
-                <w:szCs w:val="18"/>
-              </w:rPr>
-              <w:t>}</w:t>
+              <w:t>SWIFT – {swiftNumberOC}</w:t>
+            </w:r>
+            <w:r>
+              <w:rPr>
+                <w:rFonts w:ascii="Arial" w:hAnsi="Arial" w:cs="Arial"/>
+                <w:sz w:val="18"/>
+                <w:szCs w:val="18"/>
+              </w:rPr>
+              <w:t>{/swiftNumberOC}</w:t>
             </w:r>
           </w:p>
         </w:tc>
@@ -4659,19 +3512,8 @@
                 <w:szCs w:val="18"/>
                 <w:lang w:val="en-IN"/>
               </w:rPr>
-              <w:t>{</w:t>
-            </w:r>
-            <w:proofErr w:type="spellStart"/>
-            <w:r>
-              <w:rPr>
-                <w:rFonts w:ascii="Arial" w:hAnsi="Arial" w:cs="Arial"/>
-                <w:sz w:val="18"/>
-                <w:szCs w:val="18"/>
-                <w:lang w:val="en-IN"/>
-              </w:rPr>
-              <w:t>shippingDetails</w:t>
-            </w:r>
-            <w:proofErr w:type="spellEnd"/>
+              <w:t>{shippingDetails</w:t>
+            </w:r>
             <w:r>
               <w:rPr>
                 <w:rFonts w:ascii="Arial" w:hAnsi="Arial" w:cs="Arial"/>
@@ -4788,7 +3630,6 @@
               </w:rPr>
               <w:t>{</w:t>
             </w:r>
-            <w:proofErr w:type="spellStart"/>
             <w:r>
               <w:rPr>
                 <w:rFonts w:ascii="Arial" w:hAnsi="Arial" w:cs="Arial"/>
@@ -4796,17 +3637,7 @@
                 <w:szCs w:val="18"/>
                 <w:lang w:val="en-IN"/>
               </w:rPr>
-              <w:t>paymentTerms</w:t>
-            </w:r>
-            <w:proofErr w:type="spellEnd"/>
-            <w:r>
-              <w:rPr>
-                <w:rFonts w:ascii="Arial" w:hAnsi="Arial" w:cs="Arial"/>
-                <w:sz w:val="18"/>
-                <w:szCs w:val="18"/>
-                <w:lang w:val="en-IN"/>
-              </w:rPr>
-              <w:t>}</w:t>
+              <w:t>paymentTerms}</w:t>
             </w:r>
           </w:p>
         </w:tc>
@@ -5042,25 +3873,7 @@
                 <w:sz w:val="18"/>
                 <w:szCs w:val="18"/>
               </w:rPr>
-              <w:t>{.}{/</w:t>
-            </w:r>
-            <w:proofErr w:type="spellStart"/>
-            <w:r>
-              <w:rPr>
-                <w:rFonts w:asciiTheme="minorHAnsi" w:hAnsiTheme="minorHAnsi" w:cstheme="minorHAnsi"/>
-                <w:sz w:val="18"/>
-                <w:szCs w:val="18"/>
-              </w:rPr>
-              <w:t>invoiceInstructions</w:t>
-            </w:r>
-            <w:proofErr w:type="spellEnd"/>
-            <w:r>
-              <w:rPr>
-                <w:rFonts w:asciiTheme="minorHAnsi" w:hAnsiTheme="minorHAnsi" w:cstheme="minorHAnsi"/>
-                <w:sz w:val="18"/>
-                <w:szCs w:val="18"/>
-              </w:rPr>
-              <w:t>}</w:t>
+              <w:t>{.}{/invoiceInstructions}</w:t>
             </w:r>
           </w:p>
         </w:tc>
@@ -5135,7 +3948,6 @@
       </w:rPr>
       <w:t>{#</w:t>
     </w:r>
-    <w:proofErr w:type="gramStart"/>
     <w:r>
       <w:rPr>
         <w:lang w:val="en-IN"/>
@@ -5153,15 +3965,7 @@
         <w:spacing w:val="100"/>
         <w:lang w:val="en-IN"/>
       </w:rPr>
-      <w:t>{</w:t>
-    </w:r>
-    <w:proofErr w:type="gramEnd"/>
-    <w:r>
-      <w:rPr>
-        <w:spacing w:val="100"/>
-        <w:lang w:val="en-IN"/>
-      </w:rPr>
-      <w:t>companyName}</w:t>
+      <w:t>{companyName}</w:t>
     </w:r>
   </w:p>
   <w:p>
@@ -5182,13 +3986,8 @@
       <w:t xml:space="preserve">                                     </w:t>
     </w:r>
     <w:r>
-      <w:t>{</w:t>
-    </w:r>
-    <w:proofErr w:type="spellStart"/>
-    <w:r>
-      <w:t>signPerson</w:t>
-    </w:r>
-    <w:proofErr w:type="spellEnd"/>
+      <w:t>{signPerson</w:t>
+    </w:r>
     <w:r>
       <w:t>}</w:t>
     </w:r>
@@ -5206,14 +4005,12 @@
       </w:rPr>
       <w:t>/</w:t>
     </w:r>
-    <w:proofErr w:type="spellStart"/>
     <w:r>
       <w:rPr>
         <w:lang w:val="en-IN"/>
       </w:rPr>
       <w:t>companyData</w:t>
     </w:r>
-    <w:proofErr w:type="spellEnd"/>
     <w:r>
       <w:rPr>
         <w:lang w:val="en-IN"/>
@@ -5270,7 +4067,6 @@
       </w:rPr>
       <w:t>{#</w:t>
     </w:r>
-    <w:proofErr w:type="gramStart"/>
     <w:r>
       <w:rPr>
         <w:lang w:val="en-IN"/>
@@ -5295,8 +4091,6 @@
       </w:rPr>
       <w:t>{</w:t>
     </w:r>
-    <w:proofErr w:type="spellStart"/>
-    <w:proofErr w:type="gramEnd"/>
     <w:r>
       <w:rPr>
         <w:rFonts w:ascii="Arial" w:hAnsi="Arial" w:cs="Arial"/>
@@ -5308,7 +4102,6 @@
       </w:rPr>
       <w:t>companyName</w:t>
     </w:r>
-    <w:proofErr w:type="spellEnd"/>
     <w:r>
       <w:rPr>
         <w:rFonts w:ascii="Arial" w:hAnsi="Arial" w:cs="Arial"/>
@@ -5352,7 +4145,6 @@
       </w:rPr>
       <w:t>companyAddressLine1</w:t>
     </w:r>
-    <w:proofErr w:type="gramStart"/>
     <w:r>
       <w:rPr>
         <w:rFonts w:ascii="Arial" w:hAnsi="Arial" w:cs="Arial"/>
@@ -5361,7 +4153,6 @@
       </w:rPr>
       <w:t>},  {</w:t>
     </w:r>
-    <w:proofErr w:type="gramEnd"/>
     <w:r>
       <w:rPr>
         <w:rFonts w:ascii="Arial" w:hAnsi="Arial" w:cs="Arial"/>
@@ -5370,7 +4161,6 @@
       </w:rPr>
       <w:t>companyAddressLine2</w:t>
     </w:r>
-    <w:proofErr w:type="gramStart"/>
     <w:r>
       <w:rPr>
         <w:rFonts w:ascii="Arial" w:hAnsi="Arial" w:cs="Arial"/>
@@ -5395,8 +4185,6 @@
       </w:rPr>
       <w:t>{</w:t>
     </w:r>
-    <w:proofErr w:type="spellStart"/>
-    <w:proofErr w:type="gramEnd"/>
     <w:r>
       <w:rPr>
         <w:rFonts w:ascii="Arial" w:hAnsi="Arial" w:cs="Arial"/>
@@ -5405,7 +4193,6 @@
       </w:rPr>
       <w:t>companyCity</w:t>
     </w:r>
-    <w:proofErr w:type="spellEnd"/>
     <w:r>
       <w:rPr>
         <w:rFonts w:ascii="Arial" w:hAnsi="Arial" w:cs="Arial"/>
@@ -5414,7 +4201,6 @@
       </w:rPr>
       <w:t>}-{</w:t>
     </w:r>
-    <w:proofErr w:type="spellStart"/>
     <w:r>
       <w:rPr>
         <w:rFonts w:ascii="Arial" w:hAnsi="Arial" w:cs="Arial"/>
@@ -5423,7 +4209,6 @@
       </w:rPr>
       <w:t>companyPostalCode</w:t>
     </w:r>
-    <w:proofErr w:type="spellEnd"/>
     <w:r>
       <w:rPr>
         <w:rFonts w:ascii="Arial" w:hAnsi="Arial" w:cs="Arial"/>
@@ -5458,7 +4243,6 @@
       </w:rPr>
       <w:t>{#</w:t>
     </w:r>
-    <w:proofErr w:type="gramStart"/>
     <w:r>
       <w:rPr>
         <w:rFonts w:ascii="Arial" w:hAnsi="Arial" w:cs="Arial"/>
@@ -5485,17 +4269,7 @@
         <w:sz w:val="20"/>
         <w:szCs w:val="20"/>
       </w:rPr>
-      <w:t>TELEPHONE</w:t>
-    </w:r>
-    <w:proofErr w:type="gramEnd"/>
-    <w:r>
-      <w:rPr>
-        <w:rFonts w:ascii="Arial" w:hAnsi="Arial" w:cs="Arial"/>
-        <w:b/>
-        <w:sz w:val="20"/>
-        <w:szCs w:val="20"/>
-      </w:rPr>
-      <w:t xml:space="preserve"> NO: </w:t>
+      <w:t xml:space="preserve">TELEPHONE NO: </w:t>
     </w:r>
     <w:r>
       <w:rPr>
@@ -5516,7 +4290,6 @@
       </w:rPr>
       <w:t>telephone</w:t>
     </w:r>
-    <w:proofErr w:type="gramStart"/>
     <w:r>
       <w:rPr>
         <w:rFonts w:ascii="Arial" w:hAnsi="Arial" w:cs="Arial"/>
@@ -5533,9 +4306,8 @@
         <w:sz w:val="20"/>
         <w:szCs w:val="20"/>
       </w:rPr>
-      <w:t>{</w:t>
-    </w:r>
-    <w:proofErr w:type="gramEnd"/>
+      <w:t>{/}</w:t>
+    </w:r>
     <w:r>
       <w:rPr>
         <w:rFonts w:ascii="Arial" w:hAnsi="Arial" w:cs="Arial"/>
@@ -5543,7 +4315,7 @@
         <w:sz w:val="20"/>
         <w:szCs w:val="20"/>
       </w:rPr>
-      <w:t>/}</w:t>
+      <w:t xml:space="preserve"> </w:t>
     </w:r>
     <w:r>
       <w:rPr>
@@ -5552,7 +4324,7 @@
         <w:sz w:val="20"/>
         <w:szCs w:val="20"/>
       </w:rPr>
-      <w:t xml:space="preserve"> </w:t>
+      <w:t>{</w:t>
     </w:r>
     <w:r>
       <w:rPr>
@@ -5561,7 +4333,7 @@
         <w:sz w:val="20"/>
         <w:szCs w:val="20"/>
       </w:rPr>
-      <w:t>{</w:t>
+      <w:t>#</w:t>
     </w:r>
     <w:r>
       <w:rPr>
@@ -5570,9 +4342,8 @@
         <w:sz w:val="20"/>
         <w:szCs w:val="20"/>
       </w:rPr>
-      <w:t>#</w:t>
-    </w:r>
-    <w:proofErr w:type="gramStart"/>
+      <w:t xml:space="preserve">email}   </w:t>
+    </w:r>
     <w:r>
       <w:rPr>
         <w:rFonts w:ascii="Arial" w:hAnsi="Arial" w:cs="Arial"/>
@@ -5580,9 +4351,8 @@
         <w:sz w:val="20"/>
         <w:szCs w:val="20"/>
       </w:rPr>
-      <w:t xml:space="preserve">email}   </w:t>
-    </w:r>
-    <w:proofErr w:type="gramEnd"/>
+      <w:t xml:space="preserve">Email – </w:t>
+    </w:r>
     <w:r>
       <w:rPr>
         <w:rFonts w:ascii="Arial" w:hAnsi="Arial" w:cs="Arial"/>
@@ -5590,7 +4360,7 @@
         <w:sz w:val="20"/>
         <w:szCs w:val="20"/>
       </w:rPr>
-      <w:t xml:space="preserve">Email – </w:t>
+      <w:t>{email}</w:t>
     </w:r>
     <w:r>
       <w:rPr>
@@ -5599,9 +4369,8 @@
         <w:sz w:val="20"/>
         <w:szCs w:val="20"/>
       </w:rPr>
-      <w:t>{email</w:t>
-    </w:r>
-    <w:proofErr w:type="gramStart"/>
+      <w:t>{/}</w:t>
+    </w:r>
     <w:r>
       <w:rPr>
         <w:rFonts w:ascii="Arial" w:hAnsi="Arial" w:cs="Arial"/>
@@ -5609,7 +4378,7 @@
         <w:sz w:val="20"/>
         <w:szCs w:val="20"/>
       </w:rPr>
-      <w:t>}</w:t>
+      <w:t xml:space="preserve"> </w:t>
     </w:r>
     <w:r>
       <w:rPr>
@@ -5620,7 +4389,6 @@
       </w:rPr>
       <w:t>{</w:t>
     </w:r>
-    <w:proofErr w:type="gramEnd"/>
     <w:r>
       <w:rPr>
         <w:rFonts w:ascii="Arial" w:hAnsi="Arial" w:cs="Arial"/>
@@ -5628,7 +4396,7 @@
         <w:sz w:val="20"/>
         <w:szCs w:val="20"/>
       </w:rPr>
-      <w:t>/}</w:t>
+      <w:t>#</w:t>
     </w:r>
     <w:r>
       <w:rPr>
@@ -5637,7 +4405,7 @@
         <w:sz w:val="20"/>
         <w:szCs w:val="20"/>
       </w:rPr>
-      <w:t xml:space="preserve"> </w:t>
+      <w:t>website}</w:t>
     </w:r>
     <w:r>
       <w:rPr>
@@ -5646,7 +4414,7 @@
         <w:sz w:val="20"/>
         <w:szCs w:val="20"/>
       </w:rPr>
-      <w:t>{</w:t>
+      <w:t xml:space="preserve"> </w:t>
     </w:r>
     <w:r>
       <w:rPr>
@@ -5655,9 +4423,8 @@
         <w:sz w:val="20"/>
         <w:szCs w:val="20"/>
       </w:rPr>
-      <w:t>#</w:t>
-    </w:r>
-    <w:proofErr w:type="gramStart"/>
+      <w:t xml:space="preserve">  </w:t>
+    </w:r>
     <w:r>
       <w:rPr>
         <w:rFonts w:ascii="Arial" w:hAnsi="Arial" w:cs="Arial"/>
@@ -5665,7 +4432,7 @@
         <w:sz w:val="20"/>
         <w:szCs w:val="20"/>
       </w:rPr>
-      <w:t>website}</w:t>
+      <w:t xml:space="preserve">WEBSITE – </w:t>
     </w:r>
     <w:r>
       <w:rPr>
@@ -5674,7 +4441,7 @@
         <w:sz w:val="20"/>
         <w:szCs w:val="20"/>
       </w:rPr>
-      <w:t xml:space="preserve"> </w:t>
+      <w:t>{website}</w:t>
     </w:r>
     <w:r>
       <w:rPr>
@@ -5683,55 +4450,7 @@
         <w:sz w:val="20"/>
         <w:szCs w:val="20"/>
       </w:rPr>
-      <w:t xml:space="preserve">  </w:t>
-    </w:r>
-    <w:proofErr w:type="gramEnd"/>
-    <w:r>
-      <w:rPr>
-        <w:rFonts w:ascii="Arial" w:hAnsi="Arial" w:cs="Arial"/>
-        <w:b/>
-        <w:sz w:val="20"/>
-        <w:szCs w:val="20"/>
-      </w:rPr>
-      <w:t xml:space="preserve">WEBSITE – </w:t>
-    </w:r>
-    <w:r>
-      <w:rPr>
-        <w:rFonts w:ascii="Arial" w:hAnsi="Arial" w:cs="Arial"/>
-        <w:b/>
-        <w:sz w:val="20"/>
-        <w:szCs w:val="20"/>
-      </w:rPr>
-      <w:t>{website</w:t>
-    </w:r>
-    <w:proofErr w:type="gramStart"/>
-    <w:r>
-      <w:rPr>
-        <w:rFonts w:ascii="Arial" w:hAnsi="Arial" w:cs="Arial"/>
-        <w:b/>
-        <w:sz w:val="20"/>
-        <w:szCs w:val="20"/>
-      </w:rPr>
-      <w:t>}</w:t>
-    </w:r>
-    <w:r>
-      <w:rPr>
-        <w:rFonts w:ascii="Arial" w:hAnsi="Arial" w:cs="Arial"/>
-        <w:b/>
-        <w:sz w:val="20"/>
-        <w:szCs w:val="20"/>
-      </w:rPr>
-      <w:t>{</w:t>
-    </w:r>
-    <w:proofErr w:type="gramEnd"/>
-    <w:r>
-      <w:rPr>
-        <w:rFonts w:ascii="Arial" w:hAnsi="Arial" w:cs="Arial"/>
-        <w:b/>
-        <w:sz w:val="20"/>
-        <w:szCs w:val="20"/>
-      </w:rPr>
-      <w:t>/}</w:t>
+      <w:t>{/}</w:t>
     </w:r>
     <w:r>
       <w:rPr>
@@ -5767,39 +4486,7 @@
         <w:rFonts w:ascii="Arial" w:hAnsi="Arial" w:cs="Arial"/>
         <w:sz w:val="20"/>
       </w:rPr>
-      <w:t>{#</w:t>
-    </w:r>
-    <w:proofErr w:type="gramStart"/>
-    <w:r>
-      <w:rPr>
-        <w:rFonts w:ascii="Arial" w:hAnsi="Arial" w:cs="Arial"/>
-        <w:sz w:val="20"/>
-      </w:rPr>
-      <w:t>remarks}{</w:t>
-    </w:r>
-    <w:proofErr w:type="gramEnd"/>
-    <w:r>
-      <w:rPr>
-        <w:rFonts w:ascii="Arial" w:hAnsi="Arial" w:cs="Arial"/>
-        <w:sz w:val="20"/>
-      </w:rPr>
-      <w:t>remarks</w:t>
-    </w:r>
-    <w:proofErr w:type="gramStart"/>
-    <w:r>
-      <w:rPr>
-        <w:rFonts w:ascii="Arial" w:hAnsi="Arial" w:cs="Arial"/>
-        <w:sz w:val="20"/>
-      </w:rPr>
-      <w:t>}{</w:t>
-    </w:r>
-    <w:proofErr w:type="gramEnd"/>
-    <w:r>
-      <w:rPr>
-        <w:rFonts w:ascii="Arial" w:hAnsi="Arial" w:cs="Arial"/>
-        <w:sz w:val="20"/>
-      </w:rPr>
-      <w:t>/}</w:t>
+      <w:t>{#remarks}{remarks}{/}</w:t>
     </w:r>
     <w:r>
       <w:rPr>
@@ -5833,56 +4520,29 @@
         <w:spacing w:val="-4"/>
         <w:sz w:val="20"/>
       </w:rPr>
-      <w:t>remark</w:t>
-    </w:r>
-    <w:proofErr w:type="gramStart"/>
+      <w:t>remark2</w:t>
+    </w:r>
+    <w:r>
+      <w:rPr>
+        <w:rFonts w:ascii="Arial" w:hAnsi="Arial" w:cs="Arial"/>
+        <w:sz w:val="20"/>
+      </w:rPr>
+      <w:t>}{</w:t>
+    </w:r>
     <w:r>
       <w:rPr>
         <w:rFonts w:ascii="Arial" w:hAnsi="Arial" w:cs="Arial"/>
         <w:spacing w:val="-4"/>
         <w:sz w:val="20"/>
       </w:rPr>
-      <w:t>2</w:t>
+      <w:t>remark2</w:t>
     </w:r>
     <w:r>
       <w:rPr>
         <w:rFonts w:ascii="Arial" w:hAnsi="Arial" w:cs="Arial"/>
         <w:sz w:val="20"/>
       </w:rPr>
-      <w:t>}{</w:t>
-    </w:r>
-    <w:proofErr w:type="gramEnd"/>
-    <w:r>
-      <w:rPr>
-        <w:rFonts w:ascii="Arial" w:hAnsi="Arial" w:cs="Arial"/>
-        <w:spacing w:val="-4"/>
-        <w:sz w:val="20"/>
-      </w:rPr>
-      <w:t>remark</w:t>
-    </w:r>
-    <w:proofErr w:type="gramStart"/>
-    <w:r>
-      <w:rPr>
-        <w:rFonts w:ascii="Arial" w:hAnsi="Arial" w:cs="Arial"/>
-        <w:spacing w:val="-4"/>
-        <w:sz w:val="20"/>
-      </w:rPr>
-      <w:t>2</w:t>
-    </w:r>
-    <w:r>
-      <w:rPr>
-        <w:rFonts w:ascii="Arial" w:hAnsi="Arial" w:cs="Arial"/>
-        <w:sz w:val="20"/>
-      </w:rPr>
-      <w:t>}{</w:t>
-    </w:r>
-    <w:proofErr w:type="gramEnd"/>
-    <w:r>
-      <w:rPr>
-        <w:rFonts w:ascii="Arial" w:hAnsi="Arial" w:cs="Arial"/>
-        <w:sz w:val="20"/>
-      </w:rPr>
-      <w:t>/}</w:t>
+      <w:t>}{/}</w:t>
     </w:r>
     <w:r>
       <w:rPr>
@@ -5984,14 +4644,12 @@
       </w:rPr>
       <w:t>{/</w:t>
     </w:r>
-    <w:proofErr w:type="spellStart"/>
     <w:r>
       <w:rPr>
         <w:lang w:val="en-IN"/>
       </w:rPr>
       <w:t>companyData</w:t>
     </w:r>
-    <w:proofErr w:type="spellEnd"/>
     <w:r>
       <w:rPr>
         <w:lang w:val="en-IN"/>
@@ -7254,6 +5912,7 @@
   <w:style w:type="character" w:default="1" w:styleId="DefaultParagraphFont">
     <w:name w:val="Default Paragraph Font"/>
     <w:uiPriority w:val="1"/>
+    <w:semiHidden/>
     <w:unhideWhenUsed/>
   </w:style>
   <w:style w:type="table" w:default="1" w:styleId="TableNormal">

--- a/electron/database/generate-document/templates/order-confirmation.docx
+++ b/electron/database/generate-document/templates/order-confirmation.docx
@@ -1,6 +1,6 @@
 
 <file path=word/document.xml><?xml version="1.0" encoding="utf-8"?>
-<w:document xmlns:wpc="http://schemas.microsoft.com/office/word/2010/wordprocessingCanvas" xmlns:cx="http://schemas.microsoft.com/office/drawing/2014/chartex" xmlns:cx1="http://schemas.microsoft.com/office/drawing/2015/9/8/chartex" xmlns:cx2="http://schemas.microsoft.com/office/drawing/2015/10/21/chartex" xmlns:cx3="http://schemas.microsoft.com/office/drawing/2016/5/9/chartex" xmlns:cx4="http://schemas.microsoft.com/office/drawing/2016/5/10/chartex" xmlns:cx5="http://schemas.microsoft.com/office/drawing/2016/5/11/chartex" xmlns:cx6="http://schemas.microsoft.com/office/drawing/2016/5/12/chartex" xmlns:cx7="http://schemas.microsoft.com/office/drawing/2016/5/13/chartex" xmlns:cx8="http://schemas.microsoft.com/office/drawing/2016/5/14/chartex" xmlns:mc="http://schemas.openxmlformats.org/markup-compatibility/2006" xmlns:aink="http://schemas.microsoft.com/office/drawing/2016/ink" xmlns:am3d="http://schemas.microsoft.com/office/drawing/2017/model3d" xmlns:o="urn:schemas-microsoft-com:office:office" xmlns:oel="http://schemas.microsoft.com/office/2019/extlst" xmlns:r="http://schemas.openxmlformats.org/officeDocument/2006/relationships" xmlns:m="http://schemas.openxmlformats.org/officeDocument/2006/math" xmlns:v="urn:schemas-microsoft-com:vml" xmlns:wp14="http://schemas.microsoft.com/office/word/2010/wordprocessingDrawing" xmlns:wp="http://schemas.openxmlformats.org/drawingml/2006/wordprocessingDrawing" xmlns:w10="urn:schemas-microsoft-com:office:word" xmlns:w="http://schemas.openxmlformats.org/wordprocessingml/2006/main" xmlns:w14="http://schemas.microsoft.com/office/word/2010/wordml" xmlns:w15="http://schemas.microsoft.com/office/word/2012/wordml" xmlns:w16cex="http://schemas.microsoft.com/office/word/2018/wordml/cex" xmlns:w16cid="http://schemas.microsoft.com/office/word/2016/wordml/cid" xmlns:w16="http://schemas.microsoft.com/office/word/2018/wordml" xmlns:w16du="http://schemas.microsoft.com/office/word/2023/wordml/word16du" xmlns:w16sdtdh="http://schemas.microsoft.com/office/word/2020/wordml/sdtdatahash" xmlns:w16sdtfl="http://schemas.microsoft.com/office/word/2024/wordml/sdtformatlock" xmlns:w16se="http://schemas.microsoft.com/office/word/2015/wordml/symex" xmlns:wpg="http://schemas.microsoft.com/office/word/2010/wordprocessingGroup" xmlns:wpi="http://schemas.microsoft.com/office/word/2010/wordprocessingInk" xmlns:wne="http://schemas.microsoft.com/office/word/2006/wordml" xmlns:wps="http://schemas.microsoft.com/office/word/2010/wordprocessingShape" mc:Ignorable="w14 w15 w16se w16cid w16 w16cex w16sdtdh w16sdtfl w16du wp14">
+<w:document xmlns:wpc="http://schemas.microsoft.com/office/word/2010/wordprocessingCanvas" xmlns:cx="http://schemas.microsoft.com/office/drawing/2014/chartex" xmlns:cx1="http://schemas.microsoft.com/office/drawing/2015/9/8/chartex" xmlns:cx2="http://schemas.microsoft.com/office/drawing/2015/10/21/chartex" xmlns:cx3="http://schemas.microsoft.com/office/drawing/2016/5/9/chartex" xmlns:cx4="http://schemas.microsoft.com/office/drawing/2016/5/10/chartex" xmlns:cx5="http://schemas.microsoft.com/office/drawing/2016/5/11/chartex" xmlns:cx6="http://schemas.microsoft.com/office/drawing/2016/5/12/chartex" xmlns:cx7="http://schemas.microsoft.com/office/drawing/2016/5/13/chartex" xmlns:cx8="http://schemas.microsoft.com/office/drawing/2016/5/14/chartex" xmlns:mc="http://schemas.openxmlformats.org/markup-compatibility/2006" xmlns:aink="http://schemas.microsoft.com/office/drawing/2016/ink" xmlns:am3d="http://schemas.microsoft.com/office/drawing/2017/model3d" xmlns:o="urn:schemas-microsoft-com:office:office" xmlns:r="http://schemas.openxmlformats.org/officeDocument/2006/relationships" xmlns:m="http://schemas.openxmlformats.org/officeDocument/2006/math" xmlns:v="urn:schemas-microsoft-com:vml" xmlns:wp14="http://schemas.microsoft.com/office/word/2010/wordprocessingDrawing" xmlns:wp="http://schemas.openxmlformats.org/drawingml/2006/wordprocessingDrawing" xmlns:w10="urn:schemas-microsoft-com:office:word" xmlns:w="http://schemas.openxmlformats.org/wordprocessingml/2006/main" xmlns:w14="http://schemas.microsoft.com/office/word/2010/wordml" xmlns:w15="http://schemas.microsoft.com/office/word/2012/wordml" xmlns:w16cid="http://schemas.microsoft.com/office/word/2016/wordml/cid" xmlns:w16se="http://schemas.microsoft.com/office/word/2015/wordml/symex" xmlns:wpg="http://schemas.microsoft.com/office/word/2010/wordprocessingGroup" xmlns:wpi="http://schemas.microsoft.com/office/word/2010/wordprocessingInk" xmlns:wne="http://schemas.microsoft.com/office/word/2006/wordml" xmlns:wps="http://schemas.microsoft.com/office/word/2010/wordprocessingShape" mc:Ignorable="w14 w15 w16se w16cid wp14">
   <w:body>
     <w:tbl>
       <w:tblPr>
@@ -94,7 +94,29 @@
                 <w:sz w:val="20"/>
                 <w:szCs w:val="20"/>
               </w:rPr>
-              <w:t>{consigneeName}</w:t>
+              <w:t>{</w:t>
+            </w:r>
+            <w:proofErr w:type="spellStart"/>
+            <w:r>
+              <w:rPr>
+                <w:rFonts w:asciiTheme="minorHAnsi" w:hAnsiTheme="minorHAnsi" w:cstheme="minorHAnsi"/>
+                <w:b/>
+                <w:bCs/>
+                <w:sz w:val="20"/>
+                <w:szCs w:val="20"/>
+              </w:rPr>
+              <w:t>consigneeName</w:t>
+            </w:r>
+            <w:proofErr w:type="spellEnd"/>
+            <w:r>
+              <w:rPr>
+                <w:rFonts w:asciiTheme="minorHAnsi" w:hAnsiTheme="minorHAnsi" w:cstheme="minorHAnsi"/>
+                <w:b/>
+                <w:bCs/>
+                <w:sz w:val="20"/>
+                <w:szCs w:val="20"/>
+              </w:rPr>
+              <w:t>}</w:t>
             </w:r>
           </w:p>
           <w:p>
@@ -119,7 +141,29 @@
                 <w:sz w:val="20"/>
                 <w:szCs w:val="20"/>
               </w:rPr>
-              <w:t>{consigneeAddress}</w:t>
+              <w:t>{</w:t>
+            </w:r>
+            <w:proofErr w:type="spellStart"/>
+            <w:r>
+              <w:rPr>
+                <w:rFonts w:asciiTheme="minorHAnsi" w:hAnsiTheme="minorHAnsi" w:cstheme="minorHAnsi"/>
+                <w:b/>
+                <w:bCs/>
+                <w:sz w:val="20"/>
+                <w:szCs w:val="20"/>
+              </w:rPr>
+              <w:t>consigneeAddress</w:t>
+            </w:r>
+            <w:proofErr w:type="spellEnd"/>
+            <w:r>
+              <w:rPr>
+                <w:rFonts w:asciiTheme="minorHAnsi" w:hAnsiTheme="minorHAnsi" w:cstheme="minorHAnsi"/>
+                <w:b/>
+                <w:bCs/>
+                <w:sz w:val="20"/>
+                <w:szCs w:val="20"/>
+              </w:rPr>
+              <w:t>}</w:t>
             </w:r>
             <w:r>
               <w:rPr>
@@ -139,7 +183,29 @@
                 <w:sz w:val="20"/>
                 <w:szCs w:val="20"/>
               </w:rPr>
-              <w:t>{consigneeCity}</w:t>
+              <w:t>{</w:t>
+            </w:r>
+            <w:proofErr w:type="spellStart"/>
+            <w:r>
+              <w:rPr>
+                <w:rFonts w:asciiTheme="minorHAnsi" w:hAnsiTheme="minorHAnsi" w:cstheme="minorHAnsi"/>
+                <w:b/>
+                <w:bCs/>
+                <w:sz w:val="20"/>
+                <w:szCs w:val="20"/>
+              </w:rPr>
+              <w:t>consigneeCity</w:t>
+            </w:r>
+            <w:proofErr w:type="spellEnd"/>
+            <w:r>
+              <w:rPr>
+                <w:rFonts w:asciiTheme="minorHAnsi" w:hAnsiTheme="minorHAnsi" w:cstheme="minorHAnsi"/>
+                <w:b/>
+                <w:bCs/>
+                <w:sz w:val="20"/>
+                <w:szCs w:val="20"/>
+              </w:rPr>
+              <w:t>}</w:t>
             </w:r>
             <w:r>
               <w:rPr>
@@ -159,7 +225,29 @@
                 <w:sz w:val="20"/>
                 <w:szCs w:val="20"/>
               </w:rPr>
-              <w:t>{consigneeState}</w:t>
+              <w:t>{</w:t>
+            </w:r>
+            <w:proofErr w:type="spellStart"/>
+            <w:r>
+              <w:rPr>
+                <w:rFonts w:asciiTheme="minorHAnsi" w:hAnsiTheme="minorHAnsi" w:cstheme="minorHAnsi"/>
+                <w:b/>
+                <w:bCs/>
+                <w:sz w:val="20"/>
+                <w:szCs w:val="20"/>
+              </w:rPr>
+              <w:t>consigneeState</w:t>
+            </w:r>
+            <w:proofErr w:type="spellEnd"/>
+            <w:r>
+              <w:rPr>
+                <w:rFonts w:asciiTheme="minorHAnsi" w:hAnsiTheme="minorHAnsi" w:cstheme="minorHAnsi"/>
+                <w:b/>
+                <w:bCs/>
+                <w:sz w:val="20"/>
+                <w:szCs w:val="20"/>
+              </w:rPr>
+              <w:t>}</w:t>
             </w:r>
             <w:r>
               <w:rPr>
@@ -179,7 +267,29 @@
                 <w:sz w:val="20"/>
                 <w:szCs w:val="20"/>
               </w:rPr>
-              <w:t>{consigneeCountry}</w:t>
+              <w:t>{</w:t>
+            </w:r>
+            <w:proofErr w:type="spellStart"/>
+            <w:r>
+              <w:rPr>
+                <w:rFonts w:asciiTheme="minorHAnsi" w:hAnsiTheme="minorHAnsi" w:cstheme="minorHAnsi"/>
+                <w:b/>
+                <w:bCs/>
+                <w:sz w:val="20"/>
+                <w:szCs w:val="20"/>
+              </w:rPr>
+              <w:t>consigneeCountry</w:t>
+            </w:r>
+            <w:proofErr w:type="spellEnd"/>
+            <w:r>
+              <w:rPr>
+                <w:rFonts w:asciiTheme="minorHAnsi" w:hAnsiTheme="minorHAnsi" w:cstheme="minorHAnsi"/>
+                <w:b/>
+                <w:bCs/>
+                <w:sz w:val="20"/>
+                <w:szCs w:val="20"/>
+              </w:rPr>
+              <w:t>}</w:t>
             </w:r>
             <w:r>
               <w:rPr>
@@ -201,6 +311,7 @@
               </w:rPr>
               <w:t>{#</w:t>
             </w:r>
+            <w:proofErr w:type="spellStart"/>
             <w:r>
               <w:rPr>
                 <w:rFonts w:asciiTheme="minorHAnsi" w:hAnsiTheme="minorHAnsi" w:cstheme="minorHAnsi"/>
@@ -211,6 +322,7 @@
               </w:rPr>
               <w:t>consigneeZip</w:t>
             </w:r>
+            <w:proofErr w:type="spellEnd"/>
             <w:r>
               <w:rPr>
                 <w:rFonts w:asciiTheme="minorHAnsi" w:hAnsiTheme="minorHAnsi" w:cstheme="minorHAnsi"/>
@@ -239,7 +351,29 @@
                 <w:sz w:val="20"/>
                 <w:szCs w:val="20"/>
               </w:rPr>
-              <w:t>{consigneeZip}</w:t>
+              <w:t>{</w:t>
+            </w:r>
+            <w:proofErr w:type="spellStart"/>
+            <w:r>
+              <w:rPr>
+                <w:rFonts w:asciiTheme="minorHAnsi" w:hAnsiTheme="minorHAnsi" w:cstheme="minorHAnsi"/>
+                <w:b/>
+                <w:bCs/>
+                <w:sz w:val="20"/>
+                <w:szCs w:val="20"/>
+              </w:rPr>
+              <w:t>consigneeZip</w:t>
+            </w:r>
+            <w:proofErr w:type="spellEnd"/>
+            <w:r>
+              <w:rPr>
+                <w:rFonts w:asciiTheme="minorHAnsi" w:hAnsiTheme="minorHAnsi" w:cstheme="minorHAnsi"/>
+                <w:b/>
+                <w:bCs/>
+                <w:sz w:val="20"/>
+                <w:szCs w:val="20"/>
+              </w:rPr>
+              <w:t>}</w:t>
             </w:r>
             <w:r>
               <w:rPr>
@@ -251,6 +385,7 @@
               </w:rPr>
               <w:t>{/</w:t>
             </w:r>
+            <w:proofErr w:type="spellStart"/>
             <w:r>
               <w:rPr>
                 <w:rFonts w:asciiTheme="minorHAnsi" w:hAnsiTheme="minorHAnsi" w:cstheme="minorHAnsi"/>
@@ -261,6 +396,7 @@
               </w:rPr>
               <w:t>consigneeZip</w:t>
             </w:r>
+            <w:proofErr w:type="spellEnd"/>
             <w:r>
               <w:rPr>
                 <w:rFonts w:asciiTheme="minorHAnsi" w:hAnsiTheme="minorHAnsi" w:cstheme="minorHAnsi"/>
@@ -363,15 +499,133 @@
                 <w:sz w:val="20"/>
                 <w:szCs w:val="20"/>
               </w:rPr>
-              <w:t xml:space="preserve">{#isUK}Proforma Invoice{/isUK}{#isGen}Order Confirmation{/isGen} : </w:t>
-            </w:r>
-            <w:r>
-              <w:rPr>
-                <w:rFonts w:asciiTheme="minorHAnsi" w:hAnsiTheme="minorHAnsi" w:cstheme="minorHAnsi"/>
-                <w:sz w:val="20"/>
-                <w:szCs w:val="20"/>
-              </w:rPr>
-              <w:t>{invoicePiNo}</w:t>
+              <w:t>{#</w:t>
+            </w:r>
+            <w:proofErr w:type="spellStart"/>
+            <w:proofErr w:type="gramStart"/>
+            <w:r>
+              <w:rPr>
+                <w:rFonts w:asciiTheme="minorHAnsi" w:hAnsiTheme="minorHAnsi" w:cstheme="minorHAnsi"/>
+                <w:b/>
+                <w:bCs/>
+                <w:sz w:val="20"/>
+                <w:szCs w:val="20"/>
+              </w:rPr>
+              <w:t>isUK</w:t>
+            </w:r>
+            <w:proofErr w:type="spellEnd"/>
+            <w:r>
+              <w:rPr>
+                <w:rFonts w:asciiTheme="minorHAnsi" w:hAnsiTheme="minorHAnsi" w:cstheme="minorHAnsi"/>
+                <w:b/>
+                <w:bCs/>
+                <w:sz w:val="20"/>
+                <w:szCs w:val="20"/>
+              </w:rPr>
+              <w:t>}Proforma</w:t>
+            </w:r>
+            <w:proofErr w:type="gramEnd"/>
+            <w:r>
+              <w:rPr>
+                <w:rFonts w:asciiTheme="minorHAnsi" w:hAnsiTheme="minorHAnsi" w:cstheme="minorHAnsi"/>
+                <w:b/>
+                <w:bCs/>
+                <w:sz w:val="20"/>
+                <w:szCs w:val="20"/>
+              </w:rPr>
+              <w:t xml:space="preserve"> Invoice{/</w:t>
+            </w:r>
+            <w:proofErr w:type="spellStart"/>
+            <w:r>
+              <w:rPr>
+                <w:rFonts w:asciiTheme="minorHAnsi" w:hAnsiTheme="minorHAnsi" w:cstheme="minorHAnsi"/>
+                <w:b/>
+                <w:bCs/>
+                <w:sz w:val="20"/>
+                <w:szCs w:val="20"/>
+              </w:rPr>
+              <w:t>isUK</w:t>
+            </w:r>
+            <w:proofErr w:type="spellEnd"/>
+            <w:r>
+              <w:rPr>
+                <w:rFonts w:asciiTheme="minorHAnsi" w:hAnsiTheme="minorHAnsi" w:cstheme="minorHAnsi"/>
+                <w:b/>
+                <w:bCs/>
+                <w:sz w:val="20"/>
+                <w:szCs w:val="20"/>
+              </w:rPr>
+              <w:t>}{#</w:t>
+            </w:r>
+            <w:proofErr w:type="spellStart"/>
+            <w:r>
+              <w:rPr>
+                <w:rFonts w:asciiTheme="minorHAnsi" w:hAnsiTheme="minorHAnsi" w:cstheme="minorHAnsi"/>
+                <w:b/>
+                <w:bCs/>
+                <w:sz w:val="20"/>
+                <w:szCs w:val="20"/>
+              </w:rPr>
+              <w:t>isGen</w:t>
+            </w:r>
+            <w:proofErr w:type="spellEnd"/>
+            <w:r>
+              <w:rPr>
+                <w:rFonts w:asciiTheme="minorHAnsi" w:hAnsiTheme="minorHAnsi" w:cstheme="minorHAnsi"/>
+                <w:b/>
+                <w:bCs/>
+                <w:sz w:val="20"/>
+                <w:szCs w:val="20"/>
+              </w:rPr>
+              <w:t>}Order Confirmation{/</w:t>
+            </w:r>
+            <w:proofErr w:type="spellStart"/>
+            <w:r>
+              <w:rPr>
+                <w:rFonts w:asciiTheme="minorHAnsi" w:hAnsiTheme="minorHAnsi" w:cstheme="minorHAnsi"/>
+                <w:b/>
+                <w:bCs/>
+                <w:sz w:val="20"/>
+                <w:szCs w:val="20"/>
+              </w:rPr>
+              <w:t>isGen</w:t>
+            </w:r>
+            <w:proofErr w:type="spellEnd"/>
+            <w:r>
+              <w:rPr>
+                <w:rFonts w:asciiTheme="minorHAnsi" w:hAnsiTheme="minorHAnsi" w:cstheme="minorHAnsi"/>
+                <w:b/>
+                <w:bCs/>
+                <w:sz w:val="20"/>
+                <w:szCs w:val="20"/>
+              </w:rPr>
+              <w:t xml:space="preserve">} : </w:t>
+            </w:r>
+            <w:r>
+              <w:rPr>
+                <w:rFonts w:asciiTheme="minorHAnsi" w:hAnsiTheme="minorHAnsi" w:cstheme="minorHAnsi"/>
+                <w:sz w:val="20"/>
+                <w:szCs w:val="20"/>
+              </w:rPr>
+              <w:t>{</w:t>
+            </w:r>
+            <w:proofErr w:type="spellStart"/>
+            <w:r>
+              <w:rPr>
+                <w:rFonts w:asciiTheme="minorHAnsi" w:hAnsiTheme="minorHAnsi" w:cstheme="minorHAnsi"/>
+                <w:sz w:val="20"/>
+                <w:szCs w:val="20"/>
+              </w:rPr>
+              <w:t>invoicePiNo</w:t>
+            </w:r>
+            <w:proofErr w:type="spellEnd"/>
+            <w:r>
+              <w:rPr>
+                <w:rFonts w:asciiTheme="minorHAnsi" w:hAnsiTheme="minorHAnsi" w:cstheme="minorHAnsi"/>
+                <w:sz w:val="20"/>
+                <w:szCs w:val="20"/>
+              </w:rPr>
+              <w:t>}</w:t>
             </w:r>
           </w:p>
           <w:p>
@@ -456,7 +710,7 @@
                     </wp:anchor>
                   </w:drawing>
                 </mc:Choice>
-                <mc:Fallback>
+                <mc:Fallback xmlns:w16sdtfl="http://schemas.microsoft.com/office/word/2024/wordml/sdtformatlock" xmlns:w16sdtdh="http://schemas.microsoft.com/office/word/2020/wordml/sdtdatahash" xmlns:w16du="http://schemas.microsoft.com/office/word/2023/wordml/word16du" xmlns:w16="http://schemas.microsoft.com/office/word/2018/wordml" xmlns:w16cex="http://schemas.microsoft.com/office/word/2018/wordml/cex" xmlns:oel="http://schemas.microsoft.com/office/2019/extlst">
                   <w:pict>
                     <v:shapetype w14:anchorId="4B12F047" id="_x0000_t32" coordsize="21600,21600" o:spt="32" o:oned="t" path="m,l21600,21600e" filled="f">
                       <v:path arrowok="t" fillok="f" o:connecttype="none"/>
@@ -534,13 +788,14 @@
                     </wp:anchor>
                   </w:drawing>
                 </mc:Choice>
-                <mc:Fallback>
+                <mc:Fallback xmlns:w16sdtfl="http://schemas.microsoft.com/office/word/2024/wordml/sdtformatlock" xmlns:w16sdtdh="http://schemas.microsoft.com/office/word/2020/wordml/sdtdatahash" xmlns:w16du="http://schemas.microsoft.com/office/word/2023/wordml/word16du" xmlns:w16="http://schemas.microsoft.com/office/word/2018/wordml" xmlns:w16cex="http://schemas.microsoft.com/office/word/2018/wordml/cex" xmlns:oel="http://schemas.microsoft.com/office/2019/extlst">
                   <w:pict>
                     <v:shape w14:anchorId="0CB985A2" id="AutoShape 4" o:spid="_x0000_s1026" type="#_x0000_t32" style="position:absolute;margin-left:-.1pt;margin-top:19.9pt;width:180.6pt;height:0;z-index:251660288;visibility:visible;mso-wrap-style:square;mso-width-percent:0;mso-height-percent:0;mso-wrap-distance-left:9pt;mso-wrap-distance-top:0;mso-wrap-distance-right:9pt;mso-wrap-distance-bottom:0;mso-position-horizontal:absolute;mso-position-horizontal-relative:text;mso-position-vertical:absolute;mso-position-vertical-relative:text;mso-width-percent:0;mso-height-percent:0;mso-width-relative:page;mso-height-relative:page" o:gfxdata="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"/>
                   </w:pict>
                 </mc:Fallback>
               </mc:AlternateContent>
             </w:r>
+            <w:proofErr w:type="gramStart"/>
             <w:r>
               <w:rPr>
                 <w:rFonts w:asciiTheme="minorHAnsi" w:hAnsiTheme="minorHAnsi" w:cstheme="minorHAnsi"/>
@@ -564,17 +819,28 @@
                 <w:spacing w:val="-10"/>
                 <w:sz w:val="20"/>
               </w:rPr>
-              <w:t xml:space="preserve">: </w:t>
-            </w:r>
-            <w:r>
-              <w:rPr>
-                <w:rFonts w:asciiTheme="minorHAnsi" w:hAnsiTheme="minorHAnsi" w:cstheme="minorHAnsi"/>
-                <w:bCs/>
+              <w:t>:</w:t>
+            </w:r>
+            <w:proofErr w:type="gramEnd"/>
+            <w:r>
+              <w:rPr>
+                <w:rFonts w:asciiTheme="minorHAnsi" w:hAnsiTheme="minorHAnsi" w:cstheme="minorHAnsi"/>
+                <w:b/>
                 <w:spacing w:val="-10"/>
                 <w:sz w:val="20"/>
               </w:rPr>
+              <w:t xml:space="preserve"> </w:t>
+            </w:r>
+            <w:r>
+              <w:rPr>
+                <w:rFonts w:asciiTheme="minorHAnsi" w:hAnsiTheme="minorHAnsi" w:cstheme="minorHAnsi"/>
+                <w:bCs/>
+                <w:spacing w:val="-10"/>
+                <w:sz w:val="20"/>
+              </w:rPr>
               <w:t>{</w:t>
             </w:r>
+            <w:proofErr w:type="spellStart"/>
             <w:r>
               <w:rPr>
                 <w:rFonts w:asciiTheme="minorHAnsi" w:hAnsiTheme="minorHAnsi" w:cstheme="minorHAnsi"/>
@@ -585,6 +851,7 @@
               </w:rPr>
               <w:t>orderDate</w:t>
             </w:r>
+            <w:proofErr w:type="spellEnd"/>
             <w:r>
               <w:rPr>
                 <w:rFonts w:asciiTheme="minorHAnsi" w:hAnsiTheme="minorHAnsi" w:cstheme="minorHAnsi"/>
@@ -627,27 +894,68 @@
               <w:ind w:right="227"/>
               <w:rPr>
                 <w:rFonts w:asciiTheme="minorHAnsi" w:hAnsiTheme="minorHAnsi" w:cstheme="minorHAnsi"/>
-                <w:sz w:val="20"/>
-                <w:szCs w:val="20"/>
-              </w:rPr>
-            </w:pPr>
-            <w:r>
-              <w:rPr>
-                <w:rFonts w:asciiTheme="minorHAnsi" w:hAnsiTheme="minorHAnsi" w:cstheme="minorHAnsi"/>
-                <w:b/>
-                <w:bCs/>
-                <w:sz w:val="20"/>
-                <w:szCs w:val="20"/>
-              </w:rPr>
-              <w:t>Buyer</w:t>
-            </w:r>
-            <w:r>
-              <w:rPr>
-                <w:rFonts w:asciiTheme="minorHAnsi" w:hAnsiTheme="minorHAnsi" w:cstheme="minorHAnsi"/>
-                <w:sz w:val="20"/>
-                <w:szCs w:val="20"/>
-              </w:rPr>
-              <w:t>,</w:t>
+                <w:b/>
+                <w:bCs/>
+                <w:sz w:val="20"/>
+                <w:szCs w:val="20"/>
+              </w:rPr>
+            </w:pPr>
+            <w:bookmarkStart w:id="0" w:name="_GoBack"/>
+            <w:bookmarkEnd w:id="0"/>
+            <w:r>
+              <w:rPr>
+                <w:rFonts w:asciiTheme="minorHAnsi" w:hAnsiTheme="minorHAnsi" w:cstheme="minorHAnsi"/>
+                <w:b/>
+                <w:bCs/>
+                <w:sz w:val="20"/>
+                <w:szCs w:val="20"/>
+              </w:rPr>
+              <w:t>{#</w:t>
+            </w:r>
+            <w:proofErr w:type="spellStart"/>
+            <w:r>
+              <w:rPr>
+                <w:rFonts w:asciiTheme="minorHAnsi" w:hAnsiTheme="minorHAnsi" w:cstheme="minorHAnsi"/>
+                <w:b/>
+                <w:bCs/>
+                <w:sz w:val="20"/>
+                <w:szCs w:val="20"/>
+                <w:lang w:val="en-IN"/>
+              </w:rPr>
+              <w:t>isUK</w:t>
+            </w:r>
+            <w:proofErr w:type="spellEnd"/>
+            <w:r>
+              <w:rPr>
+                <w:rFonts w:asciiTheme="minorHAnsi" w:hAnsiTheme="minorHAnsi" w:cstheme="minorHAnsi"/>
+                <w:b/>
+                <w:bCs/>
+                <w:sz w:val="20"/>
+                <w:szCs w:val="20"/>
+              </w:rPr>
+              <w:t>}NOTIFY{/</w:t>
+            </w:r>
+            <w:proofErr w:type="spellStart"/>
+            <w:r>
+              <w:rPr>
+                <w:rFonts w:asciiTheme="minorHAnsi" w:hAnsiTheme="minorHAnsi" w:cstheme="minorHAnsi"/>
+                <w:b/>
+                <w:bCs/>
+                <w:sz w:val="20"/>
+                <w:szCs w:val="20"/>
+              </w:rPr>
+              <w:t>isUK</w:t>
+            </w:r>
+            <w:proofErr w:type="spellEnd"/>
+            <w:r>
+              <w:rPr>
+                <w:rFonts w:asciiTheme="minorHAnsi" w:hAnsiTheme="minorHAnsi" w:cstheme="minorHAnsi"/>
+                <w:b/>
+                <w:bCs/>
+                <w:sz w:val="20"/>
+                <w:szCs w:val="20"/>
+              </w:rPr>
+              <w:t>}</w:t>
             </w:r>
           </w:p>
           <w:p>
@@ -672,28 +980,29 @@
                 <w:sz w:val="20"/>
                 <w:szCs w:val="20"/>
               </w:rPr>
-              <w:t>{#</w:t>
-            </w:r>
-            <w:r>
-              <w:rPr>
-                <w:rFonts w:asciiTheme="minorHAnsi" w:hAnsiTheme="minorHAnsi" w:cstheme="minorHAnsi"/>
-                <w:b/>
-                <w:bCs/>
-                <w:sz w:val="20"/>
-                <w:szCs w:val="20"/>
-                <w:lang w:val="en-IN"/>
-              </w:rPr>
-              <w:t>isUK</w:t>
-            </w:r>
-            <w:r>
-              <w:rPr>
-                <w:rFonts w:asciiTheme="minorHAnsi" w:hAnsiTheme="minorHAnsi" w:cstheme="minorHAnsi"/>
-                <w:b/>
-                <w:bCs/>
-                <w:sz w:val="20"/>
-                <w:szCs w:val="20"/>
-              </w:rPr>
-              <w:t>}NOTIFY{/isUK}</w:t>
+              <w:t>{</w:t>
+            </w:r>
+            <w:proofErr w:type="spellStart"/>
+            <w:r>
+              <w:rPr>
+                <w:rFonts w:asciiTheme="minorHAnsi" w:hAnsiTheme="minorHAnsi" w:cstheme="minorHAnsi"/>
+                <w:b/>
+                <w:bCs/>
+                <w:sz w:val="20"/>
+                <w:szCs w:val="20"/>
+              </w:rPr>
+              <w:t>buyerName</w:t>
+            </w:r>
+            <w:proofErr w:type="spellEnd"/>
+            <w:r>
+              <w:rPr>
+                <w:rFonts w:asciiTheme="minorHAnsi" w:hAnsiTheme="minorHAnsi" w:cstheme="minorHAnsi"/>
+                <w:b/>
+                <w:bCs/>
+                <w:sz w:val="20"/>
+                <w:szCs w:val="20"/>
+              </w:rPr>
+              <w:t>}</w:t>
             </w:r>
           </w:p>
           <w:p>
@@ -718,7 +1027,29 @@
                 <w:sz w:val="20"/>
                 <w:szCs w:val="20"/>
               </w:rPr>
-              <w:t>{buyerName}</w:t>
+              <w:t>{</w:t>
+            </w:r>
+            <w:proofErr w:type="spellStart"/>
+            <w:r>
+              <w:rPr>
+                <w:rFonts w:asciiTheme="minorHAnsi" w:hAnsiTheme="minorHAnsi" w:cstheme="minorHAnsi"/>
+                <w:b/>
+                <w:bCs/>
+                <w:sz w:val="20"/>
+                <w:szCs w:val="20"/>
+              </w:rPr>
+              <w:t>buyerAddress</w:t>
+            </w:r>
+            <w:proofErr w:type="spellEnd"/>
+            <w:r>
+              <w:rPr>
+                <w:rFonts w:asciiTheme="minorHAnsi" w:hAnsiTheme="minorHAnsi" w:cstheme="minorHAnsi"/>
+                <w:b/>
+                <w:bCs/>
+                <w:sz w:val="20"/>
+                <w:szCs w:val="20"/>
+              </w:rPr>
+              <w:t>}</w:t>
             </w:r>
           </w:p>
           <w:p>
@@ -743,40 +1074,59 @@
                 <w:sz w:val="20"/>
                 <w:szCs w:val="20"/>
               </w:rPr>
-              <w:t>{buyerAddress}</w:t>
-            </w:r>
-          </w:p>
-          <w:p>
-            <w:pPr>
-              <w:tabs>
-                <w:tab w:val="left" w:pos="1224"/>
-              </w:tabs>
+              <w:t>{</w:t>
+            </w:r>
+            <w:proofErr w:type="spellStart"/>
+            <w:r>
+              <w:rPr>
+                <w:rFonts w:asciiTheme="minorHAnsi" w:hAnsiTheme="minorHAnsi" w:cstheme="minorHAnsi"/>
+                <w:b/>
+                <w:bCs/>
+                <w:sz w:val="20"/>
+                <w:szCs w:val="20"/>
+              </w:rPr>
+              <w:t>buyerCity</w:t>
+            </w:r>
+            <w:proofErr w:type="spellEnd"/>
+            <w:r>
+              <w:rPr>
+                <w:rFonts w:asciiTheme="minorHAnsi" w:hAnsiTheme="minorHAnsi" w:cstheme="minorHAnsi"/>
+                <w:b/>
+                <w:bCs/>
+                <w:sz w:val="20"/>
+                <w:szCs w:val="20"/>
+              </w:rPr>
+              <w:t>} {</w:t>
+            </w:r>
+            <w:proofErr w:type="spellStart"/>
+            <w:r>
+              <w:rPr>
+                <w:rFonts w:asciiTheme="minorHAnsi" w:hAnsiTheme="minorHAnsi" w:cstheme="minorHAnsi"/>
+                <w:b/>
+                <w:bCs/>
+                <w:sz w:val="20"/>
+                <w:szCs w:val="20"/>
+              </w:rPr>
+              <w:t>buyerState</w:t>
+            </w:r>
+            <w:proofErr w:type="spellEnd"/>
+            <w:r>
+              <w:rPr>
+                <w:rFonts w:asciiTheme="minorHAnsi" w:hAnsiTheme="minorHAnsi" w:cstheme="minorHAnsi"/>
+                <w:b/>
+                <w:bCs/>
+                <w:sz w:val="20"/>
+                <w:szCs w:val="20"/>
+              </w:rPr>
+              <w:t>}</w:t>
+            </w:r>
+          </w:p>
+          <w:p>
+            <w:pPr>
               <w:ind w:right="227"/>
               <w:rPr>
                 <w:rFonts w:asciiTheme="minorHAnsi" w:hAnsiTheme="minorHAnsi" w:cstheme="minorHAnsi"/>
                 <w:b/>
-                <w:bCs/>
-                <w:sz w:val="20"/>
-                <w:szCs w:val="20"/>
-              </w:rPr>
-            </w:pPr>
-            <w:r>
-              <w:rPr>
-                <w:rFonts w:asciiTheme="minorHAnsi" w:hAnsiTheme="minorHAnsi" w:cstheme="minorHAnsi"/>
-                <w:b/>
-                <w:bCs/>
-                <w:sz w:val="20"/>
-                <w:szCs w:val="20"/>
-              </w:rPr>
-              <w:t>{buyerCity} {buyerState}</w:t>
-            </w:r>
-          </w:p>
-          <w:p>
-            <w:pPr>
-              <w:ind w:right="227"/>
-              <w:rPr>
-                <w:rFonts w:asciiTheme="minorHAnsi" w:hAnsiTheme="minorHAnsi" w:cstheme="minorHAnsi"/>
-                <w:b/>
                 <w:spacing w:val="-2"/>
                 <w:sz w:val="20"/>
                 <w:szCs w:val="24"/>
@@ -790,7 +1140,29 @@
                 <w:sz w:val="20"/>
                 <w:szCs w:val="20"/>
               </w:rPr>
-              <w:t xml:space="preserve">{buyerCountry} </w:t>
+              <w:t>{</w:t>
+            </w:r>
+            <w:proofErr w:type="spellStart"/>
+            <w:r>
+              <w:rPr>
+                <w:rFonts w:asciiTheme="minorHAnsi" w:hAnsiTheme="minorHAnsi" w:cstheme="minorHAnsi"/>
+                <w:b/>
+                <w:bCs/>
+                <w:sz w:val="20"/>
+                <w:szCs w:val="20"/>
+              </w:rPr>
+              <w:t>buyerCountry</w:t>
+            </w:r>
+            <w:proofErr w:type="spellEnd"/>
+            <w:r>
+              <w:rPr>
+                <w:rFonts w:asciiTheme="minorHAnsi" w:hAnsiTheme="minorHAnsi" w:cstheme="minorHAnsi"/>
+                <w:b/>
+                <w:bCs/>
+                <w:sz w:val="20"/>
+                <w:szCs w:val="20"/>
+              </w:rPr>
+              <w:t xml:space="preserve">} </w:t>
             </w:r>
             <w:r>
               <w:rPr>
@@ -802,6 +1174,7 @@
               </w:rPr>
               <w:t>{#</w:t>
             </w:r>
+            <w:proofErr w:type="spellStart"/>
             <w:r>
               <w:rPr>
                 <w:rFonts w:asciiTheme="minorHAnsi" w:hAnsiTheme="minorHAnsi" w:cstheme="minorHAnsi"/>
@@ -812,6 +1185,7 @@
               </w:rPr>
               <w:t>buyerZip</w:t>
             </w:r>
+            <w:proofErr w:type="spellEnd"/>
             <w:r>
               <w:rPr>
                 <w:rFonts w:asciiTheme="minorHAnsi" w:hAnsiTheme="minorHAnsi" w:cstheme="minorHAnsi"/>
@@ -830,7 +1204,29 @@
                 <w:sz w:val="20"/>
                 <w:szCs w:val="20"/>
               </w:rPr>
-              <w:t>- {buyerZip}</w:t>
+              <w:t>- {</w:t>
+            </w:r>
+            <w:proofErr w:type="spellStart"/>
+            <w:r>
+              <w:rPr>
+                <w:rFonts w:asciiTheme="minorHAnsi" w:hAnsiTheme="minorHAnsi" w:cstheme="minorHAnsi"/>
+                <w:b/>
+                <w:bCs/>
+                <w:sz w:val="20"/>
+                <w:szCs w:val="20"/>
+              </w:rPr>
+              <w:t>buyerZip</w:t>
+            </w:r>
+            <w:proofErr w:type="spellEnd"/>
+            <w:r>
+              <w:rPr>
+                <w:rFonts w:asciiTheme="minorHAnsi" w:hAnsiTheme="minorHAnsi" w:cstheme="minorHAnsi"/>
+                <w:b/>
+                <w:bCs/>
+                <w:sz w:val="20"/>
+                <w:szCs w:val="20"/>
+              </w:rPr>
+              <w:t>}</w:t>
             </w:r>
             <w:r>
               <w:rPr>
@@ -842,6 +1238,7 @@
               </w:rPr>
               <w:t>{/</w:t>
             </w:r>
+            <w:proofErr w:type="spellStart"/>
             <w:r>
               <w:rPr>
                 <w:rFonts w:asciiTheme="minorHAnsi" w:hAnsiTheme="minorHAnsi" w:cstheme="minorHAnsi"/>
@@ -852,6 +1249,7 @@
               </w:rPr>
               <w:t>buyerZip</w:t>
             </w:r>
+            <w:proofErr w:type="spellEnd"/>
             <w:r>
               <w:rPr>
                 <w:rFonts w:asciiTheme="minorHAnsi" w:hAnsiTheme="minorHAnsi" w:cstheme="minorHAnsi"/>
@@ -1173,7 +1571,29 @@
                 <w:sz w:val="20"/>
                 <w:szCs w:val="24"/>
               </w:rPr>
-              <w:t>{currencyChar}</w:t>
+              <w:t>{</w:t>
+            </w:r>
+            <w:proofErr w:type="spellStart"/>
+            <w:r>
+              <w:rPr>
+                <w:rFonts w:asciiTheme="minorHAnsi" w:hAnsiTheme="minorHAnsi" w:cstheme="minorHAnsi"/>
+                <w:b/>
+                <w:bCs/>
+                <w:sz w:val="20"/>
+                <w:szCs w:val="24"/>
+              </w:rPr>
+              <w:t>currencyChar</w:t>
+            </w:r>
+            <w:proofErr w:type="spellEnd"/>
+            <w:r>
+              <w:rPr>
+                <w:rFonts w:asciiTheme="minorHAnsi" w:hAnsiTheme="minorHAnsi" w:cstheme="minorHAnsi"/>
+                <w:b/>
+                <w:bCs/>
+                <w:sz w:val="20"/>
+                <w:szCs w:val="24"/>
+              </w:rPr>
+              <w:t>}</w:t>
             </w:r>
           </w:p>
         </w:tc>
@@ -1224,7 +1644,29 @@
                 <w:sz w:val="20"/>
                 <w:szCs w:val="24"/>
               </w:rPr>
-              <w:t>{currencyChar}</w:t>
+              <w:t>{</w:t>
+            </w:r>
+            <w:proofErr w:type="spellStart"/>
+            <w:r>
+              <w:rPr>
+                <w:rFonts w:asciiTheme="minorHAnsi" w:hAnsiTheme="minorHAnsi" w:cstheme="minorHAnsi"/>
+                <w:b/>
+                <w:bCs/>
+                <w:sz w:val="20"/>
+                <w:szCs w:val="24"/>
+              </w:rPr>
+              <w:t>currencyChar</w:t>
+            </w:r>
+            <w:proofErr w:type="spellEnd"/>
+            <w:r>
+              <w:rPr>
+                <w:rFonts w:asciiTheme="minorHAnsi" w:hAnsiTheme="minorHAnsi" w:cstheme="minorHAnsi"/>
+                <w:b/>
+                <w:bCs/>
+                <w:sz w:val="20"/>
+                <w:szCs w:val="24"/>
+              </w:rPr>
+              <w:t>}</w:t>
             </w:r>
           </w:p>
         </w:tc>
@@ -1256,6 +1698,8 @@
               </w:rPr>
               <w:t>{#</w:t>
             </w:r>
+            <w:proofErr w:type="spellStart"/>
+            <w:proofErr w:type="gramStart"/>
             <w:r>
               <w:rPr>
                 <w:rFonts w:asciiTheme="minorHAnsi" w:hAnsiTheme="minorHAnsi" w:cstheme="minorHAnsi"/>
@@ -1265,31 +1709,99 @@
               </w:rPr>
               <w:t>OCItems</w:t>
             </w:r>
-            <w:r>
-              <w:rPr>
-                <w:rFonts w:asciiTheme="minorHAnsi" w:hAnsiTheme="minorHAnsi" w:cstheme="minorHAnsi"/>
-                <w:sz w:val="20"/>
-                <w:szCs w:val="20"/>
-              </w:rPr>
-              <w:t>}{#showThickness}</w:t>
-            </w:r>
-            <w:r>
-              <w:rPr>
-                <w:rFonts w:asciiTheme="minorHAnsi" w:hAnsiTheme="minorHAnsi" w:cstheme="minorHAnsi"/>
-                <w:b/>
-                <w:bCs/>
-                <w:sz w:val="20"/>
-                <w:szCs w:val="20"/>
-              </w:rPr>
-              <w:t>{thicknessDetail}</w:t>
-            </w:r>
-            <w:r>
-              <w:rPr>
-                <w:rFonts w:asciiTheme="minorHAnsi" w:hAnsiTheme="minorHAnsi" w:cstheme="minorHAnsi"/>
-                <w:sz w:val="20"/>
-                <w:szCs w:val="20"/>
-              </w:rPr>
-              <w:t>{/showThickness}</w:t>
+            <w:proofErr w:type="spellEnd"/>
+            <w:r>
+              <w:rPr>
+                <w:rFonts w:asciiTheme="minorHAnsi" w:hAnsiTheme="minorHAnsi" w:cstheme="minorHAnsi"/>
+                <w:sz w:val="20"/>
+                <w:szCs w:val="20"/>
+              </w:rPr>
+              <w:t>}{</w:t>
+            </w:r>
+            <w:proofErr w:type="gramEnd"/>
+            <w:r>
+              <w:rPr>
+                <w:rFonts w:asciiTheme="minorHAnsi" w:hAnsiTheme="minorHAnsi" w:cstheme="minorHAnsi"/>
+                <w:sz w:val="20"/>
+                <w:szCs w:val="20"/>
+              </w:rPr>
+              <w:t>#</w:t>
+            </w:r>
+            <w:proofErr w:type="spellStart"/>
+            <w:r>
+              <w:rPr>
+                <w:rFonts w:asciiTheme="minorHAnsi" w:hAnsiTheme="minorHAnsi" w:cstheme="minorHAnsi"/>
+                <w:sz w:val="20"/>
+                <w:szCs w:val="20"/>
+              </w:rPr>
+              <w:t>showThickness</w:t>
+            </w:r>
+            <w:proofErr w:type="spellEnd"/>
+            <w:r>
+              <w:rPr>
+                <w:rFonts w:asciiTheme="minorHAnsi" w:hAnsiTheme="minorHAnsi" w:cstheme="minorHAnsi"/>
+                <w:sz w:val="20"/>
+                <w:szCs w:val="20"/>
+              </w:rPr>
+              <w:t>}</w:t>
+            </w:r>
+            <w:r>
+              <w:rPr>
+                <w:rFonts w:asciiTheme="minorHAnsi" w:hAnsiTheme="minorHAnsi" w:cstheme="minorHAnsi"/>
+                <w:b/>
+                <w:bCs/>
+                <w:sz w:val="20"/>
+                <w:szCs w:val="20"/>
+              </w:rPr>
+              <w:t>{</w:t>
+            </w:r>
+            <w:proofErr w:type="spellStart"/>
+            <w:r>
+              <w:rPr>
+                <w:rFonts w:asciiTheme="minorHAnsi" w:hAnsiTheme="minorHAnsi" w:cstheme="minorHAnsi"/>
+                <w:b/>
+                <w:bCs/>
+                <w:sz w:val="20"/>
+                <w:szCs w:val="20"/>
+              </w:rPr>
+              <w:t>thicknessDetail</w:t>
+            </w:r>
+            <w:proofErr w:type="spellEnd"/>
+            <w:r>
+              <w:rPr>
+                <w:rFonts w:asciiTheme="minorHAnsi" w:hAnsiTheme="minorHAnsi" w:cstheme="minorHAnsi"/>
+                <w:b/>
+                <w:bCs/>
+                <w:sz w:val="20"/>
+                <w:szCs w:val="20"/>
+              </w:rPr>
+              <w:t>}</w:t>
+            </w:r>
+            <w:r>
+              <w:rPr>
+                <w:rFonts w:asciiTheme="minorHAnsi" w:hAnsiTheme="minorHAnsi" w:cstheme="minorHAnsi"/>
+                <w:sz w:val="20"/>
+                <w:szCs w:val="20"/>
+              </w:rPr>
+              <w:t>{/</w:t>
+            </w:r>
+            <w:proofErr w:type="spellStart"/>
+            <w:r>
+              <w:rPr>
+                <w:rFonts w:asciiTheme="minorHAnsi" w:hAnsiTheme="minorHAnsi" w:cstheme="minorHAnsi"/>
+                <w:sz w:val="20"/>
+                <w:szCs w:val="20"/>
+              </w:rPr>
+              <w:t>showThickness</w:t>
+            </w:r>
+            <w:proofErr w:type="spellEnd"/>
+            <w:r>
+              <w:rPr>
+                <w:rFonts w:asciiTheme="minorHAnsi" w:hAnsiTheme="minorHAnsi" w:cstheme="minorHAnsi"/>
+                <w:sz w:val="20"/>
+                <w:szCs w:val="20"/>
+              </w:rPr>
+              <w:t>}</w:t>
             </w:r>
           </w:p>
           <w:p>
@@ -1368,7 +1880,7 @@
                     </wp:anchor>
                   </w:drawing>
                 </mc:Choice>
-                <mc:Fallback>
+                <mc:Fallback xmlns:w16sdtfl="http://schemas.microsoft.com/office/word/2024/wordml/sdtformatlock" xmlns:w16sdtdh="http://schemas.microsoft.com/office/word/2020/wordml/sdtdatahash" xmlns:w16du="http://schemas.microsoft.com/office/word/2023/wordml/word16du" xmlns:w16="http://schemas.microsoft.com/office/word/2018/wordml" xmlns:w16cex="http://schemas.microsoft.com/office/word/2018/wordml/cex" xmlns:oel="http://schemas.microsoft.com/office/2019/extlst">
                   <w:pict>
                     <v:line w14:anchorId="00220FE4" id="Straight Connector 10" o:spid="_x0000_s1026" style="position:absolute;z-index:251661312;visibility:visible;mso-wrap-style:square;mso-width-percent:0;mso-height-percent:0;mso-wrap-distance-left:9pt;mso-wrap-distance-top:-3e-5mm;mso-wrap-distance-right:9pt;mso-wrap-distance-bottom:-3e-5mm;mso-position-horizontal:absolute;mso-position-horizontal-relative:text;mso-position-vertical:absolute;mso-position-vertical-relative:text;mso-width-percent:0;mso-height-percent:0;mso-width-relative:page;mso-height-relative:page" from=".15pt,12.8pt" to="553.8pt,13.9pt" o:gfxdata="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" strokecolor="black [3200]" strokeweight=".5pt">
                       <v:stroke joinstyle="miter"/>
@@ -1408,6 +1920,7 @@
               </w:rPr>
               <w:t>{#</w:t>
             </w:r>
+            <w:proofErr w:type="spellStart"/>
             <w:r>
               <w:rPr>
                 <w:rFonts w:asciiTheme="minorHAnsi" w:hAnsiTheme="minorHAnsi" w:cstheme="minorHAnsi"/>
@@ -1419,6 +1932,7 @@
               </w:rPr>
               <w:t>extNotes</w:t>
             </w:r>
+            <w:proofErr w:type="spellEnd"/>
             <w:r>
               <w:rPr>
                 <w:rFonts w:asciiTheme="minorHAnsi" w:hAnsiTheme="minorHAnsi" w:cstheme="minorHAnsi"/>
@@ -1429,6 +1943,7 @@
               </w:rPr>
               <w:t>} - {</w:t>
             </w:r>
+            <w:proofErr w:type="spellStart"/>
             <w:r>
               <w:rPr>
                 <w:rFonts w:asciiTheme="minorHAnsi" w:hAnsiTheme="minorHAnsi" w:cstheme="minorHAnsi"/>
@@ -1440,6 +1955,7 @@
               </w:rPr>
               <w:t>extNotes</w:t>
             </w:r>
+            <w:proofErr w:type="spellEnd"/>
             <w:r>
               <w:rPr>
                 <w:rFonts w:asciiTheme="minorHAnsi" w:hAnsiTheme="minorHAnsi" w:cstheme="minorHAnsi"/>
@@ -1460,6 +1976,8 @@
               </w:rPr>
               <w:t>/</w:t>
             </w:r>
+            <w:proofErr w:type="spellStart"/>
+            <w:proofErr w:type="gramStart"/>
             <w:r>
               <w:rPr>
                 <w:rFonts w:asciiTheme="minorHAnsi" w:hAnsiTheme="minorHAnsi" w:cstheme="minorHAnsi"/>
@@ -1471,6 +1989,7 @@
               </w:rPr>
               <w:t>extNotes</w:t>
             </w:r>
+            <w:proofErr w:type="spellEnd"/>
             <w:r>
               <w:rPr>
                 <w:rFonts w:asciiTheme="minorHAnsi" w:hAnsiTheme="minorHAnsi" w:cstheme="minorHAnsi"/>
@@ -1499,7 +2018,84 @@
                 <w:sz w:val="20"/>
                 <w:szCs w:val="20"/>
               </w:rPr>
-              <w:t>{#fsc} - {fsc}{/fsc}</w:t>
+              <w:t>{</w:t>
+            </w:r>
+            <w:proofErr w:type="gramEnd"/>
+            <w:r>
+              <w:rPr>
+                <w:rFonts w:asciiTheme="minorHAnsi" w:hAnsiTheme="minorHAnsi" w:cstheme="minorHAnsi"/>
+                <w:b/>
+                <w:bCs/>
+                <w:sz w:val="20"/>
+                <w:szCs w:val="20"/>
+              </w:rPr>
+              <w:t>#</w:t>
+            </w:r>
+            <w:proofErr w:type="spellStart"/>
+            <w:r>
+              <w:rPr>
+                <w:rFonts w:asciiTheme="minorHAnsi" w:hAnsiTheme="minorHAnsi" w:cstheme="minorHAnsi"/>
+                <w:b/>
+                <w:bCs/>
+                <w:sz w:val="20"/>
+                <w:szCs w:val="20"/>
+              </w:rPr>
+              <w:t>fsc</w:t>
+            </w:r>
+            <w:proofErr w:type="spellEnd"/>
+            <w:r>
+              <w:rPr>
+                <w:rFonts w:asciiTheme="minorHAnsi" w:hAnsiTheme="minorHAnsi" w:cstheme="minorHAnsi"/>
+                <w:b/>
+                <w:bCs/>
+                <w:sz w:val="20"/>
+                <w:szCs w:val="20"/>
+              </w:rPr>
+              <w:t>} - {</w:t>
+            </w:r>
+            <w:proofErr w:type="spellStart"/>
+            <w:r>
+              <w:rPr>
+                <w:rFonts w:asciiTheme="minorHAnsi" w:hAnsiTheme="minorHAnsi" w:cstheme="minorHAnsi"/>
+                <w:b/>
+                <w:bCs/>
+                <w:sz w:val="20"/>
+                <w:szCs w:val="20"/>
+              </w:rPr>
+              <w:t>fsc</w:t>
+            </w:r>
+            <w:proofErr w:type="spellEnd"/>
+            <w:r>
+              <w:rPr>
+                <w:rFonts w:asciiTheme="minorHAnsi" w:hAnsiTheme="minorHAnsi" w:cstheme="minorHAnsi"/>
+                <w:b/>
+                <w:bCs/>
+                <w:sz w:val="20"/>
+                <w:szCs w:val="20"/>
+              </w:rPr>
+              <w:t>}{/</w:t>
+            </w:r>
+            <w:proofErr w:type="spellStart"/>
+            <w:r>
+              <w:rPr>
+                <w:rFonts w:asciiTheme="minorHAnsi" w:hAnsiTheme="minorHAnsi" w:cstheme="minorHAnsi"/>
+                <w:b/>
+                <w:bCs/>
+                <w:sz w:val="20"/>
+                <w:szCs w:val="20"/>
+              </w:rPr>
+              <w:t>fsc</w:t>
+            </w:r>
+            <w:proofErr w:type="spellEnd"/>
+            <w:r>
+              <w:rPr>
+                <w:rFonts w:asciiTheme="minorHAnsi" w:hAnsiTheme="minorHAnsi" w:cstheme="minorHAnsi"/>
+                <w:b/>
+                <w:bCs/>
+                <w:sz w:val="20"/>
+                <w:szCs w:val="20"/>
+              </w:rPr>
+              <w:t>}</w:t>
             </w:r>
           </w:p>
         </w:tc>
@@ -1527,7 +2123,107 @@
                 <w:sz w:val="18"/>
                 <w:szCs w:val="18"/>
               </w:rPr>
-              <w:t>{#invoices}{prefixCode}\{containerFrom}{#containerTo} - {containerTo}{/containerTo}</w:t>
+              <w:t>{#</w:t>
+            </w:r>
+            <w:proofErr w:type="gramStart"/>
+            <w:r>
+              <w:rPr>
+                <w:rFonts w:ascii="Arial" w:hAnsi="Arial" w:cs="Arial"/>
+                <w:sz w:val="18"/>
+                <w:szCs w:val="18"/>
+              </w:rPr>
+              <w:t>invoices}{</w:t>
+            </w:r>
+            <w:proofErr w:type="spellStart"/>
+            <w:proofErr w:type="gramEnd"/>
+            <w:r>
+              <w:rPr>
+                <w:rFonts w:ascii="Arial" w:hAnsi="Arial" w:cs="Arial"/>
+                <w:sz w:val="18"/>
+                <w:szCs w:val="18"/>
+              </w:rPr>
+              <w:t>prefixCode</w:t>
+            </w:r>
+            <w:proofErr w:type="spellEnd"/>
+            <w:r>
+              <w:rPr>
+                <w:rFonts w:ascii="Arial" w:hAnsi="Arial" w:cs="Arial"/>
+                <w:sz w:val="18"/>
+                <w:szCs w:val="18"/>
+              </w:rPr>
+              <w:t>}\{</w:t>
+            </w:r>
+            <w:proofErr w:type="spellStart"/>
+            <w:r>
+              <w:rPr>
+                <w:rFonts w:ascii="Arial" w:hAnsi="Arial" w:cs="Arial"/>
+                <w:sz w:val="18"/>
+                <w:szCs w:val="18"/>
+              </w:rPr>
+              <w:t>containerFrom</w:t>
+            </w:r>
+            <w:proofErr w:type="spellEnd"/>
+            <w:r>
+              <w:rPr>
+                <w:rFonts w:ascii="Arial" w:hAnsi="Arial" w:cs="Arial"/>
+                <w:sz w:val="18"/>
+                <w:szCs w:val="18"/>
+              </w:rPr>
+              <w:t>}{#</w:t>
+            </w:r>
+            <w:proofErr w:type="spellStart"/>
+            <w:r>
+              <w:rPr>
+                <w:rFonts w:ascii="Arial" w:hAnsi="Arial" w:cs="Arial"/>
+                <w:sz w:val="18"/>
+                <w:szCs w:val="18"/>
+              </w:rPr>
+              <w:t>containerTo</w:t>
+            </w:r>
+            <w:proofErr w:type="spellEnd"/>
+            <w:r>
+              <w:rPr>
+                <w:rFonts w:ascii="Arial" w:hAnsi="Arial" w:cs="Arial"/>
+                <w:sz w:val="18"/>
+                <w:szCs w:val="18"/>
+              </w:rPr>
+              <w:t>} - {</w:t>
+            </w:r>
+            <w:proofErr w:type="spellStart"/>
+            <w:r>
+              <w:rPr>
+                <w:rFonts w:ascii="Arial" w:hAnsi="Arial" w:cs="Arial"/>
+                <w:sz w:val="18"/>
+                <w:szCs w:val="18"/>
+              </w:rPr>
+              <w:t>containerTo</w:t>
+            </w:r>
+            <w:proofErr w:type="spellEnd"/>
+            <w:r>
+              <w:rPr>
+                <w:rFonts w:ascii="Arial" w:hAnsi="Arial" w:cs="Arial"/>
+                <w:sz w:val="18"/>
+                <w:szCs w:val="18"/>
+              </w:rPr>
+              <w:t>}{/</w:t>
+            </w:r>
+            <w:proofErr w:type="spellStart"/>
+            <w:r>
+              <w:rPr>
+                <w:rFonts w:ascii="Arial" w:hAnsi="Arial" w:cs="Arial"/>
+                <w:sz w:val="18"/>
+                <w:szCs w:val="18"/>
+              </w:rPr>
+              <w:t>containerTo</w:t>
+            </w:r>
+            <w:proofErr w:type="spellEnd"/>
+            <w:r>
+              <w:rPr>
+                <w:rFonts w:ascii="Arial" w:hAnsi="Arial" w:cs="Arial"/>
+                <w:sz w:val="18"/>
+                <w:szCs w:val="18"/>
+              </w:rPr>
+              <w:t>}</w:t>
             </w:r>
           </w:p>
         </w:tc>
@@ -1551,23 +2247,61 @@
                 <w:sz w:val="18"/>
                 <w:szCs w:val="18"/>
               </w:rPr>
-              <w:t>{materialGrade}</w:t>
-            </w:r>
-            <w:r>
-              <w:rPr>
-                <w:rFonts w:ascii="Arial" w:hAnsi="Arial" w:cs="Arial"/>
-                <w:sz w:val="18"/>
-                <w:szCs w:val="18"/>
-              </w:rPr>
-              <w:t xml:space="preserve">   {</w:t>
-            </w:r>
-            <w:r>
-              <w:rPr>
-                <w:rFonts w:ascii="Arial" w:hAnsi="Arial" w:cs="Arial"/>
-                <w:sz w:val="18"/>
-                <w:szCs w:val="18"/>
-              </w:rPr>
-              <w:t>brandName}</w:t>
+              <w:t>{</w:t>
+            </w:r>
+            <w:proofErr w:type="spellStart"/>
+            <w:proofErr w:type="gramStart"/>
+            <w:r>
+              <w:rPr>
+                <w:rFonts w:ascii="Arial" w:hAnsi="Arial" w:cs="Arial"/>
+                <w:sz w:val="18"/>
+                <w:szCs w:val="18"/>
+              </w:rPr>
+              <w:t>materialGrade</w:t>
+            </w:r>
+            <w:proofErr w:type="spellEnd"/>
+            <w:r>
+              <w:rPr>
+                <w:rFonts w:ascii="Arial" w:hAnsi="Arial" w:cs="Arial"/>
+                <w:sz w:val="18"/>
+                <w:szCs w:val="18"/>
+              </w:rPr>
+              <w:t>}</w:t>
+            </w:r>
+            <w:r>
+              <w:rPr>
+                <w:rFonts w:ascii="Arial" w:hAnsi="Arial" w:cs="Arial"/>
+                <w:sz w:val="18"/>
+                <w:szCs w:val="18"/>
+              </w:rPr>
+              <w:t xml:space="preserve">   </w:t>
+            </w:r>
+            <w:proofErr w:type="gramEnd"/>
+            <w:r>
+              <w:rPr>
+                <w:rFonts w:ascii="Arial" w:hAnsi="Arial" w:cs="Arial"/>
+                <w:sz w:val="18"/>
+                <w:szCs w:val="18"/>
+              </w:rPr>
+              <w:t>{</w:t>
+            </w:r>
+            <w:proofErr w:type="spellStart"/>
+            <w:r>
+              <w:rPr>
+                <w:rFonts w:ascii="Arial" w:hAnsi="Arial" w:cs="Arial"/>
+                <w:sz w:val="18"/>
+                <w:szCs w:val="18"/>
+              </w:rPr>
+              <w:t>brandName</w:t>
+            </w:r>
+            <w:proofErr w:type="spellEnd"/>
+            <w:r>
+              <w:rPr>
+                <w:rFonts w:ascii="Arial" w:hAnsi="Arial" w:cs="Arial"/>
+                <w:sz w:val="18"/>
+                <w:szCs w:val="18"/>
+              </w:rPr>
+              <w:t>}</w:t>
             </w:r>
           </w:p>
         </w:tc>
@@ -1593,7 +2327,25 @@
                 <w:sz w:val="18"/>
                 <w:szCs w:val="18"/>
               </w:rPr>
-              <w:t>{designType}</w:t>
+              <w:t>{</w:t>
+            </w:r>
+            <w:proofErr w:type="spellStart"/>
+            <w:r>
+              <w:rPr>
+                <w:rFonts w:ascii="Arial" w:hAnsi="Arial" w:cs="Arial"/>
+                <w:sz w:val="18"/>
+                <w:szCs w:val="18"/>
+              </w:rPr>
+              <w:t>designType</w:t>
+            </w:r>
+            <w:proofErr w:type="spellEnd"/>
+            <w:r>
+              <w:rPr>
+                <w:rFonts w:ascii="Arial" w:hAnsi="Arial" w:cs="Arial"/>
+                <w:sz w:val="18"/>
+                <w:szCs w:val="18"/>
+              </w:rPr>
+              <w:t>}</w:t>
             </w:r>
           </w:p>
         </w:tc>
@@ -1617,7 +2369,25 @@
                 <w:sz w:val="18"/>
                 <w:szCs w:val="18"/>
               </w:rPr>
-              <w:t>{finishType}</w:t>
+              <w:t>{</w:t>
+            </w:r>
+            <w:proofErr w:type="spellStart"/>
+            <w:r>
+              <w:rPr>
+                <w:rFonts w:ascii="Arial" w:hAnsi="Arial" w:cs="Arial"/>
+                <w:sz w:val="18"/>
+                <w:szCs w:val="18"/>
+              </w:rPr>
+              <w:t>finishType</w:t>
+            </w:r>
+            <w:proofErr w:type="spellEnd"/>
+            <w:r>
+              <w:rPr>
+                <w:rFonts w:ascii="Arial" w:hAnsi="Arial" w:cs="Arial"/>
+                <w:sz w:val="18"/>
+                <w:szCs w:val="18"/>
+              </w:rPr>
+              <w:t>}</w:t>
             </w:r>
           </w:p>
         </w:tc>
@@ -1691,7 +2461,43 @@
                 <w:sz w:val="18"/>
                 <w:szCs w:val="18"/>
               </w:rPr>
-              <w:t>{value}{/invoices}{/OCItems}</w:t>
+              <w:t>{value}{/</w:t>
+            </w:r>
+            <w:proofErr w:type="gramStart"/>
+            <w:r>
+              <w:rPr>
+                <w:rFonts w:ascii="Arial" w:hAnsi="Arial" w:cs="Arial"/>
+                <w:sz w:val="18"/>
+                <w:szCs w:val="18"/>
+              </w:rPr>
+              <w:t>invoices}{</w:t>
+            </w:r>
+            <w:proofErr w:type="gramEnd"/>
+            <w:r>
+              <w:rPr>
+                <w:rFonts w:ascii="Arial" w:hAnsi="Arial" w:cs="Arial"/>
+                <w:sz w:val="18"/>
+                <w:szCs w:val="18"/>
+              </w:rPr>
+              <w:t>/</w:t>
+            </w:r>
+            <w:proofErr w:type="spellStart"/>
+            <w:r>
+              <w:rPr>
+                <w:rFonts w:ascii="Arial" w:hAnsi="Arial" w:cs="Arial"/>
+                <w:sz w:val="18"/>
+                <w:szCs w:val="18"/>
+              </w:rPr>
+              <w:t>OCItems</w:t>
+            </w:r>
+            <w:proofErr w:type="spellEnd"/>
+            <w:r>
+              <w:rPr>
+                <w:rFonts w:ascii="Arial" w:hAnsi="Arial" w:cs="Arial"/>
+                <w:sz w:val="18"/>
+                <w:szCs w:val="18"/>
+              </w:rPr>
+              <w:t>}</w:t>
             </w:r>
           </w:p>
         </w:tc>
@@ -1780,7 +2586,7 @@
                     </wp:anchor>
                   </w:drawing>
                 </mc:Choice>
-                <mc:Fallback>
+                <mc:Fallback xmlns:w16sdtfl="http://schemas.microsoft.com/office/word/2024/wordml/sdtformatlock" xmlns:w16sdtdh="http://schemas.microsoft.com/office/word/2020/wordml/sdtdatahash" xmlns:w16du="http://schemas.microsoft.com/office/word/2023/wordml/word16du" xmlns:w16="http://schemas.microsoft.com/office/word/2018/wordml" xmlns:w16cex="http://schemas.microsoft.com/office/word/2018/wordml/cex" xmlns:oel="http://schemas.microsoft.com/office/2019/extlst">
                   <w:pict>
                     <v:line w14:anchorId="7FECFDD3" id="Straight Connector 10" o:spid="_x0000_s1026" style="position:absolute;z-index:251666432;visibility:visible;mso-wrap-style:square;mso-width-percent:0;mso-height-percent:0;mso-wrap-distance-left:9pt;mso-wrap-distance-top:-3e-5mm;mso-wrap-distance-right:9pt;mso-wrap-distance-bottom:-3e-5mm;mso-position-horizontal:absolute;mso-position-horizontal-relative:text;mso-position-vertical:absolute;mso-position-vertical-relative:text;mso-width-percent:0;mso-height-percent:0;mso-width-relative:page;mso-height-relative:page" from="1pt,12.25pt" to="554.6pt,13.3pt" o:gfxdata="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" strokecolor="black [3200]" strokeweight=".5pt">
                       <v:stroke joinstyle="miter"/>
@@ -1796,11 +2602,29 @@
                 <w:sz w:val="20"/>
                 <w:szCs w:val="20"/>
               </w:rPr>
-              <w:t>{#isSampleBox}</w:t>
-            </w:r>
+              <w:t>{#</w:t>
+            </w:r>
+            <w:proofErr w:type="spellStart"/>
             <w:r>
               <w:rPr>
                 <w:rFonts w:cstheme="minorHAnsi"/>
+                <w:sz w:val="20"/>
+                <w:szCs w:val="20"/>
+              </w:rPr>
+              <w:t>isSampleBox</w:t>
+            </w:r>
+            <w:proofErr w:type="spellEnd"/>
+            <w:r>
+              <w:rPr>
+                <w:rFonts w:cstheme="minorHAnsi"/>
+                <w:sz w:val="20"/>
+                <w:szCs w:val="20"/>
+              </w:rPr>
+              <w:t>}</w:t>
+            </w:r>
+            <w:r>
+              <w:rPr>
+                <w:rFonts w:cstheme="minorHAnsi"/>
                 <w:b/>
                 <w:bCs/>
                 <w:sz w:val="20"/>
@@ -1814,7 +2638,25 @@
                 <w:sz w:val="20"/>
                 <w:szCs w:val="20"/>
               </w:rPr>
-              <w:t>{/isSampleBox}</w:t>
+              <w:t>{/</w:t>
+            </w:r>
+            <w:proofErr w:type="spellStart"/>
+            <w:r>
+              <w:rPr>
+                <w:rFonts w:cstheme="minorHAnsi"/>
+                <w:sz w:val="20"/>
+                <w:szCs w:val="20"/>
+              </w:rPr>
+              <w:t>isSampleBox</w:t>
+            </w:r>
+            <w:proofErr w:type="spellEnd"/>
+            <w:r>
+              <w:rPr>
+                <w:rFonts w:cstheme="minorHAnsi"/>
+                <w:sz w:val="20"/>
+                <w:szCs w:val="20"/>
+              </w:rPr>
+              <w:t>}</w:t>
             </w:r>
           </w:p>
         </w:tc>
@@ -1908,15 +2750,53 @@
                 <w:sz w:val="18"/>
                 <w:szCs w:val="18"/>
               </w:rPr>
-              <w:t>{#sampleBox}</w:t>
-            </w:r>
-            <w:r>
-              <w:rPr>
-                <w:rFonts w:ascii="Arial" w:hAnsi="Arial" w:cs="Arial"/>
-                <w:sz w:val="18"/>
-                <w:szCs w:val="18"/>
-              </w:rPr>
-              <w:t>{prefixCode}</w:t>
+              <w:t>{#</w:t>
+            </w:r>
+            <w:proofErr w:type="spellStart"/>
+            <w:proofErr w:type="gramStart"/>
+            <w:r>
+              <w:rPr>
+                <w:rFonts w:ascii="Arial" w:hAnsi="Arial" w:cs="Arial"/>
+                <w:sz w:val="18"/>
+                <w:szCs w:val="18"/>
+              </w:rPr>
+              <w:t>sampleBox</w:t>
+            </w:r>
+            <w:proofErr w:type="spellEnd"/>
+            <w:r>
+              <w:rPr>
+                <w:rFonts w:ascii="Arial" w:hAnsi="Arial" w:cs="Arial"/>
+                <w:sz w:val="18"/>
+                <w:szCs w:val="18"/>
+              </w:rPr>
+              <w:t>}</w:t>
+            </w:r>
+            <w:r>
+              <w:rPr>
+                <w:rFonts w:ascii="Arial" w:hAnsi="Arial" w:cs="Arial"/>
+                <w:sz w:val="18"/>
+                <w:szCs w:val="18"/>
+              </w:rPr>
+              <w:t>{</w:t>
+            </w:r>
+            <w:proofErr w:type="spellStart"/>
+            <w:proofErr w:type="gramEnd"/>
+            <w:r>
+              <w:rPr>
+                <w:rFonts w:ascii="Arial" w:hAnsi="Arial" w:cs="Arial"/>
+                <w:sz w:val="18"/>
+                <w:szCs w:val="18"/>
+              </w:rPr>
+              <w:t>prefixCode</w:t>
+            </w:r>
+            <w:proofErr w:type="spellEnd"/>
+            <w:r>
+              <w:rPr>
+                <w:rFonts w:ascii="Arial" w:hAnsi="Arial" w:cs="Arial"/>
+                <w:sz w:val="18"/>
+                <w:szCs w:val="18"/>
+              </w:rPr>
+              <w:t>}</w:t>
             </w:r>
             <w:r>
               <w:rPr>
@@ -1932,7 +2812,79 @@
                 <w:sz w:val="18"/>
                 <w:szCs w:val="18"/>
               </w:rPr>
-              <w:t>{containerFrom}{#containerTo} to {containerTo} {/containerTo}</w:t>
+              <w:t>{</w:t>
+            </w:r>
+            <w:proofErr w:type="spellStart"/>
+            <w:r>
+              <w:rPr>
+                <w:rFonts w:ascii="Arial" w:hAnsi="Arial" w:cs="Arial"/>
+                <w:sz w:val="18"/>
+                <w:szCs w:val="18"/>
+              </w:rPr>
+              <w:t>containerFrom</w:t>
+            </w:r>
+            <w:proofErr w:type="spellEnd"/>
+            <w:r>
+              <w:rPr>
+                <w:rFonts w:ascii="Arial" w:hAnsi="Arial" w:cs="Arial"/>
+                <w:sz w:val="18"/>
+                <w:szCs w:val="18"/>
+              </w:rPr>
+              <w:t>}{#</w:t>
+            </w:r>
+            <w:proofErr w:type="spellStart"/>
+            <w:r>
+              <w:rPr>
+                <w:rFonts w:ascii="Arial" w:hAnsi="Arial" w:cs="Arial"/>
+                <w:sz w:val="18"/>
+                <w:szCs w:val="18"/>
+              </w:rPr>
+              <w:t>containerTo</w:t>
+            </w:r>
+            <w:proofErr w:type="spellEnd"/>
+            <w:r>
+              <w:rPr>
+                <w:rFonts w:ascii="Arial" w:hAnsi="Arial" w:cs="Arial"/>
+                <w:sz w:val="18"/>
+                <w:szCs w:val="18"/>
+              </w:rPr>
+              <w:t>} to {</w:t>
+            </w:r>
+            <w:proofErr w:type="spellStart"/>
+            <w:r>
+              <w:rPr>
+                <w:rFonts w:ascii="Arial" w:hAnsi="Arial" w:cs="Arial"/>
+                <w:sz w:val="18"/>
+                <w:szCs w:val="18"/>
+              </w:rPr>
+              <w:t>containerTo</w:t>
+            </w:r>
+            <w:proofErr w:type="spellEnd"/>
+            <w:r>
+              <w:rPr>
+                <w:rFonts w:ascii="Arial" w:hAnsi="Arial" w:cs="Arial"/>
+                <w:sz w:val="18"/>
+                <w:szCs w:val="18"/>
+              </w:rPr>
+              <w:t>} {/</w:t>
+            </w:r>
+            <w:proofErr w:type="spellStart"/>
+            <w:r>
+              <w:rPr>
+                <w:rFonts w:ascii="Arial" w:hAnsi="Arial" w:cs="Arial"/>
+                <w:sz w:val="18"/>
+                <w:szCs w:val="18"/>
+              </w:rPr>
+              <w:t>containerTo</w:t>
+            </w:r>
+            <w:proofErr w:type="spellEnd"/>
+            <w:r>
+              <w:rPr>
+                <w:rFonts w:ascii="Arial" w:hAnsi="Arial" w:cs="Arial"/>
+                <w:sz w:val="18"/>
+                <w:szCs w:val="18"/>
+              </w:rPr>
+              <w:t>}</w:t>
             </w:r>
           </w:p>
         </w:tc>
@@ -1957,7 +2909,81 @@
                 <w:sz w:val="18"/>
                 <w:szCs w:val="18"/>
               </w:rPr>
-              <w:t>{materialGrade}  {brandName}  {designType}  {finishType}</w:t>
+              <w:t>{</w:t>
+            </w:r>
+            <w:proofErr w:type="spellStart"/>
+            <w:proofErr w:type="gramStart"/>
+            <w:r>
+              <w:rPr>
+                <w:rFonts w:ascii="Arial" w:hAnsi="Arial" w:cs="Arial"/>
+                <w:sz w:val="18"/>
+                <w:szCs w:val="18"/>
+              </w:rPr>
+              <w:t>materialGrade</w:t>
+            </w:r>
+            <w:proofErr w:type="spellEnd"/>
+            <w:r>
+              <w:rPr>
+                <w:rFonts w:ascii="Arial" w:hAnsi="Arial" w:cs="Arial"/>
+                <w:sz w:val="18"/>
+                <w:szCs w:val="18"/>
+              </w:rPr>
+              <w:t>}  {</w:t>
+            </w:r>
+            <w:proofErr w:type="spellStart"/>
+            <w:proofErr w:type="gramEnd"/>
+            <w:r>
+              <w:rPr>
+                <w:rFonts w:ascii="Arial" w:hAnsi="Arial" w:cs="Arial"/>
+                <w:sz w:val="18"/>
+                <w:szCs w:val="18"/>
+              </w:rPr>
+              <w:t>brandName</w:t>
+            </w:r>
+            <w:proofErr w:type="spellEnd"/>
+            <w:r>
+              <w:rPr>
+                <w:rFonts w:ascii="Arial" w:hAnsi="Arial" w:cs="Arial"/>
+                <w:sz w:val="18"/>
+                <w:szCs w:val="18"/>
+              </w:rPr>
+              <w:t>}  {</w:t>
+            </w:r>
+            <w:proofErr w:type="spellStart"/>
+            <w:r>
+              <w:rPr>
+                <w:rFonts w:ascii="Arial" w:hAnsi="Arial" w:cs="Arial"/>
+                <w:sz w:val="18"/>
+                <w:szCs w:val="18"/>
+              </w:rPr>
+              <w:t>designType</w:t>
+            </w:r>
+            <w:proofErr w:type="spellEnd"/>
+            <w:r>
+              <w:rPr>
+                <w:rFonts w:ascii="Arial" w:hAnsi="Arial" w:cs="Arial"/>
+                <w:sz w:val="18"/>
+                <w:szCs w:val="18"/>
+              </w:rPr>
+              <w:t>}  {</w:t>
+            </w:r>
+            <w:proofErr w:type="spellStart"/>
+            <w:r>
+              <w:rPr>
+                <w:rFonts w:ascii="Arial" w:hAnsi="Arial" w:cs="Arial"/>
+                <w:sz w:val="18"/>
+                <w:szCs w:val="18"/>
+              </w:rPr>
+              <w:t>finishType</w:t>
+            </w:r>
+            <w:proofErr w:type="spellEnd"/>
+            <w:r>
+              <w:rPr>
+                <w:rFonts w:ascii="Arial" w:hAnsi="Arial" w:cs="Arial"/>
+                <w:sz w:val="18"/>
+                <w:szCs w:val="18"/>
+              </w:rPr>
+              <w:t>}</w:t>
             </w:r>
           </w:p>
         </w:tc>
@@ -2031,7 +3057,25 @@
                 <w:sz w:val="18"/>
                 <w:szCs w:val="18"/>
               </w:rPr>
-              <w:t>{value}{/sampleBox}</w:t>
+              <w:t>{value}{/</w:t>
+            </w:r>
+            <w:proofErr w:type="spellStart"/>
+            <w:r>
+              <w:rPr>
+                <w:rFonts w:ascii="Arial" w:hAnsi="Arial" w:cs="Arial"/>
+                <w:sz w:val="18"/>
+                <w:szCs w:val="18"/>
+              </w:rPr>
+              <w:t>sampleBox</w:t>
+            </w:r>
+            <w:proofErr w:type="spellEnd"/>
+            <w:r>
+              <w:rPr>
+                <w:rFonts w:ascii="Arial" w:hAnsi="Arial" w:cs="Arial"/>
+                <w:sz w:val="18"/>
+                <w:szCs w:val="18"/>
+              </w:rPr>
+              <w:t>}</w:t>
             </w:r>
           </w:p>
         </w:tc>
@@ -2280,7 +3324,29 @@
                 <w:sz w:val="18"/>
                 <w:szCs w:val="18"/>
               </w:rPr>
-              <w:t>{totalQuantity}</w:t>
+              <w:t>{</w:t>
+            </w:r>
+            <w:proofErr w:type="spellStart"/>
+            <w:r>
+              <w:rPr>
+                <w:rFonts w:ascii="Arial" w:hAnsi="Arial" w:cs="Arial"/>
+                <w:b/>
+                <w:bCs/>
+                <w:sz w:val="18"/>
+                <w:szCs w:val="18"/>
+              </w:rPr>
+              <w:t>totalQuantity</w:t>
+            </w:r>
+            <w:proofErr w:type="spellEnd"/>
+            <w:r>
+              <w:rPr>
+                <w:rFonts w:ascii="Arial" w:hAnsi="Arial" w:cs="Arial"/>
+                <w:b/>
+                <w:bCs/>
+                <w:sz w:val="18"/>
+                <w:szCs w:val="18"/>
+              </w:rPr>
+              <w:t>}</w:t>
             </w:r>
           </w:p>
         </w:tc>
@@ -2324,7 +3390,29 @@
                 <w:sz w:val="18"/>
                 <w:szCs w:val="18"/>
               </w:rPr>
-              <w:t>{totalAmount}</w:t>
+              <w:t>{</w:t>
+            </w:r>
+            <w:proofErr w:type="spellStart"/>
+            <w:r>
+              <w:rPr>
+                <w:rFonts w:ascii="Arial" w:hAnsi="Arial" w:cs="Arial"/>
+                <w:b/>
+                <w:bCs/>
+                <w:sz w:val="18"/>
+                <w:szCs w:val="18"/>
+              </w:rPr>
+              <w:t>totalAmount</w:t>
+            </w:r>
+            <w:proofErr w:type="spellEnd"/>
+            <w:r>
+              <w:rPr>
+                <w:rFonts w:ascii="Arial" w:hAnsi="Arial" w:cs="Arial"/>
+                <w:b/>
+                <w:bCs/>
+                <w:sz w:val="18"/>
+                <w:szCs w:val="18"/>
+              </w:rPr>
+              <w:t>}</w:t>
             </w:r>
           </w:p>
         </w:tc>
@@ -2469,7 +3557,7 @@
                     </wp:anchor>
                   </w:drawing>
                 </mc:Choice>
-                <mc:Fallback>
+                <mc:Fallback xmlns:w16sdtfl="http://schemas.microsoft.com/office/word/2024/wordml/sdtformatlock" xmlns:w16sdtdh="http://schemas.microsoft.com/office/word/2020/wordml/sdtdatahash" xmlns:w16du="http://schemas.microsoft.com/office/word/2023/wordml/word16du" xmlns:w16="http://schemas.microsoft.com/office/word/2018/wordml" xmlns:w16cex="http://schemas.microsoft.com/office/word/2018/wordml/cex" xmlns:oel="http://schemas.microsoft.com/office/2019/extlst">
                   <w:pict>
                     <v:line w14:anchorId="7A28E731" id="Straight Connector 11" o:spid="_x0000_s1026" style="position:absolute;z-index:251662336;visibility:visible;mso-wrap-style:square;mso-wrap-distance-left:9pt;mso-wrap-distance-top:0;mso-wrap-distance-right:9pt;mso-wrap-distance-bottom:0;mso-position-horizontal:absolute;mso-position-horizontal-relative:text;mso-position-vertical:absolute;mso-position-vertical-relative:text" from="52.95pt,2.75pt" to="191.5pt,2.75pt" o:gfxdata="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" strokecolor="black [3200]" strokeweight=".5pt">
                       <v:stroke joinstyle="miter"/>
@@ -2683,7 +3771,25 @@
                 <w:sz w:val="18"/>
                 <w:szCs w:val="18"/>
               </w:rPr>
-              <w:t>{totalAddition}</w:t>
+              <w:t>{</w:t>
+            </w:r>
+            <w:proofErr w:type="spellStart"/>
+            <w:r>
+              <w:rPr>
+                <w:rFonts w:ascii="Arial" w:hAnsi="Arial" w:cs="Arial"/>
+                <w:sz w:val="18"/>
+                <w:szCs w:val="18"/>
+              </w:rPr>
+              <w:t>totalAddition</w:t>
+            </w:r>
+            <w:proofErr w:type="spellEnd"/>
+            <w:r>
+              <w:rPr>
+                <w:rFonts w:ascii="Arial" w:hAnsi="Arial" w:cs="Arial"/>
+                <w:sz w:val="18"/>
+                <w:szCs w:val="18"/>
+              </w:rPr>
+              <w:t>}</w:t>
             </w:r>
           </w:p>
         </w:tc>
@@ -2822,7 +3928,25 @@
                 <w:sz w:val="18"/>
                 <w:szCs w:val="18"/>
               </w:rPr>
-              <w:t>{totalDiscount}</w:t>
+              <w:t>{</w:t>
+            </w:r>
+            <w:proofErr w:type="spellStart"/>
+            <w:r>
+              <w:rPr>
+                <w:rFonts w:ascii="Arial" w:hAnsi="Arial" w:cs="Arial"/>
+                <w:sz w:val="18"/>
+                <w:szCs w:val="18"/>
+              </w:rPr>
+              <w:t>totalDiscount</w:t>
+            </w:r>
+            <w:proofErr w:type="spellEnd"/>
+            <w:r>
+              <w:rPr>
+                <w:rFonts w:ascii="Arial" w:hAnsi="Arial" w:cs="Arial"/>
+                <w:sz w:val="18"/>
+                <w:szCs w:val="18"/>
+              </w:rPr>
+              <w:t>}</w:t>
             </w:r>
           </w:p>
         </w:tc>
@@ -3026,6 +4150,7 @@
               </w:rPr>
               <w:t>Total {</w:t>
             </w:r>
+            <w:proofErr w:type="spellStart"/>
             <w:r>
               <w:rPr>
                 <w:rFonts w:ascii="Arial" w:hAnsi="Arial" w:cs="Arial"/>
@@ -3037,6 +4162,7 @@
               </w:rPr>
               <w:t>deliveryTerms</w:t>
             </w:r>
+            <w:proofErr w:type="spellEnd"/>
             <w:r>
               <w:rPr>
                 <w:rFonts w:ascii="Arial" w:hAnsi="Arial" w:cs="Arial"/>
@@ -3057,6 +4183,8 @@
               </w:rPr>
               <w:t xml:space="preserve"> {</w:t>
             </w:r>
+            <w:proofErr w:type="spellStart"/>
+            <w:proofErr w:type="gramStart"/>
             <w:r>
               <w:rPr>
                 <w:rFonts w:ascii="Arial" w:hAnsi="Arial" w:cs="Arial"/>
@@ -3068,6 +4196,7 @@
               </w:rPr>
               <w:t>dischargeTerms</w:t>
             </w:r>
+            <w:proofErr w:type="spellEnd"/>
             <w:r>
               <w:rPr>
                 <w:rFonts w:ascii="Arial" w:hAnsi="Arial" w:cs="Arial"/>
@@ -3102,7 +4231,30 @@
                 <w:sz w:val="18"/>
                 <w:szCs w:val="18"/>
               </w:rPr>
-              <w:t>{currencyChar}</w:t>
+              <w:t>{</w:t>
+            </w:r>
+            <w:proofErr w:type="spellStart"/>
+            <w:proofErr w:type="gramEnd"/>
+            <w:r>
+              <w:rPr>
+                <w:rFonts w:ascii="Arial" w:hAnsi="Arial" w:cs="Arial"/>
+                <w:b/>
+                <w:bCs/>
+                <w:sz w:val="18"/>
+                <w:szCs w:val="18"/>
+              </w:rPr>
+              <w:t>currencyChar</w:t>
+            </w:r>
+            <w:proofErr w:type="spellEnd"/>
+            <w:r>
+              <w:rPr>
+                <w:rFonts w:ascii="Arial" w:hAnsi="Arial" w:cs="Arial"/>
+                <w:b/>
+                <w:bCs/>
+                <w:sz w:val="18"/>
+                <w:szCs w:val="18"/>
+              </w:rPr>
+              <w:t>}</w:t>
             </w:r>
             <w:r>
               <w:rPr>
@@ -3122,7 +4274,29 @@
                 <w:sz w:val="18"/>
                 <w:szCs w:val="18"/>
               </w:rPr>
-              <w:t>{netAmountWords} Only</w:t>
+              <w:t>{</w:t>
+            </w:r>
+            <w:proofErr w:type="spellStart"/>
+            <w:r>
+              <w:rPr>
+                <w:rFonts w:ascii="Arial" w:hAnsi="Arial" w:cs="Arial"/>
+                <w:b/>
+                <w:bCs/>
+                <w:sz w:val="18"/>
+                <w:szCs w:val="18"/>
+              </w:rPr>
+              <w:t>netAmountWords</w:t>
+            </w:r>
+            <w:proofErr w:type="spellEnd"/>
+            <w:r>
+              <w:rPr>
+                <w:rFonts w:ascii="Arial" w:hAnsi="Arial" w:cs="Arial"/>
+                <w:b/>
+                <w:bCs/>
+                <w:sz w:val="18"/>
+                <w:szCs w:val="18"/>
+              </w:rPr>
+              <w:t>} Only</w:t>
             </w:r>
           </w:p>
         </w:tc>
@@ -3163,7 +4337,25 @@
                 <w:sz w:val="18"/>
                 <w:szCs w:val="18"/>
               </w:rPr>
-              <w:t>{netAmount}</w:t>
+              <w:t>{</w:t>
+            </w:r>
+            <w:proofErr w:type="spellStart"/>
+            <w:r>
+              <w:rPr>
+                <w:rFonts w:ascii="Arial" w:hAnsi="Arial" w:cs="Arial"/>
+                <w:sz w:val="18"/>
+                <w:szCs w:val="18"/>
+              </w:rPr>
+              <w:t>netAmount</w:t>
+            </w:r>
+            <w:proofErr w:type="spellEnd"/>
+            <w:r>
+              <w:rPr>
+                <w:rFonts w:ascii="Arial" w:hAnsi="Arial" w:cs="Arial"/>
+                <w:sz w:val="18"/>
+                <w:szCs w:val="18"/>
+              </w:rPr>
+              <w:t>}</w:t>
             </w:r>
           </w:p>
         </w:tc>
@@ -3252,6 +4444,7 @@
               </w:rPr>
               <w:t>{</w:t>
             </w:r>
+            <w:proofErr w:type="spellStart"/>
             <w:r>
               <w:rPr>
                 <w:rFonts w:ascii="Arial" w:hAnsi="Arial" w:cs="Arial"/>
@@ -3261,6 +4454,7 @@
               </w:rPr>
               <w:t>deliveryDetails</w:t>
             </w:r>
+            <w:proofErr w:type="spellEnd"/>
             <w:r>
               <w:rPr>
                 <w:rFonts w:ascii="Arial" w:hAnsi="Arial" w:cs="Arial"/>
@@ -3354,7 +4548,25 @@
                 <w:sz w:val="18"/>
                 <w:szCs w:val="18"/>
               </w:rPr>
-              <w:t xml:space="preserve">{bNameOC} </w:t>
+              <w:t>{</w:t>
+            </w:r>
+            <w:proofErr w:type="spellStart"/>
+            <w:r>
+              <w:rPr>
+                <w:rFonts w:ascii="Arial" w:hAnsi="Arial" w:cs="Arial"/>
+                <w:sz w:val="18"/>
+                <w:szCs w:val="18"/>
+              </w:rPr>
+              <w:t>bNameOC</w:t>
+            </w:r>
+            <w:proofErr w:type="spellEnd"/>
+            <w:r>
+              <w:rPr>
+                <w:rFonts w:ascii="Arial" w:hAnsi="Arial" w:cs="Arial"/>
+                <w:sz w:val="18"/>
+                <w:szCs w:val="18"/>
+              </w:rPr>
+              <w:t xml:space="preserve">} </w:t>
             </w:r>
           </w:p>
           <w:p>
@@ -3372,15 +4584,53 @@
                 <w:sz w:val="18"/>
                 <w:szCs w:val="18"/>
               </w:rPr>
-              <w:t>{#bBranchOC}</w:t>
-            </w:r>
-            <w:r>
-              <w:rPr>
-                <w:rFonts w:ascii="Arial" w:hAnsi="Arial" w:cs="Arial"/>
-                <w:sz w:val="18"/>
-                <w:szCs w:val="18"/>
-              </w:rPr>
-              <w:t>{bBranchOC}</w:t>
+              <w:t>{#</w:t>
+            </w:r>
+            <w:proofErr w:type="spellStart"/>
+            <w:proofErr w:type="gramStart"/>
+            <w:r>
+              <w:rPr>
+                <w:rFonts w:ascii="Arial" w:hAnsi="Arial" w:cs="Arial"/>
+                <w:sz w:val="18"/>
+                <w:szCs w:val="18"/>
+              </w:rPr>
+              <w:t>bBranchOC</w:t>
+            </w:r>
+            <w:proofErr w:type="spellEnd"/>
+            <w:r>
+              <w:rPr>
+                <w:rFonts w:ascii="Arial" w:hAnsi="Arial" w:cs="Arial"/>
+                <w:sz w:val="18"/>
+                <w:szCs w:val="18"/>
+              </w:rPr>
+              <w:t>}</w:t>
+            </w:r>
+            <w:r>
+              <w:rPr>
+                <w:rFonts w:ascii="Arial" w:hAnsi="Arial" w:cs="Arial"/>
+                <w:sz w:val="18"/>
+                <w:szCs w:val="18"/>
+              </w:rPr>
+              <w:t>{</w:t>
+            </w:r>
+            <w:proofErr w:type="spellStart"/>
+            <w:proofErr w:type="gramEnd"/>
+            <w:r>
+              <w:rPr>
+                <w:rFonts w:ascii="Arial" w:hAnsi="Arial" w:cs="Arial"/>
+                <w:sz w:val="18"/>
+                <w:szCs w:val="18"/>
+              </w:rPr>
+              <w:t>bBranchOC</w:t>
+            </w:r>
+            <w:proofErr w:type="spellEnd"/>
+            <w:r>
+              <w:rPr>
+                <w:rFonts w:ascii="Arial" w:hAnsi="Arial" w:cs="Arial"/>
+                <w:sz w:val="18"/>
+                <w:szCs w:val="18"/>
+              </w:rPr>
+              <w:t>}</w:t>
             </w:r>
             <w:r>
               <w:rPr>
@@ -3404,7 +4654,25 @@
                 <w:sz w:val="18"/>
                 <w:szCs w:val="18"/>
               </w:rPr>
-              <w:t>{/bBranchOC}</w:t>
+              <w:t>{/</w:t>
+            </w:r>
+            <w:proofErr w:type="spellStart"/>
+            <w:r>
+              <w:rPr>
+                <w:rFonts w:ascii="Arial" w:hAnsi="Arial" w:cs="Arial"/>
+                <w:sz w:val="18"/>
+                <w:szCs w:val="18"/>
+              </w:rPr>
+              <w:t>bBranchOC</w:t>
+            </w:r>
+            <w:proofErr w:type="spellEnd"/>
+            <w:r>
+              <w:rPr>
+                <w:rFonts w:ascii="Arial" w:hAnsi="Arial" w:cs="Arial"/>
+                <w:sz w:val="18"/>
+                <w:szCs w:val="18"/>
+              </w:rPr>
+              <w:t>}</w:t>
             </w:r>
           </w:p>
           <w:p>
@@ -3422,7 +4690,43 @@
                 <w:sz w:val="18"/>
                 <w:szCs w:val="18"/>
               </w:rPr>
-              <w:t>{bAddressOC}{bCityOC}</w:t>
+              <w:t>{</w:t>
+            </w:r>
+            <w:proofErr w:type="spellStart"/>
+            <w:r>
+              <w:rPr>
+                <w:rFonts w:ascii="Arial" w:hAnsi="Arial" w:cs="Arial"/>
+                <w:sz w:val="18"/>
+                <w:szCs w:val="18"/>
+              </w:rPr>
+              <w:t>bAddressOC</w:t>
+            </w:r>
+            <w:proofErr w:type="spellEnd"/>
+            <w:r>
+              <w:rPr>
+                <w:rFonts w:ascii="Arial" w:hAnsi="Arial" w:cs="Arial"/>
+                <w:sz w:val="18"/>
+                <w:szCs w:val="18"/>
+              </w:rPr>
+              <w:t>}{</w:t>
+            </w:r>
+            <w:proofErr w:type="spellStart"/>
+            <w:r>
+              <w:rPr>
+                <w:rFonts w:ascii="Arial" w:hAnsi="Arial" w:cs="Arial"/>
+                <w:sz w:val="18"/>
+                <w:szCs w:val="18"/>
+              </w:rPr>
+              <w:t>bCityOC</w:t>
+            </w:r>
+            <w:proofErr w:type="spellEnd"/>
+            <w:r>
+              <w:rPr>
+                <w:rFonts w:ascii="Arial" w:hAnsi="Arial" w:cs="Arial"/>
+                <w:sz w:val="18"/>
+                <w:szCs w:val="18"/>
+              </w:rPr>
+              <w:t>}</w:t>
             </w:r>
           </w:p>
           <w:p>
@@ -3440,23 +4744,77 @@
                 <w:sz w:val="18"/>
                 <w:szCs w:val="18"/>
               </w:rPr>
-              <w:t>{#swiftNumberOC}</w:t>
-            </w:r>
-            <w:r>
-              <w:rPr>
-                <w:rFonts w:ascii="Arial" w:hAnsi="Arial" w:cs="Arial"/>
-                <w:sz w:val="18"/>
-                <w:szCs w:val="18"/>
-              </w:rPr>
-              <w:t>SWIFT – {swiftNumberOC}</w:t>
-            </w:r>
-            <w:r>
-              <w:rPr>
-                <w:rFonts w:ascii="Arial" w:hAnsi="Arial" w:cs="Arial"/>
-                <w:sz w:val="18"/>
-                <w:szCs w:val="18"/>
-              </w:rPr>
-              <w:t>{/swiftNumberOC}</w:t>
+              <w:t>{#</w:t>
+            </w:r>
+            <w:proofErr w:type="spellStart"/>
+            <w:r>
+              <w:rPr>
+                <w:rFonts w:ascii="Arial" w:hAnsi="Arial" w:cs="Arial"/>
+                <w:sz w:val="18"/>
+                <w:szCs w:val="18"/>
+              </w:rPr>
+              <w:t>swiftNumberOC</w:t>
+            </w:r>
+            <w:proofErr w:type="spellEnd"/>
+            <w:r>
+              <w:rPr>
+                <w:rFonts w:ascii="Arial" w:hAnsi="Arial" w:cs="Arial"/>
+                <w:sz w:val="18"/>
+                <w:szCs w:val="18"/>
+              </w:rPr>
+              <w:t>}</w:t>
+            </w:r>
+            <w:r>
+              <w:rPr>
+                <w:rFonts w:ascii="Arial" w:hAnsi="Arial" w:cs="Arial"/>
+                <w:sz w:val="18"/>
+                <w:szCs w:val="18"/>
+              </w:rPr>
+              <w:t>SWIFT – {</w:t>
+            </w:r>
+            <w:proofErr w:type="spellStart"/>
+            <w:r>
+              <w:rPr>
+                <w:rFonts w:ascii="Arial" w:hAnsi="Arial" w:cs="Arial"/>
+                <w:sz w:val="18"/>
+                <w:szCs w:val="18"/>
+              </w:rPr>
+              <w:t>swiftNumberOC</w:t>
+            </w:r>
+            <w:proofErr w:type="spellEnd"/>
+            <w:r>
+              <w:rPr>
+                <w:rFonts w:ascii="Arial" w:hAnsi="Arial" w:cs="Arial"/>
+                <w:sz w:val="18"/>
+                <w:szCs w:val="18"/>
+              </w:rPr>
+              <w:t>}</w:t>
+            </w:r>
+            <w:r>
+              <w:rPr>
+                <w:rFonts w:ascii="Arial" w:hAnsi="Arial" w:cs="Arial"/>
+                <w:sz w:val="18"/>
+                <w:szCs w:val="18"/>
+              </w:rPr>
+              <w:t>{/</w:t>
+            </w:r>
+            <w:proofErr w:type="spellStart"/>
+            <w:r>
+              <w:rPr>
+                <w:rFonts w:ascii="Arial" w:hAnsi="Arial" w:cs="Arial"/>
+                <w:sz w:val="18"/>
+                <w:szCs w:val="18"/>
+              </w:rPr>
+              <w:t>swiftNumberOC</w:t>
+            </w:r>
+            <w:proofErr w:type="spellEnd"/>
+            <w:r>
+              <w:rPr>
+                <w:rFonts w:ascii="Arial" w:hAnsi="Arial" w:cs="Arial"/>
+                <w:sz w:val="18"/>
+                <w:szCs w:val="18"/>
+              </w:rPr>
+              <w:t>}</w:t>
             </w:r>
           </w:p>
         </w:tc>
@@ -3512,8 +4870,19 @@
                 <w:szCs w:val="18"/>
                 <w:lang w:val="en-IN"/>
               </w:rPr>
-              <w:t>{shippingDetails</w:t>
-            </w:r>
+              <w:t>{</w:t>
+            </w:r>
+            <w:proofErr w:type="spellStart"/>
+            <w:r>
+              <w:rPr>
+                <w:rFonts w:ascii="Arial" w:hAnsi="Arial" w:cs="Arial"/>
+                <w:sz w:val="18"/>
+                <w:szCs w:val="18"/>
+                <w:lang w:val="en-IN"/>
+              </w:rPr>
+              <w:t>shippingDetails</w:t>
+            </w:r>
+            <w:proofErr w:type="spellEnd"/>
             <w:r>
               <w:rPr>
                 <w:rFonts w:ascii="Arial" w:hAnsi="Arial" w:cs="Arial"/>
@@ -3630,6 +4999,7 @@
               </w:rPr>
               <w:t>{</w:t>
             </w:r>
+            <w:proofErr w:type="spellStart"/>
             <w:r>
               <w:rPr>
                 <w:rFonts w:ascii="Arial" w:hAnsi="Arial" w:cs="Arial"/>
@@ -3637,7 +5007,17 @@
                 <w:szCs w:val="18"/>
                 <w:lang w:val="en-IN"/>
               </w:rPr>
-              <w:t>paymentTerms}</w:t>
+              <w:t>paymentTerms</w:t>
+            </w:r>
+            <w:proofErr w:type="spellEnd"/>
+            <w:r>
+              <w:rPr>
+                <w:rFonts w:ascii="Arial" w:hAnsi="Arial" w:cs="Arial"/>
+                <w:sz w:val="18"/>
+                <w:szCs w:val="18"/>
+                <w:lang w:val="en-IN"/>
+              </w:rPr>
+              <w:t>}</w:t>
             </w:r>
           </w:p>
         </w:tc>
@@ -3850,7 +5230,25 @@
                 <w:sz w:val="18"/>
                 <w:szCs w:val="18"/>
               </w:rPr>
-              <w:t xml:space="preserve"> {#invoiceInstructions}</w:t>
+              <w:t xml:space="preserve"> {#</w:t>
+            </w:r>
+            <w:proofErr w:type="spellStart"/>
+            <w:r>
+              <w:rPr>
+                <w:rFonts w:asciiTheme="minorHAnsi" w:hAnsiTheme="minorHAnsi" w:cstheme="minorHAnsi"/>
+                <w:sz w:val="18"/>
+                <w:szCs w:val="18"/>
+              </w:rPr>
+              <w:t>invoiceInstructions</w:t>
+            </w:r>
+            <w:proofErr w:type="spellEnd"/>
+            <w:r>
+              <w:rPr>
+                <w:rFonts w:asciiTheme="minorHAnsi" w:hAnsiTheme="minorHAnsi" w:cstheme="minorHAnsi"/>
+                <w:sz w:val="18"/>
+                <w:szCs w:val="18"/>
+              </w:rPr>
+              <w:t>}</w:t>
             </w:r>
           </w:p>
           <w:p>
@@ -3873,7 +5271,25 @@
                 <w:sz w:val="18"/>
                 <w:szCs w:val="18"/>
               </w:rPr>
-              <w:t>{.}{/invoiceInstructions}</w:t>
+              <w:t>{.}{/</w:t>
+            </w:r>
+            <w:proofErr w:type="spellStart"/>
+            <w:r>
+              <w:rPr>
+                <w:rFonts w:asciiTheme="minorHAnsi" w:hAnsiTheme="minorHAnsi" w:cstheme="minorHAnsi"/>
+                <w:sz w:val="18"/>
+                <w:szCs w:val="18"/>
+              </w:rPr>
+              <w:t>invoiceInstructions</w:t>
+            </w:r>
+            <w:proofErr w:type="spellEnd"/>
+            <w:r>
+              <w:rPr>
+                <w:rFonts w:asciiTheme="minorHAnsi" w:hAnsiTheme="minorHAnsi" w:cstheme="minorHAnsi"/>
+                <w:sz w:val="18"/>
+                <w:szCs w:val="18"/>
+              </w:rPr>
+              <w:t>}</w:t>
             </w:r>
           </w:p>
         </w:tc>
@@ -3905,7 +5321,7 @@
 </file>
 
 <file path=word/endnotes.xml><?xml version="1.0" encoding="utf-8"?>
-<w:endnotes xmlns:wpc="http://schemas.microsoft.com/office/word/2010/wordprocessingCanvas" xmlns:cx="http://schemas.microsoft.com/office/drawing/2014/chartex" xmlns:cx1="http://schemas.microsoft.com/office/drawing/2015/9/8/chartex" xmlns:cx2="http://schemas.microsoft.com/office/drawing/2015/10/21/chartex" xmlns:cx3="http://schemas.microsoft.com/office/drawing/2016/5/9/chartex" xmlns:cx4="http://schemas.microsoft.com/office/drawing/2016/5/10/chartex" xmlns:cx5="http://schemas.microsoft.com/office/drawing/2016/5/11/chartex" xmlns:cx6="http://schemas.microsoft.com/office/drawing/2016/5/12/chartex" xmlns:cx7="http://schemas.microsoft.com/office/drawing/2016/5/13/chartex" xmlns:cx8="http://schemas.microsoft.com/office/drawing/2016/5/14/chartex" xmlns:mc="http://schemas.openxmlformats.org/markup-compatibility/2006" xmlns:aink="http://schemas.microsoft.com/office/drawing/2016/ink" xmlns:am3d="http://schemas.microsoft.com/office/drawing/2017/model3d" xmlns:o="urn:schemas-microsoft-com:office:office" xmlns:oel="http://schemas.microsoft.com/office/2019/extlst" xmlns:r="http://schemas.openxmlformats.org/officeDocument/2006/relationships" xmlns:m="http://schemas.openxmlformats.org/officeDocument/2006/math" xmlns:v="urn:schemas-microsoft-com:vml" xmlns:wp14="http://schemas.microsoft.com/office/word/2010/wordprocessingDrawing" xmlns:wp="http://schemas.openxmlformats.org/drawingml/2006/wordprocessingDrawing" xmlns:w10="urn:schemas-microsoft-com:office:word" xmlns:w="http://schemas.openxmlformats.org/wordprocessingml/2006/main" xmlns:w14="http://schemas.microsoft.com/office/word/2010/wordml" xmlns:w15="http://schemas.microsoft.com/office/word/2012/wordml" xmlns:w16cex="http://schemas.microsoft.com/office/word/2018/wordml/cex" xmlns:w16cid="http://schemas.microsoft.com/office/word/2016/wordml/cid" xmlns:w16="http://schemas.microsoft.com/office/word/2018/wordml" xmlns:w16du="http://schemas.microsoft.com/office/word/2023/wordml/word16du" xmlns:w16sdtdh="http://schemas.microsoft.com/office/word/2020/wordml/sdtdatahash" xmlns:w16sdtfl="http://schemas.microsoft.com/office/word/2024/wordml/sdtformatlock" xmlns:w16se="http://schemas.microsoft.com/office/word/2015/wordml/symex" xmlns:wpg="http://schemas.microsoft.com/office/word/2010/wordprocessingGroup" xmlns:wpi="http://schemas.microsoft.com/office/word/2010/wordprocessingInk" xmlns:wne="http://schemas.microsoft.com/office/word/2006/wordml" xmlns:wps="http://schemas.microsoft.com/office/word/2010/wordprocessingShape" mc:Ignorable="w14 w15 w16se w16cid w16 w16cex w16sdtdh w16sdtfl w16du wp14">
+<w:endnotes xmlns:wpc="http://schemas.microsoft.com/office/word/2010/wordprocessingCanvas" xmlns:cx="http://schemas.microsoft.com/office/drawing/2014/chartex" xmlns:cx1="http://schemas.microsoft.com/office/drawing/2015/9/8/chartex" xmlns:cx2="http://schemas.microsoft.com/office/drawing/2015/10/21/chartex" xmlns:cx3="http://schemas.microsoft.com/office/drawing/2016/5/9/chartex" xmlns:cx4="http://schemas.microsoft.com/office/drawing/2016/5/10/chartex" xmlns:cx5="http://schemas.microsoft.com/office/drawing/2016/5/11/chartex" xmlns:cx6="http://schemas.microsoft.com/office/drawing/2016/5/12/chartex" xmlns:cx7="http://schemas.microsoft.com/office/drawing/2016/5/13/chartex" xmlns:cx8="http://schemas.microsoft.com/office/drawing/2016/5/14/chartex" xmlns:mc="http://schemas.openxmlformats.org/markup-compatibility/2006" xmlns:aink="http://schemas.microsoft.com/office/drawing/2016/ink" xmlns:am3d="http://schemas.microsoft.com/office/drawing/2017/model3d" xmlns:o="urn:schemas-microsoft-com:office:office" xmlns:r="http://schemas.openxmlformats.org/officeDocument/2006/relationships" xmlns:m="http://schemas.openxmlformats.org/officeDocument/2006/math" xmlns:v="urn:schemas-microsoft-com:vml" xmlns:wp14="http://schemas.microsoft.com/office/word/2010/wordprocessingDrawing" xmlns:wp="http://schemas.openxmlformats.org/drawingml/2006/wordprocessingDrawing" xmlns:w10="urn:schemas-microsoft-com:office:word" xmlns:w="http://schemas.openxmlformats.org/wordprocessingml/2006/main" xmlns:w14="http://schemas.microsoft.com/office/word/2010/wordml" xmlns:w15="http://schemas.microsoft.com/office/word/2012/wordml" xmlns:w16cid="http://schemas.microsoft.com/office/word/2016/wordml/cid" xmlns:w16se="http://schemas.microsoft.com/office/word/2015/wordml/symex" xmlns:wpg="http://schemas.microsoft.com/office/word/2010/wordprocessingGroup" xmlns:wpi="http://schemas.microsoft.com/office/word/2010/wordprocessingInk" xmlns:wne="http://schemas.microsoft.com/office/word/2006/wordml" xmlns:wps="http://schemas.microsoft.com/office/word/2010/wordprocessingShape" mc:Ignorable="w14 w15 w16se w16cid wp14">
   <w:endnote w:type="separator" w:id="-1">
     <w:p>
       <w:r>
@@ -3924,7 +5340,7 @@
 </file>
 
 <file path=word/footer1.xml><?xml version="1.0" encoding="utf-8"?>
-<w:ftr xmlns:wpc="http://schemas.microsoft.com/office/word/2010/wordprocessingCanvas" xmlns:cx="http://schemas.microsoft.com/office/drawing/2014/chartex" xmlns:cx1="http://schemas.microsoft.com/office/drawing/2015/9/8/chartex" xmlns:cx2="http://schemas.microsoft.com/office/drawing/2015/10/21/chartex" xmlns:cx3="http://schemas.microsoft.com/office/drawing/2016/5/9/chartex" xmlns:cx4="http://schemas.microsoft.com/office/drawing/2016/5/10/chartex" xmlns:cx5="http://schemas.microsoft.com/office/drawing/2016/5/11/chartex" xmlns:cx6="http://schemas.microsoft.com/office/drawing/2016/5/12/chartex" xmlns:cx7="http://schemas.microsoft.com/office/drawing/2016/5/13/chartex" xmlns:cx8="http://schemas.microsoft.com/office/drawing/2016/5/14/chartex" xmlns:mc="http://schemas.openxmlformats.org/markup-compatibility/2006" xmlns:aink="http://schemas.microsoft.com/office/drawing/2016/ink" xmlns:am3d="http://schemas.microsoft.com/office/drawing/2017/model3d" xmlns:o="urn:schemas-microsoft-com:office:office" xmlns:oel="http://schemas.microsoft.com/office/2019/extlst" xmlns:r="http://schemas.openxmlformats.org/officeDocument/2006/relationships" xmlns:m="http://schemas.openxmlformats.org/officeDocument/2006/math" xmlns:v="urn:schemas-microsoft-com:vml" xmlns:wp14="http://schemas.microsoft.com/office/word/2010/wordprocessingDrawing" xmlns:wp="http://schemas.openxmlformats.org/drawingml/2006/wordprocessingDrawing" xmlns:w10="urn:schemas-microsoft-com:office:word" xmlns:w="http://schemas.openxmlformats.org/wordprocessingml/2006/main" xmlns:w14="http://schemas.microsoft.com/office/word/2010/wordml" xmlns:w15="http://schemas.microsoft.com/office/word/2012/wordml" xmlns:w16cex="http://schemas.microsoft.com/office/word/2018/wordml/cex" xmlns:w16cid="http://schemas.microsoft.com/office/word/2016/wordml/cid" xmlns:w16="http://schemas.microsoft.com/office/word/2018/wordml" xmlns:w16du="http://schemas.microsoft.com/office/word/2023/wordml/word16du" xmlns:w16sdtdh="http://schemas.microsoft.com/office/word/2020/wordml/sdtdatahash" xmlns:w16sdtfl="http://schemas.microsoft.com/office/word/2024/wordml/sdtformatlock" xmlns:w16se="http://schemas.microsoft.com/office/word/2015/wordml/symex" xmlns:wpg="http://schemas.microsoft.com/office/word/2010/wordprocessingGroup" xmlns:wpi="http://schemas.microsoft.com/office/word/2010/wordprocessingInk" xmlns:wne="http://schemas.microsoft.com/office/word/2006/wordml" xmlns:wps="http://schemas.microsoft.com/office/word/2010/wordprocessingShape" mc:Ignorable="w14 w15 w16se w16cid w16 w16cex w16sdtdh w16sdtfl w16du wp14">
+<w:ftr xmlns:wpc="http://schemas.microsoft.com/office/word/2010/wordprocessingCanvas" xmlns:cx="http://schemas.microsoft.com/office/drawing/2014/chartex" xmlns:cx1="http://schemas.microsoft.com/office/drawing/2015/9/8/chartex" xmlns:cx2="http://schemas.microsoft.com/office/drawing/2015/10/21/chartex" xmlns:cx3="http://schemas.microsoft.com/office/drawing/2016/5/9/chartex" xmlns:cx4="http://schemas.microsoft.com/office/drawing/2016/5/10/chartex" xmlns:cx5="http://schemas.microsoft.com/office/drawing/2016/5/11/chartex" xmlns:cx6="http://schemas.microsoft.com/office/drawing/2016/5/12/chartex" xmlns:cx7="http://schemas.microsoft.com/office/drawing/2016/5/13/chartex" xmlns:cx8="http://schemas.microsoft.com/office/drawing/2016/5/14/chartex" xmlns:mc="http://schemas.openxmlformats.org/markup-compatibility/2006" xmlns:aink="http://schemas.microsoft.com/office/drawing/2016/ink" xmlns:am3d="http://schemas.microsoft.com/office/drawing/2017/model3d" xmlns:o="urn:schemas-microsoft-com:office:office" xmlns:r="http://schemas.openxmlformats.org/officeDocument/2006/relationships" xmlns:m="http://schemas.openxmlformats.org/officeDocument/2006/math" xmlns:v="urn:schemas-microsoft-com:vml" xmlns:wp14="http://schemas.microsoft.com/office/word/2010/wordprocessingDrawing" xmlns:wp="http://schemas.openxmlformats.org/drawingml/2006/wordprocessingDrawing" xmlns:w10="urn:schemas-microsoft-com:office:word" xmlns:w="http://schemas.openxmlformats.org/wordprocessingml/2006/main" xmlns:w14="http://schemas.microsoft.com/office/word/2010/wordml" xmlns:w15="http://schemas.microsoft.com/office/word/2012/wordml" xmlns:w16cid="http://schemas.microsoft.com/office/word/2016/wordml/cid" xmlns:w16se="http://schemas.microsoft.com/office/word/2015/wordml/symex" xmlns:wpg="http://schemas.microsoft.com/office/word/2010/wordprocessingGroup" xmlns:wpi="http://schemas.microsoft.com/office/word/2010/wordprocessingInk" xmlns:wne="http://schemas.microsoft.com/office/word/2006/wordml" xmlns:wps="http://schemas.microsoft.com/office/word/2010/wordprocessingShape" mc:Ignorable="w14 w15 w16se w16cid wp14">
   <w:p>
     <w:pPr>
       <w:pStyle w:val="Footer"/>
@@ -3948,12 +5364,15 @@
       </w:rPr>
       <w:t>{#</w:t>
     </w:r>
+    <w:proofErr w:type="spellStart"/>
+    <w:proofErr w:type="gramStart"/>
     <w:r>
       <w:rPr>
         <w:lang w:val="en-IN"/>
       </w:rPr>
       <w:t>companyData</w:t>
     </w:r>
+    <w:proofErr w:type="spellEnd"/>
     <w:r>
       <w:rPr>
         <w:lang w:val="en-IN"/>
@@ -3965,7 +5384,24 @@
         <w:spacing w:val="100"/>
         <w:lang w:val="en-IN"/>
       </w:rPr>
-      <w:t>{companyName}</w:t>
+      <w:t>{</w:t>
+    </w:r>
+    <w:proofErr w:type="spellStart"/>
+    <w:proofErr w:type="gramEnd"/>
+    <w:r>
+      <w:rPr>
+        <w:spacing w:val="100"/>
+        <w:lang w:val="en-IN"/>
+      </w:rPr>
+      <w:t>companyName</w:t>
+    </w:r>
+    <w:proofErr w:type="spellEnd"/>
+    <w:r>
+      <w:rPr>
+        <w:spacing w:val="100"/>
+        <w:lang w:val="en-IN"/>
+      </w:rPr>
+      <w:t>}</w:t>
     </w:r>
   </w:p>
   <w:p>
@@ -3986,8 +5422,13 @@
       <w:t xml:space="preserve">                                     </w:t>
     </w:r>
     <w:r>
-      <w:t>{signPerson</w:t>
+      <w:t>{</w:t>
     </w:r>
+    <w:proofErr w:type="spellStart"/>
+    <w:r>
+      <w:t>signPerson</w:t>
+    </w:r>
+    <w:proofErr w:type="spellEnd"/>
     <w:r>
       <w:t>}</w:t>
     </w:r>
@@ -4005,12 +5446,14 @@
       </w:rPr>
       <w:t>/</w:t>
     </w:r>
+    <w:proofErr w:type="spellStart"/>
     <w:r>
       <w:rPr>
         <w:lang w:val="en-IN"/>
       </w:rPr>
       <w:t>companyData</w:t>
     </w:r>
+    <w:proofErr w:type="spellEnd"/>
     <w:r>
       <w:rPr>
         <w:lang w:val="en-IN"/>
@@ -4027,7 +5470,7 @@
 </file>
 
 <file path=word/footnotes.xml><?xml version="1.0" encoding="utf-8"?>
-<w:footnotes xmlns:wpc="http://schemas.microsoft.com/office/word/2010/wordprocessingCanvas" xmlns:cx="http://schemas.microsoft.com/office/drawing/2014/chartex" xmlns:cx1="http://schemas.microsoft.com/office/drawing/2015/9/8/chartex" xmlns:cx2="http://schemas.microsoft.com/office/drawing/2015/10/21/chartex" xmlns:cx3="http://schemas.microsoft.com/office/drawing/2016/5/9/chartex" xmlns:cx4="http://schemas.microsoft.com/office/drawing/2016/5/10/chartex" xmlns:cx5="http://schemas.microsoft.com/office/drawing/2016/5/11/chartex" xmlns:cx6="http://schemas.microsoft.com/office/drawing/2016/5/12/chartex" xmlns:cx7="http://schemas.microsoft.com/office/drawing/2016/5/13/chartex" xmlns:cx8="http://schemas.microsoft.com/office/drawing/2016/5/14/chartex" xmlns:mc="http://schemas.openxmlformats.org/markup-compatibility/2006" xmlns:aink="http://schemas.microsoft.com/office/drawing/2016/ink" xmlns:am3d="http://schemas.microsoft.com/office/drawing/2017/model3d" xmlns:o="urn:schemas-microsoft-com:office:office" xmlns:oel="http://schemas.microsoft.com/office/2019/extlst" xmlns:r="http://schemas.openxmlformats.org/officeDocument/2006/relationships" xmlns:m="http://schemas.openxmlformats.org/officeDocument/2006/math" xmlns:v="urn:schemas-microsoft-com:vml" xmlns:wp14="http://schemas.microsoft.com/office/word/2010/wordprocessingDrawing" xmlns:wp="http://schemas.openxmlformats.org/drawingml/2006/wordprocessingDrawing" xmlns:w10="urn:schemas-microsoft-com:office:word" xmlns:w="http://schemas.openxmlformats.org/wordprocessingml/2006/main" xmlns:w14="http://schemas.microsoft.com/office/word/2010/wordml" xmlns:w15="http://schemas.microsoft.com/office/word/2012/wordml" xmlns:w16cex="http://schemas.microsoft.com/office/word/2018/wordml/cex" xmlns:w16cid="http://schemas.microsoft.com/office/word/2016/wordml/cid" xmlns:w16="http://schemas.microsoft.com/office/word/2018/wordml" xmlns:w16du="http://schemas.microsoft.com/office/word/2023/wordml/word16du" xmlns:w16sdtdh="http://schemas.microsoft.com/office/word/2020/wordml/sdtdatahash" xmlns:w16sdtfl="http://schemas.microsoft.com/office/word/2024/wordml/sdtformatlock" xmlns:w16se="http://schemas.microsoft.com/office/word/2015/wordml/symex" xmlns:wpg="http://schemas.microsoft.com/office/word/2010/wordprocessingGroup" xmlns:wpi="http://schemas.microsoft.com/office/word/2010/wordprocessingInk" xmlns:wne="http://schemas.microsoft.com/office/word/2006/wordml" xmlns:wps="http://schemas.microsoft.com/office/word/2010/wordprocessingShape" mc:Ignorable="w14 w15 w16se w16cid w16 w16cex w16sdtdh w16sdtfl w16du wp14">
+<w:footnotes xmlns:wpc="http://schemas.microsoft.com/office/word/2010/wordprocessingCanvas" xmlns:cx="http://schemas.microsoft.com/office/drawing/2014/chartex" xmlns:cx1="http://schemas.microsoft.com/office/drawing/2015/9/8/chartex" xmlns:cx2="http://schemas.microsoft.com/office/drawing/2015/10/21/chartex" xmlns:cx3="http://schemas.microsoft.com/office/drawing/2016/5/9/chartex" xmlns:cx4="http://schemas.microsoft.com/office/drawing/2016/5/10/chartex" xmlns:cx5="http://schemas.microsoft.com/office/drawing/2016/5/11/chartex" xmlns:cx6="http://schemas.microsoft.com/office/drawing/2016/5/12/chartex" xmlns:cx7="http://schemas.microsoft.com/office/drawing/2016/5/13/chartex" xmlns:cx8="http://schemas.microsoft.com/office/drawing/2016/5/14/chartex" xmlns:mc="http://schemas.openxmlformats.org/markup-compatibility/2006" xmlns:aink="http://schemas.microsoft.com/office/drawing/2016/ink" xmlns:am3d="http://schemas.microsoft.com/office/drawing/2017/model3d" xmlns:o="urn:schemas-microsoft-com:office:office" xmlns:r="http://schemas.openxmlformats.org/officeDocument/2006/relationships" xmlns:m="http://schemas.openxmlformats.org/officeDocument/2006/math" xmlns:v="urn:schemas-microsoft-com:vml" xmlns:wp14="http://schemas.microsoft.com/office/word/2010/wordprocessingDrawing" xmlns:wp="http://schemas.openxmlformats.org/drawingml/2006/wordprocessingDrawing" xmlns:w10="urn:schemas-microsoft-com:office:word" xmlns:w="http://schemas.openxmlformats.org/wordprocessingml/2006/main" xmlns:w14="http://schemas.microsoft.com/office/word/2010/wordml" xmlns:w15="http://schemas.microsoft.com/office/word/2012/wordml" xmlns:w16cid="http://schemas.microsoft.com/office/word/2016/wordml/cid" xmlns:w16se="http://schemas.microsoft.com/office/word/2015/wordml/symex" xmlns:wpg="http://schemas.microsoft.com/office/word/2010/wordprocessingGroup" xmlns:wpi="http://schemas.microsoft.com/office/word/2010/wordprocessingInk" xmlns:wne="http://schemas.microsoft.com/office/word/2006/wordml" xmlns:wps="http://schemas.microsoft.com/office/word/2010/wordprocessingShape" mc:Ignorable="w14 w15 w16se w16cid wp14">
   <w:footnote w:type="separator" w:id="-1">
     <w:p>
       <w:r>
@@ -4046,7 +5489,7 @@
 </file>
 
 <file path=word/header1.xml><?xml version="1.0" encoding="utf-8"?>
-<w:hdr xmlns:wpc="http://schemas.microsoft.com/office/word/2010/wordprocessingCanvas" xmlns:cx="http://schemas.microsoft.com/office/drawing/2014/chartex" xmlns:cx1="http://schemas.microsoft.com/office/drawing/2015/9/8/chartex" xmlns:cx2="http://schemas.microsoft.com/office/drawing/2015/10/21/chartex" xmlns:cx3="http://schemas.microsoft.com/office/drawing/2016/5/9/chartex" xmlns:cx4="http://schemas.microsoft.com/office/drawing/2016/5/10/chartex" xmlns:cx5="http://schemas.microsoft.com/office/drawing/2016/5/11/chartex" xmlns:cx6="http://schemas.microsoft.com/office/drawing/2016/5/12/chartex" xmlns:cx7="http://schemas.microsoft.com/office/drawing/2016/5/13/chartex" xmlns:cx8="http://schemas.microsoft.com/office/drawing/2016/5/14/chartex" xmlns:mc="http://schemas.openxmlformats.org/markup-compatibility/2006" xmlns:aink="http://schemas.microsoft.com/office/drawing/2016/ink" xmlns:am3d="http://schemas.microsoft.com/office/drawing/2017/model3d" xmlns:o="urn:schemas-microsoft-com:office:office" xmlns:oel="http://schemas.microsoft.com/office/2019/extlst" xmlns:r="http://schemas.openxmlformats.org/officeDocument/2006/relationships" xmlns:m="http://schemas.openxmlformats.org/officeDocument/2006/math" xmlns:v="urn:schemas-microsoft-com:vml" xmlns:wp14="http://schemas.microsoft.com/office/word/2010/wordprocessingDrawing" xmlns:wp="http://schemas.openxmlformats.org/drawingml/2006/wordprocessingDrawing" xmlns:w10="urn:schemas-microsoft-com:office:word" xmlns:w="http://schemas.openxmlformats.org/wordprocessingml/2006/main" xmlns:w14="http://schemas.microsoft.com/office/word/2010/wordml" xmlns:w15="http://schemas.microsoft.com/office/word/2012/wordml" xmlns:w16cex="http://schemas.microsoft.com/office/word/2018/wordml/cex" xmlns:w16cid="http://schemas.microsoft.com/office/word/2016/wordml/cid" xmlns:w16="http://schemas.microsoft.com/office/word/2018/wordml" xmlns:w16du="http://schemas.microsoft.com/office/word/2023/wordml/word16du" xmlns:w16sdtdh="http://schemas.microsoft.com/office/word/2020/wordml/sdtdatahash" xmlns:w16sdtfl="http://schemas.microsoft.com/office/word/2024/wordml/sdtformatlock" xmlns:w16se="http://schemas.microsoft.com/office/word/2015/wordml/symex" xmlns:wpg="http://schemas.microsoft.com/office/word/2010/wordprocessingGroup" xmlns:wpi="http://schemas.microsoft.com/office/word/2010/wordprocessingInk" xmlns:wne="http://schemas.microsoft.com/office/word/2006/wordml" xmlns:wps="http://schemas.microsoft.com/office/word/2010/wordprocessingShape" mc:Ignorable="w14 w15 w16se w16cid w16 w16cex w16sdtdh w16sdtfl w16du wp14">
+<w:hdr xmlns:wpc="http://schemas.microsoft.com/office/word/2010/wordprocessingCanvas" xmlns:cx="http://schemas.microsoft.com/office/drawing/2014/chartex" xmlns:cx1="http://schemas.microsoft.com/office/drawing/2015/9/8/chartex" xmlns:cx2="http://schemas.microsoft.com/office/drawing/2015/10/21/chartex" xmlns:cx3="http://schemas.microsoft.com/office/drawing/2016/5/9/chartex" xmlns:cx4="http://schemas.microsoft.com/office/drawing/2016/5/10/chartex" xmlns:cx5="http://schemas.microsoft.com/office/drawing/2016/5/11/chartex" xmlns:cx6="http://schemas.microsoft.com/office/drawing/2016/5/12/chartex" xmlns:cx7="http://schemas.microsoft.com/office/drawing/2016/5/13/chartex" xmlns:cx8="http://schemas.microsoft.com/office/drawing/2016/5/14/chartex" xmlns:mc="http://schemas.openxmlformats.org/markup-compatibility/2006" xmlns:aink="http://schemas.microsoft.com/office/drawing/2016/ink" xmlns:am3d="http://schemas.microsoft.com/office/drawing/2017/model3d" xmlns:o="urn:schemas-microsoft-com:office:office" xmlns:r="http://schemas.openxmlformats.org/officeDocument/2006/relationships" xmlns:m="http://schemas.openxmlformats.org/officeDocument/2006/math" xmlns:v="urn:schemas-microsoft-com:vml" xmlns:wp14="http://schemas.microsoft.com/office/word/2010/wordprocessingDrawing" xmlns:wp="http://schemas.openxmlformats.org/drawingml/2006/wordprocessingDrawing" xmlns:w10="urn:schemas-microsoft-com:office:word" xmlns:w="http://schemas.openxmlformats.org/wordprocessingml/2006/main" xmlns:w14="http://schemas.microsoft.com/office/word/2010/wordml" xmlns:w15="http://schemas.microsoft.com/office/word/2012/wordml" xmlns:w16cid="http://schemas.microsoft.com/office/word/2016/wordml/cid" xmlns:w16se="http://schemas.microsoft.com/office/word/2015/wordml/symex" xmlns:wpg="http://schemas.microsoft.com/office/word/2010/wordprocessingGroup" xmlns:wpi="http://schemas.microsoft.com/office/word/2010/wordprocessingInk" xmlns:wne="http://schemas.microsoft.com/office/word/2006/wordml" xmlns:wps="http://schemas.microsoft.com/office/word/2010/wordprocessingShape" mc:Ignorable="w14 w15 w16se w16cid wp14">
   <w:p>
     <w:pPr>
       <w:spacing w:line="276" w:lineRule="auto"/>
@@ -4067,12 +5510,15 @@
       </w:rPr>
       <w:t>{#</w:t>
     </w:r>
+    <w:proofErr w:type="spellStart"/>
+    <w:proofErr w:type="gramStart"/>
     <w:r>
       <w:rPr>
         <w:lang w:val="en-IN"/>
       </w:rPr>
       <w:t>companyData</w:t>
     </w:r>
+    <w:proofErr w:type="spellEnd"/>
     <w:r>
       <w:rPr>
         <w:lang w:val="en-IN"/>
@@ -4091,6 +5537,8 @@
       </w:rPr>
       <w:t>{</w:t>
     </w:r>
+    <w:proofErr w:type="spellStart"/>
+    <w:proofErr w:type="gramEnd"/>
     <w:r>
       <w:rPr>
         <w:rFonts w:ascii="Arial" w:hAnsi="Arial" w:cs="Arial"/>
@@ -4102,6 +5550,7 @@
       </w:rPr>
       <w:t>companyName</w:t>
     </w:r>
+    <w:proofErr w:type="spellEnd"/>
     <w:r>
       <w:rPr>
         <w:rFonts w:ascii="Arial" w:hAnsi="Arial" w:cs="Arial"/>
@@ -4145,6 +5594,7 @@
       </w:rPr>
       <w:t>companyAddressLine1</w:t>
     </w:r>
+    <w:proofErr w:type="gramStart"/>
     <w:r>
       <w:rPr>
         <w:rFonts w:ascii="Arial" w:hAnsi="Arial" w:cs="Arial"/>
@@ -4153,6 +5603,7 @@
       </w:rPr>
       <w:t>},  {</w:t>
     </w:r>
+    <w:proofErr w:type="gramEnd"/>
     <w:r>
       <w:rPr>
         <w:rFonts w:ascii="Arial" w:hAnsi="Arial" w:cs="Arial"/>
@@ -4185,6 +5636,7 @@
       </w:rPr>
       <w:t>{</w:t>
     </w:r>
+    <w:proofErr w:type="spellStart"/>
     <w:r>
       <w:rPr>
         <w:rFonts w:ascii="Arial" w:hAnsi="Arial" w:cs="Arial"/>
@@ -4193,6 +5645,7 @@
       </w:rPr>
       <w:t>companyCity</w:t>
     </w:r>
+    <w:proofErr w:type="spellEnd"/>
     <w:r>
       <w:rPr>
         <w:rFonts w:ascii="Arial" w:hAnsi="Arial" w:cs="Arial"/>
@@ -4201,6 +5654,7 @@
       </w:rPr>
       <w:t>}-{</w:t>
     </w:r>
+    <w:proofErr w:type="spellStart"/>
     <w:r>
       <w:rPr>
         <w:rFonts w:ascii="Arial" w:hAnsi="Arial" w:cs="Arial"/>
@@ -4209,6 +5663,7 @@
       </w:rPr>
       <w:t>companyPostalCode</w:t>
     </w:r>
+    <w:proofErr w:type="spellEnd"/>
     <w:r>
       <w:rPr>
         <w:rFonts w:ascii="Arial" w:hAnsi="Arial" w:cs="Arial"/>
@@ -4243,6 +5698,7 @@
       </w:rPr>
       <w:t>{#</w:t>
     </w:r>
+    <w:proofErr w:type="gramStart"/>
     <w:r>
       <w:rPr>
         <w:rFonts w:ascii="Arial" w:hAnsi="Arial" w:cs="Arial"/>
@@ -4269,7 +5725,17 @@
         <w:sz w:val="20"/>
         <w:szCs w:val="20"/>
       </w:rPr>
-      <w:t xml:space="preserve">TELEPHONE NO: </w:t>
+      <w:t>TELEPHONE</w:t>
+    </w:r>
+    <w:proofErr w:type="gramEnd"/>
+    <w:r>
+      <w:rPr>
+        <w:rFonts w:ascii="Arial" w:hAnsi="Arial" w:cs="Arial"/>
+        <w:b/>
+        <w:sz w:val="20"/>
+        <w:szCs w:val="20"/>
+      </w:rPr>
+      <w:t xml:space="preserve"> NO: </w:t>
     </w:r>
     <w:r>
       <w:rPr>
@@ -4486,7 +5952,23 @@
         <w:rFonts w:ascii="Arial" w:hAnsi="Arial" w:cs="Arial"/>
         <w:sz w:val="20"/>
       </w:rPr>
-      <w:t>{#remarks}{remarks}{/}</w:t>
+      <w:t>{#</w:t>
+    </w:r>
+    <w:proofErr w:type="gramStart"/>
+    <w:r>
+      <w:rPr>
+        <w:rFonts w:ascii="Arial" w:hAnsi="Arial" w:cs="Arial"/>
+        <w:sz w:val="20"/>
+      </w:rPr>
+      <w:t>remarks}{</w:t>
+    </w:r>
+    <w:proofErr w:type="gramEnd"/>
+    <w:r>
+      <w:rPr>
+        <w:rFonts w:ascii="Arial" w:hAnsi="Arial" w:cs="Arial"/>
+        <w:sz w:val="20"/>
+      </w:rPr>
+      <w:t>remarks}{/}</w:t>
     </w:r>
     <w:r>
       <w:rPr>
@@ -4520,7 +6002,16 @@
         <w:spacing w:val="-4"/>
         <w:sz w:val="20"/>
       </w:rPr>
-      <w:t>remark2</w:t>
+      <w:t>remark</w:t>
+    </w:r>
+    <w:proofErr w:type="gramStart"/>
+    <w:r>
+      <w:rPr>
+        <w:rFonts w:ascii="Arial" w:hAnsi="Arial" w:cs="Arial"/>
+        <w:spacing w:val="-4"/>
+        <w:sz w:val="20"/>
+      </w:rPr>
+      <w:t>2</w:t>
     </w:r>
     <w:r>
       <w:rPr>
@@ -4529,6 +6020,7 @@
       </w:rPr>
       <w:t>}{</w:t>
     </w:r>
+    <w:proofErr w:type="gramEnd"/>
     <w:r>
       <w:rPr>
         <w:rFonts w:ascii="Arial" w:hAnsi="Arial" w:cs="Arial"/>
@@ -4628,7 +6120,7 @@
             </wp:anchor>
           </w:drawing>
         </mc:Choice>
-        <mc:Fallback>
+        <mc:Fallback xmlns:w16sdtfl="http://schemas.microsoft.com/office/word/2024/wordml/sdtformatlock" xmlns:w16sdtdh="http://schemas.microsoft.com/office/word/2020/wordml/sdtdatahash" xmlns:w16du="http://schemas.microsoft.com/office/word/2023/wordml/word16du" xmlns:w16="http://schemas.microsoft.com/office/word/2018/wordml" xmlns:w16cex="http://schemas.microsoft.com/office/word/2018/wordml/cex" xmlns:oel="http://schemas.microsoft.com/office/2019/extlst">
           <w:pict>
             <v:shape w14:anchorId="493D8125" id="Freeform: Shape 1" o:spid="_x0000_s1026" style="position:absolute;margin-left:11.05pt;margin-top:14.6pt;width:575pt;height:.1pt;z-index:251658240;visibility:visible;mso-wrap-style:square;mso-width-percent:0;mso-height-percent:0;mso-wrap-distance-left:0;mso-wrap-distance-top:0;mso-wrap-distance-right:0;mso-wrap-distance-bottom:0;mso-position-horizontal:absolute;mso-position-horizontal-relative:page;mso-position-vertical:absolute;mso-position-vertical-relative:text;mso-width-percent:0;mso-height-percent:0;mso-width-relative:page;mso-height-relative:page;v-text-anchor:top" coordsize="7302500,1270" o:gfxdata="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" path="m,l7302500,e" filled="f" strokeweight=".72pt">
               <v:path arrowok="t"/>
@@ -4644,12 +6136,14 @@
       </w:rPr>
       <w:t>{/</w:t>
     </w:r>
+    <w:proofErr w:type="spellStart"/>
     <w:r>
       <w:rPr>
         <w:lang w:val="en-IN"/>
       </w:rPr>
       <w:t>companyData</w:t>
     </w:r>
+    <w:proofErr w:type="spellEnd"/>
     <w:r>
       <w:rPr>
         <w:lang w:val="en-IN"/>
@@ -4669,7 +6163,7 @@
 </file>
 
 <file path=word/numbering.xml><?xml version="1.0" encoding="utf-8"?>
-<w:numbering xmlns:wpc="http://schemas.microsoft.com/office/word/2010/wordprocessingCanvas" xmlns:cx="http://schemas.microsoft.com/office/drawing/2014/chartex" xmlns:cx1="http://schemas.microsoft.com/office/drawing/2015/9/8/chartex" xmlns:cx2="http://schemas.microsoft.com/office/drawing/2015/10/21/chartex" xmlns:cx3="http://schemas.microsoft.com/office/drawing/2016/5/9/chartex" xmlns:cx4="http://schemas.microsoft.com/office/drawing/2016/5/10/chartex" xmlns:cx5="http://schemas.microsoft.com/office/drawing/2016/5/11/chartex" xmlns:cx6="http://schemas.microsoft.com/office/drawing/2016/5/12/chartex" xmlns:cx7="http://schemas.microsoft.com/office/drawing/2016/5/13/chartex" xmlns:cx8="http://schemas.microsoft.com/office/drawing/2016/5/14/chartex" xmlns:mc="http://schemas.openxmlformats.org/markup-compatibility/2006" xmlns:aink="http://schemas.microsoft.com/office/drawing/2016/ink" xmlns:am3d="http://schemas.microsoft.com/office/drawing/2017/model3d" xmlns:o="urn:schemas-microsoft-com:office:office" xmlns:oel="http://schemas.microsoft.com/office/2019/extlst" xmlns:r="http://schemas.openxmlformats.org/officeDocument/2006/relationships" xmlns:m="http://schemas.openxmlformats.org/officeDocument/2006/math" xmlns:v="urn:schemas-microsoft-com:vml" xmlns:wp14="http://schemas.microsoft.com/office/word/2010/wordprocessingDrawing" xmlns:wp="http://schemas.openxmlformats.org/drawingml/2006/wordprocessingDrawing" xmlns:w10="urn:schemas-microsoft-com:office:word" xmlns:w="http://schemas.openxmlformats.org/wordprocessingml/2006/main" xmlns:w14="http://schemas.microsoft.com/office/word/2010/wordml" xmlns:w15="http://schemas.microsoft.com/office/word/2012/wordml" xmlns:w16cex="http://schemas.microsoft.com/office/word/2018/wordml/cex" xmlns:w16cid="http://schemas.microsoft.com/office/word/2016/wordml/cid" xmlns:w16="http://schemas.microsoft.com/office/word/2018/wordml" xmlns:w16du="http://schemas.microsoft.com/office/word/2023/wordml/word16du" xmlns:w16sdtdh="http://schemas.microsoft.com/office/word/2020/wordml/sdtdatahash" xmlns:w16sdtfl="http://schemas.microsoft.com/office/word/2024/wordml/sdtformatlock" xmlns:w16se="http://schemas.microsoft.com/office/word/2015/wordml/symex" xmlns:wpg="http://schemas.microsoft.com/office/word/2010/wordprocessingGroup" xmlns:wpi="http://schemas.microsoft.com/office/word/2010/wordprocessingInk" xmlns:wne="http://schemas.microsoft.com/office/word/2006/wordml" xmlns:wps="http://schemas.microsoft.com/office/word/2010/wordprocessingShape" mc:Ignorable="w14 w15 w16se w16cid w16 w16cex w16sdtdh w16sdtfl w16du wp14">
+<w:numbering xmlns:wpc="http://schemas.microsoft.com/office/word/2010/wordprocessingCanvas" xmlns:cx="http://schemas.microsoft.com/office/drawing/2014/chartex" xmlns:cx1="http://schemas.microsoft.com/office/drawing/2015/9/8/chartex" xmlns:cx2="http://schemas.microsoft.com/office/drawing/2015/10/21/chartex" xmlns:cx3="http://schemas.microsoft.com/office/drawing/2016/5/9/chartex" xmlns:cx4="http://schemas.microsoft.com/office/drawing/2016/5/10/chartex" xmlns:cx5="http://schemas.microsoft.com/office/drawing/2016/5/11/chartex" xmlns:cx6="http://schemas.microsoft.com/office/drawing/2016/5/12/chartex" xmlns:cx7="http://schemas.microsoft.com/office/drawing/2016/5/13/chartex" xmlns:cx8="http://schemas.microsoft.com/office/drawing/2016/5/14/chartex" xmlns:mc="http://schemas.openxmlformats.org/markup-compatibility/2006" xmlns:aink="http://schemas.microsoft.com/office/drawing/2016/ink" xmlns:am3d="http://schemas.microsoft.com/office/drawing/2017/model3d" xmlns:o="urn:schemas-microsoft-com:office:office" xmlns:r="http://schemas.openxmlformats.org/officeDocument/2006/relationships" xmlns:m="http://schemas.openxmlformats.org/officeDocument/2006/math" xmlns:v="urn:schemas-microsoft-com:vml" xmlns:wp14="http://schemas.microsoft.com/office/word/2010/wordprocessingDrawing" xmlns:wp="http://schemas.openxmlformats.org/drawingml/2006/wordprocessingDrawing" xmlns:w10="urn:schemas-microsoft-com:office:word" xmlns:w="http://schemas.openxmlformats.org/wordprocessingml/2006/main" xmlns:w14="http://schemas.microsoft.com/office/word/2010/wordml" xmlns:w15="http://schemas.microsoft.com/office/word/2012/wordml" xmlns:w16cid="http://schemas.microsoft.com/office/word/2016/wordml/cid" xmlns:w16se="http://schemas.microsoft.com/office/word/2015/wordml/symex" xmlns:wpg="http://schemas.microsoft.com/office/word/2010/wordprocessingGroup" xmlns:wpi="http://schemas.microsoft.com/office/word/2010/wordprocessingInk" xmlns:wne="http://schemas.microsoft.com/office/word/2006/wordml" xmlns:wps="http://schemas.microsoft.com/office/word/2010/wordprocessingShape" mc:Ignorable="w14 w15 w16se w16cid wp14">
   <w:abstractNum w:abstractNumId="0" w15:restartNumberingAfterBreak="0">
     <w:nsid w:val="05234CEF"/>
     <w:multiLevelType w:val="hybridMultilevel"/>
@@ -5275,32 +6769,32 @@
       </w:pPr>
     </w:lvl>
   </w:abstractNum>
-  <w:num w:numId="1" w16cid:durableId="1330792145">
+  <w:num w:numId="1">
     <w:abstractNumId w:val="1"/>
   </w:num>
-  <w:num w:numId="2" w16cid:durableId="1384407807">
+  <w:num w:numId="2">
     <w:abstractNumId w:val="3"/>
   </w:num>
-  <w:num w:numId="3" w16cid:durableId="120416800">
+  <w:num w:numId="3">
     <w:abstractNumId w:val="4"/>
   </w:num>
-  <w:num w:numId="4" w16cid:durableId="107048937">
+  <w:num w:numId="4">
     <w:abstractNumId w:val="0"/>
   </w:num>
-  <w:num w:numId="5" w16cid:durableId="814877748">
+  <w:num w:numId="5">
     <w:abstractNumId w:val="6"/>
   </w:num>
-  <w:num w:numId="6" w16cid:durableId="354887863">
+  <w:num w:numId="6">
     <w:abstractNumId w:val="5"/>
   </w:num>
-  <w:num w:numId="7" w16cid:durableId="1397438784">
+  <w:num w:numId="7">
     <w:abstractNumId w:val="2"/>
   </w:num>
 </w:numbering>
 </file>
 
 <file path=word/styles.xml><?xml version="1.0" encoding="utf-8"?>
-<w:styles xmlns:mc="http://schemas.openxmlformats.org/markup-compatibility/2006" xmlns:r="http://schemas.openxmlformats.org/officeDocument/2006/relationships" xmlns:w="http://schemas.openxmlformats.org/wordprocessingml/2006/main" xmlns:w14="http://schemas.microsoft.com/office/word/2010/wordml" xmlns:w15="http://schemas.microsoft.com/office/word/2012/wordml" xmlns:w16cex="http://schemas.microsoft.com/office/word/2018/wordml/cex" xmlns:w16cid="http://schemas.microsoft.com/office/word/2016/wordml/cid" xmlns:w16="http://schemas.microsoft.com/office/word/2018/wordml" xmlns:w16du="http://schemas.microsoft.com/office/word/2023/wordml/word16du" xmlns:w16sdtdh="http://schemas.microsoft.com/office/word/2020/wordml/sdtdatahash" xmlns:w16sdtfl="http://schemas.microsoft.com/office/word/2024/wordml/sdtformatlock" xmlns:w16se="http://schemas.microsoft.com/office/word/2015/wordml/symex" mc:Ignorable="w14 w15 w16se w16cid w16 w16cex w16sdtdh w16sdtfl w16du">
+<w:styles xmlns:mc="http://schemas.openxmlformats.org/markup-compatibility/2006" xmlns:r="http://schemas.openxmlformats.org/officeDocument/2006/relationships" xmlns:w="http://schemas.openxmlformats.org/wordprocessingml/2006/main" xmlns:w14="http://schemas.microsoft.com/office/word/2010/wordml" xmlns:w15="http://schemas.microsoft.com/office/word/2012/wordml" xmlns:w16cid="http://schemas.microsoft.com/office/word/2016/wordml/cid" xmlns:w16se="http://schemas.microsoft.com/office/word/2015/wordml/symex" mc:Ignorable="w14 w15 w16se w16cid">
   <w:docDefaults>
     <w:rPrDefault>
       <w:rPr>
@@ -5318,7 +6812,7 @@
       </w:pPr>
     </w:pPrDefault>
   </w:docDefaults>
-  <w:latentStyles w:defLockedState="0" w:defUIPriority="99" w:defSemiHidden="0" w:defUnhideWhenUsed="0" w:defQFormat="0" w:count="376">
+  <w:latentStyles w:defLockedState="0" w:defUIPriority="99" w:defSemiHidden="0" w:defUnhideWhenUsed="0" w:defQFormat="0" w:count="375">
     <w:lsdException w:name="Normal" w:uiPriority="0" w:qFormat="1"/>
     <w:lsdException w:name="heading 1" w:uiPriority="9" w:qFormat="1"/>
     <w:lsdException w:name="heading 2" w:semiHidden="1" w:uiPriority="9" w:unhideWhenUsed="1" w:qFormat="1"/>
@@ -5694,7 +7188,6 @@
     <w:lsdException w:name="Smart Hyperlink" w:semiHidden="1" w:unhideWhenUsed="1"/>
     <w:lsdException w:name="Hashtag" w:semiHidden="1" w:unhideWhenUsed="1"/>
     <w:lsdException w:name="Unresolved Mention" w:semiHidden="1" w:unhideWhenUsed="1"/>
-    <w:lsdException w:name="Smart Link" w:semiHidden="1" w:unhideWhenUsed="1"/>
   </w:latentStyles>
   <w:style w:type="paragraph" w:default="1" w:styleId="Normal">
     <w:name w:val="Normal"/>
